--- a/assets/data/Mindset-Level-3- Custom.docx
+++ b/assets/data/Mindset-Level-3- Custom.docx
@@ -1,6 +1,6 @@
 
 <file path=word/document.xml><?xml version="1.0" encoding="utf-8"?>
-<w:document xmlns:wpc="http://schemas.microsoft.com/office/word/2010/wordprocessingCanvas" xmlns:cx="http://schemas.microsoft.com/office/drawing/2014/chartex" xmlns:cx1="http://schemas.microsoft.com/office/drawing/2015/9/8/chartex" xmlns:cx2="http://schemas.microsoft.com/office/drawing/2015/10/21/chartex" xmlns:cx3="http://schemas.microsoft.com/office/drawing/2016/5/9/chartex" xmlns:cx4="http://schemas.microsoft.com/office/drawing/2016/5/10/chartex" xmlns:cx5="http://schemas.microsoft.com/office/drawing/2016/5/11/chartex" xmlns:cx6="http://schemas.microsoft.com/office/drawing/2016/5/12/chartex" xmlns:cx7="http://schemas.microsoft.com/office/drawing/2016/5/13/chartex" xmlns:cx8="http://schemas.microsoft.com/office/drawing/2016/5/14/chartex" xmlns:mc="http://schemas.openxmlformats.org/markup-compatibility/2006" xmlns:aink="http://schemas.microsoft.com/office/drawing/2016/ink" xmlns:am3d="http://schemas.microsoft.com/office/drawing/2017/model3d" xmlns:o="urn:schemas-microsoft-com:office:office" xmlns:oel="http://schemas.microsoft.com/office/2019/extlst" xmlns:r="http://schemas.openxmlformats.org/officeDocument/2006/relationships" xmlns:m="http://schemas.openxmlformats.org/officeDocument/2006/math" xmlns:v="urn:schemas-microsoft-com:vml" xmlns:wp14="http://schemas.microsoft.com/office/word/2010/wordprocessingDrawing" xmlns:wp="http://schemas.openxmlformats.org/drawingml/2006/wordprocessingDrawing" xmlns:w10="urn:schemas-microsoft-com:office:word" xmlns:w="http://schemas.openxmlformats.org/wordprocessingml/2006/main" xmlns:w14="http://schemas.microsoft.com/office/word/2010/wordml" xmlns:w15="http://schemas.microsoft.com/office/word/2012/wordml" xmlns:w16cex="http://schemas.microsoft.com/office/word/2018/wordml/cex" xmlns:w16cid="http://schemas.microsoft.com/office/word/2016/wordml/cid" xmlns:w16="http://schemas.microsoft.com/office/word/2018/wordml" xmlns:w16du="http://schemas.microsoft.com/office/word/2023/wordml/word16du" xmlns:w16sdtdh="http://schemas.microsoft.com/office/word/2020/wordml/sdtdatahash" xmlns:w16sdtfl="http://schemas.microsoft.com/office/word/2024/wordml/sdtformatlock" xmlns:w16se="http://schemas.microsoft.com/office/word/2015/wordml/symex" xmlns:wpg="http://schemas.microsoft.com/office/word/2010/wordprocessingGroup" xmlns:wpi="http://schemas.microsoft.com/office/word/2010/wordprocessingInk" xmlns:wne="http://schemas.microsoft.com/office/word/2006/wordml" xmlns:wps="http://schemas.microsoft.com/office/word/2010/wordprocessingShape" mc:Ignorable="w14 w15 w16se w16cid w16 w16cex w16sdtdh w16sdtfl w16du wp14">
+<w:document xmlns:wpc="http://schemas.microsoft.com/office/word/2010/wordprocessingCanvas" xmlns:cx="http://schemas.microsoft.com/office/drawing/2014/chartex" xmlns:cx1="http://schemas.microsoft.com/office/drawing/2015/9/8/chartex" xmlns:cx2="http://schemas.microsoft.com/office/drawing/2015/10/21/chartex" xmlns:cx3="http://schemas.microsoft.com/office/drawing/2016/5/9/chartex" xmlns:cx4="http://schemas.microsoft.com/office/drawing/2016/5/10/chartex" xmlns:cx5="http://schemas.microsoft.com/office/drawing/2016/5/11/chartex" xmlns:cx6="http://schemas.microsoft.com/office/drawing/2016/5/12/chartex" xmlns:cx7="http://schemas.microsoft.com/office/drawing/2016/5/13/chartex" xmlns:cx8="http://schemas.microsoft.com/office/drawing/2016/5/14/chartex" xmlns:mc="http://schemas.openxmlformats.org/markup-compatibility/2006" xmlns:aink="http://schemas.microsoft.com/office/drawing/2016/ink" xmlns:am3d="http://schemas.microsoft.com/office/drawing/2017/model3d" xmlns:o="urn:schemas-microsoft-com:office:office" xmlns:oel="http://schemas.microsoft.com/office/2019/extlst" xmlns:r="http://schemas.openxmlformats.org/officeDocument/2006/relationships" xmlns:m="http://schemas.openxmlformats.org/officeDocument/2006/math" xmlns:v="urn:schemas-microsoft-com:vml" xmlns:wp14="http://schemas.microsoft.com/office/word/2010/wordprocessingDrawing" xmlns:wp="http://schemas.openxmlformats.org/drawingml/2006/wordprocessingDrawing" xmlns:w10="urn:schemas-microsoft-com:office:word" xmlns:w="http://schemas.openxmlformats.org/wordprocessingml/2006/main" xmlns:w14="http://schemas.microsoft.com/office/word/2010/wordml" xmlns:w15="http://schemas.microsoft.com/office/word/2012/wordml" xmlns:w16cex="http://schemas.microsoft.com/office/word/2018/wordml/cex" xmlns:w16cid="http://schemas.microsoft.com/office/word/2016/wordml/cid" xmlns:w16="http://schemas.microsoft.com/office/word/2018/wordml" xmlns:w16sdtdh="http://schemas.microsoft.com/office/word/2020/wordml/sdtdatahash" xmlns:w16se="http://schemas.microsoft.com/office/word/2015/wordml/symex" xmlns:wpg="http://schemas.microsoft.com/office/word/2010/wordprocessingGroup" xmlns:wpi="http://schemas.microsoft.com/office/word/2010/wordprocessingInk" xmlns:wne="http://schemas.microsoft.com/office/word/2006/wordml" xmlns:wps="http://schemas.microsoft.com/office/word/2010/wordprocessingShape" mc:Ignorable="w14 w15 w16se w16cid w16 w16cex w16sdtdh wp14">
   <w:body>
     <w:tbl>
       <w:tblPr>
@@ -295,7 +295,21 @@
               <w:rPr>
                 <w:i/>
               </w:rPr>
-              <w:t>Palma de Mallorca, Algaida,</w:t>
+              <w:t xml:space="preserve">Palma de Mallorca, </w:t>
+            </w:r>
+            <w:proofErr w:type="spellStart"/>
+            <w:r>
+              <w:rPr>
+                <w:i/>
+              </w:rPr>
+              <w:t>Algaida</w:t>
+            </w:r>
+            <w:proofErr w:type="spellEnd"/>
+            <w:r>
+              <w:rPr>
+                <w:i/>
+              </w:rPr>
+              <w:t>,</w:t>
             </w:r>
           </w:p>
           <w:p>
@@ -305,12 +319,14 @@
                 <w:i/>
               </w:rPr>
             </w:pPr>
+            <w:proofErr w:type="spellStart"/>
             <w:r>
               <w:rPr>
                 <w:i/>
               </w:rPr>
               <w:t>Binissalem</w:t>
             </w:r>
+            <w:proofErr w:type="spellEnd"/>
           </w:p>
           <w:p>
             <w:pPr>
@@ -415,11 +431,19 @@
             <w:r>
               <w:t xml:space="preserve">countries which are Republics, Kingdoms or Unions: </w:t>
             </w:r>
+            <w:proofErr w:type="gramStart"/>
             <w:r>
               <w:rPr>
                 <w:i/>
               </w:rPr>
-              <w:t>the Republic of China, the United Kingdom (the UK), the United States of</w:t>
+              <w:t>the</w:t>
+            </w:r>
+            <w:proofErr w:type="gramEnd"/>
+            <w:r>
+              <w:rPr>
+                <w:i/>
+              </w:rPr>
+              <w:t xml:space="preserve"> Republic of China, the United Kingdom (the UK), the United States of</w:t>
             </w:r>
             <w:r>
               <w:rPr>
@@ -448,7 +472,21 @@
               <w:rPr>
                 <w:i/>
               </w:rPr>
-              <w:t>the Tramuntanas, the Himalayas</w:t>
+              <w:t xml:space="preserve">the </w:t>
+            </w:r>
+            <w:proofErr w:type="spellStart"/>
+            <w:r>
+              <w:rPr>
+                <w:i/>
+              </w:rPr>
+              <w:t>Tramuntanas</w:t>
+            </w:r>
+            <w:proofErr w:type="spellEnd"/>
+            <w:r>
+              <w:rPr>
+                <w:i/>
+              </w:rPr>
+              <w:t>, the Himalayas</w:t>
             </w:r>
           </w:p>
           <w:p>
@@ -474,7 +512,17 @@
               <w:spacing w:after="240"/>
             </w:pPr>
             <w:r>
-              <w:t xml:space="preserve">Other geographical features:lakes: no article, usually begins with the word Lake </w:t>
+              <w:t xml:space="preserve">Other geographical </w:t>
+            </w:r>
+            <w:proofErr w:type="spellStart"/>
+            <w:proofErr w:type="gramStart"/>
+            <w:r>
+              <w:t>features:lakes</w:t>
+            </w:r>
+            <w:proofErr w:type="spellEnd"/>
+            <w:proofErr w:type="gramEnd"/>
+            <w:r>
+              <w:t xml:space="preserve">: no article, usually begins with the word Lake </w:t>
             </w:r>
             <w:r>
               <w:rPr>
@@ -483,7 +531,15 @@
               <w:t xml:space="preserve">(Lake Windermere) </w:t>
             </w:r>
             <w:r>
-              <w:t xml:space="preserve">rivers: definite article before name of river.Capitalise the word 'river' or it can be omitted </w:t>
+              <w:t xml:space="preserve">rivers: definite article before name of </w:t>
+            </w:r>
+            <w:proofErr w:type="spellStart"/>
+            <w:r>
+              <w:t>river.Capitalise</w:t>
+            </w:r>
+            <w:proofErr w:type="spellEnd"/>
+            <w:r>
+              <w:t xml:space="preserve"> the word 'river' or it can be omitted </w:t>
             </w:r>
             <w:r>
               <w:rPr>
@@ -668,7 +724,25 @@
                 <w:sz w:val="21"/>
                 <w:szCs w:val="21"/>
               </w:rPr>
-              <w:t xml:space="preserve">, or go hiking in the Tramuntanas, a mountain range that runs from </w:t>
+              <w:t xml:space="preserve">, or go hiking in the </w:t>
+            </w:r>
+            <w:proofErr w:type="spellStart"/>
+            <w:r>
+              <w:rPr>
+                <w:rFonts w:ascii="Source Sans 3" w:hAnsi="Source Sans 3"/>
+                <w:sz w:val="21"/>
+                <w:szCs w:val="21"/>
+              </w:rPr>
+              <w:t>Tramuntanas</w:t>
+            </w:r>
+            <w:proofErr w:type="spellEnd"/>
+            <w:r>
+              <w:rPr>
+                <w:rFonts w:ascii="Source Sans 3" w:hAnsi="Source Sans 3"/>
+                <w:sz w:val="21"/>
+                <w:szCs w:val="21"/>
+              </w:rPr>
+              <w:t xml:space="preserve">, a mountain range that runs from </w:t>
             </w:r>
             <w:r>
               <w:rPr>
@@ -721,6 +795,7 @@
               </w:rPr>
               <w:t xml:space="preserve">, contrasts entirely with the traditional rural towns and villages in the heart of the island, such as </w:t>
             </w:r>
+            <w:proofErr w:type="spellStart"/>
             <w:r>
               <w:rPr>
                 <w:rFonts w:ascii="Source Sans 3" w:hAnsi="Source Sans 3"/>
@@ -730,6 +805,7 @@
               </w:rPr>
               <w:t>Algaida</w:t>
             </w:r>
+            <w:proofErr w:type="spellEnd"/>
             <w:r>
               <w:rPr>
                 <w:rFonts w:ascii="Source Sans 3" w:hAnsi="Source Sans 3"/>
@@ -738,6 +814,7 @@
               </w:rPr>
               <w:t xml:space="preserve"> or </w:t>
             </w:r>
+            <w:proofErr w:type="spellStart"/>
             <w:r>
               <w:rPr>
                 <w:rFonts w:ascii="Source Sans 3" w:hAnsi="Source Sans 3"/>
@@ -747,6 +824,7 @@
               </w:rPr>
               <w:t>Binissalem</w:t>
             </w:r>
+            <w:proofErr w:type="spellEnd"/>
             <w:r>
               <w:rPr>
                 <w:rFonts w:ascii="Source Sans 3" w:hAnsi="Source Sans 3"/>
@@ -1077,7 +1155,25 @@
                 <w:sz w:val="20"/>
                 <w:szCs w:val="20"/>
               </w:rPr>
-              <w:t xml:space="preserve">This type of task requires you to choose a heading which correctly summarises the whole paragraph. Often, it is possible to find one sentence in a paragraph which conveys the main idea - this is known as the </w:t>
+              <w:t xml:space="preserve">This type of task requires you to choose a heading which correctly </w:t>
+            </w:r>
+            <w:proofErr w:type="spellStart"/>
+            <w:r>
+              <w:rPr>
+                <w:rFonts w:ascii="Source Sans 3" w:hAnsi="Source Sans 3"/>
+                <w:sz w:val="20"/>
+                <w:szCs w:val="20"/>
+              </w:rPr>
+              <w:t>summarises</w:t>
+            </w:r>
+            <w:proofErr w:type="spellEnd"/>
+            <w:r>
+              <w:rPr>
+                <w:rFonts w:ascii="Source Sans 3" w:hAnsi="Source Sans 3"/>
+                <w:sz w:val="20"/>
+                <w:szCs w:val="20"/>
+              </w:rPr>
+              <w:t xml:space="preserve"> the whole paragraph. Often, it is possible to find one sentence in a paragraph which conveys the main idea - this is known as the </w:t>
             </w:r>
             <w:r>
               <w:rPr>
@@ -2224,6 +2320,7 @@
               </w:rPr>
               <w:t xml:space="preserve"> </w:t>
             </w:r>
+            <w:proofErr w:type="spellStart"/>
             <w:r>
               <w:rPr>
                 <w:rFonts w:ascii="Source Sans 3 Medium" w:hAnsi="Source Sans 3 Medium"/>
@@ -2234,7 +2331,20 @@
                 <w:sz w:val="21"/>
                 <w:szCs w:val="21"/>
               </w:rPr>
-              <w:t>Auroville,</w:t>
+              <w:t>Auroville</w:t>
+            </w:r>
+            <w:proofErr w:type="spellEnd"/>
+            <w:r>
+              <w:rPr>
+                <w:rFonts w:ascii="Source Sans 3 Medium" w:hAnsi="Source Sans 3 Medium"/>
+                <w:b/>
+                <w:bCs/>
+                <w:color w:val="070606"/>
+                <w:spacing w:val="-2"/>
+                <w:sz w:val="21"/>
+                <w:szCs w:val="21"/>
+              </w:rPr>
+              <w:t>,</w:t>
             </w:r>
             <w:r>
               <w:rPr>
@@ -2698,7 +2808,29 @@
                 <w:sz w:val="21"/>
                 <w:shd w:val="clear" w:color="auto" w:fill="8AC9D1"/>
               </w:rPr>
-              <w:t>In today's world of conflict, greed and constant struggles for power, Auroville - aka 'the City of Dawn' - claims on its website that it was planned and built to create the ultimate model of unity, peace and harmony that can be projected across all humanity</w:t>
+              <w:t xml:space="preserve">In today's world of conflict, greed and constant struggles for power, </w:t>
+            </w:r>
+            <w:proofErr w:type="spellStart"/>
+            <w:r>
+              <w:rPr>
+                <w:rFonts w:ascii="Source Sans 3" w:hAnsi="Source Sans 3"/>
+                <w:color w:val="110E0D"/>
+                <w:spacing w:val="-4"/>
+                <w:sz w:val="21"/>
+                <w:shd w:val="clear" w:color="auto" w:fill="8AC9D1"/>
+              </w:rPr>
+              <w:t>Auroville</w:t>
+            </w:r>
+            <w:proofErr w:type="spellEnd"/>
+            <w:r>
+              <w:rPr>
+                <w:rFonts w:ascii="Source Sans 3" w:hAnsi="Source Sans 3"/>
+                <w:color w:val="110E0D"/>
+                <w:spacing w:val="-4"/>
+                <w:sz w:val="21"/>
+                <w:shd w:val="clear" w:color="auto" w:fill="8AC9D1"/>
+              </w:rPr>
+              <w:t xml:space="preserve"> - aka 'the City of Dawn' - claims on its website that it was planned and built to create the ultimate model of unity, peace and harmony that can be projected across all humanity</w:t>
             </w:r>
             <w:r>
               <w:rPr>
@@ -3280,8 +3412,9 @@
                 <w:sz w:val="21"/>
                 <w:shd w:val="clear" w:color="auto" w:fill="8AC9D1"/>
               </w:rPr>
-              <w:t>In today's world of conflict, greed and constant struggles for power, Auroville</w:t>
-            </w:r>
+              <w:t xml:space="preserve">In today's world of conflict, greed and constant struggles for power, </w:t>
+            </w:r>
+            <w:proofErr w:type="spellStart"/>
             <w:r>
               <w:rPr>
                 <w:rFonts w:ascii="Source Sans 3" w:hAnsi="Source Sans 3"/>
@@ -3290,8 +3423,9 @@
                 <w:sz w:val="21"/>
                 <w:shd w:val="clear" w:color="auto" w:fill="8AC9D1"/>
               </w:rPr>
-              <w:t xml:space="preserve"> </w:t>
-            </w:r>
+              <w:t>Auroville</w:t>
+            </w:r>
+            <w:proofErr w:type="spellEnd"/>
             <w:r>
               <w:rPr>
                 <w:rFonts w:ascii="Source Sans 3" w:hAnsi="Source Sans 3"/>
@@ -3300,7 +3434,39 @@
                 <w:sz w:val="21"/>
                 <w:shd w:val="clear" w:color="auto" w:fill="8AC9D1"/>
               </w:rPr>
-              <w:t>- aka 'the City of Dawn' - claims on its website that it was planned and built to create the ultimate model of unity, peace and harmony that can be projected across all humanity. It has no government, no one owns any property, and money rarely, if ever, changes hands. There is no leader and rules do not exist. While most experiments at creating the perfect city do not meet with success, the majority of Auroville's residents believe their city to be an exception. Although its critics point to the fact that levels of crime</w:t>
+              <w:t xml:space="preserve"> </w:t>
+            </w:r>
+            <w:r>
+              <w:rPr>
+                <w:rFonts w:ascii="Source Sans 3" w:hAnsi="Source Sans 3"/>
+                <w:color w:val="110E0D"/>
+                <w:spacing w:val="-4"/>
+                <w:sz w:val="21"/>
+                <w:shd w:val="clear" w:color="auto" w:fill="8AC9D1"/>
+              </w:rPr>
+              <w:t xml:space="preserve">- aka 'the City of Dawn' - claims on its website that it was planned and built to create the ultimate model of unity, peace and harmony that can be projected across all humanity. It has no government, no one owns any property, and money rarely, if ever, changes hands. There is no leader and rules do not exist. While most experiments at creating the perfect city do not meet with success, the majority of </w:t>
+            </w:r>
+            <w:proofErr w:type="spellStart"/>
+            <w:r>
+              <w:rPr>
+                <w:rFonts w:ascii="Source Sans 3" w:hAnsi="Source Sans 3"/>
+                <w:color w:val="110E0D"/>
+                <w:spacing w:val="-4"/>
+                <w:sz w:val="21"/>
+                <w:shd w:val="clear" w:color="auto" w:fill="8AC9D1"/>
+              </w:rPr>
+              <w:t>Auroville's</w:t>
+            </w:r>
+            <w:proofErr w:type="spellEnd"/>
+            <w:r>
+              <w:rPr>
+                <w:rFonts w:ascii="Source Sans 3" w:hAnsi="Source Sans 3"/>
+                <w:color w:val="110E0D"/>
+                <w:spacing w:val="-4"/>
+                <w:sz w:val="21"/>
+                <w:shd w:val="clear" w:color="auto" w:fill="8AC9D1"/>
+              </w:rPr>
+              <w:t xml:space="preserve"> residents believe their city to be an exception. Although its critics point to the fact that levels of crime</w:t>
             </w:r>
             <w:r>
               <w:rPr>
@@ -6873,7 +7039,31 @@
                 <w:sz w:val="21"/>
                 <w:szCs w:val="21"/>
               </w:rPr>
-              <w:t>Read the first sentence of the next paragraph about Marloth Park in South Africa.</w:t>
+              <w:t xml:space="preserve">Read the first sentence of the next paragraph about </w:t>
+            </w:r>
+            <w:proofErr w:type="spellStart"/>
+            <w:r>
+              <w:rPr>
+                <w:rFonts w:ascii="Source Sans 3 Medium" w:hAnsi="Source Sans 3 Medium" w:cs="*Calibri-7392-Identity-H"/>
+                <w:b/>
+                <w:bCs/>
+                <w:color w:val="0E0E0E"/>
+                <w:sz w:val="21"/>
+                <w:szCs w:val="21"/>
+              </w:rPr>
+              <w:t>Marloth</w:t>
+            </w:r>
+            <w:proofErr w:type="spellEnd"/>
+            <w:r>
+              <w:rPr>
+                <w:rFonts w:ascii="Source Sans 3 Medium" w:hAnsi="Source Sans 3 Medium" w:cs="*Calibri-7392-Identity-H"/>
+                <w:b/>
+                <w:bCs/>
+                <w:color w:val="0E0E0E"/>
+                <w:sz w:val="21"/>
+                <w:szCs w:val="21"/>
+              </w:rPr>
+              <w:t xml:space="preserve"> Park in South Africa.</w:t>
             </w:r>
           </w:p>
           <w:p>
@@ -6915,7 +7105,39 @@
                 <w:rFonts w:ascii="Source Sans 3" w:hAnsi="Source Sans 3"/>
                 <w:sz w:val="21"/>
               </w:rPr>
-              <w:t>Despite the fact the town of Marloth Park is close to the Kruger National Park, one of the largest game reserves in Africa, and despite the constant threat of visits from wild animals such as lions and hippopotamuses, its anxious residents are not allowed to build fences around their houses to keep out their neighbours.</w:t>
+              <w:t xml:space="preserve">Despite the fact the town of </w:t>
+            </w:r>
+            <w:proofErr w:type="spellStart"/>
+            <w:r>
+              <w:rPr>
+                <w:rFonts w:ascii="Source Sans 3" w:hAnsi="Source Sans 3"/>
+                <w:sz w:val="21"/>
+              </w:rPr>
+              <w:t>Marloth</w:t>
+            </w:r>
+            <w:proofErr w:type="spellEnd"/>
+            <w:r>
+              <w:rPr>
+                <w:rFonts w:ascii="Source Sans 3" w:hAnsi="Source Sans 3"/>
+                <w:sz w:val="21"/>
+              </w:rPr>
+              <w:t xml:space="preserve"> Park is close to the Kruger National Park, one of the largest game reserves in Africa, and despite the constant threat of visits from wild animals such as lions and hippopotamuses, its anxious residents are not allowed to build fences around their houses to keep out their </w:t>
+            </w:r>
+            <w:proofErr w:type="spellStart"/>
+            <w:r>
+              <w:rPr>
+                <w:rFonts w:ascii="Source Sans 3" w:hAnsi="Source Sans 3"/>
+                <w:sz w:val="21"/>
+              </w:rPr>
+              <w:t>neighbours</w:t>
+            </w:r>
+            <w:proofErr w:type="spellEnd"/>
+            <w:r>
+              <w:rPr>
+                <w:rFonts w:ascii="Source Sans 3" w:hAnsi="Source Sans 3"/>
+                <w:sz w:val="21"/>
+              </w:rPr>
+              <w:t>.</w:t>
             </w:r>
           </w:p>
           <w:p>
@@ -7008,7 +7230,21 @@
               <w:rPr>
                 <w:rStyle w:val="BlankWord1"/>
               </w:rPr>
-              <w:t>dangers ofthe wild= the constant threat of visits from wild animals</w:t>
+              <w:t xml:space="preserve">dangers </w:t>
+            </w:r>
+            <w:proofErr w:type="spellStart"/>
+            <w:r>
+              <w:rPr>
+                <w:rStyle w:val="BlankWord1"/>
+              </w:rPr>
+              <w:t>ofthe</w:t>
+            </w:r>
+            <w:proofErr w:type="spellEnd"/>
+            <w:r>
+              <w:rPr>
+                <w:rStyle w:val="BlankWord1"/>
+              </w:rPr>
+              <w:t xml:space="preserve"> wild= the constant threat of visits from wild animals</w:t>
             </w:r>
           </w:p>
           <w:p>
@@ -7068,8 +7304,16 @@
               <w:rPr>
                 <w:rStyle w:val="BlankWord1"/>
               </w:rPr>
-              <w:t>humans and animals= lions and hippopotamuses [and] anxious residents; co-exist= residents are not allowed to ... keep out their neighbours</w:t>
-            </w:r>
+              <w:t xml:space="preserve">humans and animals= lions and hippopotamuses [and] anxious residents; co-exist= residents are not allowed to ... keep out their </w:t>
+            </w:r>
+            <w:proofErr w:type="spellStart"/>
+            <w:r>
+              <w:rPr>
+                <w:rStyle w:val="BlankWord1"/>
+              </w:rPr>
+              <w:t>neighbours</w:t>
+            </w:r>
+            <w:proofErr w:type="spellEnd"/>
           </w:p>
         </w:tc>
       </w:tr>
@@ -7679,7 +7923,47 @@
                 <w:szCs w:val="21"/>
                 <w:shd w:val="clear" w:color="auto" w:fill="A4DAE0"/>
               </w:rPr>
-              <w:t>In fact the only fence permitted in the town was built by the local authority, interestingly, with the aim of keeping humans out of the park, rather than containing the animals inside. Consequently, it is not unusual to see giraffes or elephants causing traffic jams, for example, and even predator attacks on humans are unnervingly common - a lion was recently said to have mauled and eaten an escaping burglar. Yet even after this, while some residents then called for all lions to be rounded up and shot, others suggested that they be allowed to walk the thoroughfares as a type of crime control, after an increase in the number of burglaries. Everywhere in Marloth Park, a wary understanding exists between man and beast.</w:t>
+              <w:t xml:space="preserve">In </w:t>
+            </w:r>
+            <w:proofErr w:type="gramStart"/>
+            <w:r>
+              <w:rPr>
+                <w:rFonts w:ascii="Source Sans 3" w:hAnsi="Source Sans 3" w:cs="*Arial-8104-Identity-H"/>
+                <w:sz w:val="21"/>
+                <w:szCs w:val="21"/>
+                <w:shd w:val="clear" w:color="auto" w:fill="A4DAE0"/>
+              </w:rPr>
+              <w:t>fact</w:t>
+            </w:r>
+            <w:proofErr w:type="gramEnd"/>
+            <w:r>
+              <w:rPr>
+                <w:rFonts w:ascii="Source Sans 3" w:hAnsi="Source Sans 3" w:cs="*Arial-8104-Identity-H"/>
+                <w:sz w:val="21"/>
+                <w:szCs w:val="21"/>
+                <w:shd w:val="clear" w:color="auto" w:fill="A4DAE0"/>
+              </w:rPr>
+              <w:t xml:space="preserve"> the only fence permitted in the town was built by the local authority, interestingly, with the aim of keeping humans out of the park, rather than containing the animals inside. Consequently, it is not unusual to see giraffes or elephants causing traffic jams, for example, and even predator attacks on humans are unnervingly common - a lion was recently said to have mauled and eaten an escaping burglar. Yet even after this, while some residents then called for all lions to be rounded up and shot, others suggested that they be allowed to walk the thoroughfares as a type of crime control, after an increase in the number of burglaries. Everywhere in </w:t>
+            </w:r>
+            <w:proofErr w:type="spellStart"/>
+            <w:r>
+              <w:rPr>
+                <w:rFonts w:ascii="Source Sans 3" w:hAnsi="Source Sans 3" w:cs="*Arial-8104-Identity-H"/>
+                <w:sz w:val="21"/>
+                <w:szCs w:val="21"/>
+                <w:shd w:val="clear" w:color="auto" w:fill="A4DAE0"/>
+              </w:rPr>
+              <w:t>Marloth</w:t>
+            </w:r>
+            <w:proofErr w:type="spellEnd"/>
+            <w:r>
+              <w:rPr>
+                <w:rFonts w:ascii="Source Sans 3" w:hAnsi="Source Sans 3" w:cs="*Arial-8104-Identity-H"/>
+                <w:sz w:val="21"/>
+                <w:szCs w:val="21"/>
+                <w:shd w:val="clear" w:color="auto" w:fill="A4DAE0"/>
+              </w:rPr>
+              <w:t xml:space="preserve"> Park, a wary understanding exists between man and beast.</w:t>
             </w:r>
           </w:p>
           <w:p>
@@ -7919,7 +8203,21 @@
               <w:rPr>
                 <w:rStyle w:val="BlankWord1"/>
               </w:rPr>
-              <w:t>Everywhere in Marloth Park, a wary understanding exists between man and beast.</w:t>
+              <w:t xml:space="preserve">Everywhere in </w:t>
+            </w:r>
+            <w:proofErr w:type="spellStart"/>
+            <w:r>
+              <w:rPr>
+                <w:rStyle w:val="BlankWord1"/>
+              </w:rPr>
+              <w:t>Marloth</w:t>
+            </w:r>
+            <w:proofErr w:type="spellEnd"/>
+            <w:r>
+              <w:rPr>
+                <w:rStyle w:val="BlankWord1"/>
+              </w:rPr>
+              <w:t xml:space="preserve"> Park, a wary understanding exists between man and beast.</w:t>
             </w:r>
           </w:p>
         </w:tc>
@@ -8329,35 +8627,115 @@
                 <w:rFonts w:ascii="Source Sans 3" w:hAnsi="Source Sans 3"/>
                 <w:sz w:val="21"/>
               </w:rPr>
-              <w:t>The real Hallstat is in Austria and is proud to be a traditional UNESCO* World Heritage Site. The Chinese Hallstat is a carbon copy, built in Guangdong province, China, by a millionaire who sponsored the construction of the imitation town. It cost approximately $940 million to build, and</w:t>
-            </w:r>
-            <w:r>
-              <w:rPr>
-                <w:rFonts w:ascii="Source Sans 3" w:hAnsi="Source Sans 3"/>
-                <w:sz w:val="21"/>
-              </w:rPr>
-              <w:t xml:space="preserve"> </w:t>
-            </w:r>
-            <w:r>
-              <w:rPr>
-                <w:rFonts w:ascii="Source Sans 3" w:hAnsi="Source Sans 3"/>
-                <w:sz w:val="21"/>
-              </w:rPr>
-              <w:t>looks exactly like the real Hallstat, all the way down to its wooden houses, its narrow streets, and its funicular railway. When the residents of Austria's Hallstat (including the mayor) were invited to visit it, they expressed pride that their town was considered so improbably beautiful that it had been reproduced in its entirety, but they still had cause for complaint. Originally, the Chinese company had promised to meet</w:t>
-            </w:r>
-            <w:r>
-              <w:rPr>
-                <w:rFonts w:ascii="Source Sans 3" w:hAnsi="Source Sans 3"/>
-                <w:sz w:val="21"/>
-              </w:rPr>
-              <w:t xml:space="preserve"> </w:t>
-            </w:r>
-            <w:r>
-              <w:rPr>
-                <w:rFonts w:ascii="Source Sans 3" w:hAnsi="Source Sans 3"/>
-                <w:sz w:val="21"/>
-              </w:rPr>
-              <w:t>with the Austrian residents to confirm that they were happy for their homes to be copied; instead, they simply sent their employees to Austria to fake photos, and they returned home to China without speaking to a single resident of the original Hallstat.</w:t>
+              <w:t xml:space="preserve">The real </w:t>
+            </w:r>
+            <w:proofErr w:type="spellStart"/>
+            <w:r>
+              <w:rPr>
+                <w:rFonts w:ascii="Source Sans 3" w:hAnsi="Source Sans 3"/>
+                <w:sz w:val="21"/>
+              </w:rPr>
+              <w:t>Hallstat</w:t>
+            </w:r>
+            <w:proofErr w:type="spellEnd"/>
+            <w:r>
+              <w:rPr>
+                <w:rFonts w:ascii="Source Sans 3" w:hAnsi="Source Sans 3"/>
+                <w:sz w:val="21"/>
+              </w:rPr>
+              <w:t xml:space="preserve"> is in Austria and is proud to be a traditional UNESCO* World Heritage Site. The Chinese </w:t>
+            </w:r>
+            <w:proofErr w:type="spellStart"/>
+            <w:r>
+              <w:rPr>
+                <w:rFonts w:ascii="Source Sans 3" w:hAnsi="Source Sans 3"/>
+                <w:sz w:val="21"/>
+              </w:rPr>
+              <w:t>Hallstat</w:t>
+            </w:r>
+            <w:proofErr w:type="spellEnd"/>
+            <w:r>
+              <w:rPr>
+                <w:rFonts w:ascii="Source Sans 3" w:hAnsi="Source Sans 3"/>
+                <w:sz w:val="21"/>
+              </w:rPr>
+              <w:t xml:space="preserve"> is a carbon copy, built in Guangdong province, China, by a millionaire who sponsored the construction of the imitation town. It cost approximately $940 million to build, and</w:t>
+            </w:r>
+            <w:r>
+              <w:rPr>
+                <w:rFonts w:ascii="Source Sans 3" w:hAnsi="Source Sans 3"/>
+                <w:sz w:val="21"/>
+              </w:rPr>
+              <w:t xml:space="preserve"> </w:t>
+            </w:r>
+            <w:r>
+              <w:rPr>
+                <w:rFonts w:ascii="Source Sans 3" w:hAnsi="Source Sans 3"/>
+                <w:sz w:val="21"/>
+              </w:rPr>
+              <w:t xml:space="preserve">looks exactly like the real </w:t>
+            </w:r>
+            <w:proofErr w:type="spellStart"/>
+            <w:r>
+              <w:rPr>
+                <w:rFonts w:ascii="Source Sans 3" w:hAnsi="Source Sans 3"/>
+                <w:sz w:val="21"/>
+              </w:rPr>
+              <w:t>Hallstat</w:t>
+            </w:r>
+            <w:proofErr w:type="spellEnd"/>
+            <w:r>
+              <w:rPr>
+                <w:rFonts w:ascii="Source Sans 3" w:hAnsi="Source Sans 3"/>
+                <w:sz w:val="21"/>
+              </w:rPr>
+              <w:t xml:space="preserve">, all the way down to its wooden houses, its narrow streets, and its funicular railway. When the residents of Austria's </w:t>
+            </w:r>
+            <w:proofErr w:type="spellStart"/>
+            <w:r>
+              <w:rPr>
+                <w:rFonts w:ascii="Source Sans 3" w:hAnsi="Source Sans 3"/>
+                <w:sz w:val="21"/>
+              </w:rPr>
+              <w:t>Hallstat</w:t>
+            </w:r>
+            <w:proofErr w:type="spellEnd"/>
+            <w:r>
+              <w:rPr>
+                <w:rFonts w:ascii="Source Sans 3" w:hAnsi="Source Sans 3"/>
+                <w:sz w:val="21"/>
+              </w:rPr>
+              <w:t xml:space="preserve"> (including the mayor) were invited to visit it, they expressed pride that their town was considered so improbably beautiful that it had been reproduced in its entirety, but they still had cause for complaint. Originally, the Chinese company had promised to meet</w:t>
+            </w:r>
+            <w:r>
+              <w:rPr>
+                <w:rFonts w:ascii="Source Sans 3" w:hAnsi="Source Sans 3"/>
+                <w:sz w:val="21"/>
+              </w:rPr>
+              <w:t xml:space="preserve"> </w:t>
+            </w:r>
+            <w:r>
+              <w:rPr>
+                <w:rFonts w:ascii="Source Sans 3" w:hAnsi="Source Sans 3"/>
+                <w:sz w:val="21"/>
+              </w:rPr>
+              <w:t xml:space="preserve">with the Austrian residents to confirm that they were happy for their homes to be copied; instead, they simply sent their employees to Austria to fake photos, and they returned home to China without speaking to a single resident of the original </w:t>
+            </w:r>
+            <w:proofErr w:type="spellStart"/>
+            <w:r>
+              <w:rPr>
+                <w:rFonts w:ascii="Source Sans 3" w:hAnsi="Source Sans 3"/>
+                <w:sz w:val="21"/>
+              </w:rPr>
+              <w:t>Hallstat</w:t>
+            </w:r>
+            <w:proofErr w:type="spellEnd"/>
+            <w:r>
+              <w:rPr>
+                <w:rFonts w:ascii="Source Sans 3" w:hAnsi="Source Sans 3"/>
+                <w:sz w:val="21"/>
+              </w:rPr>
+              <w:t>.</w:t>
             </w:r>
           </w:p>
           <w:p>
@@ -8689,7 +9067,25 @@
                 <w:sz w:val="21"/>
                 <w:szCs w:val="21"/>
               </w:rPr>
-              <w:t xml:space="preserve"> A conflict between reality and imitation</w:t>
+              <w:t xml:space="preserve"> </w:t>
+            </w:r>
+            <w:proofErr w:type="spellStart"/>
+            <w:r>
+              <w:rPr>
+                <w:rFonts w:ascii="Source Sans 3" w:hAnsi="Source Sans 3"/>
+                <w:sz w:val="21"/>
+                <w:szCs w:val="21"/>
+              </w:rPr>
+              <w:t>A</w:t>
+            </w:r>
+            <w:proofErr w:type="spellEnd"/>
+            <w:r>
+              <w:rPr>
+                <w:rFonts w:ascii="Source Sans 3" w:hAnsi="Source Sans 3"/>
+                <w:sz w:val="21"/>
+                <w:szCs w:val="21"/>
+              </w:rPr>
+              <w:t xml:space="preserve"> conflict between reality and imitation</w:t>
             </w:r>
           </w:p>
           <w:p>
@@ -10371,7 +10767,25 @@
                 <w:sz w:val="21"/>
                 <w:szCs w:val="21"/>
               </w:rPr>
-              <w:t xml:space="preserve">The tourist brochure for Marloth Park ensures that visitors </w:t>
+              <w:t xml:space="preserve">The tourist brochure for </w:t>
+            </w:r>
+            <w:proofErr w:type="spellStart"/>
+            <w:r>
+              <w:rPr>
+                <w:rFonts w:ascii="Source Sans 3" w:hAnsi="Source Sans 3" w:cs="Tahoma"/>
+                <w:sz w:val="21"/>
+                <w:szCs w:val="21"/>
+              </w:rPr>
+              <w:t>Marloth</w:t>
+            </w:r>
+            <w:proofErr w:type="spellEnd"/>
+            <w:r>
+              <w:rPr>
+                <w:rFonts w:ascii="Source Sans 3" w:hAnsi="Source Sans 3" w:cs="Tahoma"/>
+                <w:sz w:val="21"/>
+                <w:szCs w:val="21"/>
+              </w:rPr>
+              <w:t xml:space="preserve"> Park ensures that visitors </w:t>
             </w:r>
             <w:r>
               <w:rPr>
@@ -10474,7 +10888,25 @@
                 <w:sz w:val="21"/>
                 <w:szCs w:val="21"/>
               </w:rPr>
-              <w:t>The residents of Hallstat believed that they would be consulted by the company building a copy of their town - but it turns out they were INFORM.</w:t>
+              <w:t xml:space="preserve">The residents of </w:t>
+            </w:r>
+            <w:proofErr w:type="spellStart"/>
+            <w:r>
+              <w:rPr>
+                <w:rFonts w:ascii="Source Sans 3" w:hAnsi="Source Sans 3" w:cs="Tahoma"/>
+                <w:sz w:val="21"/>
+                <w:szCs w:val="21"/>
+              </w:rPr>
+              <w:t>Hallstat</w:t>
+            </w:r>
+            <w:proofErr w:type="spellEnd"/>
+            <w:r>
+              <w:rPr>
+                <w:rFonts w:ascii="Source Sans 3" w:hAnsi="Source Sans 3" w:cs="Tahoma"/>
+                <w:sz w:val="21"/>
+                <w:szCs w:val="21"/>
+              </w:rPr>
+              <w:t xml:space="preserve"> believed that they would be consulted by the company building a copy of their town - but it turns out they were INFORM.</w:t>
             </w:r>
           </w:p>
           <w:p>
@@ -10502,13 +10934,23 @@
               </w:rPr>
               <w:t xml:space="preserve">D </w:t>
             </w:r>
+            <w:proofErr w:type="spellStart"/>
             <w:r>
               <w:rPr>
                 <w:rFonts w:ascii="Source Sans 3" w:hAnsi="Source Sans 3" w:cs="Tahoma"/>
                 <w:sz w:val="21"/>
                 <w:szCs w:val="21"/>
               </w:rPr>
-              <w:t>Auroville was founded according to a(n) GOVERN system of rules and beliefs.</w:t>
+              <w:t>Auroville</w:t>
+            </w:r>
+            <w:proofErr w:type="spellEnd"/>
+            <w:r>
+              <w:rPr>
+                <w:rFonts w:ascii="Source Sans 3" w:hAnsi="Source Sans 3" w:cs="Tahoma"/>
+                <w:sz w:val="21"/>
+                <w:szCs w:val="21"/>
+              </w:rPr>
+              <w:t xml:space="preserve"> was founded according to a(n) GOVERN system of rules and beliefs.</w:t>
             </w:r>
           </w:p>
           <w:p>
@@ -10834,7 +11276,27 @@
                 <w:sz w:val="21"/>
                 <w:szCs w:val="21"/>
               </w:rPr>
-              <w:t>The Reading passage hos six paragraphs, A-F. Choose the correct heading for each paragraph from the list of headings below. Write the correct number, i-viii.</w:t>
+              <w:t xml:space="preserve">The Reading passage hos six paragraphs, A-F. Choose the correct heading for each paragraph from the list of headings below. Write the correct number, </w:t>
+            </w:r>
+            <w:proofErr w:type="spellStart"/>
+            <w:r>
+              <w:rPr>
+                <w:rFonts w:ascii="Source Sans 3" w:hAnsi="Source Sans 3"/>
+                <w:i/>
+                <w:sz w:val="21"/>
+                <w:szCs w:val="21"/>
+              </w:rPr>
+              <w:t>i</w:t>
+            </w:r>
+            <w:proofErr w:type="spellEnd"/>
+            <w:r>
+              <w:rPr>
+                <w:rFonts w:ascii="Source Sans 3" w:hAnsi="Source Sans 3"/>
+                <w:i/>
+                <w:sz w:val="21"/>
+                <w:szCs w:val="21"/>
+              </w:rPr>
+              <w:t>-viii.</w:t>
             </w:r>
           </w:p>
           <w:p>
@@ -12063,13 +12525,23 @@
               </w:rPr>
               <w:t xml:space="preserve"> </w:t>
             </w:r>
-            <w:r>
-              <w:rPr>
-                <w:rFonts w:ascii="Source Sans 3" w:hAnsi="Source Sans 3"/>
-                <w:sz w:val="20"/>
-                <w:szCs w:val="20"/>
-              </w:rPr>
-              <w:t>centres. Cahokia, as</w:t>
+            <w:proofErr w:type="spellStart"/>
+            <w:r>
+              <w:rPr>
+                <w:rFonts w:ascii="Source Sans 3" w:hAnsi="Source Sans 3"/>
+                <w:sz w:val="20"/>
+                <w:szCs w:val="20"/>
+              </w:rPr>
+              <w:t>centres</w:t>
+            </w:r>
+            <w:proofErr w:type="spellEnd"/>
+            <w:r>
+              <w:rPr>
+                <w:rFonts w:ascii="Source Sans 3" w:hAnsi="Source Sans 3"/>
+                <w:sz w:val="20"/>
+                <w:szCs w:val="20"/>
+              </w:rPr>
+              <w:t>. Cahokia, as</w:t>
             </w:r>
             <w:r>
               <w:rPr>
@@ -14135,6 +14607,7 @@
               </w:rPr>
               <w:t xml:space="preserve"> </w:t>
             </w:r>
+            <w:proofErr w:type="spellStart"/>
             <w:r>
               <w:rPr>
                 <w:rFonts w:ascii="Source Sans 3" w:hAnsi="Source Sans 3"/>
@@ -14143,7 +14616,18 @@
                 <w:sz w:val="20"/>
                 <w:szCs w:val="20"/>
               </w:rPr>
-              <w:t>centre.</w:t>
+              <w:t>centre</w:t>
+            </w:r>
+            <w:proofErr w:type="spellEnd"/>
+            <w:r>
+              <w:rPr>
+                <w:rFonts w:ascii="Source Sans 3" w:hAnsi="Source Sans 3"/>
+                <w:color w:val="2F3A2C"/>
+                <w:spacing w:val="-4"/>
+                <w:sz w:val="20"/>
+                <w:szCs w:val="20"/>
+              </w:rPr>
+              <w:t>.</w:t>
             </w:r>
             <w:r>
               <w:rPr>
@@ -14451,7 +14935,25 @@
                 <w:sz w:val="20"/>
                 <w:szCs w:val="20"/>
               </w:rPr>
-              <w:t>After the redesigns of the village were put in place, the Native Americans at Cahokia worked with tireless determination to carry them out. Over the course of a few decades, they transported huge volumes of soil from the nearby countryside to create 120 huge mounds of earth, the biggest of which rose to one hundred feet. On top of these, they built a vast urban environment, complete with a vibrant town centre, municipal buildings, and a fifty-acre plaza at the foot of the biggest mound.</w:t>
+              <w:t xml:space="preserve">After the redesigns of the village were put in place, the Native Americans at Cahokia worked with tireless determination to carry them out. Over the course of a few decades, they transported huge volumes of soil from the nearby countryside to create 120 huge mounds of earth, the biggest of which rose to one hundred feet. On top of these, they built a vast urban environment, complete with a vibrant town </w:t>
+            </w:r>
+            <w:proofErr w:type="spellStart"/>
+            <w:r>
+              <w:rPr>
+                <w:rFonts w:ascii="Source Sans 3" w:hAnsi="Source Sans 3"/>
+                <w:sz w:val="20"/>
+                <w:szCs w:val="20"/>
+              </w:rPr>
+              <w:t>centre</w:t>
+            </w:r>
+            <w:proofErr w:type="spellEnd"/>
+            <w:r>
+              <w:rPr>
+                <w:rFonts w:ascii="Source Sans 3" w:hAnsi="Source Sans 3"/>
+                <w:sz w:val="20"/>
+                <w:szCs w:val="20"/>
+              </w:rPr>
+              <w:t>, municipal buildings, and a fifty-acre plaza at the foot of the biggest mound.</w:t>
             </w:r>
           </w:p>
           <w:p>
@@ -15553,6 +16055,7 @@
               </w:rPr>
               <w:t xml:space="preserve"> </w:t>
             </w:r>
+            <w:proofErr w:type="spellStart"/>
             <w:r>
               <w:rPr>
                 <w:rFonts w:ascii="Source Sans 3" w:hAnsi="Source Sans 3"/>
@@ -15563,6 +16066,7 @@
               </w:rPr>
               <w:t>centre</w:t>
             </w:r>
+            <w:proofErr w:type="spellEnd"/>
             <w:r>
               <w:rPr>
                 <w:rFonts w:ascii="Source Sans 3" w:hAnsi="Source Sans 3"/>
@@ -16158,7 +16662,51 @@
                 <w:sz w:val="20"/>
                 <w:szCs w:val="20"/>
               </w:rPr>
-              <w:t>Academics who have studied other Native American sites have always found weapons of war buried deep underground. And yet, the bows, arrows and swords that littered the ground at these other sites were nowhere to be seen at Cahokia. Other factors, such as disease or colonisation from European invasion, do not seem to be possible in this case, as common as they were elsewhere at that time. The absence of definitive theories as to Cahokia's decline is highly unusual, but then again, Cahokia was no ordinary city and perhaps comparisons with other urban centres of the time cannot be made.</w:t>
+              <w:t xml:space="preserve">Academics who have studied other Native American sites have always found weapons of war buried deep underground. And yet, the bows, arrows and swords that littered the ground at these other sites were nowhere to be seen at Cahokia. Other factors, such as disease or </w:t>
+            </w:r>
+            <w:proofErr w:type="spellStart"/>
+            <w:r>
+              <w:rPr>
+                <w:rFonts w:ascii="Source Sans 3" w:hAnsi="Source Sans 3"/>
+                <w:color w:val="424045"/>
+                <w:spacing w:val="-2"/>
+                <w:sz w:val="20"/>
+                <w:szCs w:val="20"/>
+              </w:rPr>
+              <w:t>colonisation</w:t>
+            </w:r>
+            <w:proofErr w:type="spellEnd"/>
+            <w:r>
+              <w:rPr>
+                <w:rFonts w:ascii="Source Sans 3" w:hAnsi="Source Sans 3"/>
+                <w:color w:val="424045"/>
+                <w:spacing w:val="-2"/>
+                <w:sz w:val="20"/>
+                <w:szCs w:val="20"/>
+              </w:rPr>
+              <w:t xml:space="preserve"> from European invasion, do not seem to be possible in this case, as common as they were elsewhere at that time. The absence of definitive theories as to Cahokia's decline is highly unusual, but then again, Cahokia was no ordinary city and perhaps comparisons with other urban </w:t>
+            </w:r>
+            <w:proofErr w:type="spellStart"/>
+            <w:r>
+              <w:rPr>
+                <w:rFonts w:ascii="Source Sans 3" w:hAnsi="Source Sans 3"/>
+                <w:color w:val="424045"/>
+                <w:spacing w:val="-2"/>
+                <w:sz w:val="20"/>
+                <w:szCs w:val="20"/>
+              </w:rPr>
+              <w:t>centres</w:t>
+            </w:r>
+            <w:proofErr w:type="spellEnd"/>
+            <w:r>
+              <w:rPr>
+                <w:rFonts w:ascii="Source Sans 3" w:hAnsi="Source Sans 3"/>
+                <w:color w:val="424045"/>
+                <w:spacing w:val="-2"/>
+                <w:sz w:val="20"/>
+                <w:szCs w:val="20"/>
+              </w:rPr>
+              <w:t xml:space="preserve"> of the time cannot be made.</w:t>
             </w:r>
           </w:p>
         </w:tc>
@@ -16219,7 +16767,51 @@
                 <w:sz w:val="20"/>
                 <w:szCs w:val="20"/>
               </w:rPr>
-              <w:t>While academics remain bemused as to why the residents fled the city, we can still marvel at the individual artefacts that archaeologists have discovered: the jewellery worn, the pots used to cook in, the small workshop at the base of one of the mounds. That said, there is also a more unpleasant side to their investigations. Human sacrifice, it seems, was a common fact of life in Cahokia; even if we cannot be sure whether this was for religious or for other reasons, we can have no doubt that it happened frequently. The bodies of hundreds of people, mostly young women, have been found buried in mass graves, and the way in which they died was often horrific. A sombre reminder that even 'advanced' city states had their shadowy sides.</w:t>
+              <w:t xml:space="preserve">While academics remain bemused as to why the residents fled the city, we can still marvel at the individual artefacts that archaeologists have discovered: the </w:t>
+            </w:r>
+            <w:proofErr w:type="spellStart"/>
+            <w:r>
+              <w:rPr>
+                <w:rFonts w:ascii="Source Sans 3" w:hAnsi="Source Sans 3"/>
+                <w:color w:val="424045"/>
+                <w:spacing w:val="-2"/>
+                <w:sz w:val="20"/>
+                <w:szCs w:val="20"/>
+              </w:rPr>
+              <w:t>jewellery</w:t>
+            </w:r>
+            <w:proofErr w:type="spellEnd"/>
+            <w:r>
+              <w:rPr>
+                <w:rFonts w:ascii="Source Sans 3" w:hAnsi="Source Sans 3"/>
+                <w:color w:val="424045"/>
+                <w:spacing w:val="-2"/>
+                <w:sz w:val="20"/>
+                <w:szCs w:val="20"/>
+              </w:rPr>
+              <w:t xml:space="preserve"> worn, the pots used to cook in, the small workshop at the base of one of the mounds. That said, there is also a more unpleasant side to their investigations. Human sacrifice, it seems, was a common fact of life in Cahokia; even if we cannot be sure whether this was for religious or for other reasons, we can have no doubt that it happened frequently. The bodies of hundreds of people, mostly young women, have been found buried in mass graves, and the way in which they died was often horrific. A </w:t>
+            </w:r>
+            <w:proofErr w:type="spellStart"/>
+            <w:r>
+              <w:rPr>
+                <w:rFonts w:ascii="Source Sans 3" w:hAnsi="Source Sans 3"/>
+                <w:color w:val="424045"/>
+                <w:spacing w:val="-2"/>
+                <w:sz w:val="20"/>
+                <w:szCs w:val="20"/>
+              </w:rPr>
+              <w:t>sombre</w:t>
+            </w:r>
+            <w:proofErr w:type="spellEnd"/>
+            <w:r>
+              <w:rPr>
+                <w:rFonts w:ascii="Source Sans 3" w:hAnsi="Source Sans 3"/>
+                <w:color w:val="424045"/>
+                <w:spacing w:val="-2"/>
+                <w:sz w:val="20"/>
+                <w:szCs w:val="20"/>
+              </w:rPr>
+              <w:t xml:space="preserve"> reminder that even 'advanced' city states had their shadowy sides.</w:t>
             </w:r>
           </w:p>
         </w:tc>
@@ -16576,6 +17168,7 @@
               </w:rPr>
               <w:t xml:space="preserve"> </w:t>
             </w:r>
+            <w:proofErr w:type="gramStart"/>
             <w:r>
               <w:rPr>
                 <w:rFonts w:ascii="Source Sans 3" w:hAnsi="Source Sans 3"/>
@@ -16585,7 +17178,19 @@
                 <w:sz w:val="21"/>
                 <w:szCs w:val="21"/>
               </w:rPr>
-              <w:t xml:space="preserve">Since five years ago, </w:t>
+              <w:t>Since</w:t>
+            </w:r>
+            <w:proofErr w:type="gramEnd"/>
+            <w:r>
+              <w:rPr>
+                <w:rFonts w:ascii="Source Sans 3" w:hAnsi="Source Sans 3"/>
+                <w:color w:val="0D0706"/>
+                <w:spacing w:val="-2"/>
+                <w:w w:val="110"/>
+                <w:sz w:val="21"/>
+                <w:szCs w:val="21"/>
+              </w:rPr>
+              <w:t xml:space="preserve"> five years ago, </w:t>
             </w:r>
             <w:r>
               <w:rPr>
@@ -19276,6 +19881,7 @@
               </w:rPr>
               <w:t xml:space="preserve"> </w:t>
             </w:r>
+            <w:proofErr w:type="spellStart"/>
             <w:r>
               <w:rPr>
                 <w:rFonts w:ascii="Source Sans 3" w:hAnsi="Source Sans 3"/>
@@ -19284,6 +19890,7 @@
               </w:rPr>
               <w:t>summarise</w:t>
             </w:r>
+            <w:proofErr w:type="spellEnd"/>
             <w:r>
               <w:rPr>
                 <w:rFonts w:ascii="Source Sans 3" w:hAnsi="Source Sans 3"/>
@@ -19357,15 +19964,13 @@
       </w:tblPr>
       <w:tblGrid>
         <w:gridCol w:w="666"/>
-        <w:gridCol w:w="2532"/>
-        <w:gridCol w:w="2532"/>
-        <w:gridCol w:w="2532"/>
+        <w:gridCol w:w="7596"/>
         <w:gridCol w:w="5908"/>
       </w:tblGrid>
       <w:tr>
         <w:tc>
           <w:tcPr>
-            <w:tcW w:w="562" w:type="dxa"/>
+            <w:tcW w:w="666" w:type="dxa"/>
           </w:tcPr>
           <w:p>
             <w:r>
@@ -19382,7 +19987,6 @@
         <w:tc>
           <w:tcPr>
             <w:tcW w:w="7596" w:type="dxa"/>
-            <w:gridSpan w:val="3"/>
           </w:tcPr>
           <w:p>
             <w:pPr>
@@ -19445,6 +20049,7 @@
                 <w:sz w:val="21"/>
               </w:rPr>
             </w:pPr>
+            <w:proofErr w:type="spellStart"/>
             <w:r>
               <w:rPr>
                 <w:rFonts w:ascii="Source Sans 3" w:hAnsi="Source Sans 3"/>
@@ -19454,7 +20059,19 @@
                 <w:w w:val="90"/>
                 <w:sz w:val="21"/>
               </w:rPr>
-              <w:t>Summarise the information by selecting and reporting the main features, and make comparisons where relevant.</w:t>
+              <w:t>Summarise</w:t>
+            </w:r>
+            <w:proofErr w:type="spellEnd"/>
+            <w:r>
+              <w:rPr>
+                <w:rFonts w:ascii="Source Sans 3" w:hAnsi="Source Sans 3"/>
+                <w:i/>
+                <w:color w:val="131615"/>
+                <w:spacing w:val="-2"/>
+                <w:w w:val="90"/>
+                <w:sz w:val="21"/>
+              </w:rPr>
+              <w:t xml:space="preserve"> the information by selecting and reporting the main features, and make comparisons where relevant.</w:t>
             </w:r>
           </w:p>
           <w:p>
@@ -19474,9 +20091,9 @@
                 <w:noProof/>
               </w:rPr>
               <w:drawing>
-                <wp:inline distT="0" distB="0" distL="0" distR="0" wp14:anchorId="79A10DC8" wp14:editId="329AB84E">
-                  <wp:extent cx="4686300" cy="3762375"/>
-                  <wp:effectExtent l="0" t="0" r="0" b="9525"/>
+                <wp:inline distT="0" distB="0" distL="0" distR="0" wp14:anchorId="79A10DC8" wp14:editId="7D1D9561">
+                  <wp:extent cx="4686300" cy="3486150"/>
+                  <wp:effectExtent l="0" t="0" r="0" b="0"/>
                   <wp:docPr id="343306513" name="Picture 1"/>
                   <wp:cNvGraphicFramePr>
                     <a:graphicFrameLocks xmlns:a="http://schemas.openxmlformats.org/drawingml/2006/main" noChangeAspect="1"/>
@@ -19488,20 +20105,27 @@
                           <pic:cNvPr id="343306513" name=""/>
                           <pic:cNvPicPr/>
                         </pic:nvPicPr>
-                        <pic:blipFill>
+                        <pic:blipFill rotWithShape="1">
                           <a:blip r:embed="rId11"/>
-                          <a:stretch>
-                            <a:fillRect/>
-                          </a:stretch>
+                          <a:srcRect b="7342"/>
+                          <a:stretch/>
                         </pic:blipFill>
-                        <pic:spPr>
+                        <pic:spPr bwMode="auto">
                           <a:xfrm>
                             <a:off x="0" y="0"/>
-                            <a:ext cx="4686300" cy="3762375"/>
+                            <a:ext cx="4686300" cy="3486150"/>
                           </a:xfrm>
                           <a:prstGeom prst="rect">
                             <a:avLst/>
                           </a:prstGeom>
+                          <a:ln>
+                            <a:noFill/>
+                          </a:ln>
+                          <a:extLst>
+                            <a:ext uri="{53640926-AAD7-44D8-BBD7-CCE9431645EC}">
+                              <a14:shadowObscured xmlns:a14="http://schemas.microsoft.com/office/drawing/2010/main"/>
+                            </a:ext>
+                          </a:extLst>
                         </pic:spPr>
                       </pic:pic>
                     </a:graphicData>
@@ -19510,6 +20134,274 @@
               </w:drawing>
             </w:r>
           </w:p>
+          <w:tbl>
+            <w:tblPr>
+              <w:tblStyle w:val="BorderedTable"/>
+              <w:tblW w:w="0" w:type="auto"/>
+              <w:tblBorders>
+                <w:top w:val="none" w:sz="0" w:space="0" w:color="auto"/>
+                <w:left w:val="none" w:sz="0" w:space="0" w:color="auto"/>
+                <w:bottom w:val="none" w:sz="0" w:space="0" w:color="auto"/>
+                <w:right w:val="none" w:sz="0" w:space="0" w:color="auto"/>
+                <w:insideH w:val="none" w:sz="0" w:space="0" w:color="auto"/>
+                <w:insideV w:val="none" w:sz="0" w:space="0" w:color="auto"/>
+              </w:tblBorders>
+              <w:tblLook w:val="04A0" w:firstRow="1" w:lastRow="0" w:firstColumn="1" w:lastColumn="0" w:noHBand="0" w:noVBand="1"/>
+            </w:tblPr>
+            <w:tblGrid>
+              <w:gridCol w:w="780"/>
+              <w:gridCol w:w="3118"/>
+              <w:gridCol w:w="2086"/>
+              <w:gridCol w:w="1396"/>
+            </w:tblGrid>
+            <w:tr>
+              <w:tc>
+                <w:tcPr>
+                  <w:tcW w:w="780" w:type="dxa"/>
+                </w:tcPr>
+                <w:p>
+                  <w:pPr>
+                    <w:spacing w:line="278" w:lineRule="auto"/>
+                    <w:rPr>
+                      <w:rFonts w:ascii="Arial Narrow"/>
+                      <w:noProof/>
+                      <w:color w:val="2F2C2D"/>
+                      <w:spacing w:val="-2"/>
+                      <w:w w:val="125"/>
+                      <w:sz w:val="20"/>
+                      <w:szCs w:val="20"/>
+                    </w:rPr>
+                  </w:pPr>
+                </w:p>
+              </w:tc>
+              <w:tc>
+                <w:tcPr>
+                  <w:tcW w:w="3118" w:type="dxa"/>
+                </w:tcPr>
+                <w:p>
+                  <w:pPr>
+                    <w:spacing w:line="278" w:lineRule="auto"/>
+                    <w:rPr>
+                      <w:rFonts w:ascii="Arial Narrow"/>
+                      <w:color w:val="2F2C2D"/>
+                      <w:spacing w:val="-2"/>
+                      <w:w w:val="125"/>
+                      <w:sz w:val="20"/>
+                      <w:szCs w:val="20"/>
+                    </w:rPr>
+                  </w:pPr>
+                  <w:r>
+                    <w:rPr>
+                      <w:rFonts w:ascii="Arial Narrow"/>
+                      <w:noProof/>
+                      <w:color w:val="2F2C2D"/>
+                      <w:spacing w:val="-2"/>
+                      <w:w w:val="125"/>
+                      <w:sz w:val="20"/>
+                      <w:szCs w:val="20"/>
+                    </w:rPr>
+                    <w:drawing>
+                      <wp:inline distT="0" distB="0" distL="0" distR="0" wp14:anchorId="04C65557" wp14:editId="47C4A92C">
+                        <wp:extent cx="314325" cy="123825"/>
+                        <wp:effectExtent l="0" t="0" r="9525" b="9525"/>
+                        <wp:docPr id="1" name="Picture 1"/>
+                        <wp:cNvGraphicFramePr>
+                          <a:graphicFrameLocks xmlns:a="http://schemas.openxmlformats.org/drawingml/2006/main" noChangeAspect="1"/>
+                        </wp:cNvGraphicFramePr>
+                        <a:graphic xmlns:a="http://schemas.openxmlformats.org/drawingml/2006/main">
+                          <a:graphicData uri="http://schemas.openxmlformats.org/drawingml/2006/picture">
+                            <pic:pic xmlns:pic="http://schemas.openxmlformats.org/drawingml/2006/picture">
+                              <pic:nvPicPr>
+                                <pic:cNvPr id="1" name=""/>
+                                <pic:cNvPicPr/>
+                              </pic:nvPicPr>
+                              <pic:blipFill>
+                                <a:blip r:embed="rId12"/>
+                                <a:stretch>
+                                  <a:fillRect/>
+                                </a:stretch>
+                              </pic:blipFill>
+                              <pic:spPr>
+                                <a:xfrm>
+                                  <a:off x="0" y="0"/>
+                                  <a:ext cx="314325" cy="123825"/>
+                                </a:xfrm>
+                                <a:prstGeom prst="rect">
+                                  <a:avLst/>
+                                </a:prstGeom>
+                              </pic:spPr>
+                            </pic:pic>
+                          </a:graphicData>
+                        </a:graphic>
+                      </wp:inline>
+                    </w:drawing>
+                  </w:r>
+                  <w:r>
+                    <w:rPr>
+                      <w:sz w:val="20"/>
+                      <w:szCs w:val="20"/>
+                    </w:rPr>
+                    <w:t>rising cost of living</w:t>
+                  </w:r>
+                </w:p>
+              </w:tc>
+              <w:tc>
+                <w:tcPr>
+                  <w:tcW w:w="2086" w:type="dxa"/>
+                </w:tcPr>
+                <w:p>
+                  <w:pPr>
+                    <w:spacing w:line="278" w:lineRule="auto"/>
+                    <w:rPr>
+                      <w:rFonts w:ascii="Arial Narrow"/>
+                      <w:color w:val="2F2C2D"/>
+                      <w:spacing w:val="-2"/>
+                      <w:w w:val="125"/>
+                      <w:sz w:val="20"/>
+                      <w:szCs w:val="20"/>
+                    </w:rPr>
+                  </w:pPr>
+                  <w:r>
+                    <w:rPr>
+                      <w:noProof/>
+                      <w:sz w:val="20"/>
+                      <w:szCs w:val="20"/>
+                    </w:rPr>
+                    <w:drawing>
+                      <wp:inline distT="0" distB="0" distL="0" distR="0" wp14:anchorId="2C72C0A9" wp14:editId="4955EF7B">
+                        <wp:extent cx="314325" cy="114300"/>
+                        <wp:effectExtent l="0" t="0" r="9525" b="0"/>
+                        <wp:docPr id="399039173" name="Picture 1"/>
+                        <wp:cNvGraphicFramePr>
+                          <a:graphicFrameLocks xmlns:a="http://schemas.openxmlformats.org/drawingml/2006/main" noChangeAspect="1"/>
+                        </wp:cNvGraphicFramePr>
+                        <a:graphic xmlns:a="http://schemas.openxmlformats.org/drawingml/2006/main">
+                          <a:graphicData uri="http://schemas.openxmlformats.org/drawingml/2006/picture">
+                            <pic:pic xmlns:pic="http://schemas.openxmlformats.org/drawingml/2006/picture">
+                              <pic:nvPicPr>
+                                <pic:cNvPr id="0" name="Picture 10"/>
+                                <pic:cNvPicPr>
+                                  <a:picLocks noChangeAspect="1" noChangeArrowheads="1"/>
+                                </pic:cNvPicPr>
+                              </pic:nvPicPr>
+                              <pic:blipFill>
+                                <a:blip r:embed="rId13">
+                                  <a:extLst>
+                                    <a:ext uri="{28A0092B-C50C-407E-A947-70E740481C1C}">
+                                      <a14:useLocalDpi xmlns:a14="http://schemas.microsoft.com/office/drawing/2010/main" val="0"/>
+                                    </a:ext>
+                                  </a:extLst>
+                                </a:blip>
+                                <a:srcRect/>
+                                <a:stretch>
+                                  <a:fillRect/>
+                                </a:stretch>
+                              </pic:blipFill>
+                              <pic:spPr bwMode="auto">
+                                <a:xfrm>
+                                  <a:off x="0" y="0"/>
+                                  <a:ext cx="314325" cy="114300"/>
+                                </a:xfrm>
+                                <a:prstGeom prst="rect">
+                                  <a:avLst/>
+                                </a:prstGeom>
+                                <a:noFill/>
+                                <a:ln>
+                                  <a:noFill/>
+                                </a:ln>
+                              </pic:spPr>
+                            </pic:pic>
+                          </a:graphicData>
+                        </a:graphic>
+                      </wp:inline>
+                    </w:drawing>
+                  </w:r>
+                  <w:r>
+                    <w:rPr>
+                      <w:rFonts w:ascii="Arial Narrow"/>
+                      <w:color w:val="2F2C2D"/>
+                      <w:spacing w:val="-2"/>
+                      <w:w w:val="125"/>
+                      <w:sz w:val="20"/>
+                      <w:szCs w:val="20"/>
+                    </w:rPr>
+                    <w:t>traffic</w:t>
+                  </w:r>
+                </w:p>
+              </w:tc>
+              <w:tc>
+                <w:tcPr>
+                  <w:tcW w:w="1396" w:type="dxa"/>
+                </w:tcPr>
+                <w:p>
+                  <w:pPr>
+                    <w:spacing w:line="278" w:lineRule="auto"/>
+                    <w:rPr>
+                      <w:rFonts w:ascii="Arial Narrow"/>
+                      <w:color w:val="2F2C2D"/>
+                      <w:spacing w:val="-2"/>
+                      <w:w w:val="125"/>
+                      <w:sz w:val="20"/>
+                      <w:szCs w:val="20"/>
+                    </w:rPr>
+                  </w:pPr>
+                  <w:r>
+                    <w:rPr>
+                      <w:rFonts w:ascii="Arial Narrow"/>
+                      <w:noProof/>
+                      <w:color w:val="2F2C2D"/>
+                      <w:spacing w:val="-2"/>
+                      <w:w w:val="125"/>
+                      <w:sz w:val="20"/>
+                      <w:szCs w:val="20"/>
+                    </w:rPr>
+                    <w:drawing>
+                      <wp:inline distT="0" distB="0" distL="0" distR="0" wp14:anchorId="1CE7B939" wp14:editId="00B96EB1">
+                        <wp:extent cx="285750" cy="123825"/>
+                        <wp:effectExtent l="0" t="0" r="0" b="9525"/>
+                        <wp:docPr id="2" name="Picture 2"/>
+                        <wp:cNvGraphicFramePr>
+                          <a:graphicFrameLocks xmlns:a="http://schemas.openxmlformats.org/drawingml/2006/main" noChangeAspect="1"/>
+                        </wp:cNvGraphicFramePr>
+                        <a:graphic xmlns:a="http://schemas.openxmlformats.org/drawingml/2006/main">
+                          <a:graphicData uri="http://schemas.openxmlformats.org/drawingml/2006/picture">
+                            <pic:pic xmlns:pic="http://schemas.openxmlformats.org/drawingml/2006/picture">
+                              <pic:nvPicPr>
+                                <pic:cNvPr id="1" name=""/>
+                                <pic:cNvPicPr/>
+                              </pic:nvPicPr>
+                              <pic:blipFill>
+                                <a:blip r:embed="rId14"/>
+                                <a:stretch>
+                                  <a:fillRect/>
+                                </a:stretch>
+                              </pic:blipFill>
+                              <pic:spPr>
+                                <a:xfrm>
+                                  <a:off x="0" y="0"/>
+                                  <a:ext cx="285750" cy="123825"/>
+                                </a:xfrm>
+                                <a:prstGeom prst="rect">
+                                  <a:avLst/>
+                                </a:prstGeom>
+                              </pic:spPr>
+                            </pic:pic>
+                          </a:graphicData>
+                        </a:graphic>
+                      </wp:inline>
+                    </w:drawing>
+                  </w:r>
+                  <w:r>
+                    <w:rPr>
+                      <w:sz w:val="20"/>
+                      <w:szCs w:val="20"/>
+                    </w:rPr>
+                    <w:t>lifestyle</w:t>
+                  </w:r>
+                </w:p>
+              </w:tc>
+            </w:tr>
+          </w:tbl>
           <w:p>
             <w:pPr>
               <w:spacing w:line="278" w:lineRule="auto"/>
@@ -19520,78 +20412,11 @@
                 <w:szCs w:val="22"/>
               </w:rPr>
             </w:pPr>
-            <w:r>
-              <w:rPr>
-                <w:rFonts w:cstheme="minorBidi"/>
-                <w:noProof/>
-                <w:sz w:val="22"/>
-                <w:szCs w:val="22"/>
-                <w:lang w:bidi="fa-IR"/>
-              </w:rPr>
-              <w:drawing>
-                <wp:inline distT="0" distB="0" distL="0" distR="0" wp14:anchorId="53D612A0" wp14:editId="73AA3DF7">
-                  <wp:extent cx="314325" cy="114300"/>
-                  <wp:effectExtent l="0" t="0" r="9525" b="0"/>
-                  <wp:docPr id="399039173" name="Picture 1"/>
-                  <wp:cNvGraphicFramePr>
-                    <a:graphicFrameLocks xmlns:a="http://schemas.openxmlformats.org/drawingml/2006/main" noChangeAspect="1"/>
-                  </wp:cNvGraphicFramePr>
-                  <a:graphic xmlns:a="http://schemas.openxmlformats.org/drawingml/2006/main">
-                    <a:graphicData uri="http://schemas.openxmlformats.org/drawingml/2006/picture">
-                      <pic:pic xmlns:pic="http://schemas.openxmlformats.org/drawingml/2006/picture">
-                        <pic:nvPicPr>
-                          <pic:cNvPr id="0" name="Picture 10"/>
-                          <pic:cNvPicPr>
-                            <a:picLocks noChangeAspect="1" noChangeArrowheads="1"/>
-                          </pic:cNvPicPr>
-                        </pic:nvPicPr>
-                        <pic:blipFill>
-                          <a:blip r:embed="rId12">
-                            <a:extLst>
-                              <a:ext uri="{28A0092B-C50C-407E-A947-70E740481C1C}">
-                                <a14:useLocalDpi xmlns:a14="http://schemas.microsoft.com/office/drawing/2010/main" val="0"/>
-                              </a:ext>
-                            </a:extLst>
-                          </a:blip>
-                          <a:srcRect/>
-                          <a:stretch>
-                            <a:fillRect/>
-                          </a:stretch>
-                        </pic:blipFill>
-                        <pic:spPr bwMode="auto">
-                          <a:xfrm>
-                            <a:off x="0" y="0"/>
-                            <a:ext cx="314325" cy="114300"/>
-                          </a:xfrm>
-                          <a:prstGeom prst="rect">
-                            <a:avLst/>
-                          </a:prstGeom>
-                          <a:noFill/>
-                          <a:ln>
-                            <a:noFill/>
-                          </a:ln>
-                        </pic:spPr>
-                      </pic:pic>
-                    </a:graphicData>
-                  </a:graphic>
-                </wp:inline>
-              </w:drawing>
-            </w:r>
-            <w:r>
-              <w:rPr>
-                <w:rFonts w:ascii="Arial Narrow"/>
-                <w:color w:val="2F2C2D"/>
-                <w:spacing w:val="-2"/>
-                <w:w w:val="125"/>
-                <w:sz w:val="21"/>
-              </w:rPr>
-              <w:t>traffic</w:t>
-            </w:r>
           </w:p>
         </w:tc>
         <w:tc>
           <w:tcPr>
-            <w:tcW w:w="6012" w:type="dxa"/>
+            <w:tcW w:w="5908" w:type="dxa"/>
           </w:tcPr>
           <w:p>
             <w:pPr>
@@ -19749,220 +20574,6 @@
                 <w:w w:val="105"/>
                 <w:sz w:val="21"/>
                 <w:szCs w:val="21"/>
-              </w:rPr>
-            </w:pPr>
-          </w:p>
-        </w:tc>
-      </w:tr>
-      <w:tr>
-        <w:tc>
-          <w:tcPr>
-            <w:tcW w:w="562" w:type="dxa"/>
-          </w:tcPr>
-          <w:p>
-            <w:pPr>
-              <w:rPr>
-                <w:rFonts w:ascii="Source Sans 3" w:hAnsi="Source Sans 3"/>
-                <w:b/>
-                <w:bCs/>
-                <w:bdr w:val="single" w:sz="18" w:space="0" w:color="D0872E"/>
-              </w:rPr>
-            </w:pPr>
-            <w:r>
-              <w:rPr>
-                <w:noProof/>
-              </w:rPr>
-              <w:drawing>
-                <wp:inline distT="0" distB="0" distL="0" distR="0" wp14:anchorId="467F3C47" wp14:editId="20228E7C">
-                  <wp:extent cx="285750" cy="161925"/>
-                  <wp:effectExtent l="0" t="0" r="0" b="9525"/>
-                  <wp:docPr id="1152877787" name="Picture 1"/>
-                  <wp:cNvGraphicFramePr>
-                    <a:graphicFrameLocks xmlns:a="http://schemas.openxmlformats.org/drawingml/2006/main" noChangeAspect="1"/>
-                  </wp:cNvGraphicFramePr>
-                  <a:graphic xmlns:a="http://schemas.openxmlformats.org/drawingml/2006/main">
-                    <a:graphicData uri="http://schemas.openxmlformats.org/drawingml/2006/picture">
-                      <pic:pic xmlns:pic="http://schemas.openxmlformats.org/drawingml/2006/picture">
-                        <pic:nvPicPr>
-                          <pic:cNvPr id="0" name="Picture 1"/>
-                          <pic:cNvPicPr>
-                            <a:picLocks noChangeAspect="1" noChangeArrowheads="1"/>
-                          </pic:cNvPicPr>
-                        </pic:nvPicPr>
-                        <pic:blipFill>
-                          <a:blip r:embed="rId13">
-                            <a:extLst>
-                              <a:ext uri="{28A0092B-C50C-407E-A947-70E740481C1C}">
-                                <a14:useLocalDpi xmlns:a14="http://schemas.microsoft.com/office/drawing/2010/main" val="0"/>
-                              </a:ext>
-                            </a:extLst>
-                          </a:blip>
-                          <a:srcRect/>
-                          <a:stretch>
-                            <a:fillRect/>
-                          </a:stretch>
-                        </pic:blipFill>
-                        <pic:spPr bwMode="auto">
-                          <a:xfrm>
-                            <a:off x="0" y="0"/>
-                            <a:ext cx="285750" cy="161925"/>
-                          </a:xfrm>
-                          <a:prstGeom prst="rect">
-                            <a:avLst/>
-                          </a:prstGeom>
-                          <a:noFill/>
-                          <a:ln>
-                            <a:noFill/>
-                          </a:ln>
-                        </pic:spPr>
-                      </pic:pic>
-                    </a:graphicData>
-                  </a:graphic>
-                </wp:inline>
-              </w:drawing>
-            </w:r>
-          </w:p>
-        </w:tc>
-        <w:tc>
-          <w:tcPr>
-            <w:tcW w:w="2532" w:type="dxa"/>
-            <w:vAlign w:val="center"/>
-          </w:tcPr>
-          <w:p>
-            <w:pPr>
-              <w:rPr>
-                <w:rFonts w:ascii="Source Sans 3 Medium" w:hAnsi="Source Sans 3 Medium"/>
-                <w:b/>
-                <w:bCs/>
-                <w:color w:val="101312"/>
-                <w:spacing w:val="-2"/>
-                <w:w w:val="105"/>
-                <w:sz w:val="21"/>
-                <w:szCs w:val="21"/>
-              </w:rPr>
-            </w:pPr>
-            <w:r>
-              <w:rPr>
-                <w:rFonts w:cstheme="minorBidi"/>
-                <w:sz w:val="22"/>
-                <w:szCs w:val="22"/>
-                <w:lang w:bidi="fa-IR"/>
-              </w:rPr>
-              <w:pict w14:anchorId="4DAA7AE0">
-                <v:shape id="Picture 1" o:spid="_x0000_i1031" type="#_x0000_t75" style="width:22.5pt;height:12.75pt;visibility:visible;mso-wrap-style:square">
-                  <v:imagedata r:id="rId14" o:title=""/>
-                </v:shape>
-              </w:pict>
-            </w:r>
-            <w:r>
-              <w:rPr>
-                <w:rFonts w:ascii="Arial Narrow"/>
-                <w:color w:val="2F2C2D"/>
-                <w:spacing w:val="-2"/>
-                <w:w w:val="125"/>
-                <w:sz w:val="21"/>
-              </w:rPr>
-              <w:t>rising cost of living</w:t>
-            </w:r>
-          </w:p>
-        </w:tc>
-        <w:tc>
-          <w:tcPr>
-            <w:tcW w:w="2532" w:type="dxa"/>
-            <w:vAlign w:val="center"/>
-          </w:tcPr>
-          <w:p>
-            <w:pPr>
-              <w:rPr>
-                <w:rFonts w:ascii="Source Sans 3 Medium" w:hAnsi="Source Sans 3 Medium"/>
-                <w:b/>
-                <w:bCs/>
-                <w:color w:val="101312"/>
-                <w:spacing w:val="-2"/>
-                <w:w w:val="105"/>
-                <w:sz w:val="21"/>
-                <w:szCs w:val="21"/>
-              </w:rPr>
-            </w:pPr>
-            <w:r>
-              <w:rPr>
-                <w:rFonts w:cstheme="minorBidi"/>
-                <w:sz w:val="22"/>
-                <w:szCs w:val="22"/>
-                <w:lang w:bidi="fa-IR"/>
-              </w:rPr>
-              <w:pict w14:anchorId="3F46500B">
-                <v:shape id="_x0000_i1032" type="#_x0000_t75" style="width:24.75pt;height:9pt;visibility:visible;mso-wrap-style:square">
-                  <v:imagedata r:id="rId15" o:title=""/>
-                </v:shape>
-              </w:pict>
-            </w:r>
-            <w:r>
-              <w:rPr>
-                <w:rFonts w:ascii="Arial Narrow"/>
-                <w:color w:val="2F2C2D"/>
-                <w:spacing w:val="-2"/>
-                <w:w w:val="125"/>
-                <w:sz w:val="21"/>
-              </w:rPr>
-              <w:t>traffic</w:t>
-            </w:r>
-          </w:p>
-        </w:tc>
-        <w:tc>
-          <w:tcPr>
-            <w:tcW w:w="2532" w:type="dxa"/>
-            <w:vAlign w:val="center"/>
-          </w:tcPr>
-          <w:p>
-            <w:pPr>
-              <w:rPr>
-                <w:rFonts w:ascii="Source Sans 3 Medium" w:hAnsi="Source Sans 3 Medium"/>
-                <w:b/>
-                <w:bCs/>
-                <w:color w:val="101312"/>
-                <w:spacing w:val="-2"/>
-                <w:w w:val="105"/>
-                <w:sz w:val="21"/>
-                <w:szCs w:val="21"/>
-              </w:rPr>
-            </w:pPr>
-            <w:r>
-              <w:rPr>
-                <w:rFonts w:cstheme="minorBidi"/>
-                <w:sz w:val="22"/>
-                <w:szCs w:val="22"/>
-                <w:lang w:bidi="fa-IR"/>
-              </w:rPr>
-              <w:pict w14:anchorId="5F0B4557">
-                <v:shape id="_x0000_i1033" type="#_x0000_t75" style="width:24.75pt;height:9pt;visibility:visible;mso-wrap-style:square">
-                  <v:imagedata r:id="rId16" o:title=""/>
-                </v:shape>
-              </w:pict>
-            </w:r>
-            <w:r>
-              <w:rPr>
-                <w:rFonts w:ascii="Arial Narrow"/>
-                <w:color w:val="353537"/>
-                <w:spacing w:val="-2"/>
-                <w:w w:val="120"/>
-                <w:sz w:val="21"/>
-              </w:rPr>
-              <w:t>lifestyle</w:t>
-            </w:r>
-          </w:p>
-        </w:tc>
-        <w:tc>
-          <w:tcPr>
-            <w:tcW w:w="6012" w:type="dxa"/>
-          </w:tcPr>
-          <w:p>
-            <w:pPr>
-              <w:rPr>
-                <w:rFonts w:ascii="Source Sans 3 SemiBold" w:hAnsi="Source Sans 3 SemiBold"/>
-                <w:b/>
-                <w:bCs/>
-                <w:noProof/>
               </w:rPr>
             </w:pPr>
           </w:p>
@@ -19986,7 +20597,7 @@
 </file>
 
 <file path=word/numbering.xml><?xml version="1.0" encoding="utf-8"?>
-<w:numbering xmlns:wpc="http://schemas.microsoft.com/office/word/2010/wordprocessingCanvas" xmlns:cx="http://schemas.microsoft.com/office/drawing/2014/chartex" xmlns:cx1="http://schemas.microsoft.com/office/drawing/2015/9/8/chartex" xmlns:cx2="http://schemas.microsoft.com/office/drawing/2015/10/21/chartex" xmlns:cx3="http://schemas.microsoft.com/office/drawing/2016/5/9/chartex" xmlns:cx4="http://schemas.microsoft.com/office/drawing/2016/5/10/chartex" xmlns:cx5="http://schemas.microsoft.com/office/drawing/2016/5/11/chartex" xmlns:cx6="http://schemas.microsoft.com/office/drawing/2016/5/12/chartex" xmlns:cx7="http://schemas.microsoft.com/office/drawing/2016/5/13/chartex" xmlns:cx8="http://schemas.microsoft.com/office/drawing/2016/5/14/chartex" xmlns:mc="http://schemas.openxmlformats.org/markup-compatibility/2006" xmlns:aink="http://schemas.microsoft.com/office/drawing/2016/ink" xmlns:am3d="http://schemas.microsoft.com/office/drawing/2017/model3d" xmlns:o="urn:schemas-microsoft-com:office:office" xmlns:oel="http://schemas.microsoft.com/office/2019/extlst" xmlns:r="http://schemas.openxmlformats.org/officeDocument/2006/relationships" xmlns:m="http://schemas.openxmlformats.org/officeDocument/2006/math" xmlns:v="urn:schemas-microsoft-com:vml" xmlns:wp14="http://schemas.microsoft.com/office/word/2010/wordprocessingDrawing" xmlns:wp="http://schemas.openxmlformats.org/drawingml/2006/wordprocessingDrawing" xmlns:w10="urn:schemas-microsoft-com:office:word" xmlns:w="http://schemas.openxmlformats.org/wordprocessingml/2006/main" xmlns:w14="http://schemas.microsoft.com/office/word/2010/wordml" xmlns:w15="http://schemas.microsoft.com/office/word/2012/wordml" xmlns:w16cex="http://schemas.microsoft.com/office/word/2018/wordml/cex" xmlns:w16cid="http://schemas.microsoft.com/office/word/2016/wordml/cid" xmlns:w16="http://schemas.microsoft.com/office/word/2018/wordml" xmlns:w16du="http://schemas.microsoft.com/office/word/2023/wordml/word16du" xmlns:w16sdtdh="http://schemas.microsoft.com/office/word/2020/wordml/sdtdatahash" xmlns:w16sdtfl="http://schemas.microsoft.com/office/word/2024/wordml/sdtformatlock" xmlns:w16se="http://schemas.microsoft.com/office/word/2015/wordml/symex" xmlns:wpg="http://schemas.microsoft.com/office/word/2010/wordprocessingGroup" xmlns:wpi="http://schemas.microsoft.com/office/word/2010/wordprocessingInk" xmlns:wne="http://schemas.microsoft.com/office/word/2006/wordml" xmlns:wps="http://schemas.microsoft.com/office/word/2010/wordprocessingShape" mc:Ignorable="w14 w15 w16se w16cid w16 w16cex w16sdtdh w16sdtfl w16du wp14">
+<w:numbering xmlns:wpc="http://schemas.microsoft.com/office/word/2010/wordprocessingCanvas" xmlns:cx="http://schemas.microsoft.com/office/drawing/2014/chartex" xmlns:cx1="http://schemas.microsoft.com/office/drawing/2015/9/8/chartex" xmlns:cx2="http://schemas.microsoft.com/office/drawing/2015/10/21/chartex" xmlns:cx3="http://schemas.microsoft.com/office/drawing/2016/5/9/chartex" xmlns:cx4="http://schemas.microsoft.com/office/drawing/2016/5/10/chartex" xmlns:cx5="http://schemas.microsoft.com/office/drawing/2016/5/11/chartex" xmlns:cx6="http://schemas.microsoft.com/office/drawing/2016/5/12/chartex" xmlns:cx7="http://schemas.microsoft.com/office/drawing/2016/5/13/chartex" xmlns:cx8="http://schemas.microsoft.com/office/drawing/2016/5/14/chartex" xmlns:mc="http://schemas.openxmlformats.org/markup-compatibility/2006" xmlns:aink="http://schemas.microsoft.com/office/drawing/2016/ink" xmlns:am3d="http://schemas.microsoft.com/office/drawing/2017/model3d" xmlns:o="urn:schemas-microsoft-com:office:office" xmlns:oel="http://schemas.microsoft.com/office/2019/extlst" xmlns:r="http://schemas.openxmlformats.org/officeDocument/2006/relationships" xmlns:m="http://schemas.openxmlformats.org/officeDocument/2006/math" xmlns:v="urn:schemas-microsoft-com:vml" xmlns:wp14="http://schemas.microsoft.com/office/word/2010/wordprocessingDrawing" xmlns:wp="http://schemas.openxmlformats.org/drawingml/2006/wordprocessingDrawing" xmlns:w10="urn:schemas-microsoft-com:office:word" xmlns:w="http://schemas.openxmlformats.org/wordprocessingml/2006/main" xmlns:w14="http://schemas.microsoft.com/office/word/2010/wordml" xmlns:w15="http://schemas.microsoft.com/office/word/2012/wordml" xmlns:w16cex="http://schemas.microsoft.com/office/word/2018/wordml/cex" xmlns:w16cid="http://schemas.microsoft.com/office/word/2016/wordml/cid" xmlns:w16="http://schemas.microsoft.com/office/word/2018/wordml" xmlns:w16sdtdh="http://schemas.microsoft.com/office/word/2020/wordml/sdtdatahash" xmlns:w16se="http://schemas.microsoft.com/office/word/2015/wordml/symex" xmlns:wpg="http://schemas.microsoft.com/office/word/2010/wordprocessingGroup" xmlns:wpi="http://schemas.microsoft.com/office/word/2010/wordprocessingInk" xmlns:wne="http://schemas.microsoft.com/office/word/2006/wordml" xmlns:wps="http://schemas.microsoft.com/office/word/2010/wordprocessingShape" mc:Ignorable="w14 w15 w16se w16cid w16 w16cex w16sdtdh wp14">
   <w:numPicBullet w:numPicBulletId="0">
     <w:pict>
       <v:shapetype id="_x0000_t75" coordsize="21600,21600" o:spt="75" o:preferrelative="t" path="m@4@5l@4@11@9@11@9@5xe" filled="f" stroked="f">
@@ -20008,42 +20619,42 @@
         <v:path o:extrusionok="f" gradientshapeok="t" o:connecttype="rect"/>
         <o:lock v:ext="edit" aspectratio="t"/>
       </v:shapetype>
-      <v:shape id="Picture 1" o:spid="_x0000_i1025" type="#_x0000_t75" style="width:25.5pt;height:13.5pt;visibility:visible;mso-wrap-style:square" o:bullet="t">
+      <v:shape id="_x0000_i1152" type="#_x0000_t75" style="width:25.5pt;height:13.5pt;visibility:visible;mso-wrap-style:square" o:bullet="t">
         <v:imagedata r:id="rId1" o:title=""/>
       </v:shape>
     </w:pict>
   </w:numPicBullet>
   <w:numPicBullet w:numPicBulletId="1">
     <w:pict>
-      <v:shape id="_x0000_i1026" type="#_x0000_t75" style="width:24.75pt;height:9.75pt;visibility:visible;mso-wrap-style:square" o:bullet="t">
+      <v:shape id="_x0000_i1153" type="#_x0000_t75" style="width:24.75pt;height:9.75pt;visibility:visible;mso-wrap-style:square" o:bullet="t">
         <v:imagedata r:id="rId2" o:title=""/>
       </v:shape>
     </w:pict>
   </w:numPicBullet>
   <w:numPicBullet w:numPicBulletId="2">
     <w:pict>
-      <v:shape id="_x0000_i1027" type="#_x0000_t75" style="width:25.5pt;height:13.5pt;visibility:visible;mso-wrap-style:square" o:bullet="t">
+      <v:shape id="_x0000_i1154" type="#_x0000_t75" style="width:25.5pt;height:13.5pt;visibility:visible;mso-wrap-style:square" o:bullet="t">
         <v:imagedata r:id="rId3" o:title=""/>
       </v:shape>
     </w:pict>
   </w:numPicBullet>
   <w:numPicBullet w:numPicBulletId="3">
     <w:pict>
-      <v:shape id="_x0000_i1028" type="#_x0000_t75" style="width:22.5pt;height:12.75pt;visibility:visible;mso-wrap-style:square" o:bullet="t">
+      <v:shape id="_x0000_i1155" type="#_x0000_t75" style="width:22.5pt;height:12.75pt;visibility:visible;mso-wrap-style:square" o:bullet="t">
         <v:imagedata r:id="rId4" o:title=""/>
       </v:shape>
     </w:pict>
   </w:numPicBullet>
   <w:numPicBullet w:numPicBulletId="4">
     <w:pict>
-      <v:shape id="_x0000_i1029" type="#_x0000_t75" style="width:24.75pt;height:9pt;visibility:visible;mso-wrap-style:square" o:bullet="t">
+      <v:shape id="_x0000_i1156" type="#_x0000_t75" style="width:24.75pt;height:9pt;visibility:visible;mso-wrap-style:square" o:bullet="t">
         <v:imagedata r:id="rId5" o:title=""/>
       </v:shape>
     </w:pict>
   </w:numPicBullet>
   <w:numPicBullet w:numPicBulletId="5">
     <w:pict>
-      <v:shape id="_x0000_i1030" type="#_x0000_t75" style="width:24.75pt;height:9pt;visibility:visible;mso-wrap-style:square" o:bullet="t">
+      <v:shape id="_x0000_i1157" type="#_x0000_t75" style="width:24.75pt;height:9pt;visibility:visible;mso-wrap-style:square" o:bullet="t">
         <v:imagedata r:id="rId6" o:title=""/>
       </v:shape>
     </w:pict>
@@ -21013,7 +21624,7 @@
 </file>
 
 <file path=word/styles.xml><?xml version="1.0" encoding="utf-8"?>
-<w:styles xmlns:mc="http://schemas.openxmlformats.org/markup-compatibility/2006" xmlns:r="http://schemas.openxmlformats.org/officeDocument/2006/relationships" xmlns:w="http://schemas.openxmlformats.org/wordprocessingml/2006/main" xmlns:w14="http://schemas.microsoft.com/office/word/2010/wordml" xmlns:w15="http://schemas.microsoft.com/office/word/2012/wordml" xmlns:w16cex="http://schemas.microsoft.com/office/word/2018/wordml/cex" xmlns:w16cid="http://schemas.microsoft.com/office/word/2016/wordml/cid" xmlns:w16="http://schemas.microsoft.com/office/word/2018/wordml" xmlns:w16du="http://schemas.microsoft.com/office/word/2023/wordml/word16du" xmlns:w16sdtdh="http://schemas.microsoft.com/office/word/2020/wordml/sdtdatahash" xmlns:w16sdtfl="http://schemas.microsoft.com/office/word/2024/wordml/sdtformatlock" xmlns:w16se="http://schemas.microsoft.com/office/word/2015/wordml/symex" mc:Ignorable="w14 w15 w16se w16cid w16 w16cex w16sdtdh w16sdtfl w16du">
+<w:styles xmlns:mc="http://schemas.openxmlformats.org/markup-compatibility/2006" xmlns:r="http://schemas.openxmlformats.org/officeDocument/2006/relationships" xmlns:w="http://schemas.openxmlformats.org/wordprocessingml/2006/main" xmlns:w14="http://schemas.microsoft.com/office/word/2010/wordml" xmlns:w15="http://schemas.microsoft.com/office/word/2012/wordml" xmlns:w16cex="http://schemas.microsoft.com/office/word/2018/wordml/cex" xmlns:w16cid="http://schemas.microsoft.com/office/word/2016/wordml/cid" xmlns:w16="http://schemas.microsoft.com/office/word/2018/wordml" xmlns:w16sdtdh="http://schemas.microsoft.com/office/word/2020/wordml/sdtdatahash" xmlns:w16se="http://schemas.microsoft.com/office/word/2015/wordml/symex" mc:Ignorable="w14 w15 w16se w16cid w16 w16cex w16sdtdh">
   <w:docDefaults>
     <w:rPrDefault>
       <w:rPr>

--- a/assets/data/Mindset-Level-3- Custom.docx
+++ b/assets/data/Mindset-Level-3- Custom.docx
@@ -2320,7 +2320,6 @@
               </w:rPr>
               <w:t xml:space="preserve"> </w:t>
             </w:r>
-            <w:proofErr w:type="spellStart"/>
             <w:r>
               <w:rPr>
                 <w:rFonts w:ascii="Source Sans 3 Medium" w:hAnsi="Source Sans 3 Medium"/>
@@ -2331,20 +2330,7 @@
                 <w:sz w:val="21"/>
                 <w:szCs w:val="21"/>
               </w:rPr>
-              <w:t>Auroville</w:t>
-            </w:r>
-            <w:proofErr w:type="spellEnd"/>
-            <w:r>
-              <w:rPr>
-                <w:rFonts w:ascii="Source Sans 3 Medium" w:hAnsi="Source Sans 3 Medium"/>
-                <w:b/>
-                <w:bCs/>
-                <w:color w:val="070606"/>
-                <w:spacing w:val="-2"/>
-                <w:sz w:val="21"/>
-                <w:szCs w:val="21"/>
-              </w:rPr>
-              <w:t>,</w:t>
+              <w:t>Auroville,</w:t>
             </w:r>
             <w:r>
               <w:rPr>
@@ -2808,29 +2794,7 @@
                 <w:sz w:val="21"/>
                 <w:shd w:val="clear" w:color="auto" w:fill="8AC9D1"/>
               </w:rPr>
-              <w:t xml:space="preserve">In today's world of conflict, greed and constant struggles for power, </w:t>
-            </w:r>
-            <w:proofErr w:type="spellStart"/>
-            <w:r>
-              <w:rPr>
-                <w:rFonts w:ascii="Source Sans 3" w:hAnsi="Source Sans 3"/>
-                <w:color w:val="110E0D"/>
-                <w:spacing w:val="-4"/>
-                <w:sz w:val="21"/>
-                <w:shd w:val="clear" w:color="auto" w:fill="8AC9D1"/>
-              </w:rPr>
-              <w:t>Auroville</w:t>
-            </w:r>
-            <w:proofErr w:type="spellEnd"/>
-            <w:r>
-              <w:rPr>
-                <w:rFonts w:ascii="Source Sans 3" w:hAnsi="Source Sans 3"/>
-                <w:color w:val="110E0D"/>
-                <w:spacing w:val="-4"/>
-                <w:sz w:val="21"/>
-                <w:shd w:val="clear" w:color="auto" w:fill="8AC9D1"/>
-              </w:rPr>
-              <w:t xml:space="preserve"> - aka 'the City of Dawn' - claims on its website that it was planned and built to create the ultimate model of unity, peace and harmony that can be projected across all humanity</w:t>
+              <w:t>In today's world of conflict, greed and constant struggles for power, Auroville - aka 'the City of Dawn' - claims on its website that it was planned and built to create the ultimate model of unity, peace and harmony that can be projected across all humanity</w:t>
             </w:r>
             <w:r>
               <w:rPr>
@@ -3412,9 +3376,8 @@
                 <w:sz w:val="21"/>
                 <w:shd w:val="clear" w:color="auto" w:fill="8AC9D1"/>
               </w:rPr>
-              <w:t xml:space="preserve">In today's world of conflict, greed and constant struggles for power, </w:t>
-            </w:r>
-            <w:proofErr w:type="spellStart"/>
+              <w:t>In today's world of conflict, greed and constant struggles for power, Auroville</w:t>
+            </w:r>
             <w:r>
               <w:rPr>
                 <w:rFonts w:ascii="Source Sans 3" w:hAnsi="Source Sans 3"/>
@@ -3423,9 +3386,8 @@
                 <w:sz w:val="21"/>
                 <w:shd w:val="clear" w:color="auto" w:fill="8AC9D1"/>
               </w:rPr>
-              <w:t>Auroville</w:t>
-            </w:r>
-            <w:proofErr w:type="spellEnd"/>
+              <w:t xml:space="preserve"> </w:t>
+            </w:r>
             <w:r>
               <w:rPr>
                 <w:rFonts w:ascii="Source Sans 3" w:hAnsi="Source Sans 3"/>
@@ -3434,39 +3396,7 @@
                 <w:sz w:val="21"/>
                 <w:shd w:val="clear" w:color="auto" w:fill="8AC9D1"/>
               </w:rPr>
-              <w:t xml:space="preserve"> </w:t>
-            </w:r>
-            <w:r>
-              <w:rPr>
-                <w:rFonts w:ascii="Source Sans 3" w:hAnsi="Source Sans 3"/>
-                <w:color w:val="110E0D"/>
-                <w:spacing w:val="-4"/>
-                <w:sz w:val="21"/>
-                <w:shd w:val="clear" w:color="auto" w:fill="8AC9D1"/>
-              </w:rPr>
-              <w:t xml:space="preserve">- aka 'the City of Dawn' - claims on its website that it was planned and built to create the ultimate model of unity, peace and harmony that can be projected across all humanity. It has no government, no one owns any property, and money rarely, if ever, changes hands. There is no leader and rules do not exist. While most experiments at creating the perfect city do not meet with success, the majority of </w:t>
-            </w:r>
-            <w:proofErr w:type="spellStart"/>
-            <w:r>
-              <w:rPr>
-                <w:rFonts w:ascii="Source Sans 3" w:hAnsi="Source Sans 3"/>
-                <w:color w:val="110E0D"/>
-                <w:spacing w:val="-4"/>
-                <w:sz w:val="21"/>
-                <w:shd w:val="clear" w:color="auto" w:fill="8AC9D1"/>
-              </w:rPr>
-              <w:t>Auroville's</w:t>
-            </w:r>
-            <w:proofErr w:type="spellEnd"/>
-            <w:r>
-              <w:rPr>
-                <w:rFonts w:ascii="Source Sans 3" w:hAnsi="Source Sans 3"/>
-                <w:color w:val="110E0D"/>
-                <w:spacing w:val="-4"/>
-                <w:sz w:val="21"/>
-                <w:shd w:val="clear" w:color="auto" w:fill="8AC9D1"/>
-              </w:rPr>
-              <w:t xml:space="preserve"> residents believe their city to be an exception. Although its critics point to the fact that levels of crime</w:t>
+              <w:t>- aka 'the City of Dawn' - claims on its website that it was planned and built to create the ultimate model of unity, peace and harmony that can be projected across all humanity. It has no government, no one owns any property, and money rarely, if ever, changes hands. There is no leader and rules do not exist. While most experiments at creating the perfect city do not meet with success, the majority of Auroville's residents believe their city to be an exception. Although its critics point to the fact that levels of crime</w:t>
             </w:r>
             <w:r>
               <w:rPr>
@@ -7039,31 +6969,7 @@
                 <w:sz w:val="21"/>
                 <w:szCs w:val="21"/>
               </w:rPr>
-              <w:t xml:space="preserve">Read the first sentence of the next paragraph about </w:t>
-            </w:r>
-            <w:proofErr w:type="spellStart"/>
-            <w:r>
-              <w:rPr>
-                <w:rFonts w:ascii="Source Sans 3 Medium" w:hAnsi="Source Sans 3 Medium" w:cs="*Calibri-7392-Identity-H"/>
-                <w:b/>
-                <w:bCs/>
-                <w:color w:val="0E0E0E"/>
-                <w:sz w:val="21"/>
-                <w:szCs w:val="21"/>
-              </w:rPr>
-              <w:t>Marloth</w:t>
-            </w:r>
-            <w:proofErr w:type="spellEnd"/>
-            <w:r>
-              <w:rPr>
-                <w:rFonts w:ascii="Source Sans 3 Medium" w:hAnsi="Source Sans 3 Medium" w:cs="*Calibri-7392-Identity-H"/>
-                <w:b/>
-                <w:bCs/>
-                <w:color w:val="0E0E0E"/>
-                <w:sz w:val="21"/>
-                <w:szCs w:val="21"/>
-              </w:rPr>
-              <w:t xml:space="preserve"> Park in South Africa.</w:t>
+              <w:t>Read the first sentence of the next paragraph about Marloth Park in South Africa.</w:t>
             </w:r>
           </w:p>
           <w:p>
@@ -7105,23 +7011,7 @@
                 <w:rFonts w:ascii="Source Sans 3" w:hAnsi="Source Sans 3"/>
                 <w:sz w:val="21"/>
               </w:rPr>
-              <w:t xml:space="preserve">Despite the fact the town of </w:t>
-            </w:r>
-            <w:proofErr w:type="spellStart"/>
-            <w:r>
-              <w:rPr>
-                <w:rFonts w:ascii="Source Sans 3" w:hAnsi="Source Sans 3"/>
-                <w:sz w:val="21"/>
-              </w:rPr>
-              <w:t>Marloth</w:t>
-            </w:r>
-            <w:proofErr w:type="spellEnd"/>
-            <w:r>
-              <w:rPr>
-                <w:rFonts w:ascii="Source Sans 3" w:hAnsi="Source Sans 3"/>
-                <w:sz w:val="21"/>
-              </w:rPr>
-              <w:t xml:space="preserve"> Park is close to the Kruger National Park, one of the largest game reserves in Africa, and despite the constant threat of visits from wild animals such as lions and hippopotamuses, its anxious residents are not allowed to build fences around their houses to keep out their </w:t>
+              <w:t xml:space="preserve">Despite the fact the town of Marloth Park is close to the Kruger National Park, one of the largest game reserves in Africa, and despite the constant threat of visits from wild animals such as lions and hippopotamuses, its anxious residents are not allowed to build fences around their houses to keep out their </w:t>
             </w:r>
             <w:proofErr w:type="spellStart"/>
             <w:r>
@@ -7908,14 +7798,24 @@
           </w:p>
           <w:p>
             <w:pPr>
-              <w:shd w:val="clear" w:color="auto" w:fill="8AC9D1"/>
+              <w:shd w:val="clear" w:color="auto" w:fill="A4DAE0"/>
+              <w:rPr>
+                <w:rFonts w:ascii="Source Sans 3 Medium" w:hAnsi="Source Sans 3 Medium"/>
+                <w:b/>
+                <w:bCs/>
+                <w:w w:val="105"/>
+              </w:rPr>
+            </w:pPr>
+            <w:r>
               <w:rPr>
                 <w:rFonts w:ascii="Source Sans 3" w:hAnsi="Source Sans 3" w:cs="*Arial-8104-Identity-H"/>
                 <w:sz w:val="21"/>
                 <w:szCs w:val="21"/>
                 <w:shd w:val="clear" w:color="auto" w:fill="A4DAE0"/>
               </w:rPr>
-            </w:pPr>
+              <w:t xml:space="preserve">In </w:t>
+            </w:r>
+            <w:proofErr w:type="gramStart"/>
             <w:r>
               <w:rPr>
                 <w:rFonts w:ascii="Source Sans 3" w:hAnsi="Source Sans 3" w:cs="*Arial-8104-Identity-H"/>
@@ -7923,9 +7823,9 @@
                 <w:szCs w:val="21"/>
                 <w:shd w:val="clear" w:color="auto" w:fill="A4DAE0"/>
               </w:rPr>
-              <w:t xml:space="preserve">In </w:t>
-            </w:r>
-            <w:proofErr w:type="gramStart"/>
+              <w:t>fact</w:t>
+            </w:r>
+            <w:proofErr w:type="gramEnd"/>
             <w:r>
               <w:rPr>
                 <w:rFonts w:ascii="Source Sans 3" w:hAnsi="Source Sans 3" w:cs="*Arial-8104-Identity-H"/>
@@ -7933,48 +7833,8 @@
                 <w:szCs w:val="21"/>
                 <w:shd w:val="clear" w:color="auto" w:fill="A4DAE0"/>
               </w:rPr>
-              <w:t>fact</w:t>
-            </w:r>
-            <w:proofErr w:type="gramEnd"/>
-            <w:r>
-              <w:rPr>
-                <w:rFonts w:ascii="Source Sans 3" w:hAnsi="Source Sans 3" w:cs="*Arial-8104-Identity-H"/>
-                <w:sz w:val="21"/>
-                <w:szCs w:val="21"/>
-                <w:shd w:val="clear" w:color="auto" w:fill="A4DAE0"/>
-              </w:rPr>
-              <w:t xml:space="preserve"> the only fence permitted in the town was built by the local authority, interestingly, with the aim of keeping humans out of the park, rather than containing the animals inside. Consequently, it is not unusual to see giraffes or elephants causing traffic jams, for example, and even predator attacks on humans are unnervingly common - a lion was recently said to have mauled and eaten an escaping burglar. Yet even after this, while some residents then called for all lions to be rounded up and shot, others suggested that they be allowed to walk the thoroughfares as a type of crime control, after an increase in the number of burglaries. Everywhere in </w:t>
-            </w:r>
-            <w:proofErr w:type="spellStart"/>
-            <w:r>
-              <w:rPr>
-                <w:rFonts w:ascii="Source Sans 3" w:hAnsi="Source Sans 3" w:cs="*Arial-8104-Identity-H"/>
-                <w:sz w:val="21"/>
-                <w:szCs w:val="21"/>
-                <w:shd w:val="clear" w:color="auto" w:fill="A4DAE0"/>
-              </w:rPr>
-              <w:t>Marloth</w:t>
-            </w:r>
-            <w:proofErr w:type="spellEnd"/>
-            <w:r>
-              <w:rPr>
-                <w:rFonts w:ascii="Source Sans 3" w:hAnsi="Source Sans 3" w:cs="*Arial-8104-Identity-H"/>
-                <w:sz w:val="21"/>
-                <w:szCs w:val="21"/>
-                <w:shd w:val="clear" w:color="auto" w:fill="A4DAE0"/>
-              </w:rPr>
-              <w:t xml:space="preserve"> Park, a wary understanding exists between man and beast.</w:t>
-            </w:r>
-          </w:p>
-          <w:p>
-            <w:pPr>
-              <w:rPr>
-                <w:rFonts w:ascii="Source Sans 3 Medium" w:hAnsi="Source Sans 3 Medium"/>
-                <w:b/>
-                <w:bCs/>
-                <w:w w:val="105"/>
-              </w:rPr>
-            </w:pPr>
+              <w:t xml:space="preserve"> the only fence permitted in the town was built by the local authority, interestingly, with the aim of keeping humans out of the park, rather than containing the animals inside. Consequently, it is not unusual to see giraffes or elephants causing traffic jams, for example, and even predator attacks on humans are unnervingly common - a lion was recently said to have mauled and eaten an escaping burglar. Yet even after this, while some residents then called for all lions to be rounded up and shot, others suggested that they be allowed to walk the thoroughfares as a type of crime control, after an increase in the number of burglaries. Everywhere in Marloth Park, a wary understanding exists between man and beast.</w:t>
+            </w:r>
           </w:p>
         </w:tc>
       </w:tr>
@@ -8203,21 +8063,7 @@
               <w:rPr>
                 <w:rStyle w:val="BlankWord1"/>
               </w:rPr>
-              <w:t xml:space="preserve">Everywhere in </w:t>
-            </w:r>
-            <w:proofErr w:type="spellStart"/>
-            <w:r>
-              <w:rPr>
-                <w:rStyle w:val="BlankWord1"/>
-              </w:rPr>
-              <w:t>Marloth</w:t>
-            </w:r>
-            <w:proofErr w:type="spellEnd"/>
-            <w:r>
-              <w:rPr>
-                <w:rStyle w:val="BlankWord1"/>
-              </w:rPr>
-              <w:t xml:space="preserve"> Park, a wary understanding exists between man and beast.</w:t>
+              <w:t>Everywhere in Marloth Park, a wary understanding exists between man and beast.</w:t>
             </w:r>
           </w:p>
         </w:tc>
@@ -9523,7 +9369,6 @@
           <w:p>
             <w:pPr>
               <w:pStyle w:val="BlankWord2"/>
-              <w:spacing w:after="240"/>
               <w:rPr>
                 <w:rStyle w:val="BlankWord1"/>
               </w:rPr>
@@ -9531,20 +9376,32 @@
             <w:r>
               <w:rPr>
                 <w:i/>
-              </w:rPr>
-              <w:t>un-</w:t>
-            </w:r>
-            <w:r>
-              <w:t xml:space="preserve">= not/opposite; </w:t>
+                <w:iCs/>
+              </w:rPr>
+              <w:t>un</w:t>
+            </w:r>
+            <w:r>
+              <w:t xml:space="preserve">-= not/opposite; </w:t>
             </w:r>
             <w:r>
               <w:rPr>
                 <w:i/>
-              </w:rPr>
-              <w:t>im-</w:t>
-            </w:r>
-            <w:r>
-              <w:t>= not; co-= together</w:t>
+                <w:iCs/>
+              </w:rPr>
+              <w:t>im</w:t>
+            </w:r>
+            <w:r>
+              <w:t xml:space="preserve">-= not; </w:t>
+            </w:r>
+            <w:r>
+              <w:rPr>
+                <w:i/>
+                <w:iCs/>
+              </w:rPr>
+              <w:t>co</w:t>
+            </w:r>
+            <w:r>
+              <w:t>-= together</w:t>
             </w:r>
           </w:p>
           <w:p>
@@ -10767,7 +10624,110 @@
                 <w:sz w:val="21"/>
                 <w:szCs w:val="21"/>
               </w:rPr>
-              <w:t xml:space="preserve">The tourist brochure for </w:t>
+              <w:t xml:space="preserve">The tourist brochure for Marloth Park ensures that visitors </w:t>
+            </w:r>
+            <w:r>
+              <w:rPr>
+                <w:rFonts w:ascii="Source Sans 3" w:hAnsi="Source Sans 3"/>
+                <w:sz w:val="21"/>
+                <w:szCs w:val="21"/>
+              </w:rPr>
+              <w:t>are WARN about</w:t>
+            </w:r>
+            <w:r>
+              <w:rPr>
+                <w:rFonts w:ascii="Source Sans 3" w:hAnsi="Source Sans 3" w:cs="Tahoma"/>
+                <w:sz w:val="21"/>
+                <w:szCs w:val="21"/>
+              </w:rPr>
+              <w:t xml:space="preserve"> the wild animals they may encounter walking the streets.</w:t>
+            </w:r>
+            <w:r>
+              <w:rPr>
+                <w:rFonts w:ascii="Source Sans 3" w:hAnsi="Source Sans 3" w:cs="Tahoma"/>
+                <w:sz w:val="21"/>
+                <w:szCs w:val="21"/>
+              </w:rPr>
+              <w:t xml:space="preserve"> </w:t>
+            </w:r>
+          </w:p>
+          <w:p>
+            <w:pPr>
+              <w:pStyle w:val="BlankWord2"/>
+              <w:rPr>
+                <w:rStyle w:val="BlankWord1"/>
+              </w:rPr>
+            </w:pPr>
+            <w:r>
+              <w:t>forewarned / pre-warned</w:t>
+            </w:r>
+          </w:p>
+          <w:p>
+            <w:pPr>
+              <w:rPr>
+                <w:rFonts w:ascii="Source Sans 3" w:hAnsi="Source Sans 3" w:cs="Tahoma"/>
+                <w:sz w:val="21"/>
+                <w:szCs w:val="21"/>
+              </w:rPr>
+            </w:pPr>
+            <w:r>
+              <w:rPr>
+                <w:rFonts w:ascii="Source Sans 3" w:hAnsi="Source Sans 3"/>
+                <w:b/>
+                <w:sz w:val="21"/>
+                <w:szCs w:val="21"/>
+              </w:rPr>
+              <w:t xml:space="preserve">B </w:t>
+            </w:r>
+            <w:r>
+              <w:rPr>
+                <w:rFonts w:ascii="Source Sans 3" w:hAnsi="Source Sans 3" w:cs="Tahoma"/>
+                <w:sz w:val="21"/>
+                <w:szCs w:val="21"/>
+              </w:rPr>
+              <w:t>One thing you can always be sure of in Longyearbyen - the cemeteries will never be POPULATE.</w:t>
+            </w:r>
+            <w:r>
+              <w:rPr>
+                <w:rFonts w:ascii="Source Sans 3" w:hAnsi="Source Sans 3" w:cs="Tahoma"/>
+                <w:sz w:val="21"/>
+                <w:szCs w:val="21"/>
+              </w:rPr>
+              <w:t xml:space="preserve"> </w:t>
+            </w:r>
+          </w:p>
+          <w:p>
+            <w:pPr>
+              <w:pStyle w:val="BlankWord2"/>
+            </w:pPr>
+            <w:r>
+              <w:t>overpopulated</w:t>
+            </w:r>
+          </w:p>
+          <w:p>
+            <w:pPr>
+              <w:rPr>
+                <w:rFonts w:ascii="Source Sans 3" w:hAnsi="Source Sans 3" w:cs="Tahoma"/>
+                <w:sz w:val="21"/>
+                <w:szCs w:val="21"/>
+              </w:rPr>
+            </w:pPr>
+            <w:r>
+              <w:rPr>
+                <w:rFonts w:ascii="Source Sans 3" w:hAnsi="Source Sans 3"/>
+                <w:b/>
+                <w:sz w:val="21"/>
+                <w:szCs w:val="21"/>
+              </w:rPr>
+              <w:t xml:space="preserve">C </w:t>
+            </w:r>
+            <w:r>
+              <w:rPr>
+                <w:rFonts w:ascii="Source Sans 3" w:hAnsi="Source Sans 3" w:cs="Tahoma"/>
+                <w:sz w:val="21"/>
+                <w:szCs w:val="21"/>
+              </w:rPr>
+              <w:t xml:space="preserve">The residents of </w:t>
             </w:r>
             <w:proofErr w:type="spellStart"/>
             <w:r>
@@ -10776,7 +10736,7 @@
                 <w:sz w:val="21"/>
                 <w:szCs w:val="21"/>
               </w:rPr>
-              <w:t>Marloth</w:t>
+              <w:t>Hallstat</w:t>
             </w:r>
             <w:proofErr w:type="spellEnd"/>
             <w:r>
@@ -10785,23 +10745,33 @@
                 <w:sz w:val="21"/>
                 <w:szCs w:val="21"/>
               </w:rPr>
-              <w:t xml:space="preserve"> Park ensures that visitors </w:t>
-            </w:r>
-            <w:r>
-              <w:rPr>
-                <w:rFonts w:ascii="Source Sans 3" w:hAnsi="Source Sans 3"/>
-                <w:sz w:val="21"/>
-                <w:szCs w:val="21"/>
-              </w:rPr>
-              <w:t>are WARN about</w:t>
-            </w:r>
-            <w:r>
+              <w:t xml:space="preserve"> believed that they would be consulted by the company building a copy of their town - but it turns out they were INFORM.</w:t>
+            </w:r>
+          </w:p>
+          <w:p>
+            <w:pPr>
+              <w:pStyle w:val="BlankWord2"/>
+            </w:pPr>
+            <w:r>
+              <w:t>misinformed</w:t>
+            </w:r>
+          </w:p>
+          <w:p>
+            <w:pPr>
               <w:rPr>
                 <w:rFonts w:ascii="Source Sans 3" w:hAnsi="Source Sans 3" w:cs="Tahoma"/>
                 <w:sz w:val="21"/>
                 <w:szCs w:val="21"/>
               </w:rPr>
-              <w:t xml:space="preserve"> the wild animals they may encounter walking the streets.</w:t>
+            </w:pPr>
+            <w:r>
+              <w:rPr>
+                <w:rFonts w:ascii="Source Sans 3" w:hAnsi="Source Sans 3"/>
+                <w:b/>
+                <w:sz w:val="21"/>
+                <w:szCs w:val="21"/>
+              </w:rPr>
+              <w:t xml:space="preserve">D </w:t>
             </w:r>
             <w:r>
               <w:rPr>
@@ -10809,148 +10779,7 @@
                 <w:sz w:val="21"/>
                 <w:szCs w:val="21"/>
               </w:rPr>
-              <w:t xml:space="preserve"> </w:t>
-            </w:r>
-          </w:p>
-          <w:p>
-            <w:pPr>
-              <w:pStyle w:val="BlankWord2"/>
-              <w:rPr>
-                <w:rStyle w:val="BlankWord1"/>
-              </w:rPr>
-            </w:pPr>
-            <w:r>
-              <w:t>forewarned / pre-warned</w:t>
-            </w:r>
-          </w:p>
-          <w:p>
-            <w:pPr>
-              <w:rPr>
-                <w:rFonts w:ascii="Source Sans 3" w:hAnsi="Source Sans 3" w:cs="Tahoma"/>
-                <w:sz w:val="21"/>
-                <w:szCs w:val="21"/>
-              </w:rPr>
-            </w:pPr>
-            <w:r>
-              <w:rPr>
-                <w:rFonts w:ascii="Source Sans 3" w:hAnsi="Source Sans 3"/>
-                <w:b/>
-                <w:sz w:val="21"/>
-                <w:szCs w:val="21"/>
-              </w:rPr>
-              <w:t xml:space="preserve">B </w:t>
-            </w:r>
-            <w:r>
-              <w:rPr>
-                <w:rFonts w:ascii="Source Sans 3" w:hAnsi="Source Sans 3" w:cs="Tahoma"/>
-                <w:sz w:val="21"/>
-                <w:szCs w:val="21"/>
-              </w:rPr>
-              <w:t>One thing you can always be sure of in Longyearbyen - the cemeteries will never be POPULATE.</w:t>
-            </w:r>
-            <w:r>
-              <w:rPr>
-                <w:rFonts w:ascii="Source Sans 3" w:hAnsi="Source Sans 3" w:cs="Tahoma"/>
-                <w:sz w:val="21"/>
-                <w:szCs w:val="21"/>
-              </w:rPr>
-              <w:t xml:space="preserve"> </w:t>
-            </w:r>
-          </w:p>
-          <w:p>
-            <w:pPr>
-              <w:pStyle w:val="BlankWord2"/>
-            </w:pPr>
-            <w:r>
-              <w:t>overpopulated</w:t>
-            </w:r>
-          </w:p>
-          <w:p>
-            <w:pPr>
-              <w:rPr>
-                <w:rFonts w:ascii="Source Sans 3" w:hAnsi="Source Sans 3" w:cs="Tahoma"/>
-                <w:sz w:val="21"/>
-                <w:szCs w:val="21"/>
-              </w:rPr>
-            </w:pPr>
-            <w:r>
-              <w:rPr>
-                <w:rFonts w:ascii="Source Sans 3" w:hAnsi="Source Sans 3"/>
-                <w:b/>
-                <w:sz w:val="21"/>
-                <w:szCs w:val="21"/>
-              </w:rPr>
-              <w:t xml:space="preserve">C </w:t>
-            </w:r>
-            <w:r>
-              <w:rPr>
-                <w:rFonts w:ascii="Source Sans 3" w:hAnsi="Source Sans 3" w:cs="Tahoma"/>
-                <w:sz w:val="21"/>
-                <w:szCs w:val="21"/>
-              </w:rPr>
-              <w:t xml:space="preserve">The residents of </w:t>
-            </w:r>
-            <w:proofErr w:type="spellStart"/>
-            <w:r>
-              <w:rPr>
-                <w:rFonts w:ascii="Source Sans 3" w:hAnsi="Source Sans 3" w:cs="Tahoma"/>
-                <w:sz w:val="21"/>
-                <w:szCs w:val="21"/>
-              </w:rPr>
-              <w:t>Hallstat</w:t>
-            </w:r>
-            <w:proofErr w:type="spellEnd"/>
-            <w:r>
-              <w:rPr>
-                <w:rFonts w:ascii="Source Sans 3" w:hAnsi="Source Sans 3" w:cs="Tahoma"/>
-                <w:sz w:val="21"/>
-                <w:szCs w:val="21"/>
-              </w:rPr>
-              <w:t xml:space="preserve"> believed that they would be consulted by the company building a copy of their town - but it turns out they were INFORM.</w:t>
-            </w:r>
-          </w:p>
-          <w:p>
-            <w:pPr>
-              <w:pStyle w:val="BlankWord2"/>
-            </w:pPr>
-            <w:r>
-              <w:t>misinformed</w:t>
-            </w:r>
-          </w:p>
-          <w:p>
-            <w:pPr>
-              <w:rPr>
-                <w:rFonts w:ascii="Source Sans 3" w:hAnsi="Source Sans 3" w:cs="Tahoma"/>
-                <w:sz w:val="21"/>
-                <w:szCs w:val="21"/>
-              </w:rPr>
-            </w:pPr>
-            <w:r>
-              <w:rPr>
-                <w:rFonts w:ascii="Source Sans 3" w:hAnsi="Source Sans 3"/>
-                <w:b/>
-                <w:sz w:val="21"/>
-                <w:szCs w:val="21"/>
-              </w:rPr>
-              <w:t xml:space="preserve">D </w:t>
-            </w:r>
-            <w:proofErr w:type="spellStart"/>
-            <w:r>
-              <w:rPr>
-                <w:rFonts w:ascii="Source Sans 3" w:hAnsi="Source Sans 3" w:cs="Tahoma"/>
-                <w:sz w:val="21"/>
-                <w:szCs w:val="21"/>
-              </w:rPr>
-              <w:t>Auroville</w:t>
-            </w:r>
-            <w:proofErr w:type="spellEnd"/>
-            <w:r>
-              <w:rPr>
-                <w:rFonts w:ascii="Source Sans 3" w:hAnsi="Source Sans 3" w:cs="Tahoma"/>
-                <w:sz w:val="21"/>
-                <w:szCs w:val="21"/>
-              </w:rPr>
-              <w:t xml:space="preserve"> was founded according to a(n) GOVERN system of rules and beliefs.</w:t>
+              <w:t>Auroville was founded according to a(n) GOVERN system of rules and beliefs.</w:t>
             </w:r>
           </w:p>
           <w:p>
@@ -17168,7 +16997,6 @@
               </w:rPr>
               <w:t xml:space="preserve"> </w:t>
             </w:r>
-            <w:proofErr w:type="gramStart"/>
             <w:r>
               <w:rPr>
                 <w:rFonts w:ascii="Source Sans 3" w:hAnsi="Source Sans 3"/>
@@ -17178,19 +17006,7 @@
                 <w:sz w:val="21"/>
                 <w:szCs w:val="21"/>
               </w:rPr>
-              <w:t>Since</w:t>
-            </w:r>
-            <w:proofErr w:type="gramEnd"/>
-            <w:r>
-              <w:rPr>
-                <w:rFonts w:ascii="Source Sans 3" w:hAnsi="Source Sans 3"/>
-                <w:color w:val="0D0706"/>
-                <w:spacing w:val="-2"/>
-                <w:w w:val="110"/>
-                <w:sz w:val="21"/>
-                <w:szCs w:val="21"/>
-              </w:rPr>
-              <w:t xml:space="preserve"> five years ago, </w:t>
+              <w:t xml:space="preserve">Since five years ago, </w:t>
             </w:r>
             <w:r>
               <w:rPr>
@@ -17821,7 +17637,6 @@
           <w:p>
             <w:r>
               <w:rPr>
-                <w:rFonts w:ascii="Source Sans 3" w:hAnsi="Source Sans 3"/>
                 <w:b/>
                 <w:bCs/>
                 <w:bdr w:val="single" w:sz="18" w:space="0" w:color="D0872E"/>
@@ -17865,13 +17680,11 @@
           <w:p>
             <w:pPr>
               <w:rPr>
-                <w:rFonts w:ascii="Source Sans 3" w:hAnsi="Source Sans 3"/>
-                <w:sz w:val="21"/>
-              </w:rPr>
-            </w:pPr>
-            <w:r>
-              <w:rPr>
-                <w:rFonts w:ascii="Source Sans 3" w:hAnsi="Source Sans 3"/>
+                <w:sz w:val="21"/>
+              </w:rPr>
+            </w:pPr>
+            <w:r>
+              <w:rPr>
                 <w:color w:val="131615"/>
                 <w:spacing w:val="-2"/>
                 <w:w w:val="90"/>
@@ -17885,33 +17698,17 @@
               <w:spacing w:line="278" w:lineRule="auto"/>
               <w:rPr>
                 <w:i/>
-                <w:sz w:val="22"/>
-                <w:szCs w:val="22"/>
-              </w:rPr>
-            </w:pPr>
-            <w:r>
-              <w:rPr>
-                <w:rFonts w:ascii="Source Sans 3" w:hAnsi="Source Sans 3"/>
-                <w:b/>
-                <w:sz w:val="22"/>
-                <w:szCs w:val="22"/>
-              </w:rPr>
-              <w:t>Student A:</w:t>
-            </w:r>
-            <w:r>
-              <w:rPr>
-                <w:b/>
-                <w:sz w:val="22"/>
-                <w:szCs w:val="22"/>
-              </w:rPr>
-              <w:t xml:space="preserve"> </w:t>
-            </w:r>
-            <w:r>
-              <w:rPr>
-                <w:rFonts w:ascii="Source Sans 3" w:hAnsi="Source Sans 3"/>
+              </w:rPr>
+            </w:pPr>
+            <w:r>
+              <w:rPr>
+                <w:b/>
+              </w:rPr>
+              <w:t xml:space="preserve">Student A: </w:t>
+            </w:r>
+            <w:r>
+              <w:rPr>
                 <w:i/>
-                <w:sz w:val="22"/>
-                <w:szCs w:val="22"/>
               </w:rPr>
               <w:t>increase, slowly, by the year 2000</w:t>
             </w:r>
@@ -17920,35 +17717,18 @@
             <w:pPr>
               <w:spacing w:line="278" w:lineRule="auto"/>
               <w:rPr>
-                <w:rFonts w:ascii="Source Sans 3" w:hAnsi="Source Sans 3"/>
                 <w:i/>
-                <w:sz w:val="22"/>
-                <w:szCs w:val="22"/>
-              </w:rPr>
-            </w:pPr>
-            <w:r>
-              <w:rPr>
-                <w:rFonts w:ascii="Source Sans 3" w:hAnsi="Source Sans 3"/>
-                <w:b/>
-                <w:sz w:val="22"/>
-                <w:szCs w:val="22"/>
-              </w:rPr>
-              <w:t>Student B:</w:t>
-            </w:r>
-            <w:r>
-              <w:rPr>
-                <w:b/>
-                <w:sz w:val="22"/>
-                <w:szCs w:val="22"/>
-              </w:rPr>
-              <w:t xml:space="preserve"> </w:t>
-            </w:r>
-            <w:r>
-              <w:rPr>
-                <w:rFonts w:ascii="Source Sans 3" w:hAnsi="Source Sans 3"/>
+              </w:rPr>
+            </w:pPr>
+            <w:r>
+              <w:rPr>
+                <w:b/>
+              </w:rPr>
+              <w:t xml:space="preserve">Student B: </w:t>
+            </w:r>
+            <w:r>
+              <w:rPr>
                 <w:i/>
-                <w:sz w:val="22"/>
-                <w:szCs w:val="22"/>
               </w:rPr>
               <w:t>By the year 2000, it had increased slowly to 90%.</w:t>
             </w:r>
@@ -19959,13 +19739,13 @@
     <w:tbl>
       <w:tblPr>
         <w:tblStyle w:val="DottedTable"/>
-        <w:tblW w:w="14170" w:type="dxa"/>
+        <w:tblW w:w="14395" w:type="dxa"/>
         <w:tblLook w:val="04A0" w:firstRow="1" w:lastRow="0" w:firstColumn="1" w:lastColumn="0" w:noHBand="0" w:noVBand="1"/>
       </w:tblPr>
       <w:tblGrid>
         <w:gridCol w:w="666"/>
         <w:gridCol w:w="7596"/>
-        <w:gridCol w:w="5908"/>
+        <w:gridCol w:w="6133"/>
       </w:tblGrid>
       <w:tr>
         <w:tc>
@@ -20017,6 +19797,91 @@
           </w:p>
           <w:p>
             <w:pPr>
+              <w:pStyle w:val="BlankWord2"/>
+              <w:rPr>
+                <w:i/>
+                <w:iCs/>
+                <w:w w:val="105"/>
+              </w:rPr>
+            </w:pPr>
+            <w:r>
+              <w:rPr>
+                <w:i/>
+                <w:iCs/>
+                <w:w w:val="105"/>
+              </w:rPr>
+              <w:t>Suggested answers</w:t>
+            </w:r>
+          </w:p>
+          <w:p>
+            <w:pPr>
+              <w:pStyle w:val="BlankWord2"/>
+              <w:rPr>
+                <w:w w:val="105"/>
+              </w:rPr>
+            </w:pPr>
+            <w:r>
+              <w:rPr>
+                <w:w w:val="105"/>
+              </w:rPr>
+              <w:t>All three reasons have risen over the period. Overall, the number of people moving away from the capital city is on the up.</w:t>
+            </w:r>
+          </w:p>
+          <w:p>
+            <w:pPr>
+              <w:pStyle w:val="BlankWord2"/>
+              <w:rPr>
+                <w:w w:val="105"/>
+              </w:rPr>
+            </w:pPr>
+            <w:r>
+              <w:rPr>
+                <w:w w:val="105"/>
+              </w:rPr>
+              <w:t>Traffic saw the steepest rise, particularly from 2000 to 2010. Rising cost of living rose the least over the whole period and this reason was the only one to show any fall (2000-2010). However, in terms of numbers it was the main reason for moving to the</w:t>
+            </w:r>
+            <w:r>
+              <w:rPr>
+                <w:w w:val="105"/>
+              </w:rPr>
+              <w:t xml:space="preserve"> </w:t>
+            </w:r>
+            <w:r>
+              <w:rPr>
+                <w:w w:val="105"/>
+              </w:rPr>
+              <w:t>countryside</w:t>
+            </w:r>
+            <w:r>
+              <w:rPr>
+                <w:w w:val="105"/>
+              </w:rPr>
+              <w:t xml:space="preserve"> </w:t>
+            </w:r>
+            <w:r>
+              <w:rPr>
+                <w:w w:val="105"/>
+              </w:rPr>
+              <w:t>across the whole period by a significant margin.</w:t>
+            </w:r>
+          </w:p>
+          <w:p>
+            <w:pPr>
+              <w:pStyle w:val="BlankWord2"/>
+              <w:spacing w:after="240"/>
+              <w:rPr>
+                <w:w w:val="105"/>
+              </w:rPr>
+            </w:pPr>
+            <w:r>
+              <w:rPr>
+                <w:w w:val="105"/>
+              </w:rPr>
+              <w:t>The increase in people leaving for lifestyle reasons was steady across the whole period but relatively low.</w:t>
+            </w:r>
+          </w:p>
+          <w:p>
+            <w:pPr>
               <w:rPr>
                 <w:rFonts w:ascii="Source Sans 3" w:hAnsi="Source Sans 3"/>
                 <w:i/>
@@ -20091,10 +19956,10 @@
                 <w:noProof/>
               </w:rPr>
               <w:drawing>
-                <wp:inline distT="0" distB="0" distL="0" distR="0" wp14:anchorId="79A10DC8" wp14:editId="7D1D9561">
-                  <wp:extent cx="4686300" cy="3486150"/>
-                  <wp:effectExtent l="0" t="0" r="0" b="0"/>
-                  <wp:docPr id="343306513" name="Picture 1"/>
+                <wp:inline distT="0" distB="0" distL="0" distR="0" wp14:anchorId="5BB53852" wp14:editId="523E81FF">
+                  <wp:extent cx="4467225" cy="3257550"/>
+                  <wp:effectExtent l="0" t="0" r="9525" b="0"/>
+                  <wp:docPr id="911943415" name="Picture 1"/>
                   <wp:cNvGraphicFramePr>
                     <a:graphicFrameLocks xmlns:a="http://schemas.openxmlformats.org/drawingml/2006/main" noChangeAspect="1"/>
                   </wp:cNvGraphicFramePr>
@@ -20102,30 +19967,23 @@
                     <a:graphicData uri="http://schemas.openxmlformats.org/drawingml/2006/picture">
                       <pic:pic xmlns:pic="http://schemas.openxmlformats.org/drawingml/2006/picture">
                         <pic:nvPicPr>
-                          <pic:cNvPr id="343306513" name=""/>
+                          <pic:cNvPr id="911943415" name=""/>
                           <pic:cNvPicPr/>
                         </pic:nvPicPr>
-                        <pic:blipFill rotWithShape="1">
+                        <pic:blipFill>
                           <a:blip r:embed="rId11"/>
-                          <a:srcRect b="7342"/>
-                          <a:stretch/>
+                          <a:stretch>
+                            <a:fillRect/>
+                          </a:stretch>
                         </pic:blipFill>
-                        <pic:spPr bwMode="auto">
+                        <pic:spPr>
                           <a:xfrm>
                             <a:off x="0" y="0"/>
-                            <a:ext cx="4686300" cy="3486150"/>
+                            <a:ext cx="4467225" cy="3257550"/>
                           </a:xfrm>
                           <a:prstGeom prst="rect">
                             <a:avLst/>
                           </a:prstGeom>
-                          <a:ln>
-                            <a:noFill/>
-                          </a:ln>
-                          <a:extLst>
-                            <a:ext uri="{53640926-AAD7-44D8-BBD7-CCE9431645EC}">
-                              <a14:shadowObscured xmlns:a14="http://schemas.microsoft.com/office/drawing/2010/main"/>
-                            </a:ext>
-                          </a:extLst>
                         </pic:spPr>
                       </pic:pic>
                     </a:graphicData>
@@ -20136,58 +19994,42 @@
           </w:p>
           <w:tbl>
             <w:tblPr>
-              <w:tblStyle w:val="BorderedTable"/>
+              <w:tblStyle w:val="TableGrid"/>
               <w:tblW w:w="0" w:type="auto"/>
-              <w:tblBorders>
-                <w:top w:val="none" w:sz="0" w:space="0" w:color="auto"/>
-                <w:left w:val="none" w:sz="0" w:space="0" w:color="auto"/>
-                <w:bottom w:val="none" w:sz="0" w:space="0" w:color="auto"/>
-                <w:right w:val="none" w:sz="0" w:space="0" w:color="auto"/>
-                <w:insideH w:val="none" w:sz="0" w:space="0" w:color="auto"/>
-                <w:insideV w:val="none" w:sz="0" w:space="0" w:color="auto"/>
-              </w:tblBorders>
               <w:tblLook w:val="04A0" w:firstRow="1" w:lastRow="0" w:firstColumn="1" w:lastColumn="0" w:noHBand="0" w:noVBand="1"/>
             </w:tblPr>
             <w:tblGrid>
-              <w:gridCol w:w="780"/>
-              <w:gridCol w:w="3118"/>
-              <w:gridCol w:w="2086"/>
-              <w:gridCol w:w="1396"/>
+              <w:gridCol w:w="612"/>
+              <w:gridCol w:w="726"/>
+              <w:gridCol w:w="2305"/>
+              <w:gridCol w:w="726"/>
+              <w:gridCol w:w="837"/>
+              <w:gridCol w:w="840"/>
+              <w:gridCol w:w="1324"/>
             </w:tblGrid>
             <w:tr>
               <w:tc>
                 <w:tcPr>
-                  <w:tcW w:w="780" w:type="dxa"/>
+                  <w:tcW w:w="633" w:type="dxa"/>
                 </w:tcPr>
                 <w:p>
                   <w:pPr>
                     <w:spacing w:line="278" w:lineRule="auto"/>
                     <w:rPr>
-                      <w:rFonts w:ascii="Arial Narrow"/>
-                      <w:noProof/>
-                      <w:color w:val="2F2C2D"/>
-                      <w:spacing w:val="-2"/>
-                      <w:w w:val="125"/>
-                      <w:sz w:val="20"/>
-                      <w:szCs w:val="20"/>
+                      <w:iCs/>
                     </w:rPr>
                   </w:pPr>
                 </w:p>
               </w:tc>
               <w:tc>
                 <w:tcPr>
-                  <w:tcW w:w="3118" w:type="dxa"/>
+                  <w:tcW w:w="567" w:type="dxa"/>
                 </w:tcPr>
                 <w:p>
                   <w:pPr>
                     <w:spacing w:line="278" w:lineRule="auto"/>
                     <w:rPr>
-                      <w:rFonts w:ascii="Arial Narrow"/>
-                      <w:color w:val="2F2C2D"/>
-                      <w:spacing w:val="-2"/>
-                      <w:w w:val="125"/>
-                      <w:sz w:val="20"/>
-                      <w:szCs w:val="20"/>
+                      <w:iCs/>
                     </w:rPr>
                   </w:pPr>
                   <w:r>
@@ -20201,10 +20043,10 @@
                       <w:szCs w:val="20"/>
                     </w:rPr>
                     <w:drawing>
-                      <wp:inline distT="0" distB="0" distL="0" distR="0" wp14:anchorId="04C65557" wp14:editId="47C4A92C">
+                      <wp:inline distT="0" distB="0" distL="0" distR="0" wp14:anchorId="5A6947B9" wp14:editId="13F16B63">
                         <wp:extent cx="314325" cy="123825"/>
                         <wp:effectExtent l="0" t="0" r="9525" b="9525"/>
-                        <wp:docPr id="1" name="Picture 1"/>
+                        <wp:docPr id="2019728748" name="Picture 2019728748"/>
                         <wp:cNvGraphicFramePr>
                           <a:graphicFrameLocks xmlns:a="http://schemas.openxmlformats.org/drawingml/2006/main" noChangeAspect="1"/>
                         </wp:cNvGraphicFramePr>
@@ -20236,6 +20078,19 @@
                       </wp:inline>
                     </w:drawing>
                   </w:r>
+                </w:p>
+              </w:tc>
+              <w:tc>
+                <w:tcPr>
+                  <w:tcW w:w="2398" w:type="dxa"/>
+                </w:tcPr>
+                <w:p>
+                  <w:pPr>
+                    <w:spacing w:line="278" w:lineRule="auto"/>
+                    <w:rPr>
+                      <w:iCs/>
+                    </w:rPr>
+                  </w:pPr>
                   <w:r>
                     <w:rPr>
                       <w:sz w:val="20"/>
@@ -20247,18 +20102,13 @@
               </w:tc>
               <w:tc>
                 <w:tcPr>
-                  <w:tcW w:w="2086" w:type="dxa"/>
+                  <w:tcW w:w="726" w:type="dxa"/>
                 </w:tcPr>
                 <w:p>
                   <w:pPr>
                     <w:spacing w:line="278" w:lineRule="auto"/>
                     <w:rPr>
-                      <w:rFonts w:ascii="Arial Narrow"/>
-                      <w:color w:val="2F2C2D"/>
-                      <w:spacing w:val="-2"/>
-                      <w:w w:val="125"/>
-                      <w:sz w:val="20"/>
-                      <w:szCs w:val="20"/>
+                      <w:iCs/>
                     </w:rPr>
                   </w:pPr>
                   <w:r>
@@ -20268,10 +20118,10 @@
                       <w:szCs w:val="20"/>
                     </w:rPr>
                     <w:drawing>
-                      <wp:inline distT="0" distB="0" distL="0" distR="0" wp14:anchorId="2C72C0A9" wp14:editId="4955EF7B">
+                      <wp:inline distT="0" distB="0" distL="0" distR="0" wp14:anchorId="5729D26F" wp14:editId="7A7AC81C">
                         <wp:extent cx="314325" cy="114300"/>
                         <wp:effectExtent l="0" t="0" r="9525" b="0"/>
-                        <wp:docPr id="399039173" name="Picture 1"/>
+                        <wp:docPr id="1546387569" name="Picture 1"/>
                         <wp:cNvGraphicFramePr>
                           <a:graphicFrameLocks xmlns:a="http://schemas.openxmlformats.org/drawingml/2006/main" noChangeAspect="1"/>
                         </wp:cNvGraphicFramePr>
@@ -20316,6 +20166,19 @@
                       </wp:inline>
                     </w:drawing>
                   </w:r>
+                </w:p>
+              </w:tc>
+              <w:tc>
+                <w:tcPr>
+                  <w:tcW w:w="845" w:type="dxa"/>
+                </w:tcPr>
+                <w:p>
+                  <w:pPr>
+                    <w:spacing w:line="278" w:lineRule="auto"/>
+                    <w:rPr>
+                      <w:iCs/>
+                    </w:rPr>
+                  </w:pPr>
                   <w:r>
                     <w:rPr>
                       <w:rFonts w:ascii="Arial Narrow"/>
@@ -20331,18 +20194,13 @@
               </w:tc>
               <w:tc>
                 <w:tcPr>
-                  <w:tcW w:w="1396" w:type="dxa"/>
+                  <w:tcW w:w="850" w:type="dxa"/>
                 </w:tcPr>
                 <w:p>
                   <w:pPr>
                     <w:spacing w:line="278" w:lineRule="auto"/>
                     <w:rPr>
-                      <w:rFonts w:ascii="Arial Narrow"/>
-                      <w:color w:val="2F2C2D"/>
-                      <w:spacing w:val="-2"/>
-                      <w:w w:val="125"/>
-                      <w:sz w:val="20"/>
-                      <w:szCs w:val="20"/>
+                      <w:iCs/>
                     </w:rPr>
                   </w:pPr>
                   <w:r>
@@ -20356,10 +20214,10 @@
                       <w:szCs w:val="20"/>
                     </w:rPr>
                     <w:drawing>
-                      <wp:inline distT="0" distB="0" distL="0" distR="0" wp14:anchorId="1CE7B939" wp14:editId="00B96EB1">
+                      <wp:inline distT="0" distB="0" distL="0" distR="0" wp14:anchorId="2B29E505" wp14:editId="0143AF29">
                         <wp:extent cx="285750" cy="123825"/>
                         <wp:effectExtent l="0" t="0" r="0" b="9525"/>
-                        <wp:docPr id="2" name="Picture 2"/>
+                        <wp:docPr id="1530156945" name="Picture 1530156945"/>
                         <wp:cNvGraphicFramePr>
                           <a:graphicFrameLocks xmlns:a="http://schemas.openxmlformats.org/drawingml/2006/main" noChangeAspect="1"/>
                         </wp:cNvGraphicFramePr>
@@ -20391,6 +20249,19 @@
                       </wp:inline>
                     </w:drawing>
                   </w:r>
+                </w:p>
+              </w:tc>
+              <w:tc>
+                <w:tcPr>
+                  <w:tcW w:w="1351" w:type="dxa"/>
+                </w:tcPr>
+                <w:p>
+                  <w:pPr>
+                    <w:spacing w:line="278" w:lineRule="auto"/>
+                    <w:rPr>
+                      <w:iCs/>
+                    </w:rPr>
+                  </w:pPr>
                   <w:r>
                     <w:rPr>
                       <w:sz w:val="20"/>
@@ -20416,7 +20287,7 @@
         </w:tc>
         <w:tc>
           <w:tcPr>
-            <w:tcW w:w="5908" w:type="dxa"/>
+            <w:tcW w:w="6133" w:type="dxa"/>
           </w:tcPr>
           <w:p>
             <w:pPr>
@@ -20584,6 +20455,2577 @@
       <w:pPr>
         <w:spacing w:line="278" w:lineRule="auto"/>
       </w:pPr>
+    </w:p>
+    <w:tbl>
+      <w:tblPr>
+        <w:tblStyle w:val="DottedTable"/>
+        <w:tblW w:w="14395" w:type="dxa"/>
+        <w:tblLook w:val="04A0" w:firstRow="1" w:lastRow="0" w:firstColumn="1" w:lastColumn="0" w:noHBand="0" w:noVBand="1"/>
+      </w:tblPr>
+      <w:tblGrid>
+        <w:gridCol w:w="562"/>
+        <w:gridCol w:w="13833"/>
+      </w:tblGrid>
+      <w:tr>
+        <w:tc>
+          <w:tcPr>
+            <w:tcW w:w="562" w:type="dxa"/>
+          </w:tcPr>
+          <w:p>
+            <w:r>
+              <w:rPr>
+                <w:rFonts w:ascii="Source Sans 3" w:hAnsi="Source Sans 3"/>
+                <w:b/>
+                <w:bCs/>
+                <w:bdr w:val="single" w:sz="18" w:space="0" w:color="D0872E"/>
+              </w:rPr>
+              <w:t>04</w:t>
+            </w:r>
+          </w:p>
+        </w:tc>
+        <w:tc>
+          <w:tcPr>
+            <w:tcW w:w="13833" w:type="dxa"/>
+          </w:tcPr>
+          <w:p>
+            <w:pPr>
+              <w:rPr>
+                <w:rFonts w:ascii="Source Sans 3 Medium" w:hAnsi="Source Sans 3 Medium"/>
+                <w:b/>
+                <w:bCs/>
+                <w:color w:val="101312"/>
+                <w:spacing w:val="-2"/>
+                <w:w w:val="105"/>
+                <w:sz w:val="21"/>
+                <w:szCs w:val="21"/>
+              </w:rPr>
+            </w:pPr>
+            <w:r>
+              <w:rPr>
+                <w:rFonts w:ascii="Source Sans 3 Medium" w:hAnsi="Source Sans 3 Medium"/>
+                <w:b/>
+                <w:bCs/>
+                <w:color w:val="101312"/>
+                <w:spacing w:val="-2"/>
+                <w:w w:val="105"/>
+                <w:sz w:val="21"/>
+                <w:szCs w:val="21"/>
+              </w:rPr>
+              <w:t>Look at this description of the line graph above. It would not get a good score for Task Achievement. Why not?</w:t>
+            </w:r>
+          </w:p>
+          <w:p>
+            <w:pPr>
+              <w:pStyle w:val="BlankWord2"/>
+              <w:rPr>
+                <w:i/>
+                <w:iCs/>
+                <w:w w:val="105"/>
+              </w:rPr>
+            </w:pPr>
+            <w:r>
+              <w:rPr>
+                <w:i/>
+                <w:iCs/>
+                <w:w w:val="105"/>
+              </w:rPr>
+              <w:t>Suggested answers</w:t>
+            </w:r>
+          </w:p>
+          <w:p>
+            <w:pPr>
+              <w:pStyle w:val="BlankWord2"/>
+              <w:rPr>
+                <w:w w:val="105"/>
+              </w:rPr>
+            </w:pPr>
+            <w:r>
+              <w:rPr>
+                <w:w w:val="105"/>
+              </w:rPr>
+              <w:t>Some of the data and categories are incorrectly reported. (Incorrect: The main reason was traffic; 70,000 left in 2010) The third paragraph does not include any data to support its arguments.</w:t>
+            </w:r>
+          </w:p>
+          <w:p>
+            <w:pPr>
+              <w:pStyle w:val="BlankWord2"/>
+              <w:rPr>
+                <w:w w:val="105"/>
+              </w:rPr>
+            </w:pPr>
+            <w:r>
+              <w:rPr>
+                <w:w w:val="105"/>
+              </w:rPr>
+              <w:t>There is no concluding paragraph.</w:t>
+            </w:r>
+          </w:p>
+          <w:p>
+            <w:pPr>
+              <w:pStyle w:val="BlankWord2"/>
+              <w:rPr>
+                <w:w w:val="105"/>
+              </w:rPr>
+            </w:pPr>
+            <w:r>
+              <w:rPr>
+                <w:w w:val="105"/>
+              </w:rPr>
+              <w:t>The answer is considerably less than 150 words.</w:t>
+            </w:r>
+          </w:p>
+          <w:p>
+            <w:pPr>
+              <w:pStyle w:val="BlankWord2"/>
+              <w:rPr>
+                <w:w w:val="105"/>
+              </w:rPr>
+            </w:pPr>
+            <w:r>
+              <w:rPr>
+                <w:w w:val="105"/>
+              </w:rPr>
+              <w:t>The level of language is OK, but unlikely to impress the examiner. Note: it is also recommended that when you write your introduction, you put it in your own words as this demonstrates the ability to paraphrase (Lexical Resource). This introduction borrows heavily</w:t>
+            </w:r>
+          </w:p>
+          <w:p>
+            <w:pPr>
+              <w:pStyle w:val="BlankWord2"/>
+              <w:rPr>
+                <w:w w:val="105"/>
+                <w:rtl/>
+              </w:rPr>
+            </w:pPr>
+            <w:r>
+              <w:rPr>
+                <w:w w:val="105"/>
+              </w:rPr>
+              <w:t>from the question.</w:t>
+            </w:r>
+          </w:p>
+          <w:p>
+            <w:pPr>
+              <w:rPr>
+                <w:rFonts w:ascii="Source Sans 3" w:hAnsi="Source Sans 3"/>
+                <w:i/>
+                <w:color w:val="131615"/>
+                <w:spacing w:val="-2"/>
+                <w:w w:val="90"/>
+                <w:sz w:val="21"/>
+              </w:rPr>
+            </w:pPr>
+            <w:r>
+              <w:rPr>
+                <w:rFonts w:ascii="Source Sans 3" w:hAnsi="Source Sans 3"/>
+                <w:i/>
+                <w:color w:val="131615"/>
+                <w:spacing w:val="-2"/>
+                <w:w w:val="90"/>
+                <w:sz w:val="21"/>
+              </w:rPr>
+              <w:t>Answer 1</w:t>
+            </w:r>
+          </w:p>
+          <w:tbl>
+            <w:tblPr>
+              <w:tblStyle w:val="BorderedTable"/>
+              <w:tblW w:w="0" w:type="auto"/>
+              <w:tblBorders>
+                <w:top w:val="single" w:sz="12" w:space="0" w:color="FFD966" w:themeColor="accent4" w:themeTint="99"/>
+                <w:left w:val="single" w:sz="12" w:space="0" w:color="FFD966" w:themeColor="accent4" w:themeTint="99"/>
+                <w:bottom w:val="single" w:sz="12" w:space="0" w:color="FFD966" w:themeColor="accent4" w:themeTint="99"/>
+                <w:right w:val="single" w:sz="12" w:space="0" w:color="FFD966" w:themeColor="accent4" w:themeTint="99"/>
+                <w:insideH w:val="single" w:sz="12" w:space="0" w:color="FFD966" w:themeColor="accent4" w:themeTint="99"/>
+                <w:insideV w:val="single" w:sz="12" w:space="0" w:color="FFD966" w:themeColor="accent4" w:themeTint="99"/>
+              </w:tblBorders>
+              <w:tblLook w:val="04A0" w:firstRow="1" w:lastRow="0" w:firstColumn="1" w:lastColumn="0" w:noHBand="0" w:noVBand="1"/>
+            </w:tblPr>
+            <w:tblGrid>
+              <w:gridCol w:w="13587"/>
+            </w:tblGrid>
+            <w:tr>
+              <w:tc>
+                <w:tcPr>
+                  <w:tcW w:w="13607" w:type="dxa"/>
+                </w:tcPr>
+                <w:p>
+                  <w:pPr>
+                    <w:spacing w:line="278" w:lineRule="auto"/>
+                    <w:rPr>
+                      <w:bCs/>
+                      <w:sz w:val="21"/>
+                      <w:szCs w:val="21"/>
+                    </w:rPr>
+                  </w:pPr>
+                  <w:r>
+                    <w:rPr>
+                      <w:bCs/>
+                      <w:sz w:val="21"/>
+                      <w:szCs w:val="21"/>
+                    </w:rPr>
+                    <w:t>The line graph illustrates the main reasons people gave for moving away from a capital city to the countryside.</w:t>
+                  </w:r>
+                </w:p>
+                <w:p>
+                  <w:pPr>
+                    <w:spacing w:line="278" w:lineRule="auto"/>
+                    <w:rPr>
+                      <w:bCs/>
+                      <w:sz w:val="21"/>
+                      <w:szCs w:val="21"/>
+                    </w:rPr>
+                  </w:pPr>
+                  <w:r>
+                    <w:rPr>
+                      <w:bCs/>
+                      <w:sz w:val="21"/>
+                      <w:szCs w:val="21"/>
+                    </w:rPr>
+                    <w:t>The main reason was traffic. In 1990, 66,000 people left the city because of this, followed by 85,000 in 2000. 70,000 left in 2010, so it actually went down in those last ten years.</w:t>
+                  </w:r>
+                </w:p>
+                <w:p>
+                  <w:pPr>
+                    <w:spacing w:line="278" w:lineRule="auto"/>
+                    <w:rPr>
+                      <w:bCs/>
+                      <w:sz w:val="21"/>
+                      <w:szCs w:val="21"/>
+                    </w:rPr>
+                  </w:pPr>
+                  <w:r>
+                    <w:rPr>
+                      <w:bCs/>
+                      <w:sz w:val="21"/>
+                      <w:szCs w:val="21"/>
+                    </w:rPr>
+                    <w:t>It was different for the other two reasons, which both started a lot lower than rising cost of living and both kept going up between 1990 and 2010. Subsequently, both categories saw large increases, with traffic first going up a lot between 1990 and 2000 and then even more clearly after that. Lifestyle went up to 30,000 initially, then up again until 2010.</w:t>
+                  </w:r>
+                </w:p>
+              </w:tc>
+            </w:tr>
+          </w:tbl>
+          <w:p>
+            <w:pPr>
+              <w:spacing w:line="278" w:lineRule="auto"/>
+              <w:rPr>
+                <w:rFonts w:ascii="Source Sans 3" w:hAnsi="Source Sans 3"/>
+                <w:bCs/>
+                <w:sz w:val="21"/>
+                <w:szCs w:val="21"/>
+              </w:rPr>
+            </w:pPr>
+          </w:p>
+        </w:tc>
+      </w:tr>
+    </w:tbl>
+    <w:p>
+      <w:r>
+        <w:br w:type="page"/>
+      </w:r>
+    </w:p>
+    <w:tbl>
+      <w:tblPr>
+        <w:tblStyle w:val="DottedTable"/>
+        <w:tblW w:w="14395" w:type="dxa"/>
+        <w:tblLook w:val="04A0" w:firstRow="1" w:lastRow="0" w:firstColumn="1" w:lastColumn="0" w:noHBand="0" w:noVBand="1"/>
+      </w:tblPr>
+      <w:tblGrid>
+        <w:gridCol w:w="562"/>
+        <w:gridCol w:w="13833"/>
+      </w:tblGrid>
+      <w:tr>
+        <w:tc>
+          <w:tcPr>
+            <w:tcW w:w="562" w:type="dxa"/>
+          </w:tcPr>
+          <w:p>
+            <w:r>
+              <w:rPr>
+                <w:rFonts w:ascii="Source Sans 3" w:hAnsi="Source Sans 3"/>
+                <w:b/>
+                <w:bCs/>
+                <w:bdr w:val="single" w:sz="18" w:space="0" w:color="D0872E"/>
+              </w:rPr>
+              <w:lastRenderedPageBreak/>
+              <w:t>05</w:t>
+            </w:r>
+          </w:p>
+        </w:tc>
+        <w:tc>
+          <w:tcPr>
+            <w:tcW w:w="13833" w:type="dxa"/>
+          </w:tcPr>
+          <w:p>
+            <w:pPr>
+              <w:rPr>
+                <w:rFonts w:ascii="Source Sans 3 Medium" w:hAnsi="Source Sans 3 Medium"/>
+                <w:b/>
+                <w:bCs/>
+                <w:color w:val="101312"/>
+                <w:spacing w:val="-2"/>
+                <w:w w:val="105"/>
+                <w:sz w:val="21"/>
+                <w:szCs w:val="21"/>
+                <w:rtl/>
+              </w:rPr>
+            </w:pPr>
+            <w:r>
+              <w:rPr>
+                <w:rFonts w:ascii="Source Sans 3 Medium" w:hAnsi="Source Sans 3 Medium"/>
+                <w:b/>
+                <w:bCs/>
+                <w:color w:val="101312"/>
+                <w:spacing w:val="-2"/>
+                <w:w w:val="105"/>
+                <w:sz w:val="21"/>
+                <w:szCs w:val="21"/>
+              </w:rPr>
+              <w:t>The description from exercise 4 has been rewritten, but there is still room for improvement. Read it and think about how it could be improved. Then match the teacher's comments (A-D) to the numbered sections (1-4).</w:t>
+            </w:r>
+          </w:p>
+          <w:p>
+            <w:pPr>
+              <w:rPr>
+                <w:rFonts w:ascii="Source Sans 3" w:hAnsi="Source Sans 3"/>
+                <w:i/>
+                <w:color w:val="131615"/>
+                <w:spacing w:val="-2"/>
+                <w:w w:val="90"/>
+                <w:sz w:val="21"/>
+              </w:rPr>
+            </w:pPr>
+            <w:r>
+              <w:rPr>
+                <w:rFonts w:ascii="Source Sans 3" w:hAnsi="Source Sans 3"/>
+                <w:i/>
+                <w:color w:val="131615"/>
+                <w:spacing w:val="-2"/>
+                <w:w w:val="90"/>
+                <w:sz w:val="21"/>
+              </w:rPr>
+              <w:t xml:space="preserve">Answer </w:t>
+            </w:r>
+            <w:r>
+              <w:rPr>
+                <w:rFonts w:ascii="Source Sans 3" w:hAnsi="Source Sans 3"/>
+                <w:i/>
+                <w:color w:val="131615"/>
+                <w:spacing w:val="-2"/>
+                <w:w w:val="90"/>
+                <w:sz w:val="21"/>
+              </w:rPr>
+              <w:t>2</w:t>
+            </w:r>
+          </w:p>
+          <w:tbl>
+            <w:tblPr>
+              <w:tblStyle w:val="BorderedTable"/>
+              <w:tblW w:w="0" w:type="auto"/>
+              <w:tblBorders>
+                <w:top w:val="single" w:sz="12" w:space="0" w:color="FFD966" w:themeColor="accent4" w:themeTint="99"/>
+                <w:left w:val="single" w:sz="12" w:space="0" w:color="FFD966" w:themeColor="accent4" w:themeTint="99"/>
+                <w:bottom w:val="single" w:sz="12" w:space="0" w:color="FFD966" w:themeColor="accent4" w:themeTint="99"/>
+                <w:right w:val="single" w:sz="12" w:space="0" w:color="FFD966" w:themeColor="accent4" w:themeTint="99"/>
+                <w:insideH w:val="single" w:sz="12" w:space="0" w:color="FFD966" w:themeColor="accent4" w:themeTint="99"/>
+                <w:insideV w:val="single" w:sz="12" w:space="0" w:color="FFD966" w:themeColor="accent4" w:themeTint="99"/>
+              </w:tblBorders>
+              <w:tblLook w:val="04A0" w:firstRow="1" w:lastRow="0" w:firstColumn="1" w:lastColumn="0" w:noHBand="0" w:noVBand="1"/>
+            </w:tblPr>
+            <w:tblGrid>
+              <w:gridCol w:w="13587"/>
+            </w:tblGrid>
+            <w:tr>
+              <w:tc>
+                <w:tcPr>
+                  <w:tcW w:w="13607" w:type="dxa"/>
+                </w:tcPr>
+                <w:p>
+                  <w:pPr>
+                    <w:spacing w:line="278" w:lineRule="auto"/>
+                    <w:rPr>
+                      <w:bCs/>
+                      <w:sz w:val="21"/>
+                      <w:szCs w:val="21"/>
+                    </w:rPr>
+                  </w:pPr>
+                  <w:r>
+                    <w:rPr>
+                      <w:bCs/>
+                      <w:sz w:val="21"/>
+                      <w:szCs w:val="21"/>
+                    </w:rPr>
+                    <w:t>The line graph sets out the main motivations people expressed for relocating to the countryside from the city in the years 1990, 2000 and 2010. The overall trend for the period is of an increase in the numbers moving away from the city.</w:t>
+                  </w:r>
+                </w:p>
+                <w:p>
+                  <w:pPr>
+                    <w:spacing w:line="278" w:lineRule="auto"/>
+                    <w:rPr>
+                      <w:bCs/>
+                      <w:sz w:val="21"/>
+                      <w:szCs w:val="21"/>
+                    </w:rPr>
+                  </w:pPr>
+                  <w:r>
+                    <w:rPr>
+                      <w:bCs/>
+                      <w:sz w:val="21"/>
+                      <w:szCs w:val="21"/>
+                    </w:rPr>
+                    <w:t>According to the graph, the main reason for relocation was the rising cost of living.</w:t>
+                  </w:r>
+                </w:p>
+                <w:p>
+                  <w:pPr>
+                    <w:spacing w:line="278" w:lineRule="auto"/>
+                    <w:rPr>
+                      <w:bCs/>
+                      <w:sz w:val="21"/>
+                      <w:szCs w:val="21"/>
+                    </w:rPr>
+                  </w:pPr>
+                  <w:r>
+                    <w:rPr>
+                      <w:bCs/>
+                      <w:sz w:val="21"/>
+                      <w:szCs w:val="21"/>
+                    </w:rPr>
+                    <w:t xml:space="preserve">In 1990, 65,000 people left the city because of this, then 85,000 left in 2000, then 80,000 people moved away in 2010, so it actually increased by 20,000 initially (between 1990 and 2000), before going down by 5,000 in those last ten years between 2000 and 2010 </w:t>
+                  </w:r>
+                  <w:r>
+                    <w:rPr>
+                      <w:b/>
+                      <w:bCs/>
+                      <w:sz w:val="21"/>
+                      <w:szCs w:val="21"/>
+                    </w:rPr>
+                    <w:t>(1)</w:t>
+                  </w:r>
+                  <w:r>
+                    <w:rPr>
+                      <w:bCs/>
+                      <w:sz w:val="21"/>
+                      <w:szCs w:val="21"/>
+                    </w:rPr>
+                    <w:t>.</w:t>
+                  </w:r>
+                  <w:r>
+                    <w:rPr>
+                      <w:bCs/>
+                      <w:sz w:val="21"/>
+                      <w:szCs w:val="21"/>
+                    </w:rPr>
+                    <w:t xml:space="preserve"> </w:t>
+                  </w:r>
+                  <w:r>
+                    <w:rPr>
+                      <w:rStyle w:val="BlankWord1"/>
+                    </w:rPr>
+                    <w:t>B</w:t>
+                  </w:r>
+                </w:p>
+                <w:p>
+                  <w:pPr>
+                    <w:spacing w:line="278" w:lineRule="auto"/>
+                    <w:rPr>
+                      <w:b/>
+                      <w:bCs/>
+                      <w:sz w:val="21"/>
+                      <w:szCs w:val="21"/>
+                    </w:rPr>
+                  </w:pPr>
+                  <w:r>
+                    <w:rPr>
+                      <w:bCs/>
+                      <w:sz w:val="21"/>
+                      <w:szCs w:val="21"/>
+                    </w:rPr>
+                    <w:t xml:space="preserve">This drop of 5,000 could have been because people generally had less money in 2010 than they did in 2000, so they couldn't afford to move. </w:t>
+                  </w:r>
+                  <w:r>
+                    <w:rPr>
+                      <w:b/>
+                      <w:bCs/>
+                      <w:sz w:val="21"/>
+                      <w:szCs w:val="21"/>
+                    </w:rPr>
+                    <w:t>(2)</w:t>
+                  </w:r>
+                  <w:r>
+                    <w:rPr>
+                      <w:b/>
+                      <w:bCs/>
+                      <w:sz w:val="21"/>
+                      <w:szCs w:val="21"/>
+                    </w:rPr>
+                    <w:t xml:space="preserve"> </w:t>
+                  </w:r>
+                  <w:r>
+                    <w:rPr>
+                      <w:rStyle w:val="BlankWord1"/>
+                    </w:rPr>
+                    <w:t>A</w:t>
+                  </w:r>
+                </w:p>
+                <w:p>
+                  <w:pPr>
+                    <w:spacing w:line="278" w:lineRule="auto"/>
+                    <w:rPr>
+                      <w:b/>
+                      <w:bCs/>
+                      <w:sz w:val="21"/>
+                      <w:szCs w:val="21"/>
+                    </w:rPr>
+                  </w:pPr>
+                  <w:r>
+                    <w:rPr>
+                      <w:bCs/>
+                      <w:sz w:val="21"/>
+                      <w:szCs w:val="21"/>
+                    </w:rPr>
+                    <w:t xml:space="preserve">It was a different story for traffic and lifestyle. Both had the same number of city leavers at the start of the period. Subsequently, both categories saw increases, with traffic first going up by a large number between 1990 and 2000 and then even more steeply after that. Lifestyle leavers rose consistently over the whole period, going up to 30,000 initially, then up again to 2010. </w:t>
+                  </w:r>
+                  <w:r>
+                    <w:rPr>
+                      <w:b/>
+                      <w:bCs/>
+                      <w:sz w:val="21"/>
+                      <w:szCs w:val="21"/>
+                    </w:rPr>
+                    <w:t>(3)</w:t>
+                  </w:r>
+                  <w:r>
+                    <w:rPr>
+                      <w:b/>
+                      <w:bCs/>
+                      <w:sz w:val="21"/>
+                      <w:szCs w:val="21"/>
+                    </w:rPr>
+                    <w:t xml:space="preserve"> </w:t>
+                  </w:r>
+                  <w:r>
+                    <w:rPr>
+                      <w:rStyle w:val="BlankWord1"/>
+                    </w:rPr>
+                    <w:t>D</w:t>
+                  </w:r>
+                </w:p>
+                <w:p>
+                  <w:pPr>
+                    <w:spacing w:line="278" w:lineRule="auto"/>
+                    <w:rPr>
+                      <w:bCs/>
+                      <w:sz w:val="21"/>
+                      <w:szCs w:val="21"/>
+                    </w:rPr>
+                  </w:pPr>
+                  <w:r>
+                    <w:rPr>
+                      <w:bCs/>
+                      <w:sz w:val="21"/>
+                      <w:szCs w:val="21"/>
+                    </w:rPr>
+                    <w:t xml:space="preserve">So, what does it all mean? For me, the answer is crystal clear. Overall, the graph shows that a huge number of people moved away from the city to the countryside in a twenty-year period. </w:t>
+                  </w:r>
+                  <w:r>
+                    <w:rPr>
+                      <w:b/>
+                      <w:bCs/>
+                      <w:sz w:val="21"/>
+                      <w:szCs w:val="21"/>
+                    </w:rPr>
+                    <w:t>(4)</w:t>
+                  </w:r>
+                  <w:r>
+                    <w:rPr>
+                      <w:b/>
+                      <w:bCs/>
+                      <w:sz w:val="21"/>
+                      <w:szCs w:val="21"/>
+                    </w:rPr>
+                    <w:t xml:space="preserve"> </w:t>
+                  </w:r>
+                  <w:r>
+                    <w:rPr>
+                      <w:rStyle w:val="BlankWord1"/>
+                    </w:rPr>
+                    <w:t>C</w:t>
+                  </w:r>
+                </w:p>
+              </w:tc>
+            </w:tr>
+          </w:tbl>
+          <w:p>
+            <w:pPr>
+              <w:spacing w:before="240" w:line="278" w:lineRule="auto"/>
+              <w:rPr>
+                <w:rFonts w:ascii="Source Sans 3" w:hAnsi="Source Sans 3"/>
+                <w:bCs/>
+                <w:sz w:val="21"/>
+                <w:szCs w:val="21"/>
+              </w:rPr>
+            </w:pPr>
+            <w:r>
+              <w:rPr>
+                <w:rFonts w:ascii="Source Sans 3" w:hAnsi="Source Sans 3"/>
+                <w:b/>
+                <w:bCs/>
+                <w:sz w:val="21"/>
+                <w:szCs w:val="21"/>
+              </w:rPr>
+              <w:t xml:space="preserve">A </w:t>
+            </w:r>
+            <w:r>
+              <w:rPr>
+                <w:rFonts w:ascii="Source Sans 3" w:hAnsi="Source Sans 3"/>
+                <w:bCs/>
+                <w:sz w:val="21"/>
+                <w:szCs w:val="21"/>
+              </w:rPr>
+              <w:t>Don't speculate -you shouldn't suggest reasons for any change. All you need to do is report what you can see on the graph.</w:t>
+            </w:r>
+          </w:p>
+          <w:p>
+            <w:pPr>
+              <w:spacing w:line="278" w:lineRule="auto"/>
+              <w:rPr>
+                <w:rFonts w:ascii="Source Sans 3" w:hAnsi="Source Sans 3"/>
+                <w:bCs/>
+                <w:sz w:val="21"/>
+                <w:szCs w:val="21"/>
+              </w:rPr>
+            </w:pPr>
+            <w:r>
+              <w:rPr>
+                <w:rFonts w:ascii="Source Sans 3" w:hAnsi="Source Sans 3"/>
+                <w:b/>
+                <w:bCs/>
+                <w:sz w:val="21"/>
+                <w:szCs w:val="21"/>
+              </w:rPr>
+              <w:t xml:space="preserve">B </w:t>
+            </w:r>
+            <w:r>
+              <w:rPr>
+                <w:rFonts w:ascii="Source Sans 3" w:hAnsi="Source Sans 3"/>
+                <w:bCs/>
+                <w:sz w:val="21"/>
+                <w:szCs w:val="21"/>
+              </w:rPr>
+              <w:t>This section is too mechanical - avoid simply listing the changes to a single category like this. Focus more on highlighting the key figures and trends.</w:t>
+            </w:r>
+          </w:p>
+          <w:p>
+            <w:pPr>
+              <w:spacing w:line="278" w:lineRule="auto"/>
+              <w:rPr>
+                <w:rFonts w:ascii="Source Sans 3" w:hAnsi="Source Sans 3"/>
+                <w:bCs/>
+                <w:sz w:val="21"/>
+                <w:szCs w:val="21"/>
+              </w:rPr>
+            </w:pPr>
+            <w:r>
+              <w:rPr>
+                <w:rFonts w:ascii="Source Sans 3" w:hAnsi="Source Sans 3"/>
+                <w:b/>
+                <w:sz w:val="21"/>
+                <w:szCs w:val="21"/>
+              </w:rPr>
+              <w:t>C</w:t>
+            </w:r>
+            <w:r>
+              <w:rPr>
+                <w:rFonts w:ascii="Source Sans 3" w:hAnsi="Source Sans 3"/>
+                <w:bCs/>
+                <w:sz w:val="21"/>
+                <w:szCs w:val="21"/>
+              </w:rPr>
+              <w:t xml:space="preserve"> Better - you have included a conclusion this time, but it doesn't really </w:t>
+            </w:r>
+            <w:proofErr w:type="spellStart"/>
+            <w:r>
+              <w:rPr>
+                <w:rFonts w:ascii="Source Sans 3" w:hAnsi="Source Sans 3"/>
+                <w:bCs/>
+                <w:sz w:val="21"/>
+                <w:szCs w:val="21"/>
+              </w:rPr>
+              <w:t>summarise</w:t>
+            </w:r>
+            <w:proofErr w:type="spellEnd"/>
+            <w:r>
+              <w:rPr>
+                <w:rFonts w:ascii="Source Sans 3" w:hAnsi="Source Sans 3"/>
+                <w:bCs/>
+                <w:sz w:val="21"/>
+                <w:szCs w:val="21"/>
+              </w:rPr>
+              <w:t xml:space="preserve"> the key features. Your tone here is inappropriate - it sounds like you're writing a magazine article. Remember to keep the tone more formal and scientific.</w:t>
+            </w:r>
+          </w:p>
+          <w:p>
+            <w:pPr>
+              <w:spacing w:line="278" w:lineRule="auto"/>
+              <w:rPr>
+                <w:rFonts w:ascii="Source Sans 3" w:hAnsi="Source Sans 3"/>
+                <w:bCs/>
+                <w:sz w:val="21"/>
+                <w:szCs w:val="21"/>
+              </w:rPr>
+            </w:pPr>
+            <w:r>
+              <w:rPr>
+                <w:rFonts w:ascii="Source Sans 3" w:hAnsi="Source Sans 3"/>
+                <w:b/>
+                <w:bCs/>
+                <w:sz w:val="21"/>
+                <w:szCs w:val="21"/>
+              </w:rPr>
+              <w:t xml:space="preserve">D </w:t>
+            </w:r>
+            <w:r>
+              <w:rPr>
+                <w:rFonts w:ascii="Source Sans 3" w:hAnsi="Source Sans 3"/>
+                <w:bCs/>
+                <w:sz w:val="21"/>
+                <w:szCs w:val="21"/>
+              </w:rPr>
+              <w:t>This section makes its points more clearly but fails to include key data to demonstrate the points.</w:t>
+            </w:r>
+          </w:p>
+        </w:tc>
+      </w:tr>
+    </w:tbl>
+    <w:p>
+      <w:pPr>
+        <w:spacing w:line="278" w:lineRule="auto"/>
+      </w:pPr>
+    </w:p>
+    <w:tbl>
+      <w:tblPr>
+        <w:tblStyle w:val="DottedTable"/>
+        <w:tblW w:w="14390" w:type="dxa"/>
+        <w:tblLook w:val="04A0" w:firstRow="1" w:lastRow="0" w:firstColumn="1" w:lastColumn="0" w:noHBand="0" w:noVBand="1"/>
+      </w:tblPr>
+      <w:tblGrid>
+        <w:gridCol w:w="561"/>
+        <w:gridCol w:w="9640"/>
+        <w:gridCol w:w="4189"/>
+      </w:tblGrid>
+      <w:tr>
+        <w:tc>
+          <w:tcPr>
+            <w:tcW w:w="561" w:type="dxa"/>
+          </w:tcPr>
+          <w:p>
+            <w:r>
+              <w:rPr>
+                <w:rFonts w:ascii="Source Sans 3" w:hAnsi="Source Sans 3"/>
+                <w:b/>
+                <w:bCs/>
+                <w:bdr w:val="single" w:sz="18" w:space="0" w:color="D0872E"/>
+              </w:rPr>
+              <w:t>06</w:t>
+            </w:r>
+          </w:p>
+        </w:tc>
+        <w:tc>
+          <w:tcPr>
+            <w:tcW w:w="9640" w:type="dxa"/>
+          </w:tcPr>
+          <w:p>
+            <w:pPr>
+              <w:spacing w:line="278" w:lineRule="auto"/>
+              <w:rPr>
+                <w:rFonts w:ascii="Source Sans 3 Medium" w:hAnsi="Source Sans 3 Medium"/>
+                <w:b/>
+                <w:bCs/>
+                <w:color w:val="101312"/>
+                <w:spacing w:val="-2"/>
+                <w:w w:val="105"/>
+                <w:sz w:val="21"/>
+                <w:szCs w:val="21"/>
+              </w:rPr>
+            </w:pPr>
+            <w:r>
+              <w:rPr>
+                <w:rFonts w:ascii="Source Sans 3 Medium" w:hAnsi="Source Sans 3 Medium"/>
+                <w:b/>
+                <w:bCs/>
+                <w:color w:val="101312"/>
+                <w:spacing w:val="-2"/>
+                <w:w w:val="105"/>
+                <w:sz w:val="21"/>
+                <w:szCs w:val="21"/>
+              </w:rPr>
+              <w:t>With a partner, discuss which option works best as a summary/conclusion for this task. Give reasons.</w:t>
+            </w:r>
+          </w:p>
+          <w:p>
+            <w:pPr>
+              <w:spacing w:line="278" w:lineRule="auto"/>
+              <w:rPr>
+                <w:rFonts w:ascii="Source Sans 3" w:hAnsi="Source Sans 3"/>
+                <w:bCs/>
+                <w:sz w:val="21"/>
+                <w:szCs w:val="21"/>
+              </w:rPr>
+            </w:pPr>
+            <w:r>
+              <w:rPr>
+                <w:rFonts w:ascii="Source Sans 3" w:hAnsi="Source Sans 3"/>
+                <w:b/>
+                <w:sz w:val="21"/>
+                <w:szCs w:val="21"/>
+              </w:rPr>
+              <w:t>A</w:t>
+            </w:r>
+            <w:r>
+              <w:rPr>
+                <w:rFonts w:ascii="Source Sans 3" w:hAnsi="Source Sans 3"/>
+                <w:bCs/>
+                <w:sz w:val="21"/>
+                <w:szCs w:val="21"/>
+              </w:rPr>
+              <w:t xml:space="preserve"> To sum up, people left the city for three main reasons, all of which rose significantly between 1990 and 2000. Traffic changed the most rapidly, lifestyle changed the least, and rising cost of living was the only reason that went down.</w:t>
+            </w:r>
+          </w:p>
+          <w:p>
+            <w:pPr>
+              <w:pStyle w:val="BlankWord2"/>
+              <w:rPr>
+                <w:bCs/>
+              </w:rPr>
+            </w:pPr>
+            <w:r>
+              <w:t>This is not a good conclusion: (a) to say 'people left the city for three main reasons' is not necessarily true: the graph did supply three reasons - however, there may have been others that were not included in the graph; (b) there is incorrect reporting of data, which should be 'between 1990 and 2010', not '1990 and 2000'. Also, life style did not change the least, since, given the fall between 2000 and 2010, rising cost of living changed the least for the whole period.</w:t>
+            </w:r>
+          </w:p>
+          <w:p>
+            <w:pPr>
+              <w:spacing w:line="278" w:lineRule="auto"/>
+              <w:rPr>
+                <w:rFonts w:ascii="Source Sans 3" w:hAnsi="Source Sans 3"/>
+                <w:bCs/>
+                <w:sz w:val="21"/>
+                <w:szCs w:val="21"/>
+              </w:rPr>
+            </w:pPr>
+            <w:r>
+              <w:rPr>
+                <w:rFonts w:ascii="Source Sans 3" w:hAnsi="Source Sans 3"/>
+                <w:b/>
+                <w:bCs/>
+                <w:sz w:val="21"/>
+                <w:szCs w:val="21"/>
+              </w:rPr>
+              <w:t xml:space="preserve">B </w:t>
+            </w:r>
+            <w:r>
+              <w:rPr>
+                <w:rFonts w:ascii="Source Sans 3" w:hAnsi="Source Sans 3"/>
+                <w:bCs/>
+                <w:sz w:val="21"/>
+                <w:szCs w:val="21"/>
+              </w:rPr>
+              <w:t>Overall, the graph suggests the number of people relocating to the countryside rose across the period. Cost of living was the main reason for relocation by some distance, despite a fall in numbers in the second half of the period. Traffic saw the greatest overall increase, with lifestyle seeing a relatively slow but steady rise.</w:t>
+            </w:r>
+          </w:p>
+          <w:p>
+            <w:pPr>
+              <w:pStyle w:val="BlankWord2"/>
+            </w:pPr>
+            <w:r>
+              <w:t>This is the best conclusion. It is less mechanical than A, mentions the main features and expresses what had started to happen by the end of the period.</w:t>
+            </w:r>
+          </w:p>
+          <w:p>
+            <w:pPr>
+              <w:spacing w:line="278" w:lineRule="auto"/>
+              <w:rPr>
+                <w:rFonts w:ascii="Source Sans 3" w:hAnsi="Source Sans 3"/>
+                <w:bCs/>
+                <w:sz w:val="21"/>
+                <w:szCs w:val="21"/>
+              </w:rPr>
+            </w:pPr>
+            <w:r>
+              <w:rPr>
+                <w:rFonts w:ascii="Source Sans 3" w:hAnsi="Source Sans 3"/>
+                <w:b/>
+                <w:bCs/>
+                <w:sz w:val="21"/>
+                <w:szCs w:val="21"/>
+              </w:rPr>
+              <w:t xml:space="preserve">C </w:t>
+            </w:r>
+            <w:r>
+              <w:rPr>
+                <w:rFonts w:ascii="Source Sans 3" w:hAnsi="Source Sans 3"/>
+                <w:bCs/>
+                <w:sz w:val="21"/>
+                <w:szCs w:val="21"/>
+              </w:rPr>
+              <w:t>All in all, the rising cost of living rose from 65,000 to 85,000 and then 80,000, and was the highest of all three reasons. Traffic had the biggest increase from 20,000 up to 60,000, while lifestyle changed the least (20,000 / 30,000 / 40,000).</w:t>
+            </w:r>
+          </w:p>
+          <w:p>
+            <w:pPr>
+              <w:pStyle w:val="BlankWord2"/>
+            </w:pPr>
+            <w:r>
+              <w:t>The worst conclusion of all three. Not only has the candidate included data in their concluding paragraph, but it also repeats what has already been stated in the main body. The candidate does not 'step back' and present a summary of the main trends or features.</w:t>
+            </w:r>
+          </w:p>
+        </w:tc>
+        <w:tc>
+          <w:tcPr>
+            <w:tcW w:w="4189" w:type="dxa"/>
+          </w:tcPr>
+          <w:p>
+            <w:pPr>
+              <w:rPr>
+                <w:rFonts w:ascii="Source Sans 3 SemiBold" w:hAnsi="Source Sans 3 SemiBold"/>
+                <w:b/>
+                <w:bCs/>
+                <w:noProof/>
+                <w:sz w:val="22"/>
+                <w:szCs w:val="22"/>
+              </w:rPr>
+            </w:pPr>
+            <w:r>
+              <w:rPr>
+                <w:rFonts w:ascii="Source Sans 3 SemiBold" w:hAnsi="Source Sans 3 SemiBold"/>
+                <w:b/>
+                <w:bCs/>
+                <w:noProof/>
+                <w:sz w:val="22"/>
+                <w:szCs w:val="22"/>
+              </w:rPr>
+              <w:t xml:space="preserve">TIP </w:t>
+            </w:r>
+            <w:r>
+              <w:rPr>
+                <w:rFonts w:ascii="Source Sans 3 SemiBold" w:hAnsi="Source Sans 3 SemiBold"/>
+                <w:b/>
+                <w:bCs/>
+                <w:noProof/>
+                <w:sz w:val="22"/>
+                <w:szCs w:val="22"/>
+              </w:rPr>
+              <w:t>06</w:t>
+            </w:r>
+          </w:p>
+          <w:p>
+            <w:pPr>
+              <w:spacing w:line="278" w:lineRule="auto"/>
+              <w:rPr>
+                <w:rFonts w:ascii="Source Sans 3 Medium" w:hAnsi="Source Sans 3 Medium"/>
+                <w:b/>
+                <w:bCs/>
+                <w:color w:val="101312"/>
+                <w:spacing w:val="-2"/>
+                <w:w w:val="105"/>
+                <w:sz w:val="21"/>
+                <w:szCs w:val="21"/>
+              </w:rPr>
+            </w:pPr>
+            <w:r>
+              <w:rPr>
+                <w:rFonts w:ascii="Source Sans 3" w:hAnsi="Source Sans 3"/>
+                <w:color w:val="101011"/>
+                <w:sz w:val="20"/>
+                <w:szCs w:val="20"/>
+              </w:rPr>
+              <w:t>Don't include data in your conclusion - it is a summary of the trends shown in the whole graph, and you do not need to repeat specific information.</w:t>
+            </w:r>
+          </w:p>
+        </w:tc>
+      </w:tr>
+    </w:tbl>
+    <w:p>
+      <w:r>
+        <w:br w:type="page"/>
+      </w:r>
+    </w:p>
+    <w:p>
+      <w:pPr>
+        <w:spacing w:line="278" w:lineRule="auto"/>
+        <w:rPr>
+          <w:rFonts w:ascii="Source Sans 3" w:hAnsi="Source Sans 3"/>
+          <w:b/>
+          <w:bdr w:val="single" w:sz="18" w:space="0" w:color="auto"/>
+          <w:shd w:val="clear" w:color="auto" w:fill="F26D13"/>
+        </w:rPr>
+      </w:pPr>
+      <w:r>
+        <w:rPr>
+          <w:rFonts w:ascii="Source Sans 3" w:hAnsi="Source Sans 3"/>
+          <w:b/>
+          <w:bdr w:val="single" w:sz="18" w:space="0" w:color="auto"/>
+          <w:shd w:val="clear" w:color="auto" w:fill="F26D13"/>
+        </w:rPr>
+        <w:lastRenderedPageBreak/>
+        <w:t>DESCRIBING CHANGES WITH ADJECTIVES AND ADVERBS</w:t>
+      </w:r>
+    </w:p>
+    <w:tbl>
+      <w:tblPr>
+        <w:tblStyle w:val="DottedTable"/>
+        <w:tblW w:w="14395" w:type="dxa"/>
+        <w:tblLook w:val="04A0" w:firstRow="1" w:lastRow="0" w:firstColumn="1" w:lastColumn="0" w:noHBand="0" w:noVBand="1"/>
+      </w:tblPr>
+      <w:tblGrid>
+        <w:gridCol w:w="562"/>
+        <w:gridCol w:w="13833"/>
+      </w:tblGrid>
+      <w:tr>
+        <w:tc>
+          <w:tcPr>
+            <w:tcW w:w="562" w:type="dxa"/>
+          </w:tcPr>
+          <w:p>
+            <w:r>
+              <w:rPr>
+                <w:rFonts w:ascii="Source Sans 3" w:hAnsi="Source Sans 3"/>
+                <w:b/>
+                <w:bCs/>
+                <w:bdr w:val="single" w:sz="18" w:space="0" w:color="D0872E"/>
+              </w:rPr>
+              <w:t>07</w:t>
+            </w:r>
+          </w:p>
+        </w:tc>
+        <w:tc>
+          <w:tcPr>
+            <w:tcW w:w="13833" w:type="dxa"/>
+          </w:tcPr>
+          <w:p>
+            <w:pPr>
+              <w:spacing w:line="278" w:lineRule="auto"/>
+              <w:rPr>
+                <w:rFonts w:ascii="Source Sans 3 Medium" w:hAnsi="Source Sans 3 Medium"/>
+                <w:b/>
+                <w:bCs/>
+                <w:color w:val="101312"/>
+                <w:spacing w:val="-2"/>
+                <w:w w:val="105"/>
+                <w:sz w:val="21"/>
+                <w:szCs w:val="21"/>
+                <w:rtl/>
+              </w:rPr>
+            </w:pPr>
+            <w:r>
+              <w:rPr>
+                <w:rFonts w:ascii="Source Sans 3 Medium" w:hAnsi="Source Sans 3 Medium"/>
+                <w:b/>
+                <w:bCs/>
+                <w:color w:val="101312"/>
+                <w:spacing w:val="-2"/>
+                <w:w w:val="105"/>
+                <w:sz w:val="21"/>
+                <w:szCs w:val="21"/>
+              </w:rPr>
+              <w:t>Look at these notes that another candidate made for this line graph, which helped them to write a more effective description. Complete the sentences with the adjectives in the box</w:t>
+            </w:r>
+            <w:r>
+              <w:rPr>
+                <w:rFonts w:ascii="Source Sans 3 Medium" w:hAnsi="Source Sans 3 Medium"/>
+                <w:b/>
+                <w:bCs/>
+                <w:color w:val="101312"/>
+                <w:spacing w:val="-2"/>
+                <w:w w:val="105"/>
+                <w:sz w:val="21"/>
+                <w:szCs w:val="21"/>
+              </w:rPr>
+              <w:t>.</w:t>
+            </w:r>
+          </w:p>
+          <w:tbl>
+            <w:tblPr>
+              <w:tblStyle w:val="TableGrid"/>
+              <w:tblW w:w="0" w:type="auto"/>
+              <w:tblBorders>
+                <w:top w:val="single" w:sz="4" w:space="0" w:color="FFC000"/>
+                <w:left w:val="single" w:sz="4" w:space="0" w:color="FFC000"/>
+                <w:bottom w:val="single" w:sz="4" w:space="0" w:color="FFC000"/>
+                <w:right w:val="single" w:sz="4" w:space="0" w:color="FFC000"/>
+                <w:insideH w:val="single" w:sz="4" w:space="0" w:color="FFC000"/>
+                <w:insideV w:val="single" w:sz="4" w:space="0" w:color="FFC000"/>
+              </w:tblBorders>
+              <w:tblLook w:val="04A0" w:firstRow="1" w:lastRow="0" w:firstColumn="1" w:lastColumn="0" w:noHBand="0" w:noVBand="1"/>
+            </w:tblPr>
+            <w:tblGrid>
+              <w:gridCol w:w="1158"/>
+              <w:gridCol w:w="992"/>
+              <w:gridCol w:w="1418"/>
+              <w:gridCol w:w="992"/>
+              <w:gridCol w:w="992"/>
+              <w:gridCol w:w="993"/>
+              <w:gridCol w:w="1134"/>
+            </w:tblGrid>
+            <w:tr>
+              <w:tc>
+                <w:tcPr>
+                  <w:tcW w:w="1158" w:type="dxa"/>
+                </w:tcPr>
+                <w:p>
+                  <w:pPr>
+                    <w:spacing w:line="278" w:lineRule="auto"/>
+                    <w:rPr>
+                      <w:rFonts w:ascii="Source Sans 3" w:hAnsi="Source Sans 3"/>
+                      <w:bCs/>
+                      <w:sz w:val="21"/>
+                      <w:szCs w:val="21"/>
+                      <w:u w:val="single"/>
+                    </w:rPr>
+                  </w:pPr>
+                  <w:r>
+                    <w:rPr>
+                      <w:rFonts w:ascii="Source Sans 3" w:hAnsi="Source Sans 3"/>
+                      <w:color w:val="020202"/>
+                      <w:spacing w:val="-2"/>
+                      <w:sz w:val="21"/>
+                      <w:szCs w:val="21"/>
+                    </w:rPr>
+                    <w:t>consistent</w:t>
+                  </w:r>
+                </w:p>
+              </w:tc>
+              <w:tc>
+                <w:tcPr>
+                  <w:tcW w:w="992" w:type="dxa"/>
+                </w:tcPr>
+                <w:p>
+                  <w:pPr>
+                    <w:spacing w:line="278" w:lineRule="auto"/>
+                    <w:rPr>
+                      <w:rFonts w:ascii="Source Sans 3" w:hAnsi="Source Sans 3"/>
+                      <w:bCs/>
+                      <w:sz w:val="21"/>
+                      <w:szCs w:val="21"/>
+                      <w:u w:val="single"/>
+                    </w:rPr>
+                  </w:pPr>
+                  <w:r>
+                    <w:rPr>
+                      <w:rFonts w:ascii="Source Sans 3" w:hAnsi="Source Sans 3"/>
+                      <w:color w:val="020202"/>
+                      <w:spacing w:val="-2"/>
+                      <w:sz w:val="21"/>
+                      <w:szCs w:val="21"/>
+                    </w:rPr>
+                    <w:t>highest</w:t>
+                  </w:r>
+                </w:p>
+              </w:tc>
+              <w:tc>
+                <w:tcPr>
+                  <w:tcW w:w="1418" w:type="dxa"/>
+                </w:tcPr>
+                <w:p>
+                  <w:pPr>
+                    <w:spacing w:line="278" w:lineRule="auto"/>
+                    <w:rPr>
+                      <w:rFonts w:ascii="Source Sans 3" w:hAnsi="Source Sans 3"/>
+                      <w:bCs/>
+                      <w:sz w:val="21"/>
+                      <w:szCs w:val="21"/>
+                      <w:u w:val="single"/>
+                    </w:rPr>
+                  </w:pPr>
+                  <w:r>
+                    <w:rPr>
+                      <w:rFonts w:ascii="Source Sans 3" w:hAnsi="Source Sans 3"/>
+                      <w:color w:val="020202"/>
+                      <w:w w:val="90"/>
+                      <w:sz w:val="21"/>
+                      <w:szCs w:val="21"/>
+                    </w:rPr>
+                    <w:t>joint-</w:t>
+                  </w:r>
+                  <w:r>
+                    <w:rPr>
+                      <w:rFonts w:ascii="Source Sans 3" w:hAnsi="Source Sans 3"/>
+                      <w:color w:val="020202"/>
+                      <w:spacing w:val="-2"/>
+                      <w:sz w:val="21"/>
+                      <w:szCs w:val="21"/>
+                    </w:rPr>
+                    <w:t>lowest</w:t>
+                  </w:r>
+                </w:p>
+              </w:tc>
+              <w:tc>
+                <w:tcPr>
+                  <w:tcW w:w="992" w:type="dxa"/>
+                </w:tcPr>
+                <w:p>
+                  <w:pPr>
+                    <w:spacing w:line="278" w:lineRule="auto"/>
+                    <w:rPr>
+                      <w:rFonts w:ascii="Source Sans 3" w:hAnsi="Source Sans 3"/>
+                      <w:bCs/>
+                      <w:sz w:val="21"/>
+                      <w:szCs w:val="21"/>
+                      <w:u w:val="single"/>
+                    </w:rPr>
+                  </w:pPr>
+                  <w:r>
+                    <w:rPr>
+                      <w:rFonts w:ascii="Source Sans 3" w:hAnsi="Source Sans 3"/>
+                      <w:color w:val="020202"/>
+                      <w:spacing w:val="-2"/>
+                      <w:sz w:val="21"/>
+                      <w:szCs w:val="21"/>
+                    </w:rPr>
+                    <w:t>lowest</w:t>
+                  </w:r>
+                </w:p>
+              </w:tc>
+              <w:tc>
+                <w:tcPr>
+                  <w:tcW w:w="992" w:type="dxa"/>
+                </w:tcPr>
+                <w:p>
+                  <w:pPr>
+                    <w:spacing w:line="278" w:lineRule="auto"/>
+                    <w:rPr>
+                      <w:rFonts w:ascii="Source Sans 3" w:hAnsi="Source Sans 3"/>
+                      <w:bCs/>
+                      <w:sz w:val="21"/>
+                      <w:szCs w:val="21"/>
+                      <w:u w:val="single"/>
+                    </w:rPr>
+                  </w:pPr>
+                  <w:r>
+                    <w:rPr>
+                      <w:rFonts w:ascii="Source Sans 3" w:hAnsi="Source Sans 3"/>
+                      <w:color w:val="020202"/>
+                      <w:spacing w:val="-2"/>
+                      <w:sz w:val="21"/>
+                      <w:szCs w:val="21"/>
+                    </w:rPr>
+                    <w:t>notable</w:t>
+                  </w:r>
+                </w:p>
+              </w:tc>
+              <w:tc>
+                <w:tcPr>
+                  <w:tcW w:w="993" w:type="dxa"/>
+                </w:tcPr>
+                <w:p>
+                  <w:pPr>
+                    <w:spacing w:line="278" w:lineRule="auto"/>
+                    <w:rPr>
+                      <w:rFonts w:ascii="Source Sans 3" w:hAnsi="Source Sans 3"/>
+                      <w:bCs/>
+                      <w:sz w:val="21"/>
+                      <w:szCs w:val="21"/>
+                      <w:u w:val="single"/>
+                    </w:rPr>
+                  </w:pPr>
+                  <w:r>
+                    <w:rPr>
+                      <w:rFonts w:ascii="Source Sans 3" w:hAnsi="Source Sans 3"/>
+                      <w:color w:val="020202"/>
+                      <w:spacing w:val="-2"/>
+                      <w:sz w:val="21"/>
+                      <w:szCs w:val="21"/>
+                    </w:rPr>
+                    <w:t>overall</w:t>
+                  </w:r>
+                </w:p>
+              </w:tc>
+              <w:tc>
+                <w:tcPr>
+                  <w:tcW w:w="1134" w:type="dxa"/>
+                </w:tcPr>
+                <w:p>
+                  <w:pPr>
+                    <w:spacing w:line="278" w:lineRule="auto"/>
+                    <w:rPr>
+                      <w:rFonts w:ascii="Source Sans 3" w:hAnsi="Source Sans 3"/>
+                      <w:bCs/>
+                      <w:sz w:val="21"/>
+                      <w:szCs w:val="21"/>
+                      <w:u w:val="single"/>
+                    </w:rPr>
+                  </w:pPr>
+                  <w:r>
+                    <w:rPr>
+                      <w:rFonts w:ascii="Source Sans 3" w:hAnsi="Source Sans 3"/>
+                      <w:color w:val="020202"/>
+                      <w:spacing w:val="-2"/>
+                      <w:sz w:val="21"/>
+                      <w:szCs w:val="21"/>
+                    </w:rPr>
+                    <w:t>stable</w:t>
+                  </w:r>
+                </w:p>
+              </w:tc>
+            </w:tr>
+          </w:tbl>
+          <w:p>
+            <w:pPr>
+              <w:spacing w:line="278" w:lineRule="auto"/>
+              <w:rPr>
+                <w:rFonts w:ascii="Source Sans 3" w:hAnsi="Source Sans 3"/>
+                <w:bCs/>
+                <w:sz w:val="21"/>
+                <w:szCs w:val="21"/>
+                <w:u w:val="single"/>
+              </w:rPr>
+            </w:pPr>
+          </w:p>
+          <w:p>
+            <w:pPr>
+              <w:shd w:val="clear" w:color="auto" w:fill="F4B083" w:themeFill="accent2" w:themeFillTint="99"/>
+              <w:spacing w:line="278" w:lineRule="auto"/>
+              <w:rPr>
+                <w:rFonts w:ascii="Source Sans 3" w:hAnsi="Source Sans 3"/>
+                <w:bCs/>
+                <w:sz w:val="21"/>
+                <w:szCs w:val="21"/>
+              </w:rPr>
+            </w:pPr>
+            <w:r>
+              <w:rPr>
+                <w:rFonts w:ascii="Source Sans 3" w:hAnsi="Source Sans 3"/>
+                <w:bCs/>
+                <w:sz w:val="21"/>
+                <w:szCs w:val="21"/>
+                <w:u w:val="single"/>
+              </w:rPr>
+              <w:t>Rising cost of living</w:t>
+            </w:r>
+            <w:r>
+              <w:rPr>
+                <w:rFonts w:ascii="Source Sans 3" w:hAnsi="Source Sans 3"/>
+                <w:bCs/>
+                <w:sz w:val="21"/>
+                <w:szCs w:val="21"/>
+              </w:rPr>
+              <w:t>: the (1) point of any reason in any year (85,000 in 2000); the only one to decrease (to 80,000 in 2010)</w:t>
+            </w:r>
+          </w:p>
+          <w:p>
+            <w:pPr>
+              <w:shd w:val="clear" w:color="auto" w:fill="F4B083" w:themeFill="accent2" w:themeFillTint="99"/>
+              <w:spacing w:before="240" w:line="278" w:lineRule="auto"/>
+              <w:rPr>
+                <w:rFonts w:ascii="Source Sans 3" w:hAnsi="Source Sans 3"/>
+                <w:bCs/>
+                <w:sz w:val="21"/>
+                <w:szCs w:val="21"/>
+              </w:rPr>
+            </w:pPr>
+            <w:r>
+              <w:rPr>
+                <w:rFonts w:ascii="Source Sans 3" w:hAnsi="Source Sans 3"/>
+                <w:bCs/>
+                <w:sz w:val="21"/>
+                <w:szCs w:val="21"/>
+                <w:u w:val="single"/>
+              </w:rPr>
+              <w:t>Traffic</w:t>
+            </w:r>
+            <w:r>
+              <w:rPr>
+                <w:rFonts w:ascii="Source Sans 3" w:hAnsi="Source Sans 3"/>
+                <w:bCs/>
+                <w:sz w:val="21"/>
+                <w:szCs w:val="21"/>
+              </w:rPr>
+              <w:t>: greatest (2) rise (40,000); most (3)</w:t>
+            </w:r>
+            <w:r>
+              <w:rPr>
+                <w:rFonts w:ascii="Source Sans 3" w:hAnsi="Source Sans 3"/>
+                <w:bCs/>
+                <w:sz w:val="21"/>
+                <w:szCs w:val="21"/>
+              </w:rPr>
+              <w:t xml:space="preserve"> </w:t>
+            </w:r>
+            <w:r>
+              <w:rPr>
+                <w:rFonts w:ascii="Source Sans 3" w:hAnsi="Source Sans 3"/>
+                <w:bCs/>
+                <w:sz w:val="21"/>
+                <w:szCs w:val="21"/>
+              </w:rPr>
+              <w:t>rise between 2000 and 2010 (25,000)</w:t>
+            </w:r>
+          </w:p>
+          <w:p>
+            <w:pPr>
+              <w:shd w:val="clear" w:color="auto" w:fill="F4B083" w:themeFill="accent2" w:themeFillTint="99"/>
+              <w:spacing w:before="240" w:line="278" w:lineRule="auto"/>
+              <w:rPr>
+                <w:rFonts w:ascii="Source Sans 3" w:hAnsi="Source Sans 3"/>
+                <w:bCs/>
+                <w:sz w:val="21"/>
+                <w:szCs w:val="21"/>
+              </w:rPr>
+            </w:pPr>
+            <w:r>
+              <w:rPr>
+                <w:rFonts w:ascii="Source Sans 3" w:hAnsi="Source Sans 3"/>
+                <w:bCs/>
+                <w:sz w:val="21"/>
+                <w:szCs w:val="21"/>
+              </w:rPr>
+              <w:t>Lifestyle: Most (4) and (5) increase (only 20,000); remained the (6) of all three reasons</w:t>
+            </w:r>
+          </w:p>
+          <w:p>
+            <w:pPr>
+              <w:shd w:val="clear" w:color="auto" w:fill="F4B083" w:themeFill="accent2" w:themeFillTint="99"/>
+              <w:spacing w:before="240" w:line="278" w:lineRule="auto"/>
+              <w:rPr>
+                <w:rFonts w:ascii="Source Sans 3" w:hAnsi="Source Sans 3"/>
+                <w:bCs/>
+                <w:sz w:val="21"/>
+                <w:szCs w:val="21"/>
+              </w:rPr>
+            </w:pPr>
+            <w:r>
+              <w:rPr>
+                <w:rFonts w:ascii="Source Sans 3" w:hAnsi="Source Sans 3"/>
+                <w:bCs/>
+                <w:sz w:val="21"/>
+                <w:szCs w:val="21"/>
+              </w:rPr>
+              <w:t>Traffic and Lifestyle: (7)</w:t>
+            </w:r>
+            <w:r>
+              <w:rPr>
+                <w:rFonts w:ascii="Source Sans 3" w:hAnsi="Source Sans 3"/>
+                <w:bCs/>
+                <w:sz w:val="21"/>
+                <w:szCs w:val="21"/>
+              </w:rPr>
+              <w:t xml:space="preserve"> </w:t>
+            </w:r>
+            <w:r>
+              <w:rPr>
+                <w:rFonts w:ascii="Source Sans 3" w:hAnsi="Source Sans 3"/>
+                <w:bCs/>
+                <w:sz w:val="21"/>
+                <w:szCs w:val="21"/>
+              </w:rPr>
+              <w:t>in the first year presented</w:t>
+            </w:r>
+            <w:r>
+              <w:rPr>
+                <w:rFonts w:ascii="Source Sans 3" w:hAnsi="Source Sans 3"/>
+                <w:bCs/>
+                <w:sz w:val="21"/>
+                <w:szCs w:val="21"/>
+              </w:rPr>
+              <w:t xml:space="preserve"> </w:t>
+            </w:r>
+            <w:r>
+              <w:rPr>
+                <w:rFonts w:ascii="Source Sans 3" w:hAnsi="Source Sans 3"/>
+                <w:bCs/>
+                <w:sz w:val="21"/>
+                <w:szCs w:val="21"/>
+              </w:rPr>
+              <w:t>(20,000 in 1990)</w:t>
+            </w:r>
+          </w:p>
+        </w:tc>
+      </w:tr>
+    </w:tbl>
+    <w:p/>
+    <w:tbl>
+      <w:tblPr>
+        <w:tblStyle w:val="DottedTable"/>
+        <w:tblW w:w="14390" w:type="dxa"/>
+        <w:tblLook w:val="04A0" w:firstRow="1" w:lastRow="0" w:firstColumn="1" w:lastColumn="0" w:noHBand="0" w:noVBand="1"/>
+      </w:tblPr>
+      <w:tblGrid>
+        <w:gridCol w:w="562"/>
+        <w:gridCol w:w="7611"/>
+        <w:gridCol w:w="6217"/>
+      </w:tblGrid>
+      <w:tr>
+        <w:tc>
+          <w:tcPr>
+            <w:tcW w:w="562" w:type="dxa"/>
+          </w:tcPr>
+          <w:p>
+            <w:pPr>
+              <w:rPr>
+                <w:rFonts w:ascii="Source Sans 3" w:hAnsi="Source Sans 3"/>
+                <w:b/>
+                <w:bCs/>
+                <w:bdr w:val="single" w:sz="18" w:space="0" w:color="D0872E"/>
+              </w:rPr>
+            </w:pPr>
+            <w:r>
+              <w:rPr>
+                <w:rFonts w:ascii="Source Sans 3" w:hAnsi="Source Sans 3"/>
+                <w:b/>
+                <w:bCs/>
+                <w:bdr w:val="single" w:sz="18" w:space="0" w:color="D0872E"/>
+              </w:rPr>
+              <w:t>08</w:t>
+            </w:r>
+          </w:p>
+        </w:tc>
+        <w:tc>
+          <w:tcPr>
+            <w:tcW w:w="7611" w:type="dxa"/>
+          </w:tcPr>
+          <w:p>
+            <w:pPr>
+              <w:spacing w:line="278" w:lineRule="auto"/>
+              <w:rPr>
+                <w:rFonts w:ascii="Source Sans 3 Medium" w:hAnsi="Source Sans 3 Medium"/>
+                <w:b/>
+                <w:bCs/>
+                <w:color w:val="101312"/>
+                <w:spacing w:val="-2"/>
+                <w:w w:val="105"/>
+                <w:sz w:val="21"/>
+                <w:szCs w:val="21"/>
+              </w:rPr>
+            </w:pPr>
+            <w:r>
+              <w:rPr>
+                <w:rFonts w:ascii="Source Sans 3 Medium" w:hAnsi="Source Sans 3 Medium"/>
+                <w:b/>
+                <w:bCs/>
+                <w:color w:val="101312"/>
+                <w:spacing w:val="-2"/>
+                <w:w w:val="105"/>
+                <w:sz w:val="21"/>
+                <w:szCs w:val="21"/>
+              </w:rPr>
+              <w:t>Look at the following adverbs which describe the manner of change.</w:t>
+            </w:r>
+          </w:p>
+          <w:p>
+            <w:pPr>
+              <w:spacing w:line="278" w:lineRule="auto"/>
+              <w:rPr>
+                <w:rFonts w:ascii="Source Sans 3 Medium" w:hAnsi="Source Sans 3 Medium"/>
+                <w:b/>
+                <w:bCs/>
+                <w:color w:val="101312"/>
+                <w:spacing w:val="-2"/>
+                <w:w w:val="105"/>
+                <w:sz w:val="21"/>
+                <w:szCs w:val="21"/>
+              </w:rPr>
+            </w:pPr>
+            <w:r>
+              <w:rPr>
+                <w:rFonts w:ascii="Source Sans 3 Medium" w:hAnsi="Source Sans 3 Medium"/>
+                <w:b/>
+                <w:bCs/>
+                <w:color w:val="101312"/>
+                <w:spacing w:val="-2"/>
+                <w:w w:val="105"/>
+                <w:sz w:val="21"/>
+                <w:szCs w:val="21"/>
+              </w:rPr>
+              <w:t>With a partner, decide which ones would be inappropriate for a Task 1 answer.</w:t>
+            </w:r>
+          </w:p>
+          <w:tbl>
+            <w:tblPr>
+              <w:tblStyle w:val="BorderedTable"/>
+              <w:tblW w:w="0" w:type="auto"/>
+              <w:tblBorders>
+                <w:top w:val="single" w:sz="12" w:space="0" w:color="FFC000"/>
+                <w:left w:val="single" w:sz="12" w:space="0" w:color="FFC000"/>
+                <w:bottom w:val="single" w:sz="12" w:space="0" w:color="FFC000"/>
+                <w:right w:val="single" w:sz="12" w:space="0" w:color="FFC000"/>
+                <w:insideH w:val="single" w:sz="12" w:space="0" w:color="FFC000"/>
+                <w:insideV w:val="single" w:sz="12" w:space="0" w:color="FFC000"/>
+              </w:tblBorders>
+              <w:tblLook w:val="04A0" w:firstRow="1" w:lastRow="0" w:firstColumn="1" w:lastColumn="0" w:noHBand="0" w:noVBand="1"/>
+            </w:tblPr>
+            <w:tblGrid>
+              <w:gridCol w:w="1432"/>
+              <w:gridCol w:w="1701"/>
+              <w:gridCol w:w="1701"/>
+              <w:gridCol w:w="1469"/>
+            </w:tblGrid>
+            <w:tr>
+              <w:tc>
+                <w:tcPr>
+                  <w:tcW w:w="1432" w:type="dxa"/>
+                  <w:tcBorders>
+                    <w:right w:val="nil"/>
+                  </w:tcBorders>
+                </w:tcPr>
+                <w:p>
+                  <w:pPr>
+                    <w:spacing w:line="278" w:lineRule="auto"/>
+                    <w:rPr>
+                      <w:color w:val="101312"/>
+                      <w:spacing w:val="-2"/>
+                      <w:w w:val="105"/>
+                      <w:sz w:val="21"/>
+                      <w:szCs w:val="21"/>
+                    </w:rPr>
+                  </w:pPr>
+                  <w:r>
+                    <w:rPr>
+                      <w:color w:val="101312"/>
+                      <w:spacing w:val="-2"/>
+                      <w:w w:val="105"/>
+                      <w:sz w:val="21"/>
+                      <w:szCs w:val="21"/>
+                    </w:rPr>
+                    <w:t>abruptly</w:t>
+                  </w:r>
+                </w:p>
+                <w:p>
+                  <w:pPr>
+                    <w:spacing w:line="278" w:lineRule="auto"/>
+                    <w:rPr>
+                      <w:color w:val="101312"/>
+                      <w:spacing w:val="-2"/>
+                      <w:w w:val="105"/>
+                      <w:sz w:val="21"/>
+                      <w:szCs w:val="21"/>
+                    </w:rPr>
+                  </w:pPr>
+                  <w:r>
+                    <w:rPr>
+                      <w:color w:val="101312"/>
+                      <w:spacing w:val="-2"/>
+                      <w:w w:val="105"/>
+                      <w:sz w:val="21"/>
+                      <w:szCs w:val="21"/>
+                    </w:rPr>
+                    <w:t>markedly</w:t>
+                  </w:r>
+                </w:p>
+                <w:p>
+                  <w:pPr>
+                    <w:spacing w:line="278" w:lineRule="auto"/>
+                    <w:rPr>
+                      <w:color w:val="101312"/>
+                      <w:spacing w:val="-2"/>
+                      <w:w w:val="105"/>
+                      <w:sz w:val="21"/>
+                      <w:szCs w:val="21"/>
+                    </w:rPr>
+                  </w:pPr>
+                  <w:r>
+                    <w:rPr>
+                      <w:color w:val="101312"/>
+                      <w:spacing w:val="-2"/>
+                      <w:w w:val="105"/>
+                      <w:sz w:val="21"/>
+                      <w:szCs w:val="21"/>
+                    </w:rPr>
+                    <w:t>sharply</w:t>
+                  </w:r>
+                </w:p>
+                <w:p>
+                  <w:pPr>
+                    <w:spacing w:line="278" w:lineRule="auto"/>
+                    <w:rPr>
+                      <w:color w:val="101312"/>
+                      <w:spacing w:val="-2"/>
+                      <w:w w:val="105"/>
+                      <w:sz w:val="21"/>
+                      <w:szCs w:val="21"/>
+                    </w:rPr>
+                  </w:pPr>
+                  <w:r>
+                    <w:rPr>
+                      <w:color w:val="101312"/>
+                      <w:spacing w:val="-2"/>
+                      <w:w w:val="105"/>
+                      <w:sz w:val="21"/>
+                      <w:szCs w:val="21"/>
+                    </w:rPr>
+                    <w:t>steadily</w:t>
+                  </w:r>
+                </w:p>
+              </w:tc>
+              <w:tc>
+                <w:tcPr>
+                  <w:tcW w:w="1701" w:type="dxa"/>
+                  <w:tcBorders>
+                    <w:left w:val="nil"/>
+                    <w:right w:val="nil"/>
+                  </w:tcBorders>
+                </w:tcPr>
+                <w:p>
+                  <w:pPr>
+                    <w:spacing w:line="278" w:lineRule="auto"/>
+                    <w:rPr>
+                      <w:color w:val="101312"/>
+                      <w:spacing w:val="-2"/>
+                      <w:w w:val="105"/>
+                      <w:sz w:val="21"/>
+                      <w:szCs w:val="21"/>
+                    </w:rPr>
+                  </w:pPr>
+                  <w:r>
+                    <w:rPr>
+                      <w:color w:val="101312"/>
+                      <w:spacing w:val="-2"/>
+                      <w:w w:val="105"/>
+                      <w:sz w:val="21"/>
+                      <w:szCs w:val="21"/>
+                    </w:rPr>
+                    <w:t>amazingly</w:t>
+                  </w:r>
+                </w:p>
+                <w:p>
+                  <w:pPr>
+                    <w:spacing w:line="278" w:lineRule="auto"/>
+                    <w:rPr>
+                      <w:color w:val="101312"/>
+                      <w:spacing w:val="-2"/>
+                      <w:w w:val="105"/>
+                      <w:sz w:val="21"/>
+                      <w:szCs w:val="21"/>
+                    </w:rPr>
+                  </w:pPr>
+                  <w:r>
+                    <w:rPr>
+                      <w:color w:val="101312"/>
+                      <w:spacing w:val="-2"/>
+                      <w:w w:val="105"/>
+                      <w:sz w:val="21"/>
+                      <w:szCs w:val="21"/>
+                    </w:rPr>
+                    <w:t>noticeably</w:t>
+                  </w:r>
+                </w:p>
+                <w:p>
+                  <w:pPr>
+                    <w:spacing w:line="278" w:lineRule="auto"/>
+                    <w:rPr>
+                      <w:color w:val="101312"/>
+                      <w:spacing w:val="-2"/>
+                      <w:w w:val="105"/>
+                      <w:sz w:val="21"/>
+                      <w:szCs w:val="21"/>
+                    </w:rPr>
+                  </w:pPr>
+                  <w:r>
+                    <w:rPr>
+                      <w:color w:val="101312"/>
+                      <w:spacing w:val="-2"/>
+                      <w:w w:val="105"/>
+                      <w:sz w:val="21"/>
+                      <w:szCs w:val="21"/>
+                    </w:rPr>
+                    <w:t>shockingly</w:t>
+                  </w:r>
+                </w:p>
+              </w:tc>
+              <w:tc>
+                <w:tcPr>
+                  <w:tcW w:w="1701" w:type="dxa"/>
+                  <w:tcBorders>
+                    <w:left w:val="nil"/>
+                    <w:right w:val="nil"/>
+                  </w:tcBorders>
+                </w:tcPr>
+                <w:p>
+                  <w:pPr>
+                    <w:spacing w:line="278" w:lineRule="auto"/>
+                    <w:rPr>
+                      <w:color w:val="101312"/>
+                      <w:spacing w:val="-2"/>
+                      <w:w w:val="105"/>
+                      <w:sz w:val="21"/>
+                      <w:szCs w:val="21"/>
+                    </w:rPr>
+                  </w:pPr>
+                  <w:r>
+                    <w:rPr>
+                      <w:color w:val="101312"/>
+                      <w:spacing w:val="-2"/>
+                      <w:w w:val="105"/>
+                      <w:sz w:val="21"/>
+                      <w:szCs w:val="21"/>
+                    </w:rPr>
+                    <w:t>gradually</w:t>
+                  </w:r>
+                </w:p>
+                <w:p>
+                  <w:pPr>
+                    <w:spacing w:line="278" w:lineRule="auto"/>
+                    <w:rPr>
+                      <w:color w:val="101312"/>
+                      <w:spacing w:val="-2"/>
+                      <w:w w:val="105"/>
+                      <w:sz w:val="21"/>
+                      <w:szCs w:val="21"/>
+                    </w:rPr>
+                  </w:pPr>
+                  <w:r>
+                    <w:rPr>
+                      <w:color w:val="101312"/>
+                      <w:spacing w:val="-2"/>
+                      <w:w w:val="105"/>
+                      <w:sz w:val="21"/>
+                      <w:szCs w:val="21"/>
+                    </w:rPr>
+                    <w:t>predictably</w:t>
+                  </w:r>
+                </w:p>
+                <w:p>
+                  <w:pPr>
+                    <w:spacing w:line="278" w:lineRule="auto"/>
+                    <w:rPr>
+                      <w:color w:val="101312"/>
+                      <w:spacing w:val="-2"/>
+                      <w:w w:val="105"/>
+                      <w:sz w:val="21"/>
+                      <w:szCs w:val="21"/>
+                    </w:rPr>
+                  </w:pPr>
+                  <w:r>
+                    <w:rPr>
+                      <w:color w:val="101312"/>
+                      <w:spacing w:val="-2"/>
+                      <w:w w:val="105"/>
+                      <w:sz w:val="21"/>
+                      <w:szCs w:val="21"/>
+                    </w:rPr>
+                    <w:t>significantly</w:t>
+                  </w:r>
+                </w:p>
+              </w:tc>
+              <w:tc>
+                <w:tcPr>
+                  <w:tcW w:w="1417" w:type="dxa"/>
+                  <w:tcBorders>
+                    <w:left w:val="nil"/>
+                  </w:tcBorders>
+                </w:tcPr>
+                <w:p>
+                  <w:pPr>
+                    <w:spacing w:line="278" w:lineRule="auto"/>
+                    <w:rPr>
+                      <w:color w:val="101312"/>
+                      <w:spacing w:val="-2"/>
+                      <w:w w:val="105"/>
+                      <w:sz w:val="21"/>
+                      <w:szCs w:val="21"/>
+                    </w:rPr>
+                  </w:pPr>
+                  <w:r>
+                    <w:rPr>
+                      <w:color w:val="101312"/>
+                      <w:spacing w:val="-2"/>
+                      <w:w w:val="105"/>
+                      <w:sz w:val="21"/>
+                      <w:szCs w:val="21"/>
+                    </w:rPr>
+                    <w:t>inconsistently</w:t>
+                  </w:r>
+                </w:p>
+                <w:p>
+                  <w:pPr>
+                    <w:spacing w:line="278" w:lineRule="auto"/>
+                    <w:rPr>
+                      <w:color w:val="101312"/>
+                      <w:spacing w:val="-2"/>
+                      <w:w w:val="105"/>
+                      <w:sz w:val="21"/>
+                      <w:szCs w:val="21"/>
+                    </w:rPr>
+                  </w:pPr>
+                  <w:r>
+                    <w:rPr>
+                      <w:color w:val="101312"/>
+                      <w:spacing w:val="-2"/>
+                      <w:w w:val="105"/>
+                      <w:sz w:val="21"/>
+                      <w:szCs w:val="21"/>
+                    </w:rPr>
+                    <w:t>progressively</w:t>
+                  </w:r>
+                </w:p>
+                <w:p>
+                  <w:pPr>
+                    <w:spacing w:line="278" w:lineRule="auto"/>
+                    <w:rPr>
+                      <w:color w:val="101312"/>
+                      <w:spacing w:val="-2"/>
+                      <w:w w:val="105"/>
+                      <w:sz w:val="21"/>
+                      <w:szCs w:val="21"/>
+                    </w:rPr>
+                  </w:pPr>
+                  <w:r>
+                    <w:rPr>
+                      <w:color w:val="101312"/>
+                      <w:spacing w:val="-2"/>
+                      <w:w w:val="105"/>
+                      <w:sz w:val="21"/>
+                      <w:szCs w:val="21"/>
+                    </w:rPr>
+                    <w:t>surprisingly</w:t>
+                  </w:r>
+                </w:p>
+              </w:tc>
+            </w:tr>
+          </w:tbl>
+          <w:p>
+            <w:pPr>
+              <w:spacing w:line="278" w:lineRule="auto"/>
+              <w:rPr>
+                <w:rFonts w:ascii="Source Sans 3 Medium" w:hAnsi="Source Sans 3 Medium"/>
+                <w:b/>
+                <w:bCs/>
+                <w:color w:val="101312"/>
+                <w:spacing w:val="-2"/>
+                <w:w w:val="105"/>
+                <w:sz w:val="21"/>
+                <w:szCs w:val="21"/>
+              </w:rPr>
+            </w:pPr>
+          </w:p>
+        </w:tc>
+        <w:tc>
+          <w:tcPr>
+            <w:tcW w:w="6217" w:type="dxa"/>
+          </w:tcPr>
+          <w:p>
+            <w:pPr>
+              <w:rPr>
+                <w:rFonts w:ascii="Source Sans 3 SemiBold" w:hAnsi="Source Sans 3 SemiBold"/>
+                <w:b/>
+                <w:bCs/>
+                <w:noProof/>
+                <w:sz w:val="22"/>
+                <w:szCs w:val="22"/>
+              </w:rPr>
+            </w:pPr>
+            <w:r>
+              <w:rPr>
+                <w:rFonts w:ascii="Source Sans 3 SemiBold" w:hAnsi="Source Sans 3 SemiBold"/>
+                <w:b/>
+                <w:bCs/>
+                <w:noProof/>
+                <w:sz w:val="22"/>
+                <w:szCs w:val="22"/>
+              </w:rPr>
+              <w:t xml:space="preserve">TIP </w:t>
+            </w:r>
+            <w:r>
+              <w:rPr>
+                <w:rFonts w:ascii="Source Sans 3 SemiBold" w:hAnsi="Source Sans 3 SemiBold"/>
+                <w:b/>
+                <w:bCs/>
+                <w:noProof/>
+                <w:sz w:val="22"/>
+                <w:szCs w:val="22"/>
+              </w:rPr>
+              <w:t>08</w:t>
+            </w:r>
+          </w:p>
+          <w:p>
+            <w:pPr>
+              <w:spacing w:line="278" w:lineRule="auto"/>
+              <w:rPr>
+                <w:rFonts w:ascii="Source Sans 3" w:hAnsi="Source Sans 3"/>
+                <w:iCs/>
+                <w:color w:val="101312"/>
+                <w:spacing w:val="-2"/>
+                <w:w w:val="105"/>
+                <w:sz w:val="20"/>
+                <w:szCs w:val="20"/>
+              </w:rPr>
+            </w:pPr>
+            <w:r>
+              <w:rPr>
+                <w:rFonts w:ascii="Source Sans 3" w:hAnsi="Source Sans 3" w:cs="Source Sans 3"/>
+                <w:iCs/>
+                <w:color w:val="101312"/>
+                <w:spacing w:val="-2"/>
+                <w:w w:val="105"/>
+                <w:sz w:val="20"/>
+                <w:szCs w:val="20"/>
+              </w:rPr>
+              <w:t>This kind of task requires you to report the data objectively. Avoid using adverbs which give your subjective interpretation or opinion of the data, e.g. worryingly.</w:t>
+            </w:r>
+          </w:p>
+        </w:tc>
+      </w:tr>
+    </w:tbl>
+    <w:p/>
+    <w:tbl>
+      <w:tblPr>
+        <w:tblStyle w:val="DottedTable"/>
+        <w:tblW w:w="14395" w:type="dxa"/>
+        <w:tblLook w:val="04A0" w:firstRow="1" w:lastRow="0" w:firstColumn="1" w:lastColumn="0" w:noHBand="0" w:noVBand="1"/>
+      </w:tblPr>
+      <w:tblGrid>
+        <w:gridCol w:w="562"/>
+        <w:gridCol w:w="13833"/>
+      </w:tblGrid>
+      <w:tr>
+        <w:tc>
+          <w:tcPr>
+            <w:tcW w:w="562" w:type="dxa"/>
+          </w:tcPr>
+          <w:p>
+            <w:pPr>
+              <w:rPr>
+                <w:rFonts w:ascii="Source Sans 3" w:hAnsi="Source Sans 3"/>
+                <w:b/>
+                <w:bCs/>
+                <w:bdr w:val="single" w:sz="18" w:space="0" w:color="D0872E"/>
+              </w:rPr>
+            </w:pPr>
+            <w:r>
+              <w:rPr>
+                <w:rFonts w:ascii="Source Sans 3" w:hAnsi="Source Sans 3"/>
+                <w:b/>
+                <w:bCs/>
+                <w:bdr w:val="single" w:sz="18" w:space="0" w:color="D0872E"/>
+              </w:rPr>
+              <w:t>09</w:t>
+            </w:r>
+          </w:p>
+        </w:tc>
+        <w:tc>
+          <w:tcPr>
+            <w:tcW w:w="13833" w:type="dxa"/>
+          </w:tcPr>
+          <w:p>
+            <w:pPr>
+              <w:spacing w:line="278" w:lineRule="auto"/>
+              <w:rPr>
+                <w:rFonts w:ascii="Source Sans 3 Medium" w:hAnsi="Source Sans 3 Medium"/>
+                <w:b/>
+                <w:bCs/>
+                <w:color w:val="101312"/>
+                <w:spacing w:val="-2"/>
+                <w:w w:val="105"/>
+                <w:sz w:val="21"/>
+                <w:szCs w:val="21"/>
+              </w:rPr>
+            </w:pPr>
+            <w:r>
+              <w:rPr>
+                <w:rFonts w:ascii="Source Sans 3 Medium" w:hAnsi="Source Sans 3 Medium"/>
+                <w:b/>
+                <w:bCs/>
+                <w:color w:val="101312"/>
+                <w:spacing w:val="-2"/>
+                <w:w w:val="105"/>
+                <w:sz w:val="21"/>
+                <w:szCs w:val="21"/>
+              </w:rPr>
+              <w:t>For the adverbs in exercise 8 that are appropriate for a Task 1 answer, discuss how you would expect the line to appear on the graph.</w:t>
+            </w:r>
+          </w:p>
+          <w:p>
+            <w:pPr>
+              <w:spacing w:line="278" w:lineRule="auto"/>
+              <w:rPr>
+                <w:rFonts w:ascii="Source Sans 3" w:hAnsi="Source Sans 3"/>
+                <w:i/>
+                <w:color w:val="101312"/>
+                <w:spacing w:val="-2"/>
+                <w:w w:val="105"/>
+                <w:sz w:val="21"/>
+                <w:szCs w:val="21"/>
+              </w:rPr>
+            </w:pPr>
+            <w:r>
+              <w:rPr>
+                <w:rFonts w:ascii="Source Sans 3" w:hAnsi="Source Sans 3"/>
+                <w:color w:val="101312"/>
+                <w:spacing w:val="-2"/>
+                <w:w w:val="105"/>
+                <w:sz w:val="21"/>
+                <w:szCs w:val="21"/>
+              </w:rPr>
+              <w:t xml:space="preserve">Example: steadily= </w:t>
+            </w:r>
+            <w:r>
+              <w:rPr>
+                <w:rFonts w:ascii="Source Sans 3" w:hAnsi="Source Sans 3"/>
+                <w:i/>
+                <w:color w:val="101312"/>
+                <w:spacing w:val="-2"/>
+                <w:w w:val="105"/>
+                <w:sz w:val="21"/>
+                <w:szCs w:val="21"/>
+              </w:rPr>
+              <w:t>the line went up or down at a constant rate without many fluctuations</w:t>
+            </w:r>
+          </w:p>
+        </w:tc>
+      </w:tr>
+    </w:tbl>
+    <w:p/>
+    <w:tbl>
+      <w:tblPr>
+        <w:tblStyle w:val="DottedTable"/>
+        <w:tblW w:w="14390" w:type="dxa"/>
+        <w:tblLook w:val="04A0" w:firstRow="1" w:lastRow="0" w:firstColumn="1" w:lastColumn="0" w:noHBand="0" w:noVBand="1"/>
+      </w:tblPr>
+      <w:tblGrid>
+        <w:gridCol w:w="562"/>
+        <w:gridCol w:w="7513"/>
+        <w:gridCol w:w="6315"/>
+      </w:tblGrid>
+      <w:tr>
+        <w:tc>
+          <w:tcPr>
+            <w:tcW w:w="562" w:type="dxa"/>
+          </w:tcPr>
+          <w:p>
+            <w:pPr>
+              <w:rPr>
+                <w:rFonts w:ascii="Source Sans 3" w:hAnsi="Source Sans 3"/>
+                <w:b/>
+                <w:bCs/>
+                <w:bdr w:val="single" w:sz="18" w:space="0" w:color="D0872E"/>
+              </w:rPr>
+            </w:pPr>
+            <w:r>
+              <w:rPr>
+                <w:rFonts w:ascii="Source Sans 3" w:hAnsi="Source Sans 3"/>
+                <w:b/>
+                <w:bCs/>
+                <w:bdr w:val="single" w:sz="18" w:space="0" w:color="D0872E"/>
+              </w:rPr>
+              <w:t>10</w:t>
+            </w:r>
+          </w:p>
+        </w:tc>
+        <w:tc>
+          <w:tcPr>
+            <w:tcW w:w="7513" w:type="dxa"/>
+          </w:tcPr>
+          <w:p>
+            <w:pPr>
+              <w:spacing w:line="278" w:lineRule="auto"/>
+              <w:rPr>
+                <w:rFonts w:ascii="Source Sans 3 Medium" w:hAnsi="Source Sans 3 Medium"/>
+                <w:b/>
+                <w:bCs/>
+                <w:color w:val="101312"/>
+                <w:spacing w:val="-2"/>
+                <w:w w:val="105"/>
+                <w:sz w:val="21"/>
+                <w:szCs w:val="21"/>
+              </w:rPr>
+            </w:pPr>
+            <w:r>
+              <w:rPr>
+                <w:rFonts w:ascii="Source Sans 3 Medium" w:hAnsi="Source Sans 3 Medium"/>
+                <w:b/>
+                <w:bCs/>
+                <w:color w:val="101312"/>
+                <w:spacing w:val="-2"/>
+                <w:w w:val="105"/>
+                <w:sz w:val="21"/>
+                <w:szCs w:val="21"/>
+              </w:rPr>
+              <w:t>Change the underlined words in the sentences into the form given in brackets and then rewrite the sentences. The first one has been done for you.</w:t>
+            </w:r>
+          </w:p>
+          <w:p>
+            <w:pPr>
+              <w:spacing w:line="278" w:lineRule="auto"/>
+              <w:rPr>
+                <w:rFonts w:ascii="Source Sans 3" w:hAnsi="Source Sans 3"/>
+                <w:color w:val="101312"/>
+                <w:spacing w:val="-2"/>
+                <w:w w:val="105"/>
+                <w:sz w:val="21"/>
+                <w:szCs w:val="21"/>
+              </w:rPr>
+            </w:pPr>
+            <w:r>
+              <w:rPr>
+                <w:rFonts w:ascii="Source Sans 3" w:hAnsi="Source Sans 3"/>
+                <w:b/>
+                <w:bCs/>
+                <w:color w:val="101312"/>
+                <w:spacing w:val="-2"/>
+                <w:w w:val="105"/>
+                <w:sz w:val="21"/>
+                <w:szCs w:val="21"/>
+              </w:rPr>
+              <w:t xml:space="preserve">1 </w:t>
+            </w:r>
+            <w:r>
+              <w:rPr>
+                <w:rFonts w:ascii="Source Sans 3" w:hAnsi="Source Sans 3"/>
+                <w:color w:val="101312"/>
+                <w:spacing w:val="-2"/>
+                <w:w w:val="105"/>
+                <w:sz w:val="21"/>
+                <w:szCs w:val="21"/>
+              </w:rPr>
+              <w:t xml:space="preserve">The category of 'Lifestyle' </w:t>
+            </w:r>
+            <w:r>
+              <w:rPr>
+                <w:rFonts w:ascii="Source Sans 3" w:hAnsi="Source Sans 3"/>
+                <w:color w:val="101312"/>
+                <w:spacing w:val="-2"/>
+                <w:w w:val="105"/>
+                <w:sz w:val="21"/>
+                <w:szCs w:val="21"/>
+                <w:u w:val="single"/>
+              </w:rPr>
+              <w:t>increased the most consistently</w:t>
+            </w:r>
+            <w:r>
+              <w:rPr>
+                <w:rFonts w:ascii="Source Sans 3" w:hAnsi="Source Sans 3"/>
+                <w:color w:val="101312"/>
+                <w:spacing w:val="-2"/>
+                <w:w w:val="105"/>
+                <w:sz w:val="21"/>
+                <w:szCs w:val="21"/>
+              </w:rPr>
+              <w:t xml:space="preserve"> </w:t>
+            </w:r>
+            <w:r>
+              <w:rPr>
+                <w:rFonts w:ascii="Source Sans 3" w:hAnsi="Source Sans 3"/>
+                <w:color w:val="101312"/>
+                <w:spacing w:val="-2"/>
+                <w:w w:val="105"/>
+                <w:sz w:val="21"/>
+                <w:szCs w:val="21"/>
+                <w:u w:val="single"/>
+              </w:rPr>
+              <w:t>and stably.</w:t>
+            </w:r>
+            <w:r>
+              <w:rPr>
+                <w:rFonts w:ascii="Source Sans 3" w:hAnsi="Source Sans 3"/>
+                <w:color w:val="101312"/>
+                <w:spacing w:val="-2"/>
+                <w:w w:val="105"/>
+                <w:sz w:val="21"/>
+                <w:szCs w:val="21"/>
+              </w:rPr>
+              <w:t xml:space="preserve"> (adjective+ noun)</w:t>
+            </w:r>
+          </w:p>
+          <w:p>
+            <w:pPr>
+              <w:spacing w:line="278" w:lineRule="auto"/>
+              <w:ind w:left="-18"/>
+              <w:rPr>
+                <w:rFonts w:ascii="Source Sans 3" w:hAnsi="Source Sans 3"/>
+                <w:i/>
+                <w:color w:val="101312"/>
+                <w:spacing w:val="-2"/>
+                <w:w w:val="105"/>
+                <w:sz w:val="21"/>
+                <w:szCs w:val="21"/>
+              </w:rPr>
+            </w:pPr>
+            <w:r>
+              <w:rPr>
+                <w:rFonts w:ascii="Source Sans 3" w:hAnsi="Source Sans 3"/>
+                <w:i/>
+                <w:color w:val="101312"/>
+                <w:spacing w:val="-2"/>
+                <w:w w:val="105"/>
+                <w:sz w:val="21"/>
+                <w:szCs w:val="21"/>
+              </w:rPr>
+              <w:t>The most consistent and stable increase was seen in the category of 'Lifestyle'.</w:t>
+            </w:r>
+          </w:p>
+          <w:p>
+            <w:pPr>
+              <w:spacing w:line="278" w:lineRule="auto"/>
+              <w:rPr>
+                <w:rFonts w:ascii="Source Sans 3" w:hAnsi="Source Sans 3"/>
+                <w:color w:val="101312"/>
+                <w:spacing w:val="-2"/>
+                <w:w w:val="105"/>
+                <w:sz w:val="21"/>
+                <w:szCs w:val="21"/>
+              </w:rPr>
+            </w:pPr>
+            <w:r>
+              <w:rPr>
+                <w:rFonts w:ascii="Source Sans 3" w:hAnsi="Source Sans 3"/>
+                <w:b/>
+                <w:bCs/>
+                <w:color w:val="101312"/>
+                <w:spacing w:val="-2"/>
+                <w:w w:val="105"/>
+                <w:sz w:val="21"/>
+                <w:szCs w:val="21"/>
+              </w:rPr>
+              <w:t xml:space="preserve">2 </w:t>
+            </w:r>
+            <w:r>
+              <w:rPr>
+                <w:rFonts w:ascii="Source Sans 3" w:hAnsi="Source Sans 3"/>
+                <w:color w:val="101312"/>
+                <w:spacing w:val="-2"/>
+                <w:w w:val="105"/>
+                <w:sz w:val="21"/>
+                <w:szCs w:val="21"/>
+              </w:rPr>
+              <w:t xml:space="preserve">Traffic </w:t>
+            </w:r>
+            <w:r>
+              <w:rPr>
+                <w:rFonts w:ascii="Source Sans 3" w:hAnsi="Source Sans 3"/>
+                <w:color w:val="101312"/>
+                <w:spacing w:val="-2"/>
+                <w:w w:val="105"/>
+                <w:sz w:val="21"/>
+                <w:szCs w:val="21"/>
+                <w:u w:val="single"/>
+              </w:rPr>
+              <w:t>rose steadily</w:t>
+            </w:r>
+            <w:r>
+              <w:rPr>
+                <w:rFonts w:ascii="Source Sans 3" w:hAnsi="Source Sans 3"/>
+                <w:color w:val="101312"/>
+                <w:spacing w:val="-2"/>
+                <w:w w:val="105"/>
+                <w:sz w:val="21"/>
+                <w:szCs w:val="21"/>
+              </w:rPr>
+              <w:t xml:space="preserve"> as a reason for moving to the countryside between 1990 and 2000 ... (adjective+ noun)</w:t>
+            </w:r>
+          </w:p>
+          <w:p>
+            <w:pPr>
+              <w:spacing w:line="278" w:lineRule="auto"/>
+              <w:rPr>
+                <w:rFonts w:ascii="Source Sans 3" w:hAnsi="Source Sans 3"/>
+                <w:color w:val="101312"/>
+                <w:spacing w:val="-2"/>
+                <w:w w:val="105"/>
+                <w:sz w:val="21"/>
+                <w:szCs w:val="21"/>
+              </w:rPr>
+            </w:pPr>
+            <w:r>
+              <w:rPr>
+                <w:rFonts w:ascii="Source Sans 3" w:hAnsi="Source Sans 3"/>
+                <w:color w:val="101312"/>
+                <w:spacing w:val="-2"/>
+                <w:w w:val="105"/>
+                <w:sz w:val="21"/>
+                <w:szCs w:val="21"/>
+              </w:rPr>
+              <w:t xml:space="preserve">... but then </w:t>
+            </w:r>
+            <w:r>
+              <w:rPr>
+                <w:rFonts w:ascii="Source Sans 3" w:hAnsi="Source Sans 3"/>
+                <w:color w:val="101312"/>
+                <w:spacing w:val="-2"/>
+                <w:w w:val="105"/>
+                <w:sz w:val="21"/>
+                <w:szCs w:val="21"/>
+                <w:u w:val="single"/>
+              </w:rPr>
+              <w:t>there was a marked increase</w:t>
+            </w:r>
+            <w:r>
+              <w:rPr>
+                <w:rFonts w:ascii="Source Sans 3" w:hAnsi="Source Sans 3"/>
+                <w:color w:val="101312"/>
+                <w:spacing w:val="-2"/>
+                <w:w w:val="105"/>
+                <w:sz w:val="21"/>
+                <w:szCs w:val="21"/>
+              </w:rPr>
+              <w:t xml:space="preserve"> between 2000 and 2010. (verb+ adverb)</w:t>
+            </w:r>
+          </w:p>
+          <w:p>
+            <w:pPr>
+              <w:spacing w:line="278" w:lineRule="auto"/>
+              <w:rPr>
+                <w:rFonts w:ascii="Source Sans 3 Medium" w:hAnsi="Source Sans 3 Medium"/>
+                <w:b/>
+                <w:bCs/>
+                <w:color w:val="101312"/>
+                <w:spacing w:val="-2"/>
+                <w:w w:val="105"/>
+                <w:sz w:val="21"/>
+                <w:szCs w:val="21"/>
+              </w:rPr>
+            </w:pPr>
+            <w:r>
+              <w:rPr>
+                <w:rFonts w:ascii="Source Sans 3" w:hAnsi="Source Sans 3"/>
+                <w:b/>
+                <w:bCs/>
+                <w:color w:val="101312"/>
+                <w:spacing w:val="-2"/>
+                <w:w w:val="105"/>
+                <w:sz w:val="21"/>
+                <w:szCs w:val="21"/>
+              </w:rPr>
+              <w:t xml:space="preserve">3 </w:t>
+            </w:r>
+            <w:r>
+              <w:rPr>
+                <w:rFonts w:ascii="Source Sans 3" w:hAnsi="Source Sans 3"/>
+                <w:color w:val="101312"/>
+                <w:spacing w:val="-2"/>
+                <w:w w:val="105"/>
+                <w:sz w:val="21"/>
+                <w:szCs w:val="21"/>
+              </w:rPr>
+              <w:t xml:space="preserve">The number of people moving to the countryside for lifestyle reasons </w:t>
+            </w:r>
+            <w:r>
+              <w:rPr>
+                <w:rFonts w:ascii="Source Sans 3" w:hAnsi="Source Sans 3"/>
+                <w:color w:val="101312"/>
+                <w:spacing w:val="-2"/>
+                <w:w w:val="105"/>
+                <w:sz w:val="21"/>
+                <w:szCs w:val="21"/>
+                <w:u w:val="single"/>
+              </w:rPr>
+              <w:t>grew</w:t>
+            </w:r>
+            <w:r>
+              <w:rPr>
+                <w:rFonts w:ascii="Source Sans 3" w:hAnsi="Source Sans 3"/>
+                <w:color w:val="101312"/>
+                <w:spacing w:val="-2"/>
+                <w:w w:val="105"/>
+                <w:sz w:val="21"/>
+                <w:szCs w:val="21"/>
+              </w:rPr>
+              <w:t xml:space="preserve"> </w:t>
+            </w:r>
+            <w:r>
+              <w:rPr>
+                <w:rFonts w:ascii="Source Sans 3" w:hAnsi="Source Sans 3"/>
+                <w:color w:val="101312"/>
+                <w:spacing w:val="-2"/>
+                <w:w w:val="105"/>
+                <w:sz w:val="21"/>
+                <w:szCs w:val="21"/>
+                <w:u w:val="single"/>
+              </w:rPr>
+              <w:t>consistently</w:t>
+            </w:r>
+            <w:r>
+              <w:rPr>
+                <w:rFonts w:ascii="Source Sans 3" w:hAnsi="Source Sans 3"/>
+                <w:color w:val="101312"/>
+                <w:spacing w:val="-2"/>
+                <w:w w:val="105"/>
+                <w:sz w:val="21"/>
+                <w:szCs w:val="21"/>
+              </w:rPr>
+              <w:t xml:space="preserve"> across the whole period shown in the graph. (adjective+ noun)</w:t>
+            </w:r>
+          </w:p>
+        </w:tc>
+        <w:tc>
+          <w:tcPr>
+            <w:tcW w:w="6315" w:type="dxa"/>
+          </w:tcPr>
+          <w:p>
+            <w:pPr>
+              <w:rPr>
+                <w:rFonts w:ascii="Source Sans 3 SemiBold" w:hAnsi="Source Sans 3 SemiBold"/>
+                <w:b/>
+                <w:bCs/>
+                <w:noProof/>
+                <w:sz w:val="22"/>
+                <w:szCs w:val="22"/>
+              </w:rPr>
+            </w:pPr>
+            <w:r>
+              <w:rPr>
+                <w:rFonts w:ascii="Source Sans 3 SemiBold" w:hAnsi="Source Sans 3 SemiBold"/>
+                <w:b/>
+                <w:bCs/>
+                <w:noProof/>
+                <w:sz w:val="22"/>
+                <w:szCs w:val="22"/>
+              </w:rPr>
+              <w:t xml:space="preserve">TIP </w:t>
+            </w:r>
+            <w:r>
+              <w:rPr>
+                <w:rFonts w:ascii="Source Sans 3 SemiBold" w:hAnsi="Source Sans 3 SemiBold"/>
+                <w:b/>
+                <w:bCs/>
+                <w:noProof/>
+                <w:sz w:val="22"/>
+                <w:szCs w:val="22"/>
+              </w:rPr>
+              <w:t>10</w:t>
+            </w:r>
+          </w:p>
+          <w:p>
+            <w:pPr>
+              <w:spacing w:line="278" w:lineRule="auto"/>
+              <w:rPr>
+                <w:rFonts w:ascii="Source Sans 3 Medium" w:hAnsi="Source Sans 3 Medium"/>
+                <w:b/>
+                <w:bCs/>
+                <w:iCs/>
+                <w:color w:val="101312"/>
+                <w:spacing w:val="-2"/>
+                <w:w w:val="105"/>
+                <w:sz w:val="21"/>
+                <w:szCs w:val="21"/>
+              </w:rPr>
+            </w:pPr>
+            <w:r>
+              <w:rPr>
+                <w:rFonts w:ascii="Source Sans 3" w:hAnsi="Source Sans 3" w:cs="Source Sans 3"/>
+                <w:iCs/>
+                <w:color w:val="101312"/>
+                <w:spacing w:val="-2"/>
+                <w:w w:val="105"/>
+                <w:sz w:val="20"/>
+                <w:szCs w:val="20"/>
+              </w:rPr>
+              <w:t>If your answer includes a range of structures, you can improve your score in another category, Grammatical Range and Accuracy (GRA), so vary your combinations (verb + adverb, adjective + noun). When using an adjective + noun combination, we can use the structure There is/are or verbs like see or experience. For example: The figures saw a sudden fall in 2010.</w:t>
+            </w:r>
+          </w:p>
+        </w:tc>
+      </w:tr>
+    </w:tbl>
+    <w:p>
+      <w:pPr>
+        <w:rPr>
+          <w:rFonts w:ascii="Source Sans 3" w:hAnsi="Source Sans 3"/>
+        </w:rPr>
+      </w:pPr>
+      <w:r>
+        <w:rPr>
+          <w:rFonts w:ascii="Source Sans 3" w:hAnsi="Source Sans 3"/>
+        </w:rPr>
+        <w:br w:type="page"/>
+      </w:r>
     </w:p>
     <w:sectPr>
       <w:pgSz w:w="15840" w:h="24480" w:code="3"/>
@@ -20619,42 +23061,42 @@
         <v:path o:extrusionok="f" gradientshapeok="t" o:connecttype="rect"/>
         <o:lock v:ext="edit" aspectratio="t"/>
       </v:shapetype>
-      <v:shape id="_x0000_i1152" type="#_x0000_t75" style="width:25.5pt;height:13.5pt;visibility:visible;mso-wrap-style:square" o:bullet="t">
+      <v:shape id="_x0000_i1062" type="#_x0000_t75" style="width:25.5pt;height:13.5pt;visibility:visible;mso-wrap-style:square" o:bullet="t">
         <v:imagedata r:id="rId1" o:title=""/>
       </v:shape>
     </w:pict>
   </w:numPicBullet>
   <w:numPicBullet w:numPicBulletId="1">
     <w:pict>
-      <v:shape id="_x0000_i1153" type="#_x0000_t75" style="width:24.75pt;height:9.75pt;visibility:visible;mso-wrap-style:square" o:bullet="t">
+      <v:shape id="_x0000_i1063" type="#_x0000_t75" style="width:24.75pt;height:9.75pt;visibility:visible;mso-wrap-style:square" o:bullet="t">
         <v:imagedata r:id="rId2" o:title=""/>
       </v:shape>
     </w:pict>
   </w:numPicBullet>
   <w:numPicBullet w:numPicBulletId="2">
     <w:pict>
-      <v:shape id="_x0000_i1154" type="#_x0000_t75" style="width:25.5pt;height:13.5pt;visibility:visible;mso-wrap-style:square" o:bullet="t">
+      <v:shape id="_x0000_i1064" type="#_x0000_t75" style="width:25.5pt;height:13.5pt;visibility:visible;mso-wrap-style:square" o:bullet="t">
         <v:imagedata r:id="rId3" o:title=""/>
       </v:shape>
     </w:pict>
   </w:numPicBullet>
   <w:numPicBullet w:numPicBulletId="3">
     <w:pict>
-      <v:shape id="_x0000_i1155" type="#_x0000_t75" style="width:22.5pt;height:12.75pt;visibility:visible;mso-wrap-style:square" o:bullet="t">
+      <v:shape id="_x0000_i1065" type="#_x0000_t75" style="width:22.5pt;height:12pt;visibility:visible;mso-wrap-style:square" o:bullet="t">
         <v:imagedata r:id="rId4" o:title=""/>
       </v:shape>
     </w:pict>
   </w:numPicBullet>
   <w:numPicBullet w:numPicBulletId="4">
     <w:pict>
-      <v:shape id="_x0000_i1156" type="#_x0000_t75" style="width:24.75pt;height:9pt;visibility:visible;mso-wrap-style:square" o:bullet="t">
+      <v:shape id="_x0000_i1066" type="#_x0000_t75" style="width:24.75pt;height:9pt;visibility:visible;mso-wrap-style:square" o:bullet="t">
         <v:imagedata r:id="rId5" o:title=""/>
       </v:shape>
     </w:pict>
   </w:numPicBullet>
   <w:numPicBullet w:numPicBulletId="5">
     <w:pict>
-      <v:shape id="_x0000_i1157" type="#_x0000_t75" style="width:24.75pt;height:9pt;visibility:visible;mso-wrap-style:square" o:bullet="t">
+      <v:shape id="_x0000_i1067" type="#_x0000_t75" style="width:24.75pt;height:9pt;visibility:visible;mso-wrap-style:square" o:bullet="t">
         <v:imagedata r:id="rId6" o:title=""/>
       </v:shape>
     </w:pict>
@@ -21151,6 +23593,123 @@
     </w:lvl>
   </w:abstractNum>
   <w:abstractNum w:abstractNumId="4" w15:restartNumberingAfterBreak="0">
+    <w:nsid w:val="37FB5C3E"/>
+    <w:multiLevelType w:val="hybridMultilevel"/>
+    <w:tmpl w:val="E3B42F90"/>
+    <w:lvl w:ilvl="0" w:tplc="20EE9DCE">
+      <w:start w:val="1"/>
+      <w:numFmt w:val="decimal"/>
+      <w:lvlText w:val="%1"/>
+      <w:lvlJc w:val="left"/>
+      <w:pPr>
+        <w:ind w:left="922" w:hanging="184"/>
+        <w:jc w:val="right"/>
+      </w:pPr>
+      <w:rPr>
+        <w:rFonts w:hint="default"/>
+        <w:spacing w:val="0"/>
+        <w:w w:val="75"/>
+        <w:lang w:val="en-US" w:eastAsia="en-US" w:bidi="ar-SA"/>
+      </w:rPr>
+    </w:lvl>
+    <w:lvl w:ilvl="1" w:tplc="633ED9B0">
+      <w:numFmt w:val="bullet"/>
+      <w:lvlText w:val="•"/>
+      <w:lvlJc w:val="left"/>
+      <w:pPr>
+        <w:ind w:left="1579" w:hanging="184"/>
+      </w:pPr>
+      <w:rPr>
+        <w:rFonts w:hint="default"/>
+        <w:lang w:val="en-US" w:eastAsia="en-US" w:bidi="ar-SA"/>
+      </w:rPr>
+    </w:lvl>
+    <w:lvl w:ilvl="2" w:tplc="AC6E6D3E">
+      <w:numFmt w:val="bullet"/>
+      <w:lvlText w:val="•"/>
+      <w:lvlJc w:val="left"/>
+      <w:pPr>
+        <w:ind w:left="2238" w:hanging="184"/>
+      </w:pPr>
+      <w:rPr>
+        <w:rFonts w:hint="default"/>
+        <w:lang w:val="en-US" w:eastAsia="en-US" w:bidi="ar-SA"/>
+      </w:rPr>
+    </w:lvl>
+    <w:lvl w:ilvl="3" w:tplc="6EDC4FDA">
+      <w:numFmt w:val="bullet"/>
+      <w:lvlText w:val="•"/>
+      <w:lvlJc w:val="left"/>
+      <w:pPr>
+        <w:ind w:left="2897" w:hanging="184"/>
+      </w:pPr>
+      <w:rPr>
+        <w:rFonts w:hint="default"/>
+        <w:lang w:val="en-US" w:eastAsia="en-US" w:bidi="ar-SA"/>
+      </w:rPr>
+    </w:lvl>
+    <w:lvl w:ilvl="4" w:tplc="C59EE166">
+      <w:numFmt w:val="bullet"/>
+      <w:lvlText w:val="•"/>
+      <w:lvlJc w:val="left"/>
+      <w:pPr>
+        <w:ind w:left="3556" w:hanging="184"/>
+      </w:pPr>
+      <w:rPr>
+        <w:rFonts w:hint="default"/>
+        <w:lang w:val="en-US" w:eastAsia="en-US" w:bidi="ar-SA"/>
+      </w:rPr>
+    </w:lvl>
+    <w:lvl w:ilvl="5" w:tplc="A228685A">
+      <w:numFmt w:val="bullet"/>
+      <w:lvlText w:val="•"/>
+      <w:lvlJc w:val="left"/>
+      <w:pPr>
+        <w:ind w:left="4216" w:hanging="184"/>
+      </w:pPr>
+      <w:rPr>
+        <w:rFonts w:hint="default"/>
+        <w:lang w:val="en-US" w:eastAsia="en-US" w:bidi="ar-SA"/>
+      </w:rPr>
+    </w:lvl>
+    <w:lvl w:ilvl="6" w:tplc="D11E08DC">
+      <w:numFmt w:val="bullet"/>
+      <w:lvlText w:val="•"/>
+      <w:lvlJc w:val="left"/>
+      <w:pPr>
+        <w:ind w:left="4875" w:hanging="184"/>
+      </w:pPr>
+      <w:rPr>
+        <w:rFonts w:hint="default"/>
+        <w:lang w:val="en-US" w:eastAsia="en-US" w:bidi="ar-SA"/>
+      </w:rPr>
+    </w:lvl>
+    <w:lvl w:ilvl="7" w:tplc="34D88914">
+      <w:numFmt w:val="bullet"/>
+      <w:lvlText w:val="•"/>
+      <w:lvlJc w:val="left"/>
+      <w:pPr>
+        <w:ind w:left="5534" w:hanging="184"/>
+      </w:pPr>
+      <w:rPr>
+        <w:rFonts w:hint="default"/>
+        <w:lang w:val="en-US" w:eastAsia="en-US" w:bidi="ar-SA"/>
+      </w:rPr>
+    </w:lvl>
+    <w:lvl w:ilvl="8" w:tplc="25B4F5A0">
+      <w:numFmt w:val="bullet"/>
+      <w:lvlText w:val="•"/>
+      <w:lvlJc w:val="left"/>
+      <w:pPr>
+        <w:ind w:left="6193" w:hanging="184"/>
+      </w:pPr>
+      <w:rPr>
+        <w:rFonts w:hint="default"/>
+        <w:lang w:val="en-US" w:eastAsia="en-US" w:bidi="ar-SA"/>
+      </w:rPr>
+    </w:lvl>
+  </w:abstractNum>
+  <w:abstractNum w:abstractNumId="5" w15:restartNumberingAfterBreak="0">
     <w:nsid w:val="39CC0FAD"/>
     <w:multiLevelType w:val="hybridMultilevel"/>
     <w:tmpl w:val="4F04C240"/>
@@ -21268,7 +23827,7 @@
       </w:rPr>
     </w:lvl>
   </w:abstractNum>
-  <w:abstractNum w:abstractNumId="5" w15:restartNumberingAfterBreak="0">
+  <w:abstractNum w:abstractNumId="6" w15:restartNumberingAfterBreak="0">
     <w:nsid w:val="444722DD"/>
     <w:multiLevelType w:val="hybridMultilevel"/>
     <w:tmpl w:val="DF426666"/>
@@ -21361,7 +23920,126 @@
       </w:pPr>
     </w:lvl>
   </w:abstractNum>
-  <w:abstractNum w:abstractNumId="6" w15:restartNumberingAfterBreak="0">
+  <w:abstractNum w:abstractNumId="7" w15:restartNumberingAfterBreak="0">
+    <w:nsid w:val="4BB400D8"/>
+    <w:multiLevelType w:val="hybridMultilevel"/>
+    <w:tmpl w:val="FCD075C8"/>
+    <w:lvl w:ilvl="0" w:tplc="02AA757A">
+      <w:start w:val="3"/>
+      <w:numFmt w:val="decimal"/>
+      <w:lvlText w:val="%1"/>
+      <w:lvlJc w:val="left"/>
+      <w:pPr>
+        <w:ind w:left="338" w:hanging="192"/>
+      </w:pPr>
+      <w:rPr>
+        <w:rFonts w:hint="default"/>
+        <w:spacing w:val="0"/>
+        <w:w w:val="98"/>
+        <w:lang w:val="en-US" w:eastAsia="en-US" w:bidi="ar-SA"/>
+      </w:rPr>
+    </w:lvl>
+    <w:lvl w:ilvl="1" w:tplc="66287254">
+      <w:start w:val="2"/>
+      <w:numFmt w:val="decimal"/>
+      <w:lvlText w:val="%2"/>
+      <w:lvlJc w:val="left"/>
+      <w:pPr>
+        <w:ind w:left="508" w:hanging="193"/>
+      </w:pPr>
+      <w:rPr>
+        <w:rFonts w:hint="default"/>
+        <w:spacing w:val="0"/>
+        <w:w w:val="79"/>
+        <w:lang w:val="en-US" w:eastAsia="en-US" w:bidi="ar-SA"/>
+      </w:rPr>
+    </w:lvl>
+    <w:lvl w:ilvl="2" w:tplc="6FDEFD94">
+      <w:numFmt w:val="bullet"/>
+      <w:lvlText w:val="•"/>
+      <w:lvlJc w:val="left"/>
+      <w:pPr>
+        <w:ind w:left="1015" w:hanging="193"/>
+      </w:pPr>
+      <w:rPr>
+        <w:rFonts w:hint="default"/>
+        <w:lang w:val="en-US" w:eastAsia="en-US" w:bidi="ar-SA"/>
+      </w:rPr>
+    </w:lvl>
+    <w:lvl w:ilvl="3" w:tplc="C52A8E20">
+      <w:numFmt w:val="bullet"/>
+      <w:lvlText w:val="•"/>
+      <w:lvlJc w:val="left"/>
+      <w:pPr>
+        <w:ind w:left="1531" w:hanging="193"/>
+      </w:pPr>
+      <w:rPr>
+        <w:rFonts w:hint="default"/>
+        <w:lang w:val="en-US" w:eastAsia="en-US" w:bidi="ar-SA"/>
+      </w:rPr>
+    </w:lvl>
+    <w:lvl w:ilvl="4" w:tplc="D73A4C52">
+      <w:numFmt w:val="bullet"/>
+      <w:lvlText w:val="•"/>
+      <w:lvlJc w:val="left"/>
+      <w:pPr>
+        <w:ind w:left="2046" w:hanging="193"/>
+      </w:pPr>
+      <w:rPr>
+        <w:rFonts w:hint="default"/>
+        <w:lang w:val="en-US" w:eastAsia="en-US" w:bidi="ar-SA"/>
+      </w:rPr>
+    </w:lvl>
+    <w:lvl w:ilvl="5" w:tplc="500C4D66">
+      <w:numFmt w:val="bullet"/>
+      <w:lvlText w:val="•"/>
+      <w:lvlJc w:val="left"/>
+      <w:pPr>
+        <w:ind w:left="2562" w:hanging="193"/>
+      </w:pPr>
+      <w:rPr>
+        <w:rFonts w:hint="default"/>
+        <w:lang w:val="en-US" w:eastAsia="en-US" w:bidi="ar-SA"/>
+      </w:rPr>
+    </w:lvl>
+    <w:lvl w:ilvl="6" w:tplc="B4EEA18A">
+      <w:numFmt w:val="bullet"/>
+      <w:lvlText w:val="•"/>
+      <w:lvlJc w:val="left"/>
+      <w:pPr>
+        <w:ind w:left="3077" w:hanging="193"/>
+      </w:pPr>
+      <w:rPr>
+        <w:rFonts w:hint="default"/>
+        <w:lang w:val="en-US" w:eastAsia="en-US" w:bidi="ar-SA"/>
+      </w:rPr>
+    </w:lvl>
+    <w:lvl w:ilvl="7" w:tplc="AE3A8B4C">
+      <w:numFmt w:val="bullet"/>
+      <w:lvlText w:val="•"/>
+      <w:lvlJc w:val="left"/>
+      <w:pPr>
+        <w:ind w:left="3593" w:hanging="193"/>
+      </w:pPr>
+      <w:rPr>
+        <w:rFonts w:hint="default"/>
+        <w:lang w:val="en-US" w:eastAsia="en-US" w:bidi="ar-SA"/>
+      </w:rPr>
+    </w:lvl>
+    <w:lvl w:ilvl="8" w:tplc="74E4E770">
+      <w:numFmt w:val="bullet"/>
+      <w:lvlText w:val="•"/>
+      <w:lvlJc w:val="left"/>
+      <w:pPr>
+        <w:ind w:left="4108" w:hanging="193"/>
+      </w:pPr>
+      <w:rPr>
+        <w:rFonts w:hint="default"/>
+        <w:lang w:val="en-US" w:eastAsia="en-US" w:bidi="ar-SA"/>
+      </w:rPr>
+    </w:lvl>
+  </w:abstractNum>
+  <w:abstractNum w:abstractNumId="8" w15:restartNumberingAfterBreak="0">
     <w:nsid w:val="6E504357"/>
     <w:multiLevelType w:val="hybridMultilevel"/>
     <w:tmpl w:val="512A2C1C"/>
@@ -21481,7 +24159,7 @@
       </w:rPr>
     </w:lvl>
   </w:abstractNum>
-  <w:abstractNum w:abstractNumId="7" w15:restartNumberingAfterBreak="0">
+  <w:abstractNum w:abstractNumId="9" w15:restartNumberingAfterBreak="0">
     <w:nsid w:val="743B3D0F"/>
     <w:multiLevelType w:val="hybridMultilevel"/>
     <w:tmpl w:val="618C9DB6"/>
@@ -21597,19 +24275,19 @@
     </w:lvl>
   </w:abstractNum>
   <w:num w:numId="1" w16cid:durableId="1024015721">
-    <w:abstractNumId w:val="4"/>
+    <w:abstractNumId w:val="5"/>
   </w:num>
   <w:num w:numId="2" w16cid:durableId="202135098">
-    <w:abstractNumId w:val="5"/>
+    <w:abstractNumId w:val="6"/>
   </w:num>
   <w:num w:numId="3" w16cid:durableId="1580553541">
-    <w:abstractNumId w:val="7"/>
+    <w:abstractNumId w:val="9"/>
   </w:num>
   <w:num w:numId="4" w16cid:durableId="525563580">
     <w:abstractNumId w:val="2"/>
   </w:num>
   <w:num w:numId="5" w16cid:durableId="578059356">
-    <w:abstractNumId w:val="6"/>
+    <w:abstractNumId w:val="8"/>
   </w:num>
   <w:num w:numId="6" w16cid:durableId="1141311904">
     <w:abstractNumId w:val="3"/>
@@ -21619,6 +24297,12 @@
   </w:num>
   <w:num w:numId="8" w16cid:durableId="370767761">
     <w:abstractNumId w:val="0"/>
+  </w:num>
+  <w:num w:numId="9" w16cid:durableId="2021270723">
+    <w:abstractNumId w:val="7"/>
+  </w:num>
+  <w:num w:numId="10" w16cid:durableId="100344452">
+    <w:abstractNumId w:val="4"/>
   </w:num>
 </w:numbering>
 </file>

--- a/assets/data/Mindset-Level-3- Custom.docx
+++ b/assets/data/Mindset-Level-3- Custom.docx
@@ -1,6 +1,6 @@
 
 <file path=word/document.xml><?xml version="1.0" encoding="utf-8"?>
-<w:document xmlns:wpc="http://schemas.microsoft.com/office/word/2010/wordprocessingCanvas" xmlns:cx="http://schemas.microsoft.com/office/drawing/2014/chartex" xmlns:cx1="http://schemas.microsoft.com/office/drawing/2015/9/8/chartex" xmlns:cx2="http://schemas.microsoft.com/office/drawing/2015/10/21/chartex" xmlns:cx3="http://schemas.microsoft.com/office/drawing/2016/5/9/chartex" xmlns:cx4="http://schemas.microsoft.com/office/drawing/2016/5/10/chartex" xmlns:cx5="http://schemas.microsoft.com/office/drawing/2016/5/11/chartex" xmlns:cx6="http://schemas.microsoft.com/office/drawing/2016/5/12/chartex" xmlns:cx7="http://schemas.microsoft.com/office/drawing/2016/5/13/chartex" xmlns:cx8="http://schemas.microsoft.com/office/drawing/2016/5/14/chartex" xmlns:mc="http://schemas.openxmlformats.org/markup-compatibility/2006" xmlns:aink="http://schemas.microsoft.com/office/drawing/2016/ink" xmlns:am3d="http://schemas.microsoft.com/office/drawing/2017/model3d" xmlns:o="urn:schemas-microsoft-com:office:office" xmlns:oel="http://schemas.microsoft.com/office/2019/extlst" xmlns:r="http://schemas.openxmlformats.org/officeDocument/2006/relationships" xmlns:m="http://schemas.openxmlformats.org/officeDocument/2006/math" xmlns:v="urn:schemas-microsoft-com:vml" xmlns:wp14="http://schemas.microsoft.com/office/word/2010/wordprocessingDrawing" xmlns:wp="http://schemas.openxmlformats.org/drawingml/2006/wordprocessingDrawing" xmlns:w10="urn:schemas-microsoft-com:office:word" xmlns:w="http://schemas.openxmlformats.org/wordprocessingml/2006/main" xmlns:w14="http://schemas.microsoft.com/office/word/2010/wordml" xmlns:w15="http://schemas.microsoft.com/office/word/2012/wordml" xmlns:w16cex="http://schemas.microsoft.com/office/word/2018/wordml/cex" xmlns:w16cid="http://schemas.microsoft.com/office/word/2016/wordml/cid" xmlns:w16="http://schemas.microsoft.com/office/word/2018/wordml" xmlns:w16sdtdh="http://schemas.microsoft.com/office/word/2020/wordml/sdtdatahash" xmlns:w16se="http://schemas.microsoft.com/office/word/2015/wordml/symex" xmlns:wpg="http://schemas.microsoft.com/office/word/2010/wordprocessingGroup" xmlns:wpi="http://schemas.microsoft.com/office/word/2010/wordprocessingInk" xmlns:wne="http://schemas.microsoft.com/office/word/2006/wordml" xmlns:wps="http://schemas.microsoft.com/office/word/2010/wordprocessingShape" mc:Ignorable="w14 w15 w16se w16cid w16 w16cex w16sdtdh wp14">
+<w:document xmlns:wpc="http://schemas.microsoft.com/office/word/2010/wordprocessingCanvas" xmlns:cx="http://schemas.microsoft.com/office/drawing/2014/chartex" xmlns:cx1="http://schemas.microsoft.com/office/drawing/2015/9/8/chartex" xmlns:cx2="http://schemas.microsoft.com/office/drawing/2015/10/21/chartex" xmlns:cx3="http://schemas.microsoft.com/office/drawing/2016/5/9/chartex" xmlns:cx4="http://schemas.microsoft.com/office/drawing/2016/5/10/chartex" xmlns:cx5="http://schemas.microsoft.com/office/drawing/2016/5/11/chartex" xmlns:cx6="http://schemas.microsoft.com/office/drawing/2016/5/12/chartex" xmlns:cx7="http://schemas.microsoft.com/office/drawing/2016/5/13/chartex" xmlns:cx8="http://schemas.microsoft.com/office/drawing/2016/5/14/chartex" xmlns:mc="http://schemas.openxmlformats.org/markup-compatibility/2006" xmlns:aink="http://schemas.microsoft.com/office/drawing/2016/ink" xmlns:am3d="http://schemas.microsoft.com/office/drawing/2017/model3d" xmlns:o="urn:schemas-microsoft-com:office:office" xmlns:oel="http://schemas.microsoft.com/office/2019/extlst" xmlns:r="http://schemas.openxmlformats.org/officeDocument/2006/relationships" xmlns:m="http://schemas.openxmlformats.org/officeDocument/2006/math" xmlns:v="urn:schemas-microsoft-com:vml" xmlns:wp14="http://schemas.microsoft.com/office/word/2010/wordprocessingDrawing" xmlns:wp="http://schemas.openxmlformats.org/drawingml/2006/wordprocessingDrawing" xmlns:w10="urn:schemas-microsoft-com:office:word" xmlns:w="http://schemas.openxmlformats.org/wordprocessingml/2006/main" xmlns:w14="http://schemas.microsoft.com/office/word/2010/wordml" xmlns:w15="http://schemas.microsoft.com/office/word/2012/wordml" xmlns:w16cex="http://schemas.microsoft.com/office/word/2018/wordml/cex" xmlns:w16cid="http://schemas.microsoft.com/office/word/2016/wordml/cid" xmlns:w16="http://schemas.microsoft.com/office/word/2018/wordml" xmlns:w16du="http://schemas.microsoft.com/office/word/2023/wordml/word16du" xmlns:w16sdtdh="http://schemas.microsoft.com/office/word/2020/wordml/sdtdatahash" xmlns:w16sdtfl="http://schemas.microsoft.com/office/word/2024/wordml/sdtformatlock" xmlns:w16se="http://schemas.microsoft.com/office/word/2015/wordml/symex" xmlns:wpg="http://schemas.microsoft.com/office/word/2010/wordprocessingGroup" xmlns:wpi="http://schemas.microsoft.com/office/word/2010/wordprocessingInk" xmlns:wne="http://schemas.microsoft.com/office/word/2006/wordml" xmlns:wps="http://schemas.microsoft.com/office/word/2010/wordprocessingShape" mc:Ignorable="w14 w15 w16se w16cid w16 w16cex w16sdtdh w16sdtfl w16du wp14">
   <w:body>
     <w:tbl>
       <w:tblPr>
@@ -534,10 +534,12 @@
               <w:t xml:space="preserve">rivers: definite article before name of </w:t>
             </w:r>
             <w:proofErr w:type="spellStart"/>
+            <w:proofErr w:type="gramStart"/>
             <w:r>
               <w:t>river.Capitalise</w:t>
             </w:r>
             <w:proofErr w:type="spellEnd"/>
+            <w:proofErr w:type="gramEnd"/>
             <w:r>
               <w:t xml:space="preserve"> the word 'river' or it can be omitted </w:t>
             </w:r>
@@ -21783,7 +21785,7 @@
           </w:p>
           <w:p>
             <w:pPr>
-              <w:shd w:val="clear" w:color="auto" w:fill="F4B083" w:themeFill="accent2" w:themeFillTint="99"/>
+              <w:shd w:val="clear" w:color="auto" w:fill="FCE9DC"/>
               <w:spacing w:line="278" w:lineRule="auto"/>
               <w:rPr>
                 <w:rFonts w:ascii="Source Sans 3" w:hAnsi="Source Sans 3"/>
@@ -21809,12 +21811,36 @@
                 <w:sz w:val="21"/>
                 <w:szCs w:val="21"/>
               </w:rPr>
-              <w:t>: the (1) point of any reason in any year (85,000 in 2000); the only one to decrease (to 80,000 in 2010)</w:t>
-            </w:r>
-          </w:p>
-          <w:p>
-            <w:pPr>
-              <w:shd w:val="clear" w:color="auto" w:fill="F4B083" w:themeFill="accent2" w:themeFillTint="99"/>
+              <w:t>: the (1)</w:t>
+            </w:r>
+            <w:r>
+              <w:rPr>
+                <w:rFonts w:cstheme="minorBidi"/>
+                <w:sz w:val="22"/>
+                <w:szCs w:val="22"/>
+                <w:lang w:bidi="fa-IR"/>
+              </w:rPr>
+              <w:t xml:space="preserve"> </w:t>
+            </w:r>
+            <w:r>
+              <w:rPr>
+                <w:rStyle w:val="BlankWord1"/>
+              </w:rPr>
+              <w:t>highest</w:t>
+            </w:r>
+            <w:r>
+              <w:rPr>
+                <w:rFonts w:ascii="Source Sans 3" w:hAnsi="Source Sans 3"/>
+                <w:bCs/>
+                <w:sz w:val="21"/>
+                <w:szCs w:val="21"/>
+              </w:rPr>
+              <w:t xml:space="preserve"> point of any reason in any year (85,000 in 2000); the only one to decrease (to 80,000 in 2010)</w:t>
+            </w:r>
+          </w:p>
+          <w:p>
+            <w:pPr>
+              <w:shd w:val="clear" w:color="auto" w:fill="FCE9DC"/>
               <w:spacing w:before="240" w:line="278" w:lineRule="auto"/>
               <w:rPr>
                 <w:rFonts w:ascii="Source Sans 3" w:hAnsi="Source Sans 3"/>
@@ -21840,7 +21866,46 @@
                 <w:sz w:val="21"/>
                 <w:szCs w:val="21"/>
               </w:rPr>
-              <w:t>: greatest (2) rise (40,000); most (3)</w:t>
+              <w:t>: greatest (2)</w:t>
+            </w:r>
+            <w:r>
+              <w:rPr>
+                <w:rFonts w:cstheme="minorBidi"/>
+                <w:sz w:val="22"/>
+                <w:szCs w:val="22"/>
+                <w:lang w:bidi="fa-IR"/>
+              </w:rPr>
+              <w:t xml:space="preserve"> </w:t>
+            </w:r>
+            <w:r>
+              <w:rPr>
+                <w:rStyle w:val="BlankWord1"/>
+              </w:rPr>
+              <w:t>overall</w:t>
+            </w:r>
+            <w:r>
+              <w:rPr>
+                <w:rFonts w:ascii="Source Sans 3" w:hAnsi="Source Sans 3"/>
+                <w:bCs/>
+                <w:sz w:val="21"/>
+                <w:szCs w:val="21"/>
+              </w:rPr>
+              <w:t xml:space="preserve"> rise (40,000); most (3)</w:t>
+            </w:r>
+            <w:r>
+              <w:rPr>
+                <w:rFonts w:cstheme="minorBidi"/>
+                <w:sz w:val="22"/>
+                <w:szCs w:val="22"/>
+                <w:lang w:bidi="fa-IR"/>
+              </w:rPr>
+              <w:t xml:space="preserve"> </w:t>
+            </w:r>
+            <w:r>
+              <w:rPr>
+                <w:rStyle w:val="BlankWord1"/>
+              </w:rPr>
+              <w:t>notable</w:t>
             </w:r>
             <w:r>
               <w:rPr>
@@ -21863,7 +21928,7 @@
           </w:p>
           <w:p>
             <w:pPr>
-              <w:shd w:val="clear" w:color="auto" w:fill="F4B083" w:themeFill="accent2" w:themeFillTint="99"/>
+              <w:shd w:val="clear" w:color="auto" w:fill="FCE9DC"/>
               <w:spacing w:before="240" w:line="278" w:lineRule="auto"/>
               <w:rPr>
                 <w:rFonts w:ascii="Source Sans 3" w:hAnsi="Source Sans 3"/>
@@ -21879,12 +21944,84 @@
                 <w:sz w:val="21"/>
                 <w:szCs w:val="21"/>
               </w:rPr>
-              <w:t>Lifestyle: Most (4) and (5) increase (only 20,000); remained the (6) of all three reasons</w:t>
-            </w:r>
-          </w:p>
-          <w:p>
-            <w:pPr>
-              <w:shd w:val="clear" w:color="auto" w:fill="F4B083" w:themeFill="accent2" w:themeFillTint="99"/>
+              <w:t>Lifestyle: Most (4)</w:t>
+            </w:r>
+            <w:r>
+              <w:rPr>
+                <w:rFonts w:cstheme="minorBidi"/>
+                <w:sz w:val="22"/>
+                <w:szCs w:val="22"/>
+                <w:lang w:bidi="fa-IR"/>
+              </w:rPr>
+              <w:t xml:space="preserve"> </w:t>
+            </w:r>
+            <w:r>
+              <w:rPr>
+                <w:rStyle w:val="BlankWord1"/>
+              </w:rPr>
+              <w:t>consistent</w:t>
+            </w:r>
+            <w:r>
+              <w:rPr>
+                <w:rFonts w:ascii="Source Sans 3" w:hAnsi="Source Sans 3"/>
+                <w:bCs/>
+                <w:sz w:val="21"/>
+                <w:szCs w:val="21"/>
+              </w:rPr>
+              <w:t xml:space="preserve"> and (5)</w:t>
+            </w:r>
+            <w:r>
+              <w:rPr>
+                <w:rFonts w:cstheme="minorBidi"/>
+                <w:sz w:val="22"/>
+                <w:szCs w:val="22"/>
+                <w:lang w:bidi="fa-IR"/>
+              </w:rPr>
+              <w:t xml:space="preserve"> </w:t>
+            </w:r>
+            <w:r>
+              <w:rPr>
+                <w:rStyle w:val="BlankWord1"/>
+              </w:rPr>
+              <w:t>stable</w:t>
+            </w:r>
+            <w:r>
+              <w:rPr>
+                <w:rFonts w:ascii="Source Sans 3" w:hAnsi="Source Sans 3"/>
+                <w:bCs/>
+                <w:sz w:val="21"/>
+                <w:szCs w:val="21"/>
+              </w:rPr>
+              <w:t xml:space="preserve"> increase (only 20,000); remained the (6)</w:t>
+            </w:r>
+            <w:r>
+              <w:rPr>
+                <w:rFonts w:cstheme="minorBidi"/>
+                <w:sz w:val="22"/>
+                <w:szCs w:val="22"/>
+                <w:lang w:bidi="fa-IR"/>
+              </w:rPr>
+              <w:t xml:space="preserve"> </w:t>
+            </w:r>
+            <w:r>
+              <w:rPr>
+                <w:rStyle w:val="BlankWord1"/>
+              </w:rPr>
+              <w:t>lowest</w:t>
+            </w:r>
+            <w:r>
+              <w:rPr>
+                <w:rFonts w:ascii="Source Sans 3" w:hAnsi="Source Sans 3"/>
+                <w:bCs/>
+                <w:sz w:val="21"/>
+                <w:szCs w:val="21"/>
+              </w:rPr>
+              <w:t xml:space="preserve"> of all three reasons</w:t>
+            </w:r>
+          </w:p>
+          <w:p>
+            <w:pPr>
+              <w:shd w:val="clear" w:color="auto" w:fill="FCE9DC"/>
               <w:spacing w:before="240" w:line="278" w:lineRule="auto"/>
               <w:rPr>
                 <w:rFonts w:ascii="Source Sans 3" w:hAnsi="Source Sans 3"/>
@@ -21901,6 +22038,21 @@
                 <w:szCs w:val="21"/>
               </w:rPr>
               <w:t>Traffic and Lifestyle: (7)</w:t>
+            </w:r>
+            <w:r>
+              <w:rPr>
+                <w:rFonts w:cstheme="minorBidi"/>
+                <w:sz w:val="22"/>
+                <w:szCs w:val="22"/>
+                <w:lang w:bidi="fa-IR"/>
+              </w:rPr>
+              <w:t xml:space="preserve"> </w:t>
+            </w:r>
+            <w:r>
+              <w:rPr>
+                <w:rStyle w:val="BlankWord1"/>
+              </w:rPr>
+              <w:t>joint-lowest</w:t>
             </w:r>
             <w:r>
               <w:rPr>
@@ -21951,8 +22103,8 @@
       </w:tblPr>
       <w:tblGrid>
         <w:gridCol w:w="562"/>
-        <w:gridCol w:w="7611"/>
-        <w:gridCol w:w="6217"/>
+        <w:gridCol w:w="8789"/>
+        <w:gridCol w:w="5039"/>
       </w:tblGrid>
       <w:tr>
         <w:tc>
@@ -21981,7 +22133,7 @@
         </w:tc>
         <w:tc>
           <w:tcPr>
-            <w:tcW w:w="7611" w:type="dxa"/>
+            <w:tcW w:w="8789" w:type="dxa"/>
           </w:tcPr>
           <w:p>
             <w:pPr>
@@ -22037,12 +22189,106 @@
                 <w:szCs w:val="21"/>
               </w:rPr>
               <w:t>With a partner, decide which ones would be inappropriate for a Task 1 answer.</w:t>
+            </w:r>
+          </w:p>
+          <w:p>
+            <w:pPr>
+              <w:pStyle w:val="BlankWord2"/>
+              <w:rPr>
+                <w:w w:val="105"/>
+              </w:rPr>
+            </w:pPr>
+            <w:r>
+              <w:rPr>
+                <w:w w:val="105"/>
+              </w:rPr>
+              <w:t xml:space="preserve">Inappropriate adverbs for a Task 1 essay: </w:t>
+            </w:r>
+            <w:r>
+              <w:rPr>
+                <w:i/>
+                <w:w w:val="105"/>
+              </w:rPr>
+              <w:t>amazingly, shockingly, predictably, surprisingly.</w:t>
+            </w:r>
+          </w:p>
+          <w:p>
+            <w:pPr>
+              <w:pStyle w:val="BlankWord2"/>
+              <w:rPr>
+                <w:w w:val="105"/>
+              </w:rPr>
+            </w:pPr>
+            <w:r>
+              <w:rPr>
+                <w:w w:val="105"/>
+              </w:rPr>
+              <w:t xml:space="preserve">The adverbs </w:t>
+            </w:r>
+            <w:r>
+              <w:rPr>
+                <w:i/>
+                <w:w w:val="105"/>
+              </w:rPr>
+              <w:t xml:space="preserve">significantly </w:t>
+            </w:r>
+            <w:r>
+              <w:rPr>
+                <w:w w:val="105"/>
+              </w:rPr>
+              <w:t xml:space="preserve">and </w:t>
+            </w:r>
+            <w:r>
+              <w:rPr>
+                <w:i/>
+                <w:w w:val="105"/>
+              </w:rPr>
+              <w:t xml:space="preserve">noticeably </w:t>
+            </w:r>
+            <w:r>
+              <w:rPr>
+                <w:w w:val="105"/>
+              </w:rPr>
+              <w:t>are arguably subjective, but used in the correct way are not necessarily so:</w:t>
+            </w:r>
+          </w:p>
+          <w:p>
+            <w:pPr>
+              <w:pStyle w:val="BlankWord2"/>
+              <w:ind w:left="284"/>
+              <w:rPr>
+                <w:i/>
+                <w:w w:val="105"/>
+              </w:rPr>
+            </w:pPr>
+            <w:r>
+              <w:rPr>
+                <w:i/>
+                <w:w w:val="105"/>
+              </w:rPr>
+              <w:t>The increase in people moving for a better quality of life is significantly higher than in the other categories.</w:t>
+            </w:r>
+          </w:p>
+          <w:p>
+            <w:pPr>
+              <w:pStyle w:val="BlankWord2"/>
+              <w:ind w:left="284"/>
+              <w:rPr>
+                <w:w w:val="105"/>
+              </w:rPr>
+            </w:pPr>
+            <w:r>
+              <w:rPr>
+                <w:i/>
+                <w:w w:val="105"/>
+              </w:rPr>
+              <w:t>The rise in people moving for a better quality of life is noticeably higher than in the other categories.</w:t>
             </w:r>
           </w:p>
           <w:tbl>
             <w:tblPr>
               <w:tblStyle w:val="BorderedTable"/>
-              <w:tblW w:w="0" w:type="auto"/>
+              <w:tblW w:w="7527" w:type="dxa"/>
               <w:tblBorders>
                 <w:top w:val="single" w:sz="12" w:space="0" w:color="FFC000"/>
                 <w:left w:val="single" w:sz="12" w:space="0" w:color="FFC000"/>
@@ -22054,15 +22300,15 @@
               <w:tblLook w:val="04A0" w:firstRow="1" w:lastRow="0" w:firstColumn="1" w:lastColumn="0" w:noHBand="0" w:noVBand="1"/>
             </w:tblPr>
             <w:tblGrid>
-              <w:gridCol w:w="1432"/>
-              <w:gridCol w:w="1701"/>
-              <w:gridCol w:w="1701"/>
-              <w:gridCol w:w="1469"/>
+              <w:gridCol w:w="1573"/>
+              <w:gridCol w:w="1843"/>
+              <w:gridCol w:w="1843"/>
+              <w:gridCol w:w="2268"/>
             </w:tblGrid>
             <w:tr>
               <w:tc>
                 <w:tcPr>
-                  <w:tcW w:w="1432" w:type="dxa"/>
+                  <w:tcW w:w="1573" w:type="dxa"/>
                   <w:tcBorders>
                     <w:right w:val="nil"/>
                   </w:tcBorders>
@@ -22158,7 +22404,7 @@
               </w:tc>
               <w:tc>
                 <w:tcPr>
-                  <w:tcW w:w="1701" w:type="dxa"/>
+                  <w:tcW w:w="1843" w:type="dxa"/>
                   <w:tcBorders>
                     <w:left w:val="nil"/>
                     <w:right w:val="nil"/>
@@ -22233,7 +22479,7 @@
               </w:tc>
               <w:tc>
                 <w:tcPr>
-                  <w:tcW w:w="1701" w:type="dxa"/>
+                  <w:tcW w:w="1843" w:type="dxa"/>
                   <w:tcBorders>
                     <w:left w:val="nil"/>
                     <w:right w:val="nil"/>
@@ -22308,7 +22554,7 @@
               </w:tc>
               <w:tc>
                 <w:tcPr>
-                  <w:tcW w:w="1417" w:type="dxa"/>
+                  <w:tcW w:w="2268" w:type="dxa"/>
                   <w:tcBorders>
                     <w:left w:val="nil"/>
                   </w:tcBorders>
@@ -22400,7 +22646,7 @@
         </w:tc>
         <w:tc>
           <w:tcPr>
-            <w:tcW w:w="6217" w:type="dxa"/>
+            <w:tcW w:w="5039" w:type="dxa"/>
           </w:tcPr>
           <w:p>
             <w:pPr>
@@ -22568,6 +22814,166 @@
                 <w:szCs w:val="21"/>
               </w:rPr>
               <w:t>the line went up or down at a constant rate without many fluctuations</w:t>
+            </w:r>
+          </w:p>
+          <w:p>
+            <w:pPr>
+              <w:pStyle w:val="BlankWord2"/>
+              <w:rPr>
+                <w:w w:val="105"/>
+              </w:rPr>
+            </w:pPr>
+            <w:r>
+              <w:rPr>
+                <w:i/>
+                <w:w w:val="105"/>
+              </w:rPr>
+              <w:t xml:space="preserve">inconsistently: </w:t>
+            </w:r>
+            <w:r>
+              <w:rPr>
+                <w:w w:val="105"/>
+              </w:rPr>
+              <w:t>the line changes in a way that doesn't demonstrate an obvious pattern</w:t>
+            </w:r>
+          </w:p>
+          <w:p>
+            <w:pPr>
+              <w:pStyle w:val="BlankWord2"/>
+              <w:rPr>
+                <w:w w:val="105"/>
+              </w:rPr>
+            </w:pPr>
+            <w:r>
+              <w:rPr>
+                <w:i/>
+                <w:w w:val="105"/>
+              </w:rPr>
+              <w:t xml:space="preserve">significantly: </w:t>
+            </w:r>
+            <w:r>
+              <w:rPr>
+                <w:w w:val="105"/>
+              </w:rPr>
+              <w:t>the change showed by the line is marked or major, perhaps in comparison to another line on the graph</w:t>
+            </w:r>
+          </w:p>
+          <w:p>
+            <w:pPr>
+              <w:pStyle w:val="BlankWord2"/>
+              <w:rPr>
+                <w:w w:val="105"/>
+              </w:rPr>
+            </w:pPr>
+            <w:r>
+              <w:rPr>
+                <w:i/>
+                <w:w w:val="105"/>
+              </w:rPr>
+              <w:t xml:space="preserve">progressively: </w:t>
+            </w:r>
+            <w:r>
+              <w:rPr>
+                <w:w w:val="105"/>
+              </w:rPr>
+              <w:t>the change is slow and consistent</w:t>
+            </w:r>
+          </w:p>
+          <w:p>
+            <w:pPr>
+              <w:pStyle w:val="BlankWord2"/>
+              <w:rPr>
+                <w:w w:val="105"/>
+              </w:rPr>
+            </w:pPr>
+            <w:r>
+              <w:rPr>
+                <w:i/>
+                <w:w w:val="105"/>
+              </w:rPr>
+              <w:t xml:space="preserve">noticeably: </w:t>
+            </w:r>
+            <w:r>
+              <w:rPr>
+                <w:w w:val="105"/>
+              </w:rPr>
+              <w:t>the change showed by the line is clearly visible, especially in comparison to another line on the graph</w:t>
+            </w:r>
+          </w:p>
+          <w:p>
+            <w:pPr>
+              <w:pStyle w:val="BlankWord2"/>
+              <w:rPr>
+                <w:w w:val="105"/>
+              </w:rPr>
+            </w:pPr>
+            <w:r>
+              <w:rPr>
+                <w:i/>
+                <w:w w:val="105"/>
+              </w:rPr>
+              <w:t xml:space="preserve">gradually: </w:t>
+            </w:r>
+            <w:r>
+              <w:rPr>
+                <w:w w:val="105"/>
+              </w:rPr>
+              <w:t xml:space="preserve">the tendency to change on the graph is slow </w:t>
+            </w:r>
+            <w:r>
+              <w:rPr>
+                <w:i/>
+                <w:w w:val="105"/>
+              </w:rPr>
+              <w:t xml:space="preserve">sharply: </w:t>
+            </w:r>
+            <w:r>
+              <w:rPr>
+                <w:w w:val="105"/>
+              </w:rPr>
+              <w:t>the change indicated by the line is fast and dramatic</w:t>
+            </w:r>
+          </w:p>
+          <w:p>
+            <w:pPr>
+              <w:pStyle w:val="BlankWord2"/>
+              <w:rPr>
+                <w:w w:val="105"/>
+              </w:rPr>
+            </w:pPr>
+            <w:r>
+              <w:rPr>
+                <w:i/>
+                <w:w w:val="105"/>
+              </w:rPr>
+              <w:t xml:space="preserve">markedly: </w:t>
+            </w:r>
+            <w:r>
+              <w:rPr>
+                <w:w w:val="105"/>
+              </w:rPr>
+              <w:t>the change showed by the line is clearly visible, especially in comparison to another line on the graph</w:t>
+            </w:r>
+          </w:p>
+          <w:p>
+            <w:pPr>
+              <w:pStyle w:val="BlankWord2"/>
+              <w:rPr>
+                <w:w w:val="105"/>
+              </w:rPr>
+            </w:pPr>
+            <w:r>
+              <w:rPr>
+                <w:i/>
+                <w:w w:val="105"/>
+              </w:rPr>
+              <w:t xml:space="preserve">abruptly: </w:t>
+            </w:r>
+            <w:r>
+              <w:rPr>
+                <w:w w:val="105"/>
+              </w:rPr>
+              <w:t>the change indicated by the line is fast and dramatic</w:t>
             </w:r>
           </w:p>
         </w:tc>
@@ -22644,6 +23050,85 @@
           </w:p>
           <w:p>
             <w:pPr>
+              <w:pStyle w:val="BlankWord2"/>
+              <w:rPr>
+                <w:i/>
+                <w:w w:val="105"/>
+              </w:rPr>
+            </w:pPr>
+            <w:r>
+              <w:rPr>
+                <w:i/>
+                <w:w w:val="105"/>
+              </w:rPr>
+              <w:t>Sample answers</w:t>
+            </w:r>
+          </w:p>
+          <w:p>
+            <w:pPr>
+              <w:pStyle w:val="BlankWord2"/>
+              <w:numPr>
+                <w:ilvl w:val="1"/>
+                <w:numId w:val="11"/>
+              </w:numPr>
+              <w:ind w:left="460" w:hanging="176"/>
+              <w:rPr>
+                <w:i/>
+                <w:w w:val="105"/>
+              </w:rPr>
+            </w:pPr>
+            <w:r>
+              <w:rPr>
+                <w:i/>
+                <w:w w:val="105"/>
+              </w:rPr>
+              <w:t>Traffic experienced a steady rise as a reason for moving to the countryside between 1990 and 2000 ...</w:t>
+            </w:r>
+          </w:p>
+          <w:p>
+            <w:pPr>
+              <w:pStyle w:val="BlankWord2"/>
+              <w:numPr>
+                <w:ilvl w:val="1"/>
+                <w:numId w:val="11"/>
+              </w:numPr>
+              <w:ind w:left="460" w:hanging="176"/>
+              <w:rPr>
+                <w:i/>
+                <w:w w:val="105"/>
+              </w:rPr>
+            </w:pPr>
+            <w:r>
+              <w:rPr>
+                <w:i/>
+                <w:w w:val="105"/>
+              </w:rPr>
+              <w:t>but then increased markedly between 2000 and 2010.</w:t>
+            </w:r>
+          </w:p>
+          <w:p>
+            <w:pPr>
+              <w:pStyle w:val="BlankWord2"/>
+              <w:numPr>
+                <w:ilvl w:val="1"/>
+                <w:numId w:val="11"/>
+              </w:numPr>
+              <w:ind w:left="460" w:hanging="176"/>
+              <w:rPr>
+                <w:i/>
+                <w:w w:val="105"/>
+              </w:rPr>
+            </w:pPr>
+            <w:r>
+              <w:rPr>
+                <w:i/>
+                <w:w w:val="105"/>
+              </w:rPr>
+              <w:t>The number of people moving to the countryside for lifestyle reasons saw a consistent growth across the whole period shown in the graph.</w:t>
+            </w:r>
+          </w:p>
+          <w:p>
+            <w:pPr>
               <w:spacing w:line="278" w:lineRule="auto"/>
               <w:rPr>
                 <w:rFonts w:ascii="Source Sans 3" w:hAnsi="Source Sans 3"/>
@@ -23027,6 +23512,1781 @@
         <w:br w:type="page"/>
       </w:r>
     </w:p>
+    <w:tbl>
+      <w:tblPr>
+        <w:tblStyle w:val="DottedTable"/>
+        <w:tblW w:w="12895" w:type="dxa"/>
+        <w:tblLook w:val="04A0" w:firstRow="1" w:lastRow="0" w:firstColumn="1" w:lastColumn="0" w:noHBand="0" w:noVBand="1"/>
+      </w:tblPr>
+      <w:tblGrid>
+        <w:gridCol w:w="666"/>
+        <w:gridCol w:w="12229"/>
+      </w:tblGrid>
+      <w:tr>
+        <w:tc>
+          <w:tcPr>
+            <w:tcW w:w="666" w:type="dxa"/>
+          </w:tcPr>
+          <w:p>
+            <w:r>
+              <w:rPr>
+                <w:rFonts w:ascii="Source Sans 3" w:hAnsi="Source Sans 3"/>
+                <w:b/>
+                <w:bCs/>
+                <w:bdr w:val="single" w:sz="18" w:space="0" w:color="D0872E"/>
+              </w:rPr>
+              <w:lastRenderedPageBreak/>
+              <w:t>11</w:t>
+            </w:r>
+          </w:p>
+        </w:tc>
+        <w:tc>
+          <w:tcPr>
+            <w:tcW w:w="12229" w:type="dxa"/>
+          </w:tcPr>
+          <w:p>
+            <w:pPr>
+              <w:rPr>
+                <w:rFonts w:ascii="Source Sans 3 Medium" w:hAnsi="Source Sans 3 Medium"/>
+                <w:b/>
+                <w:bCs/>
+                <w:color w:val="101312"/>
+                <w:spacing w:val="-2"/>
+                <w:w w:val="105"/>
+                <w:sz w:val="21"/>
+                <w:szCs w:val="21"/>
+              </w:rPr>
+            </w:pPr>
+            <w:r>
+              <w:rPr>
+                <w:rFonts w:ascii="Source Sans 3 Medium" w:hAnsi="Source Sans 3 Medium"/>
+                <w:b/>
+                <w:bCs/>
+                <w:color w:val="101312"/>
+                <w:spacing w:val="-2"/>
+                <w:w w:val="105"/>
+                <w:sz w:val="21"/>
+                <w:szCs w:val="21"/>
+              </w:rPr>
+              <w:t>Use the information and language from this lesson to answer this Writing Task 1.</w:t>
+            </w:r>
+          </w:p>
+          <w:p>
+            <w:pPr>
+              <w:rPr>
+                <w:rFonts w:ascii="Source Sans 3 Medium" w:hAnsi="Source Sans 3 Medium"/>
+                <w:b/>
+                <w:bCs/>
+                <w:color w:val="101312"/>
+                <w:spacing w:val="-2"/>
+                <w:w w:val="105"/>
+                <w:sz w:val="21"/>
+                <w:szCs w:val="21"/>
+              </w:rPr>
+            </w:pPr>
+            <w:r>
+              <w:rPr>
+                <w:rFonts w:ascii="Source Sans 3 Medium" w:hAnsi="Source Sans 3 Medium"/>
+                <w:b/>
+                <w:bCs/>
+                <w:color w:val="101312"/>
+                <w:spacing w:val="-2"/>
+                <w:w w:val="105"/>
+                <w:sz w:val="21"/>
+                <w:szCs w:val="21"/>
+              </w:rPr>
+              <w:t>You should spend about 20 minutes on this task.</w:t>
+            </w:r>
+          </w:p>
+          <w:p>
+            <w:pPr>
+              <w:rPr>
+                <w:rFonts w:ascii="Source Sans 3 Medium" w:hAnsi="Source Sans 3 Medium"/>
+                <w:b/>
+                <w:bCs/>
+                <w:i/>
+                <w:color w:val="101312"/>
+                <w:spacing w:val="-2"/>
+                <w:w w:val="105"/>
+                <w:sz w:val="21"/>
+                <w:szCs w:val="21"/>
+              </w:rPr>
+            </w:pPr>
+            <w:r>
+              <w:rPr>
+                <w:rFonts w:ascii="Source Sans 3 Medium" w:hAnsi="Source Sans 3 Medium"/>
+                <w:b/>
+                <w:bCs/>
+                <w:i/>
+                <w:color w:val="101312"/>
+                <w:spacing w:val="-2"/>
+                <w:w w:val="105"/>
+                <w:sz w:val="21"/>
+                <w:szCs w:val="21"/>
+              </w:rPr>
+              <w:t>The line chart below shows the results of a survey giving the reasons why people moved to the capital city of a particular country.</w:t>
+            </w:r>
+          </w:p>
+          <w:p>
+            <w:pPr>
+              <w:rPr>
+                <w:rFonts w:ascii="Source Sans 3 Medium" w:hAnsi="Source Sans 3 Medium"/>
+                <w:b/>
+                <w:bCs/>
+                <w:i/>
+                <w:color w:val="101312"/>
+                <w:spacing w:val="-2"/>
+                <w:w w:val="105"/>
+                <w:sz w:val="21"/>
+                <w:szCs w:val="21"/>
+              </w:rPr>
+            </w:pPr>
+            <w:proofErr w:type="spellStart"/>
+            <w:r>
+              <w:rPr>
+                <w:rFonts w:ascii="Source Sans 3 Medium" w:hAnsi="Source Sans 3 Medium"/>
+                <w:b/>
+                <w:bCs/>
+                <w:i/>
+                <w:color w:val="101312"/>
+                <w:spacing w:val="-2"/>
+                <w:w w:val="105"/>
+                <w:sz w:val="21"/>
+                <w:szCs w:val="21"/>
+              </w:rPr>
+              <w:t>Summarise</w:t>
+            </w:r>
+            <w:proofErr w:type="spellEnd"/>
+            <w:r>
+              <w:rPr>
+                <w:rFonts w:ascii="Source Sans 3 Medium" w:hAnsi="Source Sans 3 Medium"/>
+                <w:b/>
+                <w:bCs/>
+                <w:i/>
+                <w:color w:val="101312"/>
+                <w:spacing w:val="-2"/>
+                <w:w w:val="105"/>
+                <w:sz w:val="21"/>
+                <w:szCs w:val="21"/>
+              </w:rPr>
+              <w:t xml:space="preserve"> the information by selecting and reporting the main features, and make comparisons where relevant.</w:t>
+            </w:r>
+          </w:p>
+          <w:p>
+            <w:pPr>
+              <w:rPr>
+                <w:rFonts w:ascii="Source Sans 3 Medium" w:hAnsi="Source Sans 3 Medium"/>
+                <w:b/>
+                <w:bCs/>
+                <w:color w:val="101312"/>
+                <w:spacing w:val="-2"/>
+                <w:w w:val="105"/>
+                <w:sz w:val="21"/>
+                <w:szCs w:val="21"/>
+              </w:rPr>
+            </w:pPr>
+            <w:r>
+              <w:rPr>
+                <w:rFonts w:ascii="Source Sans 3 Medium" w:hAnsi="Source Sans 3 Medium"/>
+                <w:b/>
+                <w:bCs/>
+                <w:color w:val="101312"/>
+                <w:spacing w:val="-2"/>
+                <w:w w:val="105"/>
+                <w:sz w:val="21"/>
+                <w:szCs w:val="21"/>
+              </w:rPr>
+              <w:t>Write at least 150 words.</w:t>
+            </w:r>
+          </w:p>
+          <w:p>
+            <w:pPr>
+              <w:pStyle w:val="BlankWord2"/>
+              <w:rPr>
+                <w:i/>
+                <w:iCs/>
+                <w:w w:val="105"/>
+              </w:rPr>
+            </w:pPr>
+            <w:r>
+              <w:rPr>
+                <w:i/>
+                <w:iCs/>
+                <w:w w:val="105"/>
+              </w:rPr>
+              <w:t>Sample answer</w:t>
+            </w:r>
+          </w:p>
+          <w:p>
+            <w:pPr>
+              <w:pStyle w:val="BlankWord2"/>
+              <w:rPr>
+                <w:w w:val="105"/>
+              </w:rPr>
+            </w:pPr>
+            <w:r>
+              <w:rPr>
+                <w:w w:val="105"/>
+              </w:rPr>
+              <w:t>The line graph sets out the key motivations for people relocating to the capital of a specific country between 2000 and 2015.</w:t>
+            </w:r>
+          </w:p>
+          <w:p>
+            <w:pPr>
+              <w:pStyle w:val="BlankWord2"/>
+              <w:rPr>
+                <w:w w:val="105"/>
+              </w:rPr>
+            </w:pPr>
+            <w:r>
+              <w:rPr>
+                <w:w w:val="105"/>
+              </w:rPr>
+              <w:t xml:space="preserve">Moving for the purpose of study saw the greatest rise overall, with a jump of approximately 62,000. It rose considerably in two periods-from 2000 to 2005 (by 22,000), and then again from 2010 to 2015 (by 33,000), with a </w:t>
+            </w:r>
+            <w:proofErr w:type="gramStart"/>
+            <w:r>
+              <w:rPr>
+                <w:w w:val="105"/>
+              </w:rPr>
+              <w:t>more gentle</w:t>
+            </w:r>
+            <w:proofErr w:type="gramEnd"/>
+            <w:r>
+              <w:rPr>
+                <w:w w:val="105"/>
+              </w:rPr>
+              <w:t xml:space="preserve"> growth of around 7,000 in between.</w:t>
+            </w:r>
+          </w:p>
+          <w:p>
+            <w:pPr>
+              <w:pStyle w:val="BlankWord2"/>
+              <w:rPr>
+                <w:w w:val="105"/>
+              </w:rPr>
+            </w:pPr>
+            <w:r>
+              <w:rPr>
+                <w:w w:val="105"/>
+              </w:rPr>
+              <w:t>Elsewhere, the figure of people relocating for work began at 61,000 in 2000, then peaked at 92,000 in 2010- the highest of any reason, in any year- before finishing as the joint-highest in 2015 (87,000 - on a level with those relocating in order to study). Notably, this category was the only one of the four that underwent a downturn.</w:t>
+            </w:r>
+          </w:p>
+          <w:p>
+            <w:pPr>
+              <w:pStyle w:val="BlankWord2"/>
+              <w:rPr>
+                <w:w w:val="105"/>
+              </w:rPr>
+            </w:pPr>
+            <w:r>
+              <w:rPr>
+                <w:w w:val="105"/>
+              </w:rPr>
+              <w:t>Turning to 'adventure', this category rose the most stably and steadily of all four categories, from 11,000 to 15,000 over the fifteen-year period. Meanwhile, the number of people relocating for 'family and friends' reasons climbed gently in the first five years (12,000 to 14,000), followed by an upswing to 22,000, before eventually levelling off at around 23,000 in 2015.</w:t>
+            </w:r>
+          </w:p>
+          <w:p>
+            <w:pPr>
+              <w:pStyle w:val="BlankWord2"/>
+              <w:spacing w:after="240"/>
+              <w:rPr>
+                <w:i/>
+                <w:w w:val="105"/>
+              </w:rPr>
+            </w:pPr>
+            <w:r>
+              <w:rPr>
+                <w:w w:val="105"/>
+              </w:rPr>
+              <w:t xml:space="preserve">All in all, the graph tells us that, 'employment' aside, there was an increase in each of the four reasons for moving over the period in question, with the greatest rise occurring in those citing study as the main motivating factor. (212 </w:t>
+            </w:r>
+            <w:r>
+              <w:rPr>
+                <w:i/>
+                <w:w w:val="105"/>
+              </w:rPr>
+              <w:t>words)</w:t>
+            </w:r>
+          </w:p>
+          <w:p>
+            <w:pPr>
+              <w:jc w:val="center"/>
+              <w:rPr>
+                <w:rFonts w:ascii="Source Sans 3 Medium" w:hAnsi="Source Sans 3 Medium"/>
+                <w:b/>
+                <w:bCs/>
+                <w:color w:val="101312"/>
+                <w:spacing w:val="-2"/>
+                <w:w w:val="105"/>
+                <w:sz w:val="21"/>
+                <w:szCs w:val="21"/>
+              </w:rPr>
+            </w:pPr>
+            <w:r>
+              <w:rPr>
+                <w:rFonts w:ascii="Source Sans 3 Medium" w:hAnsi="Source Sans 3 Medium"/>
+                <w:b/>
+                <w:bCs/>
+                <w:color w:val="101312"/>
+                <w:spacing w:val="-2"/>
+                <w:w w:val="105"/>
+                <w:sz w:val="21"/>
+                <w:szCs w:val="21"/>
+              </w:rPr>
+              <w:t>Survey results: reasons for moving</w:t>
+            </w:r>
+          </w:p>
+          <w:p>
+            <w:pPr>
+              <w:spacing w:line="278" w:lineRule="auto"/>
+              <w:rPr>
+                <w:rFonts w:ascii="Source Sans 3" w:hAnsi="Source Sans 3"/>
+                <w:iCs/>
+                <w:sz w:val="22"/>
+                <w:szCs w:val="22"/>
+              </w:rPr>
+            </w:pPr>
+            <w:r>
+              <w:rPr>
+                <w:rFonts w:ascii="Source Sans 3" w:hAnsi="Source Sans 3"/>
+                <w:iCs/>
+                <w:sz w:val="22"/>
+                <w:szCs w:val="22"/>
+              </w:rPr>
+              <w:drawing>
+                <wp:inline distT="0" distB="0" distL="0" distR="0" wp14:anchorId="5BB2FF48" wp14:editId="318CD96C">
+                  <wp:extent cx="6350000" cy="4319346"/>
+                  <wp:effectExtent l="0" t="0" r="0" b="5080"/>
+                  <wp:docPr id="1790113651" name="Picture 1"/>
+                  <wp:cNvGraphicFramePr>
+                    <a:graphicFrameLocks xmlns:a="http://schemas.openxmlformats.org/drawingml/2006/main" noChangeAspect="1"/>
+                  </wp:cNvGraphicFramePr>
+                  <a:graphic xmlns:a="http://schemas.openxmlformats.org/drawingml/2006/main">
+                    <a:graphicData uri="http://schemas.openxmlformats.org/drawingml/2006/picture">
+                      <pic:pic xmlns:pic="http://schemas.openxmlformats.org/drawingml/2006/picture">
+                        <pic:nvPicPr>
+                          <pic:cNvPr id="1790113651" name=""/>
+                          <pic:cNvPicPr/>
+                        </pic:nvPicPr>
+                        <pic:blipFill>
+                          <a:blip r:embed="rId15"/>
+                          <a:stretch>
+                            <a:fillRect/>
+                          </a:stretch>
+                        </pic:blipFill>
+                        <pic:spPr>
+                          <a:xfrm>
+                            <a:off x="0" y="0"/>
+                            <a:ext cx="6355919" cy="4323372"/>
+                          </a:xfrm>
+                          <a:prstGeom prst="rect">
+                            <a:avLst/>
+                          </a:prstGeom>
+                        </pic:spPr>
+                      </pic:pic>
+                    </a:graphicData>
+                  </a:graphic>
+                </wp:inline>
+              </w:drawing>
+            </w:r>
+          </w:p>
+          <w:tbl>
+            <w:tblPr>
+              <w:tblStyle w:val="TableGrid"/>
+              <w:tblW w:w="0" w:type="auto"/>
+              <w:tblLook w:val="04A0" w:firstRow="1" w:lastRow="0" w:firstColumn="1" w:lastColumn="0" w:noHBand="0" w:noVBand="1"/>
+            </w:tblPr>
+            <w:tblGrid>
+              <w:gridCol w:w="923"/>
+              <w:gridCol w:w="936"/>
+              <w:gridCol w:w="1616"/>
+              <w:gridCol w:w="992"/>
+              <w:gridCol w:w="851"/>
+              <w:gridCol w:w="992"/>
+              <w:gridCol w:w="1559"/>
+              <w:gridCol w:w="992"/>
+              <w:gridCol w:w="1134"/>
+            </w:tblGrid>
+            <w:tr>
+              <w:tc>
+                <w:tcPr>
+                  <w:tcW w:w="923" w:type="dxa"/>
+                </w:tcPr>
+                <w:p>
+                  <w:pPr>
+                    <w:spacing w:line="278" w:lineRule="auto"/>
+                    <w:rPr>
+                      <w:iCs/>
+                    </w:rPr>
+                  </w:pPr>
+                </w:p>
+              </w:tc>
+              <w:tc>
+                <w:tcPr>
+                  <w:tcW w:w="936" w:type="dxa"/>
+                  <w:vAlign w:val="center"/>
+                </w:tcPr>
+                <w:p>
+                  <w:pPr>
+                    <w:spacing w:line="278" w:lineRule="auto"/>
+                    <w:rPr>
+                      <w:iCs/>
+                    </w:rPr>
+                  </w:pPr>
+                  <w:r>
+                    <w:rPr>
+                      <w:iCs/>
+                    </w:rPr>
+                    <w:drawing>
+                      <wp:inline distT="0" distB="0" distL="0" distR="0" wp14:anchorId="49A7D2E7" wp14:editId="4652D29E">
+                        <wp:extent cx="457200" cy="200025"/>
+                        <wp:effectExtent l="0" t="0" r="0" b="9525"/>
+                        <wp:docPr id="1683524831" name="Picture 1"/>
+                        <wp:cNvGraphicFramePr>
+                          <a:graphicFrameLocks xmlns:a="http://schemas.openxmlformats.org/drawingml/2006/main" noChangeAspect="1"/>
+                        </wp:cNvGraphicFramePr>
+                        <a:graphic xmlns:a="http://schemas.openxmlformats.org/drawingml/2006/main">
+                          <a:graphicData uri="http://schemas.openxmlformats.org/drawingml/2006/picture">
+                            <pic:pic xmlns:pic="http://schemas.openxmlformats.org/drawingml/2006/picture">
+                              <pic:nvPicPr>
+                                <pic:cNvPr id="1683524831" name=""/>
+                                <pic:cNvPicPr/>
+                              </pic:nvPicPr>
+                              <pic:blipFill>
+                                <a:blip r:embed="rId16"/>
+                                <a:stretch>
+                                  <a:fillRect/>
+                                </a:stretch>
+                              </pic:blipFill>
+                              <pic:spPr>
+                                <a:xfrm>
+                                  <a:off x="0" y="0"/>
+                                  <a:ext cx="457200" cy="200025"/>
+                                </a:xfrm>
+                                <a:prstGeom prst="rect">
+                                  <a:avLst/>
+                                </a:prstGeom>
+                              </pic:spPr>
+                            </pic:pic>
+                          </a:graphicData>
+                        </a:graphic>
+                      </wp:inline>
+                    </w:drawing>
+                  </w:r>
+                </w:p>
+              </w:tc>
+              <w:tc>
+                <w:tcPr>
+                  <w:tcW w:w="1616" w:type="dxa"/>
+                  <w:vAlign w:val="center"/>
+                </w:tcPr>
+                <w:p>
+                  <w:pPr>
+                    <w:spacing w:line="278" w:lineRule="auto"/>
+                    <w:rPr>
+                      <w:iCs/>
+                    </w:rPr>
+                  </w:pPr>
+                  <w:r>
+                    <w:rPr>
+                      <w:sz w:val="20"/>
+                      <w:szCs w:val="20"/>
+                    </w:rPr>
+                    <w:t>employment</w:t>
+                  </w:r>
+                </w:p>
+              </w:tc>
+              <w:tc>
+                <w:tcPr>
+                  <w:tcW w:w="992" w:type="dxa"/>
+                  <w:vAlign w:val="center"/>
+                </w:tcPr>
+                <w:p>
+                  <w:pPr>
+                    <w:spacing w:line="278" w:lineRule="auto"/>
+                    <w:rPr>
+                      <w:iCs/>
+                    </w:rPr>
+                  </w:pPr>
+                  <w:r>
+                    <w:rPr>
+                      <w:iCs/>
+                    </w:rPr>
+                    <w:drawing>
+                      <wp:inline distT="0" distB="0" distL="0" distR="0" wp14:anchorId="0E46EC88" wp14:editId="51ECD11B">
+                        <wp:extent cx="390525" cy="219075"/>
+                        <wp:effectExtent l="0" t="0" r="9525" b="9525"/>
+                        <wp:docPr id="1435120303" name="Picture 1"/>
+                        <wp:cNvGraphicFramePr>
+                          <a:graphicFrameLocks xmlns:a="http://schemas.openxmlformats.org/drawingml/2006/main" noChangeAspect="1"/>
+                        </wp:cNvGraphicFramePr>
+                        <a:graphic xmlns:a="http://schemas.openxmlformats.org/drawingml/2006/main">
+                          <a:graphicData uri="http://schemas.openxmlformats.org/drawingml/2006/picture">
+                            <pic:pic xmlns:pic="http://schemas.openxmlformats.org/drawingml/2006/picture">
+                              <pic:nvPicPr>
+                                <pic:cNvPr id="1435120303" name=""/>
+                                <pic:cNvPicPr/>
+                              </pic:nvPicPr>
+                              <pic:blipFill>
+                                <a:blip r:embed="rId17"/>
+                                <a:stretch>
+                                  <a:fillRect/>
+                                </a:stretch>
+                              </pic:blipFill>
+                              <pic:spPr>
+                                <a:xfrm>
+                                  <a:off x="0" y="0"/>
+                                  <a:ext cx="390525" cy="219075"/>
+                                </a:xfrm>
+                                <a:prstGeom prst="rect">
+                                  <a:avLst/>
+                                </a:prstGeom>
+                              </pic:spPr>
+                            </pic:pic>
+                          </a:graphicData>
+                        </a:graphic>
+                      </wp:inline>
+                    </w:drawing>
+                  </w:r>
+                </w:p>
+              </w:tc>
+              <w:tc>
+                <w:tcPr>
+                  <w:tcW w:w="851" w:type="dxa"/>
+                  <w:vAlign w:val="center"/>
+                </w:tcPr>
+                <w:p>
+                  <w:pPr>
+                    <w:spacing w:line="278" w:lineRule="auto"/>
+                    <w:rPr>
+                      <w:iCs/>
+                    </w:rPr>
+                  </w:pPr>
+                  <w:r>
+                    <w:rPr>
+                      <w:rFonts w:ascii="Arial Narrow"/>
+                      <w:color w:val="2F2C2D"/>
+                      <w:spacing w:val="-2"/>
+                      <w:w w:val="125"/>
+                      <w:sz w:val="20"/>
+                      <w:szCs w:val="20"/>
+                    </w:rPr>
+                    <w:t>study</w:t>
+                  </w:r>
+                </w:p>
+              </w:tc>
+              <w:tc>
+                <w:tcPr>
+                  <w:tcW w:w="992" w:type="dxa"/>
+                  <w:vAlign w:val="center"/>
+                </w:tcPr>
+                <w:p>
+                  <w:pPr>
+                    <w:spacing w:line="278" w:lineRule="auto"/>
+                    <w:rPr>
+                      <w:iCs/>
+                    </w:rPr>
+                  </w:pPr>
+                  <w:r>
+                    <w:rPr>
+                      <w:iCs/>
+                    </w:rPr>
+                    <w:drawing>
+                      <wp:inline distT="0" distB="0" distL="0" distR="0" wp14:anchorId="4AD5888D" wp14:editId="7CE45DF7">
+                        <wp:extent cx="428625" cy="200025"/>
+                        <wp:effectExtent l="0" t="0" r="9525" b="9525"/>
+                        <wp:docPr id="1347516704" name="Picture 1"/>
+                        <wp:cNvGraphicFramePr>
+                          <a:graphicFrameLocks xmlns:a="http://schemas.openxmlformats.org/drawingml/2006/main" noChangeAspect="1"/>
+                        </wp:cNvGraphicFramePr>
+                        <a:graphic xmlns:a="http://schemas.openxmlformats.org/drawingml/2006/main">
+                          <a:graphicData uri="http://schemas.openxmlformats.org/drawingml/2006/picture">
+                            <pic:pic xmlns:pic="http://schemas.openxmlformats.org/drawingml/2006/picture">
+                              <pic:nvPicPr>
+                                <pic:cNvPr id="1347516704" name=""/>
+                                <pic:cNvPicPr/>
+                              </pic:nvPicPr>
+                              <pic:blipFill>
+                                <a:blip r:embed="rId18"/>
+                                <a:stretch>
+                                  <a:fillRect/>
+                                </a:stretch>
+                              </pic:blipFill>
+                              <pic:spPr>
+                                <a:xfrm>
+                                  <a:off x="0" y="0"/>
+                                  <a:ext cx="428625" cy="200025"/>
+                                </a:xfrm>
+                                <a:prstGeom prst="rect">
+                                  <a:avLst/>
+                                </a:prstGeom>
+                              </pic:spPr>
+                            </pic:pic>
+                          </a:graphicData>
+                        </a:graphic>
+                      </wp:inline>
+                    </w:drawing>
+                  </w:r>
+                </w:p>
+              </w:tc>
+              <w:tc>
+                <w:tcPr>
+                  <w:tcW w:w="1559" w:type="dxa"/>
+                  <w:vAlign w:val="center"/>
+                </w:tcPr>
+                <w:p>
+                  <w:pPr>
+                    <w:spacing w:line="278" w:lineRule="auto"/>
+                    <w:rPr>
+                      <w:iCs/>
+                    </w:rPr>
+                  </w:pPr>
+                  <w:r>
+                    <w:rPr>
+                      <w:sz w:val="20"/>
+                      <w:szCs w:val="20"/>
+                    </w:rPr>
+                    <w:t>family/friends</w:t>
+                  </w:r>
+                </w:p>
+              </w:tc>
+              <w:tc>
+                <w:tcPr>
+                  <w:tcW w:w="992" w:type="dxa"/>
+                  <w:vAlign w:val="center"/>
+                </w:tcPr>
+                <w:p>
+                  <w:pPr>
+                    <w:spacing w:line="278" w:lineRule="auto"/>
+                    <w:rPr>
+                      <w:sz w:val="20"/>
+                      <w:szCs w:val="20"/>
+                    </w:rPr>
+                  </w:pPr>
+                  <w:r>
+                    <w:rPr>
+                      <w:sz w:val="20"/>
+                      <w:szCs w:val="20"/>
+                    </w:rPr>
+                    <w:drawing>
+                      <wp:inline distT="0" distB="0" distL="0" distR="0" wp14:anchorId="0946633B" wp14:editId="6C59729F">
+                        <wp:extent cx="457200" cy="200025"/>
+                        <wp:effectExtent l="0" t="0" r="0" b="9525"/>
+                        <wp:docPr id="1519914074" name="Picture 1"/>
+                        <wp:cNvGraphicFramePr>
+                          <a:graphicFrameLocks xmlns:a="http://schemas.openxmlformats.org/drawingml/2006/main" noChangeAspect="1"/>
+                        </wp:cNvGraphicFramePr>
+                        <a:graphic xmlns:a="http://schemas.openxmlformats.org/drawingml/2006/main">
+                          <a:graphicData uri="http://schemas.openxmlformats.org/drawingml/2006/picture">
+                            <pic:pic xmlns:pic="http://schemas.openxmlformats.org/drawingml/2006/picture">
+                              <pic:nvPicPr>
+                                <pic:cNvPr id="1519914074" name=""/>
+                                <pic:cNvPicPr/>
+                              </pic:nvPicPr>
+                              <pic:blipFill>
+                                <a:blip r:embed="rId19"/>
+                                <a:stretch>
+                                  <a:fillRect/>
+                                </a:stretch>
+                              </pic:blipFill>
+                              <pic:spPr>
+                                <a:xfrm>
+                                  <a:off x="0" y="0"/>
+                                  <a:ext cx="457200" cy="200025"/>
+                                </a:xfrm>
+                                <a:prstGeom prst="rect">
+                                  <a:avLst/>
+                                </a:prstGeom>
+                              </pic:spPr>
+                            </pic:pic>
+                          </a:graphicData>
+                        </a:graphic>
+                      </wp:inline>
+                    </w:drawing>
+                  </w:r>
+                </w:p>
+              </w:tc>
+              <w:tc>
+                <w:tcPr>
+                  <w:tcW w:w="1134" w:type="dxa"/>
+                  <w:vAlign w:val="center"/>
+                </w:tcPr>
+                <w:p>
+                  <w:pPr>
+                    <w:spacing w:line="278" w:lineRule="auto"/>
+                    <w:rPr>
+                      <w:sz w:val="20"/>
+                      <w:szCs w:val="20"/>
+                    </w:rPr>
+                  </w:pPr>
+                  <w:r>
+                    <w:rPr>
+                      <w:sz w:val="20"/>
+                      <w:szCs w:val="20"/>
+                    </w:rPr>
+                    <w:t>adventure</w:t>
+                  </w:r>
+                </w:p>
+              </w:tc>
+            </w:tr>
+          </w:tbl>
+          <w:p>
+            <w:pPr>
+              <w:spacing w:line="278" w:lineRule="auto"/>
+              <w:rPr>
+                <w:rFonts w:ascii="Source Sans 3" w:hAnsi="Source Sans 3"/>
+                <w:iCs/>
+                <w:sz w:val="22"/>
+                <w:szCs w:val="22"/>
+              </w:rPr>
+            </w:pPr>
+          </w:p>
+        </w:tc>
+      </w:tr>
+    </w:tbl>
+    <w:p>
+      <w:pPr>
+        <w:rPr>
+          <w:rFonts w:ascii="Source Sans 3" w:hAnsi="Source Sans 3"/>
+        </w:rPr>
+      </w:pPr>
+      <w:r>
+        <w:rPr>
+          <w:rFonts w:ascii="Source Sans 3" w:hAnsi="Source Sans 3"/>
+        </w:rPr>
+        <w:br w:type="page"/>
+      </w:r>
+    </w:p>
+    <w:tbl>
+      <w:tblPr>
+        <w:tblStyle w:val="DottedTable"/>
+        <w:tblW w:w="14312" w:type="dxa"/>
+        <w:tblLook w:val="04A0" w:firstRow="1" w:lastRow="0" w:firstColumn="1" w:lastColumn="0" w:noHBand="0" w:noVBand="1"/>
+      </w:tblPr>
+      <w:tblGrid>
+        <w:gridCol w:w="14312"/>
+      </w:tblGrid>
+      <w:tr>
+        <w:tc>
+          <w:tcPr>
+            <w:tcW w:w="14312" w:type="dxa"/>
+            <w:shd w:val="clear" w:color="auto" w:fill="FFFF00"/>
+          </w:tcPr>
+          <w:p>
+            <w:pPr>
+              <w:rPr>
+                <w:rFonts w:ascii="Source Sans 3 ExtraBold" w:hAnsi="Source Sans 3 ExtraBold" w:cstheme="majorBidi"/>
+                <w:b/>
+                <w:bCs/>
+                <w:sz w:val="32"/>
+                <w:szCs w:val="32"/>
+              </w:rPr>
+            </w:pPr>
+            <w:r>
+              <w:rPr>
+                <w:rFonts w:ascii="Source Sans 3 ExtraBold" w:hAnsi="Source Sans 3 ExtraBold"/>
+                <w:b/>
+                <w:bCs/>
+                <w:sz w:val="32"/>
+                <w:szCs w:val="32"/>
+              </w:rPr>
+              <w:lastRenderedPageBreak/>
+              <w:t>UNIT/01: URBAN AND RURAL LIFE</w:t>
+            </w:r>
+          </w:p>
+          <w:p>
+            <w:pPr>
+              <w:rPr>
+                <w:rFonts w:ascii="Source Sans 3 Black" w:hAnsi="Source Sans 3 Black" w:cstheme="majorBidi"/>
+                <w:b/>
+                <w:bCs/>
+                <w:color w:val="FFFFFF" w:themeColor="background1"/>
+                <w:sz w:val="88"/>
+                <w:szCs w:val="88"/>
+              </w:rPr>
+            </w:pPr>
+            <w:r>
+              <w:rPr>
+                <w:rFonts w:ascii="Source Sans 3 Black" w:hAnsi="Source Sans 3 Black"/>
+                <w:b/>
+                <w:bCs/>
+                <w:color w:val="FFFFFF" w:themeColor="background1"/>
+                <w:sz w:val="88"/>
+                <w:szCs w:val="88"/>
+              </w:rPr>
+              <w:t>LISTENING</w:t>
+            </w:r>
+          </w:p>
+          <w:p>
+            <w:pPr>
+              <w:rPr>
+                <w:rFonts w:ascii="Source Sans 3 Bold" w:hAnsi="Source Sans 3 Bold"/>
+                <w:b/>
+                <w:bCs/>
+                <w:caps/>
+                <w:sz w:val="22"/>
+                <w:szCs w:val="22"/>
+              </w:rPr>
+            </w:pPr>
+            <w:r>
+              <w:rPr>
+                <w:rFonts w:ascii="Source Sans 3 Bold" w:hAnsi="Source Sans 3 Bold"/>
+                <w:b/>
+                <w:bCs/>
+                <w:caps/>
+                <w:sz w:val="22"/>
+                <w:szCs w:val="22"/>
+              </w:rPr>
+              <w:t>IN THIS unIT YOU WILL</w:t>
+            </w:r>
+            <w:r>
+              <w:rPr>
+                <w:rFonts w:ascii="Source Sans 3 Bold" w:hAnsi="Source Sans 3 Bold"/>
+                <w:b/>
+                <w:bCs/>
+                <w:caps/>
+                <w:sz w:val="22"/>
+                <w:szCs w:val="22"/>
+              </w:rPr>
+              <w:br/>
+              <w:t>LEARN HOW TO</w:t>
+            </w:r>
+          </w:p>
+          <w:p>
+            <w:pPr>
+              <w:pStyle w:val="ListParagraph"/>
+              <w:numPr>
+                <w:ilvl w:val="0"/>
+                <w:numId w:val="12"/>
+              </w:numPr>
+              <w:rPr>
+                <w:rFonts w:ascii="Source Sans 3" w:hAnsi="Source Sans 3" w:cs="B Zar"/>
+                <w:sz w:val="21"/>
+                <w:szCs w:val="21"/>
+              </w:rPr>
+            </w:pPr>
+            <w:r>
+              <w:rPr>
+                <w:rFonts w:ascii="Source Sans 3" w:hAnsi="Source Sans 3" w:cs="B Zar"/>
+                <w:sz w:val="21"/>
+                <w:szCs w:val="21"/>
+              </w:rPr>
+              <w:t>successfully deal with Section 1 form completion tasks</w:t>
+            </w:r>
+          </w:p>
+          <w:p>
+            <w:pPr>
+              <w:pStyle w:val="ListParagraph"/>
+              <w:numPr>
+                <w:ilvl w:val="0"/>
+                <w:numId w:val="12"/>
+              </w:numPr>
+              <w:rPr>
+                <w:rFonts w:ascii="Source Sans 3" w:hAnsi="Source Sans 3" w:cs="B Zar"/>
+                <w:sz w:val="21"/>
+                <w:szCs w:val="21"/>
+              </w:rPr>
+            </w:pPr>
+            <w:r>
+              <w:rPr>
+                <w:rFonts w:ascii="Source Sans 3" w:hAnsi="Source Sans 3" w:cs="B Zar"/>
+                <w:sz w:val="21"/>
+                <w:szCs w:val="21"/>
+              </w:rPr>
+              <w:t>correctly understand names and numbers</w:t>
+            </w:r>
+          </w:p>
+          <w:p>
+            <w:pPr>
+              <w:pStyle w:val="ListParagraph"/>
+              <w:numPr>
+                <w:ilvl w:val="0"/>
+                <w:numId w:val="12"/>
+              </w:numPr>
+              <w:rPr>
+                <w:rFonts w:ascii="Source Sans 3" w:hAnsi="Source Sans 3" w:cs="B Zar"/>
+                <w:sz w:val="21"/>
+                <w:szCs w:val="21"/>
+              </w:rPr>
+            </w:pPr>
+            <w:r>
+              <w:rPr>
+                <w:rFonts w:ascii="Source Sans 3" w:hAnsi="Source Sans 3" w:cs="B Zar"/>
+                <w:sz w:val="21"/>
+                <w:szCs w:val="21"/>
+              </w:rPr>
+              <w:t>develop your paraphrasing skills for multiple-choice questions</w:t>
+            </w:r>
+          </w:p>
+          <w:p>
+            <w:pPr>
+              <w:pStyle w:val="ListParagraph"/>
+              <w:numPr>
+                <w:ilvl w:val="0"/>
+                <w:numId w:val="12"/>
+              </w:numPr>
+              <w:rPr>
+                <w:rFonts w:cs="B Zar"/>
+              </w:rPr>
+            </w:pPr>
+            <w:r>
+              <w:rPr>
+                <w:rFonts w:ascii="Source Sans 3" w:hAnsi="Source Sans 3" w:cs="B Zar"/>
+                <w:sz w:val="21"/>
+                <w:szCs w:val="21"/>
+              </w:rPr>
+              <w:t>understand and use future time conditionals.</w:t>
+            </w:r>
+          </w:p>
+        </w:tc>
+      </w:tr>
+    </w:tbl>
+    <w:p>
+      <w:pPr>
+        <w:spacing w:before="240" w:after="0"/>
+        <w:rPr>
+          <w:rFonts w:ascii="Source Sans 3" w:hAnsi="Source Sans 3"/>
+          <w:b/>
+          <w:bCs/>
+          <w:shd w:val="clear" w:color="auto" w:fill="FFFF00"/>
+          <w:rtl/>
+        </w:rPr>
+      </w:pPr>
+      <w:r>
+        <w:rPr>
+          <w:rFonts w:ascii="Source Sans 3" w:hAnsi="Source Sans 3"/>
+          <w:b/>
+          <w:bCs/>
+          <w:bdr w:val="single" w:sz="4" w:space="0" w:color="auto"/>
+          <w:shd w:val="clear" w:color="auto" w:fill="FFFF00"/>
+        </w:rPr>
+        <w:t>Lead-in</w:t>
+      </w:r>
+    </w:p>
+    <w:tbl>
+      <w:tblPr>
+        <w:tblStyle w:val="DottedTable"/>
+        <w:tblW w:w="14312" w:type="dxa"/>
+        <w:tblLook w:val="04A0" w:firstRow="1" w:lastRow="0" w:firstColumn="1" w:lastColumn="0" w:noHBand="0" w:noVBand="1"/>
+      </w:tblPr>
+      <w:tblGrid>
+        <w:gridCol w:w="562"/>
+        <w:gridCol w:w="13750"/>
+      </w:tblGrid>
+      <w:tr>
+        <w:tc>
+          <w:tcPr>
+            <w:tcW w:w="562" w:type="dxa"/>
+          </w:tcPr>
+          <w:p>
+            <w:pPr>
+              <w:rPr>
+                <w:rFonts w:ascii="Source Sans 3" w:hAnsi="Source Sans 3"/>
+                <w:b/>
+                <w:bCs/>
+                <w:bdr w:val="single" w:sz="12" w:space="0" w:color="FFFF00"/>
+              </w:rPr>
+            </w:pPr>
+            <w:r>
+              <w:rPr>
+                <w:rFonts w:ascii="Source Sans 3" w:hAnsi="Source Sans 3"/>
+                <w:b/>
+                <w:bCs/>
+                <w:bdr w:val="single" w:sz="18" w:space="0" w:color="FFFF00"/>
+              </w:rPr>
+              <w:t>01</w:t>
+            </w:r>
+          </w:p>
+        </w:tc>
+        <w:tc>
+          <w:tcPr>
+            <w:tcW w:w="13750" w:type="dxa"/>
+          </w:tcPr>
+          <w:p>
+            <w:pPr>
+              <w:rPr>
+                <w:rFonts w:ascii="Source Sans 3 Medium" w:hAnsi="Source Sans 3 Medium"/>
+                <w:b/>
+                <w:bCs/>
+                <w:sz w:val="21"/>
+                <w:szCs w:val="21"/>
+              </w:rPr>
+            </w:pPr>
+            <w:r>
+              <w:rPr>
+                <w:rFonts w:ascii="Source Sans 3 Medium" w:hAnsi="Source Sans 3 Medium"/>
+                <w:b/>
+                <w:bCs/>
+                <w:sz w:val="21"/>
+                <w:szCs w:val="21"/>
+              </w:rPr>
+              <w:t>Read the paragraph below about the island of Mallorca. With a partner, discuss why some of the underlined nouns are preceded by the, and others have no article. Do you know any other article rules for geographical features?</w:t>
+            </w:r>
+          </w:p>
+          <w:p>
+            <w:pPr>
+              <w:pStyle w:val="BlankWord2"/>
+            </w:pPr>
+            <w:r>
+              <w:t>No article used for:</w:t>
+            </w:r>
+          </w:p>
+          <w:p>
+            <w:pPr>
+              <w:pStyle w:val="BlankWord2"/>
+            </w:pPr>
+            <w:r>
+              <w:t xml:space="preserve">individual islands: e.g. </w:t>
+            </w:r>
+            <w:r>
+              <w:rPr>
+                <w:i/>
+              </w:rPr>
+              <w:t>Mal</w:t>
+            </w:r>
+            <w:r>
+              <w:rPr>
+                <w:i/>
+              </w:rPr>
+              <w:t>l</w:t>
+            </w:r>
+            <w:r>
+              <w:rPr>
+                <w:i/>
+              </w:rPr>
+              <w:t>orca</w:t>
+            </w:r>
+          </w:p>
+          <w:p>
+            <w:pPr>
+              <w:pStyle w:val="BlankWord2"/>
+              <w:rPr>
+                <w:i/>
+              </w:rPr>
+            </w:pPr>
+            <w:r>
+              <w:t xml:space="preserve">names of most countries: e.g. </w:t>
+            </w:r>
+            <w:r>
+              <w:rPr>
+                <w:i/>
+              </w:rPr>
+              <w:t>Spain, France, Germany, China</w:t>
+            </w:r>
+          </w:p>
+          <w:p>
+            <w:pPr>
+              <w:pStyle w:val="BlankWord2"/>
+              <w:rPr>
+                <w:i/>
+              </w:rPr>
+            </w:pPr>
+            <w:r>
+              <w:t xml:space="preserve">names of beaches: </w:t>
+            </w:r>
+            <w:r>
+              <w:rPr>
+                <w:i/>
+              </w:rPr>
+              <w:t>Alcudia Beach</w:t>
+            </w:r>
+          </w:p>
+          <w:p>
+            <w:pPr>
+              <w:pStyle w:val="BlankWord2"/>
+              <w:rPr>
+                <w:i/>
+              </w:rPr>
+            </w:pPr>
+            <w:r>
+              <w:t xml:space="preserve">names of cities/towns/regions: </w:t>
+            </w:r>
+            <w:r>
+              <w:rPr>
+                <w:i/>
+              </w:rPr>
+              <w:t xml:space="preserve">Palma de Mallorca, </w:t>
+            </w:r>
+            <w:proofErr w:type="spellStart"/>
+            <w:r>
+              <w:rPr>
+                <w:i/>
+              </w:rPr>
+              <w:t>Algaida</w:t>
+            </w:r>
+            <w:proofErr w:type="spellEnd"/>
+            <w:r>
+              <w:rPr>
+                <w:i/>
+              </w:rPr>
+              <w:t>,</w:t>
+            </w:r>
+          </w:p>
+          <w:p>
+            <w:pPr>
+              <w:pStyle w:val="BlankWord2"/>
+              <w:rPr>
+                <w:i/>
+              </w:rPr>
+            </w:pPr>
+            <w:proofErr w:type="spellStart"/>
+            <w:r>
+              <w:rPr>
+                <w:i/>
+              </w:rPr>
+              <w:t>Binissalem</w:t>
+            </w:r>
+            <w:proofErr w:type="spellEnd"/>
+          </w:p>
+          <w:p>
+            <w:pPr>
+              <w:pStyle w:val="BlankWord2"/>
+              <w:rPr>
+                <w:i/>
+              </w:rPr>
+            </w:pPr>
+            <w:r>
+              <w:t xml:space="preserve">names of mountains: </w:t>
+            </w:r>
+            <w:r>
+              <w:rPr>
+                <w:i/>
+              </w:rPr>
+              <w:t>Mount Everest, Mont Blanc</w:t>
+            </w:r>
+          </w:p>
+          <w:p>
+            <w:pPr>
+              <w:pStyle w:val="BlankWord2"/>
+            </w:pPr>
+            <w:r>
+              <w:t>Use 'the' for:</w:t>
+            </w:r>
+          </w:p>
+          <w:p>
+            <w:pPr>
+              <w:pStyle w:val="BlankWord2"/>
+              <w:rPr>
+                <w:i/>
+              </w:rPr>
+            </w:pPr>
+            <w:r>
+              <w:t xml:space="preserve">groups of islands: </w:t>
+            </w:r>
+            <w:r>
+              <w:rPr>
+                <w:i/>
+              </w:rPr>
+              <w:t>the Balearic Islands</w:t>
+            </w:r>
+          </w:p>
+          <w:p>
+            <w:pPr>
+              <w:pStyle w:val="BlankWord2"/>
+              <w:rPr>
+                <w:i/>
+              </w:rPr>
+            </w:pPr>
+            <w:r>
+              <w:t xml:space="preserve">coastal areas: </w:t>
+            </w:r>
+            <w:r>
+              <w:rPr>
+                <w:i/>
+              </w:rPr>
+              <w:t>the Valencian Coast</w:t>
+            </w:r>
+          </w:p>
+          <w:p>
+            <w:pPr>
+              <w:pStyle w:val="BlankWord2"/>
+              <w:rPr>
+                <w:i/>
+              </w:rPr>
+            </w:pPr>
+            <w:r>
+              <w:t xml:space="preserve">oceans and seas: </w:t>
+            </w:r>
+            <w:r>
+              <w:rPr>
+                <w:i/>
+              </w:rPr>
+              <w:t>the Mediterranean Sea, the Persian Gulf</w:t>
+            </w:r>
+          </w:p>
+          <w:p>
+            <w:pPr>
+              <w:pStyle w:val="BlankWord2"/>
+              <w:rPr>
+                <w:i/>
+              </w:rPr>
+            </w:pPr>
+            <w:r>
+              <w:t xml:space="preserve">nationalities: </w:t>
+            </w:r>
+            <w:r>
+              <w:rPr>
+                <w:i/>
+              </w:rPr>
+              <w:t>the Spanish, the Omanis, the Chinese</w:t>
+            </w:r>
+          </w:p>
+          <w:p>
+            <w:pPr>
+              <w:pStyle w:val="BlankWord2"/>
+              <w:rPr>
+                <w:i/>
+              </w:rPr>
+            </w:pPr>
+            <w:r>
+              <w:t xml:space="preserve">countries which are Republics, Kingdoms or Unions: </w:t>
+            </w:r>
+            <w:proofErr w:type="gramStart"/>
+            <w:r>
+              <w:rPr>
+                <w:i/>
+              </w:rPr>
+              <w:t>the</w:t>
+            </w:r>
+            <w:proofErr w:type="gramEnd"/>
+            <w:r>
+              <w:rPr>
+                <w:i/>
+              </w:rPr>
+              <w:t xml:space="preserve"> Republic of China, the United Kingdom (the UK), the United States of</w:t>
+            </w:r>
+            <w:r>
+              <w:rPr>
+                <w:i/>
+              </w:rPr>
+              <w:t xml:space="preserve"> </w:t>
+            </w:r>
+            <w:r>
+              <w:rPr>
+                <w:i/>
+              </w:rPr>
+              <w:t>America (the USA)</w:t>
+            </w:r>
+          </w:p>
+          <w:p>
+            <w:pPr>
+              <w:pStyle w:val="BlankWord2"/>
+              <w:rPr>
+                <w:i/>
+              </w:rPr>
+            </w:pPr>
+            <w:r>
+              <w:t xml:space="preserve">mountain ranges: </w:t>
+            </w:r>
+            <w:r>
+              <w:rPr>
+                <w:i/>
+              </w:rPr>
+              <w:t xml:space="preserve">the </w:t>
+            </w:r>
+            <w:proofErr w:type="spellStart"/>
+            <w:r>
+              <w:rPr>
+                <w:i/>
+              </w:rPr>
+              <w:t>Tramuntanas</w:t>
+            </w:r>
+            <w:proofErr w:type="spellEnd"/>
+            <w:r>
+              <w:rPr>
+                <w:i/>
+              </w:rPr>
+              <w:t>, the Himalayas</w:t>
+            </w:r>
+          </w:p>
+          <w:p>
+            <w:pPr>
+              <w:pStyle w:val="BlankWord2"/>
+              <w:rPr>
+                <w:i/>
+              </w:rPr>
+            </w:pPr>
+            <w:r>
+              <w:t xml:space="preserve">geographical areas: </w:t>
+            </w:r>
+            <w:r>
+              <w:rPr>
+                <w:i/>
+              </w:rPr>
+              <w:t>the northeast, the southwest</w:t>
+            </w:r>
+          </w:p>
+          <w:p>
+            <w:pPr>
+              <w:pStyle w:val="BlankWord2"/>
+              <w:spacing w:after="240"/>
+            </w:pPr>
+            <w:r>
+              <w:t xml:space="preserve">Other geographical </w:t>
+            </w:r>
+            <w:proofErr w:type="spellStart"/>
+            <w:proofErr w:type="gramStart"/>
+            <w:r>
+              <w:t>features:lakes</w:t>
+            </w:r>
+            <w:proofErr w:type="spellEnd"/>
+            <w:proofErr w:type="gramEnd"/>
+            <w:r>
+              <w:t xml:space="preserve">: no article, usually begins with the word Lake </w:t>
+            </w:r>
+            <w:r>
+              <w:rPr>
+                <w:i/>
+              </w:rPr>
+              <w:t xml:space="preserve">(Lake Windermere) </w:t>
+            </w:r>
+            <w:r>
+              <w:t xml:space="preserve">rivers: definite article before name of </w:t>
+            </w:r>
+            <w:proofErr w:type="spellStart"/>
+            <w:proofErr w:type="gramStart"/>
+            <w:r>
+              <w:t>river.Capitalise</w:t>
+            </w:r>
+            <w:proofErr w:type="spellEnd"/>
+            <w:proofErr w:type="gramEnd"/>
+            <w:r>
+              <w:t xml:space="preserve"> the word 'river' or it can be omitted </w:t>
+            </w:r>
+            <w:r>
+              <w:rPr>
+                <w:i/>
+              </w:rPr>
+              <w:t>(the Thames, the River Thames).</w:t>
+            </w:r>
+          </w:p>
+          <w:p>
+            <w:pPr>
+              <w:rPr>
+                <w:rFonts w:ascii="Source Sans 3" w:hAnsi="Source Sans 3"/>
+                <w:sz w:val="21"/>
+                <w:szCs w:val="21"/>
+              </w:rPr>
+            </w:pPr>
+            <w:r>
+              <w:rPr>
+                <w:rFonts w:ascii="Source Sans 3" w:hAnsi="Source Sans 3"/>
+                <w:sz w:val="21"/>
+                <w:szCs w:val="21"/>
+                <w:u w:val="single"/>
+              </w:rPr>
+              <w:t>Mallorca</w:t>
+            </w:r>
+            <w:r>
+              <w:rPr>
+                <w:rFonts w:ascii="Source Sans 3" w:hAnsi="Source Sans 3"/>
+                <w:sz w:val="21"/>
+                <w:szCs w:val="21"/>
+              </w:rPr>
+              <w:t xml:space="preserve">, the biggest of </w:t>
+            </w:r>
+            <w:r>
+              <w:rPr>
+                <w:rFonts w:ascii="Source Sans 3" w:hAnsi="Source Sans 3"/>
+                <w:sz w:val="21"/>
+                <w:szCs w:val="21"/>
+                <w:u w:val="single"/>
+              </w:rPr>
+              <w:t>the Balearic Islands</w:t>
+            </w:r>
+            <w:r>
+              <w:rPr>
+                <w:rFonts w:ascii="Source Sans 3" w:hAnsi="Source Sans 3"/>
+                <w:sz w:val="21"/>
+                <w:szCs w:val="21"/>
+              </w:rPr>
+              <w:t xml:space="preserve">, is situated in </w:t>
+            </w:r>
+            <w:r>
+              <w:rPr>
+                <w:rFonts w:ascii="Source Sans 3" w:hAnsi="Source Sans 3"/>
+                <w:sz w:val="21"/>
+                <w:szCs w:val="21"/>
+                <w:u w:val="single"/>
+              </w:rPr>
+              <w:t>the Mediterranean Sea</w:t>
+            </w:r>
+            <w:r>
+              <w:rPr>
+                <w:rFonts w:ascii="Source Sans 3" w:hAnsi="Source Sans 3"/>
+                <w:sz w:val="21"/>
+                <w:szCs w:val="21"/>
+              </w:rPr>
+              <w:t xml:space="preserve">, some 300km from </w:t>
+            </w:r>
+            <w:r>
+              <w:rPr>
+                <w:rFonts w:ascii="Source Sans 3" w:hAnsi="Source Sans 3"/>
+                <w:sz w:val="21"/>
+                <w:szCs w:val="21"/>
+                <w:u w:val="single"/>
+              </w:rPr>
+              <w:t>the Valencian coast</w:t>
+            </w:r>
+            <w:r>
+              <w:rPr>
+                <w:rFonts w:ascii="Source Sans 3" w:hAnsi="Source Sans 3"/>
+                <w:sz w:val="21"/>
+                <w:szCs w:val="21"/>
+              </w:rPr>
+              <w:t xml:space="preserve"> of </w:t>
+            </w:r>
+            <w:r>
+              <w:rPr>
+                <w:rFonts w:ascii="Source Sans 3" w:hAnsi="Source Sans 3"/>
+                <w:sz w:val="21"/>
+                <w:szCs w:val="21"/>
+                <w:u w:val="single"/>
+              </w:rPr>
+              <w:t>Spain</w:t>
+            </w:r>
+            <w:r>
+              <w:rPr>
+                <w:rFonts w:ascii="Source Sans 3" w:hAnsi="Source Sans 3"/>
+                <w:sz w:val="21"/>
+                <w:szCs w:val="21"/>
+              </w:rPr>
+              <w:t xml:space="preserve">, and is an exciting mix of urban energy, rural adventure and coastal calm. Although it isn't popular with </w:t>
+            </w:r>
+            <w:r>
+              <w:rPr>
+                <w:rFonts w:ascii="Source Sans 3" w:hAnsi="Source Sans 3"/>
+                <w:sz w:val="21"/>
+                <w:szCs w:val="21"/>
+                <w:u w:val="single"/>
+              </w:rPr>
+              <w:t>the Spanish</w:t>
+            </w:r>
+            <w:r>
+              <w:rPr>
+                <w:rFonts w:ascii="Source Sans 3" w:hAnsi="Source Sans 3"/>
+                <w:sz w:val="21"/>
+                <w:szCs w:val="21"/>
+              </w:rPr>
+              <w:t xml:space="preserve"> as a tourist destination, it annually welcomes people from all over </w:t>
+            </w:r>
+            <w:r>
+              <w:rPr>
+                <w:rFonts w:ascii="Source Sans 3" w:hAnsi="Source Sans 3"/>
+                <w:sz w:val="21"/>
+                <w:szCs w:val="21"/>
+                <w:u w:val="single"/>
+              </w:rPr>
+              <w:t>Europe</w:t>
+            </w:r>
+            <w:r>
+              <w:rPr>
+                <w:rFonts w:ascii="Source Sans 3" w:hAnsi="Source Sans 3"/>
+                <w:sz w:val="21"/>
+                <w:szCs w:val="21"/>
+              </w:rPr>
+              <w:t xml:space="preserve"> (particularly from </w:t>
+            </w:r>
+            <w:r>
+              <w:rPr>
+                <w:rFonts w:ascii="Source Sans 3" w:hAnsi="Source Sans 3"/>
+                <w:sz w:val="21"/>
+                <w:szCs w:val="21"/>
+                <w:u w:val="single"/>
+              </w:rPr>
+              <w:t>the United Kingdom, France</w:t>
+            </w:r>
+            <w:r>
+              <w:rPr>
+                <w:rFonts w:ascii="Source Sans 3" w:hAnsi="Source Sans 3"/>
+                <w:sz w:val="21"/>
+                <w:szCs w:val="21"/>
+              </w:rPr>
+              <w:t xml:space="preserve"> and </w:t>
+            </w:r>
+            <w:r>
+              <w:rPr>
+                <w:rFonts w:ascii="Source Sans 3" w:hAnsi="Source Sans 3"/>
+                <w:sz w:val="21"/>
+                <w:szCs w:val="21"/>
+                <w:u w:val="single"/>
+              </w:rPr>
+              <w:t>Germany</w:t>
+            </w:r>
+            <w:r>
+              <w:rPr>
+                <w:rFonts w:ascii="Source Sans 3" w:hAnsi="Source Sans 3"/>
+                <w:sz w:val="21"/>
+                <w:szCs w:val="21"/>
+              </w:rPr>
+              <w:t xml:space="preserve">), who may head for </w:t>
+            </w:r>
+            <w:r>
+              <w:rPr>
+                <w:rFonts w:ascii="Source Sans 3" w:hAnsi="Source Sans 3"/>
+                <w:sz w:val="21"/>
+                <w:szCs w:val="21"/>
+                <w:u w:val="single"/>
+              </w:rPr>
+              <w:t>Alcudia Beach</w:t>
+            </w:r>
+            <w:r>
+              <w:rPr>
+                <w:rFonts w:ascii="Source Sans 3" w:hAnsi="Source Sans 3"/>
+                <w:sz w:val="21"/>
+                <w:szCs w:val="21"/>
+              </w:rPr>
+              <w:t xml:space="preserve">, or go hiking in the </w:t>
+            </w:r>
+            <w:proofErr w:type="spellStart"/>
+            <w:r>
+              <w:rPr>
+                <w:rFonts w:ascii="Source Sans 3" w:hAnsi="Source Sans 3"/>
+                <w:sz w:val="21"/>
+                <w:szCs w:val="21"/>
+              </w:rPr>
+              <w:t>Tramuntanas</w:t>
+            </w:r>
+            <w:proofErr w:type="spellEnd"/>
+            <w:r>
+              <w:rPr>
+                <w:rFonts w:ascii="Source Sans 3" w:hAnsi="Source Sans 3"/>
+                <w:sz w:val="21"/>
+                <w:szCs w:val="21"/>
+              </w:rPr>
+              <w:t xml:space="preserve">, a mountain range that runs from </w:t>
+            </w:r>
+            <w:r>
+              <w:rPr>
+                <w:rFonts w:ascii="Source Sans 3" w:hAnsi="Source Sans 3"/>
+                <w:sz w:val="21"/>
+                <w:szCs w:val="21"/>
+                <w:u w:val="single"/>
+              </w:rPr>
+              <w:t>the northeast</w:t>
+            </w:r>
+            <w:r>
+              <w:rPr>
+                <w:rFonts w:ascii="Source Sans 3" w:hAnsi="Source Sans 3"/>
+                <w:sz w:val="21"/>
+                <w:szCs w:val="21"/>
+              </w:rPr>
+              <w:t xml:space="preserve"> to </w:t>
+            </w:r>
+            <w:r>
+              <w:rPr>
+                <w:rFonts w:ascii="Source Sans 3" w:hAnsi="Source Sans 3"/>
+                <w:sz w:val="21"/>
+                <w:szCs w:val="21"/>
+                <w:u w:val="single"/>
+              </w:rPr>
+              <w:t>the southwest</w:t>
+            </w:r>
+            <w:r>
+              <w:rPr>
+                <w:rFonts w:ascii="Source Sans 3" w:hAnsi="Source Sans 3"/>
+                <w:sz w:val="21"/>
+                <w:szCs w:val="21"/>
+              </w:rPr>
+              <w:t xml:space="preserve"> of the island. The busy capital city, </w:t>
+            </w:r>
+            <w:r>
+              <w:rPr>
+                <w:rFonts w:ascii="Source Sans 3" w:hAnsi="Source Sans 3"/>
+                <w:sz w:val="21"/>
+                <w:szCs w:val="21"/>
+                <w:u w:val="single"/>
+              </w:rPr>
+              <w:t>Palma de Mallorca</w:t>
+            </w:r>
+            <w:r>
+              <w:rPr>
+                <w:rFonts w:ascii="Source Sans 3" w:hAnsi="Source Sans 3"/>
+                <w:sz w:val="21"/>
+                <w:szCs w:val="21"/>
+              </w:rPr>
+              <w:t xml:space="preserve">, contrasts entirely with the traditional rural towns and villages in the heart of the island, such as </w:t>
+            </w:r>
+            <w:proofErr w:type="spellStart"/>
+            <w:r>
+              <w:rPr>
+                <w:rFonts w:ascii="Source Sans 3" w:hAnsi="Source Sans 3"/>
+                <w:sz w:val="21"/>
+                <w:szCs w:val="21"/>
+                <w:u w:val="single"/>
+              </w:rPr>
+              <w:t>Algaida</w:t>
+            </w:r>
+            <w:proofErr w:type="spellEnd"/>
+            <w:r>
+              <w:rPr>
+                <w:rFonts w:ascii="Source Sans 3" w:hAnsi="Source Sans 3"/>
+                <w:sz w:val="21"/>
+                <w:szCs w:val="21"/>
+              </w:rPr>
+              <w:t xml:space="preserve"> or </w:t>
+            </w:r>
+            <w:proofErr w:type="spellStart"/>
+            <w:r>
+              <w:rPr>
+                <w:rFonts w:ascii="Source Sans 3" w:hAnsi="Source Sans 3"/>
+                <w:sz w:val="21"/>
+                <w:szCs w:val="21"/>
+                <w:u w:val="single"/>
+              </w:rPr>
+              <w:t>Binissalem</w:t>
+            </w:r>
+            <w:proofErr w:type="spellEnd"/>
+            <w:r>
+              <w:rPr>
+                <w:rFonts w:ascii="Source Sans 3" w:hAnsi="Source Sans 3"/>
+                <w:sz w:val="21"/>
+                <w:szCs w:val="21"/>
+              </w:rPr>
+              <w:t>.</w:t>
+            </w:r>
+          </w:p>
+          <w:p>
+            <w:pPr>
+              <w:pStyle w:val="BlankWord2"/>
+              <w:rPr>
+                <w:rStyle w:val="BlankWord1"/>
+                <w:rtl/>
+                <w:lang w:bidi="fa-IR"/>
+              </w:rPr>
+            </w:pPr>
+          </w:p>
+        </w:tc>
+      </w:tr>
+      <w:tr>
+        <w:tc>
+          <w:tcPr>
+            <w:tcW w:w="562" w:type="dxa"/>
+            <w:vAlign w:val="center"/>
+          </w:tcPr>
+          <w:p>
+            <w:pPr>
+              <w:rPr>
+                <w:rFonts w:ascii="Source Sans 3" w:hAnsi="Source Sans 3"/>
+                <w:b/>
+                <w:bCs/>
+                <w:bdr w:val="single" w:sz="12" w:space="0" w:color="FFFF00"/>
+              </w:rPr>
+            </w:pPr>
+            <w:r>
+              <w:rPr>
+                <w:rFonts w:ascii="Source Sans 3" w:hAnsi="Source Sans 3"/>
+                <w:b/>
+                <w:bCs/>
+                <w:bdr w:val="single" w:sz="18" w:space="0" w:color="FFFF00"/>
+              </w:rPr>
+              <w:t>02</w:t>
+            </w:r>
+          </w:p>
+          <w:p>
+            <w:pPr>
+              <w:jc w:val="center"/>
+            </w:pPr>
+            <w:hyperlink r:id="rId20" w:history="1">
+              <w:r>
+                <w:rPr>
+                  <w:rStyle w:val="Hyperlink"/>
+                  <w:rFonts w:ascii="Source Sans 3" w:hAnsi="Source Sans 3"/>
+                  <w:b/>
+                  <w:bCs/>
+                </w:rPr>
+                <w:t>25</w:t>
+              </w:r>
+            </w:hyperlink>
+          </w:p>
+        </w:tc>
+        <w:tc>
+          <w:tcPr>
+            <w:tcW w:w="13750" w:type="dxa"/>
+          </w:tcPr>
+          <w:p>
+            <w:r>
+              <w:rPr>
+                <w:rFonts w:ascii="Source Sans 3 Medium" w:hAnsi="Source Sans 3 Medium"/>
+                <w:b/>
+                <w:bCs/>
+                <w:sz w:val="21"/>
+                <w:szCs w:val="21"/>
+              </w:rPr>
+              <w:t>Think of a geographical area in your country and write a short paragraph like the one above, paying special attention to the correct use of articles. Swap your paragraph with a partner and correct each other's work where necessary.</w:t>
+            </w:r>
+          </w:p>
+        </w:tc>
+      </w:tr>
+    </w:tbl>
+    <w:p>
+      <w:pPr>
+        <w:spacing w:before="240" w:after="0"/>
+        <w:rPr>
+          <w:color w:val="FFFF00"/>
+          <w:sz w:val="32"/>
+          <w:szCs w:val="32"/>
+          <w:rtl/>
+        </w:rPr>
+      </w:pPr>
+      <w:r>
+        <w:rPr>
+          <w:color w:val="FFFF00"/>
+          <w:sz w:val="32"/>
+          <w:szCs w:val="32"/>
+          <w:shd w:val="clear" w:color="auto" w:fill="FFFF00"/>
+        </w:rPr>
+        <w:t>[[[[[[[[[[</w:t>
+      </w:r>
+      <w:r>
+        <w:rPr>
+          <w:rFonts w:ascii="Source Sans 3 SemiBold" w:hAnsi="Source Sans 3 SemiBold"/>
+          <w:b/>
+          <w:bCs/>
+          <w:sz w:val="32"/>
+          <w:szCs w:val="32"/>
+        </w:rPr>
+        <w:t>MATCHING</w:t>
+      </w:r>
+      <w:r>
+        <w:rPr>
+          <w:rFonts w:ascii="Source Sans 3 SemiBold" w:hAnsi="Source Sans 3 SemiBold"/>
+          <w:b/>
+          <w:bCs/>
+          <w:spacing w:val="-17"/>
+          <w:sz w:val="32"/>
+          <w:szCs w:val="32"/>
+        </w:rPr>
+        <w:t xml:space="preserve"> </w:t>
+      </w:r>
+      <w:r>
+        <w:rPr>
+          <w:rFonts w:ascii="Source Sans 3 SemiBold" w:hAnsi="Source Sans 3 SemiBold"/>
+          <w:b/>
+          <w:bCs/>
+          <w:sz w:val="32"/>
+          <w:szCs w:val="32"/>
+        </w:rPr>
+        <w:t>HEADINGS</w:t>
+      </w:r>
+      <w:r>
+        <w:rPr>
+          <w:color w:val="FFFF00"/>
+          <w:sz w:val="32"/>
+          <w:szCs w:val="32"/>
+        </w:rPr>
+        <w:t>]</w:t>
+      </w:r>
+    </w:p>
+    <w:p>
+      <w:pPr>
+        <w:rPr>
+          <w:rFonts w:ascii="Source Sans 3" w:hAnsi="Source Sans 3"/>
+        </w:rPr>
+      </w:pPr>
+    </w:p>
     <w:sectPr>
       <w:pgSz w:w="15840" w:h="24480" w:code="3"/>
       <w:pgMar w:top="720" w:right="720" w:bottom="720" w:left="720" w:header="284" w:footer="284" w:gutter="0"/>
@@ -23039,7 +25299,7 @@
 </file>
 
 <file path=word/numbering.xml><?xml version="1.0" encoding="utf-8"?>
-<w:numbering xmlns:wpc="http://schemas.microsoft.com/office/word/2010/wordprocessingCanvas" xmlns:cx="http://schemas.microsoft.com/office/drawing/2014/chartex" xmlns:cx1="http://schemas.microsoft.com/office/drawing/2015/9/8/chartex" xmlns:cx2="http://schemas.microsoft.com/office/drawing/2015/10/21/chartex" xmlns:cx3="http://schemas.microsoft.com/office/drawing/2016/5/9/chartex" xmlns:cx4="http://schemas.microsoft.com/office/drawing/2016/5/10/chartex" xmlns:cx5="http://schemas.microsoft.com/office/drawing/2016/5/11/chartex" xmlns:cx6="http://schemas.microsoft.com/office/drawing/2016/5/12/chartex" xmlns:cx7="http://schemas.microsoft.com/office/drawing/2016/5/13/chartex" xmlns:cx8="http://schemas.microsoft.com/office/drawing/2016/5/14/chartex" xmlns:mc="http://schemas.openxmlformats.org/markup-compatibility/2006" xmlns:aink="http://schemas.microsoft.com/office/drawing/2016/ink" xmlns:am3d="http://schemas.microsoft.com/office/drawing/2017/model3d" xmlns:o="urn:schemas-microsoft-com:office:office" xmlns:oel="http://schemas.microsoft.com/office/2019/extlst" xmlns:r="http://schemas.openxmlformats.org/officeDocument/2006/relationships" xmlns:m="http://schemas.openxmlformats.org/officeDocument/2006/math" xmlns:v="urn:schemas-microsoft-com:vml" xmlns:wp14="http://schemas.microsoft.com/office/word/2010/wordprocessingDrawing" xmlns:wp="http://schemas.openxmlformats.org/drawingml/2006/wordprocessingDrawing" xmlns:w10="urn:schemas-microsoft-com:office:word" xmlns:w="http://schemas.openxmlformats.org/wordprocessingml/2006/main" xmlns:w14="http://schemas.microsoft.com/office/word/2010/wordml" xmlns:w15="http://schemas.microsoft.com/office/word/2012/wordml" xmlns:w16cex="http://schemas.microsoft.com/office/word/2018/wordml/cex" xmlns:w16cid="http://schemas.microsoft.com/office/word/2016/wordml/cid" xmlns:w16="http://schemas.microsoft.com/office/word/2018/wordml" xmlns:w16sdtdh="http://schemas.microsoft.com/office/word/2020/wordml/sdtdatahash" xmlns:w16se="http://schemas.microsoft.com/office/word/2015/wordml/symex" xmlns:wpg="http://schemas.microsoft.com/office/word/2010/wordprocessingGroup" xmlns:wpi="http://schemas.microsoft.com/office/word/2010/wordprocessingInk" xmlns:wne="http://schemas.microsoft.com/office/word/2006/wordml" xmlns:wps="http://schemas.microsoft.com/office/word/2010/wordprocessingShape" mc:Ignorable="w14 w15 w16se w16cid w16 w16cex w16sdtdh wp14">
+<w:numbering xmlns:wpc="http://schemas.microsoft.com/office/word/2010/wordprocessingCanvas" xmlns:cx="http://schemas.microsoft.com/office/drawing/2014/chartex" xmlns:cx1="http://schemas.microsoft.com/office/drawing/2015/9/8/chartex" xmlns:cx2="http://schemas.microsoft.com/office/drawing/2015/10/21/chartex" xmlns:cx3="http://schemas.microsoft.com/office/drawing/2016/5/9/chartex" xmlns:cx4="http://schemas.microsoft.com/office/drawing/2016/5/10/chartex" xmlns:cx5="http://schemas.microsoft.com/office/drawing/2016/5/11/chartex" xmlns:cx6="http://schemas.microsoft.com/office/drawing/2016/5/12/chartex" xmlns:cx7="http://schemas.microsoft.com/office/drawing/2016/5/13/chartex" xmlns:cx8="http://schemas.microsoft.com/office/drawing/2016/5/14/chartex" xmlns:mc="http://schemas.openxmlformats.org/markup-compatibility/2006" xmlns:aink="http://schemas.microsoft.com/office/drawing/2016/ink" xmlns:am3d="http://schemas.microsoft.com/office/drawing/2017/model3d" xmlns:o="urn:schemas-microsoft-com:office:office" xmlns:oel="http://schemas.microsoft.com/office/2019/extlst" xmlns:r="http://schemas.openxmlformats.org/officeDocument/2006/relationships" xmlns:m="http://schemas.openxmlformats.org/officeDocument/2006/math" xmlns:v="urn:schemas-microsoft-com:vml" xmlns:wp14="http://schemas.microsoft.com/office/word/2010/wordprocessingDrawing" xmlns:wp="http://schemas.openxmlformats.org/drawingml/2006/wordprocessingDrawing" xmlns:w10="urn:schemas-microsoft-com:office:word" xmlns:w="http://schemas.openxmlformats.org/wordprocessingml/2006/main" xmlns:w14="http://schemas.microsoft.com/office/word/2010/wordml" xmlns:w15="http://schemas.microsoft.com/office/word/2012/wordml" xmlns:w16cex="http://schemas.microsoft.com/office/word/2018/wordml/cex" xmlns:w16cid="http://schemas.microsoft.com/office/word/2016/wordml/cid" xmlns:w16="http://schemas.microsoft.com/office/word/2018/wordml" xmlns:w16du="http://schemas.microsoft.com/office/word/2023/wordml/word16du" xmlns:w16sdtdh="http://schemas.microsoft.com/office/word/2020/wordml/sdtdatahash" xmlns:w16sdtfl="http://schemas.microsoft.com/office/word/2024/wordml/sdtformatlock" xmlns:w16se="http://schemas.microsoft.com/office/word/2015/wordml/symex" xmlns:wpg="http://schemas.microsoft.com/office/word/2010/wordprocessingGroup" xmlns:wpi="http://schemas.microsoft.com/office/word/2010/wordprocessingInk" xmlns:wne="http://schemas.microsoft.com/office/word/2006/wordml" xmlns:wps="http://schemas.microsoft.com/office/word/2010/wordprocessingShape" mc:Ignorable="w14 w15 w16se w16cid w16 w16cex w16sdtdh w16sdtfl w16du wp14">
   <w:numPicBullet w:numPicBulletId="0">
     <w:pict>
       <v:shapetype id="_x0000_t75" coordsize="21600,21600" o:spt="75" o:preferrelative="t" path="m@4@5l@4@11@9@11@9@5xe" filled="f" stroked="f">
@@ -23061,42 +25321,42 @@
         <v:path o:extrusionok="f" gradientshapeok="t" o:connecttype="rect"/>
         <o:lock v:ext="edit" aspectratio="t"/>
       </v:shapetype>
-      <v:shape id="_x0000_i1062" type="#_x0000_t75" style="width:25.5pt;height:13.5pt;visibility:visible;mso-wrap-style:square" o:bullet="t">
+      <v:shape id="_x0000_i1025" type="#_x0000_t75" style="width:25.55pt;height:13.3pt;visibility:visible;mso-wrap-style:square" o:bullet="t">
         <v:imagedata r:id="rId1" o:title=""/>
       </v:shape>
     </w:pict>
   </w:numPicBullet>
   <w:numPicBullet w:numPicBulletId="1">
     <w:pict>
-      <v:shape id="_x0000_i1063" type="#_x0000_t75" style="width:24.75pt;height:9.75pt;visibility:visible;mso-wrap-style:square" o:bullet="t">
+      <v:shape id="_x0000_i1026" type="#_x0000_t75" style="width:24.5pt;height:9.7pt;visibility:visible;mso-wrap-style:square" o:bullet="t">
         <v:imagedata r:id="rId2" o:title=""/>
       </v:shape>
     </w:pict>
   </w:numPicBullet>
   <w:numPicBullet w:numPicBulletId="2">
     <w:pict>
-      <v:shape id="_x0000_i1064" type="#_x0000_t75" style="width:25.5pt;height:13.5pt;visibility:visible;mso-wrap-style:square" o:bullet="t">
+      <v:shape id="_x0000_i1027" type="#_x0000_t75" style="width:25.55pt;height:13.3pt;visibility:visible;mso-wrap-style:square" o:bullet="t">
         <v:imagedata r:id="rId3" o:title=""/>
       </v:shape>
     </w:pict>
   </w:numPicBullet>
   <w:numPicBullet w:numPicBulletId="3">
     <w:pict>
-      <v:shape id="_x0000_i1065" type="#_x0000_t75" style="width:22.5pt;height:12pt;visibility:visible;mso-wrap-style:square" o:bullet="t">
+      <v:shape id="_x0000_i1028" type="#_x0000_t75" style="width:22.45pt;height:11.75pt;visibility:visible;mso-wrap-style:square" o:bullet="t">
         <v:imagedata r:id="rId4" o:title=""/>
       </v:shape>
     </w:pict>
   </w:numPicBullet>
   <w:numPicBullet w:numPicBulletId="4">
     <w:pict>
-      <v:shape id="_x0000_i1066" type="#_x0000_t75" style="width:24.75pt;height:9pt;visibility:visible;mso-wrap-style:square" o:bullet="t">
+      <v:shape id="_x0000_i1029" type="#_x0000_t75" style="width:24.5pt;height:9.2pt;visibility:visible;mso-wrap-style:square" o:bullet="t">
         <v:imagedata r:id="rId5" o:title=""/>
       </v:shape>
     </w:pict>
   </w:numPicBullet>
   <w:numPicBullet w:numPicBulletId="5">
     <w:pict>
-      <v:shape id="_x0000_i1067" type="#_x0000_t75" style="width:24.75pt;height:9pt;visibility:visible;mso-wrap-style:square" o:bullet="t">
+      <v:shape id="_x0000_i1030" type="#_x0000_t75" style="width:24.5pt;height:9.2pt;visibility:visible;mso-wrap-style:square" o:bullet="t">
         <v:imagedata r:id="rId6" o:title=""/>
       </v:shape>
     </w:pict>
@@ -23593,6 +25853,119 @@
     </w:lvl>
   </w:abstractNum>
   <w:abstractNum w:abstractNumId="4" w15:restartNumberingAfterBreak="0">
+    <w:nsid w:val="350D7BEE"/>
+    <w:multiLevelType w:val="hybridMultilevel"/>
+    <w:tmpl w:val="5FBE5398"/>
+    <w:lvl w:ilvl="0" w:tplc="04090001">
+      <w:start w:val="1"/>
+      <w:numFmt w:val="bullet"/>
+      <w:lvlText w:val=""/>
+      <w:lvlJc w:val="left"/>
+      <w:pPr>
+        <w:ind w:left="360" w:hanging="360"/>
+      </w:pPr>
+      <w:rPr>
+        <w:rFonts w:ascii="Symbol" w:hAnsi="Symbol" w:hint="default"/>
+      </w:rPr>
+    </w:lvl>
+    <w:lvl w:ilvl="1" w:tplc="04090003" w:tentative="1">
+      <w:start w:val="1"/>
+      <w:numFmt w:val="bullet"/>
+      <w:lvlText w:val="o"/>
+      <w:lvlJc w:val="left"/>
+      <w:pPr>
+        <w:ind w:left="1080" w:hanging="360"/>
+      </w:pPr>
+      <w:rPr>
+        <w:rFonts w:ascii="Courier New" w:hAnsi="Courier New" w:cs="Courier New" w:hint="default"/>
+      </w:rPr>
+    </w:lvl>
+    <w:lvl w:ilvl="2" w:tplc="04090005" w:tentative="1">
+      <w:start w:val="1"/>
+      <w:numFmt w:val="bullet"/>
+      <w:lvlText w:val=""/>
+      <w:lvlJc w:val="left"/>
+      <w:pPr>
+        <w:ind w:left="1800" w:hanging="360"/>
+      </w:pPr>
+      <w:rPr>
+        <w:rFonts w:ascii="Wingdings" w:hAnsi="Wingdings" w:hint="default"/>
+      </w:rPr>
+    </w:lvl>
+    <w:lvl w:ilvl="3" w:tplc="04090001" w:tentative="1">
+      <w:start w:val="1"/>
+      <w:numFmt w:val="bullet"/>
+      <w:lvlText w:val=""/>
+      <w:lvlJc w:val="left"/>
+      <w:pPr>
+        <w:ind w:left="2520" w:hanging="360"/>
+      </w:pPr>
+      <w:rPr>
+        <w:rFonts w:ascii="Symbol" w:hAnsi="Symbol" w:hint="default"/>
+      </w:rPr>
+    </w:lvl>
+    <w:lvl w:ilvl="4" w:tplc="04090003" w:tentative="1">
+      <w:start w:val="1"/>
+      <w:numFmt w:val="bullet"/>
+      <w:lvlText w:val="o"/>
+      <w:lvlJc w:val="left"/>
+      <w:pPr>
+        <w:ind w:left="3240" w:hanging="360"/>
+      </w:pPr>
+      <w:rPr>
+        <w:rFonts w:ascii="Courier New" w:hAnsi="Courier New" w:cs="Courier New" w:hint="default"/>
+      </w:rPr>
+    </w:lvl>
+    <w:lvl w:ilvl="5" w:tplc="04090005" w:tentative="1">
+      <w:start w:val="1"/>
+      <w:numFmt w:val="bullet"/>
+      <w:lvlText w:val=""/>
+      <w:lvlJc w:val="left"/>
+      <w:pPr>
+        <w:ind w:left="3960" w:hanging="360"/>
+      </w:pPr>
+      <w:rPr>
+        <w:rFonts w:ascii="Wingdings" w:hAnsi="Wingdings" w:hint="default"/>
+      </w:rPr>
+    </w:lvl>
+    <w:lvl w:ilvl="6" w:tplc="04090001" w:tentative="1">
+      <w:start w:val="1"/>
+      <w:numFmt w:val="bullet"/>
+      <w:lvlText w:val=""/>
+      <w:lvlJc w:val="left"/>
+      <w:pPr>
+        <w:ind w:left="4680" w:hanging="360"/>
+      </w:pPr>
+      <w:rPr>
+        <w:rFonts w:ascii="Symbol" w:hAnsi="Symbol" w:hint="default"/>
+      </w:rPr>
+    </w:lvl>
+    <w:lvl w:ilvl="7" w:tplc="04090003" w:tentative="1">
+      <w:start w:val="1"/>
+      <w:numFmt w:val="bullet"/>
+      <w:lvlText w:val="o"/>
+      <w:lvlJc w:val="left"/>
+      <w:pPr>
+        <w:ind w:left="5400" w:hanging="360"/>
+      </w:pPr>
+      <w:rPr>
+        <w:rFonts w:ascii="Courier New" w:hAnsi="Courier New" w:cs="Courier New" w:hint="default"/>
+      </w:rPr>
+    </w:lvl>
+    <w:lvl w:ilvl="8" w:tplc="04090005" w:tentative="1">
+      <w:start w:val="1"/>
+      <w:numFmt w:val="bullet"/>
+      <w:lvlText w:val=""/>
+      <w:lvlJc w:val="left"/>
+      <w:pPr>
+        <w:ind w:left="6120" w:hanging="360"/>
+      </w:pPr>
+      <w:rPr>
+        <w:rFonts w:ascii="Wingdings" w:hAnsi="Wingdings" w:hint="default"/>
+      </w:rPr>
+    </w:lvl>
+  </w:abstractNum>
+  <w:abstractNum w:abstractNumId="5" w15:restartNumberingAfterBreak="0">
     <w:nsid w:val="37FB5C3E"/>
     <w:multiLevelType w:val="hybridMultilevel"/>
     <w:tmpl w:val="E3B42F90"/>
@@ -23709,7 +26082,7 @@
       </w:rPr>
     </w:lvl>
   </w:abstractNum>
-  <w:abstractNum w:abstractNumId="5" w15:restartNumberingAfterBreak="0">
+  <w:abstractNum w:abstractNumId="6" w15:restartNumberingAfterBreak="0">
     <w:nsid w:val="39CC0FAD"/>
     <w:multiLevelType w:val="hybridMultilevel"/>
     <w:tmpl w:val="4F04C240"/>
@@ -23827,7 +26200,7 @@
       </w:rPr>
     </w:lvl>
   </w:abstractNum>
-  <w:abstractNum w:abstractNumId="6" w15:restartNumberingAfterBreak="0">
+  <w:abstractNum w:abstractNumId="7" w15:restartNumberingAfterBreak="0">
     <w:nsid w:val="444722DD"/>
     <w:multiLevelType w:val="hybridMultilevel"/>
     <w:tmpl w:val="DF426666"/>
@@ -23920,7 +26293,7 @@
       </w:pPr>
     </w:lvl>
   </w:abstractNum>
-  <w:abstractNum w:abstractNumId="7" w15:restartNumberingAfterBreak="0">
+  <w:abstractNum w:abstractNumId="8" w15:restartNumberingAfterBreak="0">
     <w:nsid w:val="4BB400D8"/>
     <w:multiLevelType w:val="hybridMultilevel"/>
     <w:tmpl w:val="FCD075C8"/>
@@ -24039,7 +26412,127 @@
       </w:rPr>
     </w:lvl>
   </w:abstractNum>
-  <w:abstractNum w:abstractNumId="8" w15:restartNumberingAfterBreak="0">
+  <w:abstractNum w:abstractNumId="9" w15:restartNumberingAfterBreak="0">
+    <w:nsid w:val="68C65104"/>
+    <w:multiLevelType w:val="hybridMultilevel"/>
+    <w:tmpl w:val="B018F522"/>
+    <w:lvl w:ilvl="0" w:tplc="BE2E80E6">
+      <w:start w:val="1"/>
+      <w:numFmt w:val="decimal"/>
+      <w:lvlText w:val="%1"/>
+      <w:lvlJc w:val="left"/>
+      <w:pPr>
+        <w:ind w:left="328" w:hanging="182"/>
+        <w:jc w:val="right"/>
+      </w:pPr>
+      <w:rPr>
+        <w:rFonts w:hint="default"/>
+        <w:spacing w:val="0"/>
+        <w:w w:val="78"/>
+        <w:lang w:val="en-US" w:eastAsia="en-US" w:bidi="ar-SA"/>
+      </w:rPr>
+    </w:lvl>
+    <w:lvl w:ilvl="1" w:tplc="6A9EC37A">
+      <w:start w:val="2"/>
+      <w:numFmt w:val="decimal"/>
+      <w:lvlText w:val="%2"/>
+      <w:lvlJc w:val="left"/>
+      <w:pPr>
+        <w:ind w:left="512" w:hanging="177"/>
+      </w:pPr>
+      <w:rPr>
+        <w:rFonts w:hint="default"/>
+        <w:spacing w:val="0"/>
+        <w:w w:val="79"/>
+        <w:lang w:val="en-US" w:eastAsia="en-US" w:bidi="ar-SA"/>
+      </w:rPr>
+    </w:lvl>
+    <w:lvl w:ilvl="2" w:tplc="B01E0AA4">
+      <w:numFmt w:val="bullet"/>
+      <w:lvlText w:val="•"/>
+      <w:lvlJc w:val="left"/>
+      <w:pPr>
+        <w:ind w:left="520" w:hanging="177"/>
+      </w:pPr>
+      <w:rPr>
+        <w:rFonts w:hint="default"/>
+        <w:lang w:val="en-US" w:eastAsia="en-US" w:bidi="ar-SA"/>
+      </w:rPr>
+    </w:lvl>
+    <w:lvl w:ilvl="3" w:tplc="9B60287A">
+      <w:numFmt w:val="bullet"/>
+      <w:lvlText w:val="•"/>
+      <w:lvlJc w:val="left"/>
+      <w:pPr>
+        <w:ind w:left="445" w:hanging="177"/>
+      </w:pPr>
+      <w:rPr>
+        <w:rFonts w:hint="default"/>
+        <w:lang w:val="en-US" w:eastAsia="en-US" w:bidi="ar-SA"/>
+      </w:rPr>
+    </w:lvl>
+    <w:lvl w:ilvl="4" w:tplc="59B044FA">
+      <w:numFmt w:val="bullet"/>
+      <w:lvlText w:val="•"/>
+      <w:lvlJc w:val="left"/>
+      <w:pPr>
+        <w:ind w:left="370" w:hanging="177"/>
+      </w:pPr>
+      <w:rPr>
+        <w:rFonts w:hint="default"/>
+        <w:lang w:val="en-US" w:eastAsia="en-US" w:bidi="ar-SA"/>
+      </w:rPr>
+    </w:lvl>
+    <w:lvl w:ilvl="5" w:tplc="9ECA5964">
+      <w:numFmt w:val="bullet"/>
+      <w:lvlText w:val="•"/>
+      <w:lvlJc w:val="left"/>
+      <w:pPr>
+        <w:ind w:left="296" w:hanging="177"/>
+      </w:pPr>
+      <w:rPr>
+        <w:rFonts w:hint="default"/>
+        <w:lang w:val="en-US" w:eastAsia="en-US" w:bidi="ar-SA"/>
+      </w:rPr>
+    </w:lvl>
+    <w:lvl w:ilvl="6" w:tplc="A4DACB96">
+      <w:numFmt w:val="bullet"/>
+      <w:lvlText w:val="•"/>
+      <w:lvlJc w:val="left"/>
+      <w:pPr>
+        <w:ind w:left="221" w:hanging="177"/>
+      </w:pPr>
+      <w:rPr>
+        <w:rFonts w:hint="default"/>
+        <w:lang w:val="en-US" w:eastAsia="en-US" w:bidi="ar-SA"/>
+      </w:rPr>
+    </w:lvl>
+    <w:lvl w:ilvl="7" w:tplc="B8587FE4">
+      <w:numFmt w:val="bullet"/>
+      <w:lvlText w:val="•"/>
+      <w:lvlJc w:val="left"/>
+      <w:pPr>
+        <w:ind w:left="146" w:hanging="177"/>
+      </w:pPr>
+      <w:rPr>
+        <w:rFonts w:hint="default"/>
+        <w:lang w:val="en-US" w:eastAsia="en-US" w:bidi="ar-SA"/>
+      </w:rPr>
+    </w:lvl>
+    <w:lvl w:ilvl="8" w:tplc="C0700AD2">
+      <w:numFmt w:val="bullet"/>
+      <w:lvlText w:val="•"/>
+      <w:lvlJc w:val="left"/>
+      <w:pPr>
+        <w:ind w:left="72" w:hanging="177"/>
+      </w:pPr>
+      <w:rPr>
+        <w:rFonts w:hint="default"/>
+        <w:lang w:val="en-US" w:eastAsia="en-US" w:bidi="ar-SA"/>
+      </w:rPr>
+    </w:lvl>
+  </w:abstractNum>
+  <w:abstractNum w:abstractNumId="10" w15:restartNumberingAfterBreak="0">
     <w:nsid w:val="6E504357"/>
     <w:multiLevelType w:val="hybridMultilevel"/>
     <w:tmpl w:val="512A2C1C"/>
@@ -24159,7 +26652,7 @@
       </w:rPr>
     </w:lvl>
   </w:abstractNum>
-  <w:abstractNum w:abstractNumId="9" w15:restartNumberingAfterBreak="0">
+  <w:abstractNum w:abstractNumId="11" w15:restartNumberingAfterBreak="0">
     <w:nsid w:val="743B3D0F"/>
     <w:multiLevelType w:val="hybridMultilevel"/>
     <w:tmpl w:val="618C9DB6"/>
@@ -24275,19 +26768,19 @@
     </w:lvl>
   </w:abstractNum>
   <w:num w:numId="1" w16cid:durableId="1024015721">
-    <w:abstractNumId w:val="5"/>
+    <w:abstractNumId w:val="6"/>
   </w:num>
   <w:num w:numId="2" w16cid:durableId="202135098">
-    <w:abstractNumId w:val="6"/>
+    <w:abstractNumId w:val="7"/>
   </w:num>
   <w:num w:numId="3" w16cid:durableId="1580553541">
-    <w:abstractNumId w:val="9"/>
+    <w:abstractNumId w:val="11"/>
   </w:num>
   <w:num w:numId="4" w16cid:durableId="525563580">
     <w:abstractNumId w:val="2"/>
   </w:num>
   <w:num w:numId="5" w16cid:durableId="578059356">
-    <w:abstractNumId w:val="8"/>
+    <w:abstractNumId w:val="10"/>
   </w:num>
   <w:num w:numId="6" w16cid:durableId="1141311904">
     <w:abstractNumId w:val="3"/>
@@ -24299,16 +26792,22 @@
     <w:abstractNumId w:val="0"/>
   </w:num>
   <w:num w:numId="9" w16cid:durableId="2021270723">
-    <w:abstractNumId w:val="7"/>
+    <w:abstractNumId w:val="8"/>
   </w:num>
   <w:num w:numId="10" w16cid:durableId="100344452">
+    <w:abstractNumId w:val="5"/>
+  </w:num>
+  <w:num w:numId="11" w16cid:durableId="903099637">
+    <w:abstractNumId w:val="9"/>
+  </w:num>
+  <w:num w:numId="12" w16cid:durableId="1449542317">
     <w:abstractNumId w:val="4"/>
   </w:num>
 </w:numbering>
 </file>
 
 <file path=word/styles.xml><?xml version="1.0" encoding="utf-8"?>
-<w:styles xmlns:mc="http://schemas.openxmlformats.org/markup-compatibility/2006" xmlns:r="http://schemas.openxmlformats.org/officeDocument/2006/relationships" xmlns:w="http://schemas.openxmlformats.org/wordprocessingml/2006/main" xmlns:w14="http://schemas.microsoft.com/office/word/2010/wordml" xmlns:w15="http://schemas.microsoft.com/office/word/2012/wordml" xmlns:w16cex="http://schemas.microsoft.com/office/word/2018/wordml/cex" xmlns:w16cid="http://schemas.microsoft.com/office/word/2016/wordml/cid" xmlns:w16="http://schemas.microsoft.com/office/word/2018/wordml" xmlns:w16sdtdh="http://schemas.microsoft.com/office/word/2020/wordml/sdtdatahash" xmlns:w16se="http://schemas.microsoft.com/office/word/2015/wordml/symex" mc:Ignorable="w14 w15 w16se w16cid w16 w16cex w16sdtdh">
+<w:styles xmlns:mc="http://schemas.openxmlformats.org/markup-compatibility/2006" xmlns:r="http://schemas.openxmlformats.org/officeDocument/2006/relationships" xmlns:w="http://schemas.openxmlformats.org/wordprocessingml/2006/main" xmlns:w14="http://schemas.microsoft.com/office/word/2010/wordml" xmlns:w15="http://schemas.microsoft.com/office/word/2012/wordml" xmlns:w16cex="http://schemas.microsoft.com/office/word/2018/wordml/cex" xmlns:w16cid="http://schemas.microsoft.com/office/word/2016/wordml/cid" xmlns:w16="http://schemas.microsoft.com/office/word/2018/wordml" xmlns:w16du="http://schemas.microsoft.com/office/word/2023/wordml/word16du" xmlns:w16sdtdh="http://schemas.microsoft.com/office/word/2020/wordml/sdtdatahash" xmlns:w16sdtfl="http://schemas.microsoft.com/office/word/2024/wordml/sdtformatlock" xmlns:w16se="http://schemas.microsoft.com/office/word/2015/wordml/symex" mc:Ignorable="w14 w15 w16se w16cid w16 w16cex w16sdtdh w16sdtfl w16du">
   <w:docDefaults>
     <w:rPrDefault>
       <w:rPr>
@@ -24712,7 +27211,6 @@
   <w:style w:type="character" w:default="1" w:styleId="DefaultParagraphFont">
     <w:name w:val="Default Paragraph Font"/>
     <w:uiPriority w:val="1"/>
-    <w:semiHidden/>
     <w:unhideWhenUsed/>
   </w:style>
   <w:style w:type="table" w:default="1" w:styleId="TableNormal">

--- a/assets/data/Mindset-Level-3- Custom.docx
+++ b/assets/data/Mindset-Level-3- Custom.docx
@@ -24272,7 +24272,7 @@
         <w:tc>
           <w:tcPr>
             <w:tcW w:w="14312" w:type="dxa"/>
-            <w:shd w:val="clear" w:color="auto" w:fill="FFFF00"/>
+            <w:shd w:val="clear" w:color="auto" w:fill="CA0D8E"/>
           </w:tcPr>
           <w:p>
             <w:pPr>
@@ -24459,8 +24459,9 @@
           <w:rFonts w:ascii="Source Sans 3" w:hAnsi="Source Sans 3"/>
           <w:b/>
           <w:bCs/>
+          <w:color w:val="FFFFFF" w:themeColor="background1"/>
           <w:bdr w:val="single" w:sz="4" w:space="0" w:color="auto"/>
-          <w:shd w:val="clear" w:color="auto" w:fill="FFFF00"/>
+          <w:shd w:val="clear" w:color="auto" w:fill="CA0D8E"/>
         </w:rPr>
         <w:t>Lead-in</w:t>
       </w:r>
@@ -24494,7 +24495,7 @@
                 <w:rFonts w:ascii="Source Sans 3" w:hAnsi="Source Sans 3"/>
                 <w:b/>
                 <w:bCs/>
-                <w:bdr w:val="single" w:sz="18" w:space="0" w:color="FFFF00"/>
+                <w:bdr w:val="single" w:sz="12" w:space="0" w:color="CA0D8E"/>
               </w:rPr>
               <w:t>01</w:t>
             </w:r>
@@ -24512,17 +24513,140 @@
                 <w:bCs/>
                 <w:sz w:val="21"/>
                 <w:szCs w:val="21"/>
-              </w:rPr>
-            </w:pPr>
-            <w:r>
-              <w:rPr>
-                <w:rFonts w:ascii="Source Sans 3 Medium" w:hAnsi="Source Sans 3 Medium"/>
-                <w:b/>
-                <w:bCs/>
-                <w:sz w:val="21"/>
-                <w:szCs w:val="21"/>
-              </w:rPr>
-              <w:t>Read the paragraph below about the island of Mallorca. With a partner, discuss why some of the underlined nouns are preceded by the, and others have no article. Do you know any other article rules for geographical features?</w:t>
+                <w:rtl/>
+              </w:rPr>
+            </w:pPr>
+            <w:r>
+              <w:rPr>
+                <w:rFonts w:ascii="Source Sans 3 Medium" w:hAnsi="Source Sans 3 Medium"/>
+                <w:b/>
+                <w:bCs/>
+                <w:sz w:val="21"/>
+                <w:szCs w:val="21"/>
+              </w:rPr>
+              <w:t>Think of a city you would like to spend some time in. Discuss with a partner which</w:t>
+            </w:r>
+            <w:r>
+              <w:rPr>
+                <w:rFonts w:ascii="Source Sans 3 Medium" w:hAnsi="Source Sans 3 Medium" w:hint="cs"/>
+                <w:b/>
+                <w:bCs/>
+                <w:sz w:val="21"/>
+                <w:szCs w:val="21"/>
+                <w:rtl/>
+              </w:rPr>
+              <w:t xml:space="preserve"> </w:t>
+            </w:r>
+            <w:r>
+              <w:rPr>
+                <w:rFonts w:ascii="Source Sans 3 Medium" w:hAnsi="Source Sans 3 Medium"/>
+                <w:b/>
+                <w:bCs/>
+                <w:sz w:val="21"/>
+                <w:szCs w:val="21"/>
+              </w:rPr>
+              <w:t>options you would prefer and why.</w:t>
+            </w:r>
+          </w:p>
+          <w:p>
+            <w:pPr>
+              <w:rPr>
+                <w:rFonts w:ascii="Source Sans 3" w:hAnsi="Source Sans 3"/>
+                <w:sz w:val="21"/>
+                <w:szCs w:val="21"/>
+              </w:rPr>
+            </w:pPr>
+            <w:r>
+              <w:rPr>
+                <w:rFonts w:ascii="Source Sans 3" w:hAnsi="Source Sans 3"/>
+                <w:sz w:val="21"/>
+                <w:szCs w:val="21"/>
+              </w:rPr>
+              <w:t>• A visit to a museum OR a stroll through the park?</w:t>
+            </w:r>
+          </w:p>
+          <w:p>
+            <w:pPr>
+              <w:rPr>
+                <w:rFonts w:ascii="Source Sans 3" w:hAnsi="Source Sans 3"/>
+                <w:sz w:val="21"/>
+                <w:szCs w:val="21"/>
+              </w:rPr>
+            </w:pPr>
+            <w:r>
+              <w:rPr>
+                <w:rFonts w:ascii="Source Sans 3" w:hAnsi="Source Sans 3"/>
+                <w:sz w:val="21"/>
+                <w:szCs w:val="21"/>
+              </w:rPr>
+              <w:t>• A city tour OR a sports event?</w:t>
+            </w:r>
+          </w:p>
+          <w:p>
+            <w:pPr>
+              <w:rPr>
+                <w:rFonts w:ascii="Source Sans 3" w:hAnsi="Source Sans 3"/>
+                <w:sz w:val="21"/>
+                <w:szCs w:val="21"/>
+              </w:rPr>
+            </w:pPr>
+            <w:r>
+              <w:rPr>
+                <w:rFonts w:ascii="Source Sans 3" w:hAnsi="Source Sans 3"/>
+                <w:sz w:val="21"/>
+                <w:szCs w:val="21"/>
+              </w:rPr>
+              <w:t>• An evening at a restaurant OR at the theatre?</w:t>
+            </w:r>
+          </w:p>
+          <w:p>
+            <w:pPr>
+              <w:rPr>
+                <w:rFonts w:ascii="Source Sans 3" w:hAnsi="Source Sans 3"/>
+                <w:sz w:val="21"/>
+                <w:szCs w:val="21"/>
+              </w:rPr>
+            </w:pPr>
+            <w:r>
+              <w:rPr>
+                <w:rFonts w:ascii="Source Sans 3" w:hAnsi="Source Sans 3"/>
+                <w:sz w:val="21"/>
+                <w:szCs w:val="21"/>
+              </w:rPr>
+              <w:t>• Aday wandering around the shops OR exploring the backstreets?</w:t>
+            </w:r>
+          </w:p>
+          <w:p>
+            <w:pPr>
+              <w:rPr>
+                <w:rFonts w:ascii="Source Sans 3" w:hAnsi="Source Sans 3"/>
+                <w:sz w:val="21"/>
+                <w:szCs w:val="21"/>
+              </w:rPr>
+            </w:pPr>
+            <w:r>
+              <w:rPr>
+                <w:rFonts w:ascii="Source Sans 3" w:hAnsi="Source Sans 3"/>
+                <w:sz w:val="21"/>
+                <w:szCs w:val="21"/>
+              </w:rPr>
+              <w:t>• Seeing</w:t>
+            </w:r>
+            <w:r>
+              <w:rPr>
+                <w:rFonts w:ascii="Source Sans 3" w:hAnsi="Source Sans 3"/>
+                <w:sz w:val="21"/>
+                <w:szCs w:val="21"/>
+              </w:rPr>
+              <w:t xml:space="preserve"> </w:t>
+            </w:r>
+            <w:r>
+              <w:rPr>
+                <w:rFonts w:ascii="Source Sans 3" w:hAnsi="Source Sans 3"/>
+                <w:sz w:val="21"/>
+                <w:szCs w:val="21"/>
+              </w:rPr>
+              <w:t>the city by day OR at night?</w:t>
             </w:r>
           </w:p>
           <w:p>
@@ -24597,7 +24721,10 @@
             <w:pPr>
               <w:pStyle w:val="BlankWord2"/>
               <w:rPr>
+                <w:rFonts w:hint="cs"/>
                 <w:i/>
+                <w:rtl/>
+                <w:lang w:bidi="fa-IR"/>
               </w:rPr>
             </w:pPr>
             <w:r>

--- a/assets/data/Mindset-Level-3- Custom.docx
+++ b/assets/data/Mindset-Level-3- Custom.docx
@@ -20439,7 +20439,7 @@
           <w:p>
             <w:pPr>
               <w:rPr>
-                <w:rFonts w:ascii="Source Sans 3 Medium" w:hAnsi="Source Sans 3 Medium"/>
+                <w:rFonts w:ascii="Source Sans 3 Medium" w:hAnsi="Source Sans 3 Medium" w:hint="cs"/>
                 <w:b/>
                 <w:bCs/>
                 <w:color w:val="101312"/>
@@ -20447,6 +20447,8 @@
                 <w:w w:val="105"/>
                 <w:sz w:val="21"/>
                 <w:szCs w:val="21"/>
+                <w:rtl/>
+                <w:lang w:bidi="fa-IR"/>
               </w:rPr>
             </w:pPr>
           </w:p>
@@ -24619,18 +24621,33 @@
           <w:p>
             <w:pPr>
               <w:rPr>
-                <w:rFonts w:ascii="Source Sans 3" w:hAnsi="Source Sans 3"/>
-                <w:sz w:val="21"/>
-                <w:szCs w:val="21"/>
-              </w:rPr>
-            </w:pPr>
-            <w:r>
-              <w:rPr>
-                <w:rFonts w:ascii="Source Sans 3" w:hAnsi="Source Sans 3"/>
-                <w:sz w:val="21"/>
-                <w:szCs w:val="21"/>
-              </w:rPr>
-              <w:t>• Seeing</w:t>
+                <w:rStyle w:val="BlankWord1"/>
+                <w:szCs w:val="21"/>
+                <w:bdr w:val="none" w:sz="0" w:space="0" w:color="auto"/>
+                <w:shd w:val="clear" w:color="auto" w:fill="auto"/>
+                <w:rtl/>
+                <w14:textOutline w14:w="0" w14:cap="rnd" w14:cmpd="sng" w14:algn="ctr">
+                  <w14:noFill/>
+                  <w14:prstDash w14:val="solid"/>
+                  <w14:bevel/>
+                </w14:textOutline>
+              </w:rPr>
+            </w:pPr>
+            <w:r>
+              <w:rPr>
+                <w:rFonts w:ascii="Source Sans 3" w:hAnsi="Source Sans 3"/>
+                <w:sz w:val="21"/>
+                <w:szCs w:val="21"/>
+              </w:rPr>
+              <w:t xml:space="preserve">• </w:t>
+            </w:r>
+            <w:r>
+              <w:rPr>
+                <w:rFonts w:ascii="Source Sans 3" w:hAnsi="Source Sans 3"/>
+                <w:sz w:val="21"/>
+                <w:szCs w:val="21"/>
+              </w:rPr>
+              <w:t>Seeing</w:t>
             </w:r>
             <w:r>
               <w:rPr>
@@ -24648,642 +24665,6 @@
               </w:rPr>
               <w:t>the city by day OR at night?</w:t>
             </w:r>
-          </w:p>
-          <w:p>
-            <w:pPr>
-              <w:pStyle w:val="BlankWord2"/>
-            </w:pPr>
-            <w:r>
-              <w:t>No article used for:</w:t>
-            </w:r>
-          </w:p>
-          <w:p>
-            <w:pPr>
-              <w:pStyle w:val="BlankWord2"/>
-            </w:pPr>
-            <w:r>
-              <w:t xml:space="preserve">individual islands: e.g. </w:t>
-            </w:r>
-            <w:r>
-              <w:rPr>
-                <w:i/>
-              </w:rPr>
-              <w:t>Mal</w:t>
-            </w:r>
-            <w:r>
-              <w:rPr>
-                <w:i/>
-              </w:rPr>
-              <w:t>l</w:t>
-            </w:r>
-            <w:r>
-              <w:rPr>
-                <w:i/>
-              </w:rPr>
-              <w:t>orca</w:t>
-            </w:r>
-          </w:p>
-          <w:p>
-            <w:pPr>
-              <w:pStyle w:val="BlankWord2"/>
-              <w:rPr>
-                <w:i/>
-              </w:rPr>
-            </w:pPr>
-            <w:r>
-              <w:t xml:space="preserve">names of most countries: e.g. </w:t>
-            </w:r>
-            <w:r>
-              <w:rPr>
-                <w:i/>
-              </w:rPr>
-              <w:t>Spain, France, Germany, China</w:t>
-            </w:r>
-          </w:p>
-          <w:p>
-            <w:pPr>
-              <w:pStyle w:val="BlankWord2"/>
-              <w:rPr>
-                <w:i/>
-              </w:rPr>
-            </w:pPr>
-            <w:r>
-              <w:t xml:space="preserve">names of beaches: </w:t>
-            </w:r>
-            <w:r>
-              <w:rPr>
-                <w:i/>
-              </w:rPr>
-              <w:t>Alcudia Beach</w:t>
-            </w:r>
-          </w:p>
-          <w:p>
-            <w:pPr>
-              <w:pStyle w:val="BlankWord2"/>
-              <w:rPr>
-                <w:rFonts w:hint="cs"/>
-                <w:i/>
-                <w:rtl/>
-                <w:lang w:bidi="fa-IR"/>
-              </w:rPr>
-            </w:pPr>
-            <w:r>
-              <w:t xml:space="preserve">names of cities/towns/regions: </w:t>
-            </w:r>
-            <w:r>
-              <w:rPr>
-                <w:i/>
-              </w:rPr>
-              <w:t xml:space="preserve">Palma de Mallorca, </w:t>
-            </w:r>
-            <w:proofErr w:type="spellStart"/>
-            <w:r>
-              <w:rPr>
-                <w:i/>
-              </w:rPr>
-              <w:t>Algaida</w:t>
-            </w:r>
-            <w:proofErr w:type="spellEnd"/>
-            <w:r>
-              <w:rPr>
-                <w:i/>
-              </w:rPr>
-              <w:t>,</w:t>
-            </w:r>
-          </w:p>
-          <w:p>
-            <w:pPr>
-              <w:pStyle w:val="BlankWord2"/>
-              <w:rPr>
-                <w:i/>
-              </w:rPr>
-            </w:pPr>
-            <w:proofErr w:type="spellStart"/>
-            <w:r>
-              <w:rPr>
-                <w:i/>
-              </w:rPr>
-              <w:t>Binissalem</w:t>
-            </w:r>
-            <w:proofErr w:type="spellEnd"/>
-          </w:p>
-          <w:p>
-            <w:pPr>
-              <w:pStyle w:val="BlankWord2"/>
-              <w:rPr>
-                <w:i/>
-              </w:rPr>
-            </w:pPr>
-            <w:r>
-              <w:t xml:space="preserve">names of mountains: </w:t>
-            </w:r>
-            <w:r>
-              <w:rPr>
-                <w:i/>
-              </w:rPr>
-              <w:t>Mount Everest, Mont Blanc</w:t>
-            </w:r>
-          </w:p>
-          <w:p>
-            <w:pPr>
-              <w:pStyle w:val="BlankWord2"/>
-            </w:pPr>
-            <w:r>
-              <w:t>Use 'the' for:</w:t>
-            </w:r>
-          </w:p>
-          <w:p>
-            <w:pPr>
-              <w:pStyle w:val="BlankWord2"/>
-              <w:rPr>
-                <w:i/>
-              </w:rPr>
-            </w:pPr>
-            <w:r>
-              <w:t xml:space="preserve">groups of islands: </w:t>
-            </w:r>
-            <w:r>
-              <w:rPr>
-                <w:i/>
-              </w:rPr>
-              <w:t>the Balearic Islands</w:t>
-            </w:r>
-          </w:p>
-          <w:p>
-            <w:pPr>
-              <w:pStyle w:val="BlankWord2"/>
-              <w:rPr>
-                <w:i/>
-              </w:rPr>
-            </w:pPr>
-            <w:r>
-              <w:t xml:space="preserve">coastal areas: </w:t>
-            </w:r>
-            <w:r>
-              <w:rPr>
-                <w:i/>
-              </w:rPr>
-              <w:t>the Valencian Coast</w:t>
-            </w:r>
-          </w:p>
-          <w:p>
-            <w:pPr>
-              <w:pStyle w:val="BlankWord2"/>
-              <w:rPr>
-                <w:i/>
-              </w:rPr>
-            </w:pPr>
-            <w:r>
-              <w:t xml:space="preserve">oceans and seas: </w:t>
-            </w:r>
-            <w:r>
-              <w:rPr>
-                <w:i/>
-              </w:rPr>
-              <w:t>the Mediterranean Sea, the Persian Gulf</w:t>
-            </w:r>
-          </w:p>
-          <w:p>
-            <w:pPr>
-              <w:pStyle w:val="BlankWord2"/>
-              <w:rPr>
-                <w:i/>
-              </w:rPr>
-            </w:pPr>
-            <w:r>
-              <w:t xml:space="preserve">nationalities: </w:t>
-            </w:r>
-            <w:r>
-              <w:rPr>
-                <w:i/>
-              </w:rPr>
-              <w:t>the Spanish, the Omanis, the Chinese</w:t>
-            </w:r>
-          </w:p>
-          <w:p>
-            <w:pPr>
-              <w:pStyle w:val="BlankWord2"/>
-              <w:rPr>
-                <w:i/>
-              </w:rPr>
-            </w:pPr>
-            <w:r>
-              <w:t xml:space="preserve">countries which are Republics, Kingdoms or Unions: </w:t>
-            </w:r>
-            <w:proofErr w:type="gramStart"/>
-            <w:r>
-              <w:rPr>
-                <w:i/>
-              </w:rPr>
-              <w:t>the</w:t>
-            </w:r>
-            <w:proofErr w:type="gramEnd"/>
-            <w:r>
-              <w:rPr>
-                <w:i/>
-              </w:rPr>
-              <w:t xml:space="preserve"> Republic of China, the United Kingdom (the UK), the United States of</w:t>
-            </w:r>
-            <w:r>
-              <w:rPr>
-                <w:i/>
-              </w:rPr>
-              <w:t xml:space="preserve"> </w:t>
-            </w:r>
-            <w:r>
-              <w:rPr>
-                <w:i/>
-              </w:rPr>
-              <w:t>America (the USA)</w:t>
-            </w:r>
-          </w:p>
-          <w:p>
-            <w:pPr>
-              <w:pStyle w:val="BlankWord2"/>
-              <w:rPr>
-                <w:i/>
-              </w:rPr>
-            </w:pPr>
-            <w:r>
-              <w:t xml:space="preserve">mountain ranges: </w:t>
-            </w:r>
-            <w:r>
-              <w:rPr>
-                <w:i/>
-              </w:rPr>
-              <w:t xml:space="preserve">the </w:t>
-            </w:r>
-            <w:proofErr w:type="spellStart"/>
-            <w:r>
-              <w:rPr>
-                <w:i/>
-              </w:rPr>
-              <w:t>Tramuntanas</w:t>
-            </w:r>
-            <w:proofErr w:type="spellEnd"/>
-            <w:r>
-              <w:rPr>
-                <w:i/>
-              </w:rPr>
-              <w:t>, the Himalayas</w:t>
-            </w:r>
-          </w:p>
-          <w:p>
-            <w:pPr>
-              <w:pStyle w:val="BlankWord2"/>
-              <w:rPr>
-                <w:i/>
-              </w:rPr>
-            </w:pPr>
-            <w:r>
-              <w:t xml:space="preserve">geographical areas: </w:t>
-            </w:r>
-            <w:r>
-              <w:rPr>
-                <w:i/>
-              </w:rPr>
-              <w:t>the northeast, the southwest</w:t>
-            </w:r>
-          </w:p>
-          <w:p>
-            <w:pPr>
-              <w:pStyle w:val="BlankWord2"/>
-              <w:spacing w:after="240"/>
-            </w:pPr>
-            <w:r>
-              <w:t xml:space="preserve">Other geographical </w:t>
-            </w:r>
-            <w:proofErr w:type="spellStart"/>
-            <w:proofErr w:type="gramStart"/>
-            <w:r>
-              <w:t>features:lakes</w:t>
-            </w:r>
-            <w:proofErr w:type="spellEnd"/>
-            <w:proofErr w:type="gramEnd"/>
-            <w:r>
-              <w:t xml:space="preserve">: no article, usually begins with the word Lake </w:t>
-            </w:r>
-            <w:r>
-              <w:rPr>
-                <w:i/>
-              </w:rPr>
-              <w:t xml:space="preserve">(Lake Windermere) </w:t>
-            </w:r>
-            <w:r>
-              <w:t xml:space="preserve">rivers: definite article before name of </w:t>
-            </w:r>
-            <w:proofErr w:type="spellStart"/>
-            <w:proofErr w:type="gramStart"/>
-            <w:r>
-              <w:t>river.Capitalise</w:t>
-            </w:r>
-            <w:proofErr w:type="spellEnd"/>
-            <w:proofErr w:type="gramEnd"/>
-            <w:r>
-              <w:t xml:space="preserve"> the word 'river' or it can be omitted </w:t>
-            </w:r>
-            <w:r>
-              <w:rPr>
-                <w:i/>
-              </w:rPr>
-              <w:t>(the Thames, the River Thames).</w:t>
-            </w:r>
-          </w:p>
-          <w:p>
-            <w:pPr>
-              <w:rPr>
-                <w:rFonts w:ascii="Source Sans 3" w:hAnsi="Source Sans 3"/>
-                <w:sz w:val="21"/>
-                <w:szCs w:val="21"/>
-              </w:rPr>
-            </w:pPr>
-            <w:r>
-              <w:rPr>
-                <w:rFonts w:ascii="Source Sans 3" w:hAnsi="Source Sans 3"/>
-                <w:sz w:val="21"/>
-                <w:szCs w:val="21"/>
-                <w:u w:val="single"/>
-              </w:rPr>
-              <w:t>Mallorca</w:t>
-            </w:r>
-            <w:r>
-              <w:rPr>
-                <w:rFonts w:ascii="Source Sans 3" w:hAnsi="Source Sans 3"/>
-                <w:sz w:val="21"/>
-                <w:szCs w:val="21"/>
-              </w:rPr>
-              <w:t xml:space="preserve">, the biggest of </w:t>
-            </w:r>
-            <w:r>
-              <w:rPr>
-                <w:rFonts w:ascii="Source Sans 3" w:hAnsi="Source Sans 3"/>
-                <w:sz w:val="21"/>
-                <w:szCs w:val="21"/>
-                <w:u w:val="single"/>
-              </w:rPr>
-              <w:t>the Balearic Islands</w:t>
-            </w:r>
-            <w:r>
-              <w:rPr>
-                <w:rFonts w:ascii="Source Sans 3" w:hAnsi="Source Sans 3"/>
-                <w:sz w:val="21"/>
-                <w:szCs w:val="21"/>
-              </w:rPr>
-              <w:t xml:space="preserve">, is situated in </w:t>
-            </w:r>
-            <w:r>
-              <w:rPr>
-                <w:rFonts w:ascii="Source Sans 3" w:hAnsi="Source Sans 3"/>
-                <w:sz w:val="21"/>
-                <w:szCs w:val="21"/>
-                <w:u w:val="single"/>
-              </w:rPr>
-              <w:t>the Mediterranean Sea</w:t>
-            </w:r>
-            <w:r>
-              <w:rPr>
-                <w:rFonts w:ascii="Source Sans 3" w:hAnsi="Source Sans 3"/>
-                <w:sz w:val="21"/>
-                <w:szCs w:val="21"/>
-              </w:rPr>
-              <w:t xml:space="preserve">, some 300km from </w:t>
-            </w:r>
-            <w:r>
-              <w:rPr>
-                <w:rFonts w:ascii="Source Sans 3" w:hAnsi="Source Sans 3"/>
-                <w:sz w:val="21"/>
-                <w:szCs w:val="21"/>
-                <w:u w:val="single"/>
-              </w:rPr>
-              <w:t>the Valencian coast</w:t>
-            </w:r>
-            <w:r>
-              <w:rPr>
-                <w:rFonts w:ascii="Source Sans 3" w:hAnsi="Source Sans 3"/>
-                <w:sz w:val="21"/>
-                <w:szCs w:val="21"/>
-              </w:rPr>
-              <w:t xml:space="preserve"> of </w:t>
-            </w:r>
-            <w:r>
-              <w:rPr>
-                <w:rFonts w:ascii="Source Sans 3" w:hAnsi="Source Sans 3"/>
-                <w:sz w:val="21"/>
-                <w:szCs w:val="21"/>
-                <w:u w:val="single"/>
-              </w:rPr>
-              <w:t>Spain</w:t>
-            </w:r>
-            <w:r>
-              <w:rPr>
-                <w:rFonts w:ascii="Source Sans 3" w:hAnsi="Source Sans 3"/>
-                <w:sz w:val="21"/>
-                <w:szCs w:val="21"/>
-              </w:rPr>
-              <w:t xml:space="preserve">, and is an exciting mix of urban energy, rural adventure and coastal calm. Although it isn't popular with </w:t>
-            </w:r>
-            <w:r>
-              <w:rPr>
-                <w:rFonts w:ascii="Source Sans 3" w:hAnsi="Source Sans 3"/>
-                <w:sz w:val="21"/>
-                <w:szCs w:val="21"/>
-                <w:u w:val="single"/>
-              </w:rPr>
-              <w:t>the Spanish</w:t>
-            </w:r>
-            <w:r>
-              <w:rPr>
-                <w:rFonts w:ascii="Source Sans 3" w:hAnsi="Source Sans 3"/>
-                <w:sz w:val="21"/>
-                <w:szCs w:val="21"/>
-              </w:rPr>
-              <w:t xml:space="preserve"> as a tourist destination, it annually welcomes people from all over </w:t>
-            </w:r>
-            <w:r>
-              <w:rPr>
-                <w:rFonts w:ascii="Source Sans 3" w:hAnsi="Source Sans 3"/>
-                <w:sz w:val="21"/>
-                <w:szCs w:val="21"/>
-                <w:u w:val="single"/>
-              </w:rPr>
-              <w:t>Europe</w:t>
-            </w:r>
-            <w:r>
-              <w:rPr>
-                <w:rFonts w:ascii="Source Sans 3" w:hAnsi="Source Sans 3"/>
-                <w:sz w:val="21"/>
-                <w:szCs w:val="21"/>
-              </w:rPr>
-              <w:t xml:space="preserve"> (particularly from </w:t>
-            </w:r>
-            <w:r>
-              <w:rPr>
-                <w:rFonts w:ascii="Source Sans 3" w:hAnsi="Source Sans 3"/>
-                <w:sz w:val="21"/>
-                <w:szCs w:val="21"/>
-                <w:u w:val="single"/>
-              </w:rPr>
-              <w:t>the United Kingdom, France</w:t>
-            </w:r>
-            <w:r>
-              <w:rPr>
-                <w:rFonts w:ascii="Source Sans 3" w:hAnsi="Source Sans 3"/>
-                <w:sz w:val="21"/>
-                <w:szCs w:val="21"/>
-              </w:rPr>
-              <w:t xml:space="preserve"> and </w:t>
-            </w:r>
-            <w:r>
-              <w:rPr>
-                <w:rFonts w:ascii="Source Sans 3" w:hAnsi="Source Sans 3"/>
-                <w:sz w:val="21"/>
-                <w:szCs w:val="21"/>
-                <w:u w:val="single"/>
-              </w:rPr>
-              <w:t>Germany</w:t>
-            </w:r>
-            <w:r>
-              <w:rPr>
-                <w:rFonts w:ascii="Source Sans 3" w:hAnsi="Source Sans 3"/>
-                <w:sz w:val="21"/>
-                <w:szCs w:val="21"/>
-              </w:rPr>
-              <w:t xml:space="preserve">), who may head for </w:t>
-            </w:r>
-            <w:r>
-              <w:rPr>
-                <w:rFonts w:ascii="Source Sans 3" w:hAnsi="Source Sans 3"/>
-                <w:sz w:val="21"/>
-                <w:szCs w:val="21"/>
-                <w:u w:val="single"/>
-              </w:rPr>
-              <w:t>Alcudia Beach</w:t>
-            </w:r>
-            <w:r>
-              <w:rPr>
-                <w:rFonts w:ascii="Source Sans 3" w:hAnsi="Source Sans 3"/>
-                <w:sz w:val="21"/>
-                <w:szCs w:val="21"/>
-              </w:rPr>
-              <w:t xml:space="preserve">, or go hiking in the </w:t>
-            </w:r>
-            <w:proofErr w:type="spellStart"/>
-            <w:r>
-              <w:rPr>
-                <w:rFonts w:ascii="Source Sans 3" w:hAnsi="Source Sans 3"/>
-                <w:sz w:val="21"/>
-                <w:szCs w:val="21"/>
-              </w:rPr>
-              <w:t>Tramuntanas</w:t>
-            </w:r>
-            <w:proofErr w:type="spellEnd"/>
-            <w:r>
-              <w:rPr>
-                <w:rFonts w:ascii="Source Sans 3" w:hAnsi="Source Sans 3"/>
-                <w:sz w:val="21"/>
-                <w:szCs w:val="21"/>
-              </w:rPr>
-              <w:t xml:space="preserve">, a mountain range that runs from </w:t>
-            </w:r>
-            <w:r>
-              <w:rPr>
-                <w:rFonts w:ascii="Source Sans 3" w:hAnsi="Source Sans 3"/>
-                <w:sz w:val="21"/>
-                <w:szCs w:val="21"/>
-                <w:u w:val="single"/>
-              </w:rPr>
-              <w:t>the northeast</w:t>
-            </w:r>
-            <w:r>
-              <w:rPr>
-                <w:rFonts w:ascii="Source Sans 3" w:hAnsi="Source Sans 3"/>
-                <w:sz w:val="21"/>
-                <w:szCs w:val="21"/>
-              </w:rPr>
-              <w:t xml:space="preserve"> to </w:t>
-            </w:r>
-            <w:r>
-              <w:rPr>
-                <w:rFonts w:ascii="Source Sans 3" w:hAnsi="Source Sans 3"/>
-                <w:sz w:val="21"/>
-                <w:szCs w:val="21"/>
-                <w:u w:val="single"/>
-              </w:rPr>
-              <w:t>the southwest</w:t>
-            </w:r>
-            <w:r>
-              <w:rPr>
-                <w:rFonts w:ascii="Source Sans 3" w:hAnsi="Source Sans 3"/>
-                <w:sz w:val="21"/>
-                <w:szCs w:val="21"/>
-              </w:rPr>
-              <w:t xml:space="preserve"> of the island. The busy capital city, </w:t>
-            </w:r>
-            <w:r>
-              <w:rPr>
-                <w:rFonts w:ascii="Source Sans 3" w:hAnsi="Source Sans 3"/>
-                <w:sz w:val="21"/>
-                <w:szCs w:val="21"/>
-                <w:u w:val="single"/>
-              </w:rPr>
-              <w:t>Palma de Mallorca</w:t>
-            </w:r>
-            <w:r>
-              <w:rPr>
-                <w:rFonts w:ascii="Source Sans 3" w:hAnsi="Source Sans 3"/>
-                <w:sz w:val="21"/>
-                <w:szCs w:val="21"/>
-              </w:rPr>
-              <w:t xml:space="preserve">, contrasts entirely with the traditional rural towns and villages in the heart of the island, such as </w:t>
-            </w:r>
-            <w:proofErr w:type="spellStart"/>
-            <w:r>
-              <w:rPr>
-                <w:rFonts w:ascii="Source Sans 3" w:hAnsi="Source Sans 3"/>
-                <w:sz w:val="21"/>
-                <w:szCs w:val="21"/>
-                <w:u w:val="single"/>
-              </w:rPr>
-              <w:t>Algaida</w:t>
-            </w:r>
-            <w:proofErr w:type="spellEnd"/>
-            <w:r>
-              <w:rPr>
-                <w:rFonts w:ascii="Source Sans 3" w:hAnsi="Source Sans 3"/>
-                <w:sz w:val="21"/>
-                <w:szCs w:val="21"/>
-              </w:rPr>
-              <w:t xml:space="preserve"> or </w:t>
-            </w:r>
-            <w:proofErr w:type="spellStart"/>
-            <w:r>
-              <w:rPr>
-                <w:rFonts w:ascii="Source Sans 3" w:hAnsi="Source Sans 3"/>
-                <w:sz w:val="21"/>
-                <w:szCs w:val="21"/>
-                <w:u w:val="single"/>
-              </w:rPr>
-              <w:t>Binissalem</w:t>
-            </w:r>
-            <w:proofErr w:type="spellEnd"/>
-            <w:r>
-              <w:rPr>
-                <w:rFonts w:ascii="Source Sans 3" w:hAnsi="Source Sans 3"/>
-                <w:sz w:val="21"/>
-                <w:szCs w:val="21"/>
-              </w:rPr>
-              <w:t>.</w:t>
-            </w:r>
-          </w:p>
-          <w:p>
-            <w:pPr>
-              <w:pStyle w:val="BlankWord2"/>
-              <w:rPr>
-                <w:rStyle w:val="BlankWord1"/>
-                <w:rtl/>
-                <w:lang w:bidi="fa-IR"/>
-              </w:rPr>
-            </w:pPr>
           </w:p>
         </w:tc>
       </w:tr>
@@ -25291,42 +24672,17 @@
         <w:tc>
           <w:tcPr>
             <w:tcW w:w="562" w:type="dxa"/>
-            <w:vAlign w:val="center"/>
           </w:tcPr>
           <w:p>
-            <w:pPr>
-              <w:rPr>
-                <w:rFonts w:ascii="Source Sans 3" w:hAnsi="Source Sans 3"/>
-                <w:b/>
-                <w:bCs/>
-                <w:bdr w:val="single" w:sz="12" w:space="0" w:color="FFFF00"/>
-              </w:rPr>
-            </w:pPr>
-            <w:r>
-              <w:rPr>
-                <w:rFonts w:ascii="Source Sans 3" w:hAnsi="Source Sans 3"/>
-                <w:b/>
-                <w:bCs/>
-                <w:bdr w:val="single" w:sz="18" w:space="0" w:color="FFFF00"/>
+            <w:r>
+              <w:rPr>
+                <w:rFonts w:ascii="Source Sans 3" w:hAnsi="Source Sans 3"/>
+                <w:b/>
+                <w:bCs/>
+                <w:bdr w:val="single" w:sz="12" w:space="0" w:color="CA0D8E"/>
               </w:rPr>
               <w:t>02</w:t>
             </w:r>
-          </w:p>
-          <w:p>
-            <w:pPr>
-              <w:jc w:val="center"/>
-            </w:pPr>
-            <w:hyperlink r:id="rId20" w:history="1">
-              <w:r>
-                <w:rPr>
-                  <w:rStyle w:val="Hyperlink"/>
-                  <w:rFonts w:ascii="Source Sans 3" w:hAnsi="Source Sans 3"/>
-                  <w:b/>
-                  <w:bCs/>
-                </w:rPr>
-                <w:t>25</w:t>
-              </w:r>
-            </w:hyperlink>
           </w:p>
         </w:tc>
         <w:tc>
@@ -25334,15 +24690,1153 @@
             <w:tcW w:w="13750" w:type="dxa"/>
           </w:tcPr>
           <w:p>
-            <w:r>
-              <w:rPr>
-                <w:rFonts w:ascii="Source Sans 3 Medium" w:hAnsi="Source Sans 3 Medium"/>
-                <w:b/>
-                <w:bCs/>
-                <w:sz w:val="21"/>
-                <w:szCs w:val="21"/>
-              </w:rPr>
-              <w:t>Think of a geographical area in your country and write a short paragraph like the one above, paying special attention to the correct use of articles. Swap your paragraph with a partner and correct each other's work where necessary.</w:t>
+            <w:pPr>
+              <w:rPr>
+                <w:rFonts w:ascii="Source Sans 3 Medium" w:hAnsi="Source Sans 3 Medium"/>
+                <w:b/>
+                <w:bCs/>
+                <w:sz w:val="21"/>
+                <w:szCs w:val="21"/>
+              </w:rPr>
+            </w:pPr>
+            <w:r>
+              <w:rPr>
+                <w:rFonts w:ascii="Source Sans 3 Medium" w:hAnsi="Source Sans 3 Medium"/>
+                <w:b/>
+                <w:bCs/>
+                <w:sz w:val="21"/>
+                <w:szCs w:val="21"/>
+              </w:rPr>
+              <w:t>Read these sentences that</w:t>
+            </w:r>
+            <w:r>
+              <w:rPr>
+                <w:rFonts w:ascii="Source Sans 3 Medium" w:hAnsi="Source Sans 3 Medium"/>
+                <w:b/>
+                <w:bCs/>
+                <w:sz w:val="21"/>
+                <w:szCs w:val="21"/>
+              </w:rPr>
+              <w:t xml:space="preserve"> </w:t>
+            </w:r>
+            <w:r>
+              <w:rPr>
+                <w:rFonts w:ascii="Source Sans 3 Medium" w:hAnsi="Source Sans 3 Medium"/>
+                <w:b/>
+                <w:bCs/>
+                <w:sz w:val="21"/>
+                <w:szCs w:val="21"/>
+              </w:rPr>
+              <w:t>you might hear when deciding to go on a city tour. Look at</w:t>
+            </w:r>
+            <w:r>
+              <w:rPr>
+                <w:rFonts w:ascii="Source Sans 3 Medium" w:hAnsi="Source Sans 3 Medium"/>
+                <w:b/>
+                <w:bCs/>
+                <w:sz w:val="21"/>
+                <w:szCs w:val="21"/>
+              </w:rPr>
+              <w:t xml:space="preserve"> </w:t>
+            </w:r>
+            <w:r>
+              <w:rPr>
+                <w:rFonts w:ascii="Source Sans 3 Medium" w:hAnsi="Source Sans 3 Medium"/>
+                <w:b/>
+                <w:bCs/>
+                <w:sz w:val="21"/>
+                <w:szCs w:val="21"/>
+              </w:rPr>
+              <w:t>each group of words in bold type. Decide which is NOT a synonym of the others and</w:t>
+            </w:r>
+            <w:r>
+              <w:rPr>
+                <w:rFonts w:ascii="Source Sans 3 Medium" w:hAnsi="Source Sans 3 Medium"/>
+                <w:b/>
+                <w:bCs/>
+                <w:sz w:val="21"/>
+                <w:szCs w:val="21"/>
+              </w:rPr>
+              <w:t xml:space="preserve"> </w:t>
+            </w:r>
+            <w:r>
+              <w:rPr>
+                <w:rFonts w:ascii="Source Sans 3 Medium" w:hAnsi="Source Sans 3 Medium"/>
+                <w:b/>
+                <w:bCs/>
+                <w:sz w:val="21"/>
+                <w:szCs w:val="21"/>
+              </w:rPr>
+              <w:t>explain how it differs. In one sentence there are no synonyms.</w:t>
+            </w:r>
+          </w:p>
+          <w:p>
+            <w:pPr>
+              <w:spacing w:before="240"/>
+              <w:rPr>
+                <w:rFonts w:ascii="Source Sans 3" w:hAnsi="Source Sans 3"/>
+                <w:sz w:val="21"/>
+                <w:szCs w:val="21"/>
+              </w:rPr>
+            </w:pPr>
+            <w:r>
+              <w:rPr>
+                <w:rFonts w:ascii="Source Sans 3" w:hAnsi="Source Sans 3"/>
+                <w:sz w:val="21"/>
+                <w:szCs w:val="21"/>
+              </w:rPr>
+              <w:t xml:space="preserve">'As long as you </w:t>
+            </w:r>
+            <w:r>
+              <w:rPr>
+                <w:rFonts w:ascii="Source Sans 3" w:hAnsi="Source Sans 3"/>
+                <w:b/>
+                <w:bCs/>
+                <w:sz w:val="21"/>
+                <w:szCs w:val="21"/>
+              </w:rPr>
+              <w:t>(1) book</w:t>
+            </w:r>
+            <w:r>
+              <w:rPr>
+                <w:rFonts w:ascii="Source Sans 3" w:hAnsi="Source Sans 3"/>
+                <w:b/>
+                <w:bCs/>
+                <w:sz w:val="21"/>
+                <w:szCs w:val="21"/>
+              </w:rPr>
+              <w:t xml:space="preserve"> </w:t>
+            </w:r>
+            <w:r>
+              <w:rPr>
+                <w:rFonts w:ascii="Source Sans 3" w:hAnsi="Source Sans 3"/>
+                <w:sz w:val="21"/>
+                <w:szCs w:val="21"/>
+              </w:rPr>
+              <w:t>/</w:t>
+            </w:r>
+            <w:r>
+              <w:rPr>
+                <w:rFonts w:ascii="Source Sans 3" w:hAnsi="Source Sans 3"/>
+                <w:b/>
+                <w:bCs/>
+                <w:sz w:val="21"/>
+                <w:szCs w:val="21"/>
+              </w:rPr>
+              <w:t xml:space="preserve"> select</w:t>
+            </w:r>
+            <w:r>
+              <w:rPr>
+                <w:rFonts w:ascii="Source Sans 3" w:hAnsi="Source Sans 3"/>
+                <w:b/>
+                <w:bCs/>
+                <w:sz w:val="21"/>
+                <w:szCs w:val="21"/>
+              </w:rPr>
+              <w:t xml:space="preserve"> </w:t>
+            </w:r>
+            <w:r>
+              <w:rPr>
+                <w:rFonts w:ascii="Source Sans 3" w:hAnsi="Source Sans 3"/>
+                <w:sz w:val="21"/>
+                <w:szCs w:val="21"/>
+              </w:rPr>
+              <w:t>/</w:t>
+            </w:r>
+            <w:r>
+              <w:rPr>
+                <w:rFonts w:ascii="Source Sans 3" w:hAnsi="Source Sans 3"/>
+                <w:b/>
+                <w:bCs/>
+                <w:sz w:val="21"/>
+                <w:szCs w:val="21"/>
+              </w:rPr>
+              <w:t xml:space="preserve"> reserve</w:t>
+            </w:r>
+            <w:r>
+              <w:rPr>
+                <w:rFonts w:ascii="Source Sans 3" w:hAnsi="Source Sans 3"/>
+                <w:sz w:val="21"/>
+                <w:szCs w:val="21"/>
+              </w:rPr>
+              <w:t xml:space="preserve"> your tickets online at least 24 hours in advance, you can get a special </w:t>
+            </w:r>
+            <w:r>
+              <w:rPr>
+                <w:rFonts w:ascii="Source Sans 3" w:hAnsi="Source Sans 3"/>
+                <w:b/>
+                <w:bCs/>
+                <w:sz w:val="21"/>
+                <w:szCs w:val="21"/>
+              </w:rPr>
+              <w:t>(2) discount</w:t>
+            </w:r>
+            <w:r>
+              <w:rPr>
+                <w:rFonts w:ascii="Source Sans 3" w:hAnsi="Source Sans 3"/>
+                <w:b/>
+                <w:bCs/>
+                <w:sz w:val="21"/>
+                <w:szCs w:val="21"/>
+              </w:rPr>
+              <w:t xml:space="preserve"> </w:t>
+            </w:r>
+            <w:r>
+              <w:rPr>
+                <w:rFonts w:ascii="Source Sans 3" w:hAnsi="Source Sans 3"/>
+                <w:sz w:val="21"/>
+                <w:szCs w:val="21"/>
+              </w:rPr>
+              <w:t>/</w:t>
+            </w:r>
+            <w:r>
+              <w:rPr>
+                <w:rFonts w:ascii="Source Sans 3" w:hAnsi="Source Sans 3"/>
+                <w:b/>
+                <w:bCs/>
+                <w:sz w:val="21"/>
+                <w:szCs w:val="21"/>
+              </w:rPr>
+              <w:t xml:space="preserve"> reduction</w:t>
+            </w:r>
+            <w:r>
+              <w:rPr>
+                <w:rFonts w:ascii="Source Sans 3" w:hAnsi="Source Sans 3"/>
+                <w:b/>
+                <w:bCs/>
+                <w:sz w:val="21"/>
+                <w:szCs w:val="21"/>
+              </w:rPr>
+              <w:t xml:space="preserve"> </w:t>
+            </w:r>
+            <w:r>
+              <w:rPr>
+                <w:rFonts w:ascii="Source Sans 3" w:hAnsi="Source Sans 3"/>
+                <w:sz w:val="21"/>
+                <w:szCs w:val="21"/>
+              </w:rPr>
+              <w:t>/</w:t>
+            </w:r>
+            <w:r>
+              <w:rPr>
+                <w:rFonts w:ascii="Source Sans 3" w:hAnsi="Source Sans 3"/>
+                <w:b/>
+                <w:bCs/>
+                <w:sz w:val="21"/>
+                <w:szCs w:val="21"/>
+              </w:rPr>
+              <w:t xml:space="preserve"> bargain</w:t>
+            </w:r>
+            <w:r>
+              <w:rPr>
+                <w:rFonts w:ascii="Source Sans 3" w:hAnsi="Source Sans 3"/>
+                <w:sz w:val="21"/>
+                <w:szCs w:val="21"/>
+              </w:rPr>
+              <w:t xml:space="preserve"> of 10%.'</w:t>
+            </w:r>
+          </w:p>
+          <w:p>
+            <w:pPr>
+              <w:rPr>
+                <w:rFonts w:ascii="Source Sans 3 Medium" w:hAnsi="Source Sans 3 Medium"/>
+                <w:b/>
+                <w:bCs/>
+                <w:sz w:val="21"/>
+                <w:szCs w:val="21"/>
+              </w:rPr>
+            </w:pPr>
+            <w:r>
+              <w:rPr>
+                <w:rFonts w:ascii="Source Sans 3 Medium" w:hAnsi="Source Sans 3 Medium"/>
+                <w:b/>
+                <w:bCs/>
+                <w:sz w:val="21"/>
+                <w:szCs w:val="21"/>
+              </w:rPr>
+              <w:t>1</w:t>
+            </w:r>
+          </w:p>
+          <w:p>
+            <w:pPr>
+              <w:pStyle w:val="BlankWord2"/>
+              <w:rPr>
+                <w:iCs/>
+              </w:rPr>
+            </w:pPr>
+            <w:r>
+              <w:rPr>
+                <w:i/>
+              </w:rPr>
+              <w:t>book</w:t>
+            </w:r>
+            <w:r>
+              <w:rPr>
+                <w:iCs/>
+              </w:rPr>
+              <w:t xml:space="preserve"> and </w:t>
+            </w:r>
+            <w:r>
+              <w:rPr>
+                <w:i/>
+              </w:rPr>
+              <w:t>reserve</w:t>
+            </w:r>
+            <w:r>
+              <w:rPr>
+                <w:iCs/>
+              </w:rPr>
+              <w:t xml:space="preserve"> are synonyms; </w:t>
+            </w:r>
+            <w:r>
+              <w:rPr>
+                <w:i/>
+              </w:rPr>
+              <w:t>select</w:t>
+            </w:r>
+            <w:r>
+              <w:rPr>
+                <w:iCs/>
+              </w:rPr>
+              <w:t xml:space="preserve"> means to choose or decide.</w:t>
+            </w:r>
+          </w:p>
+          <w:p>
+            <w:pPr>
+              <w:rPr>
+                <w:rFonts w:ascii="Source Sans 3 Medium" w:hAnsi="Source Sans 3 Medium"/>
+                <w:b/>
+                <w:bCs/>
+                <w:sz w:val="21"/>
+                <w:szCs w:val="21"/>
+              </w:rPr>
+            </w:pPr>
+            <w:r>
+              <w:rPr>
+                <w:rFonts w:ascii="Source Sans 3 Medium" w:hAnsi="Source Sans 3 Medium"/>
+                <w:b/>
+                <w:bCs/>
+                <w:sz w:val="21"/>
+                <w:szCs w:val="21"/>
+              </w:rPr>
+              <w:t>2</w:t>
+            </w:r>
+          </w:p>
+          <w:p>
+            <w:pPr>
+              <w:pStyle w:val="BlankWord2"/>
+              <w:rPr>
+                <w:rStyle w:val="BlankWord1"/>
+                <w:iCs/>
+              </w:rPr>
+            </w:pPr>
+            <w:r>
+              <w:rPr>
+                <w:i/>
+              </w:rPr>
+              <w:t>discount</w:t>
+            </w:r>
+            <w:r>
+              <w:rPr>
+                <w:iCs/>
+              </w:rPr>
+              <w:t xml:space="preserve"> and </w:t>
+            </w:r>
+            <w:r>
+              <w:rPr>
+                <w:i/>
+              </w:rPr>
+              <w:t>reduction</w:t>
+            </w:r>
+            <w:r>
+              <w:rPr>
+                <w:iCs/>
+              </w:rPr>
+              <w:t xml:space="preserve"> are synonyms; </w:t>
+            </w:r>
+            <w:r>
+              <w:rPr>
+                <w:i/>
+              </w:rPr>
+              <w:t>bargain</w:t>
+            </w:r>
+            <w:r>
+              <w:rPr>
+                <w:iCs/>
+              </w:rPr>
+              <w:t xml:space="preserve"> means that you get something for a very </w:t>
+            </w:r>
+            <w:proofErr w:type="spellStart"/>
+            <w:r>
+              <w:rPr>
+                <w:iCs/>
+              </w:rPr>
+              <w:t>favourable</w:t>
+            </w:r>
+            <w:proofErr w:type="spellEnd"/>
+            <w:r>
+              <w:rPr>
+                <w:iCs/>
+              </w:rPr>
+              <w:t xml:space="preserve"> price.</w:t>
+            </w:r>
+          </w:p>
+          <w:p>
+            <w:pPr>
+              <w:spacing w:line="360" w:lineRule="auto"/>
+              <w:rPr>
+                <w:rFonts w:ascii="Source Sans 3" w:hAnsi="Source Sans 3"/>
+                <w:sz w:val="21"/>
+                <w:szCs w:val="21"/>
+              </w:rPr>
+            </w:pPr>
+            <w:r>
+              <w:rPr>
+                <w:rFonts w:ascii="Source Sans 3" w:hAnsi="Source Sans 3"/>
+                <w:sz w:val="21"/>
+                <w:szCs w:val="21"/>
+              </w:rPr>
+              <w:t xml:space="preserve">'Hi, my name is Lucy and I'm going to be your </w:t>
+            </w:r>
+            <w:r>
+              <w:rPr>
+                <w:rFonts w:ascii="Source Sans 3" w:hAnsi="Source Sans 3"/>
+                <w:b/>
+                <w:bCs/>
+                <w:sz w:val="21"/>
+                <w:szCs w:val="21"/>
+              </w:rPr>
+              <w:t>(3) curator</w:t>
+            </w:r>
+            <w:r>
+              <w:rPr>
+                <w:rFonts w:ascii="Source Sans 3" w:hAnsi="Source Sans 3"/>
+                <w:b/>
+                <w:bCs/>
+                <w:sz w:val="21"/>
+                <w:szCs w:val="21"/>
+              </w:rPr>
+              <w:t xml:space="preserve"> </w:t>
+            </w:r>
+            <w:r>
+              <w:rPr>
+                <w:rFonts w:ascii="Source Sans 3" w:hAnsi="Source Sans 3"/>
+                <w:sz w:val="21"/>
+                <w:szCs w:val="21"/>
+              </w:rPr>
+              <w:t>/</w:t>
+            </w:r>
+            <w:r>
+              <w:rPr>
+                <w:rFonts w:ascii="Source Sans 3" w:hAnsi="Source Sans 3"/>
+                <w:b/>
+                <w:bCs/>
+                <w:sz w:val="21"/>
+                <w:szCs w:val="21"/>
+              </w:rPr>
+              <w:t xml:space="preserve"> presenter</w:t>
+            </w:r>
+            <w:r>
+              <w:rPr>
+                <w:rFonts w:ascii="Source Sans 3" w:hAnsi="Source Sans 3"/>
+                <w:b/>
+                <w:bCs/>
+                <w:sz w:val="21"/>
+                <w:szCs w:val="21"/>
+              </w:rPr>
+              <w:t xml:space="preserve"> </w:t>
+            </w:r>
+            <w:r>
+              <w:rPr>
+                <w:rFonts w:ascii="Source Sans 3" w:hAnsi="Source Sans 3"/>
+                <w:sz w:val="21"/>
+                <w:szCs w:val="21"/>
+              </w:rPr>
+              <w:t>/</w:t>
+            </w:r>
+            <w:r>
+              <w:rPr>
+                <w:rFonts w:ascii="Source Sans 3" w:hAnsi="Source Sans 3"/>
+                <w:b/>
+                <w:bCs/>
+                <w:sz w:val="21"/>
+                <w:szCs w:val="21"/>
+              </w:rPr>
+              <w:t xml:space="preserve"> guide</w:t>
+            </w:r>
+            <w:r>
+              <w:rPr>
+                <w:rFonts w:ascii="Source Sans 3" w:hAnsi="Source Sans 3"/>
+                <w:sz w:val="21"/>
+                <w:szCs w:val="21"/>
+              </w:rPr>
+              <w:t xml:space="preserve"> for today's </w:t>
+            </w:r>
+            <w:r>
+              <w:rPr>
+                <w:rFonts w:ascii="Source Sans 3" w:hAnsi="Source Sans 3"/>
+                <w:i/>
+                <w:sz w:val="21"/>
+                <w:szCs w:val="21"/>
+              </w:rPr>
+              <w:t xml:space="preserve">visit </w:t>
+            </w:r>
+            <w:r>
+              <w:rPr>
+                <w:rFonts w:ascii="Source Sans 3" w:hAnsi="Source Sans 3"/>
+                <w:sz w:val="21"/>
+                <w:szCs w:val="21"/>
+              </w:rPr>
+              <w:t xml:space="preserve">of the Trumpington Tower Museum. Can I remind you that all </w:t>
+            </w:r>
+            <w:r>
+              <w:rPr>
+                <w:rFonts w:ascii="Source Sans 3" w:hAnsi="Source Sans 3"/>
+                <w:b/>
+                <w:bCs/>
+                <w:sz w:val="21"/>
+                <w:szCs w:val="21"/>
+              </w:rPr>
+              <w:t xml:space="preserve">(4) visitors </w:t>
+            </w:r>
+            <w:r>
+              <w:rPr>
+                <w:rFonts w:ascii="Source Sans 3" w:hAnsi="Source Sans 3"/>
+                <w:sz w:val="21"/>
+                <w:szCs w:val="21"/>
+              </w:rPr>
+              <w:t>/</w:t>
+            </w:r>
+            <w:r>
+              <w:rPr>
+                <w:rFonts w:ascii="Source Sans 3" w:hAnsi="Source Sans 3"/>
+                <w:sz w:val="21"/>
+                <w:szCs w:val="21"/>
+              </w:rPr>
+              <w:t xml:space="preserve"> </w:t>
+            </w:r>
+            <w:r>
+              <w:rPr>
+                <w:rFonts w:ascii="Source Sans 3" w:hAnsi="Source Sans 3"/>
+                <w:b/>
+                <w:bCs/>
+                <w:sz w:val="21"/>
+                <w:szCs w:val="21"/>
+              </w:rPr>
+              <w:t>explorers</w:t>
+            </w:r>
+            <w:r>
+              <w:rPr>
+                <w:rFonts w:ascii="Source Sans 3" w:hAnsi="Source Sans 3"/>
+                <w:b/>
+                <w:bCs/>
+                <w:sz w:val="21"/>
+                <w:szCs w:val="21"/>
+              </w:rPr>
+              <w:t xml:space="preserve"> </w:t>
+            </w:r>
+            <w:r>
+              <w:rPr>
+                <w:rFonts w:ascii="Source Sans 3" w:hAnsi="Source Sans 3"/>
+                <w:sz w:val="21"/>
+                <w:szCs w:val="21"/>
+              </w:rPr>
+              <w:t>/</w:t>
+            </w:r>
+            <w:r>
+              <w:rPr>
+                <w:rFonts w:ascii="Source Sans 3" w:hAnsi="Source Sans 3"/>
+                <w:b/>
+                <w:bCs/>
+                <w:sz w:val="21"/>
+                <w:szCs w:val="21"/>
+              </w:rPr>
+              <w:t xml:space="preserve"> guests</w:t>
+            </w:r>
+            <w:r>
+              <w:rPr>
+                <w:rFonts w:ascii="Source Sans 3" w:hAnsi="Source Sans 3"/>
+                <w:sz w:val="21"/>
+                <w:szCs w:val="21"/>
+              </w:rPr>
+              <w:t xml:space="preserve"> will need to show their tickets at the </w:t>
+            </w:r>
+            <w:r>
+              <w:rPr>
+                <w:rFonts w:ascii="Source Sans 3" w:hAnsi="Source Sans 3"/>
+                <w:b/>
+                <w:bCs/>
+                <w:sz w:val="21"/>
+                <w:szCs w:val="21"/>
+              </w:rPr>
+              <w:t>(5)</w:t>
+            </w:r>
+            <w:r>
+              <w:rPr>
+                <w:rFonts w:ascii="Source Sans 3" w:hAnsi="Source Sans 3"/>
+                <w:b/>
+                <w:bCs/>
+                <w:sz w:val="21"/>
+                <w:szCs w:val="21"/>
+              </w:rPr>
+              <w:t xml:space="preserve"> guard room </w:t>
+            </w:r>
+            <w:r>
+              <w:rPr>
+                <w:rFonts w:ascii="Source Sans 3" w:hAnsi="Source Sans 3"/>
+                <w:sz w:val="21"/>
+                <w:szCs w:val="21"/>
+              </w:rPr>
+              <w:t>/</w:t>
+            </w:r>
+            <w:r>
+              <w:rPr>
+                <w:rFonts w:ascii="Source Sans 3" w:hAnsi="Source Sans 3"/>
+                <w:b/>
+                <w:bCs/>
+                <w:sz w:val="21"/>
+                <w:szCs w:val="21"/>
+              </w:rPr>
+              <w:t xml:space="preserve"> front desk </w:t>
+            </w:r>
+            <w:r>
+              <w:rPr>
+                <w:rFonts w:ascii="Source Sans 3" w:hAnsi="Source Sans 3"/>
+                <w:sz w:val="21"/>
+                <w:szCs w:val="21"/>
+              </w:rPr>
+              <w:t>/</w:t>
+            </w:r>
+            <w:r>
+              <w:rPr>
+                <w:rFonts w:ascii="Source Sans 3" w:hAnsi="Source Sans 3"/>
+                <w:sz w:val="21"/>
+                <w:szCs w:val="21"/>
+              </w:rPr>
+              <w:t xml:space="preserve"> </w:t>
+            </w:r>
+            <w:r>
+              <w:rPr>
+                <w:rFonts w:ascii="Source Sans 3" w:hAnsi="Source Sans 3"/>
+                <w:b/>
+                <w:bCs/>
+                <w:sz w:val="21"/>
+                <w:szCs w:val="21"/>
+              </w:rPr>
+              <w:t>main entrance</w:t>
+            </w:r>
+            <w:r>
+              <w:rPr>
+                <w:rFonts w:ascii="Source Sans 3" w:hAnsi="Source Sans 3"/>
+                <w:sz w:val="21"/>
+                <w:szCs w:val="21"/>
+              </w:rPr>
+              <w:t xml:space="preserve"> as soon as they come in.'</w:t>
+            </w:r>
+          </w:p>
+          <w:p>
+            <w:pPr>
+              <w:rPr>
+                <w:rFonts w:ascii="Source Sans 3 Medium" w:hAnsi="Source Sans 3 Medium"/>
+                <w:b/>
+                <w:bCs/>
+                <w:sz w:val="21"/>
+                <w:szCs w:val="21"/>
+              </w:rPr>
+            </w:pPr>
+            <w:r>
+              <w:rPr>
+                <w:rFonts w:ascii="Source Sans 3 Medium" w:hAnsi="Source Sans 3 Medium"/>
+                <w:b/>
+                <w:bCs/>
+                <w:sz w:val="21"/>
+                <w:szCs w:val="21"/>
+              </w:rPr>
+              <w:t>3</w:t>
+            </w:r>
+          </w:p>
+          <w:p>
+            <w:pPr>
+              <w:pStyle w:val="BlankWord2"/>
+              <w:rPr>
+                <w:iCs/>
+              </w:rPr>
+            </w:pPr>
+            <w:r>
+              <w:rPr>
+                <w:iCs/>
+              </w:rPr>
+              <w:t xml:space="preserve">There are no synonyms here; a </w:t>
+            </w:r>
+            <w:r>
+              <w:rPr>
+                <w:i/>
+              </w:rPr>
+              <w:t>curator</w:t>
+            </w:r>
+            <w:r>
+              <w:rPr>
+                <w:iCs/>
+              </w:rPr>
+              <w:t xml:space="preserve"> is someone who </w:t>
+            </w:r>
+            <w:r>
+              <w:rPr>
+                <w:iCs/>
+              </w:rPr>
+              <w:t xml:space="preserve">organizes </w:t>
+            </w:r>
+            <w:r>
+              <w:rPr>
+                <w:iCs/>
+              </w:rPr>
+              <w:t xml:space="preserve">the exhibits in a gallery or museum; a presenter is someone who introduces a television or radio show; a </w:t>
+            </w:r>
+            <w:r>
+              <w:rPr>
+                <w:i/>
+              </w:rPr>
+              <w:t>guide</w:t>
+            </w:r>
+            <w:r>
+              <w:rPr>
+                <w:iCs/>
+              </w:rPr>
+              <w:t xml:space="preserve"> is someone whose job is to show a place to visitors or tourists.</w:t>
+            </w:r>
+          </w:p>
+          <w:p>
+            <w:pPr>
+              <w:rPr>
+                <w:rFonts w:ascii="Source Sans 3 Medium" w:hAnsi="Source Sans 3 Medium"/>
+                <w:b/>
+                <w:bCs/>
+                <w:sz w:val="21"/>
+                <w:szCs w:val="21"/>
+              </w:rPr>
+            </w:pPr>
+            <w:r>
+              <w:rPr>
+                <w:rFonts w:ascii="Source Sans 3 Medium" w:hAnsi="Source Sans 3 Medium"/>
+                <w:b/>
+                <w:bCs/>
+                <w:sz w:val="21"/>
+                <w:szCs w:val="21"/>
+              </w:rPr>
+              <w:t>4</w:t>
+            </w:r>
+          </w:p>
+          <w:p>
+            <w:pPr>
+              <w:pStyle w:val="BlankWord2"/>
+              <w:rPr>
+                <w:rStyle w:val="BlankWord1"/>
+                <w:iCs/>
+              </w:rPr>
+            </w:pPr>
+            <w:r>
+              <w:rPr>
+                <w:i/>
+              </w:rPr>
+              <w:t xml:space="preserve">visitors </w:t>
+            </w:r>
+            <w:r>
+              <w:rPr>
+                <w:iCs/>
+              </w:rPr>
+              <w:t>and</w:t>
+            </w:r>
+            <w:r>
+              <w:rPr>
+                <w:i/>
+              </w:rPr>
+              <w:t xml:space="preserve"> guests </w:t>
+            </w:r>
+            <w:r>
+              <w:rPr>
+                <w:iCs/>
+              </w:rPr>
+              <w:t>are synonyms; explorers travel to new and unknown places. You can explore a museum, but you cannot be a museum explorer.</w:t>
+            </w:r>
+          </w:p>
+          <w:p>
+            <w:pPr>
+              <w:rPr>
+                <w:rFonts w:ascii="Source Sans 3 Medium" w:hAnsi="Source Sans 3 Medium"/>
+                <w:b/>
+                <w:bCs/>
+                <w:sz w:val="21"/>
+                <w:szCs w:val="21"/>
+              </w:rPr>
+            </w:pPr>
+            <w:r>
+              <w:rPr>
+                <w:rFonts w:ascii="Source Sans 3 Medium" w:hAnsi="Source Sans 3 Medium"/>
+                <w:b/>
+                <w:bCs/>
+                <w:sz w:val="21"/>
+                <w:szCs w:val="21"/>
+              </w:rPr>
+              <w:t>5</w:t>
+            </w:r>
+          </w:p>
+          <w:p>
+            <w:pPr>
+              <w:pStyle w:val="BlankWord2"/>
+              <w:rPr>
+                <w:rStyle w:val="BlankWord1"/>
+              </w:rPr>
+            </w:pPr>
+            <w:r>
+              <w:rPr>
+                <w:iCs/>
+              </w:rPr>
+              <w:t>the</w:t>
+            </w:r>
+            <w:r>
+              <w:rPr>
+                <w:i/>
+              </w:rPr>
+              <w:t xml:space="preserve"> front desk </w:t>
+            </w:r>
+            <w:r>
+              <w:rPr>
+                <w:iCs/>
+              </w:rPr>
+              <w:t>and</w:t>
+            </w:r>
+            <w:r>
+              <w:rPr>
+                <w:i/>
+              </w:rPr>
+              <w:t xml:space="preserve"> main entrance </w:t>
+            </w:r>
+            <w:r>
+              <w:rPr>
+                <w:iCs/>
+              </w:rPr>
+              <w:t>are synonyms here; the</w:t>
+            </w:r>
+            <w:r>
+              <w:rPr>
+                <w:i/>
+              </w:rPr>
+              <w:t xml:space="preserve"> guard room </w:t>
+            </w:r>
+            <w:r>
+              <w:rPr>
+                <w:iCs/>
+              </w:rPr>
+              <w:t>is more likely to be in a prison and not a place where you show your tickets.</w:t>
+            </w:r>
+          </w:p>
+          <w:p>
+            <w:pPr>
+              <w:spacing w:before="240"/>
+              <w:rPr>
+                <w:rFonts w:ascii="Source Sans 3" w:hAnsi="Source Sans 3"/>
+                <w:sz w:val="21"/>
+                <w:szCs w:val="21"/>
+              </w:rPr>
+            </w:pPr>
+            <w:r>
+              <w:rPr>
+                <w:rFonts w:ascii="Source Sans 3" w:hAnsi="Source Sans 3"/>
+                <w:sz w:val="21"/>
+                <w:szCs w:val="21"/>
+              </w:rPr>
+              <w:t xml:space="preserve">'When the tour finishes, you will have some free time to </w:t>
+            </w:r>
+            <w:r>
+              <w:rPr>
+                <w:rFonts w:ascii="Source Sans 3" w:hAnsi="Source Sans 3"/>
+                <w:b/>
+                <w:bCs/>
+                <w:sz w:val="21"/>
+                <w:szCs w:val="21"/>
+              </w:rPr>
+              <w:t>(</w:t>
+            </w:r>
+            <w:r>
+              <w:rPr>
+                <w:rFonts w:ascii="Source Sans 3" w:hAnsi="Source Sans 3"/>
+                <w:b/>
+                <w:bCs/>
+                <w:sz w:val="21"/>
+                <w:szCs w:val="21"/>
+              </w:rPr>
+              <w:t>6) explore</w:t>
+            </w:r>
+            <w:r>
+              <w:rPr>
+                <w:rFonts w:ascii="Source Sans 3" w:hAnsi="Source Sans 3"/>
+                <w:b/>
+                <w:bCs/>
+                <w:sz w:val="21"/>
+                <w:szCs w:val="21"/>
+              </w:rPr>
+              <w:t xml:space="preserve"> </w:t>
+            </w:r>
+            <w:r>
+              <w:rPr>
+                <w:rFonts w:ascii="Source Sans 3" w:hAnsi="Source Sans 3"/>
+                <w:sz w:val="21"/>
+                <w:szCs w:val="21"/>
+              </w:rPr>
+              <w:t>/</w:t>
+            </w:r>
+            <w:r>
+              <w:rPr>
+                <w:rFonts w:ascii="Source Sans 3" w:hAnsi="Source Sans 3"/>
+                <w:b/>
+                <w:bCs/>
+                <w:sz w:val="21"/>
+                <w:szCs w:val="21"/>
+              </w:rPr>
+              <w:t xml:space="preserve"> navigate </w:t>
+            </w:r>
+            <w:r>
+              <w:rPr>
+                <w:rFonts w:ascii="Source Sans 3" w:hAnsi="Source Sans 3"/>
+                <w:sz w:val="21"/>
+                <w:szCs w:val="21"/>
+              </w:rPr>
+              <w:t>/</w:t>
+            </w:r>
+            <w:r>
+              <w:rPr>
+                <w:rFonts w:ascii="Source Sans 3" w:hAnsi="Source Sans 3"/>
+                <w:b/>
+                <w:bCs/>
+                <w:sz w:val="21"/>
+                <w:szCs w:val="21"/>
+              </w:rPr>
+              <w:t xml:space="preserve"> wander</w:t>
+            </w:r>
+            <w:r>
+              <w:rPr>
+                <w:rFonts w:ascii="Source Sans 3" w:hAnsi="Source Sans 3"/>
+                <w:sz w:val="21"/>
+                <w:szCs w:val="21"/>
+              </w:rPr>
+              <w:t xml:space="preserve"> around the town </w:t>
+            </w:r>
+            <w:proofErr w:type="spellStart"/>
+            <w:r>
+              <w:rPr>
+                <w:rFonts w:ascii="Source Sans 3" w:hAnsi="Source Sans 3"/>
+                <w:sz w:val="21"/>
+                <w:szCs w:val="21"/>
+              </w:rPr>
+              <w:t>centre</w:t>
+            </w:r>
+            <w:proofErr w:type="spellEnd"/>
+            <w:r>
+              <w:rPr>
+                <w:rFonts w:ascii="Source Sans 3" w:hAnsi="Source Sans 3"/>
+                <w:sz w:val="21"/>
+                <w:szCs w:val="21"/>
+              </w:rPr>
+              <w:t xml:space="preserve"> for 30 minutes. The tour bus will </w:t>
+            </w:r>
+            <w:r>
+              <w:rPr>
+                <w:rFonts w:ascii="Source Sans 3" w:hAnsi="Source Sans 3"/>
+                <w:b/>
+                <w:bCs/>
+                <w:sz w:val="21"/>
+                <w:szCs w:val="21"/>
+              </w:rPr>
+              <w:t xml:space="preserve">(7) pick us up </w:t>
+            </w:r>
+            <w:r>
+              <w:rPr>
+                <w:rFonts w:ascii="Source Sans 3" w:hAnsi="Source Sans 3"/>
+                <w:sz w:val="21"/>
+                <w:szCs w:val="21"/>
+              </w:rPr>
+              <w:t>/</w:t>
+            </w:r>
+            <w:r>
+              <w:rPr>
+                <w:rFonts w:ascii="Source Sans 3" w:hAnsi="Source Sans 3"/>
+                <w:sz w:val="21"/>
+                <w:szCs w:val="21"/>
+              </w:rPr>
+              <w:t xml:space="preserve"> </w:t>
+            </w:r>
+            <w:r>
+              <w:rPr>
+                <w:rFonts w:ascii="Source Sans 3" w:hAnsi="Source Sans 3"/>
+                <w:b/>
+                <w:bCs/>
+                <w:sz w:val="21"/>
+                <w:szCs w:val="21"/>
+              </w:rPr>
+              <w:t>collect us</w:t>
+            </w:r>
+            <w:r>
+              <w:rPr>
+                <w:rFonts w:ascii="Source Sans 3" w:hAnsi="Source Sans 3"/>
+                <w:b/>
+                <w:bCs/>
+                <w:sz w:val="21"/>
+                <w:szCs w:val="21"/>
+              </w:rPr>
+              <w:t xml:space="preserve"> </w:t>
+            </w:r>
+            <w:r>
+              <w:rPr>
+                <w:rFonts w:ascii="Source Sans 3" w:hAnsi="Source Sans 3"/>
+                <w:sz w:val="21"/>
+                <w:szCs w:val="21"/>
+              </w:rPr>
+              <w:t>/</w:t>
+            </w:r>
+            <w:r>
+              <w:rPr>
+                <w:rFonts w:ascii="Source Sans 3" w:hAnsi="Source Sans 3"/>
+                <w:b/>
+                <w:bCs/>
+                <w:sz w:val="21"/>
+                <w:szCs w:val="21"/>
+              </w:rPr>
+              <w:t xml:space="preserve"> let us on</w:t>
+            </w:r>
+            <w:r>
+              <w:rPr>
+                <w:rFonts w:ascii="Source Sans 3" w:hAnsi="Source Sans 3"/>
+                <w:sz w:val="21"/>
+                <w:szCs w:val="21"/>
+              </w:rPr>
+              <w:t xml:space="preserve"> at 15:45 in the town square, next to the monument, and it will leave on time, provided everyone is on board.'</w:t>
+            </w:r>
+          </w:p>
+          <w:p>
+            <w:pPr>
+              <w:rPr>
+                <w:rFonts w:ascii="Source Sans 3 Medium" w:hAnsi="Source Sans 3 Medium"/>
+                <w:b/>
+                <w:bCs/>
+                <w:sz w:val="21"/>
+                <w:szCs w:val="21"/>
+              </w:rPr>
+            </w:pPr>
+            <w:r>
+              <w:rPr>
+                <w:rFonts w:ascii="Source Sans 3 Medium" w:hAnsi="Source Sans 3 Medium"/>
+                <w:b/>
+                <w:bCs/>
+                <w:sz w:val="21"/>
+                <w:szCs w:val="21"/>
+              </w:rPr>
+              <w:t>6</w:t>
+            </w:r>
+          </w:p>
+          <w:p>
+            <w:pPr>
+              <w:pStyle w:val="BlankWord2"/>
+              <w:rPr>
+                <w:iCs/>
+              </w:rPr>
+            </w:pPr>
+            <w:r>
+              <w:rPr>
+                <w:i/>
+              </w:rPr>
+              <w:t xml:space="preserve">explore </w:t>
+            </w:r>
+            <w:r>
+              <w:rPr>
+                <w:iCs/>
+              </w:rPr>
+              <w:t>and</w:t>
+            </w:r>
+            <w:r>
+              <w:rPr>
+                <w:i/>
+              </w:rPr>
+              <w:t xml:space="preserve"> wander around </w:t>
+            </w:r>
+            <w:r>
+              <w:rPr>
+                <w:iCs/>
+              </w:rPr>
+              <w:t xml:space="preserve">are synonyms here; </w:t>
+            </w:r>
+            <w:r>
+              <w:rPr>
+                <w:i/>
+              </w:rPr>
+              <w:t xml:space="preserve">navigate </w:t>
+            </w:r>
+            <w:r>
+              <w:rPr>
+                <w:iCs/>
+              </w:rPr>
+              <w:t>means to direct the course of a vehicle, such as a ship.</w:t>
+            </w:r>
+          </w:p>
+          <w:p>
+            <w:pPr>
+              <w:rPr>
+                <w:rFonts w:ascii="Source Sans 3 Medium" w:hAnsi="Source Sans 3 Medium"/>
+                <w:b/>
+                <w:bCs/>
+                <w:sz w:val="21"/>
+                <w:szCs w:val="21"/>
+              </w:rPr>
+            </w:pPr>
+            <w:r>
+              <w:rPr>
+                <w:rFonts w:ascii="Source Sans 3 Medium" w:hAnsi="Source Sans 3 Medium"/>
+                <w:b/>
+                <w:bCs/>
+                <w:sz w:val="21"/>
+                <w:szCs w:val="21"/>
+              </w:rPr>
+              <w:t>7</w:t>
+            </w:r>
+          </w:p>
+          <w:p>
+            <w:pPr>
+              <w:pStyle w:val="BlankWord2"/>
+            </w:pPr>
+            <w:r>
+              <w:rPr>
+                <w:i/>
+              </w:rPr>
+              <w:t xml:space="preserve">pick us up </w:t>
+            </w:r>
+            <w:r>
+              <w:rPr>
+                <w:iCs/>
+              </w:rPr>
+              <w:t>and</w:t>
+            </w:r>
+            <w:r>
+              <w:rPr>
+                <w:i/>
+              </w:rPr>
+              <w:t xml:space="preserve"> collect us </w:t>
+            </w:r>
+            <w:r>
+              <w:rPr>
+                <w:iCs/>
+              </w:rPr>
+              <w:t>are synonyms;</w:t>
+            </w:r>
+            <w:r>
+              <w:rPr>
+                <w:i/>
+              </w:rPr>
+              <w:t xml:space="preserve"> let us on </w:t>
+            </w:r>
+            <w:r>
+              <w:rPr>
+                <w:iCs/>
+              </w:rPr>
+              <w:t>means allow us to board the bus.</w:t>
             </w:r>
           </w:p>
         </w:tc>
@@ -25350,67 +25844,230 @@
     </w:tbl>
     <w:p>
       <w:pPr>
-        <w:spacing w:before="240" w:after="0"/>
         <w:rPr>
-          <w:color w:val="FFFF00"/>
-          <w:sz w:val="32"/>
-          <w:szCs w:val="32"/>
-          <w:rtl/>
+          <w:rFonts w:ascii="Source Sans 3" w:hAnsi="Source Sans 3"/>
         </w:rPr>
       </w:pPr>
       <w:r>
         <w:rPr>
-          <w:color w:val="FFFF00"/>
-          <w:sz w:val="32"/>
-          <w:szCs w:val="32"/>
-          <w:shd w:val="clear" w:color="auto" w:fill="FFFF00"/>
+          <w:rFonts w:ascii="Source Sans 3" w:hAnsi="Source Sans 3"/>
         </w:rPr>
-        <w:t>[[[[[[[[[[</w:t>
+        <w:br w:type="page"/>
       </w:r>
+    </w:p>
+    <w:p>
+      <w:pPr>
+        <w:spacing w:line="278" w:lineRule="auto"/>
+        <w:rPr>
+          <w:rFonts w:ascii="Source Sans 3" w:hAnsi="Source Sans 3"/>
+          <w:b/>
+          <w:bdr w:val="single" w:sz="18" w:space="0" w:color="auto"/>
+          <w:shd w:val="clear" w:color="auto" w:fill="F26D13"/>
+        </w:rPr>
+      </w:pPr>
       <w:r>
         <w:rPr>
-          <w:rFonts w:ascii="Source Sans 3 SemiBold" w:hAnsi="Source Sans 3 SemiBold"/>
+          <w:rFonts w:ascii="Source Sans 3" w:hAnsi="Source Sans 3"/>
           <w:b/>
-          <w:bCs/>
-          <w:sz w:val="32"/>
-          <w:szCs w:val="32"/>
+          <w:color w:val="FFFFFF" w:themeColor="background1"/>
+          <w:bdr w:val="single" w:sz="18" w:space="0" w:color="auto"/>
+          <w:shd w:val="clear" w:color="auto" w:fill="CA0D8E"/>
         </w:rPr>
-        <w:t>MATCHING</w:t>
-      </w:r>
-      <w:r>
-        <w:rPr>
-          <w:rFonts w:ascii="Source Sans 3 SemiBold" w:hAnsi="Source Sans 3 SemiBold"/>
-          <w:b/>
-          <w:bCs/>
-          <w:spacing w:val="-17"/>
-          <w:sz w:val="32"/>
-          <w:szCs w:val="32"/>
-        </w:rPr>
-        <w:t xml:space="preserve"> </w:t>
-      </w:r>
-      <w:r>
-        <w:rPr>
-          <w:rFonts w:ascii="Source Sans 3 SemiBold" w:hAnsi="Source Sans 3 SemiBold"/>
-          <w:b/>
-          <w:bCs/>
-          <w:sz w:val="32"/>
-          <w:szCs w:val="32"/>
-        </w:rPr>
-        <w:t>HEADINGS</w:t>
-      </w:r>
-      <w:r>
-        <w:rPr>
-          <w:color w:val="FFFF00"/>
-          <w:sz w:val="32"/>
-          <w:szCs w:val="32"/>
-        </w:rPr>
-        <w:t>]</w:t>
+        <w:lastRenderedPageBreak/>
+        <w:t>DESCRIBING CHANGES WITH ADJECTIVES AND ADVERBS</w:t>
       </w:r>
     </w:p>
     <w:p>
       <w:pPr>
         <w:rPr>
           <w:rFonts w:ascii="Source Sans 3" w:hAnsi="Source Sans 3"/>
+          <w:sz w:val="19"/>
+          <w:szCs w:val="19"/>
+        </w:rPr>
+      </w:pPr>
+      <w:r>
+        <w:rPr>
+          <w:rFonts w:ascii="Cambria Math" w:hAnsi="Cambria Math" w:cs="Cambria Math"/>
+          <w:color w:val="CA0D8E"/>
+          <w:sz w:val="20"/>
+          <w:szCs w:val="20"/>
+        </w:rPr>
+        <w:t>◎</w:t>
+      </w:r>
+      <w:r>
+        <w:rPr>
+          <w:rFonts w:ascii="Source Sans 3" w:hAnsi="Source Sans 3"/>
+          <w:sz w:val="19"/>
+          <w:szCs w:val="19"/>
+        </w:rPr>
+        <w:t xml:space="preserve"> </w:t>
+      </w:r>
+      <w:r>
+        <w:rPr>
+          <w:rFonts w:ascii="Source Sans 3" w:hAnsi="Source Sans 3"/>
+          <w:sz w:val="19"/>
+          <w:szCs w:val="19"/>
+        </w:rPr>
+        <w:t xml:space="preserve">Many tasks in the IELTS Listening test </w:t>
+      </w:r>
+      <w:proofErr w:type="spellStart"/>
+      <w:r>
+        <w:rPr>
+          <w:rFonts w:ascii="Source Sans 3" w:hAnsi="Source Sans 3"/>
+          <w:sz w:val="19"/>
+          <w:szCs w:val="19"/>
+        </w:rPr>
+        <w:t>test</w:t>
+      </w:r>
+      <w:proofErr w:type="spellEnd"/>
+      <w:r>
+        <w:rPr>
+          <w:rFonts w:ascii="Source Sans 3" w:hAnsi="Source Sans 3"/>
+          <w:sz w:val="19"/>
+          <w:szCs w:val="19"/>
+        </w:rPr>
+        <w:t xml:space="preserve"> your ability to </w:t>
+      </w:r>
+      <w:proofErr w:type="spellStart"/>
+      <w:r>
+        <w:rPr>
+          <w:rFonts w:ascii="Source Sans 3" w:hAnsi="Source Sans 3"/>
+          <w:sz w:val="19"/>
+          <w:szCs w:val="19"/>
+        </w:rPr>
+        <w:t>recognise</w:t>
+      </w:r>
+      <w:proofErr w:type="spellEnd"/>
+      <w:r>
+        <w:rPr>
+          <w:rFonts w:ascii="Source Sans 3" w:hAnsi="Source Sans 3"/>
+          <w:sz w:val="19"/>
+          <w:szCs w:val="19"/>
+        </w:rPr>
+        <w:t xml:space="preserve"> </w:t>
+      </w:r>
+      <w:r>
+        <w:rPr>
+          <w:rFonts w:ascii="Source Sans 3" w:hAnsi="Source Sans 3"/>
+          <w:i/>
+          <w:sz w:val="19"/>
+          <w:szCs w:val="19"/>
+        </w:rPr>
+        <w:t xml:space="preserve">paraphrases </w:t>
+      </w:r>
+      <w:r>
+        <w:rPr>
+          <w:rFonts w:ascii="Source Sans 3" w:hAnsi="Source Sans 3"/>
+          <w:sz w:val="19"/>
+          <w:szCs w:val="19"/>
+        </w:rPr>
+        <w:t xml:space="preserve">or </w:t>
+      </w:r>
+      <w:r>
+        <w:rPr>
+          <w:rFonts w:ascii="Source Sans 3" w:hAnsi="Source Sans 3"/>
+          <w:i/>
+          <w:sz w:val="19"/>
+          <w:szCs w:val="19"/>
+        </w:rPr>
+        <w:t xml:space="preserve">synonyms. </w:t>
+      </w:r>
+      <w:r>
+        <w:rPr>
+          <w:rFonts w:ascii="Source Sans 3" w:hAnsi="Source Sans 3"/>
+          <w:sz w:val="19"/>
+          <w:szCs w:val="19"/>
+        </w:rPr>
+        <w:t xml:space="preserve">You need to be able to understand the key ideas in a question and listen for these ideas expressed in different words in the recording. However, the answers you write will </w:t>
+      </w:r>
+      <w:r>
+        <w:rPr>
+          <w:rFonts w:ascii="Source Sans 3" w:hAnsi="Source Sans 3"/>
+          <w:i/>
+          <w:sz w:val="19"/>
+          <w:szCs w:val="19"/>
+        </w:rPr>
+        <w:t xml:space="preserve">always </w:t>
+      </w:r>
+      <w:r>
+        <w:rPr>
+          <w:rFonts w:ascii="Source Sans 3" w:hAnsi="Source Sans 3"/>
+          <w:sz w:val="19"/>
+          <w:szCs w:val="19"/>
+        </w:rPr>
+        <w:t>need to be exactly as you hear them - and must also be spelt correctly</w:t>
+      </w:r>
+    </w:p>
+    <w:tbl>
+      <w:tblPr>
+        <w:tblStyle w:val="DottedTable"/>
+        <w:tblW w:w="0" w:type="auto"/>
+        <w:tblLook w:val="04A0" w:firstRow="1" w:lastRow="0" w:firstColumn="1" w:lastColumn="0" w:noHBand="0" w:noVBand="1"/>
+      </w:tblPr>
+      <w:tblGrid>
+        <w:gridCol w:w="530"/>
+        <w:gridCol w:w="13860"/>
+      </w:tblGrid>
+      <w:tr>
+        <w:tc>
+          <w:tcPr>
+            <w:tcW w:w="530" w:type="dxa"/>
+            <w:vAlign w:val="center"/>
+          </w:tcPr>
+          <w:p>
+            <w:pPr>
+              <w:rPr>
+                <w:rFonts w:ascii="Source Sans 3" w:hAnsi="Source Sans 3"/>
+                <w:sz w:val="19"/>
+                <w:szCs w:val="19"/>
+              </w:rPr>
+            </w:pPr>
+            <w:r>
+              <w:rPr>
+                <w:rFonts w:ascii="Source Sans 3" w:hAnsi="Source Sans 3"/>
+                <w:b/>
+                <w:bCs/>
+                <w:bdr w:val="single" w:sz="12" w:space="0" w:color="CA0D8E"/>
+              </w:rPr>
+              <w:t>03</w:t>
+            </w:r>
+          </w:p>
+        </w:tc>
+        <w:tc>
+          <w:tcPr>
+            <w:tcW w:w="13860" w:type="dxa"/>
+            <w:vAlign w:val="center"/>
+          </w:tcPr>
+          <w:p>
+            <w:pPr>
+              <w:rPr>
+                <w:rFonts w:ascii="Source Sans 3" w:hAnsi="Source Sans 3"/>
+                <w:b/>
+                <w:bCs/>
+                <w:sz w:val="21"/>
+                <w:szCs w:val="21"/>
+              </w:rPr>
+            </w:pPr>
+            <w:r>
+              <w:rPr>
+                <w:rFonts w:ascii="Source Sans 3" w:hAnsi="Source Sans 3"/>
+                <w:b/>
+                <w:bCs/>
+                <w:sz w:val="21"/>
+                <w:szCs w:val="21"/>
+              </w:rPr>
+              <w:t>Here is a section from the Museum of London Life website. What words might you expect to read in the gaps? Think of as many possibilities as you can. Are any of them paraphrases/synonyms of each other?</w:t>
+            </w:r>
+          </w:p>
+        </w:tc>
+      </w:tr>
+    </w:tbl>
+    <w:p>
+      <w:pPr>
+        <w:rPr>
+          <w:rFonts w:ascii="Source Sans 3" w:hAnsi="Source Sans 3"/>
+          <w:sz w:val="19"/>
+          <w:szCs w:val="19"/>
         </w:rPr>
       </w:pPr>
     </w:p>
@@ -25630,6 +26287,98 @@
     </w:lvl>
   </w:abstractNum>
   <w:abstractNum w:abstractNumId="1" w15:restartNumberingAfterBreak="0">
+    <w:nsid w:val="0510678A"/>
+    <w:multiLevelType w:val="hybridMultilevel"/>
+    <w:tmpl w:val="AC4C786A"/>
+    <w:lvl w:ilvl="0" w:tplc="6A9EC37A">
+      <w:start w:val="2"/>
+      <w:numFmt w:val="decimal"/>
+      <w:lvlText w:val="%1"/>
+      <w:lvlJc w:val="left"/>
+      <w:pPr>
+        <w:ind w:left="512" w:hanging="177"/>
+      </w:pPr>
+      <w:rPr>
+        <w:rFonts w:hint="default"/>
+        <w:spacing w:val="0"/>
+        <w:w w:val="79"/>
+        <w:lang w:val="en-US" w:eastAsia="en-US" w:bidi="ar-SA"/>
+      </w:rPr>
+    </w:lvl>
+    <w:lvl w:ilvl="1" w:tplc="04090019" w:tentative="1">
+      <w:start w:val="1"/>
+      <w:numFmt w:val="lowerLetter"/>
+      <w:lvlText w:val="%2."/>
+      <w:lvlJc w:val="left"/>
+      <w:pPr>
+        <w:ind w:left="1440" w:hanging="360"/>
+      </w:pPr>
+    </w:lvl>
+    <w:lvl w:ilvl="2" w:tplc="0409001B" w:tentative="1">
+      <w:start w:val="1"/>
+      <w:numFmt w:val="lowerRoman"/>
+      <w:lvlText w:val="%3."/>
+      <w:lvlJc w:val="right"/>
+      <w:pPr>
+        <w:ind w:left="2160" w:hanging="180"/>
+      </w:pPr>
+    </w:lvl>
+    <w:lvl w:ilvl="3" w:tplc="0409000F" w:tentative="1">
+      <w:start w:val="1"/>
+      <w:numFmt w:val="decimal"/>
+      <w:lvlText w:val="%4."/>
+      <w:lvlJc w:val="left"/>
+      <w:pPr>
+        <w:ind w:left="2880" w:hanging="360"/>
+      </w:pPr>
+    </w:lvl>
+    <w:lvl w:ilvl="4" w:tplc="04090019" w:tentative="1">
+      <w:start w:val="1"/>
+      <w:numFmt w:val="lowerLetter"/>
+      <w:lvlText w:val="%5."/>
+      <w:lvlJc w:val="left"/>
+      <w:pPr>
+        <w:ind w:left="3600" w:hanging="360"/>
+      </w:pPr>
+    </w:lvl>
+    <w:lvl w:ilvl="5" w:tplc="0409001B" w:tentative="1">
+      <w:start w:val="1"/>
+      <w:numFmt w:val="lowerRoman"/>
+      <w:lvlText w:val="%6."/>
+      <w:lvlJc w:val="right"/>
+      <w:pPr>
+        <w:ind w:left="4320" w:hanging="180"/>
+      </w:pPr>
+    </w:lvl>
+    <w:lvl w:ilvl="6" w:tplc="0409000F" w:tentative="1">
+      <w:start w:val="1"/>
+      <w:numFmt w:val="decimal"/>
+      <w:lvlText w:val="%7."/>
+      <w:lvlJc w:val="left"/>
+      <w:pPr>
+        <w:ind w:left="5040" w:hanging="360"/>
+      </w:pPr>
+    </w:lvl>
+    <w:lvl w:ilvl="7" w:tplc="04090019" w:tentative="1">
+      <w:start w:val="1"/>
+      <w:numFmt w:val="lowerLetter"/>
+      <w:lvlText w:val="%8."/>
+      <w:lvlJc w:val="left"/>
+      <w:pPr>
+        <w:ind w:left="5760" w:hanging="360"/>
+      </w:pPr>
+    </w:lvl>
+    <w:lvl w:ilvl="8" w:tplc="0409001B" w:tentative="1">
+      <w:start w:val="1"/>
+      <w:numFmt w:val="lowerRoman"/>
+      <w:lvlText w:val="%9."/>
+      <w:lvlJc w:val="right"/>
+      <w:pPr>
+        <w:ind w:left="6480" w:hanging="180"/>
+      </w:pPr>
+    </w:lvl>
+  </w:abstractNum>
+  <w:abstractNum w:abstractNumId="2" w15:restartNumberingAfterBreak="0">
     <w:nsid w:val="09CD1D0C"/>
     <w:multiLevelType w:val="hybridMultilevel"/>
     <w:tmpl w:val="3104F16A"/>
@@ -25747,7 +26496,7 @@
       </w:rPr>
     </w:lvl>
   </w:abstractNum>
-  <w:abstractNum w:abstractNumId="2" w15:restartNumberingAfterBreak="0">
+  <w:abstractNum w:abstractNumId="3" w15:restartNumberingAfterBreak="0">
     <w:nsid w:val="1B1C3795"/>
     <w:multiLevelType w:val="hybridMultilevel"/>
     <w:tmpl w:val="30848E28"/>
@@ -25862,7 +26611,7 @@
       </w:rPr>
     </w:lvl>
   </w:abstractNum>
-  <w:abstractNum w:abstractNumId="3" w15:restartNumberingAfterBreak="0">
+  <w:abstractNum w:abstractNumId="4" w15:restartNumberingAfterBreak="0">
     <w:nsid w:val="2F300F81"/>
     <w:multiLevelType w:val="hybridMultilevel"/>
     <w:tmpl w:val="08867062"/>
@@ -25979,7 +26728,7 @@
       </w:rPr>
     </w:lvl>
   </w:abstractNum>
-  <w:abstractNum w:abstractNumId="4" w15:restartNumberingAfterBreak="0">
+  <w:abstractNum w:abstractNumId="5" w15:restartNumberingAfterBreak="0">
     <w:nsid w:val="350D7BEE"/>
     <w:multiLevelType w:val="hybridMultilevel"/>
     <w:tmpl w:val="5FBE5398"/>
@@ -26092,7 +26841,7 @@
       </w:rPr>
     </w:lvl>
   </w:abstractNum>
-  <w:abstractNum w:abstractNumId="5" w15:restartNumberingAfterBreak="0">
+  <w:abstractNum w:abstractNumId="6" w15:restartNumberingAfterBreak="0">
     <w:nsid w:val="37FB5C3E"/>
     <w:multiLevelType w:val="hybridMultilevel"/>
     <w:tmpl w:val="E3B42F90"/>
@@ -26209,7 +26958,7 @@
       </w:rPr>
     </w:lvl>
   </w:abstractNum>
-  <w:abstractNum w:abstractNumId="6" w15:restartNumberingAfterBreak="0">
+  <w:abstractNum w:abstractNumId="7" w15:restartNumberingAfterBreak="0">
     <w:nsid w:val="39CC0FAD"/>
     <w:multiLevelType w:val="hybridMultilevel"/>
     <w:tmpl w:val="4F04C240"/>
@@ -26327,7 +27076,7 @@
       </w:rPr>
     </w:lvl>
   </w:abstractNum>
-  <w:abstractNum w:abstractNumId="7" w15:restartNumberingAfterBreak="0">
+  <w:abstractNum w:abstractNumId="8" w15:restartNumberingAfterBreak="0">
     <w:nsid w:val="444722DD"/>
     <w:multiLevelType w:val="hybridMultilevel"/>
     <w:tmpl w:val="DF426666"/>
@@ -26420,7 +27169,7 @@
       </w:pPr>
     </w:lvl>
   </w:abstractNum>
-  <w:abstractNum w:abstractNumId="8" w15:restartNumberingAfterBreak="0">
+  <w:abstractNum w:abstractNumId="9" w15:restartNumberingAfterBreak="0">
     <w:nsid w:val="4BB400D8"/>
     <w:multiLevelType w:val="hybridMultilevel"/>
     <w:tmpl w:val="FCD075C8"/>
@@ -26539,7 +27288,99 @@
       </w:rPr>
     </w:lvl>
   </w:abstractNum>
-  <w:abstractNum w:abstractNumId="9" w15:restartNumberingAfterBreak="0">
+  <w:abstractNum w:abstractNumId="10" w15:restartNumberingAfterBreak="0">
+    <w:nsid w:val="4C2A36D8"/>
+    <w:multiLevelType w:val="hybridMultilevel"/>
+    <w:tmpl w:val="7DE41AB6"/>
+    <w:lvl w:ilvl="0" w:tplc="6A9EC37A">
+      <w:start w:val="2"/>
+      <w:numFmt w:val="decimal"/>
+      <w:lvlText w:val="%1"/>
+      <w:lvlJc w:val="left"/>
+      <w:pPr>
+        <w:ind w:left="512" w:hanging="177"/>
+      </w:pPr>
+      <w:rPr>
+        <w:rFonts w:hint="default"/>
+        <w:spacing w:val="0"/>
+        <w:w w:val="79"/>
+        <w:lang w:val="en-US" w:eastAsia="en-US" w:bidi="ar-SA"/>
+      </w:rPr>
+    </w:lvl>
+    <w:lvl w:ilvl="1" w:tplc="04090019" w:tentative="1">
+      <w:start w:val="1"/>
+      <w:numFmt w:val="lowerLetter"/>
+      <w:lvlText w:val="%2."/>
+      <w:lvlJc w:val="left"/>
+      <w:pPr>
+        <w:ind w:left="1440" w:hanging="360"/>
+      </w:pPr>
+    </w:lvl>
+    <w:lvl w:ilvl="2" w:tplc="0409001B" w:tentative="1">
+      <w:start w:val="1"/>
+      <w:numFmt w:val="lowerRoman"/>
+      <w:lvlText w:val="%3."/>
+      <w:lvlJc w:val="right"/>
+      <w:pPr>
+        <w:ind w:left="2160" w:hanging="180"/>
+      </w:pPr>
+    </w:lvl>
+    <w:lvl w:ilvl="3" w:tplc="0409000F" w:tentative="1">
+      <w:start w:val="1"/>
+      <w:numFmt w:val="decimal"/>
+      <w:lvlText w:val="%4."/>
+      <w:lvlJc w:val="left"/>
+      <w:pPr>
+        <w:ind w:left="2880" w:hanging="360"/>
+      </w:pPr>
+    </w:lvl>
+    <w:lvl w:ilvl="4" w:tplc="04090019" w:tentative="1">
+      <w:start w:val="1"/>
+      <w:numFmt w:val="lowerLetter"/>
+      <w:lvlText w:val="%5."/>
+      <w:lvlJc w:val="left"/>
+      <w:pPr>
+        <w:ind w:left="3600" w:hanging="360"/>
+      </w:pPr>
+    </w:lvl>
+    <w:lvl w:ilvl="5" w:tplc="0409001B" w:tentative="1">
+      <w:start w:val="1"/>
+      <w:numFmt w:val="lowerRoman"/>
+      <w:lvlText w:val="%6."/>
+      <w:lvlJc w:val="right"/>
+      <w:pPr>
+        <w:ind w:left="4320" w:hanging="180"/>
+      </w:pPr>
+    </w:lvl>
+    <w:lvl w:ilvl="6" w:tplc="0409000F" w:tentative="1">
+      <w:start w:val="1"/>
+      <w:numFmt w:val="decimal"/>
+      <w:lvlText w:val="%7."/>
+      <w:lvlJc w:val="left"/>
+      <w:pPr>
+        <w:ind w:left="5040" w:hanging="360"/>
+      </w:pPr>
+    </w:lvl>
+    <w:lvl w:ilvl="7" w:tplc="04090019" w:tentative="1">
+      <w:start w:val="1"/>
+      <w:numFmt w:val="lowerLetter"/>
+      <w:lvlText w:val="%8."/>
+      <w:lvlJc w:val="left"/>
+      <w:pPr>
+        <w:ind w:left="5760" w:hanging="360"/>
+      </w:pPr>
+    </w:lvl>
+    <w:lvl w:ilvl="8" w:tplc="0409001B" w:tentative="1">
+      <w:start w:val="1"/>
+      <w:numFmt w:val="lowerRoman"/>
+      <w:lvlText w:val="%9."/>
+      <w:lvlJc w:val="right"/>
+      <w:pPr>
+        <w:ind w:left="6480" w:hanging="180"/>
+      </w:pPr>
+    </w:lvl>
+  </w:abstractNum>
+  <w:abstractNum w:abstractNumId="11" w15:restartNumberingAfterBreak="0">
     <w:nsid w:val="68C65104"/>
     <w:multiLevelType w:val="hybridMultilevel"/>
     <w:tmpl w:val="B018F522"/>
@@ -26659,7 +27500,7 @@
       </w:rPr>
     </w:lvl>
   </w:abstractNum>
-  <w:abstractNum w:abstractNumId="10" w15:restartNumberingAfterBreak="0">
+  <w:abstractNum w:abstractNumId="12" w15:restartNumberingAfterBreak="0">
     <w:nsid w:val="6E504357"/>
     <w:multiLevelType w:val="hybridMultilevel"/>
     <w:tmpl w:val="512A2C1C"/>
@@ -26779,7 +27620,7 @@
       </w:rPr>
     </w:lvl>
   </w:abstractNum>
-  <w:abstractNum w:abstractNumId="11" w15:restartNumberingAfterBreak="0">
+  <w:abstractNum w:abstractNumId="13" w15:restartNumberingAfterBreak="0">
     <w:nsid w:val="743B3D0F"/>
     <w:multiLevelType w:val="hybridMultilevel"/>
     <w:tmpl w:val="618C9DB6"/>
@@ -26894,41 +27735,170 @@
       </w:rPr>
     </w:lvl>
   </w:abstractNum>
+  <w:abstractNum w:abstractNumId="14" w15:restartNumberingAfterBreak="0">
+    <w:nsid w:val="7DBE3375"/>
+    <w:multiLevelType w:val="hybridMultilevel"/>
+    <w:tmpl w:val="B018F522"/>
+    <w:lvl w:ilvl="0" w:tplc="FFFFFFFF">
+      <w:start w:val="1"/>
+      <w:numFmt w:val="decimal"/>
+      <w:lvlText w:val="%1"/>
+      <w:lvlJc w:val="left"/>
+      <w:pPr>
+        <w:ind w:left="328" w:hanging="182"/>
+        <w:jc w:val="right"/>
+      </w:pPr>
+      <w:rPr>
+        <w:rFonts w:hint="default"/>
+        <w:spacing w:val="0"/>
+        <w:w w:val="78"/>
+        <w:lang w:val="en-US" w:eastAsia="en-US" w:bidi="ar-SA"/>
+      </w:rPr>
+    </w:lvl>
+    <w:lvl w:ilvl="1" w:tplc="FFFFFFFF">
+      <w:start w:val="2"/>
+      <w:numFmt w:val="decimal"/>
+      <w:lvlText w:val="%2"/>
+      <w:lvlJc w:val="left"/>
+      <w:pPr>
+        <w:ind w:left="512" w:hanging="177"/>
+      </w:pPr>
+      <w:rPr>
+        <w:rFonts w:hint="default"/>
+        <w:spacing w:val="0"/>
+        <w:w w:val="79"/>
+        <w:lang w:val="en-US" w:eastAsia="en-US" w:bidi="ar-SA"/>
+      </w:rPr>
+    </w:lvl>
+    <w:lvl w:ilvl="2" w:tplc="FFFFFFFF">
+      <w:numFmt w:val="bullet"/>
+      <w:lvlText w:val="•"/>
+      <w:lvlJc w:val="left"/>
+      <w:pPr>
+        <w:ind w:left="520" w:hanging="177"/>
+      </w:pPr>
+      <w:rPr>
+        <w:rFonts w:hint="default"/>
+        <w:lang w:val="en-US" w:eastAsia="en-US" w:bidi="ar-SA"/>
+      </w:rPr>
+    </w:lvl>
+    <w:lvl w:ilvl="3" w:tplc="FFFFFFFF">
+      <w:numFmt w:val="bullet"/>
+      <w:lvlText w:val="•"/>
+      <w:lvlJc w:val="left"/>
+      <w:pPr>
+        <w:ind w:left="445" w:hanging="177"/>
+      </w:pPr>
+      <w:rPr>
+        <w:rFonts w:hint="default"/>
+        <w:lang w:val="en-US" w:eastAsia="en-US" w:bidi="ar-SA"/>
+      </w:rPr>
+    </w:lvl>
+    <w:lvl w:ilvl="4" w:tplc="FFFFFFFF">
+      <w:numFmt w:val="bullet"/>
+      <w:lvlText w:val="•"/>
+      <w:lvlJc w:val="left"/>
+      <w:pPr>
+        <w:ind w:left="370" w:hanging="177"/>
+      </w:pPr>
+      <w:rPr>
+        <w:rFonts w:hint="default"/>
+        <w:lang w:val="en-US" w:eastAsia="en-US" w:bidi="ar-SA"/>
+      </w:rPr>
+    </w:lvl>
+    <w:lvl w:ilvl="5" w:tplc="FFFFFFFF">
+      <w:numFmt w:val="bullet"/>
+      <w:lvlText w:val="•"/>
+      <w:lvlJc w:val="left"/>
+      <w:pPr>
+        <w:ind w:left="296" w:hanging="177"/>
+      </w:pPr>
+      <w:rPr>
+        <w:rFonts w:hint="default"/>
+        <w:lang w:val="en-US" w:eastAsia="en-US" w:bidi="ar-SA"/>
+      </w:rPr>
+    </w:lvl>
+    <w:lvl w:ilvl="6" w:tplc="FFFFFFFF">
+      <w:numFmt w:val="bullet"/>
+      <w:lvlText w:val="•"/>
+      <w:lvlJc w:val="left"/>
+      <w:pPr>
+        <w:ind w:left="221" w:hanging="177"/>
+      </w:pPr>
+      <w:rPr>
+        <w:rFonts w:hint="default"/>
+        <w:lang w:val="en-US" w:eastAsia="en-US" w:bidi="ar-SA"/>
+      </w:rPr>
+    </w:lvl>
+    <w:lvl w:ilvl="7" w:tplc="FFFFFFFF">
+      <w:numFmt w:val="bullet"/>
+      <w:lvlText w:val="•"/>
+      <w:lvlJc w:val="left"/>
+      <w:pPr>
+        <w:ind w:left="146" w:hanging="177"/>
+      </w:pPr>
+      <w:rPr>
+        <w:rFonts w:hint="default"/>
+        <w:lang w:val="en-US" w:eastAsia="en-US" w:bidi="ar-SA"/>
+      </w:rPr>
+    </w:lvl>
+    <w:lvl w:ilvl="8" w:tplc="FFFFFFFF">
+      <w:numFmt w:val="bullet"/>
+      <w:lvlText w:val="•"/>
+      <w:lvlJc w:val="left"/>
+      <w:pPr>
+        <w:ind w:left="72" w:hanging="177"/>
+      </w:pPr>
+      <w:rPr>
+        <w:rFonts w:hint="default"/>
+        <w:lang w:val="en-US" w:eastAsia="en-US" w:bidi="ar-SA"/>
+      </w:rPr>
+    </w:lvl>
+  </w:abstractNum>
   <w:num w:numId="1" w16cid:durableId="1024015721">
-    <w:abstractNumId w:val="6"/>
+    <w:abstractNumId w:val="7"/>
   </w:num>
   <w:num w:numId="2" w16cid:durableId="202135098">
-    <w:abstractNumId w:val="7"/>
+    <w:abstractNumId w:val="8"/>
   </w:num>
   <w:num w:numId="3" w16cid:durableId="1580553541">
-    <w:abstractNumId w:val="11"/>
+    <w:abstractNumId w:val="13"/>
   </w:num>
   <w:num w:numId="4" w16cid:durableId="525563580">
-    <w:abstractNumId w:val="2"/>
+    <w:abstractNumId w:val="3"/>
   </w:num>
   <w:num w:numId="5" w16cid:durableId="578059356">
-    <w:abstractNumId w:val="10"/>
+    <w:abstractNumId w:val="12"/>
   </w:num>
   <w:num w:numId="6" w16cid:durableId="1141311904">
-    <w:abstractNumId w:val="3"/>
+    <w:abstractNumId w:val="4"/>
   </w:num>
   <w:num w:numId="7" w16cid:durableId="1682660821">
-    <w:abstractNumId w:val="1"/>
+    <w:abstractNumId w:val="2"/>
   </w:num>
   <w:num w:numId="8" w16cid:durableId="370767761">
     <w:abstractNumId w:val="0"/>
   </w:num>
   <w:num w:numId="9" w16cid:durableId="2021270723">
-    <w:abstractNumId w:val="8"/>
+    <w:abstractNumId w:val="9"/>
   </w:num>
   <w:num w:numId="10" w16cid:durableId="100344452">
+    <w:abstractNumId w:val="6"/>
+  </w:num>
+  <w:num w:numId="11" w16cid:durableId="903099637">
+    <w:abstractNumId w:val="11"/>
+  </w:num>
+  <w:num w:numId="12" w16cid:durableId="1449542317">
     <w:abstractNumId w:val="5"/>
   </w:num>
-  <w:num w:numId="11" w16cid:durableId="903099637">
-    <w:abstractNumId w:val="9"/>
+  <w:num w:numId="13" w16cid:durableId="185951138">
+    <w:abstractNumId w:val="1"/>
   </w:num>
-  <w:num w:numId="12" w16cid:durableId="1449542317">
-    <w:abstractNumId w:val="4"/>
+  <w:num w:numId="14" w16cid:durableId="1029917996">
+    <w:abstractNumId w:val="14"/>
+  </w:num>
+  <w:num w:numId="15" w16cid:durableId="643630431">
+    <w:abstractNumId w:val="10"/>
   </w:num>
 </w:numbering>
 </file>

--- a/assets/data/Mindset-Level-3- Custom.docx
+++ b/assets/data/Mindset-Level-3- Custom.docx
@@ -872,22 +872,6 @@
               </w:rPr>
               <w:t>02</w:t>
             </w:r>
-          </w:p>
-          <w:p>
-            <w:pPr>
-              <w:jc w:val="center"/>
-            </w:pPr>
-            <w:hyperlink r:id="rId5" w:history="1">
-              <w:r>
-                <w:rPr>
-                  <w:rStyle w:val="Hyperlink"/>
-                  <w:rFonts w:ascii="Source Sans 3" w:hAnsi="Source Sans 3"/>
-                  <w:b/>
-                  <w:bCs/>
-                </w:rPr>
-                <w:t>25</w:t>
-              </w:r>
-            </w:hyperlink>
           </w:p>
         </w:tc>
         <w:tc>
@@ -17342,7 +17326,7 @@
                           </pic:cNvPicPr>
                         </pic:nvPicPr>
                         <pic:blipFill>
-                          <a:blip r:embed="rId6">
+                          <a:blip r:embed="rId5">
                             <a:extLst>
                               <a:ext uri="{28A0092B-C50C-407E-A947-70E740481C1C}">
                                 <a14:useLocalDpi xmlns:a14="http://schemas.microsoft.com/office/drawing/2010/main" val="0"/>
@@ -17425,7 +17409,7 @@
                           <pic:cNvPicPr/>
                         </pic:nvPicPr>
                         <pic:blipFill>
-                          <a:blip r:embed="rId7"/>
+                          <a:blip r:embed="rId6"/>
                           <a:stretch>
                             <a:fillRect/>
                           </a:stretch>
@@ -17480,7 +17464,7 @@
                           <pic:cNvPicPr/>
                         </pic:nvPicPr>
                         <pic:blipFill>
-                          <a:blip r:embed="rId8"/>
+                          <a:blip r:embed="rId7"/>
                           <a:stretch>
                             <a:fillRect/>
                           </a:stretch>
@@ -17537,7 +17521,7 @@
                           <pic:cNvPicPr/>
                         </pic:nvPicPr>
                         <pic:blipFill>
-                          <a:blip r:embed="rId9"/>
+                          <a:blip r:embed="rId8"/>
                           <a:stretch>
                             <a:fillRect/>
                           </a:stretch>
@@ -17592,7 +17576,7 @@
                           <pic:cNvPicPr/>
                         </pic:nvPicPr>
                         <pic:blipFill>
-                          <a:blip r:embed="rId10"/>
+                          <a:blip r:embed="rId9"/>
                           <a:stretch>
                             <a:fillRect/>
                           </a:stretch>
@@ -19973,7 +19957,7 @@
                           <pic:cNvPicPr/>
                         </pic:nvPicPr>
                         <pic:blipFill>
-                          <a:blip r:embed="rId11"/>
+                          <a:blip r:embed="rId10"/>
                           <a:stretch>
                             <a:fillRect/>
                           </a:stretch>
@@ -20060,7 +20044,7 @@
                                 <pic:cNvPicPr/>
                               </pic:nvPicPr>
                               <pic:blipFill>
-                                <a:blip r:embed="rId12"/>
+                                <a:blip r:embed="rId11"/>
                                 <a:stretch>
                                   <a:fillRect/>
                                 </a:stretch>
@@ -20137,7 +20121,7 @@
                                 </pic:cNvPicPr>
                               </pic:nvPicPr>
                               <pic:blipFill>
-                                <a:blip r:embed="rId13">
+                                <a:blip r:embed="rId12">
                                   <a:extLst>
                                     <a:ext uri="{28A0092B-C50C-407E-A947-70E740481C1C}">
                                       <a14:useLocalDpi xmlns:a14="http://schemas.microsoft.com/office/drawing/2010/main" val="0"/>
@@ -20231,7 +20215,7 @@
                                 <pic:cNvPicPr/>
                               </pic:nvPicPr>
                               <pic:blipFill>
-                                <a:blip r:embed="rId14"/>
+                                <a:blip r:embed="rId13"/>
                                 <a:stretch>
                                   <a:fillRect/>
                                 </a:stretch>
@@ -20439,7 +20423,7 @@
           <w:p>
             <w:pPr>
               <w:rPr>
-                <w:rFonts w:ascii="Source Sans 3 Medium" w:hAnsi="Source Sans 3 Medium" w:hint="cs"/>
+                <w:rFonts w:ascii="Source Sans 3 Medium" w:hAnsi="Source Sans 3 Medium"/>
                 <w:b/>
                 <w:bCs/>
                 <w:color w:val="101312"/>
@@ -23854,8 +23838,7 @@
               <w:rPr>
                 <w:rFonts w:ascii="Source Sans 3" w:hAnsi="Source Sans 3"/>
                 <w:iCs/>
-                <w:sz w:val="22"/>
-                <w:szCs w:val="22"/>
+                <w:noProof/>
               </w:rPr>
               <w:drawing>
                 <wp:inline distT="0" distB="0" distL="0" distR="0" wp14:anchorId="5BB2FF48" wp14:editId="318CD96C">
@@ -23873,7 +23856,7 @@
                           <pic:cNvPicPr/>
                         </pic:nvPicPr>
                         <pic:blipFill>
-                          <a:blip r:embed="rId15"/>
+                          <a:blip r:embed="rId14"/>
                           <a:stretch>
                             <a:fillRect/>
                           </a:stretch>
@@ -23940,6 +23923,7 @@
                   <w:r>
                     <w:rPr>
                       <w:iCs/>
+                      <w:noProof/>
                     </w:rPr>
                     <w:drawing>
                       <wp:inline distT="0" distB="0" distL="0" distR="0" wp14:anchorId="49A7D2E7" wp14:editId="4652D29E">
@@ -23957,7 +23941,7 @@
                                 <pic:cNvPicPr/>
                               </pic:nvPicPr>
                               <pic:blipFill>
-                                <a:blip r:embed="rId16"/>
+                                <a:blip r:embed="rId15"/>
                                 <a:stretch>
                                   <a:fillRect/>
                                 </a:stretch>
@@ -24015,6 +23999,7 @@
                   <w:r>
                     <w:rPr>
                       <w:iCs/>
+                      <w:noProof/>
                     </w:rPr>
                     <w:drawing>
                       <wp:inline distT="0" distB="0" distL="0" distR="0" wp14:anchorId="0E46EC88" wp14:editId="51ECD11B">
@@ -24032,7 +24017,7 @@
                                 <pic:cNvPicPr/>
                               </pic:nvPicPr>
                               <pic:blipFill>
-                                <a:blip r:embed="rId17"/>
+                                <a:blip r:embed="rId16"/>
                                 <a:stretch>
                                   <a:fillRect/>
                                 </a:stretch>
@@ -24094,6 +24079,7 @@
                   <w:r>
                     <w:rPr>
                       <w:iCs/>
+                      <w:noProof/>
                     </w:rPr>
                     <w:drawing>
                       <wp:inline distT="0" distB="0" distL="0" distR="0" wp14:anchorId="4AD5888D" wp14:editId="7CE45DF7">
@@ -24111,7 +24097,7 @@
                                 <pic:cNvPicPr/>
                               </pic:nvPicPr>
                               <pic:blipFill>
-                                <a:blip r:embed="rId18"/>
+                                <a:blip r:embed="rId17"/>
                                 <a:stretch>
                                   <a:fillRect/>
                                 </a:stretch>
@@ -24169,6 +24155,7 @@
                   </w:pPr>
                   <w:r>
                     <w:rPr>
+                      <w:noProof/>
                       <w:sz w:val="20"/>
                       <w:szCs w:val="20"/>
                     </w:rPr>
@@ -24188,7 +24175,7 @@
                                 <pic:cNvPicPr/>
                               </pic:nvPicPr>
                               <pic:blipFill>
-                                <a:blip r:embed="rId19"/>
+                                <a:blip r:embed="rId18"/>
                                 <a:stretch>
                                   <a:fillRect/>
                                 </a:stretch>
@@ -25378,19 +25365,7 @@
               <w:rPr>
                 <w:iCs/>
               </w:rPr>
-              <w:t xml:space="preserve"> is someone who </w:t>
-            </w:r>
-            <w:r>
-              <w:rPr>
-                <w:iCs/>
-              </w:rPr>
-              <w:t xml:space="preserve">organizes </w:t>
-            </w:r>
-            <w:r>
-              <w:rPr>
-                <w:iCs/>
-              </w:rPr>
-              <w:t xml:space="preserve">the exhibits in a gallery or museum; a presenter is someone who introduces a television or radio show; a </w:t>
+              <w:t xml:space="preserve"> is someone who organizes the exhibits in a gallery or museum; a presenter is someone who introduces a television or radio show; a </w:t>
             </w:r>
             <w:r>
               <w:rPr>
@@ -25900,15 +25875,7 @@
           <w:sz w:val="19"/>
           <w:szCs w:val="19"/>
         </w:rPr>
-        <w:t xml:space="preserve"> </w:t>
-      </w:r>
-      <w:r>
-        <w:rPr>
-          <w:rFonts w:ascii="Source Sans 3" w:hAnsi="Source Sans 3"/>
-          <w:sz w:val="19"/>
-          <w:szCs w:val="19"/>
-        </w:rPr>
-        <w:t xml:space="preserve">Many tasks in the IELTS Listening test </w:t>
+        <w:t xml:space="preserve"> Many tasks in the IELTS Listening test </w:t>
       </w:r>
       <w:proofErr w:type="spellStart"/>
       <w:r>
@@ -26006,7 +25973,7 @@
       </w:tblPr>
       <w:tblGrid>
         <w:gridCol w:w="530"/>
-        <w:gridCol w:w="13860"/>
+        <w:gridCol w:w="13782"/>
       </w:tblGrid>
       <w:tr>
         <w:tc>
@@ -26016,6 +25983,7 @@
           </w:tcPr>
           <w:p>
             <w:pPr>
+              <w:jc w:val="center"/>
               <w:rPr>
                 <w:rFonts w:ascii="Source Sans 3" w:hAnsi="Source Sans 3"/>
                 <w:sz w:val="19"/>
@@ -26035,19 +26003,10 @@
         </w:tc>
         <w:tc>
           <w:tcPr>
-            <w:tcW w:w="13860" w:type="dxa"/>
+            <w:tcW w:w="13782" w:type="dxa"/>
             <w:vAlign w:val="center"/>
           </w:tcPr>
           <w:p>
-            <w:pPr>
-              <w:rPr>
-                <w:rFonts w:ascii="Source Sans 3" w:hAnsi="Source Sans 3"/>
-                <w:b/>
-                <w:bCs/>
-                <w:sz w:val="21"/>
-                <w:szCs w:val="21"/>
-              </w:rPr>
-            </w:pPr>
             <w:r>
               <w:rPr>
                 <w:rFonts w:ascii="Source Sans 3" w:hAnsi="Source Sans 3"/>
@@ -26058,6 +26017,7773 @@
               </w:rPr>
               <w:t>Here is a section from the Museum of London Life website. What words might you expect to read in the gaps? Think of as many possibilities as you can. Are any of them paraphrases/synonyms of each other?</w:t>
             </w:r>
+          </w:p>
+        </w:tc>
+      </w:tr>
+      <w:tr>
+        <w:trPr>
+          <w:trHeight w:val="797"/>
+        </w:trPr>
+        <w:tc>
+          <w:tcPr>
+            <w:tcW w:w="14312" w:type="dxa"/>
+            <w:gridSpan w:val="2"/>
+            <w:shd w:val="clear" w:color="auto" w:fill="468ED5"/>
+            <w:vAlign w:val="center"/>
+          </w:tcPr>
+          <w:p>
+            <w:pPr>
+              <w:jc w:val="center"/>
+              <w:rPr>
+                <w:rFonts w:ascii="Source Sans 3 Medium" w:hAnsi="Source Sans 3 Medium"/>
+                <w:b/>
+                <w:bCs/>
+                <w:color w:val="FFFFFF" w:themeColor="background1"/>
+                <w:sz w:val="28"/>
+                <w:szCs w:val="28"/>
+              </w:rPr>
+            </w:pPr>
+            <w:r>
+              <w:rPr>
+                <w:rFonts w:ascii="Source Sans 3 Medium" w:hAnsi="Source Sans 3 Medium"/>
+                <w:b/>
+                <w:bCs/>
+                <w:color w:val="FFFFFF" w:themeColor="background1"/>
+                <w:sz w:val="28"/>
+                <w:szCs w:val="28"/>
+              </w:rPr>
+              <w:t>LONDON - FROM COUNTRYSIDE</w:t>
+            </w:r>
+          </w:p>
+          <w:p>
+            <w:pPr>
+              <w:jc w:val="center"/>
+              <w:rPr>
+                <w:rFonts w:ascii="Source Sans 3" w:hAnsi="Source Sans 3"/>
+                <w:b/>
+                <w:bCs/>
+                <w:color w:val="FFFFFF" w:themeColor="background1"/>
+                <w:sz w:val="21"/>
+                <w:szCs w:val="21"/>
+              </w:rPr>
+            </w:pPr>
+            <w:r>
+              <w:rPr>
+                <w:rFonts w:ascii="Source Sans 3 Medium" w:hAnsi="Source Sans 3 Medium"/>
+                <w:b/>
+                <w:bCs/>
+                <w:color w:val="FFFFFF" w:themeColor="background1"/>
+                <w:sz w:val="28"/>
+                <w:szCs w:val="28"/>
+              </w:rPr>
+              <w:t>VILLAGE TO URBAN METROPOLIS</w:t>
+            </w:r>
+          </w:p>
+        </w:tc>
+      </w:tr>
+      <w:tr>
+        <w:trPr>
+          <w:trHeight w:val="797"/>
+        </w:trPr>
+        <w:tc>
+          <w:tcPr>
+            <w:tcW w:w="14312" w:type="dxa"/>
+            <w:gridSpan w:val="2"/>
+            <w:shd w:val="clear" w:color="auto" w:fill="468ED5"/>
+            <w:vAlign w:val="center"/>
+          </w:tcPr>
+          <w:tbl>
+            <w:tblPr>
+              <w:tblStyle w:val="DottedTable"/>
+              <w:tblW w:w="0" w:type="auto"/>
+              <w:tblLook w:val="04A0" w:firstRow="1" w:lastRow="0" w:firstColumn="1" w:lastColumn="0" w:noHBand="0" w:noVBand="1"/>
+            </w:tblPr>
+            <w:tblGrid>
+              <w:gridCol w:w="3521"/>
+              <w:gridCol w:w="3521"/>
+              <w:gridCol w:w="3522"/>
+              <w:gridCol w:w="3522"/>
+            </w:tblGrid>
+            <w:tr>
+              <w:tc>
+                <w:tcPr>
+                  <w:tcW w:w="3521" w:type="dxa"/>
+                  <w:vAlign w:val="center"/>
+                </w:tcPr>
+                <w:p>
+                  <w:pPr>
+                    <w:jc w:val="center"/>
+                    <w:rPr>
+                      <w:rFonts w:ascii="Source Sans 3 Medium" w:hAnsi="Source Sans 3 Medium"/>
+                      <w:b/>
+                      <w:bCs/>
+                      <w:color w:val="FFFFFF" w:themeColor="background1"/>
+                      <w:sz w:val="28"/>
+                      <w:szCs w:val="28"/>
+                    </w:rPr>
+                  </w:pPr>
+                  <w:r>
+                    <w:rPr>
+                      <w:rFonts w:ascii="Source Sans 3" w:hAnsi="Source Sans 3"/>
+                      <w:b/>
+                      <w:bCs/>
+                      <w:color w:val="FFFFFF" w:themeColor="background1"/>
+                      <w:sz w:val="21"/>
+                      <w:szCs w:val="21"/>
+                    </w:rPr>
+                    <w:t>HOME</w:t>
+                  </w:r>
+                </w:p>
+              </w:tc>
+              <w:tc>
+                <w:tcPr>
+                  <w:tcW w:w="3521" w:type="dxa"/>
+                  <w:shd w:val="clear" w:color="auto" w:fill="FFFFFF" w:themeFill="background1"/>
+                  <w:vAlign w:val="center"/>
+                </w:tcPr>
+                <w:p>
+                  <w:pPr>
+                    <w:jc w:val="center"/>
+                    <w:rPr>
+                      <w:rFonts w:ascii="Source Sans 3 Medium" w:hAnsi="Source Sans 3 Medium"/>
+                      <w:b/>
+                      <w:bCs/>
+                      <w:color w:val="FFFFFF" w:themeColor="background1"/>
+                      <w:sz w:val="28"/>
+                      <w:szCs w:val="28"/>
+                    </w:rPr>
+                  </w:pPr>
+                  <w:r>
+                    <w:rPr>
+                      <w:rFonts w:ascii="Source Sans 3" w:hAnsi="Source Sans 3"/>
+                      <w:b/>
+                      <w:bCs/>
+                      <w:sz w:val="21"/>
+                      <w:szCs w:val="21"/>
+                    </w:rPr>
+                    <w:t>ABOUT</w:t>
+                  </w:r>
+                </w:p>
+              </w:tc>
+              <w:tc>
+                <w:tcPr>
+                  <w:tcW w:w="3522" w:type="dxa"/>
+                  <w:vAlign w:val="center"/>
+                </w:tcPr>
+                <w:p>
+                  <w:pPr>
+                    <w:jc w:val="center"/>
+                    <w:rPr>
+                      <w:rFonts w:ascii="Source Sans 3 Medium" w:hAnsi="Source Sans 3 Medium"/>
+                      <w:b/>
+                      <w:bCs/>
+                      <w:color w:val="FFFFFF" w:themeColor="background1"/>
+                      <w:sz w:val="28"/>
+                      <w:szCs w:val="28"/>
+                    </w:rPr>
+                  </w:pPr>
+                  <w:r>
+                    <w:rPr>
+                      <w:rFonts w:ascii="Source Sans 3" w:hAnsi="Source Sans 3"/>
+                      <w:b/>
+                      <w:bCs/>
+                      <w:color w:val="FFFFFF" w:themeColor="background1"/>
+                      <w:sz w:val="21"/>
+                      <w:szCs w:val="21"/>
+                    </w:rPr>
+                    <w:t>PHOTOS</w:t>
+                  </w:r>
+                </w:p>
+              </w:tc>
+              <w:tc>
+                <w:tcPr>
+                  <w:tcW w:w="3522" w:type="dxa"/>
+                  <w:vAlign w:val="center"/>
+                </w:tcPr>
+                <w:p>
+                  <w:pPr>
+                    <w:jc w:val="center"/>
+                    <w:rPr>
+                      <w:rFonts w:ascii="Source Sans 3 Medium" w:hAnsi="Source Sans 3 Medium"/>
+                      <w:b/>
+                      <w:bCs/>
+                      <w:color w:val="FFFFFF" w:themeColor="background1"/>
+                      <w:sz w:val="28"/>
+                      <w:szCs w:val="28"/>
+                    </w:rPr>
+                  </w:pPr>
+                  <w:r>
+                    <w:rPr>
+                      <w:rFonts w:ascii="Source Sans 3" w:hAnsi="Source Sans 3"/>
+                      <w:b/>
+                      <w:bCs/>
+                      <w:color w:val="FFFFFF" w:themeColor="background1"/>
+                      <w:sz w:val="21"/>
+                      <w:szCs w:val="21"/>
+                    </w:rPr>
+                    <w:t>CONTACT</w:t>
+                  </w:r>
+                </w:p>
+              </w:tc>
+            </w:tr>
+          </w:tbl>
+          <w:p>
+            <w:pPr>
+              <w:jc w:val="center"/>
+              <w:rPr>
+                <w:rFonts w:ascii="Source Sans 3 Medium" w:hAnsi="Source Sans 3 Medium"/>
+                <w:b/>
+                <w:bCs/>
+                <w:color w:val="FFFFFF" w:themeColor="background1"/>
+                <w:sz w:val="28"/>
+                <w:szCs w:val="28"/>
+              </w:rPr>
+            </w:pPr>
+          </w:p>
+        </w:tc>
+      </w:tr>
+      <w:tr>
+        <w:trPr>
+          <w:trHeight w:val="326"/>
+        </w:trPr>
+        <w:tc>
+          <w:tcPr>
+            <w:tcW w:w="14312" w:type="dxa"/>
+            <w:gridSpan w:val="2"/>
+            <w:vAlign w:val="center"/>
+          </w:tcPr>
+          <w:p>
+            <w:pPr>
+              <w:rPr>
+                <w:rFonts w:ascii="Source Sans 3" w:hAnsi="Source Sans 3"/>
+                <w:color w:val="FFFFFF" w:themeColor="background1"/>
+                <w:sz w:val="21"/>
+                <w:szCs w:val="21"/>
+              </w:rPr>
+            </w:pPr>
+            <w:r>
+              <w:rPr>
+                <w:rFonts w:ascii="Source Sans 3" w:hAnsi="Source Sans 3"/>
+                <w:sz w:val="21"/>
+                <w:szCs w:val="21"/>
+              </w:rPr>
+              <w:t>The Museum of London Life takes you on a thrilling journey from 1</w:t>
+            </w:r>
+            <w:r>
+              <w:rPr>
+                <w:rFonts w:ascii="Source Sans 3" w:hAnsi="Source Sans 3"/>
+                <w:sz w:val="21"/>
+                <w:szCs w:val="21"/>
+              </w:rPr>
+              <w:tab/>
+            </w:r>
+            <w:r>
+              <w:rPr>
+                <w:rFonts w:ascii="Source Sans 3" w:hAnsi="Source Sans 3"/>
+                <w:sz w:val="21"/>
+                <w:szCs w:val="21"/>
+              </w:rPr>
+              <w:t xml:space="preserve"> </w:t>
+            </w:r>
+            <w:r>
+              <w:rPr>
+                <w:rStyle w:val="BlankWord1"/>
+              </w:rPr>
+              <w:t>adjective (the earliest, ancient, prehistoric)</w:t>
+            </w:r>
+            <w:r>
+              <w:rPr>
+                <w:rFonts w:ascii="Source Sans 3" w:hAnsi="Source Sans 3"/>
+                <w:sz w:val="21"/>
+                <w:szCs w:val="21"/>
+              </w:rPr>
+              <w:t xml:space="preserve"> </w:t>
+            </w:r>
+            <w:r>
+              <w:rPr>
+                <w:rFonts w:ascii="Source Sans 3" w:hAnsi="Source Sans 3"/>
+                <w:sz w:val="21"/>
+                <w:szCs w:val="21"/>
+              </w:rPr>
+              <w:t>times in the city to modern-day life and beyond. Your trip through history begins with a look at how 2</w:t>
+            </w:r>
+            <w:r>
+              <w:rPr>
+                <w:rFonts w:ascii="Source Sans 3" w:hAnsi="Source Sans 3"/>
+                <w:sz w:val="21"/>
+                <w:szCs w:val="21"/>
+              </w:rPr>
+              <w:t xml:space="preserve"> </w:t>
+            </w:r>
+            <w:r>
+              <w:rPr>
+                <w:rStyle w:val="BlankWord1"/>
+              </w:rPr>
+              <w:t>adjective (ancient, prehistoric, early)</w:t>
+            </w:r>
+            <w:r>
+              <w:rPr>
+                <w:rFonts w:ascii="Source Sans 3" w:hAnsi="Source Sans 3"/>
+                <w:sz w:val="21"/>
+                <w:szCs w:val="21"/>
+              </w:rPr>
+              <w:t xml:space="preserve"> </w:t>
+            </w:r>
+            <w:r>
+              <w:rPr>
+                <w:rFonts w:ascii="Source Sans 3" w:hAnsi="Source Sans 3"/>
+                <w:sz w:val="21"/>
+                <w:szCs w:val="21"/>
+              </w:rPr>
+              <w:t>humans used to live when London was just open countryside. This is followed by a 'walk through the ages'. In every room you are surrounded by fascinating exhibits - images, photos, maps and all kinds of 3</w:t>
+            </w:r>
+            <w:r>
+              <w:rPr>
+                <w:rFonts w:ascii="Source Sans 3" w:hAnsi="Source Sans 3"/>
+                <w:sz w:val="21"/>
+                <w:szCs w:val="21"/>
+              </w:rPr>
+              <w:t xml:space="preserve"> </w:t>
+            </w:r>
+            <w:r>
+              <w:rPr>
+                <w:rStyle w:val="BlankWord1"/>
+              </w:rPr>
+              <w:t>plural or collective noun (treasure, objects, items, scenes, displays)</w:t>
+            </w:r>
+            <w:r>
+              <w:rPr>
+                <w:rFonts w:ascii="Source Sans 3" w:hAnsi="Source Sans 3"/>
+                <w:sz w:val="21"/>
+                <w:szCs w:val="21"/>
+              </w:rPr>
+              <w:t xml:space="preserve"> </w:t>
+            </w:r>
+            <w:r>
+              <w:rPr>
+                <w:rFonts w:ascii="Source Sans 3" w:hAnsi="Source Sans 3"/>
+                <w:sz w:val="21"/>
+                <w:szCs w:val="21"/>
+              </w:rPr>
+              <w:t>from years gone by. After you leave the here-and-now, when you have finished the 4</w:t>
+            </w:r>
+            <w:r>
+              <w:rPr>
+                <w:rFonts w:ascii="Source Sans 3" w:hAnsi="Source Sans 3"/>
+                <w:sz w:val="21"/>
+                <w:szCs w:val="21"/>
+              </w:rPr>
+              <w:t xml:space="preserve"> </w:t>
+            </w:r>
+            <w:r>
+              <w:rPr>
+                <w:rStyle w:val="BlankWord1"/>
+              </w:rPr>
+              <w:t>adjective or noun (present day, contemporary, current day</w:t>
+            </w:r>
+            <w:r>
+              <w:rPr>
+                <w:rStyle w:val="BlankWord1"/>
+              </w:rPr>
+              <w:t>)</w:t>
+            </w:r>
+            <w:r>
+              <w:rPr>
+                <w:rFonts w:ascii="Source Sans 3" w:hAnsi="Source Sans 3"/>
+                <w:sz w:val="21"/>
+                <w:szCs w:val="21"/>
+              </w:rPr>
+              <w:t xml:space="preserve"> </w:t>
+            </w:r>
+            <w:r>
+              <w:rPr>
+                <w:rFonts w:ascii="Source Sans 3" w:hAnsi="Source Sans 3"/>
+                <w:sz w:val="21"/>
+                <w:szCs w:val="21"/>
+              </w:rPr>
+              <w:t>'London' section, you will be transported into the final era - the 5</w:t>
+            </w:r>
+            <w:r>
+              <w:rPr>
+                <w:rFonts w:ascii="Source Sans 3" w:hAnsi="Source Sans 3"/>
+                <w:sz w:val="21"/>
+                <w:szCs w:val="21"/>
+              </w:rPr>
+              <w:t xml:space="preserve"> </w:t>
+            </w:r>
+            <w:r>
+              <w:rPr>
+                <w:rStyle w:val="BlankWord1"/>
+              </w:rPr>
+              <w:t>ordinal number or adjective (22nd, twenty-second, next, forthcoming)</w:t>
+            </w:r>
+            <w:r>
+              <w:rPr>
+                <w:rFonts w:ascii="Source Sans 3" w:hAnsi="Source Sans 3"/>
+                <w:sz w:val="21"/>
+                <w:szCs w:val="21"/>
+              </w:rPr>
+              <w:t xml:space="preserve"> </w:t>
+            </w:r>
+            <w:r>
+              <w:rPr>
+                <w:rFonts w:ascii="Source Sans 3" w:hAnsi="Source Sans 3"/>
+                <w:sz w:val="21"/>
+                <w:szCs w:val="21"/>
+              </w:rPr>
+              <w:t>century, to be precise - as you look at how the city might continue to evolve in the future.</w:t>
+            </w:r>
+          </w:p>
+        </w:tc>
+      </w:tr>
+    </w:tbl>
+    <w:p>
+      <w:pPr>
+        <w:rPr>
+          <w:rFonts w:ascii="Source Sans 3" w:hAnsi="Source Sans 3"/>
+          <w:sz w:val="19"/>
+          <w:szCs w:val="19"/>
+        </w:rPr>
+      </w:pPr>
+      <w:r>
+        <w:rPr>
+          <w:rFonts w:ascii="Source Sans 3" w:hAnsi="Source Sans 3"/>
+          <w:sz w:val="19"/>
+          <w:szCs w:val="19"/>
+        </w:rPr>
+        <w:br w:type="page"/>
+      </w:r>
+    </w:p>
+    <w:tbl>
+      <w:tblPr>
+        <w:tblStyle w:val="DottedTable"/>
+        <w:tblW w:w="0" w:type="auto"/>
+        <w:tblLook w:val="04A0" w:firstRow="1" w:lastRow="0" w:firstColumn="1" w:lastColumn="0" w:noHBand="0" w:noVBand="1"/>
+      </w:tblPr>
+      <w:tblGrid>
+        <w:gridCol w:w="530"/>
+        <w:gridCol w:w="13782"/>
+      </w:tblGrid>
+      <w:tr>
+        <w:tc>
+          <w:tcPr>
+            <w:tcW w:w="530" w:type="dxa"/>
+          </w:tcPr>
+          <w:p>
+            <w:pPr>
+              <w:jc w:val="center"/>
+              <w:rPr>
+                <w:rFonts w:ascii="Source Sans 3" w:hAnsi="Source Sans 3"/>
+                <w:b/>
+                <w:bCs/>
+                <w:bdr w:val="single" w:sz="12" w:space="0" w:color="CA0D8E"/>
+              </w:rPr>
+            </w:pPr>
+            <w:r>
+              <w:rPr>
+                <w:rFonts w:ascii="Source Sans 3" w:hAnsi="Source Sans 3"/>
+                <w:b/>
+                <w:bCs/>
+                <w:bdr w:val="single" w:sz="12" w:space="0" w:color="CA0D8E"/>
+              </w:rPr>
+              <w:lastRenderedPageBreak/>
+              <w:t>0</w:t>
+            </w:r>
+            <w:r>
+              <w:rPr>
+                <w:b/>
+                <w:bCs/>
+                <w:bdr w:val="single" w:sz="12" w:space="0" w:color="CA0D8E"/>
+              </w:rPr>
+              <w:t>4</w:t>
+            </w:r>
+          </w:p>
+        </w:tc>
+        <w:tc>
+          <w:tcPr>
+            <w:tcW w:w="13782" w:type="dxa"/>
+            <w:vAlign w:val="center"/>
+          </w:tcPr>
+          <w:p>
+            <w:pPr>
+              <w:rPr>
+                <w:rFonts w:ascii="Source Sans 3" w:hAnsi="Source Sans 3"/>
+                <w:b/>
+                <w:bCs/>
+                <w:sz w:val="21"/>
+                <w:szCs w:val="21"/>
+              </w:rPr>
+            </w:pPr>
+            <w:r>
+              <w:rPr>
+                <w:rFonts w:ascii="Source Sans 3" w:hAnsi="Source Sans 3"/>
+                <w:b/>
+                <w:bCs/>
+                <w:sz w:val="21"/>
+                <w:szCs w:val="21"/>
+              </w:rPr>
+              <w:t>Listen to a guide talking to a group of visitors to the Museum of London Life and fill the gaps in exercise 3. Write ONE WORD AND/OR A NUMBER in each gap.</w:t>
+            </w:r>
+          </w:p>
+          <w:p>
+            <w:pPr>
+              <w:rPr>
+                <w:rFonts w:ascii="Source Sans 3" w:hAnsi="Source Sans 3"/>
+                <w:b/>
+                <w:bCs/>
+                <w:sz w:val="21"/>
+                <w:szCs w:val="21"/>
+              </w:rPr>
+            </w:pPr>
+            <w:hyperlink r:id="rId19" w:history="1">
+              <w:r>
+                <w:rPr>
+                  <w:rStyle w:val="Hyperlink"/>
+                  <w:rFonts w:ascii="Source Sans 3" w:hAnsi="Source Sans 3"/>
+                  <w:b/>
+                  <w:bCs/>
+                </w:rPr>
+                <w:t>02</w:t>
+              </w:r>
+            </w:hyperlink>
+          </w:p>
+          <w:p>
+            <w:pPr>
+              <w:rPr>
+                <w:rFonts w:ascii="Source Sans 3" w:hAnsi="Source Sans 3"/>
+              </w:rPr>
+            </w:pPr>
+            <w:r>
+              <w:rPr>
+                <w:rFonts w:ascii="Source Sans 3" w:hAnsi="Source Sans 3"/>
+                <w:sz w:val="21"/>
+                <w:szCs w:val="21"/>
+              </w:rPr>
+              <w:t>The Museum of London Life takes you on a thrilling journey from 1</w:t>
+            </w:r>
+            <w:r>
+              <w:rPr>
+                <w:rFonts w:ascii="Source Sans 3" w:hAnsi="Source Sans 3"/>
+                <w:sz w:val="21"/>
+                <w:szCs w:val="21"/>
+              </w:rPr>
+              <w:tab/>
+            </w:r>
+            <w:r>
+              <w:rPr>
+                <w:rFonts w:ascii="Source Sans 3" w:hAnsi="Source Sans 3"/>
+                <w:sz w:val="21"/>
+                <w:szCs w:val="21"/>
+              </w:rPr>
+              <w:t xml:space="preserve"> </w:t>
+            </w:r>
+            <w:r>
+              <w:rPr>
+                <w:rStyle w:val="BlankWord1"/>
+              </w:rPr>
+              <w:t>ancient</w:t>
+            </w:r>
+            <w:r>
+              <w:rPr>
+                <w:rFonts w:ascii="Source Sans 3" w:hAnsi="Source Sans 3"/>
+                <w:sz w:val="21"/>
+                <w:szCs w:val="21"/>
+              </w:rPr>
+              <w:t xml:space="preserve"> </w:t>
+            </w:r>
+            <w:proofErr w:type="gramStart"/>
+            <w:r>
+              <w:rPr>
+                <w:rFonts w:ascii="Source Sans 3" w:hAnsi="Source Sans 3"/>
+                <w:sz w:val="21"/>
+                <w:szCs w:val="21"/>
+              </w:rPr>
+              <w:t>times</w:t>
+            </w:r>
+            <w:proofErr w:type="gramEnd"/>
+            <w:r>
+              <w:rPr>
+                <w:rFonts w:ascii="Source Sans 3" w:hAnsi="Source Sans 3"/>
+                <w:sz w:val="21"/>
+                <w:szCs w:val="21"/>
+              </w:rPr>
+              <w:t xml:space="preserve"> in the city to modern-day life and beyond. Your trip through history begins with a look at how 2</w:t>
+            </w:r>
+            <w:r>
+              <w:rPr>
+                <w:rStyle w:val="BlankWord1"/>
+              </w:rPr>
+              <w:t xml:space="preserve"> prehistoric</w:t>
+            </w:r>
+            <w:r>
+              <w:rPr>
+                <w:rFonts w:ascii="Source Sans 3" w:hAnsi="Source Sans 3"/>
+                <w:sz w:val="21"/>
+                <w:szCs w:val="21"/>
+              </w:rPr>
+              <w:t xml:space="preserve"> </w:t>
+            </w:r>
+            <w:r>
+              <w:rPr>
+                <w:rFonts w:ascii="Source Sans 3" w:hAnsi="Source Sans 3"/>
+                <w:sz w:val="21"/>
+                <w:szCs w:val="21"/>
+              </w:rPr>
+              <w:t>humans used to live when London was just open countryside. This is followed by a 'walk through the ages'. In every room you are surrounded by fascinating exhibits - images, photos, maps and all kinds of 3</w:t>
+            </w:r>
+            <w:r>
+              <w:rPr>
+                <w:rStyle w:val="BlankWord1"/>
+              </w:rPr>
+              <w:t>objects</w:t>
+            </w:r>
+            <w:r>
+              <w:rPr>
+                <w:rFonts w:ascii="Source Sans 3" w:hAnsi="Source Sans 3"/>
+                <w:sz w:val="21"/>
+                <w:szCs w:val="21"/>
+              </w:rPr>
+              <w:t xml:space="preserve"> </w:t>
+            </w:r>
+            <w:r>
+              <w:rPr>
+                <w:rFonts w:ascii="Source Sans 3" w:hAnsi="Source Sans 3"/>
+                <w:sz w:val="21"/>
+                <w:szCs w:val="21"/>
+              </w:rPr>
+              <w:t>from years gone by. After you leave the here-and-now, when you have finished the 4</w:t>
+            </w:r>
+            <w:r>
+              <w:rPr>
+                <w:rFonts w:ascii="Source Sans 3" w:hAnsi="Source Sans 3"/>
+                <w:sz w:val="21"/>
+                <w:szCs w:val="21"/>
+              </w:rPr>
+              <w:t xml:space="preserve"> </w:t>
+            </w:r>
+            <w:r>
+              <w:rPr>
+                <w:rStyle w:val="BlankWord1"/>
+              </w:rPr>
+              <w:t>contemporary</w:t>
+            </w:r>
+            <w:r>
+              <w:rPr>
+                <w:rFonts w:ascii="Source Sans 3" w:hAnsi="Source Sans 3"/>
+                <w:sz w:val="21"/>
+                <w:szCs w:val="21"/>
+              </w:rPr>
+              <w:t xml:space="preserve"> </w:t>
+            </w:r>
+            <w:r>
+              <w:rPr>
+                <w:rFonts w:ascii="Source Sans 3" w:hAnsi="Source Sans 3"/>
+                <w:sz w:val="21"/>
+                <w:szCs w:val="21"/>
+              </w:rPr>
+              <w:t>'London' section, you will be transported into the final era - the 5</w:t>
+            </w:r>
+            <w:r>
+              <w:rPr>
+                <w:rFonts w:ascii="Source Sans 3" w:hAnsi="Source Sans 3"/>
+                <w:sz w:val="21"/>
+                <w:szCs w:val="21"/>
+              </w:rPr>
+              <w:t xml:space="preserve"> </w:t>
+            </w:r>
+            <w:r>
+              <w:rPr>
+                <w:rStyle w:val="BlankWord1"/>
+              </w:rPr>
+              <w:t>22nd, twenty-second</w:t>
+            </w:r>
+            <w:r>
+              <w:rPr>
+                <w:rFonts w:ascii="Source Sans 3" w:hAnsi="Source Sans 3"/>
+                <w:sz w:val="21"/>
+                <w:szCs w:val="21"/>
+              </w:rPr>
+              <w:t xml:space="preserve"> </w:t>
+            </w:r>
+            <w:r>
+              <w:rPr>
+                <w:rFonts w:ascii="Source Sans 3" w:hAnsi="Source Sans 3"/>
+                <w:sz w:val="21"/>
+                <w:szCs w:val="21"/>
+              </w:rPr>
+              <w:t>century, to be precise - as you look at how the city might continue to evolve in the future.</w:t>
+            </w:r>
+          </w:p>
+        </w:tc>
+      </w:tr>
+      <w:tr>
+        <w:tc>
+          <w:tcPr>
+            <w:tcW w:w="530" w:type="dxa"/>
+          </w:tcPr>
+          <w:p>
+            <w:pPr>
+              <w:jc w:val="center"/>
+              <w:rPr>
+                <w:rFonts w:ascii="Source Sans 3" w:hAnsi="Source Sans 3"/>
+                <w:b/>
+                <w:bCs/>
+                <w:bdr w:val="single" w:sz="12" w:space="0" w:color="CA0D8E"/>
+              </w:rPr>
+            </w:pPr>
+            <w:r>
+              <w:rPr>
+                <w:rFonts w:ascii="Source Sans 3" w:hAnsi="Source Sans 3"/>
+                <w:b/>
+                <w:bCs/>
+                <w:bdr w:val="single" w:sz="12" w:space="0" w:color="CA0D8E"/>
+              </w:rPr>
+              <w:t>0</w:t>
+            </w:r>
+            <w:r>
+              <w:rPr>
+                <w:b/>
+                <w:bCs/>
+                <w:bdr w:val="single" w:sz="12" w:space="0" w:color="CA0D8E"/>
+              </w:rPr>
+              <w:t>5</w:t>
+            </w:r>
+          </w:p>
+        </w:tc>
+        <w:tc>
+          <w:tcPr>
+            <w:tcW w:w="13782" w:type="dxa"/>
+            <w:vAlign w:val="center"/>
+          </w:tcPr>
+          <w:p>
+            <w:pPr>
+              <w:rPr>
+                <w:rFonts w:ascii="Source Sans 3" w:hAnsi="Source Sans 3"/>
+                <w:b/>
+                <w:bCs/>
+                <w:sz w:val="21"/>
+                <w:szCs w:val="21"/>
+              </w:rPr>
+            </w:pPr>
+            <w:r>
+              <w:rPr>
+                <w:rFonts w:ascii="Source Sans 3" w:hAnsi="Source Sans 3"/>
+                <w:b/>
+                <w:bCs/>
+                <w:sz w:val="21"/>
+                <w:szCs w:val="21"/>
+              </w:rPr>
+              <w:t>Listen again to the guide and read the script on page 206. Underline the words he uses to paraphrase the brochure.</w:t>
+            </w:r>
+          </w:p>
+          <w:p>
+            <w:pPr>
+              <w:rPr>
+                <w:rFonts w:ascii="Source Sans 3" w:hAnsi="Source Sans 3"/>
+                <w:b/>
+                <w:bCs/>
+                <w:sz w:val="21"/>
+                <w:szCs w:val="21"/>
+              </w:rPr>
+            </w:pPr>
+            <w:hyperlink r:id="rId20" w:history="1">
+              <w:r>
+                <w:rPr>
+                  <w:rStyle w:val="Hyperlink"/>
+                  <w:rFonts w:ascii="Source Sans 3" w:hAnsi="Source Sans 3"/>
+                  <w:b/>
+                  <w:bCs/>
+                </w:rPr>
+                <w:t>02</w:t>
+              </w:r>
+            </w:hyperlink>
+          </w:p>
+          <w:p>
+            <w:pPr>
+              <w:rPr>
+                <w:rFonts w:ascii="Source Sans 3" w:hAnsi="Source Sans 3"/>
+                <w:sz w:val="21"/>
+                <w:szCs w:val="21"/>
+              </w:rPr>
+            </w:pPr>
+            <w:r>
+              <w:rPr>
+                <w:rFonts w:ascii="Source Sans 3" w:hAnsi="Source Sans 3"/>
+                <w:b/>
+                <w:bCs/>
+                <w:sz w:val="21"/>
+                <w:szCs w:val="21"/>
+              </w:rPr>
+              <w:t>1</w:t>
+            </w:r>
+            <w:r>
+              <w:rPr>
+                <w:rFonts w:ascii="Source Sans 3" w:hAnsi="Source Sans 3"/>
+                <w:sz w:val="21"/>
+                <w:szCs w:val="21"/>
+              </w:rPr>
+              <w:t xml:space="preserve"> 'thrilling journey from ancient times in the city to modern-day life and beyond'</w:t>
+            </w:r>
+          </w:p>
+          <w:p>
+            <w:pPr>
+              <w:pStyle w:val="BlankWord2"/>
+            </w:pPr>
+            <w:r>
+              <w:rPr>
+                <w:i/>
+              </w:rPr>
+              <w:t xml:space="preserve">exciting visit, which </w:t>
+            </w:r>
+            <w:r>
+              <w:t xml:space="preserve">... </w:t>
+            </w:r>
+            <w:r>
+              <w:rPr>
+                <w:i/>
+              </w:rPr>
+              <w:t>traces the history of this vast and ever-changing city</w:t>
+            </w:r>
+          </w:p>
+          <w:p>
+            <w:pPr>
+              <w:rPr>
+                <w:rFonts w:ascii="Source Sans 3" w:hAnsi="Source Sans 3"/>
+                <w:sz w:val="21"/>
+                <w:szCs w:val="21"/>
+              </w:rPr>
+            </w:pPr>
+            <w:r>
+              <w:rPr>
+                <w:rFonts w:ascii="Source Sans 3" w:hAnsi="Source Sans 3"/>
+                <w:b/>
+                <w:bCs/>
+                <w:sz w:val="21"/>
+                <w:szCs w:val="21"/>
+              </w:rPr>
+              <w:t>2</w:t>
+            </w:r>
+            <w:r>
+              <w:rPr>
+                <w:rFonts w:ascii="Source Sans 3" w:hAnsi="Source Sans 3"/>
+                <w:sz w:val="21"/>
+                <w:szCs w:val="21"/>
+              </w:rPr>
+              <w:t xml:space="preserve"> 'how prehistoric humans used to live'</w:t>
+            </w:r>
+          </w:p>
+          <w:p>
+            <w:pPr>
+              <w:pStyle w:val="BlankWord2"/>
+            </w:pPr>
+            <w:r>
+              <w:rPr>
+                <w:i/>
+              </w:rPr>
+              <w:t>life from the point of view of prehistoric men, women and children</w:t>
+            </w:r>
+          </w:p>
+          <w:p>
+            <w:pPr>
+              <w:rPr>
+                <w:rFonts w:ascii="Source Sans 3" w:hAnsi="Source Sans 3"/>
+                <w:sz w:val="21"/>
+                <w:szCs w:val="21"/>
+              </w:rPr>
+            </w:pPr>
+            <w:r>
+              <w:rPr>
+                <w:rFonts w:ascii="Source Sans 3" w:hAnsi="Source Sans 3"/>
+                <w:b/>
+                <w:bCs/>
+                <w:sz w:val="21"/>
+                <w:szCs w:val="21"/>
+              </w:rPr>
+              <w:t>3</w:t>
+            </w:r>
+            <w:r>
+              <w:rPr>
+                <w:rFonts w:ascii="Source Sans 3" w:hAnsi="Source Sans 3"/>
+                <w:sz w:val="21"/>
+                <w:szCs w:val="21"/>
+              </w:rPr>
+              <w:t xml:space="preserve"> 'when London was just open countryside'</w:t>
+            </w:r>
+          </w:p>
+          <w:p>
+            <w:pPr>
+              <w:pStyle w:val="BlankWord2"/>
+            </w:pPr>
+            <w:r>
+              <w:rPr>
+                <w:i/>
+              </w:rPr>
+              <w:t>when all this around us was fields</w:t>
+            </w:r>
+          </w:p>
+          <w:p>
+            <w:pPr>
+              <w:rPr>
+                <w:rFonts w:ascii="Source Sans 3" w:hAnsi="Source Sans 3"/>
+                <w:sz w:val="21"/>
+                <w:szCs w:val="21"/>
+              </w:rPr>
+            </w:pPr>
+            <w:r>
+              <w:rPr>
+                <w:rFonts w:ascii="Source Sans 3" w:hAnsi="Source Sans 3"/>
+                <w:b/>
+                <w:bCs/>
+                <w:sz w:val="21"/>
+                <w:szCs w:val="21"/>
+              </w:rPr>
+              <w:t>4</w:t>
+            </w:r>
+            <w:r>
+              <w:rPr>
+                <w:rFonts w:ascii="Source Sans 3" w:hAnsi="Source Sans 3"/>
+                <w:sz w:val="21"/>
+                <w:szCs w:val="21"/>
+              </w:rPr>
+              <w:t xml:space="preserve"> 'surrounded by fascinating exhibits - images, photos, maps and all kinds of objects from years gone by'</w:t>
+            </w:r>
+          </w:p>
+          <w:p>
+            <w:pPr>
+              <w:pStyle w:val="BlankWord2"/>
+            </w:pPr>
+            <w:r>
+              <w:rPr>
+                <w:i/>
+              </w:rPr>
+              <w:t>take in the fascinating pieces of history</w:t>
+            </w:r>
+          </w:p>
+          <w:p>
+            <w:pPr>
+              <w:rPr>
+                <w:rFonts w:ascii="Source Sans 3" w:hAnsi="Source Sans 3"/>
+                <w:sz w:val="21"/>
+                <w:szCs w:val="21"/>
+              </w:rPr>
+            </w:pPr>
+            <w:r>
+              <w:rPr>
+                <w:rFonts w:ascii="Source Sans 3" w:hAnsi="Source Sans 3"/>
+                <w:b/>
+                <w:bCs/>
+                <w:sz w:val="21"/>
+                <w:szCs w:val="21"/>
+              </w:rPr>
+              <w:t>5</w:t>
+            </w:r>
+            <w:r>
+              <w:rPr>
+                <w:rFonts w:ascii="Source Sans 3" w:hAnsi="Source Sans 3"/>
+                <w:sz w:val="21"/>
+                <w:szCs w:val="21"/>
+              </w:rPr>
+              <w:t xml:space="preserve"> 'you will be transported into the final era the 22nd century, to be precise'</w:t>
+            </w:r>
+          </w:p>
+          <w:p>
+            <w:pPr>
+              <w:pStyle w:val="BlankWord2"/>
+            </w:pPr>
+            <w:r>
+              <w:rPr>
+                <w:i/>
+              </w:rPr>
+              <w:t xml:space="preserve">we'll move away from our present, here in the 21st </w:t>
+            </w:r>
+            <w:r>
+              <w:t>century, and head</w:t>
+            </w:r>
+            <w:r>
+              <w:t xml:space="preserve"> </w:t>
+            </w:r>
+            <w:r>
+              <w:rPr>
+                <w:i/>
+              </w:rPr>
+              <w:t>off into the 22nd</w:t>
+            </w:r>
+          </w:p>
+        </w:tc>
+      </w:tr>
+    </w:tbl>
+    <w:p>
+      <w:pPr>
+        <w:rPr>
+          <w:rFonts w:ascii="Source Sans 3" w:hAnsi="Source Sans 3"/>
+          <w:sz w:val="19"/>
+          <w:szCs w:val="19"/>
+        </w:rPr>
+      </w:pPr>
+    </w:p>
+    <w:p>
+      <w:pPr>
+        <w:spacing w:after="0"/>
+        <w:rPr>
+          <w:sz w:val="32"/>
+          <w:szCs w:val="32"/>
+        </w:rPr>
+      </w:pPr>
+      <w:r>
+        <w:rPr>
+          <w:color w:val="CA0D8E"/>
+          <w:sz w:val="32"/>
+          <w:szCs w:val="32"/>
+          <w:shd w:val="clear" w:color="auto" w:fill="CA0D8E"/>
+        </w:rPr>
+        <w:t>[[[[[[[[[[</w:t>
+      </w:r>
+      <w:r>
+        <w:rPr>
+          <w:rFonts w:ascii="Source Sans 3 SemiBold" w:hAnsi="Source Sans 3 SemiBold"/>
+          <w:b/>
+          <w:bCs/>
+          <w:sz w:val="32"/>
+          <w:szCs w:val="32"/>
+        </w:rPr>
+        <w:t>FORM COMPLETION</w:t>
+      </w:r>
+      <w:r>
+        <w:rPr>
+          <w:color w:val="CA0D8E"/>
+          <w:sz w:val="32"/>
+          <w:szCs w:val="32"/>
+        </w:rPr>
+        <w:t>]</w:t>
+      </w:r>
+    </w:p>
+    <w:p>
+      <w:pPr>
+        <w:shd w:val="clear" w:color="auto" w:fill="EABEF1"/>
+        <w:rPr>
+          <w:rFonts w:ascii="Source Sans 3" w:hAnsi="Source Sans 3"/>
+          <w:sz w:val="19"/>
+          <w:szCs w:val="19"/>
+        </w:rPr>
+      </w:pPr>
+      <w:r>
+        <w:rPr>
+          <w:rFonts w:ascii="Cambria Math" w:hAnsi="Cambria Math" w:cs="Cambria Math"/>
+          <w:color w:val="CA0D8E"/>
+          <w:sz w:val="20"/>
+          <w:szCs w:val="20"/>
+        </w:rPr>
+        <w:t>◎</w:t>
+      </w:r>
+      <w:r>
+        <w:rPr>
+          <w:rFonts w:ascii="Source Sans 3" w:hAnsi="Source Sans 3"/>
+          <w:sz w:val="19"/>
+          <w:szCs w:val="19"/>
+        </w:rPr>
+        <w:t xml:space="preserve"> </w:t>
+      </w:r>
+      <w:r>
+        <w:rPr>
+          <w:rFonts w:ascii="Source Sans 3" w:hAnsi="Source Sans 3"/>
+          <w:sz w:val="19"/>
+          <w:szCs w:val="19"/>
+        </w:rPr>
+        <w:t>Section 1 is the least difficult of the four parts of the Listening test and is often a form completion task. If you are aiming for a high score, it is important that you listen carefully from the first moment you hear somebody speak and try to get all ten marks for Section 1. After all, each question carries one mark, which is exactly the same as the later, more difficult sections.</w:t>
+      </w:r>
+    </w:p>
+    <w:tbl>
+      <w:tblPr>
+        <w:tblStyle w:val="DottedTable"/>
+        <w:tblW w:w="0" w:type="auto"/>
+        <w:tblLook w:val="04A0" w:firstRow="1" w:lastRow="0" w:firstColumn="1" w:lastColumn="0" w:noHBand="0" w:noVBand="1"/>
+      </w:tblPr>
+      <w:tblGrid>
+        <w:gridCol w:w="530"/>
+        <w:gridCol w:w="10522"/>
+      </w:tblGrid>
+      <w:tr>
+        <w:tc>
+          <w:tcPr>
+            <w:tcW w:w="530" w:type="dxa"/>
+          </w:tcPr>
+          <w:p>
+            <w:pPr>
+              <w:jc w:val="center"/>
+              <w:rPr>
+                <w:rFonts w:ascii="Source Sans 3" w:hAnsi="Source Sans 3"/>
+                <w:b/>
+                <w:bCs/>
+                <w:bdr w:val="single" w:sz="12" w:space="0" w:color="CA0D8E"/>
+              </w:rPr>
+            </w:pPr>
+            <w:r>
+              <w:rPr>
+                <w:rFonts w:ascii="Source Sans 3" w:hAnsi="Source Sans 3"/>
+                <w:b/>
+                <w:bCs/>
+                <w:bdr w:val="single" w:sz="12" w:space="0" w:color="CA0D8E"/>
+              </w:rPr>
+              <w:t>06</w:t>
+            </w:r>
+          </w:p>
+        </w:tc>
+        <w:tc>
+          <w:tcPr>
+            <w:tcW w:w="10522" w:type="dxa"/>
+            <w:vAlign w:val="center"/>
+          </w:tcPr>
+          <w:p>
+            <w:pPr>
+              <w:rPr>
+                <w:rFonts w:ascii="Source Sans 3" w:hAnsi="Source Sans 3"/>
+                <w:b/>
+                <w:bCs/>
+                <w:sz w:val="21"/>
+                <w:szCs w:val="21"/>
+              </w:rPr>
+            </w:pPr>
+            <w:r>
+              <w:rPr>
+                <w:rFonts w:ascii="Source Sans 3" w:hAnsi="Source Sans 3"/>
+                <w:b/>
+                <w:bCs/>
+                <w:sz w:val="21"/>
+                <w:szCs w:val="21"/>
+              </w:rPr>
+              <w:t>Look at the booking form. With a partner, consider what kind of information you expect to hear for each question.</w:t>
+            </w:r>
+          </w:p>
+          <w:p>
+            <w:pPr>
+              <w:rPr>
+                <w:rFonts w:ascii="Source Sans 3" w:hAnsi="Source Sans 3"/>
+                <w:i/>
+                <w:sz w:val="21"/>
+                <w:szCs w:val="21"/>
+              </w:rPr>
+            </w:pPr>
+            <w:r>
+              <w:rPr>
+                <w:rFonts w:ascii="Source Sans 3" w:hAnsi="Source Sans 3"/>
+                <w:i/>
+                <w:sz w:val="21"/>
+                <w:szCs w:val="21"/>
+              </w:rPr>
+              <w:t xml:space="preserve">You will hear an employee at the Museum of London Life taking a booking. Complete the form. Write </w:t>
+            </w:r>
+            <w:r>
+              <w:rPr>
+                <w:rFonts w:ascii="Source Sans 3" w:hAnsi="Source Sans 3"/>
+                <w:b/>
+                <w:i/>
+                <w:sz w:val="21"/>
+                <w:szCs w:val="21"/>
+              </w:rPr>
+              <w:t xml:space="preserve">NO MORE THAN TWO WORDS AND/OR A NUMBER </w:t>
+            </w:r>
+            <w:r>
+              <w:rPr>
+                <w:rFonts w:ascii="Source Sans 3" w:hAnsi="Source Sans 3"/>
+                <w:i/>
+                <w:sz w:val="21"/>
+                <w:szCs w:val="21"/>
+              </w:rPr>
+              <w:t>for each answer.</w:t>
+            </w:r>
+          </w:p>
+          <w:tbl>
+            <w:tblPr>
+              <w:tblStyle w:val="DottedTable"/>
+              <w:tblW w:w="0" w:type="auto"/>
+              <w:tblLook w:val="04A0" w:firstRow="1" w:lastRow="0" w:firstColumn="1" w:lastColumn="0" w:noHBand="0" w:noVBand="1"/>
+            </w:tblPr>
+            <w:tblGrid>
+              <w:gridCol w:w="4742"/>
+              <w:gridCol w:w="5103"/>
+            </w:tblGrid>
+            <w:tr>
+              <w:tc>
+                <w:tcPr>
+                  <w:tcW w:w="4742" w:type="dxa"/>
+                </w:tcPr>
+                <w:p>
+                  <w:pPr>
+                    <w:rPr>
+                      <w:rFonts w:ascii="Source Sans 3 SemiBold" w:hAnsi="Source Sans 3 SemiBold"/>
+                      <w:b/>
+                      <w:bCs/>
+                      <w:iCs/>
+                      <w:sz w:val="21"/>
+                      <w:szCs w:val="21"/>
+                    </w:rPr>
+                  </w:pPr>
+                  <w:r>
+                    <w:rPr>
+                      <w:rFonts w:ascii="Source Sans 3 SemiBold" w:hAnsi="Source Sans 3 SemiBold"/>
+                      <w:b/>
+                      <w:bCs/>
+                      <w:iCs/>
+                      <w:sz w:val="21"/>
+                      <w:szCs w:val="21"/>
+                    </w:rPr>
+                    <w:t>MUSEUM OF LONDON LIFE</w:t>
+                  </w:r>
+                </w:p>
+              </w:tc>
+              <w:tc>
+                <w:tcPr>
+                  <w:tcW w:w="5103" w:type="dxa"/>
+                </w:tcPr>
+                <w:p>
+                  <w:pPr>
+                    <w:jc w:val="right"/>
+                    <w:rPr>
+                      <w:rFonts w:ascii="Source Sans 3" w:hAnsi="Source Sans 3"/>
+                      <w:iCs/>
+                      <w:sz w:val="21"/>
+                      <w:szCs w:val="21"/>
+                    </w:rPr>
+                  </w:pPr>
+                  <w:r>
+                    <w:rPr>
+                      <w:rFonts w:ascii="Source Sans 3" w:hAnsi="Source Sans 3"/>
+                      <w:iCs/>
+                      <w:sz w:val="21"/>
+                      <w:szCs w:val="21"/>
+                    </w:rPr>
+                    <w:t>Booking Form</w:t>
+                  </w:r>
+                </w:p>
+              </w:tc>
+            </w:tr>
+          </w:tbl>
+          <w:p>
+            <w:pPr>
+              <w:rPr>
+                <w:rFonts w:ascii="Source Sans 3" w:hAnsi="Source Sans 3"/>
+                <w:iCs/>
+                <w:sz w:val="21"/>
+                <w:szCs w:val="21"/>
+              </w:rPr>
+            </w:pPr>
+            <w:r>
+              <w:rPr>
+                <w:rFonts w:ascii="Source Sans 3" w:hAnsi="Source Sans 3"/>
+                <w:b/>
+                <w:bCs/>
+                <w:iCs/>
+                <w:sz w:val="21"/>
+                <w:szCs w:val="21"/>
+              </w:rPr>
+              <w:t>Name:</w:t>
+            </w:r>
+            <w:r>
+              <w:rPr>
+                <w:rFonts w:ascii="Source Sans 3" w:hAnsi="Source Sans 3"/>
+                <w:b/>
+                <w:bCs/>
+                <w:iCs/>
+                <w:sz w:val="21"/>
+                <w:szCs w:val="21"/>
+              </w:rPr>
+              <w:t xml:space="preserve">                           </w:t>
+            </w:r>
+            <w:r>
+              <w:rPr>
+                <w:rFonts w:ascii="Source Sans 3" w:hAnsi="Source Sans 3"/>
+                <w:b/>
+                <w:bCs/>
+                <w:iCs/>
+                <w:sz w:val="21"/>
+                <w:szCs w:val="21"/>
+              </w:rPr>
+              <w:t>1</w:t>
+            </w:r>
+            <w:r>
+              <w:rPr>
+                <w:rFonts w:ascii="Source Sans 3" w:hAnsi="Source Sans 3"/>
+                <w:b/>
+                <w:bCs/>
+                <w:iCs/>
+                <w:sz w:val="21"/>
+                <w:szCs w:val="21"/>
+              </w:rPr>
+              <w:t xml:space="preserve"> </w:t>
+            </w:r>
+            <w:r>
+              <w:rPr>
+                <w:rFonts w:ascii="Source Sans 3" w:hAnsi="Source Sans 3"/>
+                <w:iCs/>
+                <w:sz w:val="21"/>
+                <w:szCs w:val="21"/>
+              </w:rPr>
+              <w:t>________</w:t>
+            </w:r>
+          </w:p>
+          <w:p>
+            <w:pPr>
+              <w:rPr>
+                <w:rFonts w:ascii="Source Sans 3" w:hAnsi="Source Sans 3"/>
+                <w:iCs/>
+                <w:sz w:val="21"/>
+                <w:szCs w:val="21"/>
+              </w:rPr>
+            </w:pPr>
+            <w:r>
+              <w:rPr>
+                <w:rFonts w:ascii="Source Sans 3" w:hAnsi="Source Sans 3"/>
+                <w:b/>
+                <w:bCs/>
+                <w:iCs/>
+                <w:sz w:val="21"/>
+                <w:szCs w:val="21"/>
+              </w:rPr>
+              <w:t>Address:</w:t>
+            </w:r>
+            <w:r>
+              <w:rPr>
+                <w:rFonts w:ascii="Source Sans 3" w:hAnsi="Source Sans 3"/>
+                <w:b/>
+                <w:bCs/>
+                <w:iCs/>
+                <w:sz w:val="21"/>
+                <w:szCs w:val="21"/>
+              </w:rPr>
+              <w:t xml:space="preserve">                      2 </w:t>
+            </w:r>
+            <w:r>
+              <w:rPr>
+                <w:rFonts w:ascii="Source Sans 3" w:hAnsi="Source Sans 3"/>
+                <w:iCs/>
+                <w:sz w:val="21"/>
+                <w:szCs w:val="21"/>
+              </w:rPr>
+              <w:t>Road, London,</w:t>
+            </w:r>
+            <w:r>
+              <w:rPr>
+                <w:rFonts w:ascii="Source Sans 3" w:hAnsi="Source Sans 3"/>
+                <w:b/>
+                <w:bCs/>
+                <w:iCs/>
+                <w:sz w:val="21"/>
+                <w:szCs w:val="21"/>
+              </w:rPr>
+              <w:t xml:space="preserve"> 3</w:t>
+            </w:r>
+            <w:r>
+              <w:rPr>
+                <w:rFonts w:ascii="Source Sans 3" w:hAnsi="Source Sans 3"/>
+                <w:b/>
+                <w:bCs/>
+                <w:iCs/>
+                <w:sz w:val="21"/>
+                <w:szCs w:val="21"/>
+              </w:rPr>
+              <w:t xml:space="preserve"> </w:t>
+            </w:r>
+            <w:r>
+              <w:rPr>
+                <w:rFonts w:ascii="Source Sans 3" w:hAnsi="Source Sans 3"/>
+                <w:iCs/>
+                <w:sz w:val="21"/>
+                <w:szCs w:val="21"/>
+              </w:rPr>
+              <w:t>________</w:t>
+            </w:r>
+          </w:p>
+          <w:p>
+            <w:pPr>
+              <w:rPr>
+                <w:rFonts w:ascii="Source Sans 3" w:hAnsi="Source Sans 3"/>
+                <w:iCs/>
+                <w:sz w:val="21"/>
+                <w:szCs w:val="21"/>
+              </w:rPr>
+            </w:pPr>
+            <w:r>
+              <w:rPr>
+                <w:rFonts w:ascii="Source Sans 3" w:hAnsi="Source Sans 3"/>
+                <w:b/>
+                <w:bCs/>
+                <w:iCs/>
+                <w:sz w:val="21"/>
+                <w:szCs w:val="21"/>
+              </w:rPr>
+              <w:t>Telephone:</w:t>
+            </w:r>
+            <w:r>
+              <w:rPr>
+                <w:rFonts w:ascii="Source Sans 3" w:hAnsi="Source Sans 3"/>
+                <w:b/>
+                <w:bCs/>
+                <w:iCs/>
+                <w:sz w:val="21"/>
+                <w:szCs w:val="21"/>
+              </w:rPr>
+              <w:t xml:space="preserve">                 4</w:t>
+            </w:r>
+            <w:r>
+              <w:rPr>
+                <w:rFonts w:ascii="Source Sans 3" w:hAnsi="Source Sans 3"/>
+                <w:iCs/>
+                <w:sz w:val="21"/>
+                <w:szCs w:val="21"/>
+              </w:rPr>
+              <w:t>________</w:t>
+            </w:r>
+          </w:p>
+          <w:p>
+            <w:pPr>
+              <w:rPr>
+                <w:rFonts w:ascii="Source Sans 3" w:hAnsi="Source Sans 3"/>
+                <w:iCs/>
+                <w:sz w:val="21"/>
+                <w:szCs w:val="21"/>
+              </w:rPr>
+            </w:pPr>
+            <w:r>
+              <w:rPr>
+                <w:rFonts w:ascii="Source Sans 3" w:hAnsi="Source Sans 3"/>
+                <w:b/>
+                <w:bCs/>
+                <w:iCs/>
+                <w:sz w:val="21"/>
+                <w:szCs w:val="21"/>
+              </w:rPr>
+              <w:t>Discounts:</w:t>
+            </w:r>
+            <w:r>
+              <w:rPr>
+                <w:rFonts w:ascii="Source Sans 3" w:hAnsi="Source Sans 3"/>
+                <w:b/>
+                <w:bCs/>
+                <w:iCs/>
+                <w:sz w:val="21"/>
+                <w:szCs w:val="21"/>
+              </w:rPr>
+              <w:t xml:space="preserve">                   </w:t>
+            </w:r>
+            <w:r>
+              <w:rPr>
+                <w:rFonts w:ascii="Source Sans 3" w:hAnsi="Source Sans 3"/>
+                <w:iCs/>
+                <w:sz w:val="21"/>
+                <w:szCs w:val="21"/>
+              </w:rPr>
+              <w:t>4+ people: 10%</w:t>
+            </w:r>
+          </w:p>
+          <w:p>
+            <w:pPr>
+              <w:ind w:left="1758"/>
+              <w:rPr>
+                <w:rFonts w:ascii="Source Sans 3" w:hAnsi="Source Sans 3"/>
+                <w:iCs/>
+                <w:sz w:val="21"/>
+                <w:szCs w:val="21"/>
+              </w:rPr>
+            </w:pPr>
+            <w:r>
+              <w:rPr>
+                <w:rFonts w:ascii="Source Sans 3" w:hAnsi="Source Sans 3"/>
+                <w:b/>
+                <w:bCs/>
+                <w:iCs/>
+                <w:sz w:val="21"/>
+                <w:szCs w:val="21"/>
+              </w:rPr>
+              <w:t>5</w:t>
+            </w:r>
+            <w:r>
+              <w:rPr>
+                <w:rFonts w:ascii="Source Sans 3" w:hAnsi="Source Sans 3"/>
+                <w:iCs/>
+                <w:sz w:val="21"/>
+                <w:szCs w:val="21"/>
+              </w:rPr>
+              <w:t xml:space="preserve"> </w:t>
+            </w:r>
+            <w:r>
+              <w:rPr>
+                <w:rFonts w:ascii="Source Sans 3" w:hAnsi="Source Sans 3"/>
+                <w:iCs/>
+                <w:sz w:val="21"/>
+                <w:szCs w:val="21"/>
+              </w:rPr>
+              <w:t>10+ people: ________ %</w:t>
+            </w:r>
+          </w:p>
+          <w:p>
+            <w:pPr>
+              <w:ind w:left="1758"/>
+              <w:rPr>
+                <w:rFonts w:ascii="Source Sans 3" w:hAnsi="Source Sans 3"/>
+                <w:iCs/>
+                <w:sz w:val="21"/>
+                <w:szCs w:val="21"/>
+              </w:rPr>
+            </w:pPr>
+            <w:r>
+              <w:rPr>
+                <w:rFonts w:ascii="Source Sans 3" w:hAnsi="Source Sans 3"/>
+                <w:b/>
+                <w:bCs/>
+                <w:iCs/>
+                <w:sz w:val="21"/>
+                <w:szCs w:val="21"/>
+              </w:rPr>
+              <w:t xml:space="preserve">6 </w:t>
+            </w:r>
+            <w:r>
+              <w:rPr>
+                <w:rFonts w:ascii="Source Sans 3" w:hAnsi="Source Sans 3"/>
+                <w:iCs/>
+                <w:sz w:val="21"/>
+                <w:szCs w:val="21"/>
+              </w:rPr>
+              <w:t>Students: _______ %</w:t>
+            </w:r>
+          </w:p>
+          <w:p>
+            <w:pPr>
+              <w:ind w:left="1758"/>
+              <w:rPr>
+                <w:rFonts w:ascii="Source Sans 3" w:hAnsi="Source Sans 3"/>
+                <w:iCs/>
+                <w:sz w:val="21"/>
+                <w:szCs w:val="21"/>
+              </w:rPr>
+            </w:pPr>
+            <w:r>
+              <w:rPr>
+                <w:rFonts w:ascii="Source Sans 3" w:hAnsi="Source Sans 3"/>
+                <w:b/>
+                <w:bCs/>
+                <w:iCs/>
+                <w:sz w:val="21"/>
+                <w:szCs w:val="21"/>
+              </w:rPr>
+              <w:t xml:space="preserve">7 </w:t>
+            </w:r>
+            <w:r>
+              <w:rPr>
+                <w:rFonts w:ascii="Source Sans 3" w:hAnsi="Source Sans 3"/>
+                <w:iCs/>
+                <w:sz w:val="21"/>
+                <w:szCs w:val="21"/>
+              </w:rPr>
+              <w:t>Students: 20% for groups of at least _______ people</w:t>
+            </w:r>
+          </w:p>
+          <w:p>
+            <w:pPr>
+              <w:rPr>
+                <w:rFonts w:ascii="Source Sans 3" w:hAnsi="Source Sans 3"/>
+                <w:iCs/>
+                <w:sz w:val="21"/>
+                <w:szCs w:val="21"/>
+              </w:rPr>
+            </w:pPr>
+            <w:r>
+              <w:rPr>
+                <w:rFonts w:ascii="Source Sans 3" w:hAnsi="Source Sans 3"/>
+                <w:b/>
+                <w:bCs/>
+                <w:iCs/>
+                <w:sz w:val="21"/>
+                <w:szCs w:val="21"/>
+              </w:rPr>
+              <w:t>Price for entry:</w:t>
+            </w:r>
+            <w:r>
+              <w:rPr>
+                <w:rFonts w:ascii="Source Sans 3" w:hAnsi="Source Sans 3"/>
+                <w:b/>
+                <w:bCs/>
+                <w:iCs/>
+                <w:sz w:val="21"/>
+                <w:szCs w:val="21"/>
+              </w:rPr>
+              <w:t xml:space="preserve">         8 </w:t>
+            </w:r>
+            <w:r>
+              <w:rPr>
+                <w:rFonts w:ascii="Source Sans 3" w:hAnsi="Source Sans 3"/>
+                <w:iCs/>
+                <w:sz w:val="21"/>
+                <w:szCs w:val="21"/>
+              </w:rPr>
+              <w:t>£</w:t>
+            </w:r>
+            <w:r>
+              <w:rPr>
+                <w:rFonts w:ascii="Source Sans 3" w:hAnsi="Source Sans 3"/>
+                <w:iCs/>
+                <w:sz w:val="21"/>
+                <w:szCs w:val="21"/>
+              </w:rPr>
+              <w:t xml:space="preserve"> </w:t>
+            </w:r>
+            <w:r>
+              <w:rPr>
+                <w:rFonts w:ascii="Source Sans 3" w:hAnsi="Source Sans 3"/>
+                <w:iCs/>
+                <w:sz w:val="21"/>
+                <w:szCs w:val="21"/>
+              </w:rPr>
+              <w:t>________</w:t>
+            </w:r>
+          </w:p>
+          <w:p>
+            <w:pPr>
+              <w:rPr>
+                <w:rFonts w:ascii="Source Sans 3" w:hAnsi="Source Sans 3"/>
+                <w:iCs/>
+                <w:sz w:val="21"/>
+                <w:szCs w:val="21"/>
+              </w:rPr>
+            </w:pPr>
+            <w:r>
+              <w:rPr>
+                <w:rFonts w:ascii="Source Sans 3" w:hAnsi="Source Sans 3"/>
+                <w:b/>
+                <w:bCs/>
+                <w:iCs/>
+                <w:sz w:val="21"/>
+                <w:szCs w:val="21"/>
+              </w:rPr>
+              <w:t>Special exhibition:</w:t>
+            </w:r>
+            <w:r>
+              <w:rPr>
+                <w:rFonts w:ascii="Source Sans 3" w:hAnsi="Source Sans 3"/>
+                <w:b/>
+                <w:bCs/>
+                <w:iCs/>
+                <w:sz w:val="21"/>
+                <w:szCs w:val="21"/>
+              </w:rPr>
+              <w:t xml:space="preserve"> 9 </w:t>
+            </w:r>
+            <w:r>
+              <w:rPr>
+                <w:rFonts w:ascii="Source Sans 3" w:hAnsi="Source Sans 3"/>
+                <w:iCs/>
+                <w:sz w:val="21"/>
+                <w:szCs w:val="21"/>
+              </w:rPr>
+              <w:t>________ London</w:t>
+            </w:r>
+          </w:p>
+          <w:p>
+            <w:pPr>
+              <w:rPr>
+                <w:rFonts w:ascii="Source Sans 3" w:hAnsi="Source Sans 3"/>
+                <w:iCs/>
+                <w:sz w:val="21"/>
+                <w:szCs w:val="21"/>
+              </w:rPr>
+            </w:pPr>
+            <w:r>
+              <w:rPr>
+                <w:rFonts w:ascii="Source Sans 3" w:hAnsi="Source Sans 3"/>
+                <w:b/>
+                <w:bCs/>
+                <w:iCs/>
+                <w:sz w:val="21"/>
+                <w:szCs w:val="21"/>
+              </w:rPr>
+              <w:t>Date of visit:</w:t>
+            </w:r>
+            <w:r>
+              <w:rPr>
+                <w:rFonts w:ascii="Source Sans 3" w:hAnsi="Source Sans 3"/>
+                <w:b/>
+                <w:bCs/>
+                <w:iCs/>
+                <w:sz w:val="21"/>
+                <w:szCs w:val="21"/>
+              </w:rPr>
+              <w:t xml:space="preserve">              </w:t>
+            </w:r>
+            <w:r>
+              <w:rPr>
+                <w:rFonts w:ascii="Source Sans 3" w:hAnsi="Source Sans 3"/>
+                <w:b/>
+                <w:bCs/>
+                <w:iCs/>
+                <w:sz w:val="21"/>
+                <w:szCs w:val="21"/>
+              </w:rPr>
+              <w:t>1</w:t>
+            </w:r>
+            <w:r>
+              <w:rPr>
+                <w:rFonts w:ascii="Source Sans 3" w:hAnsi="Source Sans 3"/>
+                <w:b/>
+                <w:bCs/>
+                <w:iCs/>
+                <w:sz w:val="21"/>
+                <w:szCs w:val="21"/>
+              </w:rPr>
+              <w:t xml:space="preserve">0 </w:t>
+            </w:r>
+            <w:r>
+              <w:rPr>
+                <w:rFonts w:ascii="Source Sans 3" w:hAnsi="Source Sans 3"/>
+                <w:iCs/>
+                <w:sz w:val="21"/>
+                <w:szCs w:val="21"/>
+              </w:rPr>
+              <w:t>________ July</w:t>
+            </w:r>
+          </w:p>
+        </w:tc>
+      </w:tr>
+      <w:tr>
+        <w:tc>
+          <w:tcPr>
+            <w:tcW w:w="530" w:type="dxa"/>
+          </w:tcPr>
+          <w:p>
+            <w:pPr>
+              <w:jc w:val="center"/>
+              <w:rPr>
+                <w:rFonts w:ascii="Source Sans 3" w:hAnsi="Source Sans 3"/>
+                <w:b/>
+                <w:bCs/>
+                <w:bdr w:val="single" w:sz="12" w:space="0" w:color="CA0D8E"/>
+              </w:rPr>
+            </w:pPr>
+            <w:r>
+              <w:rPr>
+                <w:rFonts w:ascii="Source Sans 3" w:hAnsi="Source Sans 3"/>
+                <w:b/>
+                <w:bCs/>
+                <w:bdr w:val="single" w:sz="12" w:space="0" w:color="CA0D8E"/>
+              </w:rPr>
+              <w:t>07</w:t>
+            </w:r>
+          </w:p>
+        </w:tc>
+        <w:tc>
+          <w:tcPr>
+            <w:tcW w:w="10522" w:type="dxa"/>
+            <w:vAlign w:val="center"/>
+          </w:tcPr>
+          <w:p>
+            <w:pPr>
+              <w:rPr>
+                <w:rFonts w:ascii="Source Sans 3" w:hAnsi="Source Sans 3"/>
+                <w:b/>
+                <w:bCs/>
+                <w:sz w:val="21"/>
+                <w:szCs w:val="21"/>
+              </w:rPr>
+            </w:pPr>
+            <w:r>
+              <w:rPr>
+                <w:rFonts w:ascii="Source Sans 3" w:hAnsi="Source Sans 3"/>
+                <w:b/>
+                <w:bCs/>
+                <w:sz w:val="21"/>
+                <w:szCs w:val="21"/>
+              </w:rPr>
+              <w:t>Listen and complete the form.</w:t>
+            </w:r>
+          </w:p>
+          <w:p>
+            <w:pPr>
+              <w:rPr>
+                <w:rFonts w:ascii="Source Sans 3" w:hAnsi="Source Sans 3"/>
+                <w:b/>
+                <w:bCs/>
+                <w:sz w:val="21"/>
+                <w:szCs w:val="21"/>
+              </w:rPr>
+            </w:pPr>
+            <w:hyperlink r:id="rId21" w:history="1">
+              <w:r>
+                <w:rPr>
+                  <w:rStyle w:val="Hyperlink"/>
+                  <w:rFonts w:ascii="Source Sans 3" w:hAnsi="Source Sans 3"/>
+                  <w:b/>
+                  <w:bCs/>
+                </w:rPr>
+                <w:t>0</w:t>
+              </w:r>
+              <w:r>
+                <w:rPr>
+                  <w:rStyle w:val="Hyperlink"/>
+                  <w:b/>
+                  <w:bCs/>
+                </w:rPr>
+                <w:t>3</w:t>
+              </w:r>
+            </w:hyperlink>
+          </w:p>
+          <w:tbl>
+            <w:tblPr>
+              <w:tblStyle w:val="DottedTable"/>
+              <w:tblW w:w="0" w:type="auto"/>
+              <w:tblLook w:val="04A0" w:firstRow="1" w:lastRow="0" w:firstColumn="1" w:lastColumn="0" w:noHBand="0" w:noVBand="1"/>
+            </w:tblPr>
+            <w:tblGrid>
+              <w:gridCol w:w="4742"/>
+              <w:gridCol w:w="5103"/>
+            </w:tblGrid>
+            <w:tr>
+              <w:tc>
+                <w:tcPr>
+                  <w:tcW w:w="4742" w:type="dxa"/>
+                </w:tcPr>
+                <w:p>
+                  <w:pPr>
+                    <w:rPr>
+                      <w:rFonts w:ascii="Source Sans 3 SemiBold" w:hAnsi="Source Sans 3 SemiBold"/>
+                      <w:b/>
+                      <w:bCs/>
+                      <w:iCs/>
+                      <w:sz w:val="21"/>
+                      <w:szCs w:val="21"/>
+                    </w:rPr>
+                  </w:pPr>
+                  <w:r>
+                    <w:rPr>
+                      <w:rFonts w:ascii="Source Sans 3 SemiBold" w:hAnsi="Source Sans 3 SemiBold"/>
+                      <w:b/>
+                      <w:bCs/>
+                      <w:iCs/>
+                      <w:sz w:val="21"/>
+                      <w:szCs w:val="21"/>
+                    </w:rPr>
+                    <w:t>MUSEUM OF LONDON LIFE</w:t>
+                  </w:r>
+                </w:p>
+              </w:tc>
+              <w:tc>
+                <w:tcPr>
+                  <w:tcW w:w="5103" w:type="dxa"/>
+                </w:tcPr>
+                <w:p>
+                  <w:pPr>
+                    <w:jc w:val="right"/>
+                    <w:rPr>
+                      <w:rFonts w:ascii="Source Sans 3" w:hAnsi="Source Sans 3"/>
+                      <w:iCs/>
+                      <w:sz w:val="21"/>
+                      <w:szCs w:val="21"/>
+                    </w:rPr>
+                  </w:pPr>
+                  <w:r>
+                    <w:rPr>
+                      <w:rFonts w:ascii="Source Sans 3" w:hAnsi="Source Sans 3"/>
+                      <w:iCs/>
+                      <w:sz w:val="21"/>
+                      <w:szCs w:val="21"/>
+                    </w:rPr>
+                    <w:t>Booking Form</w:t>
+                  </w:r>
+                </w:p>
+              </w:tc>
+            </w:tr>
+          </w:tbl>
+          <w:p>
+            <w:pPr>
+              <w:rPr>
+                <w:rFonts w:ascii="Source Sans 3" w:hAnsi="Source Sans 3"/>
+                <w:iCs/>
+                <w:sz w:val="21"/>
+                <w:szCs w:val="21"/>
+              </w:rPr>
+            </w:pPr>
+            <w:r>
+              <w:rPr>
+                <w:rFonts w:ascii="Source Sans 3" w:hAnsi="Source Sans 3"/>
+                <w:b/>
+                <w:bCs/>
+                <w:iCs/>
+                <w:sz w:val="21"/>
+                <w:szCs w:val="21"/>
+              </w:rPr>
+              <w:t>Name:</w:t>
+            </w:r>
+            <w:r>
+              <w:rPr>
+                <w:rFonts w:ascii="Source Sans 3" w:hAnsi="Source Sans 3"/>
+                <w:b/>
+                <w:bCs/>
+                <w:iCs/>
+                <w:sz w:val="21"/>
+                <w:szCs w:val="21"/>
+              </w:rPr>
+              <w:t xml:space="preserve">                           </w:t>
+            </w:r>
+            <w:r>
+              <w:rPr>
+                <w:rFonts w:ascii="Source Sans 3" w:hAnsi="Source Sans 3"/>
+                <w:b/>
+                <w:bCs/>
+                <w:iCs/>
+                <w:sz w:val="21"/>
+                <w:szCs w:val="21"/>
+              </w:rPr>
+              <w:t>1</w:t>
+            </w:r>
+            <w:r>
+              <w:rPr>
+                <w:rFonts w:ascii="Source Sans 3" w:hAnsi="Source Sans 3"/>
+                <w:b/>
+                <w:bCs/>
+                <w:iCs/>
+                <w:sz w:val="21"/>
+                <w:szCs w:val="21"/>
+              </w:rPr>
+              <w:t xml:space="preserve"> </w:t>
+            </w:r>
+            <w:r>
+              <w:rPr>
+                <w:rStyle w:val="BlankWord1"/>
+              </w:rPr>
+              <w:t>James Graeme</w:t>
+            </w:r>
+          </w:p>
+          <w:p>
+            <w:pPr>
+              <w:rPr>
+                <w:rFonts w:ascii="Source Sans 3" w:hAnsi="Source Sans 3"/>
+                <w:iCs/>
+                <w:sz w:val="21"/>
+                <w:szCs w:val="21"/>
+              </w:rPr>
+            </w:pPr>
+            <w:r>
+              <w:rPr>
+                <w:rFonts w:ascii="Source Sans 3" w:hAnsi="Source Sans 3"/>
+                <w:b/>
+                <w:bCs/>
+                <w:iCs/>
+                <w:sz w:val="21"/>
+                <w:szCs w:val="21"/>
+              </w:rPr>
+              <w:t>Address:</w:t>
+            </w:r>
+            <w:r>
+              <w:rPr>
+                <w:rFonts w:ascii="Source Sans 3" w:hAnsi="Source Sans 3"/>
+                <w:b/>
+                <w:bCs/>
+                <w:iCs/>
+                <w:sz w:val="21"/>
+                <w:szCs w:val="21"/>
+              </w:rPr>
+              <w:t xml:space="preserve">                      2 </w:t>
+            </w:r>
+            <w:r>
+              <w:rPr>
+                <w:rStyle w:val="BlankWord1"/>
+              </w:rPr>
+              <w:t>16 Mount Hill</w:t>
+            </w:r>
+            <w:r>
+              <w:rPr>
+                <w:rFonts w:ascii="Source Sans 3" w:hAnsi="Source Sans 3"/>
+                <w:b/>
+                <w:bCs/>
+                <w:iCs/>
+                <w:sz w:val="21"/>
+                <w:szCs w:val="21"/>
+              </w:rPr>
+              <w:t xml:space="preserve"> </w:t>
+            </w:r>
+            <w:r>
+              <w:rPr>
+                <w:rFonts w:ascii="Source Sans 3" w:hAnsi="Source Sans 3"/>
+                <w:iCs/>
+                <w:sz w:val="21"/>
+                <w:szCs w:val="21"/>
+              </w:rPr>
+              <w:t>Road, London,</w:t>
+            </w:r>
+            <w:r>
+              <w:rPr>
+                <w:rFonts w:ascii="Source Sans 3" w:hAnsi="Source Sans 3"/>
+                <w:b/>
+                <w:bCs/>
+                <w:iCs/>
+                <w:sz w:val="21"/>
+                <w:szCs w:val="21"/>
+              </w:rPr>
+              <w:t xml:space="preserve"> 3</w:t>
+            </w:r>
+            <w:r>
+              <w:rPr>
+                <w:rFonts w:ascii="Source Sans 3" w:hAnsi="Source Sans 3"/>
+                <w:b/>
+                <w:bCs/>
+                <w:iCs/>
+                <w:sz w:val="21"/>
+                <w:szCs w:val="21"/>
+              </w:rPr>
+              <w:t xml:space="preserve"> </w:t>
+            </w:r>
+            <w:r>
+              <w:rPr>
+                <w:rStyle w:val="BlankWord1"/>
+              </w:rPr>
+              <w:t>El5 2TP</w:t>
+            </w:r>
+          </w:p>
+          <w:p>
+            <w:pPr>
+              <w:rPr>
+                <w:rFonts w:ascii="Source Sans 3" w:hAnsi="Source Sans 3"/>
+                <w:iCs/>
+                <w:sz w:val="21"/>
+                <w:szCs w:val="21"/>
+              </w:rPr>
+            </w:pPr>
+            <w:r>
+              <w:rPr>
+                <w:rFonts w:ascii="Source Sans 3" w:hAnsi="Source Sans 3"/>
+                <w:b/>
+                <w:bCs/>
+                <w:iCs/>
+                <w:sz w:val="21"/>
+                <w:szCs w:val="21"/>
+              </w:rPr>
+              <w:t>Telephone:</w:t>
+            </w:r>
+            <w:r>
+              <w:rPr>
+                <w:rFonts w:ascii="Source Sans 3" w:hAnsi="Source Sans 3"/>
+                <w:b/>
+                <w:bCs/>
+                <w:iCs/>
+                <w:sz w:val="21"/>
+                <w:szCs w:val="21"/>
+              </w:rPr>
+              <w:t xml:space="preserve">                 4</w:t>
+            </w:r>
+            <w:r>
+              <w:rPr>
+                <w:rFonts w:ascii="Source Sans 3" w:hAnsi="Source Sans 3"/>
+                <w:iCs/>
+                <w:sz w:val="21"/>
+                <w:szCs w:val="21"/>
+              </w:rPr>
+              <w:t xml:space="preserve"> </w:t>
+            </w:r>
+            <w:r>
+              <w:rPr>
+                <w:rStyle w:val="BlankWord1"/>
+              </w:rPr>
+              <w:t>770 464</w:t>
+            </w:r>
+          </w:p>
+          <w:p>
+            <w:pPr>
+              <w:rPr>
+                <w:rFonts w:ascii="Source Sans 3" w:hAnsi="Source Sans 3"/>
+                <w:iCs/>
+                <w:sz w:val="21"/>
+                <w:szCs w:val="21"/>
+              </w:rPr>
+            </w:pPr>
+            <w:r>
+              <w:rPr>
+                <w:rFonts w:ascii="Source Sans 3" w:hAnsi="Source Sans 3"/>
+                <w:b/>
+                <w:bCs/>
+                <w:iCs/>
+                <w:sz w:val="21"/>
+                <w:szCs w:val="21"/>
+              </w:rPr>
+              <w:t>Discounts:</w:t>
+            </w:r>
+            <w:r>
+              <w:rPr>
+                <w:rFonts w:ascii="Source Sans 3" w:hAnsi="Source Sans 3"/>
+                <w:b/>
+                <w:bCs/>
+                <w:iCs/>
+                <w:sz w:val="21"/>
+                <w:szCs w:val="21"/>
+              </w:rPr>
+              <w:t xml:space="preserve">                   </w:t>
+            </w:r>
+            <w:r>
+              <w:rPr>
+                <w:rFonts w:ascii="Source Sans 3" w:hAnsi="Source Sans 3"/>
+                <w:iCs/>
+                <w:sz w:val="21"/>
+                <w:szCs w:val="21"/>
+              </w:rPr>
+              <w:t>4+ people: 10%</w:t>
+            </w:r>
+          </w:p>
+          <w:p>
+            <w:pPr>
+              <w:ind w:left="1758"/>
+              <w:rPr>
+                <w:rFonts w:ascii="Source Sans 3" w:hAnsi="Source Sans 3"/>
+                <w:iCs/>
+                <w:sz w:val="21"/>
+                <w:szCs w:val="21"/>
+              </w:rPr>
+            </w:pPr>
+            <w:r>
+              <w:rPr>
+                <w:rFonts w:ascii="Source Sans 3" w:hAnsi="Source Sans 3"/>
+                <w:b/>
+                <w:bCs/>
+                <w:iCs/>
+                <w:sz w:val="21"/>
+                <w:szCs w:val="21"/>
+              </w:rPr>
+              <w:t>5</w:t>
+            </w:r>
+            <w:r>
+              <w:rPr>
+                <w:rFonts w:ascii="Source Sans 3" w:hAnsi="Source Sans 3"/>
+                <w:iCs/>
+                <w:sz w:val="21"/>
+                <w:szCs w:val="21"/>
+              </w:rPr>
+              <w:t xml:space="preserve"> </w:t>
+            </w:r>
+            <w:r>
+              <w:rPr>
+                <w:rFonts w:ascii="Source Sans 3" w:hAnsi="Source Sans 3"/>
+                <w:iCs/>
+                <w:sz w:val="21"/>
+                <w:szCs w:val="21"/>
+              </w:rPr>
+              <w:t xml:space="preserve">10+ people: </w:t>
+            </w:r>
+            <w:r>
+              <w:rPr>
+                <w:rStyle w:val="BlankWord1"/>
+              </w:rPr>
+              <w:t>15/fifteen</w:t>
+            </w:r>
+            <w:r>
+              <w:rPr>
+                <w:rFonts w:ascii="Source Sans 3" w:hAnsi="Source Sans 3"/>
+                <w:iCs/>
+                <w:sz w:val="21"/>
+                <w:szCs w:val="21"/>
+              </w:rPr>
+              <w:t xml:space="preserve"> %</w:t>
+            </w:r>
+          </w:p>
+          <w:p>
+            <w:pPr>
+              <w:ind w:left="1758"/>
+              <w:rPr>
+                <w:rFonts w:ascii="Source Sans 3" w:hAnsi="Source Sans 3"/>
+                <w:iCs/>
+                <w:sz w:val="21"/>
+                <w:szCs w:val="21"/>
+              </w:rPr>
+            </w:pPr>
+            <w:r>
+              <w:rPr>
+                <w:rFonts w:ascii="Source Sans 3" w:hAnsi="Source Sans 3"/>
+                <w:b/>
+                <w:bCs/>
+                <w:iCs/>
+                <w:sz w:val="21"/>
+                <w:szCs w:val="21"/>
+              </w:rPr>
+              <w:t xml:space="preserve">6 </w:t>
+            </w:r>
+            <w:r>
+              <w:rPr>
+                <w:rFonts w:ascii="Source Sans 3" w:hAnsi="Source Sans 3"/>
+                <w:iCs/>
+                <w:sz w:val="21"/>
+                <w:szCs w:val="21"/>
+              </w:rPr>
+              <w:t xml:space="preserve">Students: </w:t>
+            </w:r>
+            <w:r>
+              <w:rPr>
+                <w:rStyle w:val="BlankWord1"/>
+              </w:rPr>
+              <w:t>15/fifteen</w:t>
+            </w:r>
+            <w:r>
+              <w:rPr>
+                <w:rFonts w:ascii="Source Sans 3" w:hAnsi="Source Sans 3"/>
+                <w:iCs/>
+                <w:sz w:val="21"/>
+                <w:szCs w:val="21"/>
+              </w:rPr>
+              <w:t xml:space="preserve"> %</w:t>
+            </w:r>
+          </w:p>
+          <w:p>
+            <w:pPr>
+              <w:ind w:left="1758"/>
+              <w:rPr>
+                <w:rFonts w:ascii="Source Sans 3" w:hAnsi="Source Sans 3"/>
+                <w:iCs/>
+                <w:sz w:val="21"/>
+                <w:szCs w:val="21"/>
+              </w:rPr>
+            </w:pPr>
+            <w:r>
+              <w:rPr>
+                <w:rFonts w:ascii="Source Sans 3" w:hAnsi="Source Sans 3"/>
+                <w:b/>
+                <w:bCs/>
+                <w:iCs/>
+                <w:sz w:val="21"/>
+                <w:szCs w:val="21"/>
+              </w:rPr>
+              <w:t xml:space="preserve">7 </w:t>
+            </w:r>
+            <w:r>
+              <w:rPr>
+                <w:rFonts w:ascii="Source Sans 3" w:hAnsi="Source Sans 3"/>
+                <w:iCs/>
+                <w:sz w:val="21"/>
+                <w:szCs w:val="21"/>
+              </w:rPr>
+              <w:t xml:space="preserve">Students: 20% for groups of at least </w:t>
+            </w:r>
+            <w:r>
+              <w:rPr>
+                <w:rStyle w:val="BlankWord1"/>
+              </w:rPr>
+              <w:t>4/four</w:t>
+            </w:r>
+            <w:r>
+              <w:rPr>
+                <w:rFonts w:ascii="Source Sans 3" w:hAnsi="Source Sans 3"/>
+                <w:iCs/>
+                <w:sz w:val="21"/>
+                <w:szCs w:val="21"/>
+              </w:rPr>
+              <w:t xml:space="preserve"> people</w:t>
+            </w:r>
+          </w:p>
+          <w:p>
+            <w:pPr>
+              <w:rPr>
+                <w:rFonts w:ascii="Source Sans 3" w:hAnsi="Source Sans 3"/>
+                <w:iCs/>
+                <w:sz w:val="21"/>
+                <w:szCs w:val="21"/>
+              </w:rPr>
+            </w:pPr>
+            <w:r>
+              <w:rPr>
+                <w:rFonts w:ascii="Source Sans 3" w:hAnsi="Source Sans 3"/>
+                <w:b/>
+                <w:bCs/>
+                <w:iCs/>
+                <w:sz w:val="21"/>
+                <w:szCs w:val="21"/>
+              </w:rPr>
+              <w:t>Price for entry:</w:t>
+            </w:r>
+            <w:r>
+              <w:rPr>
+                <w:rFonts w:ascii="Source Sans 3" w:hAnsi="Source Sans 3"/>
+                <w:b/>
+                <w:bCs/>
+                <w:iCs/>
+                <w:sz w:val="21"/>
+                <w:szCs w:val="21"/>
+              </w:rPr>
+              <w:t xml:space="preserve">         8 </w:t>
+            </w:r>
+            <w:r>
+              <w:rPr>
+                <w:rFonts w:ascii="Source Sans 3" w:hAnsi="Source Sans 3"/>
+                <w:iCs/>
+                <w:sz w:val="21"/>
+                <w:szCs w:val="21"/>
+              </w:rPr>
+              <w:t>(£)</w:t>
+            </w:r>
+            <w:r>
+              <w:rPr>
+                <w:rStyle w:val="BlankWord1"/>
+              </w:rPr>
+              <w:t>4.25</w:t>
+            </w:r>
+          </w:p>
+          <w:p>
+            <w:pPr>
+              <w:rPr>
+                <w:rFonts w:ascii="Source Sans 3" w:hAnsi="Source Sans 3"/>
+                <w:iCs/>
+                <w:sz w:val="21"/>
+                <w:szCs w:val="21"/>
+              </w:rPr>
+            </w:pPr>
+            <w:r>
+              <w:rPr>
+                <w:rFonts w:ascii="Source Sans 3" w:hAnsi="Source Sans 3"/>
+                <w:b/>
+                <w:bCs/>
+                <w:iCs/>
+                <w:sz w:val="21"/>
+                <w:szCs w:val="21"/>
+              </w:rPr>
+              <w:t>Special exhibition:</w:t>
+            </w:r>
+            <w:r>
+              <w:rPr>
+                <w:rFonts w:ascii="Source Sans 3" w:hAnsi="Source Sans 3"/>
+                <w:b/>
+                <w:bCs/>
+                <w:iCs/>
+                <w:sz w:val="21"/>
+                <w:szCs w:val="21"/>
+              </w:rPr>
+              <w:t xml:space="preserve"> 9 </w:t>
+            </w:r>
+            <w:r>
+              <w:rPr>
+                <w:rStyle w:val="BlankWord1"/>
+              </w:rPr>
+              <w:t>Underground</w:t>
+            </w:r>
+            <w:r>
+              <w:rPr>
+                <w:rFonts w:ascii="Source Sans 3" w:hAnsi="Source Sans 3"/>
+                <w:b/>
+                <w:bCs/>
+                <w:iCs/>
+                <w:sz w:val="21"/>
+                <w:szCs w:val="21"/>
+              </w:rPr>
+              <w:t xml:space="preserve"> </w:t>
+            </w:r>
+            <w:r>
+              <w:rPr>
+                <w:rFonts w:ascii="Source Sans 3" w:hAnsi="Source Sans 3"/>
+                <w:iCs/>
+                <w:sz w:val="21"/>
+                <w:szCs w:val="21"/>
+              </w:rPr>
+              <w:t>London</w:t>
+            </w:r>
+          </w:p>
+          <w:p>
+            <w:r>
+              <w:rPr>
+                <w:rFonts w:ascii="Source Sans 3" w:hAnsi="Source Sans 3"/>
+                <w:b/>
+                <w:bCs/>
+                <w:iCs/>
+                <w:sz w:val="21"/>
+                <w:szCs w:val="21"/>
+              </w:rPr>
+              <w:t>Date of visit:</w:t>
+            </w:r>
+            <w:r>
+              <w:rPr>
+                <w:rFonts w:ascii="Source Sans 3" w:hAnsi="Source Sans 3"/>
+                <w:b/>
+                <w:bCs/>
+                <w:iCs/>
+                <w:sz w:val="21"/>
+                <w:szCs w:val="21"/>
+              </w:rPr>
+              <w:t xml:space="preserve">              </w:t>
+            </w:r>
+            <w:r>
+              <w:rPr>
+                <w:rFonts w:ascii="Source Sans 3" w:hAnsi="Source Sans 3"/>
+                <w:b/>
+                <w:bCs/>
+                <w:iCs/>
+                <w:sz w:val="21"/>
+                <w:szCs w:val="21"/>
+              </w:rPr>
+              <w:t>1</w:t>
+            </w:r>
+            <w:r>
+              <w:rPr>
+                <w:rFonts w:ascii="Source Sans 3" w:hAnsi="Source Sans 3"/>
+                <w:b/>
+                <w:bCs/>
+                <w:iCs/>
+                <w:sz w:val="21"/>
+                <w:szCs w:val="21"/>
+              </w:rPr>
+              <w:t xml:space="preserve">0 </w:t>
+            </w:r>
+            <w:r>
+              <w:rPr>
+                <w:rStyle w:val="BlankWord1"/>
+              </w:rPr>
+              <w:t>12/12th/twelfth</w:t>
+            </w:r>
+            <w:r>
+              <w:rPr>
+                <w:rFonts w:ascii="Source Sans 3" w:hAnsi="Source Sans 3"/>
+                <w:b/>
+                <w:bCs/>
+                <w:iCs/>
+                <w:sz w:val="21"/>
+                <w:szCs w:val="21"/>
+              </w:rPr>
+              <w:t xml:space="preserve"> </w:t>
+            </w:r>
+            <w:r>
+              <w:rPr>
+                <w:rFonts w:ascii="Source Sans 3" w:hAnsi="Source Sans 3"/>
+                <w:iCs/>
+                <w:sz w:val="21"/>
+                <w:szCs w:val="21"/>
+              </w:rPr>
+              <w:t>July</w:t>
+            </w:r>
+          </w:p>
+        </w:tc>
+      </w:tr>
+    </w:tbl>
+    <w:p>
+      <w:pPr>
+        <w:rPr>
+          <w:rFonts w:ascii="Source Sans 3" w:hAnsi="Source Sans 3"/>
+          <w:sz w:val="19"/>
+          <w:szCs w:val="19"/>
+        </w:rPr>
+      </w:pPr>
+      <w:r>
+        <w:rPr>
+          <w:rFonts w:ascii="Source Sans 3" w:hAnsi="Source Sans 3"/>
+          <w:sz w:val="19"/>
+          <w:szCs w:val="19"/>
+        </w:rPr>
+        <w:br w:type="page"/>
+      </w:r>
+    </w:p>
+    <w:tbl>
+      <w:tblPr>
+        <w:tblStyle w:val="DottedTable"/>
+        <w:tblW w:w="14454" w:type="dxa"/>
+        <w:tblLook w:val="04A0" w:firstRow="1" w:lastRow="0" w:firstColumn="1" w:lastColumn="0" w:noHBand="0" w:noVBand="1"/>
+      </w:tblPr>
+      <w:tblGrid>
+        <w:gridCol w:w="530"/>
+        <w:gridCol w:w="6962"/>
+        <w:gridCol w:w="6962"/>
+      </w:tblGrid>
+      <w:tr>
+        <w:tc>
+          <w:tcPr>
+            <w:tcW w:w="530" w:type="dxa"/>
+          </w:tcPr>
+          <w:p>
+            <w:pPr>
+              <w:jc w:val="center"/>
+              <w:rPr>
+                <w:rFonts w:ascii="Source Sans 3" w:hAnsi="Source Sans 3"/>
+                <w:b/>
+                <w:bCs/>
+                <w:bdr w:val="single" w:sz="12" w:space="0" w:color="CA0D8E"/>
+              </w:rPr>
+            </w:pPr>
+            <w:r>
+              <w:rPr>
+                <w:rFonts w:ascii="Source Sans 3" w:hAnsi="Source Sans 3"/>
+                <w:b/>
+                <w:bCs/>
+                <w:bdr w:val="single" w:sz="12" w:space="0" w:color="CA0D8E"/>
+              </w:rPr>
+              <w:lastRenderedPageBreak/>
+              <w:t>08</w:t>
+            </w:r>
+          </w:p>
+        </w:tc>
+        <w:tc>
+          <w:tcPr>
+            <w:tcW w:w="13924" w:type="dxa"/>
+            <w:gridSpan w:val="2"/>
+            <w:vAlign w:val="center"/>
+          </w:tcPr>
+          <w:p>
+            <w:pPr>
+              <w:rPr>
+                <w:b/>
+                <w:bCs/>
+                <w:spacing w:val="-2"/>
+                <w:w w:val="105"/>
+                <w:sz w:val="21"/>
+                <w:szCs w:val="21"/>
+                <w:rtl/>
+              </w:rPr>
+            </w:pPr>
+            <w:r>
+              <w:rPr>
+                <w:b/>
+                <w:bCs/>
+                <w:w w:val="105"/>
+                <w:sz w:val="21"/>
+                <w:szCs w:val="21"/>
+              </w:rPr>
+              <w:t>For</w:t>
+            </w:r>
+            <w:r>
+              <w:rPr>
+                <w:b/>
+                <w:bCs/>
+                <w:spacing w:val="-17"/>
+                <w:w w:val="105"/>
+                <w:sz w:val="21"/>
+                <w:szCs w:val="21"/>
+              </w:rPr>
+              <w:t xml:space="preserve"> </w:t>
+            </w:r>
+            <w:r>
+              <w:rPr>
+                <w:b/>
+                <w:bCs/>
+                <w:w w:val="105"/>
+                <w:sz w:val="21"/>
+                <w:szCs w:val="21"/>
+              </w:rPr>
+              <w:t>each</w:t>
+            </w:r>
+            <w:r>
+              <w:rPr>
+                <w:b/>
+                <w:bCs/>
+                <w:spacing w:val="-21"/>
+                <w:w w:val="105"/>
+                <w:sz w:val="21"/>
+                <w:szCs w:val="21"/>
+              </w:rPr>
+              <w:t xml:space="preserve"> </w:t>
+            </w:r>
+            <w:r>
+              <w:rPr>
+                <w:b/>
+                <w:bCs/>
+                <w:w w:val="105"/>
+                <w:sz w:val="21"/>
+                <w:szCs w:val="21"/>
+              </w:rPr>
+              <w:t>piece</w:t>
+            </w:r>
+            <w:r>
+              <w:rPr>
+                <w:b/>
+                <w:bCs/>
+                <w:spacing w:val="-15"/>
+                <w:w w:val="105"/>
+                <w:sz w:val="21"/>
+                <w:szCs w:val="21"/>
+              </w:rPr>
+              <w:t xml:space="preserve"> </w:t>
+            </w:r>
+            <w:r>
+              <w:rPr>
+                <w:b/>
+                <w:bCs/>
+                <w:w w:val="105"/>
+                <w:sz w:val="21"/>
+                <w:szCs w:val="21"/>
+              </w:rPr>
+              <w:t>of</w:t>
+            </w:r>
+            <w:r>
+              <w:rPr>
+                <w:b/>
+                <w:bCs/>
+                <w:spacing w:val="-13"/>
+                <w:w w:val="105"/>
+                <w:sz w:val="21"/>
+                <w:szCs w:val="21"/>
+              </w:rPr>
+              <w:t xml:space="preserve"> </w:t>
+            </w:r>
+            <w:r>
+              <w:rPr>
+                <w:b/>
+                <w:bCs/>
+                <w:w w:val="105"/>
+                <w:sz w:val="21"/>
+                <w:szCs w:val="21"/>
+              </w:rPr>
+              <w:t>information</w:t>
+            </w:r>
+            <w:r>
+              <w:rPr>
+                <w:b/>
+                <w:bCs/>
+                <w:spacing w:val="-12"/>
+                <w:w w:val="105"/>
+                <w:sz w:val="21"/>
+                <w:szCs w:val="21"/>
+              </w:rPr>
+              <w:t xml:space="preserve"> </w:t>
+            </w:r>
+            <w:r>
+              <w:rPr>
+                <w:b/>
+                <w:bCs/>
+                <w:w w:val="105"/>
+                <w:sz w:val="21"/>
+                <w:szCs w:val="21"/>
+              </w:rPr>
+              <w:t>in</w:t>
+            </w:r>
+            <w:r>
+              <w:rPr>
+                <w:b/>
+                <w:bCs/>
+                <w:spacing w:val="-13"/>
+                <w:w w:val="105"/>
+                <w:sz w:val="21"/>
+                <w:szCs w:val="21"/>
+              </w:rPr>
+              <w:t xml:space="preserve"> </w:t>
+            </w:r>
+            <w:r>
+              <w:rPr>
+                <w:b/>
+                <w:bCs/>
+                <w:w w:val="105"/>
+                <w:sz w:val="21"/>
+                <w:szCs w:val="21"/>
+              </w:rPr>
+              <w:t>the</w:t>
+            </w:r>
+            <w:r>
+              <w:rPr>
+                <w:b/>
+                <w:bCs/>
+                <w:spacing w:val="-15"/>
+                <w:w w:val="105"/>
+                <w:sz w:val="21"/>
+                <w:szCs w:val="21"/>
+              </w:rPr>
+              <w:t xml:space="preserve"> </w:t>
+            </w:r>
+            <w:r>
+              <w:rPr>
+                <w:b/>
+                <w:bCs/>
+                <w:w w:val="105"/>
+                <w:sz w:val="21"/>
+                <w:szCs w:val="21"/>
+              </w:rPr>
+              <w:t>questions,</w:t>
+            </w:r>
+            <w:r>
+              <w:rPr>
+                <w:b/>
+                <w:bCs/>
+                <w:spacing w:val="-12"/>
+                <w:w w:val="105"/>
+                <w:sz w:val="21"/>
+                <w:szCs w:val="21"/>
+              </w:rPr>
+              <w:t xml:space="preserve"> </w:t>
+            </w:r>
+            <w:r>
+              <w:rPr>
+                <w:b/>
+                <w:bCs/>
+                <w:w w:val="105"/>
+                <w:sz w:val="21"/>
+                <w:szCs w:val="21"/>
+              </w:rPr>
+              <w:t>which</w:t>
+            </w:r>
+            <w:r>
+              <w:rPr>
+                <w:b/>
+                <w:bCs/>
+                <w:spacing w:val="-16"/>
+                <w:w w:val="105"/>
+                <w:sz w:val="21"/>
+                <w:szCs w:val="21"/>
+              </w:rPr>
+              <w:t xml:space="preserve"> </w:t>
+            </w:r>
+            <w:r>
+              <w:rPr>
+                <w:b/>
+                <w:bCs/>
+                <w:w w:val="105"/>
+                <w:sz w:val="21"/>
+                <w:szCs w:val="21"/>
+              </w:rPr>
+              <w:t>of</w:t>
+            </w:r>
+            <w:r>
+              <w:rPr>
+                <w:b/>
+                <w:bCs/>
+                <w:spacing w:val="-13"/>
+                <w:w w:val="105"/>
+                <w:sz w:val="21"/>
+                <w:szCs w:val="21"/>
+              </w:rPr>
+              <w:t xml:space="preserve"> </w:t>
+            </w:r>
+            <w:r>
+              <w:rPr>
+                <w:b/>
+                <w:bCs/>
+                <w:w w:val="105"/>
+                <w:sz w:val="21"/>
+                <w:szCs w:val="21"/>
+              </w:rPr>
+              <w:t>the</w:t>
+            </w:r>
+            <w:r>
+              <w:rPr>
+                <w:b/>
+                <w:bCs/>
+                <w:spacing w:val="-15"/>
+                <w:w w:val="105"/>
+                <w:sz w:val="21"/>
+                <w:szCs w:val="21"/>
+              </w:rPr>
+              <w:t xml:space="preserve"> </w:t>
+            </w:r>
+            <w:r>
+              <w:rPr>
+                <w:b/>
+                <w:bCs/>
+                <w:w w:val="105"/>
+                <w:sz w:val="21"/>
+                <w:szCs w:val="21"/>
+              </w:rPr>
+              <w:t>options</w:t>
+            </w:r>
+            <w:r>
+              <w:rPr>
+                <w:b/>
+                <w:bCs/>
+                <w:spacing w:val="-18"/>
+                <w:w w:val="105"/>
+                <w:sz w:val="21"/>
+                <w:szCs w:val="21"/>
+              </w:rPr>
+              <w:t xml:space="preserve"> </w:t>
+            </w:r>
+            <w:r>
+              <w:rPr>
+                <w:b/>
+                <w:bCs/>
+                <w:w w:val="105"/>
+                <w:sz w:val="21"/>
+                <w:szCs w:val="21"/>
+              </w:rPr>
+              <w:t>would</w:t>
+            </w:r>
+            <w:r>
+              <w:rPr>
+                <w:b/>
+                <w:bCs/>
+                <w:spacing w:val="-12"/>
+                <w:w w:val="105"/>
+                <w:sz w:val="21"/>
+                <w:szCs w:val="21"/>
+              </w:rPr>
+              <w:t xml:space="preserve"> </w:t>
+            </w:r>
+            <w:r>
+              <w:rPr>
+                <w:b/>
+                <w:bCs/>
+                <w:w w:val="105"/>
+                <w:sz w:val="21"/>
+                <w:szCs w:val="21"/>
+              </w:rPr>
+              <w:t>you</w:t>
+            </w:r>
+            <w:r>
+              <w:rPr>
+                <w:b/>
+                <w:bCs/>
+                <w:spacing w:val="-10"/>
+                <w:w w:val="105"/>
+                <w:sz w:val="21"/>
+                <w:szCs w:val="21"/>
+              </w:rPr>
+              <w:t xml:space="preserve"> </w:t>
+            </w:r>
+            <w:r>
+              <w:rPr>
+                <w:b/>
+                <w:bCs/>
+                <w:w w:val="105"/>
+                <w:sz w:val="21"/>
+                <w:szCs w:val="21"/>
+              </w:rPr>
+              <w:t>NOT</w:t>
+            </w:r>
+            <w:r>
+              <w:rPr>
+                <w:b/>
+                <w:bCs/>
+                <w:spacing w:val="-12"/>
+                <w:w w:val="105"/>
+                <w:sz w:val="21"/>
+                <w:szCs w:val="21"/>
+              </w:rPr>
+              <w:t xml:space="preserve"> </w:t>
+            </w:r>
+            <w:r>
+              <w:rPr>
+                <w:b/>
+                <w:bCs/>
+                <w:spacing w:val="-2"/>
+                <w:w w:val="105"/>
+                <w:sz w:val="21"/>
+                <w:szCs w:val="21"/>
+              </w:rPr>
+              <w:t>hear?</w:t>
+            </w:r>
+          </w:p>
+          <w:tbl>
+            <w:tblPr>
+              <w:tblStyle w:val="DottedTable"/>
+              <w:tblW w:w="0" w:type="auto"/>
+              <w:tblLook w:val="04A0" w:firstRow="1" w:lastRow="0" w:firstColumn="1" w:lastColumn="0" w:noHBand="0" w:noVBand="1"/>
+            </w:tblPr>
+            <w:tblGrid>
+              <w:gridCol w:w="6849"/>
+              <w:gridCol w:w="6849"/>
+            </w:tblGrid>
+            <w:tr>
+              <w:tc>
+                <w:tcPr>
+                  <w:tcW w:w="6849" w:type="dxa"/>
+                </w:tcPr>
+                <w:p>
+                  <w:pPr>
+                    <w:tabs>
+                      <w:tab w:val="left" w:pos="995"/>
+                    </w:tabs>
+                    <w:spacing w:before="74"/>
+                    <w:rPr>
+                      <w:rFonts w:ascii="Source Sans 3" w:hAnsi="Source Sans 3"/>
+                      <w:color w:val="050606"/>
+                      <w:spacing w:val="-2"/>
+                      <w:w w:val="90"/>
+                      <w:sz w:val="21"/>
+                    </w:rPr>
+                  </w:pPr>
+                  <w:proofErr w:type="gramStart"/>
+                  <w:r>
+                    <w:rPr>
+                      <w:rFonts w:ascii="Source Sans 3" w:hAnsi="Source Sans 3"/>
+                      <w:b/>
+                      <w:bCs/>
+                      <w:color w:val="050606"/>
+                      <w:w w:val="90"/>
+                      <w:sz w:val="21"/>
+                    </w:rPr>
+                    <w:t>1</w:t>
+                  </w:r>
+                  <w:r>
+                    <w:rPr>
+                      <w:rFonts w:ascii="Source Sans 3" w:hAnsi="Source Sans 3"/>
+                      <w:color w:val="050606"/>
+                      <w:w w:val="90"/>
+                      <w:sz w:val="21"/>
+                    </w:rPr>
+                    <w:t xml:space="preserve">  410266</w:t>
+                  </w:r>
+                  <w:proofErr w:type="gramEnd"/>
+                  <w:r>
+                    <w:rPr>
+                      <w:rFonts w:ascii="Source Sans 3" w:hAnsi="Source Sans 3"/>
+                      <w:color w:val="050606"/>
+                      <w:spacing w:val="19"/>
+                      <w:sz w:val="21"/>
+                    </w:rPr>
+                    <w:t xml:space="preserve"> </w:t>
+                  </w:r>
+                  <w:r>
+                    <w:rPr>
+                      <w:rFonts w:ascii="Source Sans 3" w:hAnsi="Source Sans 3"/>
+                      <w:color w:val="050606"/>
+                      <w:w w:val="90"/>
+                      <w:sz w:val="21"/>
+                    </w:rPr>
+                    <w:t>(part</w:t>
+                  </w:r>
+                  <w:r>
+                    <w:rPr>
+                      <w:rFonts w:ascii="Source Sans 3" w:hAnsi="Source Sans 3"/>
+                      <w:color w:val="050606"/>
+                      <w:spacing w:val="5"/>
+                      <w:sz w:val="21"/>
+                    </w:rPr>
+                    <w:t xml:space="preserve"> </w:t>
+                  </w:r>
+                  <w:r>
+                    <w:rPr>
+                      <w:rFonts w:ascii="Source Sans 3" w:hAnsi="Source Sans 3"/>
+                      <w:color w:val="050606"/>
+                      <w:w w:val="90"/>
+                      <w:sz w:val="21"/>
+                    </w:rPr>
+                    <w:t>of</w:t>
+                  </w:r>
+                  <w:r>
+                    <w:rPr>
+                      <w:rFonts w:ascii="Source Sans 3" w:hAnsi="Source Sans 3"/>
+                      <w:color w:val="050606"/>
+                      <w:spacing w:val="-4"/>
+                      <w:sz w:val="21"/>
+                    </w:rPr>
+                    <w:t xml:space="preserve"> </w:t>
+                  </w:r>
+                  <w:r>
+                    <w:rPr>
+                      <w:rFonts w:ascii="Source Sans 3" w:hAnsi="Source Sans 3"/>
+                      <w:color w:val="050606"/>
+                      <w:w w:val="90"/>
+                      <w:sz w:val="21"/>
+                    </w:rPr>
+                    <w:t>a</w:t>
+                  </w:r>
+                  <w:r>
+                    <w:rPr>
+                      <w:rFonts w:ascii="Source Sans 3" w:hAnsi="Source Sans 3"/>
+                      <w:color w:val="050606"/>
+                      <w:spacing w:val="2"/>
+                      <w:sz w:val="21"/>
+                    </w:rPr>
+                    <w:t xml:space="preserve"> </w:t>
+                  </w:r>
+                  <w:r>
+                    <w:rPr>
+                      <w:rFonts w:ascii="Source Sans 3" w:hAnsi="Source Sans 3"/>
+                      <w:color w:val="050606"/>
+                      <w:w w:val="90"/>
+                      <w:sz w:val="21"/>
+                    </w:rPr>
+                    <w:t>telephone</w:t>
+                  </w:r>
+                  <w:r>
+                    <w:rPr>
+                      <w:rFonts w:ascii="Source Sans 3" w:hAnsi="Source Sans 3"/>
+                      <w:color w:val="050606"/>
+                      <w:spacing w:val="-3"/>
+                      <w:sz w:val="21"/>
+                    </w:rPr>
+                    <w:t xml:space="preserve"> </w:t>
+                  </w:r>
+                  <w:r>
+                    <w:rPr>
+                      <w:rFonts w:ascii="Source Sans 3" w:hAnsi="Source Sans 3"/>
+                      <w:color w:val="050606"/>
+                      <w:spacing w:val="-2"/>
+                      <w:w w:val="90"/>
+                      <w:sz w:val="21"/>
+                    </w:rPr>
+                    <w:t>number)</w:t>
+                  </w:r>
+                </w:p>
+                <w:p>
+                  <w:pPr>
+                    <w:tabs>
+                      <w:tab w:val="left" w:pos="995"/>
+                    </w:tabs>
+                    <w:spacing w:before="74"/>
+                    <w:rPr>
+                      <w:rFonts w:ascii="Source Sans 3" w:hAnsi="Source Sans 3"/>
+                      <w:color w:val="050606"/>
+                      <w:sz w:val="21"/>
+                    </w:rPr>
+                  </w:pPr>
+                  <w:r>
+                    <w:rPr>
+                      <w:rFonts w:ascii="Source Sans 3" w:hAnsi="Source Sans 3"/>
+                      <w:color w:val="050606"/>
+                      <w:spacing w:val="-2"/>
+                      <w:w w:val="90"/>
+                      <w:sz w:val="21"/>
+                    </w:rPr>
+                    <w:t xml:space="preserve"> </w:t>
+                  </w:r>
+                  <w:r>
+                    <w:rPr>
+                      <w:rStyle w:val="BlankWord1"/>
+                    </w:rPr>
+                    <w:t>B</w:t>
+                  </w:r>
+                </w:p>
+                <w:p>
+                  <w:pPr>
+                    <w:spacing w:before="32"/>
+                    <w:ind w:left="177"/>
+                    <w:rPr>
+                      <w:rFonts w:ascii="Source Sans 3" w:hAnsi="Source Sans 3"/>
+                      <w:sz w:val="21"/>
+                    </w:rPr>
+                  </w:pPr>
+                  <w:r>
+                    <w:rPr>
+                      <w:rFonts w:ascii="Source Sans 3" w:hAnsi="Source Sans 3"/>
+                      <w:b/>
+                      <w:bCs/>
+                      <w:color w:val="08090A"/>
+                      <w:spacing w:val="-2"/>
+                      <w:sz w:val="21"/>
+                    </w:rPr>
+                    <w:t>A</w:t>
+                  </w:r>
+                  <w:r>
+                    <w:rPr>
+                      <w:rFonts w:ascii="Source Sans 3" w:hAnsi="Source Sans 3"/>
+                      <w:color w:val="08090A"/>
+                      <w:spacing w:val="34"/>
+                      <w:sz w:val="21"/>
+                    </w:rPr>
+                    <w:t xml:space="preserve"> </w:t>
+                  </w:r>
+                  <w:r>
+                    <w:rPr>
+                      <w:rFonts w:ascii="Source Sans 3" w:hAnsi="Source Sans 3"/>
+                      <w:color w:val="08090A"/>
+                      <w:spacing w:val="-2"/>
+                      <w:sz w:val="21"/>
+                    </w:rPr>
+                    <w:t>four, one, oh</w:t>
+                  </w:r>
+                  <w:r>
+                    <w:rPr>
+                      <w:rFonts w:ascii="Source Sans 3" w:hAnsi="Source Sans 3"/>
+                      <w:color w:val="08090A"/>
+                      <w:spacing w:val="-1"/>
+                      <w:sz w:val="21"/>
+                    </w:rPr>
+                    <w:t xml:space="preserve"> </w:t>
+                  </w:r>
+                  <w:r>
+                    <w:rPr>
+                      <w:rFonts w:ascii="Source Sans 3" w:hAnsi="Source Sans 3"/>
+                      <w:i/>
+                      <w:color w:val="08090A"/>
+                      <w:spacing w:val="-2"/>
+                      <w:sz w:val="21"/>
+                    </w:rPr>
+                    <w:t>[pause]</w:t>
+                  </w:r>
+                  <w:r>
+                    <w:rPr>
+                      <w:rFonts w:ascii="Source Sans 3" w:hAnsi="Source Sans 3"/>
+                      <w:i/>
+                      <w:color w:val="08090A"/>
+                      <w:spacing w:val="2"/>
+                      <w:sz w:val="21"/>
+                    </w:rPr>
+                    <w:t xml:space="preserve"> </w:t>
+                  </w:r>
+                  <w:r>
+                    <w:rPr>
+                      <w:rFonts w:ascii="Source Sans 3" w:hAnsi="Source Sans 3"/>
+                      <w:color w:val="08090A"/>
+                      <w:spacing w:val="-2"/>
+                      <w:sz w:val="21"/>
+                    </w:rPr>
+                    <w:t>two, double</w:t>
+                  </w:r>
+                  <w:r>
+                    <w:rPr>
+                      <w:rFonts w:ascii="Source Sans 3" w:hAnsi="Source Sans 3"/>
+                      <w:color w:val="08090A"/>
+                      <w:spacing w:val="-10"/>
+                      <w:sz w:val="21"/>
+                    </w:rPr>
+                    <w:t xml:space="preserve"> </w:t>
+                  </w:r>
+                  <w:r>
+                    <w:rPr>
+                      <w:rFonts w:ascii="Source Sans 3" w:hAnsi="Source Sans 3"/>
+                      <w:color w:val="08090A"/>
+                      <w:spacing w:val="-5"/>
+                      <w:sz w:val="21"/>
+                    </w:rPr>
+                    <w:t>six</w:t>
+                  </w:r>
+                </w:p>
+                <w:p>
+                  <w:pPr>
+                    <w:spacing w:before="26"/>
+                    <w:ind w:left="195"/>
+                    <w:rPr>
+                      <w:rFonts w:ascii="Source Sans 3" w:hAnsi="Source Sans 3"/>
+                      <w:sz w:val="21"/>
+                    </w:rPr>
+                  </w:pPr>
+                  <w:r>
+                    <w:rPr>
+                      <w:rFonts w:ascii="Source Sans 3" w:hAnsi="Source Sans 3"/>
+                      <w:b/>
+                      <w:color w:val="08090A"/>
+                      <w:spacing w:val="-2"/>
+                      <w:sz w:val="21"/>
+                    </w:rPr>
+                    <w:t>B</w:t>
+                  </w:r>
+                  <w:r>
+                    <w:rPr>
+                      <w:rFonts w:ascii="Source Sans 3" w:hAnsi="Source Sans 3"/>
+                      <w:b/>
+                      <w:color w:val="08090A"/>
+                      <w:spacing w:val="18"/>
+                      <w:sz w:val="21"/>
+                    </w:rPr>
+                    <w:t xml:space="preserve"> </w:t>
+                  </w:r>
+                  <w:r>
+                    <w:rPr>
+                      <w:rFonts w:ascii="Source Sans 3" w:hAnsi="Source Sans 3"/>
+                      <w:color w:val="08090A"/>
+                      <w:spacing w:val="-2"/>
+                      <w:sz w:val="21"/>
+                    </w:rPr>
+                    <w:t xml:space="preserve">four, one, zero, two </w:t>
+                  </w:r>
+                  <w:r>
+                    <w:rPr>
+                      <w:rFonts w:ascii="Source Sans 3" w:hAnsi="Source Sans 3"/>
+                      <w:i/>
+                      <w:color w:val="08090A"/>
+                      <w:spacing w:val="-2"/>
+                      <w:sz w:val="21"/>
+                    </w:rPr>
+                    <w:t>[pause]</w:t>
+                  </w:r>
+                  <w:r>
+                    <w:rPr>
+                      <w:rFonts w:ascii="Source Sans 3" w:hAnsi="Source Sans 3"/>
+                      <w:i/>
+                      <w:color w:val="08090A"/>
+                      <w:spacing w:val="4"/>
+                      <w:sz w:val="21"/>
+                    </w:rPr>
+                    <w:t xml:space="preserve"> </w:t>
+                  </w:r>
+                  <w:r>
+                    <w:rPr>
+                      <w:rFonts w:ascii="Source Sans 3" w:hAnsi="Source Sans 3"/>
+                      <w:color w:val="08090A"/>
+                      <w:spacing w:val="-2"/>
+                      <w:sz w:val="21"/>
+                    </w:rPr>
+                    <w:t>two</w:t>
+                  </w:r>
+                  <w:r>
+                    <w:rPr>
+                      <w:rFonts w:ascii="Source Sans 3" w:hAnsi="Source Sans 3"/>
+                      <w:color w:val="08090A"/>
+                      <w:spacing w:val="-12"/>
+                      <w:sz w:val="21"/>
+                    </w:rPr>
+                    <w:t xml:space="preserve"> </w:t>
+                  </w:r>
+                  <w:r>
+                    <w:rPr>
+                      <w:rFonts w:ascii="Source Sans 3" w:hAnsi="Source Sans 3"/>
+                      <w:color w:val="08090A"/>
+                      <w:spacing w:val="-2"/>
+                      <w:sz w:val="21"/>
+                    </w:rPr>
+                    <w:t>sixes</w:t>
+                  </w:r>
+                </w:p>
+                <w:p>
+                  <w:pPr>
+                    <w:spacing w:before="26"/>
+                    <w:ind w:left="195"/>
+                    <w:rPr>
+                      <w:b/>
+                      <w:bCs/>
+                      <w:spacing w:val="-2"/>
+                      <w:w w:val="105"/>
+                      <w:sz w:val="21"/>
+                      <w:szCs w:val="21"/>
+                    </w:rPr>
+                  </w:pPr>
+                  <w:r>
+                    <w:rPr>
+                      <w:rFonts w:ascii="Source Sans 3" w:hAnsi="Source Sans 3"/>
+                      <w:b/>
+                      <w:color w:val="08090A"/>
+                      <w:spacing w:val="-2"/>
+                      <w:sz w:val="21"/>
+                    </w:rPr>
+                    <w:t xml:space="preserve">C </w:t>
+                  </w:r>
+                  <w:r>
+                    <w:rPr>
+                      <w:rFonts w:ascii="Source Sans 3" w:hAnsi="Source Sans 3"/>
+                      <w:bCs/>
+                      <w:color w:val="08090A"/>
+                      <w:spacing w:val="-2"/>
+                      <w:sz w:val="21"/>
+                    </w:rPr>
+                    <w:t>four, one, zero, [pause] two, six, six</w:t>
+                  </w:r>
+                </w:p>
+              </w:tc>
+              <w:tc>
+                <w:tcPr>
+                  <w:tcW w:w="6849" w:type="dxa"/>
+                </w:tcPr>
+                <w:p>
+                  <w:pPr>
+                    <w:tabs>
+                      <w:tab w:val="left" w:pos="1006"/>
+                    </w:tabs>
+                    <w:spacing w:before="86"/>
+                    <w:rPr>
+                      <w:rFonts w:ascii="Source Sans 3" w:hAnsi="Source Sans 3"/>
+                      <w:color w:val="060708"/>
+                      <w:w w:val="90"/>
+                      <w:sz w:val="21"/>
+                    </w:rPr>
+                  </w:pPr>
+                  <w:r>
+                    <w:rPr>
+                      <w:rFonts w:ascii="Source Sans 3" w:hAnsi="Source Sans 3"/>
+                      <w:b/>
+                      <w:bCs/>
+                      <w:color w:val="060708"/>
+                      <w:w w:val="90"/>
+                      <w:sz w:val="21"/>
+                    </w:rPr>
+                    <w:t>5</w:t>
+                  </w:r>
+                  <w:r>
+                    <w:rPr>
+                      <w:rFonts w:ascii="Source Sans 3" w:hAnsi="Source Sans 3"/>
+                      <w:color w:val="060708"/>
+                      <w:w w:val="90"/>
+                      <w:sz w:val="21"/>
+                    </w:rPr>
+                    <w:t xml:space="preserve"> Baker-Jones (name)</w:t>
+                  </w:r>
+                </w:p>
+                <w:p>
+                  <w:pPr>
+                    <w:tabs>
+                      <w:tab w:val="left" w:pos="1006"/>
+                    </w:tabs>
+                    <w:spacing w:before="86"/>
+                    <w:rPr>
+                      <w:rFonts w:ascii="Source Sans 3" w:hAnsi="Source Sans 3"/>
+                      <w:color w:val="060708"/>
+                      <w:w w:val="90"/>
+                      <w:sz w:val="21"/>
+                    </w:rPr>
+                  </w:pPr>
+                  <w:r>
+                    <w:rPr>
+                      <w:rFonts w:ascii="Source Sans 3" w:hAnsi="Source Sans 3"/>
+                      <w:color w:val="060708"/>
+                      <w:w w:val="90"/>
+                      <w:sz w:val="21"/>
+                    </w:rPr>
+                    <w:t xml:space="preserve"> </w:t>
+                  </w:r>
+                  <w:r>
+                    <w:rPr>
+                      <w:rStyle w:val="BlankWord1"/>
+                    </w:rPr>
+                    <w:t>B</w:t>
+                  </w:r>
+                </w:p>
+                <w:p>
+                  <w:pPr>
+                    <w:spacing w:line="200" w:lineRule="exact"/>
+                    <w:ind w:left="188"/>
+                    <w:rPr>
+                      <w:rFonts w:ascii="Source Sans 3" w:hAnsi="Source Sans 3"/>
+                      <w:sz w:val="21"/>
+                    </w:rPr>
+                  </w:pPr>
+                  <w:r>
+                    <w:rPr>
+                      <w:rFonts w:ascii="Source Sans 3" w:hAnsi="Source Sans 3"/>
+                      <w:b/>
+                      <w:color w:val="050607"/>
+                      <w:sz w:val="21"/>
+                    </w:rPr>
+                    <w:t>A</w:t>
+                  </w:r>
+                  <w:r>
+                    <w:rPr>
+                      <w:rFonts w:ascii="Source Sans 3" w:hAnsi="Source Sans 3"/>
+                      <w:b/>
+                      <w:color w:val="050607"/>
+                      <w:spacing w:val="66"/>
+                      <w:w w:val="150"/>
+                      <w:sz w:val="21"/>
+                    </w:rPr>
+                    <w:t xml:space="preserve"> </w:t>
+                  </w:r>
+                  <w:r>
+                    <w:rPr>
+                      <w:rFonts w:ascii="Source Sans 3" w:hAnsi="Source Sans 3"/>
+                      <w:color w:val="050607"/>
+                      <w:sz w:val="21"/>
+                    </w:rPr>
+                    <w:t>B-A-K-E-</w:t>
+                  </w:r>
+                  <w:proofErr w:type="gramStart"/>
+                  <w:r>
+                    <w:rPr>
+                      <w:rFonts w:ascii="Source Sans 3" w:hAnsi="Source Sans 3"/>
+                      <w:color w:val="050607"/>
+                      <w:sz w:val="21"/>
+                    </w:rPr>
+                    <w:t>R,hyphen</w:t>
+                  </w:r>
+                  <w:proofErr w:type="gramEnd"/>
+                  <w:r>
+                    <w:rPr>
+                      <w:rFonts w:ascii="Source Sans 3" w:hAnsi="Source Sans 3"/>
+                      <w:color w:val="050607"/>
+                      <w:sz w:val="21"/>
+                    </w:rPr>
+                    <w:t>,J-0-N-E-</w:t>
+                  </w:r>
+                  <w:r>
+                    <w:rPr>
+                      <w:rFonts w:ascii="Source Sans 3" w:hAnsi="Source Sans 3"/>
+                      <w:color w:val="050607"/>
+                      <w:spacing w:val="-10"/>
+                      <w:sz w:val="21"/>
+                    </w:rPr>
+                    <w:t>S</w:t>
+                  </w:r>
+                </w:p>
+                <w:p>
+                  <w:pPr>
+                    <w:spacing w:before="29"/>
+                    <w:ind w:left="202"/>
+                    <w:rPr>
+                      <w:rFonts w:ascii="Source Sans 3" w:hAnsi="Source Sans 3"/>
+                      <w:sz w:val="21"/>
+                    </w:rPr>
+                  </w:pPr>
+                  <w:r>
+                    <w:rPr>
+                      <w:rFonts w:ascii="Source Sans 3" w:hAnsi="Source Sans 3"/>
+                      <w:b/>
+                      <w:color w:val="050607"/>
+                      <w:sz w:val="21"/>
+                    </w:rPr>
+                    <w:t>B</w:t>
+                  </w:r>
+                  <w:r>
+                    <w:rPr>
+                      <w:rFonts w:ascii="Source Sans 3" w:hAnsi="Source Sans 3"/>
+                      <w:b/>
+                      <w:color w:val="050607"/>
+                      <w:spacing w:val="72"/>
+                      <w:w w:val="150"/>
+                      <w:sz w:val="21"/>
+                    </w:rPr>
+                    <w:t xml:space="preserve"> </w:t>
+                  </w:r>
+                  <w:r>
+                    <w:rPr>
+                      <w:rFonts w:ascii="Source Sans 3" w:hAnsi="Source Sans 3"/>
+                      <w:color w:val="050607"/>
+                      <w:sz w:val="21"/>
+                    </w:rPr>
+                    <w:t>B-A-K-E-</w:t>
+                  </w:r>
+                  <w:proofErr w:type="gramStart"/>
+                  <w:r>
+                    <w:rPr>
+                      <w:rFonts w:ascii="Source Sans 3" w:hAnsi="Source Sans 3"/>
+                      <w:color w:val="050607"/>
+                      <w:sz w:val="21"/>
+                    </w:rPr>
+                    <w:t>R,line</w:t>
+                  </w:r>
+                  <w:proofErr w:type="gramEnd"/>
+                  <w:r>
+                    <w:rPr>
+                      <w:rFonts w:ascii="Source Sans 3" w:hAnsi="Source Sans 3"/>
+                      <w:color w:val="050607"/>
+                      <w:sz w:val="21"/>
+                    </w:rPr>
+                    <w:t>,J-0-N-E-</w:t>
+                  </w:r>
+                  <w:r>
+                    <w:rPr>
+                      <w:rFonts w:ascii="Source Sans 3" w:hAnsi="Source Sans 3"/>
+                      <w:color w:val="050607"/>
+                      <w:spacing w:val="-10"/>
+                      <w:sz w:val="21"/>
+                    </w:rPr>
+                    <w:t>S</w:t>
+                  </w:r>
+                </w:p>
+                <w:p>
+                  <w:pPr>
+                    <w:spacing w:before="26"/>
+                    <w:ind w:left="195"/>
+                    <w:rPr>
+                      <w:b/>
+                      <w:bCs/>
+                      <w:spacing w:val="-2"/>
+                      <w:w w:val="105"/>
+                      <w:sz w:val="21"/>
+                      <w:szCs w:val="21"/>
+                    </w:rPr>
+                  </w:pPr>
+                  <w:proofErr w:type="gramStart"/>
+                  <w:r>
+                    <w:rPr>
+                      <w:rFonts w:ascii="Source Sans 3" w:hAnsi="Source Sans 3"/>
+                      <w:b/>
+                      <w:color w:val="08090A"/>
+                      <w:spacing w:val="-2"/>
+                      <w:sz w:val="21"/>
+                    </w:rPr>
+                    <w:t xml:space="preserve">C  </w:t>
+                  </w:r>
+                  <w:r>
+                    <w:rPr>
+                      <w:rFonts w:ascii="Source Sans 3" w:hAnsi="Source Sans 3"/>
+                      <w:bCs/>
+                      <w:color w:val="08090A"/>
+                      <w:spacing w:val="-2"/>
+                      <w:sz w:val="21"/>
+                    </w:rPr>
+                    <w:t>B</w:t>
+                  </w:r>
+                  <w:proofErr w:type="gramEnd"/>
+                  <w:r>
+                    <w:rPr>
+                      <w:rFonts w:ascii="Source Sans 3" w:hAnsi="Source Sans 3"/>
+                      <w:bCs/>
+                      <w:color w:val="08090A"/>
+                      <w:spacing w:val="-2"/>
+                      <w:sz w:val="21"/>
+                    </w:rPr>
+                    <w:t>-A-K-E-</w:t>
+                  </w:r>
+                  <w:proofErr w:type="gramStart"/>
+                  <w:r>
+                    <w:rPr>
+                      <w:rFonts w:ascii="Source Sans 3" w:hAnsi="Source Sans 3"/>
+                      <w:bCs/>
+                      <w:color w:val="08090A"/>
+                      <w:spacing w:val="-2"/>
+                      <w:sz w:val="21"/>
+                    </w:rPr>
+                    <w:t>R,dash</w:t>
+                  </w:r>
+                  <w:proofErr w:type="gramEnd"/>
+                  <w:r>
+                    <w:rPr>
+                      <w:rFonts w:ascii="Source Sans 3" w:hAnsi="Source Sans 3"/>
+                      <w:bCs/>
+                      <w:color w:val="08090A"/>
+                      <w:spacing w:val="-2"/>
+                      <w:sz w:val="21"/>
+                    </w:rPr>
+                    <w:t>,J-0-N-E-S</w:t>
+                  </w:r>
+                </w:p>
+              </w:tc>
+            </w:tr>
+            <w:tr>
+              <w:tc>
+                <w:tcPr>
+                  <w:tcW w:w="6849" w:type="dxa"/>
+                </w:tcPr>
+                <w:p>
+                  <w:pPr>
+                    <w:tabs>
+                      <w:tab w:val="left" w:pos="1013"/>
+                    </w:tabs>
+                    <w:spacing w:before="91"/>
+                    <w:rPr>
+                      <w:rFonts w:ascii="Source Sans 3" w:hAnsi="Source Sans 3"/>
+                      <w:color w:val="050607"/>
+                      <w:spacing w:val="-6"/>
+                      <w:sz w:val="21"/>
+                    </w:rPr>
+                  </w:pPr>
+                  <w:r>
+                    <w:rPr>
+                      <w:rFonts w:ascii="Source Sans 3" w:hAnsi="Source Sans 3"/>
+                      <w:b/>
+                      <w:bCs/>
+                      <w:color w:val="050607"/>
+                      <w:spacing w:val="-6"/>
+                      <w:sz w:val="21"/>
+                    </w:rPr>
+                    <w:t>2</w:t>
+                  </w:r>
+                  <w:r>
+                    <w:rPr>
+                      <w:rFonts w:ascii="Source Sans 3" w:hAnsi="Source Sans 3"/>
+                      <w:color w:val="050607"/>
+                      <w:spacing w:val="-6"/>
+                      <w:sz w:val="21"/>
+                    </w:rPr>
+                    <w:t xml:space="preserve"> 18th</w:t>
+                  </w:r>
+                  <w:r>
+                    <w:rPr>
+                      <w:rFonts w:ascii="Source Sans 3" w:hAnsi="Source Sans 3"/>
+                      <w:color w:val="050607"/>
+                      <w:spacing w:val="-10"/>
+                      <w:sz w:val="21"/>
+                    </w:rPr>
+                    <w:t xml:space="preserve"> </w:t>
+                  </w:r>
+                  <w:proofErr w:type="gramStart"/>
+                  <w:r>
+                    <w:rPr>
+                      <w:rFonts w:ascii="Source Sans 3" w:hAnsi="Source Sans 3"/>
+                      <w:color w:val="050607"/>
+                      <w:spacing w:val="-6"/>
+                      <w:sz w:val="21"/>
+                    </w:rPr>
+                    <w:t>century</w:t>
+                  </w:r>
+                  <w:proofErr w:type="gramEnd"/>
+                  <w:r>
+                    <w:rPr>
+                      <w:rFonts w:ascii="Source Sans 3" w:hAnsi="Source Sans 3"/>
+                      <w:color w:val="050607"/>
+                      <w:spacing w:val="4"/>
+                      <w:sz w:val="21"/>
+                    </w:rPr>
+                    <w:t xml:space="preserve"> </w:t>
+                  </w:r>
+                  <w:r>
+                    <w:rPr>
+                      <w:rFonts w:ascii="Source Sans 3" w:hAnsi="Source Sans 3"/>
+                      <w:color w:val="050607"/>
+                      <w:spacing w:val="-6"/>
+                      <w:sz w:val="21"/>
+                    </w:rPr>
+                    <w:t>(period)</w:t>
+                  </w:r>
+                </w:p>
+                <w:p>
+                  <w:pPr>
+                    <w:tabs>
+                      <w:tab w:val="left" w:pos="1013"/>
+                    </w:tabs>
+                    <w:spacing w:before="91"/>
+                    <w:rPr>
+                      <w:rFonts w:ascii="Source Sans 3" w:hAnsi="Source Sans 3"/>
+                      <w:color w:val="050607"/>
+                      <w:sz w:val="21"/>
+                    </w:rPr>
+                  </w:pPr>
+                  <w:r>
+                    <w:rPr>
+                      <w:rFonts w:ascii="Source Sans 3" w:hAnsi="Source Sans 3"/>
+                      <w:color w:val="050607"/>
+                      <w:spacing w:val="-6"/>
+                      <w:sz w:val="21"/>
+                    </w:rPr>
+                    <w:t xml:space="preserve"> </w:t>
+                  </w:r>
+                  <w:r>
+                    <w:rPr>
+                      <w:rStyle w:val="BlankWord1"/>
+                    </w:rPr>
+                    <w:t>A, C</w:t>
+                  </w:r>
+                </w:p>
+                <w:p>
+                  <w:pPr>
+                    <w:spacing w:before="28"/>
+                    <w:ind w:left="187"/>
+                    <w:rPr>
+                      <w:rFonts w:ascii="Source Sans 3" w:hAnsi="Source Sans 3"/>
+                      <w:sz w:val="21"/>
+                    </w:rPr>
+                  </w:pPr>
+                  <w:proofErr w:type="gramStart"/>
+                  <w:r>
+                    <w:rPr>
+                      <w:rFonts w:ascii="Source Sans 3" w:hAnsi="Source Sans 3"/>
+                      <w:b/>
+                      <w:bCs/>
+                      <w:color w:val="050607"/>
+                      <w:spacing w:val="-2"/>
+                      <w:sz w:val="21"/>
+                    </w:rPr>
+                    <w:t>A</w:t>
+                  </w:r>
+                  <w:proofErr w:type="gramEnd"/>
+                  <w:r>
+                    <w:rPr>
+                      <w:rFonts w:ascii="Source Sans 3" w:hAnsi="Source Sans 3"/>
+                      <w:color w:val="050607"/>
+                      <w:spacing w:val="15"/>
+                      <w:sz w:val="21"/>
+                    </w:rPr>
+                    <w:t xml:space="preserve"> </w:t>
+                  </w:r>
+                  <w:r>
+                    <w:rPr>
+                      <w:rFonts w:ascii="Source Sans 3" w:hAnsi="Source Sans 3"/>
+                      <w:color w:val="050607"/>
+                      <w:spacing w:val="-2"/>
+                      <w:sz w:val="21"/>
+                    </w:rPr>
+                    <w:t>eighteen</w:t>
+                  </w:r>
+                  <w:r>
+                    <w:rPr>
+                      <w:rFonts w:ascii="Source Sans 3" w:hAnsi="Source Sans 3"/>
+                      <w:color w:val="050607"/>
+                      <w:spacing w:val="-14"/>
+                      <w:sz w:val="21"/>
+                    </w:rPr>
+                    <w:t xml:space="preserve"> </w:t>
+                  </w:r>
+                  <w:proofErr w:type="gramStart"/>
+                  <w:r>
+                    <w:rPr>
+                      <w:rFonts w:ascii="Source Sans 3" w:hAnsi="Source Sans 3"/>
+                      <w:color w:val="050607"/>
+                      <w:spacing w:val="-2"/>
+                      <w:sz w:val="21"/>
+                    </w:rPr>
+                    <w:t>century</w:t>
+                  </w:r>
+                  <w:proofErr w:type="gramEnd"/>
+                </w:p>
+                <w:p>
+                  <w:pPr>
+                    <w:spacing w:before="31"/>
+                    <w:ind w:left="201"/>
+                    <w:rPr>
+                      <w:rFonts w:ascii="Source Sans 3" w:hAnsi="Source Sans 3"/>
+                      <w:sz w:val="21"/>
+                    </w:rPr>
+                  </w:pPr>
+                  <w:r>
+                    <w:rPr>
+                      <w:rFonts w:ascii="Source Sans 3" w:hAnsi="Source Sans 3"/>
+                      <w:b/>
+                      <w:color w:val="050707"/>
+                      <w:spacing w:val="-4"/>
+                      <w:sz w:val="21"/>
+                    </w:rPr>
+                    <w:t>B</w:t>
+                  </w:r>
+                  <w:r>
+                    <w:rPr>
+                      <w:rFonts w:ascii="Source Sans 3" w:hAnsi="Source Sans 3"/>
+                      <w:b/>
+                      <w:color w:val="050707"/>
+                      <w:spacing w:val="24"/>
+                      <w:sz w:val="21"/>
+                    </w:rPr>
+                    <w:t xml:space="preserve"> </w:t>
+                  </w:r>
+                  <w:r>
+                    <w:rPr>
+                      <w:rFonts w:ascii="Source Sans 3" w:hAnsi="Source Sans 3"/>
+                      <w:color w:val="050707"/>
+                      <w:spacing w:val="-4"/>
+                      <w:sz w:val="21"/>
+                    </w:rPr>
+                    <w:t>the</w:t>
+                  </w:r>
+                  <w:r>
+                    <w:rPr>
+                      <w:rFonts w:ascii="Source Sans 3" w:hAnsi="Source Sans 3"/>
+                      <w:color w:val="050707"/>
+                      <w:spacing w:val="-12"/>
+                      <w:sz w:val="21"/>
+                    </w:rPr>
+                    <w:t xml:space="preserve"> </w:t>
+                  </w:r>
+                  <w:r>
+                    <w:rPr>
+                      <w:rFonts w:ascii="Source Sans 3" w:hAnsi="Source Sans 3"/>
+                      <w:color w:val="050707"/>
+                      <w:spacing w:val="-4"/>
+                      <w:sz w:val="21"/>
+                    </w:rPr>
+                    <w:t>eighteenth</w:t>
+                  </w:r>
+                  <w:r>
+                    <w:rPr>
+                      <w:rFonts w:ascii="Source Sans 3" w:hAnsi="Source Sans 3"/>
+                      <w:color w:val="050707"/>
+                      <w:spacing w:val="-11"/>
+                      <w:sz w:val="21"/>
+                    </w:rPr>
+                    <w:t xml:space="preserve"> </w:t>
+                  </w:r>
+                  <w:r>
+                    <w:rPr>
+                      <w:rFonts w:ascii="Source Sans 3" w:hAnsi="Source Sans 3"/>
+                      <w:color w:val="050707"/>
+                      <w:spacing w:val="-4"/>
+                      <w:sz w:val="21"/>
+                    </w:rPr>
+                    <w:t>century</w:t>
+                  </w:r>
+                </w:p>
+                <w:p>
+                  <w:pPr>
+                    <w:spacing w:before="26"/>
+                    <w:ind w:left="195"/>
+                    <w:rPr>
+                      <w:b/>
+                      <w:bCs/>
+                      <w:spacing w:val="-2"/>
+                      <w:w w:val="105"/>
+                      <w:sz w:val="21"/>
+                      <w:szCs w:val="21"/>
+                    </w:rPr>
+                  </w:pPr>
+                  <w:r>
+                    <w:rPr>
+                      <w:rFonts w:ascii="Source Sans 3" w:hAnsi="Source Sans 3"/>
+                      <w:b/>
+                      <w:color w:val="08090A"/>
+                      <w:spacing w:val="-2"/>
+                      <w:sz w:val="21"/>
+                    </w:rPr>
+                    <w:t xml:space="preserve">C </w:t>
+                  </w:r>
+                  <w:r>
+                    <w:rPr>
+                      <w:rFonts w:ascii="Source Sans 3" w:hAnsi="Source Sans 3"/>
+                      <w:bCs/>
+                      <w:color w:val="08090A"/>
+                      <w:spacing w:val="-2"/>
+                      <w:sz w:val="21"/>
+                    </w:rPr>
+                    <w:t>century eighteen</w:t>
+                  </w:r>
+                </w:p>
+              </w:tc>
+              <w:tc>
+                <w:tcPr>
+                  <w:tcW w:w="6849" w:type="dxa"/>
+                </w:tcPr>
+                <w:p>
+                  <w:pPr>
+                    <w:tabs>
+                      <w:tab w:val="left" w:pos="1013"/>
+                    </w:tabs>
+                    <w:spacing w:before="57"/>
+                    <w:rPr>
+                      <w:rFonts w:ascii="Source Sans 3" w:hAnsi="Source Sans 3"/>
+                      <w:color w:val="060807"/>
+                      <w:spacing w:val="-2"/>
+                      <w:sz w:val="21"/>
+                    </w:rPr>
+                  </w:pPr>
+                  <w:proofErr w:type="gramStart"/>
+                  <w:r>
+                    <w:rPr>
+                      <w:rFonts w:ascii="Source Sans 3" w:hAnsi="Source Sans 3"/>
+                      <w:b/>
+                      <w:bCs/>
+                      <w:color w:val="060807"/>
+                      <w:w w:val="90"/>
+                      <w:sz w:val="21"/>
+                    </w:rPr>
+                    <w:t>6</w:t>
+                  </w:r>
+                  <w:r>
+                    <w:rPr>
+                      <w:rFonts w:ascii="Source Sans 3" w:hAnsi="Source Sans 3"/>
+                      <w:color w:val="060807"/>
+                      <w:w w:val="90"/>
+                      <w:sz w:val="21"/>
+                    </w:rPr>
+                    <w:t xml:space="preserve">  £</w:t>
+                  </w:r>
+                  <w:proofErr w:type="gramEnd"/>
+                  <w:r>
+                    <w:rPr>
+                      <w:rFonts w:ascii="Source Sans 3" w:hAnsi="Source Sans 3"/>
+                      <w:color w:val="060807"/>
+                      <w:w w:val="90"/>
+                      <w:sz w:val="21"/>
+                    </w:rPr>
+                    <w:t>5.40</w:t>
+                  </w:r>
+                  <w:r>
+                    <w:rPr>
+                      <w:rFonts w:ascii="Source Sans 3" w:hAnsi="Source Sans 3"/>
+                      <w:color w:val="060807"/>
+                      <w:spacing w:val="2"/>
+                      <w:sz w:val="21"/>
+                    </w:rPr>
+                    <w:t xml:space="preserve"> </w:t>
+                  </w:r>
+                  <w:r>
+                    <w:rPr>
+                      <w:rFonts w:ascii="Source Sans 3" w:hAnsi="Source Sans 3"/>
+                      <w:color w:val="060807"/>
+                      <w:spacing w:val="-2"/>
+                      <w:sz w:val="21"/>
+                    </w:rPr>
+                    <w:t>(price)</w:t>
+                  </w:r>
+                </w:p>
+                <w:p>
+                  <w:pPr>
+                    <w:tabs>
+                      <w:tab w:val="left" w:pos="1013"/>
+                    </w:tabs>
+                    <w:spacing w:before="57"/>
+                    <w:rPr>
+                      <w:rFonts w:ascii="Source Sans 3" w:hAnsi="Source Sans 3"/>
+                      <w:color w:val="060807"/>
+                      <w:sz w:val="21"/>
+                    </w:rPr>
+                  </w:pPr>
+                  <w:r>
+                    <w:rPr>
+                      <w:rFonts w:ascii="Source Sans 3" w:hAnsi="Source Sans 3"/>
+                      <w:color w:val="060807"/>
+                      <w:spacing w:val="-2"/>
+                      <w:sz w:val="21"/>
+                    </w:rPr>
+                    <w:t xml:space="preserve"> </w:t>
+                  </w:r>
+                  <w:r>
+                    <w:rPr>
+                      <w:rStyle w:val="BlankWord1"/>
+                    </w:rPr>
+                    <w:t>C</w:t>
+                  </w:r>
+                </w:p>
+                <w:p>
+                  <w:pPr>
+                    <w:spacing w:before="26"/>
+                    <w:ind w:left="194"/>
+                    <w:rPr>
+                      <w:rFonts w:ascii="Source Sans 3" w:hAnsi="Source Sans 3"/>
+                      <w:sz w:val="21"/>
+                    </w:rPr>
+                  </w:pPr>
+                  <w:r>
+                    <w:rPr>
+                      <w:rFonts w:ascii="Source Sans 3" w:hAnsi="Source Sans 3"/>
+                      <w:b/>
+                      <w:bCs/>
+                      <w:color w:val="070808"/>
+                      <w:spacing w:val="-2"/>
+                      <w:sz w:val="21"/>
+                    </w:rPr>
+                    <w:t>A</w:t>
+                  </w:r>
+                  <w:r>
+                    <w:rPr>
+                      <w:rFonts w:ascii="Source Sans 3" w:hAnsi="Source Sans 3"/>
+                      <w:color w:val="070808"/>
+                      <w:spacing w:val="7"/>
+                      <w:sz w:val="21"/>
+                    </w:rPr>
+                    <w:t xml:space="preserve"> </w:t>
+                  </w:r>
+                  <w:r>
+                    <w:rPr>
+                      <w:rFonts w:ascii="Source Sans 3" w:hAnsi="Source Sans 3"/>
+                      <w:color w:val="070808"/>
+                      <w:spacing w:val="-2"/>
+                      <w:sz w:val="21"/>
+                    </w:rPr>
+                    <w:t>five</w:t>
+                  </w:r>
+                  <w:r>
+                    <w:rPr>
+                      <w:rFonts w:ascii="Source Sans 3" w:hAnsi="Source Sans 3"/>
+                      <w:color w:val="070808"/>
+                      <w:spacing w:val="-13"/>
+                      <w:sz w:val="21"/>
+                    </w:rPr>
+                    <w:t xml:space="preserve"> </w:t>
+                  </w:r>
+                  <w:r>
+                    <w:rPr>
+                      <w:rFonts w:ascii="Source Sans 3" w:hAnsi="Source Sans 3"/>
+                      <w:color w:val="070808"/>
+                      <w:spacing w:val="-2"/>
+                      <w:sz w:val="21"/>
+                    </w:rPr>
+                    <w:t>pounds</w:t>
+                  </w:r>
+                  <w:r>
+                    <w:rPr>
+                      <w:rFonts w:ascii="Source Sans 3" w:hAnsi="Source Sans 3"/>
+                      <w:color w:val="070808"/>
+                      <w:spacing w:val="-10"/>
+                      <w:sz w:val="21"/>
+                    </w:rPr>
+                    <w:t xml:space="preserve"> </w:t>
+                  </w:r>
+                  <w:r>
+                    <w:rPr>
+                      <w:rFonts w:ascii="Source Sans 3" w:hAnsi="Source Sans 3"/>
+                      <w:color w:val="070808"/>
+                      <w:spacing w:val="-2"/>
+                      <w:sz w:val="21"/>
+                    </w:rPr>
+                    <w:t>forty</w:t>
+                  </w:r>
+                  <w:r>
+                    <w:rPr>
+                      <w:rFonts w:ascii="Source Sans 3" w:hAnsi="Source Sans 3"/>
+                      <w:color w:val="070808"/>
+                      <w:spacing w:val="-11"/>
+                      <w:sz w:val="21"/>
+                    </w:rPr>
+                    <w:t xml:space="preserve"> </w:t>
+                  </w:r>
+                  <w:r>
+                    <w:rPr>
+                      <w:rFonts w:ascii="Source Sans 3" w:hAnsi="Source Sans 3"/>
+                      <w:color w:val="070808"/>
+                      <w:spacing w:val="-2"/>
+                      <w:sz w:val="21"/>
+                    </w:rPr>
+                    <w:t>pence</w:t>
+                  </w:r>
+                </w:p>
+                <w:p>
+                  <w:pPr>
+                    <w:spacing w:before="32"/>
+                    <w:ind w:left="209"/>
+                    <w:rPr>
+                      <w:rFonts w:ascii="Source Sans 3" w:hAnsi="Source Sans 3"/>
+                      <w:sz w:val="21"/>
+                    </w:rPr>
+                  </w:pPr>
+                  <w:r>
+                    <w:rPr>
+                      <w:rFonts w:ascii="Source Sans 3" w:hAnsi="Source Sans 3"/>
+                      <w:b/>
+                      <w:color w:val="070808"/>
+                      <w:spacing w:val="-2"/>
+                      <w:sz w:val="21"/>
+                    </w:rPr>
+                    <w:t>B</w:t>
+                  </w:r>
+                  <w:r>
+                    <w:rPr>
+                      <w:rFonts w:ascii="Source Sans 3" w:hAnsi="Source Sans 3"/>
+                      <w:b/>
+                      <w:color w:val="070808"/>
+                      <w:spacing w:val="15"/>
+                      <w:sz w:val="21"/>
+                    </w:rPr>
+                    <w:t xml:space="preserve"> </w:t>
+                  </w:r>
+                  <w:r>
+                    <w:rPr>
+                      <w:rFonts w:ascii="Source Sans 3" w:hAnsi="Source Sans 3"/>
+                      <w:color w:val="070808"/>
+                      <w:spacing w:val="-2"/>
+                      <w:sz w:val="21"/>
+                    </w:rPr>
+                    <w:t>five</w:t>
+                  </w:r>
+                  <w:r>
+                    <w:rPr>
+                      <w:rFonts w:ascii="Source Sans 3" w:hAnsi="Source Sans 3"/>
+                      <w:color w:val="070808"/>
+                      <w:spacing w:val="-10"/>
+                      <w:sz w:val="21"/>
+                    </w:rPr>
+                    <w:t xml:space="preserve"> </w:t>
+                  </w:r>
+                  <w:r>
+                    <w:rPr>
+                      <w:rFonts w:ascii="Source Sans 3" w:hAnsi="Source Sans 3"/>
+                      <w:color w:val="070808"/>
+                      <w:spacing w:val="-2"/>
+                      <w:sz w:val="21"/>
+                    </w:rPr>
+                    <w:t>forty</w:t>
+                  </w:r>
+                </w:p>
+                <w:p>
+                  <w:pPr>
+                    <w:rPr>
+                      <w:b/>
+                      <w:bCs/>
+                      <w:spacing w:val="-2"/>
+                      <w:w w:val="105"/>
+                      <w:sz w:val="21"/>
+                      <w:szCs w:val="21"/>
+                    </w:rPr>
+                  </w:pPr>
+                  <w:r>
+                    <w:rPr>
+                      <w:rFonts w:ascii="Source Sans 3" w:hAnsi="Source Sans 3"/>
+                      <w:b/>
+                      <w:color w:val="090A0B"/>
+                      <w:spacing w:val="-4"/>
+                      <w:sz w:val="21"/>
+                    </w:rPr>
+                    <w:t>C</w:t>
+                  </w:r>
+                  <w:r>
+                    <w:rPr>
+                      <w:rFonts w:ascii="Source Sans 3" w:hAnsi="Source Sans 3"/>
+                      <w:b/>
+                      <w:color w:val="090A0B"/>
+                      <w:spacing w:val="33"/>
+                      <w:sz w:val="21"/>
+                    </w:rPr>
+                    <w:t xml:space="preserve"> </w:t>
+                  </w:r>
+                  <w:r>
+                    <w:rPr>
+                      <w:rFonts w:ascii="Source Sans 3" w:hAnsi="Source Sans 3"/>
+                      <w:color w:val="090A0B"/>
+                      <w:spacing w:val="-4"/>
+                      <w:sz w:val="21"/>
+                    </w:rPr>
+                    <w:t>five</w:t>
+                  </w:r>
+                  <w:r>
+                    <w:rPr>
+                      <w:rFonts w:ascii="Source Sans 3" w:hAnsi="Source Sans 3"/>
+                      <w:color w:val="090A0B"/>
+                      <w:spacing w:val="-8"/>
+                      <w:sz w:val="21"/>
+                    </w:rPr>
+                    <w:t xml:space="preserve"> </w:t>
+                  </w:r>
+                  <w:r>
+                    <w:rPr>
+                      <w:rFonts w:ascii="Source Sans 3" w:hAnsi="Source Sans 3"/>
+                      <w:color w:val="090A0B"/>
+                      <w:spacing w:val="-4"/>
+                      <w:sz w:val="21"/>
+                    </w:rPr>
+                    <w:t>forty</w:t>
+                  </w:r>
+                  <w:r>
+                    <w:rPr>
+                      <w:rFonts w:ascii="Source Sans 3" w:hAnsi="Source Sans 3"/>
+                      <w:color w:val="090A0B"/>
+                      <w:spacing w:val="-11"/>
+                      <w:sz w:val="21"/>
+                    </w:rPr>
+                    <w:t xml:space="preserve"> </w:t>
+                  </w:r>
+                  <w:r>
+                    <w:rPr>
+                      <w:rFonts w:ascii="Source Sans 3" w:hAnsi="Source Sans 3"/>
+                      <w:color w:val="090A0B"/>
+                      <w:spacing w:val="-4"/>
+                      <w:sz w:val="21"/>
+                    </w:rPr>
+                    <w:t>pence</w:t>
+                  </w:r>
+                </w:p>
+              </w:tc>
+            </w:tr>
+            <w:tr>
+              <w:tc>
+                <w:tcPr>
+                  <w:tcW w:w="6849" w:type="dxa"/>
+                </w:tcPr>
+                <w:p>
+                  <w:pPr>
+                    <w:tabs>
+                      <w:tab w:val="left" w:pos="1006"/>
+                    </w:tabs>
+                    <w:spacing w:before="86"/>
+                    <w:rPr>
+                      <w:rFonts w:ascii="Source Sans 3" w:hAnsi="Source Sans 3"/>
+                      <w:color w:val="060708"/>
+                      <w:spacing w:val="-2"/>
+                      <w:sz w:val="21"/>
+                    </w:rPr>
+                  </w:pPr>
+                  <w:r>
+                    <w:rPr>
+                      <w:rFonts w:ascii="Source Sans 3" w:hAnsi="Source Sans 3"/>
+                      <w:b/>
+                      <w:bCs/>
+                      <w:color w:val="060708"/>
+                      <w:w w:val="90"/>
+                      <w:sz w:val="21"/>
+                    </w:rPr>
+                    <w:t>3</w:t>
+                  </w:r>
+                  <w:r>
+                    <w:rPr>
+                      <w:rFonts w:ascii="Source Sans 3" w:hAnsi="Source Sans 3"/>
+                      <w:color w:val="060708"/>
+                      <w:w w:val="90"/>
+                      <w:sz w:val="21"/>
+                    </w:rPr>
+                    <w:t xml:space="preserve"> 2012</w:t>
+                  </w:r>
+                  <w:r>
+                    <w:rPr>
+                      <w:rFonts w:ascii="Source Sans 3" w:hAnsi="Source Sans 3"/>
+                      <w:color w:val="060708"/>
+                      <w:spacing w:val="8"/>
+                      <w:sz w:val="21"/>
+                    </w:rPr>
+                    <w:t xml:space="preserve"> </w:t>
+                  </w:r>
+                  <w:r>
+                    <w:rPr>
+                      <w:rFonts w:ascii="Source Sans 3" w:hAnsi="Source Sans 3"/>
+                      <w:color w:val="060708"/>
+                      <w:spacing w:val="-2"/>
+                      <w:sz w:val="21"/>
+                    </w:rPr>
+                    <w:t>(year)</w:t>
+                  </w:r>
+                </w:p>
+                <w:p>
+                  <w:pPr>
+                    <w:tabs>
+                      <w:tab w:val="left" w:pos="1006"/>
+                    </w:tabs>
+                    <w:spacing w:before="86"/>
+                    <w:rPr>
+                      <w:rFonts w:ascii="Source Sans 3" w:hAnsi="Source Sans 3"/>
+                      <w:color w:val="060708"/>
+                      <w:sz w:val="21"/>
+                    </w:rPr>
+                  </w:pPr>
+                  <w:r>
+                    <w:rPr>
+                      <w:rFonts w:ascii="Source Sans 3" w:hAnsi="Source Sans 3"/>
+                      <w:color w:val="060708"/>
+                      <w:spacing w:val="-2"/>
+                      <w:sz w:val="21"/>
+                    </w:rPr>
+                    <w:t xml:space="preserve"> </w:t>
+                  </w:r>
+                  <w:r>
+                    <w:rPr>
+                      <w:rStyle w:val="BlankWord1"/>
+                    </w:rPr>
+                    <w:t>A</w:t>
+                  </w:r>
+                </w:p>
+                <w:p>
+                  <w:pPr>
+                    <w:spacing w:before="26"/>
+                    <w:ind w:left="195"/>
+                    <w:rPr>
+                      <w:rFonts w:ascii="Source Sans 3" w:hAnsi="Source Sans 3"/>
+                      <w:sz w:val="21"/>
+                    </w:rPr>
+                  </w:pPr>
+                  <w:r>
+                    <w:rPr>
+                      <w:rFonts w:ascii="Source Sans 3" w:hAnsi="Source Sans 3"/>
+                      <w:b/>
+                      <w:color w:val="070808"/>
+                      <w:spacing w:val="-2"/>
+                      <w:sz w:val="21"/>
+                    </w:rPr>
+                    <w:t>A</w:t>
+                  </w:r>
+                  <w:r>
+                    <w:rPr>
+                      <w:rFonts w:ascii="Source Sans 3" w:hAnsi="Source Sans 3"/>
+                      <w:b/>
+                      <w:color w:val="070808"/>
+                      <w:spacing w:val="8"/>
+                      <w:sz w:val="21"/>
+                    </w:rPr>
+                    <w:t xml:space="preserve"> </w:t>
+                  </w:r>
+                  <w:r>
+                    <w:rPr>
+                      <w:rFonts w:ascii="Source Sans 3" w:hAnsi="Source Sans 3"/>
+                      <w:color w:val="070808"/>
+                      <w:spacing w:val="-2"/>
+                      <w:sz w:val="21"/>
+                    </w:rPr>
+                    <w:t>two</w:t>
+                  </w:r>
+                  <w:r>
+                    <w:rPr>
+                      <w:rFonts w:ascii="Source Sans 3" w:hAnsi="Source Sans 3"/>
+                      <w:color w:val="070808"/>
+                      <w:spacing w:val="-10"/>
+                      <w:sz w:val="21"/>
+                    </w:rPr>
+                    <w:t xml:space="preserve"> </w:t>
+                  </w:r>
+                  <w:r>
+                    <w:rPr>
+                      <w:rFonts w:ascii="Source Sans 3" w:hAnsi="Source Sans 3"/>
+                      <w:color w:val="070808"/>
+                      <w:spacing w:val="-2"/>
+                      <w:sz w:val="21"/>
+                    </w:rPr>
+                    <w:t>zero</w:t>
+                  </w:r>
+                  <w:r>
+                    <w:rPr>
+                      <w:rFonts w:ascii="Source Sans 3" w:hAnsi="Source Sans 3"/>
+                      <w:color w:val="070808"/>
+                      <w:spacing w:val="-10"/>
+                      <w:sz w:val="21"/>
+                    </w:rPr>
+                    <w:t xml:space="preserve"> </w:t>
+                  </w:r>
+                  <w:r>
+                    <w:rPr>
+                      <w:rFonts w:ascii="Source Sans 3" w:hAnsi="Source Sans 3"/>
+                      <w:color w:val="070808"/>
+                      <w:spacing w:val="-2"/>
+                      <w:sz w:val="21"/>
+                    </w:rPr>
+                    <w:t>twelve</w:t>
+                  </w:r>
+                </w:p>
+                <w:p>
+                  <w:pPr>
+                    <w:spacing w:before="27"/>
+                    <w:ind w:left="209"/>
+                    <w:rPr>
+                      <w:rFonts w:ascii="Source Sans 3" w:hAnsi="Source Sans 3"/>
+                      <w:color w:val="050607"/>
+                      <w:spacing w:val="-2"/>
+                      <w:sz w:val="21"/>
+                    </w:rPr>
+                  </w:pPr>
+                  <w:r>
+                    <w:rPr>
+                      <w:rFonts w:ascii="Source Sans 3" w:hAnsi="Source Sans 3"/>
+                      <w:b/>
+                      <w:color w:val="050607"/>
+                      <w:spacing w:val="-2"/>
+                      <w:sz w:val="21"/>
+                    </w:rPr>
+                    <w:t>B</w:t>
+                  </w:r>
+                  <w:r>
+                    <w:rPr>
+                      <w:rFonts w:ascii="Source Sans 3" w:hAnsi="Source Sans 3"/>
+                      <w:b/>
+                      <w:color w:val="050607"/>
+                      <w:spacing w:val="13"/>
+                      <w:sz w:val="21"/>
+                    </w:rPr>
+                    <w:t xml:space="preserve"> </w:t>
+                  </w:r>
+                  <w:r>
+                    <w:rPr>
+                      <w:rFonts w:ascii="Source Sans 3" w:hAnsi="Source Sans 3"/>
+                      <w:color w:val="050607"/>
+                      <w:spacing w:val="-2"/>
+                      <w:sz w:val="21"/>
+                    </w:rPr>
+                    <w:t>two</w:t>
+                  </w:r>
+                  <w:r>
+                    <w:rPr>
+                      <w:rFonts w:ascii="Source Sans 3" w:hAnsi="Source Sans 3"/>
+                      <w:color w:val="050607"/>
+                      <w:spacing w:val="-9"/>
+                      <w:sz w:val="21"/>
+                    </w:rPr>
+                    <w:t xml:space="preserve"> </w:t>
+                  </w:r>
+                  <w:r>
+                    <w:rPr>
+                      <w:rFonts w:ascii="Source Sans 3" w:hAnsi="Source Sans 3"/>
+                      <w:color w:val="050607"/>
+                      <w:spacing w:val="-2"/>
+                      <w:sz w:val="21"/>
+                    </w:rPr>
+                    <w:t>thousand</w:t>
+                  </w:r>
+                  <w:r>
+                    <w:rPr>
+                      <w:rFonts w:ascii="Source Sans 3" w:hAnsi="Source Sans 3"/>
+                      <w:color w:val="050607"/>
+                      <w:spacing w:val="-11"/>
+                      <w:sz w:val="21"/>
+                    </w:rPr>
+                    <w:t xml:space="preserve"> </w:t>
+                  </w:r>
+                  <w:r>
+                    <w:rPr>
+                      <w:rFonts w:ascii="Source Sans 3" w:hAnsi="Source Sans 3"/>
+                      <w:color w:val="050607"/>
+                      <w:spacing w:val="-2"/>
+                      <w:sz w:val="21"/>
+                    </w:rPr>
+                    <w:t>and</w:t>
+                  </w:r>
+                  <w:r>
+                    <w:rPr>
+                      <w:rFonts w:ascii="Source Sans 3" w:hAnsi="Source Sans 3"/>
+                      <w:color w:val="050607"/>
+                      <w:spacing w:val="-10"/>
+                      <w:sz w:val="21"/>
+                    </w:rPr>
+                    <w:t xml:space="preserve"> </w:t>
+                  </w:r>
+                  <w:r>
+                    <w:rPr>
+                      <w:rFonts w:ascii="Source Sans 3" w:hAnsi="Source Sans 3"/>
+                      <w:color w:val="050607"/>
+                      <w:spacing w:val="-2"/>
+                      <w:sz w:val="21"/>
+                    </w:rPr>
+                    <w:t>twelve</w:t>
+                  </w:r>
+                </w:p>
+                <w:p>
+                  <w:pPr>
+                    <w:spacing w:before="26"/>
+                    <w:ind w:left="195"/>
+                    <w:rPr>
+                      <w:b/>
+                      <w:bCs/>
+                      <w:spacing w:val="-2"/>
+                      <w:w w:val="105"/>
+                      <w:sz w:val="21"/>
+                      <w:szCs w:val="21"/>
+                    </w:rPr>
+                  </w:pPr>
+                  <w:r>
+                    <w:rPr>
+                      <w:rFonts w:ascii="Source Sans 3" w:hAnsi="Source Sans 3"/>
+                      <w:b/>
+                      <w:color w:val="08090A"/>
+                      <w:spacing w:val="-2"/>
+                      <w:sz w:val="21"/>
+                    </w:rPr>
+                    <w:t xml:space="preserve">C </w:t>
+                  </w:r>
+                  <w:r>
+                    <w:rPr>
+                      <w:rFonts w:ascii="Source Sans 3" w:hAnsi="Source Sans 3"/>
+                      <w:bCs/>
+                      <w:color w:val="08090A"/>
+                      <w:spacing w:val="-2"/>
+                      <w:sz w:val="21"/>
+                    </w:rPr>
+                    <w:t>twenty twelve</w:t>
+                  </w:r>
+                </w:p>
+              </w:tc>
+              <w:tc>
+                <w:tcPr>
+                  <w:tcW w:w="6849" w:type="dxa"/>
+                </w:tcPr>
+                <w:p>
+                  <w:pPr>
+                    <w:tabs>
+                      <w:tab w:val="left" w:pos="1016"/>
+                    </w:tabs>
+                    <w:spacing w:before="84"/>
+                  </w:pPr>
+                  <w:r>
+                    <w:rPr>
+                      <w:rFonts w:ascii="Source Sans 3" w:hAnsi="Source Sans 3"/>
+                      <w:b/>
+                      <w:bCs/>
+                    </w:rPr>
+                    <w:t>7</w:t>
+                  </w:r>
+                  <w:r>
+                    <w:rPr>
+                      <w:rFonts w:ascii="Source Sans 3" w:hAnsi="Source Sans 3"/>
+                    </w:rPr>
+                    <w:t xml:space="preserve"> </w:t>
+                  </w:r>
+                  <w:hyperlink r:id="rId22">
+                    <w:r>
+                      <w:rPr>
+                        <w:rFonts w:ascii="Source Sans 3" w:hAnsi="Source Sans 3"/>
+                        <w:color w:val="070809"/>
+                        <w:spacing w:val="-2"/>
+                        <w:sz w:val="21"/>
+                      </w:rPr>
+                      <w:t>museuminfo@history.org</w:t>
+                    </w:r>
+                  </w:hyperlink>
+                </w:p>
+                <w:p>
+                  <w:pPr>
+                    <w:tabs>
+                      <w:tab w:val="left" w:pos="1016"/>
+                    </w:tabs>
+                    <w:spacing w:before="84"/>
+                    <w:rPr>
+                      <w:rFonts w:ascii="Source Sans 3" w:hAnsi="Source Sans 3"/>
+                      <w:color w:val="070809"/>
+                      <w:sz w:val="21"/>
+                    </w:rPr>
+                  </w:pPr>
+                  <w:r>
+                    <w:rPr>
+                      <w:rFonts w:ascii="Source Sans 3" w:hAnsi="Source Sans 3"/>
+                    </w:rPr>
+                    <w:t xml:space="preserve"> </w:t>
+                  </w:r>
+                  <w:r>
+                    <w:rPr>
+                      <w:rStyle w:val="BlankWord1"/>
+                    </w:rPr>
+                    <w:t>A, B</w:t>
+                  </w:r>
+                </w:p>
+                <w:p>
+                  <w:pPr>
+                    <w:spacing w:before="29" w:line="244" w:lineRule="auto"/>
+                    <w:ind w:left="386" w:right="1758" w:hanging="199"/>
+                    <w:rPr>
+                      <w:rFonts w:ascii="Source Sans 3" w:hAnsi="Source Sans 3"/>
+                      <w:sz w:val="21"/>
+                    </w:rPr>
+                  </w:pPr>
+                  <w:r>
+                    <w:rPr>
+                      <w:rFonts w:ascii="Source Sans 3" w:hAnsi="Source Sans 3"/>
+                      <w:b/>
+                      <w:color w:val="08090A"/>
+                      <w:spacing w:val="-4"/>
+                      <w:sz w:val="21"/>
+                    </w:rPr>
+                    <w:t>A</w:t>
+                  </w:r>
+                  <w:r>
+                    <w:rPr>
+                      <w:rFonts w:ascii="Source Sans 3" w:hAnsi="Source Sans 3"/>
+                      <w:b/>
+                      <w:color w:val="08090A"/>
+                      <w:spacing w:val="5"/>
+                      <w:sz w:val="21"/>
+                    </w:rPr>
+                    <w:t xml:space="preserve"> </w:t>
+                  </w:r>
+                  <w:proofErr w:type="spellStart"/>
+                  <w:r>
+                    <w:rPr>
+                      <w:rFonts w:ascii="Source Sans 3" w:hAnsi="Source Sans 3"/>
+                      <w:color w:val="08090A"/>
+                      <w:spacing w:val="-4"/>
+                      <w:sz w:val="21"/>
+                    </w:rPr>
+                    <w:t>museuminfo</w:t>
+                  </w:r>
+                  <w:proofErr w:type="spellEnd"/>
+                  <w:r>
+                    <w:rPr>
+                      <w:rFonts w:ascii="Source Sans 3" w:hAnsi="Source Sans 3"/>
+                      <w:color w:val="08090A"/>
+                      <w:spacing w:val="-8"/>
+                      <w:sz w:val="21"/>
+                    </w:rPr>
+                    <w:t xml:space="preserve"> </w:t>
+                  </w:r>
+                  <w:r>
+                    <w:rPr>
+                      <w:rFonts w:ascii="Source Sans 3" w:hAnsi="Source Sans 3"/>
+                      <w:color w:val="08090A"/>
+                      <w:spacing w:val="-4"/>
+                      <w:sz w:val="21"/>
+                    </w:rPr>
+                    <w:t>(one</w:t>
+                  </w:r>
+                  <w:r>
+                    <w:rPr>
+                      <w:rFonts w:ascii="Source Sans 3" w:hAnsi="Source Sans 3"/>
+                      <w:color w:val="08090A"/>
+                      <w:spacing w:val="-15"/>
+                      <w:sz w:val="21"/>
+                    </w:rPr>
+                    <w:t xml:space="preserve"> </w:t>
+                  </w:r>
+                  <w:r>
+                    <w:rPr>
+                      <w:rFonts w:ascii="Source Sans 3" w:hAnsi="Source Sans 3"/>
+                      <w:color w:val="08090A"/>
+                      <w:spacing w:val="-4"/>
+                      <w:sz w:val="21"/>
+                    </w:rPr>
+                    <w:t>word)</w:t>
+                  </w:r>
+                  <w:r>
+                    <w:rPr>
+                      <w:rFonts w:ascii="Source Sans 3" w:hAnsi="Source Sans 3"/>
+                      <w:color w:val="08090A"/>
+                      <w:spacing w:val="-8"/>
+                      <w:sz w:val="21"/>
+                    </w:rPr>
+                    <w:t xml:space="preserve"> </w:t>
+                  </w:r>
+                  <w:r>
+                    <w:rPr>
+                      <w:rFonts w:ascii="Source Sans 3" w:hAnsi="Source Sans 3"/>
+                      <w:color w:val="08090A"/>
+                      <w:spacing w:val="-4"/>
+                      <w:sz w:val="21"/>
+                    </w:rPr>
+                    <w:t xml:space="preserve">at </w:t>
+                  </w:r>
+                  <w:r>
+                    <w:rPr>
+                      <w:rFonts w:ascii="Source Sans 3" w:hAnsi="Source Sans 3"/>
+                      <w:color w:val="08090A"/>
+                      <w:sz w:val="21"/>
+                    </w:rPr>
+                    <w:t>history point org</w:t>
+                  </w:r>
+                </w:p>
+                <w:p>
+                  <w:pPr>
+                    <w:spacing w:before="24" w:line="242" w:lineRule="auto"/>
+                    <w:ind w:left="389" w:right="1768" w:hanging="184"/>
+                    <w:rPr>
+                      <w:rFonts w:ascii="Source Sans 3" w:hAnsi="Source Sans 3"/>
+                      <w:sz w:val="21"/>
+                    </w:rPr>
+                  </w:pPr>
+                  <w:r>
+                    <w:rPr>
+                      <w:rFonts w:ascii="Source Sans 3" w:hAnsi="Source Sans 3"/>
+                      <w:b/>
+                      <w:color w:val="090A0B"/>
+                      <w:spacing w:val="-6"/>
+                      <w:sz w:val="21"/>
+                    </w:rPr>
+                    <w:t>B</w:t>
+                  </w:r>
+                  <w:r>
+                    <w:rPr>
+                      <w:rFonts w:ascii="Source Sans 3" w:hAnsi="Source Sans 3"/>
+                      <w:b/>
+                      <w:color w:val="090A0B"/>
+                      <w:spacing w:val="10"/>
+                      <w:sz w:val="21"/>
+                    </w:rPr>
+                    <w:t xml:space="preserve"> </w:t>
+                  </w:r>
+                  <w:proofErr w:type="spellStart"/>
+                  <w:r>
+                    <w:rPr>
+                      <w:rFonts w:ascii="Source Sans 3" w:hAnsi="Source Sans 3"/>
+                      <w:color w:val="090A0B"/>
+                      <w:spacing w:val="-6"/>
+                      <w:sz w:val="21"/>
+                    </w:rPr>
+                    <w:t>museuminfo</w:t>
+                  </w:r>
+                  <w:proofErr w:type="spellEnd"/>
+                  <w:r>
+                    <w:rPr>
+                      <w:rFonts w:ascii="Source Sans 3" w:hAnsi="Source Sans 3"/>
+                      <w:color w:val="090A0B"/>
+                      <w:spacing w:val="-6"/>
+                      <w:sz w:val="21"/>
+                    </w:rPr>
+                    <w:t xml:space="preserve"> (one</w:t>
+                  </w:r>
+                  <w:r>
+                    <w:rPr>
+                      <w:rFonts w:ascii="Source Sans 3" w:hAnsi="Source Sans 3"/>
+                      <w:color w:val="090A0B"/>
+                      <w:spacing w:val="-19"/>
+                      <w:sz w:val="21"/>
+                    </w:rPr>
+                    <w:t xml:space="preserve"> </w:t>
+                  </w:r>
+                  <w:r>
+                    <w:rPr>
+                      <w:rFonts w:ascii="Source Sans 3" w:hAnsi="Source Sans 3"/>
+                      <w:color w:val="090A0B"/>
+                      <w:spacing w:val="-6"/>
+                      <w:sz w:val="21"/>
+                    </w:rPr>
+                    <w:t xml:space="preserve">word) at </w:t>
+                  </w:r>
+                  <w:r>
+                    <w:rPr>
+                      <w:rFonts w:ascii="Source Sans 3" w:hAnsi="Source Sans 3"/>
+                      <w:color w:val="090A0B"/>
+                      <w:sz w:val="21"/>
+                    </w:rPr>
+                    <w:t>history full stop org</w:t>
+                  </w:r>
+                </w:p>
+                <w:p>
+                  <w:pPr>
+                    <w:spacing w:before="26"/>
+                    <w:ind w:left="195"/>
+                    <w:rPr>
+                      <w:b/>
+                      <w:bCs/>
+                      <w:spacing w:val="-2"/>
+                      <w:w w:val="105"/>
+                      <w:sz w:val="21"/>
+                      <w:szCs w:val="21"/>
+                    </w:rPr>
+                  </w:pPr>
+                  <w:r>
+                    <w:rPr>
+                      <w:rFonts w:ascii="Source Sans 3" w:hAnsi="Source Sans 3"/>
+                      <w:b/>
+                      <w:color w:val="08090A"/>
+                      <w:spacing w:val="-2"/>
+                      <w:sz w:val="21"/>
+                    </w:rPr>
+                    <w:t xml:space="preserve">C </w:t>
+                  </w:r>
+                  <w:proofErr w:type="spellStart"/>
+                  <w:r>
+                    <w:rPr>
+                      <w:rFonts w:ascii="Source Sans 3" w:hAnsi="Source Sans 3"/>
+                      <w:bCs/>
+                      <w:color w:val="08090A"/>
+                      <w:spacing w:val="-2"/>
+                      <w:sz w:val="21"/>
+                    </w:rPr>
+                    <w:t>museuminfo</w:t>
+                  </w:r>
+                  <w:proofErr w:type="spellEnd"/>
+                  <w:r>
+                    <w:rPr>
+                      <w:rFonts w:ascii="Source Sans 3" w:hAnsi="Source Sans 3"/>
+                      <w:bCs/>
+                      <w:color w:val="08090A"/>
+                      <w:spacing w:val="-2"/>
+                      <w:sz w:val="21"/>
+                    </w:rPr>
+                    <w:t xml:space="preserve"> (one word) at history dot org</w:t>
+                  </w:r>
+                </w:p>
+              </w:tc>
+            </w:tr>
+            <w:tr>
+              <w:tc>
+                <w:tcPr>
+                  <w:tcW w:w="6849" w:type="dxa"/>
+                </w:tcPr>
+                <w:p>
+                  <w:pPr>
+                    <w:tabs>
+                      <w:tab w:val="left" w:pos="1006"/>
+                    </w:tabs>
+                    <w:spacing w:before="86"/>
+                    <w:rPr>
+                      <w:rFonts w:ascii="Source Sans 3" w:hAnsi="Source Sans 3"/>
+                      <w:color w:val="060708"/>
+                      <w:w w:val="90"/>
+                      <w:sz w:val="21"/>
+                    </w:rPr>
+                  </w:pPr>
+                  <w:r>
+                    <w:rPr>
+                      <w:rFonts w:ascii="Source Sans 3" w:hAnsi="Source Sans 3"/>
+                      <w:b/>
+                      <w:bCs/>
+                      <w:color w:val="060708"/>
+                      <w:w w:val="90"/>
+                      <w:sz w:val="21"/>
+                    </w:rPr>
+                    <w:t>4</w:t>
+                  </w:r>
+                  <w:r>
+                    <w:rPr>
+                      <w:rFonts w:ascii="Source Sans 3" w:hAnsi="Source Sans 3"/>
+                      <w:color w:val="060708"/>
+                      <w:w w:val="90"/>
+                      <w:sz w:val="21"/>
+                    </w:rPr>
+                    <w:t xml:space="preserve"> 20/7/76 (date)</w:t>
+                  </w:r>
+                </w:p>
+                <w:p>
+                  <w:pPr>
+                    <w:tabs>
+                      <w:tab w:val="left" w:pos="1006"/>
+                    </w:tabs>
+                    <w:spacing w:before="86"/>
+                    <w:rPr>
+                      <w:rFonts w:ascii="Source Sans 3" w:hAnsi="Source Sans 3"/>
+                      <w:color w:val="060708"/>
+                      <w:w w:val="90"/>
+                      <w:sz w:val="21"/>
+                    </w:rPr>
+                  </w:pPr>
+                  <w:r>
+                    <w:rPr>
+                      <w:rFonts w:ascii="Source Sans 3" w:hAnsi="Source Sans 3"/>
+                      <w:color w:val="060708"/>
+                      <w:w w:val="90"/>
+                      <w:sz w:val="21"/>
+                    </w:rPr>
+                    <w:t xml:space="preserve"> </w:t>
+                  </w:r>
+                  <w:r>
+                    <w:rPr>
+                      <w:rStyle w:val="BlankWord1"/>
+                    </w:rPr>
+                    <w:t>C</w:t>
+                  </w:r>
+                </w:p>
+                <w:p>
+                  <w:pPr>
+                    <w:spacing w:before="26"/>
+                    <w:ind w:left="195"/>
+                    <w:rPr>
+                      <w:rFonts w:ascii="Source Sans 3" w:hAnsi="Source Sans 3"/>
+                      <w:b/>
+                      <w:color w:val="070808"/>
+                      <w:spacing w:val="-2"/>
+                      <w:sz w:val="21"/>
+                    </w:rPr>
+                  </w:pPr>
+                  <w:r>
+                    <w:rPr>
+                      <w:rFonts w:ascii="Source Sans 3" w:hAnsi="Source Sans 3"/>
+                      <w:b/>
+                      <w:color w:val="070808"/>
+                      <w:spacing w:val="-2"/>
+                      <w:sz w:val="21"/>
+                    </w:rPr>
+                    <w:t xml:space="preserve">A </w:t>
+                  </w:r>
+                  <w:r>
+                    <w:rPr>
+                      <w:rFonts w:ascii="Source Sans 3" w:hAnsi="Source Sans 3"/>
+                      <w:bCs/>
+                      <w:color w:val="070808"/>
+                      <w:spacing w:val="-2"/>
+                      <w:sz w:val="21"/>
+                    </w:rPr>
+                    <w:t>July the twentieth, nineteen seventy-six</w:t>
+                  </w:r>
+                </w:p>
+                <w:p>
+                  <w:pPr>
+                    <w:spacing w:before="26"/>
+                    <w:ind w:left="195"/>
+                    <w:rPr>
+                      <w:rFonts w:ascii="Source Sans 3" w:hAnsi="Source Sans 3"/>
+                      <w:b/>
+                      <w:color w:val="070808"/>
+                      <w:spacing w:val="-2"/>
+                      <w:sz w:val="21"/>
+                    </w:rPr>
+                  </w:pPr>
+                  <w:r>
+                    <w:rPr>
+                      <w:rFonts w:ascii="Source Sans 3" w:hAnsi="Source Sans 3"/>
+                      <w:b/>
+                      <w:color w:val="070808"/>
+                      <w:spacing w:val="-2"/>
+                      <w:sz w:val="21"/>
+                    </w:rPr>
+                    <w:t xml:space="preserve">B </w:t>
+                  </w:r>
+                  <w:r>
+                    <w:rPr>
+                      <w:rFonts w:ascii="Source Sans 3" w:hAnsi="Source Sans 3"/>
+                      <w:bCs/>
+                      <w:color w:val="070808"/>
+                      <w:spacing w:val="-2"/>
+                      <w:sz w:val="21"/>
+                    </w:rPr>
+                    <w:t>twenty, seven, seventy-six</w:t>
+                  </w:r>
+                </w:p>
+                <w:p>
+                  <w:pPr>
+                    <w:spacing w:before="26"/>
+                    <w:ind w:left="195"/>
+                    <w:rPr>
+                      <w:b/>
+                      <w:bCs/>
+                      <w:spacing w:val="-2"/>
+                      <w:w w:val="105"/>
+                      <w:sz w:val="21"/>
+                      <w:szCs w:val="21"/>
+                    </w:rPr>
+                  </w:pPr>
+                  <w:r>
+                    <w:rPr>
+                      <w:rFonts w:ascii="Source Sans 3" w:hAnsi="Source Sans 3"/>
+                      <w:b/>
+                      <w:color w:val="08090A"/>
+                      <w:spacing w:val="-2"/>
+                      <w:sz w:val="21"/>
+                    </w:rPr>
+                    <w:t xml:space="preserve">C </w:t>
+                  </w:r>
+                  <w:r>
+                    <w:rPr>
+                      <w:rFonts w:ascii="Source Sans 3" w:hAnsi="Source Sans 3"/>
+                      <w:bCs/>
+                      <w:color w:val="08090A"/>
+                      <w:spacing w:val="-2"/>
+                      <w:sz w:val="21"/>
+                    </w:rPr>
+                    <w:t>twentieth of seven of seventy-six</w:t>
+                  </w:r>
+                </w:p>
+              </w:tc>
+              <w:tc>
+                <w:tcPr>
+                  <w:tcW w:w="6849" w:type="dxa"/>
+                </w:tcPr>
+                <w:p>
+                  <w:pPr>
+                    <w:tabs>
+                      <w:tab w:val="left" w:pos="1035"/>
+                    </w:tabs>
+                    <w:spacing w:before="86"/>
+                    <w:rPr>
+                      <w:rFonts w:ascii="Source Sans 3" w:hAnsi="Source Sans 3"/>
+                      <w:color w:val="050607"/>
+                      <w:spacing w:val="-2"/>
+                      <w:sz w:val="21"/>
+                    </w:rPr>
+                  </w:pPr>
+                  <w:r>
+                    <w:rPr>
+                      <w:rFonts w:ascii="Source Sans 3" w:hAnsi="Source Sans 3"/>
+                      <w:b/>
+                      <w:bCs/>
+                      <w:color w:val="050607"/>
+                      <w:spacing w:val="-2"/>
+                      <w:sz w:val="21"/>
+                    </w:rPr>
+                    <w:t>8</w:t>
+                  </w:r>
+                  <w:r>
+                    <w:rPr>
+                      <w:rFonts w:ascii="Source Sans 3" w:hAnsi="Source Sans 3"/>
+                      <w:color w:val="050607"/>
+                      <w:spacing w:val="-2"/>
+                      <w:sz w:val="21"/>
+                    </w:rPr>
+                    <w:t xml:space="preserve"> 09.00</w:t>
+                  </w:r>
+                </w:p>
+                <w:p>
+                  <w:pPr>
+                    <w:tabs>
+                      <w:tab w:val="left" w:pos="1035"/>
+                    </w:tabs>
+                    <w:spacing w:before="86"/>
+                    <w:rPr>
+                      <w:rFonts w:ascii="Source Sans 3" w:hAnsi="Source Sans 3"/>
+                      <w:color w:val="050607"/>
+                      <w:sz w:val="21"/>
+                    </w:rPr>
+                  </w:pPr>
+                  <w:r>
+                    <w:rPr>
+                      <w:rFonts w:ascii="Source Sans 3" w:hAnsi="Source Sans 3"/>
+                      <w:color w:val="050607"/>
+                      <w:spacing w:val="-2"/>
+                      <w:sz w:val="21"/>
+                    </w:rPr>
+                    <w:t xml:space="preserve"> </w:t>
+                  </w:r>
+                  <w:r>
+                    <w:rPr>
+                      <w:rStyle w:val="BlankWord1"/>
+                    </w:rPr>
+                    <w:t>B</w:t>
+                  </w:r>
+                </w:p>
+                <w:p>
+                  <w:pPr>
+                    <w:spacing w:before="24"/>
+                    <w:ind w:left="190"/>
+                    <w:rPr>
+                      <w:rFonts w:ascii="Source Sans 3" w:hAnsi="Source Sans 3"/>
+                      <w:sz w:val="21"/>
+                    </w:rPr>
+                  </w:pPr>
+                  <w:r>
+                    <w:rPr>
+                      <w:rFonts w:ascii="Source Sans 3" w:hAnsi="Source Sans 3"/>
+                      <w:b/>
+                      <w:color w:val="080809"/>
+                      <w:w w:val="90"/>
+                      <w:sz w:val="21"/>
+                    </w:rPr>
+                    <w:t>A</w:t>
+                  </w:r>
+                  <w:r>
+                    <w:rPr>
+                      <w:rFonts w:ascii="Source Sans 3" w:hAnsi="Source Sans 3"/>
+                      <w:b/>
+                      <w:color w:val="080809"/>
+                      <w:spacing w:val="38"/>
+                      <w:sz w:val="21"/>
+                    </w:rPr>
+                    <w:t xml:space="preserve"> </w:t>
+                  </w:r>
+                  <w:r>
+                    <w:rPr>
+                      <w:rFonts w:ascii="Source Sans 3" w:hAnsi="Source Sans 3"/>
+                      <w:color w:val="080809"/>
+                      <w:w w:val="90"/>
+                      <w:sz w:val="21"/>
+                    </w:rPr>
+                    <w:t>nine</w:t>
+                  </w:r>
+                  <w:r>
+                    <w:rPr>
+                      <w:rFonts w:ascii="Source Sans 3" w:hAnsi="Source Sans 3"/>
+                      <w:color w:val="080809"/>
+                      <w:spacing w:val="-12"/>
+                      <w:w w:val="90"/>
+                      <w:sz w:val="21"/>
+                    </w:rPr>
+                    <w:t xml:space="preserve"> </w:t>
+                  </w:r>
+                  <w:r>
+                    <w:rPr>
+                      <w:rFonts w:ascii="Source Sans 3" w:hAnsi="Source Sans 3"/>
+                      <w:color w:val="080809"/>
+                      <w:w w:val="90"/>
+                      <w:sz w:val="21"/>
+                    </w:rPr>
+                    <w:t>A-</w:t>
+                  </w:r>
+                  <w:r>
+                    <w:rPr>
+                      <w:rFonts w:ascii="Source Sans 3" w:hAnsi="Source Sans 3"/>
+                      <w:color w:val="080809"/>
+                      <w:spacing w:val="-10"/>
+                      <w:w w:val="90"/>
+                      <w:sz w:val="21"/>
+                    </w:rPr>
+                    <w:t>M</w:t>
+                  </w:r>
+                </w:p>
+                <w:p>
+                  <w:pPr>
+                    <w:spacing w:before="29"/>
+                    <w:ind w:left="205"/>
+                    <w:rPr>
+                      <w:rFonts w:ascii="Source Sans 3" w:hAnsi="Source Sans 3"/>
+                      <w:sz w:val="21"/>
+                    </w:rPr>
+                  </w:pPr>
+                  <w:r>
+                    <w:rPr>
+                      <w:rFonts w:ascii="Source Sans 3" w:hAnsi="Source Sans 3"/>
+                      <w:b/>
+                      <w:bCs/>
+                      <w:color w:val="060707"/>
+                      <w:spacing w:val="-4"/>
+                      <w:sz w:val="21"/>
+                    </w:rPr>
+                    <w:t>B</w:t>
+                  </w:r>
+                  <w:r>
+                    <w:rPr>
+                      <w:rFonts w:ascii="Source Sans 3" w:hAnsi="Source Sans 3"/>
+                      <w:color w:val="060707"/>
+                      <w:spacing w:val="6"/>
+                      <w:sz w:val="21"/>
+                    </w:rPr>
+                    <w:t xml:space="preserve"> </w:t>
+                  </w:r>
+                  <w:r>
+                    <w:rPr>
+                      <w:rFonts w:ascii="Source Sans 3" w:hAnsi="Source Sans 3"/>
+                      <w:color w:val="060707"/>
+                      <w:spacing w:val="-4"/>
+                      <w:sz w:val="21"/>
+                    </w:rPr>
+                    <w:t>oh-nine</w:t>
+                  </w:r>
+                  <w:r>
+                    <w:rPr>
+                      <w:rFonts w:ascii="Source Sans 3" w:hAnsi="Source Sans 3"/>
+                      <w:color w:val="060707"/>
+                      <w:spacing w:val="-19"/>
+                      <w:sz w:val="21"/>
+                    </w:rPr>
+                    <w:t xml:space="preserve"> </w:t>
+                  </w:r>
+                  <w:r>
+                    <w:rPr>
+                      <w:rFonts w:ascii="Source Sans 3" w:hAnsi="Source Sans 3"/>
+                      <w:color w:val="060707"/>
+                      <w:spacing w:val="-4"/>
+                      <w:sz w:val="21"/>
+                    </w:rPr>
+                    <w:t>A-</w:t>
+                  </w:r>
+                  <w:r>
+                    <w:rPr>
+                      <w:rFonts w:ascii="Source Sans 3" w:hAnsi="Source Sans 3"/>
+                      <w:color w:val="060707"/>
+                      <w:spacing w:val="-10"/>
+                      <w:sz w:val="21"/>
+                    </w:rPr>
+                    <w:t>M</w:t>
+                  </w:r>
+                </w:p>
+                <w:p>
+                  <w:pPr>
+                    <w:spacing w:before="26"/>
+                    <w:ind w:left="195"/>
+                    <w:rPr>
+                      <w:b/>
+                      <w:bCs/>
+                      <w:spacing w:val="-2"/>
+                      <w:w w:val="105"/>
+                      <w:sz w:val="21"/>
+                      <w:szCs w:val="21"/>
+                    </w:rPr>
+                  </w:pPr>
+                  <w:r>
+                    <w:rPr>
+                      <w:rFonts w:ascii="Source Sans 3" w:hAnsi="Source Sans 3"/>
+                      <w:b/>
+                      <w:color w:val="08090A"/>
+                      <w:spacing w:val="-2"/>
+                      <w:sz w:val="21"/>
+                    </w:rPr>
+                    <w:t xml:space="preserve">C </w:t>
+                  </w:r>
+                  <w:r>
+                    <w:rPr>
+                      <w:rFonts w:ascii="Source Sans 3" w:hAnsi="Source Sans 3"/>
+                      <w:bCs/>
+                      <w:color w:val="08090A"/>
+                      <w:spacing w:val="-2"/>
+                      <w:sz w:val="21"/>
+                    </w:rPr>
+                    <w:t>nine in the morning</w:t>
+                  </w:r>
+                </w:p>
+              </w:tc>
+            </w:tr>
+          </w:tbl>
+          <w:p>
+            <w:pPr>
+              <w:rPr>
+                <w:b/>
+                <w:bCs/>
+                <w:spacing w:val="-2"/>
+                <w:w w:val="105"/>
+                <w:sz w:val="21"/>
+                <w:szCs w:val="21"/>
+              </w:rPr>
+            </w:pPr>
+          </w:p>
+        </w:tc>
+      </w:tr>
+      <w:tr>
+        <w:tc>
+          <w:tcPr>
+            <w:tcW w:w="530" w:type="dxa"/>
+          </w:tcPr>
+          <w:p>
+            <w:pPr>
+              <w:jc w:val="center"/>
+              <w:rPr>
+                <w:rFonts w:ascii="Source Sans 3" w:hAnsi="Source Sans 3"/>
+                <w:b/>
+                <w:bCs/>
+                <w:bdr w:val="single" w:sz="12" w:space="0" w:color="CA0D8E"/>
+              </w:rPr>
+            </w:pPr>
+          </w:p>
+        </w:tc>
+        <w:tc>
+          <w:tcPr>
+            <w:tcW w:w="6962" w:type="dxa"/>
+          </w:tcPr>
+          <w:p>
+            <w:pPr>
+              <w:spacing w:before="30"/>
+              <w:ind w:left="202"/>
+              <w:rPr>
+                <w:rFonts w:ascii="Source Sans 3" w:hAnsi="Source Sans 3"/>
+                <w:sz w:val="21"/>
+              </w:rPr>
+            </w:pPr>
+          </w:p>
+        </w:tc>
+        <w:tc>
+          <w:tcPr>
+            <w:tcW w:w="6962" w:type="dxa"/>
+          </w:tcPr>
+          <w:p>
+            <w:pPr>
+              <w:pStyle w:val="BodyText"/>
+              <w:spacing w:line="261" w:lineRule="auto"/>
+              <w:ind w:right="85"/>
+              <w:jc w:val="both"/>
+              <w:rPr>
+                <w:rFonts w:ascii="Source Sans 3 SemiBold" w:hAnsi="Source Sans 3 SemiBold"/>
+                <w:b/>
+                <w:bCs/>
+                <w:color w:val="0B0D0E"/>
+                <w:spacing w:val="-4"/>
+              </w:rPr>
+            </w:pPr>
+            <w:r>
+              <w:rPr>
+                <w:rFonts w:ascii="Source Sans 3 SemiBold" w:hAnsi="Source Sans 3 SemiBold"/>
+                <w:b/>
+                <w:bCs/>
+                <w:color w:val="0B0D0E"/>
+                <w:spacing w:val="-4"/>
+              </w:rPr>
+              <w:t>TIP 08</w:t>
+            </w:r>
+          </w:p>
+          <w:p>
+            <w:pPr>
+              <w:pStyle w:val="BodyText"/>
+              <w:spacing w:line="261" w:lineRule="auto"/>
+              <w:ind w:right="85"/>
+              <w:jc w:val="both"/>
+              <w:rPr>
+                <w:rFonts w:ascii="Source Sans 3" w:hAnsi="Source Sans 3"/>
+                <w:sz w:val="20"/>
+                <w:szCs w:val="20"/>
+              </w:rPr>
+            </w:pPr>
+            <w:r>
+              <w:rPr>
+                <w:rFonts w:ascii="Source Sans 3" w:hAnsi="Source Sans 3"/>
+                <w:color w:val="0B0D0E"/>
+                <w:spacing w:val="-4"/>
+                <w:sz w:val="20"/>
+                <w:szCs w:val="20"/>
+              </w:rPr>
+              <w:t>If</w:t>
+            </w:r>
+            <w:r>
+              <w:rPr>
+                <w:rFonts w:ascii="Source Sans 3" w:hAnsi="Source Sans 3"/>
+                <w:color w:val="0B0D0E"/>
+                <w:spacing w:val="-6"/>
+                <w:sz w:val="20"/>
+                <w:szCs w:val="20"/>
+              </w:rPr>
+              <w:t xml:space="preserve"> </w:t>
+            </w:r>
+            <w:r>
+              <w:rPr>
+                <w:rFonts w:ascii="Source Sans 3" w:hAnsi="Source Sans 3"/>
+                <w:color w:val="0B0D0E"/>
+                <w:spacing w:val="-4"/>
+                <w:sz w:val="20"/>
+                <w:szCs w:val="20"/>
+              </w:rPr>
+              <w:t>you know</w:t>
+            </w:r>
+            <w:r>
+              <w:rPr>
+                <w:rFonts w:ascii="Source Sans 3" w:hAnsi="Source Sans 3"/>
+                <w:color w:val="0B0D0E"/>
+                <w:spacing w:val="-6"/>
+                <w:sz w:val="20"/>
+                <w:szCs w:val="20"/>
+              </w:rPr>
+              <w:t xml:space="preserve"> </w:t>
+            </w:r>
+            <w:r>
+              <w:rPr>
+                <w:rFonts w:ascii="Source Sans 3" w:hAnsi="Source Sans 3"/>
+                <w:color w:val="0B0D0E"/>
+                <w:spacing w:val="-4"/>
+                <w:sz w:val="20"/>
+                <w:szCs w:val="20"/>
+              </w:rPr>
+              <w:t>the conventions for</w:t>
+            </w:r>
+            <w:r>
+              <w:rPr>
+                <w:rFonts w:ascii="Source Sans 3" w:hAnsi="Source Sans 3"/>
+                <w:color w:val="0B0D0E"/>
+                <w:sz w:val="20"/>
+                <w:szCs w:val="20"/>
+              </w:rPr>
+              <w:t xml:space="preserve"> </w:t>
+            </w:r>
+            <w:r>
+              <w:rPr>
+                <w:rFonts w:ascii="Source Sans 3" w:hAnsi="Source Sans 3"/>
+                <w:color w:val="0B0D0E"/>
+                <w:spacing w:val="-4"/>
+                <w:sz w:val="20"/>
+                <w:szCs w:val="20"/>
+              </w:rPr>
+              <w:t>expressing</w:t>
+            </w:r>
+            <w:r>
+              <w:rPr>
+                <w:rFonts w:ascii="Source Sans 3" w:hAnsi="Source Sans 3"/>
+                <w:color w:val="0B0D0E"/>
+                <w:spacing w:val="9"/>
+                <w:sz w:val="20"/>
+                <w:szCs w:val="20"/>
+              </w:rPr>
+              <w:t xml:space="preserve"> </w:t>
+            </w:r>
+            <w:r>
+              <w:rPr>
+                <w:rFonts w:ascii="Source Sans 3" w:hAnsi="Source Sans 3"/>
+                <w:color w:val="0B0D0E"/>
+                <w:spacing w:val="-4"/>
+                <w:sz w:val="20"/>
+                <w:szCs w:val="20"/>
+              </w:rPr>
+              <w:t>information</w:t>
+            </w:r>
+            <w:r>
+              <w:rPr>
+                <w:rFonts w:ascii="Source Sans 3" w:hAnsi="Source Sans 3"/>
+                <w:color w:val="0B0D0E"/>
+                <w:spacing w:val="-5"/>
+                <w:sz w:val="20"/>
+                <w:szCs w:val="20"/>
+              </w:rPr>
+              <w:t xml:space="preserve"> </w:t>
+            </w:r>
+            <w:r>
+              <w:rPr>
+                <w:rFonts w:ascii="Source Sans 3" w:hAnsi="Source Sans 3"/>
+                <w:color w:val="0B0D0E"/>
+                <w:spacing w:val="-4"/>
+                <w:sz w:val="20"/>
+                <w:szCs w:val="20"/>
+              </w:rPr>
+              <w:t>in</w:t>
+            </w:r>
+            <w:r>
+              <w:rPr>
+                <w:rFonts w:ascii="Source Sans 3" w:hAnsi="Source Sans 3"/>
+                <w:color w:val="0B0D0E"/>
+                <w:sz w:val="20"/>
+                <w:szCs w:val="20"/>
+              </w:rPr>
+              <w:t xml:space="preserve"> </w:t>
+            </w:r>
+            <w:r>
+              <w:rPr>
+                <w:rFonts w:ascii="Source Sans 3" w:hAnsi="Source Sans 3"/>
+                <w:color w:val="0B0D0E"/>
+                <w:spacing w:val="-4"/>
+                <w:sz w:val="20"/>
+                <w:szCs w:val="20"/>
+              </w:rPr>
+              <w:t>English,</w:t>
+            </w:r>
+            <w:r>
+              <w:rPr>
+                <w:rFonts w:ascii="Source Sans 3" w:hAnsi="Source Sans 3"/>
+                <w:color w:val="0B0D0E"/>
+                <w:spacing w:val="-7"/>
+                <w:sz w:val="20"/>
+                <w:szCs w:val="20"/>
+              </w:rPr>
+              <w:t xml:space="preserve"> </w:t>
+            </w:r>
+            <w:r>
+              <w:rPr>
+                <w:rFonts w:ascii="Source Sans 3" w:hAnsi="Source Sans 3"/>
+                <w:color w:val="0B0D0E"/>
+                <w:spacing w:val="-4"/>
+                <w:sz w:val="20"/>
+                <w:szCs w:val="20"/>
+              </w:rPr>
+              <w:t>you</w:t>
+            </w:r>
+            <w:r>
+              <w:rPr>
+                <w:rFonts w:ascii="Source Sans 3" w:hAnsi="Source Sans 3"/>
+                <w:color w:val="0B0D0E"/>
+                <w:spacing w:val="-6"/>
+                <w:sz w:val="20"/>
+                <w:szCs w:val="20"/>
+              </w:rPr>
+              <w:t xml:space="preserve"> </w:t>
+            </w:r>
+            <w:r>
+              <w:rPr>
+                <w:rFonts w:ascii="Source Sans 3" w:hAnsi="Source Sans 3"/>
+                <w:color w:val="0B0D0E"/>
+                <w:spacing w:val="-4"/>
+                <w:sz w:val="20"/>
+                <w:szCs w:val="20"/>
+              </w:rPr>
+              <w:t>will</w:t>
+            </w:r>
+            <w:r>
+              <w:rPr>
+                <w:rFonts w:ascii="Source Sans 3" w:hAnsi="Source Sans 3"/>
+                <w:color w:val="0B0D0E"/>
+                <w:spacing w:val="-6"/>
+                <w:sz w:val="20"/>
+                <w:szCs w:val="20"/>
+              </w:rPr>
+              <w:t xml:space="preserve"> </w:t>
+            </w:r>
+            <w:r>
+              <w:rPr>
+                <w:rFonts w:ascii="Source Sans 3" w:hAnsi="Source Sans 3"/>
+                <w:color w:val="0B0D0E"/>
+                <w:spacing w:val="-4"/>
+                <w:sz w:val="20"/>
+                <w:szCs w:val="20"/>
+              </w:rPr>
+              <w:t>avoid</w:t>
+            </w:r>
+            <w:r>
+              <w:rPr>
+                <w:rFonts w:ascii="Source Sans 3" w:hAnsi="Source Sans 3"/>
+                <w:color w:val="0B0D0E"/>
+                <w:spacing w:val="-6"/>
+                <w:sz w:val="20"/>
+                <w:szCs w:val="20"/>
+              </w:rPr>
+              <w:t xml:space="preserve"> </w:t>
+            </w:r>
+            <w:r>
+              <w:rPr>
+                <w:rFonts w:ascii="Source Sans 3" w:hAnsi="Source Sans 3"/>
+                <w:color w:val="0B0D0E"/>
+                <w:spacing w:val="-4"/>
+                <w:sz w:val="20"/>
+                <w:szCs w:val="20"/>
+              </w:rPr>
+              <w:t>making</w:t>
+            </w:r>
+            <w:r>
+              <w:rPr>
+                <w:rFonts w:ascii="Source Sans 3" w:hAnsi="Source Sans 3"/>
+                <w:color w:val="0B0D0E"/>
+                <w:spacing w:val="-6"/>
+                <w:sz w:val="20"/>
+                <w:szCs w:val="20"/>
+              </w:rPr>
+              <w:t xml:space="preserve"> </w:t>
+            </w:r>
+            <w:r>
+              <w:rPr>
+                <w:rFonts w:ascii="Source Sans 3" w:hAnsi="Source Sans 3"/>
+                <w:color w:val="0B0D0E"/>
+                <w:spacing w:val="-4"/>
+                <w:sz w:val="20"/>
+                <w:szCs w:val="20"/>
+              </w:rPr>
+              <w:t>a</w:t>
+            </w:r>
+            <w:r>
+              <w:rPr>
+                <w:rFonts w:ascii="Source Sans 3" w:hAnsi="Source Sans 3"/>
+                <w:color w:val="0B0D0E"/>
+                <w:spacing w:val="-6"/>
+                <w:sz w:val="20"/>
+                <w:szCs w:val="20"/>
+              </w:rPr>
+              <w:t xml:space="preserve"> </w:t>
+            </w:r>
+            <w:r>
+              <w:rPr>
+                <w:rFonts w:ascii="Source Sans 3" w:hAnsi="Source Sans 3"/>
+                <w:color w:val="0B0D0E"/>
+                <w:spacing w:val="-4"/>
+                <w:sz w:val="20"/>
+                <w:szCs w:val="20"/>
+              </w:rPr>
+              <w:t>mistake</w:t>
+            </w:r>
+            <w:r>
+              <w:rPr>
+                <w:rFonts w:ascii="Source Sans 3" w:hAnsi="Source Sans 3"/>
+                <w:color w:val="0B0D0E"/>
+                <w:spacing w:val="2"/>
+                <w:sz w:val="20"/>
+                <w:szCs w:val="20"/>
+              </w:rPr>
+              <w:t xml:space="preserve"> </w:t>
+            </w:r>
+            <w:r>
+              <w:rPr>
+                <w:rFonts w:ascii="Source Sans 3" w:hAnsi="Source Sans 3"/>
+                <w:color w:val="0B0D0E"/>
+                <w:spacing w:val="-4"/>
+                <w:sz w:val="20"/>
+                <w:szCs w:val="20"/>
+              </w:rPr>
+              <w:t>with</w:t>
+            </w:r>
+            <w:r>
+              <w:rPr>
+                <w:rFonts w:ascii="Source Sans 3" w:hAnsi="Source Sans 3"/>
+                <w:color w:val="0B0D0E"/>
+                <w:spacing w:val="-7"/>
+                <w:sz w:val="20"/>
+                <w:szCs w:val="20"/>
+              </w:rPr>
+              <w:t xml:space="preserve"> </w:t>
+            </w:r>
+            <w:r>
+              <w:rPr>
+                <w:rFonts w:ascii="Source Sans 3" w:hAnsi="Source Sans 3"/>
+                <w:color w:val="0B0D0E"/>
+                <w:spacing w:val="-4"/>
+                <w:sz w:val="20"/>
+                <w:szCs w:val="20"/>
+              </w:rPr>
+              <w:t>your</w:t>
+            </w:r>
+            <w:r>
+              <w:rPr>
+                <w:rFonts w:ascii="Source Sans 3" w:hAnsi="Source Sans 3"/>
+                <w:color w:val="0B0D0E"/>
+                <w:spacing w:val="-6"/>
+                <w:sz w:val="20"/>
+                <w:szCs w:val="20"/>
+              </w:rPr>
+              <w:t xml:space="preserve"> </w:t>
+            </w:r>
+            <w:r>
+              <w:rPr>
+                <w:rFonts w:ascii="Source Sans 3" w:hAnsi="Source Sans 3"/>
+                <w:color w:val="0B0D0E"/>
+                <w:spacing w:val="-4"/>
+                <w:sz w:val="20"/>
+                <w:szCs w:val="20"/>
+              </w:rPr>
+              <w:t>answer.</w:t>
+            </w:r>
+            <w:r>
+              <w:rPr>
+                <w:rFonts w:ascii="Source Sans 3" w:hAnsi="Source Sans 3"/>
+                <w:color w:val="0B0D0E"/>
+                <w:sz w:val="20"/>
+                <w:szCs w:val="20"/>
+              </w:rPr>
+              <w:t xml:space="preserve"> </w:t>
+            </w:r>
+            <w:r>
+              <w:rPr>
+                <w:rFonts w:ascii="Source Sans 3" w:hAnsi="Source Sans 3"/>
+                <w:color w:val="0B0E0E"/>
+                <w:sz w:val="20"/>
+                <w:szCs w:val="20"/>
+              </w:rPr>
+              <w:t xml:space="preserve">Make sure you </w:t>
+            </w:r>
+            <w:proofErr w:type="spellStart"/>
+            <w:r>
+              <w:rPr>
+                <w:rFonts w:ascii="Source Sans 3" w:hAnsi="Source Sans 3"/>
+                <w:color w:val="0B0E0E"/>
+                <w:sz w:val="20"/>
+                <w:szCs w:val="20"/>
+              </w:rPr>
+              <w:t>practise</w:t>
+            </w:r>
+            <w:proofErr w:type="spellEnd"/>
+            <w:r>
+              <w:rPr>
+                <w:rFonts w:ascii="Source Sans 3" w:hAnsi="Source Sans 3"/>
+                <w:color w:val="0B0E0E"/>
+                <w:sz w:val="20"/>
+                <w:szCs w:val="20"/>
+              </w:rPr>
+              <w:t>:</w:t>
+            </w:r>
+          </w:p>
+          <w:p>
+            <w:pPr>
+              <w:pStyle w:val="ListParagraph"/>
+              <w:numPr>
+                <w:ilvl w:val="1"/>
+                <w:numId w:val="17"/>
+              </w:numPr>
+              <w:tabs>
+                <w:tab w:val="left" w:pos="1366"/>
+              </w:tabs>
+              <w:spacing w:before="3" w:line="219" w:lineRule="exact"/>
+              <w:ind w:left="381" w:hanging="136"/>
+              <w:contextualSpacing w:val="0"/>
+              <w:rPr>
+                <w:rFonts w:ascii="Source Sans 3" w:hAnsi="Source Sans 3"/>
+                <w:color w:val="0A0E10"/>
+                <w:sz w:val="18"/>
+              </w:rPr>
+            </w:pPr>
+            <w:r>
+              <w:rPr>
+                <w:rFonts w:ascii="Source Sans 3" w:hAnsi="Source Sans 3"/>
+                <w:color w:val="0A0E10"/>
+                <w:w w:val="90"/>
+                <w:sz w:val="18"/>
+              </w:rPr>
+              <w:t>numbers</w:t>
+            </w:r>
+            <w:r>
+              <w:rPr>
+                <w:rFonts w:ascii="Source Sans 3" w:hAnsi="Source Sans 3"/>
+                <w:color w:val="0A0E10"/>
+                <w:spacing w:val="6"/>
+                <w:sz w:val="18"/>
+              </w:rPr>
+              <w:t xml:space="preserve"> </w:t>
+            </w:r>
+            <w:r>
+              <w:rPr>
+                <w:rFonts w:ascii="Source Sans 3" w:hAnsi="Source Sans 3"/>
+                <w:color w:val="0A0E10"/>
+                <w:w w:val="90"/>
+                <w:sz w:val="18"/>
+              </w:rPr>
+              <w:t>(money,</w:t>
+            </w:r>
+            <w:r>
+              <w:rPr>
+                <w:rFonts w:ascii="Source Sans 3" w:hAnsi="Source Sans 3"/>
+                <w:color w:val="0A0E10"/>
+                <w:spacing w:val="6"/>
+                <w:sz w:val="18"/>
+              </w:rPr>
+              <w:t xml:space="preserve"> </w:t>
+            </w:r>
+            <w:r>
+              <w:rPr>
+                <w:rFonts w:ascii="Source Sans 3" w:hAnsi="Source Sans 3"/>
+                <w:color w:val="0A0E10"/>
+                <w:w w:val="90"/>
+                <w:sz w:val="18"/>
+              </w:rPr>
+              <w:t>dates,</w:t>
+            </w:r>
+            <w:r>
+              <w:rPr>
+                <w:rFonts w:ascii="Source Sans 3" w:hAnsi="Source Sans 3"/>
+                <w:color w:val="0A0E10"/>
+                <w:spacing w:val="6"/>
+                <w:sz w:val="18"/>
+              </w:rPr>
+              <w:t xml:space="preserve"> </w:t>
+            </w:r>
+            <w:r>
+              <w:rPr>
+                <w:rFonts w:ascii="Source Sans 3" w:hAnsi="Source Sans 3"/>
+                <w:color w:val="0A0E10"/>
+                <w:w w:val="90"/>
+                <w:sz w:val="18"/>
+              </w:rPr>
+              <w:t>years,</w:t>
+            </w:r>
+            <w:r>
+              <w:rPr>
+                <w:rFonts w:ascii="Source Sans 3" w:hAnsi="Source Sans 3"/>
+                <w:color w:val="0A0E10"/>
+                <w:spacing w:val="14"/>
+                <w:sz w:val="18"/>
+              </w:rPr>
+              <w:t xml:space="preserve"> </w:t>
+            </w:r>
+            <w:r>
+              <w:rPr>
+                <w:rFonts w:ascii="Source Sans 3" w:hAnsi="Source Sans 3"/>
+                <w:color w:val="0A0E10"/>
+                <w:w w:val="90"/>
+                <w:sz w:val="18"/>
+              </w:rPr>
+              <w:t>telephone</w:t>
+            </w:r>
+            <w:r>
+              <w:rPr>
+                <w:rFonts w:ascii="Source Sans 3" w:hAnsi="Source Sans 3"/>
+                <w:color w:val="0A0E10"/>
+                <w:spacing w:val="-1"/>
+                <w:w w:val="90"/>
+                <w:sz w:val="18"/>
+              </w:rPr>
+              <w:t xml:space="preserve"> </w:t>
+            </w:r>
+            <w:r>
+              <w:rPr>
+                <w:rFonts w:ascii="Source Sans 3" w:hAnsi="Source Sans 3"/>
+                <w:color w:val="0A0E10"/>
+                <w:spacing w:val="-2"/>
+                <w:w w:val="90"/>
+                <w:sz w:val="18"/>
+              </w:rPr>
+              <w:t>numbers)</w:t>
+            </w:r>
+          </w:p>
+          <w:p>
+            <w:pPr>
+              <w:pStyle w:val="ListParagraph"/>
+              <w:numPr>
+                <w:ilvl w:val="1"/>
+                <w:numId w:val="17"/>
+              </w:numPr>
+              <w:tabs>
+                <w:tab w:val="left" w:pos="1361"/>
+                <w:tab w:val="left" w:pos="1369"/>
+              </w:tabs>
+              <w:spacing w:before="1" w:line="237" w:lineRule="auto"/>
+              <w:ind w:left="384" w:right="14" w:hanging="139"/>
+              <w:contextualSpacing w:val="0"/>
+              <w:rPr>
+                <w:rFonts w:ascii="Source Sans 3" w:hAnsi="Source Sans 3"/>
+                <w:color w:val="0A0E0F"/>
+                <w:sz w:val="18"/>
+              </w:rPr>
+            </w:pPr>
+            <w:r>
+              <w:rPr>
+                <w:rFonts w:ascii="Source Sans 3" w:hAnsi="Source Sans 3"/>
+                <w:color w:val="0A0E0F"/>
+                <w:spacing w:val="-4"/>
+                <w:sz w:val="18"/>
+              </w:rPr>
+              <w:t>spelling</w:t>
+            </w:r>
+            <w:r>
+              <w:rPr>
+                <w:rFonts w:ascii="Source Sans 3" w:hAnsi="Source Sans 3"/>
+                <w:color w:val="0A0E0F"/>
+                <w:spacing w:val="-17"/>
+                <w:sz w:val="18"/>
+              </w:rPr>
+              <w:t xml:space="preserve"> </w:t>
+            </w:r>
+            <w:r>
+              <w:rPr>
+                <w:rFonts w:ascii="Source Sans 3" w:hAnsi="Source Sans 3"/>
+                <w:color w:val="0A0E0F"/>
+                <w:spacing w:val="-4"/>
+                <w:sz w:val="18"/>
+              </w:rPr>
+              <w:t>of</w:t>
+            </w:r>
+            <w:r>
+              <w:rPr>
+                <w:rFonts w:ascii="Source Sans 3" w:hAnsi="Source Sans 3"/>
+                <w:color w:val="0A0E0F"/>
+                <w:spacing w:val="-9"/>
+                <w:sz w:val="18"/>
+              </w:rPr>
+              <w:t xml:space="preserve"> </w:t>
+            </w:r>
+            <w:r>
+              <w:rPr>
+                <w:rFonts w:ascii="Source Sans 3" w:hAnsi="Source Sans 3"/>
+                <w:color w:val="0A0E0F"/>
+                <w:spacing w:val="-4"/>
+                <w:sz w:val="18"/>
+              </w:rPr>
+              <w:t>names (people,</w:t>
+            </w:r>
+            <w:r>
+              <w:rPr>
+                <w:rFonts w:ascii="Source Sans 3" w:hAnsi="Source Sans 3"/>
+                <w:color w:val="0A0E0F"/>
+                <w:spacing w:val="-1"/>
+                <w:sz w:val="18"/>
+              </w:rPr>
+              <w:t xml:space="preserve"> </w:t>
+            </w:r>
+            <w:r>
+              <w:rPr>
+                <w:rFonts w:ascii="Source Sans 3" w:hAnsi="Source Sans 3"/>
+                <w:color w:val="0A0E0F"/>
+                <w:spacing w:val="-4"/>
+                <w:sz w:val="18"/>
+              </w:rPr>
+              <w:t>places,</w:t>
+            </w:r>
+            <w:r>
+              <w:rPr>
+                <w:rFonts w:ascii="Source Sans 3" w:hAnsi="Source Sans 3"/>
+                <w:color w:val="0A0E0F"/>
+                <w:spacing w:val="-12"/>
+                <w:sz w:val="18"/>
+              </w:rPr>
+              <w:t xml:space="preserve"> </w:t>
+            </w:r>
+            <w:r>
+              <w:rPr>
+                <w:rFonts w:ascii="Source Sans 3" w:hAnsi="Source Sans 3"/>
+                <w:color w:val="0A0E0F"/>
+                <w:spacing w:val="-4"/>
+                <w:sz w:val="18"/>
+              </w:rPr>
+              <w:t>addresses,</w:t>
+            </w:r>
+            <w:r>
+              <w:rPr>
+                <w:rFonts w:ascii="Source Sans 3" w:hAnsi="Source Sans 3"/>
+                <w:color w:val="0A0E0F"/>
+                <w:spacing w:val="-16"/>
+                <w:sz w:val="18"/>
+              </w:rPr>
+              <w:t xml:space="preserve"> </w:t>
+            </w:r>
+            <w:r>
+              <w:rPr>
+                <w:rFonts w:ascii="Source Sans 3" w:hAnsi="Source Sans 3"/>
+                <w:color w:val="0A0E0F"/>
+                <w:spacing w:val="-4"/>
+                <w:sz w:val="18"/>
+              </w:rPr>
+              <w:t>including</w:t>
+            </w:r>
+            <w:r>
+              <w:rPr>
+                <w:rFonts w:ascii="Source Sans 3" w:hAnsi="Source Sans 3"/>
+                <w:color w:val="0A0E0F"/>
+                <w:sz w:val="18"/>
+              </w:rPr>
+              <w:t xml:space="preserve"> </w:t>
+            </w:r>
+            <w:r>
+              <w:rPr>
+                <w:rFonts w:ascii="Source Sans 3" w:hAnsi="Source Sans 3"/>
+                <w:color w:val="0A0E0F"/>
+                <w:spacing w:val="-2"/>
+                <w:sz w:val="18"/>
+              </w:rPr>
+              <w:t>email</w:t>
+            </w:r>
+            <w:r>
+              <w:rPr>
+                <w:rFonts w:ascii="Source Sans 3" w:hAnsi="Source Sans 3"/>
+                <w:color w:val="0A0E0F"/>
+                <w:spacing w:val="-6"/>
+                <w:sz w:val="18"/>
+              </w:rPr>
+              <w:t xml:space="preserve"> </w:t>
+            </w:r>
+            <w:r>
+              <w:rPr>
+                <w:rFonts w:ascii="Source Sans 3" w:hAnsi="Source Sans 3"/>
+                <w:color w:val="0A0E0F"/>
+                <w:spacing w:val="-2"/>
+                <w:sz w:val="18"/>
+              </w:rPr>
+              <w:t>addresses), paying</w:t>
+            </w:r>
+            <w:r>
+              <w:rPr>
+                <w:rFonts w:ascii="Source Sans 3" w:hAnsi="Source Sans 3"/>
+                <w:color w:val="0A0E0F"/>
+                <w:spacing w:val="-7"/>
+                <w:sz w:val="18"/>
+              </w:rPr>
+              <w:t xml:space="preserve"> </w:t>
+            </w:r>
+            <w:r>
+              <w:rPr>
+                <w:rFonts w:ascii="Source Sans 3" w:hAnsi="Source Sans 3"/>
+                <w:color w:val="0A0E0F"/>
+                <w:spacing w:val="-2"/>
+                <w:sz w:val="18"/>
+              </w:rPr>
+              <w:t>special attention to letters</w:t>
+            </w:r>
+            <w:r>
+              <w:rPr>
+                <w:rFonts w:ascii="Source Sans 3" w:hAnsi="Source Sans 3"/>
+                <w:color w:val="0A0E0F"/>
+                <w:sz w:val="18"/>
+              </w:rPr>
+              <w:t xml:space="preserve"> </w:t>
+            </w:r>
+            <w:r>
+              <w:rPr>
+                <w:rFonts w:ascii="Source Sans 3" w:hAnsi="Source Sans 3"/>
+                <w:color w:val="0A0E0F"/>
+                <w:spacing w:val="-2"/>
+                <w:sz w:val="18"/>
+              </w:rPr>
+              <w:t>which</w:t>
+            </w:r>
+            <w:r>
+              <w:rPr>
+                <w:rFonts w:ascii="Source Sans 3" w:hAnsi="Source Sans 3"/>
+                <w:color w:val="0A0E0F"/>
+                <w:spacing w:val="-8"/>
+                <w:sz w:val="18"/>
+              </w:rPr>
+              <w:t xml:space="preserve"> </w:t>
+            </w:r>
+            <w:r>
+              <w:rPr>
+                <w:rFonts w:ascii="Source Sans 3" w:hAnsi="Source Sans 3"/>
+                <w:color w:val="0A0E0F"/>
+                <w:spacing w:val="-2"/>
+                <w:sz w:val="18"/>
+              </w:rPr>
+              <w:t>represent</w:t>
+            </w:r>
+            <w:r>
+              <w:rPr>
+                <w:rFonts w:ascii="Source Sans 3" w:hAnsi="Source Sans 3"/>
+                <w:color w:val="0A0E0F"/>
+                <w:spacing w:val="-5"/>
+                <w:sz w:val="18"/>
+              </w:rPr>
+              <w:t xml:space="preserve"> </w:t>
+            </w:r>
+            <w:r>
+              <w:rPr>
+                <w:rFonts w:ascii="Source Sans 3" w:hAnsi="Source Sans 3"/>
+                <w:color w:val="0A0E0F"/>
+                <w:spacing w:val="-2"/>
+                <w:sz w:val="18"/>
+              </w:rPr>
+              <w:t>problem sounds for</w:t>
+            </w:r>
+            <w:r>
+              <w:rPr>
+                <w:rFonts w:ascii="Source Sans 3" w:hAnsi="Source Sans 3"/>
+                <w:color w:val="0A0E0F"/>
+                <w:spacing w:val="-4"/>
+                <w:sz w:val="18"/>
+              </w:rPr>
+              <w:t xml:space="preserve"> </w:t>
+            </w:r>
+            <w:r>
+              <w:rPr>
+                <w:rFonts w:ascii="Source Sans 3" w:hAnsi="Source Sans 3"/>
+                <w:color w:val="0A0E0F"/>
+                <w:spacing w:val="-2"/>
+                <w:sz w:val="18"/>
+              </w:rPr>
+              <w:t>your</w:t>
+            </w:r>
+            <w:r>
+              <w:rPr>
+                <w:rFonts w:ascii="Source Sans 3" w:hAnsi="Source Sans 3"/>
+                <w:color w:val="0A0E0F"/>
+                <w:spacing w:val="-4"/>
+                <w:sz w:val="18"/>
+              </w:rPr>
+              <w:t xml:space="preserve"> </w:t>
+            </w:r>
+            <w:r>
+              <w:rPr>
+                <w:rFonts w:ascii="Source Sans 3" w:hAnsi="Source Sans 3"/>
+                <w:color w:val="0A0E0F"/>
+                <w:spacing w:val="-2"/>
+                <w:sz w:val="18"/>
+              </w:rPr>
+              <w:t>language</w:t>
+            </w:r>
+          </w:p>
+        </w:tc>
+      </w:tr>
+    </w:tbl>
+    <w:p>
+      <w:pPr>
+        <w:rPr>
+          <w:rFonts w:ascii="Source Sans 3" w:hAnsi="Source Sans 3"/>
+          <w:sz w:val="19"/>
+          <w:szCs w:val="19"/>
+        </w:rPr>
+      </w:pPr>
+    </w:p>
+    <w:p>
+      <w:pPr>
+        <w:spacing w:after="0"/>
+        <w:rPr>
+          <w:sz w:val="32"/>
+          <w:szCs w:val="32"/>
+        </w:rPr>
+      </w:pPr>
+      <w:r>
+        <w:rPr>
+          <w:color w:val="CA0D8E"/>
+          <w:sz w:val="32"/>
+          <w:szCs w:val="32"/>
+          <w:shd w:val="clear" w:color="auto" w:fill="CA0D8E"/>
+        </w:rPr>
+        <w:t>[[[[[[[[[[</w:t>
+      </w:r>
+      <w:r>
+        <w:rPr>
+          <w:rFonts w:ascii="Source Sans 3 SemiBold" w:hAnsi="Source Sans 3 SemiBold"/>
+          <w:b/>
+          <w:bCs/>
+          <w:sz w:val="32"/>
+          <w:szCs w:val="32"/>
+        </w:rPr>
+        <w:t>MULTIPLE CHOICE</w:t>
+      </w:r>
+      <w:r>
+        <w:rPr>
+          <w:color w:val="CA0D8E"/>
+          <w:sz w:val="32"/>
+          <w:szCs w:val="32"/>
+        </w:rPr>
+        <w:t>]</w:t>
+      </w:r>
+    </w:p>
+    <w:p>
+      <w:pPr>
+        <w:shd w:val="clear" w:color="auto" w:fill="EABEF1"/>
+        <w:rPr>
+          <w:rFonts w:ascii="Source Sans 3" w:hAnsi="Source Sans 3"/>
+          <w:sz w:val="19"/>
+          <w:szCs w:val="19"/>
+        </w:rPr>
+      </w:pPr>
+      <w:r>
+        <w:rPr>
+          <w:rFonts w:ascii="Cambria Math" w:hAnsi="Cambria Math" w:cs="Cambria Math"/>
+          <w:color w:val="CA0D8E"/>
+          <w:sz w:val="20"/>
+          <w:szCs w:val="20"/>
+        </w:rPr>
+        <w:t>◎</w:t>
+      </w:r>
+      <w:r>
+        <w:rPr>
+          <w:rFonts w:ascii="Source Sans 3" w:hAnsi="Source Sans 3"/>
+          <w:sz w:val="19"/>
+          <w:szCs w:val="19"/>
+        </w:rPr>
+        <w:t xml:space="preserve"> </w:t>
+      </w:r>
+      <w:r>
+        <w:rPr>
+          <w:rFonts w:ascii="Source Sans 3" w:hAnsi="Source Sans 3"/>
+          <w:sz w:val="19"/>
+          <w:szCs w:val="19"/>
+        </w:rPr>
+        <w:t>For multiple-choice tasks, you will normally hear all three options mentioned in the recording in some way, but only one will answer the question.</w:t>
+      </w:r>
+    </w:p>
+    <w:p>
+      <w:pPr>
+        <w:shd w:val="clear" w:color="auto" w:fill="EABEF1"/>
+        <w:rPr>
+          <w:rFonts w:ascii="Source Sans 3" w:hAnsi="Source Sans 3"/>
+          <w:sz w:val="19"/>
+          <w:szCs w:val="19"/>
+        </w:rPr>
+      </w:pPr>
+      <w:r>
+        <w:rPr>
+          <w:rFonts w:ascii="Source Sans 3" w:hAnsi="Source Sans 3"/>
+          <w:sz w:val="19"/>
+          <w:szCs w:val="19"/>
+        </w:rPr>
+        <w:t>The correct answer is often a paraphrase, so when you read the question stem and the possible answers, think about what can and can't be paraphrased. For example, if you have a question where all three options are proper nouns, you only need to focus on the key words in the stem, and how these might be re-phrased.</w:t>
+      </w:r>
+    </w:p>
+    <w:tbl>
+      <w:tblPr>
+        <w:tblStyle w:val="DottedTable"/>
+        <w:tblW w:w="14454" w:type="dxa"/>
+        <w:tblLook w:val="04A0" w:firstRow="1" w:lastRow="0" w:firstColumn="1" w:lastColumn="0" w:noHBand="0" w:noVBand="1"/>
+      </w:tblPr>
+      <w:tblGrid>
+        <w:gridCol w:w="530"/>
+        <w:gridCol w:w="13924"/>
+      </w:tblGrid>
+      <w:tr>
+        <w:tc>
+          <w:tcPr>
+            <w:tcW w:w="530" w:type="dxa"/>
+          </w:tcPr>
+          <w:p>
+            <w:pPr>
+              <w:jc w:val="center"/>
+              <w:rPr>
+                <w:rFonts w:ascii="Source Sans 3" w:hAnsi="Source Sans 3"/>
+                <w:b/>
+                <w:bCs/>
+                <w:bdr w:val="single" w:sz="12" w:space="0" w:color="CA0D8E"/>
+              </w:rPr>
+            </w:pPr>
+            <w:r>
+              <w:rPr>
+                <w:rFonts w:ascii="Source Sans 3" w:hAnsi="Source Sans 3"/>
+                <w:b/>
+                <w:bCs/>
+                <w:bdr w:val="single" w:sz="12" w:space="0" w:color="CA0D8E"/>
+              </w:rPr>
+              <w:t>09</w:t>
+            </w:r>
+          </w:p>
+        </w:tc>
+        <w:tc>
+          <w:tcPr>
+            <w:tcW w:w="13924" w:type="dxa"/>
+            <w:vAlign w:val="center"/>
+          </w:tcPr>
+          <w:p>
+            <w:pPr>
+              <w:rPr>
+                <w:rFonts w:ascii="Source Sans 3" w:hAnsi="Source Sans 3"/>
+                <w:b/>
+                <w:bCs/>
+                <w:sz w:val="21"/>
+                <w:szCs w:val="21"/>
+              </w:rPr>
+            </w:pPr>
+            <w:r>
+              <w:rPr>
+                <w:rFonts w:ascii="Source Sans 3" w:hAnsi="Source Sans 3"/>
+                <w:b/>
+                <w:bCs/>
+                <w:sz w:val="21"/>
+                <w:szCs w:val="21"/>
+              </w:rPr>
+              <w:t>Look at the questions and the options. Discuss with a partner whether the underlined words and phrases could be paraphrased in the recording, and how they might be said.</w:t>
+            </w:r>
+          </w:p>
+          <w:p>
+            <w:pPr>
+              <w:rPr>
+                <w:rFonts w:ascii="Source Sans 3" w:hAnsi="Source Sans 3"/>
+                <w:iCs/>
+                <w:sz w:val="21"/>
+                <w:szCs w:val="21"/>
+              </w:rPr>
+            </w:pPr>
+            <w:r>
+              <w:rPr>
+                <w:rFonts w:ascii="Source Sans 3" w:hAnsi="Source Sans 3"/>
+                <w:iCs/>
+                <w:sz w:val="21"/>
+                <w:szCs w:val="21"/>
+              </w:rPr>
+              <w:t xml:space="preserve">Example: </w:t>
+            </w:r>
+            <w:r>
+              <w:rPr>
+                <w:rFonts w:ascii="Source Sans 3" w:hAnsi="Source Sans 3"/>
+                <w:iCs/>
+                <w:sz w:val="21"/>
+                <w:szCs w:val="21"/>
+                <w:u w:val="single"/>
+              </w:rPr>
+              <w:t>produce a document showing his booking</w:t>
+            </w:r>
+          </w:p>
+          <w:p>
+            <w:pPr>
+              <w:rPr>
+                <w:rFonts w:ascii="Source Sans 3" w:hAnsi="Source Sans 3"/>
+                <w:i/>
+                <w:iCs/>
+                <w:sz w:val="21"/>
+                <w:szCs w:val="21"/>
+              </w:rPr>
+            </w:pPr>
+            <w:r>
+              <w:rPr>
+                <w:rFonts w:ascii="Source Sans 3" w:hAnsi="Source Sans 3"/>
+                <w:i/>
+                <w:iCs/>
+                <w:sz w:val="21"/>
+                <w:szCs w:val="21"/>
+              </w:rPr>
+              <w:t>show his booking reference, provide a reservation print out</w:t>
+            </w:r>
+          </w:p>
+          <w:p>
+            <w:pPr>
+              <w:rPr>
+                <w:rFonts w:ascii="Source Sans 3" w:hAnsi="Source Sans 3"/>
+                <w:iCs/>
+                <w:sz w:val="21"/>
+                <w:szCs w:val="21"/>
+              </w:rPr>
+            </w:pPr>
+            <w:r>
+              <w:rPr>
+                <w:rFonts w:ascii="Source Sans 3" w:hAnsi="Source Sans 3"/>
+                <w:i/>
+                <w:iCs/>
+                <w:sz w:val="21"/>
+                <w:szCs w:val="21"/>
+              </w:rPr>
+              <w:t xml:space="preserve">Choose the correct letter, A, B or </w:t>
+            </w:r>
+            <w:r>
+              <w:rPr>
+                <w:rFonts w:ascii="Source Sans 3" w:hAnsi="Source Sans 3"/>
+                <w:iCs/>
+                <w:sz w:val="21"/>
+                <w:szCs w:val="21"/>
+              </w:rPr>
+              <w:t>C.</w:t>
+            </w:r>
+          </w:p>
+          <w:p>
+            <w:pPr>
+              <w:rPr>
+                <w:rFonts w:ascii="Source Sans 3" w:hAnsi="Source Sans 3"/>
+                <w:iCs/>
+                <w:sz w:val="21"/>
+                <w:szCs w:val="21"/>
+                <w:u w:val="single"/>
+              </w:rPr>
+            </w:pPr>
+            <w:r>
+              <w:rPr>
+                <w:rFonts w:ascii="Source Sans 3" w:hAnsi="Source Sans 3"/>
+                <w:iCs/>
+                <w:sz w:val="21"/>
+                <w:szCs w:val="21"/>
+              </w:rPr>
+              <w:t xml:space="preserve">1 </w:t>
+            </w:r>
+            <w:r>
+              <w:rPr>
+                <w:rFonts w:ascii="Source Sans 3" w:hAnsi="Source Sans 3"/>
+                <w:iCs/>
+                <w:sz w:val="21"/>
+                <w:szCs w:val="21"/>
+              </w:rPr>
+              <w:t xml:space="preserve">If James can't </w:t>
+            </w:r>
+            <w:r>
+              <w:rPr>
+                <w:rFonts w:ascii="Source Sans 3" w:hAnsi="Source Sans 3"/>
+                <w:iCs/>
+                <w:sz w:val="21"/>
+                <w:szCs w:val="21"/>
+                <w:u w:val="single"/>
+              </w:rPr>
+              <w:t>produce a document showing his booking</w:t>
+            </w:r>
+            <w:r>
+              <w:rPr>
+                <w:rFonts w:ascii="Source Sans 3" w:hAnsi="Source Sans 3"/>
+                <w:iCs/>
+                <w:sz w:val="21"/>
+                <w:szCs w:val="21"/>
+              </w:rPr>
+              <w:t xml:space="preserve">, what does he have to </w:t>
+            </w:r>
+            <w:r>
+              <w:rPr>
+                <w:rFonts w:ascii="Source Sans 3" w:hAnsi="Source Sans 3"/>
+                <w:iCs/>
+                <w:sz w:val="21"/>
+                <w:szCs w:val="21"/>
+                <w:u w:val="single"/>
+              </w:rPr>
+              <w:t>show to collect his ticket?</w:t>
+            </w:r>
+          </w:p>
+          <w:p>
+            <w:pPr>
+              <w:pStyle w:val="BlankWord2"/>
+            </w:pPr>
+            <w:r>
+              <w:rPr>
+                <w:i/>
+              </w:rPr>
+              <w:t xml:space="preserve">show to collect his ticket- </w:t>
+            </w:r>
+            <w:r>
+              <w:t>produce in order to be able to enter, have as proof of identity to get his ticket</w:t>
+            </w:r>
+          </w:p>
+          <w:p>
+            <w:pPr>
+              <w:pStyle w:val="BlankWord2"/>
+            </w:pPr>
+            <w:r>
+              <w:rPr>
+                <w:i/>
+              </w:rPr>
+              <w:t xml:space="preserve">passport- </w:t>
+            </w:r>
+            <w:r>
+              <w:t>identification document, ID</w:t>
+            </w:r>
+          </w:p>
+          <w:p>
+            <w:pPr>
+              <w:pStyle w:val="BlankWord2"/>
+            </w:pPr>
+            <w:r>
+              <w:rPr>
+                <w:i/>
+              </w:rPr>
+              <w:t xml:space="preserve">debit card </w:t>
+            </w:r>
+            <w:r>
+              <w:t>- bank card, payment card</w:t>
+            </w:r>
+          </w:p>
+          <w:p>
+            <w:pPr>
+              <w:pStyle w:val="BlankWord2"/>
+            </w:pPr>
+            <w:r>
+              <w:rPr>
+                <w:i/>
+              </w:rPr>
+              <w:t xml:space="preserve">smartphone </w:t>
+            </w:r>
+            <w:r>
+              <w:t>- no obvious synonym except telephone/phone</w:t>
+            </w:r>
+          </w:p>
+          <w:p>
+            <w:pPr>
+              <w:ind w:left="142"/>
+              <w:rPr>
+                <w:rFonts w:ascii="Source Sans 3" w:hAnsi="Source Sans 3"/>
+                <w:b/>
+                <w:iCs/>
+                <w:sz w:val="21"/>
+                <w:szCs w:val="21"/>
+              </w:rPr>
+            </w:pPr>
+            <w:proofErr w:type="gramStart"/>
+            <w:r>
+              <w:rPr>
+                <w:rFonts w:ascii="Source Sans 3" w:hAnsi="Source Sans 3"/>
+                <w:b/>
+                <w:iCs/>
+                <w:sz w:val="21"/>
+                <w:szCs w:val="21"/>
+              </w:rPr>
+              <w:t xml:space="preserve">A </w:t>
+            </w:r>
+            <w:r>
+              <w:rPr>
+                <w:rFonts w:ascii="Source Sans 3" w:hAnsi="Source Sans 3"/>
+                <w:bCs/>
+                <w:iCs/>
+                <w:sz w:val="21"/>
+                <w:szCs w:val="21"/>
+              </w:rPr>
+              <w:t>his</w:t>
+            </w:r>
+            <w:proofErr w:type="gramEnd"/>
+            <w:r>
+              <w:rPr>
+                <w:rFonts w:ascii="Source Sans 3" w:hAnsi="Source Sans 3"/>
+                <w:bCs/>
+                <w:iCs/>
+                <w:sz w:val="21"/>
+                <w:szCs w:val="21"/>
+              </w:rPr>
+              <w:t xml:space="preserve"> passport</w:t>
+            </w:r>
+          </w:p>
+          <w:p>
+            <w:pPr>
+              <w:ind w:left="142"/>
+              <w:rPr>
+                <w:rFonts w:ascii="Source Sans 3" w:hAnsi="Source Sans 3"/>
+                <w:iCs/>
+                <w:sz w:val="21"/>
+                <w:szCs w:val="21"/>
+              </w:rPr>
+            </w:pPr>
+            <w:r>
+              <w:rPr>
+                <w:rFonts w:ascii="Source Sans 3" w:hAnsi="Source Sans 3"/>
+                <w:b/>
+                <w:iCs/>
+                <w:sz w:val="21"/>
+                <w:szCs w:val="21"/>
+              </w:rPr>
+              <w:t xml:space="preserve">B </w:t>
+            </w:r>
+            <w:r>
+              <w:rPr>
+                <w:rFonts w:ascii="Source Sans 3" w:hAnsi="Source Sans 3"/>
+                <w:iCs/>
+                <w:sz w:val="21"/>
+                <w:szCs w:val="21"/>
+              </w:rPr>
+              <w:t xml:space="preserve">his </w:t>
+            </w:r>
+            <w:r>
+              <w:rPr>
+                <w:rFonts w:ascii="Source Sans 3" w:hAnsi="Source Sans 3"/>
+                <w:iCs/>
+                <w:sz w:val="21"/>
+                <w:szCs w:val="21"/>
+                <w:u w:val="single"/>
+              </w:rPr>
+              <w:t>debit card</w:t>
+            </w:r>
+          </w:p>
+          <w:p>
+            <w:pPr>
+              <w:ind w:left="142"/>
+              <w:rPr>
+                <w:rFonts w:ascii="Source Sans 3" w:hAnsi="Source Sans 3"/>
+                <w:iCs/>
+                <w:sz w:val="21"/>
+                <w:szCs w:val="21"/>
+              </w:rPr>
+            </w:pPr>
+            <w:r>
+              <w:rPr>
+                <w:rFonts w:ascii="Source Sans 3" w:hAnsi="Source Sans 3"/>
+                <w:b/>
+                <w:iCs/>
+                <w:sz w:val="21"/>
+                <w:szCs w:val="21"/>
+              </w:rPr>
+              <w:t xml:space="preserve">C </w:t>
+            </w:r>
+            <w:r>
+              <w:rPr>
+                <w:rFonts w:ascii="Source Sans 3" w:hAnsi="Source Sans 3"/>
+                <w:iCs/>
+                <w:sz w:val="21"/>
+                <w:szCs w:val="21"/>
+              </w:rPr>
+              <w:t xml:space="preserve">his </w:t>
+            </w:r>
+            <w:r>
+              <w:rPr>
+                <w:rFonts w:ascii="Source Sans 3" w:hAnsi="Source Sans 3"/>
+                <w:iCs/>
+                <w:sz w:val="21"/>
+                <w:szCs w:val="21"/>
+                <w:u w:val="single"/>
+              </w:rPr>
+              <w:t>smartphone</w:t>
+            </w:r>
+          </w:p>
+          <w:p>
+            <w:pPr>
+              <w:rPr>
+                <w:rFonts w:ascii="Source Sans 3" w:hAnsi="Source Sans 3"/>
+                <w:iCs/>
+                <w:sz w:val="21"/>
+                <w:szCs w:val="21"/>
+              </w:rPr>
+            </w:pPr>
+            <w:r>
+              <w:rPr>
+                <w:rFonts w:ascii="Source Sans 3" w:hAnsi="Source Sans 3"/>
+                <w:iCs/>
+                <w:sz w:val="21"/>
+                <w:szCs w:val="21"/>
+              </w:rPr>
+              <w:t xml:space="preserve">2 </w:t>
+            </w:r>
+            <w:r>
+              <w:rPr>
+                <w:rFonts w:ascii="Source Sans 3" w:hAnsi="Source Sans 3"/>
+                <w:iCs/>
+                <w:sz w:val="21"/>
+                <w:szCs w:val="21"/>
+              </w:rPr>
+              <w:t xml:space="preserve">The museum employee </w:t>
+            </w:r>
+            <w:r>
+              <w:rPr>
+                <w:rFonts w:ascii="Source Sans 3" w:hAnsi="Source Sans 3"/>
+                <w:iCs/>
+                <w:sz w:val="21"/>
+                <w:szCs w:val="21"/>
+                <w:u w:val="single"/>
+              </w:rPr>
+              <w:t>most appreciates</w:t>
+            </w:r>
+            <w:r>
+              <w:rPr>
+                <w:rFonts w:ascii="Source Sans 3" w:hAnsi="Source Sans 3"/>
+                <w:iCs/>
+                <w:sz w:val="21"/>
+                <w:szCs w:val="21"/>
+              </w:rPr>
+              <w:t xml:space="preserve"> the way the museum</w:t>
+            </w:r>
+          </w:p>
+          <w:p>
+            <w:pPr>
+              <w:pStyle w:val="BlankWord2"/>
+            </w:pPr>
+            <w:r>
+              <w:rPr>
+                <w:i/>
+              </w:rPr>
+              <w:t xml:space="preserve">most appreciates </w:t>
+            </w:r>
+            <w:r>
+              <w:t>- likes the most/best, thinks is the most important, is most impressed by, thinks is key</w:t>
+            </w:r>
+          </w:p>
+          <w:p>
+            <w:pPr>
+              <w:pStyle w:val="BlankWord2"/>
+            </w:pPr>
+            <w:r>
+              <w:rPr>
+                <w:i/>
+              </w:rPr>
+              <w:t xml:space="preserve">designed </w:t>
+            </w:r>
+            <w:r>
+              <w:t>- structured, put together, connected, linked, built</w:t>
+            </w:r>
+          </w:p>
+          <w:p>
+            <w:pPr>
+              <w:pStyle w:val="BlankWord2"/>
+            </w:pPr>
+            <w:r>
+              <w:rPr>
+                <w:i/>
+              </w:rPr>
+              <w:t xml:space="preserve">talks about the city's inhabitants </w:t>
+            </w:r>
+            <w:r>
+              <w:t>- shows/paints a picture of the life of city dwellers I citizens I the local people</w:t>
+            </w:r>
+          </w:p>
+          <w:p>
+            <w:pPr>
+              <w:pStyle w:val="BlankWord2"/>
+            </w:pPr>
+            <w:r>
+              <w:rPr>
+                <w:i/>
+              </w:rPr>
+              <w:t xml:space="preserve">is involved in fundraising for the local community- </w:t>
+            </w:r>
+            <w:r>
+              <w:t xml:space="preserve">does local charity work, raises money for local causes, donates money to worthwhile community </w:t>
+            </w:r>
+            <w:proofErr w:type="spellStart"/>
+            <w:r>
+              <w:t>organisations</w:t>
+            </w:r>
+            <w:proofErr w:type="spellEnd"/>
+          </w:p>
+          <w:p>
+            <w:pPr>
+              <w:ind w:left="142"/>
+              <w:rPr>
+                <w:rFonts w:ascii="Source Sans 3" w:hAnsi="Source Sans 3"/>
+                <w:iCs/>
+                <w:sz w:val="21"/>
+                <w:szCs w:val="21"/>
+              </w:rPr>
+            </w:pPr>
+            <w:r>
+              <w:rPr>
+                <w:rFonts w:ascii="Source Sans 3" w:hAnsi="Source Sans 3"/>
+                <w:b/>
+                <w:bCs/>
+                <w:iCs/>
+                <w:sz w:val="21"/>
+                <w:szCs w:val="21"/>
+              </w:rPr>
+              <w:t>A</w:t>
+            </w:r>
+            <w:r>
+              <w:rPr>
+                <w:rFonts w:ascii="Source Sans 3" w:hAnsi="Source Sans 3"/>
+                <w:iCs/>
+                <w:sz w:val="21"/>
+                <w:szCs w:val="21"/>
+              </w:rPr>
+              <w:t xml:space="preserve"> is </w:t>
+            </w:r>
+            <w:r>
+              <w:rPr>
+                <w:rFonts w:ascii="Source Sans 3" w:hAnsi="Source Sans 3"/>
+                <w:iCs/>
+                <w:sz w:val="21"/>
+                <w:szCs w:val="21"/>
+                <w:u w:val="single"/>
+              </w:rPr>
+              <w:t>designed.</w:t>
+            </w:r>
+          </w:p>
+          <w:p>
+            <w:pPr>
+              <w:ind w:left="142"/>
+              <w:rPr>
+                <w:rFonts w:ascii="Source Sans 3" w:hAnsi="Source Sans 3"/>
+                <w:iCs/>
+                <w:sz w:val="21"/>
+                <w:szCs w:val="21"/>
+              </w:rPr>
+            </w:pPr>
+            <w:r>
+              <w:rPr>
+                <w:rFonts w:ascii="Source Sans 3" w:hAnsi="Source Sans 3"/>
+                <w:b/>
+                <w:bCs/>
+                <w:iCs/>
+                <w:sz w:val="21"/>
+                <w:szCs w:val="21"/>
+              </w:rPr>
+              <w:t>B</w:t>
+            </w:r>
+            <w:r>
+              <w:rPr>
+                <w:rFonts w:ascii="Source Sans 3" w:hAnsi="Source Sans 3"/>
+                <w:iCs/>
+                <w:sz w:val="21"/>
+                <w:szCs w:val="21"/>
+              </w:rPr>
+              <w:t xml:space="preserve"> </w:t>
+            </w:r>
+            <w:r>
+              <w:rPr>
+                <w:rFonts w:ascii="Source Sans 3" w:hAnsi="Source Sans 3"/>
+                <w:iCs/>
+                <w:sz w:val="21"/>
+                <w:szCs w:val="21"/>
+                <w:u w:val="single"/>
+              </w:rPr>
+              <w:t>talks about the city's inhabitants.</w:t>
+            </w:r>
+          </w:p>
+          <w:p>
+            <w:pPr>
+              <w:ind w:left="142"/>
+              <w:rPr>
+                <w:rFonts w:ascii="Source Sans 3" w:hAnsi="Source Sans 3"/>
+                <w:iCs/>
+                <w:sz w:val="21"/>
+                <w:szCs w:val="21"/>
+              </w:rPr>
+            </w:pPr>
+            <w:r>
+              <w:rPr>
+                <w:rFonts w:ascii="Source Sans 3" w:hAnsi="Source Sans 3"/>
+                <w:b/>
+                <w:iCs/>
+                <w:sz w:val="21"/>
+                <w:szCs w:val="21"/>
+              </w:rPr>
+              <w:t xml:space="preserve">C </w:t>
+            </w:r>
+            <w:r>
+              <w:rPr>
+                <w:rFonts w:ascii="Source Sans 3" w:hAnsi="Source Sans 3"/>
+                <w:iCs/>
+                <w:sz w:val="21"/>
+                <w:szCs w:val="21"/>
+                <w:u w:val="single"/>
+              </w:rPr>
+              <w:t>is involved in fundraising for the local community.</w:t>
+            </w:r>
+          </w:p>
+        </w:tc>
+      </w:tr>
+    </w:tbl>
+    <w:p>
+      <w:pPr>
+        <w:rPr>
+          <w:rFonts w:ascii="Source Sans 3" w:hAnsi="Source Sans 3"/>
+          <w:sz w:val="19"/>
+          <w:szCs w:val="19"/>
+        </w:rPr>
+      </w:pPr>
+      <w:r>
+        <w:rPr>
+          <w:rFonts w:ascii="Source Sans 3" w:hAnsi="Source Sans 3"/>
+          <w:sz w:val="19"/>
+          <w:szCs w:val="19"/>
+        </w:rPr>
+        <w:br w:type="page"/>
+      </w:r>
+    </w:p>
+    <w:tbl>
+      <w:tblPr>
+        <w:tblStyle w:val="DottedTable"/>
+        <w:tblW w:w="14390" w:type="dxa"/>
+        <w:tblLook w:val="04A0" w:firstRow="1" w:lastRow="0" w:firstColumn="1" w:lastColumn="0" w:noHBand="0" w:noVBand="1"/>
+      </w:tblPr>
+      <w:tblGrid>
+        <w:gridCol w:w="530"/>
+        <w:gridCol w:w="8396"/>
+        <w:gridCol w:w="5464"/>
+      </w:tblGrid>
+      <w:tr>
+        <w:tc>
+          <w:tcPr>
+            <w:tcW w:w="530" w:type="dxa"/>
+          </w:tcPr>
+          <w:p>
+            <w:pPr>
+              <w:jc w:val="center"/>
+              <w:rPr>
+                <w:rFonts w:ascii="Source Sans 3" w:hAnsi="Source Sans 3"/>
+                <w:b/>
+                <w:bCs/>
+                <w:bdr w:val="single" w:sz="12" w:space="0" w:color="CA0D8E"/>
+              </w:rPr>
+            </w:pPr>
+            <w:r>
+              <w:rPr>
+                <w:rFonts w:ascii="Source Sans 3" w:hAnsi="Source Sans 3"/>
+                <w:b/>
+                <w:bCs/>
+                <w:bdr w:val="single" w:sz="12" w:space="0" w:color="CA0D8E"/>
+              </w:rPr>
+              <w:lastRenderedPageBreak/>
+              <w:t>10</w:t>
+            </w:r>
+          </w:p>
+        </w:tc>
+        <w:tc>
+          <w:tcPr>
+            <w:tcW w:w="8396" w:type="dxa"/>
+            <w:vAlign w:val="center"/>
+          </w:tcPr>
+          <w:p>
+            <w:pPr>
+              <w:rPr>
+                <w:rFonts w:ascii="Source Sans 3" w:hAnsi="Source Sans 3"/>
+                <w:b/>
+                <w:bCs/>
+                <w:sz w:val="21"/>
+                <w:szCs w:val="21"/>
+              </w:rPr>
+            </w:pPr>
+            <w:r>
+              <w:rPr>
+                <w:rFonts w:ascii="Source Sans 3" w:hAnsi="Source Sans 3"/>
+                <w:b/>
+                <w:bCs/>
+                <w:sz w:val="21"/>
+                <w:szCs w:val="21"/>
+              </w:rPr>
+              <w:t>Listen to the recording and answer the questions in exercise 9.</w:t>
+            </w:r>
+          </w:p>
+          <w:p>
+            <w:pPr>
+              <w:rPr>
+                <w:rFonts w:ascii="Source Sans 3" w:hAnsi="Source Sans 3"/>
+                <w:b/>
+                <w:bCs/>
+                <w:sz w:val="21"/>
+                <w:szCs w:val="21"/>
+              </w:rPr>
+            </w:pPr>
+            <w:hyperlink r:id="rId23" w:history="1">
+              <w:r>
+                <w:rPr>
+                  <w:rStyle w:val="Hyperlink"/>
+                  <w:rFonts w:ascii="Source Sans 3" w:hAnsi="Source Sans 3"/>
+                  <w:b/>
+                  <w:bCs/>
+                </w:rPr>
+                <w:t>0</w:t>
+              </w:r>
+              <w:r>
+                <w:rPr>
+                  <w:rStyle w:val="Hyperlink"/>
+                  <w:b/>
+                  <w:bCs/>
+                </w:rPr>
+                <w:t>4</w:t>
+              </w:r>
+            </w:hyperlink>
+          </w:p>
+          <w:p>
+            <w:pPr>
+              <w:rPr>
+                <w:rFonts w:ascii="Source Sans 3" w:hAnsi="Source Sans 3"/>
+                <w:b/>
+                <w:bCs/>
+                <w:sz w:val="21"/>
+                <w:szCs w:val="21"/>
+              </w:rPr>
+            </w:pPr>
+            <w:r>
+              <w:rPr>
+                <w:rFonts w:ascii="Source Sans 3" w:hAnsi="Source Sans 3"/>
+                <w:b/>
+                <w:bCs/>
+                <w:sz w:val="21"/>
+                <w:szCs w:val="21"/>
+              </w:rPr>
+              <w:t>1</w:t>
+            </w:r>
+            <w:r>
+              <w:rPr>
+                <w:rFonts w:ascii="Source Sans 3" w:hAnsi="Source Sans 3"/>
+                <w:b/>
+                <w:bCs/>
+                <w:sz w:val="21"/>
+                <w:szCs w:val="21"/>
+              </w:rPr>
+              <w:t xml:space="preserve">: </w:t>
+            </w:r>
+            <w:r>
+              <w:rPr>
+                <w:rStyle w:val="BlankWord1"/>
+              </w:rPr>
+              <w:t>B</w:t>
+            </w:r>
+          </w:p>
+          <w:p>
+            <w:pPr>
+              <w:rPr>
+                <w:rFonts w:ascii="Source Sans 3" w:hAnsi="Source Sans 3"/>
+                <w:b/>
+                <w:bCs/>
+                <w:sz w:val="21"/>
+                <w:szCs w:val="21"/>
+              </w:rPr>
+            </w:pPr>
+            <w:r>
+              <w:rPr>
+                <w:rFonts w:ascii="Source Sans 3" w:hAnsi="Source Sans 3"/>
+                <w:b/>
+                <w:bCs/>
+                <w:sz w:val="21"/>
+                <w:szCs w:val="21"/>
+              </w:rPr>
+              <w:t xml:space="preserve">2: </w:t>
+            </w:r>
+            <w:r>
+              <w:rPr>
+                <w:rStyle w:val="BlankWord1"/>
+              </w:rPr>
+              <w:t>B</w:t>
+            </w:r>
+          </w:p>
+        </w:tc>
+        <w:tc>
+          <w:tcPr>
+            <w:tcW w:w="5464" w:type="dxa"/>
+          </w:tcPr>
+          <w:p>
+            <w:pPr>
+              <w:rPr>
+                <w:rFonts w:ascii="Source Sans 3 SemiBold" w:hAnsi="Source Sans 3 SemiBold"/>
+                <w:b/>
+                <w:bCs/>
+                <w:w w:val="105"/>
+                <w:sz w:val="20"/>
+                <w:szCs w:val="20"/>
+              </w:rPr>
+            </w:pPr>
+            <w:r>
+              <w:rPr>
+                <w:rFonts w:ascii="Source Sans 3 SemiBold" w:hAnsi="Source Sans 3 SemiBold"/>
+                <w:b/>
+                <w:bCs/>
+                <w:w w:val="105"/>
+                <w:sz w:val="20"/>
+                <w:szCs w:val="20"/>
+              </w:rPr>
+              <w:t>TIP 10</w:t>
+            </w:r>
+          </w:p>
+          <w:p>
+            <w:pPr>
+              <w:rPr>
+                <w:rFonts w:ascii="Source Sans 3" w:hAnsi="Source Sans 3"/>
+                <w:w w:val="105"/>
+                <w:sz w:val="20"/>
+                <w:szCs w:val="20"/>
+              </w:rPr>
+            </w:pPr>
+            <w:r>
+              <w:rPr>
+                <w:rFonts w:ascii="Source Sans 3" w:hAnsi="Source Sans 3"/>
+                <w:w w:val="105"/>
+                <w:sz w:val="20"/>
+                <w:szCs w:val="20"/>
+              </w:rPr>
+              <w:t>Don't write down the first piece of information that seems to fit the gap. Sometimes in the Listening test, the speaker will talk for longer than you might expect before the correct answer becomes clear. For example, a speaker may seem to confirm an answer and then change their mind.</w:t>
+            </w:r>
+          </w:p>
+        </w:tc>
+      </w:tr>
+      <w:tr>
+        <w:tc>
+          <w:tcPr>
+            <w:tcW w:w="530" w:type="dxa"/>
+          </w:tcPr>
+          <w:p>
+            <w:pPr>
+              <w:jc w:val="center"/>
+              <w:rPr>
+                <w:rFonts w:ascii="Source Sans 3" w:hAnsi="Source Sans 3"/>
+                <w:b/>
+                <w:bCs/>
+                <w:bdr w:val="single" w:sz="12" w:space="0" w:color="CA0D8E"/>
+              </w:rPr>
+            </w:pPr>
+            <w:r>
+              <w:rPr>
+                <w:rFonts w:ascii="Source Sans 3" w:hAnsi="Source Sans 3"/>
+                <w:b/>
+                <w:bCs/>
+                <w:bdr w:val="single" w:sz="12" w:space="0" w:color="CA0D8E"/>
+              </w:rPr>
+              <w:t>11</w:t>
+            </w:r>
+          </w:p>
+        </w:tc>
+        <w:tc>
+          <w:tcPr>
+            <w:tcW w:w="8396" w:type="dxa"/>
+            <w:vAlign w:val="center"/>
+          </w:tcPr>
+          <w:p>
+            <w:pPr>
+              <w:rPr>
+                <w:rFonts w:ascii="Source Sans 3" w:hAnsi="Source Sans 3"/>
+                <w:b/>
+                <w:bCs/>
+                <w:sz w:val="21"/>
+                <w:szCs w:val="21"/>
+              </w:rPr>
+            </w:pPr>
+            <w:r>
+              <w:rPr>
+                <w:rFonts w:ascii="Source Sans 3" w:hAnsi="Source Sans 3"/>
+                <w:b/>
+                <w:bCs/>
+                <w:sz w:val="21"/>
+                <w:szCs w:val="21"/>
+              </w:rPr>
+              <w:t>Listen again and read the script on page 20</w:t>
+            </w:r>
+            <w:r>
+              <w:rPr>
+                <w:rFonts w:ascii="Source Sans 3" w:hAnsi="Source Sans 3" w:cs="Source Sans 3"/>
+                <w:b/>
+                <w:bCs/>
+                <w:sz w:val="21"/>
+                <w:szCs w:val="21"/>
+              </w:rPr>
+              <w:t>6</w:t>
+            </w:r>
+            <w:r>
+              <w:rPr>
+                <w:rFonts w:ascii="Source Sans 3" w:hAnsi="Source Sans 3"/>
+                <w:b/>
+                <w:bCs/>
+                <w:sz w:val="21"/>
+                <w:szCs w:val="21"/>
+              </w:rPr>
+              <w:t>. Make notes on the following.</w:t>
+            </w:r>
+          </w:p>
+          <w:p>
+            <w:pPr>
+              <w:rPr>
+                <w:rFonts w:ascii="Source Sans 3" w:hAnsi="Source Sans 3"/>
+                <w:b/>
+                <w:bCs/>
+                <w:sz w:val="21"/>
+                <w:szCs w:val="21"/>
+              </w:rPr>
+            </w:pPr>
+            <w:hyperlink r:id="rId24" w:history="1">
+              <w:r>
+                <w:rPr>
+                  <w:rStyle w:val="Hyperlink"/>
+                  <w:rFonts w:ascii="Source Sans 3" w:hAnsi="Source Sans 3"/>
+                  <w:b/>
+                  <w:bCs/>
+                </w:rPr>
+                <w:t>0</w:t>
+              </w:r>
+              <w:r>
+                <w:rPr>
+                  <w:rStyle w:val="Hyperlink"/>
+                  <w:b/>
+                  <w:bCs/>
+                </w:rPr>
+                <w:t>4</w:t>
+              </w:r>
+            </w:hyperlink>
+          </w:p>
+          <w:p>
+            <w:pPr>
+              <w:rPr>
+                <w:rFonts w:ascii="Source Sans 3" w:hAnsi="Source Sans 3"/>
+                <w:sz w:val="21"/>
+                <w:szCs w:val="21"/>
+              </w:rPr>
+            </w:pPr>
+            <w:r>
+              <w:rPr>
+                <w:rFonts w:ascii="Source Sans 3" w:hAnsi="Source Sans 3"/>
+                <w:b/>
+                <w:bCs/>
+                <w:sz w:val="21"/>
+                <w:szCs w:val="21"/>
+              </w:rPr>
+              <w:t>1</w:t>
+            </w:r>
+            <w:r>
+              <w:rPr>
+                <w:rFonts w:ascii="Source Sans 3" w:hAnsi="Source Sans 3"/>
+                <w:sz w:val="21"/>
+                <w:szCs w:val="21"/>
+              </w:rPr>
+              <w:t xml:space="preserve"> </w:t>
+            </w:r>
+            <w:r>
+              <w:rPr>
+                <w:rFonts w:ascii="Source Sans 3" w:hAnsi="Source Sans 3"/>
+                <w:sz w:val="21"/>
+                <w:szCs w:val="21"/>
+              </w:rPr>
+              <w:t>The order in which the three multiple-choice options are mentioned</w:t>
+            </w:r>
+          </w:p>
+          <w:p>
+            <w:pPr>
+              <w:rPr>
+                <w:rFonts w:ascii="Source Sans 3" w:hAnsi="Source Sans 3"/>
+                <w:sz w:val="21"/>
+                <w:szCs w:val="21"/>
+              </w:rPr>
+            </w:pPr>
+            <w:r>
+              <w:rPr>
+                <w:rFonts w:ascii="Source Sans 3" w:hAnsi="Source Sans 3"/>
+                <w:b/>
+                <w:bCs/>
+                <w:sz w:val="21"/>
+                <w:szCs w:val="21"/>
+              </w:rPr>
+              <w:t>2</w:t>
+            </w:r>
+            <w:r>
+              <w:rPr>
+                <w:rFonts w:ascii="Source Sans 3" w:hAnsi="Source Sans 3"/>
+                <w:sz w:val="21"/>
+                <w:szCs w:val="21"/>
+              </w:rPr>
+              <w:t xml:space="preserve"> </w:t>
+            </w:r>
+            <w:r>
+              <w:rPr>
+                <w:rFonts w:ascii="Source Sans 3" w:hAnsi="Source Sans 3"/>
+                <w:sz w:val="21"/>
+                <w:szCs w:val="21"/>
+              </w:rPr>
+              <w:t>The words in the audio that correspond to each option</w:t>
+            </w:r>
+          </w:p>
+          <w:p>
+            <w:pPr>
+              <w:rPr>
+                <w:rFonts w:ascii="Source Sans 3" w:hAnsi="Source Sans 3"/>
+                <w:sz w:val="21"/>
+                <w:szCs w:val="21"/>
+              </w:rPr>
+            </w:pPr>
+            <w:r>
+              <w:rPr>
+                <w:rFonts w:ascii="Source Sans 3" w:hAnsi="Source Sans 3"/>
+                <w:i/>
+                <w:sz w:val="21"/>
+                <w:szCs w:val="21"/>
+              </w:rPr>
+              <w:t>Question 1</w:t>
+            </w:r>
+          </w:p>
+          <w:p>
+            <w:pPr>
+              <w:numPr>
+                <w:ilvl w:val="0"/>
+                <w:numId w:val="22"/>
+              </w:numPr>
+              <w:rPr>
+                <w:rFonts w:ascii="Source Sans 3" w:hAnsi="Source Sans 3"/>
+                <w:sz w:val="21"/>
+                <w:szCs w:val="21"/>
+              </w:rPr>
+            </w:pPr>
+            <w:r>
+              <w:rPr>
+                <w:rFonts w:ascii="Source Sans 3" w:hAnsi="Source Sans 3"/>
+                <w:sz w:val="21"/>
+                <w:szCs w:val="21"/>
+              </w:rPr>
+              <w:t>The options are mentioned in the order</w:t>
+            </w:r>
+            <w:r>
+              <w:rPr>
+                <w:rFonts w:ascii="Source Sans 3" w:hAnsi="Source Sans 3"/>
+                <w:sz w:val="21"/>
+                <w:szCs w:val="21"/>
+              </w:rPr>
+              <w:t>:</w:t>
+            </w:r>
+            <w:r>
+              <w:rPr>
+                <w:rFonts w:ascii="Source Sans 3" w:hAnsi="Source Sans 3"/>
+                <w:sz w:val="21"/>
+                <w:szCs w:val="21"/>
+              </w:rPr>
+              <w:t xml:space="preserve"> </w:t>
+            </w:r>
+            <w:r>
+              <w:rPr>
+                <w:rStyle w:val="BlankWord1"/>
+              </w:rPr>
+              <w:t>A C B</w:t>
+            </w:r>
+            <w:r>
+              <w:rPr>
+                <w:rFonts w:ascii="Source Sans 3" w:hAnsi="Source Sans 3"/>
+                <w:sz w:val="21"/>
+                <w:szCs w:val="21"/>
+              </w:rPr>
+              <w:t>.</w:t>
+            </w:r>
+          </w:p>
+          <w:p>
+            <w:pPr>
+              <w:numPr>
+                <w:ilvl w:val="0"/>
+                <w:numId w:val="22"/>
+              </w:numPr>
+              <w:rPr>
+                <w:rFonts w:ascii="Source Sans 3" w:hAnsi="Source Sans 3"/>
+                <w:sz w:val="21"/>
+                <w:szCs w:val="21"/>
+              </w:rPr>
+            </w:pPr>
+          </w:p>
+          <w:p>
+            <w:pPr>
+              <w:pStyle w:val="BlankWord2"/>
+            </w:pPr>
+            <w:r>
+              <w:t xml:space="preserve">Option A: </w:t>
+            </w:r>
+            <w:r>
+              <w:rPr>
+                <w:i/>
+                <w:iCs/>
+              </w:rPr>
+              <w:t>So, I should bring my passport, then, for proof of ID? Option B: But you'll get your tickets fine as long as you can produce the payment card you bought the tickets with. That's the only ID we need to see.</w:t>
+            </w:r>
+          </w:p>
+          <w:p>
+            <w:pPr>
+              <w:pStyle w:val="BlankWord2"/>
+            </w:pPr>
+            <w:r>
+              <w:t xml:space="preserve">Option C: </w:t>
+            </w:r>
+            <w:r>
+              <w:rPr>
+                <w:i/>
+                <w:iCs/>
+              </w:rPr>
+              <w:t>People usually have a copy of their booking on their email, and they just show this on their smartphones and go straight through.</w:t>
+            </w:r>
+          </w:p>
+          <w:p>
+            <w:pPr>
+              <w:rPr>
+                <w:rFonts w:ascii="Source Sans 3" w:hAnsi="Source Sans 3"/>
+                <w:i/>
+                <w:sz w:val="21"/>
+                <w:szCs w:val="21"/>
+              </w:rPr>
+            </w:pPr>
+            <w:r>
+              <w:rPr>
+                <w:rFonts w:ascii="Source Sans 3" w:hAnsi="Source Sans 3"/>
+                <w:i/>
+                <w:sz w:val="21"/>
+                <w:szCs w:val="21"/>
+              </w:rPr>
+              <w:t>Question 2</w:t>
+            </w:r>
+          </w:p>
+          <w:p>
+            <w:pPr>
+              <w:numPr>
+                <w:ilvl w:val="0"/>
+                <w:numId w:val="21"/>
+              </w:numPr>
+              <w:rPr>
+                <w:rFonts w:ascii="Source Sans 3" w:hAnsi="Source Sans 3"/>
+                <w:sz w:val="21"/>
+                <w:szCs w:val="21"/>
+              </w:rPr>
+            </w:pPr>
+            <w:r>
+              <w:rPr>
+                <w:rFonts w:ascii="Source Sans 3" w:hAnsi="Source Sans 3"/>
+                <w:sz w:val="21"/>
+                <w:szCs w:val="21"/>
+              </w:rPr>
+              <w:t xml:space="preserve">The options are mentioned in the following order: </w:t>
+            </w:r>
+            <w:r>
+              <w:rPr>
+                <w:rStyle w:val="BlankWord1"/>
+              </w:rPr>
+              <w:t>C B A</w:t>
+            </w:r>
+          </w:p>
+          <w:p>
+            <w:pPr>
+              <w:numPr>
+                <w:ilvl w:val="0"/>
+                <w:numId w:val="21"/>
+              </w:numPr>
+              <w:rPr>
+                <w:rFonts w:ascii="Source Sans 3" w:hAnsi="Source Sans 3"/>
+                <w:sz w:val="21"/>
+                <w:szCs w:val="21"/>
+              </w:rPr>
+            </w:pPr>
+          </w:p>
+          <w:p>
+            <w:pPr>
+              <w:pStyle w:val="BlankWord2"/>
+            </w:pPr>
+            <w:r>
+              <w:t xml:space="preserve">Option A: </w:t>
+            </w:r>
+            <w:r>
+              <w:rPr>
+                <w:i/>
+                <w:iCs/>
+              </w:rPr>
+              <w:t>because of the way the exhibition designers have connected each section to the next with a real sense of development and design. It just flows so well from one room to the next. Better than any other museum I've been into, certainly.</w:t>
+            </w:r>
+          </w:p>
+          <w:p>
+            <w:pPr>
+              <w:pStyle w:val="BlankWord2"/>
+            </w:pPr>
+            <w:r>
+              <w:t xml:space="preserve">Option B: </w:t>
+            </w:r>
+            <w:r>
+              <w:rPr>
+                <w:i/>
+                <w:iCs/>
+              </w:rPr>
+              <w:t>But what's so good for visitors - and is absolutely key for me - is that, as you walk through from one room to another, you always, always get a real sense of who has lived here over the years, and what sort of people they ore, or have been.</w:t>
+            </w:r>
+          </w:p>
+          <w:p>
+            <w:pPr>
+              <w:pStyle w:val="BlankWord2"/>
+            </w:pPr>
+            <w:r>
+              <w:t xml:space="preserve">Option C: </w:t>
+            </w:r>
+            <w:r>
+              <w:rPr>
+                <w:i/>
+                <w:iCs/>
+              </w:rPr>
+              <w:t xml:space="preserve">One important thing is that the museum here has formed some extremely worthwhile partnerships with a wide range of local charities. In London, like any capital city, there </w:t>
+            </w:r>
+            <w:proofErr w:type="spellStart"/>
+            <w:r>
+              <w:rPr>
+                <w:i/>
+                <w:iCs/>
+              </w:rPr>
+              <w:t>ore</w:t>
+            </w:r>
+            <w:proofErr w:type="spellEnd"/>
+            <w:r>
+              <w:rPr>
+                <w:i/>
+                <w:iCs/>
+              </w:rPr>
+              <w:t xml:space="preserve"> a lot of social problems, and the museum's help in reaching out to the world outside is greatly appreciated by so many.</w:t>
+            </w:r>
+          </w:p>
+        </w:tc>
+        <w:tc>
+          <w:tcPr>
+            <w:tcW w:w="5464" w:type="dxa"/>
+          </w:tcPr>
+          <w:p>
+            <w:pPr>
+              <w:rPr>
+                <w:rFonts w:ascii="Source Sans 3 SemiBold" w:hAnsi="Source Sans 3 SemiBold"/>
+                <w:b/>
+                <w:bCs/>
+                <w:w w:val="105"/>
+                <w:sz w:val="20"/>
+                <w:szCs w:val="20"/>
+              </w:rPr>
+            </w:pPr>
+          </w:p>
+        </w:tc>
+      </w:tr>
+    </w:tbl>
+    <w:p>
+      <w:pPr>
+        <w:rPr>
+          <w:rFonts w:ascii="Source Sans 3" w:hAnsi="Source Sans 3"/>
+          <w:sz w:val="19"/>
+          <w:szCs w:val="19"/>
+        </w:rPr>
+      </w:pPr>
+    </w:p>
+    <w:p>
+      <w:pPr>
+        <w:spacing w:after="0" w:line="278" w:lineRule="auto"/>
+        <w:rPr>
+          <w:rFonts w:ascii="Source Sans 3" w:hAnsi="Source Sans 3"/>
+          <w:b/>
+          <w:bdr w:val="single" w:sz="18" w:space="0" w:color="auto"/>
+          <w:shd w:val="clear" w:color="auto" w:fill="F26D13"/>
+        </w:rPr>
+      </w:pPr>
+      <w:r>
+        <w:rPr>
+          <w:rFonts w:ascii="Source Sans 3" w:hAnsi="Source Sans 3"/>
+          <w:b/>
+          <w:color w:val="FFFFFF" w:themeColor="background1"/>
+          <w:bdr w:val="single" w:sz="18" w:space="0" w:color="auto"/>
+          <w:shd w:val="clear" w:color="auto" w:fill="CA0D8E"/>
+        </w:rPr>
+        <w:t>GRAMMAR FOCUS: FUTURE TIME CONDITIONALS</w:t>
+      </w:r>
+    </w:p>
+    <w:tbl>
+      <w:tblPr>
+        <w:tblStyle w:val="DottedTable"/>
+        <w:tblW w:w="14454" w:type="dxa"/>
+        <w:tblLook w:val="04A0" w:firstRow="1" w:lastRow="0" w:firstColumn="1" w:lastColumn="0" w:noHBand="0" w:noVBand="1"/>
+      </w:tblPr>
+      <w:tblGrid>
+        <w:gridCol w:w="530"/>
+        <w:gridCol w:w="13924"/>
+      </w:tblGrid>
+      <w:tr>
+        <w:tc>
+          <w:tcPr>
+            <w:tcW w:w="530" w:type="dxa"/>
+          </w:tcPr>
+          <w:p>
+            <w:pPr>
+              <w:jc w:val="center"/>
+              <w:rPr>
+                <w:rFonts w:ascii="Source Sans 3" w:hAnsi="Source Sans 3"/>
+                <w:b/>
+                <w:bCs/>
+                <w:bdr w:val="single" w:sz="12" w:space="0" w:color="CA0D8E"/>
+              </w:rPr>
+            </w:pPr>
+            <w:r>
+              <w:rPr>
+                <w:rFonts w:ascii="Source Sans 3" w:hAnsi="Source Sans 3"/>
+                <w:b/>
+                <w:bCs/>
+                <w:bdr w:val="single" w:sz="12" w:space="0" w:color="CA0D8E"/>
+              </w:rPr>
+              <w:t>12</w:t>
+            </w:r>
+          </w:p>
+        </w:tc>
+        <w:tc>
+          <w:tcPr>
+            <w:tcW w:w="13924" w:type="dxa"/>
+            <w:vAlign w:val="center"/>
+          </w:tcPr>
+          <w:p>
+            <w:pPr>
+              <w:rPr>
+                <w:rFonts w:ascii="Source Sans 3" w:hAnsi="Source Sans 3"/>
+                <w:b/>
+                <w:bCs/>
+                <w:iCs/>
+                <w:sz w:val="21"/>
+                <w:szCs w:val="21"/>
+              </w:rPr>
+            </w:pPr>
+            <w:r>
+              <w:rPr>
+                <w:rFonts w:ascii="Source Sans 3" w:hAnsi="Source Sans 3"/>
+                <w:b/>
+                <w:bCs/>
+                <w:iCs/>
+                <w:sz w:val="21"/>
+                <w:szCs w:val="21"/>
+              </w:rPr>
+              <w:t>Look at the sentences. With a partner, divide each sentence into two clauses and decide which part needs to happen first for the second to be the result (i.e. which part is the condition, which is the result).</w:t>
+            </w:r>
+          </w:p>
+          <w:p>
+            <w:pPr>
+              <w:numPr>
+                <w:ilvl w:val="0"/>
+                <w:numId w:val="23"/>
+              </w:numPr>
+              <w:rPr>
+                <w:rFonts w:ascii="Source Sans 3" w:hAnsi="Source Sans 3"/>
+                <w:iCs/>
+                <w:sz w:val="21"/>
+                <w:szCs w:val="21"/>
+              </w:rPr>
+            </w:pPr>
+            <w:r>
+              <w:rPr>
+                <w:rFonts w:ascii="Source Sans 3" w:hAnsi="Source Sans 3"/>
+                <w:iCs/>
+                <w:sz w:val="21"/>
+                <w:szCs w:val="21"/>
+              </w:rPr>
+              <w:t>I'll book tickets for that as well today, provided there is something special that I'm particularly interested in.</w:t>
+            </w:r>
+          </w:p>
+          <w:p>
+            <w:pPr>
+              <w:numPr>
+                <w:ilvl w:val="0"/>
+                <w:numId w:val="23"/>
+              </w:numPr>
+              <w:rPr>
+                <w:rFonts w:ascii="Source Sans 3" w:hAnsi="Source Sans 3"/>
+                <w:iCs/>
+                <w:sz w:val="21"/>
+                <w:szCs w:val="21"/>
+              </w:rPr>
+            </w:pPr>
+            <w:r>
+              <w:rPr>
+                <w:rFonts w:ascii="Source Sans 3" w:hAnsi="Source Sans 3"/>
+                <w:iCs/>
+                <w:sz w:val="21"/>
+                <w:szCs w:val="21"/>
+              </w:rPr>
+              <w:t>You'll get your tickets fine, as long as you can produce the payment card you bought the tickets with.</w:t>
+            </w:r>
+          </w:p>
+          <w:p>
+            <w:pPr>
+              <w:numPr>
+                <w:ilvl w:val="0"/>
+                <w:numId w:val="23"/>
+              </w:numPr>
+              <w:rPr>
+                <w:rFonts w:ascii="Source Sans 3" w:hAnsi="Source Sans 3"/>
+                <w:iCs/>
+                <w:sz w:val="21"/>
+                <w:szCs w:val="21"/>
+              </w:rPr>
+            </w:pPr>
+            <w:r>
+              <w:rPr>
+                <w:rFonts w:ascii="Source Sans 3" w:hAnsi="Source Sans 3"/>
+                <w:iCs/>
+                <w:sz w:val="21"/>
+                <w:szCs w:val="21"/>
+              </w:rPr>
+              <w:t>Once we leave the part of the exhibition called 'Contemporary London', we will move into the 22nd century.</w:t>
+            </w:r>
+          </w:p>
+          <w:p>
+            <w:pPr>
+              <w:numPr>
+                <w:ilvl w:val="0"/>
+                <w:numId w:val="23"/>
+              </w:numPr>
+              <w:rPr>
+                <w:rFonts w:ascii="Source Sans 3" w:hAnsi="Source Sans 3"/>
+                <w:iCs/>
+                <w:sz w:val="21"/>
+                <w:szCs w:val="21"/>
+              </w:rPr>
+            </w:pPr>
+            <w:r>
+              <w:rPr>
+                <w:rFonts w:ascii="Source Sans 3" w:hAnsi="Source Sans 3"/>
+                <w:iCs/>
+                <w:sz w:val="21"/>
+                <w:szCs w:val="21"/>
+              </w:rPr>
+              <w:t>Unless something dramatic happens, I should be working here for a long time.</w:t>
+            </w:r>
+          </w:p>
+          <w:p>
+            <w:pPr>
+              <w:pStyle w:val="BlankWord2"/>
+            </w:pPr>
+            <w:r>
+              <w:t xml:space="preserve">Condition in </w:t>
+            </w:r>
+            <w:r>
+              <w:rPr>
+                <w:color w:val="3399D3"/>
+              </w:rPr>
+              <w:t>blue</w:t>
+            </w:r>
+            <w:r>
+              <w:t xml:space="preserve">, result in </w:t>
+            </w:r>
+            <w:r>
+              <w:rPr>
+                <w:color w:val="CB060B"/>
+              </w:rPr>
+              <w:t>red</w:t>
+            </w:r>
+          </w:p>
+          <w:p>
+            <w:pPr>
+              <w:pStyle w:val="BlankWord2"/>
+            </w:pPr>
+            <w:r>
+              <w:t xml:space="preserve">1 </w:t>
+            </w:r>
+            <w:r>
+              <w:rPr>
+                <w:color w:val="CB060B"/>
+              </w:rPr>
+              <w:t>I'll book tickets for that as well today,</w:t>
+            </w:r>
+            <w:r>
+              <w:t xml:space="preserve"> </w:t>
+            </w:r>
+            <w:r>
+              <w:rPr>
+                <w:color w:val="3399D3"/>
+              </w:rPr>
+              <w:t>provided there is something special that I'm particularly interested in.</w:t>
+            </w:r>
+          </w:p>
+          <w:p>
+            <w:pPr>
+              <w:pStyle w:val="BlankWord2"/>
+            </w:pPr>
+            <w:r>
+              <w:t xml:space="preserve">2 </w:t>
+            </w:r>
+            <w:r>
+              <w:rPr>
+                <w:color w:val="CB060B"/>
+              </w:rPr>
+              <w:t>You'll get your tickets fine,</w:t>
+            </w:r>
+            <w:r>
+              <w:rPr>
+                <w:color w:val="CA0D8E"/>
+              </w:rPr>
+              <w:t xml:space="preserve"> </w:t>
+            </w:r>
+            <w:r>
+              <w:rPr>
+                <w:color w:val="3399D3"/>
+              </w:rPr>
+              <w:t>as long as you can produce the payment card you bought the tickets with.</w:t>
+            </w:r>
+          </w:p>
+          <w:p>
+            <w:pPr>
+              <w:pStyle w:val="BlankWord2"/>
+            </w:pPr>
+            <w:r>
+              <w:t xml:space="preserve">3 </w:t>
+            </w:r>
+            <w:r>
+              <w:rPr>
+                <w:color w:val="3399D3"/>
+              </w:rPr>
+              <w:t>Once we leave the part of the exhibition called 'Contemporary London',</w:t>
+            </w:r>
+            <w:r>
+              <w:t xml:space="preserve"> </w:t>
+            </w:r>
+            <w:r>
+              <w:rPr>
+                <w:color w:val="CB060B"/>
+              </w:rPr>
+              <w:t>we will move into the 22nd century.</w:t>
+            </w:r>
+          </w:p>
+          <w:p>
+            <w:pPr>
+              <w:pStyle w:val="BlankWord2"/>
+            </w:pPr>
+            <w:r>
+              <w:t xml:space="preserve">4 </w:t>
+            </w:r>
+            <w:r>
+              <w:rPr>
+                <w:color w:val="3399D3"/>
+              </w:rPr>
+              <w:t>Unless something dramatic happens,</w:t>
+            </w:r>
+            <w:r>
+              <w:t xml:space="preserve"> </w:t>
+            </w:r>
+            <w:r>
+              <w:rPr>
+                <w:color w:val="CB060B"/>
+              </w:rPr>
+              <w:t>I should be working here for</w:t>
+            </w:r>
+            <w:r>
+              <w:rPr>
+                <w:color w:val="CB060B"/>
+              </w:rPr>
+              <w:t xml:space="preserve"> </w:t>
+            </w:r>
+            <w:r>
+              <w:rPr>
+                <w:color w:val="CB060B"/>
+              </w:rPr>
+              <w:t>a longtime.</w:t>
+            </w:r>
+          </w:p>
+        </w:tc>
+      </w:tr>
+      <w:tr>
+        <w:tc>
+          <w:tcPr>
+            <w:tcW w:w="530" w:type="dxa"/>
+          </w:tcPr>
+          <w:p>
+            <w:pPr>
+              <w:jc w:val="center"/>
+              <w:rPr>
+                <w:rFonts w:ascii="Source Sans 3" w:hAnsi="Source Sans 3"/>
+                <w:b/>
+                <w:bCs/>
+                <w:bdr w:val="single" w:sz="12" w:space="0" w:color="CA0D8E"/>
+              </w:rPr>
+            </w:pPr>
+            <w:r>
+              <w:rPr>
+                <w:rFonts w:ascii="Source Sans 3" w:hAnsi="Source Sans 3"/>
+                <w:b/>
+                <w:bCs/>
+                <w:bdr w:val="single" w:sz="12" w:space="0" w:color="CA0D8E"/>
+              </w:rPr>
+              <w:t>13</w:t>
+            </w:r>
+          </w:p>
+        </w:tc>
+        <w:tc>
+          <w:tcPr>
+            <w:tcW w:w="13924" w:type="dxa"/>
+            <w:vAlign w:val="center"/>
+          </w:tcPr>
+          <w:p>
+            <w:pPr>
+              <w:rPr>
+                <w:rFonts w:ascii="Source Sans 3" w:hAnsi="Source Sans 3"/>
+                <w:b/>
+                <w:bCs/>
+                <w:iCs/>
+                <w:sz w:val="21"/>
+                <w:szCs w:val="21"/>
+              </w:rPr>
+            </w:pPr>
+            <w:r>
+              <w:rPr>
+                <w:rFonts w:ascii="Source Sans 3" w:hAnsi="Source Sans 3"/>
+                <w:b/>
+                <w:bCs/>
+                <w:iCs/>
+                <w:sz w:val="21"/>
+                <w:szCs w:val="21"/>
+              </w:rPr>
+              <w:t>Underline each future time word or phrase in exercise 12 that indicates the condition. Which of those words or phrases could be replaced by 'if' with no change to the meaning of the sentence?</w:t>
+            </w:r>
+          </w:p>
+          <w:p>
+            <w:pPr>
+              <w:pStyle w:val="BlankWord2"/>
+            </w:pPr>
+            <w:r>
+              <w:t>1</w:t>
+            </w:r>
+            <w:r>
+              <w:t>:</w:t>
+            </w:r>
+            <w:r>
+              <w:t xml:space="preserve"> provided 2</w:t>
+            </w:r>
+            <w:r>
+              <w:t>:</w:t>
+            </w:r>
+            <w:r>
+              <w:t xml:space="preserve"> as long </w:t>
+            </w:r>
+            <w:proofErr w:type="gramStart"/>
+            <w:r>
+              <w:t>as  3</w:t>
+            </w:r>
+            <w:proofErr w:type="gramEnd"/>
+            <w:r>
+              <w:t>:</w:t>
+            </w:r>
+            <w:r>
+              <w:t xml:space="preserve"> </w:t>
+            </w:r>
+            <w:proofErr w:type="gramStart"/>
+            <w:r>
+              <w:t>Once  4</w:t>
+            </w:r>
+            <w:proofErr w:type="gramEnd"/>
+            <w:r>
+              <w:t xml:space="preserve"> Unless</w:t>
+            </w:r>
+          </w:p>
+          <w:p>
+            <w:pPr>
+              <w:pStyle w:val="BlankWord2"/>
+            </w:pPr>
+            <w:r>
+              <w:t xml:space="preserve">We can replace </w:t>
+            </w:r>
+            <w:r>
+              <w:rPr>
+                <w:i/>
+              </w:rPr>
+              <w:t xml:space="preserve">provided </w:t>
+            </w:r>
+            <w:r>
+              <w:t xml:space="preserve">and as </w:t>
+            </w:r>
+            <w:r>
+              <w:rPr>
+                <w:i/>
+              </w:rPr>
+              <w:t xml:space="preserve">long as </w:t>
+            </w:r>
+            <w:r>
+              <w:t xml:space="preserve">with </w:t>
+            </w:r>
+            <w:proofErr w:type="spellStart"/>
+            <w:r>
+              <w:t>if</w:t>
+            </w:r>
+            <w:proofErr w:type="spellEnd"/>
+            <w:r>
+              <w:t xml:space="preserve">. </w:t>
+            </w:r>
+            <w:r>
+              <w:rPr>
+                <w:i/>
+              </w:rPr>
+              <w:t xml:space="preserve">Once </w:t>
+            </w:r>
+            <w:r>
+              <w:t xml:space="preserve">could be replaced with </w:t>
+            </w:r>
+            <w:r>
+              <w:rPr>
+                <w:i/>
+              </w:rPr>
+              <w:t xml:space="preserve">when. Unless </w:t>
+            </w:r>
+            <w:r>
+              <w:t>means 'if not', so we can change it if we change the</w:t>
+            </w:r>
+            <w:r>
+              <w:rPr>
+                <w:rFonts w:ascii="Calibri" w:eastAsia="Calibri" w:hAnsi="Calibri" w:cs="Calibri"/>
+                <w:color w:val="020203"/>
+                <w:spacing w:val="-4"/>
+                <w:kern w:val="0"/>
+                <w:sz w:val="18"/>
+                <w14:ligatures w14:val="none"/>
+              </w:rPr>
+              <w:t xml:space="preserve"> </w:t>
+            </w:r>
+            <w:r>
+              <w:t xml:space="preserve">whole cause clause: </w:t>
+            </w:r>
+            <w:r>
+              <w:rPr>
+                <w:i/>
+              </w:rPr>
+              <w:t xml:space="preserve">If something dramatic doesn't happen, </w:t>
+            </w:r>
+            <w:r>
+              <w:t>...</w:t>
+            </w:r>
+            <w:r>
+              <w:t xml:space="preserve"> </w:t>
+            </w:r>
+          </w:p>
+        </w:tc>
+      </w:tr>
+      <w:tr>
+        <w:tc>
+          <w:tcPr>
+            <w:tcW w:w="530" w:type="dxa"/>
+          </w:tcPr>
+          <w:p>
+            <w:pPr>
+              <w:jc w:val="center"/>
+              <w:rPr>
+                <w:rFonts w:ascii="Source Sans 3" w:hAnsi="Source Sans 3"/>
+                <w:b/>
+                <w:bCs/>
+                <w:bdr w:val="single" w:sz="12" w:space="0" w:color="CA0D8E"/>
+              </w:rPr>
+            </w:pPr>
+          </w:p>
+        </w:tc>
+        <w:tc>
+          <w:tcPr>
+            <w:tcW w:w="13924" w:type="dxa"/>
+            <w:vAlign w:val="center"/>
+          </w:tcPr>
+          <w:p>
+            <w:pPr>
+              <w:rPr>
+                <w:rFonts w:ascii="Source Sans 3" w:hAnsi="Source Sans 3"/>
+                <w:b/>
+                <w:bCs/>
+                <w:iCs/>
+                <w:sz w:val="21"/>
+                <w:szCs w:val="21"/>
+              </w:rPr>
+            </w:pPr>
           </w:p>
         </w:tc>
       </w:tr>
@@ -26074,7 +33800,7 @@
     <w:sectPr>
       <w:pgSz w:w="15840" w:h="24480" w:code="3"/>
       <w:pgMar w:top="720" w:right="720" w:bottom="720" w:left="720" w:header="284" w:footer="284" w:gutter="0"/>
-      <w:pgNumType w:start="8"/>
+      <w:pgNumType w:start="1"/>
       <w:cols w:space="720"/>
       <w:docGrid w:linePitch="360"/>
     </w:sectPr>
@@ -26105,42 +33831,42 @@
         <v:path o:extrusionok="f" gradientshapeok="t" o:connecttype="rect"/>
         <o:lock v:ext="edit" aspectratio="t"/>
       </v:shapetype>
-      <v:shape id="_x0000_i1025" type="#_x0000_t75" style="width:25.55pt;height:13.3pt;visibility:visible;mso-wrap-style:square" o:bullet="t">
+      <v:shape id="_x0000_i1025" type="#_x0000_t75" style="width:24.65pt;height:14pt;visibility:visible;mso-wrap-style:square" o:bullet="t">
         <v:imagedata r:id="rId1" o:title=""/>
       </v:shape>
     </w:pict>
   </w:numPicBullet>
   <w:numPicBullet w:numPicBulletId="1">
     <w:pict>
-      <v:shape id="_x0000_i1026" type="#_x0000_t75" style="width:24.5pt;height:9.7pt;visibility:visible;mso-wrap-style:square" o:bullet="t">
+      <v:shape id="_x0000_i1026" type="#_x0000_t75" style="width:24.65pt;height:10pt;visibility:visible;mso-wrap-style:square" o:bullet="t">
         <v:imagedata r:id="rId2" o:title=""/>
       </v:shape>
     </w:pict>
   </w:numPicBullet>
   <w:numPicBullet w:numPicBulletId="2">
     <w:pict>
-      <v:shape id="_x0000_i1027" type="#_x0000_t75" style="width:25.55pt;height:13.3pt;visibility:visible;mso-wrap-style:square" o:bullet="t">
+      <v:shape id="_x0000_i1027" type="#_x0000_t75" style="width:24.65pt;height:14pt;visibility:visible;mso-wrap-style:square" o:bullet="t">
         <v:imagedata r:id="rId3" o:title=""/>
       </v:shape>
     </w:pict>
   </w:numPicBullet>
   <w:numPicBullet w:numPicBulletId="3">
     <w:pict>
-      <v:shape id="_x0000_i1028" type="#_x0000_t75" style="width:22.45pt;height:11.75pt;visibility:visible;mso-wrap-style:square" o:bullet="t">
+      <v:shape id="_x0000_i1028" type="#_x0000_t75" style="width:22.65pt;height:12pt;visibility:visible;mso-wrap-style:square" o:bullet="t">
         <v:imagedata r:id="rId4" o:title=""/>
       </v:shape>
     </w:pict>
   </w:numPicBullet>
   <w:numPicBullet w:numPicBulletId="4">
     <w:pict>
-      <v:shape id="_x0000_i1029" type="#_x0000_t75" style="width:24.5pt;height:9.2pt;visibility:visible;mso-wrap-style:square" o:bullet="t">
+      <v:shape id="_x0000_i1029" type="#_x0000_t75" style="width:24.65pt;height:9.35pt;visibility:visible;mso-wrap-style:square" o:bullet="t">
         <v:imagedata r:id="rId5" o:title=""/>
       </v:shape>
     </w:pict>
   </w:numPicBullet>
   <w:numPicBullet w:numPicBulletId="5">
     <w:pict>
-      <v:shape id="_x0000_i1030" type="#_x0000_t75" style="width:24.5pt;height:9.2pt;visibility:visible;mso-wrap-style:square" o:bullet="t">
+      <v:shape id="_x0000_i1030" type="#_x0000_t75" style="width:24.65pt;height:9.35pt;visibility:visible;mso-wrap-style:square" o:bullet="t">
         <v:imagedata r:id="rId6" o:title=""/>
       </v:shape>
     </w:pict>
@@ -26287,6 +34013,126 @@
     </w:lvl>
   </w:abstractNum>
   <w:abstractNum w:abstractNumId="1" w15:restartNumberingAfterBreak="0">
+    <w:nsid w:val="03F16703"/>
+    <w:multiLevelType w:val="hybridMultilevel"/>
+    <w:tmpl w:val="6FB05494"/>
+    <w:lvl w:ilvl="0" w:tplc="191C9E3A">
+      <w:start w:val="7"/>
+      <w:numFmt w:val="decimal"/>
+      <w:lvlText w:val="%1"/>
+      <w:lvlJc w:val="left"/>
+      <w:pPr>
+        <w:ind w:left="322" w:hanging="205"/>
+        <w:jc w:val="right"/>
+      </w:pPr>
+      <w:rPr>
+        <w:rFonts w:hint="default"/>
+        <w:spacing w:val="0"/>
+        <w:w w:val="91"/>
+        <w:lang w:val="en-US" w:eastAsia="en-US" w:bidi="ar-SA"/>
+      </w:rPr>
+    </w:lvl>
+    <w:lvl w:ilvl="1" w:tplc="8A64A02E">
+      <w:start w:val="1"/>
+      <w:numFmt w:val="decimal"/>
+      <w:lvlText w:val="%2"/>
+      <w:lvlJc w:val="left"/>
+      <w:pPr>
+        <w:ind w:left="516" w:hanging="187"/>
+      </w:pPr>
+      <w:rPr>
+        <w:rFonts w:hint="default"/>
+        <w:spacing w:val="0"/>
+        <w:w w:val="77"/>
+        <w:lang w:val="en-US" w:eastAsia="en-US" w:bidi="ar-SA"/>
+      </w:rPr>
+    </w:lvl>
+    <w:lvl w:ilvl="2" w:tplc="6B7CF830">
+      <w:numFmt w:val="bullet"/>
+      <w:lvlText w:val="•"/>
+      <w:lvlJc w:val="left"/>
+      <w:pPr>
+        <w:ind w:left="520" w:hanging="187"/>
+      </w:pPr>
+      <w:rPr>
+        <w:rFonts w:hint="default"/>
+        <w:lang w:val="en-US" w:eastAsia="en-US" w:bidi="ar-SA"/>
+      </w:rPr>
+    </w:lvl>
+    <w:lvl w:ilvl="3" w:tplc="E1D8993C">
+      <w:numFmt w:val="bullet"/>
+      <w:lvlText w:val="•"/>
+      <w:lvlJc w:val="left"/>
+      <w:pPr>
+        <w:ind w:left="1118" w:hanging="187"/>
+      </w:pPr>
+      <w:rPr>
+        <w:rFonts w:hint="default"/>
+        <w:lang w:val="en-US" w:eastAsia="en-US" w:bidi="ar-SA"/>
+      </w:rPr>
+    </w:lvl>
+    <w:lvl w:ilvl="4" w:tplc="10085C22">
+      <w:numFmt w:val="bullet"/>
+      <w:lvlText w:val="•"/>
+      <w:lvlJc w:val="left"/>
+      <w:pPr>
+        <w:ind w:left="1717" w:hanging="187"/>
+      </w:pPr>
+      <w:rPr>
+        <w:rFonts w:hint="default"/>
+        <w:lang w:val="en-US" w:eastAsia="en-US" w:bidi="ar-SA"/>
+      </w:rPr>
+    </w:lvl>
+    <w:lvl w:ilvl="5" w:tplc="118C93F0">
+      <w:numFmt w:val="bullet"/>
+      <w:lvlText w:val="•"/>
+      <w:lvlJc w:val="left"/>
+      <w:pPr>
+        <w:ind w:left="2316" w:hanging="187"/>
+      </w:pPr>
+      <w:rPr>
+        <w:rFonts w:hint="default"/>
+        <w:lang w:val="en-US" w:eastAsia="en-US" w:bidi="ar-SA"/>
+      </w:rPr>
+    </w:lvl>
+    <w:lvl w:ilvl="6" w:tplc="F46443B2">
+      <w:numFmt w:val="bullet"/>
+      <w:lvlText w:val="•"/>
+      <w:lvlJc w:val="left"/>
+      <w:pPr>
+        <w:ind w:left="2915" w:hanging="187"/>
+      </w:pPr>
+      <w:rPr>
+        <w:rFonts w:hint="default"/>
+        <w:lang w:val="en-US" w:eastAsia="en-US" w:bidi="ar-SA"/>
+      </w:rPr>
+    </w:lvl>
+    <w:lvl w:ilvl="7" w:tplc="6E6CBDC8">
+      <w:numFmt w:val="bullet"/>
+      <w:lvlText w:val="•"/>
+      <w:lvlJc w:val="left"/>
+      <w:pPr>
+        <w:ind w:left="3514" w:hanging="187"/>
+      </w:pPr>
+      <w:rPr>
+        <w:rFonts w:hint="default"/>
+        <w:lang w:val="en-US" w:eastAsia="en-US" w:bidi="ar-SA"/>
+      </w:rPr>
+    </w:lvl>
+    <w:lvl w:ilvl="8" w:tplc="5964B1FA">
+      <w:numFmt w:val="bullet"/>
+      <w:lvlText w:val="•"/>
+      <w:lvlJc w:val="left"/>
+      <w:pPr>
+        <w:ind w:left="4112" w:hanging="187"/>
+      </w:pPr>
+      <w:rPr>
+        <w:rFonts w:hint="default"/>
+        <w:lang w:val="en-US" w:eastAsia="en-US" w:bidi="ar-SA"/>
+      </w:rPr>
+    </w:lvl>
+  </w:abstractNum>
+  <w:abstractNum w:abstractNumId="2" w15:restartNumberingAfterBreak="0">
     <w:nsid w:val="0510678A"/>
     <w:multiLevelType w:val="hybridMultilevel"/>
     <w:tmpl w:val="AC4C786A"/>
@@ -26378,7 +34224,7 @@
       </w:pPr>
     </w:lvl>
   </w:abstractNum>
-  <w:abstractNum w:abstractNumId="2" w15:restartNumberingAfterBreak="0">
+  <w:abstractNum w:abstractNumId="3" w15:restartNumberingAfterBreak="0">
     <w:nsid w:val="09CD1D0C"/>
     <w:multiLevelType w:val="hybridMultilevel"/>
     <w:tmpl w:val="3104F16A"/>
@@ -26496,7 +34342,126 @@
       </w:rPr>
     </w:lvl>
   </w:abstractNum>
-  <w:abstractNum w:abstractNumId="3" w15:restartNumberingAfterBreak="0">
+  <w:abstractNum w:abstractNumId="4" w15:restartNumberingAfterBreak="0">
+    <w:nsid w:val="19B868DF"/>
+    <w:multiLevelType w:val="hybridMultilevel"/>
+    <w:tmpl w:val="E38E41C0"/>
+    <w:lvl w:ilvl="0" w:tplc="B402661A">
+      <w:start w:val="2"/>
+      <w:numFmt w:val="decimal"/>
+      <w:lvlText w:val="%1"/>
+      <w:lvlJc w:val="left"/>
+      <w:pPr>
+        <w:ind w:left="984" w:hanging="202"/>
+        <w:jc w:val="right"/>
+      </w:pPr>
+      <w:rPr>
+        <w:rFonts w:hint="default"/>
+        <w:spacing w:val="0"/>
+        <w:w w:val="84"/>
+        <w:lang w:val="en-US" w:eastAsia="en-US" w:bidi="ar-SA"/>
+      </w:rPr>
+    </w:lvl>
+    <w:lvl w:ilvl="1" w:tplc="84D68822">
+      <w:numFmt w:val="bullet"/>
+      <w:lvlText w:val="•"/>
+      <w:lvlJc w:val="left"/>
+      <w:pPr>
+        <w:ind w:left="1369" w:hanging="137"/>
+      </w:pPr>
+      <w:rPr>
+        <w:rFonts w:ascii="Calibri" w:eastAsia="Calibri" w:hAnsi="Calibri" w:cs="Calibri" w:hint="default"/>
+        <w:spacing w:val="0"/>
+        <w:w w:val="48"/>
+        <w:lang w:val="en-US" w:eastAsia="en-US" w:bidi="ar-SA"/>
+      </w:rPr>
+    </w:lvl>
+    <w:lvl w:ilvl="2" w:tplc="2132C3DA">
+      <w:numFmt w:val="bullet"/>
+      <w:lvlText w:val="•"/>
+      <w:lvlJc w:val="left"/>
+      <w:pPr>
+        <w:ind w:left="1779" w:hanging="137"/>
+      </w:pPr>
+      <w:rPr>
+        <w:rFonts w:hint="default"/>
+        <w:lang w:val="en-US" w:eastAsia="en-US" w:bidi="ar-SA"/>
+      </w:rPr>
+    </w:lvl>
+    <w:lvl w:ilvl="3" w:tplc="2548C8F6">
+      <w:numFmt w:val="bullet"/>
+      <w:lvlText w:val="•"/>
+      <w:lvlJc w:val="left"/>
+      <w:pPr>
+        <w:ind w:left="2199" w:hanging="137"/>
+      </w:pPr>
+      <w:rPr>
+        <w:rFonts w:hint="default"/>
+        <w:lang w:val="en-US" w:eastAsia="en-US" w:bidi="ar-SA"/>
+      </w:rPr>
+    </w:lvl>
+    <w:lvl w:ilvl="4" w:tplc="1BC47B2C">
+      <w:numFmt w:val="bullet"/>
+      <w:lvlText w:val="•"/>
+      <w:lvlJc w:val="left"/>
+      <w:pPr>
+        <w:ind w:left="2619" w:hanging="137"/>
+      </w:pPr>
+      <w:rPr>
+        <w:rFonts w:hint="default"/>
+        <w:lang w:val="en-US" w:eastAsia="en-US" w:bidi="ar-SA"/>
+      </w:rPr>
+    </w:lvl>
+    <w:lvl w:ilvl="5" w:tplc="EEA0284A">
+      <w:numFmt w:val="bullet"/>
+      <w:lvlText w:val="•"/>
+      <w:lvlJc w:val="left"/>
+      <w:pPr>
+        <w:ind w:left="3039" w:hanging="137"/>
+      </w:pPr>
+      <w:rPr>
+        <w:rFonts w:hint="default"/>
+        <w:lang w:val="en-US" w:eastAsia="en-US" w:bidi="ar-SA"/>
+      </w:rPr>
+    </w:lvl>
+    <w:lvl w:ilvl="6" w:tplc="FEF2406C">
+      <w:numFmt w:val="bullet"/>
+      <w:lvlText w:val="•"/>
+      <w:lvlJc w:val="left"/>
+      <w:pPr>
+        <w:ind w:left="3459" w:hanging="137"/>
+      </w:pPr>
+      <w:rPr>
+        <w:rFonts w:hint="default"/>
+        <w:lang w:val="en-US" w:eastAsia="en-US" w:bidi="ar-SA"/>
+      </w:rPr>
+    </w:lvl>
+    <w:lvl w:ilvl="7" w:tplc="EAA202F2">
+      <w:numFmt w:val="bullet"/>
+      <w:lvlText w:val="•"/>
+      <w:lvlJc w:val="left"/>
+      <w:pPr>
+        <w:ind w:left="3879" w:hanging="137"/>
+      </w:pPr>
+      <w:rPr>
+        <w:rFonts w:hint="default"/>
+        <w:lang w:val="en-US" w:eastAsia="en-US" w:bidi="ar-SA"/>
+      </w:rPr>
+    </w:lvl>
+    <w:lvl w:ilvl="8" w:tplc="3904A5EE">
+      <w:numFmt w:val="bullet"/>
+      <w:lvlText w:val="•"/>
+      <w:lvlJc w:val="left"/>
+      <w:pPr>
+        <w:ind w:left="4299" w:hanging="137"/>
+      </w:pPr>
+      <w:rPr>
+        <w:rFonts w:hint="default"/>
+        <w:lang w:val="en-US" w:eastAsia="en-US" w:bidi="ar-SA"/>
+      </w:rPr>
+    </w:lvl>
+  </w:abstractNum>
+  <w:abstractNum w:abstractNumId="5" w15:restartNumberingAfterBreak="0">
     <w:nsid w:val="1B1C3795"/>
     <w:multiLevelType w:val="hybridMultilevel"/>
     <w:tmpl w:val="30848E28"/>
@@ -26611,7 +34576,123 @@
       </w:rPr>
     </w:lvl>
   </w:abstractNum>
-  <w:abstractNum w:abstractNumId="4" w15:restartNumberingAfterBreak="0">
+  <w:abstractNum w:abstractNumId="6" w15:restartNumberingAfterBreak="0">
+    <w:nsid w:val="201A3BC6"/>
+    <w:multiLevelType w:val="hybridMultilevel"/>
+    <w:tmpl w:val="CA9EA41A"/>
+    <w:lvl w:ilvl="0" w:tplc="EEDE4F94">
+      <w:start w:val="1"/>
+      <w:numFmt w:val="decimal"/>
+      <w:lvlText w:val="%1"/>
+      <w:lvlJc w:val="left"/>
+      <w:pPr>
+        <w:ind w:left="1061" w:hanging="195"/>
+      </w:pPr>
+      <w:rPr>
+        <w:rFonts w:hint="default"/>
+        <w:spacing w:val="0"/>
+        <w:w w:val="81"/>
+        <w:lang w:val="en-US" w:eastAsia="en-US" w:bidi="ar-SA"/>
+      </w:rPr>
+    </w:lvl>
+    <w:lvl w:ilvl="1" w:tplc="401CC92C">
+      <w:numFmt w:val="bullet"/>
+      <w:lvlText w:val="•"/>
+      <w:lvlJc w:val="left"/>
+      <w:pPr>
+        <w:ind w:left="1966" w:hanging="195"/>
+      </w:pPr>
+      <w:rPr>
+        <w:rFonts w:hint="default"/>
+        <w:lang w:val="en-US" w:eastAsia="en-US" w:bidi="ar-SA"/>
+      </w:rPr>
+    </w:lvl>
+    <w:lvl w:ilvl="2" w:tplc="3A2633AE">
+      <w:numFmt w:val="bullet"/>
+      <w:lvlText w:val="•"/>
+      <w:lvlJc w:val="left"/>
+      <w:pPr>
+        <w:ind w:left="2873" w:hanging="195"/>
+      </w:pPr>
+      <w:rPr>
+        <w:rFonts w:hint="default"/>
+        <w:lang w:val="en-US" w:eastAsia="en-US" w:bidi="ar-SA"/>
+      </w:rPr>
+    </w:lvl>
+    <w:lvl w:ilvl="3" w:tplc="088A1800">
+      <w:numFmt w:val="bullet"/>
+      <w:lvlText w:val="•"/>
+      <w:lvlJc w:val="left"/>
+      <w:pPr>
+        <w:ind w:left="3779" w:hanging="195"/>
+      </w:pPr>
+      <w:rPr>
+        <w:rFonts w:hint="default"/>
+        <w:lang w:val="en-US" w:eastAsia="en-US" w:bidi="ar-SA"/>
+      </w:rPr>
+    </w:lvl>
+    <w:lvl w:ilvl="4" w:tplc="0E564722">
+      <w:numFmt w:val="bullet"/>
+      <w:lvlText w:val="•"/>
+      <w:lvlJc w:val="left"/>
+      <w:pPr>
+        <w:ind w:left="4686" w:hanging="195"/>
+      </w:pPr>
+      <w:rPr>
+        <w:rFonts w:hint="default"/>
+        <w:lang w:val="en-US" w:eastAsia="en-US" w:bidi="ar-SA"/>
+      </w:rPr>
+    </w:lvl>
+    <w:lvl w:ilvl="5" w:tplc="5C4438C4">
+      <w:numFmt w:val="bullet"/>
+      <w:lvlText w:val="•"/>
+      <w:lvlJc w:val="left"/>
+      <w:pPr>
+        <w:ind w:left="5592" w:hanging="195"/>
+      </w:pPr>
+      <w:rPr>
+        <w:rFonts w:hint="default"/>
+        <w:lang w:val="en-US" w:eastAsia="en-US" w:bidi="ar-SA"/>
+      </w:rPr>
+    </w:lvl>
+    <w:lvl w:ilvl="6" w:tplc="1BE44130">
+      <w:numFmt w:val="bullet"/>
+      <w:lvlText w:val="•"/>
+      <w:lvlJc w:val="left"/>
+      <w:pPr>
+        <w:ind w:left="6499" w:hanging="195"/>
+      </w:pPr>
+      <w:rPr>
+        <w:rFonts w:hint="default"/>
+        <w:lang w:val="en-US" w:eastAsia="en-US" w:bidi="ar-SA"/>
+      </w:rPr>
+    </w:lvl>
+    <w:lvl w:ilvl="7" w:tplc="46DCD742">
+      <w:numFmt w:val="bullet"/>
+      <w:lvlText w:val="•"/>
+      <w:lvlJc w:val="left"/>
+      <w:pPr>
+        <w:ind w:left="7405" w:hanging="195"/>
+      </w:pPr>
+      <w:rPr>
+        <w:rFonts w:hint="default"/>
+        <w:lang w:val="en-US" w:eastAsia="en-US" w:bidi="ar-SA"/>
+      </w:rPr>
+    </w:lvl>
+    <w:lvl w:ilvl="8" w:tplc="BFA0E980">
+      <w:numFmt w:val="bullet"/>
+      <w:lvlText w:val="•"/>
+      <w:lvlJc w:val="left"/>
+      <w:pPr>
+        <w:ind w:left="8312" w:hanging="195"/>
+      </w:pPr>
+      <w:rPr>
+        <w:rFonts w:hint="default"/>
+        <w:lang w:val="en-US" w:eastAsia="en-US" w:bidi="ar-SA"/>
+      </w:rPr>
+    </w:lvl>
+  </w:abstractNum>
+  <w:abstractNum w:abstractNumId="7" w15:restartNumberingAfterBreak="0">
     <w:nsid w:val="2F300F81"/>
     <w:multiLevelType w:val="hybridMultilevel"/>
     <w:tmpl w:val="08867062"/>
@@ -26728,7 +34809,125 @@
       </w:rPr>
     </w:lvl>
   </w:abstractNum>
-  <w:abstractNum w:abstractNumId="5" w15:restartNumberingAfterBreak="0">
+  <w:abstractNum w:abstractNumId="8" w15:restartNumberingAfterBreak="0">
+    <w:nsid w:val="30CB1D71"/>
+    <w:multiLevelType w:val="hybridMultilevel"/>
+    <w:tmpl w:val="12B86C60"/>
+    <w:lvl w:ilvl="0" w:tplc="0E344D84">
+      <w:start w:val="1"/>
+      <w:numFmt w:val="decimal"/>
+      <w:lvlText w:val="%1"/>
+      <w:lvlJc w:val="left"/>
+      <w:pPr>
+        <w:ind w:left="191" w:hanging="191"/>
+      </w:pPr>
+      <w:rPr>
+        <w:rFonts w:hint="default"/>
+        <w:b/>
+        <w:bCs/>
+        <w:spacing w:val="0"/>
+        <w:w w:val="76"/>
+        <w:lang w:val="en-US" w:eastAsia="en-US" w:bidi="ar-SA"/>
+      </w:rPr>
+    </w:lvl>
+    <w:lvl w:ilvl="1" w:tplc="10DE73EC">
+      <w:numFmt w:val="bullet"/>
+      <w:lvlText w:val="•"/>
+      <w:lvlJc w:val="left"/>
+      <w:pPr>
+        <w:ind w:left="870" w:hanging="191"/>
+      </w:pPr>
+      <w:rPr>
+        <w:rFonts w:hint="default"/>
+        <w:lang w:val="en-US" w:eastAsia="en-US" w:bidi="ar-SA"/>
+      </w:rPr>
+    </w:lvl>
+    <w:lvl w:ilvl="2" w:tplc="A140900C">
+      <w:numFmt w:val="bullet"/>
+      <w:lvlText w:val="•"/>
+      <w:lvlJc w:val="left"/>
+      <w:pPr>
+        <w:ind w:left="1559" w:hanging="191"/>
+      </w:pPr>
+      <w:rPr>
+        <w:rFonts w:hint="default"/>
+        <w:lang w:val="en-US" w:eastAsia="en-US" w:bidi="ar-SA"/>
+      </w:rPr>
+    </w:lvl>
+    <w:lvl w:ilvl="3" w:tplc="8442822C">
+      <w:numFmt w:val="bullet"/>
+      <w:lvlText w:val="•"/>
+      <w:lvlJc w:val="left"/>
+      <w:pPr>
+        <w:ind w:left="2247" w:hanging="191"/>
+      </w:pPr>
+      <w:rPr>
+        <w:rFonts w:hint="default"/>
+        <w:lang w:val="en-US" w:eastAsia="en-US" w:bidi="ar-SA"/>
+      </w:rPr>
+    </w:lvl>
+    <w:lvl w:ilvl="4" w:tplc="68863B4A">
+      <w:numFmt w:val="bullet"/>
+      <w:lvlText w:val="•"/>
+      <w:lvlJc w:val="left"/>
+      <w:pPr>
+        <w:ind w:left="2936" w:hanging="191"/>
+      </w:pPr>
+      <w:rPr>
+        <w:rFonts w:hint="default"/>
+        <w:lang w:val="en-US" w:eastAsia="en-US" w:bidi="ar-SA"/>
+      </w:rPr>
+    </w:lvl>
+    <w:lvl w:ilvl="5" w:tplc="E384ECF0">
+      <w:numFmt w:val="bullet"/>
+      <w:lvlText w:val="•"/>
+      <w:lvlJc w:val="left"/>
+      <w:pPr>
+        <w:ind w:left="3624" w:hanging="191"/>
+      </w:pPr>
+      <w:rPr>
+        <w:rFonts w:hint="default"/>
+        <w:lang w:val="en-US" w:eastAsia="en-US" w:bidi="ar-SA"/>
+      </w:rPr>
+    </w:lvl>
+    <w:lvl w:ilvl="6" w:tplc="664E566E">
+      <w:numFmt w:val="bullet"/>
+      <w:lvlText w:val="•"/>
+      <w:lvlJc w:val="left"/>
+      <w:pPr>
+        <w:ind w:left="4313" w:hanging="191"/>
+      </w:pPr>
+      <w:rPr>
+        <w:rFonts w:hint="default"/>
+        <w:lang w:val="en-US" w:eastAsia="en-US" w:bidi="ar-SA"/>
+      </w:rPr>
+    </w:lvl>
+    <w:lvl w:ilvl="7" w:tplc="3F343E00">
+      <w:numFmt w:val="bullet"/>
+      <w:lvlText w:val="•"/>
+      <w:lvlJc w:val="left"/>
+      <w:pPr>
+        <w:ind w:left="5001" w:hanging="191"/>
+      </w:pPr>
+      <w:rPr>
+        <w:rFonts w:hint="default"/>
+        <w:lang w:val="en-US" w:eastAsia="en-US" w:bidi="ar-SA"/>
+      </w:rPr>
+    </w:lvl>
+    <w:lvl w:ilvl="8" w:tplc="D94A6FC8">
+      <w:numFmt w:val="bullet"/>
+      <w:lvlText w:val="•"/>
+      <w:lvlJc w:val="left"/>
+      <w:pPr>
+        <w:ind w:left="5690" w:hanging="191"/>
+      </w:pPr>
+      <w:rPr>
+        <w:rFonts w:hint="default"/>
+        <w:lang w:val="en-US" w:eastAsia="en-US" w:bidi="ar-SA"/>
+      </w:rPr>
+    </w:lvl>
+  </w:abstractNum>
+  <w:abstractNum w:abstractNumId="9" w15:restartNumberingAfterBreak="0">
     <w:nsid w:val="350D7BEE"/>
     <w:multiLevelType w:val="hybridMultilevel"/>
     <w:tmpl w:val="5FBE5398"/>
@@ -26841,7 +35040,7 @@
       </w:rPr>
     </w:lvl>
   </w:abstractNum>
-  <w:abstractNum w:abstractNumId="6" w15:restartNumberingAfterBreak="0">
+  <w:abstractNum w:abstractNumId="10" w15:restartNumberingAfterBreak="0">
     <w:nsid w:val="37FB5C3E"/>
     <w:multiLevelType w:val="hybridMultilevel"/>
     <w:tmpl w:val="E3B42F90"/>
@@ -26958,7 +35157,123 @@
       </w:rPr>
     </w:lvl>
   </w:abstractNum>
-  <w:abstractNum w:abstractNumId="7" w15:restartNumberingAfterBreak="0">
+  <w:abstractNum w:abstractNumId="11" w15:restartNumberingAfterBreak="0">
+    <w:nsid w:val="384F004D"/>
+    <w:multiLevelType w:val="hybridMultilevel"/>
+    <w:tmpl w:val="7B480DAC"/>
+    <w:lvl w:ilvl="0" w:tplc="C070F9F8">
+      <w:start w:val="1"/>
+      <w:numFmt w:val="decimal"/>
+      <w:lvlText w:val="%1"/>
+      <w:lvlJc w:val="left"/>
+      <w:pPr>
+        <w:ind w:left="898" w:hanging="178"/>
+      </w:pPr>
+      <w:rPr>
+        <w:rFonts w:hint="default"/>
+        <w:spacing w:val="0"/>
+        <w:w w:val="77"/>
+        <w:lang w:val="en-US" w:eastAsia="en-US" w:bidi="ar-SA"/>
+      </w:rPr>
+    </w:lvl>
+    <w:lvl w:ilvl="1" w:tplc="4832F7FA">
+      <w:numFmt w:val="bullet"/>
+      <w:lvlText w:val="•"/>
+      <w:lvlJc w:val="left"/>
+      <w:pPr>
+        <w:ind w:left="1274" w:hanging="178"/>
+      </w:pPr>
+      <w:rPr>
+        <w:rFonts w:hint="default"/>
+        <w:lang w:val="en-US" w:eastAsia="en-US" w:bidi="ar-SA"/>
+      </w:rPr>
+    </w:lvl>
+    <w:lvl w:ilvl="2" w:tplc="EB5CAF20">
+      <w:numFmt w:val="bullet"/>
+      <w:lvlText w:val="•"/>
+      <w:lvlJc w:val="left"/>
+      <w:pPr>
+        <w:ind w:left="1647" w:hanging="178"/>
+      </w:pPr>
+      <w:rPr>
+        <w:rFonts w:hint="default"/>
+        <w:lang w:val="en-US" w:eastAsia="en-US" w:bidi="ar-SA"/>
+      </w:rPr>
+    </w:lvl>
+    <w:lvl w:ilvl="3" w:tplc="D090B46C">
+      <w:numFmt w:val="bullet"/>
+      <w:lvlText w:val="•"/>
+      <w:lvlJc w:val="left"/>
+      <w:pPr>
+        <w:ind w:left="2020" w:hanging="178"/>
+      </w:pPr>
+      <w:rPr>
+        <w:rFonts w:hint="default"/>
+        <w:lang w:val="en-US" w:eastAsia="en-US" w:bidi="ar-SA"/>
+      </w:rPr>
+    </w:lvl>
+    <w:lvl w:ilvl="4" w:tplc="4AFABF34">
+      <w:numFmt w:val="bullet"/>
+      <w:lvlText w:val="•"/>
+      <w:lvlJc w:val="left"/>
+      <w:pPr>
+        <w:ind w:left="2393" w:hanging="178"/>
+      </w:pPr>
+      <w:rPr>
+        <w:rFonts w:hint="default"/>
+        <w:lang w:val="en-US" w:eastAsia="en-US" w:bidi="ar-SA"/>
+      </w:rPr>
+    </w:lvl>
+    <w:lvl w:ilvl="5" w:tplc="DF88EBA4">
+      <w:numFmt w:val="bullet"/>
+      <w:lvlText w:val="•"/>
+      <w:lvlJc w:val="left"/>
+      <w:pPr>
+        <w:ind w:left="2766" w:hanging="178"/>
+      </w:pPr>
+      <w:rPr>
+        <w:rFonts w:hint="default"/>
+        <w:lang w:val="en-US" w:eastAsia="en-US" w:bidi="ar-SA"/>
+      </w:rPr>
+    </w:lvl>
+    <w:lvl w:ilvl="6" w:tplc="A53EBC6A">
+      <w:numFmt w:val="bullet"/>
+      <w:lvlText w:val="•"/>
+      <w:lvlJc w:val="left"/>
+      <w:pPr>
+        <w:ind w:left="3139" w:hanging="178"/>
+      </w:pPr>
+      <w:rPr>
+        <w:rFonts w:hint="default"/>
+        <w:lang w:val="en-US" w:eastAsia="en-US" w:bidi="ar-SA"/>
+      </w:rPr>
+    </w:lvl>
+    <w:lvl w:ilvl="7" w:tplc="BDB20AC6">
+      <w:numFmt w:val="bullet"/>
+      <w:lvlText w:val="•"/>
+      <w:lvlJc w:val="left"/>
+      <w:pPr>
+        <w:ind w:left="3512" w:hanging="178"/>
+      </w:pPr>
+      <w:rPr>
+        <w:rFonts w:hint="default"/>
+        <w:lang w:val="en-US" w:eastAsia="en-US" w:bidi="ar-SA"/>
+      </w:rPr>
+    </w:lvl>
+    <w:lvl w:ilvl="8" w:tplc="C5B42A54">
+      <w:numFmt w:val="bullet"/>
+      <w:lvlText w:val="•"/>
+      <w:lvlJc w:val="left"/>
+      <w:pPr>
+        <w:ind w:left="3885" w:hanging="178"/>
+      </w:pPr>
+      <w:rPr>
+        <w:rFonts w:hint="default"/>
+        <w:lang w:val="en-US" w:eastAsia="en-US" w:bidi="ar-SA"/>
+      </w:rPr>
+    </w:lvl>
+  </w:abstractNum>
+  <w:abstractNum w:abstractNumId="12" w15:restartNumberingAfterBreak="0">
     <w:nsid w:val="39CC0FAD"/>
     <w:multiLevelType w:val="hybridMultilevel"/>
     <w:tmpl w:val="4F04C240"/>
@@ -27076,7 +35391,7 @@
       </w:rPr>
     </w:lvl>
   </w:abstractNum>
-  <w:abstractNum w:abstractNumId="8" w15:restartNumberingAfterBreak="0">
+  <w:abstractNum w:abstractNumId="13" w15:restartNumberingAfterBreak="0">
     <w:nsid w:val="444722DD"/>
     <w:multiLevelType w:val="hybridMultilevel"/>
     <w:tmpl w:val="DF426666"/>
@@ -27169,7 +35484,123 @@
       </w:pPr>
     </w:lvl>
   </w:abstractNum>
-  <w:abstractNum w:abstractNumId="9" w15:restartNumberingAfterBreak="0">
+  <w:abstractNum w:abstractNumId="14" w15:restartNumberingAfterBreak="0">
+    <w:nsid w:val="45202BAA"/>
+    <w:multiLevelType w:val="hybridMultilevel"/>
+    <w:tmpl w:val="B64AC6C2"/>
+    <w:lvl w:ilvl="0" w:tplc="AB9ABC88">
+      <w:start w:val="1"/>
+      <w:numFmt w:val="decimal"/>
+      <w:lvlText w:val="%1"/>
+      <w:lvlJc w:val="left"/>
+      <w:pPr>
+        <w:ind w:left="933" w:hanging="184"/>
+      </w:pPr>
+      <w:rPr>
+        <w:rFonts w:hint="default"/>
+        <w:spacing w:val="0"/>
+        <w:w w:val="76"/>
+        <w:lang w:val="en-US" w:eastAsia="en-US" w:bidi="ar-SA"/>
+      </w:rPr>
+    </w:lvl>
+    <w:lvl w:ilvl="1" w:tplc="5A7CCFA6">
+      <w:numFmt w:val="bullet"/>
+      <w:lvlText w:val="•"/>
+      <w:lvlJc w:val="left"/>
+      <w:pPr>
+        <w:ind w:left="1626" w:hanging="184"/>
+      </w:pPr>
+      <w:rPr>
+        <w:rFonts w:hint="default"/>
+        <w:lang w:val="en-US" w:eastAsia="en-US" w:bidi="ar-SA"/>
+      </w:rPr>
+    </w:lvl>
+    <w:lvl w:ilvl="2" w:tplc="88A45C3E">
+      <w:numFmt w:val="bullet"/>
+      <w:lvlText w:val="•"/>
+      <w:lvlJc w:val="left"/>
+      <w:pPr>
+        <w:ind w:left="2313" w:hanging="184"/>
+      </w:pPr>
+      <w:rPr>
+        <w:rFonts w:hint="default"/>
+        <w:lang w:val="en-US" w:eastAsia="en-US" w:bidi="ar-SA"/>
+      </w:rPr>
+    </w:lvl>
+    <w:lvl w:ilvl="3" w:tplc="0F18543A">
+      <w:numFmt w:val="bullet"/>
+      <w:lvlText w:val="•"/>
+      <w:lvlJc w:val="left"/>
+      <w:pPr>
+        <w:ind w:left="2999" w:hanging="184"/>
+      </w:pPr>
+      <w:rPr>
+        <w:rFonts w:hint="default"/>
+        <w:lang w:val="en-US" w:eastAsia="en-US" w:bidi="ar-SA"/>
+      </w:rPr>
+    </w:lvl>
+    <w:lvl w:ilvl="4" w:tplc="ACF24794">
+      <w:numFmt w:val="bullet"/>
+      <w:lvlText w:val="•"/>
+      <w:lvlJc w:val="left"/>
+      <w:pPr>
+        <w:ind w:left="3686" w:hanging="184"/>
+      </w:pPr>
+      <w:rPr>
+        <w:rFonts w:hint="default"/>
+        <w:lang w:val="en-US" w:eastAsia="en-US" w:bidi="ar-SA"/>
+      </w:rPr>
+    </w:lvl>
+    <w:lvl w:ilvl="5" w:tplc="850CBF7A">
+      <w:numFmt w:val="bullet"/>
+      <w:lvlText w:val="•"/>
+      <w:lvlJc w:val="left"/>
+      <w:pPr>
+        <w:ind w:left="4372" w:hanging="184"/>
+      </w:pPr>
+      <w:rPr>
+        <w:rFonts w:hint="default"/>
+        <w:lang w:val="en-US" w:eastAsia="en-US" w:bidi="ar-SA"/>
+      </w:rPr>
+    </w:lvl>
+    <w:lvl w:ilvl="6" w:tplc="2C806F00">
+      <w:numFmt w:val="bullet"/>
+      <w:lvlText w:val="•"/>
+      <w:lvlJc w:val="left"/>
+      <w:pPr>
+        <w:ind w:left="5059" w:hanging="184"/>
+      </w:pPr>
+      <w:rPr>
+        <w:rFonts w:hint="default"/>
+        <w:lang w:val="en-US" w:eastAsia="en-US" w:bidi="ar-SA"/>
+      </w:rPr>
+    </w:lvl>
+    <w:lvl w:ilvl="7" w:tplc="AD74DD76">
+      <w:numFmt w:val="bullet"/>
+      <w:lvlText w:val="•"/>
+      <w:lvlJc w:val="left"/>
+      <w:pPr>
+        <w:ind w:left="5745" w:hanging="184"/>
+      </w:pPr>
+      <w:rPr>
+        <w:rFonts w:hint="default"/>
+        <w:lang w:val="en-US" w:eastAsia="en-US" w:bidi="ar-SA"/>
+      </w:rPr>
+    </w:lvl>
+    <w:lvl w:ilvl="8" w:tplc="70E0C3DA">
+      <w:numFmt w:val="bullet"/>
+      <w:lvlText w:val="•"/>
+      <w:lvlJc w:val="left"/>
+      <w:pPr>
+        <w:ind w:left="6432" w:hanging="184"/>
+      </w:pPr>
+      <w:rPr>
+        <w:rFonts w:hint="default"/>
+        <w:lang w:val="en-US" w:eastAsia="en-US" w:bidi="ar-SA"/>
+      </w:rPr>
+    </w:lvl>
+  </w:abstractNum>
+  <w:abstractNum w:abstractNumId="15" w15:restartNumberingAfterBreak="0">
     <w:nsid w:val="4BB400D8"/>
     <w:multiLevelType w:val="hybridMultilevel"/>
     <w:tmpl w:val="FCD075C8"/>
@@ -27288,7 +35719,7 @@
       </w:rPr>
     </w:lvl>
   </w:abstractNum>
-  <w:abstractNum w:abstractNumId="10" w15:restartNumberingAfterBreak="0">
+  <w:abstractNum w:abstractNumId="16" w15:restartNumberingAfterBreak="0">
     <w:nsid w:val="4C2A36D8"/>
     <w:multiLevelType w:val="hybridMultilevel"/>
     <w:tmpl w:val="7DE41AB6"/>
@@ -27380,7 +35811,98 @@
       </w:pPr>
     </w:lvl>
   </w:abstractNum>
-  <w:abstractNum w:abstractNumId="11" w15:restartNumberingAfterBreak="0">
+  <w:abstractNum w:abstractNumId="17" w15:restartNumberingAfterBreak="0">
+    <w:nsid w:val="4DFC767D"/>
+    <w:multiLevelType w:val="hybridMultilevel"/>
+    <w:tmpl w:val="EDA20F46"/>
+    <w:lvl w:ilvl="0" w:tplc="08CE3C72">
+      <w:start w:val="1"/>
+      <w:numFmt w:val="decimal"/>
+      <w:lvlText w:val="%1"/>
+      <w:lvlJc w:val="left"/>
+      <w:pPr>
+        <w:ind w:left="205" w:hanging="205"/>
+      </w:pPr>
+      <w:rPr>
+        <w:rFonts w:hint="default"/>
+        <w:spacing w:val="0"/>
+        <w:w w:val="91"/>
+      </w:rPr>
+    </w:lvl>
+    <w:lvl w:ilvl="1" w:tplc="04090019" w:tentative="1">
+      <w:start w:val="1"/>
+      <w:numFmt w:val="lowerLetter"/>
+      <w:lvlText w:val="%2."/>
+      <w:lvlJc w:val="left"/>
+      <w:pPr>
+        <w:ind w:left="1440" w:hanging="360"/>
+      </w:pPr>
+    </w:lvl>
+    <w:lvl w:ilvl="2" w:tplc="0409001B" w:tentative="1">
+      <w:start w:val="1"/>
+      <w:numFmt w:val="lowerRoman"/>
+      <w:lvlText w:val="%3."/>
+      <w:lvlJc w:val="right"/>
+      <w:pPr>
+        <w:ind w:left="2160" w:hanging="180"/>
+      </w:pPr>
+    </w:lvl>
+    <w:lvl w:ilvl="3" w:tplc="0409000F" w:tentative="1">
+      <w:start w:val="1"/>
+      <w:numFmt w:val="decimal"/>
+      <w:lvlText w:val="%4."/>
+      <w:lvlJc w:val="left"/>
+      <w:pPr>
+        <w:ind w:left="2880" w:hanging="360"/>
+      </w:pPr>
+    </w:lvl>
+    <w:lvl w:ilvl="4" w:tplc="04090019" w:tentative="1">
+      <w:start w:val="1"/>
+      <w:numFmt w:val="lowerLetter"/>
+      <w:lvlText w:val="%5."/>
+      <w:lvlJc w:val="left"/>
+      <w:pPr>
+        <w:ind w:left="3600" w:hanging="360"/>
+      </w:pPr>
+    </w:lvl>
+    <w:lvl w:ilvl="5" w:tplc="0409001B" w:tentative="1">
+      <w:start w:val="1"/>
+      <w:numFmt w:val="lowerRoman"/>
+      <w:lvlText w:val="%6."/>
+      <w:lvlJc w:val="right"/>
+      <w:pPr>
+        <w:ind w:left="4320" w:hanging="180"/>
+      </w:pPr>
+    </w:lvl>
+    <w:lvl w:ilvl="6" w:tplc="0409000F" w:tentative="1">
+      <w:start w:val="1"/>
+      <w:numFmt w:val="decimal"/>
+      <w:lvlText w:val="%7."/>
+      <w:lvlJc w:val="left"/>
+      <w:pPr>
+        <w:ind w:left="5040" w:hanging="360"/>
+      </w:pPr>
+    </w:lvl>
+    <w:lvl w:ilvl="7" w:tplc="04090019" w:tentative="1">
+      <w:start w:val="1"/>
+      <w:numFmt w:val="lowerLetter"/>
+      <w:lvlText w:val="%8."/>
+      <w:lvlJc w:val="left"/>
+      <w:pPr>
+        <w:ind w:left="5760" w:hanging="360"/>
+      </w:pPr>
+    </w:lvl>
+    <w:lvl w:ilvl="8" w:tplc="0409001B" w:tentative="1">
+      <w:start w:val="1"/>
+      <w:numFmt w:val="lowerRoman"/>
+      <w:lvlText w:val="%9."/>
+      <w:lvlJc w:val="right"/>
+      <w:pPr>
+        <w:ind w:left="6480" w:hanging="180"/>
+      </w:pPr>
+    </w:lvl>
+  </w:abstractNum>
+  <w:abstractNum w:abstractNumId="18" w15:restartNumberingAfterBreak="0">
     <w:nsid w:val="68C65104"/>
     <w:multiLevelType w:val="hybridMultilevel"/>
     <w:tmpl w:val="B018F522"/>
@@ -27500,7 +36022,7 @@
       </w:rPr>
     </w:lvl>
   </w:abstractNum>
-  <w:abstractNum w:abstractNumId="12" w15:restartNumberingAfterBreak="0">
+  <w:abstractNum w:abstractNumId="19" w15:restartNumberingAfterBreak="0">
     <w:nsid w:val="6E504357"/>
     <w:multiLevelType w:val="hybridMultilevel"/>
     <w:tmpl w:val="512A2C1C"/>
@@ -27620,7 +36142,7 @@
       </w:rPr>
     </w:lvl>
   </w:abstractNum>
-  <w:abstractNum w:abstractNumId="13" w15:restartNumberingAfterBreak="0">
+  <w:abstractNum w:abstractNumId="20" w15:restartNumberingAfterBreak="0">
     <w:nsid w:val="743B3D0F"/>
     <w:multiLevelType w:val="hybridMultilevel"/>
     <w:tmpl w:val="618C9DB6"/>
@@ -27735,7 +36257,123 @@
       </w:rPr>
     </w:lvl>
   </w:abstractNum>
-  <w:abstractNum w:abstractNumId="14" w15:restartNumberingAfterBreak="0">
+  <w:abstractNum w:abstractNumId="21" w15:restartNumberingAfterBreak="0">
+    <w:nsid w:val="744A1D29"/>
+    <w:multiLevelType w:val="hybridMultilevel"/>
+    <w:tmpl w:val="AA16B8B6"/>
+    <w:lvl w:ilvl="0" w:tplc="BA664B3E">
+      <w:start w:val="1"/>
+      <w:numFmt w:val="decimal"/>
+      <w:lvlText w:val="%1"/>
+      <w:lvlJc w:val="left"/>
+      <w:pPr>
+        <w:ind w:left="187" w:hanging="187"/>
+      </w:pPr>
+      <w:rPr>
+        <w:rFonts w:hint="default"/>
+        <w:spacing w:val="0"/>
+        <w:w w:val="77"/>
+        <w:lang w:val="en-US" w:eastAsia="en-US" w:bidi="ar-SA"/>
+      </w:rPr>
+    </w:lvl>
+    <w:lvl w:ilvl="1" w:tplc="E702C06C">
+      <w:numFmt w:val="bullet"/>
+      <w:lvlText w:val="•"/>
+      <w:lvlJc w:val="left"/>
+      <w:pPr>
+        <w:ind w:left="667" w:hanging="187"/>
+      </w:pPr>
+      <w:rPr>
+        <w:rFonts w:hint="default"/>
+        <w:lang w:val="en-US" w:eastAsia="en-US" w:bidi="ar-SA"/>
+      </w:rPr>
+    </w:lvl>
+    <w:lvl w:ilvl="2" w:tplc="862E1C30">
+      <w:numFmt w:val="bullet"/>
+      <w:lvlText w:val="•"/>
+      <w:lvlJc w:val="left"/>
+      <w:pPr>
+        <w:ind w:left="1146" w:hanging="187"/>
+      </w:pPr>
+      <w:rPr>
+        <w:rFonts w:hint="default"/>
+        <w:lang w:val="en-US" w:eastAsia="en-US" w:bidi="ar-SA"/>
+      </w:rPr>
+    </w:lvl>
+    <w:lvl w:ilvl="3" w:tplc="AA806B96">
+      <w:numFmt w:val="bullet"/>
+      <w:lvlText w:val="•"/>
+      <w:lvlJc w:val="left"/>
+      <w:pPr>
+        <w:ind w:left="1625" w:hanging="187"/>
+      </w:pPr>
+      <w:rPr>
+        <w:rFonts w:hint="default"/>
+        <w:lang w:val="en-US" w:eastAsia="en-US" w:bidi="ar-SA"/>
+      </w:rPr>
+    </w:lvl>
+    <w:lvl w:ilvl="4" w:tplc="E4CC11C6">
+      <w:numFmt w:val="bullet"/>
+      <w:lvlText w:val="•"/>
+      <w:lvlJc w:val="left"/>
+      <w:pPr>
+        <w:ind w:left="2104" w:hanging="187"/>
+      </w:pPr>
+      <w:rPr>
+        <w:rFonts w:hint="default"/>
+        <w:lang w:val="en-US" w:eastAsia="en-US" w:bidi="ar-SA"/>
+      </w:rPr>
+    </w:lvl>
+    <w:lvl w:ilvl="5" w:tplc="499666F8">
+      <w:numFmt w:val="bullet"/>
+      <w:lvlText w:val="•"/>
+      <w:lvlJc w:val="left"/>
+      <w:pPr>
+        <w:ind w:left="2583" w:hanging="187"/>
+      </w:pPr>
+      <w:rPr>
+        <w:rFonts w:hint="default"/>
+        <w:lang w:val="en-US" w:eastAsia="en-US" w:bidi="ar-SA"/>
+      </w:rPr>
+    </w:lvl>
+    <w:lvl w:ilvl="6" w:tplc="C7BCF4FC">
+      <w:numFmt w:val="bullet"/>
+      <w:lvlText w:val="•"/>
+      <w:lvlJc w:val="left"/>
+      <w:pPr>
+        <w:ind w:left="3062" w:hanging="187"/>
+      </w:pPr>
+      <w:rPr>
+        <w:rFonts w:hint="default"/>
+        <w:lang w:val="en-US" w:eastAsia="en-US" w:bidi="ar-SA"/>
+      </w:rPr>
+    </w:lvl>
+    <w:lvl w:ilvl="7" w:tplc="F392E524">
+      <w:numFmt w:val="bullet"/>
+      <w:lvlText w:val="•"/>
+      <w:lvlJc w:val="left"/>
+      <w:pPr>
+        <w:ind w:left="3541" w:hanging="187"/>
+      </w:pPr>
+      <w:rPr>
+        <w:rFonts w:hint="default"/>
+        <w:lang w:val="en-US" w:eastAsia="en-US" w:bidi="ar-SA"/>
+      </w:rPr>
+    </w:lvl>
+    <w:lvl w:ilvl="8" w:tplc="455E9204">
+      <w:numFmt w:val="bullet"/>
+      <w:lvlText w:val="•"/>
+      <w:lvlJc w:val="left"/>
+      <w:pPr>
+        <w:ind w:left="4020" w:hanging="187"/>
+      </w:pPr>
+      <w:rPr>
+        <w:rFonts w:hint="default"/>
+        <w:lang w:val="en-US" w:eastAsia="en-US" w:bidi="ar-SA"/>
+      </w:rPr>
+    </w:lvl>
+  </w:abstractNum>
+  <w:abstractNum w:abstractNumId="22" w15:restartNumberingAfterBreak="0">
     <w:nsid w:val="7DBE3375"/>
     <w:multiLevelType w:val="hybridMultilevel"/>
     <w:tmpl w:val="B018F522"/>
@@ -27856,49 +36494,73 @@
     </w:lvl>
   </w:abstractNum>
   <w:num w:numId="1" w16cid:durableId="1024015721">
+    <w:abstractNumId w:val="12"/>
+  </w:num>
+  <w:num w:numId="2" w16cid:durableId="202135098">
+    <w:abstractNumId w:val="13"/>
+  </w:num>
+  <w:num w:numId="3" w16cid:durableId="1580553541">
+    <w:abstractNumId w:val="20"/>
+  </w:num>
+  <w:num w:numId="4" w16cid:durableId="525563580">
+    <w:abstractNumId w:val="5"/>
+  </w:num>
+  <w:num w:numId="5" w16cid:durableId="578059356">
+    <w:abstractNumId w:val="19"/>
+  </w:num>
+  <w:num w:numId="6" w16cid:durableId="1141311904">
     <w:abstractNumId w:val="7"/>
   </w:num>
-  <w:num w:numId="2" w16cid:durableId="202135098">
-    <w:abstractNumId w:val="8"/>
-  </w:num>
-  <w:num w:numId="3" w16cid:durableId="1580553541">
-    <w:abstractNumId w:val="13"/>
-  </w:num>
-  <w:num w:numId="4" w16cid:durableId="525563580">
+  <w:num w:numId="7" w16cid:durableId="1682660821">
     <w:abstractNumId w:val="3"/>
-  </w:num>
-  <w:num w:numId="5" w16cid:durableId="578059356">
-    <w:abstractNumId w:val="12"/>
-  </w:num>
-  <w:num w:numId="6" w16cid:durableId="1141311904">
-    <w:abstractNumId w:val="4"/>
-  </w:num>
-  <w:num w:numId="7" w16cid:durableId="1682660821">
-    <w:abstractNumId w:val="2"/>
   </w:num>
   <w:num w:numId="8" w16cid:durableId="370767761">
     <w:abstractNumId w:val="0"/>
   </w:num>
   <w:num w:numId="9" w16cid:durableId="2021270723">
+    <w:abstractNumId w:val="15"/>
+  </w:num>
+  <w:num w:numId="10" w16cid:durableId="100344452">
+    <w:abstractNumId w:val="10"/>
+  </w:num>
+  <w:num w:numId="11" w16cid:durableId="903099637">
+    <w:abstractNumId w:val="18"/>
+  </w:num>
+  <w:num w:numId="12" w16cid:durableId="1449542317">
     <w:abstractNumId w:val="9"/>
   </w:num>
-  <w:num w:numId="10" w16cid:durableId="100344452">
+  <w:num w:numId="13" w16cid:durableId="185951138">
+    <w:abstractNumId w:val="2"/>
+  </w:num>
+  <w:num w:numId="14" w16cid:durableId="1029917996">
+    <w:abstractNumId w:val="22"/>
+  </w:num>
+  <w:num w:numId="15" w16cid:durableId="643630431">
+    <w:abstractNumId w:val="16"/>
+  </w:num>
+  <w:num w:numId="16" w16cid:durableId="182213427">
+    <w:abstractNumId w:val="11"/>
+  </w:num>
+  <w:num w:numId="17" w16cid:durableId="273244446">
+    <w:abstractNumId w:val="4"/>
+  </w:num>
+  <w:num w:numId="18" w16cid:durableId="759446346">
     <w:abstractNumId w:val="6"/>
   </w:num>
-  <w:num w:numId="11" w16cid:durableId="903099637">
-    <w:abstractNumId w:val="11"/>
-  </w:num>
-  <w:num w:numId="12" w16cid:durableId="1449542317">
-    <w:abstractNumId w:val="5"/>
-  </w:num>
-  <w:num w:numId="13" w16cid:durableId="185951138">
+  <w:num w:numId="19" w16cid:durableId="329257851">
     <w:abstractNumId w:val="1"/>
   </w:num>
-  <w:num w:numId="14" w16cid:durableId="1029917996">
+  <w:num w:numId="20" w16cid:durableId="1446844925">
     <w:abstractNumId w:val="14"/>
   </w:num>
-  <w:num w:numId="15" w16cid:durableId="643630431">
-    <w:abstractNumId w:val="10"/>
+  <w:num w:numId="21" w16cid:durableId="1326283639">
+    <w:abstractNumId w:val="21"/>
+  </w:num>
+  <w:num w:numId="22" w16cid:durableId="505676958">
+    <w:abstractNumId w:val="17"/>
+  </w:num>
+  <w:num w:numId="23" w16cid:durableId="170687457">
+    <w:abstractNumId w:val="8"/>
   </w:num>
 </w:numbering>
 </file>
@@ -28308,6 +36970,7 @@
   <w:style w:type="character" w:default="1" w:styleId="DefaultParagraphFont">
     <w:name w:val="Default Paragraph Font"/>
     <w:uiPriority w:val="1"/>
+    <w:semiHidden/>
     <w:unhideWhenUsed/>
   </w:style>
   <w:style w:type="table" w:default="1" w:styleId="TableNormal">

--- a/assets/data/Mindset-Level-3- Custom.docx
+++ b/assets/data/Mindset-Level-3- Custom.docx
@@ -27199,13 +27199,13 @@
               <w:tblLook w:val="04A0" w:firstRow="1" w:lastRow="0" w:firstColumn="1" w:lastColumn="0" w:noHBand="0" w:noVBand="1"/>
             </w:tblPr>
             <w:tblGrid>
-              <w:gridCol w:w="4742"/>
-              <w:gridCol w:w="5103"/>
+              <w:gridCol w:w="3041"/>
+              <w:gridCol w:w="5386"/>
             </w:tblGrid>
             <w:tr>
               <w:tc>
                 <w:tcPr>
-                  <w:tcW w:w="4742" w:type="dxa"/>
+                  <w:tcW w:w="3041" w:type="dxa"/>
                 </w:tcPr>
                 <w:p>
                   <w:pPr>
@@ -27233,7 +27233,7 @@
               </w:tc>
               <w:tc>
                 <w:tcPr>
-                  <w:tcW w:w="5103" w:type="dxa"/>
+                  <w:tcW w:w="5386" w:type="dxa"/>
                 </w:tcPr>
                 <w:p>
                   <w:pPr>
@@ -27257,6 +27257,736 @@
                 </w:p>
               </w:tc>
             </w:tr>
+            <w:tr>
+              <w:tc>
+                <w:tcPr>
+                  <w:tcW w:w="3041" w:type="dxa"/>
+                </w:tcPr>
+                <w:p>
+                  <w:pPr>
+                    <w:rPr>
+                      <w:rFonts w:ascii="Source Sans 3 SemiBold" w:hAnsi="Source Sans 3 SemiBold"/>
+                      <w:b/>
+                      <w:bCs/>
+                      <w:iCs/>
+                      <w:sz w:val="21"/>
+                      <w:szCs w:val="21"/>
+                    </w:rPr>
+                  </w:pPr>
+                  <w:r>
+                    <w:rPr>
+                      <w:rFonts w:ascii="Source Sans 3" w:hAnsi="Source Sans 3"/>
+                      <w:b/>
+                      <w:bCs/>
+                      <w:iCs/>
+                      <w:sz w:val="21"/>
+                      <w:szCs w:val="21"/>
+                    </w:rPr>
+                    <w:t>Name:</w:t>
+                  </w:r>
+                </w:p>
+              </w:tc>
+              <w:tc>
+                <w:tcPr>
+                  <w:tcW w:w="5386" w:type="dxa"/>
+                </w:tcPr>
+                <w:p>
+                  <w:pPr>
+                    <w:rPr>
+                      <w:rFonts w:ascii="Source Sans 3" w:hAnsi="Source Sans 3"/>
+                      <w:iCs/>
+                      <w:sz w:val="21"/>
+                      <w:szCs w:val="21"/>
+                    </w:rPr>
+                  </w:pPr>
+                  <w:r>
+                    <w:rPr>
+                      <w:rFonts w:ascii="Source Sans 3" w:hAnsi="Source Sans 3"/>
+                      <w:b/>
+                      <w:bCs/>
+                      <w:iCs/>
+                      <w:sz w:val="21"/>
+                      <w:szCs w:val="21"/>
+                    </w:rPr>
+                    <w:t>1</w:t>
+                  </w:r>
+                  <w:r>
+                    <w:rPr>
+                      <w:rFonts w:ascii="Source Sans 3" w:hAnsi="Source Sans 3"/>
+                      <w:b/>
+                      <w:bCs/>
+                      <w:iCs/>
+                      <w:sz w:val="21"/>
+                      <w:szCs w:val="21"/>
+                    </w:rPr>
+                    <w:t xml:space="preserve"> </w:t>
+                  </w:r>
+                  <w:r>
+                    <w:rPr>
+                      <w:rFonts w:ascii="Source Sans 3" w:hAnsi="Source Sans 3"/>
+                      <w:iCs/>
+                      <w:sz w:val="21"/>
+                      <w:szCs w:val="21"/>
+                    </w:rPr>
+                    <w:t>________</w:t>
+                  </w:r>
+                </w:p>
+              </w:tc>
+            </w:tr>
+            <w:tr>
+              <w:tc>
+                <w:tcPr>
+                  <w:tcW w:w="3041" w:type="dxa"/>
+                </w:tcPr>
+                <w:p>
+                  <w:pPr>
+                    <w:rPr>
+                      <w:rFonts w:ascii="Source Sans 3" w:hAnsi="Source Sans 3"/>
+                      <w:b/>
+                      <w:bCs/>
+                      <w:iCs/>
+                      <w:sz w:val="21"/>
+                      <w:szCs w:val="21"/>
+                    </w:rPr>
+                  </w:pPr>
+                  <w:r>
+                    <w:rPr>
+                      <w:rFonts w:ascii="Source Sans 3" w:hAnsi="Source Sans 3"/>
+                      <w:b/>
+                      <w:bCs/>
+                      <w:iCs/>
+                      <w:sz w:val="21"/>
+                      <w:szCs w:val="21"/>
+                    </w:rPr>
+                    <w:t>Address:</w:t>
+                  </w:r>
+                </w:p>
+              </w:tc>
+              <w:tc>
+                <w:tcPr>
+                  <w:tcW w:w="5386" w:type="dxa"/>
+                </w:tcPr>
+                <w:p>
+                  <w:pPr>
+                    <w:rPr>
+                      <w:rFonts w:ascii="Source Sans 3" w:hAnsi="Source Sans 3"/>
+                      <w:iCs/>
+                      <w:sz w:val="21"/>
+                      <w:szCs w:val="21"/>
+                    </w:rPr>
+                  </w:pPr>
+                  <w:r>
+                    <w:rPr>
+                      <w:rFonts w:ascii="Source Sans 3" w:hAnsi="Source Sans 3"/>
+                      <w:b/>
+                      <w:bCs/>
+                      <w:iCs/>
+                      <w:sz w:val="21"/>
+                      <w:szCs w:val="21"/>
+                    </w:rPr>
+                    <w:t xml:space="preserve">2 </w:t>
+                  </w:r>
+                  <w:r>
+                    <w:rPr>
+                      <w:rFonts w:ascii="Source Sans 3" w:hAnsi="Source Sans 3"/>
+                      <w:iCs/>
+                      <w:sz w:val="21"/>
+                      <w:szCs w:val="21"/>
+                    </w:rPr>
+                    <w:t>Road, London,</w:t>
+                  </w:r>
+                  <w:r>
+                    <w:rPr>
+                      <w:rFonts w:ascii="Source Sans 3" w:hAnsi="Source Sans 3"/>
+                      <w:b/>
+                      <w:bCs/>
+                      <w:iCs/>
+                      <w:sz w:val="21"/>
+                      <w:szCs w:val="21"/>
+                    </w:rPr>
+                    <w:t xml:space="preserve"> 3</w:t>
+                  </w:r>
+                  <w:r>
+                    <w:rPr>
+                      <w:rFonts w:ascii="Source Sans 3" w:hAnsi="Source Sans 3"/>
+                      <w:b/>
+                      <w:bCs/>
+                      <w:iCs/>
+                      <w:sz w:val="21"/>
+                      <w:szCs w:val="21"/>
+                    </w:rPr>
+                    <w:t xml:space="preserve"> </w:t>
+                  </w:r>
+                  <w:r>
+                    <w:rPr>
+                      <w:rFonts w:ascii="Source Sans 3" w:hAnsi="Source Sans 3"/>
+                      <w:iCs/>
+                      <w:sz w:val="21"/>
+                      <w:szCs w:val="21"/>
+                    </w:rPr>
+                    <w:t>________</w:t>
+                  </w:r>
+                </w:p>
+              </w:tc>
+            </w:tr>
+            <w:tr>
+              <w:tc>
+                <w:tcPr>
+                  <w:tcW w:w="3041" w:type="dxa"/>
+                </w:tcPr>
+                <w:p>
+                  <w:pPr>
+                    <w:rPr>
+                      <w:rFonts w:ascii="Source Sans 3 SemiBold" w:hAnsi="Source Sans 3 SemiBold"/>
+                      <w:b/>
+                      <w:bCs/>
+                      <w:iCs/>
+                      <w:sz w:val="21"/>
+                      <w:szCs w:val="21"/>
+                    </w:rPr>
+                  </w:pPr>
+                  <w:r>
+                    <w:rPr>
+                      <w:rFonts w:ascii="Source Sans 3" w:hAnsi="Source Sans 3"/>
+                      <w:b/>
+                      <w:bCs/>
+                      <w:iCs/>
+                      <w:sz w:val="21"/>
+                      <w:szCs w:val="21"/>
+                    </w:rPr>
+                    <w:t>Telephone</w:t>
+                  </w:r>
+                  <w:r>
+                    <w:rPr>
+                      <w:rFonts w:ascii="Source Sans 3" w:hAnsi="Source Sans 3"/>
+                      <w:b/>
+                      <w:bCs/>
+                      <w:iCs/>
+                      <w:sz w:val="21"/>
+                      <w:szCs w:val="21"/>
+                    </w:rPr>
+                    <w:t>:</w:t>
+                  </w:r>
+                </w:p>
+              </w:tc>
+              <w:tc>
+                <w:tcPr>
+                  <w:tcW w:w="5386" w:type="dxa"/>
+                </w:tcPr>
+                <w:p>
+                  <w:pPr>
+                    <w:rPr>
+                      <w:rFonts w:ascii="Source Sans 3" w:hAnsi="Source Sans 3"/>
+                      <w:iCs/>
+                      <w:sz w:val="21"/>
+                      <w:szCs w:val="21"/>
+                    </w:rPr>
+                  </w:pPr>
+                  <w:r>
+                    <w:rPr>
+                      <w:rFonts w:ascii="Source Sans 3" w:hAnsi="Source Sans 3"/>
+                      <w:b/>
+                      <w:bCs/>
+                      <w:iCs/>
+                      <w:sz w:val="21"/>
+                      <w:szCs w:val="21"/>
+                    </w:rPr>
+                    <w:t>4</w:t>
+                  </w:r>
+                  <w:r>
+                    <w:rPr>
+                      <w:rFonts w:ascii="Source Sans 3" w:hAnsi="Source Sans 3"/>
+                      <w:iCs/>
+                      <w:sz w:val="21"/>
+                      <w:szCs w:val="21"/>
+                    </w:rPr>
+                    <w:t>________</w:t>
+                  </w:r>
+                </w:p>
+              </w:tc>
+            </w:tr>
+            <w:tr>
+              <w:tc>
+                <w:tcPr>
+                  <w:tcW w:w="3041" w:type="dxa"/>
+                </w:tcPr>
+                <w:p>
+                  <w:pPr>
+                    <w:rPr>
+                      <w:rFonts w:ascii="Source Sans 3 SemiBold" w:hAnsi="Source Sans 3 SemiBold"/>
+                      <w:b/>
+                      <w:bCs/>
+                      <w:iCs/>
+                      <w:sz w:val="21"/>
+                      <w:szCs w:val="21"/>
+                    </w:rPr>
+                  </w:pPr>
+                  <w:r>
+                    <w:rPr>
+                      <w:rFonts w:ascii="Source Sans 3" w:hAnsi="Source Sans 3"/>
+                      <w:b/>
+                      <w:bCs/>
+                      <w:iCs/>
+                      <w:sz w:val="21"/>
+                      <w:szCs w:val="21"/>
+                    </w:rPr>
+                    <w:t>Discounts</w:t>
+                  </w:r>
+                  <w:r>
+                    <w:rPr>
+                      <w:rFonts w:ascii="Source Sans 3" w:hAnsi="Source Sans 3"/>
+                      <w:b/>
+                      <w:bCs/>
+                      <w:iCs/>
+                      <w:sz w:val="21"/>
+                      <w:szCs w:val="21"/>
+                    </w:rPr>
+                    <w:t>:</w:t>
+                  </w:r>
+                </w:p>
+              </w:tc>
+              <w:tc>
+                <w:tcPr>
+                  <w:tcW w:w="5386" w:type="dxa"/>
+                </w:tcPr>
+                <w:p>
+                  <w:pPr>
+                    <w:rPr>
+                      <w:rFonts w:ascii="Source Sans 3" w:hAnsi="Source Sans 3"/>
+                      <w:iCs/>
+                      <w:sz w:val="21"/>
+                      <w:szCs w:val="21"/>
+                    </w:rPr>
+                  </w:pPr>
+                  <w:r>
+                    <w:rPr>
+                      <w:rFonts w:ascii="Source Sans 3" w:hAnsi="Source Sans 3"/>
+                      <w:iCs/>
+                      <w:sz w:val="21"/>
+                      <w:szCs w:val="21"/>
+                    </w:rPr>
+                    <w:t>4+ people: 10%</w:t>
+                  </w:r>
+                </w:p>
+              </w:tc>
+            </w:tr>
+            <w:tr>
+              <w:tc>
+                <w:tcPr>
+                  <w:tcW w:w="3041" w:type="dxa"/>
+                </w:tcPr>
+                <w:p>
+                  <w:pPr>
+                    <w:rPr>
+                      <w:rFonts w:ascii="Source Sans 3 SemiBold" w:hAnsi="Source Sans 3 SemiBold"/>
+                      <w:b/>
+                      <w:bCs/>
+                      <w:iCs/>
+                      <w:sz w:val="21"/>
+                      <w:szCs w:val="21"/>
+                    </w:rPr>
+                  </w:pPr>
+                </w:p>
+              </w:tc>
+              <w:tc>
+                <w:tcPr>
+                  <w:tcW w:w="5386" w:type="dxa"/>
+                </w:tcPr>
+                <w:p>
+                  <w:pPr>
+                    <w:rPr>
+                      <w:rFonts w:ascii="Source Sans 3" w:hAnsi="Source Sans 3"/>
+                      <w:iCs/>
+                      <w:sz w:val="21"/>
+                      <w:szCs w:val="21"/>
+                    </w:rPr>
+                  </w:pPr>
+                  <w:r>
+                    <w:rPr>
+                      <w:rFonts w:ascii="Source Sans 3" w:hAnsi="Source Sans 3"/>
+                      <w:b/>
+                      <w:bCs/>
+                      <w:iCs/>
+                      <w:sz w:val="21"/>
+                      <w:szCs w:val="21"/>
+                    </w:rPr>
+                    <w:t>5</w:t>
+                  </w:r>
+                  <w:r>
+                    <w:rPr>
+                      <w:rFonts w:ascii="Source Sans 3" w:hAnsi="Source Sans 3"/>
+                      <w:iCs/>
+                      <w:sz w:val="21"/>
+                      <w:szCs w:val="21"/>
+                    </w:rPr>
+                    <w:t xml:space="preserve"> </w:t>
+                  </w:r>
+                  <w:r>
+                    <w:rPr>
+                      <w:rFonts w:ascii="Source Sans 3" w:hAnsi="Source Sans 3"/>
+                      <w:iCs/>
+                      <w:sz w:val="21"/>
+                      <w:szCs w:val="21"/>
+                    </w:rPr>
+                    <w:t>10+ people: ________ %</w:t>
+                  </w:r>
+                </w:p>
+              </w:tc>
+            </w:tr>
+            <w:tr>
+              <w:tc>
+                <w:tcPr>
+                  <w:tcW w:w="3041" w:type="dxa"/>
+                </w:tcPr>
+                <w:p>
+                  <w:pPr>
+                    <w:rPr>
+                      <w:rFonts w:ascii="Source Sans 3 SemiBold" w:hAnsi="Source Sans 3 SemiBold"/>
+                      <w:b/>
+                      <w:bCs/>
+                      <w:iCs/>
+                      <w:sz w:val="21"/>
+                      <w:szCs w:val="21"/>
+                    </w:rPr>
+                  </w:pPr>
+                </w:p>
+              </w:tc>
+              <w:tc>
+                <w:tcPr>
+                  <w:tcW w:w="5386" w:type="dxa"/>
+                </w:tcPr>
+                <w:p>
+                  <w:pPr>
+                    <w:rPr>
+                      <w:rFonts w:ascii="Source Sans 3" w:hAnsi="Source Sans 3"/>
+                      <w:iCs/>
+                      <w:sz w:val="21"/>
+                      <w:szCs w:val="21"/>
+                    </w:rPr>
+                  </w:pPr>
+                  <w:r>
+                    <w:rPr>
+                      <w:rFonts w:ascii="Source Sans 3" w:hAnsi="Source Sans 3"/>
+                      <w:b/>
+                      <w:bCs/>
+                      <w:iCs/>
+                      <w:sz w:val="21"/>
+                      <w:szCs w:val="21"/>
+                    </w:rPr>
+                    <w:t xml:space="preserve">6 </w:t>
+                  </w:r>
+                  <w:r>
+                    <w:rPr>
+                      <w:rFonts w:ascii="Source Sans 3" w:hAnsi="Source Sans 3"/>
+                      <w:iCs/>
+                      <w:sz w:val="21"/>
+                      <w:szCs w:val="21"/>
+                    </w:rPr>
+                    <w:t>Students: _______ %</w:t>
+                  </w:r>
+                </w:p>
+              </w:tc>
+            </w:tr>
+            <w:tr>
+              <w:tc>
+                <w:tcPr>
+                  <w:tcW w:w="3041" w:type="dxa"/>
+                </w:tcPr>
+                <w:p>
+                  <w:pPr>
+                    <w:rPr>
+                      <w:rFonts w:ascii="Source Sans 3 SemiBold" w:hAnsi="Source Sans 3 SemiBold"/>
+                      <w:b/>
+                      <w:bCs/>
+                      <w:iCs/>
+                      <w:sz w:val="21"/>
+                      <w:szCs w:val="21"/>
+                    </w:rPr>
+                  </w:pPr>
+                </w:p>
+              </w:tc>
+              <w:tc>
+                <w:tcPr>
+                  <w:tcW w:w="5386" w:type="dxa"/>
+                </w:tcPr>
+                <w:p>
+                  <w:pPr>
+                    <w:rPr>
+                      <w:rFonts w:ascii="Source Sans 3" w:hAnsi="Source Sans 3"/>
+                      <w:iCs/>
+                      <w:sz w:val="21"/>
+                      <w:szCs w:val="21"/>
+                    </w:rPr>
+                  </w:pPr>
+                  <w:r>
+                    <w:rPr>
+                      <w:rFonts w:ascii="Source Sans 3" w:hAnsi="Source Sans 3"/>
+                      <w:b/>
+                      <w:bCs/>
+                      <w:iCs/>
+                      <w:sz w:val="21"/>
+                      <w:szCs w:val="21"/>
+                    </w:rPr>
+                    <w:t xml:space="preserve">7 </w:t>
+                  </w:r>
+                  <w:r>
+                    <w:rPr>
+                      <w:rFonts w:ascii="Source Sans 3" w:hAnsi="Source Sans 3"/>
+                      <w:iCs/>
+                      <w:sz w:val="21"/>
+                      <w:szCs w:val="21"/>
+                    </w:rPr>
+                    <w:t>Students: 20% for groups of at least _______ people</w:t>
+                  </w:r>
+                </w:p>
+              </w:tc>
+            </w:tr>
+            <w:tr>
+              <w:tc>
+                <w:tcPr>
+                  <w:tcW w:w="3041" w:type="dxa"/>
+                </w:tcPr>
+                <w:p>
+                  <w:pPr>
+                    <w:rPr>
+                      <w:rFonts w:ascii="Source Sans 3 SemiBold" w:hAnsi="Source Sans 3 SemiBold"/>
+                      <w:b/>
+                      <w:bCs/>
+                      <w:iCs/>
+                      <w:sz w:val="21"/>
+                      <w:szCs w:val="21"/>
+                    </w:rPr>
+                  </w:pPr>
+                  <w:r>
+                    <w:rPr>
+                      <w:rFonts w:ascii="Source Sans 3" w:hAnsi="Source Sans 3"/>
+                      <w:b/>
+                      <w:bCs/>
+                      <w:iCs/>
+                      <w:sz w:val="21"/>
+                      <w:szCs w:val="21"/>
+                    </w:rPr>
+                    <w:t>Price for entry</w:t>
+                  </w:r>
+                  <w:r>
+                    <w:rPr>
+                      <w:rFonts w:ascii="Source Sans 3" w:hAnsi="Source Sans 3"/>
+                      <w:b/>
+                      <w:bCs/>
+                      <w:iCs/>
+                      <w:sz w:val="21"/>
+                      <w:szCs w:val="21"/>
+                    </w:rPr>
+                    <w:t>:</w:t>
+                  </w:r>
+                </w:p>
+              </w:tc>
+              <w:tc>
+                <w:tcPr>
+                  <w:tcW w:w="5386" w:type="dxa"/>
+                </w:tcPr>
+                <w:p>
+                  <w:pPr>
+                    <w:rPr>
+                      <w:rFonts w:ascii="Source Sans 3" w:hAnsi="Source Sans 3"/>
+                      <w:iCs/>
+                      <w:sz w:val="21"/>
+                      <w:szCs w:val="21"/>
+                    </w:rPr>
+                  </w:pPr>
+                  <w:r>
+                    <w:rPr>
+                      <w:rFonts w:ascii="Source Sans 3" w:hAnsi="Source Sans 3"/>
+                      <w:b/>
+                      <w:bCs/>
+                      <w:iCs/>
+                      <w:sz w:val="21"/>
+                      <w:szCs w:val="21"/>
+                    </w:rPr>
+                    <w:t xml:space="preserve">8 </w:t>
+                  </w:r>
+                  <w:r>
+                    <w:rPr>
+                      <w:rFonts w:ascii="Source Sans 3" w:hAnsi="Source Sans 3"/>
+                      <w:iCs/>
+                      <w:sz w:val="21"/>
+                      <w:szCs w:val="21"/>
+                    </w:rPr>
+                    <w:t>£</w:t>
+                  </w:r>
+                  <w:r>
+                    <w:rPr>
+                      <w:rFonts w:ascii="Source Sans 3" w:hAnsi="Source Sans 3"/>
+                      <w:iCs/>
+                      <w:sz w:val="21"/>
+                      <w:szCs w:val="21"/>
+                    </w:rPr>
+                    <w:t xml:space="preserve"> </w:t>
+                  </w:r>
+                  <w:r>
+                    <w:rPr>
+                      <w:rFonts w:ascii="Source Sans 3" w:hAnsi="Source Sans 3"/>
+                      <w:iCs/>
+                      <w:sz w:val="21"/>
+                      <w:szCs w:val="21"/>
+                    </w:rPr>
+                    <w:t>________</w:t>
+                  </w:r>
+                </w:p>
+              </w:tc>
+            </w:tr>
+            <w:tr>
+              <w:tc>
+                <w:tcPr>
+                  <w:tcW w:w="3041" w:type="dxa"/>
+                </w:tcPr>
+                <w:p>
+                  <w:pPr>
+                    <w:rPr>
+                      <w:rFonts w:ascii="Source Sans 3 SemiBold" w:hAnsi="Source Sans 3 SemiBold"/>
+                      <w:b/>
+                      <w:bCs/>
+                      <w:iCs/>
+                      <w:sz w:val="21"/>
+                      <w:szCs w:val="21"/>
+                    </w:rPr>
+                  </w:pPr>
+                  <w:r>
+                    <w:rPr>
+                      <w:rFonts w:ascii="Source Sans 3" w:hAnsi="Source Sans 3"/>
+                      <w:b/>
+                      <w:bCs/>
+                      <w:iCs/>
+                      <w:sz w:val="21"/>
+                      <w:szCs w:val="21"/>
+                    </w:rPr>
+                    <w:t>Special exhibition</w:t>
+                  </w:r>
+                  <w:r>
+                    <w:rPr>
+                      <w:rFonts w:ascii="Source Sans 3" w:hAnsi="Source Sans 3"/>
+                      <w:b/>
+                      <w:bCs/>
+                      <w:iCs/>
+                      <w:sz w:val="21"/>
+                      <w:szCs w:val="21"/>
+                    </w:rPr>
+                    <w:t>:</w:t>
+                  </w:r>
+                </w:p>
+              </w:tc>
+              <w:tc>
+                <w:tcPr>
+                  <w:tcW w:w="5386" w:type="dxa"/>
+                </w:tcPr>
+                <w:p>
+                  <w:pPr>
+                    <w:rPr>
+                      <w:rFonts w:ascii="Source Sans 3" w:hAnsi="Source Sans 3"/>
+                      <w:iCs/>
+                      <w:sz w:val="21"/>
+                      <w:szCs w:val="21"/>
+                    </w:rPr>
+                  </w:pPr>
+                  <w:r>
+                    <w:rPr>
+                      <w:rFonts w:ascii="Source Sans 3" w:hAnsi="Source Sans 3"/>
+                      <w:b/>
+                      <w:bCs/>
+                      <w:iCs/>
+                      <w:sz w:val="21"/>
+                      <w:szCs w:val="21"/>
+                    </w:rPr>
+                    <w:t xml:space="preserve">9 </w:t>
+                  </w:r>
+                  <w:r>
+                    <w:rPr>
+                      <w:rFonts w:ascii="Source Sans 3" w:hAnsi="Source Sans 3"/>
+                      <w:iCs/>
+                      <w:sz w:val="21"/>
+                      <w:szCs w:val="21"/>
+                    </w:rPr>
+                    <w:t>________ London</w:t>
+                  </w:r>
+                </w:p>
+              </w:tc>
+            </w:tr>
+            <w:tr>
+              <w:tc>
+                <w:tcPr>
+                  <w:tcW w:w="3041" w:type="dxa"/>
+                </w:tcPr>
+                <w:p>
+                  <w:pPr>
+                    <w:rPr>
+                      <w:rFonts w:ascii="Source Sans 3 SemiBold" w:hAnsi="Source Sans 3 SemiBold"/>
+                      <w:b/>
+                      <w:bCs/>
+                      <w:iCs/>
+                      <w:sz w:val="21"/>
+                      <w:szCs w:val="21"/>
+                    </w:rPr>
+                  </w:pPr>
+                  <w:r>
+                    <w:rPr>
+                      <w:rFonts w:ascii="Source Sans 3" w:hAnsi="Source Sans 3"/>
+                      <w:b/>
+                      <w:bCs/>
+                      <w:iCs/>
+                      <w:sz w:val="21"/>
+                      <w:szCs w:val="21"/>
+                    </w:rPr>
+                    <w:t>Date of visit</w:t>
+                  </w:r>
+                </w:p>
+              </w:tc>
+              <w:tc>
+                <w:tcPr>
+                  <w:tcW w:w="5386" w:type="dxa"/>
+                </w:tcPr>
+                <w:p>
+                  <w:pPr>
+                    <w:rPr>
+                      <w:rFonts w:ascii="Source Sans 3" w:hAnsi="Source Sans 3"/>
+                      <w:iCs/>
+                      <w:sz w:val="21"/>
+                      <w:szCs w:val="21"/>
+                    </w:rPr>
+                  </w:pPr>
+                  <w:r>
+                    <w:rPr>
+                      <w:rFonts w:ascii="Source Sans 3" w:hAnsi="Source Sans 3"/>
+                      <w:b/>
+                      <w:bCs/>
+                      <w:iCs/>
+                      <w:sz w:val="21"/>
+                      <w:szCs w:val="21"/>
+                    </w:rPr>
+                    <w:t>1</w:t>
+                  </w:r>
+                  <w:r>
+                    <w:rPr>
+                      <w:rFonts w:ascii="Source Sans 3" w:hAnsi="Source Sans 3"/>
+                      <w:b/>
+                      <w:bCs/>
+                      <w:iCs/>
+                      <w:sz w:val="21"/>
+                      <w:szCs w:val="21"/>
+                    </w:rPr>
+                    <w:t xml:space="preserve">0 </w:t>
+                  </w:r>
+                  <w:r>
+                    <w:rPr>
+                      <w:rFonts w:ascii="Source Sans 3" w:hAnsi="Source Sans 3"/>
+                      <w:iCs/>
+                      <w:sz w:val="21"/>
+                      <w:szCs w:val="21"/>
+                    </w:rPr>
+                    <w:t>________ July</w:t>
+                  </w:r>
+                </w:p>
+              </w:tc>
+            </w:tr>
           </w:tbl>
           <w:p>
             <w:pPr>
@@ -27267,478 +27997,6 @@
                 <w:szCs w:val="21"/>
               </w:rPr>
             </w:pPr>
-            <w:r>
-              <w:rPr>
-                <w:rFonts w:ascii="Source Sans 3" w:hAnsi="Source Sans 3"/>
-                <w:b/>
-                <w:bCs/>
-                <w:iCs/>
-                <w:sz w:val="21"/>
-                <w:szCs w:val="21"/>
-              </w:rPr>
-              <w:t>Name:</w:t>
-            </w:r>
-            <w:r>
-              <w:rPr>
-                <w:rFonts w:ascii="Source Sans 3" w:hAnsi="Source Sans 3"/>
-                <w:b/>
-                <w:bCs/>
-                <w:iCs/>
-                <w:sz w:val="21"/>
-                <w:szCs w:val="21"/>
-              </w:rPr>
-              <w:t xml:space="preserve">                           </w:t>
-            </w:r>
-            <w:r>
-              <w:rPr>
-                <w:rFonts w:ascii="Source Sans 3" w:hAnsi="Source Sans 3"/>
-                <w:b/>
-                <w:bCs/>
-                <w:iCs/>
-                <w:sz w:val="21"/>
-                <w:szCs w:val="21"/>
-              </w:rPr>
-              <w:t>1</w:t>
-            </w:r>
-            <w:r>
-              <w:rPr>
-                <w:rFonts w:ascii="Source Sans 3" w:hAnsi="Source Sans 3"/>
-                <w:b/>
-                <w:bCs/>
-                <w:iCs/>
-                <w:sz w:val="21"/>
-                <w:szCs w:val="21"/>
-              </w:rPr>
-              <w:t xml:space="preserve"> </w:t>
-            </w:r>
-            <w:r>
-              <w:rPr>
-                <w:rFonts w:ascii="Source Sans 3" w:hAnsi="Source Sans 3"/>
-                <w:iCs/>
-                <w:sz w:val="21"/>
-                <w:szCs w:val="21"/>
-              </w:rPr>
-              <w:t>________</w:t>
-            </w:r>
-          </w:p>
-          <w:p>
-            <w:pPr>
-              <w:rPr>
-                <w:rFonts w:ascii="Source Sans 3" w:hAnsi="Source Sans 3"/>
-                <w:iCs/>
-                <w:sz w:val="21"/>
-                <w:szCs w:val="21"/>
-              </w:rPr>
-            </w:pPr>
-            <w:r>
-              <w:rPr>
-                <w:rFonts w:ascii="Source Sans 3" w:hAnsi="Source Sans 3"/>
-                <w:b/>
-                <w:bCs/>
-                <w:iCs/>
-                <w:sz w:val="21"/>
-                <w:szCs w:val="21"/>
-              </w:rPr>
-              <w:t>Address:</w:t>
-            </w:r>
-            <w:r>
-              <w:rPr>
-                <w:rFonts w:ascii="Source Sans 3" w:hAnsi="Source Sans 3"/>
-                <w:b/>
-                <w:bCs/>
-                <w:iCs/>
-                <w:sz w:val="21"/>
-                <w:szCs w:val="21"/>
-              </w:rPr>
-              <w:t xml:space="preserve">                      2 </w:t>
-            </w:r>
-            <w:r>
-              <w:rPr>
-                <w:rFonts w:ascii="Source Sans 3" w:hAnsi="Source Sans 3"/>
-                <w:iCs/>
-                <w:sz w:val="21"/>
-                <w:szCs w:val="21"/>
-              </w:rPr>
-              <w:t>Road, London,</w:t>
-            </w:r>
-            <w:r>
-              <w:rPr>
-                <w:rFonts w:ascii="Source Sans 3" w:hAnsi="Source Sans 3"/>
-                <w:b/>
-                <w:bCs/>
-                <w:iCs/>
-                <w:sz w:val="21"/>
-                <w:szCs w:val="21"/>
-              </w:rPr>
-              <w:t xml:space="preserve"> 3</w:t>
-            </w:r>
-            <w:r>
-              <w:rPr>
-                <w:rFonts w:ascii="Source Sans 3" w:hAnsi="Source Sans 3"/>
-                <w:b/>
-                <w:bCs/>
-                <w:iCs/>
-                <w:sz w:val="21"/>
-                <w:szCs w:val="21"/>
-              </w:rPr>
-              <w:t xml:space="preserve"> </w:t>
-            </w:r>
-            <w:r>
-              <w:rPr>
-                <w:rFonts w:ascii="Source Sans 3" w:hAnsi="Source Sans 3"/>
-                <w:iCs/>
-                <w:sz w:val="21"/>
-                <w:szCs w:val="21"/>
-              </w:rPr>
-              <w:t>________</w:t>
-            </w:r>
-          </w:p>
-          <w:p>
-            <w:pPr>
-              <w:rPr>
-                <w:rFonts w:ascii="Source Sans 3" w:hAnsi="Source Sans 3"/>
-                <w:iCs/>
-                <w:sz w:val="21"/>
-                <w:szCs w:val="21"/>
-              </w:rPr>
-            </w:pPr>
-            <w:r>
-              <w:rPr>
-                <w:rFonts w:ascii="Source Sans 3" w:hAnsi="Source Sans 3"/>
-                <w:b/>
-                <w:bCs/>
-                <w:iCs/>
-                <w:sz w:val="21"/>
-                <w:szCs w:val="21"/>
-              </w:rPr>
-              <w:t>Telephone:</w:t>
-            </w:r>
-            <w:r>
-              <w:rPr>
-                <w:rFonts w:ascii="Source Sans 3" w:hAnsi="Source Sans 3"/>
-                <w:b/>
-                <w:bCs/>
-                <w:iCs/>
-                <w:sz w:val="21"/>
-                <w:szCs w:val="21"/>
-              </w:rPr>
-              <w:t xml:space="preserve">                 4</w:t>
-            </w:r>
-            <w:r>
-              <w:rPr>
-                <w:rFonts w:ascii="Source Sans 3" w:hAnsi="Source Sans 3"/>
-                <w:iCs/>
-                <w:sz w:val="21"/>
-                <w:szCs w:val="21"/>
-              </w:rPr>
-              <w:t>________</w:t>
-            </w:r>
-          </w:p>
-          <w:p>
-            <w:pPr>
-              <w:rPr>
-                <w:rFonts w:ascii="Source Sans 3" w:hAnsi="Source Sans 3"/>
-                <w:iCs/>
-                <w:sz w:val="21"/>
-                <w:szCs w:val="21"/>
-              </w:rPr>
-            </w:pPr>
-            <w:r>
-              <w:rPr>
-                <w:rFonts w:ascii="Source Sans 3" w:hAnsi="Source Sans 3"/>
-                <w:b/>
-                <w:bCs/>
-                <w:iCs/>
-                <w:sz w:val="21"/>
-                <w:szCs w:val="21"/>
-              </w:rPr>
-              <w:t>Discounts:</w:t>
-            </w:r>
-            <w:r>
-              <w:rPr>
-                <w:rFonts w:ascii="Source Sans 3" w:hAnsi="Source Sans 3"/>
-                <w:b/>
-                <w:bCs/>
-                <w:iCs/>
-                <w:sz w:val="21"/>
-                <w:szCs w:val="21"/>
-              </w:rPr>
-              <w:t xml:space="preserve">                   </w:t>
-            </w:r>
-            <w:r>
-              <w:rPr>
-                <w:rFonts w:ascii="Source Sans 3" w:hAnsi="Source Sans 3"/>
-                <w:iCs/>
-                <w:sz w:val="21"/>
-                <w:szCs w:val="21"/>
-              </w:rPr>
-              <w:t>4+ people: 10%</w:t>
-            </w:r>
-          </w:p>
-          <w:p>
-            <w:pPr>
-              <w:ind w:left="1758"/>
-              <w:rPr>
-                <w:rFonts w:ascii="Source Sans 3" w:hAnsi="Source Sans 3"/>
-                <w:iCs/>
-                <w:sz w:val="21"/>
-                <w:szCs w:val="21"/>
-              </w:rPr>
-            </w:pPr>
-            <w:r>
-              <w:rPr>
-                <w:rFonts w:ascii="Source Sans 3" w:hAnsi="Source Sans 3"/>
-                <w:b/>
-                <w:bCs/>
-                <w:iCs/>
-                <w:sz w:val="21"/>
-                <w:szCs w:val="21"/>
-              </w:rPr>
-              <w:t>5</w:t>
-            </w:r>
-            <w:r>
-              <w:rPr>
-                <w:rFonts w:ascii="Source Sans 3" w:hAnsi="Source Sans 3"/>
-                <w:iCs/>
-                <w:sz w:val="21"/>
-                <w:szCs w:val="21"/>
-              </w:rPr>
-              <w:t xml:space="preserve"> </w:t>
-            </w:r>
-            <w:r>
-              <w:rPr>
-                <w:rFonts w:ascii="Source Sans 3" w:hAnsi="Source Sans 3"/>
-                <w:iCs/>
-                <w:sz w:val="21"/>
-                <w:szCs w:val="21"/>
-              </w:rPr>
-              <w:t>10+ people: ________ %</w:t>
-            </w:r>
-          </w:p>
-          <w:p>
-            <w:pPr>
-              <w:ind w:left="1758"/>
-              <w:rPr>
-                <w:rFonts w:ascii="Source Sans 3" w:hAnsi="Source Sans 3"/>
-                <w:iCs/>
-                <w:sz w:val="21"/>
-                <w:szCs w:val="21"/>
-              </w:rPr>
-            </w:pPr>
-            <w:r>
-              <w:rPr>
-                <w:rFonts w:ascii="Source Sans 3" w:hAnsi="Source Sans 3"/>
-                <w:b/>
-                <w:bCs/>
-                <w:iCs/>
-                <w:sz w:val="21"/>
-                <w:szCs w:val="21"/>
-              </w:rPr>
-              <w:t xml:space="preserve">6 </w:t>
-            </w:r>
-            <w:r>
-              <w:rPr>
-                <w:rFonts w:ascii="Source Sans 3" w:hAnsi="Source Sans 3"/>
-                <w:iCs/>
-                <w:sz w:val="21"/>
-                <w:szCs w:val="21"/>
-              </w:rPr>
-              <w:t>Students: _______ %</w:t>
-            </w:r>
-          </w:p>
-          <w:p>
-            <w:pPr>
-              <w:ind w:left="1758"/>
-              <w:rPr>
-                <w:rFonts w:ascii="Source Sans 3" w:hAnsi="Source Sans 3"/>
-                <w:iCs/>
-                <w:sz w:val="21"/>
-                <w:szCs w:val="21"/>
-              </w:rPr>
-            </w:pPr>
-            <w:r>
-              <w:rPr>
-                <w:rFonts w:ascii="Source Sans 3" w:hAnsi="Source Sans 3"/>
-                <w:b/>
-                <w:bCs/>
-                <w:iCs/>
-                <w:sz w:val="21"/>
-                <w:szCs w:val="21"/>
-              </w:rPr>
-              <w:t xml:space="preserve">7 </w:t>
-            </w:r>
-            <w:r>
-              <w:rPr>
-                <w:rFonts w:ascii="Source Sans 3" w:hAnsi="Source Sans 3"/>
-                <w:iCs/>
-                <w:sz w:val="21"/>
-                <w:szCs w:val="21"/>
-              </w:rPr>
-              <w:t>Students: 20% for groups of at least _______ people</w:t>
-            </w:r>
-          </w:p>
-          <w:p>
-            <w:pPr>
-              <w:rPr>
-                <w:rFonts w:ascii="Source Sans 3" w:hAnsi="Source Sans 3"/>
-                <w:iCs/>
-                <w:sz w:val="21"/>
-                <w:szCs w:val="21"/>
-              </w:rPr>
-            </w:pPr>
-            <w:r>
-              <w:rPr>
-                <w:rFonts w:ascii="Source Sans 3" w:hAnsi="Source Sans 3"/>
-                <w:b/>
-                <w:bCs/>
-                <w:iCs/>
-                <w:sz w:val="21"/>
-                <w:szCs w:val="21"/>
-              </w:rPr>
-              <w:t>Price for entry:</w:t>
-            </w:r>
-            <w:r>
-              <w:rPr>
-                <w:rFonts w:ascii="Source Sans 3" w:hAnsi="Source Sans 3"/>
-                <w:b/>
-                <w:bCs/>
-                <w:iCs/>
-                <w:sz w:val="21"/>
-                <w:szCs w:val="21"/>
-              </w:rPr>
-              <w:t xml:space="preserve">         8 </w:t>
-            </w:r>
-            <w:r>
-              <w:rPr>
-                <w:rFonts w:ascii="Source Sans 3" w:hAnsi="Source Sans 3"/>
-                <w:iCs/>
-                <w:sz w:val="21"/>
-                <w:szCs w:val="21"/>
-              </w:rPr>
-              <w:t>£</w:t>
-            </w:r>
-            <w:r>
-              <w:rPr>
-                <w:rFonts w:ascii="Source Sans 3" w:hAnsi="Source Sans 3"/>
-                <w:iCs/>
-                <w:sz w:val="21"/>
-                <w:szCs w:val="21"/>
-              </w:rPr>
-              <w:t xml:space="preserve"> </w:t>
-            </w:r>
-            <w:r>
-              <w:rPr>
-                <w:rFonts w:ascii="Source Sans 3" w:hAnsi="Source Sans 3"/>
-                <w:iCs/>
-                <w:sz w:val="21"/>
-                <w:szCs w:val="21"/>
-              </w:rPr>
-              <w:t>________</w:t>
-            </w:r>
-          </w:p>
-          <w:p>
-            <w:pPr>
-              <w:rPr>
-                <w:rFonts w:ascii="Source Sans 3" w:hAnsi="Source Sans 3"/>
-                <w:iCs/>
-                <w:sz w:val="21"/>
-                <w:szCs w:val="21"/>
-              </w:rPr>
-            </w:pPr>
-            <w:r>
-              <w:rPr>
-                <w:rFonts w:ascii="Source Sans 3" w:hAnsi="Source Sans 3"/>
-                <w:b/>
-                <w:bCs/>
-                <w:iCs/>
-                <w:sz w:val="21"/>
-                <w:szCs w:val="21"/>
-              </w:rPr>
-              <w:t>Special exhibition:</w:t>
-            </w:r>
-            <w:r>
-              <w:rPr>
-                <w:rFonts w:ascii="Source Sans 3" w:hAnsi="Source Sans 3"/>
-                <w:b/>
-                <w:bCs/>
-                <w:iCs/>
-                <w:sz w:val="21"/>
-                <w:szCs w:val="21"/>
-              </w:rPr>
-              <w:t xml:space="preserve"> 9 </w:t>
-            </w:r>
-            <w:r>
-              <w:rPr>
-                <w:rFonts w:ascii="Source Sans 3" w:hAnsi="Source Sans 3"/>
-                <w:iCs/>
-                <w:sz w:val="21"/>
-                <w:szCs w:val="21"/>
-              </w:rPr>
-              <w:t>________ London</w:t>
-            </w:r>
-          </w:p>
-          <w:p>
-            <w:pPr>
-              <w:rPr>
-                <w:rFonts w:ascii="Source Sans 3" w:hAnsi="Source Sans 3"/>
-                <w:iCs/>
-                <w:sz w:val="21"/>
-                <w:szCs w:val="21"/>
-              </w:rPr>
-            </w:pPr>
-            <w:r>
-              <w:rPr>
-                <w:rFonts w:ascii="Source Sans 3" w:hAnsi="Source Sans 3"/>
-                <w:b/>
-                <w:bCs/>
-                <w:iCs/>
-                <w:sz w:val="21"/>
-                <w:szCs w:val="21"/>
-              </w:rPr>
-              <w:t>Date of visit:</w:t>
-            </w:r>
-            <w:r>
-              <w:rPr>
-                <w:rFonts w:ascii="Source Sans 3" w:hAnsi="Source Sans 3"/>
-                <w:b/>
-                <w:bCs/>
-                <w:iCs/>
-                <w:sz w:val="21"/>
-                <w:szCs w:val="21"/>
-              </w:rPr>
-              <w:t xml:space="preserve">              </w:t>
-            </w:r>
-            <w:r>
-              <w:rPr>
-                <w:rFonts w:ascii="Source Sans 3" w:hAnsi="Source Sans 3"/>
-                <w:b/>
-                <w:bCs/>
-                <w:iCs/>
-                <w:sz w:val="21"/>
-                <w:szCs w:val="21"/>
-              </w:rPr>
-              <w:t>1</w:t>
-            </w:r>
-            <w:r>
-              <w:rPr>
-                <w:rFonts w:ascii="Source Sans 3" w:hAnsi="Source Sans 3"/>
-                <w:b/>
-                <w:bCs/>
-                <w:iCs/>
-                <w:sz w:val="21"/>
-                <w:szCs w:val="21"/>
-              </w:rPr>
-              <w:t xml:space="preserve">0 </w:t>
-            </w:r>
-            <w:r>
-              <w:rPr>
-                <w:rFonts w:ascii="Source Sans 3" w:hAnsi="Source Sans 3"/>
-                <w:iCs/>
-                <w:sz w:val="21"/>
-                <w:szCs w:val="21"/>
-              </w:rPr>
-              <w:t>________ July</w:t>
-            </w:r>
           </w:p>
         </w:tc>
       </w:tr>
@@ -27831,13 +28089,13 @@
               <w:tblLook w:val="04A0" w:firstRow="1" w:lastRow="0" w:firstColumn="1" w:lastColumn="0" w:noHBand="0" w:noVBand="1"/>
             </w:tblPr>
             <w:tblGrid>
-              <w:gridCol w:w="4742"/>
-              <w:gridCol w:w="5103"/>
+              <w:gridCol w:w="3041"/>
+              <w:gridCol w:w="5386"/>
             </w:tblGrid>
             <w:tr>
               <w:tc>
                 <w:tcPr>
-                  <w:tcW w:w="4742" w:type="dxa"/>
+                  <w:tcW w:w="3041" w:type="dxa"/>
                 </w:tcPr>
                 <w:p>
                   <w:pPr>
@@ -27865,7 +28123,7 @@
               </w:tc>
               <w:tc>
                 <w:tcPr>
-                  <w:tcW w:w="5103" w:type="dxa"/>
+                  <w:tcW w:w="5386" w:type="dxa"/>
                 </w:tcPr>
                 <w:p>
                   <w:pPr>
@@ -27889,565 +28147,831 @@
                 </w:p>
               </w:tc>
             </w:tr>
+            <w:tr>
+              <w:tc>
+                <w:tcPr>
+                  <w:tcW w:w="3041" w:type="dxa"/>
+                </w:tcPr>
+                <w:p>
+                  <w:pPr>
+                    <w:rPr>
+                      <w:rFonts w:ascii="Source Sans 3 SemiBold" w:hAnsi="Source Sans 3 SemiBold"/>
+                      <w:b/>
+                      <w:bCs/>
+                      <w:iCs/>
+                      <w:sz w:val="21"/>
+                      <w:szCs w:val="21"/>
+                    </w:rPr>
+                  </w:pPr>
+                  <w:r>
+                    <w:rPr>
+                      <w:rFonts w:ascii="Source Sans 3" w:hAnsi="Source Sans 3"/>
+                      <w:b/>
+                      <w:bCs/>
+                      <w:iCs/>
+                      <w:sz w:val="21"/>
+                      <w:szCs w:val="21"/>
+                    </w:rPr>
+                    <w:t>Name:</w:t>
+                  </w:r>
+                </w:p>
+              </w:tc>
+              <w:tc>
+                <w:tcPr>
+                  <w:tcW w:w="5386" w:type="dxa"/>
+                </w:tcPr>
+                <w:p>
+                  <w:pPr>
+                    <w:rPr>
+                      <w:rFonts w:ascii="Source Sans 3" w:hAnsi="Source Sans 3"/>
+                      <w:iCs/>
+                      <w:sz w:val="21"/>
+                      <w:szCs w:val="21"/>
+                    </w:rPr>
+                  </w:pPr>
+                  <w:r>
+                    <w:rPr>
+                      <w:rFonts w:ascii="Source Sans 3" w:hAnsi="Source Sans 3"/>
+                      <w:b/>
+                      <w:bCs/>
+                      <w:iCs/>
+                      <w:sz w:val="21"/>
+                      <w:szCs w:val="21"/>
+                    </w:rPr>
+                    <w:t>1</w:t>
+                  </w:r>
+                  <w:r>
+                    <w:rPr>
+                      <w:rFonts w:ascii="Source Sans 3" w:hAnsi="Source Sans 3"/>
+                      <w:b/>
+                      <w:bCs/>
+                      <w:iCs/>
+                      <w:sz w:val="21"/>
+                      <w:szCs w:val="21"/>
+                    </w:rPr>
+                    <w:t xml:space="preserve"> </w:t>
+                  </w:r>
+                  <w:r>
+                    <w:rPr>
+                      <w:rStyle w:val="BlankWord1"/>
+                    </w:rPr>
+                    <w:t>James Graeme</w:t>
+                  </w:r>
+                </w:p>
+              </w:tc>
+            </w:tr>
+            <w:tr>
+              <w:tc>
+                <w:tcPr>
+                  <w:tcW w:w="3041" w:type="dxa"/>
+                </w:tcPr>
+                <w:p>
+                  <w:pPr>
+                    <w:rPr>
+                      <w:rFonts w:ascii="Source Sans 3" w:hAnsi="Source Sans 3"/>
+                      <w:b/>
+                      <w:bCs/>
+                      <w:iCs/>
+                      <w:sz w:val="21"/>
+                      <w:szCs w:val="21"/>
+                    </w:rPr>
+                  </w:pPr>
+                  <w:r>
+                    <w:rPr>
+                      <w:rFonts w:ascii="Source Sans 3" w:hAnsi="Source Sans 3"/>
+                      <w:b/>
+                      <w:bCs/>
+                      <w:iCs/>
+                      <w:sz w:val="21"/>
+                      <w:szCs w:val="21"/>
+                    </w:rPr>
+                    <w:t>Address:</w:t>
+                  </w:r>
+                </w:p>
+              </w:tc>
+              <w:tc>
+                <w:tcPr>
+                  <w:tcW w:w="5386" w:type="dxa"/>
+                </w:tcPr>
+                <w:p>
+                  <w:pPr>
+                    <w:rPr>
+                      <w:rFonts w:ascii="Source Sans 3" w:hAnsi="Source Sans 3"/>
+                      <w:iCs/>
+                      <w:sz w:val="21"/>
+                      <w:szCs w:val="21"/>
+                    </w:rPr>
+                  </w:pPr>
+                  <w:r>
+                    <w:rPr>
+                      <w:rFonts w:ascii="Source Sans 3" w:hAnsi="Source Sans 3"/>
+                      <w:b/>
+                      <w:bCs/>
+                      <w:iCs/>
+                      <w:sz w:val="21"/>
+                      <w:szCs w:val="21"/>
+                    </w:rPr>
+                    <w:t xml:space="preserve">2 </w:t>
+                  </w:r>
+                  <w:r>
+                    <w:rPr>
+                      <w:rStyle w:val="BlankWord1"/>
+                    </w:rPr>
+                    <w:t>16 Mount Hill</w:t>
+                  </w:r>
+                  <w:r>
+                    <w:rPr>
+                      <w:rFonts w:ascii="Source Sans 3" w:hAnsi="Source Sans 3"/>
+                      <w:b/>
+                      <w:bCs/>
+                      <w:iCs/>
+                      <w:sz w:val="21"/>
+                      <w:szCs w:val="21"/>
+                    </w:rPr>
+                    <w:t xml:space="preserve"> </w:t>
+                  </w:r>
+                  <w:r>
+                    <w:rPr>
+                      <w:rFonts w:ascii="Source Sans 3" w:hAnsi="Source Sans 3"/>
+                      <w:iCs/>
+                      <w:sz w:val="21"/>
+                      <w:szCs w:val="21"/>
+                    </w:rPr>
+                    <w:t>Road, London,</w:t>
+                  </w:r>
+                  <w:r>
+                    <w:rPr>
+                      <w:rFonts w:ascii="Source Sans 3" w:hAnsi="Source Sans 3"/>
+                      <w:b/>
+                      <w:bCs/>
+                      <w:iCs/>
+                      <w:sz w:val="21"/>
+                      <w:szCs w:val="21"/>
+                    </w:rPr>
+                    <w:t xml:space="preserve"> 3</w:t>
+                  </w:r>
+                  <w:r>
+                    <w:rPr>
+                      <w:rFonts w:ascii="Source Sans 3" w:hAnsi="Source Sans 3"/>
+                      <w:b/>
+                      <w:bCs/>
+                      <w:iCs/>
+                      <w:sz w:val="21"/>
+                      <w:szCs w:val="21"/>
+                    </w:rPr>
+                    <w:t xml:space="preserve"> </w:t>
+                  </w:r>
+                  <w:r>
+                    <w:rPr>
+                      <w:rStyle w:val="BlankWord1"/>
+                    </w:rPr>
+                    <w:t>El5 2TP</w:t>
+                  </w:r>
+                </w:p>
+              </w:tc>
+            </w:tr>
+            <w:tr>
+              <w:tc>
+                <w:tcPr>
+                  <w:tcW w:w="3041" w:type="dxa"/>
+                </w:tcPr>
+                <w:p>
+                  <w:pPr>
+                    <w:rPr>
+                      <w:rFonts w:ascii="Source Sans 3 SemiBold" w:hAnsi="Source Sans 3 SemiBold"/>
+                      <w:b/>
+                      <w:bCs/>
+                      <w:iCs/>
+                      <w:sz w:val="21"/>
+                      <w:szCs w:val="21"/>
+                    </w:rPr>
+                  </w:pPr>
+                  <w:r>
+                    <w:rPr>
+                      <w:rFonts w:ascii="Source Sans 3" w:hAnsi="Source Sans 3"/>
+                      <w:b/>
+                      <w:bCs/>
+                      <w:iCs/>
+                      <w:sz w:val="21"/>
+                      <w:szCs w:val="21"/>
+                    </w:rPr>
+                    <w:t>Telephone</w:t>
+                  </w:r>
+                  <w:r>
+                    <w:rPr>
+                      <w:rFonts w:ascii="Source Sans 3" w:hAnsi="Source Sans 3"/>
+                      <w:b/>
+                      <w:bCs/>
+                      <w:iCs/>
+                      <w:sz w:val="21"/>
+                      <w:szCs w:val="21"/>
+                    </w:rPr>
+                    <w:t>:</w:t>
+                  </w:r>
+                </w:p>
+              </w:tc>
+              <w:tc>
+                <w:tcPr>
+                  <w:tcW w:w="5386" w:type="dxa"/>
+                </w:tcPr>
+                <w:p>
+                  <w:pPr>
+                    <w:rPr>
+                      <w:rFonts w:ascii="Source Sans 3" w:hAnsi="Source Sans 3"/>
+                      <w:iCs/>
+                      <w:sz w:val="21"/>
+                      <w:szCs w:val="21"/>
+                    </w:rPr>
+                  </w:pPr>
+                  <w:r>
+                    <w:rPr>
+                      <w:rFonts w:ascii="Source Sans 3" w:hAnsi="Source Sans 3"/>
+                      <w:b/>
+                      <w:bCs/>
+                      <w:iCs/>
+                      <w:sz w:val="21"/>
+                      <w:szCs w:val="21"/>
+                    </w:rPr>
+                    <w:t>4</w:t>
+                  </w:r>
+                  <w:r>
+                    <w:rPr>
+                      <w:rFonts w:ascii="Source Sans 3" w:hAnsi="Source Sans 3"/>
+                      <w:iCs/>
+                      <w:sz w:val="21"/>
+                      <w:szCs w:val="21"/>
+                    </w:rPr>
+                    <w:t xml:space="preserve"> </w:t>
+                  </w:r>
+                  <w:r>
+                    <w:rPr>
+                      <w:rStyle w:val="BlankWord1"/>
+                    </w:rPr>
+                    <w:t>770 464</w:t>
+                  </w:r>
+                </w:p>
+              </w:tc>
+            </w:tr>
+            <w:tr>
+              <w:tc>
+                <w:tcPr>
+                  <w:tcW w:w="3041" w:type="dxa"/>
+                </w:tcPr>
+                <w:p>
+                  <w:pPr>
+                    <w:rPr>
+                      <w:rFonts w:ascii="Source Sans 3 SemiBold" w:hAnsi="Source Sans 3 SemiBold"/>
+                      <w:b/>
+                      <w:bCs/>
+                      <w:iCs/>
+                      <w:sz w:val="21"/>
+                      <w:szCs w:val="21"/>
+                    </w:rPr>
+                  </w:pPr>
+                  <w:r>
+                    <w:rPr>
+                      <w:rFonts w:ascii="Source Sans 3" w:hAnsi="Source Sans 3"/>
+                      <w:b/>
+                      <w:bCs/>
+                      <w:iCs/>
+                      <w:sz w:val="21"/>
+                      <w:szCs w:val="21"/>
+                    </w:rPr>
+                    <w:t>Discounts</w:t>
+                  </w:r>
+                  <w:r>
+                    <w:rPr>
+                      <w:rFonts w:ascii="Source Sans 3" w:hAnsi="Source Sans 3"/>
+                      <w:b/>
+                      <w:bCs/>
+                      <w:iCs/>
+                      <w:sz w:val="21"/>
+                      <w:szCs w:val="21"/>
+                    </w:rPr>
+                    <w:t>:</w:t>
+                  </w:r>
+                </w:p>
+              </w:tc>
+              <w:tc>
+                <w:tcPr>
+                  <w:tcW w:w="5386" w:type="dxa"/>
+                </w:tcPr>
+                <w:p>
+                  <w:pPr>
+                    <w:rPr>
+                      <w:rFonts w:ascii="Source Sans 3" w:hAnsi="Source Sans 3"/>
+                      <w:iCs/>
+                      <w:sz w:val="21"/>
+                      <w:szCs w:val="21"/>
+                    </w:rPr>
+                  </w:pPr>
+                  <w:r>
+                    <w:rPr>
+                      <w:rFonts w:ascii="Source Sans 3" w:hAnsi="Source Sans 3"/>
+                      <w:iCs/>
+                      <w:sz w:val="21"/>
+                      <w:szCs w:val="21"/>
+                    </w:rPr>
+                    <w:t>4+ people: 10%</w:t>
+                  </w:r>
+                </w:p>
+              </w:tc>
+            </w:tr>
+            <w:tr>
+              <w:tc>
+                <w:tcPr>
+                  <w:tcW w:w="3041" w:type="dxa"/>
+                </w:tcPr>
+                <w:p>
+                  <w:pPr>
+                    <w:rPr>
+                      <w:rFonts w:ascii="Source Sans 3 SemiBold" w:hAnsi="Source Sans 3 SemiBold"/>
+                      <w:b/>
+                      <w:bCs/>
+                      <w:iCs/>
+                      <w:sz w:val="21"/>
+                      <w:szCs w:val="21"/>
+                    </w:rPr>
+                  </w:pPr>
+                </w:p>
+              </w:tc>
+              <w:tc>
+                <w:tcPr>
+                  <w:tcW w:w="5386" w:type="dxa"/>
+                </w:tcPr>
+                <w:p>
+                  <w:pPr>
+                    <w:rPr>
+                      <w:rFonts w:ascii="Source Sans 3" w:hAnsi="Source Sans 3"/>
+                      <w:iCs/>
+                      <w:sz w:val="21"/>
+                      <w:szCs w:val="21"/>
+                    </w:rPr>
+                  </w:pPr>
+                  <w:r>
+                    <w:rPr>
+                      <w:rFonts w:ascii="Source Sans 3" w:hAnsi="Source Sans 3"/>
+                      <w:b/>
+                      <w:bCs/>
+                      <w:iCs/>
+                      <w:sz w:val="21"/>
+                      <w:szCs w:val="21"/>
+                    </w:rPr>
+                    <w:t>5</w:t>
+                  </w:r>
+                  <w:r>
+                    <w:rPr>
+                      <w:rFonts w:ascii="Source Sans 3" w:hAnsi="Source Sans 3"/>
+                      <w:iCs/>
+                      <w:sz w:val="21"/>
+                      <w:szCs w:val="21"/>
+                    </w:rPr>
+                    <w:t xml:space="preserve"> </w:t>
+                  </w:r>
+                  <w:r>
+                    <w:rPr>
+                      <w:rFonts w:ascii="Source Sans 3" w:hAnsi="Source Sans 3"/>
+                      <w:iCs/>
+                      <w:sz w:val="21"/>
+                      <w:szCs w:val="21"/>
+                    </w:rPr>
+                    <w:t xml:space="preserve">10+ people: </w:t>
+                  </w:r>
+                  <w:r>
+                    <w:rPr>
+                      <w:rStyle w:val="BlankWord1"/>
+                    </w:rPr>
+                    <w:t>15/fifteen</w:t>
+                  </w:r>
+                  <w:r>
+                    <w:rPr>
+                      <w:rFonts w:ascii="Source Sans 3" w:hAnsi="Source Sans 3"/>
+                      <w:iCs/>
+                      <w:sz w:val="21"/>
+                      <w:szCs w:val="21"/>
+                    </w:rPr>
+                    <w:t xml:space="preserve"> %</w:t>
+                  </w:r>
+                </w:p>
+              </w:tc>
+            </w:tr>
+            <w:tr>
+              <w:tc>
+                <w:tcPr>
+                  <w:tcW w:w="3041" w:type="dxa"/>
+                </w:tcPr>
+                <w:p>
+                  <w:pPr>
+                    <w:rPr>
+                      <w:rFonts w:ascii="Source Sans 3 SemiBold" w:hAnsi="Source Sans 3 SemiBold"/>
+                      <w:b/>
+                      <w:bCs/>
+                      <w:iCs/>
+                      <w:sz w:val="21"/>
+                      <w:szCs w:val="21"/>
+                    </w:rPr>
+                  </w:pPr>
+                </w:p>
+              </w:tc>
+              <w:tc>
+                <w:tcPr>
+                  <w:tcW w:w="5386" w:type="dxa"/>
+                </w:tcPr>
+                <w:p>
+                  <w:pPr>
+                    <w:rPr>
+                      <w:rFonts w:ascii="Source Sans 3" w:hAnsi="Source Sans 3"/>
+                      <w:iCs/>
+                      <w:sz w:val="21"/>
+                      <w:szCs w:val="21"/>
+                    </w:rPr>
+                  </w:pPr>
+                  <w:r>
+                    <w:rPr>
+                      <w:rFonts w:ascii="Source Sans 3" w:hAnsi="Source Sans 3"/>
+                      <w:b/>
+                      <w:bCs/>
+                      <w:iCs/>
+                      <w:sz w:val="21"/>
+                      <w:szCs w:val="21"/>
+                    </w:rPr>
+                    <w:t xml:space="preserve">6 </w:t>
+                  </w:r>
+                  <w:r>
+                    <w:rPr>
+                      <w:rFonts w:ascii="Source Sans 3" w:hAnsi="Source Sans 3"/>
+                      <w:iCs/>
+                      <w:sz w:val="21"/>
+                      <w:szCs w:val="21"/>
+                    </w:rPr>
+                    <w:t xml:space="preserve">Students: </w:t>
+                  </w:r>
+                  <w:r>
+                    <w:rPr>
+                      <w:rStyle w:val="BlankWord1"/>
+                    </w:rPr>
+                    <w:t>15/fifteen</w:t>
+                  </w:r>
+                  <w:r>
+                    <w:rPr>
+                      <w:rFonts w:ascii="Source Sans 3" w:hAnsi="Source Sans 3"/>
+                      <w:iCs/>
+                      <w:sz w:val="21"/>
+                      <w:szCs w:val="21"/>
+                    </w:rPr>
+                    <w:t xml:space="preserve"> %</w:t>
+                  </w:r>
+                </w:p>
+              </w:tc>
+            </w:tr>
+            <w:tr>
+              <w:tc>
+                <w:tcPr>
+                  <w:tcW w:w="3041" w:type="dxa"/>
+                </w:tcPr>
+                <w:p>
+                  <w:pPr>
+                    <w:rPr>
+                      <w:rFonts w:ascii="Source Sans 3 SemiBold" w:hAnsi="Source Sans 3 SemiBold"/>
+                      <w:b/>
+                      <w:bCs/>
+                      <w:iCs/>
+                      <w:sz w:val="21"/>
+                      <w:szCs w:val="21"/>
+                    </w:rPr>
+                  </w:pPr>
+                </w:p>
+              </w:tc>
+              <w:tc>
+                <w:tcPr>
+                  <w:tcW w:w="5386" w:type="dxa"/>
+                </w:tcPr>
+                <w:p>
+                  <w:pPr>
+                    <w:rPr>
+                      <w:rFonts w:ascii="Source Sans 3" w:hAnsi="Source Sans 3"/>
+                      <w:iCs/>
+                      <w:sz w:val="21"/>
+                      <w:szCs w:val="21"/>
+                    </w:rPr>
+                  </w:pPr>
+                  <w:r>
+                    <w:rPr>
+                      <w:rFonts w:ascii="Source Sans 3" w:hAnsi="Source Sans 3"/>
+                      <w:b/>
+                      <w:bCs/>
+                      <w:iCs/>
+                      <w:sz w:val="21"/>
+                      <w:szCs w:val="21"/>
+                    </w:rPr>
+                    <w:t xml:space="preserve">7 </w:t>
+                  </w:r>
+                  <w:r>
+                    <w:rPr>
+                      <w:rFonts w:ascii="Source Sans 3" w:hAnsi="Source Sans 3"/>
+                      <w:iCs/>
+                      <w:sz w:val="21"/>
+                      <w:szCs w:val="21"/>
+                    </w:rPr>
+                    <w:t xml:space="preserve">Students: 20% for groups of at </w:t>
+                  </w:r>
+                  <w:r>
+                    <w:rPr>
+                      <w:rFonts w:ascii="Source Sans 3" w:hAnsi="Source Sans 3"/>
+                      <w:iCs/>
+                      <w:sz w:val="21"/>
+                      <w:szCs w:val="21"/>
+                    </w:rPr>
+                    <w:t xml:space="preserve">least </w:t>
+                  </w:r>
+                  <w:r>
+                    <w:rPr>
+                      <w:rStyle w:val="BlankWord1"/>
+                    </w:rPr>
+                    <w:t>4/four</w:t>
+                  </w:r>
+                  <w:r>
+                    <w:rPr>
+                      <w:rFonts w:ascii="Source Sans 3" w:hAnsi="Source Sans 3"/>
+                      <w:iCs/>
+                      <w:sz w:val="21"/>
+                      <w:szCs w:val="21"/>
+                    </w:rPr>
+                    <w:t xml:space="preserve"> people</w:t>
+                  </w:r>
+                </w:p>
+              </w:tc>
+            </w:tr>
+            <w:tr>
+              <w:tc>
+                <w:tcPr>
+                  <w:tcW w:w="3041" w:type="dxa"/>
+                </w:tcPr>
+                <w:p>
+                  <w:pPr>
+                    <w:rPr>
+                      <w:rFonts w:ascii="Source Sans 3 SemiBold" w:hAnsi="Source Sans 3 SemiBold"/>
+                      <w:b/>
+                      <w:bCs/>
+                      <w:iCs/>
+                      <w:sz w:val="21"/>
+                      <w:szCs w:val="21"/>
+                    </w:rPr>
+                  </w:pPr>
+                  <w:r>
+                    <w:rPr>
+                      <w:rFonts w:ascii="Source Sans 3" w:hAnsi="Source Sans 3"/>
+                      <w:b/>
+                      <w:bCs/>
+                      <w:iCs/>
+                      <w:sz w:val="21"/>
+                      <w:szCs w:val="21"/>
+                    </w:rPr>
+                    <w:t>Price for entry</w:t>
+                  </w:r>
+                  <w:r>
+                    <w:rPr>
+                      <w:rFonts w:ascii="Source Sans 3" w:hAnsi="Source Sans 3"/>
+                      <w:b/>
+                      <w:bCs/>
+                      <w:iCs/>
+                      <w:sz w:val="21"/>
+                      <w:szCs w:val="21"/>
+                    </w:rPr>
+                    <w:t>:</w:t>
+                  </w:r>
+                </w:p>
+              </w:tc>
+              <w:tc>
+                <w:tcPr>
+                  <w:tcW w:w="5386" w:type="dxa"/>
+                </w:tcPr>
+                <w:p>
+                  <w:pPr>
+                    <w:rPr>
+                      <w:rFonts w:ascii="Source Sans 3" w:hAnsi="Source Sans 3"/>
+                      <w:iCs/>
+                      <w:sz w:val="21"/>
+                      <w:szCs w:val="21"/>
+                    </w:rPr>
+                  </w:pPr>
+                  <w:r>
+                    <w:rPr>
+                      <w:rFonts w:ascii="Source Sans 3" w:hAnsi="Source Sans 3"/>
+                      <w:b/>
+                      <w:bCs/>
+                      <w:iCs/>
+                      <w:sz w:val="21"/>
+                      <w:szCs w:val="21"/>
+                    </w:rPr>
+                    <w:t xml:space="preserve">8 </w:t>
+                  </w:r>
+                  <w:r>
+                    <w:rPr>
+                      <w:rFonts w:ascii="Source Sans 3" w:hAnsi="Source Sans 3"/>
+                      <w:iCs/>
+                      <w:sz w:val="21"/>
+                      <w:szCs w:val="21"/>
+                    </w:rPr>
+                    <w:t>(£)</w:t>
+                  </w:r>
+                  <w:r>
+                    <w:rPr>
+                      <w:rStyle w:val="BlankWord1"/>
+                    </w:rPr>
+                    <w:t>4.25</w:t>
+                  </w:r>
+                </w:p>
+              </w:tc>
+            </w:tr>
+            <w:tr>
+              <w:tc>
+                <w:tcPr>
+                  <w:tcW w:w="3041" w:type="dxa"/>
+                </w:tcPr>
+                <w:p>
+                  <w:pPr>
+                    <w:rPr>
+                      <w:rFonts w:ascii="Source Sans 3 SemiBold" w:hAnsi="Source Sans 3 SemiBold"/>
+                      <w:b/>
+                      <w:bCs/>
+                      <w:iCs/>
+                      <w:sz w:val="21"/>
+                      <w:szCs w:val="21"/>
+                    </w:rPr>
+                  </w:pPr>
+                  <w:r>
+                    <w:rPr>
+                      <w:rFonts w:ascii="Source Sans 3" w:hAnsi="Source Sans 3"/>
+                      <w:b/>
+                      <w:bCs/>
+                      <w:iCs/>
+                      <w:sz w:val="21"/>
+                      <w:szCs w:val="21"/>
+                    </w:rPr>
+                    <w:t>Special exhibition</w:t>
+                  </w:r>
+                  <w:r>
+                    <w:rPr>
+                      <w:rFonts w:ascii="Source Sans 3" w:hAnsi="Source Sans 3"/>
+                      <w:b/>
+                      <w:bCs/>
+                      <w:iCs/>
+                      <w:sz w:val="21"/>
+                      <w:szCs w:val="21"/>
+                    </w:rPr>
+                    <w:t>:</w:t>
+                  </w:r>
+                </w:p>
+              </w:tc>
+              <w:tc>
+                <w:tcPr>
+                  <w:tcW w:w="5386" w:type="dxa"/>
+                </w:tcPr>
+                <w:p>
+                  <w:pPr>
+                    <w:rPr>
+                      <w:rFonts w:ascii="Source Sans 3" w:hAnsi="Source Sans 3"/>
+                      <w:iCs/>
+                      <w:sz w:val="21"/>
+                      <w:szCs w:val="21"/>
+                    </w:rPr>
+                  </w:pPr>
+                  <w:r>
+                    <w:rPr>
+                      <w:rFonts w:ascii="Source Sans 3" w:hAnsi="Source Sans 3"/>
+                      <w:b/>
+                      <w:bCs/>
+                      <w:iCs/>
+                      <w:sz w:val="21"/>
+                      <w:szCs w:val="21"/>
+                    </w:rPr>
+                    <w:t xml:space="preserve">9 </w:t>
+                  </w:r>
+                  <w:r>
+                    <w:rPr>
+                      <w:rStyle w:val="BlankWord1"/>
+                    </w:rPr>
+                    <w:t>Underground</w:t>
+                  </w:r>
+                  <w:r>
+                    <w:rPr>
+                      <w:rFonts w:ascii="Source Sans 3" w:hAnsi="Source Sans 3"/>
+                      <w:b/>
+                      <w:bCs/>
+                      <w:iCs/>
+                      <w:sz w:val="21"/>
+                      <w:szCs w:val="21"/>
+                    </w:rPr>
+                    <w:t xml:space="preserve"> </w:t>
+                  </w:r>
+                  <w:r>
+                    <w:rPr>
+                      <w:rFonts w:ascii="Source Sans 3" w:hAnsi="Source Sans 3"/>
+                      <w:iCs/>
+                      <w:sz w:val="21"/>
+                      <w:szCs w:val="21"/>
+                    </w:rPr>
+                    <w:t>London</w:t>
+                  </w:r>
+                </w:p>
+              </w:tc>
+            </w:tr>
+            <w:tr>
+              <w:tc>
+                <w:tcPr>
+                  <w:tcW w:w="3041" w:type="dxa"/>
+                </w:tcPr>
+                <w:p>
+                  <w:pPr>
+                    <w:rPr>
+                      <w:rFonts w:ascii="Source Sans 3 SemiBold" w:hAnsi="Source Sans 3 SemiBold"/>
+                      <w:b/>
+                      <w:bCs/>
+                      <w:iCs/>
+                      <w:sz w:val="21"/>
+                      <w:szCs w:val="21"/>
+                    </w:rPr>
+                  </w:pPr>
+                  <w:r>
+                    <w:rPr>
+                      <w:rFonts w:ascii="Source Sans 3" w:hAnsi="Source Sans 3"/>
+                      <w:b/>
+                      <w:bCs/>
+                      <w:iCs/>
+                      <w:sz w:val="21"/>
+                      <w:szCs w:val="21"/>
+                    </w:rPr>
+                    <w:t>Date of visit</w:t>
+                  </w:r>
+                </w:p>
+              </w:tc>
+              <w:tc>
+                <w:tcPr>
+                  <w:tcW w:w="5386" w:type="dxa"/>
+                </w:tcPr>
+                <w:p>
+                  <w:pPr>
+                    <w:rPr>
+                      <w:rFonts w:ascii="Source Sans 3" w:hAnsi="Source Sans 3"/>
+                      <w:iCs/>
+                      <w:sz w:val="21"/>
+                      <w:szCs w:val="21"/>
+                    </w:rPr>
+                  </w:pPr>
+                  <w:r>
+                    <w:rPr>
+                      <w:rFonts w:ascii="Source Sans 3" w:hAnsi="Source Sans 3"/>
+                      <w:b/>
+                      <w:bCs/>
+                      <w:iCs/>
+                      <w:sz w:val="21"/>
+                      <w:szCs w:val="21"/>
+                    </w:rPr>
+                    <w:t>1</w:t>
+                  </w:r>
+                  <w:r>
+                    <w:rPr>
+                      <w:rFonts w:ascii="Source Sans 3" w:hAnsi="Source Sans 3"/>
+                      <w:b/>
+                      <w:bCs/>
+                      <w:iCs/>
+                      <w:sz w:val="21"/>
+                      <w:szCs w:val="21"/>
+                    </w:rPr>
+                    <w:t xml:space="preserve">0 </w:t>
+                  </w:r>
+                  <w:r>
+                    <w:rPr>
+                      <w:rStyle w:val="BlankWord1"/>
+                    </w:rPr>
+                    <w:t>12/12th/twelfth</w:t>
+                  </w:r>
+                  <w:r>
+                    <w:rPr>
+                      <w:rFonts w:ascii="Source Sans 3" w:hAnsi="Source Sans 3"/>
+                      <w:b/>
+                      <w:bCs/>
+                      <w:iCs/>
+                      <w:sz w:val="21"/>
+                      <w:szCs w:val="21"/>
+                    </w:rPr>
+                    <w:t xml:space="preserve"> </w:t>
+                  </w:r>
+                  <w:r>
+                    <w:rPr>
+                      <w:rFonts w:ascii="Source Sans 3" w:hAnsi="Source Sans 3"/>
+                      <w:iCs/>
+                      <w:sz w:val="21"/>
+                      <w:szCs w:val="21"/>
+                    </w:rPr>
+                    <w:t>July</w:t>
+                  </w:r>
+                </w:p>
+              </w:tc>
+            </w:tr>
           </w:tbl>
-          <w:p>
-            <w:pPr>
-              <w:rPr>
-                <w:rFonts w:ascii="Source Sans 3" w:hAnsi="Source Sans 3"/>
-                <w:iCs/>
-                <w:sz w:val="21"/>
-                <w:szCs w:val="21"/>
-              </w:rPr>
-            </w:pPr>
-            <w:r>
-              <w:rPr>
-                <w:rFonts w:ascii="Source Sans 3" w:hAnsi="Source Sans 3"/>
-                <w:b/>
-                <w:bCs/>
-                <w:iCs/>
-                <w:sz w:val="21"/>
-                <w:szCs w:val="21"/>
-              </w:rPr>
-              <w:t>Name:</w:t>
-            </w:r>
-            <w:r>
-              <w:rPr>
-                <w:rFonts w:ascii="Source Sans 3" w:hAnsi="Source Sans 3"/>
-                <w:b/>
-                <w:bCs/>
-                <w:iCs/>
-                <w:sz w:val="21"/>
-                <w:szCs w:val="21"/>
-              </w:rPr>
-              <w:t xml:space="preserve">                           </w:t>
-            </w:r>
-            <w:r>
-              <w:rPr>
-                <w:rFonts w:ascii="Source Sans 3" w:hAnsi="Source Sans 3"/>
-                <w:b/>
-                <w:bCs/>
-                <w:iCs/>
-                <w:sz w:val="21"/>
-                <w:szCs w:val="21"/>
-              </w:rPr>
-              <w:t>1</w:t>
-            </w:r>
-            <w:r>
-              <w:rPr>
-                <w:rFonts w:ascii="Source Sans 3" w:hAnsi="Source Sans 3"/>
-                <w:b/>
-                <w:bCs/>
-                <w:iCs/>
-                <w:sz w:val="21"/>
-                <w:szCs w:val="21"/>
-              </w:rPr>
-              <w:t xml:space="preserve"> </w:t>
-            </w:r>
-            <w:r>
-              <w:rPr>
-                <w:rStyle w:val="BlankWord1"/>
-              </w:rPr>
-              <w:t>James Graeme</w:t>
-            </w:r>
-          </w:p>
-          <w:p>
-            <w:pPr>
-              <w:rPr>
-                <w:rFonts w:ascii="Source Sans 3" w:hAnsi="Source Sans 3"/>
-                <w:iCs/>
-                <w:sz w:val="21"/>
-                <w:szCs w:val="21"/>
-              </w:rPr>
-            </w:pPr>
-            <w:r>
-              <w:rPr>
-                <w:rFonts w:ascii="Source Sans 3" w:hAnsi="Source Sans 3"/>
-                <w:b/>
-                <w:bCs/>
-                <w:iCs/>
-                <w:sz w:val="21"/>
-                <w:szCs w:val="21"/>
-              </w:rPr>
-              <w:t>Address:</w:t>
-            </w:r>
-            <w:r>
-              <w:rPr>
-                <w:rFonts w:ascii="Source Sans 3" w:hAnsi="Source Sans 3"/>
-                <w:b/>
-                <w:bCs/>
-                <w:iCs/>
-                <w:sz w:val="21"/>
-                <w:szCs w:val="21"/>
-              </w:rPr>
-              <w:t xml:space="preserve">                      2 </w:t>
-            </w:r>
-            <w:r>
-              <w:rPr>
-                <w:rStyle w:val="BlankWord1"/>
-              </w:rPr>
-              <w:t>16 Mount Hill</w:t>
-            </w:r>
-            <w:r>
-              <w:rPr>
-                <w:rFonts w:ascii="Source Sans 3" w:hAnsi="Source Sans 3"/>
-                <w:b/>
-                <w:bCs/>
-                <w:iCs/>
-                <w:sz w:val="21"/>
-                <w:szCs w:val="21"/>
-              </w:rPr>
-              <w:t xml:space="preserve"> </w:t>
-            </w:r>
-            <w:r>
-              <w:rPr>
-                <w:rFonts w:ascii="Source Sans 3" w:hAnsi="Source Sans 3"/>
-                <w:iCs/>
-                <w:sz w:val="21"/>
-                <w:szCs w:val="21"/>
-              </w:rPr>
-              <w:t>Road, London,</w:t>
-            </w:r>
-            <w:r>
-              <w:rPr>
-                <w:rFonts w:ascii="Source Sans 3" w:hAnsi="Source Sans 3"/>
-                <w:b/>
-                <w:bCs/>
-                <w:iCs/>
-                <w:sz w:val="21"/>
-                <w:szCs w:val="21"/>
-              </w:rPr>
-              <w:t xml:space="preserve"> 3</w:t>
-            </w:r>
-            <w:r>
-              <w:rPr>
-                <w:rFonts w:ascii="Source Sans 3" w:hAnsi="Source Sans 3"/>
-                <w:b/>
-                <w:bCs/>
-                <w:iCs/>
-                <w:sz w:val="21"/>
-                <w:szCs w:val="21"/>
-              </w:rPr>
-              <w:t xml:space="preserve"> </w:t>
-            </w:r>
-            <w:r>
-              <w:rPr>
-                <w:rStyle w:val="BlankWord1"/>
-              </w:rPr>
-              <w:t>El5 2TP</w:t>
-            </w:r>
-          </w:p>
-          <w:p>
-            <w:pPr>
-              <w:rPr>
-                <w:rFonts w:ascii="Source Sans 3" w:hAnsi="Source Sans 3"/>
-                <w:iCs/>
-                <w:sz w:val="21"/>
-                <w:szCs w:val="21"/>
-              </w:rPr>
-            </w:pPr>
-            <w:r>
-              <w:rPr>
-                <w:rFonts w:ascii="Source Sans 3" w:hAnsi="Source Sans 3"/>
-                <w:b/>
-                <w:bCs/>
-                <w:iCs/>
-                <w:sz w:val="21"/>
-                <w:szCs w:val="21"/>
-              </w:rPr>
-              <w:t>Telephone:</w:t>
-            </w:r>
-            <w:r>
-              <w:rPr>
-                <w:rFonts w:ascii="Source Sans 3" w:hAnsi="Source Sans 3"/>
-                <w:b/>
-                <w:bCs/>
-                <w:iCs/>
-                <w:sz w:val="21"/>
-                <w:szCs w:val="21"/>
-              </w:rPr>
-              <w:t xml:space="preserve">                 4</w:t>
-            </w:r>
-            <w:r>
-              <w:rPr>
-                <w:rFonts w:ascii="Source Sans 3" w:hAnsi="Source Sans 3"/>
-                <w:iCs/>
-                <w:sz w:val="21"/>
-                <w:szCs w:val="21"/>
-              </w:rPr>
-              <w:t xml:space="preserve"> </w:t>
-            </w:r>
-            <w:r>
-              <w:rPr>
-                <w:rStyle w:val="BlankWord1"/>
-              </w:rPr>
-              <w:t>770 464</w:t>
-            </w:r>
-          </w:p>
-          <w:p>
-            <w:pPr>
-              <w:rPr>
-                <w:rFonts w:ascii="Source Sans 3" w:hAnsi="Source Sans 3"/>
-                <w:iCs/>
-                <w:sz w:val="21"/>
-                <w:szCs w:val="21"/>
-              </w:rPr>
-            </w:pPr>
-            <w:r>
-              <w:rPr>
-                <w:rFonts w:ascii="Source Sans 3" w:hAnsi="Source Sans 3"/>
-                <w:b/>
-                <w:bCs/>
-                <w:iCs/>
-                <w:sz w:val="21"/>
-                <w:szCs w:val="21"/>
-              </w:rPr>
-              <w:t>Discounts:</w:t>
-            </w:r>
-            <w:r>
-              <w:rPr>
-                <w:rFonts w:ascii="Source Sans 3" w:hAnsi="Source Sans 3"/>
-                <w:b/>
-                <w:bCs/>
-                <w:iCs/>
-                <w:sz w:val="21"/>
-                <w:szCs w:val="21"/>
-              </w:rPr>
-              <w:t xml:space="preserve">                   </w:t>
-            </w:r>
-            <w:r>
-              <w:rPr>
-                <w:rFonts w:ascii="Source Sans 3" w:hAnsi="Source Sans 3"/>
-                <w:iCs/>
-                <w:sz w:val="21"/>
-                <w:szCs w:val="21"/>
-              </w:rPr>
-              <w:t>4+ people: 10%</w:t>
-            </w:r>
-          </w:p>
-          <w:p>
-            <w:pPr>
-              <w:ind w:left="1758"/>
-              <w:rPr>
-                <w:rFonts w:ascii="Source Sans 3" w:hAnsi="Source Sans 3"/>
-                <w:iCs/>
-                <w:sz w:val="21"/>
-                <w:szCs w:val="21"/>
-              </w:rPr>
-            </w:pPr>
-            <w:r>
-              <w:rPr>
-                <w:rFonts w:ascii="Source Sans 3" w:hAnsi="Source Sans 3"/>
-                <w:b/>
-                <w:bCs/>
-                <w:iCs/>
-                <w:sz w:val="21"/>
-                <w:szCs w:val="21"/>
-              </w:rPr>
-              <w:t>5</w:t>
-            </w:r>
-            <w:r>
-              <w:rPr>
-                <w:rFonts w:ascii="Source Sans 3" w:hAnsi="Source Sans 3"/>
-                <w:iCs/>
-                <w:sz w:val="21"/>
-                <w:szCs w:val="21"/>
-              </w:rPr>
-              <w:t xml:space="preserve"> </w:t>
-            </w:r>
-            <w:r>
-              <w:rPr>
-                <w:rFonts w:ascii="Source Sans 3" w:hAnsi="Source Sans 3"/>
-                <w:iCs/>
-                <w:sz w:val="21"/>
-                <w:szCs w:val="21"/>
-              </w:rPr>
-              <w:t xml:space="preserve">10+ people: </w:t>
-            </w:r>
-            <w:r>
-              <w:rPr>
-                <w:rStyle w:val="BlankWord1"/>
-              </w:rPr>
-              <w:t>15/fifteen</w:t>
-            </w:r>
-            <w:r>
-              <w:rPr>
-                <w:rFonts w:ascii="Source Sans 3" w:hAnsi="Source Sans 3"/>
-                <w:iCs/>
-                <w:sz w:val="21"/>
-                <w:szCs w:val="21"/>
-              </w:rPr>
-              <w:t xml:space="preserve"> %</w:t>
-            </w:r>
-          </w:p>
-          <w:p>
-            <w:pPr>
-              <w:ind w:left="1758"/>
-              <w:rPr>
-                <w:rFonts w:ascii="Source Sans 3" w:hAnsi="Source Sans 3"/>
-                <w:iCs/>
-                <w:sz w:val="21"/>
-                <w:szCs w:val="21"/>
-              </w:rPr>
-            </w:pPr>
-            <w:r>
-              <w:rPr>
-                <w:rFonts w:ascii="Source Sans 3" w:hAnsi="Source Sans 3"/>
-                <w:b/>
-                <w:bCs/>
-                <w:iCs/>
-                <w:sz w:val="21"/>
-                <w:szCs w:val="21"/>
-              </w:rPr>
-              <w:t xml:space="preserve">6 </w:t>
-            </w:r>
-            <w:r>
-              <w:rPr>
-                <w:rFonts w:ascii="Source Sans 3" w:hAnsi="Source Sans 3"/>
-                <w:iCs/>
-                <w:sz w:val="21"/>
-                <w:szCs w:val="21"/>
-              </w:rPr>
-              <w:t xml:space="preserve">Students: </w:t>
-            </w:r>
-            <w:r>
-              <w:rPr>
-                <w:rStyle w:val="BlankWord1"/>
-              </w:rPr>
-              <w:t>15/fifteen</w:t>
-            </w:r>
-            <w:r>
-              <w:rPr>
-                <w:rFonts w:ascii="Source Sans 3" w:hAnsi="Source Sans 3"/>
-                <w:iCs/>
-                <w:sz w:val="21"/>
-                <w:szCs w:val="21"/>
-              </w:rPr>
-              <w:t xml:space="preserve"> %</w:t>
-            </w:r>
-          </w:p>
-          <w:p>
-            <w:pPr>
-              <w:ind w:left="1758"/>
-              <w:rPr>
-                <w:rFonts w:ascii="Source Sans 3" w:hAnsi="Source Sans 3"/>
-                <w:iCs/>
-                <w:sz w:val="21"/>
-                <w:szCs w:val="21"/>
-              </w:rPr>
-            </w:pPr>
-            <w:r>
-              <w:rPr>
-                <w:rFonts w:ascii="Source Sans 3" w:hAnsi="Source Sans 3"/>
-                <w:b/>
-                <w:bCs/>
-                <w:iCs/>
-                <w:sz w:val="21"/>
-                <w:szCs w:val="21"/>
-              </w:rPr>
-              <w:t xml:space="preserve">7 </w:t>
-            </w:r>
-            <w:r>
-              <w:rPr>
-                <w:rFonts w:ascii="Source Sans 3" w:hAnsi="Source Sans 3"/>
-                <w:iCs/>
-                <w:sz w:val="21"/>
-                <w:szCs w:val="21"/>
-              </w:rPr>
-              <w:t xml:space="preserve">Students: 20% for groups of at least </w:t>
-            </w:r>
-            <w:r>
-              <w:rPr>
-                <w:rStyle w:val="BlankWord1"/>
-              </w:rPr>
-              <w:t>4/four</w:t>
-            </w:r>
-            <w:r>
-              <w:rPr>
-                <w:rFonts w:ascii="Source Sans 3" w:hAnsi="Source Sans 3"/>
-                <w:iCs/>
-                <w:sz w:val="21"/>
-                <w:szCs w:val="21"/>
-              </w:rPr>
-              <w:t xml:space="preserve"> people</w:t>
-            </w:r>
-          </w:p>
-          <w:p>
-            <w:pPr>
-              <w:rPr>
-                <w:rFonts w:ascii="Source Sans 3" w:hAnsi="Source Sans 3"/>
-                <w:iCs/>
-                <w:sz w:val="21"/>
-                <w:szCs w:val="21"/>
-              </w:rPr>
-            </w:pPr>
-            <w:r>
-              <w:rPr>
-                <w:rFonts w:ascii="Source Sans 3" w:hAnsi="Source Sans 3"/>
-                <w:b/>
-                <w:bCs/>
-                <w:iCs/>
-                <w:sz w:val="21"/>
-                <w:szCs w:val="21"/>
-              </w:rPr>
-              <w:t>Price for entry:</w:t>
-            </w:r>
-            <w:r>
-              <w:rPr>
-                <w:rFonts w:ascii="Source Sans 3" w:hAnsi="Source Sans 3"/>
-                <w:b/>
-                <w:bCs/>
-                <w:iCs/>
-                <w:sz w:val="21"/>
-                <w:szCs w:val="21"/>
-              </w:rPr>
-              <w:t xml:space="preserve">         8 </w:t>
-            </w:r>
-            <w:r>
-              <w:rPr>
-                <w:rFonts w:ascii="Source Sans 3" w:hAnsi="Source Sans 3"/>
-                <w:iCs/>
-                <w:sz w:val="21"/>
-                <w:szCs w:val="21"/>
-              </w:rPr>
-              <w:t>(£)</w:t>
-            </w:r>
-            <w:r>
-              <w:rPr>
-                <w:rStyle w:val="BlankWord1"/>
-              </w:rPr>
-              <w:t>4.25</w:t>
-            </w:r>
-          </w:p>
-          <w:p>
-            <w:pPr>
-              <w:rPr>
-                <w:rFonts w:ascii="Source Sans 3" w:hAnsi="Source Sans 3"/>
-                <w:iCs/>
-                <w:sz w:val="21"/>
-                <w:szCs w:val="21"/>
-              </w:rPr>
-            </w:pPr>
-            <w:r>
-              <w:rPr>
-                <w:rFonts w:ascii="Source Sans 3" w:hAnsi="Source Sans 3"/>
-                <w:b/>
-                <w:bCs/>
-                <w:iCs/>
-                <w:sz w:val="21"/>
-                <w:szCs w:val="21"/>
-              </w:rPr>
-              <w:t>Special exhibition:</w:t>
-            </w:r>
-            <w:r>
-              <w:rPr>
-                <w:rFonts w:ascii="Source Sans 3" w:hAnsi="Source Sans 3"/>
-                <w:b/>
-                <w:bCs/>
-                <w:iCs/>
-                <w:sz w:val="21"/>
-                <w:szCs w:val="21"/>
-              </w:rPr>
-              <w:t xml:space="preserve"> 9 </w:t>
-            </w:r>
-            <w:r>
-              <w:rPr>
-                <w:rStyle w:val="BlankWord1"/>
-              </w:rPr>
-              <w:t>Underground</w:t>
-            </w:r>
-            <w:r>
-              <w:rPr>
-                <w:rFonts w:ascii="Source Sans 3" w:hAnsi="Source Sans 3"/>
-                <w:b/>
-                <w:bCs/>
-                <w:iCs/>
-                <w:sz w:val="21"/>
-                <w:szCs w:val="21"/>
-              </w:rPr>
-              <w:t xml:space="preserve"> </w:t>
-            </w:r>
-            <w:r>
-              <w:rPr>
-                <w:rFonts w:ascii="Source Sans 3" w:hAnsi="Source Sans 3"/>
-                <w:iCs/>
-                <w:sz w:val="21"/>
-                <w:szCs w:val="21"/>
-              </w:rPr>
-              <w:t>London</w:t>
-            </w:r>
-          </w:p>
-          <w:p>
-            <w:r>
-              <w:rPr>
-                <w:rFonts w:ascii="Source Sans 3" w:hAnsi="Source Sans 3"/>
-                <w:b/>
-                <w:bCs/>
-                <w:iCs/>
-                <w:sz w:val="21"/>
-                <w:szCs w:val="21"/>
-              </w:rPr>
-              <w:t>Date of visit:</w:t>
-            </w:r>
-            <w:r>
-              <w:rPr>
-                <w:rFonts w:ascii="Source Sans 3" w:hAnsi="Source Sans 3"/>
-                <w:b/>
-                <w:bCs/>
-                <w:iCs/>
-                <w:sz w:val="21"/>
-                <w:szCs w:val="21"/>
-              </w:rPr>
-              <w:t xml:space="preserve">              </w:t>
-            </w:r>
-            <w:r>
-              <w:rPr>
-                <w:rFonts w:ascii="Source Sans 3" w:hAnsi="Source Sans 3"/>
-                <w:b/>
-                <w:bCs/>
-                <w:iCs/>
-                <w:sz w:val="21"/>
-                <w:szCs w:val="21"/>
-              </w:rPr>
-              <w:t>1</w:t>
-            </w:r>
-            <w:r>
-              <w:rPr>
-                <w:rFonts w:ascii="Source Sans 3" w:hAnsi="Source Sans 3"/>
-                <w:b/>
-                <w:bCs/>
-                <w:iCs/>
-                <w:sz w:val="21"/>
-                <w:szCs w:val="21"/>
-              </w:rPr>
-              <w:t xml:space="preserve">0 </w:t>
-            </w:r>
-            <w:r>
-              <w:rPr>
-                <w:rStyle w:val="BlankWord1"/>
-              </w:rPr>
-              <w:t>12/12th/twelfth</w:t>
-            </w:r>
-            <w:r>
-              <w:rPr>
-                <w:rFonts w:ascii="Source Sans 3" w:hAnsi="Source Sans 3"/>
-                <w:b/>
-                <w:bCs/>
-                <w:iCs/>
-                <w:sz w:val="21"/>
-                <w:szCs w:val="21"/>
-              </w:rPr>
-              <w:t xml:space="preserve"> </w:t>
-            </w:r>
-            <w:r>
-              <w:rPr>
-                <w:rFonts w:ascii="Source Sans 3" w:hAnsi="Source Sans 3"/>
-                <w:iCs/>
-                <w:sz w:val="21"/>
-                <w:szCs w:val="21"/>
-              </w:rPr>
-              <w:t>July</w:t>
-            </w:r>
-          </w:p>
+          <w:p/>
         </w:tc>
       </w:tr>
     </w:tbl>
@@ -28476,8 +29000,7 @@
       </w:tblPr>
       <w:tblGrid>
         <w:gridCol w:w="530"/>
-        <w:gridCol w:w="6962"/>
-        <w:gridCol w:w="6962"/>
+        <w:gridCol w:w="13924"/>
       </w:tblGrid>
       <w:tr>
         <w:tc>
@@ -28509,7 +29032,6 @@
         <w:tc>
           <w:tcPr>
             <w:tcW w:w="13924" w:type="dxa"/>
-            <w:gridSpan w:val="2"/>
             <w:vAlign w:val="center"/>
           </w:tcPr>
           <w:p>
@@ -28851,2246 +29373,6 @@
               <w:t>hear?</w:t>
             </w:r>
           </w:p>
-          <w:tbl>
-            <w:tblPr>
-              <w:tblStyle w:val="DottedTable"/>
-              <w:tblW w:w="0" w:type="auto"/>
-              <w:tblLook w:val="04A0" w:firstRow="1" w:lastRow="0" w:firstColumn="1" w:lastColumn="0" w:noHBand="0" w:noVBand="1"/>
-            </w:tblPr>
-            <w:tblGrid>
-              <w:gridCol w:w="6849"/>
-              <w:gridCol w:w="6849"/>
-            </w:tblGrid>
-            <w:tr>
-              <w:tc>
-                <w:tcPr>
-                  <w:tcW w:w="6849" w:type="dxa"/>
-                </w:tcPr>
-                <w:p>
-                  <w:pPr>
-                    <w:tabs>
-                      <w:tab w:val="left" w:pos="995"/>
-                    </w:tabs>
-                    <w:spacing w:before="74"/>
-                    <w:rPr>
-                      <w:rFonts w:ascii="Source Sans 3" w:hAnsi="Source Sans 3"/>
-                      <w:color w:val="050606"/>
-                      <w:spacing w:val="-2"/>
-                      <w:w w:val="90"/>
-                      <w:sz w:val="21"/>
-                    </w:rPr>
-                  </w:pPr>
-                  <w:proofErr w:type="gramStart"/>
-                  <w:r>
-                    <w:rPr>
-                      <w:rFonts w:ascii="Source Sans 3" w:hAnsi="Source Sans 3"/>
-                      <w:b/>
-                      <w:bCs/>
-                      <w:color w:val="050606"/>
-                      <w:w w:val="90"/>
-                      <w:sz w:val="21"/>
-                    </w:rPr>
-                    <w:t>1</w:t>
-                  </w:r>
-                  <w:r>
-                    <w:rPr>
-                      <w:rFonts w:ascii="Source Sans 3" w:hAnsi="Source Sans 3"/>
-                      <w:color w:val="050606"/>
-                      <w:w w:val="90"/>
-                      <w:sz w:val="21"/>
-                    </w:rPr>
-                    <w:t xml:space="preserve">  410266</w:t>
-                  </w:r>
-                  <w:proofErr w:type="gramEnd"/>
-                  <w:r>
-                    <w:rPr>
-                      <w:rFonts w:ascii="Source Sans 3" w:hAnsi="Source Sans 3"/>
-                      <w:color w:val="050606"/>
-                      <w:spacing w:val="19"/>
-                      <w:sz w:val="21"/>
-                    </w:rPr>
-                    <w:t xml:space="preserve"> </w:t>
-                  </w:r>
-                  <w:r>
-                    <w:rPr>
-                      <w:rFonts w:ascii="Source Sans 3" w:hAnsi="Source Sans 3"/>
-                      <w:color w:val="050606"/>
-                      <w:w w:val="90"/>
-                      <w:sz w:val="21"/>
-                    </w:rPr>
-                    <w:t>(part</w:t>
-                  </w:r>
-                  <w:r>
-                    <w:rPr>
-                      <w:rFonts w:ascii="Source Sans 3" w:hAnsi="Source Sans 3"/>
-                      <w:color w:val="050606"/>
-                      <w:spacing w:val="5"/>
-                      <w:sz w:val="21"/>
-                    </w:rPr>
-                    <w:t xml:space="preserve"> </w:t>
-                  </w:r>
-                  <w:r>
-                    <w:rPr>
-                      <w:rFonts w:ascii="Source Sans 3" w:hAnsi="Source Sans 3"/>
-                      <w:color w:val="050606"/>
-                      <w:w w:val="90"/>
-                      <w:sz w:val="21"/>
-                    </w:rPr>
-                    <w:t>of</w:t>
-                  </w:r>
-                  <w:r>
-                    <w:rPr>
-                      <w:rFonts w:ascii="Source Sans 3" w:hAnsi="Source Sans 3"/>
-                      <w:color w:val="050606"/>
-                      <w:spacing w:val="-4"/>
-                      <w:sz w:val="21"/>
-                    </w:rPr>
-                    <w:t xml:space="preserve"> </w:t>
-                  </w:r>
-                  <w:r>
-                    <w:rPr>
-                      <w:rFonts w:ascii="Source Sans 3" w:hAnsi="Source Sans 3"/>
-                      <w:color w:val="050606"/>
-                      <w:w w:val="90"/>
-                      <w:sz w:val="21"/>
-                    </w:rPr>
-                    <w:t>a</w:t>
-                  </w:r>
-                  <w:r>
-                    <w:rPr>
-                      <w:rFonts w:ascii="Source Sans 3" w:hAnsi="Source Sans 3"/>
-                      <w:color w:val="050606"/>
-                      <w:spacing w:val="2"/>
-                      <w:sz w:val="21"/>
-                    </w:rPr>
-                    <w:t xml:space="preserve"> </w:t>
-                  </w:r>
-                  <w:r>
-                    <w:rPr>
-                      <w:rFonts w:ascii="Source Sans 3" w:hAnsi="Source Sans 3"/>
-                      <w:color w:val="050606"/>
-                      <w:w w:val="90"/>
-                      <w:sz w:val="21"/>
-                    </w:rPr>
-                    <w:t>telephone</w:t>
-                  </w:r>
-                  <w:r>
-                    <w:rPr>
-                      <w:rFonts w:ascii="Source Sans 3" w:hAnsi="Source Sans 3"/>
-                      <w:color w:val="050606"/>
-                      <w:spacing w:val="-3"/>
-                      <w:sz w:val="21"/>
-                    </w:rPr>
-                    <w:t xml:space="preserve"> </w:t>
-                  </w:r>
-                  <w:r>
-                    <w:rPr>
-                      <w:rFonts w:ascii="Source Sans 3" w:hAnsi="Source Sans 3"/>
-                      <w:color w:val="050606"/>
-                      <w:spacing w:val="-2"/>
-                      <w:w w:val="90"/>
-                      <w:sz w:val="21"/>
-                    </w:rPr>
-                    <w:t>number)</w:t>
-                  </w:r>
-                </w:p>
-                <w:p>
-                  <w:pPr>
-                    <w:tabs>
-                      <w:tab w:val="left" w:pos="995"/>
-                    </w:tabs>
-                    <w:spacing w:before="74"/>
-                    <w:rPr>
-                      <w:rFonts w:ascii="Source Sans 3" w:hAnsi="Source Sans 3"/>
-                      <w:color w:val="050606"/>
-                      <w:sz w:val="21"/>
-                    </w:rPr>
-                  </w:pPr>
-                  <w:r>
-                    <w:rPr>
-                      <w:rFonts w:ascii="Source Sans 3" w:hAnsi="Source Sans 3"/>
-                      <w:color w:val="050606"/>
-                      <w:spacing w:val="-2"/>
-                      <w:w w:val="90"/>
-                      <w:sz w:val="21"/>
-                    </w:rPr>
-                    <w:t xml:space="preserve"> </w:t>
-                  </w:r>
-                  <w:r>
-                    <w:rPr>
-                      <w:rStyle w:val="BlankWord1"/>
-                    </w:rPr>
-                    <w:t>B</w:t>
-                  </w:r>
-                </w:p>
-                <w:p>
-                  <w:pPr>
-                    <w:spacing w:before="32"/>
-                    <w:ind w:left="177"/>
-                    <w:rPr>
-                      <w:rFonts w:ascii="Source Sans 3" w:hAnsi="Source Sans 3"/>
-                      <w:sz w:val="21"/>
-                    </w:rPr>
-                  </w:pPr>
-                  <w:r>
-                    <w:rPr>
-                      <w:rFonts w:ascii="Source Sans 3" w:hAnsi="Source Sans 3"/>
-                      <w:b/>
-                      <w:bCs/>
-                      <w:color w:val="08090A"/>
-                      <w:spacing w:val="-2"/>
-                      <w:sz w:val="21"/>
-                    </w:rPr>
-                    <w:t>A</w:t>
-                  </w:r>
-                  <w:r>
-                    <w:rPr>
-                      <w:rFonts w:ascii="Source Sans 3" w:hAnsi="Source Sans 3"/>
-                      <w:color w:val="08090A"/>
-                      <w:spacing w:val="34"/>
-                      <w:sz w:val="21"/>
-                    </w:rPr>
-                    <w:t xml:space="preserve"> </w:t>
-                  </w:r>
-                  <w:r>
-                    <w:rPr>
-                      <w:rFonts w:ascii="Source Sans 3" w:hAnsi="Source Sans 3"/>
-                      <w:color w:val="08090A"/>
-                      <w:spacing w:val="-2"/>
-                      <w:sz w:val="21"/>
-                    </w:rPr>
-                    <w:t>four, one, oh</w:t>
-                  </w:r>
-                  <w:r>
-                    <w:rPr>
-                      <w:rFonts w:ascii="Source Sans 3" w:hAnsi="Source Sans 3"/>
-                      <w:color w:val="08090A"/>
-                      <w:spacing w:val="-1"/>
-                      <w:sz w:val="21"/>
-                    </w:rPr>
-                    <w:t xml:space="preserve"> </w:t>
-                  </w:r>
-                  <w:r>
-                    <w:rPr>
-                      <w:rFonts w:ascii="Source Sans 3" w:hAnsi="Source Sans 3"/>
-                      <w:i/>
-                      <w:color w:val="08090A"/>
-                      <w:spacing w:val="-2"/>
-                      <w:sz w:val="21"/>
-                    </w:rPr>
-                    <w:t>[pause]</w:t>
-                  </w:r>
-                  <w:r>
-                    <w:rPr>
-                      <w:rFonts w:ascii="Source Sans 3" w:hAnsi="Source Sans 3"/>
-                      <w:i/>
-                      <w:color w:val="08090A"/>
-                      <w:spacing w:val="2"/>
-                      <w:sz w:val="21"/>
-                    </w:rPr>
-                    <w:t xml:space="preserve"> </w:t>
-                  </w:r>
-                  <w:r>
-                    <w:rPr>
-                      <w:rFonts w:ascii="Source Sans 3" w:hAnsi="Source Sans 3"/>
-                      <w:color w:val="08090A"/>
-                      <w:spacing w:val="-2"/>
-                      <w:sz w:val="21"/>
-                    </w:rPr>
-                    <w:t>two, double</w:t>
-                  </w:r>
-                  <w:r>
-                    <w:rPr>
-                      <w:rFonts w:ascii="Source Sans 3" w:hAnsi="Source Sans 3"/>
-                      <w:color w:val="08090A"/>
-                      <w:spacing w:val="-10"/>
-                      <w:sz w:val="21"/>
-                    </w:rPr>
-                    <w:t xml:space="preserve"> </w:t>
-                  </w:r>
-                  <w:r>
-                    <w:rPr>
-                      <w:rFonts w:ascii="Source Sans 3" w:hAnsi="Source Sans 3"/>
-                      <w:color w:val="08090A"/>
-                      <w:spacing w:val="-5"/>
-                      <w:sz w:val="21"/>
-                    </w:rPr>
-                    <w:t>six</w:t>
-                  </w:r>
-                </w:p>
-                <w:p>
-                  <w:pPr>
-                    <w:spacing w:before="26"/>
-                    <w:ind w:left="195"/>
-                    <w:rPr>
-                      <w:rFonts w:ascii="Source Sans 3" w:hAnsi="Source Sans 3"/>
-                      <w:sz w:val="21"/>
-                    </w:rPr>
-                  </w:pPr>
-                  <w:r>
-                    <w:rPr>
-                      <w:rFonts w:ascii="Source Sans 3" w:hAnsi="Source Sans 3"/>
-                      <w:b/>
-                      <w:color w:val="08090A"/>
-                      <w:spacing w:val="-2"/>
-                      <w:sz w:val="21"/>
-                    </w:rPr>
-                    <w:t>B</w:t>
-                  </w:r>
-                  <w:r>
-                    <w:rPr>
-                      <w:rFonts w:ascii="Source Sans 3" w:hAnsi="Source Sans 3"/>
-                      <w:b/>
-                      <w:color w:val="08090A"/>
-                      <w:spacing w:val="18"/>
-                      <w:sz w:val="21"/>
-                    </w:rPr>
-                    <w:t xml:space="preserve"> </w:t>
-                  </w:r>
-                  <w:r>
-                    <w:rPr>
-                      <w:rFonts w:ascii="Source Sans 3" w:hAnsi="Source Sans 3"/>
-                      <w:color w:val="08090A"/>
-                      <w:spacing w:val="-2"/>
-                      <w:sz w:val="21"/>
-                    </w:rPr>
-                    <w:t xml:space="preserve">four, one, zero, two </w:t>
-                  </w:r>
-                  <w:r>
-                    <w:rPr>
-                      <w:rFonts w:ascii="Source Sans 3" w:hAnsi="Source Sans 3"/>
-                      <w:i/>
-                      <w:color w:val="08090A"/>
-                      <w:spacing w:val="-2"/>
-                      <w:sz w:val="21"/>
-                    </w:rPr>
-                    <w:t>[pause]</w:t>
-                  </w:r>
-                  <w:r>
-                    <w:rPr>
-                      <w:rFonts w:ascii="Source Sans 3" w:hAnsi="Source Sans 3"/>
-                      <w:i/>
-                      <w:color w:val="08090A"/>
-                      <w:spacing w:val="4"/>
-                      <w:sz w:val="21"/>
-                    </w:rPr>
-                    <w:t xml:space="preserve"> </w:t>
-                  </w:r>
-                  <w:r>
-                    <w:rPr>
-                      <w:rFonts w:ascii="Source Sans 3" w:hAnsi="Source Sans 3"/>
-                      <w:color w:val="08090A"/>
-                      <w:spacing w:val="-2"/>
-                      <w:sz w:val="21"/>
-                    </w:rPr>
-                    <w:t>two</w:t>
-                  </w:r>
-                  <w:r>
-                    <w:rPr>
-                      <w:rFonts w:ascii="Source Sans 3" w:hAnsi="Source Sans 3"/>
-                      <w:color w:val="08090A"/>
-                      <w:spacing w:val="-12"/>
-                      <w:sz w:val="21"/>
-                    </w:rPr>
-                    <w:t xml:space="preserve"> </w:t>
-                  </w:r>
-                  <w:r>
-                    <w:rPr>
-                      <w:rFonts w:ascii="Source Sans 3" w:hAnsi="Source Sans 3"/>
-                      <w:color w:val="08090A"/>
-                      <w:spacing w:val="-2"/>
-                      <w:sz w:val="21"/>
-                    </w:rPr>
-                    <w:t>sixes</w:t>
-                  </w:r>
-                </w:p>
-                <w:p>
-                  <w:pPr>
-                    <w:spacing w:before="26"/>
-                    <w:ind w:left="195"/>
-                    <w:rPr>
-                      <w:b/>
-                      <w:bCs/>
-                      <w:spacing w:val="-2"/>
-                      <w:w w:val="105"/>
-                      <w:sz w:val="21"/>
-                      <w:szCs w:val="21"/>
-                    </w:rPr>
-                  </w:pPr>
-                  <w:r>
-                    <w:rPr>
-                      <w:rFonts w:ascii="Source Sans 3" w:hAnsi="Source Sans 3"/>
-                      <w:b/>
-                      <w:color w:val="08090A"/>
-                      <w:spacing w:val="-2"/>
-                      <w:sz w:val="21"/>
-                    </w:rPr>
-                    <w:t xml:space="preserve">C </w:t>
-                  </w:r>
-                  <w:r>
-                    <w:rPr>
-                      <w:rFonts w:ascii="Source Sans 3" w:hAnsi="Source Sans 3"/>
-                      <w:bCs/>
-                      <w:color w:val="08090A"/>
-                      <w:spacing w:val="-2"/>
-                      <w:sz w:val="21"/>
-                    </w:rPr>
-                    <w:t>four, one, zero, [pause] two, six, six</w:t>
-                  </w:r>
-                </w:p>
-              </w:tc>
-              <w:tc>
-                <w:tcPr>
-                  <w:tcW w:w="6849" w:type="dxa"/>
-                </w:tcPr>
-                <w:p>
-                  <w:pPr>
-                    <w:tabs>
-                      <w:tab w:val="left" w:pos="1006"/>
-                    </w:tabs>
-                    <w:spacing w:before="86"/>
-                    <w:rPr>
-                      <w:rFonts w:ascii="Source Sans 3" w:hAnsi="Source Sans 3"/>
-                      <w:color w:val="060708"/>
-                      <w:w w:val="90"/>
-                      <w:sz w:val="21"/>
-                    </w:rPr>
-                  </w:pPr>
-                  <w:r>
-                    <w:rPr>
-                      <w:rFonts w:ascii="Source Sans 3" w:hAnsi="Source Sans 3"/>
-                      <w:b/>
-                      <w:bCs/>
-                      <w:color w:val="060708"/>
-                      <w:w w:val="90"/>
-                      <w:sz w:val="21"/>
-                    </w:rPr>
-                    <w:t>5</w:t>
-                  </w:r>
-                  <w:r>
-                    <w:rPr>
-                      <w:rFonts w:ascii="Source Sans 3" w:hAnsi="Source Sans 3"/>
-                      <w:color w:val="060708"/>
-                      <w:w w:val="90"/>
-                      <w:sz w:val="21"/>
-                    </w:rPr>
-                    <w:t xml:space="preserve"> Baker-Jones (name)</w:t>
-                  </w:r>
-                </w:p>
-                <w:p>
-                  <w:pPr>
-                    <w:tabs>
-                      <w:tab w:val="left" w:pos="1006"/>
-                    </w:tabs>
-                    <w:spacing w:before="86"/>
-                    <w:rPr>
-                      <w:rFonts w:ascii="Source Sans 3" w:hAnsi="Source Sans 3"/>
-                      <w:color w:val="060708"/>
-                      <w:w w:val="90"/>
-                      <w:sz w:val="21"/>
-                    </w:rPr>
-                  </w:pPr>
-                  <w:r>
-                    <w:rPr>
-                      <w:rFonts w:ascii="Source Sans 3" w:hAnsi="Source Sans 3"/>
-                      <w:color w:val="060708"/>
-                      <w:w w:val="90"/>
-                      <w:sz w:val="21"/>
-                    </w:rPr>
-                    <w:t xml:space="preserve"> </w:t>
-                  </w:r>
-                  <w:r>
-                    <w:rPr>
-                      <w:rStyle w:val="BlankWord1"/>
-                    </w:rPr>
-                    <w:t>B</w:t>
-                  </w:r>
-                </w:p>
-                <w:p>
-                  <w:pPr>
-                    <w:spacing w:line="200" w:lineRule="exact"/>
-                    <w:ind w:left="188"/>
-                    <w:rPr>
-                      <w:rFonts w:ascii="Source Sans 3" w:hAnsi="Source Sans 3"/>
-                      <w:sz w:val="21"/>
-                    </w:rPr>
-                  </w:pPr>
-                  <w:r>
-                    <w:rPr>
-                      <w:rFonts w:ascii="Source Sans 3" w:hAnsi="Source Sans 3"/>
-                      <w:b/>
-                      <w:color w:val="050607"/>
-                      <w:sz w:val="21"/>
-                    </w:rPr>
-                    <w:t>A</w:t>
-                  </w:r>
-                  <w:r>
-                    <w:rPr>
-                      <w:rFonts w:ascii="Source Sans 3" w:hAnsi="Source Sans 3"/>
-                      <w:b/>
-                      <w:color w:val="050607"/>
-                      <w:spacing w:val="66"/>
-                      <w:w w:val="150"/>
-                      <w:sz w:val="21"/>
-                    </w:rPr>
-                    <w:t xml:space="preserve"> </w:t>
-                  </w:r>
-                  <w:r>
-                    <w:rPr>
-                      <w:rFonts w:ascii="Source Sans 3" w:hAnsi="Source Sans 3"/>
-                      <w:color w:val="050607"/>
-                      <w:sz w:val="21"/>
-                    </w:rPr>
-                    <w:t>B-A-K-E-</w:t>
-                  </w:r>
-                  <w:proofErr w:type="gramStart"/>
-                  <w:r>
-                    <w:rPr>
-                      <w:rFonts w:ascii="Source Sans 3" w:hAnsi="Source Sans 3"/>
-                      <w:color w:val="050607"/>
-                      <w:sz w:val="21"/>
-                    </w:rPr>
-                    <w:t>R,hyphen</w:t>
-                  </w:r>
-                  <w:proofErr w:type="gramEnd"/>
-                  <w:r>
-                    <w:rPr>
-                      <w:rFonts w:ascii="Source Sans 3" w:hAnsi="Source Sans 3"/>
-                      <w:color w:val="050607"/>
-                      <w:sz w:val="21"/>
-                    </w:rPr>
-                    <w:t>,J-0-N-E-</w:t>
-                  </w:r>
-                  <w:r>
-                    <w:rPr>
-                      <w:rFonts w:ascii="Source Sans 3" w:hAnsi="Source Sans 3"/>
-                      <w:color w:val="050607"/>
-                      <w:spacing w:val="-10"/>
-                      <w:sz w:val="21"/>
-                    </w:rPr>
-                    <w:t>S</w:t>
-                  </w:r>
-                </w:p>
-                <w:p>
-                  <w:pPr>
-                    <w:spacing w:before="29"/>
-                    <w:ind w:left="202"/>
-                    <w:rPr>
-                      <w:rFonts w:ascii="Source Sans 3" w:hAnsi="Source Sans 3"/>
-                      <w:sz w:val="21"/>
-                    </w:rPr>
-                  </w:pPr>
-                  <w:r>
-                    <w:rPr>
-                      <w:rFonts w:ascii="Source Sans 3" w:hAnsi="Source Sans 3"/>
-                      <w:b/>
-                      <w:color w:val="050607"/>
-                      <w:sz w:val="21"/>
-                    </w:rPr>
-                    <w:t>B</w:t>
-                  </w:r>
-                  <w:r>
-                    <w:rPr>
-                      <w:rFonts w:ascii="Source Sans 3" w:hAnsi="Source Sans 3"/>
-                      <w:b/>
-                      <w:color w:val="050607"/>
-                      <w:spacing w:val="72"/>
-                      <w:w w:val="150"/>
-                      <w:sz w:val="21"/>
-                    </w:rPr>
-                    <w:t xml:space="preserve"> </w:t>
-                  </w:r>
-                  <w:r>
-                    <w:rPr>
-                      <w:rFonts w:ascii="Source Sans 3" w:hAnsi="Source Sans 3"/>
-                      <w:color w:val="050607"/>
-                      <w:sz w:val="21"/>
-                    </w:rPr>
-                    <w:t>B-A-K-E-</w:t>
-                  </w:r>
-                  <w:proofErr w:type="gramStart"/>
-                  <w:r>
-                    <w:rPr>
-                      <w:rFonts w:ascii="Source Sans 3" w:hAnsi="Source Sans 3"/>
-                      <w:color w:val="050607"/>
-                      <w:sz w:val="21"/>
-                    </w:rPr>
-                    <w:t>R,line</w:t>
-                  </w:r>
-                  <w:proofErr w:type="gramEnd"/>
-                  <w:r>
-                    <w:rPr>
-                      <w:rFonts w:ascii="Source Sans 3" w:hAnsi="Source Sans 3"/>
-                      <w:color w:val="050607"/>
-                      <w:sz w:val="21"/>
-                    </w:rPr>
-                    <w:t>,J-0-N-E-</w:t>
-                  </w:r>
-                  <w:r>
-                    <w:rPr>
-                      <w:rFonts w:ascii="Source Sans 3" w:hAnsi="Source Sans 3"/>
-                      <w:color w:val="050607"/>
-                      <w:spacing w:val="-10"/>
-                      <w:sz w:val="21"/>
-                    </w:rPr>
-                    <w:t>S</w:t>
-                  </w:r>
-                </w:p>
-                <w:p>
-                  <w:pPr>
-                    <w:spacing w:before="26"/>
-                    <w:ind w:left="195"/>
-                    <w:rPr>
-                      <w:b/>
-                      <w:bCs/>
-                      <w:spacing w:val="-2"/>
-                      <w:w w:val="105"/>
-                      <w:sz w:val="21"/>
-                      <w:szCs w:val="21"/>
-                    </w:rPr>
-                  </w:pPr>
-                  <w:proofErr w:type="gramStart"/>
-                  <w:r>
-                    <w:rPr>
-                      <w:rFonts w:ascii="Source Sans 3" w:hAnsi="Source Sans 3"/>
-                      <w:b/>
-                      <w:color w:val="08090A"/>
-                      <w:spacing w:val="-2"/>
-                      <w:sz w:val="21"/>
-                    </w:rPr>
-                    <w:t xml:space="preserve">C  </w:t>
-                  </w:r>
-                  <w:r>
-                    <w:rPr>
-                      <w:rFonts w:ascii="Source Sans 3" w:hAnsi="Source Sans 3"/>
-                      <w:bCs/>
-                      <w:color w:val="08090A"/>
-                      <w:spacing w:val="-2"/>
-                      <w:sz w:val="21"/>
-                    </w:rPr>
-                    <w:t>B</w:t>
-                  </w:r>
-                  <w:proofErr w:type="gramEnd"/>
-                  <w:r>
-                    <w:rPr>
-                      <w:rFonts w:ascii="Source Sans 3" w:hAnsi="Source Sans 3"/>
-                      <w:bCs/>
-                      <w:color w:val="08090A"/>
-                      <w:spacing w:val="-2"/>
-                      <w:sz w:val="21"/>
-                    </w:rPr>
-                    <w:t>-A-K-E-</w:t>
-                  </w:r>
-                  <w:proofErr w:type="gramStart"/>
-                  <w:r>
-                    <w:rPr>
-                      <w:rFonts w:ascii="Source Sans 3" w:hAnsi="Source Sans 3"/>
-                      <w:bCs/>
-                      <w:color w:val="08090A"/>
-                      <w:spacing w:val="-2"/>
-                      <w:sz w:val="21"/>
-                    </w:rPr>
-                    <w:t>R,dash</w:t>
-                  </w:r>
-                  <w:proofErr w:type="gramEnd"/>
-                  <w:r>
-                    <w:rPr>
-                      <w:rFonts w:ascii="Source Sans 3" w:hAnsi="Source Sans 3"/>
-                      <w:bCs/>
-                      <w:color w:val="08090A"/>
-                      <w:spacing w:val="-2"/>
-                      <w:sz w:val="21"/>
-                    </w:rPr>
-                    <w:t>,J-0-N-E-S</w:t>
-                  </w:r>
-                </w:p>
-              </w:tc>
-            </w:tr>
-            <w:tr>
-              <w:tc>
-                <w:tcPr>
-                  <w:tcW w:w="6849" w:type="dxa"/>
-                </w:tcPr>
-                <w:p>
-                  <w:pPr>
-                    <w:tabs>
-                      <w:tab w:val="left" w:pos="1013"/>
-                    </w:tabs>
-                    <w:spacing w:before="91"/>
-                    <w:rPr>
-                      <w:rFonts w:ascii="Source Sans 3" w:hAnsi="Source Sans 3"/>
-                      <w:color w:val="050607"/>
-                      <w:spacing w:val="-6"/>
-                      <w:sz w:val="21"/>
-                    </w:rPr>
-                  </w:pPr>
-                  <w:r>
-                    <w:rPr>
-                      <w:rFonts w:ascii="Source Sans 3" w:hAnsi="Source Sans 3"/>
-                      <w:b/>
-                      <w:bCs/>
-                      <w:color w:val="050607"/>
-                      <w:spacing w:val="-6"/>
-                      <w:sz w:val="21"/>
-                    </w:rPr>
-                    <w:t>2</w:t>
-                  </w:r>
-                  <w:r>
-                    <w:rPr>
-                      <w:rFonts w:ascii="Source Sans 3" w:hAnsi="Source Sans 3"/>
-                      <w:color w:val="050607"/>
-                      <w:spacing w:val="-6"/>
-                      <w:sz w:val="21"/>
-                    </w:rPr>
-                    <w:t xml:space="preserve"> 18th</w:t>
-                  </w:r>
-                  <w:r>
-                    <w:rPr>
-                      <w:rFonts w:ascii="Source Sans 3" w:hAnsi="Source Sans 3"/>
-                      <w:color w:val="050607"/>
-                      <w:spacing w:val="-10"/>
-                      <w:sz w:val="21"/>
-                    </w:rPr>
-                    <w:t xml:space="preserve"> </w:t>
-                  </w:r>
-                  <w:proofErr w:type="gramStart"/>
-                  <w:r>
-                    <w:rPr>
-                      <w:rFonts w:ascii="Source Sans 3" w:hAnsi="Source Sans 3"/>
-                      <w:color w:val="050607"/>
-                      <w:spacing w:val="-6"/>
-                      <w:sz w:val="21"/>
-                    </w:rPr>
-                    <w:t>century</w:t>
-                  </w:r>
-                  <w:proofErr w:type="gramEnd"/>
-                  <w:r>
-                    <w:rPr>
-                      <w:rFonts w:ascii="Source Sans 3" w:hAnsi="Source Sans 3"/>
-                      <w:color w:val="050607"/>
-                      <w:spacing w:val="4"/>
-                      <w:sz w:val="21"/>
-                    </w:rPr>
-                    <w:t xml:space="preserve"> </w:t>
-                  </w:r>
-                  <w:r>
-                    <w:rPr>
-                      <w:rFonts w:ascii="Source Sans 3" w:hAnsi="Source Sans 3"/>
-                      <w:color w:val="050607"/>
-                      <w:spacing w:val="-6"/>
-                      <w:sz w:val="21"/>
-                    </w:rPr>
-                    <w:t>(period)</w:t>
-                  </w:r>
-                </w:p>
-                <w:p>
-                  <w:pPr>
-                    <w:tabs>
-                      <w:tab w:val="left" w:pos="1013"/>
-                    </w:tabs>
-                    <w:spacing w:before="91"/>
-                    <w:rPr>
-                      <w:rFonts w:ascii="Source Sans 3" w:hAnsi="Source Sans 3"/>
-                      <w:color w:val="050607"/>
-                      <w:sz w:val="21"/>
-                    </w:rPr>
-                  </w:pPr>
-                  <w:r>
-                    <w:rPr>
-                      <w:rFonts w:ascii="Source Sans 3" w:hAnsi="Source Sans 3"/>
-                      <w:color w:val="050607"/>
-                      <w:spacing w:val="-6"/>
-                      <w:sz w:val="21"/>
-                    </w:rPr>
-                    <w:t xml:space="preserve"> </w:t>
-                  </w:r>
-                  <w:r>
-                    <w:rPr>
-                      <w:rStyle w:val="BlankWord1"/>
-                    </w:rPr>
-                    <w:t>A, C</w:t>
-                  </w:r>
-                </w:p>
-                <w:p>
-                  <w:pPr>
-                    <w:spacing w:before="28"/>
-                    <w:ind w:left="187"/>
-                    <w:rPr>
-                      <w:rFonts w:ascii="Source Sans 3" w:hAnsi="Source Sans 3"/>
-                      <w:sz w:val="21"/>
-                    </w:rPr>
-                  </w:pPr>
-                  <w:proofErr w:type="gramStart"/>
-                  <w:r>
-                    <w:rPr>
-                      <w:rFonts w:ascii="Source Sans 3" w:hAnsi="Source Sans 3"/>
-                      <w:b/>
-                      <w:bCs/>
-                      <w:color w:val="050607"/>
-                      <w:spacing w:val="-2"/>
-                      <w:sz w:val="21"/>
-                    </w:rPr>
-                    <w:t>A</w:t>
-                  </w:r>
-                  <w:proofErr w:type="gramEnd"/>
-                  <w:r>
-                    <w:rPr>
-                      <w:rFonts w:ascii="Source Sans 3" w:hAnsi="Source Sans 3"/>
-                      <w:color w:val="050607"/>
-                      <w:spacing w:val="15"/>
-                      <w:sz w:val="21"/>
-                    </w:rPr>
-                    <w:t xml:space="preserve"> </w:t>
-                  </w:r>
-                  <w:r>
-                    <w:rPr>
-                      <w:rFonts w:ascii="Source Sans 3" w:hAnsi="Source Sans 3"/>
-                      <w:color w:val="050607"/>
-                      <w:spacing w:val="-2"/>
-                      <w:sz w:val="21"/>
-                    </w:rPr>
-                    <w:t>eighteen</w:t>
-                  </w:r>
-                  <w:r>
-                    <w:rPr>
-                      <w:rFonts w:ascii="Source Sans 3" w:hAnsi="Source Sans 3"/>
-                      <w:color w:val="050607"/>
-                      <w:spacing w:val="-14"/>
-                      <w:sz w:val="21"/>
-                    </w:rPr>
-                    <w:t xml:space="preserve"> </w:t>
-                  </w:r>
-                  <w:proofErr w:type="gramStart"/>
-                  <w:r>
-                    <w:rPr>
-                      <w:rFonts w:ascii="Source Sans 3" w:hAnsi="Source Sans 3"/>
-                      <w:color w:val="050607"/>
-                      <w:spacing w:val="-2"/>
-                      <w:sz w:val="21"/>
-                    </w:rPr>
-                    <w:t>century</w:t>
-                  </w:r>
-                  <w:proofErr w:type="gramEnd"/>
-                </w:p>
-                <w:p>
-                  <w:pPr>
-                    <w:spacing w:before="31"/>
-                    <w:ind w:left="201"/>
-                    <w:rPr>
-                      <w:rFonts w:ascii="Source Sans 3" w:hAnsi="Source Sans 3"/>
-                      <w:sz w:val="21"/>
-                    </w:rPr>
-                  </w:pPr>
-                  <w:r>
-                    <w:rPr>
-                      <w:rFonts w:ascii="Source Sans 3" w:hAnsi="Source Sans 3"/>
-                      <w:b/>
-                      <w:color w:val="050707"/>
-                      <w:spacing w:val="-4"/>
-                      <w:sz w:val="21"/>
-                    </w:rPr>
-                    <w:t>B</w:t>
-                  </w:r>
-                  <w:r>
-                    <w:rPr>
-                      <w:rFonts w:ascii="Source Sans 3" w:hAnsi="Source Sans 3"/>
-                      <w:b/>
-                      <w:color w:val="050707"/>
-                      <w:spacing w:val="24"/>
-                      <w:sz w:val="21"/>
-                    </w:rPr>
-                    <w:t xml:space="preserve"> </w:t>
-                  </w:r>
-                  <w:r>
-                    <w:rPr>
-                      <w:rFonts w:ascii="Source Sans 3" w:hAnsi="Source Sans 3"/>
-                      <w:color w:val="050707"/>
-                      <w:spacing w:val="-4"/>
-                      <w:sz w:val="21"/>
-                    </w:rPr>
-                    <w:t>the</w:t>
-                  </w:r>
-                  <w:r>
-                    <w:rPr>
-                      <w:rFonts w:ascii="Source Sans 3" w:hAnsi="Source Sans 3"/>
-                      <w:color w:val="050707"/>
-                      <w:spacing w:val="-12"/>
-                      <w:sz w:val="21"/>
-                    </w:rPr>
-                    <w:t xml:space="preserve"> </w:t>
-                  </w:r>
-                  <w:r>
-                    <w:rPr>
-                      <w:rFonts w:ascii="Source Sans 3" w:hAnsi="Source Sans 3"/>
-                      <w:color w:val="050707"/>
-                      <w:spacing w:val="-4"/>
-                      <w:sz w:val="21"/>
-                    </w:rPr>
-                    <w:t>eighteenth</w:t>
-                  </w:r>
-                  <w:r>
-                    <w:rPr>
-                      <w:rFonts w:ascii="Source Sans 3" w:hAnsi="Source Sans 3"/>
-                      <w:color w:val="050707"/>
-                      <w:spacing w:val="-11"/>
-                      <w:sz w:val="21"/>
-                    </w:rPr>
-                    <w:t xml:space="preserve"> </w:t>
-                  </w:r>
-                  <w:r>
-                    <w:rPr>
-                      <w:rFonts w:ascii="Source Sans 3" w:hAnsi="Source Sans 3"/>
-                      <w:color w:val="050707"/>
-                      <w:spacing w:val="-4"/>
-                      <w:sz w:val="21"/>
-                    </w:rPr>
-                    <w:t>century</w:t>
-                  </w:r>
-                </w:p>
-                <w:p>
-                  <w:pPr>
-                    <w:spacing w:before="26"/>
-                    <w:ind w:left="195"/>
-                    <w:rPr>
-                      <w:b/>
-                      <w:bCs/>
-                      <w:spacing w:val="-2"/>
-                      <w:w w:val="105"/>
-                      <w:sz w:val="21"/>
-                      <w:szCs w:val="21"/>
-                    </w:rPr>
-                  </w:pPr>
-                  <w:r>
-                    <w:rPr>
-                      <w:rFonts w:ascii="Source Sans 3" w:hAnsi="Source Sans 3"/>
-                      <w:b/>
-                      <w:color w:val="08090A"/>
-                      <w:spacing w:val="-2"/>
-                      <w:sz w:val="21"/>
-                    </w:rPr>
-                    <w:t xml:space="preserve">C </w:t>
-                  </w:r>
-                  <w:r>
-                    <w:rPr>
-                      <w:rFonts w:ascii="Source Sans 3" w:hAnsi="Source Sans 3"/>
-                      <w:bCs/>
-                      <w:color w:val="08090A"/>
-                      <w:spacing w:val="-2"/>
-                      <w:sz w:val="21"/>
-                    </w:rPr>
-                    <w:t>century eighteen</w:t>
-                  </w:r>
-                </w:p>
-              </w:tc>
-              <w:tc>
-                <w:tcPr>
-                  <w:tcW w:w="6849" w:type="dxa"/>
-                </w:tcPr>
-                <w:p>
-                  <w:pPr>
-                    <w:tabs>
-                      <w:tab w:val="left" w:pos="1013"/>
-                    </w:tabs>
-                    <w:spacing w:before="57"/>
-                    <w:rPr>
-                      <w:rFonts w:ascii="Source Sans 3" w:hAnsi="Source Sans 3"/>
-                      <w:color w:val="060807"/>
-                      <w:spacing w:val="-2"/>
-                      <w:sz w:val="21"/>
-                    </w:rPr>
-                  </w:pPr>
-                  <w:proofErr w:type="gramStart"/>
-                  <w:r>
-                    <w:rPr>
-                      <w:rFonts w:ascii="Source Sans 3" w:hAnsi="Source Sans 3"/>
-                      <w:b/>
-                      <w:bCs/>
-                      <w:color w:val="060807"/>
-                      <w:w w:val="90"/>
-                      <w:sz w:val="21"/>
-                    </w:rPr>
-                    <w:t>6</w:t>
-                  </w:r>
-                  <w:r>
-                    <w:rPr>
-                      <w:rFonts w:ascii="Source Sans 3" w:hAnsi="Source Sans 3"/>
-                      <w:color w:val="060807"/>
-                      <w:w w:val="90"/>
-                      <w:sz w:val="21"/>
-                    </w:rPr>
-                    <w:t xml:space="preserve">  £</w:t>
-                  </w:r>
-                  <w:proofErr w:type="gramEnd"/>
-                  <w:r>
-                    <w:rPr>
-                      <w:rFonts w:ascii="Source Sans 3" w:hAnsi="Source Sans 3"/>
-                      <w:color w:val="060807"/>
-                      <w:w w:val="90"/>
-                      <w:sz w:val="21"/>
-                    </w:rPr>
-                    <w:t>5.40</w:t>
-                  </w:r>
-                  <w:r>
-                    <w:rPr>
-                      <w:rFonts w:ascii="Source Sans 3" w:hAnsi="Source Sans 3"/>
-                      <w:color w:val="060807"/>
-                      <w:spacing w:val="2"/>
-                      <w:sz w:val="21"/>
-                    </w:rPr>
-                    <w:t xml:space="preserve"> </w:t>
-                  </w:r>
-                  <w:r>
-                    <w:rPr>
-                      <w:rFonts w:ascii="Source Sans 3" w:hAnsi="Source Sans 3"/>
-                      <w:color w:val="060807"/>
-                      <w:spacing w:val="-2"/>
-                      <w:sz w:val="21"/>
-                    </w:rPr>
-                    <w:t>(price)</w:t>
-                  </w:r>
-                </w:p>
-                <w:p>
-                  <w:pPr>
-                    <w:tabs>
-                      <w:tab w:val="left" w:pos="1013"/>
-                    </w:tabs>
-                    <w:spacing w:before="57"/>
-                    <w:rPr>
-                      <w:rFonts w:ascii="Source Sans 3" w:hAnsi="Source Sans 3"/>
-                      <w:color w:val="060807"/>
-                      <w:sz w:val="21"/>
-                    </w:rPr>
-                  </w:pPr>
-                  <w:r>
-                    <w:rPr>
-                      <w:rFonts w:ascii="Source Sans 3" w:hAnsi="Source Sans 3"/>
-                      <w:color w:val="060807"/>
-                      <w:spacing w:val="-2"/>
-                      <w:sz w:val="21"/>
-                    </w:rPr>
-                    <w:t xml:space="preserve"> </w:t>
-                  </w:r>
-                  <w:r>
-                    <w:rPr>
-                      <w:rStyle w:val="BlankWord1"/>
-                    </w:rPr>
-                    <w:t>C</w:t>
-                  </w:r>
-                </w:p>
-                <w:p>
-                  <w:pPr>
-                    <w:spacing w:before="26"/>
-                    <w:ind w:left="194"/>
-                    <w:rPr>
-                      <w:rFonts w:ascii="Source Sans 3" w:hAnsi="Source Sans 3"/>
-                      <w:sz w:val="21"/>
-                    </w:rPr>
-                  </w:pPr>
-                  <w:r>
-                    <w:rPr>
-                      <w:rFonts w:ascii="Source Sans 3" w:hAnsi="Source Sans 3"/>
-                      <w:b/>
-                      <w:bCs/>
-                      <w:color w:val="070808"/>
-                      <w:spacing w:val="-2"/>
-                      <w:sz w:val="21"/>
-                    </w:rPr>
-                    <w:t>A</w:t>
-                  </w:r>
-                  <w:r>
-                    <w:rPr>
-                      <w:rFonts w:ascii="Source Sans 3" w:hAnsi="Source Sans 3"/>
-                      <w:color w:val="070808"/>
-                      <w:spacing w:val="7"/>
-                      <w:sz w:val="21"/>
-                    </w:rPr>
-                    <w:t xml:space="preserve"> </w:t>
-                  </w:r>
-                  <w:r>
-                    <w:rPr>
-                      <w:rFonts w:ascii="Source Sans 3" w:hAnsi="Source Sans 3"/>
-                      <w:color w:val="070808"/>
-                      <w:spacing w:val="-2"/>
-                      <w:sz w:val="21"/>
-                    </w:rPr>
-                    <w:t>five</w:t>
-                  </w:r>
-                  <w:r>
-                    <w:rPr>
-                      <w:rFonts w:ascii="Source Sans 3" w:hAnsi="Source Sans 3"/>
-                      <w:color w:val="070808"/>
-                      <w:spacing w:val="-13"/>
-                      <w:sz w:val="21"/>
-                    </w:rPr>
-                    <w:t xml:space="preserve"> </w:t>
-                  </w:r>
-                  <w:r>
-                    <w:rPr>
-                      <w:rFonts w:ascii="Source Sans 3" w:hAnsi="Source Sans 3"/>
-                      <w:color w:val="070808"/>
-                      <w:spacing w:val="-2"/>
-                      <w:sz w:val="21"/>
-                    </w:rPr>
-                    <w:t>pounds</w:t>
-                  </w:r>
-                  <w:r>
-                    <w:rPr>
-                      <w:rFonts w:ascii="Source Sans 3" w:hAnsi="Source Sans 3"/>
-                      <w:color w:val="070808"/>
-                      <w:spacing w:val="-10"/>
-                      <w:sz w:val="21"/>
-                    </w:rPr>
-                    <w:t xml:space="preserve"> </w:t>
-                  </w:r>
-                  <w:r>
-                    <w:rPr>
-                      <w:rFonts w:ascii="Source Sans 3" w:hAnsi="Source Sans 3"/>
-                      <w:color w:val="070808"/>
-                      <w:spacing w:val="-2"/>
-                      <w:sz w:val="21"/>
-                    </w:rPr>
-                    <w:t>forty</w:t>
-                  </w:r>
-                  <w:r>
-                    <w:rPr>
-                      <w:rFonts w:ascii="Source Sans 3" w:hAnsi="Source Sans 3"/>
-                      <w:color w:val="070808"/>
-                      <w:spacing w:val="-11"/>
-                      <w:sz w:val="21"/>
-                    </w:rPr>
-                    <w:t xml:space="preserve"> </w:t>
-                  </w:r>
-                  <w:r>
-                    <w:rPr>
-                      <w:rFonts w:ascii="Source Sans 3" w:hAnsi="Source Sans 3"/>
-                      <w:color w:val="070808"/>
-                      <w:spacing w:val="-2"/>
-                      <w:sz w:val="21"/>
-                    </w:rPr>
-                    <w:t>pence</w:t>
-                  </w:r>
-                </w:p>
-                <w:p>
-                  <w:pPr>
-                    <w:spacing w:before="32"/>
-                    <w:ind w:left="209"/>
-                    <w:rPr>
-                      <w:rFonts w:ascii="Source Sans 3" w:hAnsi="Source Sans 3"/>
-                      <w:sz w:val="21"/>
-                    </w:rPr>
-                  </w:pPr>
-                  <w:r>
-                    <w:rPr>
-                      <w:rFonts w:ascii="Source Sans 3" w:hAnsi="Source Sans 3"/>
-                      <w:b/>
-                      <w:color w:val="070808"/>
-                      <w:spacing w:val="-2"/>
-                      <w:sz w:val="21"/>
-                    </w:rPr>
-                    <w:t>B</w:t>
-                  </w:r>
-                  <w:r>
-                    <w:rPr>
-                      <w:rFonts w:ascii="Source Sans 3" w:hAnsi="Source Sans 3"/>
-                      <w:b/>
-                      <w:color w:val="070808"/>
-                      <w:spacing w:val="15"/>
-                      <w:sz w:val="21"/>
-                    </w:rPr>
-                    <w:t xml:space="preserve"> </w:t>
-                  </w:r>
-                  <w:r>
-                    <w:rPr>
-                      <w:rFonts w:ascii="Source Sans 3" w:hAnsi="Source Sans 3"/>
-                      <w:color w:val="070808"/>
-                      <w:spacing w:val="-2"/>
-                      <w:sz w:val="21"/>
-                    </w:rPr>
-                    <w:t>five</w:t>
-                  </w:r>
-                  <w:r>
-                    <w:rPr>
-                      <w:rFonts w:ascii="Source Sans 3" w:hAnsi="Source Sans 3"/>
-                      <w:color w:val="070808"/>
-                      <w:spacing w:val="-10"/>
-                      <w:sz w:val="21"/>
-                    </w:rPr>
-                    <w:t xml:space="preserve"> </w:t>
-                  </w:r>
-                  <w:r>
-                    <w:rPr>
-                      <w:rFonts w:ascii="Source Sans 3" w:hAnsi="Source Sans 3"/>
-                      <w:color w:val="070808"/>
-                      <w:spacing w:val="-2"/>
-                      <w:sz w:val="21"/>
-                    </w:rPr>
-                    <w:t>forty</w:t>
-                  </w:r>
-                </w:p>
-                <w:p>
-                  <w:pPr>
-                    <w:rPr>
-                      <w:b/>
-                      <w:bCs/>
-                      <w:spacing w:val="-2"/>
-                      <w:w w:val="105"/>
-                      <w:sz w:val="21"/>
-                      <w:szCs w:val="21"/>
-                    </w:rPr>
-                  </w:pPr>
-                  <w:r>
-                    <w:rPr>
-                      <w:rFonts w:ascii="Source Sans 3" w:hAnsi="Source Sans 3"/>
-                      <w:b/>
-                      <w:color w:val="090A0B"/>
-                      <w:spacing w:val="-4"/>
-                      <w:sz w:val="21"/>
-                    </w:rPr>
-                    <w:t>C</w:t>
-                  </w:r>
-                  <w:r>
-                    <w:rPr>
-                      <w:rFonts w:ascii="Source Sans 3" w:hAnsi="Source Sans 3"/>
-                      <w:b/>
-                      <w:color w:val="090A0B"/>
-                      <w:spacing w:val="33"/>
-                      <w:sz w:val="21"/>
-                    </w:rPr>
-                    <w:t xml:space="preserve"> </w:t>
-                  </w:r>
-                  <w:r>
-                    <w:rPr>
-                      <w:rFonts w:ascii="Source Sans 3" w:hAnsi="Source Sans 3"/>
-                      <w:color w:val="090A0B"/>
-                      <w:spacing w:val="-4"/>
-                      <w:sz w:val="21"/>
-                    </w:rPr>
-                    <w:t>five</w:t>
-                  </w:r>
-                  <w:r>
-                    <w:rPr>
-                      <w:rFonts w:ascii="Source Sans 3" w:hAnsi="Source Sans 3"/>
-                      <w:color w:val="090A0B"/>
-                      <w:spacing w:val="-8"/>
-                      <w:sz w:val="21"/>
-                    </w:rPr>
-                    <w:t xml:space="preserve"> </w:t>
-                  </w:r>
-                  <w:r>
-                    <w:rPr>
-                      <w:rFonts w:ascii="Source Sans 3" w:hAnsi="Source Sans 3"/>
-                      <w:color w:val="090A0B"/>
-                      <w:spacing w:val="-4"/>
-                      <w:sz w:val="21"/>
-                    </w:rPr>
-                    <w:t>forty</w:t>
-                  </w:r>
-                  <w:r>
-                    <w:rPr>
-                      <w:rFonts w:ascii="Source Sans 3" w:hAnsi="Source Sans 3"/>
-                      <w:color w:val="090A0B"/>
-                      <w:spacing w:val="-11"/>
-                      <w:sz w:val="21"/>
-                    </w:rPr>
-                    <w:t xml:space="preserve"> </w:t>
-                  </w:r>
-                  <w:r>
-                    <w:rPr>
-                      <w:rFonts w:ascii="Source Sans 3" w:hAnsi="Source Sans 3"/>
-                      <w:color w:val="090A0B"/>
-                      <w:spacing w:val="-4"/>
-                      <w:sz w:val="21"/>
-                    </w:rPr>
-                    <w:t>pence</w:t>
-                  </w:r>
-                </w:p>
-              </w:tc>
-            </w:tr>
-            <w:tr>
-              <w:tc>
-                <w:tcPr>
-                  <w:tcW w:w="6849" w:type="dxa"/>
-                </w:tcPr>
-                <w:p>
-                  <w:pPr>
-                    <w:tabs>
-                      <w:tab w:val="left" w:pos="1006"/>
-                    </w:tabs>
-                    <w:spacing w:before="86"/>
-                    <w:rPr>
-                      <w:rFonts w:ascii="Source Sans 3" w:hAnsi="Source Sans 3"/>
-                      <w:color w:val="060708"/>
-                      <w:spacing w:val="-2"/>
-                      <w:sz w:val="21"/>
-                    </w:rPr>
-                  </w:pPr>
-                  <w:r>
-                    <w:rPr>
-                      <w:rFonts w:ascii="Source Sans 3" w:hAnsi="Source Sans 3"/>
-                      <w:b/>
-                      <w:bCs/>
-                      <w:color w:val="060708"/>
-                      <w:w w:val="90"/>
-                      <w:sz w:val="21"/>
-                    </w:rPr>
-                    <w:t>3</w:t>
-                  </w:r>
-                  <w:r>
-                    <w:rPr>
-                      <w:rFonts w:ascii="Source Sans 3" w:hAnsi="Source Sans 3"/>
-                      <w:color w:val="060708"/>
-                      <w:w w:val="90"/>
-                      <w:sz w:val="21"/>
-                    </w:rPr>
-                    <w:t xml:space="preserve"> 2012</w:t>
-                  </w:r>
-                  <w:r>
-                    <w:rPr>
-                      <w:rFonts w:ascii="Source Sans 3" w:hAnsi="Source Sans 3"/>
-                      <w:color w:val="060708"/>
-                      <w:spacing w:val="8"/>
-                      <w:sz w:val="21"/>
-                    </w:rPr>
-                    <w:t xml:space="preserve"> </w:t>
-                  </w:r>
-                  <w:r>
-                    <w:rPr>
-                      <w:rFonts w:ascii="Source Sans 3" w:hAnsi="Source Sans 3"/>
-                      <w:color w:val="060708"/>
-                      <w:spacing w:val="-2"/>
-                      <w:sz w:val="21"/>
-                    </w:rPr>
-                    <w:t>(year)</w:t>
-                  </w:r>
-                </w:p>
-                <w:p>
-                  <w:pPr>
-                    <w:tabs>
-                      <w:tab w:val="left" w:pos="1006"/>
-                    </w:tabs>
-                    <w:spacing w:before="86"/>
-                    <w:rPr>
-                      <w:rFonts w:ascii="Source Sans 3" w:hAnsi="Source Sans 3"/>
-                      <w:color w:val="060708"/>
-                      <w:sz w:val="21"/>
-                    </w:rPr>
-                  </w:pPr>
-                  <w:r>
-                    <w:rPr>
-                      <w:rFonts w:ascii="Source Sans 3" w:hAnsi="Source Sans 3"/>
-                      <w:color w:val="060708"/>
-                      <w:spacing w:val="-2"/>
-                      <w:sz w:val="21"/>
-                    </w:rPr>
-                    <w:t xml:space="preserve"> </w:t>
-                  </w:r>
-                  <w:r>
-                    <w:rPr>
-                      <w:rStyle w:val="BlankWord1"/>
-                    </w:rPr>
-                    <w:t>A</w:t>
-                  </w:r>
-                </w:p>
-                <w:p>
-                  <w:pPr>
-                    <w:spacing w:before="26"/>
-                    <w:ind w:left="195"/>
-                    <w:rPr>
-                      <w:rFonts w:ascii="Source Sans 3" w:hAnsi="Source Sans 3"/>
-                      <w:sz w:val="21"/>
-                    </w:rPr>
-                  </w:pPr>
-                  <w:r>
-                    <w:rPr>
-                      <w:rFonts w:ascii="Source Sans 3" w:hAnsi="Source Sans 3"/>
-                      <w:b/>
-                      <w:color w:val="070808"/>
-                      <w:spacing w:val="-2"/>
-                      <w:sz w:val="21"/>
-                    </w:rPr>
-                    <w:t>A</w:t>
-                  </w:r>
-                  <w:r>
-                    <w:rPr>
-                      <w:rFonts w:ascii="Source Sans 3" w:hAnsi="Source Sans 3"/>
-                      <w:b/>
-                      <w:color w:val="070808"/>
-                      <w:spacing w:val="8"/>
-                      <w:sz w:val="21"/>
-                    </w:rPr>
-                    <w:t xml:space="preserve"> </w:t>
-                  </w:r>
-                  <w:r>
-                    <w:rPr>
-                      <w:rFonts w:ascii="Source Sans 3" w:hAnsi="Source Sans 3"/>
-                      <w:color w:val="070808"/>
-                      <w:spacing w:val="-2"/>
-                      <w:sz w:val="21"/>
-                    </w:rPr>
-                    <w:t>two</w:t>
-                  </w:r>
-                  <w:r>
-                    <w:rPr>
-                      <w:rFonts w:ascii="Source Sans 3" w:hAnsi="Source Sans 3"/>
-                      <w:color w:val="070808"/>
-                      <w:spacing w:val="-10"/>
-                      <w:sz w:val="21"/>
-                    </w:rPr>
-                    <w:t xml:space="preserve"> </w:t>
-                  </w:r>
-                  <w:r>
-                    <w:rPr>
-                      <w:rFonts w:ascii="Source Sans 3" w:hAnsi="Source Sans 3"/>
-                      <w:color w:val="070808"/>
-                      <w:spacing w:val="-2"/>
-                      <w:sz w:val="21"/>
-                    </w:rPr>
-                    <w:t>zero</w:t>
-                  </w:r>
-                  <w:r>
-                    <w:rPr>
-                      <w:rFonts w:ascii="Source Sans 3" w:hAnsi="Source Sans 3"/>
-                      <w:color w:val="070808"/>
-                      <w:spacing w:val="-10"/>
-                      <w:sz w:val="21"/>
-                    </w:rPr>
-                    <w:t xml:space="preserve"> </w:t>
-                  </w:r>
-                  <w:r>
-                    <w:rPr>
-                      <w:rFonts w:ascii="Source Sans 3" w:hAnsi="Source Sans 3"/>
-                      <w:color w:val="070808"/>
-                      <w:spacing w:val="-2"/>
-                      <w:sz w:val="21"/>
-                    </w:rPr>
-                    <w:t>twelve</w:t>
-                  </w:r>
-                </w:p>
-                <w:p>
-                  <w:pPr>
-                    <w:spacing w:before="27"/>
-                    <w:ind w:left="209"/>
-                    <w:rPr>
-                      <w:rFonts w:ascii="Source Sans 3" w:hAnsi="Source Sans 3"/>
-                      <w:color w:val="050607"/>
-                      <w:spacing w:val="-2"/>
-                      <w:sz w:val="21"/>
-                    </w:rPr>
-                  </w:pPr>
-                  <w:r>
-                    <w:rPr>
-                      <w:rFonts w:ascii="Source Sans 3" w:hAnsi="Source Sans 3"/>
-                      <w:b/>
-                      <w:color w:val="050607"/>
-                      <w:spacing w:val="-2"/>
-                      <w:sz w:val="21"/>
-                    </w:rPr>
-                    <w:t>B</w:t>
-                  </w:r>
-                  <w:r>
-                    <w:rPr>
-                      <w:rFonts w:ascii="Source Sans 3" w:hAnsi="Source Sans 3"/>
-                      <w:b/>
-                      <w:color w:val="050607"/>
-                      <w:spacing w:val="13"/>
-                      <w:sz w:val="21"/>
-                    </w:rPr>
-                    <w:t xml:space="preserve"> </w:t>
-                  </w:r>
-                  <w:r>
-                    <w:rPr>
-                      <w:rFonts w:ascii="Source Sans 3" w:hAnsi="Source Sans 3"/>
-                      <w:color w:val="050607"/>
-                      <w:spacing w:val="-2"/>
-                      <w:sz w:val="21"/>
-                    </w:rPr>
-                    <w:t>two</w:t>
-                  </w:r>
-                  <w:r>
-                    <w:rPr>
-                      <w:rFonts w:ascii="Source Sans 3" w:hAnsi="Source Sans 3"/>
-                      <w:color w:val="050607"/>
-                      <w:spacing w:val="-9"/>
-                      <w:sz w:val="21"/>
-                    </w:rPr>
-                    <w:t xml:space="preserve"> </w:t>
-                  </w:r>
-                  <w:r>
-                    <w:rPr>
-                      <w:rFonts w:ascii="Source Sans 3" w:hAnsi="Source Sans 3"/>
-                      <w:color w:val="050607"/>
-                      <w:spacing w:val="-2"/>
-                      <w:sz w:val="21"/>
-                    </w:rPr>
-                    <w:t>thousand</w:t>
-                  </w:r>
-                  <w:r>
-                    <w:rPr>
-                      <w:rFonts w:ascii="Source Sans 3" w:hAnsi="Source Sans 3"/>
-                      <w:color w:val="050607"/>
-                      <w:spacing w:val="-11"/>
-                      <w:sz w:val="21"/>
-                    </w:rPr>
-                    <w:t xml:space="preserve"> </w:t>
-                  </w:r>
-                  <w:r>
-                    <w:rPr>
-                      <w:rFonts w:ascii="Source Sans 3" w:hAnsi="Source Sans 3"/>
-                      <w:color w:val="050607"/>
-                      <w:spacing w:val="-2"/>
-                      <w:sz w:val="21"/>
-                    </w:rPr>
-                    <w:t>and</w:t>
-                  </w:r>
-                  <w:r>
-                    <w:rPr>
-                      <w:rFonts w:ascii="Source Sans 3" w:hAnsi="Source Sans 3"/>
-                      <w:color w:val="050607"/>
-                      <w:spacing w:val="-10"/>
-                      <w:sz w:val="21"/>
-                    </w:rPr>
-                    <w:t xml:space="preserve"> </w:t>
-                  </w:r>
-                  <w:r>
-                    <w:rPr>
-                      <w:rFonts w:ascii="Source Sans 3" w:hAnsi="Source Sans 3"/>
-                      <w:color w:val="050607"/>
-                      <w:spacing w:val="-2"/>
-                      <w:sz w:val="21"/>
-                    </w:rPr>
-                    <w:t>twelve</w:t>
-                  </w:r>
-                </w:p>
-                <w:p>
-                  <w:pPr>
-                    <w:spacing w:before="26"/>
-                    <w:ind w:left="195"/>
-                    <w:rPr>
-                      <w:b/>
-                      <w:bCs/>
-                      <w:spacing w:val="-2"/>
-                      <w:w w:val="105"/>
-                      <w:sz w:val="21"/>
-                      <w:szCs w:val="21"/>
-                    </w:rPr>
-                  </w:pPr>
-                  <w:r>
-                    <w:rPr>
-                      <w:rFonts w:ascii="Source Sans 3" w:hAnsi="Source Sans 3"/>
-                      <w:b/>
-                      <w:color w:val="08090A"/>
-                      <w:spacing w:val="-2"/>
-                      <w:sz w:val="21"/>
-                    </w:rPr>
-                    <w:t xml:space="preserve">C </w:t>
-                  </w:r>
-                  <w:r>
-                    <w:rPr>
-                      <w:rFonts w:ascii="Source Sans 3" w:hAnsi="Source Sans 3"/>
-                      <w:bCs/>
-                      <w:color w:val="08090A"/>
-                      <w:spacing w:val="-2"/>
-                      <w:sz w:val="21"/>
-                    </w:rPr>
-                    <w:t>twenty twelve</w:t>
-                  </w:r>
-                </w:p>
-              </w:tc>
-              <w:tc>
-                <w:tcPr>
-                  <w:tcW w:w="6849" w:type="dxa"/>
-                </w:tcPr>
-                <w:p>
-                  <w:pPr>
-                    <w:tabs>
-                      <w:tab w:val="left" w:pos="1016"/>
-                    </w:tabs>
-                    <w:spacing w:before="84"/>
-                  </w:pPr>
-                  <w:r>
-                    <w:rPr>
-                      <w:rFonts w:ascii="Source Sans 3" w:hAnsi="Source Sans 3"/>
-                      <w:b/>
-                      <w:bCs/>
-                    </w:rPr>
-                    <w:t>7</w:t>
-                  </w:r>
-                  <w:r>
-                    <w:rPr>
-                      <w:rFonts w:ascii="Source Sans 3" w:hAnsi="Source Sans 3"/>
-                    </w:rPr>
-                    <w:t xml:space="preserve"> </w:t>
-                  </w:r>
-                  <w:hyperlink r:id="rId22">
-                    <w:r>
-                      <w:rPr>
-                        <w:rFonts w:ascii="Source Sans 3" w:hAnsi="Source Sans 3"/>
-                        <w:color w:val="070809"/>
-                        <w:spacing w:val="-2"/>
-                        <w:sz w:val="21"/>
-                      </w:rPr>
-                      <w:t>museuminfo@history.org</w:t>
-                    </w:r>
-                  </w:hyperlink>
-                </w:p>
-                <w:p>
-                  <w:pPr>
-                    <w:tabs>
-                      <w:tab w:val="left" w:pos="1016"/>
-                    </w:tabs>
-                    <w:spacing w:before="84"/>
-                    <w:rPr>
-                      <w:rFonts w:ascii="Source Sans 3" w:hAnsi="Source Sans 3"/>
-                      <w:color w:val="070809"/>
-                      <w:sz w:val="21"/>
-                    </w:rPr>
-                  </w:pPr>
-                  <w:r>
-                    <w:rPr>
-                      <w:rFonts w:ascii="Source Sans 3" w:hAnsi="Source Sans 3"/>
-                    </w:rPr>
-                    <w:t xml:space="preserve"> </w:t>
-                  </w:r>
-                  <w:r>
-                    <w:rPr>
-                      <w:rStyle w:val="BlankWord1"/>
-                    </w:rPr>
-                    <w:t>A, B</w:t>
-                  </w:r>
-                </w:p>
-                <w:p>
-                  <w:pPr>
-                    <w:spacing w:before="29" w:line="244" w:lineRule="auto"/>
-                    <w:ind w:left="386" w:right="1758" w:hanging="199"/>
-                    <w:rPr>
-                      <w:rFonts w:ascii="Source Sans 3" w:hAnsi="Source Sans 3"/>
-                      <w:sz w:val="21"/>
-                    </w:rPr>
-                  </w:pPr>
-                  <w:r>
-                    <w:rPr>
-                      <w:rFonts w:ascii="Source Sans 3" w:hAnsi="Source Sans 3"/>
-                      <w:b/>
-                      <w:color w:val="08090A"/>
-                      <w:spacing w:val="-4"/>
-                      <w:sz w:val="21"/>
-                    </w:rPr>
-                    <w:t>A</w:t>
-                  </w:r>
-                  <w:r>
-                    <w:rPr>
-                      <w:rFonts w:ascii="Source Sans 3" w:hAnsi="Source Sans 3"/>
-                      <w:b/>
-                      <w:color w:val="08090A"/>
-                      <w:spacing w:val="5"/>
-                      <w:sz w:val="21"/>
-                    </w:rPr>
-                    <w:t xml:space="preserve"> </w:t>
-                  </w:r>
-                  <w:proofErr w:type="spellStart"/>
-                  <w:r>
-                    <w:rPr>
-                      <w:rFonts w:ascii="Source Sans 3" w:hAnsi="Source Sans 3"/>
-                      <w:color w:val="08090A"/>
-                      <w:spacing w:val="-4"/>
-                      <w:sz w:val="21"/>
-                    </w:rPr>
-                    <w:t>museuminfo</w:t>
-                  </w:r>
-                  <w:proofErr w:type="spellEnd"/>
-                  <w:r>
-                    <w:rPr>
-                      <w:rFonts w:ascii="Source Sans 3" w:hAnsi="Source Sans 3"/>
-                      <w:color w:val="08090A"/>
-                      <w:spacing w:val="-8"/>
-                      <w:sz w:val="21"/>
-                    </w:rPr>
-                    <w:t xml:space="preserve"> </w:t>
-                  </w:r>
-                  <w:r>
-                    <w:rPr>
-                      <w:rFonts w:ascii="Source Sans 3" w:hAnsi="Source Sans 3"/>
-                      <w:color w:val="08090A"/>
-                      <w:spacing w:val="-4"/>
-                      <w:sz w:val="21"/>
-                    </w:rPr>
-                    <w:t>(one</w:t>
-                  </w:r>
-                  <w:r>
-                    <w:rPr>
-                      <w:rFonts w:ascii="Source Sans 3" w:hAnsi="Source Sans 3"/>
-                      <w:color w:val="08090A"/>
-                      <w:spacing w:val="-15"/>
-                      <w:sz w:val="21"/>
-                    </w:rPr>
-                    <w:t xml:space="preserve"> </w:t>
-                  </w:r>
-                  <w:r>
-                    <w:rPr>
-                      <w:rFonts w:ascii="Source Sans 3" w:hAnsi="Source Sans 3"/>
-                      <w:color w:val="08090A"/>
-                      <w:spacing w:val="-4"/>
-                      <w:sz w:val="21"/>
-                    </w:rPr>
-                    <w:t>word)</w:t>
-                  </w:r>
-                  <w:r>
-                    <w:rPr>
-                      <w:rFonts w:ascii="Source Sans 3" w:hAnsi="Source Sans 3"/>
-                      <w:color w:val="08090A"/>
-                      <w:spacing w:val="-8"/>
-                      <w:sz w:val="21"/>
-                    </w:rPr>
-                    <w:t xml:space="preserve"> </w:t>
-                  </w:r>
-                  <w:r>
-                    <w:rPr>
-                      <w:rFonts w:ascii="Source Sans 3" w:hAnsi="Source Sans 3"/>
-                      <w:color w:val="08090A"/>
-                      <w:spacing w:val="-4"/>
-                      <w:sz w:val="21"/>
-                    </w:rPr>
-                    <w:t xml:space="preserve">at </w:t>
-                  </w:r>
-                  <w:r>
-                    <w:rPr>
-                      <w:rFonts w:ascii="Source Sans 3" w:hAnsi="Source Sans 3"/>
-                      <w:color w:val="08090A"/>
-                      <w:sz w:val="21"/>
-                    </w:rPr>
-                    <w:t>history point org</w:t>
-                  </w:r>
-                </w:p>
-                <w:p>
-                  <w:pPr>
-                    <w:spacing w:before="24" w:line="242" w:lineRule="auto"/>
-                    <w:ind w:left="389" w:right="1768" w:hanging="184"/>
-                    <w:rPr>
-                      <w:rFonts w:ascii="Source Sans 3" w:hAnsi="Source Sans 3"/>
-                      <w:sz w:val="21"/>
-                    </w:rPr>
-                  </w:pPr>
-                  <w:r>
-                    <w:rPr>
-                      <w:rFonts w:ascii="Source Sans 3" w:hAnsi="Source Sans 3"/>
-                      <w:b/>
-                      <w:color w:val="090A0B"/>
-                      <w:spacing w:val="-6"/>
-                      <w:sz w:val="21"/>
-                    </w:rPr>
-                    <w:t>B</w:t>
-                  </w:r>
-                  <w:r>
-                    <w:rPr>
-                      <w:rFonts w:ascii="Source Sans 3" w:hAnsi="Source Sans 3"/>
-                      <w:b/>
-                      <w:color w:val="090A0B"/>
-                      <w:spacing w:val="10"/>
-                      <w:sz w:val="21"/>
-                    </w:rPr>
-                    <w:t xml:space="preserve"> </w:t>
-                  </w:r>
-                  <w:proofErr w:type="spellStart"/>
-                  <w:r>
-                    <w:rPr>
-                      <w:rFonts w:ascii="Source Sans 3" w:hAnsi="Source Sans 3"/>
-                      <w:color w:val="090A0B"/>
-                      <w:spacing w:val="-6"/>
-                      <w:sz w:val="21"/>
-                    </w:rPr>
-                    <w:t>museuminfo</w:t>
-                  </w:r>
-                  <w:proofErr w:type="spellEnd"/>
-                  <w:r>
-                    <w:rPr>
-                      <w:rFonts w:ascii="Source Sans 3" w:hAnsi="Source Sans 3"/>
-                      <w:color w:val="090A0B"/>
-                      <w:spacing w:val="-6"/>
-                      <w:sz w:val="21"/>
-                    </w:rPr>
-                    <w:t xml:space="preserve"> (one</w:t>
-                  </w:r>
-                  <w:r>
-                    <w:rPr>
-                      <w:rFonts w:ascii="Source Sans 3" w:hAnsi="Source Sans 3"/>
-                      <w:color w:val="090A0B"/>
-                      <w:spacing w:val="-19"/>
-                      <w:sz w:val="21"/>
-                    </w:rPr>
-                    <w:t xml:space="preserve"> </w:t>
-                  </w:r>
-                  <w:r>
-                    <w:rPr>
-                      <w:rFonts w:ascii="Source Sans 3" w:hAnsi="Source Sans 3"/>
-                      <w:color w:val="090A0B"/>
-                      <w:spacing w:val="-6"/>
-                      <w:sz w:val="21"/>
-                    </w:rPr>
-                    <w:t xml:space="preserve">word) at </w:t>
-                  </w:r>
-                  <w:r>
-                    <w:rPr>
-                      <w:rFonts w:ascii="Source Sans 3" w:hAnsi="Source Sans 3"/>
-                      <w:color w:val="090A0B"/>
-                      <w:sz w:val="21"/>
-                    </w:rPr>
-                    <w:t>history full stop org</w:t>
-                  </w:r>
-                </w:p>
-                <w:p>
-                  <w:pPr>
-                    <w:spacing w:before="26"/>
-                    <w:ind w:left="195"/>
-                    <w:rPr>
-                      <w:b/>
-                      <w:bCs/>
-                      <w:spacing w:val="-2"/>
-                      <w:w w:val="105"/>
-                      <w:sz w:val="21"/>
-                      <w:szCs w:val="21"/>
-                    </w:rPr>
-                  </w:pPr>
-                  <w:r>
-                    <w:rPr>
-                      <w:rFonts w:ascii="Source Sans 3" w:hAnsi="Source Sans 3"/>
-                      <w:b/>
-                      <w:color w:val="08090A"/>
-                      <w:spacing w:val="-2"/>
-                      <w:sz w:val="21"/>
-                    </w:rPr>
-                    <w:t xml:space="preserve">C </w:t>
-                  </w:r>
-                  <w:proofErr w:type="spellStart"/>
-                  <w:r>
-                    <w:rPr>
-                      <w:rFonts w:ascii="Source Sans 3" w:hAnsi="Source Sans 3"/>
-                      <w:bCs/>
-                      <w:color w:val="08090A"/>
-                      <w:spacing w:val="-2"/>
-                      <w:sz w:val="21"/>
-                    </w:rPr>
-                    <w:t>museuminfo</w:t>
-                  </w:r>
-                  <w:proofErr w:type="spellEnd"/>
-                  <w:r>
-                    <w:rPr>
-                      <w:rFonts w:ascii="Source Sans 3" w:hAnsi="Source Sans 3"/>
-                      <w:bCs/>
-                      <w:color w:val="08090A"/>
-                      <w:spacing w:val="-2"/>
-                      <w:sz w:val="21"/>
-                    </w:rPr>
-                    <w:t xml:space="preserve"> (one word) at history dot org</w:t>
-                  </w:r>
-                </w:p>
-              </w:tc>
-            </w:tr>
-            <w:tr>
-              <w:tc>
-                <w:tcPr>
-                  <w:tcW w:w="6849" w:type="dxa"/>
-                </w:tcPr>
-                <w:p>
-                  <w:pPr>
-                    <w:tabs>
-                      <w:tab w:val="left" w:pos="1006"/>
-                    </w:tabs>
-                    <w:spacing w:before="86"/>
-                    <w:rPr>
-                      <w:rFonts w:ascii="Source Sans 3" w:hAnsi="Source Sans 3"/>
-                      <w:color w:val="060708"/>
-                      <w:w w:val="90"/>
-                      <w:sz w:val="21"/>
-                    </w:rPr>
-                  </w:pPr>
-                  <w:r>
-                    <w:rPr>
-                      <w:rFonts w:ascii="Source Sans 3" w:hAnsi="Source Sans 3"/>
-                      <w:b/>
-                      <w:bCs/>
-                      <w:color w:val="060708"/>
-                      <w:w w:val="90"/>
-                      <w:sz w:val="21"/>
-                    </w:rPr>
-                    <w:t>4</w:t>
-                  </w:r>
-                  <w:r>
-                    <w:rPr>
-                      <w:rFonts w:ascii="Source Sans 3" w:hAnsi="Source Sans 3"/>
-                      <w:color w:val="060708"/>
-                      <w:w w:val="90"/>
-                      <w:sz w:val="21"/>
-                    </w:rPr>
-                    <w:t xml:space="preserve"> 20/7/76 (date)</w:t>
-                  </w:r>
-                </w:p>
-                <w:p>
-                  <w:pPr>
-                    <w:tabs>
-                      <w:tab w:val="left" w:pos="1006"/>
-                    </w:tabs>
-                    <w:spacing w:before="86"/>
-                    <w:rPr>
-                      <w:rFonts w:ascii="Source Sans 3" w:hAnsi="Source Sans 3"/>
-                      <w:color w:val="060708"/>
-                      <w:w w:val="90"/>
-                      <w:sz w:val="21"/>
-                    </w:rPr>
-                  </w:pPr>
-                  <w:r>
-                    <w:rPr>
-                      <w:rFonts w:ascii="Source Sans 3" w:hAnsi="Source Sans 3"/>
-                      <w:color w:val="060708"/>
-                      <w:w w:val="90"/>
-                      <w:sz w:val="21"/>
-                    </w:rPr>
-                    <w:t xml:space="preserve"> </w:t>
-                  </w:r>
-                  <w:r>
-                    <w:rPr>
-                      <w:rStyle w:val="BlankWord1"/>
-                    </w:rPr>
-                    <w:t>C</w:t>
-                  </w:r>
-                </w:p>
-                <w:p>
-                  <w:pPr>
-                    <w:spacing w:before="26"/>
-                    <w:ind w:left="195"/>
-                    <w:rPr>
-                      <w:rFonts w:ascii="Source Sans 3" w:hAnsi="Source Sans 3"/>
-                      <w:b/>
-                      <w:color w:val="070808"/>
-                      <w:spacing w:val="-2"/>
-                      <w:sz w:val="21"/>
-                    </w:rPr>
-                  </w:pPr>
-                  <w:r>
-                    <w:rPr>
-                      <w:rFonts w:ascii="Source Sans 3" w:hAnsi="Source Sans 3"/>
-                      <w:b/>
-                      <w:color w:val="070808"/>
-                      <w:spacing w:val="-2"/>
-                      <w:sz w:val="21"/>
-                    </w:rPr>
-                    <w:t xml:space="preserve">A </w:t>
-                  </w:r>
-                  <w:r>
-                    <w:rPr>
-                      <w:rFonts w:ascii="Source Sans 3" w:hAnsi="Source Sans 3"/>
-                      <w:bCs/>
-                      <w:color w:val="070808"/>
-                      <w:spacing w:val="-2"/>
-                      <w:sz w:val="21"/>
-                    </w:rPr>
-                    <w:t>July the twentieth, nineteen seventy-six</w:t>
-                  </w:r>
-                </w:p>
-                <w:p>
-                  <w:pPr>
-                    <w:spacing w:before="26"/>
-                    <w:ind w:left="195"/>
-                    <w:rPr>
-                      <w:rFonts w:ascii="Source Sans 3" w:hAnsi="Source Sans 3"/>
-                      <w:b/>
-                      <w:color w:val="070808"/>
-                      <w:spacing w:val="-2"/>
-                      <w:sz w:val="21"/>
-                    </w:rPr>
-                  </w:pPr>
-                  <w:r>
-                    <w:rPr>
-                      <w:rFonts w:ascii="Source Sans 3" w:hAnsi="Source Sans 3"/>
-                      <w:b/>
-                      <w:color w:val="070808"/>
-                      <w:spacing w:val="-2"/>
-                      <w:sz w:val="21"/>
-                    </w:rPr>
-                    <w:t xml:space="preserve">B </w:t>
-                  </w:r>
-                  <w:r>
-                    <w:rPr>
-                      <w:rFonts w:ascii="Source Sans 3" w:hAnsi="Source Sans 3"/>
-                      <w:bCs/>
-                      <w:color w:val="070808"/>
-                      <w:spacing w:val="-2"/>
-                      <w:sz w:val="21"/>
-                    </w:rPr>
-                    <w:t>twenty, seven, seventy-six</w:t>
-                  </w:r>
-                </w:p>
-                <w:p>
-                  <w:pPr>
-                    <w:spacing w:before="26"/>
-                    <w:ind w:left="195"/>
-                    <w:rPr>
-                      <w:b/>
-                      <w:bCs/>
-                      <w:spacing w:val="-2"/>
-                      <w:w w:val="105"/>
-                      <w:sz w:val="21"/>
-                      <w:szCs w:val="21"/>
-                    </w:rPr>
-                  </w:pPr>
-                  <w:r>
-                    <w:rPr>
-                      <w:rFonts w:ascii="Source Sans 3" w:hAnsi="Source Sans 3"/>
-                      <w:b/>
-                      <w:color w:val="08090A"/>
-                      <w:spacing w:val="-2"/>
-                      <w:sz w:val="21"/>
-                    </w:rPr>
-                    <w:t xml:space="preserve">C </w:t>
-                  </w:r>
-                  <w:r>
-                    <w:rPr>
-                      <w:rFonts w:ascii="Source Sans 3" w:hAnsi="Source Sans 3"/>
-                      <w:bCs/>
-                      <w:color w:val="08090A"/>
-                      <w:spacing w:val="-2"/>
-                      <w:sz w:val="21"/>
-                    </w:rPr>
-                    <w:t>twentieth of seven of seventy-six</w:t>
-                  </w:r>
-                </w:p>
-              </w:tc>
-              <w:tc>
-                <w:tcPr>
-                  <w:tcW w:w="6849" w:type="dxa"/>
-                </w:tcPr>
-                <w:p>
-                  <w:pPr>
-                    <w:tabs>
-                      <w:tab w:val="left" w:pos="1035"/>
-                    </w:tabs>
-                    <w:spacing w:before="86"/>
-                    <w:rPr>
-                      <w:rFonts w:ascii="Source Sans 3" w:hAnsi="Source Sans 3"/>
-                      <w:color w:val="050607"/>
-                      <w:spacing w:val="-2"/>
-                      <w:sz w:val="21"/>
-                    </w:rPr>
-                  </w:pPr>
-                  <w:r>
-                    <w:rPr>
-                      <w:rFonts w:ascii="Source Sans 3" w:hAnsi="Source Sans 3"/>
-                      <w:b/>
-                      <w:bCs/>
-                      <w:color w:val="050607"/>
-                      <w:spacing w:val="-2"/>
-                      <w:sz w:val="21"/>
-                    </w:rPr>
-                    <w:t>8</w:t>
-                  </w:r>
-                  <w:r>
-                    <w:rPr>
-                      <w:rFonts w:ascii="Source Sans 3" w:hAnsi="Source Sans 3"/>
-                      <w:color w:val="050607"/>
-                      <w:spacing w:val="-2"/>
-                      <w:sz w:val="21"/>
-                    </w:rPr>
-                    <w:t xml:space="preserve"> 09.00</w:t>
-                  </w:r>
-                </w:p>
-                <w:p>
-                  <w:pPr>
-                    <w:tabs>
-                      <w:tab w:val="left" w:pos="1035"/>
-                    </w:tabs>
-                    <w:spacing w:before="86"/>
-                    <w:rPr>
-                      <w:rFonts w:ascii="Source Sans 3" w:hAnsi="Source Sans 3"/>
-                      <w:color w:val="050607"/>
-                      <w:sz w:val="21"/>
-                    </w:rPr>
-                  </w:pPr>
-                  <w:r>
-                    <w:rPr>
-                      <w:rFonts w:ascii="Source Sans 3" w:hAnsi="Source Sans 3"/>
-                      <w:color w:val="050607"/>
-                      <w:spacing w:val="-2"/>
-                      <w:sz w:val="21"/>
-                    </w:rPr>
-                    <w:t xml:space="preserve"> </w:t>
-                  </w:r>
-                  <w:r>
-                    <w:rPr>
-                      <w:rStyle w:val="BlankWord1"/>
-                    </w:rPr>
-                    <w:t>B</w:t>
-                  </w:r>
-                </w:p>
-                <w:p>
-                  <w:pPr>
-                    <w:spacing w:before="24"/>
-                    <w:ind w:left="190"/>
-                    <w:rPr>
-                      <w:rFonts w:ascii="Source Sans 3" w:hAnsi="Source Sans 3"/>
-                      <w:sz w:val="21"/>
-                    </w:rPr>
-                  </w:pPr>
-                  <w:r>
-                    <w:rPr>
-                      <w:rFonts w:ascii="Source Sans 3" w:hAnsi="Source Sans 3"/>
-                      <w:b/>
-                      <w:color w:val="080809"/>
-                      <w:w w:val="90"/>
-                      <w:sz w:val="21"/>
-                    </w:rPr>
-                    <w:t>A</w:t>
-                  </w:r>
-                  <w:r>
-                    <w:rPr>
-                      <w:rFonts w:ascii="Source Sans 3" w:hAnsi="Source Sans 3"/>
-                      <w:b/>
-                      <w:color w:val="080809"/>
-                      <w:spacing w:val="38"/>
-                      <w:sz w:val="21"/>
-                    </w:rPr>
-                    <w:t xml:space="preserve"> </w:t>
-                  </w:r>
-                  <w:r>
-                    <w:rPr>
-                      <w:rFonts w:ascii="Source Sans 3" w:hAnsi="Source Sans 3"/>
-                      <w:color w:val="080809"/>
-                      <w:w w:val="90"/>
-                      <w:sz w:val="21"/>
-                    </w:rPr>
-                    <w:t>nine</w:t>
-                  </w:r>
-                  <w:r>
-                    <w:rPr>
-                      <w:rFonts w:ascii="Source Sans 3" w:hAnsi="Source Sans 3"/>
-                      <w:color w:val="080809"/>
-                      <w:spacing w:val="-12"/>
-                      <w:w w:val="90"/>
-                      <w:sz w:val="21"/>
-                    </w:rPr>
-                    <w:t xml:space="preserve"> </w:t>
-                  </w:r>
-                  <w:r>
-                    <w:rPr>
-                      <w:rFonts w:ascii="Source Sans 3" w:hAnsi="Source Sans 3"/>
-                      <w:color w:val="080809"/>
-                      <w:w w:val="90"/>
-                      <w:sz w:val="21"/>
-                    </w:rPr>
-                    <w:t>A-</w:t>
-                  </w:r>
-                  <w:r>
-                    <w:rPr>
-                      <w:rFonts w:ascii="Source Sans 3" w:hAnsi="Source Sans 3"/>
-                      <w:color w:val="080809"/>
-                      <w:spacing w:val="-10"/>
-                      <w:w w:val="90"/>
-                      <w:sz w:val="21"/>
-                    </w:rPr>
-                    <w:t>M</w:t>
-                  </w:r>
-                </w:p>
-                <w:p>
-                  <w:pPr>
-                    <w:spacing w:before="29"/>
-                    <w:ind w:left="205"/>
-                    <w:rPr>
-                      <w:rFonts w:ascii="Source Sans 3" w:hAnsi="Source Sans 3"/>
-                      <w:sz w:val="21"/>
-                    </w:rPr>
-                  </w:pPr>
-                  <w:r>
-                    <w:rPr>
-                      <w:rFonts w:ascii="Source Sans 3" w:hAnsi="Source Sans 3"/>
-                      <w:b/>
-                      <w:bCs/>
-                      <w:color w:val="060707"/>
-                      <w:spacing w:val="-4"/>
-                      <w:sz w:val="21"/>
-                    </w:rPr>
-                    <w:t>B</w:t>
-                  </w:r>
-                  <w:r>
-                    <w:rPr>
-                      <w:rFonts w:ascii="Source Sans 3" w:hAnsi="Source Sans 3"/>
-                      <w:color w:val="060707"/>
-                      <w:spacing w:val="6"/>
-                      <w:sz w:val="21"/>
-                    </w:rPr>
-                    <w:t xml:space="preserve"> </w:t>
-                  </w:r>
-                  <w:r>
-                    <w:rPr>
-                      <w:rFonts w:ascii="Source Sans 3" w:hAnsi="Source Sans 3"/>
-                      <w:color w:val="060707"/>
-                      <w:spacing w:val="-4"/>
-                      <w:sz w:val="21"/>
-                    </w:rPr>
-                    <w:t>oh-nine</w:t>
-                  </w:r>
-                  <w:r>
-                    <w:rPr>
-                      <w:rFonts w:ascii="Source Sans 3" w:hAnsi="Source Sans 3"/>
-                      <w:color w:val="060707"/>
-                      <w:spacing w:val="-19"/>
-                      <w:sz w:val="21"/>
-                    </w:rPr>
-                    <w:t xml:space="preserve"> </w:t>
-                  </w:r>
-                  <w:r>
-                    <w:rPr>
-                      <w:rFonts w:ascii="Source Sans 3" w:hAnsi="Source Sans 3"/>
-                      <w:color w:val="060707"/>
-                      <w:spacing w:val="-4"/>
-                      <w:sz w:val="21"/>
-                    </w:rPr>
-                    <w:t>A-</w:t>
-                  </w:r>
-                  <w:r>
-                    <w:rPr>
-                      <w:rFonts w:ascii="Source Sans 3" w:hAnsi="Source Sans 3"/>
-                      <w:color w:val="060707"/>
-                      <w:spacing w:val="-10"/>
-                      <w:sz w:val="21"/>
-                    </w:rPr>
-                    <w:t>M</w:t>
-                  </w:r>
-                </w:p>
-                <w:p>
-                  <w:pPr>
-                    <w:spacing w:before="26"/>
-                    <w:ind w:left="195"/>
-                    <w:rPr>
-                      <w:b/>
-                      <w:bCs/>
-                      <w:spacing w:val="-2"/>
-                      <w:w w:val="105"/>
-                      <w:sz w:val="21"/>
-                      <w:szCs w:val="21"/>
-                    </w:rPr>
-                  </w:pPr>
-                  <w:r>
-                    <w:rPr>
-                      <w:rFonts w:ascii="Source Sans 3" w:hAnsi="Source Sans 3"/>
-                      <w:b/>
-                      <w:color w:val="08090A"/>
-                      <w:spacing w:val="-2"/>
-                      <w:sz w:val="21"/>
-                    </w:rPr>
-                    <w:t xml:space="preserve">C </w:t>
-                  </w:r>
-                  <w:r>
-                    <w:rPr>
-                      <w:rFonts w:ascii="Source Sans 3" w:hAnsi="Source Sans 3"/>
-                      <w:bCs/>
-                      <w:color w:val="08090A"/>
-                      <w:spacing w:val="-2"/>
-                      <w:sz w:val="21"/>
-                    </w:rPr>
-                    <w:t>nine in the morning</w:t>
-                  </w:r>
-                </w:p>
-              </w:tc>
-            </w:tr>
-          </w:tbl>
           <w:p>
             <w:pPr>
               <w:rPr>
@@ -31100,6 +29382,743 @@
                 <w:w w:val="105"/>
                 <w:sz w:val="21"/>
                 <w:szCs w:val="21"/>
+              </w:rPr>
+            </w:pPr>
+          </w:p>
+        </w:tc>
+      </w:tr>
+    </w:tbl>
+    <w:tbl>
+      <w:tblPr>
+        <w:tblStyle w:val="ColumnStackTable"/>
+        <w:tblW w:w="14390" w:type="dxa"/>
+        <w:tblLook w:val="04A0" w:firstRow="1" w:lastRow="0" w:firstColumn="1" w:lastColumn="0" w:noHBand="0" w:noVBand="1"/>
+      </w:tblPr>
+      <w:tblGrid>
+        <w:gridCol w:w="5098"/>
+        <w:gridCol w:w="4820"/>
+        <w:gridCol w:w="4472"/>
+      </w:tblGrid>
+      <w:tr>
+        <w:tc>
+          <w:tcPr>
+            <w:tcW w:w="5098" w:type="dxa"/>
+          </w:tcPr>
+          <w:p>
+            <w:pPr>
+              <w:tabs>
+                <w:tab w:val="left" w:pos="995"/>
+              </w:tabs>
+              <w:spacing w:before="74"/>
+              <w:rPr>
+                <w:rFonts w:ascii="Source Sans 3" w:hAnsi="Source Sans 3"/>
+                <w:color w:val="050606"/>
+                <w:spacing w:val="-2"/>
+                <w:w w:val="90"/>
+                <w:sz w:val="21"/>
+              </w:rPr>
+            </w:pPr>
+            <w:proofErr w:type="gramStart"/>
+            <w:r>
+              <w:rPr>
+                <w:rFonts w:ascii="Source Sans 3" w:hAnsi="Source Sans 3"/>
+                <w:b/>
+                <w:bCs/>
+                <w:color w:val="050606"/>
+                <w:w w:val="90"/>
+                <w:sz w:val="21"/>
+              </w:rPr>
+              <w:t>1</w:t>
+            </w:r>
+            <w:r>
+              <w:rPr>
+                <w:rFonts w:ascii="Source Sans 3" w:hAnsi="Source Sans 3"/>
+                <w:color w:val="050606"/>
+                <w:w w:val="90"/>
+                <w:sz w:val="21"/>
+              </w:rPr>
+              <w:t xml:space="preserve">  410266</w:t>
+            </w:r>
+            <w:proofErr w:type="gramEnd"/>
+            <w:r>
+              <w:rPr>
+                <w:rFonts w:ascii="Source Sans 3" w:hAnsi="Source Sans 3"/>
+                <w:color w:val="050606"/>
+                <w:spacing w:val="19"/>
+                <w:sz w:val="21"/>
+              </w:rPr>
+              <w:t xml:space="preserve"> </w:t>
+            </w:r>
+            <w:r>
+              <w:rPr>
+                <w:rFonts w:ascii="Source Sans 3" w:hAnsi="Source Sans 3"/>
+                <w:color w:val="050606"/>
+                <w:w w:val="90"/>
+                <w:sz w:val="21"/>
+              </w:rPr>
+              <w:t>(part</w:t>
+            </w:r>
+            <w:r>
+              <w:rPr>
+                <w:rFonts w:ascii="Source Sans 3" w:hAnsi="Source Sans 3"/>
+                <w:color w:val="050606"/>
+                <w:spacing w:val="5"/>
+                <w:sz w:val="21"/>
+              </w:rPr>
+              <w:t xml:space="preserve"> </w:t>
+            </w:r>
+            <w:r>
+              <w:rPr>
+                <w:rFonts w:ascii="Source Sans 3" w:hAnsi="Source Sans 3"/>
+                <w:color w:val="050606"/>
+                <w:w w:val="90"/>
+                <w:sz w:val="21"/>
+              </w:rPr>
+              <w:t>of</w:t>
+            </w:r>
+            <w:r>
+              <w:rPr>
+                <w:rFonts w:ascii="Source Sans 3" w:hAnsi="Source Sans 3"/>
+                <w:color w:val="050606"/>
+                <w:spacing w:val="-4"/>
+                <w:sz w:val="21"/>
+              </w:rPr>
+              <w:t xml:space="preserve"> </w:t>
+            </w:r>
+            <w:r>
+              <w:rPr>
+                <w:rFonts w:ascii="Source Sans 3" w:hAnsi="Source Sans 3"/>
+                <w:color w:val="050606"/>
+                <w:w w:val="90"/>
+                <w:sz w:val="21"/>
+              </w:rPr>
+              <w:t>a</w:t>
+            </w:r>
+            <w:r>
+              <w:rPr>
+                <w:rFonts w:ascii="Source Sans 3" w:hAnsi="Source Sans 3"/>
+                <w:color w:val="050606"/>
+                <w:spacing w:val="2"/>
+                <w:sz w:val="21"/>
+              </w:rPr>
+              <w:t xml:space="preserve"> </w:t>
+            </w:r>
+            <w:r>
+              <w:rPr>
+                <w:rFonts w:ascii="Source Sans 3" w:hAnsi="Source Sans 3"/>
+                <w:color w:val="050606"/>
+                <w:w w:val="90"/>
+                <w:sz w:val="21"/>
+              </w:rPr>
+              <w:t>telephone</w:t>
+            </w:r>
+            <w:r>
+              <w:rPr>
+                <w:rFonts w:ascii="Source Sans 3" w:hAnsi="Source Sans 3"/>
+                <w:color w:val="050606"/>
+                <w:spacing w:val="-3"/>
+                <w:sz w:val="21"/>
+              </w:rPr>
+              <w:t xml:space="preserve"> </w:t>
+            </w:r>
+            <w:r>
+              <w:rPr>
+                <w:rFonts w:ascii="Source Sans 3" w:hAnsi="Source Sans 3"/>
+                <w:color w:val="050606"/>
+                <w:spacing w:val="-2"/>
+                <w:w w:val="90"/>
+                <w:sz w:val="21"/>
+              </w:rPr>
+              <w:t>number)</w:t>
+            </w:r>
+          </w:p>
+          <w:p>
+            <w:pPr>
+              <w:tabs>
+                <w:tab w:val="left" w:pos="995"/>
+              </w:tabs>
+              <w:spacing w:before="74"/>
+              <w:rPr>
+                <w:rFonts w:ascii="Source Sans 3" w:hAnsi="Source Sans 3"/>
+                <w:color w:val="050606"/>
+                <w:sz w:val="21"/>
+              </w:rPr>
+            </w:pPr>
+            <w:r>
+              <w:rPr>
+                <w:rFonts w:ascii="Source Sans 3" w:hAnsi="Source Sans 3"/>
+                <w:color w:val="050606"/>
+                <w:spacing w:val="-2"/>
+                <w:w w:val="90"/>
+                <w:sz w:val="21"/>
+              </w:rPr>
+              <w:t xml:space="preserve"> </w:t>
+            </w:r>
+            <w:r>
+              <w:rPr>
+                <w:rStyle w:val="BlankWord1"/>
+              </w:rPr>
+              <w:t>B</w:t>
+            </w:r>
+          </w:p>
+          <w:p>
+            <w:pPr>
+              <w:spacing w:before="32"/>
+              <w:ind w:left="177"/>
+              <w:rPr>
+                <w:rFonts w:ascii="Source Sans 3" w:hAnsi="Source Sans 3"/>
+                <w:sz w:val="21"/>
+              </w:rPr>
+            </w:pPr>
+            <w:r>
+              <w:rPr>
+                <w:rFonts w:ascii="Source Sans 3" w:hAnsi="Source Sans 3"/>
+                <w:b/>
+                <w:bCs/>
+                <w:color w:val="08090A"/>
+                <w:spacing w:val="-2"/>
+                <w:sz w:val="21"/>
+              </w:rPr>
+              <w:t>A</w:t>
+            </w:r>
+            <w:r>
+              <w:rPr>
+                <w:rFonts w:ascii="Source Sans 3" w:hAnsi="Source Sans 3"/>
+                <w:color w:val="08090A"/>
+                <w:spacing w:val="34"/>
+                <w:sz w:val="21"/>
+              </w:rPr>
+              <w:t xml:space="preserve"> </w:t>
+            </w:r>
+            <w:r>
+              <w:rPr>
+                <w:rFonts w:ascii="Source Sans 3" w:hAnsi="Source Sans 3"/>
+                <w:color w:val="08090A"/>
+                <w:spacing w:val="-2"/>
+                <w:sz w:val="21"/>
+              </w:rPr>
+              <w:t>four, one, oh</w:t>
+            </w:r>
+            <w:r>
+              <w:rPr>
+                <w:rFonts w:ascii="Source Sans 3" w:hAnsi="Source Sans 3"/>
+                <w:color w:val="08090A"/>
+                <w:spacing w:val="-1"/>
+                <w:sz w:val="21"/>
+              </w:rPr>
+              <w:t xml:space="preserve"> </w:t>
+            </w:r>
+            <w:r>
+              <w:rPr>
+                <w:rFonts w:ascii="Source Sans 3" w:hAnsi="Source Sans 3"/>
+                <w:i/>
+                <w:color w:val="08090A"/>
+                <w:spacing w:val="-2"/>
+                <w:sz w:val="21"/>
+              </w:rPr>
+              <w:t>[pause]</w:t>
+            </w:r>
+            <w:r>
+              <w:rPr>
+                <w:rFonts w:ascii="Source Sans 3" w:hAnsi="Source Sans 3"/>
+                <w:i/>
+                <w:color w:val="08090A"/>
+                <w:spacing w:val="2"/>
+                <w:sz w:val="21"/>
+              </w:rPr>
+              <w:t xml:space="preserve"> </w:t>
+            </w:r>
+            <w:r>
+              <w:rPr>
+                <w:rFonts w:ascii="Source Sans 3" w:hAnsi="Source Sans 3"/>
+                <w:color w:val="08090A"/>
+                <w:spacing w:val="-2"/>
+                <w:sz w:val="21"/>
+              </w:rPr>
+              <w:t>two, double</w:t>
+            </w:r>
+            <w:r>
+              <w:rPr>
+                <w:rFonts w:ascii="Source Sans 3" w:hAnsi="Source Sans 3"/>
+                <w:color w:val="08090A"/>
+                <w:spacing w:val="-10"/>
+                <w:sz w:val="21"/>
+              </w:rPr>
+              <w:t xml:space="preserve"> </w:t>
+            </w:r>
+            <w:r>
+              <w:rPr>
+                <w:rFonts w:ascii="Source Sans 3" w:hAnsi="Source Sans 3"/>
+                <w:color w:val="08090A"/>
+                <w:spacing w:val="-5"/>
+                <w:sz w:val="21"/>
+              </w:rPr>
+              <w:t>six</w:t>
+            </w:r>
+          </w:p>
+          <w:p>
+            <w:pPr>
+              <w:spacing w:before="26"/>
+              <w:ind w:left="195"/>
+              <w:rPr>
+                <w:rFonts w:ascii="Source Sans 3" w:hAnsi="Source Sans 3"/>
+                <w:sz w:val="21"/>
+              </w:rPr>
+            </w:pPr>
+            <w:r>
+              <w:rPr>
+                <w:rFonts w:ascii="Source Sans 3" w:hAnsi="Source Sans 3"/>
+                <w:b/>
+                <w:color w:val="08090A"/>
+                <w:spacing w:val="-2"/>
+                <w:sz w:val="21"/>
+              </w:rPr>
+              <w:t>B</w:t>
+            </w:r>
+            <w:r>
+              <w:rPr>
+                <w:rFonts w:ascii="Source Sans 3" w:hAnsi="Source Sans 3"/>
+                <w:b/>
+                <w:color w:val="08090A"/>
+                <w:spacing w:val="18"/>
+                <w:sz w:val="21"/>
+              </w:rPr>
+              <w:t xml:space="preserve"> </w:t>
+            </w:r>
+            <w:r>
+              <w:rPr>
+                <w:rFonts w:ascii="Source Sans 3" w:hAnsi="Source Sans 3"/>
+                <w:color w:val="08090A"/>
+                <w:spacing w:val="-2"/>
+                <w:sz w:val="21"/>
+              </w:rPr>
+              <w:t xml:space="preserve">four, one, zero, two </w:t>
+            </w:r>
+            <w:r>
+              <w:rPr>
+                <w:rFonts w:ascii="Source Sans 3" w:hAnsi="Source Sans 3"/>
+                <w:i/>
+                <w:color w:val="08090A"/>
+                <w:spacing w:val="-2"/>
+                <w:sz w:val="21"/>
+              </w:rPr>
+              <w:t>[pause]</w:t>
+            </w:r>
+            <w:r>
+              <w:rPr>
+                <w:rFonts w:ascii="Source Sans 3" w:hAnsi="Source Sans 3"/>
+                <w:i/>
+                <w:color w:val="08090A"/>
+                <w:spacing w:val="4"/>
+                <w:sz w:val="21"/>
+              </w:rPr>
+              <w:t xml:space="preserve"> </w:t>
+            </w:r>
+            <w:r>
+              <w:rPr>
+                <w:rFonts w:ascii="Source Sans 3" w:hAnsi="Source Sans 3"/>
+                <w:color w:val="08090A"/>
+                <w:spacing w:val="-2"/>
+                <w:sz w:val="21"/>
+              </w:rPr>
+              <w:t>two</w:t>
+            </w:r>
+            <w:r>
+              <w:rPr>
+                <w:rFonts w:ascii="Source Sans 3" w:hAnsi="Source Sans 3"/>
+                <w:color w:val="08090A"/>
+                <w:spacing w:val="-12"/>
+                <w:sz w:val="21"/>
+              </w:rPr>
+              <w:t xml:space="preserve"> </w:t>
+            </w:r>
+            <w:r>
+              <w:rPr>
+                <w:rFonts w:ascii="Source Sans 3" w:hAnsi="Source Sans 3"/>
+                <w:color w:val="08090A"/>
+                <w:spacing w:val="-2"/>
+                <w:sz w:val="21"/>
+              </w:rPr>
+              <w:t>sixes</w:t>
+            </w:r>
+          </w:p>
+          <w:p>
+            <w:pPr>
+              <w:spacing w:before="26"/>
+              <w:ind w:left="195"/>
+              <w:rPr>
+                <w:b/>
+                <w:bCs/>
+                <w:spacing w:val="-2"/>
+                <w:w w:val="105"/>
+                <w:sz w:val="21"/>
+                <w:szCs w:val="21"/>
+              </w:rPr>
+            </w:pPr>
+            <w:r>
+              <w:rPr>
+                <w:rFonts w:ascii="Source Sans 3" w:hAnsi="Source Sans 3"/>
+                <w:b/>
+                <w:color w:val="08090A"/>
+                <w:spacing w:val="-2"/>
+                <w:sz w:val="21"/>
+              </w:rPr>
+              <w:t xml:space="preserve">C </w:t>
+            </w:r>
+            <w:r>
+              <w:rPr>
+                <w:rFonts w:ascii="Source Sans 3" w:hAnsi="Source Sans 3"/>
+                <w:bCs/>
+                <w:color w:val="08090A"/>
+                <w:spacing w:val="-2"/>
+                <w:sz w:val="21"/>
+              </w:rPr>
+              <w:t>four, one, zero, [pause] two, six, six</w:t>
+            </w:r>
+          </w:p>
+        </w:tc>
+        <w:tc>
+          <w:tcPr>
+            <w:tcW w:w="4820" w:type="dxa"/>
+          </w:tcPr>
+          <w:p>
+            <w:pPr>
+              <w:tabs>
+                <w:tab w:val="left" w:pos="1013"/>
+              </w:tabs>
+              <w:spacing w:before="57"/>
+              <w:rPr>
+                <w:rFonts w:ascii="Source Sans 3" w:hAnsi="Source Sans 3"/>
+                <w:color w:val="060807"/>
+                <w:spacing w:val="-2"/>
+                <w:sz w:val="21"/>
+              </w:rPr>
+            </w:pPr>
+            <w:proofErr w:type="gramStart"/>
+            <w:r>
+              <w:rPr>
+                <w:rFonts w:ascii="Source Sans 3" w:hAnsi="Source Sans 3"/>
+                <w:b/>
+                <w:bCs/>
+                <w:color w:val="060807"/>
+                <w:w w:val="90"/>
+                <w:sz w:val="21"/>
+              </w:rPr>
+              <w:t>6</w:t>
+            </w:r>
+            <w:r>
+              <w:rPr>
+                <w:rFonts w:ascii="Source Sans 3" w:hAnsi="Source Sans 3"/>
+                <w:color w:val="060807"/>
+                <w:w w:val="90"/>
+                <w:sz w:val="21"/>
+              </w:rPr>
+              <w:t xml:space="preserve">  £</w:t>
+            </w:r>
+            <w:proofErr w:type="gramEnd"/>
+            <w:r>
+              <w:rPr>
+                <w:rFonts w:ascii="Source Sans 3" w:hAnsi="Source Sans 3"/>
+                <w:color w:val="060807"/>
+                <w:w w:val="90"/>
+                <w:sz w:val="21"/>
+              </w:rPr>
+              <w:t>5.40</w:t>
+            </w:r>
+            <w:r>
+              <w:rPr>
+                <w:rFonts w:ascii="Source Sans 3" w:hAnsi="Source Sans 3"/>
+                <w:color w:val="060807"/>
+                <w:spacing w:val="2"/>
+                <w:sz w:val="21"/>
+              </w:rPr>
+              <w:t xml:space="preserve"> </w:t>
+            </w:r>
+            <w:r>
+              <w:rPr>
+                <w:rFonts w:ascii="Source Sans 3" w:hAnsi="Source Sans 3"/>
+                <w:color w:val="060807"/>
+                <w:spacing w:val="-2"/>
+                <w:sz w:val="21"/>
+              </w:rPr>
+              <w:t>(price)</w:t>
+            </w:r>
+          </w:p>
+          <w:p>
+            <w:pPr>
+              <w:tabs>
+                <w:tab w:val="left" w:pos="1013"/>
+              </w:tabs>
+              <w:spacing w:before="57"/>
+              <w:rPr>
+                <w:rFonts w:ascii="Source Sans 3" w:hAnsi="Source Sans 3"/>
+                <w:color w:val="060807"/>
+                <w:sz w:val="21"/>
+              </w:rPr>
+            </w:pPr>
+            <w:r>
+              <w:rPr>
+                <w:rFonts w:ascii="Source Sans 3" w:hAnsi="Source Sans 3"/>
+                <w:color w:val="060807"/>
+                <w:spacing w:val="-2"/>
+                <w:sz w:val="21"/>
+              </w:rPr>
+              <w:t xml:space="preserve"> </w:t>
+            </w:r>
+            <w:r>
+              <w:rPr>
+                <w:rStyle w:val="BlankWord1"/>
+              </w:rPr>
+              <w:t>C</w:t>
+            </w:r>
+          </w:p>
+          <w:p>
+            <w:pPr>
+              <w:spacing w:before="26"/>
+              <w:ind w:left="194"/>
+              <w:rPr>
+                <w:rFonts w:ascii="Source Sans 3" w:hAnsi="Source Sans 3"/>
+                <w:sz w:val="21"/>
+              </w:rPr>
+            </w:pPr>
+            <w:r>
+              <w:rPr>
+                <w:rFonts w:ascii="Source Sans 3" w:hAnsi="Source Sans 3"/>
+                <w:b/>
+                <w:bCs/>
+                <w:color w:val="070808"/>
+                <w:spacing w:val="-2"/>
+                <w:sz w:val="21"/>
+              </w:rPr>
+              <w:t>A</w:t>
+            </w:r>
+            <w:r>
+              <w:rPr>
+                <w:rFonts w:ascii="Source Sans 3" w:hAnsi="Source Sans 3"/>
+                <w:color w:val="070808"/>
+                <w:spacing w:val="7"/>
+                <w:sz w:val="21"/>
+              </w:rPr>
+              <w:t xml:space="preserve"> </w:t>
+            </w:r>
+            <w:r>
+              <w:rPr>
+                <w:rFonts w:ascii="Source Sans 3" w:hAnsi="Source Sans 3"/>
+                <w:color w:val="070808"/>
+                <w:spacing w:val="-2"/>
+                <w:sz w:val="21"/>
+              </w:rPr>
+              <w:t>five</w:t>
+            </w:r>
+            <w:r>
+              <w:rPr>
+                <w:rFonts w:ascii="Source Sans 3" w:hAnsi="Source Sans 3"/>
+                <w:color w:val="070808"/>
+                <w:spacing w:val="-13"/>
+                <w:sz w:val="21"/>
+              </w:rPr>
+              <w:t xml:space="preserve"> </w:t>
+            </w:r>
+            <w:r>
+              <w:rPr>
+                <w:rFonts w:ascii="Source Sans 3" w:hAnsi="Source Sans 3"/>
+                <w:color w:val="070808"/>
+                <w:spacing w:val="-2"/>
+                <w:sz w:val="21"/>
+              </w:rPr>
+              <w:t>pounds</w:t>
+            </w:r>
+            <w:r>
+              <w:rPr>
+                <w:rFonts w:ascii="Source Sans 3" w:hAnsi="Source Sans 3"/>
+                <w:color w:val="070808"/>
+                <w:spacing w:val="-10"/>
+                <w:sz w:val="21"/>
+              </w:rPr>
+              <w:t xml:space="preserve"> </w:t>
+            </w:r>
+            <w:r>
+              <w:rPr>
+                <w:rFonts w:ascii="Source Sans 3" w:hAnsi="Source Sans 3"/>
+                <w:color w:val="070808"/>
+                <w:spacing w:val="-2"/>
+                <w:sz w:val="21"/>
+              </w:rPr>
+              <w:t>forty</w:t>
+            </w:r>
+            <w:r>
+              <w:rPr>
+                <w:rFonts w:ascii="Source Sans 3" w:hAnsi="Source Sans 3"/>
+                <w:color w:val="070808"/>
+                <w:spacing w:val="-11"/>
+                <w:sz w:val="21"/>
+              </w:rPr>
+              <w:t xml:space="preserve"> </w:t>
+            </w:r>
+            <w:r>
+              <w:rPr>
+                <w:rFonts w:ascii="Source Sans 3" w:hAnsi="Source Sans 3"/>
+                <w:color w:val="070808"/>
+                <w:spacing w:val="-2"/>
+                <w:sz w:val="21"/>
+              </w:rPr>
+              <w:t>pence</w:t>
+            </w:r>
+          </w:p>
+          <w:p>
+            <w:pPr>
+              <w:spacing w:before="32"/>
+              <w:ind w:left="209"/>
+              <w:rPr>
+                <w:rFonts w:ascii="Source Sans 3" w:hAnsi="Source Sans 3"/>
+                <w:sz w:val="21"/>
+              </w:rPr>
+            </w:pPr>
+            <w:r>
+              <w:rPr>
+                <w:rFonts w:ascii="Source Sans 3" w:hAnsi="Source Sans 3"/>
+                <w:b/>
+                <w:color w:val="070808"/>
+                <w:spacing w:val="-2"/>
+                <w:sz w:val="21"/>
+              </w:rPr>
+              <w:t>B</w:t>
+            </w:r>
+            <w:r>
+              <w:rPr>
+                <w:rFonts w:ascii="Source Sans 3" w:hAnsi="Source Sans 3"/>
+                <w:b/>
+                <w:color w:val="070808"/>
+                <w:spacing w:val="15"/>
+                <w:sz w:val="21"/>
+              </w:rPr>
+              <w:t xml:space="preserve"> </w:t>
+            </w:r>
+            <w:r>
+              <w:rPr>
+                <w:rFonts w:ascii="Source Sans 3" w:hAnsi="Source Sans 3"/>
+                <w:color w:val="070808"/>
+                <w:spacing w:val="-2"/>
+                <w:sz w:val="21"/>
+              </w:rPr>
+              <w:t>five</w:t>
+            </w:r>
+            <w:r>
+              <w:rPr>
+                <w:rFonts w:ascii="Source Sans 3" w:hAnsi="Source Sans 3"/>
+                <w:color w:val="070808"/>
+                <w:spacing w:val="-10"/>
+                <w:sz w:val="21"/>
+              </w:rPr>
+              <w:t xml:space="preserve"> </w:t>
+            </w:r>
+            <w:r>
+              <w:rPr>
+                <w:rFonts w:ascii="Source Sans 3" w:hAnsi="Source Sans 3"/>
+                <w:color w:val="070808"/>
+                <w:spacing w:val="-2"/>
+                <w:sz w:val="21"/>
+              </w:rPr>
+              <w:t>forty</w:t>
+            </w:r>
+          </w:p>
+          <w:p>
+            <w:pPr>
+              <w:spacing w:before="26"/>
+              <w:ind w:left="195"/>
+              <w:rPr>
+                <w:b/>
+                <w:bCs/>
+                <w:spacing w:val="-2"/>
+                <w:w w:val="105"/>
+                <w:sz w:val="21"/>
+                <w:szCs w:val="21"/>
+              </w:rPr>
+            </w:pPr>
+            <w:r>
+              <w:rPr>
+                <w:rFonts w:ascii="Source Sans 3" w:hAnsi="Source Sans 3"/>
+                <w:b/>
+                <w:color w:val="090A0B"/>
+                <w:spacing w:val="-4"/>
+                <w:sz w:val="21"/>
+              </w:rPr>
+              <w:t>C</w:t>
+            </w:r>
+            <w:r>
+              <w:rPr>
+                <w:rFonts w:ascii="Source Sans 3" w:hAnsi="Source Sans 3"/>
+                <w:b/>
+                <w:color w:val="090A0B"/>
+                <w:spacing w:val="33"/>
+                <w:sz w:val="21"/>
+              </w:rPr>
+              <w:t xml:space="preserve"> </w:t>
+            </w:r>
+            <w:r>
+              <w:rPr>
+                <w:rFonts w:ascii="Source Sans 3" w:hAnsi="Source Sans 3"/>
+                <w:color w:val="090A0B"/>
+                <w:spacing w:val="-4"/>
+                <w:sz w:val="21"/>
+              </w:rPr>
+              <w:t>five</w:t>
+            </w:r>
+            <w:r>
+              <w:rPr>
+                <w:rFonts w:ascii="Source Sans 3" w:hAnsi="Source Sans 3"/>
+                <w:color w:val="090A0B"/>
+                <w:spacing w:val="-8"/>
+                <w:sz w:val="21"/>
+              </w:rPr>
+              <w:t xml:space="preserve"> </w:t>
+            </w:r>
+            <w:r>
+              <w:rPr>
+                <w:rFonts w:ascii="Source Sans 3" w:hAnsi="Source Sans 3"/>
+                <w:color w:val="090A0B"/>
+                <w:spacing w:val="-4"/>
+                <w:sz w:val="21"/>
+              </w:rPr>
+              <w:t>forty</w:t>
+            </w:r>
+            <w:r>
+              <w:rPr>
+                <w:rFonts w:ascii="Source Sans 3" w:hAnsi="Source Sans 3"/>
+                <w:color w:val="090A0B"/>
+                <w:spacing w:val="-11"/>
+                <w:sz w:val="21"/>
+              </w:rPr>
+              <w:t xml:space="preserve"> </w:t>
+            </w:r>
+            <w:r>
+              <w:rPr>
+                <w:rFonts w:ascii="Source Sans 3" w:hAnsi="Source Sans 3"/>
+                <w:color w:val="090A0B"/>
+                <w:spacing w:val="-4"/>
+                <w:sz w:val="21"/>
+              </w:rPr>
+              <w:t>pence</w:t>
+            </w:r>
+          </w:p>
+        </w:tc>
+        <w:tc>
+          <w:tcPr>
+            <w:tcW w:w="4472" w:type="dxa"/>
+          </w:tcPr>
+          <w:p>
+            <w:pPr>
+              <w:tabs>
+                <w:tab w:val="left" w:pos="1013"/>
+              </w:tabs>
+              <w:spacing w:before="57"/>
+              <w:rPr>
+                <w:rFonts w:ascii="Source Sans 3" w:hAnsi="Source Sans 3"/>
+                <w:b/>
+                <w:bCs/>
+                <w:color w:val="060807"/>
+                <w:w w:val="90"/>
+                <w:sz w:val="21"/>
               </w:rPr>
             </w:pPr>
           </w:p>
@@ -31108,38 +30127,1305 @@
       <w:tr>
         <w:tc>
           <w:tcPr>
-            <w:tcW w:w="530" w:type="dxa"/>
+            <w:tcW w:w="5098" w:type="dxa"/>
           </w:tcPr>
           <w:p>
             <w:pPr>
-              <w:jc w:val="center"/>
-              <w:rPr>
-                <w:rFonts w:ascii="Source Sans 3" w:hAnsi="Source Sans 3"/>
-                <w:b/>
-                <w:bCs/>
-                <w:bdr w:val="single" w:sz="12" w:space="0" w:color="CA0D8E"/>
-              </w:rPr>
-            </w:pPr>
+              <w:tabs>
+                <w:tab w:val="left" w:pos="1013"/>
+              </w:tabs>
+              <w:spacing w:before="91"/>
+              <w:rPr>
+                <w:rFonts w:ascii="Source Sans 3" w:hAnsi="Source Sans 3"/>
+                <w:color w:val="050607"/>
+                <w:spacing w:val="-6"/>
+                <w:sz w:val="21"/>
+              </w:rPr>
+            </w:pPr>
+            <w:r>
+              <w:rPr>
+                <w:rFonts w:ascii="Source Sans 3" w:hAnsi="Source Sans 3"/>
+                <w:b/>
+                <w:bCs/>
+                <w:color w:val="050607"/>
+                <w:spacing w:val="-6"/>
+                <w:sz w:val="21"/>
+              </w:rPr>
+              <w:t>2</w:t>
+            </w:r>
+            <w:r>
+              <w:rPr>
+                <w:rFonts w:ascii="Source Sans 3" w:hAnsi="Source Sans 3"/>
+                <w:color w:val="050607"/>
+                <w:spacing w:val="-6"/>
+                <w:sz w:val="21"/>
+              </w:rPr>
+              <w:t xml:space="preserve"> 18th</w:t>
+            </w:r>
+            <w:r>
+              <w:rPr>
+                <w:rFonts w:ascii="Source Sans 3" w:hAnsi="Source Sans 3"/>
+                <w:color w:val="050607"/>
+                <w:spacing w:val="-10"/>
+                <w:sz w:val="21"/>
+              </w:rPr>
+              <w:t xml:space="preserve"> </w:t>
+            </w:r>
+            <w:proofErr w:type="gramStart"/>
+            <w:r>
+              <w:rPr>
+                <w:rFonts w:ascii="Source Sans 3" w:hAnsi="Source Sans 3"/>
+                <w:color w:val="050607"/>
+                <w:spacing w:val="-6"/>
+                <w:sz w:val="21"/>
+              </w:rPr>
+              <w:t>century</w:t>
+            </w:r>
+            <w:proofErr w:type="gramEnd"/>
+            <w:r>
+              <w:rPr>
+                <w:rFonts w:ascii="Source Sans 3" w:hAnsi="Source Sans 3"/>
+                <w:color w:val="050607"/>
+                <w:spacing w:val="4"/>
+                <w:sz w:val="21"/>
+              </w:rPr>
+              <w:t xml:space="preserve"> </w:t>
+            </w:r>
+            <w:r>
+              <w:rPr>
+                <w:rFonts w:ascii="Source Sans 3" w:hAnsi="Source Sans 3"/>
+                <w:color w:val="050607"/>
+                <w:spacing w:val="-6"/>
+                <w:sz w:val="21"/>
+              </w:rPr>
+              <w:t>(period)</w:t>
+            </w:r>
+          </w:p>
+          <w:p>
+            <w:pPr>
+              <w:tabs>
+                <w:tab w:val="left" w:pos="1013"/>
+              </w:tabs>
+              <w:spacing w:before="91"/>
+              <w:rPr>
+                <w:rFonts w:ascii="Source Sans 3" w:hAnsi="Source Sans 3"/>
+                <w:color w:val="050607"/>
+                <w:sz w:val="21"/>
+              </w:rPr>
+            </w:pPr>
+            <w:r>
+              <w:rPr>
+                <w:rFonts w:ascii="Source Sans 3" w:hAnsi="Source Sans 3"/>
+                <w:color w:val="050607"/>
+                <w:spacing w:val="-6"/>
+                <w:sz w:val="21"/>
+              </w:rPr>
+              <w:t xml:space="preserve"> </w:t>
+            </w:r>
+            <w:r>
+              <w:rPr>
+                <w:rStyle w:val="BlankWord1"/>
+              </w:rPr>
+              <w:t>A, C</w:t>
+            </w:r>
+          </w:p>
+          <w:p>
+            <w:pPr>
+              <w:spacing w:before="28"/>
+              <w:ind w:left="187"/>
+              <w:rPr>
+                <w:rFonts w:ascii="Source Sans 3" w:hAnsi="Source Sans 3"/>
+                <w:sz w:val="21"/>
+              </w:rPr>
+            </w:pPr>
+            <w:proofErr w:type="gramStart"/>
+            <w:r>
+              <w:rPr>
+                <w:rFonts w:ascii="Source Sans 3" w:hAnsi="Source Sans 3"/>
+                <w:b/>
+                <w:bCs/>
+                <w:color w:val="050607"/>
+                <w:spacing w:val="-2"/>
+                <w:sz w:val="21"/>
+              </w:rPr>
+              <w:t>A</w:t>
+            </w:r>
+            <w:proofErr w:type="gramEnd"/>
+            <w:r>
+              <w:rPr>
+                <w:rFonts w:ascii="Source Sans 3" w:hAnsi="Source Sans 3"/>
+                <w:color w:val="050607"/>
+                <w:spacing w:val="15"/>
+                <w:sz w:val="21"/>
+              </w:rPr>
+              <w:t xml:space="preserve"> </w:t>
+            </w:r>
+            <w:r>
+              <w:rPr>
+                <w:rFonts w:ascii="Source Sans 3" w:hAnsi="Source Sans 3"/>
+                <w:color w:val="050607"/>
+                <w:spacing w:val="-2"/>
+                <w:sz w:val="21"/>
+              </w:rPr>
+              <w:t>eighteen</w:t>
+            </w:r>
+            <w:r>
+              <w:rPr>
+                <w:rFonts w:ascii="Source Sans 3" w:hAnsi="Source Sans 3"/>
+                <w:color w:val="050607"/>
+                <w:spacing w:val="-14"/>
+                <w:sz w:val="21"/>
+              </w:rPr>
+              <w:t xml:space="preserve"> </w:t>
+            </w:r>
+            <w:proofErr w:type="gramStart"/>
+            <w:r>
+              <w:rPr>
+                <w:rFonts w:ascii="Source Sans 3" w:hAnsi="Source Sans 3"/>
+                <w:color w:val="050607"/>
+                <w:spacing w:val="-2"/>
+                <w:sz w:val="21"/>
+              </w:rPr>
+              <w:t>century</w:t>
+            </w:r>
+            <w:proofErr w:type="gramEnd"/>
+          </w:p>
+          <w:p>
+            <w:pPr>
+              <w:spacing w:before="31"/>
+              <w:ind w:left="201"/>
+              <w:rPr>
+                <w:rFonts w:ascii="Source Sans 3" w:hAnsi="Source Sans 3"/>
+                <w:sz w:val="21"/>
+              </w:rPr>
+            </w:pPr>
+            <w:r>
+              <w:rPr>
+                <w:rFonts w:ascii="Source Sans 3" w:hAnsi="Source Sans 3"/>
+                <w:b/>
+                <w:color w:val="050707"/>
+                <w:spacing w:val="-4"/>
+                <w:sz w:val="21"/>
+              </w:rPr>
+              <w:t>B</w:t>
+            </w:r>
+            <w:r>
+              <w:rPr>
+                <w:rFonts w:ascii="Source Sans 3" w:hAnsi="Source Sans 3"/>
+                <w:b/>
+                <w:color w:val="050707"/>
+                <w:spacing w:val="24"/>
+                <w:sz w:val="21"/>
+              </w:rPr>
+              <w:t xml:space="preserve"> </w:t>
+            </w:r>
+            <w:r>
+              <w:rPr>
+                <w:rFonts w:ascii="Source Sans 3" w:hAnsi="Source Sans 3"/>
+                <w:color w:val="050707"/>
+                <w:spacing w:val="-4"/>
+                <w:sz w:val="21"/>
+              </w:rPr>
+              <w:t>the</w:t>
+            </w:r>
+            <w:r>
+              <w:rPr>
+                <w:rFonts w:ascii="Source Sans 3" w:hAnsi="Source Sans 3"/>
+                <w:color w:val="050707"/>
+                <w:spacing w:val="-12"/>
+                <w:sz w:val="21"/>
+              </w:rPr>
+              <w:t xml:space="preserve"> </w:t>
+            </w:r>
+            <w:r>
+              <w:rPr>
+                <w:rFonts w:ascii="Source Sans 3" w:hAnsi="Source Sans 3"/>
+                <w:color w:val="050707"/>
+                <w:spacing w:val="-4"/>
+                <w:sz w:val="21"/>
+              </w:rPr>
+              <w:t>eighteenth</w:t>
+            </w:r>
+            <w:r>
+              <w:rPr>
+                <w:rFonts w:ascii="Source Sans 3" w:hAnsi="Source Sans 3"/>
+                <w:color w:val="050707"/>
+                <w:spacing w:val="-11"/>
+                <w:sz w:val="21"/>
+              </w:rPr>
+              <w:t xml:space="preserve"> </w:t>
+            </w:r>
+            <w:r>
+              <w:rPr>
+                <w:rFonts w:ascii="Source Sans 3" w:hAnsi="Source Sans 3"/>
+                <w:color w:val="050707"/>
+                <w:spacing w:val="-4"/>
+                <w:sz w:val="21"/>
+              </w:rPr>
+              <w:t>century</w:t>
+            </w:r>
+          </w:p>
+          <w:p>
+            <w:pPr>
+              <w:spacing w:before="26"/>
+              <w:ind w:left="195"/>
+              <w:rPr>
+                <w:b/>
+                <w:bCs/>
+                <w:spacing w:val="-2"/>
+                <w:w w:val="105"/>
+                <w:sz w:val="21"/>
+                <w:szCs w:val="21"/>
+              </w:rPr>
+            </w:pPr>
+            <w:r>
+              <w:rPr>
+                <w:rFonts w:ascii="Source Sans 3" w:hAnsi="Source Sans 3"/>
+                <w:b/>
+                <w:color w:val="08090A"/>
+                <w:spacing w:val="-2"/>
+                <w:sz w:val="21"/>
+              </w:rPr>
+              <w:t xml:space="preserve">C </w:t>
+            </w:r>
+            <w:r>
+              <w:rPr>
+                <w:rFonts w:ascii="Source Sans 3" w:hAnsi="Source Sans 3"/>
+                <w:bCs/>
+                <w:color w:val="08090A"/>
+                <w:spacing w:val="-2"/>
+                <w:sz w:val="21"/>
+              </w:rPr>
+              <w:t>century eighteen</w:t>
+            </w:r>
           </w:p>
         </w:tc>
         <w:tc>
           <w:tcPr>
-            <w:tcW w:w="6962" w:type="dxa"/>
+            <w:tcW w:w="4820" w:type="dxa"/>
           </w:tcPr>
           <w:p>
             <w:pPr>
-              <w:spacing w:before="30"/>
-              <w:ind w:left="202"/>
-              <w:rPr>
-                <w:rFonts w:ascii="Source Sans 3" w:hAnsi="Source Sans 3"/>
-                <w:sz w:val="21"/>
-              </w:rPr>
-            </w:pPr>
+              <w:tabs>
+                <w:tab w:val="left" w:pos="1016"/>
+              </w:tabs>
+              <w:spacing w:before="84"/>
+            </w:pPr>
+            <w:r>
+              <w:rPr>
+                <w:rFonts w:ascii="Source Sans 3" w:hAnsi="Source Sans 3"/>
+                <w:b/>
+                <w:bCs/>
+              </w:rPr>
+              <w:t>7</w:t>
+            </w:r>
+            <w:r>
+              <w:rPr>
+                <w:rFonts w:ascii="Source Sans 3" w:hAnsi="Source Sans 3"/>
+              </w:rPr>
+              <w:t xml:space="preserve"> </w:t>
+            </w:r>
+            <w:hyperlink r:id="rId22">
+              <w:r>
+                <w:rPr>
+                  <w:rFonts w:ascii="Source Sans 3" w:hAnsi="Source Sans 3"/>
+                  <w:color w:val="070809"/>
+                  <w:spacing w:val="-2"/>
+                  <w:sz w:val="21"/>
+                </w:rPr>
+                <w:t>museuminfo@history.org</w:t>
+              </w:r>
+            </w:hyperlink>
+          </w:p>
+          <w:p>
+            <w:pPr>
+              <w:tabs>
+                <w:tab w:val="left" w:pos="1016"/>
+              </w:tabs>
+              <w:spacing w:before="84"/>
+              <w:rPr>
+                <w:rFonts w:ascii="Source Sans 3" w:hAnsi="Source Sans 3"/>
+                <w:color w:val="070809"/>
+                <w:sz w:val="21"/>
+              </w:rPr>
+            </w:pPr>
+            <w:r>
+              <w:rPr>
+                <w:rFonts w:ascii="Source Sans 3" w:hAnsi="Source Sans 3"/>
+              </w:rPr>
+              <w:t xml:space="preserve"> </w:t>
+            </w:r>
+            <w:r>
+              <w:rPr>
+                <w:rStyle w:val="BlankWord1"/>
+              </w:rPr>
+              <w:t>A, B</w:t>
+            </w:r>
+          </w:p>
+          <w:p>
+            <w:pPr>
+              <w:spacing w:before="29" w:line="244" w:lineRule="auto"/>
+              <w:ind w:left="386" w:right="1758" w:hanging="199"/>
+              <w:rPr>
+                <w:rFonts w:ascii="Source Sans 3" w:hAnsi="Source Sans 3"/>
+                <w:sz w:val="21"/>
+              </w:rPr>
+            </w:pPr>
+            <w:r>
+              <w:rPr>
+                <w:rFonts w:ascii="Source Sans 3" w:hAnsi="Source Sans 3"/>
+                <w:b/>
+                <w:color w:val="08090A"/>
+                <w:spacing w:val="-4"/>
+                <w:sz w:val="21"/>
+              </w:rPr>
+              <w:t>A</w:t>
+            </w:r>
+            <w:r>
+              <w:rPr>
+                <w:rFonts w:ascii="Source Sans 3" w:hAnsi="Source Sans 3"/>
+                <w:b/>
+                <w:color w:val="08090A"/>
+                <w:spacing w:val="5"/>
+                <w:sz w:val="21"/>
+              </w:rPr>
+              <w:t xml:space="preserve"> </w:t>
+            </w:r>
+            <w:proofErr w:type="spellStart"/>
+            <w:r>
+              <w:rPr>
+                <w:rFonts w:ascii="Source Sans 3" w:hAnsi="Source Sans 3"/>
+                <w:color w:val="08090A"/>
+                <w:spacing w:val="-4"/>
+                <w:sz w:val="21"/>
+              </w:rPr>
+              <w:t>museuminfo</w:t>
+            </w:r>
+            <w:proofErr w:type="spellEnd"/>
+            <w:r>
+              <w:rPr>
+                <w:rFonts w:ascii="Source Sans 3" w:hAnsi="Source Sans 3"/>
+                <w:color w:val="08090A"/>
+                <w:spacing w:val="-8"/>
+                <w:sz w:val="21"/>
+              </w:rPr>
+              <w:t xml:space="preserve"> </w:t>
+            </w:r>
+            <w:r>
+              <w:rPr>
+                <w:rFonts w:ascii="Source Sans 3" w:hAnsi="Source Sans 3"/>
+                <w:color w:val="08090A"/>
+                <w:spacing w:val="-4"/>
+                <w:sz w:val="21"/>
+              </w:rPr>
+              <w:t>(one</w:t>
+            </w:r>
+            <w:r>
+              <w:rPr>
+                <w:rFonts w:ascii="Source Sans 3" w:hAnsi="Source Sans 3"/>
+                <w:color w:val="08090A"/>
+                <w:spacing w:val="-15"/>
+                <w:sz w:val="21"/>
+              </w:rPr>
+              <w:t xml:space="preserve"> </w:t>
+            </w:r>
+            <w:r>
+              <w:rPr>
+                <w:rFonts w:ascii="Source Sans 3" w:hAnsi="Source Sans 3"/>
+                <w:color w:val="08090A"/>
+                <w:spacing w:val="-4"/>
+                <w:sz w:val="21"/>
+              </w:rPr>
+              <w:t>word)</w:t>
+            </w:r>
+            <w:r>
+              <w:rPr>
+                <w:rFonts w:ascii="Source Sans 3" w:hAnsi="Source Sans 3"/>
+                <w:color w:val="08090A"/>
+                <w:spacing w:val="-8"/>
+                <w:sz w:val="21"/>
+              </w:rPr>
+              <w:t xml:space="preserve"> </w:t>
+            </w:r>
+            <w:r>
+              <w:rPr>
+                <w:rFonts w:ascii="Source Sans 3" w:hAnsi="Source Sans 3"/>
+                <w:color w:val="08090A"/>
+                <w:spacing w:val="-4"/>
+                <w:sz w:val="21"/>
+              </w:rPr>
+              <w:t xml:space="preserve">at </w:t>
+            </w:r>
+            <w:r>
+              <w:rPr>
+                <w:rFonts w:ascii="Source Sans 3" w:hAnsi="Source Sans 3"/>
+                <w:color w:val="08090A"/>
+                <w:sz w:val="21"/>
+              </w:rPr>
+              <w:t>history point org</w:t>
+            </w:r>
+          </w:p>
+          <w:p>
+            <w:pPr>
+              <w:spacing w:before="24" w:line="242" w:lineRule="auto"/>
+              <w:ind w:left="389" w:right="1768" w:hanging="184"/>
+              <w:rPr>
+                <w:rFonts w:ascii="Source Sans 3" w:hAnsi="Source Sans 3"/>
+                <w:sz w:val="21"/>
+              </w:rPr>
+            </w:pPr>
+            <w:r>
+              <w:rPr>
+                <w:rFonts w:ascii="Source Sans 3" w:hAnsi="Source Sans 3"/>
+                <w:b/>
+                <w:color w:val="090A0B"/>
+                <w:spacing w:val="-6"/>
+                <w:sz w:val="21"/>
+              </w:rPr>
+              <w:t>B</w:t>
+            </w:r>
+            <w:r>
+              <w:rPr>
+                <w:rFonts w:ascii="Source Sans 3" w:hAnsi="Source Sans 3"/>
+                <w:b/>
+                <w:color w:val="090A0B"/>
+                <w:spacing w:val="10"/>
+                <w:sz w:val="21"/>
+              </w:rPr>
+              <w:t xml:space="preserve"> </w:t>
+            </w:r>
+            <w:proofErr w:type="spellStart"/>
+            <w:r>
+              <w:rPr>
+                <w:rFonts w:ascii="Source Sans 3" w:hAnsi="Source Sans 3"/>
+                <w:color w:val="090A0B"/>
+                <w:spacing w:val="-6"/>
+                <w:sz w:val="21"/>
+              </w:rPr>
+              <w:t>museuminfo</w:t>
+            </w:r>
+            <w:proofErr w:type="spellEnd"/>
+            <w:r>
+              <w:rPr>
+                <w:rFonts w:ascii="Source Sans 3" w:hAnsi="Source Sans 3"/>
+                <w:color w:val="090A0B"/>
+                <w:spacing w:val="-6"/>
+                <w:sz w:val="21"/>
+              </w:rPr>
+              <w:t xml:space="preserve"> (one</w:t>
+            </w:r>
+            <w:r>
+              <w:rPr>
+                <w:rFonts w:ascii="Source Sans 3" w:hAnsi="Source Sans 3"/>
+                <w:color w:val="090A0B"/>
+                <w:spacing w:val="-19"/>
+                <w:sz w:val="21"/>
+              </w:rPr>
+              <w:t xml:space="preserve"> </w:t>
+            </w:r>
+            <w:r>
+              <w:rPr>
+                <w:rFonts w:ascii="Source Sans 3" w:hAnsi="Source Sans 3"/>
+                <w:color w:val="090A0B"/>
+                <w:spacing w:val="-6"/>
+                <w:sz w:val="21"/>
+              </w:rPr>
+              <w:t xml:space="preserve">word) at </w:t>
+            </w:r>
+            <w:r>
+              <w:rPr>
+                <w:rFonts w:ascii="Source Sans 3" w:hAnsi="Source Sans 3"/>
+                <w:color w:val="090A0B"/>
+                <w:sz w:val="21"/>
+              </w:rPr>
+              <w:t>history full stop org</w:t>
+            </w:r>
+          </w:p>
+          <w:p>
+            <w:pPr>
+              <w:ind w:left="205"/>
+              <w:rPr>
+                <w:b/>
+                <w:bCs/>
+                <w:spacing w:val="-2"/>
+                <w:w w:val="105"/>
+                <w:sz w:val="21"/>
+                <w:szCs w:val="21"/>
+              </w:rPr>
+            </w:pPr>
+            <w:r>
+              <w:rPr>
+                <w:rFonts w:ascii="Source Sans 3" w:hAnsi="Source Sans 3"/>
+                <w:b/>
+                <w:color w:val="08090A"/>
+                <w:spacing w:val="-2"/>
+                <w:sz w:val="21"/>
+              </w:rPr>
+              <w:t xml:space="preserve">C </w:t>
+            </w:r>
+            <w:proofErr w:type="spellStart"/>
+            <w:r>
+              <w:rPr>
+                <w:rFonts w:ascii="Source Sans 3" w:hAnsi="Source Sans 3"/>
+                <w:bCs/>
+                <w:color w:val="08090A"/>
+                <w:spacing w:val="-2"/>
+                <w:sz w:val="21"/>
+              </w:rPr>
+              <w:t>museuminfo</w:t>
+            </w:r>
+            <w:proofErr w:type="spellEnd"/>
+            <w:r>
+              <w:rPr>
+                <w:rFonts w:ascii="Source Sans 3" w:hAnsi="Source Sans 3"/>
+                <w:bCs/>
+                <w:color w:val="08090A"/>
+                <w:spacing w:val="-2"/>
+                <w:sz w:val="21"/>
+              </w:rPr>
+              <w:t xml:space="preserve"> (one word) at history dot org</w:t>
+            </w:r>
           </w:p>
         </w:tc>
         <w:tc>
           <w:tcPr>
-            <w:tcW w:w="6962" w:type="dxa"/>
+            <w:tcW w:w="4472" w:type="dxa"/>
+          </w:tcPr>
+          <w:p>
+            <w:pPr>
+              <w:tabs>
+                <w:tab w:val="left" w:pos="1016"/>
+              </w:tabs>
+              <w:spacing w:before="84"/>
+              <w:rPr>
+                <w:rFonts w:ascii="Source Sans 3" w:hAnsi="Source Sans 3"/>
+                <w:b/>
+                <w:bCs/>
+              </w:rPr>
+            </w:pPr>
+          </w:p>
+        </w:tc>
+      </w:tr>
+      <w:tr>
+        <w:tc>
+          <w:tcPr>
+            <w:tcW w:w="5098" w:type="dxa"/>
+          </w:tcPr>
+          <w:p>
+            <w:pPr>
+              <w:tabs>
+                <w:tab w:val="left" w:pos="1006"/>
+              </w:tabs>
+              <w:spacing w:before="86"/>
+              <w:rPr>
+                <w:rFonts w:ascii="Source Sans 3" w:hAnsi="Source Sans 3"/>
+                <w:color w:val="060708"/>
+                <w:spacing w:val="-2"/>
+                <w:sz w:val="21"/>
+              </w:rPr>
+            </w:pPr>
+            <w:r>
+              <w:rPr>
+                <w:rFonts w:ascii="Source Sans 3" w:hAnsi="Source Sans 3"/>
+                <w:b/>
+                <w:bCs/>
+                <w:color w:val="060708"/>
+                <w:w w:val="90"/>
+                <w:sz w:val="21"/>
+              </w:rPr>
+              <w:t>3</w:t>
+            </w:r>
+            <w:r>
+              <w:rPr>
+                <w:rFonts w:ascii="Source Sans 3" w:hAnsi="Source Sans 3"/>
+                <w:color w:val="060708"/>
+                <w:w w:val="90"/>
+                <w:sz w:val="21"/>
+              </w:rPr>
+              <w:t xml:space="preserve"> 2012</w:t>
+            </w:r>
+            <w:r>
+              <w:rPr>
+                <w:rFonts w:ascii="Source Sans 3" w:hAnsi="Source Sans 3"/>
+                <w:color w:val="060708"/>
+                <w:spacing w:val="8"/>
+                <w:sz w:val="21"/>
+              </w:rPr>
+              <w:t xml:space="preserve"> </w:t>
+            </w:r>
+            <w:r>
+              <w:rPr>
+                <w:rFonts w:ascii="Source Sans 3" w:hAnsi="Source Sans 3"/>
+                <w:color w:val="060708"/>
+                <w:spacing w:val="-2"/>
+                <w:sz w:val="21"/>
+              </w:rPr>
+              <w:t>(year)</w:t>
+            </w:r>
+          </w:p>
+          <w:p>
+            <w:pPr>
+              <w:tabs>
+                <w:tab w:val="left" w:pos="1006"/>
+              </w:tabs>
+              <w:spacing w:before="86"/>
+              <w:rPr>
+                <w:rFonts w:ascii="Source Sans 3" w:hAnsi="Source Sans 3"/>
+                <w:color w:val="060708"/>
+                <w:sz w:val="21"/>
+              </w:rPr>
+            </w:pPr>
+            <w:r>
+              <w:rPr>
+                <w:rFonts w:ascii="Source Sans 3" w:hAnsi="Source Sans 3"/>
+                <w:color w:val="060708"/>
+                <w:spacing w:val="-2"/>
+                <w:sz w:val="21"/>
+              </w:rPr>
+              <w:t xml:space="preserve"> </w:t>
+            </w:r>
+            <w:r>
+              <w:rPr>
+                <w:rStyle w:val="BlankWord1"/>
+              </w:rPr>
+              <w:t>A</w:t>
+            </w:r>
+          </w:p>
+          <w:p>
+            <w:pPr>
+              <w:spacing w:before="26"/>
+              <w:ind w:left="195"/>
+              <w:rPr>
+                <w:rFonts w:ascii="Source Sans 3" w:hAnsi="Source Sans 3"/>
+                <w:sz w:val="21"/>
+              </w:rPr>
+            </w:pPr>
+            <w:r>
+              <w:rPr>
+                <w:rFonts w:ascii="Source Sans 3" w:hAnsi="Source Sans 3"/>
+                <w:b/>
+                <w:color w:val="070808"/>
+                <w:spacing w:val="-2"/>
+                <w:sz w:val="21"/>
+              </w:rPr>
+              <w:t>A</w:t>
+            </w:r>
+            <w:r>
+              <w:rPr>
+                <w:rFonts w:ascii="Source Sans 3" w:hAnsi="Source Sans 3"/>
+                <w:b/>
+                <w:color w:val="070808"/>
+                <w:spacing w:val="8"/>
+                <w:sz w:val="21"/>
+              </w:rPr>
+              <w:t xml:space="preserve"> </w:t>
+            </w:r>
+            <w:r>
+              <w:rPr>
+                <w:rFonts w:ascii="Source Sans 3" w:hAnsi="Source Sans 3"/>
+                <w:color w:val="070808"/>
+                <w:spacing w:val="-2"/>
+                <w:sz w:val="21"/>
+              </w:rPr>
+              <w:t>two</w:t>
+            </w:r>
+            <w:r>
+              <w:rPr>
+                <w:rFonts w:ascii="Source Sans 3" w:hAnsi="Source Sans 3"/>
+                <w:color w:val="070808"/>
+                <w:spacing w:val="-10"/>
+                <w:sz w:val="21"/>
+              </w:rPr>
+              <w:t xml:space="preserve"> </w:t>
+            </w:r>
+            <w:r>
+              <w:rPr>
+                <w:rFonts w:ascii="Source Sans 3" w:hAnsi="Source Sans 3"/>
+                <w:color w:val="070808"/>
+                <w:spacing w:val="-2"/>
+                <w:sz w:val="21"/>
+              </w:rPr>
+              <w:t>zero</w:t>
+            </w:r>
+            <w:r>
+              <w:rPr>
+                <w:rFonts w:ascii="Source Sans 3" w:hAnsi="Source Sans 3"/>
+                <w:color w:val="070808"/>
+                <w:spacing w:val="-10"/>
+                <w:sz w:val="21"/>
+              </w:rPr>
+              <w:t xml:space="preserve"> </w:t>
+            </w:r>
+            <w:r>
+              <w:rPr>
+                <w:rFonts w:ascii="Source Sans 3" w:hAnsi="Source Sans 3"/>
+                <w:color w:val="070808"/>
+                <w:spacing w:val="-2"/>
+                <w:sz w:val="21"/>
+              </w:rPr>
+              <w:t>twelve</w:t>
+            </w:r>
+          </w:p>
+          <w:p>
+            <w:pPr>
+              <w:spacing w:before="27"/>
+              <w:ind w:left="209"/>
+              <w:rPr>
+                <w:rFonts w:ascii="Source Sans 3" w:hAnsi="Source Sans 3"/>
+                <w:color w:val="050607"/>
+                <w:spacing w:val="-2"/>
+                <w:sz w:val="21"/>
+              </w:rPr>
+            </w:pPr>
+            <w:r>
+              <w:rPr>
+                <w:rFonts w:ascii="Source Sans 3" w:hAnsi="Source Sans 3"/>
+                <w:b/>
+                <w:color w:val="050607"/>
+                <w:spacing w:val="-2"/>
+                <w:sz w:val="21"/>
+              </w:rPr>
+              <w:t>B</w:t>
+            </w:r>
+            <w:r>
+              <w:rPr>
+                <w:rFonts w:ascii="Source Sans 3" w:hAnsi="Source Sans 3"/>
+                <w:b/>
+                <w:color w:val="050607"/>
+                <w:spacing w:val="13"/>
+                <w:sz w:val="21"/>
+              </w:rPr>
+              <w:t xml:space="preserve"> </w:t>
+            </w:r>
+            <w:r>
+              <w:rPr>
+                <w:rFonts w:ascii="Source Sans 3" w:hAnsi="Source Sans 3"/>
+                <w:color w:val="050607"/>
+                <w:spacing w:val="-2"/>
+                <w:sz w:val="21"/>
+              </w:rPr>
+              <w:t>two</w:t>
+            </w:r>
+            <w:r>
+              <w:rPr>
+                <w:rFonts w:ascii="Source Sans 3" w:hAnsi="Source Sans 3"/>
+                <w:color w:val="050607"/>
+                <w:spacing w:val="-9"/>
+                <w:sz w:val="21"/>
+              </w:rPr>
+              <w:t xml:space="preserve"> </w:t>
+            </w:r>
+            <w:r>
+              <w:rPr>
+                <w:rFonts w:ascii="Source Sans 3" w:hAnsi="Source Sans 3"/>
+                <w:color w:val="050607"/>
+                <w:spacing w:val="-2"/>
+                <w:sz w:val="21"/>
+              </w:rPr>
+              <w:t>thousand</w:t>
+            </w:r>
+            <w:r>
+              <w:rPr>
+                <w:rFonts w:ascii="Source Sans 3" w:hAnsi="Source Sans 3"/>
+                <w:color w:val="050607"/>
+                <w:spacing w:val="-11"/>
+                <w:sz w:val="21"/>
+              </w:rPr>
+              <w:t xml:space="preserve"> </w:t>
+            </w:r>
+            <w:r>
+              <w:rPr>
+                <w:rFonts w:ascii="Source Sans 3" w:hAnsi="Source Sans 3"/>
+                <w:color w:val="050607"/>
+                <w:spacing w:val="-2"/>
+                <w:sz w:val="21"/>
+              </w:rPr>
+              <w:t>and</w:t>
+            </w:r>
+            <w:r>
+              <w:rPr>
+                <w:rFonts w:ascii="Source Sans 3" w:hAnsi="Source Sans 3"/>
+                <w:color w:val="050607"/>
+                <w:spacing w:val="-10"/>
+                <w:sz w:val="21"/>
+              </w:rPr>
+              <w:t xml:space="preserve"> </w:t>
+            </w:r>
+            <w:r>
+              <w:rPr>
+                <w:rFonts w:ascii="Source Sans 3" w:hAnsi="Source Sans 3"/>
+                <w:color w:val="050607"/>
+                <w:spacing w:val="-2"/>
+                <w:sz w:val="21"/>
+              </w:rPr>
+              <w:t>twelve</w:t>
+            </w:r>
+          </w:p>
+          <w:p>
+            <w:pPr>
+              <w:spacing w:before="26"/>
+              <w:ind w:left="195"/>
+              <w:rPr>
+                <w:b/>
+                <w:bCs/>
+                <w:spacing w:val="-2"/>
+                <w:w w:val="105"/>
+                <w:sz w:val="21"/>
+                <w:szCs w:val="21"/>
+              </w:rPr>
+            </w:pPr>
+            <w:r>
+              <w:rPr>
+                <w:rFonts w:ascii="Source Sans 3" w:hAnsi="Source Sans 3"/>
+                <w:b/>
+                <w:color w:val="08090A"/>
+                <w:spacing w:val="-2"/>
+                <w:sz w:val="21"/>
+              </w:rPr>
+              <w:t xml:space="preserve">C </w:t>
+            </w:r>
+            <w:r>
+              <w:rPr>
+                <w:rFonts w:ascii="Source Sans 3" w:hAnsi="Source Sans 3"/>
+                <w:bCs/>
+                <w:color w:val="08090A"/>
+                <w:spacing w:val="-2"/>
+                <w:sz w:val="21"/>
+              </w:rPr>
+              <w:t>twenty twelve</w:t>
+            </w:r>
+          </w:p>
+        </w:tc>
+        <w:tc>
+          <w:tcPr>
+            <w:tcW w:w="4820" w:type="dxa"/>
+          </w:tcPr>
+          <w:p>
+            <w:pPr>
+              <w:tabs>
+                <w:tab w:val="left" w:pos="1035"/>
+              </w:tabs>
+              <w:spacing w:before="86"/>
+              <w:rPr>
+                <w:rFonts w:ascii="Source Sans 3" w:hAnsi="Source Sans 3"/>
+                <w:color w:val="050607"/>
+                <w:spacing w:val="-2"/>
+                <w:sz w:val="21"/>
+              </w:rPr>
+            </w:pPr>
+            <w:r>
+              <w:rPr>
+                <w:rFonts w:ascii="Source Sans 3" w:hAnsi="Source Sans 3"/>
+                <w:b/>
+                <w:bCs/>
+                <w:color w:val="050607"/>
+                <w:spacing w:val="-2"/>
+                <w:sz w:val="21"/>
+              </w:rPr>
+              <w:t>8</w:t>
+            </w:r>
+            <w:r>
+              <w:rPr>
+                <w:rFonts w:ascii="Source Sans 3" w:hAnsi="Source Sans 3"/>
+                <w:color w:val="050607"/>
+                <w:spacing w:val="-2"/>
+                <w:sz w:val="21"/>
+              </w:rPr>
+              <w:t xml:space="preserve"> 09.00</w:t>
+            </w:r>
+          </w:p>
+          <w:p>
+            <w:pPr>
+              <w:tabs>
+                <w:tab w:val="left" w:pos="1035"/>
+              </w:tabs>
+              <w:spacing w:before="86"/>
+              <w:rPr>
+                <w:rFonts w:ascii="Source Sans 3" w:hAnsi="Source Sans 3"/>
+                <w:color w:val="050607"/>
+                <w:sz w:val="21"/>
+              </w:rPr>
+            </w:pPr>
+            <w:r>
+              <w:rPr>
+                <w:rFonts w:ascii="Source Sans 3" w:hAnsi="Source Sans 3"/>
+                <w:color w:val="050607"/>
+                <w:spacing w:val="-2"/>
+                <w:sz w:val="21"/>
+              </w:rPr>
+              <w:t xml:space="preserve"> </w:t>
+            </w:r>
+            <w:r>
+              <w:rPr>
+                <w:rStyle w:val="BlankWord1"/>
+              </w:rPr>
+              <w:t>B</w:t>
+            </w:r>
+          </w:p>
+          <w:p>
+            <w:pPr>
+              <w:spacing w:before="24"/>
+              <w:ind w:left="190"/>
+              <w:rPr>
+                <w:rFonts w:ascii="Source Sans 3" w:hAnsi="Source Sans 3"/>
+                <w:sz w:val="21"/>
+              </w:rPr>
+            </w:pPr>
+            <w:r>
+              <w:rPr>
+                <w:rFonts w:ascii="Source Sans 3" w:hAnsi="Source Sans 3"/>
+                <w:b/>
+                <w:color w:val="080809"/>
+                <w:w w:val="90"/>
+                <w:sz w:val="21"/>
+              </w:rPr>
+              <w:t>A</w:t>
+            </w:r>
+            <w:r>
+              <w:rPr>
+                <w:rFonts w:ascii="Source Sans 3" w:hAnsi="Source Sans 3"/>
+                <w:b/>
+                <w:color w:val="080809"/>
+                <w:spacing w:val="38"/>
+                <w:sz w:val="21"/>
+              </w:rPr>
+              <w:t xml:space="preserve"> </w:t>
+            </w:r>
+            <w:r>
+              <w:rPr>
+                <w:rFonts w:ascii="Source Sans 3" w:hAnsi="Source Sans 3"/>
+                <w:color w:val="080809"/>
+                <w:w w:val="90"/>
+                <w:sz w:val="21"/>
+              </w:rPr>
+              <w:t>nine</w:t>
+            </w:r>
+            <w:r>
+              <w:rPr>
+                <w:rFonts w:ascii="Source Sans 3" w:hAnsi="Source Sans 3"/>
+                <w:color w:val="080809"/>
+                <w:spacing w:val="-12"/>
+                <w:w w:val="90"/>
+                <w:sz w:val="21"/>
+              </w:rPr>
+              <w:t xml:space="preserve"> </w:t>
+            </w:r>
+            <w:r>
+              <w:rPr>
+                <w:rFonts w:ascii="Source Sans 3" w:hAnsi="Source Sans 3"/>
+                <w:color w:val="080809"/>
+                <w:w w:val="90"/>
+                <w:sz w:val="21"/>
+              </w:rPr>
+              <w:t>A-</w:t>
+            </w:r>
+            <w:r>
+              <w:rPr>
+                <w:rFonts w:ascii="Source Sans 3" w:hAnsi="Source Sans 3"/>
+                <w:color w:val="080809"/>
+                <w:spacing w:val="-10"/>
+                <w:w w:val="90"/>
+                <w:sz w:val="21"/>
+              </w:rPr>
+              <w:t>M</w:t>
+            </w:r>
+          </w:p>
+          <w:p>
+            <w:pPr>
+              <w:spacing w:before="29"/>
+              <w:ind w:left="205"/>
+              <w:rPr>
+                <w:rFonts w:ascii="Source Sans 3" w:hAnsi="Source Sans 3"/>
+                <w:sz w:val="21"/>
+              </w:rPr>
+            </w:pPr>
+            <w:r>
+              <w:rPr>
+                <w:rFonts w:ascii="Source Sans 3" w:hAnsi="Source Sans 3"/>
+                <w:b/>
+                <w:bCs/>
+                <w:color w:val="060707"/>
+                <w:spacing w:val="-4"/>
+                <w:sz w:val="21"/>
+              </w:rPr>
+              <w:t>B</w:t>
+            </w:r>
+            <w:r>
+              <w:rPr>
+                <w:rFonts w:ascii="Source Sans 3" w:hAnsi="Source Sans 3"/>
+                <w:color w:val="060707"/>
+                <w:spacing w:val="6"/>
+                <w:sz w:val="21"/>
+              </w:rPr>
+              <w:t xml:space="preserve"> </w:t>
+            </w:r>
+            <w:r>
+              <w:rPr>
+                <w:rFonts w:ascii="Source Sans 3" w:hAnsi="Source Sans 3"/>
+                <w:color w:val="060707"/>
+                <w:spacing w:val="-4"/>
+                <w:sz w:val="21"/>
+              </w:rPr>
+              <w:t>oh-nine</w:t>
+            </w:r>
+            <w:r>
+              <w:rPr>
+                <w:rFonts w:ascii="Source Sans 3" w:hAnsi="Source Sans 3"/>
+                <w:color w:val="060707"/>
+                <w:spacing w:val="-19"/>
+                <w:sz w:val="21"/>
+              </w:rPr>
+              <w:t xml:space="preserve"> </w:t>
+            </w:r>
+            <w:r>
+              <w:rPr>
+                <w:rFonts w:ascii="Source Sans 3" w:hAnsi="Source Sans 3"/>
+                <w:color w:val="060707"/>
+                <w:spacing w:val="-4"/>
+                <w:sz w:val="21"/>
+              </w:rPr>
+              <w:t>A-</w:t>
+            </w:r>
+            <w:r>
+              <w:rPr>
+                <w:rFonts w:ascii="Source Sans 3" w:hAnsi="Source Sans 3"/>
+                <w:color w:val="060707"/>
+                <w:spacing w:val="-10"/>
+                <w:sz w:val="21"/>
+              </w:rPr>
+              <w:t>M</w:t>
+            </w:r>
+          </w:p>
+          <w:p>
+            <w:pPr>
+              <w:spacing w:before="26"/>
+              <w:ind w:left="195"/>
+              <w:rPr>
+                <w:b/>
+                <w:bCs/>
+                <w:spacing w:val="-2"/>
+                <w:w w:val="105"/>
+                <w:sz w:val="21"/>
+                <w:szCs w:val="21"/>
+              </w:rPr>
+            </w:pPr>
+            <w:r>
+              <w:rPr>
+                <w:rFonts w:ascii="Source Sans 3" w:hAnsi="Source Sans 3"/>
+                <w:b/>
+                <w:color w:val="08090A"/>
+                <w:spacing w:val="-2"/>
+                <w:sz w:val="21"/>
+              </w:rPr>
+              <w:t xml:space="preserve">C </w:t>
+            </w:r>
+            <w:r>
+              <w:rPr>
+                <w:rFonts w:ascii="Source Sans 3" w:hAnsi="Source Sans 3"/>
+                <w:bCs/>
+                <w:color w:val="08090A"/>
+                <w:spacing w:val="-2"/>
+                <w:sz w:val="21"/>
+              </w:rPr>
+              <w:t>nine in the morning</w:t>
+            </w:r>
+          </w:p>
+        </w:tc>
+        <w:tc>
+          <w:tcPr>
+            <w:tcW w:w="4472" w:type="dxa"/>
+          </w:tcPr>
+          <w:p>
+            <w:pPr>
+              <w:tabs>
+                <w:tab w:val="left" w:pos="1035"/>
+              </w:tabs>
+              <w:spacing w:before="86"/>
+              <w:rPr>
+                <w:rFonts w:ascii="Source Sans 3" w:hAnsi="Source Sans 3"/>
+                <w:b/>
+                <w:bCs/>
+                <w:color w:val="050607"/>
+                <w:spacing w:val="-2"/>
+                <w:sz w:val="21"/>
+              </w:rPr>
+            </w:pPr>
+          </w:p>
+        </w:tc>
+      </w:tr>
+      <w:tr>
+        <w:tc>
+          <w:tcPr>
+            <w:tcW w:w="5098" w:type="dxa"/>
+          </w:tcPr>
+          <w:p>
+            <w:pPr>
+              <w:tabs>
+                <w:tab w:val="left" w:pos="1006"/>
+              </w:tabs>
+              <w:spacing w:before="86"/>
+              <w:rPr>
+                <w:rFonts w:ascii="Source Sans 3" w:hAnsi="Source Sans 3"/>
+                <w:color w:val="060708"/>
+                <w:w w:val="90"/>
+                <w:sz w:val="21"/>
+              </w:rPr>
+            </w:pPr>
+            <w:r>
+              <w:rPr>
+                <w:rFonts w:ascii="Source Sans 3" w:hAnsi="Source Sans 3"/>
+                <w:b/>
+                <w:bCs/>
+                <w:color w:val="060708"/>
+                <w:w w:val="90"/>
+                <w:sz w:val="21"/>
+              </w:rPr>
+              <w:t>4</w:t>
+            </w:r>
+            <w:r>
+              <w:rPr>
+                <w:rFonts w:ascii="Source Sans 3" w:hAnsi="Source Sans 3"/>
+                <w:color w:val="060708"/>
+                <w:w w:val="90"/>
+                <w:sz w:val="21"/>
+              </w:rPr>
+              <w:t xml:space="preserve"> 20/7/76 (date)</w:t>
+            </w:r>
+          </w:p>
+          <w:p>
+            <w:pPr>
+              <w:tabs>
+                <w:tab w:val="left" w:pos="1006"/>
+              </w:tabs>
+              <w:spacing w:before="86"/>
+              <w:rPr>
+                <w:rFonts w:ascii="Source Sans 3" w:hAnsi="Source Sans 3"/>
+                <w:color w:val="060708"/>
+                <w:w w:val="90"/>
+                <w:sz w:val="21"/>
+              </w:rPr>
+            </w:pPr>
+            <w:r>
+              <w:rPr>
+                <w:rFonts w:ascii="Source Sans 3" w:hAnsi="Source Sans 3"/>
+                <w:color w:val="060708"/>
+                <w:w w:val="90"/>
+                <w:sz w:val="21"/>
+              </w:rPr>
+              <w:t xml:space="preserve"> </w:t>
+            </w:r>
+            <w:r>
+              <w:rPr>
+                <w:rStyle w:val="BlankWord1"/>
+              </w:rPr>
+              <w:t>C</w:t>
+            </w:r>
+          </w:p>
+          <w:p>
+            <w:pPr>
+              <w:spacing w:before="26"/>
+              <w:ind w:left="195"/>
+              <w:rPr>
+                <w:rFonts w:ascii="Source Sans 3" w:hAnsi="Source Sans 3"/>
+                <w:b/>
+                <w:color w:val="070808"/>
+                <w:spacing w:val="-2"/>
+                <w:sz w:val="21"/>
+              </w:rPr>
+            </w:pPr>
+            <w:r>
+              <w:rPr>
+                <w:rFonts w:ascii="Source Sans 3" w:hAnsi="Source Sans 3"/>
+                <w:b/>
+                <w:color w:val="070808"/>
+                <w:spacing w:val="-2"/>
+                <w:sz w:val="21"/>
+              </w:rPr>
+              <w:t xml:space="preserve">A </w:t>
+            </w:r>
+            <w:r>
+              <w:rPr>
+                <w:rFonts w:ascii="Source Sans 3" w:hAnsi="Source Sans 3"/>
+                <w:bCs/>
+                <w:color w:val="070808"/>
+                <w:spacing w:val="-2"/>
+                <w:sz w:val="21"/>
+              </w:rPr>
+              <w:t>July the twentieth, nineteen seventy-six</w:t>
+            </w:r>
+          </w:p>
+          <w:p>
+            <w:pPr>
+              <w:spacing w:before="26"/>
+              <w:ind w:left="195"/>
+              <w:rPr>
+                <w:rFonts w:ascii="Source Sans 3" w:hAnsi="Source Sans 3"/>
+                <w:b/>
+                <w:color w:val="070808"/>
+                <w:spacing w:val="-2"/>
+                <w:sz w:val="21"/>
+              </w:rPr>
+            </w:pPr>
+            <w:r>
+              <w:rPr>
+                <w:rFonts w:ascii="Source Sans 3" w:hAnsi="Source Sans 3"/>
+                <w:b/>
+                <w:color w:val="070808"/>
+                <w:spacing w:val="-2"/>
+                <w:sz w:val="21"/>
+              </w:rPr>
+              <w:t xml:space="preserve">B </w:t>
+            </w:r>
+            <w:r>
+              <w:rPr>
+                <w:rFonts w:ascii="Source Sans 3" w:hAnsi="Source Sans 3"/>
+                <w:bCs/>
+                <w:color w:val="070808"/>
+                <w:spacing w:val="-2"/>
+                <w:sz w:val="21"/>
+              </w:rPr>
+              <w:t>twenty, seven, seventy-six</w:t>
+            </w:r>
+          </w:p>
+          <w:p>
+            <w:pPr>
+              <w:spacing w:before="26"/>
+              <w:ind w:left="195"/>
+              <w:rPr>
+                <w:b/>
+                <w:bCs/>
+                <w:spacing w:val="-2"/>
+                <w:w w:val="105"/>
+                <w:sz w:val="21"/>
+                <w:szCs w:val="21"/>
+              </w:rPr>
+            </w:pPr>
+            <w:r>
+              <w:rPr>
+                <w:rFonts w:ascii="Source Sans 3" w:hAnsi="Source Sans 3"/>
+                <w:b/>
+                <w:color w:val="08090A"/>
+                <w:spacing w:val="-2"/>
+                <w:sz w:val="21"/>
+              </w:rPr>
+              <w:t xml:space="preserve">C </w:t>
+            </w:r>
+            <w:r>
+              <w:rPr>
+                <w:rFonts w:ascii="Source Sans 3" w:hAnsi="Source Sans 3"/>
+                <w:bCs/>
+                <w:color w:val="08090A"/>
+                <w:spacing w:val="-2"/>
+                <w:sz w:val="21"/>
+              </w:rPr>
+              <w:t>twentieth of seven of seventy-six</w:t>
+            </w:r>
+          </w:p>
+        </w:tc>
+        <w:tc>
+          <w:tcPr>
+            <w:tcW w:w="4820" w:type="dxa"/>
+            <w:vMerge w:val="restart"/>
           </w:tcPr>
           <w:p>
             <w:pPr>
@@ -31648,22 +31934,15 @@
           </w:p>
           <w:p>
             <w:pPr>
-              <w:pStyle w:val="ListParagraph"/>
-              <w:numPr>
-                <w:ilvl w:val="1"/>
-                <w:numId w:val="17"/>
-              </w:numPr>
-              <w:tabs>
-                <w:tab w:val="left" w:pos="1361"/>
-                <w:tab w:val="left" w:pos="1369"/>
-              </w:tabs>
-              <w:spacing w:before="1" w:line="237" w:lineRule="auto"/>
-              <w:ind w:left="384" w:right="14" w:hanging="139"/>
-              <w:contextualSpacing w:val="0"/>
-              <w:rPr>
-                <w:rFonts w:ascii="Source Sans 3" w:hAnsi="Source Sans 3"/>
-                <w:color w:val="0A0E0F"/>
-                <w:sz w:val="18"/>
+              <w:spacing w:before="26"/>
+              <w:ind w:left="195"/>
+              <w:rPr>
+                <w:b/>
+                <w:bCs/>
+                <w:spacing w:val="-2"/>
+                <w:w w:val="105"/>
+                <w:sz w:val="21"/>
+                <w:szCs w:val="21"/>
               </w:rPr>
             </w:pPr>
             <w:r>
@@ -31907,6 +32186,332 @@
               </w:rPr>
               <w:t>language</w:t>
             </w:r>
+          </w:p>
+        </w:tc>
+        <w:tc>
+          <w:tcPr>
+            <w:tcW w:w="4472" w:type="dxa"/>
+          </w:tcPr>
+          <w:p>
+            <w:pPr>
+              <w:pStyle w:val="BodyText"/>
+              <w:spacing w:line="261" w:lineRule="auto"/>
+              <w:ind w:right="85"/>
+              <w:jc w:val="both"/>
+              <w:rPr>
+                <w:rFonts w:ascii="Source Sans 3 SemiBold" w:hAnsi="Source Sans 3 SemiBold"/>
+                <w:b/>
+                <w:bCs/>
+                <w:color w:val="0B0D0E"/>
+                <w:spacing w:val="-4"/>
+              </w:rPr>
+            </w:pPr>
+          </w:p>
+        </w:tc>
+      </w:tr>
+      <w:tr>
+        <w:tc>
+          <w:tcPr>
+            <w:tcW w:w="5098" w:type="dxa"/>
+          </w:tcPr>
+          <w:p>
+            <w:pPr>
+              <w:tabs>
+                <w:tab w:val="left" w:pos="1006"/>
+              </w:tabs>
+              <w:spacing w:before="86"/>
+              <w:rPr>
+                <w:rFonts w:ascii="Source Sans 3" w:hAnsi="Source Sans 3"/>
+                <w:color w:val="060708"/>
+                <w:w w:val="90"/>
+                <w:sz w:val="21"/>
+              </w:rPr>
+            </w:pPr>
+            <w:r>
+              <w:rPr>
+                <w:rFonts w:ascii="Source Sans 3" w:hAnsi="Source Sans 3"/>
+                <w:b/>
+                <w:bCs/>
+                <w:color w:val="060708"/>
+                <w:w w:val="90"/>
+                <w:sz w:val="21"/>
+              </w:rPr>
+              <w:t>5</w:t>
+            </w:r>
+            <w:r>
+              <w:rPr>
+                <w:rFonts w:ascii="Source Sans 3" w:hAnsi="Source Sans 3"/>
+                <w:color w:val="060708"/>
+                <w:w w:val="90"/>
+                <w:sz w:val="21"/>
+              </w:rPr>
+              <w:t xml:space="preserve"> Baker-Jones (name)</w:t>
+            </w:r>
+          </w:p>
+          <w:p>
+            <w:pPr>
+              <w:tabs>
+                <w:tab w:val="left" w:pos="1006"/>
+              </w:tabs>
+              <w:spacing w:before="86"/>
+              <w:rPr>
+                <w:rFonts w:ascii="Source Sans 3" w:hAnsi="Source Sans 3"/>
+                <w:color w:val="060708"/>
+                <w:w w:val="90"/>
+                <w:sz w:val="21"/>
+              </w:rPr>
+            </w:pPr>
+            <w:r>
+              <w:rPr>
+                <w:rFonts w:ascii="Source Sans 3" w:hAnsi="Source Sans 3"/>
+                <w:color w:val="060708"/>
+                <w:w w:val="90"/>
+                <w:sz w:val="21"/>
+              </w:rPr>
+              <w:t xml:space="preserve"> </w:t>
+            </w:r>
+            <w:r>
+              <w:rPr>
+                <w:rStyle w:val="BlankWord1"/>
+              </w:rPr>
+              <w:t>B</w:t>
+            </w:r>
+          </w:p>
+          <w:p>
+            <w:pPr>
+              <w:spacing w:line="200" w:lineRule="exact"/>
+              <w:ind w:left="188"/>
+              <w:rPr>
+                <w:rFonts w:ascii="Source Sans 3" w:hAnsi="Source Sans 3"/>
+                <w:sz w:val="21"/>
+              </w:rPr>
+            </w:pPr>
+            <w:r>
+              <w:rPr>
+                <w:rFonts w:ascii="Source Sans 3" w:hAnsi="Source Sans 3"/>
+                <w:b/>
+                <w:color w:val="050607"/>
+                <w:sz w:val="21"/>
+              </w:rPr>
+              <w:t>A</w:t>
+            </w:r>
+            <w:r>
+              <w:rPr>
+                <w:rFonts w:ascii="Source Sans 3" w:hAnsi="Source Sans 3"/>
+                <w:b/>
+                <w:color w:val="050607"/>
+                <w:spacing w:val="66"/>
+                <w:w w:val="150"/>
+                <w:sz w:val="21"/>
+              </w:rPr>
+              <w:t xml:space="preserve"> </w:t>
+            </w:r>
+            <w:r>
+              <w:rPr>
+                <w:rFonts w:ascii="Source Sans 3" w:hAnsi="Source Sans 3"/>
+                <w:color w:val="050607"/>
+                <w:sz w:val="21"/>
+              </w:rPr>
+              <w:t>B-A-K-E-</w:t>
+            </w:r>
+            <w:proofErr w:type="gramStart"/>
+            <w:r>
+              <w:rPr>
+                <w:rFonts w:ascii="Source Sans 3" w:hAnsi="Source Sans 3"/>
+                <w:color w:val="050607"/>
+                <w:sz w:val="21"/>
+              </w:rPr>
+              <w:t>R,hyphen</w:t>
+            </w:r>
+            <w:proofErr w:type="gramEnd"/>
+            <w:r>
+              <w:rPr>
+                <w:rFonts w:ascii="Source Sans 3" w:hAnsi="Source Sans 3"/>
+                <w:color w:val="050607"/>
+                <w:sz w:val="21"/>
+              </w:rPr>
+              <w:t>,J-0-N-E-</w:t>
+            </w:r>
+            <w:r>
+              <w:rPr>
+                <w:rFonts w:ascii="Source Sans 3" w:hAnsi="Source Sans 3"/>
+                <w:color w:val="050607"/>
+                <w:spacing w:val="-10"/>
+                <w:sz w:val="21"/>
+              </w:rPr>
+              <w:t>S</w:t>
+            </w:r>
+          </w:p>
+          <w:p>
+            <w:pPr>
+              <w:spacing w:before="29"/>
+              <w:ind w:left="202"/>
+              <w:rPr>
+                <w:rFonts w:ascii="Source Sans 3" w:hAnsi="Source Sans 3"/>
+                <w:sz w:val="21"/>
+              </w:rPr>
+            </w:pPr>
+            <w:r>
+              <w:rPr>
+                <w:rFonts w:ascii="Source Sans 3" w:hAnsi="Source Sans 3"/>
+                <w:b/>
+                <w:color w:val="050607"/>
+                <w:sz w:val="21"/>
+              </w:rPr>
+              <w:t>B</w:t>
+            </w:r>
+            <w:r>
+              <w:rPr>
+                <w:rFonts w:ascii="Source Sans 3" w:hAnsi="Source Sans 3"/>
+                <w:b/>
+                <w:color w:val="050607"/>
+                <w:spacing w:val="72"/>
+                <w:w w:val="150"/>
+                <w:sz w:val="21"/>
+              </w:rPr>
+              <w:t xml:space="preserve"> </w:t>
+            </w:r>
+            <w:r>
+              <w:rPr>
+                <w:rFonts w:ascii="Source Sans 3" w:hAnsi="Source Sans 3"/>
+                <w:color w:val="050607"/>
+                <w:sz w:val="21"/>
+              </w:rPr>
+              <w:t>B-A-K-E-</w:t>
+            </w:r>
+            <w:proofErr w:type="gramStart"/>
+            <w:r>
+              <w:rPr>
+                <w:rFonts w:ascii="Source Sans 3" w:hAnsi="Source Sans 3"/>
+                <w:color w:val="050607"/>
+                <w:sz w:val="21"/>
+              </w:rPr>
+              <w:t>R,line</w:t>
+            </w:r>
+            <w:proofErr w:type="gramEnd"/>
+            <w:r>
+              <w:rPr>
+                <w:rFonts w:ascii="Source Sans 3" w:hAnsi="Source Sans 3"/>
+                <w:color w:val="050607"/>
+                <w:sz w:val="21"/>
+              </w:rPr>
+              <w:t>,J-0-N-E-</w:t>
+            </w:r>
+            <w:r>
+              <w:rPr>
+                <w:rFonts w:ascii="Source Sans 3" w:hAnsi="Source Sans 3"/>
+                <w:color w:val="050607"/>
+                <w:spacing w:val="-10"/>
+                <w:sz w:val="21"/>
+              </w:rPr>
+              <w:t>S</w:t>
+            </w:r>
+          </w:p>
+          <w:p>
+            <w:pPr>
+              <w:spacing w:before="29"/>
+              <w:ind w:left="202"/>
+              <w:rPr>
+                <w:rFonts w:ascii="Source Sans 3" w:hAnsi="Source Sans 3"/>
+                <w:b/>
+                <w:bCs/>
+                <w:color w:val="060708"/>
+                <w:w w:val="90"/>
+                <w:sz w:val="21"/>
+              </w:rPr>
+            </w:pPr>
+            <w:proofErr w:type="gramStart"/>
+            <w:r>
+              <w:rPr>
+                <w:rFonts w:ascii="Source Sans 3" w:hAnsi="Source Sans 3"/>
+                <w:b/>
+                <w:color w:val="050607"/>
+                <w:sz w:val="21"/>
+              </w:rPr>
+              <w:t xml:space="preserve">C  </w:t>
+            </w:r>
+            <w:r>
+              <w:rPr>
+                <w:rFonts w:ascii="Source Sans 3" w:hAnsi="Source Sans 3"/>
+                <w:bCs/>
+                <w:color w:val="050607"/>
+                <w:sz w:val="21"/>
+              </w:rPr>
+              <w:t>B</w:t>
+            </w:r>
+            <w:proofErr w:type="gramEnd"/>
+            <w:r>
+              <w:rPr>
+                <w:rFonts w:ascii="Source Sans 3" w:hAnsi="Source Sans 3"/>
+                <w:bCs/>
+                <w:color w:val="050607"/>
+                <w:sz w:val="21"/>
+              </w:rPr>
+              <w:t>-A-K-E-</w:t>
+            </w:r>
+            <w:proofErr w:type="gramStart"/>
+            <w:r>
+              <w:rPr>
+                <w:rFonts w:ascii="Source Sans 3" w:hAnsi="Source Sans 3"/>
+                <w:bCs/>
+                <w:color w:val="050607"/>
+                <w:sz w:val="21"/>
+              </w:rPr>
+              <w:t>R,dash</w:t>
+            </w:r>
+            <w:proofErr w:type="gramEnd"/>
+            <w:r>
+              <w:rPr>
+                <w:rFonts w:ascii="Source Sans 3" w:hAnsi="Source Sans 3"/>
+                <w:bCs/>
+                <w:color w:val="050607"/>
+                <w:sz w:val="21"/>
+              </w:rPr>
+              <w:t>,J-0-N-E-S</w:t>
+            </w:r>
+          </w:p>
+        </w:tc>
+        <w:tc>
+          <w:tcPr>
+            <w:tcW w:w="4820" w:type="dxa"/>
+            <w:vMerge/>
+          </w:tcPr>
+          <w:p>
+            <w:pPr>
+              <w:tabs>
+                <w:tab w:val="left" w:pos="1035"/>
+              </w:tabs>
+              <w:spacing w:before="86"/>
+              <w:rPr>
+                <w:rFonts w:ascii="Source Sans 3" w:hAnsi="Source Sans 3"/>
+                <w:b/>
+                <w:bCs/>
+                <w:color w:val="050607"/>
+                <w:spacing w:val="-2"/>
+                <w:sz w:val="21"/>
+              </w:rPr>
+            </w:pPr>
+          </w:p>
+        </w:tc>
+        <w:tc>
+          <w:tcPr>
+            <w:tcW w:w="4472" w:type="dxa"/>
+          </w:tcPr>
+          <w:p>
+            <w:pPr>
+              <w:tabs>
+                <w:tab w:val="left" w:pos="1035"/>
+              </w:tabs>
+              <w:spacing w:before="86"/>
+              <w:rPr>
+                <w:rFonts w:ascii="Source Sans 3" w:hAnsi="Source Sans 3"/>
+                <w:b/>
+                <w:bCs/>
+                <w:color w:val="050607"/>
+                <w:spacing w:val="-2"/>
+                <w:sz w:val="21"/>
+              </w:rPr>
+            </w:pPr>
           </w:p>
         </w:tc>
       </w:tr>
@@ -37077,7 +37682,7 @@
     <w:name w:val="DottedTable"/>
     <w:basedOn w:val="TableNormal"/>
     <w:uiPriority w:val="99"/>
-    <w:rsid w:val="00294870"/>
+    <w:rsid w:val="00EA1A60"/>
     <w:pPr>
       <w:spacing w:after="0" w:line="240" w:lineRule="auto"/>
     </w:pPr>
@@ -37089,12 +37694,12 @@
     </w:rPr>
     <w:tblPr>
       <w:tblBorders>
-        <w:top w:val="dashSmallGap" w:sz="4" w:space="0" w:color="auto"/>
-        <w:left w:val="dashSmallGap" w:sz="4" w:space="0" w:color="auto"/>
-        <w:bottom w:val="dashSmallGap" w:sz="4" w:space="0" w:color="auto"/>
-        <w:right w:val="dashSmallGap" w:sz="4" w:space="0" w:color="auto"/>
-        <w:insideH w:val="dashSmallGap" w:sz="4" w:space="0" w:color="auto"/>
-        <w:insideV w:val="dashSmallGap" w:sz="4" w:space="0" w:color="auto"/>
+        <w:top w:val="dotted" w:sz="4" w:space="0" w:color="auto"/>
+        <w:left w:val="dotted" w:sz="4" w:space="0" w:color="auto"/>
+        <w:bottom w:val="dotted" w:sz="4" w:space="0" w:color="auto"/>
+        <w:right w:val="dotted" w:sz="4" w:space="0" w:color="auto"/>
+        <w:insideH w:val="dotted" w:sz="4" w:space="0" w:color="auto"/>
+        <w:insideV w:val="dotted" w:sz="4" w:space="0" w:color="auto"/>
       </w:tblBorders>
     </w:tblPr>
   </w:style>
@@ -37182,6 +37787,25 @@
         <w14:bevel/>
       </w14:textOutline>
     </w:rPr>
+  </w:style>
+  <w:style w:type="table" w:customStyle="1" w:styleId="ColumnStackTable">
+    <w:name w:val="ColumnStackTable"/>
+    <w:basedOn w:val="TableNormal"/>
+    <w:uiPriority w:val="99"/>
+    <w:rsid w:val="00754E8E"/>
+    <w:pPr>
+      <w:spacing w:after="0" w:line="240" w:lineRule="auto"/>
+    </w:pPr>
+    <w:tblPr>
+      <w:tblBorders>
+        <w:top w:val="dashed" w:sz="4" w:space="0" w:color="auto"/>
+        <w:left w:val="dashed" w:sz="4" w:space="0" w:color="auto"/>
+        <w:bottom w:val="dashed" w:sz="4" w:space="0" w:color="auto"/>
+        <w:right w:val="dashed" w:sz="4" w:space="0" w:color="auto"/>
+        <w:insideH w:val="dashed" w:sz="4" w:space="0" w:color="auto"/>
+        <w:insideV w:val="dashed" w:sz="4" w:space="0" w:color="auto"/>
+      </w:tblBorders>
+    </w:tblPr>
   </w:style>
 </w:styles>
 </file>

--- a/assets/data/Mindset-Level-3- Custom.docx
+++ b/assets/data/Mindset-Level-3- Custom.docx
@@ -431,19 +431,11 @@
             <w:r>
               <w:t xml:space="preserve">countries which are Republics, Kingdoms or Unions: </w:t>
             </w:r>
-            <w:proofErr w:type="gramStart"/>
             <w:r>
               <w:rPr>
                 <w:i/>
               </w:rPr>
-              <w:t>the</w:t>
-            </w:r>
-            <w:proofErr w:type="gramEnd"/>
-            <w:r>
-              <w:rPr>
-                <w:i/>
-              </w:rPr>
-              <w:t xml:space="preserve"> Republic of China, the United Kingdom (the UK), the United States of</w:t>
+              <w:t>the Republic of China, the United Kingdom (the UK), the United States of</w:t>
             </w:r>
             <w:r>
               <w:rPr>
@@ -515,12 +507,10 @@
               <w:t xml:space="preserve">Other geographical </w:t>
             </w:r>
             <w:proofErr w:type="spellStart"/>
-            <w:proofErr w:type="gramStart"/>
             <w:r>
               <w:t>features:lakes</w:t>
             </w:r>
             <w:proofErr w:type="spellEnd"/>
-            <w:proofErr w:type="gramEnd"/>
             <w:r>
               <w:t xml:space="preserve">: no article, usually begins with the word Lake </w:t>
             </w:r>
@@ -534,12 +524,10 @@
               <w:t xml:space="preserve">rivers: definite article before name of </w:t>
             </w:r>
             <w:proofErr w:type="spellStart"/>
-            <w:proofErr w:type="gramStart"/>
             <w:r>
               <w:t>river.Capitalise</w:t>
             </w:r>
             <w:proofErr w:type="spellEnd"/>
-            <w:proofErr w:type="gramEnd"/>
             <w:r>
               <w:t xml:space="preserve"> the word 'river' or it can be omitted </w:t>
             </w:r>
@@ -7799,27 +7787,7 @@
                 <w:szCs w:val="21"/>
                 <w:shd w:val="clear" w:color="auto" w:fill="A4DAE0"/>
               </w:rPr>
-              <w:t xml:space="preserve">In </w:t>
-            </w:r>
-            <w:proofErr w:type="gramStart"/>
-            <w:r>
-              <w:rPr>
-                <w:rFonts w:ascii="Source Sans 3" w:hAnsi="Source Sans 3" w:cs="*Arial-8104-Identity-H"/>
-                <w:sz w:val="21"/>
-                <w:szCs w:val="21"/>
-                <w:shd w:val="clear" w:color="auto" w:fill="A4DAE0"/>
-              </w:rPr>
-              <w:t>fact</w:t>
-            </w:r>
-            <w:proofErr w:type="gramEnd"/>
-            <w:r>
-              <w:rPr>
-                <w:rFonts w:ascii="Source Sans 3" w:hAnsi="Source Sans 3" w:cs="*Arial-8104-Identity-H"/>
-                <w:sz w:val="21"/>
-                <w:szCs w:val="21"/>
-                <w:shd w:val="clear" w:color="auto" w:fill="A4DAE0"/>
-              </w:rPr>
-              <w:t xml:space="preserve"> the only fence permitted in the town was built by the local authority, interestingly, with the aim of keeping humans out of the park, rather than containing the animals inside. Consequently, it is not unusual to see giraffes or elephants causing traffic jams, for example, and even predator attacks on humans are unnervingly common - a lion was recently said to have mauled and eaten an escaping burglar. Yet even after this, while some residents then called for all lions to be rounded up and shot, others suggested that they be allowed to walk the thoroughfares as a type of crime control, after an increase in the number of burglaries. Everywhere in Marloth Park, a wary understanding exists between man and beast.</w:t>
+              <w:t>In fact the only fence permitted in the town was built by the local authority, interestingly, with the aim of keeping humans out of the park, rather than containing the animals inside. Consequently, it is not unusual to see giraffes or elephants causing traffic jams, for example, and even predator attacks on humans are unnervingly common - a lion was recently said to have mauled and eaten an escaping burglar. Yet even after this, while some residents then called for all lions to be rounded up and shot, others suggested that they be allowed to walk the thoroughfares as a type of crime control, after an increase in the number of burglaries. Everywhere in Marloth Park, a wary understanding exists between man and beast.</w:t>
             </w:r>
           </w:p>
         </w:tc>
@@ -23728,21 +23696,7 @@
               <w:rPr>
                 <w:w w:val="105"/>
               </w:rPr>
-              <w:t xml:space="preserve">Moving for the purpose of study saw the greatest rise overall, with a jump of approximately 62,000. It rose considerably in two periods-from 2000 to 2005 (by 22,000), and then again from 2010 to 2015 (by 33,000), with a </w:t>
-            </w:r>
-            <w:proofErr w:type="gramStart"/>
-            <w:r>
-              <w:rPr>
-                <w:w w:val="105"/>
-              </w:rPr>
-              <w:t>more gentle</w:t>
-            </w:r>
-            <w:proofErr w:type="gramEnd"/>
-            <w:r>
-              <w:rPr>
-                <w:w w:val="105"/>
-              </w:rPr>
-              <w:t xml:space="preserve"> growth of around 7,000 in between.</w:t>
+              <w:t>Moving for the purpose of study saw the greatest rise overall, with a jump of approximately 62,000. It rose considerably in two periods-from 2000 to 2005 (by 22,000), and then again from 2010 to 2015 (by 33,000), with a more gentle growth of around 7,000 in between.</w:t>
             </w:r>
           </w:p>
           <w:p>
@@ -26591,23 +26545,13 @@
               </w:rPr>
               <w:t xml:space="preserve"> </w:t>
             </w:r>
-            <w:proofErr w:type="gramStart"/>
-            <w:r>
-              <w:rPr>
-                <w:rFonts w:ascii="Source Sans 3" w:hAnsi="Source Sans 3"/>
-                <w:sz w:val="21"/>
-                <w:szCs w:val="21"/>
-              </w:rPr>
-              <w:t>times</w:t>
-            </w:r>
-            <w:proofErr w:type="gramEnd"/>
-            <w:r>
-              <w:rPr>
-                <w:rFonts w:ascii="Source Sans 3" w:hAnsi="Source Sans 3"/>
-                <w:sz w:val="21"/>
-                <w:szCs w:val="21"/>
-              </w:rPr>
-              <w:t xml:space="preserve"> in the city to modern-day life and beyond. Your trip through history begins with a look at how 2</w:t>
+            <w:r>
+              <w:rPr>
+                <w:rFonts w:ascii="Source Sans 3" w:hAnsi="Source Sans 3"/>
+                <w:sz w:val="21"/>
+                <w:szCs w:val="21"/>
+              </w:rPr>
+              <w:t>times in the city to modern-day life and beyond. Your trip through history begins with a look at how 2</w:t>
             </w:r>
             <w:r>
               <w:rPr>
@@ -29396,8 +29340,8 @@
       </w:tblPr>
       <w:tblGrid>
         <w:gridCol w:w="5098"/>
-        <w:gridCol w:w="4820"/>
-        <w:gridCol w:w="4472"/>
+        <w:gridCol w:w="5387"/>
+        <w:gridCol w:w="3905"/>
       </w:tblGrid>
       <w:tr>
         <w:tc>
@@ -29418,7 +29362,6 @@
                 <w:sz w:val="21"/>
               </w:rPr>
             </w:pPr>
-            <w:proofErr w:type="gramStart"/>
             <w:r>
               <w:rPr>
                 <w:rFonts w:ascii="Source Sans 3" w:hAnsi="Source Sans 3"/>
@@ -29439,7 +29382,6 @@
               </w:rPr>
               <w:t xml:space="preserve">  410266</w:t>
             </w:r>
-            <w:proofErr w:type="gramEnd"/>
             <w:r>
               <w:rPr>
                 <w:rFonts w:ascii="Source Sans 3" w:hAnsi="Source Sans 3"/>
@@ -29563,8 +29505,8 @@
           </w:p>
           <w:p>
             <w:pPr>
-              <w:spacing w:before="32"/>
-              <w:ind w:left="177"/>
+              <w:spacing w:before="30"/>
+              <w:ind w:left="187"/>
               <w:rPr>
                 <w:rFonts w:ascii="Source Sans 3" w:hAnsi="Source Sans 3"/>
                 <w:sz w:val="21"/>
@@ -29658,8 +29600,8 @@
           </w:p>
           <w:p>
             <w:pPr>
-              <w:spacing w:before="26"/>
-              <w:ind w:left="195"/>
+              <w:spacing w:before="30"/>
+              <w:ind w:left="187"/>
               <w:rPr>
                 <w:rFonts w:ascii="Source Sans 3" w:hAnsi="Source Sans 3"/>
                 <w:sz w:val="21"/>
@@ -29744,8 +29686,8 @@
           </w:p>
           <w:p>
             <w:pPr>
-              <w:spacing w:before="26"/>
-              <w:ind w:left="195"/>
+              <w:spacing w:before="30"/>
+              <w:ind w:left="187"/>
               <w:rPr>
                 <w:b/>
                 <w:bCs/>
@@ -29779,7 +29721,7 @@
         </w:tc>
         <w:tc>
           <w:tcPr>
-            <w:tcW w:w="4820" w:type="dxa"/>
+            <w:tcW w:w="5387" w:type="dxa"/>
           </w:tcPr>
           <w:p>
             <w:pPr>
@@ -29794,7 +29736,6 @@
                 <w:sz w:val="21"/>
               </w:rPr>
             </w:pPr>
-            <w:proofErr w:type="gramStart"/>
             <w:r>
               <w:rPr>
                 <w:rFonts w:ascii="Source Sans 3" w:hAnsi="Source Sans 3"/>
@@ -29813,17 +29754,7 @@
                 <w:w w:val="90"/>
                 <w:sz w:val="21"/>
               </w:rPr>
-              <w:t xml:space="preserve">  £</w:t>
-            </w:r>
-            <w:proofErr w:type="gramEnd"/>
-            <w:r>
-              <w:rPr>
-                <w:rFonts w:ascii="Source Sans 3" w:hAnsi="Source Sans 3"/>
-                <w:color w:val="060807"/>
-                <w:w w:val="90"/>
-                <w:sz w:val="21"/>
-              </w:rPr>
-              <w:t>5.40</w:t>
+              <w:t xml:space="preserve">  £5.40</w:t>
             </w:r>
             <w:r>
               <w:rPr>
@@ -29874,8 +29805,8 @@
           </w:p>
           <w:p>
             <w:pPr>
-              <w:spacing w:before="26"/>
-              <w:ind w:left="194"/>
+              <w:spacing w:before="30"/>
+              <w:ind w:left="187"/>
               <w:rPr>
                 <w:rFonts w:ascii="Source Sans 3" w:hAnsi="Source Sans 3"/>
                 <w:sz w:val="21"/>
@@ -29967,8 +29898,8 @@
           </w:p>
           <w:p>
             <w:pPr>
-              <w:spacing w:before="32"/>
-              <w:ind w:left="209"/>
+              <w:spacing w:before="30"/>
+              <w:ind w:left="187"/>
               <w:rPr>
                 <w:rFonts w:ascii="Source Sans 3" w:hAnsi="Source Sans 3"/>
                 <w:sz w:val="21"/>
@@ -30024,8 +29955,8 @@
           </w:p>
           <w:p>
             <w:pPr>
-              <w:spacing w:before="26"/>
-              <w:ind w:left="195"/>
+              <w:spacing w:before="30"/>
+              <w:ind w:left="187"/>
               <w:rPr>
                 <w:b/>
                 <w:bCs/>
@@ -30104,7 +30035,7 @@
         </w:tc>
         <w:tc>
           <w:tcPr>
-            <w:tcW w:w="4472" w:type="dxa"/>
+            <w:tcW w:w="3905" w:type="dxa"/>
           </w:tcPr>
           <w:p>
             <w:pPr>
@@ -30171,7 +30102,6 @@
               </w:rPr>
               <w:t xml:space="preserve"> </w:t>
             </w:r>
-            <w:proofErr w:type="gramStart"/>
             <w:r>
               <w:rPr>
                 <w:rFonts w:ascii="Source Sans 3" w:hAnsi="Source Sans 3"/>
@@ -30181,7 +30111,6 @@
               </w:rPr>
               <w:t>century</w:t>
             </w:r>
-            <w:proofErr w:type="gramEnd"/>
             <w:r>
               <w:rPr>
                 <w:rFonts w:ascii="Source Sans 3" w:hAnsi="Source Sans 3"/>
@@ -30231,14 +30160,13 @@
           </w:p>
           <w:p>
             <w:pPr>
-              <w:spacing w:before="28"/>
+              <w:spacing w:before="30"/>
               <w:ind w:left="187"/>
               <w:rPr>
                 <w:rFonts w:ascii="Source Sans 3" w:hAnsi="Source Sans 3"/>
                 <w:sz w:val="21"/>
               </w:rPr>
             </w:pPr>
-            <w:proofErr w:type="gramStart"/>
             <w:r>
               <w:rPr>
                 <w:rFonts w:ascii="Source Sans 3" w:hAnsi="Source Sans 3"/>
@@ -30250,7 +30178,6 @@
               </w:rPr>
               <w:t>A</w:t>
             </w:r>
-            <w:proofErr w:type="gramEnd"/>
             <w:r>
               <w:rPr>
                 <w:rFonts w:ascii="Source Sans 3" w:hAnsi="Source Sans 3"/>
@@ -30278,7 +30205,6 @@
               </w:rPr>
               <w:t xml:space="preserve"> </w:t>
             </w:r>
-            <w:proofErr w:type="gramStart"/>
             <w:r>
               <w:rPr>
                 <w:rFonts w:ascii="Source Sans 3" w:hAnsi="Source Sans 3"/>
@@ -30288,12 +30214,11 @@
               </w:rPr>
               <w:t>century</w:t>
             </w:r>
-            <w:proofErr w:type="gramEnd"/>
-          </w:p>
-          <w:p>
-            <w:pPr>
-              <w:spacing w:before="31"/>
-              <w:ind w:left="201"/>
+          </w:p>
+          <w:p>
+            <w:pPr>
+              <w:spacing w:before="30"/>
+              <w:ind w:left="187"/>
               <w:rPr>
                 <w:rFonts w:ascii="Source Sans 3" w:hAnsi="Source Sans 3"/>
                 <w:sz w:val="21"/>
@@ -30367,8 +30292,8 @@
           </w:p>
           <w:p>
             <w:pPr>
-              <w:spacing w:before="26"/>
-              <w:ind w:left="195"/>
+              <w:spacing w:before="30"/>
+              <w:ind w:left="187"/>
               <w:rPr>
                 <w:b/>
                 <w:bCs/>
@@ -30402,7 +30327,7 @@
         </w:tc>
         <w:tc>
           <w:tcPr>
-            <w:tcW w:w="4820" w:type="dxa"/>
+            <w:tcW w:w="5387" w:type="dxa"/>
           </w:tcPr>
           <w:p>
             <w:pPr>
@@ -30464,39 +30389,34 @@
           </w:p>
           <w:p>
             <w:pPr>
-              <w:spacing w:before="29" w:line="244" w:lineRule="auto"/>
-              <w:ind w:left="386" w:right="1758" w:hanging="199"/>
-              <w:rPr>
-                <w:rFonts w:ascii="Source Sans 3" w:hAnsi="Source Sans 3"/>
-                <w:sz w:val="21"/>
-              </w:rPr>
-            </w:pPr>
-            <w:r>
-              <w:rPr>
-                <w:rFonts w:ascii="Source Sans 3" w:hAnsi="Source Sans 3"/>
-                <w:b/>
-                <w:color w:val="08090A"/>
-                <w:spacing w:val="-4"/>
-                <w:sz w:val="21"/>
-              </w:rPr>
-              <w:t>A</w:t>
-            </w:r>
-            <w:r>
-              <w:rPr>
-                <w:rFonts w:ascii="Source Sans 3" w:hAnsi="Source Sans 3"/>
-                <w:b/>
-                <w:color w:val="08090A"/>
-                <w:spacing w:val="5"/>
-                <w:sz w:val="21"/>
-              </w:rPr>
-              <w:t xml:space="preserve"> </w:t>
+              <w:spacing w:before="30"/>
+              <w:ind w:left="187"/>
+              <w:rPr>
+                <w:rFonts w:ascii="Source Sans 3" w:hAnsi="Source Sans 3"/>
+                <w:b/>
+                <w:bCs/>
+                <w:color w:val="050607"/>
+                <w:spacing w:val="-2"/>
+                <w:sz w:val="21"/>
+              </w:rPr>
+            </w:pPr>
+            <w:r>
+              <w:rPr>
+                <w:rFonts w:ascii="Source Sans 3" w:hAnsi="Source Sans 3"/>
+                <w:b/>
+                <w:bCs/>
+                <w:color w:val="050607"/>
+                <w:spacing w:val="-2"/>
+                <w:sz w:val="21"/>
+              </w:rPr>
+              <w:t xml:space="preserve">A </w:t>
             </w:r>
             <w:proofErr w:type="spellStart"/>
             <w:r>
               <w:rPr>
                 <w:rFonts w:ascii="Source Sans 3" w:hAnsi="Source Sans 3"/>
-                <w:color w:val="08090A"/>
-                <w:spacing w:val="-4"/>
+                <w:color w:val="050607"/>
+                <w:spacing w:val="-2"/>
                 <w:sz w:val="21"/>
               </w:rPr>
               <w:t>museuminfo</w:t>
@@ -30505,101 +30425,41 @@
             <w:r>
               <w:rPr>
                 <w:rFonts w:ascii="Source Sans 3" w:hAnsi="Source Sans 3"/>
-                <w:color w:val="08090A"/>
-                <w:spacing w:val="-8"/>
-                <w:sz w:val="21"/>
-              </w:rPr>
-              <w:t xml:space="preserve"> </w:t>
-            </w:r>
-            <w:r>
-              <w:rPr>
-                <w:rFonts w:ascii="Source Sans 3" w:hAnsi="Source Sans 3"/>
-                <w:color w:val="08090A"/>
-                <w:spacing w:val="-4"/>
-                <w:sz w:val="21"/>
-              </w:rPr>
-              <w:t>(one</w:t>
-            </w:r>
-            <w:r>
-              <w:rPr>
-                <w:rFonts w:ascii="Source Sans 3" w:hAnsi="Source Sans 3"/>
-                <w:color w:val="08090A"/>
-                <w:spacing w:val="-15"/>
-                <w:sz w:val="21"/>
-              </w:rPr>
-              <w:t xml:space="preserve"> </w:t>
-            </w:r>
-            <w:r>
-              <w:rPr>
-                <w:rFonts w:ascii="Source Sans 3" w:hAnsi="Source Sans 3"/>
-                <w:color w:val="08090A"/>
-                <w:spacing w:val="-4"/>
-                <w:sz w:val="21"/>
-              </w:rPr>
-              <w:t>word)</w:t>
-            </w:r>
-            <w:r>
-              <w:rPr>
-                <w:rFonts w:ascii="Source Sans 3" w:hAnsi="Source Sans 3"/>
-                <w:color w:val="08090A"/>
-                <w:spacing w:val="-8"/>
-                <w:sz w:val="21"/>
-              </w:rPr>
-              <w:t xml:space="preserve"> </w:t>
-            </w:r>
-            <w:r>
-              <w:rPr>
-                <w:rFonts w:ascii="Source Sans 3" w:hAnsi="Source Sans 3"/>
-                <w:color w:val="08090A"/>
-                <w:spacing w:val="-4"/>
-                <w:sz w:val="21"/>
-              </w:rPr>
-              <w:t xml:space="preserve">at </w:t>
-            </w:r>
-            <w:r>
-              <w:rPr>
-                <w:rFonts w:ascii="Source Sans 3" w:hAnsi="Source Sans 3"/>
-                <w:color w:val="08090A"/>
-                <w:sz w:val="21"/>
-              </w:rPr>
-              <w:t>history point org</w:t>
-            </w:r>
-          </w:p>
-          <w:p>
-            <w:pPr>
-              <w:spacing w:before="24" w:line="242" w:lineRule="auto"/>
-              <w:ind w:left="389" w:right="1768" w:hanging="184"/>
-              <w:rPr>
-                <w:rFonts w:ascii="Source Sans 3" w:hAnsi="Source Sans 3"/>
-                <w:sz w:val="21"/>
-              </w:rPr>
-            </w:pPr>
-            <w:r>
-              <w:rPr>
-                <w:rFonts w:ascii="Source Sans 3" w:hAnsi="Source Sans 3"/>
-                <w:b/>
-                <w:color w:val="090A0B"/>
-                <w:spacing w:val="-6"/>
-                <w:sz w:val="21"/>
-              </w:rPr>
-              <w:t>B</w:t>
-            </w:r>
-            <w:r>
-              <w:rPr>
-                <w:rFonts w:ascii="Source Sans 3" w:hAnsi="Source Sans 3"/>
-                <w:b/>
-                <w:color w:val="090A0B"/>
-                <w:spacing w:val="10"/>
-                <w:sz w:val="21"/>
-              </w:rPr>
-              <w:t xml:space="preserve"> </w:t>
+                <w:color w:val="050607"/>
+                <w:spacing w:val="-2"/>
+                <w:sz w:val="21"/>
+              </w:rPr>
+              <w:t xml:space="preserve"> (one word) at history point org</w:t>
+            </w:r>
+          </w:p>
+          <w:p>
+            <w:pPr>
+              <w:spacing w:before="30"/>
+              <w:ind w:left="187"/>
+              <w:rPr>
+                <w:rFonts w:ascii="Source Sans 3" w:hAnsi="Source Sans 3"/>
+                <w:color w:val="050607"/>
+                <w:spacing w:val="-2"/>
+                <w:sz w:val="21"/>
+              </w:rPr>
+            </w:pPr>
+            <w:r>
+              <w:rPr>
+                <w:rFonts w:ascii="Source Sans 3" w:hAnsi="Source Sans 3"/>
+                <w:b/>
+                <w:bCs/>
+                <w:color w:val="050607"/>
+                <w:spacing w:val="-2"/>
+                <w:sz w:val="21"/>
+              </w:rPr>
+              <w:t xml:space="preserve">B </w:t>
             </w:r>
             <w:proofErr w:type="spellStart"/>
             <w:r>
               <w:rPr>
                 <w:rFonts w:ascii="Source Sans 3" w:hAnsi="Source Sans 3"/>
-                <w:color w:val="090A0B"/>
-                <w:spacing w:val="-6"/>
+                <w:color w:val="050607"/>
+                <w:spacing w:val="-2"/>
                 <w:sz w:val="21"/>
               </w:rPr>
               <w:t>museuminfo</w:t>
@@ -30608,42 +30468,17 @@
             <w:r>
               <w:rPr>
                 <w:rFonts w:ascii="Source Sans 3" w:hAnsi="Source Sans 3"/>
-                <w:color w:val="090A0B"/>
-                <w:spacing w:val="-6"/>
-                <w:sz w:val="21"/>
-              </w:rPr>
-              <w:t xml:space="preserve"> (one</w:t>
-            </w:r>
-            <w:r>
-              <w:rPr>
-                <w:rFonts w:ascii="Source Sans 3" w:hAnsi="Source Sans 3"/>
-                <w:color w:val="090A0B"/>
-                <w:spacing w:val="-19"/>
-                <w:sz w:val="21"/>
-              </w:rPr>
-              <w:t xml:space="preserve"> </w:t>
-            </w:r>
-            <w:r>
-              <w:rPr>
-                <w:rFonts w:ascii="Source Sans 3" w:hAnsi="Source Sans 3"/>
-                <w:color w:val="090A0B"/>
-                <w:spacing w:val="-6"/>
-                <w:sz w:val="21"/>
-              </w:rPr>
-              <w:t xml:space="preserve">word) at </w:t>
-            </w:r>
-            <w:r>
-              <w:rPr>
-                <w:rFonts w:ascii="Source Sans 3" w:hAnsi="Source Sans 3"/>
-                <w:color w:val="090A0B"/>
-                <w:sz w:val="21"/>
-              </w:rPr>
-              <w:t>history full stop org</w:t>
-            </w:r>
-          </w:p>
-          <w:p>
-            <w:pPr>
-              <w:ind w:left="205"/>
+                <w:color w:val="050607"/>
+                <w:spacing w:val="-2"/>
+                <w:sz w:val="21"/>
+              </w:rPr>
+              <w:t xml:space="preserve"> (one word) at history full stop org</w:t>
+            </w:r>
+          </w:p>
+          <w:p>
+            <w:pPr>
+              <w:spacing w:before="30"/>
+              <w:ind w:left="187"/>
               <w:rPr>
                 <w:b/>
                 <w:bCs/>
@@ -30657,7 +30492,8 @@
               <w:rPr>
                 <w:rFonts w:ascii="Source Sans 3" w:hAnsi="Source Sans 3"/>
                 <w:b/>
-                <w:color w:val="08090A"/>
+                <w:bCs/>
+                <w:color w:val="050607"/>
                 <w:spacing w:val="-2"/>
                 <w:sz w:val="21"/>
               </w:rPr>
@@ -30667,8 +30503,7 @@
             <w:r>
               <w:rPr>
                 <w:rFonts w:ascii="Source Sans 3" w:hAnsi="Source Sans 3"/>
-                <w:bCs/>
-                <w:color w:val="08090A"/>
+                <w:color w:val="050607"/>
                 <w:spacing w:val="-2"/>
                 <w:sz w:val="21"/>
               </w:rPr>
@@ -30678,8 +30513,7 @@
             <w:r>
               <w:rPr>
                 <w:rFonts w:ascii="Source Sans 3" w:hAnsi="Source Sans 3"/>
-                <w:bCs/>
-                <w:color w:val="08090A"/>
+                <w:color w:val="050607"/>
                 <w:spacing w:val="-2"/>
                 <w:sz w:val="21"/>
               </w:rPr>
@@ -30689,7 +30523,7 @@
         </w:tc>
         <w:tc>
           <w:tcPr>
-            <w:tcW w:w="4472" w:type="dxa"/>
+            <w:tcW w:w="3905" w:type="dxa"/>
           </w:tcPr>
           <w:p>
             <w:pPr>
@@ -30793,8 +30627,8 @@
           </w:p>
           <w:p>
             <w:pPr>
-              <w:spacing w:before="26"/>
-              <w:ind w:left="195"/>
+              <w:spacing w:before="30"/>
+              <w:ind w:left="187"/>
               <w:rPr>
                 <w:rFonts w:ascii="Source Sans 3" w:hAnsi="Source Sans 3"/>
                 <w:sz w:val="21"/>
@@ -30868,8 +30702,8 @@
           </w:p>
           <w:p>
             <w:pPr>
-              <w:spacing w:before="27"/>
-              <w:ind w:left="209"/>
+              <w:spacing w:before="30"/>
+              <w:ind w:left="187"/>
               <w:rPr>
                 <w:rFonts w:ascii="Source Sans 3" w:hAnsi="Source Sans 3"/>
                 <w:color w:val="050607"/>
@@ -30963,8 +30797,8 @@
           </w:p>
           <w:p>
             <w:pPr>
-              <w:spacing w:before="26"/>
-              <w:ind w:left="195"/>
+              <w:spacing w:before="30"/>
+              <w:ind w:left="187"/>
               <w:rPr>
                 <w:b/>
                 <w:bCs/>
@@ -30998,7 +30832,7 @@
         </w:tc>
         <w:tc>
           <w:tcPr>
-            <w:tcW w:w="4820" w:type="dxa"/>
+            <w:tcW w:w="5387" w:type="dxa"/>
           </w:tcPr>
           <w:p>
             <w:pPr>
@@ -31064,142 +30898,74 @@
           </w:p>
           <w:p>
             <w:pPr>
-              <w:spacing w:before="24"/>
-              <w:ind w:left="190"/>
-              <w:rPr>
-                <w:rFonts w:ascii="Source Sans 3" w:hAnsi="Source Sans 3"/>
-                <w:sz w:val="21"/>
-              </w:rPr>
-            </w:pPr>
-            <w:r>
-              <w:rPr>
-                <w:rFonts w:ascii="Source Sans 3" w:hAnsi="Source Sans 3"/>
-                <w:b/>
-                <w:color w:val="080809"/>
-                <w:w w:val="90"/>
-                <w:sz w:val="21"/>
-              </w:rPr>
-              <w:t>A</w:t>
-            </w:r>
-            <w:r>
-              <w:rPr>
-                <w:rFonts w:ascii="Source Sans 3" w:hAnsi="Source Sans 3"/>
-                <w:b/>
-                <w:color w:val="080809"/>
-                <w:spacing w:val="38"/>
-                <w:sz w:val="21"/>
-              </w:rPr>
-              <w:t xml:space="preserve"> </w:t>
-            </w:r>
-            <w:r>
-              <w:rPr>
-                <w:rFonts w:ascii="Source Sans 3" w:hAnsi="Source Sans 3"/>
-                <w:color w:val="080809"/>
-                <w:w w:val="90"/>
-                <w:sz w:val="21"/>
-              </w:rPr>
-              <w:t>nine</w:t>
-            </w:r>
-            <w:r>
-              <w:rPr>
-                <w:rFonts w:ascii="Source Sans 3" w:hAnsi="Source Sans 3"/>
-                <w:color w:val="080809"/>
-                <w:spacing w:val="-12"/>
-                <w:w w:val="90"/>
-                <w:sz w:val="21"/>
-              </w:rPr>
-              <w:t xml:space="preserve"> </w:t>
-            </w:r>
-            <w:r>
-              <w:rPr>
-                <w:rFonts w:ascii="Source Sans 3" w:hAnsi="Source Sans 3"/>
-                <w:color w:val="080809"/>
-                <w:w w:val="90"/>
-                <w:sz w:val="21"/>
-              </w:rPr>
-              <w:t>A-</w:t>
-            </w:r>
-            <w:r>
-              <w:rPr>
-                <w:rFonts w:ascii="Source Sans 3" w:hAnsi="Source Sans 3"/>
-                <w:color w:val="080809"/>
-                <w:spacing w:val="-10"/>
-                <w:w w:val="90"/>
-                <w:sz w:val="21"/>
-              </w:rPr>
-              <w:t>M</w:t>
-            </w:r>
-          </w:p>
-          <w:p>
-            <w:pPr>
-              <w:spacing w:before="29"/>
-              <w:ind w:left="205"/>
-              <w:rPr>
-                <w:rFonts w:ascii="Source Sans 3" w:hAnsi="Source Sans 3"/>
-                <w:sz w:val="21"/>
-              </w:rPr>
-            </w:pPr>
-            <w:r>
-              <w:rPr>
-                <w:rFonts w:ascii="Source Sans 3" w:hAnsi="Source Sans 3"/>
-                <w:b/>
-                <w:bCs/>
-                <w:color w:val="060707"/>
-                <w:spacing w:val="-4"/>
-                <w:sz w:val="21"/>
-              </w:rPr>
-              <w:t>B</w:t>
-            </w:r>
-            <w:r>
-              <w:rPr>
-                <w:rFonts w:ascii="Source Sans 3" w:hAnsi="Source Sans 3"/>
-                <w:color w:val="060707"/>
-                <w:spacing w:val="6"/>
-                <w:sz w:val="21"/>
-              </w:rPr>
-              <w:t xml:space="preserve"> </w:t>
-            </w:r>
-            <w:r>
-              <w:rPr>
-                <w:rFonts w:ascii="Source Sans 3" w:hAnsi="Source Sans 3"/>
-                <w:color w:val="060707"/>
-                <w:spacing w:val="-4"/>
-                <w:sz w:val="21"/>
-              </w:rPr>
-              <w:t>oh-nine</w:t>
-            </w:r>
-            <w:r>
-              <w:rPr>
-                <w:rFonts w:ascii="Source Sans 3" w:hAnsi="Source Sans 3"/>
-                <w:color w:val="060707"/>
-                <w:spacing w:val="-19"/>
-                <w:sz w:val="21"/>
-              </w:rPr>
-              <w:t xml:space="preserve"> </w:t>
-            </w:r>
-            <w:r>
-              <w:rPr>
-                <w:rFonts w:ascii="Source Sans 3" w:hAnsi="Source Sans 3"/>
-                <w:color w:val="060707"/>
-                <w:spacing w:val="-4"/>
-                <w:sz w:val="21"/>
-              </w:rPr>
-              <w:t>A-</w:t>
-            </w:r>
-            <w:r>
-              <w:rPr>
-                <w:rFonts w:ascii="Source Sans 3" w:hAnsi="Source Sans 3"/>
-                <w:color w:val="060707"/>
-                <w:spacing w:val="-10"/>
-                <w:sz w:val="21"/>
-              </w:rPr>
-              <w:t>M</w:t>
-            </w:r>
-          </w:p>
-          <w:p>
-            <w:pPr>
-              <w:spacing w:before="26"/>
-              <w:ind w:left="195"/>
+              <w:spacing w:before="30"/>
+              <w:ind w:left="187"/>
+              <w:rPr>
+                <w:rFonts w:ascii="Source Sans 3" w:hAnsi="Source Sans 3"/>
+                <w:bCs/>
+                <w:color w:val="070808"/>
+                <w:spacing w:val="-2"/>
+                <w:sz w:val="21"/>
+              </w:rPr>
+            </w:pPr>
+            <w:r>
+              <w:rPr>
+                <w:rFonts w:ascii="Source Sans 3" w:hAnsi="Source Sans 3"/>
+                <w:b/>
+                <w:color w:val="070808"/>
+                <w:spacing w:val="-2"/>
+                <w:sz w:val="21"/>
+              </w:rPr>
+              <w:t xml:space="preserve">A </w:t>
+            </w:r>
+            <w:r>
+              <w:rPr>
+                <w:rFonts w:ascii="Source Sans 3" w:hAnsi="Source Sans 3"/>
+                <w:bCs/>
+                <w:color w:val="070808"/>
+                <w:spacing w:val="-2"/>
+                <w:sz w:val="21"/>
+              </w:rPr>
+              <w:t>nine A-M</w:t>
+            </w:r>
+          </w:p>
+          <w:p>
+            <w:pPr>
+              <w:spacing w:before="30"/>
+              <w:ind w:left="187"/>
+              <w:rPr>
+                <w:rFonts w:ascii="Source Sans 3" w:hAnsi="Source Sans 3"/>
+                <w:bCs/>
+                <w:color w:val="070808"/>
+                <w:spacing w:val="-2"/>
+                <w:sz w:val="21"/>
+              </w:rPr>
+            </w:pPr>
+            <w:r>
+              <w:rPr>
+                <w:rFonts w:ascii="Source Sans 3" w:hAnsi="Source Sans 3"/>
+                <w:b/>
+                <w:color w:val="070808"/>
+                <w:spacing w:val="-2"/>
+                <w:sz w:val="21"/>
+              </w:rPr>
+              <w:t xml:space="preserve">B </w:t>
+            </w:r>
+            <w:r>
+              <w:rPr>
+                <w:rFonts w:ascii="Source Sans 3" w:hAnsi="Source Sans 3"/>
+                <w:bCs/>
+                <w:color w:val="070808"/>
+                <w:spacing w:val="-2"/>
+                <w:sz w:val="21"/>
+              </w:rPr>
+              <w:t>oh-nine A-M</w:t>
+            </w:r>
+          </w:p>
+          <w:p>
+            <w:pPr>
+              <w:spacing w:before="30"/>
+              <w:ind w:left="187"/>
               <w:rPr>
                 <w:b/>
                 <w:bCs/>
@@ -31213,7 +30979,7 @@
               <w:rPr>
                 <w:rFonts w:ascii="Source Sans 3" w:hAnsi="Source Sans 3"/>
                 <w:b/>
-                <w:color w:val="08090A"/>
+                <w:color w:val="070808"/>
                 <w:spacing w:val="-2"/>
                 <w:sz w:val="21"/>
               </w:rPr>
@@ -31223,7 +30989,7 @@
               <w:rPr>
                 <w:rFonts w:ascii="Source Sans 3" w:hAnsi="Source Sans 3"/>
                 <w:bCs/>
-                <w:color w:val="08090A"/>
+                <w:color w:val="070808"/>
                 <w:spacing w:val="-2"/>
                 <w:sz w:val="21"/>
               </w:rPr>
@@ -31233,7 +30999,7 @@
         </w:tc>
         <w:tc>
           <w:tcPr>
-            <w:tcW w:w="4472" w:type="dxa"/>
+            <w:tcW w:w="3905" w:type="dxa"/>
           </w:tcPr>
           <w:p>
             <w:pPr>
@@ -31323,8 +31089,8 @@
           </w:p>
           <w:p>
             <w:pPr>
-              <w:spacing w:before="26"/>
-              <w:ind w:left="195"/>
+              <w:spacing w:before="30"/>
+              <w:ind w:left="187"/>
               <w:rPr>
                 <w:rFonts w:ascii="Source Sans 3" w:hAnsi="Source Sans 3"/>
                 <w:b/>
@@ -31356,8 +31122,8 @@
           </w:p>
           <w:p>
             <w:pPr>
-              <w:spacing w:before="26"/>
-              <w:ind w:left="195"/>
+              <w:spacing w:before="30"/>
+              <w:ind w:left="187"/>
               <w:rPr>
                 <w:rFonts w:ascii="Source Sans 3" w:hAnsi="Source Sans 3"/>
                 <w:b/>
@@ -31389,8 +31155,8 @@
           </w:p>
           <w:p>
             <w:pPr>
-              <w:spacing w:before="26"/>
-              <w:ind w:left="195"/>
+              <w:spacing w:before="30"/>
+              <w:ind w:left="187"/>
               <w:rPr>
                 <w:b/>
                 <w:bCs/>
@@ -31424,7 +31190,7 @@
         </w:tc>
         <w:tc>
           <w:tcPr>
-            <w:tcW w:w="4820" w:type="dxa"/>
+            <w:tcW w:w="5387" w:type="dxa"/>
             <w:vMerge w:val="restart"/>
           </w:tcPr>
           <w:p>
@@ -31934,8 +31700,17 @@
           </w:p>
           <w:p>
             <w:pPr>
-              <w:spacing w:before="26"/>
-              <w:ind w:left="195"/>
+              <w:pStyle w:val="ListParagraph"/>
+              <w:numPr>
+                <w:ilvl w:val="1"/>
+                <w:numId w:val="17"/>
+              </w:numPr>
+              <w:tabs>
+                <w:tab w:val="left" w:pos="1366"/>
+              </w:tabs>
+              <w:spacing w:before="3" w:line="219" w:lineRule="exact"/>
+              <w:ind w:left="381" w:hanging="136"/>
+              <w:contextualSpacing w:val="0"/>
               <w:rPr>
                 <w:b/>
                 <w:bCs/>
@@ -31948,249 +31723,18 @@
             <w:r>
               <w:rPr>
                 <w:rFonts w:ascii="Source Sans 3" w:hAnsi="Source Sans 3"/>
-                <w:color w:val="0A0E0F"/>
-                <w:spacing w:val="-4"/>
+                <w:color w:val="0A0E10"/>
+                <w:w w:val="90"/>
                 <w:sz w:val="18"/>
               </w:rPr>
-              <w:t>spelling</w:t>
-            </w:r>
-            <w:r>
-              <w:rPr>
-                <w:rFonts w:ascii="Source Sans 3" w:hAnsi="Source Sans 3"/>
-                <w:color w:val="0A0E0F"/>
-                <w:spacing w:val="-17"/>
-                <w:sz w:val="18"/>
-              </w:rPr>
-              <w:t xml:space="preserve"> </w:t>
-            </w:r>
-            <w:r>
-              <w:rPr>
-                <w:rFonts w:ascii="Source Sans 3" w:hAnsi="Source Sans 3"/>
-                <w:color w:val="0A0E0F"/>
-                <w:spacing w:val="-4"/>
-                <w:sz w:val="18"/>
-              </w:rPr>
-              <w:t>of</w:t>
-            </w:r>
-            <w:r>
-              <w:rPr>
-                <w:rFonts w:ascii="Source Sans 3" w:hAnsi="Source Sans 3"/>
-                <w:color w:val="0A0E0F"/>
-                <w:spacing w:val="-9"/>
-                <w:sz w:val="18"/>
-              </w:rPr>
-              <w:t xml:space="preserve"> </w:t>
-            </w:r>
-            <w:r>
-              <w:rPr>
-                <w:rFonts w:ascii="Source Sans 3" w:hAnsi="Source Sans 3"/>
-                <w:color w:val="0A0E0F"/>
-                <w:spacing w:val="-4"/>
-                <w:sz w:val="18"/>
-              </w:rPr>
-              <w:t>names (people,</w:t>
-            </w:r>
-            <w:r>
-              <w:rPr>
-                <w:rFonts w:ascii="Source Sans 3" w:hAnsi="Source Sans 3"/>
-                <w:color w:val="0A0E0F"/>
-                <w:spacing w:val="-1"/>
-                <w:sz w:val="18"/>
-              </w:rPr>
-              <w:t xml:space="preserve"> </w:t>
-            </w:r>
-            <w:r>
-              <w:rPr>
-                <w:rFonts w:ascii="Source Sans 3" w:hAnsi="Source Sans 3"/>
-                <w:color w:val="0A0E0F"/>
-                <w:spacing w:val="-4"/>
-                <w:sz w:val="18"/>
-              </w:rPr>
-              <w:t>places,</w:t>
-            </w:r>
-            <w:r>
-              <w:rPr>
-                <w:rFonts w:ascii="Source Sans 3" w:hAnsi="Source Sans 3"/>
-                <w:color w:val="0A0E0F"/>
-                <w:spacing w:val="-12"/>
-                <w:sz w:val="18"/>
-              </w:rPr>
-              <w:t xml:space="preserve"> </w:t>
-            </w:r>
-            <w:r>
-              <w:rPr>
-                <w:rFonts w:ascii="Source Sans 3" w:hAnsi="Source Sans 3"/>
-                <w:color w:val="0A0E0F"/>
-                <w:spacing w:val="-4"/>
-                <w:sz w:val="18"/>
-              </w:rPr>
-              <w:t>addresses,</w:t>
-            </w:r>
-            <w:r>
-              <w:rPr>
-                <w:rFonts w:ascii="Source Sans 3" w:hAnsi="Source Sans 3"/>
-                <w:color w:val="0A0E0F"/>
-                <w:spacing w:val="-16"/>
-                <w:sz w:val="18"/>
-              </w:rPr>
-              <w:t xml:space="preserve"> </w:t>
-            </w:r>
-            <w:r>
-              <w:rPr>
-                <w:rFonts w:ascii="Source Sans 3" w:hAnsi="Source Sans 3"/>
-                <w:color w:val="0A0E0F"/>
-                <w:spacing w:val="-4"/>
-                <w:sz w:val="18"/>
-              </w:rPr>
-              <w:t>including</w:t>
-            </w:r>
-            <w:r>
-              <w:rPr>
-                <w:rFonts w:ascii="Source Sans 3" w:hAnsi="Source Sans 3"/>
-                <w:color w:val="0A0E0F"/>
-                <w:sz w:val="18"/>
-              </w:rPr>
-              <w:t xml:space="preserve"> </w:t>
-            </w:r>
-            <w:r>
-              <w:rPr>
-                <w:rFonts w:ascii="Source Sans 3" w:hAnsi="Source Sans 3"/>
-                <w:color w:val="0A0E0F"/>
-                <w:spacing w:val="-2"/>
-                <w:sz w:val="18"/>
-              </w:rPr>
-              <w:t>email</w:t>
-            </w:r>
-            <w:r>
-              <w:rPr>
-                <w:rFonts w:ascii="Source Sans 3" w:hAnsi="Source Sans 3"/>
-                <w:color w:val="0A0E0F"/>
-                <w:spacing w:val="-6"/>
-                <w:sz w:val="18"/>
-              </w:rPr>
-              <w:t xml:space="preserve"> </w:t>
-            </w:r>
-            <w:r>
-              <w:rPr>
-                <w:rFonts w:ascii="Source Sans 3" w:hAnsi="Source Sans 3"/>
-                <w:color w:val="0A0E0F"/>
-                <w:spacing w:val="-2"/>
-                <w:sz w:val="18"/>
-              </w:rPr>
-              <w:t>addresses), paying</w:t>
-            </w:r>
-            <w:r>
-              <w:rPr>
-                <w:rFonts w:ascii="Source Sans 3" w:hAnsi="Source Sans 3"/>
-                <w:color w:val="0A0E0F"/>
-                <w:spacing w:val="-7"/>
-                <w:sz w:val="18"/>
-              </w:rPr>
-              <w:t xml:space="preserve"> </w:t>
-            </w:r>
-            <w:r>
-              <w:rPr>
-                <w:rFonts w:ascii="Source Sans 3" w:hAnsi="Source Sans 3"/>
-                <w:color w:val="0A0E0F"/>
-                <w:spacing w:val="-2"/>
-                <w:sz w:val="18"/>
-              </w:rPr>
-              <w:t>special attention to letters</w:t>
-            </w:r>
-            <w:r>
-              <w:rPr>
-                <w:rFonts w:ascii="Source Sans 3" w:hAnsi="Source Sans 3"/>
-                <w:color w:val="0A0E0F"/>
-                <w:sz w:val="18"/>
-              </w:rPr>
-              <w:t xml:space="preserve"> </w:t>
-            </w:r>
-            <w:r>
-              <w:rPr>
-                <w:rFonts w:ascii="Source Sans 3" w:hAnsi="Source Sans 3"/>
-                <w:color w:val="0A0E0F"/>
-                <w:spacing w:val="-2"/>
-                <w:sz w:val="18"/>
-              </w:rPr>
-              <w:t>which</w:t>
-            </w:r>
-            <w:r>
-              <w:rPr>
-                <w:rFonts w:ascii="Source Sans 3" w:hAnsi="Source Sans 3"/>
-                <w:color w:val="0A0E0F"/>
-                <w:spacing w:val="-8"/>
-                <w:sz w:val="18"/>
-              </w:rPr>
-              <w:t xml:space="preserve"> </w:t>
-            </w:r>
-            <w:r>
-              <w:rPr>
-                <w:rFonts w:ascii="Source Sans 3" w:hAnsi="Source Sans 3"/>
-                <w:color w:val="0A0E0F"/>
-                <w:spacing w:val="-2"/>
-                <w:sz w:val="18"/>
-              </w:rPr>
-              <w:t>represent</w:t>
-            </w:r>
-            <w:r>
-              <w:rPr>
-                <w:rFonts w:ascii="Source Sans 3" w:hAnsi="Source Sans 3"/>
-                <w:color w:val="0A0E0F"/>
-                <w:spacing w:val="-5"/>
-                <w:sz w:val="18"/>
-              </w:rPr>
-              <w:t xml:space="preserve"> </w:t>
-            </w:r>
-            <w:r>
-              <w:rPr>
-                <w:rFonts w:ascii="Source Sans 3" w:hAnsi="Source Sans 3"/>
-                <w:color w:val="0A0E0F"/>
-                <w:spacing w:val="-2"/>
-                <w:sz w:val="18"/>
-              </w:rPr>
-              <w:t>problem sounds for</w:t>
-            </w:r>
-            <w:r>
-              <w:rPr>
-                <w:rFonts w:ascii="Source Sans 3" w:hAnsi="Source Sans 3"/>
-                <w:color w:val="0A0E0F"/>
-                <w:spacing w:val="-4"/>
-                <w:sz w:val="18"/>
-              </w:rPr>
-              <w:t xml:space="preserve"> </w:t>
-            </w:r>
-            <w:r>
-              <w:rPr>
-                <w:rFonts w:ascii="Source Sans 3" w:hAnsi="Source Sans 3"/>
-                <w:color w:val="0A0E0F"/>
-                <w:spacing w:val="-2"/>
-                <w:sz w:val="18"/>
-              </w:rPr>
-              <w:t>your</w:t>
-            </w:r>
-            <w:r>
-              <w:rPr>
-                <w:rFonts w:ascii="Source Sans 3" w:hAnsi="Source Sans 3"/>
-                <w:color w:val="0A0E0F"/>
-                <w:spacing w:val="-4"/>
-                <w:sz w:val="18"/>
-              </w:rPr>
-              <w:t xml:space="preserve"> </w:t>
-            </w:r>
-            <w:r>
-              <w:rPr>
-                <w:rFonts w:ascii="Source Sans 3" w:hAnsi="Source Sans 3"/>
-                <w:color w:val="0A0E0F"/>
-                <w:spacing w:val="-2"/>
-                <w:sz w:val="18"/>
-              </w:rPr>
-              <w:t>language</w:t>
+              <w:t>spelling of names (people, places, addresses, including email addresses), paying special attention to letters which represent problem sounds for your language</w:t>
             </w:r>
           </w:p>
         </w:tc>
         <w:tc>
           <w:tcPr>
-            <w:tcW w:w="4472" w:type="dxa"/>
+            <w:tcW w:w="3905" w:type="dxa"/>
+            <w:vMerge w:val="restart"/>
           </w:tcPr>
           <w:p>
             <w:pPr>
@@ -32279,8 +31823,8 @@
           </w:p>
           <w:p>
             <w:pPr>
-              <w:spacing w:line="200" w:lineRule="exact"/>
-              <w:ind w:left="188"/>
+              <w:spacing w:before="30" w:line="200" w:lineRule="exact"/>
+              <w:ind w:left="187"/>
               <w:rPr>
                 <w:rFonts w:ascii="Source Sans 3" w:hAnsi="Source Sans 3"/>
                 <w:sz w:val="21"/>
@@ -32312,25 +31856,7 @@
                 <w:color w:val="050607"/>
                 <w:sz w:val="21"/>
               </w:rPr>
-              <w:t>B-A-K-E-</w:t>
-            </w:r>
-            <w:proofErr w:type="gramStart"/>
-            <w:r>
-              <w:rPr>
-                <w:rFonts w:ascii="Source Sans 3" w:hAnsi="Source Sans 3"/>
-                <w:color w:val="050607"/>
-                <w:sz w:val="21"/>
-              </w:rPr>
-              <w:t>R,hyphen</w:t>
-            </w:r>
-            <w:proofErr w:type="gramEnd"/>
-            <w:r>
-              <w:rPr>
-                <w:rFonts w:ascii="Source Sans 3" w:hAnsi="Source Sans 3"/>
-                <w:color w:val="050607"/>
-                <w:sz w:val="21"/>
-              </w:rPr>
-              <w:t>,J-0-N-E-</w:t>
+              <w:t>B-A-K-E-R,hyphen,J-0-N-E-</w:t>
             </w:r>
             <w:r>
               <w:rPr>
@@ -32344,8 +31870,8 @@
           </w:p>
           <w:p>
             <w:pPr>
-              <w:spacing w:before="29"/>
-              <w:ind w:left="202"/>
+              <w:spacing w:before="30"/>
+              <w:ind w:left="187"/>
               <w:rPr>
                 <w:rFonts w:ascii="Source Sans 3" w:hAnsi="Source Sans 3"/>
                 <w:sz w:val="21"/>
@@ -32377,25 +31903,7 @@
                 <w:color w:val="050607"/>
                 <w:sz w:val="21"/>
               </w:rPr>
-              <w:t>B-A-K-E-</w:t>
-            </w:r>
-            <w:proofErr w:type="gramStart"/>
-            <w:r>
-              <w:rPr>
-                <w:rFonts w:ascii="Source Sans 3" w:hAnsi="Source Sans 3"/>
-                <w:color w:val="050607"/>
-                <w:sz w:val="21"/>
-              </w:rPr>
-              <w:t>R,line</w:t>
-            </w:r>
-            <w:proofErr w:type="gramEnd"/>
-            <w:r>
-              <w:rPr>
-                <w:rFonts w:ascii="Source Sans 3" w:hAnsi="Source Sans 3"/>
-                <w:color w:val="050607"/>
-                <w:sz w:val="21"/>
-              </w:rPr>
-              <w:t>,J-0-N-E-</w:t>
+              <w:t>B-A-K-E-R,line,J-0-N-E-</w:t>
             </w:r>
             <w:r>
               <w:rPr>
@@ -32409,8 +31917,8 @@
           </w:p>
           <w:p>
             <w:pPr>
-              <w:spacing w:before="29"/>
-              <w:ind w:left="202"/>
+              <w:spacing w:before="30"/>
+              <w:ind w:left="187"/>
               <w:rPr>
                 <w:rFonts w:ascii="Source Sans 3" w:hAnsi="Source Sans 3"/>
                 <w:b/>
@@ -32420,7 +31928,6 @@
                 <w:sz w:val="21"/>
               </w:rPr>
             </w:pPr>
-            <w:proofErr w:type="gramStart"/>
             <w:r>
               <w:rPr>
                 <w:rFonts w:ascii="Source Sans 3" w:hAnsi="Source Sans 3"/>
@@ -32437,43 +31944,13 @@
                 <w:color w:val="050607"/>
                 <w:sz w:val="21"/>
               </w:rPr>
-              <w:t>B</w:t>
-            </w:r>
-            <w:proofErr w:type="gramEnd"/>
-            <w:r>
-              <w:rPr>
-                <w:rFonts w:ascii="Source Sans 3" w:hAnsi="Source Sans 3"/>
-                <w:bCs/>
-                <w:color w:val="050607"/>
-                <w:sz w:val="21"/>
-              </w:rPr>
-              <w:t>-A-K-E-</w:t>
-            </w:r>
-            <w:proofErr w:type="gramStart"/>
-            <w:r>
-              <w:rPr>
-                <w:rFonts w:ascii="Source Sans 3" w:hAnsi="Source Sans 3"/>
-                <w:bCs/>
-                <w:color w:val="050607"/>
-                <w:sz w:val="21"/>
-              </w:rPr>
-              <w:t>R,dash</w:t>
-            </w:r>
-            <w:proofErr w:type="gramEnd"/>
-            <w:r>
-              <w:rPr>
-                <w:rFonts w:ascii="Source Sans 3" w:hAnsi="Source Sans 3"/>
-                <w:bCs/>
-                <w:color w:val="050607"/>
-                <w:sz w:val="21"/>
-              </w:rPr>
-              <w:t>,J-0-N-E-S</w:t>
+              <w:t>B-A-K-E-R,dash,J-0-N-E-S</w:t>
             </w:r>
           </w:p>
         </w:tc>
         <w:tc>
           <w:tcPr>
-            <w:tcW w:w="4820" w:type="dxa"/>
+            <w:tcW w:w="5387" w:type="dxa"/>
             <w:vMerge/>
           </w:tcPr>
           <w:p>
@@ -32495,7 +31972,8 @@
         </w:tc>
         <w:tc>
           <w:tcPr>
-            <w:tcW w:w="4472" w:type="dxa"/>
+            <w:tcW w:w="3905" w:type="dxa"/>
+            <w:vMerge/>
           </w:tcPr>
           <w:p>
             <w:pPr>
@@ -32880,7 +32358,6 @@
                 <w:szCs w:val="21"/>
               </w:rPr>
             </w:pPr>
-            <w:proofErr w:type="gramStart"/>
             <w:r>
               <w:rPr>
                 <w:rFonts w:ascii="Source Sans 3" w:hAnsi="Source Sans 3"/>
@@ -32899,18 +32376,7 @@
                 <w:sz w:val="21"/>
                 <w:szCs w:val="21"/>
               </w:rPr>
-              <w:t>his</w:t>
-            </w:r>
-            <w:proofErr w:type="gramEnd"/>
-            <w:r>
-              <w:rPr>
-                <w:rFonts w:ascii="Source Sans 3" w:hAnsi="Source Sans 3"/>
-                <w:bCs/>
-                <w:iCs/>
-                <w:sz w:val="21"/>
-                <w:szCs w:val="21"/>
-              </w:rPr>
-              <w:t xml:space="preserve"> passport</w:t>
+              <w:t>his passport</w:t>
             </w:r>
           </w:p>
           <w:p>
@@ -34254,26 +33720,13 @@
               <w:t>:</w:t>
             </w:r>
             <w:r>
-              <w:t xml:space="preserve"> as long </w:t>
-            </w:r>
-            <w:proofErr w:type="gramStart"/>
-            <w:r>
-              <w:t>as  3</w:t>
-            </w:r>
-            <w:proofErr w:type="gramEnd"/>
+              <w:t xml:space="preserve"> as long as  3</w:t>
+            </w:r>
             <w:r>
               <w:t>:</w:t>
             </w:r>
             <w:r>
-              <w:t xml:space="preserve"> </w:t>
-            </w:r>
-            <w:proofErr w:type="gramStart"/>
-            <w:r>
-              <w:t>Once  4</w:t>
-            </w:r>
-            <w:proofErr w:type="gramEnd"/>
-            <w:r>
-              <w:t xml:space="preserve"> Unless</w:t>
+              <w:t xml:space="preserve"> Once  4 Unless</w:t>
             </w:r>
           </w:p>
           <w:p>

--- a/assets/data/Mindset-Level-3- Custom.docx
+++ b/assets/data/Mindset-Level-3- Custom.docx
@@ -295,21 +295,21 @@
               <w:rPr>
                 <w:i/>
               </w:rPr>
-              <w:t xml:space="preserve">Palma de Mallorca, </w:t>
-            </w:r>
-            <w:proofErr w:type="spellStart"/>
-            <w:r>
+              <w:t>Palma de Mallorca, Algaida,</w:t>
+            </w:r>
+          </w:p>
+          <w:p>
+            <w:pPr>
+              <w:pStyle w:val="BlankWord2"/>
               <w:rPr>
                 <w:i/>
               </w:rPr>
-              <w:t>Algaida</w:t>
-            </w:r>
-            <w:proofErr w:type="spellEnd"/>
+            </w:pPr>
             <w:r>
               <w:rPr>
                 <w:i/>
               </w:rPr>
-              <w:t>,</w:t>
+              <w:t>Binissalem</w:t>
             </w:r>
           </w:p>
           <w:p>
@@ -319,38 +319,56 @@
                 <w:i/>
               </w:rPr>
             </w:pPr>
-            <w:proofErr w:type="spellStart"/>
+            <w:r>
+              <w:t xml:space="preserve">names of mountains: </w:t>
+            </w:r>
             <w:r>
               <w:rPr>
                 <w:i/>
               </w:rPr>
-              <w:t>Binissalem</w:t>
-            </w:r>
-            <w:proofErr w:type="spellEnd"/>
+              <w:t>Mount Everest, Mont Blanc</w:t>
+            </w:r>
           </w:p>
           <w:p>
             <w:pPr>
               <w:pStyle w:val="BlankWord2"/>
+            </w:pPr>
+            <w:r>
+              <w:t>Use 'the' for:</w:t>
+            </w:r>
+          </w:p>
+          <w:p>
+            <w:pPr>
+              <w:pStyle w:val="BlankWord2"/>
               <w:rPr>
                 <w:i/>
               </w:rPr>
             </w:pPr>
             <w:r>
-              <w:t xml:space="preserve">names of mountains: </w:t>
+              <w:t xml:space="preserve">groups of islands: </w:t>
             </w:r>
             <w:r>
               <w:rPr>
                 <w:i/>
               </w:rPr>
-              <w:t>Mount Everest, Mont Blanc</w:t>
+              <w:t>the Balearic Islands</w:t>
             </w:r>
           </w:p>
           <w:p>
             <w:pPr>
               <w:pStyle w:val="BlankWord2"/>
-            </w:pPr>
-            <w:r>
-              <w:t>Use 'the' for:</w:t>
+              <w:rPr>
+                <w:i/>
+              </w:rPr>
+            </w:pPr>
+            <w:r>
+              <w:t xml:space="preserve">coastal areas: </w:t>
+            </w:r>
+            <w:r>
+              <w:rPr>
+                <w:i/>
+              </w:rPr>
+              <w:t>the Valencian Coast</w:t>
             </w:r>
           </w:p>
           <w:p>
@@ -361,13 +379,13 @@
               </w:rPr>
             </w:pPr>
             <w:r>
-              <w:t xml:space="preserve">groups of islands: </w:t>
+              <w:t xml:space="preserve">oceans and seas: </w:t>
             </w:r>
             <w:r>
               <w:rPr>
                 <w:i/>
               </w:rPr>
-              <w:t>the Balearic Islands</w:t>
+              <w:t>the Mediterranean Sea, the Persian Gulf</w:t>
             </w:r>
           </w:p>
           <w:p>
@@ -378,13 +396,13 @@
               </w:rPr>
             </w:pPr>
             <w:r>
-              <w:t xml:space="preserve">coastal areas: </w:t>
+              <w:t xml:space="preserve">nationalities: </w:t>
             </w:r>
             <w:r>
               <w:rPr>
                 <w:i/>
               </w:rPr>
-              <w:t>the Valencian Coast</w:t>
+              <w:t>the Spanish, the Omanis, the Chinese</w:t>
             </w:r>
           </w:p>
           <w:p>
@@ -395,13 +413,25 @@
               </w:rPr>
             </w:pPr>
             <w:r>
-              <w:t xml:space="preserve">oceans and seas: </w:t>
+              <w:t xml:space="preserve">countries which are Republics, Kingdoms or Unions: </w:t>
             </w:r>
             <w:r>
               <w:rPr>
                 <w:i/>
               </w:rPr>
-              <w:t>the Mediterranean Sea, the Persian Gulf</w:t>
+              <w:t>the Republic of China, the United Kingdom (the UK), the United States of</w:t>
+            </w:r>
+            <w:r>
+              <w:rPr>
+                <w:i/>
+              </w:rPr>
+              <w:t xml:space="preserve"> </w:t>
+            </w:r>
+            <w:r>
+              <w:rPr>
+                <w:i/>
+              </w:rPr>
+              <w:t>America (the USA)</w:t>
             </w:r>
           </w:p>
           <w:p>
@@ -412,73 +442,13 @@
               </w:rPr>
             </w:pPr>
             <w:r>
-              <w:t xml:space="preserve">nationalities: </w:t>
+              <w:t xml:space="preserve">mountain ranges: </w:t>
             </w:r>
             <w:r>
               <w:rPr>
                 <w:i/>
               </w:rPr>
-              <w:t>the Spanish, the Omanis, the Chinese</w:t>
-            </w:r>
-          </w:p>
-          <w:p>
-            <w:pPr>
-              <w:pStyle w:val="BlankWord2"/>
-              <w:rPr>
-                <w:i/>
-              </w:rPr>
-            </w:pPr>
-            <w:r>
-              <w:t xml:space="preserve">countries which are Republics, Kingdoms or Unions: </w:t>
-            </w:r>
-            <w:r>
-              <w:rPr>
-                <w:i/>
-              </w:rPr>
-              <w:t>the Republic of China, the United Kingdom (the UK), the United States of</w:t>
-            </w:r>
-            <w:r>
-              <w:rPr>
-                <w:i/>
-              </w:rPr>
-              <w:t xml:space="preserve"> </w:t>
-            </w:r>
-            <w:r>
-              <w:rPr>
-                <w:i/>
-              </w:rPr>
-              <w:t>America (the USA)</w:t>
-            </w:r>
-          </w:p>
-          <w:p>
-            <w:pPr>
-              <w:pStyle w:val="BlankWord2"/>
-              <w:rPr>
-                <w:i/>
-              </w:rPr>
-            </w:pPr>
-            <w:r>
-              <w:t xml:space="preserve">mountain ranges: </w:t>
-            </w:r>
-            <w:r>
-              <w:rPr>
-                <w:i/>
-              </w:rPr>
-              <w:t xml:space="preserve">the </w:t>
-            </w:r>
-            <w:proofErr w:type="spellStart"/>
-            <w:r>
-              <w:rPr>
-                <w:i/>
-              </w:rPr>
-              <w:t>Tramuntanas</w:t>
-            </w:r>
-            <w:proofErr w:type="spellEnd"/>
-            <w:r>
-              <w:rPr>
-                <w:i/>
-              </w:rPr>
-              <w:t>, the Himalayas</w:t>
+              <w:t>the Tramuntanas, the Himalayas</w:t>
             </w:r>
           </w:p>
           <w:p>
@@ -504,15 +474,7 @@
               <w:spacing w:after="240"/>
             </w:pPr>
             <w:r>
-              <w:t xml:space="preserve">Other geographical </w:t>
-            </w:r>
-            <w:proofErr w:type="spellStart"/>
-            <w:r>
-              <w:t>features:lakes</w:t>
-            </w:r>
-            <w:proofErr w:type="spellEnd"/>
-            <w:r>
-              <w:t xml:space="preserve">: no article, usually begins with the word Lake </w:t>
+              <w:t xml:space="preserve">Other geographical features:lakes: no article, usually begins with the word Lake </w:t>
             </w:r>
             <w:r>
               <w:rPr>
@@ -521,15 +483,7 @@
               <w:t xml:space="preserve">(Lake Windermere) </w:t>
             </w:r>
             <w:r>
-              <w:t xml:space="preserve">rivers: definite article before name of </w:t>
-            </w:r>
-            <w:proofErr w:type="spellStart"/>
-            <w:r>
-              <w:t>river.Capitalise</w:t>
-            </w:r>
-            <w:proofErr w:type="spellEnd"/>
-            <w:r>
-              <w:t xml:space="preserve"> the word 'river' or it can be omitted </w:t>
+              <w:t xml:space="preserve">rivers: definite article before name of river.Capitalise the word 'river' or it can be omitted </w:t>
             </w:r>
             <w:r>
               <w:rPr>
@@ -714,25 +668,7 @@
                 <w:sz w:val="21"/>
                 <w:szCs w:val="21"/>
               </w:rPr>
-              <w:t xml:space="preserve">, or go hiking in the </w:t>
-            </w:r>
-            <w:proofErr w:type="spellStart"/>
-            <w:r>
-              <w:rPr>
-                <w:rFonts w:ascii="Source Sans 3" w:hAnsi="Source Sans 3"/>
-                <w:sz w:val="21"/>
-                <w:szCs w:val="21"/>
-              </w:rPr>
-              <w:t>Tramuntanas</w:t>
-            </w:r>
-            <w:proofErr w:type="spellEnd"/>
-            <w:r>
-              <w:rPr>
-                <w:rFonts w:ascii="Source Sans 3" w:hAnsi="Source Sans 3"/>
-                <w:sz w:val="21"/>
-                <w:szCs w:val="21"/>
-              </w:rPr>
-              <w:t xml:space="preserve">, a mountain range that runs from </w:t>
+              <w:t xml:space="preserve">, or go hiking in the Tramuntanas, a mountain range that runs from </w:t>
             </w:r>
             <w:r>
               <w:rPr>
@@ -785,7 +721,6 @@
               </w:rPr>
               <w:t xml:space="preserve">, contrasts entirely with the traditional rural towns and villages in the heart of the island, such as </w:t>
             </w:r>
-            <w:proofErr w:type="spellStart"/>
             <w:r>
               <w:rPr>
                 <w:rFonts w:ascii="Source Sans 3" w:hAnsi="Source Sans 3"/>
@@ -795,7 +730,6 @@
               </w:rPr>
               <w:t>Algaida</w:t>
             </w:r>
-            <w:proofErr w:type="spellEnd"/>
             <w:r>
               <w:rPr>
                 <w:rFonts w:ascii="Source Sans 3" w:hAnsi="Source Sans 3"/>
@@ -804,7 +738,6 @@
               </w:rPr>
               <w:t xml:space="preserve"> or </w:t>
             </w:r>
-            <w:proofErr w:type="spellStart"/>
             <w:r>
               <w:rPr>
                 <w:rFonts w:ascii="Source Sans 3" w:hAnsi="Source Sans 3"/>
@@ -814,7 +747,6 @@
               </w:rPr>
               <w:t>Binissalem</w:t>
             </w:r>
-            <w:proofErr w:type="spellEnd"/>
             <w:r>
               <w:rPr>
                 <w:rFonts w:ascii="Source Sans 3" w:hAnsi="Source Sans 3"/>
@@ -1129,25 +1061,7 @@
                 <w:sz w:val="20"/>
                 <w:szCs w:val="20"/>
               </w:rPr>
-              <w:t xml:space="preserve">This type of task requires you to choose a heading which correctly </w:t>
-            </w:r>
-            <w:proofErr w:type="spellStart"/>
-            <w:r>
-              <w:rPr>
-                <w:rFonts w:ascii="Source Sans 3" w:hAnsi="Source Sans 3"/>
-                <w:sz w:val="20"/>
-                <w:szCs w:val="20"/>
-              </w:rPr>
-              <w:t>summarises</w:t>
-            </w:r>
-            <w:proofErr w:type="spellEnd"/>
-            <w:r>
-              <w:rPr>
-                <w:rFonts w:ascii="Source Sans 3" w:hAnsi="Source Sans 3"/>
-                <w:sz w:val="20"/>
-                <w:szCs w:val="20"/>
-              </w:rPr>
-              <w:t xml:space="preserve"> the whole paragraph. Often, it is possible to find one sentence in a paragraph which conveys the main idea - this is known as the </w:t>
+              <w:t xml:space="preserve">This type of task requires you to choose a heading which correctly summarises the whole paragraph. Often, it is possible to find one sentence in a paragraph which conveys the main idea - this is known as the </w:t>
             </w:r>
             <w:r>
               <w:rPr>
@@ -6985,23 +6899,7 @@
                 <w:rFonts w:ascii="Source Sans 3" w:hAnsi="Source Sans 3"/>
                 <w:sz w:val="21"/>
               </w:rPr>
-              <w:t xml:space="preserve">Despite the fact the town of Marloth Park is close to the Kruger National Park, one of the largest game reserves in Africa, and despite the constant threat of visits from wild animals such as lions and hippopotamuses, its anxious residents are not allowed to build fences around their houses to keep out their </w:t>
-            </w:r>
-            <w:proofErr w:type="spellStart"/>
-            <w:r>
-              <w:rPr>
-                <w:rFonts w:ascii="Source Sans 3" w:hAnsi="Source Sans 3"/>
-                <w:sz w:val="21"/>
-              </w:rPr>
-              <w:t>neighbours</w:t>
-            </w:r>
-            <w:proofErr w:type="spellEnd"/>
-            <w:r>
-              <w:rPr>
-                <w:rFonts w:ascii="Source Sans 3" w:hAnsi="Source Sans 3"/>
-                <w:sz w:val="21"/>
-              </w:rPr>
-              <w:t>.</w:t>
+              <w:t>Despite the fact the town of Marloth Park is close to the Kruger National Park, one of the largest game reserves in Africa, and despite the constant threat of visits from wild animals such as lions and hippopotamuses, its anxious residents are not allowed to build fences around their houses to keep out their neighbours.</w:t>
             </w:r>
           </w:p>
           <w:p>
@@ -7094,90 +6992,68 @@
               <w:rPr>
                 <w:rStyle w:val="BlankWord1"/>
               </w:rPr>
-              <w:t xml:space="preserve">dangers </w:t>
-            </w:r>
-            <w:proofErr w:type="spellStart"/>
-            <w:r>
+              <w:t>dangers ofthe wild= the constant threat of visits from wild animals</w:t>
+            </w:r>
+          </w:p>
+          <w:p>
+            <w:pPr>
               <w:rPr>
                 <w:rStyle w:val="BlankWord1"/>
               </w:rPr>
-              <w:t>ofthe</w:t>
-            </w:r>
-            <w:proofErr w:type="spellEnd"/>
+            </w:pPr>
+            <w:r>
+              <w:rPr>
+                <w:rFonts w:ascii="Source Sans 3" w:hAnsi="Source Sans 3"/>
+                <w:b/>
+                <w:bCs/>
+                <w:sz w:val="21"/>
+              </w:rPr>
+              <w:t>C</w:t>
+            </w:r>
+            <w:r>
+              <w:rPr>
+                <w:rFonts w:ascii="Source Sans 3" w:hAnsi="Source Sans 3"/>
+                <w:sz w:val="21"/>
+              </w:rPr>
+              <w:t xml:space="preserve"> Where </w:t>
+            </w:r>
+            <w:r>
+              <w:rPr>
+                <w:rFonts w:ascii="Source Sans 3" w:hAnsi="Source Sans 3"/>
+                <w:sz w:val="21"/>
+                <w:u w:val="single"/>
+              </w:rPr>
+              <w:t>humans and animals</w:t>
+            </w:r>
+            <w:r>
+              <w:rPr>
+                <w:rFonts w:ascii="Source Sans 3" w:hAnsi="Source Sans 3"/>
+                <w:sz w:val="21"/>
+              </w:rPr>
+              <w:t xml:space="preserve"> cautiously </w:t>
+            </w:r>
+            <w:r>
+              <w:rPr>
+                <w:rFonts w:ascii="Source Sans 3" w:hAnsi="Source Sans 3"/>
+                <w:sz w:val="21"/>
+                <w:u w:val="single"/>
+              </w:rPr>
+              <w:t>co-exist</w:t>
+            </w:r>
+            <w:r>
+              <w:rPr>
+                <w:rFonts w:ascii="Source Sans 3" w:hAnsi="Source Sans 3"/>
+                <w:sz w:val="21"/>
+                <w:u w:val="single"/>
+              </w:rPr>
+              <w:t xml:space="preserve"> </w:t>
+            </w:r>
             <w:r>
               <w:rPr>
                 <w:rStyle w:val="BlankWord1"/>
               </w:rPr>
-              <w:t xml:space="preserve"> wild= the constant threat of visits from wild animals</w:t>
-            </w:r>
-          </w:p>
-          <w:p>
-            <w:pPr>
-              <w:rPr>
-                <w:rStyle w:val="BlankWord1"/>
-              </w:rPr>
-            </w:pPr>
-            <w:r>
-              <w:rPr>
-                <w:rFonts w:ascii="Source Sans 3" w:hAnsi="Source Sans 3"/>
-                <w:b/>
-                <w:bCs/>
-                <w:sz w:val="21"/>
-              </w:rPr>
-              <w:t>C</w:t>
-            </w:r>
-            <w:r>
-              <w:rPr>
-                <w:rFonts w:ascii="Source Sans 3" w:hAnsi="Source Sans 3"/>
-                <w:sz w:val="21"/>
-              </w:rPr>
-              <w:t xml:space="preserve"> Where </w:t>
-            </w:r>
-            <w:r>
-              <w:rPr>
-                <w:rFonts w:ascii="Source Sans 3" w:hAnsi="Source Sans 3"/>
-                <w:sz w:val="21"/>
-                <w:u w:val="single"/>
-              </w:rPr>
-              <w:t>humans and animals</w:t>
-            </w:r>
-            <w:r>
-              <w:rPr>
-                <w:rFonts w:ascii="Source Sans 3" w:hAnsi="Source Sans 3"/>
-                <w:sz w:val="21"/>
-              </w:rPr>
-              <w:t xml:space="preserve"> cautiously </w:t>
-            </w:r>
-            <w:r>
-              <w:rPr>
-                <w:rFonts w:ascii="Source Sans 3" w:hAnsi="Source Sans 3"/>
-                <w:sz w:val="21"/>
-                <w:u w:val="single"/>
-              </w:rPr>
-              <w:t>co-exist</w:t>
-            </w:r>
-            <w:r>
-              <w:rPr>
-                <w:rFonts w:ascii="Source Sans 3" w:hAnsi="Source Sans 3"/>
-                <w:sz w:val="21"/>
-                <w:u w:val="single"/>
-              </w:rPr>
-              <w:t xml:space="preserve"> </w:t>
-            </w:r>
-            <w:r>
-              <w:rPr>
-                <w:rStyle w:val="BlankWord1"/>
-              </w:rPr>
-              <w:t xml:space="preserve">humans and animals= lions and hippopotamuses [and] anxious residents; co-exist= residents are not allowed to ... keep out their </w:t>
-            </w:r>
-            <w:proofErr w:type="spellStart"/>
-            <w:r>
-              <w:rPr>
-                <w:rStyle w:val="BlankWord1"/>
-              </w:rPr>
-              <w:t>neighbours</w:t>
-            </w:r>
-            <w:proofErr w:type="spellEnd"/>
+              <w:t>humans and animals= lions and hippopotamuses [and] anxious residents; co-exist= residents are not allowed to ... keep out their neighbours</w:t>
+            </w:r>
           </w:p>
         </w:tc>
       </w:tr>
@@ -8427,115 +8303,35 @@
                 <w:rFonts w:ascii="Source Sans 3" w:hAnsi="Source Sans 3"/>
                 <w:sz w:val="21"/>
               </w:rPr>
-              <w:t xml:space="preserve">The real </w:t>
-            </w:r>
-            <w:proofErr w:type="spellStart"/>
-            <w:r>
-              <w:rPr>
-                <w:rFonts w:ascii="Source Sans 3" w:hAnsi="Source Sans 3"/>
-                <w:sz w:val="21"/>
-              </w:rPr>
-              <w:t>Hallstat</w:t>
-            </w:r>
-            <w:proofErr w:type="spellEnd"/>
-            <w:r>
-              <w:rPr>
-                <w:rFonts w:ascii="Source Sans 3" w:hAnsi="Source Sans 3"/>
-                <w:sz w:val="21"/>
-              </w:rPr>
-              <w:t xml:space="preserve"> is in Austria and is proud to be a traditional UNESCO* World Heritage Site. The Chinese </w:t>
-            </w:r>
-            <w:proofErr w:type="spellStart"/>
-            <w:r>
-              <w:rPr>
-                <w:rFonts w:ascii="Source Sans 3" w:hAnsi="Source Sans 3"/>
-                <w:sz w:val="21"/>
-              </w:rPr>
-              <w:t>Hallstat</w:t>
-            </w:r>
-            <w:proofErr w:type="spellEnd"/>
-            <w:r>
-              <w:rPr>
-                <w:rFonts w:ascii="Source Sans 3" w:hAnsi="Source Sans 3"/>
-                <w:sz w:val="21"/>
-              </w:rPr>
-              <w:t xml:space="preserve"> is a carbon copy, built in Guangdong province, China, by a millionaire who sponsored the construction of the imitation town. It cost approximately $940 million to build, and</w:t>
-            </w:r>
-            <w:r>
-              <w:rPr>
-                <w:rFonts w:ascii="Source Sans 3" w:hAnsi="Source Sans 3"/>
-                <w:sz w:val="21"/>
-              </w:rPr>
-              <w:t xml:space="preserve"> </w:t>
-            </w:r>
-            <w:r>
-              <w:rPr>
-                <w:rFonts w:ascii="Source Sans 3" w:hAnsi="Source Sans 3"/>
-                <w:sz w:val="21"/>
-              </w:rPr>
-              <w:t xml:space="preserve">looks exactly like the real </w:t>
-            </w:r>
-            <w:proofErr w:type="spellStart"/>
-            <w:r>
-              <w:rPr>
-                <w:rFonts w:ascii="Source Sans 3" w:hAnsi="Source Sans 3"/>
-                <w:sz w:val="21"/>
-              </w:rPr>
-              <w:t>Hallstat</w:t>
-            </w:r>
-            <w:proofErr w:type="spellEnd"/>
-            <w:r>
-              <w:rPr>
-                <w:rFonts w:ascii="Source Sans 3" w:hAnsi="Source Sans 3"/>
-                <w:sz w:val="21"/>
-              </w:rPr>
-              <w:t xml:space="preserve">, all the way down to its wooden houses, its narrow streets, and its funicular railway. When the residents of Austria's </w:t>
-            </w:r>
-            <w:proofErr w:type="spellStart"/>
-            <w:r>
-              <w:rPr>
-                <w:rFonts w:ascii="Source Sans 3" w:hAnsi="Source Sans 3"/>
-                <w:sz w:val="21"/>
-              </w:rPr>
-              <w:t>Hallstat</w:t>
-            </w:r>
-            <w:proofErr w:type="spellEnd"/>
-            <w:r>
-              <w:rPr>
-                <w:rFonts w:ascii="Source Sans 3" w:hAnsi="Source Sans 3"/>
-                <w:sz w:val="21"/>
-              </w:rPr>
-              <w:t xml:space="preserve"> (including the mayor) were invited to visit it, they expressed pride that their town was considered so improbably beautiful that it had been reproduced in its entirety, but they still had cause for complaint. Originally, the Chinese company had promised to meet</w:t>
-            </w:r>
-            <w:r>
-              <w:rPr>
-                <w:rFonts w:ascii="Source Sans 3" w:hAnsi="Source Sans 3"/>
-                <w:sz w:val="21"/>
-              </w:rPr>
-              <w:t xml:space="preserve"> </w:t>
-            </w:r>
-            <w:r>
-              <w:rPr>
-                <w:rFonts w:ascii="Source Sans 3" w:hAnsi="Source Sans 3"/>
-                <w:sz w:val="21"/>
-              </w:rPr>
-              <w:t xml:space="preserve">with the Austrian residents to confirm that they were happy for their homes to be copied; instead, they simply sent their employees to Austria to fake photos, and they returned home to China without speaking to a single resident of the original </w:t>
-            </w:r>
-            <w:proofErr w:type="spellStart"/>
-            <w:r>
-              <w:rPr>
-                <w:rFonts w:ascii="Source Sans 3" w:hAnsi="Source Sans 3"/>
-                <w:sz w:val="21"/>
-              </w:rPr>
-              <w:t>Hallstat</w:t>
-            </w:r>
-            <w:proofErr w:type="spellEnd"/>
-            <w:r>
-              <w:rPr>
-                <w:rFonts w:ascii="Source Sans 3" w:hAnsi="Source Sans 3"/>
-                <w:sz w:val="21"/>
-              </w:rPr>
-              <w:t>.</w:t>
+              <w:t>The real Hallstat is in Austria and is proud to be a traditional UNESCO* World Heritage Site. The Chinese Hallstat is a carbon copy, built in Guangdong province, China, by a millionaire who sponsored the construction of the imitation town. It cost approximately $940 million to build, and</w:t>
+            </w:r>
+            <w:r>
+              <w:rPr>
+                <w:rFonts w:ascii="Source Sans 3" w:hAnsi="Source Sans 3"/>
+                <w:sz w:val="21"/>
+              </w:rPr>
+              <w:t xml:space="preserve"> </w:t>
+            </w:r>
+            <w:r>
+              <w:rPr>
+                <w:rFonts w:ascii="Source Sans 3" w:hAnsi="Source Sans 3"/>
+                <w:sz w:val="21"/>
+              </w:rPr>
+              <w:t>looks exactly like the real Hallstat, all the way down to its wooden houses, its narrow streets, and its funicular railway. When the residents of Austria's Hallstat (including the mayor) were invited to visit it, they expressed pride that their town was considered so improbably beautiful that it had been reproduced in its entirety, but they still had cause for complaint. Originally, the Chinese company had promised to meet</w:t>
+            </w:r>
+            <w:r>
+              <w:rPr>
+                <w:rFonts w:ascii="Source Sans 3" w:hAnsi="Source Sans 3"/>
+                <w:sz w:val="21"/>
+              </w:rPr>
+              <w:t xml:space="preserve"> </w:t>
+            </w:r>
+            <w:r>
+              <w:rPr>
+                <w:rFonts w:ascii="Source Sans 3" w:hAnsi="Source Sans 3"/>
+                <w:sz w:val="21"/>
+              </w:rPr>
+              <w:t>with the Austrian residents to confirm that they were happy for their homes to be copied; instead, they simply sent their employees to Austria to fake photos, and they returned home to China without speaking to a single resident of the original Hallstat.</w:t>
             </w:r>
           </w:p>
           <w:p>
@@ -8867,25 +8663,7 @@
                 <w:sz w:val="21"/>
                 <w:szCs w:val="21"/>
               </w:rPr>
-              <w:t xml:space="preserve"> </w:t>
-            </w:r>
-            <w:proofErr w:type="spellStart"/>
-            <w:r>
-              <w:rPr>
-                <w:rFonts w:ascii="Source Sans 3" w:hAnsi="Source Sans 3"/>
-                <w:sz w:val="21"/>
-                <w:szCs w:val="21"/>
-              </w:rPr>
-              <w:t>A</w:t>
-            </w:r>
-            <w:proofErr w:type="spellEnd"/>
-            <w:r>
-              <w:rPr>
-                <w:rFonts w:ascii="Source Sans 3" w:hAnsi="Source Sans 3"/>
-                <w:sz w:val="21"/>
-                <w:szCs w:val="21"/>
-              </w:rPr>
-              <w:t xml:space="preserve"> conflict between reality and imitation</w:t>
+              <w:t xml:space="preserve"> A conflict between reality and imitation</w:t>
             </w:r>
           </w:p>
           <w:p>
@@ -10681,25 +10459,7 @@
                 <w:sz w:val="21"/>
                 <w:szCs w:val="21"/>
               </w:rPr>
-              <w:t xml:space="preserve">The residents of </w:t>
-            </w:r>
-            <w:proofErr w:type="spellStart"/>
-            <w:r>
-              <w:rPr>
-                <w:rFonts w:ascii="Source Sans 3" w:hAnsi="Source Sans 3" w:cs="Tahoma"/>
-                <w:sz w:val="21"/>
-                <w:szCs w:val="21"/>
-              </w:rPr>
-              <w:t>Hallstat</w:t>
-            </w:r>
-            <w:proofErr w:type="spellEnd"/>
-            <w:r>
-              <w:rPr>
-                <w:rFonts w:ascii="Source Sans 3" w:hAnsi="Source Sans 3" w:cs="Tahoma"/>
-                <w:sz w:val="21"/>
-                <w:szCs w:val="21"/>
-              </w:rPr>
-              <w:t xml:space="preserve"> believed that they would be consulted by the company building a copy of their town - but it turns out they were INFORM.</w:t>
+              <w:t>The residents of Hallstat believed that they would be consulted by the company building a copy of their town - but it turns out they were INFORM.</w:t>
             </w:r>
           </w:p>
           <w:p>
@@ -11059,27 +10819,7 @@
                 <w:sz w:val="21"/>
                 <w:szCs w:val="21"/>
               </w:rPr>
-              <w:t xml:space="preserve">The Reading passage hos six paragraphs, A-F. Choose the correct heading for each paragraph from the list of headings below. Write the correct number, </w:t>
-            </w:r>
-            <w:proofErr w:type="spellStart"/>
-            <w:r>
-              <w:rPr>
-                <w:rFonts w:ascii="Source Sans 3" w:hAnsi="Source Sans 3"/>
-                <w:i/>
-                <w:sz w:val="21"/>
-                <w:szCs w:val="21"/>
-              </w:rPr>
-              <w:t>i</w:t>
-            </w:r>
-            <w:proofErr w:type="spellEnd"/>
-            <w:r>
-              <w:rPr>
-                <w:rFonts w:ascii="Source Sans 3" w:hAnsi="Source Sans 3"/>
-                <w:i/>
-                <w:sz w:val="21"/>
-                <w:szCs w:val="21"/>
-              </w:rPr>
-              <w:t>-viii.</w:t>
+              <w:t>The Reading passage hos six paragraphs, A-F. Choose the correct heading for each paragraph from the list of headings below. Write the correct number, i-viii.</w:t>
             </w:r>
           </w:p>
           <w:p>
@@ -12308,23 +12048,13 @@
               </w:rPr>
               <w:t xml:space="preserve"> </w:t>
             </w:r>
-            <w:proofErr w:type="spellStart"/>
-            <w:r>
-              <w:rPr>
-                <w:rFonts w:ascii="Source Sans 3" w:hAnsi="Source Sans 3"/>
-                <w:sz w:val="20"/>
-                <w:szCs w:val="20"/>
-              </w:rPr>
-              <w:t>centres</w:t>
-            </w:r>
-            <w:proofErr w:type="spellEnd"/>
-            <w:r>
-              <w:rPr>
-                <w:rFonts w:ascii="Source Sans 3" w:hAnsi="Source Sans 3"/>
-                <w:sz w:val="20"/>
-                <w:szCs w:val="20"/>
-              </w:rPr>
-              <w:t>. Cahokia, as</w:t>
+            <w:r>
+              <w:rPr>
+                <w:rFonts w:ascii="Source Sans 3" w:hAnsi="Source Sans 3"/>
+                <w:sz w:val="20"/>
+                <w:szCs w:val="20"/>
+              </w:rPr>
+              <w:t>centres. Cahokia, as</w:t>
             </w:r>
             <w:r>
               <w:rPr>
@@ -14390,7 +14120,6 @@
               </w:rPr>
               <w:t xml:space="preserve"> </w:t>
             </w:r>
-            <w:proofErr w:type="spellStart"/>
             <w:r>
               <w:rPr>
                 <w:rFonts w:ascii="Source Sans 3" w:hAnsi="Source Sans 3"/>
@@ -14399,18 +14128,7 @@
                 <w:sz w:val="20"/>
                 <w:szCs w:val="20"/>
               </w:rPr>
-              <w:t>centre</w:t>
-            </w:r>
-            <w:proofErr w:type="spellEnd"/>
-            <w:r>
-              <w:rPr>
-                <w:rFonts w:ascii="Source Sans 3" w:hAnsi="Source Sans 3"/>
-                <w:color w:val="2F3A2C"/>
-                <w:spacing w:val="-4"/>
-                <w:sz w:val="20"/>
-                <w:szCs w:val="20"/>
-              </w:rPr>
-              <w:t>.</w:t>
+              <w:t>centre.</w:t>
             </w:r>
             <w:r>
               <w:rPr>
@@ -14718,25 +14436,7 @@
                 <w:sz w:val="20"/>
                 <w:szCs w:val="20"/>
               </w:rPr>
-              <w:t xml:space="preserve">After the redesigns of the village were put in place, the Native Americans at Cahokia worked with tireless determination to carry them out. Over the course of a few decades, they transported huge volumes of soil from the nearby countryside to create 120 huge mounds of earth, the biggest of which rose to one hundred feet. On top of these, they built a vast urban environment, complete with a vibrant town </w:t>
-            </w:r>
-            <w:proofErr w:type="spellStart"/>
-            <w:r>
-              <w:rPr>
-                <w:rFonts w:ascii="Source Sans 3" w:hAnsi="Source Sans 3"/>
-                <w:sz w:val="20"/>
-                <w:szCs w:val="20"/>
-              </w:rPr>
-              <w:t>centre</w:t>
-            </w:r>
-            <w:proofErr w:type="spellEnd"/>
-            <w:r>
-              <w:rPr>
-                <w:rFonts w:ascii="Source Sans 3" w:hAnsi="Source Sans 3"/>
-                <w:sz w:val="20"/>
-                <w:szCs w:val="20"/>
-              </w:rPr>
-              <w:t>, municipal buildings, and a fifty-acre plaza at the foot of the biggest mound.</w:t>
+              <w:t>After the redesigns of the village were put in place, the Native Americans at Cahokia worked with tireless determination to carry them out. Over the course of a few decades, they transported huge volumes of soil from the nearby countryside to create 120 huge mounds of earth, the biggest of which rose to one hundred feet. On top of these, they built a vast urban environment, complete with a vibrant town centre, municipal buildings, and a fifty-acre plaza at the foot of the biggest mound.</w:t>
             </w:r>
           </w:p>
           <w:p>
@@ -15838,7 +15538,6 @@
               </w:rPr>
               <w:t xml:space="preserve"> </w:t>
             </w:r>
-            <w:proofErr w:type="spellStart"/>
             <w:r>
               <w:rPr>
                 <w:rFonts w:ascii="Source Sans 3" w:hAnsi="Source Sans 3"/>
@@ -15849,7 +15548,6 @@
               </w:rPr>
               <w:t>centre</w:t>
             </w:r>
-            <w:proofErr w:type="spellEnd"/>
             <w:r>
               <w:rPr>
                 <w:rFonts w:ascii="Source Sans 3" w:hAnsi="Source Sans 3"/>
@@ -16445,51 +16143,7 @@
                 <w:sz w:val="20"/>
                 <w:szCs w:val="20"/>
               </w:rPr>
-              <w:t xml:space="preserve">Academics who have studied other Native American sites have always found weapons of war buried deep underground. And yet, the bows, arrows and swords that littered the ground at these other sites were nowhere to be seen at Cahokia. Other factors, such as disease or </w:t>
-            </w:r>
-            <w:proofErr w:type="spellStart"/>
-            <w:r>
-              <w:rPr>
-                <w:rFonts w:ascii="Source Sans 3" w:hAnsi="Source Sans 3"/>
-                <w:color w:val="424045"/>
-                <w:spacing w:val="-2"/>
-                <w:sz w:val="20"/>
-                <w:szCs w:val="20"/>
-              </w:rPr>
-              <w:t>colonisation</w:t>
-            </w:r>
-            <w:proofErr w:type="spellEnd"/>
-            <w:r>
-              <w:rPr>
-                <w:rFonts w:ascii="Source Sans 3" w:hAnsi="Source Sans 3"/>
-                <w:color w:val="424045"/>
-                <w:spacing w:val="-2"/>
-                <w:sz w:val="20"/>
-                <w:szCs w:val="20"/>
-              </w:rPr>
-              <w:t xml:space="preserve"> from European invasion, do not seem to be possible in this case, as common as they were elsewhere at that time. The absence of definitive theories as to Cahokia's decline is highly unusual, but then again, Cahokia was no ordinary city and perhaps comparisons with other urban </w:t>
-            </w:r>
-            <w:proofErr w:type="spellStart"/>
-            <w:r>
-              <w:rPr>
-                <w:rFonts w:ascii="Source Sans 3" w:hAnsi="Source Sans 3"/>
-                <w:color w:val="424045"/>
-                <w:spacing w:val="-2"/>
-                <w:sz w:val="20"/>
-                <w:szCs w:val="20"/>
-              </w:rPr>
-              <w:t>centres</w:t>
-            </w:r>
-            <w:proofErr w:type="spellEnd"/>
-            <w:r>
-              <w:rPr>
-                <w:rFonts w:ascii="Source Sans 3" w:hAnsi="Source Sans 3"/>
-                <w:color w:val="424045"/>
-                <w:spacing w:val="-2"/>
-                <w:sz w:val="20"/>
-                <w:szCs w:val="20"/>
-              </w:rPr>
-              <w:t xml:space="preserve"> of the time cannot be made.</w:t>
+              <w:t>Academics who have studied other Native American sites have always found weapons of war buried deep underground. And yet, the bows, arrows and swords that littered the ground at these other sites were nowhere to be seen at Cahokia. Other factors, such as disease or colonisation from European invasion, do not seem to be possible in this case, as common as they were elsewhere at that time. The absence of definitive theories as to Cahokia's decline is highly unusual, but then again, Cahokia was no ordinary city and perhaps comparisons with other urban centres of the time cannot be made.</w:t>
             </w:r>
           </w:p>
         </w:tc>
@@ -16550,51 +16204,7 @@
                 <w:sz w:val="20"/>
                 <w:szCs w:val="20"/>
               </w:rPr>
-              <w:t xml:space="preserve">While academics remain bemused as to why the residents fled the city, we can still marvel at the individual artefacts that archaeologists have discovered: the </w:t>
-            </w:r>
-            <w:proofErr w:type="spellStart"/>
-            <w:r>
-              <w:rPr>
-                <w:rFonts w:ascii="Source Sans 3" w:hAnsi="Source Sans 3"/>
-                <w:color w:val="424045"/>
-                <w:spacing w:val="-2"/>
-                <w:sz w:val="20"/>
-                <w:szCs w:val="20"/>
-              </w:rPr>
-              <w:t>jewellery</w:t>
-            </w:r>
-            <w:proofErr w:type="spellEnd"/>
-            <w:r>
-              <w:rPr>
-                <w:rFonts w:ascii="Source Sans 3" w:hAnsi="Source Sans 3"/>
-                <w:color w:val="424045"/>
-                <w:spacing w:val="-2"/>
-                <w:sz w:val="20"/>
-                <w:szCs w:val="20"/>
-              </w:rPr>
-              <w:t xml:space="preserve"> worn, the pots used to cook in, the small workshop at the base of one of the mounds. That said, there is also a more unpleasant side to their investigations. Human sacrifice, it seems, was a common fact of life in Cahokia; even if we cannot be sure whether this was for religious or for other reasons, we can have no doubt that it happened frequently. The bodies of hundreds of people, mostly young women, have been found buried in mass graves, and the way in which they died was often horrific. A </w:t>
-            </w:r>
-            <w:proofErr w:type="spellStart"/>
-            <w:r>
-              <w:rPr>
-                <w:rFonts w:ascii="Source Sans 3" w:hAnsi="Source Sans 3"/>
-                <w:color w:val="424045"/>
-                <w:spacing w:val="-2"/>
-                <w:sz w:val="20"/>
-                <w:szCs w:val="20"/>
-              </w:rPr>
-              <w:t>sombre</w:t>
-            </w:r>
-            <w:proofErr w:type="spellEnd"/>
-            <w:r>
-              <w:rPr>
-                <w:rFonts w:ascii="Source Sans 3" w:hAnsi="Source Sans 3"/>
-                <w:color w:val="424045"/>
-                <w:spacing w:val="-2"/>
-                <w:sz w:val="20"/>
-                <w:szCs w:val="20"/>
-              </w:rPr>
-              <w:t xml:space="preserve"> reminder that even 'advanced' city states had their shadowy sides.</w:t>
+              <w:t>While academics remain bemused as to why the residents fled the city, we can still marvel at the individual artefacts that archaeologists have discovered: the jewellery worn, the pots used to cook in, the small workshop at the base of one of the mounds. That said, there is also a more unpleasant side to their investigations. Human sacrifice, it seems, was a common fact of life in Cahokia; even if we cannot be sure whether this was for religious or for other reasons, we can have no doubt that it happened frequently. The bodies of hundreds of people, mostly young women, have been found buried in mass graves, and the way in which they died was often horrific. A sombre reminder that even 'advanced' city states had their shadowy sides.</w:t>
             </w:r>
           </w:p>
         </w:tc>
@@ -19615,7 +19225,6 @@
               </w:rPr>
               <w:t xml:space="preserve"> </w:t>
             </w:r>
-            <w:proofErr w:type="spellStart"/>
             <w:r>
               <w:rPr>
                 <w:rFonts w:ascii="Source Sans 3" w:hAnsi="Source Sans 3"/>
@@ -19624,7 +19233,6 @@
               </w:rPr>
               <w:t>summarise</w:t>
             </w:r>
-            <w:proofErr w:type="spellEnd"/>
             <w:r>
               <w:rPr>
                 <w:rFonts w:ascii="Source Sans 3" w:hAnsi="Source Sans 3"/>
@@ -19868,7 +19476,6 @@
                 <w:sz w:val="21"/>
               </w:rPr>
             </w:pPr>
-            <w:proofErr w:type="spellStart"/>
             <w:r>
               <w:rPr>
                 <w:rFonts w:ascii="Source Sans 3" w:hAnsi="Source Sans 3"/>
@@ -19878,19 +19485,7 @@
                 <w:w w:val="90"/>
                 <w:sz w:val="21"/>
               </w:rPr>
-              <w:t>Summarise</w:t>
-            </w:r>
-            <w:proofErr w:type="spellEnd"/>
-            <w:r>
-              <w:rPr>
-                <w:rFonts w:ascii="Source Sans 3" w:hAnsi="Source Sans 3"/>
-                <w:i/>
-                <w:color w:val="131615"/>
-                <w:spacing w:val="-2"/>
-                <w:w w:val="90"/>
-                <w:sz w:val="21"/>
-              </w:rPr>
-              <w:t xml:space="preserve"> the information by selecting and reporting the main features, and make comparisons where relevant.</w:t>
+              <w:t>Summarise the information by selecting and reporting the main features, and make comparisons where relevant.</w:t>
             </w:r>
           </w:p>
           <w:p>
@@ -21098,27 +20693,7 @@
                 <w:sz w:val="21"/>
                 <w:szCs w:val="21"/>
               </w:rPr>
-              <w:t xml:space="preserve"> Better - you have included a conclusion this time, but it doesn't really </w:t>
-            </w:r>
-            <w:proofErr w:type="spellStart"/>
-            <w:r>
-              <w:rPr>
-                <w:rFonts w:ascii="Source Sans 3" w:hAnsi="Source Sans 3"/>
-                <w:bCs/>
-                <w:sz w:val="21"/>
-                <w:szCs w:val="21"/>
-              </w:rPr>
-              <w:t>summarise</w:t>
-            </w:r>
-            <w:proofErr w:type="spellEnd"/>
-            <w:r>
-              <w:rPr>
-                <w:rFonts w:ascii="Source Sans 3" w:hAnsi="Source Sans 3"/>
-                <w:bCs/>
-                <w:sz w:val="21"/>
-                <w:szCs w:val="21"/>
-              </w:rPr>
-              <w:t xml:space="preserve"> the key features. Your tone here is inappropriate - it sounds like you're writing a magazine article. Remember to keep the tone more formal and scientific.</w:t>
+              <w:t xml:space="preserve"> Better - you have included a conclusion this time, but it doesn't really summarise the key features. Your tone here is inappropriate - it sounds like you're writing a magazine article. Remember to keep the tone more formal and scientific.</w:t>
             </w:r>
           </w:p>
           <w:p>
@@ -23595,7 +23170,6 @@
                 <w:szCs w:val="21"/>
               </w:rPr>
             </w:pPr>
-            <w:proofErr w:type="spellStart"/>
             <w:r>
               <w:rPr>
                 <w:rFonts w:ascii="Source Sans 3 Medium" w:hAnsi="Source Sans 3 Medium"/>
@@ -23608,22 +23182,7 @@
                 <w:sz w:val="21"/>
                 <w:szCs w:val="21"/>
               </w:rPr>
-              <w:t>Summarise</w:t>
-            </w:r>
-            <w:proofErr w:type="spellEnd"/>
-            <w:r>
-              <w:rPr>
-                <w:rFonts w:ascii="Source Sans 3 Medium" w:hAnsi="Source Sans 3 Medium"/>
-                <w:b/>
-                <w:bCs/>
-                <w:i/>
-                <w:color w:val="101312"/>
-                <w:spacing w:val="-2"/>
-                <w:w w:val="105"/>
-                <w:sz w:val="21"/>
-                <w:szCs w:val="21"/>
-              </w:rPr>
-              <w:t xml:space="preserve"> the information by selecting and reporting the main features, and make comparisons where relevant.</w:t>
+              <w:t>Summarise the information by selecting and reporting the main features, and make comparisons where relevant.</w:t>
             </w:r>
           </w:p>
           <w:p>
@@ -25005,21 +24564,7 @@
               <w:rPr>
                 <w:iCs/>
               </w:rPr>
-              <w:t xml:space="preserve"> means that you get something for a very </w:t>
-            </w:r>
-            <w:proofErr w:type="spellStart"/>
-            <w:r>
-              <w:rPr>
-                <w:iCs/>
-              </w:rPr>
-              <w:t>favourable</w:t>
-            </w:r>
-            <w:proofErr w:type="spellEnd"/>
-            <w:r>
-              <w:rPr>
-                <w:iCs/>
-              </w:rPr>
-              <w:t xml:space="preserve"> price.</w:t>
+              <w:t xml:space="preserve"> means that you get something for a very favourable price.</w:t>
             </w:r>
           </w:p>
           <w:p>
@@ -25548,25 +25093,7 @@
                 <w:sz w:val="21"/>
                 <w:szCs w:val="21"/>
               </w:rPr>
-              <w:t xml:space="preserve"> around the town </w:t>
-            </w:r>
-            <w:proofErr w:type="spellStart"/>
-            <w:r>
-              <w:rPr>
-                <w:rFonts w:ascii="Source Sans 3" w:hAnsi="Source Sans 3"/>
-                <w:sz w:val="21"/>
-                <w:szCs w:val="21"/>
-              </w:rPr>
-              <w:t>centre</w:t>
-            </w:r>
-            <w:proofErr w:type="spellEnd"/>
-            <w:r>
-              <w:rPr>
-                <w:rFonts w:ascii="Source Sans 3" w:hAnsi="Source Sans 3"/>
-                <w:sz w:val="21"/>
-                <w:szCs w:val="21"/>
-              </w:rPr>
-              <w:t xml:space="preserve"> for 30 minutes. The tour bus will </w:t>
+              <w:t xml:space="preserve"> around the town centre for 30 minutes. The tour bus will </w:t>
             </w:r>
             <w:r>
               <w:rPr>
@@ -25829,43 +25356,7 @@
           <w:sz w:val="19"/>
           <w:szCs w:val="19"/>
         </w:rPr>
-        <w:t xml:space="preserve"> Many tasks in the IELTS Listening test </w:t>
-      </w:r>
-      <w:proofErr w:type="spellStart"/>
-      <w:r>
-        <w:rPr>
-          <w:rFonts w:ascii="Source Sans 3" w:hAnsi="Source Sans 3"/>
-          <w:sz w:val="19"/>
-          <w:szCs w:val="19"/>
-        </w:rPr>
-        <w:t>test</w:t>
-      </w:r>
-      <w:proofErr w:type="spellEnd"/>
-      <w:r>
-        <w:rPr>
-          <w:rFonts w:ascii="Source Sans 3" w:hAnsi="Source Sans 3"/>
-          <w:sz w:val="19"/>
-          <w:szCs w:val="19"/>
-        </w:rPr>
-        <w:t xml:space="preserve"> your ability to </w:t>
-      </w:r>
-      <w:proofErr w:type="spellStart"/>
-      <w:r>
-        <w:rPr>
-          <w:rFonts w:ascii="Source Sans 3" w:hAnsi="Source Sans 3"/>
-          <w:sz w:val="19"/>
-          <w:szCs w:val="19"/>
-        </w:rPr>
-        <w:t>recognise</w:t>
-      </w:r>
-      <w:proofErr w:type="spellEnd"/>
-      <w:r>
-        <w:rPr>
-          <w:rFonts w:ascii="Source Sans 3" w:hAnsi="Source Sans 3"/>
-          <w:sz w:val="19"/>
-          <w:szCs w:val="19"/>
-        </w:rPr>
-        <w:t xml:space="preserve"> </w:t>
+        <w:t xml:space="preserve"> Many tasks in the IELTS Listening test test your ability to recognise </w:t>
       </w:r>
       <w:r>
         <w:rPr>
@@ -25926,22 +25417,22 @@
         <w:tblLook w:val="04A0" w:firstRow="1" w:lastRow="0" w:firstColumn="1" w:lastColumn="0" w:noHBand="0" w:noVBand="1"/>
       </w:tblPr>
       <w:tblGrid>
-        <w:gridCol w:w="530"/>
+        <w:gridCol w:w="561"/>
         <w:gridCol w:w="13782"/>
       </w:tblGrid>
       <w:tr>
         <w:tc>
           <w:tcPr>
-            <w:tcW w:w="530" w:type="dxa"/>
-            <w:vAlign w:val="center"/>
+            <w:tcW w:w="561" w:type="dxa"/>
           </w:tcPr>
           <w:p>
             <w:pPr>
               <w:jc w:val="center"/>
               <w:rPr>
                 <w:rFonts w:ascii="Source Sans 3" w:hAnsi="Source Sans 3"/>
-                <w:sz w:val="19"/>
-                <w:szCs w:val="19"/>
+                <w:b/>
+                <w:bCs/>
+                <w:bdr w:val="single" w:sz="12" w:space="0" w:color="CA0D8E"/>
               </w:rPr>
             </w:pPr>
             <w:r>
@@ -28987,7 +28478,6 @@
                 <w:w w:val="105"/>
                 <w:sz w:val="21"/>
                 <w:szCs w:val="21"/>
-                <w:rtl/>
               </w:rPr>
             </w:pPr>
             <w:r>
@@ -29316,18 +28806,6 @@
               </w:rPr>
               <w:t>hear?</w:t>
             </w:r>
-          </w:p>
-          <w:p>
-            <w:pPr>
-              <w:rPr>
-                <w:b/>
-                <w:bCs/>
-                <w:spacing w:val="-2"/>
-                <w:w w:val="105"/>
-                <w:sz w:val="21"/>
-                <w:szCs w:val="21"/>
-              </w:rPr>
-            </w:pPr>
           </w:p>
         </w:tc>
       </w:tr>
@@ -29353,7 +28831,6 @@
               <w:tabs>
                 <w:tab w:val="left" w:pos="995"/>
               </w:tabs>
-              <w:spacing w:before="74"/>
               <w:rPr>
                 <w:rFonts w:ascii="Source Sans 3" w:hAnsi="Source Sans 3"/>
                 <w:color w:val="050606"/>
@@ -29728,7 +29205,6 @@
               <w:tabs>
                 <w:tab w:val="left" w:pos="1013"/>
               </w:tabs>
-              <w:spacing w:before="57"/>
               <w:rPr>
                 <w:rFonts w:ascii="Source Sans 3" w:hAnsi="Source Sans 3"/>
                 <w:color w:val="060807"/>
@@ -30065,7 +29541,6 @@
               <w:tabs>
                 <w:tab w:val="left" w:pos="1013"/>
               </w:tabs>
-              <w:spacing w:before="91"/>
               <w:rPr>
                 <w:rFonts w:ascii="Source Sans 3" w:hAnsi="Source Sans 3"/>
                 <w:color w:val="050607"/>
@@ -30334,13 +29809,14 @@
               <w:tabs>
                 <w:tab w:val="left" w:pos="1016"/>
               </w:tabs>
-              <w:spacing w:before="84"/>
-            </w:pPr>
-            <w:r>
-              <w:rPr>
-                <w:rFonts w:ascii="Source Sans 3" w:hAnsi="Source Sans 3"/>
-                <w:b/>
-                <w:bCs/>
+            </w:pPr>
+            <w:r>
+              <w:rPr>
+                <w:rFonts w:ascii="Source Sans 3" w:hAnsi="Source Sans 3"/>
+                <w:b/>
+                <w:bCs/>
+                <w:sz w:val="21"/>
+                <w:szCs w:val="21"/>
               </w:rPr>
               <w:t>7</w:t>
             </w:r>
@@ -30408,20 +29884,21 @@
                 <w:color w:val="050607"/>
                 <w:spacing w:val="-2"/>
                 <w:sz w:val="21"/>
-              </w:rPr>
-              <w:t xml:space="preserve">A </w:t>
-            </w:r>
-            <w:proofErr w:type="spellStart"/>
-            <w:r>
-              <w:rPr>
-                <w:rFonts w:ascii="Source Sans 3" w:hAnsi="Source Sans 3"/>
+                <w:szCs w:val="21"/>
+              </w:rPr>
+              <w:t>A</w:t>
+            </w:r>
+            <w:r>
+              <w:rPr>
+                <w:rFonts w:ascii="Source Sans 3" w:hAnsi="Source Sans 3"/>
+                <w:b/>
+                <w:bCs/>
                 <w:color w:val="050607"/>
                 <w:spacing w:val="-2"/>
                 <w:sz w:val="21"/>
               </w:rPr>
-              <w:t>museuminfo</w:t>
-            </w:r>
-            <w:proofErr w:type="spellEnd"/>
+              <w:t xml:space="preserve"> </w:t>
+            </w:r>
             <w:r>
               <w:rPr>
                 <w:rFonts w:ascii="Source Sans 3" w:hAnsi="Source Sans 3"/>
@@ -30429,7 +29906,7 @@
                 <w:spacing w:val="-2"/>
                 <w:sz w:val="21"/>
               </w:rPr>
-              <w:t xml:space="preserve"> (one word) at history point org</w:t>
+              <w:t>museuminfo (one word) at history point org</w:t>
             </w:r>
           </w:p>
           <w:p>
@@ -30454,7 +29931,6 @@
               </w:rPr>
               <w:t xml:space="preserve">B </w:t>
             </w:r>
-            <w:proofErr w:type="spellStart"/>
             <w:r>
               <w:rPr>
                 <w:rFonts w:ascii="Source Sans 3" w:hAnsi="Source Sans 3"/>
@@ -30462,62 +29938,41 @@
                 <w:spacing w:val="-2"/>
                 <w:sz w:val="21"/>
               </w:rPr>
-              <w:t>museuminfo</w:t>
-            </w:r>
-            <w:proofErr w:type="spellEnd"/>
-            <w:r>
-              <w:rPr>
-                <w:rFonts w:ascii="Source Sans 3" w:hAnsi="Source Sans 3"/>
+              <w:t>museuminfo (one word) at history full stop org</w:t>
+            </w:r>
+          </w:p>
+          <w:p>
+            <w:pPr>
+              <w:spacing w:before="30"/>
+              <w:ind w:left="187"/>
+              <w:rPr>
+                <w:b/>
+                <w:bCs/>
+                <w:spacing w:val="-2"/>
+                <w:w w:val="105"/>
+                <w:sz w:val="21"/>
+                <w:szCs w:val="21"/>
+              </w:rPr>
+            </w:pPr>
+            <w:r>
+              <w:rPr>
+                <w:rFonts w:ascii="Source Sans 3" w:hAnsi="Source Sans 3"/>
+                <w:b/>
+                <w:bCs/>
                 <w:color w:val="050607"/>
                 <w:spacing w:val="-2"/>
                 <w:sz w:val="21"/>
               </w:rPr>
-              <w:t xml:space="preserve"> (one word) at history full stop org</w:t>
-            </w:r>
-          </w:p>
-          <w:p>
-            <w:pPr>
-              <w:spacing w:before="30"/>
-              <w:ind w:left="187"/>
-              <w:rPr>
-                <w:b/>
-                <w:bCs/>
-                <w:spacing w:val="-2"/>
-                <w:w w:val="105"/>
-                <w:sz w:val="21"/>
-                <w:szCs w:val="21"/>
-              </w:rPr>
-            </w:pPr>
-            <w:r>
-              <w:rPr>
-                <w:rFonts w:ascii="Source Sans 3" w:hAnsi="Source Sans 3"/>
-                <w:b/>
-                <w:bCs/>
+              <w:t xml:space="preserve">C </w:t>
+            </w:r>
+            <w:r>
+              <w:rPr>
+                <w:rFonts w:ascii="Source Sans 3" w:hAnsi="Source Sans 3"/>
                 <w:color w:val="050607"/>
                 <w:spacing w:val="-2"/>
                 <w:sz w:val="21"/>
               </w:rPr>
-              <w:t xml:space="preserve">C </w:t>
-            </w:r>
-            <w:proofErr w:type="spellStart"/>
-            <w:r>
-              <w:rPr>
-                <w:rFonts w:ascii="Source Sans 3" w:hAnsi="Source Sans 3"/>
-                <w:color w:val="050607"/>
-                <w:spacing w:val="-2"/>
-                <w:sz w:val="21"/>
-              </w:rPr>
-              <w:t>museuminfo</w:t>
-            </w:r>
-            <w:proofErr w:type="spellEnd"/>
-            <w:r>
-              <w:rPr>
-                <w:rFonts w:ascii="Source Sans 3" w:hAnsi="Source Sans 3"/>
-                <w:color w:val="050607"/>
-                <w:spacing w:val="-2"/>
-                <w:sz w:val="21"/>
-              </w:rPr>
-              <w:t xml:space="preserve"> (one word) at history dot org</w:t>
+              <w:t>museuminfo (one word) at history dot org</w:t>
             </w:r>
           </w:p>
         </w:tc>
@@ -30550,7 +30005,6 @@
               <w:tabs>
                 <w:tab w:val="left" w:pos="1006"/>
               </w:tabs>
-              <w:spacing w:before="86"/>
               <w:rPr>
                 <w:rFonts w:ascii="Source Sans 3" w:hAnsi="Source Sans 3"/>
                 <w:color w:val="060708"/>
@@ -30839,7 +30293,6 @@
               <w:tabs>
                 <w:tab w:val="left" w:pos="1035"/>
               </w:tabs>
-              <w:spacing w:before="86"/>
               <w:rPr>
                 <w:rFonts w:ascii="Source Sans 3" w:hAnsi="Source Sans 3"/>
                 <w:color w:val="050607"/>
@@ -31029,7 +30482,6 @@
               <w:tabs>
                 <w:tab w:val="left" w:pos="1006"/>
               </w:tabs>
-              <w:spacing w:before="86"/>
               <w:rPr>
                 <w:rFonts w:ascii="Source Sans 3" w:hAnsi="Source Sans 3"/>
                 <w:color w:val="060708"/>
@@ -31554,27 +31006,7 @@
                 <w:sz w:val="20"/>
                 <w:szCs w:val="20"/>
               </w:rPr>
-              <w:t xml:space="preserve">Make sure you </w:t>
-            </w:r>
-            <w:proofErr w:type="spellStart"/>
-            <w:r>
-              <w:rPr>
-                <w:rFonts w:ascii="Source Sans 3" w:hAnsi="Source Sans 3"/>
-                <w:color w:val="0B0E0E"/>
-                <w:sz w:val="20"/>
-                <w:szCs w:val="20"/>
-              </w:rPr>
-              <w:t>practise</w:t>
-            </w:r>
-            <w:proofErr w:type="spellEnd"/>
-            <w:r>
-              <w:rPr>
-                <w:rFonts w:ascii="Source Sans 3" w:hAnsi="Source Sans 3"/>
-                <w:color w:val="0B0E0E"/>
-                <w:sz w:val="20"/>
-                <w:szCs w:val="20"/>
-              </w:rPr>
-              <w:t>:</w:t>
+              <w:t>Make sure you practise:</w:t>
             </w:r>
           </w:p>
           <w:p>
@@ -31763,7 +31195,6 @@
               <w:tabs>
                 <w:tab w:val="left" w:pos="1006"/>
               </w:tabs>
-              <w:spacing w:before="86"/>
               <w:rPr>
                 <w:rFonts w:ascii="Source Sans 3" w:hAnsi="Source Sans 3"/>
                 <w:color w:val="060708"/>
@@ -32135,6 +31566,7 @@
           </w:tcPr>
           <w:p>
             <w:pPr>
+              <w:spacing w:after="160"/>
               <w:rPr>
                 <w:rFonts w:ascii="Source Sans 3" w:hAnsi="Source Sans 3"/>
                 <w:b/>
@@ -32206,6 +31638,7 @@
           </w:p>
           <w:p>
             <w:pPr>
+              <w:spacing w:after="160"/>
               <w:rPr>
                 <w:rFonts w:ascii="Source Sans 3" w:hAnsi="Source Sans 3"/>
                 <w:iCs/>
@@ -32246,11 +31679,13 @@
             <w:r>
               <w:rPr>
                 <w:rFonts w:ascii="Source Sans 3" w:hAnsi="Source Sans 3"/>
+                <w:b/>
+                <w:bCs/>
                 <w:iCs/>
                 <w:sz w:val="21"/>
                 <w:szCs w:val="21"/>
               </w:rPr>
-              <w:t xml:space="preserve">1 </w:t>
+              <w:t>1</w:t>
             </w:r>
             <w:r>
               <w:rPr>
@@ -32259,6 +31694,15 @@
                 <w:sz w:val="21"/>
                 <w:szCs w:val="21"/>
               </w:rPr>
+              <w:t xml:space="preserve"> </w:t>
+            </w:r>
+            <w:r>
+              <w:rPr>
+                <w:rFonts w:ascii="Source Sans 3" w:hAnsi="Source Sans 3"/>
+                <w:iCs/>
+                <w:sz w:val="21"/>
+                <w:szCs w:val="21"/>
+              </w:rPr>
               <w:t xml:space="preserve">If James can't </w:t>
             </w:r>
             <w:r>
@@ -32421,6 +31865,7 @@
           </w:p>
           <w:p>
             <w:pPr>
+              <w:spacing w:after="80"/>
               <w:ind w:left="142"/>
               <w:rPr>
                 <w:rFonts w:ascii="Source Sans 3" w:hAnsi="Source Sans 3"/>
@@ -32471,11 +31916,13 @@
             <w:r>
               <w:rPr>
                 <w:rFonts w:ascii="Source Sans 3" w:hAnsi="Source Sans 3"/>
+                <w:b/>
+                <w:bCs/>
                 <w:iCs/>
                 <w:sz w:val="21"/>
                 <w:szCs w:val="21"/>
               </w:rPr>
-              <w:t xml:space="preserve">2 </w:t>
+              <w:t>2</w:t>
             </w:r>
             <w:r>
               <w:rPr>
@@ -32484,6 +31931,15 @@
                 <w:sz w:val="21"/>
                 <w:szCs w:val="21"/>
               </w:rPr>
+              <w:t xml:space="preserve"> </w:t>
+            </w:r>
+            <w:r>
+              <w:rPr>
+                <w:rFonts w:ascii="Source Sans 3" w:hAnsi="Source Sans 3"/>
+                <w:iCs/>
+                <w:sz w:val="21"/>
+                <w:szCs w:val="21"/>
+              </w:rPr>
               <w:t xml:space="preserve">The museum employee </w:t>
             </w:r>
             <w:r>
@@ -32559,13 +32015,8 @@
               <w:t xml:space="preserve">is involved in fundraising for the local community- </w:t>
             </w:r>
             <w:r>
-              <w:t xml:space="preserve">does local charity work, raises money for local causes, donates money to worthwhile community </w:t>
-            </w:r>
-            <w:proofErr w:type="spellStart"/>
-            <w:r>
-              <w:t>organisations</w:t>
-            </w:r>
-            <w:proofErr w:type="spellEnd"/>
+              <w:t>does local charity work, raises money for local causes, donates money to worthwhile community organisations</w:t>
+            </w:r>
           </w:p>
           <w:p>
             <w:pPr>
@@ -33292,23 +32743,7 @@
                 <w:i/>
                 <w:iCs/>
               </w:rPr>
-              <w:t xml:space="preserve">One important thing is that the museum here has formed some extremely worthwhile partnerships with a wide range of local charities. In London, like any capital city, there </w:t>
-            </w:r>
-            <w:proofErr w:type="spellStart"/>
-            <w:r>
-              <w:rPr>
-                <w:i/>
-                <w:iCs/>
-              </w:rPr>
-              <w:t>ore</w:t>
-            </w:r>
-            <w:proofErr w:type="spellEnd"/>
-            <w:r>
-              <w:rPr>
-                <w:i/>
-                <w:iCs/>
-              </w:rPr>
-              <w:t xml:space="preserve"> a lot of social problems, and the museum's help in reaching out to the world outside is greatly appreciated by so many.</w:t>
+              <w:t>One important thing is that the museum here has formed some extremely worthwhile partnerships with a wide range of local charities. In London, like any capital city, there ore a lot of social problems, and the museum's help in reaching out to the world outside is greatly appreciated by so many.</w:t>
             </w:r>
           </w:p>
         </w:tc>
@@ -33752,15 +33187,7 @@
               <w:t xml:space="preserve">long as </w:t>
             </w:r>
             <w:r>
-              <w:t xml:space="preserve">with </w:t>
-            </w:r>
-            <w:proofErr w:type="spellStart"/>
-            <w:r>
-              <w:t>if</w:t>
-            </w:r>
-            <w:proofErr w:type="spellEnd"/>
-            <w:r>
-              <w:t xml:space="preserve">. </w:t>
+              <w:t xml:space="preserve">with if. </w:t>
             </w:r>
             <w:r>
               <w:rPr>
@@ -33824,6 +33251,15 @@
                 <w:bdr w:val="single" w:sz="12" w:space="0" w:color="CA0D8E"/>
               </w:rPr>
             </w:pPr>
+            <w:r>
+              <w:rPr>
+                <w:rFonts w:ascii="Source Sans 3" w:hAnsi="Source Sans 3"/>
+                <w:b/>
+                <w:bCs/>
+                <w:bdr w:val="single" w:sz="12" w:space="0" w:color="CA0D8E"/>
+              </w:rPr>
+              <w:t>14</w:t>
+            </w:r>
           </w:p>
         </w:tc>
         <w:tc>
@@ -33833,6 +33269,7 @@
           </w:tcPr>
           <w:p>
             <w:pPr>
+              <w:spacing w:after="80"/>
               <w:rPr>
                 <w:rFonts w:ascii="Source Sans 3" w:hAnsi="Source Sans 3"/>
                 <w:b/>
@@ -33842,6 +33279,521 @@
                 <w:szCs w:val="21"/>
               </w:rPr>
             </w:pPr>
+            <w:r>
+              <w:rPr>
+                <w:rFonts w:ascii="Source Sans 3" w:hAnsi="Source Sans 3"/>
+                <w:b/>
+                <w:bCs/>
+                <w:iCs/>
+                <w:sz w:val="21"/>
+                <w:szCs w:val="21"/>
+              </w:rPr>
+              <w:t>Choose the correct answers from each pair of options to complete the rule.</w:t>
+            </w:r>
+          </w:p>
+          <w:p>
+            <w:pPr>
+              <w:rPr>
+                <w:rFonts w:ascii="Source Sans 3" w:hAnsi="Source Sans 3"/>
+                <w:iCs/>
+                <w:sz w:val="21"/>
+                <w:szCs w:val="21"/>
+              </w:rPr>
+            </w:pPr>
+            <w:r>
+              <w:rPr>
+                <w:rFonts w:ascii="Source Sans 3" w:hAnsi="Source Sans 3"/>
+                <w:iCs/>
+                <w:sz w:val="21"/>
+                <w:szCs w:val="21"/>
+              </w:rPr>
+              <w:t xml:space="preserve">Future time conditionals follow the same structure as the </w:t>
+            </w:r>
+            <w:r>
+              <w:rPr>
+                <w:rFonts w:ascii="Source Sans 3" w:hAnsi="Source Sans 3"/>
+                <w:b/>
+                <w:iCs/>
+                <w:sz w:val="21"/>
+                <w:szCs w:val="21"/>
+              </w:rPr>
+              <w:t xml:space="preserve">first/ second </w:t>
+            </w:r>
+            <w:r>
+              <w:rPr>
+                <w:rFonts w:ascii="Source Sans 3" w:hAnsi="Source Sans 3"/>
+                <w:iCs/>
+                <w:sz w:val="21"/>
+                <w:szCs w:val="21"/>
+              </w:rPr>
+              <w:t>conditional:</w:t>
+            </w:r>
+          </w:p>
+          <w:p>
+            <w:pPr>
+              <w:rPr>
+                <w:rFonts w:ascii="Source Sans 3" w:hAnsi="Source Sans 3"/>
+                <w:b/>
+                <w:iCs/>
+                <w:sz w:val="21"/>
+                <w:szCs w:val="21"/>
+              </w:rPr>
+            </w:pPr>
+            <w:r>
+              <w:rPr>
+                <w:rFonts w:ascii="Source Sans 3" w:hAnsi="Source Sans 3"/>
+                <w:i/>
+                <w:iCs/>
+                <w:sz w:val="21"/>
+                <w:szCs w:val="21"/>
+              </w:rPr>
+              <w:t>If</w:t>
+            </w:r>
+            <w:r>
+              <w:rPr>
+                <w:rFonts w:ascii="Source Sans 3" w:hAnsi="Source Sans 3"/>
+                <w:i/>
+                <w:iCs/>
+                <w:sz w:val="21"/>
+                <w:szCs w:val="21"/>
+              </w:rPr>
+              <w:t xml:space="preserve"> </w:t>
+            </w:r>
+            <w:r>
+              <w:rPr>
+                <w:rFonts w:ascii="Source Sans 3" w:hAnsi="Source Sans 3"/>
+                <w:i/>
+                <w:iCs/>
+                <w:sz w:val="21"/>
+                <w:szCs w:val="21"/>
+              </w:rPr>
+              <w:t xml:space="preserve">+ </w:t>
+            </w:r>
+            <w:r>
+              <w:rPr>
+                <w:rFonts w:ascii="Source Sans 3" w:hAnsi="Source Sans 3"/>
+                <w:b/>
+                <w:iCs/>
+                <w:sz w:val="21"/>
+                <w:szCs w:val="21"/>
+              </w:rPr>
+              <w:t>present</w:t>
+            </w:r>
+            <w:r>
+              <w:rPr>
+                <w:rFonts w:ascii="Source Sans 3" w:hAnsi="Source Sans 3"/>
+                <w:b/>
+                <w:iCs/>
+                <w:sz w:val="21"/>
+                <w:szCs w:val="21"/>
+              </w:rPr>
+              <w:t xml:space="preserve"> </w:t>
+            </w:r>
+            <w:r>
+              <w:rPr>
+                <w:rFonts w:ascii="Source Sans 3" w:hAnsi="Source Sans 3"/>
+                <w:bCs/>
+                <w:iCs/>
+                <w:sz w:val="21"/>
+                <w:szCs w:val="21"/>
+              </w:rPr>
+              <w:t>/</w:t>
+            </w:r>
+            <w:r>
+              <w:rPr>
+                <w:rFonts w:ascii="Source Sans 3" w:hAnsi="Source Sans 3"/>
+                <w:b/>
+                <w:iCs/>
+                <w:sz w:val="21"/>
+                <w:szCs w:val="21"/>
+              </w:rPr>
+              <w:t xml:space="preserve"> past </w:t>
+            </w:r>
+            <w:r>
+              <w:rPr>
+                <w:rFonts w:ascii="Source Sans 3" w:hAnsi="Source Sans 3"/>
+                <w:iCs/>
+                <w:sz w:val="21"/>
+                <w:szCs w:val="21"/>
+              </w:rPr>
+              <w:t xml:space="preserve">simple, .../ ... </w:t>
+            </w:r>
+            <w:r>
+              <w:rPr>
+                <w:rFonts w:ascii="Source Sans 3" w:hAnsi="Source Sans 3"/>
+                <w:i/>
+                <w:iCs/>
+                <w:sz w:val="21"/>
+                <w:szCs w:val="21"/>
+              </w:rPr>
+              <w:t>will</w:t>
+            </w:r>
+            <w:r>
+              <w:rPr>
+                <w:rFonts w:ascii="Source Sans 3" w:hAnsi="Source Sans 3"/>
+                <w:i/>
+                <w:iCs/>
+                <w:sz w:val="21"/>
+                <w:szCs w:val="21"/>
+              </w:rPr>
+              <w:t xml:space="preserve"> </w:t>
+            </w:r>
+            <w:r>
+              <w:rPr>
+                <w:rFonts w:ascii="Source Sans 3" w:hAnsi="Source Sans 3"/>
+                <w:i/>
+                <w:iCs/>
+                <w:sz w:val="21"/>
+                <w:szCs w:val="21"/>
+              </w:rPr>
+              <w:t xml:space="preserve">/ </w:t>
+            </w:r>
+            <w:r>
+              <w:rPr>
+                <w:rFonts w:ascii="Source Sans 3" w:hAnsi="Source Sans 3"/>
+                <w:b/>
+                <w:i/>
+                <w:iCs/>
+                <w:sz w:val="21"/>
+                <w:szCs w:val="21"/>
+              </w:rPr>
+              <w:t>would</w:t>
+            </w:r>
+            <w:r>
+              <w:rPr>
+                <w:rFonts w:ascii="Source Sans 3" w:hAnsi="Source Sans 3"/>
+                <w:b/>
+                <w:i/>
+                <w:iCs/>
+                <w:sz w:val="21"/>
+                <w:szCs w:val="21"/>
+              </w:rPr>
+              <w:t xml:space="preserve"> </w:t>
+            </w:r>
+            <w:r>
+              <w:rPr>
+                <w:rFonts w:ascii="Source Sans 3" w:hAnsi="Source Sans 3"/>
+                <w:b/>
+                <w:i/>
+                <w:iCs/>
+                <w:sz w:val="21"/>
+                <w:szCs w:val="21"/>
+              </w:rPr>
+              <w:t xml:space="preserve">+ </w:t>
+            </w:r>
+            <w:r>
+              <w:rPr>
+                <w:rFonts w:ascii="Source Sans 3" w:hAnsi="Source Sans 3"/>
+                <w:b/>
+                <w:iCs/>
+                <w:sz w:val="21"/>
+                <w:szCs w:val="21"/>
+              </w:rPr>
+              <w:t>'to' infinitive</w:t>
+            </w:r>
+            <w:r>
+              <w:rPr>
+                <w:rFonts w:ascii="Source Sans 3" w:hAnsi="Source Sans 3"/>
+                <w:b/>
+                <w:iCs/>
+                <w:sz w:val="21"/>
+                <w:szCs w:val="21"/>
+              </w:rPr>
+              <w:t xml:space="preserve"> </w:t>
+            </w:r>
+            <w:r>
+              <w:rPr>
+                <w:rFonts w:ascii="Source Sans 3" w:hAnsi="Source Sans 3"/>
+                <w:bCs/>
+                <w:iCs/>
+                <w:sz w:val="21"/>
+                <w:szCs w:val="21"/>
+              </w:rPr>
+              <w:t>/</w:t>
+            </w:r>
+            <w:r>
+              <w:rPr>
+                <w:rFonts w:ascii="Source Sans 3" w:hAnsi="Source Sans 3"/>
+                <w:b/>
+                <w:iCs/>
+                <w:sz w:val="21"/>
+                <w:szCs w:val="21"/>
+              </w:rPr>
+              <w:t xml:space="preserve"> bare infinitive</w:t>
+            </w:r>
+          </w:p>
+          <w:p>
+            <w:pPr>
+              <w:pStyle w:val="BlankWord2"/>
+            </w:pPr>
+            <w:r>
+              <w:t xml:space="preserve">Future time conditionals follow the same structure as the </w:t>
+            </w:r>
+            <w:r>
+              <w:rPr>
+                <w:i/>
+              </w:rPr>
+              <w:t>first</w:t>
+            </w:r>
+          </w:p>
+          <w:p>
+            <w:pPr>
+              <w:pStyle w:val="BlankWord2"/>
+            </w:pPr>
+            <w:r>
+              <w:t>conditional:</w:t>
+            </w:r>
+          </w:p>
+          <w:p>
+            <w:pPr>
+              <w:pStyle w:val="BlankWord2"/>
+            </w:pPr>
+            <w:r>
+              <w:rPr>
+                <w:i/>
+              </w:rPr>
+              <w:t xml:space="preserve">If+ </w:t>
+            </w:r>
+            <w:r>
+              <w:t xml:space="preserve">present simple ... / ... </w:t>
+            </w:r>
+            <w:r>
+              <w:rPr>
+                <w:i/>
+              </w:rPr>
+              <w:t xml:space="preserve">will+ </w:t>
+            </w:r>
+            <w:r>
+              <w:t>bare infinitive.</w:t>
+            </w:r>
+          </w:p>
+          <w:p>
+            <w:pPr>
+              <w:pStyle w:val="BlankWord2"/>
+              <w:rPr>
+                <w:b/>
+                <w:bCs/>
+                <w:iCs/>
+              </w:rPr>
+            </w:pPr>
+            <w:r>
+              <w:t xml:space="preserve">Note that all present tenses are possible in the </w:t>
+            </w:r>
+            <w:r>
+              <w:rPr>
+                <w:i/>
+              </w:rPr>
+              <w:t xml:space="preserve">If </w:t>
+            </w:r>
+            <w:r>
+              <w:t xml:space="preserve">clause, although the present simple is the most commonly used. In the result clause, instead of </w:t>
+            </w:r>
+            <w:r>
+              <w:rPr>
+                <w:i/>
+              </w:rPr>
+              <w:t xml:space="preserve">will </w:t>
+            </w:r>
+            <w:r>
+              <w:t xml:space="preserve">we can use </w:t>
+            </w:r>
+            <w:r>
+              <w:rPr>
+                <w:i/>
+              </w:rPr>
+              <w:t xml:space="preserve">be going to </w:t>
+            </w:r>
+            <w:r>
+              <w:t xml:space="preserve">and other modal verbs such as </w:t>
+            </w:r>
+            <w:r>
+              <w:rPr>
+                <w:i/>
+              </w:rPr>
+              <w:t xml:space="preserve">can, should </w:t>
+            </w:r>
+            <w:r>
+              <w:t xml:space="preserve">and </w:t>
+            </w:r>
+            <w:r>
+              <w:rPr>
+                <w:i/>
+              </w:rPr>
+              <w:t xml:space="preserve">must. </w:t>
+            </w:r>
+            <w:r>
+              <w:t>We can also use an imperative in the result clause.</w:t>
+            </w:r>
+            <w:r>
+              <w:t xml:space="preserve"> </w:t>
+            </w:r>
+          </w:p>
+        </w:tc>
+      </w:tr>
+      <w:tr>
+        <w:tc>
+          <w:tcPr>
+            <w:tcW w:w="530" w:type="dxa"/>
+          </w:tcPr>
+          <w:p>
+            <w:pPr>
+              <w:jc w:val="center"/>
+              <w:rPr>
+                <w:rFonts w:ascii="Source Sans 3" w:hAnsi="Source Sans 3"/>
+                <w:b/>
+                <w:bCs/>
+                <w:bdr w:val="single" w:sz="12" w:space="0" w:color="CA0D8E"/>
+              </w:rPr>
+            </w:pPr>
+            <w:r>
+              <w:rPr>
+                <w:rFonts w:ascii="Source Sans 3" w:hAnsi="Source Sans 3"/>
+                <w:b/>
+                <w:bCs/>
+                <w:bdr w:val="single" w:sz="12" w:space="0" w:color="CA0D8E"/>
+              </w:rPr>
+              <w:t>15</w:t>
+            </w:r>
+          </w:p>
+        </w:tc>
+        <w:tc>
+          <w:tcPr>
+            <w:tcW w:w="13924" w:type="dxa"/>
+            <w:vAlign w:val="center"/>
+          </w:tcPr>
+          <w:p>
+            <w:pPr>
+              <w:spacing w:after="80"/>
+              <w:rPr>
+                <w:rFonts w:ascii="Source Sans 3" w:hAnsi="Source Sans 3"/>
+                <w:b/>
+                <w:bCs/>
+                <w:iCs/>
+                <w:sz w:val="21"/>
+                <w:szCs w:val="21"/>
+              </w:rPr>
+            </w:pPr>
+            <w:r>
+              <w:rPr>
+                <w:rFonts w:ascii="Source Sans 3" w:hAnsi="Source Sans 3"/>
+                <w:b/>
+                <w:bCs/>
+                <w:iCs/>
+                <w:sz w:val="21"/>
+                <w:szCs w:val="21"/>
+              </w:rPr>
+              <w:t>Imagine you are a tour guide taking tourists to a museum. Complete the statements to make sentences you might say to your tourists.</w:t>
+            </w:r>
+          </w:p>
+          <w:p>
+            <w:pPr>
+              <w:pStyle w:val="BlankWord2"/>
+            </w:pPr>
+            <w:r>
+              <w:t xml:space="preserve">1 </w:t>
+            </w:r>
+            <w:r>
+              <w:t>You can get a discounted ticket as long as .. .</w:t>
+            </w:r>
+          </w:p>
+          <w:p>
+            <w:pPr>
+              <w:pStyle w:val="BlankWord2"/>
+            </w:pPr>
+            <w:r>
+              <w:t xml:space="preserve">2 </w:t>
+            </w:r>
+            <w:r>
+              <w:t>Once everybody has bought their ticket, .. .</w:t>
+            </w:r>
+          </w:p>
+          <w:p>
+            <w:pPr>
+              <w:pStyle w:val="BlankWord2"/>
+            </w:pPr>
+            <w:r>
+              <w:t xml:space="preserve">3 </w:t>
+            </w:r>
+            <w:r>
+              <w:t>You won't get lost provided ...</w:t>
+            </w:r>
+          </w:p>
+          <w:p>
+            <w:pPr>
+              <w:pStyle w:val="BlankWord2"/>
+            </w:pPr>
+            <w:r>
+              <w:t xml:space="preserve">4 </w:t>
+            </w:r>
+            <w:r>
+              <w:t>Now everybody is free to explore the museum. You can go wherever you like</w:t>
+            </w:r>
+            <w:r>
+              <w:t xml:space="preserve"> </w:t>
+            </w:r>
+            <w:r>
+              <w:rPr>
+                <w:i/>
+              </w:rPr>
+              <w:t xml:space="preserve">as long </w:t>
+            </w:r>
+            <w:r>
+              <w:t>as ...</w:t>
+            </w:r>
+          </w:p>
+          <w:p>
+            <w:pPr>
+              <w:pStyle w:val="BlankWord2"/>
+            </w:pPr>
+            <w:r>
+              <w:t xml:space="preserve">5 </w:t>
+            </w:r>
+            <w:r>
+              <w:t>Your bus back to the hotel will depart as soon as .. .</w:t>
+            </w:r>
+          </w:p>
+          <w:p>
+            <w:pPr>
+              <w:spacing w:after="80"/>
+              <w:rPr>
+                <w:rFonts w:ascii="Source Sans 3" w:hAnsi="Source Sans 3"/>
+                <w:b/>
+                <w:bCs/>
+                <w:iCs/>
+                <w:sz w:val="21"/>
+                <w:szCs w:val="21"/>
+              </w:rPr>
+            </w:pPr>
+            <w:r>
+              <w:rPr>
+                <w:rFonts w:ascii="Source Sans 3" w:hAnsi="Source Sans 3"/>
+                <w:sz w:val="21"/>
+                <w:szCs w:val="21"/>
+                <w:bdr w:val="dashSmallGap" w:sz="12" w:space="0" w:color="ED7D31" w:themeColor="accent2"/>
+                <w:shd w:val="pct5" w:color="auto" w:fill="FFF2CC" w:themeFill="accent4" w:themeFillTint="33"/>
+                <w14:textOutline w14:w="9525" w14:cap="rnd" w14:cmpd="sng" w14:algn="ctr">
+                  <w14:noFill/>
+                  <w14:prstDash w14:val="solid"/>
+                  <w14:bevel/>
+                </w14:textOutline>
+              </w:rPr>
+              <w:t xml:space="preserve">6 </w:t>
+            </w:r>
+            <w:r>
+              <w:rPr>
+                <w:rFonts w:ascii="Source Sans 3" w:hAnsi="Source Sans 3"/>
+                <w:sz w:val="21"/>
+                <w:szCs w:val="21"/>
+                <w:bdr w:val="dashSmallGap" w:sz="12" w:space="0" w:color="ED7D31" w:themeColor="accent2"/>
+                <w:shd w:val="pct5" w:color="auto" w:fill="FFF2CC" w:themeFill="accent4" w:themeFillTint="33"/>
+                <w14:textOutline w14:w="9525" w14:cap="rnd" w14:cmpd="sng" w14:algn="ctr">
+                  <w14:noFill/>
+                  <w14:prstDash w14:val="solid"/>
+                  <w14:bevel/>
+                </w14:textOutline>
+              </w:rPr>
+              <w:t>Do not touch or take photos of the exhibits unless ...</w:t>
+            </w:r>
           </w:p>
         </w:tc>
       </w:tr>
@@ -33889,42 +33841,42 @@
         <v:path o:extrusionok="f" gradientshapeok="t" o:connecttype="rect"/>
         <o:lock v:ext="edit" aspectratio="t"/>
       </v:shapetype>
-      <v:shape id="_x0000_i1025" type="#_x0000_t75" style="width:24.65pt;height:14pt;visibility:visible;mso-wrap-style:square" o:bullet="t">
+      <v:shape id="_x0000_i1025" type="#_x0000_t75" style="width:24.5pt;height:13.8pt;visibility:visible;mso-wrap-style:square" o:bullet="t">
         <v:imagedata r:id="rId1" o:title=""/>
       </v:shape>
     </w:pict>
   </w:numPicBullet>
   <w:numPicBullet w:numPicBulletId="1">
     <w:pict>
-      <v:shape id="_x0000_i1026" type="#_x0000_t75" style="width:24.65pt;height:10pt;visibility:visible;mso-wrap-style:square" o:bullet="t">
+      <v:shape id="_x0000_i1026" type="#_x0000_t75" style="width:24.5pt;height:10.2pt;visibility:visible;mso-wrap-style:square" o:bullet="t">
         <v:imagedata r:id="rId2" o:title=""/>
       </v:shape>
     </w:pict>
   </w:numPicBullet>
   <w:numPicBullet w:numPicBulletId="2">
     <w:pict>
-      <v:shape id="_x0000_i1027" type="#_x0000_t75" style="width:24.65pt;height:14pt;visibility:visible;mso-wrap-style:square" o:bullet="t">
+      <v:shape id="_x0000_i1027" type="#_x0000_t75" style="width:24.5pt;height:13.8pt;visibility:visible;mso-wrap-style:square" o:bullet="t">
         <v:imagedata r:id="rId3" o:title=""/>
       </v:shape>
     </w:pict>
   </w:numPicBullet>
   <w:numPicBullet w:numPicBulletId="3">
     <w:pict>
-      <v:shape id="_x0000_i1028" type="#_x0000_t75" style="width:22.65pt;height:12pt;visibility:visible;mso-wrap-style:square" o:bullet="t">
+      <v:shape id="_x0000_i1028" type="#_x0000_t75" style="width:22.45pt;height:11.75pt;visibility:visible;mso-wrap-style:square" o:bullet="t">
         <v:imagedata r:id="rId4" o:title=""/>
       </v:shape>
     </w:pict>
   </w:numPicBullet>
   <w:numPicBullet w:numPicBulletId="4">
     <w:pict>
-      <v:shape id="_x0000_i1029" type="#_x0000_t75" style="width:24.65pt;height:9.35pt;visibility:visible;mso-wrap-style:square" o:bullet="t">
+      <v:shape id="_x0000_i1029" type="#_x0000_t75" style="width:24.5pt;height:9.2pt;visibility:visible;mso-wrap-style:square" o:bullet="t">
         <v:imagedata r:id="rId5" o:title=""/>
       </v:shape>
     </w:pict>
   </w:numPicBullet>
   <w:numPicBullet w:numPicBulletId="5">
     <w:pict>
-      <v:shape id="_x0000_i1030" type="#_x0000_t75" style="width:24.65pt;height:9.35pt;visibility:visible;mso-wrap-style:square" o:bullet="t">
+      <v:shape id="_x0000_i1030" type="#_x0000_t75" style="width:24.5pt;height:9.2pt;visibility:visible;mso-wrap-style:square" o:bullet="t">
         <v:imagedata r:id="rId6" o:title=""/>
       </v:shape>
     </w:pict>
@@ -34401,6 +34353,122 @@
     </w:lvl>
   </w:abstractNum>
   <w:abstractNum w:abstractNumId="4" w15:restartNumberingAfterBreak="0">
+    <w:nsid w:val="14AE159C"/>
+    <w:multiLevelType w:val="hybridMultilevel"/>
+    <w:tmpl w:val="5F826940"/>
+    <w:lvl w:ilvl="0" w:tplc="1892D7A2">
+      <w:start w:val="1"/>
+      <w:numFmt w:val="decimal"/>
+      <w:lvlText w:val="%1"/>
+      <w:lvlJc w:val="left"/>
+      <w:pPr>
+        <w:ind w:left="955" w:hanging="181"/>
+      </w:pPr>
+      <w:rPr>
+        <w:rFonts w:hint="default"/>
+        <w:spacing w:val="0"/>
+        <w:w w:val="76"/>
+        <w:lang w:val="en-US" w:eastAsia="en-US" w:bidi="ar-SA"/>
+      </w:rPr>
+    </w:lvl>
+    <w:lvl w:ilvl="1" w:tplc="1C7E6844">
+      <w:numFmt w:val="bullet"/>
+      <w:lvlText w:val="•"/>
+      <w:lvlJc w:val="left"/>
+      <w:pPr>
+        <w:ind w:left="1644" w:hanging="181"/>
+      </w:pPr>
+      <w:rPr>
+        <w:rFonts w:hint="default"/>
+        <w:lang w:val="en-US" w:eastAsia="en-US" w:bidi="ar-SA"/>
+      </w:rPr>
+    </w:lvl>
+    <w:lvl w:ilvl="2" w:tplc="748EE378">
+      <w:numFmt w:val="bullet"/>
+      <w:lvlText w:val="•"/>
+      <w:lvlJc w:val="left"/>
+      <w:pPr>
+        <w:ind w:left="2329" w:hanging="181"/>
+      </w:pPr>
+      <w:rPr>
+        <w:rFonts w:hint="default"/>
+        <w:lang w:val="en-US" w:eastAsia="en-US" w:bidi="ar-SA"/>
+      </w:rPr>
+    </w:lvl>
+    <w:lvl w:ilvl="3" w:tplc="214811F2">
+      <w:numFmt w:val="bullet"/>
+      <w:lvlText w:val="•"/>
+      <w:lvlJc w:val="left"/>
+      <w:pPr>
+        <w:ind w:left="3013" w:hanging="181"/>
+      </w:pPr>
+      <w:rPr>
+        <w:rFonts w:hint="default"/>
+        <w:lang w:val="en-US" w:eastAsia="en-US" w:bidi="ar-SA"/>
+      </w:rPr>
+    </w:lvl>
+    <w:lvl w:ilvl="4" w:tplc="BCDAAEA2">
+      <w:numFmt w:val="bullet"/>
+      <w:lvlText w:val="•"/>
+      <w:lvlJc w:val="left"/>
+      <w:pPr>
+        <w:ind w:left="3698" w:hanging="181"/>
+      </w:pPr>
+      <w:rPr>
+        <w:rFonts w:hint="default"/>
+        <w:lang w:val="en-US" w:eastAsia="en-US" w:bidi="ar-SA"/>
+      </w:rPr>
+    </w:lvl>
+    <w:lvl w:ilvl="5" w:tplc="0CD22FE2">
+      <w:numFmt w:val="bullet"/>
+      <w:lvlText w:val="•"/>
+      <w:lvlJc w:val="left"/>
+      <w:pPr>
+        <w:ind w:left="4382" w:hanging="181"/>
+      </w:pPr>
+      <w:rPr>
+        <w:rFonts w:hint="default"/>
+        <w:lang w:val="en-US" w:eastAsia="en-US" w:bidi="ar-SA"/>
+      </w:rPr>
+    </w:lvl>
+    <w:lvl w:ilvl="6" w:tplc="7578167A">
+      <w:numFmt w:val="bullet"/>
+      <w:lvlText w:val="•"/>
+      <w:lvlJc w:val="left"/>
+      <w:pPr>
+        <w:ind w:left="5067" w:hanging="181"/>
+      </w:pPr>
+      <w:rPr>
+        <w:rFonts w:hint="default"/>
+        <w:lang w:val="en-US" w:eastAsia="en-US" w:bidi="ar-SA"/>
+      </w:rPr>
+    </w:lvl>
+    <w:lvl w:ilvl="7" w:tplc="A0A41A76">
+      <w:numFmt w:val="bullet"/>
+      <w:lvlText w:val="•"/>
+      <w:lvlJc w:val="left"/>
+      <w:pPr>
+        <w:ind w:left="5751" w:hanging="181"/>
+      </w:pPr>
+      <w:rPr>
+        <w:rFonts w:hint="default"/>
+        <w:lang w:val="en-US" w:eastAsia="en-US" w:bidi="ar-SA"/>
+      </w:rPr>
+    </w:lvl>
+    <w:lvl w:ilvl="8" w:tplc="8AD6CFF8">
+      <w:numFmt w:val="bullet"/>
+      <w:lvlText w:val="•"/>
+      <w:lvlJc w:val="left"/>
+      <w:pPr>
+        <w:ind w:left="6436" w:hanging="181"/>
+      </w:pPr>
+      <w:rPr>
+        <w:rFonts w:hint="default"/>
+        <w:lang w:val="en-US" w:eastAsia="en-US" w:bidi="ar-SA"/>
+      </w:rPr>
+    </w:lvl>
+  </w:abstractNum>
+  <w:abstractNum w:abstractNumId="5" w15:restartNumberingAfterBreak="0">
     <w:nsid w:val="19B868DF"/>
     <w:multiLevelType w:val="hybridMultilevel"/>
     <w:tmpl w:val="E38E41C0"/>
@@ -34519,7 +34587,7 @@
       </w:rPr>
     </w:lvl>
   </w:abstractNum>
-  <w:abstractNum w:abstractNumId="5" w15:restartNumberingAfterBreak="0">
+  <w:abstractNum w:abstractNumId="6" w15:restartNumberingAfterBreak="0">
     <w:nsid w:val="1B1C3795"/>
     <w:multiLevelType w:val="hybridMultilevel"/>
     <w:tmpl w:val="30848E28"/>
@@ -34634,7 +34702,7 @@
       </w:rPr>
     </w:lvl>
   </w:abstractNum>
-  <w:abstractNum w:abstractNumId="6" w15:restartNumberingAfterBreak="0">
+  <w:abstractNum w:abstractNumId="7" w15:restartNumberingAfterBreak="0">
     <w:nsid w:val="201A3BC6"/>
     <w:multiLevelType w:val="hybridMultilevel"/>
     <w:tmpl w:val="CA9EA41A"/>
@@ -34750,7 +34818,7 @@
       </w:rPr>
     </w:lvl>
   </w:abstractNum>
-  <w:abstractNum w:abstractNumId="7" w15:restartNumberingAfterBreak="0">
+  <w:abstractNum w:abstractNumId="8" w15:restartNumberingAfterBreak="0">
     <w:nsid w:val="2F300F81"/>
     <w:multiLevelType w:val="hybridMultilevel"/>
     <w:tmpl w:val="08867062"/>
@@ -34867,7 +34935,7 @@
       </w:rPr>
     </w:lvl>
   </w:abstractNum>
-  <w:abstractNum w:abstractNumId="8" w15:restartNumberingAfterBreak="0">
+  <w:abstractNum w:abstractNumId="9" w15:restartNumberingAfterBreak="0">
     <w:nsid w:val="30CB1D71"/>
     <w:multiLevelType w:val="hybridMultilevel"/>
     <w:tmpl w:val="12B86C60"/>
@@ -34985,7 +35053,7 @@
       </w:rPr>
     </w:lvl>
   </w:abstractNum>
-  <w:abstractNum w:abstractNumId="9" w15:restartNumberingAfterBreak="0">
+  <w:abstractNum w:abstractNumId="10" w15:restartNumberingAfterBreak="0">
     <w:nsid w:val="350D7BEE"/>
     <w:multiLevelType w:val="hybridMultilevel"/>
     <w:tmpl w:val="5FBE5398"/>
@@ -35098,7 +35166,7 @@
       </w:rPr>
     </w:lvl>
   </w:abstractNum>
-  <w:abstractNum w:abstractNumId="10" w15:restartNumberingAfterBreak="0">
+  <w:abstractNum w:abstractNumId="11" w15:restartNumberingAfterBreak="0">
     <w:nsid w:val="37FB5C3E"/>
     <w:multiLevelType w:val="hybridMultilevel"/>
     <w:tmpl w:val="E3B42F90"/>
@@ -35215,7 +35283,7 @@
       </w:rPr>
     </w:lvl>
   </w:abstractNum>
-  <w:abstractNum w:abstractNumId="11" w15:restartNumberingAfterBreak="0">
+  <w:abstractNum w:abstractNumId="12" w15:restartNumberingAfterBreak="0">
     <w:nsid w:val="384F004D"/>
     <w:multiLevelType w:val="hybridMultilevel"/>
     <w:tmpl w:val="7B480DAC"/>
@@ -35331,7 +35399,7 @@
       </w:rPr>
     </w:lvl>
   </w:abstractNum>
-  <w:abstractNum w:abstractNumId="12" w15:restartNumberingAfterBreak="0">
+  <w:abstractNum w:abstractNumId="13" w15:restartNumberingAfterBreak="0">
     <w:nsid w:val="39CC0FAD"/>
     <w:multiLevelType w:val="hybridMultilevel"/>
     <w:tmpl w:val="4F04C240"/>
@@ -35449,7 +35517,7 @@
       </w:rPr>
     </w:lvl>
   </w:abstractNum>
-  <w:abstractNum w:abstractNumId="13" w15:restartNumberingAfterBreak="0">
+  <w:abstractNum w:abstractNumId="14" w15:restartNumberingAfterBreak="0">
     <w:nsid w:val="444722DD"/>
     <w:multiLevelType w:val="hybridMultilevel"/>
     <w:tmpl w:val="DF426666"/>
@@ -35542,7 +35610,7 @@
       </w:pPr>
     </w:lvl>
   </w:abstractNum>
-  <w:abstractNum w:abstractNumId="14" w15:restartNumberingAfterBreak="0">
+  <w:abstractNum w:abstractNumId="15" w15:restartNumberingAfterBreak="0">
     <w:nsid w:val="45202BAA"/>
     <w:multiLevelType w:val="hybridMultilevel"/>
     <w:tmpl w:val="B64AC6C2"/>
@@ -35658,7 +35726,7 @@
       </w:rPr>
     </w:lvl>
   </w:abstractNum>
-  <w:abstractNum w:abstractNumId="15" w15:restartNumberingAfterBreak="0">
+  <w:abstractNum w:abstractNumId="16" w15:restartNumberingAfterBreak="0">
     <w:nsid w:val="4BB400D8"/>
     <w:multiLevelType w:val="hybridMultilevel"/>
     <w:tmpl w:val="FCD075C8"/>
@@ -35777,7 +35845,7 @@
       </w:rPr>
     </w:lvl>
   </w:abstractNum>
-  <w:abstractNum w:abstractNumId="16" w15:restartNumberingAfterBreak="0">
+  <w:abstractNum w:abstractNumId="17" w15:restartNumberingAfterBreak="0">
     <w:nsid w:val="4C2A36D8"/>
     <w:multiLevelType w:val="hybridMultilevel"/>
     <w:tmpl w:val="7DE41AB6"/>
@@ -35869,7 +35937,7 @@
       </w:pPr>
     </w:lvl>
   </w:abstractNum>
-  <w:abstractNum w:abstractNumId="17" w15:restartNumberingAfterBreak="0">
+  <w:abstractNum w:abstractNumId="18" w15:restartNumberingAfterBreak="0">
     <w:nsid w:val="4DFC767D"/>
     <w:multiLevelType w:val="hybridMultilevel"/>
     <w:tmpl w:val="EDA20F46"/>
@@ -35960,7 +36028,7 @@
       </w:pPr>
     </w:lvl>
   </w:abstractNum>
-  <w:abstractNum w:abstractNumId="18" w15:restartNumberingAfterBreak="0">
+  <w:abstractNum w:abstractNumId="19" w15:restartNumberingAfterBreak="0">
     <w:nsid w:val="68C65104"/>
     <w:multiLevelType w:val="hybridMultilevel"/>
     <w:tmpl w:val="B018F522"/>
@@ -36080,7 +36148,7 @@
       </w:rPr>
     </w:lvl>
   </w:abstractNum>
-  <w:abstractNum w:abstractNumId="19" w15:restartNumberingAfterBreak="0">
+  <w:abstractNum w:abstractNumId="20" w15:restartNumberingAfterBreak="0">
     <w:nsid w:val="6E504357"/>
     <w:multiLevelType w:val="hybridMultilevel"/>
     <w:tmpl w:val="512A2C1C"/>
@@ -36200,7 +36268,7 @@
       </w:rPr>
     </w:lvl>
   </w:abstractNum>
-  <w:abstractNum w:abstractNumId="20" w15:restartNumberingAfterBreak="0">
+  <w:abstractNum w:abstractNumId="21" w15:restartNumberingAfterBreak="0">
     <w:nsid w:val="743B3D0F"/>
     <w:multiLevelType w:val="hybridMultilevel"/>
     <w:tmpl w:val="618C9DB6"/>
@@ -36315,7 +36383,7 @@
       </w:rPr>
     </w:lvl>
   </w:abstractNum>
-  <w:abstractNum w:abstractNumId="21" w15:restartNumberingAfterBreak="0">
+  <w:abstractNum w:abstractNumId="22" w15:restartNumberingAfterBreak="0">
     <w:nsid w:val="744A1D29"/>
     <w:multiLevelType w:val="hybridMultilevel"/>
     <w:tmpl w:val="AA16B8B6"/>
@@ -36431,7 +36499,7 @@
       </w:rPr>
     </w:lvl>
   </w:abstractNum>
-  <w:abstractNum w:abstractNumId="22" w15:restartNumberingAfterBreak="0">
+  <w:abstractNum w:abstractNumId="23" w15:restartNumberingAfterBreak="0">
     <w:nsid w:val="7DBE3375"/>
     <w:multiLevelType w:val="hybridMultilevel"/>
     <w:tmpl w:val="B018F522"/>
@@ -36552,22 +36620,22 @@
     </w:lvl>
   </w:abstractNum>
   <w:num w:numId="1" w16cid:durableId="1024015721">
-    <w:abstractNumId w:val="12"/>
+    <w:abstractNumId w:val="13"/>
   </w:num>
   <w:num w:numId="2" w16cid:durableId="202135098">
-    <w:abstractNumId w:val="13"/>
+    <w:abstractNumId w:val="14"/>
   </w:num>
   <w:num w:numId="3" w16cid:durableId="1580553541">
+    <w:abstractNumId w:val="21"/>
+  </w:num>
+  <w:num w:numId="4" w16cid:durableId="525563580">
+    <w:abstractNumId w:val="6"/>
+  </w:num>
+  <w:num w:numId="5" w16cid:durableId="578059356">
     <w:abstractNumId w:val="20"/>
   </w:num>
-  <w:num w:numId="4" w16cid:durableId="525563580">
-    <w:abstractNumId w:val="5"/>
-  </w:num>
-  <w:num w:numId="5" w16cid:durableId="578059356">
-    <w:abstractNumId w:val="19"/>
-  </w:num>
   <w:num w:numId="6" w16cid:durableId="1141311904">
-    <w:abstractNumId w:val="7"/>
+    <w:abstractNumId w:val="8"/>
   </w:num>
   <w:num w:numId="7" w16cid:durableId="1682660821">
     <w:abstractNumId w:val="3"/>
@@ -36576,49 +36644,52 @@
     <w:abstractNumId w:val="0"/>
   </w:num>
   <w:num w:numId="9" w16cid:durableId="2021270723">
-    <w:abstractNumId w:val="15"/>
+    <w:abstractNumId w:val="16"/>
   </w:num>
   <w:num w:numId="10" w16cid:durableId="100344452">
-    <w:abstractNumId w:val="10"/>
+    <w:abstractNumId w:val="11"/>
   </w:num>
   <w:num w:numId="11" w16cid:durableId="903099637">
-    <w:abstractNumId w:val="18"/>
+    <w:abstractNumId w:val="19"/>
   </w:num>
   <w:num w:numId="12" w16cid:durableId="1449542317">
-    <w:abstractNumId w:val="9"/>
+    <w:abstractNumId w:val="10"/>
   </w:num>
   <w:num w:numId="13" w16cid:durableId="185951138">
     <w:abstractNumId w:val="2"/>
   </w:num>
   <w:num w:numId="14" w16cid:durableId="1029917996">
-    <w:abstractNumId w:val="22"/>
+    <w:abstractNumId w:val="23"/>
   </w:num>
   <w:num w:numId="15" w16cid:durableId="643630431">
-    <w:abstractNumId w:val="16"/>
+    <w:abstractNumId w:val="17"/>
   </w:num>
   <w:num w:numId="16" w16cid:durableId="182213427">
-    <w:abstractNumId w:val="11"/>
+    <w:abstractNumId w:val="12"/>
   </w:num>
   <w:num w:numId="17" w16cid:durableId="273244446">
-    <w:abstractNumId w:val="4"/>
+    <w:abstractNumId w:val="5"/>
   </w:num>
   <w:num w:numId="18" w16cid:durableId="759446346">
-    <w:abstractNumId w:val="6"/>
+    <w:abstractNumId w:val="7"/>
   </w:num>
   <w:num w:numId="19" w16cid:durableId="329257851">
     <w:abstractNumId w:val="1"/>
   </w:num>
   <w:num w:numId="20" w16cid:durableId="1446844925">
-    <w:abstractNumId w:val="14"/>
+    <w:abstractNumId w:val="15"/>
   </w:num>
   <w:num w:numId="21" w16cid:durableId="1326283639">
-    <w:abstractNumId w:val="21"/>
+    <w:abstractNumId w:val="22"/>
   </w:num>
   <w:num w:numId="22" w16cid:durableId="505676958">
-    <w:abstractNumId w:val="17"/>
+    <w:abstractNumId w:val="18"/>
   </w:num>
   <w:num w:numId="23" w16cid:durableId="170687457">
-    <w:abstractNumId w:val="8"/>
+    <w:abstractNumId w:val="9"/>
+  </w:num>
+  <w:num w:numId="24" w16cid:durableId="939220276">
+    <w:abstractNumId w:val="4"/>
   </w:num>
 </w:numbering>
 </file>
@@ -37028,7 +37099,6 @@
   <w:style w:type="character" w:default="1" w:styleId="DefaultParagraphFont">
     <w:name w:val="Default Paragraph Font"/>
     <w:uiPriority w:val="1"/>
-    <w:semiHidden/>
     <w:unhideWhenUsed/>
   </w:style>
   <w:style w:type="table" w:default="1" w:styleId="TableNormal">

--- a/assets/data/Mindset-Level-3- Custom.docx
+++ b/assets/data/Mindset-Level-3- Custom.docx
@@ -295,7 +295,21 @@
               <w:rPr>
                 <w:i/>
               </w:rPr>
-              <w:t>Palma de Mallorca, Algaida,</w:t>
+              <w:t xml:space="preserve">Palma de Mallorca, </w:t>
+            </w:r>
+            <w:proofErr w:type="spellStart"/>
+            <w:r>
+              <w:rPr>
+                <w:i/>
+              </w:rPr>
+              <w:t>Algaida</w:t>
+            </w:r>
+            <w:proofErr w:type="spellEnd"/>
+            <w:r>
+              <w:rPr>
+                <w:i/>
+              </w:rPr>
+              <w:t>,</w:t>
             </w:r>
           </w:p>
           <w:p>
@@ -305,12 +319,14 @@
                 <w:i/>
               </w:rPr>
             </w:pPr>
+            <w:proofErr w:type="spellStart"/>
             <w:r>
               <w:rPr>
                 <w:i/>
               </w:rPr>
               <w:t>Binissalem</w:t>
             </w:r>
+            <w:proofErr w:type="spellEnd"/>
           </w:p>
           <w:p>
             <w:pPr>
@@ -415,22 +431,30 @@
             <w:r>
               <w:t xml:space="preserve">countries which are Republics, Kingdoms or Unions: </w:t>
             </w:r>
+            <w:proofErr w:type="gramStart"/>
             <w:r>
               <w:rPr>
                 <w:i/>
               </w:rPr>
-              <w:t>the Republic of China, the United Kingdom (the UK), the United States of</w:t>
-            </w:r>
+              <w:t>the</w:t>
+            </w:r>
+            <w:proofErr w:type="gramEnd"/>
             <w:r>
               <w:rPr>
                 <w:i/>
               </w:rPr>
-              <w:t xml:space="preserve"> </w:t>
+              <w:t xml:space="preserve"> Republic of China, the United Kingdom (the UK), the United States of</w:t>
             </w:r>
             <w:r>
               <w:rPr>
                 <w:i/>
               </w:rPr>
+              <w:t xml:space="preserve"> </w:t>
+            </w:r>
+            <w:r>
+              <w:rPr>
+                <w:i/>
+              </w:rPr>
               <w:t>America (the USA)</w:t>
             </w:r>
           </w:p>
@@ -448,7 +472,21 @@
               <w:rPr>
                 <w:i/>
               </w:rPr>
-              <w:t>the Tramuntanas, the Himalayas</w:t>
+              <w:t xml:space="preserve">the </w:t>
+            </w:r>
+            <w:proofErr w:type="spellStart"/>
+            <w:r>
+              <w:rPr>
+                <w:i/>
+              </w:rPr>
+              <w:t>Tramuntanas</w:t>
+            </w:r>
+            <w:proofErr w:type="spellEnd"/>
+            <w:r>
+              <w:rPr>
+                <w:i/>
+              </w:rPr>
+              <w:t>, the Himalayas</w:t>
             </w:r>
           </w:p>
           <w:p>
@@ -474,7 +512,17 @@
               <w:spacing w:after="240"/>
             </w:pPr>
             <w:r>
-              <w:t xml:space="preserve">Other geographical features:lakes: no article, usually begins with the word Lake </w:t>
+              <w:t xml:space="preserve">Other geographical </w:t>
+            </w:r>
+            <w:proofErr w:type="spellStart"/>
+            <w:proofErr w:type="gramStart"/>
+            <w:r>
+              <w:t>features:lakes</w:t>
+            </w:r>
+            <w:proofErr w:type="spellEnd"/>
+            <w:proofErr w:type="gramEnd"/>
+            <w:r>
+              <w:t xml:space="preserve">: no article, usually begins with the word Lake </w:t>
             </w:r>
             <w:r>
               <w:rPr>
@@ -483,7 +531,17 @@
               <w:t xml:space="preserve">(Lake Windermere) </w:t>
             </w:r>
             <w:r>
-              <w:t xml:space="preserve">rivers: definite article before name of river.Capitalise the word 'river' or it can be omitted </w:t>
+              <w:t xml:space="preserve">rivers: definite article before name of </w:t>
+            </w:r>
+            <w:proofErr w:type="spellStart"/>
+            <w:proofErr w:type="gramStart"/>
+            <w:r>
+              <w:t>river.Capitalise</w:t>
+            </w:r>
+            <w:proofErr w:type="spellEnd"/>
+            <w:proofErr w:type="gramEnd"/>
+            <w:r>
+              <w:t xml:space="preserve"> the word 'river' or it can be omitted </w:t>
             </w:r>
             <w:r>
               <w:rPr>
@@ -668,7 +726,25 @@
                 <w:sz w:val="21"/>
                 <w:szCs w:val="21"/>
               </w:rPr>
-              <w:t xml:space="preserve">, or go hiking in the Tramuntanas, a mountain range that runs from </w:t>
+              <w:t xml:space="preserve">, or go hiking in the </w:t>
+            </w:r>
+            <w:proofErr w:type="spellStart"/>
+            <w:r>
+              <w:rPr>
+                <w:rFonts w:ascii="Source Sans 3" w:hAnsi="Source Sans 3"/>
+                <w:sz w:val="21"/>
+                <w:szCs w:val="21"/>
+              </w:rPr>
+              <w:t>Tramuntanas</w:t>
+            </w:r>
+            <w:proofErr w:type="spellEnd"/>
+            <w:r>
+              <w:rPr>
+                <w:rFonts w:ascii="Source Sans 3" w:hAnsi="Source Sans 3"/>
+                <w:sz w:val="21"/>
+                <w:szCs w:val="21"/>
+              </w:rPr>
+              <w:t xml:space="preserve">, a mountain range that runs from </w:t>
             </w:r>
             <w:r>
               <w:rPr>
@@ -721,6 +797,7 @@
               </w:rPr>
               <w:t xml:space="preserve">, contrasts entirely with the traditional rural towns and villages in the heart of the island, such as </w:t>
             </w:r>
+            <w:proofErr w:type="spellStart"/>
             <w:r>
               <w:rPr>
                 <w:rFonts w:ascii="Source Sans 3" w:hAnsi="Source Sans 3"/>
@@ -730,6 +807,7 @@
               </w:rPr>
               <w:t>Algaida</w:t>
             </w:r>
+            <w:proofErr w:type="spellEnd"/>
             <w:r>
               <w:rPr>
                 <w:rFonts w:ascii="Source Sans 3" w:hAnsi="Source Sans 3"/>
@@ -738,6 +816,7 @@
               </w:rPr>
               <w:t xml:space="preserve"> or </w:t>
             </w:r>
+            <w:proofErr w:type="spellStart"/>
             <w:r>
               <w:rPr>
                 <w:rFonts w:ascii="Source Sans 3" w:hAnsi="Source Sans 3"/>
@@ -747,6 +826,7 @@
               </w:rPr>
               <w:t>Binissalem</w:t>
             </w:r>
+            <w:proofErr w:type="spellEnd"/>
             <w:r>
               <w:rPr>
                 <w:rFonts w:ascii="Source Sans 3" w:hAnsi="Source Sans 3"/>
@@ -1061,7 +1141,25 @@
                 <w:sz w:val="20"/>
                 <w:szCs w:val="20"/>
               </w:rPr>
-              <w:t xml:space="preserve">This type of task requires you to choose a heading which correctly summarises the whole paragraph. Often, it is possible to find one sentence in a paragraph which conveys the main idea - this is known as the </w:t>
+              <w:t xml:space="preserve">This type of task requires you to choose a heading which correctly </w:t>
+            </w:r>
+            <w:proofErr w:type="spellStart"/>
+            <w:r>
+              <w:rPr>
+                <w:rFonts w:ascii="Source Sans 3" w:hAnsi="Source Sans 3"/>
+                <w:sz w:val="20"/>
+                <w:szCs w:val="20"/>
+              </w:rPr>
+              <w:t>summarises</w:t>
+            </w:r>
+            <w:proofErr w:type="spellEnd"/>
+            <w:r>
+              <w:rPr>
+                <w:rFonts w:ascii="Source Sans 3" w:hAnsi="Source Sans 3"/>
+                <w:sz w:val="20"/>
+                <w:szCs w:val="20"/>
+              </w:rPr>
+              <w:t xml:space="preserve"> the whole paragraph. Often, it is possible to find one sentence in a paragraph which conveys the main idea - this is known as the </w:t>
             </w:r>
             <w:r>
               <w:rPr>
@@ -6899,7 +6997,23 @@
                 <w:rFonts w:ascii="Source Sans 3" w:hAnsi="Source Sans 3"/>
                 <w:sz w:val="21"/>
               </w:rPr>
-              <w:t>Despite the fact the town of Marloth Park is close to the Kruger National Park, one of the largest game reserves in Africa, and despite the constant threat of visits from wild animals such as lions and hippopotamuses, its anxious residents are not allowed to build fences around their houses to keep out their neighbours.</w:t>
+              <w:t xml:space="preserve">Despite the fact the town of Marloth Park is close to the Kruger National Park, one of the largest game reserves in Africa, and despite the constant threat of visits from wild animals such as lions and hippopotamuses, its anxious residents are not allowed to build fences around their houses to keep out their </w:t>
+            </w:r>
+            <w:proofErr w:type="spellStart"/>
+            <w:r>
+              <w:rPr>
+                <w:rFonts w:ascii="Source Sans 3" w:hAnsi="Source Sans 3"/>
+                <w:sz w:val="21"/>
+              </w:rPr>
+              <w:t>neighbours</w:t>
+            </w:r>
+            <w:proofErr w:type="spellEnd"/>
+            <w:r>
+              <w:rPr>
+                <w:rFonts w:ascii="Source Sans 3" w:hAnsi="Source Sans 3"/>
+                <w:sz w:val="21"/>
+              </w:rPr>
+              <w:t>.</w:t>
             </w:r>
           </w:p>
           <w:p>
@@ -6992,14 +7106,28 @@
               <w:rPr>
                 <w:rStyle w:val="BlankWord1"/>
               </w:rPr>
-              <w:t>dangers ofthe wild= the constant threat of visits from wild animals</w:t>
-            </w:r>
-          </w:p>
-          <w:p>
-            <w:pPr>
+              <w:t xml:space="preserve">dangers </w:t>
+            </w:r>
+            <w:proofErr w:type="spellStart"/>
+            <w:r>
               <w:rPr>
                 <w:rStyle w:val="BlankWord1"/>
               </w:rPr>
+              <w:t>ofthe</w:t>
+            </w:r>
+            <w:proofErr w:type="spellEnd"/>
+            <w:r>
+              <w:rPr>
+                <w:rStyle w:val="BlankWord1"/>
+              </w:rPr>
+              <w:t xml:space="preserve"> wild= the constant threat of visits from wild animals</w:t>
+            </w:r>
+          </w:p>
+          <w:p>
+            <w:pPr>
+              <w:rPr>
+                <w:rStyle w:val="BlankWord1"/>
+              </w:rPr>
             </w:pPr>
             <w:r>
               <w:rPr>
@@ -7052,8 +7180,16 @@
               <w:rPr>
                 <w:rStyle w:val="BlankWord1"/>
               </w:rPr>
-              <w:t>humans and animals= lions and hippopotamuses [and] anxious residents; co-exist= residents are not allowed to ... keep out their neighbours</w:t>
-            </w:r>
+              <w:t xml:space="preserve">humans and animals= lions and hippopotamuses [and] anxious residents; co-exist= residents are not allowed to ... keep out their </w:t>
+            </w:r>
+            <w:proofErr w:type="spellStart"/>
+            <w:r>
+              <w:rPr>
+                <w:rStyle w:val="BlankWord1"/>
+              </w:rPr>
+              <w:t>neighbours</w:t>
+            </w:r>
+            <w:proofErr w:type="spellEnd"/>
           </w:p>
         </w:tc>
       </w:tr>
@@ -7663,7 +7799,27 @@
                 <w:szCs w:val="21"/>
                 <w:shd w:val="clear" w:color="auto" w:fill="A4DAE0"/>
               </w:rPr>
-              <w:t>In fact the only fence permitted in the town was built by the local authority, interestingly, with the aim of keeping humans out of the park, rather than containing the animals inside. Consequently, it is not unusual to see giraffes or elephants causing traffic jams, for example, and even predator attacks on humans are unnervingly common - a lion was recently said to have mauled and eaten an escaping burglar. Yet even after this, while some residents then called for all lions to be rounded up and shot, others suggested that they be allowed to walk the thoroughfares as a type of crime control, after an increase in the number of burglaries. Everywhere in Marloth Park, a wary understanding exists between man and beast.</w:t>
+              <w:t xml:space="preserve">In </w:t>
+            </w:r>
+            <w:proofErr w:type="gramStart"/>
+            <w:r>
+              <w:rPr>
+                <w:rFonts w:ascii="Source Sans 3" w:hAnsi="Source Sans 3" w:cs="*Arial-8104-Identity-H"/>
+                <w:sz w:val="21"/>
+                <w:szCs w:val="21"/>
+                <w:shd w:val="clear" w:color="auto" w:fill="A4DAE0"/>
+              </w:rPr>
+              <w:t>fact</w:t>
+            </w:r>
+            <w:proofErr w:type="gramEnd"/>
+            <w:r>
+              <w:rPr>
+                <w:rFonts w:ascii="Source Sans 3" w:hAnsi="Source Sans 3" w:cs="*Arial-8104-Identity-H"/>
+                <w:sz w:val="21"/>
+                <w:szCs w:val="21"/>
+                <w:shd w:val="clear" w:color="auto" w:fill="A4DAE0"/>
+              </w:rPr>
+              <w:t xml:space="preserve"> the only fence permitted in the town was built by the local authority, interestingly, with the aim of keeping humans out of the park, rather than containing the animals inside. Consequently, it is not unusual to see giraffes or elephants causing traffic jams, for example, and even predator attacks on humans are unnervingly common - a lion was recently said to have mauled and eaten an escaping burglar. Yet even after this, while some residents then called for all lions to be rounded up and shot, others suggested that they be allowed to walk the thoroughfares as a type of crime control, after an increase in the number of burglaries. Everywhere in Marloth Park, a wary understanding exists between man and beast.</w:t>
             </w:r>
           </w:p>
         </w:tc>
@@ -8303,35 +8459,115 @@
                 <w:rFonts w:ascii="Source Sans 3" w:hAnsi="Source Sans 3"/>
                 <w:sz w:val="21"/>
               </w:rPr>
-              <w:t>The real Hallstat is in Austria and is proud to be a traditional UNESCO* World Heritage Site. The Chinese Hallstat is a carbon copy, built in Guangdong province, China, by a millionaire who sponsored the construction of the imitation town. It cost approximately $940 million to build, and</w:t>
-            </w:r>
-            <w:r>
-              <w:rPr>
-                <w:rFonts w:ascii="Source Sans 3" w:hAnsi="Source Sans 3"/>
-                <w:sz w:val="21"/>
-              </w:rPr>
-              <w:t xml:space="preserve"> </w:t>
-            </w:r>
-            <w:r>
-              <w:rPr>
-                <w:rFonts w:ascii="Source Sans 3" w:hAnsi="Source Sans 3"/>
-                <w:sz w:val="21"/>
-              </w:rPr>
-              <w:t>looks exactly like the real Hallstat, all the way down to its wooden houses, its narrow streets, and its funicular railway. When the residents of Austria's Hallstat (including the mayor) were invited to visit it, they expressed pride that their town was considered so improbably beautiful that it had been reproduced in its entirety, but they still had cause for complaint. Originally, the Chinese company had promised to meet</w:t>
-            </w:r>
-            <w:r>
-              <w:rPr>
-                <w:rFonts w:ascii="Source Sans 3" w:hAnsi="Source Sans 3"/>
-                <w:sz w:val="21"/>
-              </w:rPr>
-              <w:t xml:space="preserve"> </w:t>
-            </w:r>
-            <w:r>
-              <w:rPr>
-                <w:rFonts w:ascii="Source Sans 3" w:hAnsi="Source Sans 3"/>
-                <w:sz w:val="21"/>
-              </w:rPr>
-              <w:t>with the Austrian residents to confirm that they were happy for their homes to be copied; instead, they simply sent their employees to Austria to fake photos, and they returned home to China without speaking to a single resident of the original Hallstat.</w:t>
+              <w:t xml:space="preserve">The real </w:t>
+            </w:r>
+            <w:proofErr w:type="spellStart"/>
+            <w:r>
+              <w:rPr>
+                <w:rFonts w:ascii="Source Sans 3" w:hAnsi="Source Sans 3"/>
+                <w:sz w:val="21"/>
+              </w:rPr>
+              <w:t>Hallstat</w:t>
+            </w:r>
+            <w:proofErr w:type="spellEnd"/>
+            <w:r>
+              <w:rPr>
+                <w:rFonts w:ascii="Source Sans 3" w:hAnsi="Source Sans 3"/>
+                <w:sz w:val="21"/>
+              </w:rPr>
+              <w:t xml:space="preserve"> is in Austria and is proud to be a traditional UNESCO* World Heritage Site. The Chinese </w:t>
+            </w:r>
+            <w:proofErr w:type="spellStart"/>
+            <w:r>
+              <w:rPr>
+                <w:rFonts w:ascii="Source Sans 3" w:hAnsi="Source Sans 3"/>
+                <w:sz w:val="21"/>
+              </w:rPr>
+              <w:t>Hallstat</w:t>
+            </w:r>
+            <w:proofErr w:type="spellEnd"/>
+            <w:r>
+              <w:rPr>
+                <w:rFonts w:ascii="Source Sans 3" w:hAnsi="Source Sans 3"/>
+                <w:sz w:val="21"/>
+              </w:rPr>
+              <w:t xml:space="preserve"> is a carbon copy, built in Guangdong province, China, by a millionaire who sponsored the construction of the imitation town. It cost approximately $940 million to build, and</w:t>
+            </w:r>
+            <w:r>
+              <w:rPr>
+                <w:rFonts w:ascii="Source Sans 3" w:hAnsi="Source Sans 3"/>
+                <w:sz w:val="21"/>
+              </w:rPr>
+              <w:t xml:space="preserve"> </w:t>
+            </w:r>
+            <w:r>
+              <w:rPr>
+                <w:rFonts w:ascii="Source Sans 3" w:hAnsi="Source Sans 3"/>
+                <w:sz w:val="21"/>
+              </w:rPr>
+              <w:t xml:space="preserve">looks exactly like the real </w:t>
+            </w:r>
+            <w:proofErr w:type="spellStart"/>
+            <w:r>
+              <w:rPr>
+                <w:rFonts w:ascii="Source Sans 3" w:hAnsi="Source Sans 3"/>
+                <w:sz w:val="21"/>
+              </w:rPr>
+              <w:t>Hallstat</w:t>
+            </w:r>
+            <w:proofErr w:type="spellEnd"/>
+            <w:r>
+              <w:rPr>
+                <w:rFonts w:ascii="Source Sans 3" w:hAnsi="Source Sans 3"/>
+                <w:sz w:val="21"/>
+              </w:rPr>
+              <w:t xml:space="preserve">, all the way down to its wooden houses, its narrow streets, and its funicular railway. When the residents of Austria's </w:t>
+            </w:r>
+            <w:proofErr w:type="spellStart"/>
+            <w:r>
+              <w:rPr>
+                <w:rFonts w:ascii="Source Sans 3" w:hAnsi="Source Sans 3"/>
+                <w:sz w:val="21"/>
+              </w:rPr>
+              <w:t>Hallstat</w:t>
+            </w:r>
+            <w:proofErr w:type="spellEnd"/>
+            <w:r>
+              <w:rPr>
+                <w:rFonts w:ascii="Source Sans 3" w:hAnsi="Source Sans 3"/>
+                <w:sz w:val="21"/>
+              </w:rPr>
+              <w:t xml:space="preserve"> (including the mayor) were invited to visit it, they expressed pride that their town was considered so improbably beautiful that it had been reproduced in its entirety, but they still had cause for complaint. Originally, the Chinese company had promised to meet</w:t>
+            </w:r>
+            <w:r>
+              <w:rPr>
+                <w:rFonts w:ascii="Source Sans 3" w:hAnsi="Source Sans 3"/>
+                <w:sz w:val="21"/>
+              </w:rPr>
+              <w:t xml:space="preserve"> </w:t>
+            </w:r>
+            <w:r>
+              <w:rPr>
+                <w:rFonts w:ascii="Source Sans 3" w:hAnsi="Source Sans 3"/>
+                <w:sz w:val="21"/>
+              </w:rPr>
+              <w:t xml:space="preserve">with the Austrian residents to confirm that they were happy for their homes to be copied; instead, they simply sent their employees to Austria to fake photos, and they returned home to China without speaking to a single resident of the original </w:t>
+            </w:r>
+            <w:proofErr w:type="spellStart"/>
+            <w:r>
+              <w:rPr>
+                <w:rFonts w:ascii="Source Sans 3" w:hAnsi="Source Sans 3"/>
+                <w:sz w:val="21"/>
+              </w:rPr>
+              <w:t>Hallstat</w:t>
+            </w:r>
+            <w:proofErr w:type="spellEnd"/>
+            <w:r>
+              <w:rPr>
+                <w:rFonts w:ascii="Source Sans 3" w:hAnsi="Source Sans 3"/>
+                <w:sz w:val="21"/>
+              </w:rPr>
+              <w:t>.</w:t>
             </w:r>
           </w:p>
           <w:p>
@@ -8663,7 +8899,25 @@
                 <w:sz w:val="21"/>
                 <w:szCs w:val="21"/>
               </w:rPr>
-              <w:t xml:space="preserve"> A conflict between reality and imitation</w:t>
+              <w:t xml:space="preserve"> </w:t>
+            </w:r>
+            <w:proofErr w:type="spellStart"/>
+            <w:r>
+              <w:rPr>
+                <w:rFonts w:ascii="Source Sans 3" w:hAnsi="Source Sans 3"/>
+                <w:sz w:val="21"/>
+                <w:szCs w:val="21"/>
+              </w:rPr>
+              <w:t>A</w:t>
+            </w:r>
+            <w:proofErr w:type="spellEnd"/>
+            <w:r>
+              <w:rPr>
+                <w:rFonts w:ascii="Source Sans 3" w:hAnsi="Source Sans 3"/>
+                <w:sz w:val="21"/>
+                <w:szCs w:val="21"/>
+              </w:rPr>
+              <w:t xml:space="preserve"> conflict between reality and imitation</w:t>
             </w:r>
           </w:p>
           <w:p>
@@ -10459,7 +10713,25 @@
                 <w:sz w:val="21"/>
                 <w:szCs w:val="21"/>
               </w:rPr>
-              <w:t>The residents of Hallstat believed that they would be consulted by the company building a copy of their town - but it turns out they were INFORM.</w:t>
+              <w:t xml:space="preserve">The residents of </w:t>
+            </w:r>
+            <w:proofErr w:type="spellStart"/>
+            <w:r>
+              <w:rPr>
+                <w:rFonts w:ascii="Source Sans 3" w:hAnsi="Source Sans 3" w:cs="Tahoma"/>
+                <w:sz w:val="21"/>
+                <w:szCs w:val="21"/>
+              </w:rPr>
+              <w:t>Hallstat</w:t>
+            </w:r>
+            <w:proofErr w:type="spellEnd"/>
+            <w:r>
+              <w:rPr>
+                <w:rFonts w:ascii="Source Sans 3" w:hAnsi="Source Sans 3" w:cs="Tahoma"/>
+                <w:sz w:val="21"/>
+                <w:szCs w:val="21"/>
+              </w:rPr>
+              <w:t xml:space="preserve"> believed that they would be consulted by the company building a copy of their town - but it turns out they were INFORM.</w:t>
             </w:r>
           </w:p>
           <w:p>
@@ -10819,7 +11091,27 @@
                 <w:sz w:val="21"/>
                 <w:szCs w:val="21"/>
               </w:rPr>
-              <w:t>The Reading passage hos six paragraphs, A-F. Choose the correct heading for each paragraph from the list of headings below. Write the correct number, i-viii.</w:t>
+              <w:t xml:space="preserve">The Reading passage hos six paragraphs, A-F. Choose the correct heading for each paragraph from the list of headings below. Write the correct number, </w:t>
+            </w:r>
+            <w:proofErr w:type="spellStart"/>
+            <w:r>
+              <w:rPr>
+                <w:rFonts w:ascii="Source Sans 3" w:hAnsi="Source Sans 3"/>
+                <w:i/>
+                <w:sz w:val="21"/>
+                <w:szCs w:val="21"/>
+              </w:rPr>
+              <w:t>i</w:t>
+            </w:r>
+            <w:proofErr w:type="spellEnd"/>
+            <w:r>
+              <w:rPr>
+                <w:rFonts w:ascii="Source Sans 3" w:hAnsi="Source Sans 3"/>
+                <w:i/>
+                <w:sz w:val="21"/>
+                <w:szCs w:val="21"/>
+              </w:rPr>
+              <w:t>-viii.</w:t>
             </w:r>
           </w:p>
           <w:p>
@@ -12048,13 +12340,23 @@
               </w:rPr>
               <w:t xml:space="preserve"> </w:t>
             </w:r>
-            <w:r>
-              <w:rPr>
-                <w:rFonts w:ascii="Source Sans 3" w:hAnsi="Source Sans 3"/>
-                <w:sz w:val="20"/>
-                <w:szCs w:val="20"/>
-              </w:rPr>
-              <w:t>centres. Cahokia, as</w:t>
+            <w:proofErr w:type="spellStart"/>
+            <w:r>
+              <w:rPr>
+                <w:rFonts w:ascii="Source Sans 3" w:hAnsi="Source Sans 3"/>
+                <w:sz w:val="20"/>
+                <w:szCs w:val="20"/>
+              </w:rPr>
+              <w:t>centres</w:t>
+            </w:r>
+            <w:proofErr w:type="spellEnd"/>
+            <w:r>
+              <w:rPr>
+                <w:rFonts w:ascii="Source Sans 3" w:hAnsi="Source Sans 3"/>
+                <w:sz w:val="20"/>
+                <w:szCs w:val="20"/>
+              </w:rPr>
+              <w:t>. Cahokia, as</w:t>
             </w:r>
             <w:r>
               <w:rPr>
@@ -14120,6 +14422,7 @@
               </w:rPr>
               <w:t xml:space="preserve"> </w:t>
             </w:r>
+            <w:proofErr w:type="spellStart"/>
             <w:r>
               <w:rPr>
                 <w:rFonts w:ascii="Source Sans 3" w:hAnsi="Source Sans 3"/>
@@ -14128,7 +14431,18 @@
                 <w:sz w:val="20"/>
                 <w:szCs w:val="20"/>
               </w:rPr>
-              <w:t>centre.</w:t>
+              <w:t>centre</w:t>
+            </w:r>
+            <w:proofErr w:type="spellEnd"/>
+            <w:r>
+              <w:rPr>
+                <w:rFonts w:ascii="Source Sans 3" w:hAnsi="Source Sans 3"/>
+                <w:color w:val="2F3A2C"/>
+                <w:spacing w:val="-4"/>
+                <w:sz w:val="20"/>
+                <w:szCs w:val="20"/>
+              </w:rPr>
+              <w:t>.</w:t>
             </w:r>
             <w:r>
               <w:rPr>
@@ -14436,7 +14750,25 @@
                 <w:sz w:val="20"/>
                 <w:szCs w:val="20"/>
               </w:rPr>
-              <w:t>After the redesigns of the village were put in place, the Native Americans at Cahokia worked with tireless determination to carry them out. Over the course of a few decades, they transported huge volumes of soil from the nearby countryside to create 120 huge mounds of earth, the biggest of which rose to one hundred feet. On top of these, they built a vast urban environment, complete with a vibrant town centre, municipal buildings, and a fifty-acre plaza at the foot of the biggest mound.</w:t>
+              <w:t xml:space="preserve">After the redesigns of the village were put in place, the Native Americans at Cahokia worked with tireless determination to carry them out. Over the course of a few decades, they transported huge volumes of soil from the nearby countryside to create 120 huge mounds of earth, the biggest of which rose to one hundred feet. On top of these, they built a vast urban environment, complete with a vibrant town </w:t>
+            </w:r>
+            <w:proofErr w:type="spellStart"/>
+            <w:r>
+              <w:rPr>
+                <w:rFonts w:ascii="Source Sans 3" w:hAnsi="Source Sans 3"/>
+                <w:sz w:val="20"/>
+                <w:szCs w:val="20"/>
+              </w:rPr>
+              <w:t>centre</w:t>
+            </w:r>
+            <w:proofErr w:type="spellEnd"/>
+            <w:r>
+              <w:rPr>
+                <w:rFonts w:ascii="Source Sans 3" w:hAnsi="Source Sans 3"/>
+                <w:sz w:val="20"/>
+                <w:szCs w:val="20"/>
+              </w:rPr>
+              <w:t>, municipal buildings, and a fifty-acre plaza at the foot of the biggest mound.</w:t>
             </w:r>
           </w:p>
           <w:p>
@@ -15538,6 +15870,7 @@
               </w:rPr>
               <w:t xml:space="preserve"> </w:t>
             </w:r>
+            <w:proofErr w:type="spellStart"/>
             <w:r>
               <w:rPr>
                 <w:rFonts w:ascii="Source Sans 3" w:hAnsi="Source Sans 3"/>
@@ -15548,6 +15881,7 @@
               </w:rPr>
               <w:t>centre</w:t>
             </w:r>
+            <w:proofErr w:type="spellEnd"/>
             <w:r>
               <w:rPr>
                 <w:rFonts w:ascii="Source Sans 3" w:hAnsi="Source Sans 3"/>
@@ -16143,7 +16477,51 @@
                 <w:sz w:val="20"/>
                 <w:szCs w:val="20"/>
               </w:rPr>
-              <w:t>Academics who have studied other Native American sites have always found weapons of war buried deep underground. And yet, the bows, arrows and swords that littered the ground at these other sites were nowhere to be seen at Cahokia. Other factors, such as disease or colonisation from European invasion, do not seem to be possible in this case, as common as they were elsewhere at that time. The absence of definitive theories as to Cahokia's decline is highly unusual, but then again, Cahokia was no ordinary city and perhaps comparisons with other urban centres of the time cannot be made.</w:t>
+              <w:t xml:space="preserve">Academics who have studied other Native American sites have always found weapons of war buried deep underground. And yet, the bows, arrows and swords that littered the ground at these other sites were nowhere to be seen at Cahokia. Other factors, such as disease or </w:t>
+            </w:r>
+            <w:proofErr w:type="spellStart"/>
+            <w:r>
+              <w:rPr>
+                <w:rFonts w:ascii="Source Sans 3" w:hAnsi="Source Sans 3"/>
+                <w:color w:val="424045"/>
+                <w:spacing w:val="-2"/>
+                <w:sz w:val="20"/>
+                <w:szCs w:val="20"/>
+              </w:rPr>
+              <w:t>colonisation</w:t>
+            </w:r>
+            <w:proofErr w:type="spellEnd"/>
+            <w:r>
+              <w:rPr>
+                <w:rFonts w:ascii="Source Sans 3" w:hAnsi="Source Sans 3"/>
+                <w:color w:val="424045"/>
+                <w:spacing w:val="-2"/>
+                <w:sz w:val="20"/>
+                <w:szCs w:val="20"/>
+              </w:rPr>
+              <w:t xml:space="preserve"> from European invasion, do not seem to be possible in this case, as common as they were elsewhere at that time. The absence of definitive theories as to Cahokia's decline is highly unusual, but then again, Cahokia was no ordinary city and perhaps comparisons with other urban </w:t>
+            </w:r>
+            <w:proofErr w:type="spellStart"/>
+            <w:r>
+              <w:rPr>
+                <w:rFonts w:ascii="Source Sans 3" w:hAnsi="Source Sans 3"/>
+                <w:color w:val="424045"/>
+                <w:spacing w:val="-2"/>
+                <w:sz w:val="20"/>
+                <w:szCs w:val="20"/>
+              </w:rPr>
+              <w:t>centres</w:t>
+            </w:r>
+            <w:proofErr w:type="spellEnd"/>
+            <w:r>
+              <w:rPr>
+                <w:rFonts w:ascii="Source Sans 3" w:hAnsi="Source Sans 3"/>
+                <w:color w:val="424045"/>
+                <w:spacing w:val="-2"/>
+                <w:sz w:val="20"/>
+                <w:szCs w:val="20"/>
+              </w:rPr>
+              <w:t xml:space="preserve"> of the time cannot be made.</w:t>
             </w:r>
           </w:p>
         </w:tc>
@@ -16204,7 +16582,51 @@
                 <w:sz w:val="20"/>
                 <w:szCs w:val="20"/>
               </w:rPr>
-              <w:t>While academics remain bemused as to why the residents fled the city, we can still marvel at the individual artefacts that archaeologists have discovered: the jewellery worn, the pots used to cook in, the small workshop at the base of one of the mounds. That said, there is also a more unpleasant side to their investigations. Human sacrifice, it seems, was a common fact of life in Cahokia; even if we cannot be sure whether this was for religious or for other reasons, we can have no doubt that it happened frequently. The bodies of hundreds of people, mostly young women, have been found buried in mass graves, and the way in which they died was often horrific. A sombre reminder that even 'advanced' city states had their shadowy sides.</w:t>
+              <w:t xml:space="preserve">While academics remain bemused as to why the residents fled the city, we can still marvel at the individual artefacts that archaeologists have discovered: the </w:t>
+            </w:r>
+            <w:proofErr w:type="spellStart"/>
+            <w:r>
+              <w:rPr>
+                <w:rFonts w:ascii="Source Sans 3" w:hAnsi="Source Sans 3"/>
+                <w:color w:val="424045"/>
+                <w:spacing w:val="-2"/>
+                <w:sz w:val="20"/>
+                <w:szCs w:val="20"/>
+              </w:rPr>
+              <w:t>jewellery</w:t>
+            </w:r>
+            <w:proofErr w:type="spellEnd"/>
+            <w:r>
+              <w:rPr>
+                <w:rFonts w:ascii="Source Sans 3" w:hAnsi="Source Sans 3"/>
+                <w:color w:val="424045"/>
+                <w:spacing w:val="-2"/>
+                <w:sz w:val="20"/>
+                <w:szCs w:val="20"/>
+              </w:rPr>
+              <w:t xml:space="preserve"> worn, the pots used to cook in, the small workshop at the base of one of the mounds. That said, there is also a more unpleasant side to their investigations. Human sacrifice, it seems, was a common fact of life in Cahokia; even if we cannot be sure whether this was for religious or for other reasons, we can have no doubt that it happened frequently. The bodies of hundreds of people, mostly young women, have been found buried in mass graves, and the way in which they died was often horrific. A </w:t>
+            </w:r>
+            <w:proofErr w:type="spellStart"/>
+            <w:r>
+              <w:rPr>
+                <w:rFonts w:ascii="Source Sans 3" w:hAnsi="Source Sans 3"/>
+                <w:color w:val="424045"/>
+                <w:spacing w:val="-2"/>
+                <w:sz w:val="20"/>
+                <w:szCs w:val="20"/>
+              </w:rPr>
+              <w:t>sombre</w:t>
+            </w:r>
+            <w:proofErr w:type="spellEnd"/>
+            <w:r>
+              <w:rPr>
+                <w:rFonts w:ascii="Source Sans 3" w:hAnsi="Source Sans 3"/>
+                <w:color w:val="424045"/>
+                <w:spacing w:val="-2"/>
+                <w:sz w:val="20"/>
+                <w:szCs w:val="20"/>
+              </w:rPr>
+              <w:t xml:space="preserve"> reminder that even 'advanced' city states had their shadowy sides.</w:t>
             </w:r>
           </w:p>
         </w:tc>
@@ -19225,6 +19647,7 @@
               </w:rPr>
               <w:t xml:space="preserve"> </w:t>
             </w:r>
+            <w:proofErr w:type="spellStart"/>
             <w:r>
               <w:rPr>
                 <w:rFonts w:ascii="Source Sans 3" w:hAnsi="Source Sans 3"/>
@@ -19233,6 +19656,7 @@
               </w:rPr>
               <w:t>summarise</w:t>
             </w:r>
+            <w:proofErr w:type="spellEnd"/>
             <w:r>
               <w:rPr>
                 <w:rFonts w:ascii="Source Sans 3" w:hAnsi="Source Sans 3"/>
@@ -19476,6 +19900,7 @@
                 <w:sz w:val="21"/>
               </w:rPr>
             </w:pPr>
+            <w:proofErr w:type="spellStart"/>
             <w:r>
               <w:rPr>
                 <w:rFonts w:ascii="Source Sans 3" w:hAnsi="Source Sans 3"/>
@@ -19485,7 +19910,19 @@
                 <w:w w:val="90"/>
                 <w:sz w:val="21"/>
               </w:rPr>
-              <w:t>Summarise the information by selecting and reporting the main features, and make comparisons where relevant.</w:t>
+              <w:t>Summarise</w:t>
+            </w:r>
+            <w:proofErr w:type="spellEnd"/>
+            <w:r>
+              <w:rPr>
+                <w:rFonts w:ascii="Source Sans 3" w:hAnsi="Source Sans 3"/>
+                <w:i/>
+                <w:color w:val="131615"/>
+                <w:spacing w:val="-2"/>
+                <w:w w:val="90"/>
+                <w:sz w:val="21"/>
+              </w:rPr>
+              <w:t xml:space="preserve"> the information by selecting and reporting the main features, and make comparisons where relevant.</w:t>
             </w:r>
           </w:p>
           <w:p>
@@ -20693,7 +21130,27 @@
                 <w:sz w:val="21"/>
                 <w:szCs w:val="21"/>
               </w:rPr>
-              <w:t xml:space="preserve"> Better - you have included a conclusion this time, but it doesn't really summarise the key features. Your tone here is inappropriate - it sounds like you're writing a magazine article. Remember to keep the tone more formal and scientific.</w:t>
+              <w:t xml:space="preserve"> Better - you have included a conclusion this time, but it doesn't really </w:t>
+            </w:r>
+            <w:proofErr w:type="spellStart"/>
+            <w:r>
+              <w:rPr>
+                <w:rFonts w:ascii="Source Sans 3" w:hAnsi="Source Sans 3"/>
+                <w:bCs/>
+                <w:sz w:val="21"/>
+                <w:szCs w:val="21"/>
+              </w:rPr>
+              <w:t>summarise</w:t>
+            </w:r>
+            <w:proofErr w:type="spellEnd"/>
+            <w:r>
+              <w:rPr>
+                <w:rFonts w:ascii="Source Sans 3" w:hAnsi="Source Sans 3"/>
+                <w:bCs/>
+                <w:sz w:val="21"/>
+                <w:szCs w:val="21"/>
+              </w:rPr>
+              <w:t xml:space="preserve"> the key features. Your tone here is inappropriate - it sounds like you're writing a magazine article. Remember to keep the tone more formal and scientific.</w:t>
             </w:r>
           </w:p>
           <w:p>
@@ -23170,6 +23627,7 @@
                 <w:szCs w:val="21"/>
               </w:rPr>
             </w:pPr>
+            <w:proofErr w:type="spellStart"/>
             <w:r>
               <w:rPr>
                 <w:rFonts w:ascii="Source Sans 3 Medium" w:hAnsi="Source Sans 3 Medium"/>
@@ -23182,23 +23640,26 @@
                 <w:sz w:val="21"/>
                 <w:szCs w:val="21"/>
               </w:rPr>
-              <w:t>Summarise the information by selecting and reporting the main features, and make comparisons where relevant.</w:t>
-            </w:r>
-          </w:p>
-          <w:p>
-            <w:pPr>
+              <w:t>Summarise</w:t>
+            </w:r>
+            <w:proofErr w:type="spellEnd"/>
+            <w:r>
               <w:rPr>
                 <w:rFonts w:ascii="Source Sans 3 Medium" w:hAnsi="Source Sans 3 Medium"/>
                 <w:b/>
                 <w:bCs/>
+                <w:i/>
                 <w:color w:val="101312"/>
                 <w:spacing w:val="-2"/>
                 <w:w w:val="105"/>
                 <w:sz w:val="21"/>
                 <w:szCs w:val="21"/>
               </w:rPr>
-            </w:pPr>
-            <w:r>
+              <w:t xml:space="preserve"> the information by selecting and reporting the main features, and make comparisons where relevant.</w:t>
+            </w:r>
+          </w:p>
+          <w:p>
+            <w:pPr>
               <w:rPr>
                 <w:rFonts w:ascii="Source Sans 3 Medium" w:hAnsi="Source Sans 3 Medium"/>
                 <w:b/>
@@ -23209,6 +23670,18 @@
                 <w:sz w:val="21"/>
                 <w:szCs w:val="21"/>
               </w:rPr>
+            </w:pPr>
+            <w:r>
+              <w:rPr>
+                <w:rFonts w:ascii="Source Sans 3 Medium" w:hAnsi="Source Sans 3 Medium"/>
+                <w:b/>
+                <w:bCs/>
+                <w:color w:val="101312"/>
+                <w:spacing w:val="-2"/>
+                <w:w w:val="105"/>
+                <w:sz w:val="21"/>
+                <w:szCs w:val="21"/>
+              </w:rPr>
               <w:t>Write at least 150 words.</w:t>
             </w:r>
           </w:p>
@@ -23255,7 +23728,21 @@
               <w:rPr>
                 <w:w w:val="105"/>
               </w:rPr>
-              <w:t>Moving for the purpose of study saw the greatest rise overall, with a jump of approximately 62,000. It rose considerably in two periods-from 2000 to 2005 (by 22,000), and then again from 2010 to 2015 (by 33,000), with a more gentle growth of around 7,000 in between.</w:t>
+              <w:t xml:space="preserve">Moving for the purpose of study saw the greatest rise overall, with a jump of approximately 62,000. It rose considerably in two periods-from 2000 to 2005 (by 22,000), and then again from 2010 to 2015 (by 33,000), with a </w:t>
+            </w:r>
+            <w:proofErr w:type="gramStart"/>
+            <w:r>
+              <w:rPr>
+                <w:w w:val="105"/>
+              </w:rPr>
+              <w:t>more gentle</w:t>
+            </w:r>
+            <w:proofErr w:type="gramEnd"/>
+            <w:r>
+              <w:rPr>
+                <w:w w:val="105"/>
+              </w:rPr>
+              <w:t xml:space="preserve"> growth of around 7,000 in between.</w:t>
             </w:r>
           </w:p>
           <w:p>
@@ -24564,7 +25051,21 @@
               <w:rPr>
                 <w:iCs/>
               </w:rPr>
-              <w:t xml:space="preserve"> means that you get something for a very favourable price.</w:t>
+              <w:t xml:space="preserve"> means that you get something for a very </w:t>
+            </w:r>
+            <w:proofErr w:type="spellStart"/>
+            <w:r>
+              <w:rPr>
+                <w:iCs/>
+              </w:rPr>
+              <w:t>favourable</w:t>
+            </w:r>
+            <w:proofErr w:type="spellEnd"/>
+            <w:r>
+              <w:rPr>
+                <w:iCs/>
+              </w:rPr>
+              <w:t xml:space="preserve"> price.</w:t>
             </w:r>
           </w:p>
           <w:p>
@@ -25093,7 +25594,25 @@
                 <w:sz w:val="21"/>
                 <w:szCs w:val="21"/>
               </w:rPr>
-              <w:t xml:space="preserve"> around the town centre for 30 minutes. The tour bus will </w:t>
+              <w:t xml:space="preserve"> around the town </w:t>
+            </w:r>
+            <w:proofErr w:type="spellStart"/>
+            <w:r>
+              <w:rPr>
+                <w:rFonts w:ascii="Source Sans 3" w:hAnsi="Source Sans 3"/>
+                <w:sz w:val="21"/>
+                <w:szCs w:val="21"/>
+              </w:rPr>
+              <w:t>centre</w:t>
+            </w:r>
+            <w:proofErr w:type="spellEnd"/>
+            <w:r>
+              <w:rPr>
+                <w:rFonts w:ascii="Source Sans 3" w:hAnsi="Source Sans 3"/>
+                <w:sz w:val="21"/>
+                <w:szCs w:val="21"/>
+              </w:rPr>
+              <w:t xml:space="preserve"> for 30 minutes. The tour bus will </w:t>
             </w:r>
             <w:r>
               <w:rPr>
@@ -25356,7 +25875,43 @@
           <w:sz w:val="19"/>
           <w:szCs w:val="19"/>
         </w:rPr>
-        <w:t xml:space="preserve"> Many tasks in the IELTS Listening test test your ability to recognise </w:t>
+        <w:t xml:space="preserve"> Many tasks in the IELTS Listening test </w:t>
+      </w:r>
+      <w:proofErr w:type="spellStart"/>
+      <w:r>
+        <w:rPr>
+          <w:rFonts w:ascii="Source Sans 3" w:hAnsi="Source Sans 3"/>
+          <w:sz w:val="19"/>
+          <w:szCs w:val="19"/>
+        </w:rPr>
+        <w:t>test</w:t>
+      </w:r>
+      <w:proofErr w:type="spellEnd"/>
+      <w:r>
+        <w:rPr>
+          <w:rFonts w:ascii="Source Sans 3" w:hAnsi="Source Sans 3"/>
+          <w:sz w:val="19"/>
+          <w:szCs w:val="19"/>
+        </w:rPr>
+        <w:t xml:space="preserve"> your ability to </w:t>
+      </w:r>
+      <w:proofErr w:type="spellStart"/>
+      <w:r>
+        <w:rPr>
+          <w:rFonts w:ascii="Source Sans 3" w:hAnsi="Source Sans 3"/>
+          <w:sz w:val="19"/>
+          <w:szCs w:val="19"/>
+        </w:rPr>
+        <w:t>recognise</w:t>
+      </w:r>
+      <w:proofErr w:type="spellEnd"/>
+      <w:r>
+        <w:rPr>
+          <w:rFonts w:ascii="Source Sans 3" w:hAnsi="Source Sans 3"/>
+          <w:sz w:val="19"/>
+          <w:szCs w:val="19"/>
+        </w:rPr>
+        <w:t xml:space="preserve"> </w:t>
       </w:r>
       <w:r>
         <w:rPr>
@@ -26036,13 +26591,23 @@
               </w:rPr>
               <w:t xml:space="preserve"> </w:t>
             </w:r>
-            <w:r>
-              <w:rPr>
-                <w:rFonts w:ascii="Source Sans 3" w:hAnsi="Source Sans 3"/>
-                <w:sz w:val="21"/>
-                <w:szCs w:val="21"/>
-              </w:rPr>
-              <w:t>times in the city to modern-day life and beyond. Your trip through history begins with a look at how 2</w:t>
+            <w:proofErr w:type="gramStart"/>
+            <w:r>
+              <w:rPr>
+                <w:rFonts w:ascii="Source Sans 3" w:hAnsi="Source Sans 3"/>
+                <w:sz w:val="21"/>
+                <w:szCs w:val="21"/>
+              </w:rPr>
+              <w:t>times</w:t>
+            </w:r>
+            <w:proofErr w:type="gramEnd"/>
+            <w:r>
+              <w:rPr>
+                <w:rFonts w:ascii="Source Sans 3" w:hAnsi="Source Sans 3"/>
+                <w:sz w:val="21"/>
+                <w:szCs w:val="21"/>
+              </w:rPr>
+              <w:t xml:space="preserve"> in the city to modern-day life and beyond. Your trip through history begins with a look at how 2</w:t>
             </w:r>
             <w:r>
               <w:rPr>
@@ -28839,6 +29404,7 @@
                 <w:sz w:val="21"/>
               </w:rPr>
             </w:pPr>
+            <w:proofErr w:type="gramStart"/>
             <w:r>
               <w:rPr>
                 <w:rFonts w:ascii="Source Sans 3" w:hAnsi="Source Sans 3"/>
@@ -28859,6 +29425,7 @@
               </w:rPr>
               <w:t xml:space="preserve">  410266</w:t>
             </w:r>
+            <w:proofErr w:type="gramEnd"/>
             <w:r>
               <w:rPr>
                 <w:rFonts w:ascii="Source Sans 3" w:hAnsi="Source Sans 3"/>
@@ -29212,6 +29779,7 @@
                 <w:sz w:val="21"/>
               </w:rPr>
             </w:pPr>
+            <w:proofErr w:type="gramStart"/>
             <w:r>
               <w:rPr>
                 <w:rFonts w:ascii="Source Sans 3" w:hAnsi="Source Sans 3"/>
@@ -29230,7 +29798,17 @@
                 <w:w w:val="90"/>
                 <w:sz w:val="21"/>
               </w:rPr>
-              <w:t xml:space="preserve">  £5.40</w:t>
+              <w:t xml:space="preserve">  £</w:t>
+            </w:r>
+            <w:proofErr w:type="gramEnd"/>
+            <w:r>
+              <w:rPr>
+                <w:rFonts w:ascii="Source Sans 3" w:hAnsi="Source Sans 3"/>
+                <w:color w:val="060807"/>
+                <w:w w:val="90"/>
+                <w:sz w:val="21"/>
+              </w:rPr>
+              <w:t>5.40</w:t>
             </w:r>
             <w:r>
               <w:rPr>
@@ -29577,6 +30155,7 @@
               </w:rPr>
               <w:t xml:space="preserve"> </w:t>
             </w:r>
+            <w:proofErr w:type="gramStart"/>
             <w:r>
               <w:rPr>
                 <w:rFonts w:ascii="Source Sans 3" w:hAnsi="Source Sans 3"/>
@@ -29586,6 +30165,7 @@
               </w:rPr>
               <w:t>century</w:t>
             </w:r>
+            <w:proofErr w:type="gramEnd"/>
             <w:r>
               <w:rPr>
                 <w:rFonts w:ascii="Source Sans 3" w:hAnsi="Source Sans 3"/>
@@ -29642,6 +30222,7 @@
                 <w:sz w:val="21"/>
               </w:rPr>
             </w:pPr>
+            <w:proofErr w:type="gramStart"/>
             <w:r>
               <w:rPr>
                 <w:rFonts w:ascii="Source Sans 3" w:hAnsi="Source Sans 3"/>
@@ -29653,6 +30234,7 @@
               </w:rPr>
               <w:t>A</w:t>
             </w:r>
+            <w:proofErr w:type="gramEnd"/>
             <w:r>
               <w:rPr>
                 <w:rFonts w:ascii="Source Sans 3" w:hAnsi="Source Sans 3"/>
@@ -29680,6 +30262,7 @@
               </w:rPr>
               <w:t xml:space="preserve"> </w:t>
             </w:r>
+            <w:proofErr w:type="gramStart"/>
             <w:r>
               <w:rPr>
                 <w:rFonts w:ascii="Source Sans 3" w:hAnsi="Source Sans 3"/>
@@ -29689,6 +30272,7 @@
               </w:rPr>
               <w:t>century</w:t>
             </w:r>
+            <w:proofErr w:type="gramEnd"/>
           </w:p>
           <w:p>
             <w:pPr>
@@ -29899,6 +30483,7 @@
               </w:rPr>
               <w:t xml:space="preserve"> </w:t>
             </w:r>
+            <w:proofErr w:type="spellStart"/>
             <w:r>
               <w:rPr>
                 <w:rFonts w:ascii="Source Sans 3" w:hAnsi="Source Sans 3"/>
@@ -29906,7 +30491,17 @@
                 <w:spacing w:val="-2"/>
                 <w:sz w:val="21"/>
               </w:rPr>
-              <w:t>museuminfo (one word) at history point org</w:t>
+              <w:t>museuminfo</w:t>
+            </w:r>
+            <w:proofErr w:type="spellEnd"/>
+            <w:r>
+              <w:rPr>
+                <w:rFonts w:ascii="Source Sans 3" w:hAnsi="Source Sans 3"/>
+                <w:color w:val="050607"/>
+                <w:spacing w:val="-2"/>
+                <w:sz w:val="21"/>
+              </w:rPr>
+              <w:t xml:space="preserve"> (one word) at history point org</w:t>
             </w:r>
           </w:p>
           <w:p>
@@ -29931,6 +30526,7 @@
               </w:rPr>
               <w:t xml:space="preserve">B </w:t>
             </w:r>
+            <w:proofErr w:type="spellStart"/>
             <w:r>
               <w:rPr>
                 <w:rFonts w:ascii="Source Sans 3" w:hAnsi="Source Sans 3"/>
@@ -29938,7 +30534,17 @@
                 <w:spacing w:val="-2"/>
                 <w:sz w:val="21"/>
               </w:rPr>
-              <w:t>museuminfo (one word) at history full stop org</w:t>
+              <w:t>museuminfo</w:t>
+            </w:r>
+            <w:proofErr w:type="spellEnd"/>
+            <w:r>
+              <w:rPr>
+                <w:rFonts w:ascii="Source Sans 3" w:hAnsi="Source Sans 3"/>
+                <w:color w:val="050607"/>
+                <w:spacing w:val="-2"/>
+                <w:sz w:val="21"/>
+              </w:rPr>
+              <w:t xml:space="preserve"> (one word) at history full stop org</w:t>
             </w:r>
           </w:p>
           <w:p>
@@ -29965,6 +30571,7 @@
               </w:rPr>
               <w:t xml:space="preserve">C </w:t>
             </w:r>
+            <w:proofErr w:type="spellStart"/>
             <w:r>
               <w:rPr>
                 <w:rFonts w:ascii="Source Sans 3" w:hAnsi="Source Sans 3"/>
@@ -29972,7 +30579,17 @@
                 <w:spacing w:val="-2"/>
                 <w:sz w:val="21"/>
               </w:rPr>
-              <w:t>museuminfo (one word) at history dot org</w:t>
+              <w:t>museuminfo</w:t>
+            </w:r>
+            <w:proofErr w:type="spellEnd"/>
+            <w:r>
+              <w:rPr>
+                <w:rFonts w:ascii="Source Sans 3" w:hAnsi="Source Sans 3"/>
+                <w:color w:val="050607"/>
+                <w:spacing w:val="-2"/>
+                <w:sz w:val="21"/>
+              </w:rPr>
+              <w:t xml:space="preserve"> (one word) at history dot org</w:t>
             </w:r>
           </w:p>
         </w:tc>
@@ -31006,7 +31623,27 @@
                 <w:sz w:val="20"/>
                 <w:szCs w:val="20"/>
               </w:rPr>
-              <w:t>Make sure you practise:</w:t>
+              <w:t xml:space="preserve">Make sure you </w:t>
+            </w:r>
+            <w:proofErr w:type="spellStart"/>
+            <w:r>
+              <w:rPr>
+                <w:rFonts w:ascii="Source Sans 3" w:hAnsi="Source Sans 3"/>
+                <w:color w:val="0B0E0E"/>
+                <w:sz w:val="20"/>
+                <w:szCs w:val="20"/>
+              </w:rPr>
+              <w:t>practise</w:t>
+            </w:r>
+            <w:proofErr w:type="spellEnd"/>
+            <w:r>
+              <w:rPr>
+                <w:rFonts w:ascii="Source Sans 3" w:hAnsi="Source Sans 3"/>
+                <w:color w:val="0B0E0E"/>
+                <w:sz w:val="20"/>
+                <w:szCs w:val="20"/>
+              </w:rPr>
+              <w:t>:</w:t>
             </w:r>
           </w:p>
           <w:p>
@@ -31287,7 +31924,25 @@
                 <w:color w:val="050607"/>
                 <w:sz w:val="21"/>
               </w:rPr>
-              <w:t>B-A-K-E-R,hyphen,J-0-N-E-</w:t>
+              <w:t>B-A-K-E-</w:t>
+            </w:r>
+            <w:proofErr w:type="gramStart"/>
+            <w:r>
+              <w:rPr>
+                <w:rFonts w:ascii="Source Sans 3" w:hAnsi="Source Sans 3"/>
+                <w:color w:val="050607"/>
+                <w:sz w:val="21"/>
+              </w:rPr>
+              <w:t>R,hyphen</w:t>
+            </w:r>
+            <w:proofErr w:type="gramEnd"/>
+            <w:r>
+              <w:rPr>
+                <w:rFonts w:ascii="Source Sans 3" w:hAnsi="Source Sans 3"/>
+                <w:color w:val="050607"/>
+                <w:sz w:val="21"/>
+              </w:rPr>
+              <w:t>,J-0-N-E-</w:t>
             </w:r>
             <w:r>
               <w:rPr>
@@ -31334,7 +31989,25 @@
                 <w:color w:val="050607"/>
                 <w:sz w:val="21"/>
               </w:rPr>
-              <w:t>B-A-K-E-R,line,J-0-N-E-</w:t>
+              <w:t>B-A-K-E-</w:t>
+            </w:r>
+            <w:proofErr w:type="gramStart"/>
+            <w:r>
+              <w:rPr>
+                <w:rFonts w:ascii="Source Sans 3" w:hAnsi="Source Sans 3"/>
+                <w:color w:val="050607"/>
+                <w:sz w:val="21"/>
+              </w:rPr>
+              <w:t>R,line</w:t>
+            </w:r>
+            <w:proofErr w:type="gramEnd"/>
+            <w:r>
+              <w:rPr>
+                <w:rFonts w:ascii="Source Sans 3" w:hAnsi="Source Sans 3"/>
+                <w:color w:val="050607"/>
+                <w:sz w:val="21"/>
+              </w:rPr>
+              <w:t>,J-0-N-E-</w:t>
             </w:r>
             <w:r>
               <w:rPr>
@@ -31359,6 +32032,7 @@
                 <w:sz w:val="21"/>
               </w:rPr>
             </w:pPr>
+            <w:proofErr w:type="gramStart"/>
             <w:r>
               <w:rPr>
                 <w:rFonts w:ascii="Source Sans 3" w:hAnsi="Source Sans 3"/>
@@ -31375,7 +32049,37 @@
                 <w:color w:val="050607"/>
                 <w:sz w:val="21"/>
               </w:rPr>
-              <w:t>B-A-K-E-R,dash,J-0-N-E-S</w:t>
+              <w:t>B</w:t>
+            </w:r>
+            <w:proofErr w:type="gramEnd"/>
+            <w:r>
+              <w:rPr>
+                <w:rFonts w:ascii="Source Sans 3" w:hAnsi="Source Sans 3"/>
+                <w:bCs/>
+                <w:color w:val="050607"/>
+                <w:sz w:val="21"/>
+              </w:rPr>
+              <w:t>-A-K-E-</w:t>
+            </w:r>
+            <w:proofErr w:type="gramStart"/>
+            <w:r>
+              <w:rPr>
+                <w:rFonts w:ascii="Source Sans 3" w:hAnsi="Source Sans 3"/>
+                <w:bCs/>
+                <w:color w:val="050607"/>
+                <w:sz w:val="21"/>
+              </w:rPr>
+              <w:t>R,dash</w:t>
+            </w:r>
+            <w:proofErr w:type="gramEnd"/>
+            <w:r>
+              <w:rPr>
+                <w:rFonts w:ascii="Source Sans 3" w:hAnsi="Source Sans 3"/>
+                <w:bCs/>
+                <w:color w:val="050607"/>
+                <w:sz w:val="21"/>
+              </w:rPr>
+              <w:t>,J-0-N-E-S</w:t>
             </w:r>
           </w:p>
         </w:tc>
@@ -31802,6 +32506,7 @@
                 <w:szCs w:val="21"/>
               </w:rPr>
             </w:pPr>
+            <w:proofErr w:type="gramStart"/>
             <w:r>
               <w:rPr>
                 <w:rFonts w:ascii="Source Sans 3" w:hAnsi="Source Sans 3"/>
@@ -31820,7 +32525,18 @@
                 <w:sz w:val="21"/>
                 <w:szCs w:val="21"/>
               </w:rPr>
-              <w:t>his passport</w:t>
+              <w:t>his</w:t>
+            </w:r>
+            <w:proofErr w:type="gramEnd"/>
+            <w:r>
+              <w:rPr>
+                <w:rFonts w:ascii="Source Sans 3" w:hAnsi="Source Sans 3"/>
+                <w:bCs/>
+                <w:iCs/>
+                <w:sz w:val="21"/>
+                <w:szCs w:val="21"/>
+              </w:rPr>
+              <w:t xml:space="preserve"> passport</w:t>
             </w:r>
           </w:p>
           <w:p>
@@ -32015,8 +32731,13 @@
               <w:t xml:space="preserve">is involved in fundraising for the local community- </w:t>
             </w:r>
             <w:r>
-              <w:t>does local charity work, raises money for local causes, donates money to worthwhile community organisations</w:t>
-            </w:r>
+              <w:t xml:space="preserve">does local charity work, raises money for local causes, donates money to worthwhile community </w:t>
+            </w:r>
+            <w:proofErr w:type="spellStart"/>
+            <w:r>
+              <w:t>organisations</w:t>
+            </w:r>
+            <w:proofErr w:type="spellEnd"/>
           </w:p>
           <w:p>
             <w:pPr>
@@ -32743,7 +33464,23 @@
                 <w:i/>
                 <w:iCs/>
               </w:rPr>
-              <w:t>One important thing is that the museum here has formed some extremely worthwhile partnerships with a wide range of local charities. In London, like any capital city, there ore a lot of social problems, and the museum's help in reaching out to the world outside is greatly appreciated by so many.</w:t>
+              <w:t xml:space="preserve">One important thing is that the museum here has formed some extremely worthwhile partnerships with a wide range of local charities. In London, like any capital city, there </w:t>
+            </w:r>
+            <w:proofErr w:type="spellStart"/>
+            <w:r>
+              <w:rPr>
+                <w:i/>
+                <w:iCs/>
+              </w:rPr>
+              <w:t>ore</w:t>
+            </w:r>
+            <w:proofErr w:type="spellEnd"/>
+            <w:r>
+              <w:rPr>
+                <w:i/>
+                <w:iCs/>
+              </w:rPr>
+              <w:t xml:space="preserve"> a lot of social problems, and the museum's help in reaching out to the world outside is greatly appreciated by so many.</w:t>
             </w:r>
           </w:p>
         </w:tc>
@@ -33155,13 +33892,26 @@
               <w:t>:</w:t>
             </w:r>
             <w:r>
-              <w:t xml:space="preserve"> as long as  3</w:t>
-            </w:r>
+              <w:t xml:space="preserve"> as long </w:t>
+            </w:r>
+            <w:proofErr w:type="gramStart"/>
+            <w:r>
+              <w:t>as  3</w:t>
+            </w:r>
+            <w:proofErr w:type="gramEnd"/>
             <w:r>
               <w:t>:</w:t>
             </w:r>
             <w:r>
-              <w:t xml:space="preserve"> Once  4 Unless</w:t>
+              <w:t xml:space="preserve"> </w:t>
+            </w:r>
+            <w:proofErr w:type="gramStart"/>
+            <w:r>
+              <w:t>Once  4</w:t>
+            </w:r>
+            <w:proofErr w:type="gramEnd"/>
+            <w:r>
+              <w:t xml:space="preserve"> Unless</w:t>
             </w:r>
           </w:p>
           <w:p>
@@ -33187,7 +33937,15 @@
               <w:t xml:space="preserve">long as </w:t>
             </w:r>
             <w:r>
-              <w:t xml:space="preserve">with if. </w:t>
+              <w:t xml:space="preserve">with </w:t>
+            </w:r>
+            <w:proofErr w:type="spellStart"/>
+            <w:r>
+              <w:t>if</w:t>
+            </w:r>
+            <w:proofErr w:type="spellEnd"/>
+            <w:r>
+              <w:t xml:space="preserve">. </w:t>
             </w:r>
             <w:r>
               <w:rPr>
@@ -33687,71 +34445,1862 @@
           </w:p>
           <w:p>
             <w:pPr>
-              <w:pStyle w:val="BlankWord2"/>
-            </w:pPr>
-            <w:r>
-              <w:t xml:space="preserve">1 </w:t>
-            </w:r>
-            <w:r>
-              <w:t>You can get a discounted ticket as long as .. .</w:t>
-            </w:r>
-          </w:p>
-          <w:p>
-            <w:pPr>
-              <w:pStyle w:val="BlankWord2"/>
-            </w:pPr>
-            <w:r>
-              <w:t xml:space="preserve">2 </w:t>
-            </w:r>
-            <w:r>
-              <w:t>Once everybody has bought their ticket, .. .</w:t>
-            </w:r>
-          </w:p>
-          <w:p>
-            <w:pPr>
-              <w:pStyle w:val="BlankWord2"/>
-            </w:pPr>
-            <w:r>
-              <w:t xml:space="preserve">3 </w:t>
-            </w:r>
-            <w:r>
-              <w:t>You won't get lost provided ...</w:t>
-            </w:r>
-          </w:p>
-          <w:p>
-            <w:pPr>
-              <w:pStyle w:val="BlankWord2"/>
-            </w:pPr>
-            <w:r>
-              <w:t xml:space="preserve">4 </w:t>
-            </w:r>
-            <w:r>
-              <w:t>Now everybody is free to explore the museum. You can go wherever you like</w:t>
-            </w:r>
-            <w:r>
-              <w:t xml:space="preserve"> </w:t>
-            </w:r>
-            <w:r>
-              <w:rPr>
+              <w:rPr>
+                <w:rFonts w:ascii="Source Sans 3" w:hAnsi="Source Sans 3"/>
                 <w:i/>
-              </w:rPr>
-              <w:t xml:space="preserve">as long </w:t>
-            </w:r>
-            <w:r>
-              <w:t>as ...</w:t>
-            </w:r>
-          </w:p>
-          <w:p>
-            <w:pPr>
-              <w:pStyle w:val="BlankWord2"/>
-            </w:pPr>
-            <w:r>
-              <w:t xml:space="preserve">5 </w:t>
-            </w:r>
-            <w:r>
-              <w:t>Your bus back to the hotel will depart as soon as .. .</w:t>
-            </w:r>
-          </w:p>
+                <w:iCs/>
+                <w:sz w:val="21"/>
+                <w:szCs w:val="21"/>
+              </w:rPr>
+            </w:pPr>
+            <w:r>
+              <w:rPr>
+                <w:rFonts w:ascii="Source Sans 3" w:hAnsi="Source Sans 3"/>
+                <w:i/>
+                <w:iCs/>
+                <w:sz w:val="21"/>
+                <w:szCs w:val="21"/>
+              </w:rPr>
+              <w:t>Sample answers</w:t>
+            </w:r>
+          </w:p>
+          <w:p>
+            <w:pPr>
+              <w:rPr>
+                <w:rFonts w:ascii="Source Sans 3" w:hAnsi="Source Sans 3"/>
+                <w:sz w:val="21"/>
+                <w:szCs w:val="21"/>
+              </w:rPr>
+            </w:pPr>
+            <w:r>
+              <w:rPr>
+                <w:rFonts w:ascii="Source Sans 3" w:hAnsi="Source Sans 3"/>
+                <w:sz w:val="21"/>
+                <w:szCs w:val="21"/>
+              </w:rPr>
+              <w:t xml:space="preserve">1 You can get a discounted ticket as long as </w:t>
+            </w:r>
+            <w:r>
+              <w:rPr>
+                <w:rStyle w:val="BlankWord1"/>
+              </w:rPr>
+              <w:t>you show your student card.</w:t>
+            </w:r>
+          </w:p>
+          <w:p>
+            <w:pPr>
+              <w:rPr>
+                <w:rFonts w:ascii="Source Sans 3" w:hAnsi="Source Sans 3"/>
+                <w:sz w:val="21"/>
+                <w:szCs w:val="21"/>
+              </w:rPr>
+            </w:pPr>
+            <w:r>
+              <w:rPr>
+                <w:rFonts w:ascii="Source Sans 3" w:hAnsi="Source Sans 3"/>
+                <w:sz w:val="21"/>
+                <w:szCs w:val="21"/>
+              </w:rPr>
+              <w:t xml:space="preserve">2 Once everybody has bought their ticket, </w:t>
+            </w:r>
+            <w:r>
+              <w:rPr>
+                <w:rStyle w:val="BlankWord1"/>
+              </w:rPr>
+              <w:t>we will go to the first exhibit room.</w:t>
+            </w:r>
+          </w:p>
+          <w:p>
+            <w:pPr>
+              <w:rPr>
+                <w:rFonts w:ascii="Source Sans 3" w:hAnsi="Source Sans 3"/>
+                <w:sz w:val="21"/>
+                <w:szCs w:val="21"/>
+              </w:rPr>
+            </w:pPr>
+            <w:r>
+              <w:rPr>
+                <w:rFonts w:ascii="Source Sans 3" w:hAnsi="Source Sans 3"/>
+                <w:sz w:val="21"/>
+                <w:szCs w:val="21"/>
+              </w:rPr>
+              <w:t xml:space="preserve">3 You won't get lost provided </w:t>
+            </w:r>
+            <w:r>
+              <w:rPr>
+                <w:rStyle w:val="BlankWord1"/>
+              </w:rPr>
+              <w:t>you use the map you were given.</w:t>
+            </w:r>
+          </w:p>
+          <w:p>
+            <w:pPr>
+              <w:rPr>
+                <w:rFonts w:ascii="Source Sans 3" w:hAnsi="Source Sans 3"/>
+                <w:sz w:val="21"/>
+                <w:szCs w:val="21"/>
+              </w:rPr>
+            </w:pPr>
+            <w:r>
+              <w:rPr>
+                <w:rFonts w:ascii="Source Sans 3" w:hAnsi="Source Sans 3"/>
+                <w:sz w:val="21"/>
+                <w:szCs w:val="21"/>
+              </w:rPr>
+              <w:t xml:space="preserve">4 Now everybody is free to explore the museum. You can go wherever you like </w:t>
+            </w:r>
+            <w:r>
+              <w:rPr>
+                <w:rFonts w:ascii="Source Sans 3" w:hAnsi="Source Sans 3"/>
+                <w:i/>
+                <w:iCs/>
+                <w:sz w:val="21"/>
+                <w:szCs w:val="21"/>
+              </w:rPr>
+              <w:t>as long as</w:t>
+            </w:r>
+            <w:r>
+              <w:rPr>
+                <w:rFonts w:ascii="Source Sans 3" w:hAnsi="Source Sans 3"/>
+                <w:sz w:val="21"/>
+                <w:szCs w:val="21"/>
+              </w:rPr>
+              <w:t xml:space="preserve"> </w:t>
+            </w:r>
+            <w:r>
+              <w:rPr>
+                <w:rStyle w:val="BlankWord1"/>
+              </w:rPr>
+              <w:t>you return to the main entrance for 4 pm.</w:t>
+            </w:r>
+          </w:p>
+          <w:p>
+            <w:pPr>
+              <w:rPr>
+                <w:rFonts w:ascii="Source Sans 3" w:hAnsi="Source Sans 3"/>
+                <w:sz w:val="21"/>
+                <w:szCs w:val="21"/>
+              </w:rPr>
+            </w:pPr>
+            <w:r>
+              <w:rPr>
+                <w:rFonts w:ascii="Source Sans 3" w:hAnsi="Source Sans 3"/>
+                <w:sz w:val="21"/>
+                <w:szCs w:val="21"/>
+              </w:rPr>
+              <w:t xml:space="preserve">5 Your bus back to the hotel will depart as soon as </w:t>
+            </w:r>
+            <w:r>
+              <w:rPr>
+                <w:rStyle w:val="BlankWord1"/>
+              </w:rPr>
+              <w:t>everybody is on board.</w:t>
+            </w:r>
+          </w:p>
+          <w:p>
+            <w:r>
+              <w:rPr>
+                <w:rFonts w:ascii="Source Sans 3" w:hAnsi="Source Sans 3"/>
+                <w:sz w:val="21"/>
+                <w:szCs w:val="21"/>
+              </w:rPr>
+              <w:t xml:space="preserve">6 Do not touch or take photos of the exhibits unless </w:t>
+            </w:r>
+            <w:r>
+              <w:rPr>
+                <w:rStyle w:val="BlankWord1"/>
+              </w:rPr>
+              <w:t>there is a sign saying that it is allowed.</w:t>
+            </w:r>
+          </w:p>
+        </w:tc>
+      </w:tr>
+    </w:tbl>
+    <w:p>
+      <w:pPr>
+        <w:rPr>
+          <w:rFonts w:ascii="Source Sans 3" w:hAnsi="Source Sans 3"/>
+          <w:sz w:val="19"/>
+          <w:szCs w:val="19"/>
+        </w:rPr>
+      </w:pPr>
+      <w:r>
+        <w:rPr>
+          <w:rFonts w:ascii="Source Sans 3" w:hAnsi="Source Sans 3"/>
+          <w:sz w:val="19"/>
+          <w:szCs w:val="19"/>
+        </w:rPr>
+        <w:br w:type="page"/>
+      </w:r>
+    </w:p>
+    <w:p>
+      <w:pPr>
+        <w:spacing w:after="0"/>
+        <w:rPr>
+          <w:sz w:val="32"/>
+          <w:szCs w:val="32"/>
+        </w:rPr>
+      </w:pPr>
+      <w:r>
+        <w:rPr>
+          <w:color w:val="CA0D8E"/>
+          <w:sz w:val="32"/>
+          <w:szCs w:val="32"/>
+          <w:shd w:val="clear" w:color="auto" w:fill="CA0D8E"/>
+        </w:rPr>
+        <w:lastRenderedPageBreak/>
+        <w:t>[[[[[[[[[[</w:t>
+      </w:r>
+      <w:r>
+        <w:rPr>
+          <w:rFonts w:ascii="Source Sans 3 SemiBold" w:hAnsi="Source Sans 3 SemiBold"/>
+          <w:b/>
+          <w:bCs/>
+          <w:sz w:val="32"/>
+          <w:szCs w:val="32"/>
+        </w:rPr>
+        <w:t>EXAM SKILLS</w:t>
+      </w:r>
+      <w:r>
+        <w:rPr>
+          <w:color w:val="CA0D8E"/>
+          <w:sz w:val="32"/>
+          <w:szCs w:val="32"/>
+        </w:rPr>
+        <w:t>]</w:t>
+      </w:r>
+    </w:p>
+    <w:tbl>
+      <w:tblPr>
+        <w:tblStyle w:val="DottedTable"/>
+        <w:tblW w:w="0" w:type="auto"/>
+        <w:tblLook w:val="04A0" w:firstRow="1" w:lastRow="0" w:firstColumn="1" w:lastColumn="0" w:noHBand="0" w:noVBand="1"/>
+      </w:tblPr>
+      <w:tblGrid>
+        <w:gridCol w:w="530"/>
+        <w:gridCol w:w="10522"/>
+      </w:tblGrid>
+      <w:tr>
+        <w:tc>
+          <w:tcPr>
+            <w:tcW w:w="530" w:type="dxa"/>
+          </w:tcPr>
+          <w:p>
+            <w:pPr>
+              <w:jc w:val="center"/>
+              <w:rPr>
+                <w:rFonts w:ascii="Source Sans 3" w:hAnsi="Source Sans 3"/>
+                <w:b/>
+                <w:bCs/>
+                <w:bdr w:val="single" w:sz="12" w:space="0" w:color="CA0D8E"/>
+              </w:rPr>
+            </w:pPr>
+            <w:r>
+              <w:rPr>
+                <w:rFonts w:ascii="Source Sans 3" w:hAnsi="Source Sans 3"/>
+                <w:b/>
+                <w:bCs/>
+                <w:bdr w:val="single" w:sz="12" w:space="0" w:color="CA0D8E"/>
+              </w:rPr>
+              <w:t>16</w:t>
+            </w:r>
+          </w:p>
+        </w:tc>
+        <w:tc>
+          <w:tcPr>
+            <w:tcW w:w="10522" w:type="dxa"/>
+            <w:vAlign w:val="center"/>
+          </w:tcPr>
+          <w:p>
+            <w:pPr>
+              <w:rPr>
+                <w:rFonts w:ascii="Source Sans 3" w:hAnsi="Source Sans 3"/>
+                <w:b/>
+                <w:bCs/>
+                <w:sz w:val="21"/>
+                <w:szCs w:val="21"/>
+              </w:rPr>
+            </w:pPr>
+            <w:r>
+              <w:rPr>
+                <w:rFonts w:ascii="Source Sans 3" w:hAnsi="Source Sans 3"/>
+                <w:b/>
+                <w:bCs/>
+                <w:sz w:val="21"/>
+                <w:szCs w:val="21"/>
+              </w:rPr>
+              <w:t>Listen and answer questions 1-9.</w:t>
+            </w:r>
+          </w:p>
+          <w:p>
+            <w:pPr>
+              <w:rPr>
+                <w:rFonts w:ascii="Source Sans 3" w:hAnsi="Source Sans 3"/>
+                <w:b/>
+                <w:bCs/>
+                <w:i/>
+                <w:sz w:val="21"/>
+                <w:szCs w:val="21"/>
+              </w:rPr>
+            </w:pPr>
+            <w:r>
+              <w:rPr>
+                <w:rFonts w:ascii="Source Sans 3" w:hAnsi="Source Sans 3"/>
+                <w:b/>
+                <w:bCs/>
+                <w:i/>
+                <w:sz w:val="21"/>
+                <w:szCs w:val="21"/>
+              </w:rPr>
+              <w:t>Questions 1-6</w:t>
+            </w:r>
+          </w:p>
+          <w:p>
+            <w:pPr>
+              <w:rPr>
+                <w:rFonts w:ascii="Source Sans 3" w:hAnsi="Source Sans 3"/>
+                <w:b/>
+                <w:bCs/>
+                <w:sz w:val="21"/>
+                <w:szCs w:val="21"/>
+              </w:rPr>
+            </w:pPr>
+            <w:hyperlink r:id="rId25" w:history="1">
+              <w:r>
+                <w:rPr>
+                  <w:rStyle w:val="Hyperlink"/>
+                  <w:rFonts w:ascii="Source Sans 3" w:hAnsi="Source Sans 3"/>
+                  <w:b/>
+                  <w:bCs/>
+                </w:rPr>
+                <w:t>0</w:t>
+              </w:r>
+              <w:r>
+                <w:rPr>
+                  <w:rStyle w:val="Hyperlink"/>
+                  <w:b/>
+                  <w:bCs/>
+                </w:rPr>
+                <w:t>5</w:t>
+              </w:r>
+            </w:hyperlink>
+          </w:p>
+          <w:p>
+            <w:pPr>
+              <w:rPr>
+                <w:rFonts w:ascii="Source Sans 3" w:hAnsi="Source Sans 3"/>
+                <w:i/>
+                <w:sz w:val="21"/>
+                <w:szCs w:val="21"/>
+              </w:rPr>
+            </w:pPr>
+            <w:r>
+              <w:rPr>
+                <w:rFonts w:ascii="Source Sans 3" w:hAnsi="Source Sans 3"/>
+                <w:i/>
+                <w:sz w:val="21"/>
+                <w:szCs w:val="21"/>
+              </w:rPr>
+              <w:t>Complete the notes below.</w:t>
+            </w:r>
+          </w:p>
+          <w:p>
+            <w:pPr>
+              <w:rPr>
+                <w:rFonts w:ascii="Source Sans 3" w:hAnsi="Source Sans 3"/>
+                <w:i/>
+                <w:sz w:val="21"/>
+                <w:szCs w:val="21"/>
+              </w:rPr>
+            </w:pPr>
+            <w:r>
+              <w:rPr>
+                <w:rFonts w:ascii="Source Sans 3" w:hAnsi="Source Sans 3"/>
+                <w:i/>
+                <w:sz w:val="21"/>
+                <w:szCs w:val="21"/>
+              </w:rPr>
+              <w:t xml:space="preserve">Write </w:t>
+            </w:r>
+            <w:r>
+              <w:rPr>
+                <w:rFonts w:ascii="Source Sans 3" w:hAnsi="Source Sans 3"/>
+                <w:b/>
+                <w:bCs/>
+                <w:i/>
+                <w:sz w:val="21"/>
+                <w:szCs w:val="21"/>
+              </w:rPr>
+              <w:t>NO MORE THAN TWO WORDS AND/ORA NUMBER</w:t>
+            </w:r>
+            <w:r>
+              <w:rPr>
+                <w:rFonts w:ascii="Source Sans 3" w:hAnsi="Source Sans 3"/>
+                <w:i/>
+                <w:sz w:val="21"/>
+                <w:szCs w:val="21"/>
+              </w:rPr>
+              <w:t xml:space="preserve"> for each answer.</w:t>
+            </w:r>
+          </w:p>
+          <w:tbl>
+            <w:tblPr>
+              <w:tblStyle w:val="DottedTable"/>
+              <w:tblW w:w="0" w:type="auto"/>
+              <w:tblLook w:val="04A0" w:firstRow="1" w:lastRow="0" w:firstColumn="1" w:lastColumn="0" w:noHBand="0" w:noVBand="1"/>
+            </w:tblPr>
+            <w:tblGrid>
+              <w:gridCol w:w="3041"/>
+              <w:gridCol w:w="5386"/>
+            </w:tblGrid>
+            <w:tr>
+              <w:tc>
+                <w:tcPr>
+                  <w:tcW w:w="3041" w:type="dxa"/>
+                </w:tcPr>
+                <w:p>
+                  <w:pPr>
+                    <w:rPr>
+                      <w:rFonts w:ascii="Source Sans 3 SemiBold" w:hAnsi="Source Sans 3 SemiBold"/>
+                      <w:iCs/>
+                      <w:sz w:val="21"/>
+                      <w:szCs w:val="21"/>
+                    </w:rPr>
+                  </w:pPr>
+                  <w:r>
+                    <w:rPr>
+                      <w:rFonts w:ascii="Source Sans 3" w:hAnsi="Source Sans 3"/>
+                      <w:iCs/>
+                      <w:sz w:val="21"/>
+                      <w:szCs w:val="21"/>
+                    </w:rPr>
+                    <w:t>Name:</w:t>
+                  </w:r>
+                </w:p>
+              </w:tc>
+              <w:tc>
+                <w:tcPr>
+                  <w:tcW w:w="5386" w:type="dxa"/>
+                </w:tcPr>
+                <w:p>
+                  <w:pPr>
+                    <w:rPr>
+                      <w:rFonts w:ascii="Source Sans 3" w:hAnsi="Source Sans 3"/>
+                      <w:iCs/>
+                      <w:sz w:val="21"/>
+                      <w:szCs w:val="21"/>
+                    </w:rPr>
+                  </w:pPr>
+                  <w:proofErr w:type="spellStart"/>
+                  <w:r>
+                    <w:rPr>
+                      <w:rFonts w:ascii="Source Sans 3" w:hAnsi="Source Sans 3"/>
+                      <w:iCs/>
+                      <w:sz w:val="21"/>
+                      <w:szCs w:val="21"/>
+                    </w:rPr>
+                    <w:t>Mr</w:t>
+                  </w:r>
+                  <w:proofErr w:type="spellEnd"/>
+                  <w:r>
+                    <w:rPr>
+                      <w:rFonts w:ascii="Source Sans 3" w:hAnsi="Source Sans 3"/>
+                      <w:iCs/>
+                      <w:sz w:val="21"/>
+                      <w:szCs w:val="21"/>
+                    </w:rPr>
+                    <w:t xml:space="preserve"> </w:t>
+                  </w:r>
+                  <w:r>
+                    <w:rPr>
+                      <w:rFonts w:ascii="Source Sans 3" w:hAnsi="Source Sans 3"/>
+                      <w:b/>
+                      <w:bCs/>
+                      <w:iCs/>
+                      <w:sz w:val="21"/>
+                      <w:szCs w:val="21"/>
+                    </w:rPr>
+                    <w:t>1</w:t>
+                  </w:r>
+                  <w:r>
+                    <w:rPr>
+                      <w:rFonts w:ascii="Source Sans 3" w:hAnsi="Source Sans 3"/>
+                      <w:iCs/>
+                      <w:sz w:val="21"/>
+                      <w:szCs w:val="21"/>
+                    </w:rPr>
+                    <w:t xml:space="preserve"> </w:t>
+                  </w:r>
+                  <w:r>
+                    <w:rPr>
+                      <w:rStyle w:val="BlankWord1"/>
+                    </w:rPr>
+                    <w:t xml:space="preserve">David </w:t>
+                  </w:r>
+                  <w:proofErr w:type="spellStart"/>
+                  <w:r>
+                    <w:rPr>
+                      <w:rStyle w:val="BlankWord1"/>
+                    </w:rPr>
+                    <w:t>Cottenham</w:t>
+                  </w:r>
+                  <w:proofErr w:type="spellEnd"/>
+                </w:p>
+              </w:tc>
+            </w:tr>
+            <w:tr>
+              <w:tc>
+                <w:tcPr>
+                  <w:tcW w:w="3041" w:type="dxa"/>
+                </w:tcPr>
+                <w:p>
+                  <w:pPr>
+                    <w:rPr>
+                      <w:rFonts w:ascii="Source Sans 3" w:hAnsi="Source Sans 3"/>
+                      <w:iCs/>
+                      <w:sz w:val="21"/>
+                      <w:szCs w:val="21"/>
+                    </w:rPr>
+                  </w:pPr>
+                  <w:r>
+                    <w:rPr>
+                      <w:rFonts w:ascii="Source Sans 3" w:hAnsi="Source Sans 3"/>
+                      <w:iCs/>
+                      <w:sz w:val="21"/>
+                      <w:szCs w:val="21"/>
+                    </w:rPr>
+                    <w:t>Current address:</w:t>
+                  </w:r>
+                </w:p>
+              </w:tc>
+              <w:tc>
+                <w:tcPr>
+                  <w:tcW w:w="5386" w:type="dxa"/>
+                </w:tcPr>
+                <w:p>
+                  <w:pPr>
+                    <w:rPr>
+                      <w:rFonts w:ascii="Source Sans 3" w:hAnsi="Source Sans 3"/>
+                      <w:iCs/>
+                      <w:sz w:val="21"/>
+                      <w:szCs w:val="21"/>
+                    </w:rPr>
+                  </w:pPr>
+                  <w:r>
+                    <w:rPr>
+                      <w:rFonts w:ascii="Source Sans 3" w:hAnsi="Source Sans 3"/>
+                      <w:iCs/>
+                      <w:sz w:val="21"/>
+                      <w:szCs w:val="21"/>
+                    </w:rPr>
+                    <w:t xml:space="preserve">4 West Cottages, </w:t>
+                  </w:r>
+                  <w:proofErr w:type="spellStart"/>
+                  <w:r>
+                    <w:rPr>
+                      <w:rFonts w:ascii="Source Sans 3" w:hAnsi="Source Sans 3"/>
+                      <w:iCs/>
+                      <w:sz w:val="21"/>
+                      <w:szCs w:val="21"/>
+                    </w:rPr>
+                    <w:t>Humblington</w:t>
+                  </w:r>
+                  <w:proofErr w:type="spellEnd"/>
+                  <w:r>
+                    <w:rPr>
+                      <w:rFonts w:ascii="Source Sans 3" w:hAnsi="Source Sans 3"/>
+                      <w:iCs/>
+                      <w:sz w:val="21"/>
+                      <w:szCs w:val="21"/>
+                    </w:rPr>
+                    <w:t xml:space="preserve">, Devon, </w:t>
+                  </w:r>
+                  <w:r>
+                    <w:rPr>
+                      <w:rFonts w:ascii="Source Sans 3" w:hAnsi="Source Sans 3"/>
+                      <w:b/>
+                      <w:bCs/>
+                      <w:iCs/>
+                      <w:sz w:val="21"/>
+                      <w:szCs w:val="21"/>
+                    </w:rPr>
+                    <w:t>2</w:t>
+                  </w:r>
+                  <w:r>
+                    <w:rPr>
+                      <w:rFonts w:ascii="Source Sans 3" w:hAnsi="Source Sans 3"/>
+                      <w:iCs/>
+                      <w:sz w:val="21"/>
+                      <w:szCs w:val="21"/>
+                    </w:rPr>
+                    <w:t xml:space="preserve"> </w:t>
+                  </w:r>
+                  <w:r>
+                    <w:rPr>
+                      <w:rStyle w:val="BlankWord1"/>
+                    </w:rPr>
+                    <w:t>DV12 8HA</w:t>
+                  </w:r>
+                </w:p>
+              </w:tc>
+            </w:tr>
+            <w:tr>
+              <w:tc>
+                <w:tcPr>
+                  <w:tcW w:w="3041" w:type="dxa"/>
+                </w:tcPr>
+                <w:p>
+                  <w:pPr>
+                    <w:rPr>
+                      <w:rFonts w:ascii="Source Sans 3 SemiBold" w:hAnsi="Source Sans 3 SemiBold"/>
+                      <w:iCs/>
+                      <w:sz w:val="21"/>
+                      <w:szCs w:val="21"/>
+                    </w:rPr>
+                  </w:pPr>
+                  <w:r>
+                    <w:rPr>
+                      <w:rFonts w:ascii="Source Sans 3" w:hAnsi="Source Sans 3"/>
+                      <w:iCs/>
+                      <w:sz w:val="21"/>
+                      <w:szCs w:val="21"/>
+                    </w:rPr>
+                    <w:t>Destination address:</w:t>
+                  </w:r>
+                </w:p>
+              </w:tc>
+              <w:tc>
+                <w:tcPr>
+                  <w:tcW w:w="5386" w:type="dxa"/>
+                </w:tcPr>
+                <w:p>
+                  <w:pPr>
+                    <w:rPr>
+                      <w:rFonts w:ascii="Source Sans 3" w:hAnsi="Source Sans 3"/>
+                      <w:iCs/>
+                      <w:sz w:val="21"/>
+                      <w:szCs w:val="21"/>
+                    </w:rPr>
+                  </w:pPr>
+                  <w:r>
+                    <w:rPr>
+                      <w:rFonts w:ascii="Source Sans 3" w:hAnsi="Source Sans 3"/>
+                      <w:iCs/>
+                      <w:sz w:val="21"/>
+                      <w:szCs w:val="21"/>
+                    </w:rPr>
+                    <w:t xml:space="preserve">8b </w:t>
+                  </w:r>
+                  <w:proofErr w:type="spellStart"/>
+                  <w:r>
+                    <w:rPr>
+                      <w:rFonts w:ascii="Source Sans 3" w:hAnsi="Source Sans 3"/>
+                      <w:iCs/>
+                      <w:sz w:val="21"/>
+                      <w:szCs w:val="21"/>
+                    </w:rPr>
+                    <w:t>Greenend</w:t>
+                  </w:r>
+                  <w:proofErr w:type="spellEnd"/>
+                  <w:r>
+                    <w:rPr>
+                      <w:rFonts w:ascii="Source Sans 3" w:hAnsi="Source Sans 3"/>
+                      <w:iCs/>
+                      <w:sz w:val="21"/>
+                      <w:szCs w:val="21"/>
+                    </w:rPr>
+                    <w:t xml:space="preserve"> Road, El9 4RR</w:t>
+                  </w:r>
+                </w:p>
+              </w:tc>
+            </w:tr>
+            <w:tr>
+              <w:tc>
+                <w:tcPr>
+                  <w:tcW w:w="3041" w:type="dxa"/>
+                </w:tcPr>
+                <w:p>
+                  <w:pPr>
+                    <w:rPr>
+                      <w:rFonts w:ascii="Source Sans 3 SemiBold" w:hAnsi="Source Sans 3 SemiBold"/>
+                      <w:iCs/>
+                      <w:sz w:val="21"/>
+                      <w:szCs w:val="21"/>
+                    </w:rPr>
+                  </w:pPr>
+                  <w:r>
+                    <w:rPr>
+                      <w:rFonts w:ascii="Source Sans 3" w:hAnsi="Source Sans 3"/>
+                      <w:iCs/>
+                      <w:sz w:val="21"/>
+                      <w:szCs w:val="21"/>
+                    </w:rPr>
+                    <w:t>Date of move:</w:t>
+                  </w:r>
+                </w:p>
+              </w:tc>
+              <w:tc>
+                <w:tcPr>
+                  <w:tcW w:w="5386" w:type="dxa"/>
+                </w:tcPr>
+                <w:p>
+                  <w:pPr>
+                    <w:rPr>
+                      <w:rFonts w:ascii="Source Sans 3" w:hAnsi="Source Sans 3"/>
+                      <w:iCs/>
+                      <w:sz w:val="21"/>
+                      <w:szCs w:val="21"/>
+                    </w:rPr>
+                  </w:pPr>
+                  <w:r>
+                    <w:rPr>
+                      <w:rFonts w:ascii="Source Sans 3" w:hAnsi="Source Sans 3"/>
+                      <w:iCs/>
+                      <w:sz w:val="21"/>
+                      <w:szCs w:val="21"/>
+                    </w:rPr>
+                    <w:t>30 August</w:t>
+                  </w:r>
+                </w:p>
+              </w:tc>
+            </w:tr>
+            <w:tr>
+              <w:tc>
+                <w:tcPr>
+                  <w:tcW w:w="3041" w:type="dxa"/>
+                </w:tcPr>
+                <w:p>
+                  <w:pPr>
+                    <w:rPr>
+                      <w:rFonts w:ascii="Source Sans 3" w:hAnsi="Source Sans 3"/>
+                      <w:iCs/>
+                      <w:sz w:val="21"/>
+                      <w:szCs w:val="21"/>
+                    </w:rPr>
+                  </w:pPr>
+                  <w:r>
+                    <w:rPr>
+                      <w:rFonts w:ascii="Source Sans 3" w:hAnsi="Source Sans 3"/>
+                      <w:iCs/>
+                      <w:sz w:val="21"/>
+                      <w:szCs w:val="21"/>
+                    </w:rPr>
+                    <w:t>Time booked</w:t>
+                  </w:r>
+                  <w:r>
+                    <w:rPr>
+                      <w:rFonts w:ascii="Source Sans 3" w:hAnsi="Source Sans 3"/>
+                      <w:iCs/>
+                      <w:sz w:val="21"/>
+                      <w:szCs w:val="21"/>
+                    </w:rPr>
+                    <w:t>:</w:t>
+                  </w:r>
+                </w:p>
+              </w:tc>
+              <w:tc>
+                <w:tcPr>
+                  <w:tcW w:w="5386" w:type="dxa"/>
+                </w:tcPr>
+                <w:p>
+                  <w:pPr>
+                    <w:rPr>
+                      <w:rFonts w:ascii="Source Sans 3" w:hAnsi="Source Sans 3"/>
+                      <w:b/>
+                      <w:bCs/>
+                      <w:iCs/>
+                      <w:sz w:val="21"/>
+                      <w:szCs w:val="21"/>
+                    </w:rPr>
+                  </w:pPr>
+                  <w:r>
+                    <w:rPr>
+                      <w:rFonts w:ascii="Source Sans 3" w:hAnsi="Source Sans 3"/>
+                      <w:b/>
+                      <w:bCs/>
+                      <w:iCs/>
+                      <w:sz w:val="21"/>
+                      <w:szCs w:val="21"/>
+                    </w:rPr>
+                    <w:t xml:space="preserve">3 </w:t>
+                  </w:r>
+                  <w:r>
+                    <w:rPr>
+                      <w:rStyle w:val="BlankWord1"/>
+                    </w:rPr>
+                    <w:t>7.30 pm I 19.30 /half past seven</w:t>
+                  </w:r>
+                </w:p>
+              </w:tc>
+            </w:tr>
+            <w:tr>
+              <w:tc>
+                <w:tcPr>
+                  <w:tcW w:w="3041" w:type="dxa"/>
+                </w:tcPr>
+                <w:p>
+                  <w:pPr>
+                    <w:rPr>
+                      <w:rFonts w:ascii="Source Sans 3" w:hAnsi="Source Sans 3"/>
+                      <w:iCs/>
+                      <w:sz w:val="21"/>
+                      <w:szCs w:val="21"/>
+                    </w:rPr>
+                  </w:pPr>
+                  <w:r>
+                    <w:rPr>
+                      <w:rFonts w:ascii="Source Sans 3" w:hAnsi="Source Sans 3"/>
+                      <w:iCs/>
+                      <w:sz w:val="21"/>
+                      <w:szCs w:val="21"/>
+                    </w:rPr>
+                    <w:t>Value of insurance cover:</w:t>
+                  </w:r>
+                </w:p>
+              </w:tc>
+              <w:tc>
+                <w:tcPr>
+                  <w:tcW w:w="5386" w:type="dxa"/>
+                </w:tcPr>
+                <w:p>
+                  <w:pPr>
+                    <w:rPr>
+                      <w:rFonts w:ascii="Source Sans 3" w:hAnsi="Source Sans 3"/>
+                      <w:iCs/>
+                      <w:sz w:val="21"/>
+                      <w:szCs w:val="21"/>
+                    </w:rPr>
+                  </w:pPr>
+                  <w:r>
+                    <w:rPr>
+                      <w:rFonts w:ascii="Source Sans 3" w:hAnsi="Source Sans 3"/>
+                      <w:b/>
+                      <w:bCs/>
+                      <w:iCs/>
+                      <w:sz w:val="21"/>
+                      <w:szCs w:val="21"/>
+                    </w:rPr>
+                    <w:t>4</w:t>
+                  </w:r>
+                  <w:r>
+                    <w:rPr>
+                      <w:rFonts w:ascii="Source Sans 3" w:hAnsi="Source Sans 3"/>
+                      <w:b/>
+                      <w:bCs/>
+                      <w:iCs/>
+                      <w:sz w:val="21"/>
+                      <w:szCs w:val="21"/>
+                    </w:rPr>
+                    <w:t xml:space="preserve"> </w:t>
+                  </w:r>
+                  <w:r>
+                    <w:rPr>
+                      <w:rFonts w:ascii="Source Sans 3" w:hAnsi="Source Sans 3"/>
+                      <w:iCs/>
+                      <w:sz w:val="21"/>
+                      <w:szCs w:val="21"/>
+                    </w:rPr>
+                    <w:t>£</w:t>
+                  </w:r>
+                  <w:r>
+                    <w:rPr>
+                      <w:rFonts w:ascii="Source Sans 3" w:hAnsi="Source Sans 3"/>
+                      <w:iCs/>
+                      <w:sz w:val="21"/>
+                      <w:szCs w:val="21"/>
+                    </w:rPr>
+                    <w:t xml:space="preserve"> </w:t>
+                  </w:r>
+                  <w:r>
+                    <w:rPr>
+                      <w:rStyle w:val="BlankWord1"/>
+                    </w:rPr>
+                    <w:t>60,000</w:t>
+                  </w:r>
+                </w:p>
+              </w:tc>
+            </w:tr>
+            <w:tr>
+              <w:tc>
+                <w:tcPr>
+                  <w:tcW w:w="3041" w:type="dxa"/>
+                </w:tcPr>
+                <w:p>
+                  <w:pPr>
+                    <w:rPr>
+                      <w:rFonts w:ascii="Source Sans 3" w:hAnsi="Source Sans 3"/>
+                      <w:iCs/>
+                      <w:sz w:val="21"/>
+                      <w:szCs w:val="21"/>
+                    </w:rPr>
+                  </w:pPr>
+                  <w:r>
+                    <w:rPr>
+                      <w:rFonts w:ascii="Source Sans 3" w:hAnsi="Source Sans 3"/>
+                      <w:iCs/>
+                      <w:sz w:val="21"/>
+                      <w:szCs w:val="21"/>
+                    </w:rPr>
+                    <w:t>Total cost for service:</w:t>
+                  </w:r>
+                </w:p>
+              </w:tc>
+              <w:tc>
+                <w:tcPr>
+                  <w:tcW w:w="5386" w:type="dxa"/>
+                </w:tcPr>
+                <w:p>
+                  <w:pPr>
+                    <w:rPr>
+                      <w:rFonts w:ascii="Source Sans 3" w:hAnsi="Source Sans 3"/>
+                      <w:iCs/>
+                      <w:sz w:val="21"/>
+                      <w:szCs w:val="21"/>
+                    </w:rPr>
+                  </w:pPr>
+                  <w:r>
+                    <w:rPr>
+                      <w:rFonts w:ascii="Source Sans 3" w:hAnsi="Source Sans 3"/>
+                      <w:iCs/>
+                      <w:sz w:val="21"/>
+                      <w:szCs w:val="21"/>
+                    </w:rPr>
+                    <w:t>around £2,000</w:t>
+                  </w:r>
+                </w:p>
+              </w:tc>
+            </w:tr>
+            <w:tr>
+              <w:tc>
+                <w:tcPr>
+                  <w:tcW w:w="3041" w:type="dxa"/>
+                </w:tcPr>
+                <w:p>
+                  <w:pPr>
+                    <w:rPr>
+                      <w:rFonts w:ascii="Source Sans 3" w:hAnsi="Source Sans 3"/>
+                      <w:iCs/>
+                      <w:sz w:val="21"/>
+                      <w:szCs w:val="21"/>
+                    </w:rPr>
+                  </w:pPr>
+                  <w:r>
+                    <w:rPr>
+                      <w:rFonts w:ascii="Source Sans 3" w:hAnsi="Source Sans 3"/>
+                      <w:iCs/>
+                      <w:sz w:val="21"/>
+                      <w:szCs w:val="21"/>
+                    </w:rPr>
+                    <w:t>Telephone number:</w:t>
+                  </w:r>
+                </w:p>
+              </w:tc>
+              <w:tc>
+                <w:tcPr>
+                  <w:tcW w:w="5386" w:type="dxa"/>
+                </w:tcPr>
+                <w:p>
+                  <w:pPr>
+                    <w:rPr>
+                      <w:rFonts w:ascii="Source Sans 3" w:hAnsi="Source Sans 3"/>
+                      <w:iCs/>
+                      <w:sz w:val="21"/>
+                      <w:szCs w:val="21"/>
+                    </w:rPr>
+                  </w:pPr>
+                  <w:r>
+                    <w:rPr>
+                      <w:rFonts w:ascii="Source Sans 3" w:hAnsi="Source Sans 3"/>
+                      <w:iCs/>
+                      <w:sz w:val="21"/>
+                      <w:szCs w:val="21"/>
+                    </w:rPr>
+                    <w:t xml:space="preserve">(07238) </w:t>
+                  </w:r>
+                  <w:r>
+                    <w:rPr>
+                      <w:rFonts w:ascii="Source Sans 3" w:hAnsi="Source Sans 3"/>
+                      <w:b/>
+                      <w:bCs/>
+                      <w:iCs/>
+                      <w:sz w:val="21"/>
+                      <w:szCs w:val="21"/>
+                    </w:rPr>
+                    <w:t>5</w:t>
+                  </w:r>
+                  <w:r>
+                    <w:rPr>
+                      <w:rFonts w:ascii="Source Sans 3" w:hAnsi="Source Sans 3"/>
+                      <w:b/>
+                      <w:bCs/>
+                      <w:iCs/>
+                      <w:sz w:val="21"/>
+                      <w:szCs w:val="21"/>
+                    </w:rPr>
+                    <w:t xml:space="preserve"> </w:t>
+                  </w:r>
+                  <w:r>
+                    <w:rPr>
+                      <w:rStyle w:val="BlankWord1"/>
+                    </w:rPr>
+                    <w:t>244 510</w:t>
+                  </w:r>
+                </w:p>
+              </w:tc>
+            </w:tr>
+            <w:tr>
+              <w:tc>
+                <w:tcPr>
+                  <w:tcW w:w="3041" w:type="dxa"/>
+                </w:tcPr>
+                <w:p>
+                  <w:pPr>
+                    <w:rPr>
+                      <w:rFonts w:ascii="Source Sans 3" w:hAnsi="Source Sans 3"/>
+                      <w:iCs/>
+                      <w:sz w:val="21"/>
+                      <w:szCs w:val="21"/>
+                    </w:rPr>
+                  </w:pPr>
+                  <w:r>
+                    <w:rPr>
+                      <w:rFonts w:ascii="Source Sans 3" w:hAnsi="Source Sans 3"/>
+                      <w:iCs/>
+                      <w:sz w:val="21"/>
+                      <w:szCs w:val="21"/>
+                    </w:rPr>
+                    <w:t>Website:</w:t>
+                  </w:r>
+                </w:p>
+              </w:tc>
+              <w:tc>
+                <w:tcPr>
+                  <w:tcW w:w="5386" w:type="dxa"/>
+                </w:tcPr>
+                <w:p>
+                  <w:pPr>
+                    <w:rPr>
+                      <w:rFonts w:ascii="Source Sans 3" w:hAnsi="Source Sans 3"/>
+                      <w:iCs/>
+                      <w:sz w:val="21"/>
+                      <w:szCs w:val="21"/>
+                    </w:rPr>
+                  </w:pPr>
+                  <w:r>
+                    <w:rPr>
+                      <w:rFonts w:ascii="Source Sans 3" w:hAnsi="Source Sans 3"/>
+                      <w:iCs/>
+                      <w:sz w:val="21"/>
+                      <w:szCs w:val="21"/>
+                    </w:rPr>
+                    <w:t xml:space="preserve">WWW. </w:t>
+                  </w:r>
+                  <w:r>
+                    <w:rPr>
+                      <w:rFonts w:ascii="Source Sans 3" w:hAnsi="Source Sans 3"/>
+                      <w:b/>
+                      <w:bCs/>
+                      <w:iCs/>
+                      <w:sz w:val="21"/>
+                      <w:szCs w:val="21"/>
+                    </w:rPr>
+                    <w:t>6</w:t>
+                  </w:r>
+                  <w:r>
+                    <w:rPr>
+                      <w:rFonts w:ascii="Calibri" w:eastAsia="Calibri" w:hAnsi="Calibri" w:cs="Calibri"/>
+                      <w:color w:val="050505"/>
+                      <w:kern w:val="0"/>
+                      <w:sz w:val="22"/>
+                      <w:szCs w:val="22"/>
+                      <w14:ligatures w14:val="none"/>
+                    </w:rPr>
+                    <w:t xml:space="preserve"> </w:t>
+                  </w:r>
+                  <w:r>
+                    <w:rPr>
+                      <w:rStyle w:val="BlankWord1"/>
+                    </w:rPr>
+                    <w:t>we-move-</w:t>
+                  </w:r>
+                  <w:proofErr w:type="gramStart"/>
+                  <w:r>
+                    <w:rPr>
+                      <w:rStyle w:val="BlankWord1"/>
+                    </w:rPr>
+                    <w:t>u</w:t>
+                  </w:r>
+                  <w:r>
+                    <w:rPr>
+                      <w:rFonts w:ascii="Source Sans 3" w:hAnsi="Source Sans 3"/>
+                      <w:b/>
+                      <w:bCs/>
+                      <w:iCs/>
+                      <w:sz w:val="21"/>
+                      <w:szCs w:val="21"/>
+                    </w:rPr>
+                    <w:t xml:space="preserve"> </w:t>
+                  </w:r>
+                  <w:r>
+                    <w:rPr>
+                      <w:rFonts w:ascii="Source Sans 3" w:hAnsi="Source Sans 3"/>
+                      <w:iCs/>
+                      <w:sz w:val="21"/>
+                      <w:szCs w:val="21"/>
+                    </w:rPr>
+                    <w:t>.</w:t>
+                  </w:r>
+                  <w:proofErr w:type="gramEnd"/>
+                  <w:r>
+                    <w:rPr>
+                      <w:rFonts w:ascii="Source Sans 3" w:hAnsi="Source Sans 3"/>
+                      <w:iCs/>
+                      <w:sz w:val="21"/>
+                      <w:szCs w:val="21"/>
+                    </w:rPr>
+                    <w:t>co.uk</w:t>
+                  </w:r>
+                </w:p>
+              </w:tc>
+            </w:tr>
+          </w:tbl>
+          <w:p>
+            <w:pPr>
+              <w:rPr>
+                <w:rFonts w:ascii="Source Sans 3" w:hAnsi="Source Sans 3"/>
+                <w:b/>
+                <w:bCs/>
+                <w:i/>
+                <w:sz w:val="21"/>
+                <w:szCs w:val="21"/>
+              </w:rPr>
+            </w:pPr>
+            <w:r>
+              <w:rPr>
+                <w:rFonts w:ascii="Source Sans 3" w:hAnsi="Source Sans 3"/>
+                <w:b/>
+                <w:bCs/>
+                <w:i/>
+                <w:sz w:val="21"/>
+                <w:szCs w:val="21"/>
+              </w:rPr>
+              <w:t>Questions 7-9</w:t>
+            </w:r>
+          </w:p>
+          <w:p>
+            <w:pPr>
+              <w:rPr>
+                <w:rFonts w:ascii="Source Sans 3" w:hAnsi="Source Sans 3"/>
+                <w:i/>
+                <w:sz w:val="21"/>
+                <w:szCs w:val="21"/>
+              </w:rPr>
+            </w:pPr>
+            <w:r>
+              <w:rPr>
+                <w:rFonts w:ascii="Source Sans 3" w:hAnsi="Source Sans 3"/>
+                <w:i/>
+                <w:sz w:val="21"/>
+                <w:szCs w:val="21"/>
+              </w:rPr>
+              <w:t>Choose the correct letter, A, B or C.</w:t>
+            </w:r>
+          </w:p>
+          <w:p>
+            <w:pPr>
+              <w:rPr>
+                <w:rFonts w:ascii="Source Sans 3" w:hAnsi="Source Sans 3"/>
+                <w:iCs/>
+                <w:sz w:val="21"/>
+                <w:szCs w:val="21"/>
+              </w:rPr>
+            </w:pPr>
+            <w:r>
+              <w:rPr>
+                <w:rFonts w:ascii="Source Sans 3" w:hAnsi="Source Sans 3"/>
+                <w:b/>
+                <w:bCs/>
+                <w:iCs/>
+                <w:sz w:val="21"/>
+                <w:szCs w:val="21"/>
+              </w:rPr>
+              <w:t>7</w:t>
+            </w:r>
+            <w:r>
+              <w:rPr>
+                <w:rFonts w:ascii="Source Sans 3" w:hAnsi="Source Sans 3"/>
+                <w:iCs/>
+                <w:sz w:val="21"/>
+                <w:szCs w:val="21"/>
+              </w:rPr>
+              <w:t xml:space="preserve"> The removals package that the man chooses is</w:t>
+            </w:r>
+            <w:r>
+              <w:rPr>
+                <w:rFonts w:ascii="Source Sans 3" w:hAnsi="Source Sans 3"/>
+                <w:iCs/>
+                <w:sz w:val="21"/>
+                <w:szCs w:val="21"/>
+              </w:rPr>
+              <w:t xml:space="preserve"> </w:t>
+            </w:r>
+            <w:r>
+              <w:rPr>
+                <w:rStyle w:val="BlankWord1"/>
+              </w:rPr>
+              <w:t>Silver</w:t>
+            </w:r>
+            <w:r>
+              <w:rPr>
+                <w:rFonts w:ascii="Source Sans 3" w:hAnsi="Source Sans 3"/>
+                <w:iCs/>
+                <w:sz w:val="21"/>
+                <w:szCs w:val="21"/>
+              </w:rPr>
+              <w:t>.</w:t>
+            </w:r>
+          </w:p>
+          <w:p>
+            <w:pPr>
+              <w:ind w:left="142"/>
+              <w:rPr>
+                <w:rFonts w:ascii="Source Sans 3" w:hAnsi="Source Sans 3"/>
+                <w:iCs/>
+                <w:sz w:val="21"/>
+                <w:szCs w:val="21"/>
+              </w:rPr>
+            </w:pPr>
+            <w:r>
+              <w:rPr>
+                <w:rFonts w:ascii="Source Sans 3" w:hAnsi="Source Sans 3"/>
+                <w:b/>
+                <w:bCs/>
+                <w:iCs/>
+                <w:sz w:val="21"/>
+                <w:szCs w:val="21"/>
+              </w:rPr>
+              <w:t>A</w:t>
+            </w:r>
+            <w:r>
+              <w:rPr>
+                <w:rFonts w:ascii="Source Sans 3" w:hAnsi="Source Sans 3"/>
+                <w:iCs/>
+                <w:sz w:val="21"/>
+                <w:szCs w:val="21"/>
+              </w:rPr>
+              <w:t xml:space="preserve"> Premium.</w:t>
+            </w:r>
+          </w:p>
+          <w:p>
+            <w:pPr>
+              <w:ind w:left="142"/>
+              <w:rPr>
+                <w:rFonts w:ascii="Source Sans 3" w:hAnsi="Source Sans 3"/>
+                <w:iCs/>
+                <w:sz w:val="21"/>
+                <w:szCs w:val="21"/>
+              </w:rPr>
+            </w:pPr>
+            <w:r>
+              <w:rPr>
+                <w:rFonts w:ascii="Source Sans 3" w:hAnsi="Source Sans 3"/>
+                <w:b/>
+                <w:bCs/>
+                <w:iCs/>
+                <w:sz w:val="21"/>
+                <w:szCs w:val="21"/>
+              </w:rPr>
+              <w:t>B</w:t>
+            </w:r>
+            <w:r>
+              <w:rPr>
+                <w:rFonts w:ascii="Source Sans 3" w:hAnsi="Source Sans 3"/>
+                <w:iCs/>
+                <w:sz w:val="21"/>
+                <w:szCs w:val="21"/>
+              </w:rPr>
+              <w:t xml:space="preserve"> Silver.</w:t>
+            </w:r>
+          </w:p>
+          <w:p>
+            <w:pPr>
+              <w:ind w:left="142"/>
+              <w:rPr>
+                <w:rFonts w:ascii="Source Sans 3" w:hAnsi="Source Sans 3"/>
+                <w:iCs/>
+                <w:sz w:val="21"/>
+                <w:szCs w:val="21"/>
+              </w:rPr>
+            </w:pPr>
+            <w:r>
+              <w:rPr>
+                <w:rFonts w:ascii="Source Sans 3" w:hAnsi="Source Sans 3"/>
+                <w:b/>
+                <w:bCs/>
+                <w:iCs/>
+                <w:sz w:val="21"/>
+                <w:szCs w:val="21"/>
+              </w:rPr>
+              <w:t>C</w:t>
+            </w:r>
+            <w:r>
+              <w:rPr>
+                <w:rFonts w:ascii="Source Sans 3" w:hAnsi="Source Sans 3"/>
+                <w:iCs/>
+                <w:sz w:val="21"/>
+                <w:szCs w:val="21"/>
+              </w:rPr>
+              <w:t xml:space="preserve"> Economy.</w:t>
+            </w:r>
+          </w:p>
+          <w:p>
+            <w:pPr>
+              <w:rPr>
+                <w:rFonts w:ascii="Source Sans 3" w:hAnsi="Source Sans 3"/>
+                <w:iCs/>
+                <w:sz w:val="21"/>
+                <w:szCs w:val="21"/>
+              </w:rPr>
+            </w:pPr>
+            <w:r>
+              <w:rPr>
+                <w:rFonts w:ascii="Source Sans 3" w:hAnsi="Source Sans 3"/>
+                <w:iCs/>
+                <w:sz w:val="21"/>
+                <w:szCs w:val="21"/>
+              </w:rPr>
+              <w:t>8 The woman believes that the best thing about We-Move-U is that they</w:t>
+            </w:r>
+            <w:r>
+              <w:rPr>
+                <w:rFonts w:ascii="Source Sans 3" w:hAnsi="Source Sans 3"/>
+                <w:iCs/>
+                <w:sz w:val="21"/>
+                <w:szCs w:val="21"/>
+              </w:rPr>
+              <w:t xml:space="preserve"> </w:t>
+            </w:r>
+            <w:r>
+              <w:rPr>
+                <w:rStyle w:val="BlankWord1"/>
+              </w:rPr>
+              <w:t>provide excellent service to their clients.</w:t>
+            </w:r>
+          </w:p>
+          <w:p>
+            <w:pPr>
+              <w:ind w:left="142"/>
+              <w:rPr>
+                <w:rFonts w:ascii="Source Sans 3" w:hAnsi="Source Sans 3"/>
+                <w:iCs/>
+                <w:sz w:val="21"/>
+                <w:szCs w:val="21"/>
+              </w:rPr>
+            </w:pPr>
+            <w:r>
+              <w:rPr>
+                <w:rFonts w:ascii="Source Sans 3" w:hAnsi="Source Sans 3"/>
+                <w:b/>
+                <w:bCs/>
+                <w:iCs/>
+                <w:sz w:val="21"/>
+                <w:szCs w:val="21"/>
+              </w:rPr>
+              <w:t>A</w:t>
+            </w:r>
+            <w:r>
+              <w:rPr>
+                <w:rFonts w:ascii="Source Sans 3" w:hAnsi="Source Sans 3"/>
+                <w:iCs/>
+                <w:sz w:val="21"/>
+                <w:szCs w:val="21"/>
+              </w:rPr>
+              <w:t xml:space="preserve"> cost less than people </w:t>
+            </w:r>
+            <w:proofErr w:type="gramStart"/>
+            <w:r>
+              <w:rPr>
+                <w:rFonts w:ascii="Source Sans 3" w:hAnsi="Source Sans 3"/>
+                <w:iCs/>
+                <w:sz w:val="21"/>
+                <w:szCs w:val="21"/>
+              </w:rPr>
+              <w:t>expect</w:t>
+            </w:r>
+            <w:proofErr w:type="gramEnd"/>
+            <w:r>
+              <w:rPr>
+                <w:rFonts w:ascii="Source Sans 3" w:hAnsi="Source Sans 3"/>
+                <w:iCs/>
+                <w:sz w:val="21"/>
+                <w:szCs w:val="21"/>
+              </w:rPr>
+              <w:t>.</w:t>
+            </w:r>
+          </w:p>
+          <w:p>
+            <w:pPr>
+              <w:ind w:left="142"/>
+              <w:rPr>
+                <w:rFonts w:ascii="Source Sans 3" w:hAnsi="Source Sans 3"/>
+                <w:iCs/>
+                <w:sz w:val="21"/>
+                <w:szCs w:val="21"/>
+              </w:rPr>
+            </w:pPr>
+            <w:r>
+              <w:rPr>
+                <w:rFonts w:ascii="Source Sans 3" w:hAnsi="Source Sans 3"/>
+                <w:b/>
+                <w:bCs/>
+                <w:iCs/>
+                <w:sz w:val="21"/>
+                <w:szCs w:val="21"/>
+              </w:rPr>
+              <w:t>B</w:t>
+            </w:r>
+            <w:r>
+              <w:rPr>
+                <w:rFonts w:ascii="Source Sans 3" w:hAnsi="Source Sans 3"/>
+                <w:iCs/>
+                <w:sz w:val="21"/>
+                <w:szCs w:val="21"/>
+              </w:rPr>
+              <w:t xml:space="preserve"> </w:t>
+            </w:r>
+            <w:proofErr w:type="gramStart"/>
+            <w:r>
+              <w:rPr>
+                <w:rFonts w:ascii="Source Sans 3" w:hAnsi="Source Sans 3"/>
+                <w:iCs/>
+                <w:sz w:val="21"/>
+                <w:szCs w:val="21"/>
+              </w:rPr>
+              <w:t>are</w:t>
+            </w:r>
+            <w:proofErr w:type="gramEnd"/>
+            <w:r>
+              <w:rPr>
+                <w:rFonts w:ascii="Source Sans 3" w:hAnsi="Source Sans 3"/>
+                <w:iCs/>
+                <w:sz w:val="21"/>
+                <w:szCs w:val="21"/>
+              </w:rPr>
+              <w:t xml:space="preserve"> very efficient.</w:t>
+            </w:r>
+          </w:p>
+          <w:p>
+            <w:pPr>
+              <w:ind w:left="142"/>
+              <w:rPr>
+                <w:rFonts w:ascii="Source Sans 3" w:hAnsi="Source Sans 3"/>
+                <w:iCs/>
+                <w:sz w:val="21"/>
+                <w:szCs w:val="21"/>
+              </w:rPr>
+            </w:pPr>
+            <w:r>
+              <w:rPr>
+                <w:rFonts w:ascii="Source Sans 3" w:hAnsi="Source Sans 3"/>
+                <w:b/>
+                <w:bCs/>
+                <w:iCs/>
+                <w:sz w:val="21"/>
+                <w:szCs w:val="21"/>
+              </w:rPr>
+              <w:t>C</w:t>
+            </w:r>
+            <w:r>
+              <w:rPr>
+                <w:rFonts w:ascii="Source Sans 3" w:hAnsi="Source Sans 3"/>
+                <w:iCs/>
+                <w:sz w:val="21"/>
+                <w:szCs w:val="21"/>
+              </w:rPr>
+              <w:t xml:space="preserve"> provide excellent service to their clients.</w:t>
+            </w:r>
+          </w:p>
+          <w:p>
+            <w:pPr>
+              <w:rPr>
+                <w:rFonts w:ascii="Source Sans 3" w:hAnsi="Source Sans 3"/>
+                <w:iCs/>
+                <w:sz w:val="21"/>
+                <w:szCs w:val="21"/>
+              </w:rPr>
+            </w:pPr>
+            <w:r>
+              <w:rPr>
+                <w:rFonts w:ascii="Source Sans 3" w:hAnsi="Source Sans 3"/>
+                <w:iCs/>
+                <w:sz w:val="21"/>
+                <w:szCs w:val="21"/>
+              </w:rPr>
+              <w:t>9 After the man makes a booking, there will be</w:t>
+            </w:r>
+            <w:r>
+              <w:rPr>
+                <w:rFonts w:ascii="Source Sans 3" w:hAnsi="Source Sans 3"/>
+                <w:iCs/>
+                <w:sz w:val="21"/>
+                <w:szCs w:val="21"/>
+              </w:rPr>
+              <w:t xml:space="preserve"> </w:t>
+            </w:r>
+            <w:r>
+              <w:rPr>
+                <w:rStyle w:val="BlankWord1"/>
+              </w:rPr>
+              <w:t>a charge if the man changes the day of his move.</w:t>
+            </w:r>
+          </w:p>
+          <w:p>
+            <w:pPr>
+              <w:ind w:left="142"/>
+              <w:rPr>
+                <w:rFonts w:ascii="Source Sans 3" w:hAnsi="Source Sans 3"/>
+                <w:iCs/>
+                <w:sz w:val="21"/>
+                <w:szCs w:val="21"/>
+              </w:rPr>
+            </w:pPr>
+            <w:r>
+              <w:rPr>
+                <w:rFonts w:ascii="Source Sans 3" w:hAnsi="Source Sans 3"/>
+                <w:b/>
+                <w:bCs/>
+                <w:iCs/>
+                <w:sz w:val="21"/>
+                <w:szCs w:val="21"/>
+              </w:rPr>
+              <w:t>A</w:t>
+            </w:r>
+            <w:r>
+              <w:rPr>
+                <w:rFonts w:ascii="Source Sans 3" w:hAnsi="Source Sans 3"/>
+                <w:iCs/>
+                <w:sz w:val="21"/>
+                <w:szCs w:val="21"/>
+              </w:rPr>
+              <w:t xml:space="preserve"> no more charges.</w:t>
+            </w:r>
+          </w:p>
+          <w:p>
+            <w:pPr>
+              <w:ind w:left="142"/>
+              <w:rPr>
+                <w:rFonts w:ascii="Source Sans 3" w:hAnsi="Source Sans 3"/>
+                <w:iCs/>
+                <w:sz w:val="21"/>
+                <w:szCs w:val="21"/>
+              </w:rPr>
+            </w:pPr>
+            <w:r>
+              <w:rPr>
+                <w:rFonts w:ascii="Source Sans 3" w:hAnsi="Source Sans 3"/>
+                <w:b/>
+                <w:bCs/>
+                <w:iCs/>
+                <w:sz w:val="21"/>
+                <w:szCs w:val="21"/>
+              </w:rPr>
+              <w:t>B</w:t>
+            </w:r>
+            <w:r>
+              <w:rPr>
+                <w:rFonts w:ascii="Source Sans 3" w:hAnsi="Source Sans 3"/>
+                <w:iCs/>
+                <w:sz w:val="21"/>
+                <w:szCs w:val="21"/>
+              </w:rPr>
+              <w:t xml:space="preserve"> a 10% charge when the move is completed.</w:t>
+            </w:r>
+          </w:p>
+          <w:p>
+            <w:pPr>
+              <w:ind w:left="142"/>
+              <w:rPr>
+                <w:rFonts w:ascii="Source Sans 3" w:hAnsi="Source Sans 3"/>
+                <w:iCs/>
+                <w:sz w:val="21"/>
+                <w:szCs w:val="21"/>
+              </w:rPr>
+            </w:pPr>
+            <w:r>
+              <w:rPr>
+                <w:rFonts w:ascii="Source Sans 3" w:hAnsi="Source Sans 3"/>
+                <w:b/>
+                <w:bCs/>
+                <w:iCs/>
+                <w:sz w:val="21"/>
+                <w:szCs w:val="21"/>
+              </w:rPr>
+              <w:t>C</w:t>
+            </w:r>
+            <w:r>
+              <w:rPr>
+                <w:rFonts w:ascii="Source Sans 3" w:hAnsi="Source Sans 3"/>
+                <w:iCs/>
+                <w:sz w:val="21"/>
+                <w:szCs w:val="21"/>
+              </w:rPr>
+              <w:t xml:space="preserve"> a charge if the man changes the day of his move.</w:t>
+            </w:r>
+          </w:p>
+        </w:tc>
+      </w:tr>
+    </w:tbl>
+    <w:p>
+      <w:pPr>
+        <w:rPr>
+          <w:rFonts w:ascii="Source Sans 3" w:hAnsi="Source Sans 3"/>
+          <w:sz w:val="19"/>
+          <w:szCs w:val="19"/>
+        </w:rPr>
+      </w:pPr>
+      <w:r>
+        <w:rPr>
+          <w:rFonts w:ascii="Source Sans 3" w:hAnsi="Source Sans 3"/>
+          <w:sz w:val="19"/>
+          <w:szCs w:val="19"/>
+        </w:rPr>
+        <w:br w:type="page"/>
+      </w:r>
+    </w:p>
+    <w:tbl>
+      <w:tblPr>
+        <w:tblStyle w:val="DottedTable"/>
+        <w:tblW w:w="14312" w:type="dxa"/>
+        <w:tblLook w:val="04A0" w:firstRow="1" w:lastRow="0" w:firstColumn="1" w:lastColumn="0" w:noHBand="0" w:noVBand="1"/>
+      </w:tblPr>
+      <w:tblGrid>
+        <w:gridCol w:w="14312"/>
+      </w:tblGrid>
+      <w:tr>
+        <w:tc>
+          <w:tcPr>
+            <w:tcW w:w="14312" w:type="dxa"/>
+            <w:shd w:val="clear" w:color="auto" w:fill="0A7EDD"/>
+          </w:tcPr>
+          <w:p>
+            <w:pPr>
+              <w:rPr>
+                <w:rFonts w:ascii="Source Sans 3 ExtraBold" w:hAnsi="Source Sans 3 ExtraBold" w:cstheme="majorBidi"/>
+                <w:b/>
+                <w:bCs/>
+                <w:sz w:val="32"/>
+                <w:szCs w:val="32"/>
+              </w:rPr>
+            </w:pPr>
+            <w:r>
+              <w:rPr>
+                <w:rFonts w:ascii="Source Sans 3 ExtraBold" w:hAnsi="Source Sans 3 ExtraBold"/>
+                <w:b/>
+                <w:bCs/>
+                <w:sz w:val="32"/>
+                <w:szCs w:val="32"/>
+              </w:rPr>
+              <w:lastRenderedPageBreak/>
+              <w:t>UNIT/01: URBAN AND RURAL LIFE</w:t>
+            </w:r>
+          </w:p>
+          <w:p>
+            <w:pPr>
+              <w:rPr>
+                <w:rFonts w:ascii="Source Sans 3 Black" w:hAnsi="Source Sans 3 Black" w:cstheme="majorBidi"/>
+                <w:b/>
+                <w:bCs/>
+                <w:color w:val="FFFFFF" w:themeColor="background1"/>
+                <w:sz w:val="88"/>
+                <w:szCs w:val="88"/>
+              </w:rPr>
+            </w:pPr>
+            <w:r>
+              <w:rPr>
+                <w:rFonts w:ascii="Source Sans 3 Black" w:hAnsi="Source Sans 3 Black"/>
+                <w:b/>
+                <w:bCs/>
+                <w:color w:val="FFFFFF" w:themeColor="background1"/>
+                <w:sz w:val="88"/>
+                <w:szCs w:val="88"/>
+              </w:rPr>
+              <w:t>LISTENING</w:t>
+            </w:r>
+          </w:p>
+          <w:p>
+            <w:pPr>
+              <w:rPr>
+                <w:rFonts w:ascii="Source Sans 3 Bold" w:hAnsi="Source Sans 3 Bold"/>
+                <w:b/>
+                <w:bCs/>
+                <w:caps/>
+                <w:sz w:val="22"/>
+                <w:szCs w:val="22"/>
+              </w:rPr>
+            </w:pPr>
+            <w:r>
+              <w:rPr>
+                <w:rFonts w:ascii="Source Sans 3 Bold" w:hAnsi="Source Sans 3 Bold"/>
+                <w:b/>
+                <w:bCs/>
+                <w:caps/>
+                <w:sz w:val="22"/>
+                <w:szCs w:val="22"/>
+              </w:rPr>
+              <w:t>IN THIS unIT YOU WILL</w:t>
+            </w:r>
+            <w:r>
+              <w:rPr>
+                <w:rFonts w:ascii="Source Sans 3 Bold" w:hAnsi="Source Sans 3 Bold"/>
+                <w:b/>
+                <w:bCs/>
+                <w:caps/>
+                <w:sz w:val="22"/>
+                <w:szCs w:val="22"/>
+              </w:rPr>
+              <w:br/>
+              <w:t>LEARN HOW TO</w:t>
+            </w:r>
+          </w:p>
+          <w:p>
+            <w:pPr>
+              <w:pStyle w:val="ListParagraph"/>
+              <w:numPr>
+                <w:ilvl w:val="0"/>
+                <w:numId w:val="12"/>
+              </w:numPr>
+              <w:rPr>
+                <w:rFonts w:ascii="Source Sans 3" w:hAnsi="Source Sans 3" w:cs="B Zar"/>
+                <w:sz w:val="21"/>
+                <w:szCs w:val="21"/>
+              </w:rPr>
+            </w:pPr>
+            <w:r>
+              <w:rPr>
+                <w:rFonts w:ascii="Source Sans 3" w:hAnsi="Source Sans 3" w:cs="B Zar"/>
+                <w:sz w:val="21"/>
+                <w:szCs w:val="21"/>
+              </w:rPr>
+              <w:t>review all three parts of the Speaking test</w:t>
+            </w:r>
+          </w:p>
+          <w:p>
+            <w:pPr>
+              <w:pStyle w:val="ListParagraph"/>
+              <w:numPr>
+                <w:ilvl w:val="0"/>
+                <w:numId w:val="12"/>
+              </w:numPr>
+              <w:rPr>
+                <w:rFonts w:ascii="Source Sans 3" w:hAnsi="Source Sans 3" w:cs="B Zar"/>
+                <w:sz w:val="21"/>
+                <w:szCs w:val="21"/>
+              </w:rPr>
+            </w:pPr>
+            <w:proofErr w:type="spellStart"/>
+            <w:r>
+              <w:rPr>
+                <w:rFonts w:ascii="Source Sans 3" w:hAnsi="Source Sans 3" w:cs="B Zar"/>
+                <w:sz w:val="21"/>
+                <w:szCs w:val="21"/>
+              </w:rPr>
+              <w:t>analyse</w:t>
+            </w:r>
+            <w:proofErr w:type="spellEnd"/>
+            <w:r>
+              <w:rPr>
+                <w:rFonts w:ascii="Source Sans 3" w:hAnsi="Source Sans 3" w:cs="B Zar"/>
+                <w:sz w:val="21"/>
+                <w:szCs w:val="21"/>
+              </w:rPr>
+              <w:t xml:space="preserve"> good and bad answers to parts of the test</w:t>
+            </w:r>
+          </w:p>
+          <w:p>
+            <w:pPr>
+              <w:pStyle w:val="ListParagraph"/>
+              <w:numPr>
+                <w:ilvl w:val="0"/>
+                <w:numId w:val="12"/>
+              </w:numPr>
+              <w:rPr>
+                <w:rFonts w:cs="B Zar"/>
+              </w:rPr>
+            </w:pPr>
+            <w:r>
+              <w:rPr>
+                <w:rFonts w:ascii="Source Sans 3" w:hAnsi="Source Sans 3" w:cs="B Zar"/>
+                <w:sz w:val="21"/>
+                <w:szCs w:val="21"/>
+              </w:rPr>
+              <w:t>correctly use future time conditionals in the Speaking test.</w:t>
+            </w:r>
+          </w:p>
+        </w:tc>
+      </w:tr>
+    </w:tbl>
+    <w:p>
+      <w:pPr>
+        <w:spacing w:before="240" w:after="0"/>
+        <w:rPr>
+          <w:rFonts w:ascii="Source Sans 3" w:hAnsi="Source Sans 3"/>
+          <w:b/>
+          <w:bCs/>
+          <w:shd w:val="clear" w:color="auto" w:fill="FFFF00"/>
+          <w:rtl/>
+        </w:rPr>
+      </w:pPr>
+      <w:r>
+        <w:rPr>
+          <w:rFonts w:ascii="Source Sans 3" w:hAnsi="Source Sans 3"/>
+          <w:b/>
+          <w:bCs/>
+          <w:color w:val="FFFFFF" w:themeColor="background1"/>
+          <w:bdr w:val="single" w:sz="4" w:space="0" w:color="auto"/>
+          <w:shd w:val="clear" w:color="auto" w:fill="0A7EDD"/>
+        </w:rPr>
+        <w:t>Lead-in</w:t>
+      </w:r>
+    </w:p>
+    <w:tbl>
+      <w:tblPr>
+        <w:tblStyle w:val="DottedTable"/>
+        <w:tblW w:w="14312" w:type="dxa"/>
+        <w:tblLook w:val="04A0" w:firstRow="1" w:lastRow="0" w:firstColumn="1" w:lastColumn="0" w:noHBand="0" w:noVBand="1"/>
+      </w:tblPr>
+      <w:tblGrid>
+        <w:gridCol w:w="562"/>
+        <w:gridCol w:w="13750"/>
+      </w:tblGrid>
+      <w:tr>
+        <w:tc>
+          <w:tcPr>
+            <w:tcW w:w="562" w:type="dxa"/>
+          </w:tcPr>
+          <w:p>
+            <w:pPr>
+              <w:rPr>
+                <w:rFonts w:ascii="Source Sans 3" w:hAnsi="Source Sans 3"/>
+                <w:b/>
+                <w:bCs/>
+                <w:bdr w:val="single" w:sz="12" w:space="0" w:color="FFFF00"/>
+              </w:rPr>
+            </w:pPr>
+            <w:r>
+              <w:rPr>
+                <w:rFonts w:ascii="Source Sans 3" w:hAnsi="Source Sans 3"/>
+                <w:b/>
+                <w:bCs/>
+                <w:bdr w:val="single" w:sz="12" w:space="0" w:color="0A7EDD"/>
+              </w:rPr>
+              <w:t>01</w:t>
+            </w:r>
+          </w:p>
+        </w:tc>
+        <w:tc>
+          <w:tcPr>
+            <w:tcW w:w="13750" w:type="dxa"/>
+          </w:tcPr>
           <w:p>
             <w:pPr>
               <w:spacing w:after="80"/>
@@ -33759,40 +36308,1664 @@
                 <w:rFonts w:ascii="Source Sans 3" w:hAnsi="Source Sans 3"/>
                 <w:b/>
                 <w:bCs/>
-                <w:iCs/>
-                <w:sz w:val="21"/>
-                <w:szCs w:val="21"/>
-              </w:rPr>
-            </w:pPr>
-            <w:r>
-              <w:rPr>
-                <w:rFonts w:ascii="Source Sans 3" w:hAnsi="Source Sans 3"/>
-                <w:sz w:val="21"/>
-                <w:szCs w:val="21"/>
-                <w:bdr w:val="dashSmallGap" w:sz="12" w:space="0" w:color="ED7D31" w:themeColor="accent2"/>
-                <w:shd w:val="pct5" w:color="auto" w:fill="FFF2CC" w:themeFill="accent4" w:themeFillTint="33"/>
-                <w14:textOutline w14:w="9525" w14:cap="rnd" w14:cmpd="sng" w14:algn="ctr">
+                <w:sz w:val="21"/>
+                <w:szCs w:val="21"/>
+                <w:rtl/>
+              </w:rPr>
+            </w:pPr>
+            <w:r>
+              <w:rPr>
+                <w:rFonts w:ascii="Source Sans 3" w:hAnsi="Source Sans 3"/>
+                <w:b/>
+                <w:bCs/>
+                <w:sz w:val="21"/>
+                <w:szCs w:val="21"/>
+              </w:rPr>
+              <w:t>Complete this IELTS Speaking test quiz. Then compare your answers with a partner.</w:t>
+            </w:r>
+          </w:p>
+          <w:p>
+            <w:pPr>
+              <w:rPr>
+                <w:rStyle w:val="BlankWord1"/>
+                <w:szCs w:val="21"/>
+                <w:bdr w:val="none" w:sz="0" w:space="0" w:color="auto"/>
+                <w:shd w:val="clear" w:color="auto" w:fill="auto"/>
+                <w14:textOutline w14:w="0" w14:cap="rnd" w14:cmpd="sng" w14:algn="ctr">
                   <w14:noFill/>
                   <w14:prstDash w14:val="solid"/>
                   <w14:bevel/>
                 </w14:textOutline>
               </w:rPr>
-              <w:t xml:space="preserve">6 </w:t>
-            </w:r>
-            <w:r>
-              <w:rPr>
-                <w:rFonts w:ascii="Source Sans 3" w:hAnsi="Source Sans 3"/>
-                <w:sz w:val="21"/>
-                <w:szCs w:val="21"/>
-                <w:bdr w:val="dashSmallGap" w:sz="12" w:space="0" w:color="ED7D31" w:themeColor="accent2"/>
-                <w:shd w:val="pct5" w:color="auto" w:fill="FFF2CC" w:themeFill="accent4" w:themeFillTint="33"/>
-                <w14:textOutline w14:w="9525" w14:cap="rnd" w14:cmpd="sng" w14:algn="ctr">
+            </w:pPr>
+            <w:r>
+              <w:rPr>
+                <w:rStyle w:val="BlankWord1"/>
+                <w:b/>
+                <w:bCs/>
+                <w:szCs w:val="21"/>
+                <w:bdr w:val="none" w:sz="0" w:space="0" w:color="auto"/>
+                <w:shd w:val="clear" w:color="auto" w:fill="auto"/>
+                <w14:textOutline w14:w="0" w14:cap="rnd" w14:cmpd="sng" w14:algn="ctr">
                   <w14:noFill/>
                   <w14:prstDash w14:val="solid"/>
                   <w14:bevel/>
                 </w14:textOutline>
               </w:rPr>
-              <w:t>Do not touch or take photos of the exhibits unless ...</w:t>
+              <w:t>1</w:t>
+            </w:r>
+            <w:r>
+              <w:rPr>
+                <w:rStyle w:val="BlankWord1"/>
+                <w:szCs w:val="21"/>
+                <w:bdr w:val="none" w:sz="0" w:space="0" w:color="auto"/>
+                <w:shd w:val="clear" w:color="auto" w:fill="auto"/>
+                <w14:textOutline w14:w="0" w14:cap="rnd" w14:cmpd="sng" w14:algn="ctr">
+                  <w14:noFill/>
+                  <w14:prstDash w14:val="solid"/>
+                  <w14:bevel/>
+                </w14:textOutline>
+              </w:rPr>
+              <w:t xml:space="preserve"> </w:t>
+            </w:r>
+            <w:r>
+              <w:rPr>
+                <w:rFonts w:ascii="Source Sans 3" w:hAnsi="Source Sans 3"/>
+                <w:sz w:val="21"/>
+                <w:szCs w:val="21"/>
+              </w:rPr>
+              <w:t>How long does the full Speaking test last?</w:t>
+            </w:r>
+            <w:r>
+              <w:rPr>
+                <w:rStyle w:val="BlankWord1"/>
+                <w:szCs w:val="21"/>
+                <w:bdr w:val="none" w:sz="0" w:space="0" w:color="auto"/>
+                <w:shd w:val="clear" w:color="auto" w:fill="auto"/>
+                <w14:textOutline w14:w="0" w14:cap="rnd" w14:cmpd="sng" w14:algn="ctr">
+                  <w14:noFill/>
+                  <w14:prstDash w14:val="solid"/>
+                  <w14:bevel/>
+                </w14:textOutline>
+              </w:rPr>
+              <w:t xml:space="preserve"> </w:t>
+            </w:r>
+            <w:r>
+              <w:rPr>
+                <w:rStyle w:val="BlankWord1"/>
+              </w:rPr>
+              <w:t>B</w:t>
+            </w:r>
+          </w:p>
+          <w:tbl>
+            <w:tblPr>
+              <w:tblStyle w:val="DottedTable"/>
+              <w:tblW w:w="0" w:type="auto"/>
+              <w:tblLook w:val="04A0" w:firstRow="1" w:lastRow="0" w:firstColumn="1" w:lastColumn="0" w:noHBand="0" w:noVBand="1"/>
+            </w:tblPr>
+            <w:tblGrid>
+              <w:gridCol w:w="4508"/>
+              <w:gridCol w:w="4508"/>
+              <w:gridCol w:w="4508"/>
+            </w:tblGrid>
+            <w:tr>
+              <w:tc>
+                <w:tcPr>
+                  <w:tcW w:w="4508" w:type="dxa"/>
+                </w:tcPr>
+                <w:p>
+                  <w:pPr>
+                    <w:rPr>
+                      <w:rFonts w:ascii="Source Sans 3" w:hAnsi="Source Sans 3"/>
+                      <w:iCs/>
+                      <w:sz w:val="21"/>
+                      <w:szCs w:val="21"/>
+                    </w:rPr>
+                  </w:pPr>
+                  <w:proofErr w:type="gramStart"/>
+                  <w:r>
+                    <w:rPr>
+                      <w:rFonts w:ascii="Source Sans 3" w:hAnsi="Source Sans 3"/>
+                      <w:b/>
+                      <w:bCs/>
+                      <w:iCs/>
+                      <w:sz w:val="21"/>
+                      <w:szCs w:val="21"/>
+                    </w:rPr>
+                    <w:t>A</w:t>
+                  </w:r>
+                  <w:proofErr w:type="gramEnd"/>
+                  <w:r>
+                    <w:rPr>
+                      <w:rFonts w:ascii="Source Sans 3" w:hAnsi="Source Sans 3"/>
+                      <w:iCs/>
+                      <w:sz w:val="21"/>
+                      <w:szCs w:val="21"/>
+                    </w:rPr>
+                    <w:t xml:space="preserve"> 8-10 minutes</w:t>
+                  </w:r>
+                </w:p>
+              </w:tc>
+              <w:tc>
+                <w:tcPr>
+                  <w:tcW w:w="4508" w:type="dxa"/>
+                </w:tcPr>
+                <w:p>
+                  <w:pPr>
+                    <w:rPr>
+                      <w:rFonts w:ascii="Source Sans 3" w:hAnsi="Source Sans 3"/>
+                      <w:iCs/>
+                      <w:sz w:val="21"/>
+                      <w:szCs w:val="21"/>
+                    </w:rPr>
+                  </w:pPr>
+                  <w:r>
+                    <w:rPr>
+                      <w:rFonts w:ascii="Source Sans 3" w:hAnsi="Source Sans 3"/>
+                      <w:b/>
+                      <w:bCs/>
+                      <w:iCs/>
+                      <w:sz w:val="21"/>
+                      <w:szCs w:val="21"/>
+                    </w:rPr>
+                    <w:t>B</w:t>
+                  </w:r>
+                  <w:r>
+                    <w:rPr>
+                      <w:rFonts w:ascii="Source Sans 3" w:hAnsi="Source Sans 3"/>
+                      <w:iCs/>
+                      <w:sz w:val="21"/>
+                      <w:szCs w:val="21"/>
+                    </w:rPr>
+                    <w:t xml:space="preserve"> 11-14 minutes</w:t>
+                  </w:r>
+                </w:p>
+              </w:tc>
+              <w:tc>
+                <w:tcPr>
+                  <w:tcW w:w="4508" w:type="dxa"/>
+                </w:tcPr>
+                <w:p>
+                  <w:pPr>
+                    <w:rPr>
+                      <w:rFonts w:ascii="Source Sans 3" w:hAnsi="Source Sans 3"/>
+                      <w:iCs/>
+                      <w:sz w:val="21"/>
+                      <w:szCs w:val="21"/>
+                    </w:rPr>
+                  </w:pPr>
+                  <w:r>
+                    <w:rPr>
+                      <w:rFonts w:ascii="Source Sans 3" w:hAnsi="Source Sans 3"/>
+                      <w:b/>
+                      <w:bCs/>
+                      <w:iCs/>
+                      <w:sz w:val="21"/>
+                      <w:szCs w:val="21"/>
+                    </w:rPr>
+                    <w:t>C</w:t>
+                  </w:r>
+                  <w:r>
+                    <w:rPr>
+                      <w:rFonts w:ascii="Source Sans 3" w:hAnsi="Source Sans 3"/>
+                      <w:iCs/>
+                      <w:sz w:val="21"/>
+                      <w:szCs w:val="21"/>
+                    </w:rPr>
+                    <w:t xml:space="preserve"> 17-20 minutes</w:t>
+                  </w:r>
+                </w:p>
+              </w:tc>
+            </w:tr>
+          </w:tbl>
+          <w:p>
+            <w:pPr>
+              <w:spacing w:before="80"/>
+              <w:rPr>
+                <w:rStyle w:val="BlankWord1"/>
+                <w:szCs w:val="21"/>
+                <w:bdr w:val="none" w:sz="0" w:space="0" w:color="auto"/>
+                <w:shd w:val="clear" w:color="auto" w:fill="auto"/>
+                <w14:textOutline w14:w="0" w14:cap="rnd" w14:cmpd="sng" w14:algn="ctr">
+                  <w14:noFill/>
+                  <w14:prstDash w14:val="solid"/>
+                  <w14:bevel/>
+                </w14:textOutline>
+              </w:rPr>
+            </w:pPr>
+            <w:r>
+              <w:rPr>
+                <w:rStyle w:val="BlankWord1"/>
+                <w:b/>
+                <w:bCs/>
+                <w:szCs w:val="21"/>
+                <w:bdr w:val="none" w:sz="0" w:space="0" w:color="auto"/>
+                <w:shd w:val="clear" w:color="auto" w:fill="auto"/>
+                <w14:textOutline w14:w="0" w14:cap="rnd" w14:cmpd="sng" w14:algn="ctr">
+                  <w14:noFill/>
+                  <w14:prstDash w14:val="solid"/>
+                  <w14:bevel/>
+                </w14:textOutline>
+              </w:rPr>
+              <w:t>2</w:t>
+            </w:r>
+            <w:r>
+              <w:rPr>
+                <w:rStyle w:val="BlankWord1"/>
+                <w:szCs w:val="21"/>
+                <w:bdr w:val="none" w:sz="0" w:space="0" w:color="auto"/>
+                <w:shd w:val="clear" w:color="auto" w:fill="auto"/>
+                <w14:textOutline w14:w="0" w14:cap="rnd" w14:cmpd="sng" w14:algn="ctr">
+                  <w14:noFill/>
+                  <w14:prstDash w14:val="solid"/>
+                  <w14:bevel/>
+                </w14:textOutline>
+              </w:rPr>
+              <w:t xml:space="preserve"> </w:t>
+            </w:r>
+            <w:r>
+              <w:rPr>
+                <w:rFonts w:ascii="Source Sans 3" w:hAnsi="Source Sans 3"/>
+                <w:sz w:val="21"/>
+                <w:szCs w:val="21"/>
+              </w:rPr>
+              <w:t xml:space="preserve">Which </w:t>
+            </w:r>
+            <w:proofErr w:type="gramStart"/>
+            <w:r>
+              <w:rPr>
+                <w:rFonts w:ascii="Source Sans 3" w:hAnsi="Source Sans 3"/>
+                <w:sz w:val="21"/>
+                <w:szCs w:val="21"/>
+              </w:rPr>
+              <w:t>part</w:t>
+            </w:r>
+            <w:proofErr w:type="gramEnd"/>
+            <w:r>
+              <w:rPr>
+                <w:rFonts w:ascii="Source Sans 3" w:hAnsi="Source Sans 3"/>
+                <w:sz w:val="21"/>
+                <w:szCs w:val="21"/>
+              </w:rPr>
+              <w:t xml:space="preserve"> of the test is a two-way discussion with the examiner about abstract issues and ideas?</w:t>
+            </w:r>
+            <w:r>
+              <w:rPr>
+                <w:rFonts w:ascii="Source Sans 3" w:hAnsi="Source Sans 3"/>
+                <w:sz w:val="21"/>
+                <w:szCs w:val="21"/>
+              </w:rPr>
+              <w:t xml:space="preserve"> </w:t>
+            </w:r>
+            <w:r>
+              <w:rPr>
+                <w:rStyle w:val="BlankWord1"/>
+              </w:rPr>
+              <w:t>C</w:t>
+            </w:r>
+          </w:p>
+          <w:tbl>
+            <w:tblPr>
+              <w:tblStyle w:val="DottedTable"/>
+              <w:tblW w:w="0" w:type="auto"/>
+              <w:tblLook w:val="04A0" w:firstRow="1" w:lastRow="0" w:firstColumn="1" w:lastColumn="0" w:noHBand="0" w:noVBand="1"/>
+            </w:tblPr>
+            <w:tblGrid>
+              <w:gridCol w:w="4508"/>
+              <w:gridCol w:w="4508"/>
+              <w:gridCol w:w="4508"/>
+            </w:tblGrid>
+            <w:tr>
+              <w:tc>
+                <w:tcPr>
+                  <w:tcW w:w="4508" w:type="dxa"/>
+                </w:tcPr>
+                <w:p>
+                  <w:pPr>
+                    <w:rPr>
+                      <w:rFonts w:ascii="Source Sans 3" w:hAnsi="Source Sans 3"/>
+                      <w:iCs/>
+                      <w:sz w:val="21"/>
+                      <w:szCs w:val="21"/>
+                    </w:rPr>
+                  </w:pPr>
+                  <w:r>
+                    <w:rPr>
+                      <w:rFonts w:ascii="Source Sans 3" w:hAnsi="Source Sans 3"/>
+                      <w:b/>
+                      <w:bCs/>
+                      <w:iCs/>
+                      <w:sz w:val="21"/>
+                      <w:szCs w:val="21"/>
+                    </w:rPr>
+                    <w:t>A</w:t>
+                  </w:r>
+                  <w:r>
+                    <w:rPr>
+                      <w:rFonts w:ascii="Source Sans 3" w:hAnsi="Source Sans 3"/>
+                      <w:iCs/>
+                      <w:sz w:val="21"/>
+                      <w:szCs w:val="21"/>
+                    </w:rPr>
+                    <w:t xml:space="preserve"> Part</w:t>
+                  </w:r>
+                  <w:r>
+                    <w:rPr>
+                      <w:rFonts w:ascii="Source Sans 3" w:hAnsi="Source Sans 3"/>
+                      <w:iCs/>
+                      <w:sz w:val="21"/>
+                      <w:szCs w:val="21"/>
+                    </w:rPr>
+                    <w:t xml:space="preserve"> 1</w:t>
+                  </w:r>
+                </w:p>
+              </w:tc>
+              <w:tc>
+                <w:tcPr>
+                  <w:tcW w:w="4508" w:type="dxa"/>
+                </w:tcPr>
+                <w:p>
+                  <w:pPr>
+                    <w:rPr>
+                      <w:rFonts w:ascii="Source Sans 3" w:hAnsi="Source Sans 3"/>
+                      <w:iCs/>
+                      <w:sz w:val="21"/>
+                      <w:szCs w:val="21"/>
+                    </w:rPr>
+                  </w:pPr>
+                  <w:r>
+                    <w:rPr>
+                      <w:rFonts w:ascii="Source Sans 3" w:hAnsi="Source Sans 3"/>
+                      <w:b/>
+                      <w:bCs/>
+                      <w:iCs/>
+                      <w:sz w:val="21"/>
+                      <w:szCs w:val="21"/>
+                    </w:rPr>
+                    <w:t>B</w:t>
+                  </w:r>
+                  <w:r>
+                    <w:rPr>
+                      <w:rFonts w:ascii="Source Sans 3" w:hAnsi="Source Sans 3"/>
+                      <w:iCs/>
+                      <w:sz w:val="21"/>
+                      <w:szCs w:val="21"/>
+                    </w:rPr>
+                    <w:t xml:space="preserve"> Part</w:t>
+                  </w:r>
+                  <w:r>
+                    <w:rPr>
+                      <w:rFonts w:ascii="Source Sans 3" w:hAnsi="Source Sans 3"/>
+                      <w:iCs/>
+                      <w:sz w:val="21"/>
+                      <w:szCs w:val="21"/>
+                    </w:rPr>
+                    <w:t xml:space="preserve"> 2</w:t>
+                  </w:r>
+                </w:p>
+              </w:tc>
+              <w:tc>
+                <w:tcPr>
+                  <w:tcW w:w="4508" w:type="dxa"/>
+                </w:tcPr>
+                <w:p>
+                  <w:pPr>
+                    <w:rPr>
+                      <w:rFonts w:ascii="Source Sans 3" w:hAnsi="Source Sans 3"/>
+                      <w:iCs/>
+                      <w:sz w:val="21"/>
+                      <w:szCs w:val="21"/>
+                    </w:rPr>
+                  </w:pPr>
+                  <w:r>
+                    <w:rPr>
+                      <w:rFonts w:ascii="Source Sans 3" w:hAnsi="Source Sans 3"/>
+                      <w:b/>
+                      <w:bCs/>
+                      <w:iCs/>
+                      <w:sz w:val="21"/>
+                      <w:szCs w:val="21"/>
+                    </w:rPr>
+                    <w:t>C</w:t>
+                  </w:r>
+                  <w:r>
+                    <w:rPr>
+                      <w:rFonts w:ascii="Source Sans 3" w:hAnsi="Source Sans 3"/>
+                      <w:iCs/>
+                      <w:sz w:val="21"/>
+                      <w:szCs w:val="21"/>
+                    </w:rPr>
+                    <w:t xml:space="preserve"> Part</w:t>
+                  </w:r>
+                  <w:r>
+                    <w:rPr>
+                      <w:rFonts w:ascii="Source Sans 3" w:hAnsi="Source Sans 3"/>
+                      <w:iCs/>
+                      <w:sz w:val="21"/>
+                      <w:szCs w:val="21"/>
+                    </w:rPr>
+                    <w:t xml:space="preserve"> 3</w:t>
+                  </w:r>
+                </w:p>
+              </w:tc>
+            </w:tr>
+          </w:tbl>
+          <w:p>
+            <w:pPr>
+              <w:spacing w:before="80"/>
+              <w:rPr>
+                <w:rStyle w:val="BlankWord1"/>
+                <w:szCs w:val="21"/>
+                <w:bdr w:val="none" w:sz="0" w:space="0" w:color="auto"/>
+                <w:shd w:val="clear" w:color="auto" w:fill="auto"/>
+                <w14:textOutline w14:w="0" w14:cap="rnd" w14:cmpd="sng" w14:algn="ctr">
+                  <w14:noFill/>
+                  <w14:prstDash w14:val="solid"/>
+                  <w14:bevel/>
+                </w14:textOutline>
+              </w:rPr>
+            </w:pPr>
+            <w:r>
+              <w:rPr>
+                <w:rStyle w:val="BlankWord1"/>
+                <w:b/>
+                <w:bCs/>
+                <w:szCs w:val="21"/>
+                <w:bdr w:val="none" w:sz="0" w:space="0" w:color="auto"/>
+                <w:shd w:val="clear" w:color="auto" w:fill="auto"/>
+                <w14:textOutline w14:w="0" w14:cap="rnd" w14:cmpd="sng" w14:algn="ctr">
+                  <w14:noFill/>
+                  <w14:prstDash w14:val="solid"/>
+                  <w14:bevel/>
+                </w14:textOutline>
+              </w:rPr>
+              <w:t>3</w:t>
+            </w:r>
+            <w:r>
+              <w:rPr>
+                <w:rStyle w:val="BlankWord1"/>
+                <w:szCs w:val="21"/>
+                <w:bdr w:val="none" w:sz="0" w:space="0" w:color="auto"/>
+                <w:shd w:val="clear" w:color="auto" w:fill="auto"/>
+                <w14:textOutline w14:w="0" w14:cap="rnd" w14:cmpd="sng" w14:algn="ctr">
+                  <w14:noFill/>
+                  <w14:prstDash w14:val="solid"/>
+                  <w14:bevel/>
+                </w14:textOutline>
+              </w:rPr>
+              <w:t xml:space="preserve"> </w:t>
+            </w:r>
+            <w:r>
+              <w:rPr>
+                <w:rFonts w:ascii="Source Sans 3" w:hAnsi="Source Sans 3"/>
+                <w:sz w:val="21"/>
+                <w:szCs w:val="21"/>
+              </w:rPr>
+              <w:t xml:space="preserve">The assessment criteria Fluency and Coherence </w:t>
+            </w:r>
+            <w:proofErr w:type="gramStart"/>
+            <w:r>
+              <w:rPr>
+                <w:rFonts w:ascii="Source Sans 3" w:hAnsi="Source Sans 3"/>
+                <w:sz w:val="21"/>
+                <w:szCs w:val="21"/>
+              </w:rPr>
+              <w:t>relates</w:t>
+            </w:r>
+            <w:proofErr w:type="gramEnd"/>
+            <w:r>
+              <w:rPr>
+                <w:rFonts w:ascii="Source Sans 3" w:hAnsi="Source Sans 3"/>
+                <w:sz w:val="21"/>
+                <w:szCs w:val="21"/>
+              </w:rPr>
+              <w:t xml:space="preserve"> to</w:t>
+            </w:r>
+            <w:r>
+              <w:rPr>
+                <w:rFonts w:ascii="Source Sans 3" w:hAnsi="Source Sans 3"/>
+                <w:sz w:val="21"/>
+                <w:szCs w:val="21"/>
+              </w:rPr>
+              <w:t xml:space="preserve"> </w:t>
+            </w:r>
+            <w:r>
+              <w:rPr>
+                <w:rStyle w:val="BlankWord1"/>
+              </w:rPr>
+              <w:t>C</w:t>
+            </w:r>
+          </w:p>
+          <w:tbl>
+            <w:tblPr>
+              <w:tblStyle w:val="DottedTable"/>
+              <w:tblW w:w="0" w:type="auto"/>
+              <w:tblLook w:val="04A0" w:firstRow="1" w:lastRow="0" w:firstColumn="1" w:lastColumn="0" w:noHBand="0" w:noVBand="1"/>
+            </w:tblPr>
+            <w:tblGrid>
+              <w:gridCol w:w="4508"/>
+              <w:gridCol w:w="4508"/>
+              <w:gridCol w:w="4508"/>
+            </w:tblGrid>
+            <w:tr>
+              <w:tc>
+                <w:tcPr>
+                  <w:tcW w:w="4508" w:type="dxa"/>
+                </w:tcPr>
+                <w:p>
+                  <w:pPr>
+                    <w:rPr>
+                      <w:rFonts w:ascii="Source Sans 3" w:hAnsi="Source Sans 3"/>
+                      <w:iCs/>
+                      <w:sz w:val="21"/>
+                      <w:szCs w:val="21"/>
+                    </w:rPr>
+                  </w:pPr>
+                  <w:proofErr w:type="gramStart"/>
+                  <w:r>
+                    <w:rPr>
+                      <w:rFonts w:ascii="Source Sans 3" w:hAnsi="Source Sans 3"/>
+                      <w:b/>
+                      <w:bCs/>
+                      <w:iCs/>
+                      <w:sz w:val="21"/>
+                      <w:szCs w:val="21"/>
+                    </w:rPr>
+                    <w:t>A</w:t>
+                  </w:r>
+                  <w:r>
+                    <w:rPr>
+                      <w:rFonts w:ascii="Source Sans 3" w:hAnsi="Source Sans 3"/>
+                      <w:iCs/>
+                      <w:sz w:val="21"/>
+                      <w:szCs w:val="21"/>
+                    </w:rPr>
+                    <w:t xml:space="preserve"> the</w:t>
+                  </w:r>
+                  <w:proofErr w:type="gramEnd"/>
+                  <w:r>
+                    <w:rPr>
+                      <w:rFonts w:ascii="Source Sans 3" w:hAnsi="Source Sans 3"/>
+                      <w:iCs/>
+                      <w:sz w:val="21"/>
+                      <w:szCs w:val="21"/>
+                    </w:rPr>
+                    <w:t xml:space="preserve"> range of vocabulary you use.</w:t>
+                  </w:r>
+                </w:p>
+              </w:tc>
+              <w:tc>
+                <w:tcPr>
+                  <w:tcW w:w="4508" w:type="dxa"/>
+                </w:tcPr>
+                <w:p>
+                  <w:pPr>
+                    <w:rPr>
+                      <w:rFonts w:ascii="Source Sans 3" w:hAnsi="Source Sans 3"/>
+                      <w:iCs/>
+                      <w:sz w:val="21"/>
+                      <w:szCs w:val="21"/>
+                    </w:rPr>
+                  </w:pPr>
+                  <w:r>
+                    <w:rPr>
+                      <w:rFonts w:ascii="Source Sans 3" w:hAnsi="Source Sans 3"/>
+                      <w:b/>
+                      <w:bCs/>
+                      <w:iCs/>
+                      <w:sz w:val="21"/>
+                      <w:szCs w:val="21"/>
+                    </w:rPr>
+                    <w:t>B</w:t>
+                  </w:r>
+                  <w:r>
+                    <w:rPr>
+                      <w:rFonts w:ascii="Source Sans 3" w:hAnsi="Source Sans 3"/>
+                      <w:iCs/>
+                      <w:sz w:val="21"/>
+                      <w:szCs w:val="21"/>
+                    </w:rPr>
+                    <w:t xml:space="preserve"> grammatical structures and accuracy.</w:t>
+                  </w:r>
+                </w:p>
+              </w:tc>
+              <w:tc>
+                <w:tcPr>
+                  <w:tcW w:w="4508" w:type="dxa"/>
+                </w:tcPr>
+                <w:p>
+                  <w:pPr>
+                    <w:rPr>
+                      <w:rFonts w:ascii="Source Sans 3" w:hAnsi="Source Sans 3"/>
+                      <w:iCs/>
+                      <w:sz w:val="21"/>
+                      <w:szCs w:val="21"/>
+                    </w:rPr>
+                  </w:pPr>
+                  <w:r>
+                    <w:rPr>
+                      <w:rFonts w:ascii="Source Sans 3" w:hAnsi="Source Sans 3"/>
+                      <w:b/>
+                      <w:bCs/>
+                      <w:iCs/>
+                      <w:sz w:val="21"/>
+                      <w:szCs w:val="21"/>
+                    </w:rPr>
+                    <w:t xml:space="preserve">C </w:t>
+                  </w:r>
+                  <w:r>
+                    <w:rPr>
+                      <w:rFonts w:ascii="Source Sans 3" w:hAnsi="Source Sans 3"/>
+                      <w:iCs/>
+                      <w:sz w:val="21"/>
+                      <w:szCs w:val="21"/>
+                    </w:rPr>
+                    <w:t>the flow of your speech and how you connect your ideas.</w:t>
+                  </w:r>
+                </w:p>
+              </w:tc>
+            </w:tr>
+          </w:tbl>
+          <w:p>
+            <w:pPr>
+              <w:spacing w:before="80"/>
+              <w:rPr>
+                <w:rStyle w:val="BlankWord1"/>
+                <w:szCs w:val="21"/>
+                <w:bdr w:val="none" w:sz="0" w:space="0" w:color="auto"/>
+                <w:shd w:val="clear" w:color="auto" w:fill="auto"/>
+                <w14:textOutline w14:w="0" w14:cap="rnd" w14:cmpd="sng" w14:algn="ctr">
+                  <w14:noFill/>
+                  <w14:prstDash w14:val="solid"/>
+                  <w14:bevel/>
+                </w14:textOutline>
+              </w:rPr>
+            </w:pPr>
+            <w:r>
+              <w:rPr>
+                <w:rStyle w:val="BlankWord1"/>
+                <w:b/>
+                <w:bCs/>
+                <w:szCs w:val="21"/>
+                <w:bdr w:val="none" w:sz="0" w:space="0" w:color="auto"/>
+                <w:shd w:val="clear" w:color="auto" w:fill="auto"/>
+                <w14:textOutline w14:w="0" w14:cap="rnd" w14:cmpd="sng" w14:algn="ctr">
+                  <w14:noFill/>
+                  <w14:prstDash w14:val="solid"/>
+                  <w14:bevel/>
+                </w14:textOutline>
+              </w:rPr>
+              <w:t>4</w:t>
+            </w:r>
+            <w:r>
+              <w:rPr>
+                <w:rStyle w:val="BlankWord1"/>
+                <w:szCs w:val="21"/>
+                <w:bdr w:val="none" w:sz="0" w:space="0" w:color="auto"/>
+                <w:shd w:val="clear" w:color="auto" w:fill="auto"/>
+                <w14:textOutline w14:w="0" w14:cap="rnd" w14:cmpd="sng" w14:algn="ctr">
+                  <w14:noFill/>
+                  <w14:prstDash w14:val="solid"/>
+                  <w14:bevel/>
+                </w14:textOutline>
+              </w:rPr>
+              <w:t xml:space="preserve"> </w:t>
+            </w:r>
+            <w:r>
+              <w:rPr>
+                <w:rFonts w:ascii="Source Sans 3" w:hAnsi="Source Sans 3"/>
+                <w:sz w:val="21"/>
+                <w:szCs w:val="21"/>
+              </w:rPr>
+              <w:t xml:space="preserve">Which </w:t>
+            </w:r>
+            <w:proofErr w:type="gramStart"/>
+            <w:r>
+              <w:rPr>
+                <w:rFonts w:ascii="Source Sans 3" w:hAnsi="Source Sans 3"/>
+                <w:sz w:val="21"/>
+                <w:szCs w:val="21"/>
+              </w:rPr>
+              <w:t>part</w:t>
+            </w:r>
+            <w:proofErr w:type="gramEnd"/>
+            <w:r>
+              <w:rPr>
+                <w:rFonts w:ascii="Source Sans 3" w:hAnsi="Source Sans 3"/>
+                <w:sz w:val="21"/>
+                <w:szCs w:val="21"/>
+              </w:rPr>
+              <w:t xml:space="preserve"> of the test is known as the 'Long Turn'?</w:t>
+            </w:r>
+            <w:r>
+              <w:rPr>
+                <w:rFonts w:ascii="Source Sans 3" w:hAnsi="Source Sans 3"/>
+                <w:sz w:val="21"/>
+                <w:szCs w:val="21"/>
+              </w:rPr>
+              <w:t xml:space="preserve"> </w:t>
+            </w:r>
+            <w:r>
+              <w:rPr>
+                <w:rStyle w:val="BlankWord1"/>
+              </w:rPr>
+              <w:t>B</w:t>
+            </w:r>
+          </w:p>
+          <w:tbl>
+            <w:tblPr>
+              <w:tblStyle w:val="DottedTable"/>
+              <w:tblW w:w="0" w:type="auto"/>
+              <w:tblLook w:val="04A0" w:firstRow="1" w:lastRow="0" w:firstColumn="1" w:lastColumn="0" w:noHBand="0" w:noVBand="1"/>
+            </w:tblPr>
+            <w:tblGrid>
+              <w:gridCol w:w="4508"/>
+              <w:gridCol w:w="4508"/>
+              <w:gridCol w:w="4508"/>
+            </w:tblGrid>
+            <w:tr>
+              <w:tc>
+                <w:tcPr>
+                  <w:tcW w:w="4508" w:type="dxa"/>
+                </w:tcPr>
+                <w:p>
+                  <w:pPr>
+                    <w:rPr>
+                      <w:rFonts w:ascii="Source Sans 3" w:hAnsi="Source Sans 3"/>
+                      <w:iCs/>
+                      <w:sz w:val="21"/>
+                      <w:szCs w:val="21"/>
+                    </w:rPr>
+                  </w:pPr>
+                  <w:r>
+                    <w:rPr>
+                      <w:rFonts w:ascii="Source Sans 3" w:hAnsi="Source Sans 3"/>
+                      <w:b/>
+                      <w:bCs/>
+                      <w:iCs/>
+                      <w:sz w:val="21"/>
+                      <w:szCs w:val="21"/>
+                    </w:rPr>
+                    <w:t>A</w:t>
+                  </w:r>
+                  <w:r>
+                    <w:rPr>
+                      <w:rFonts w:ascii="Source Sans 3" w:hAnsi="Source Sans 3"/>
+                      <w:iCs/>
+                      <w:sz w:val="21"/>
+                      <w:szCs w:val="21"/>
+                    </w:rPr>
+                    <w:t xml:space="preserve"> Part 1</w:t>
+                  </w:r>
+                </w:p>
+              </w:tc>
+              <w:tc>
+                <w:tcPr>
+                  <w:tcW w:w="4508" w:type="dxa"/>
+                </w:tcPr>
+                <w:p>
+                  <w:pPr>
+                    <w:rPr>
+                      <w:rFonts w:ascii="Source Sans 3" w:hAnsi="Source Sans 3"/>
+                      <w:iCs/>
+                      <w:sz w:val="21"/>
+                      <w:szCs w:val="21"/>
+                    </w:rPr>
+                  </w:pPr>
+                  <w:r>
+                    <w:rPr>
+                      <w:rFonts w:ascii="Source Sans 3" w:hAnsi="Source Sans 3"/>
+                      <w:b/>
+                      <w:bCs/>
+                      <w:iCs/>
+                      <w:sz w:val="21"/>
+                      <w:szCs w:val="21"/>
+                    </w:rPr>
+                    <w:t>B</w:t>
+                  </w:r>
+                  <w:r>
+                    <w:rPr>
+                      <w:rFonts w:ascii="Source Sans 3" w:hAnsi="Source Sans 3"/>
+                      <w:iCs/>
+                      <w:sz w:val="21"/>
+                      <w:szCs w:val="21"/>
+                    </w:rPr>
+                    <w:t xml:space="preserve"> Part 2</w:t>
+                  </w:r>
+                </w:p>
+              </w:tc>
+              <w:tc>
+                <w:tcPr>
+                  <w:tcW w:w="4508" w:type="dxa"/>
+                </w:tcPr>
+                <w:p>
+                  <w:pPr>
+                    <w:rPr>
+                      <w:rFonts w:ascii="Source Sans 3" w:hAnsi="Source Sans 3"/>
+                      <w:iCs/>
+                      <w:sz w:val="21"/>
+                      <w:szCs w:val="21"/>
+                    </w:rPr>
+                  </w:pPr>
+                  <w:r>
+                    <w:rPr>
+                      <w:rFonts w:ascii="Source Sans 3" w:hAnsi="Source Sans 3"/>
+                      <w:b/>
+                      <w:bCs/>
+                      <w:iCs/>
+                      <w:sz w:val="21"/>
+                      <w:szCs w:val="21"/>
+                    </w:rPr>
+                    <w:t>C</w:t>
+                  </w:r>
+                  <w:r>
+                    <w:rPr>
+                      <w:rFonts w:ascii="Source Sans 3" w:hAnsi="Source Sans 3"/>
+                      <w:iCs/>
+                      <w:sz w:val="21"/>
+                      <w:szCs w:val="21"/>
+                    </w:rPr>
+                    <w:t xml:space="preserve"> Part 3</w:t>
+                  </w:r>
+                </w:p>
+              </w:tc>
+            </w:tr>
+          </w:tbl>
+          <w:p>
+            <w:pPr>
+              <w:spacing w:before="80"/>
+              <w:rPr>
+                <w:rStyle w:val="BlankWord1"/>
+                <w:szCs w:val="21"/>
+                <w:bdr w:val="none" w:sz="0" w:space="0" w:color="auto"/>
+                <w:shd w:val="clear" w:color="auto" w:fill="auto"/>
+                <w14:textOutline w14:w="0" w14:cap="rnd" w14:cmpd="sng" w14:algn="ctr">
+                  <w14:noFill/>
+                  <w14:prstDash w14:val="solid"/>
+                  <w14:bevel/>
+                </w14:textOutline>
+              </w:rPr>
+            </w:pPr>
+            <w:r>
+              <w:rPr>
+                <w:rStyle w:val="BlankWord1"/>
+                <w:b/>
+                <w:bCs/>
+                <w:szCs w:val="21"/>
+                <w:bdr w:val="none" w:sz="0" w:space="0" w:color="auto"/>
+                <w:shd w:val="clear" w:color="auto" w:fill="auto"/>
+                <w14:textOutline w14:w="0" w14:cap="rnd" w14:cmpd="sng" w14:algn="ctr">
+                  <w14:noFill/>
+                  <w14:prstDash w14:val="solid"/>
+                  <w14:bevel/>
+                </w14:textOutline>
+              </w:rPr>
+              <w:t>5</w:t>
+            </w:r>
+            <w:r>
+              <w:rPr>
+                <w:rStyle w:val="BlankWord1"/>
+                <w:szCs w:val="21"/>
+                <w:bdr w:val="none" w:sz="0" w:space="0" w:color="auto"/>
+                <w:shd w:val="clear" w:color="auto" w:fill="auto"/>
+                <w14:textOutline w14:w="0" w14:cap="rnd" w14:cmpd="sng" w14:algn="ctr">
+                  <w14:noFill/>
+                  <w14:prstDash w14:val="solid"/>
+                  <w14:bevel/>
+                </w14:textOutline>
+              </w:rPr>
+              <w:t xml:space="preserve"> </w:t>
+            </w:r>
+            <w:r>
+              <w:rPr>
+                <w:rFonts w:ascii="Source Sans 3" w:hAnsi="Source Sans 3"/>
+                <w:sz w:val="21"/>
+                <w:szCs w:val="21"/>
+              </w:rPr>
+              <w:t>Which parts of the test are linked by topic/theme?</w:t>
+            </w:r>
+            <w:r>
+              <w:rPr>
+                <w:rFonts w:ascii="Source Sans 3" w:hAnsi="Source Sans 3"/>
+                <w:sz w:val="21"/>
+                <w:szCs w:val="21"/>
+              </w:rPr>
+              <w:t xml:space="preserve"> </w:t>
+            </w:r>
+            <w:r>
+              <w:rPr>
+                <w:rStyle w:val="BlankWord1"/>
+              </w:rPr>
+              <w:t>C</w:t>
+            </w:r>
+          </w:p>
+          <w:tbl>
+            <w:tblPr>
+              <w:tblStyle w:val="DottedTable"/>
+              <w:tblW w:w="0" w:type="auto"/>
+              <w:tblLook w:val="04A0" w:firstRow="1" w:lastRow="0" w:firstColumn="1" w:lastColumn="0" w:noHBand="0" w:noVBand="1"/>
+            </w:tblPr>
+            <w:tblGrid>
+              <w:gridCol w:w="4508"/>
+              <w:gridCol w:w="4508"/>
+              <w:gridCol w:w="4508"/>
+            </w:tblGrid>
+            <w:tr>
+              <w:tc>
+                <w:tcPr>
+                  <w:tcW w:w="4508" w:type="dxa"/>
+                </w:tcPr>
+                <w:p>
+                  <w:pPr>
+                    <w:rPr>
+                      <w:rFonts w:ascii="Source Sans 3" w:hAnsi="Source Sans 3"/>
+                      <w:iCs/>
+                      <w:sz w:val="21"/>
+                      <w:szCs w:val="21"/>
+                    </w:rPr>
+                  </w:pPr>
+                  <w:r>
+                    <w:rPr>
+                      <w:rFonts w:ascii="Source Sans 3" w:hAnsi="Source Sans 3"/>
+                      <w:b/>
+                      <w:bCs/>
+                      <w:iCs/>
+                      <w:sz w:val="21"/>
+                      <w:szCs w:val="21"/>
+                    </w:rPr>
+                    <w:t>A</w:t>
+                  </w:r>
+                  <w:r>
+                    <w:rPr>
+                      <w:rFonts w:ascii="Source Sans 3" w:hAnsi="Source Sans 3"/>
+                      <w:iCs/>
+                      <w:sz w:val="21"/>
+                      <w:szCs w:val="21"/>
+                    </w:rPr>
+                    <w:t xml:space="preserve"> </w:t>
+                  </w:r>
+                  <w:r>
+                    <w:rPr>
+                      <w:rFonts w:ascii="Source Sans 3" w:hAnsi="Source Sans 3"/>
+                      <w:iCs/>
+                      <w:sz w:val="21"/>
+                      <w:szCs w:val="21"/>
+                    </w:rPr>
+                    <w:t>Part 1 and Part 3</w:t>
+                  </w:r>
+                </w:p>
+              </w:tc>
+              <w:tc>
+                <w:tcPr>
+                  <w:tcW w:w="4508" w:type="dxa"/>
+                </w:tcPr>
+                <w:p>
+                  <w:pPr>
+                    <w:rPr>
+                      <w:rFonts w:ascii="Source Sans 3" w:hAnsi="Source Sans 3"/>
+                      <w:iCs/>
+                      <w:sz w:val="21"/>
+                      <w:szCs w:val="21"/>
+                    </w:rPr>
+                  </w:pPr>
+                  <w:r>
+                    <w:rPr>
+                      <w:rFonts w:ascii="Source Sans 3" w:hAnsi="Source Sans 3"/>
+                      <w:b/>
+                      <w:bCs/>
+                      <w:iCs/>
+                      <w:sz w:val="21"/>
+                      <w:szCs w:val="21"/>
+                    </w:rPr>
+                    <w:t>B</w:t>
+                  </w:r>
+                  <w:r>
+                    <w:rPr>
+                      <w:rFonts w:ascii="Source Sans 3" w:hAnsi="Source Sans 3"/>
+                      <w:iCs/>
+                      <w:sz w:val="21"/>
+                      <w:szCs w:val="21"/>
+                    </w:rPr>
+                    <w:t xml:space="preserve"> </w:t>
+                  </w:r>
+                  <w:r>
+                    <w:rPr>
+                      <w:rFonts w:ascii="Source Sans 3" w:hAnsi="Source Sans 3"/>
+                      <w:iCs/>
+                      <w:sz w:val="21"/>
+                      <w:szCs w:val="21"/>
+                    </w:rPr>
+                    <w:t>Part 1 and Part 2</w:t>
+                  </w:r>
+                </w:p>
+              </w:tc>
+              <w:tc>
+                <w:tcPr>
+                  <w:tcW w:w="4508" w:type="dxa"/>
+                </w:tcPr>
+                <w:p>
+                  <w:pPr>
+                    <w:rPr>
+                      <w:rFonts w:ascii="Source Sans 3" w:hAnsi="Source Sans 3"/>
+                      <w:iCs/>
+                      <w:sz w:val="21"/>
+                      <w:szCs w:val="21"/>
+                    </w:rPr>
+                  </w:pPr>
+                  <w:r>
+                    <w:rPr>
+                      <w:rFonts w:ascii="Source Sans 3" w:hAnsi="Source Sans 3"/>
+                      <w:b/>
+                      <w:bCs/>
+                      <w:iCs/>
+                      <w:sz w:val="21"/>
+                      <w:szCs w:val="21"/>
+                    </w:rPr>
+                    <w:t>C</w:t>
+                  </w:r>
+                  <w:r>
+                    <w:rPr>
+                      <w:rFonts w:ascii="Source Sans 3" w:hAnsi="Source Sans 3"/>
+                      <w:iCs/>
+                      <w:sz w:val="21"/>
+                      <w:szCs w:val="21"/>
+                    </w:rPr>
+                    <w:t xml:space="preserve"> </w:t>
+                  </w:r>
+                  <w:r>
+                    <w:rPr>
+                      <w:rFonts w:ascii="Source Sans 3" w:hAnsi="Source Sans 3"/>
+                      <w:iCs/>
+                      <w:sz w:val="21"/>
+                      <w:szCs w:val="21"/>
+                    </w:rPr>
+                    <w:t>Part 2 and Part 3</w:t>
+                  </w:r>
+                </w:p>
+              </w:tc>
+            </w:tr>
+          </w:tbl>
+          <w:p>
+            <w:pPr>
+              <w:spacing w:before="80"/>
+              <w:rPr>
+                <w:rFonts w:ascii="Source Sans 3" w:hAnsi="Source Sans 3"/>
+                <w:b/>
+                <w:sz w:val="21"/>
+                <w:szCs w:val="21"/>
+              </w:rPr>
+            </w:pPr>
+            <w:r>
+              <w:rPr>
+                <w:rStyle w:val="BlankWord1"/>
+                <w:b/>
+                <w:bCs/>
+                <w:szCs w:val="21"/>
+                <w:bdr w:val="none" w:sz="0" w:space="0" w:color="auto"/>
+                <w:shd w:val="clear" w:color="auto" w:fill="auto"/>
+                <w14:textOutline w14:w="0" w14:cap="rnd" w14:cmpd="sng" w14:algn="ctr">
+                  <w14:noFill/>
+                  <w14:prstDash w14:val="solid"/>
+                  <w14:bevel/>
+                </w14:textOutline>
+              </w:rPr>
+              <w:t>6</w:t>
+            </w:r>
+            <w:r>
+              <w:rPr>
+                <w:rStyle w:val="BlankWord1"/>
+                <w:szCs w:val="21"/>
+                <w:bdr w:val="none" w:sz="0" w:space="0" w:color="auto"/>
+                <w:shd w:val="clear" w:color="auto" w:fill="auto"/>
+                <w14:textOutline w14:w="0" w14:cap="rnd" w14:cmpd="sng" w14:algn="ctr">
+                  <w14:noFill/>
+                  <w14:prstDash w14:val="solid"/>
+                  <w14:bevel/>
+                </w14:textOutline>
+              </w:rPr>
+              <w:t xml:space="preserve"> </w:t>
+            </w:r>
+            <w:r>
+              <w:rPr>
+                <w:rFonts w:ascii="Source Sans 3" w:hAnsi="Source Sans 3"/>
+                <w:sz w:val="21"/>
+                <w:szCs w:val="21"/>
+              </w:rPr>
+              <w:t xml:space="preserve">In the assessment Criteria, what is indicated by </w:t>
+            </w:r>
+            <w:r>
+              <w:rPr>
+                <w:rFonts w:ascii="Source Sans 3" w:hAnsi="Source Sans 3"/>
+                <w:b/>
+                <w:sz w:val="21"/>
+                <w:szCs w:val="21"/>
+              </w:rPr>
+              <w:t>GRA?</w:t>
+            </w:r>
+            <w:r>
+              <w:rPr>
+                <w:rFonts w:ascii="Source Sans 3" w:hAnsi="Source Sans 3"/>
+                <w:b/>
+                <w:sz w:val="21"/>
+                <w:szCs w:val="21"/>
+              </w:rPr>
+              <w:t xml:space="preserve"> </w:t>
+            </w:r>
+            <w:r>
+              <w:rPr>
+                <w:rStyle w:val="BlankWord1"/>
+              </w:rPr>
+              <w:t>C</w:t>
+            </w:r>
+          </w:p>
+          <w:p>
+            <w:pPr>
+              <w:spacing w:before="80"/>
+              <w:ind w:left="284"/>
+              <w:rPr>
+                <w:rFonts w:ascii="Source Sans 3" w:hAnsi="Source Sans 3"/>
+                <w:sz w:val="21"/>
+                <w:szCs w:val="21"/>
+              </w:rPr>
+            </w:pPr>
+            <w:r>
+              <w:rPr>
+                <w:rFonts w:ascii="Source Sans 3" w:hAnsi="Source Sans 3"/>
+                <w:b/>
+                <w:sz w:val="21"/>
+                <w:szCs w:val="21"/>
+              </w:rPr>
+              <w:t xml:space="preserve">A </w:t>
+            </w:r>
+            <w:r>
+              <w:rPr>
+                <w:rFonts w:ascii="Source Sans 3" w:hAnsi="Source Sans 3"/>
+                <w:sz w:val="21"/>
+                <w:szCs w:val="21"/>
+              </w:rPr>
+              <w:t>Grammar Rules and Application</w:t>
+            </w:r>
+          </w:p>
+          <w:p>
+            <w:pPr>
+              <w:spacing w:before="80"/>
+              <w:ind w:left="284"/>
+              <w:rPr>
+                <w:rFonts w:ascii="Source Sans 3" w:hAnsi="Source Sans 3"/>
+                <w:sz w:val="21"/>
+                <w:szCs w:val="21"/>
+              </w:rPr>
+            </w:pPr>
+            <w:r>
+              <w:rPr>
+                <w:rFonts w:ascii="Source Sans 3" w:hAnsi="Source Sans 3"/>
+                <w:b/>
+                <w:sz w:val="21"/>
+                <w:szCs w:val="21"/>
+              </w:rPr>
+              <w:t xml:space="preserve">B </w:t>
+            </w:r>
+            <w:r>
+              <w:rPr>
+                <w:rFonts w:ascii="Source Sans 3" w:hAnsi="Source Sans 3"/>
+                <w:sz w:val="21"/>
+                <w:szCs w:val="21"/>
+              </w:rPr>
+              <w:t>Grammatical Rules and Accuracy</w:t>
+            </w:r>
+          </w:p>
+          <w:p>
+            <w:pPr>
+              <w:spacing w:before="80"/>
+              <w:ind w:left="284"/>
+              <w:rPr>
+                <w:rStyle w:val="BlankWord1"/>
+                <w:szCs w:val="21"/>
+                <w:bdr w:val="none" w:sz="0" w:space="0" w:color="auto"/>
+                <w:shd w:val="clear" w:color="auto" w:fill="auto"/>
+                <w14:textOutline w14:w="0" w14:cap="rnd" w14:cmpd="sng" w14:algn="ctr">
+                  <w14:noFill/>
+                  <w14:prstDash w14:val="solid"/>
+                  <w14:bevel/>
+                </w14:textOutline>
+              </w:rPr>
+            </w:pPr>
+            <w:r>
+              <w:rPr>
+                <w:rFonts w:ascii="Source Sans 3" w:hAnsi="Source Sans 3"/>
+                <w:b/>
+                <w:sz w:val="21"/>
+                <w:szCs w:val="21"/>
+              </w:rPr>
+              <w:t xml:space="preserve">C </w:t>
+            </w:r>
+            <w:r>
+              <w:rPr>
+                <w:rFonts w:ascii="Source Sans 3" w:hAnsi="Source Sans 3"/>
+                <w:sz w:val="21"/>
+                <w:szCs w:val="21"/>
+              </w:rPr>
+              <w:t>Grammatical Range and Accuracy</w:t>
+            </w:r>
+          </w:p>
+          <w:p>
+            <w:pPr>
+              <w:spacing w:before="80"/>
+              <w:rPr>
+                <w:rFonts w:ascii="Source Sans 3" w:hAnsi="Source Sans 3"/>
+                <w:sz w:val="21"/>
+                <w:szCs w:val="21"/>
+              </w:rPr>
+            </w:pPr>
+            <w:r>
+              <w:rPr>
+                <w:rStyle w:val="BlankWord1"/>
+                <w:b/>
+                <w:bCs/>
+                <w:szCs w:val="21"/>
+                <w:bdr w:val="none" w:sz="0" w:space="0" w:color="auto"/>
+                <w:shd w:val="clear" w:color="auto" w:fill="auto"/>
+                <w14:textOutline w14:w="0" w14:cap="rnd" w14:cmpd="sng" w14:algn="ctr">
+                  <w14:noFill/>
+                  <w14:prstDash w14:val="solid"/>
+                  <w14:bevel/>
+                </w14:textOutline>
+              </w:rPr>
+              <w:t>7</w:t>
+            </w:r>
+            <w:r>
+              <w:rPr>
+                <w:rStyle w:val="BlankWord1"/>
+                <w:szCs w:val="21"/>
+                <w:bdr w:val="none" w:sz="0" w:space="0" w:color="auto"/>
+                <w:shd w:val="clear" w:color="auto" w:fill="auto"/>
+                <w14:textOutline w14:w="0" w14:cap="rnd" w14:cmpd="sng" w14:algn="ctr">
+                  <w14:noFill/>
+                  <w14:prstDash w14:val="solid"/>
+                  <w14:bevel/>
+                </w14:textOutline>
+              </w:rPr>
+              <w:t xml:space="preserve"> </w:t>
+            </w:r>
+            <w:r>
+              <w:rPr>
+                <w:rFonts w:ascii="Source Sans 3" w:hAnsi="Source Sans 3"/>
+                <w:sz w:val="21"/>
+                <w:szCs w:val="21"/>
+              </w:rPr>
+              <w:t>Describe the focus of the questions in Part 1.</w:t>
+            </w:r>
+            <w:r>
+              <w:rPr>
+                <w:rFonts w:ascii="Source Sans 3" w:hAnsi="Source Sans 3"/>
+                <w:sz w:val="21"/>
+                <w:szCs w:val="21"/>
+              </w:rPr>
+              <w:t xml:space="preserve"> </w:t>
+            </w:r>
+            <w:r>
+              <w:rPr>
+                <w:rStyle w:val="BlankWord1"/>
+              </w:rPr>
+              <w:t>A</w:t>
+            </w:r>
+          </w:p>
+          <w:p>
+            <w:pPr>
+              <w:spacing w:before="80"/>
+              <w:ind w:left="284"/>
+              <w:rPr>
+                <w:rFonts w:ascii="Source Sans 3" w:hAnsi="Source Sans 3"/>
+                <w:sz w:val="21"/>
+                <w:szCs w:val="21"/>
+              </w:rPr>
+            </w:pPr>
+            <w:r>
+              <w:rPr>
+                <w:rFonts w:ascii="Source Sans 3" w:hAnsi="Source Sans 3"/>
+                <w:b/>
+                <w:sz w:val="21"/>
+                <w:szCs w:val="21"/>
+              </w:rPr>
+              <w:t xml:space="preserve">A </w:t>
+            </w:r>
+            <w:r>
+              <w:rPr>
+                <w:rFonts w:ascii="Source Sans 3" w:hAnsi="Source Sans 3"/>
+                <w:sz w:val="21"/>
+                <w:szCs w:val="21"/>
+              </w:rPr>
+              <w:t>Simple general questions, familiar topics, personal focus</w:t>
+            </w:r>
+          </w:p>
+          <w:p>
+            <w:pPr>
+              <w:spacing w:before="80"/>
+              <w:ind w:left="284"/>
+              <w:rPr>
+                <w:rFonts w:ascii="Source Sans 3" w:hAnsi="Source Sans 3"/>
+                <w:sz w:val="21"/>
+                <w:szCs w:val="21"/>
+              </w:rPr>
+            </w:pPr>
+            <w:r>
+              <w:rPr>
+                <w:rFonts w:ascii="Source Sans 3" w:hAnsi="Source Sans 3"/>
+                <w:b/>
+                <w:sz w:val="21"/>
+                <w:szCs w:val="21"/>
+              </w:rPr>
+              <w:t xml:space="preserve">B </w:t>
+            </w:r>
+            <w:r>
+              <w:rPr>
+                <w:rFonts w:ascii="Source Sans 3" w:hAnsi="Source Sans 3"/>
+                <w:sz w:val="21"/>
+                <w:szCs w:val="21"/>
+              </w:rPr>
+              <w:t>More complex questions based on one topic only, personal focus</w:t>
+            </w:r>
+          </w:p>
+          <w:p>
+            <w:pPr>
+              <w:spacing w:before="80"/>
+              <w:ind w:left="284"/>
+              <w:rPr>
+                <w:rStyle w:val="BlankWord1"/>
+                <w:szCs w:val="21"/>
+                <w:bdr w:val="none" w:sz="0" w:space="0" w:color="auto"/>
+                <w:shd w:val="clear" w:color="auto" w:fill="auto"/>
+                <w14:textOutline w14:w="0" w14:cap="rnd" w14:cmpd="sng" w14:algn="ctr">
+                  <w14:noFill/>
+                  <w14:prstDash w14:val="solid"/>
+                  <w14:bevel/>
+                </w14:textOutline>
+              </w:rPr>
+            </w:pPr>
+            <w:r>
+              <w:rPr>
+                <w:rFonts w:ascii="Source Sans 3" w:hAnsi="Source Sans 3"/>
+                <w:b/>
+                <w:sz w:val="21"/>
+                <w:szCs w:val="21"/>
+              </w:rPr>
+              <w:t xml:space="preserve">C </w:t>
+            </w:r>
+            <w:r>
+              <w:rPr>
+                <w:rFonts w:ascii="Source Sans 3" w:hAnsi="Source Sans 3"/>
+                <w:sz w:val="21"/>
+                <w:szCs w:val="21"/>
+              </w:rPr>
+              <w:t>More complex questions based on one topic only, impersonal focus</w:t>
+            </w:r>
+          </w:p>
+          <w:p>
+            <w:pPr>
+              <w:spacing w:before="80"/>
+              <w:rPr>
+                <w:rStyle w:val="BlankWord1"/>
+                <w:szCs w:val="21"/>
+                <w:bdr w:val="none" w:sz="0" w:space="0" w:color="auto"/>
+                <w:shd w:val="clear" w:color="auto" w:fill="auto"/>
+                <w14:textOutline w14:w="0" w14:cap="rnd" w14:cmpd="sng" w14:algn="ctr">
+                  <w14:noFill/>
+                  <w14:prstDash w14:val="solid"/>
+                  <w14:bevel/>
+                </w14:textOutline>
+              </w:rPr>
+            </w:pPr>
+            <w:r>
+              <w:rPr>
+                <w:rStyle w:val="BlankWord1"/>
+                <w:b/>
+                <w:bCs/>
+                <w:szCs w:val="21"/>
+                <w:bdr w:val="none" w:sz="0" w:space="0" w:color="auto"/>
+                <w:shd w:val="clear" w:color="auto" w:fill="auto"/>
+                <w14:textOutline w14:w="0" w14:cap="rnd" w14:cmpd="sng" w14:algn="ctr">
+                  <w14:noFill/>
+                  <w14:prstDash w14:val="solid"/>
+                  <w14:bevel/>
+                </w14:textOutline>
+              </w:rPr>
+              <w:t>8</w:t>
+            </w:r>
+            <w:r>
+              <w:rPr>
+                <w:rStyle w:val="BlankWord1"/>
+                <w:szCs w:val="21"/>
+                <w:bdr w:val="none" w:sz="0" w:space="0" w:color="auto"/>
+                <w:shd w:val="clear" w:color="auto" w:fill="auto"/>
+                <w14:textOutline w14:w="0" w14:cap="rnd" w14:cmpd="sng" w14:algn="ctr">
+                  <w14:noFill/>
+                  <w14:prstDash w14:val="solid"/>
+                  <w14:bevel/>
+                </w14:textOutline>
+              </w:rPr>
+              <w:t xml:space="preserve"> </w:t>
+            </w:r>
+            <w:r>
+              <w:rPr>
+                <w:rFonts w:ascii="Source Sans 3" w:hAnsi="Source Sans 3"/>
+                <w:sz w:val="21"/>
+                <w:szCs w:val="21"/>
+              </w:rPr>
+              <w:t>How long do you get to prepare your answer in Speaking Part 2?</w:t>
+            </w:r>
+            <w:r>
+              <w:rPr>
+                <w:rFonts w:ascii="Source Sans 3" w:hAnsi="Source Sans 3"/>
+                <w:sz w:val="21"/>
+                <w:szCs w:val="21"/>
+              </w:rPr>
+              <w:t xml:space="preserve"> </w:t>
+            </w:r>
+            <w:r>
+              <w:rPr>
+                <w:rStyle w:val="BlankWord1"/>
+              </w:rPr>
+              <w:t>A</w:t>
+            </w:r>
+          </w:p>
+          <w:tbl>
+            <w:tblPr>
+              <w:tblStyle w:val="DottedTable"/>
+              <w:tblW w:w="0" w:type="auto"/>
+              <w:tblLook w:val="04A0" w:firstRow="1" w:lastRow="0" w:firstColumn="1" w:lastColumn="0" w:noHBand="0" w:noVBand="1"/>
+            </w:tblPr>
+            <w:tblGrid>
+              <w:gridCol w:w="4508"/>
+              <w:gridCol w:w="4508"/>
+              <w:gridCol w:w="4508"/>
+            </w:tblGrid>
+            <w:tr>
+              <w:tc>
+                <w:tcPr>
+                  <w:tcW w:w="4508" w:type="dxa"/>
+                </w:tcPr>
+                <w:p>
+                  <w:pPr>
+                    <w:rPr>
+                      <w:rFonts w:ascii="Source Sans 3" w:hAnsi="Source Sans 3"/>
+                      <w:iCs/>
+                      <w:sz w:val="21"/>
+                      <w:szCs w:val="21"/>
+                    </w:rPr>
+                  </w:pPr>
+                  <w:r>
+                    <w:rPr>
+                      <w:rFonts w:ascii="Source Sans 3" w:hAnsi="Source Sans 3"/>
+                      <w:iCs/>
+                      <w:sz w:val="21"/>
+                      <w:szCs w:val="21"/>
+                    </w:rPr>
+                    <w:t xml:space="preserve">A </w:t>
+                  </w:r>
+                  <w:r>
+                    <w:rPr>
+                      <w:rFonts w:ascii="Source Sans 3" w:hAnsi="Source Sans 3"/>
+                      <w:iCs/>
+                      <w:sz w:val="21"/>
+                      <w:szCs w:val="21"/>
+                    </w:rPr>
+                    <w:t>1 minute</w:t>
+                  </w:r>
+                </w:p>
+              </w:tc>
+              <w:tc>
+                <w:tcPr>
+                  <w:tcW w:w="4508" w:type="dxa"/>
+                </w:tcPr>
+                <w:p>
+                  <w:pPr>
+                    <w:rPr>
+                      <w:rFonts w:ascii="Source Sans 3" w:hAnsi="Source Sans 3"/>
+                      <w:iCs/>
+                      <w:sz w:val="21"/>
+                      <w:szCs w:val="21"/>
+                    </w:rPr>
+                  </w:pPr>
+                  <w:r>
+                    <w:rPr>
+                      <w:rFonts w:ascii="Source Sans 3" w:hAnsi="Source Sans 3"/>
+                      <w:iCs/>
+                      <w:sz w:val="21"/>
+                      <w:szCs w:val="21"/>
+                    </w:rPr>
+                    <w:t xml:space="preserve">B </w:t>
+                  </w:r>
+                  <w:r>
+                    <w:rPr>
+                      <w:rFonts w:ascii="Source Sans 3" w:hAnsi="Source Sans 3"/>
+                      <w:iCs/>
+                      <w:sz w:val="21"/>
+                      <w:szCs w:val="21"/>
+                    </w:rPr>
+                    <w:t>30 seconds</w:t>
+                  </w:r>
+                </w:p>
+              </w:tc>
+              <w:tc>
+                <w:tcPr>
+                  <w:tcW w:w="4508" w:type="dxa"/>
+                </w:tcPr>
+                <w:p>
+                  <w:pPr>
+                    <w:rPr>
+                      <w:rFonts w:ascii="Source Sans 3" w:hAnsi="Source Sans 3"/>
+                      <w:iCs/>
+                      <w:sz w:val="21"/>
+                      <w:szCs w:val="21"/>
+                    </w:rPr>
+                  </w:pPr>
+                  <w:r>
+                    <w:rPr>
+                      <w:rFonts w:ascii="Source Sans 3" w:hAnsi="Source Sans 3"/>
+                      <w:iCs/>
+                      <w:sz w:val="21"/>
+                      <w:szCs w:val="21"/>
+                    </w:rPr>
+                    <w:t xml:space="preserve">C </w:t>
+                  </w:r>
+                  <w:r>
+                    <w:rPr>
+                      <w:rFonts w:ascii="Source Sans 3" w:hAnsi="Source Sans 3"/>
+                      <w:iCs/>
+                      <w:sz w:val="21"/>
+                      <w:szCs w:val="21"/>
+                    </w:rPr>
+                    <w:t>45 seconds</w:t>
+                  </w:r>
+                </w:p>
+              </w:tc>
+            </w:tr>
+          </w:tbl>
+          <w:p>
+            <w:pPr>
+              <w:rPr>
+                <w:rStyle w:val="BlankWord1"/>
+                <w:szCs w:val="21"/>
+                <w:bdr w:val="none" w:sz="0" w:space="0" w:color="auto"/>
+                <w:shd w:val="clear" w:color="auto" w:fill="auto"/>
+                <w:rtl/>
+                <w14:textOutline w14:w="0" w14:cap="rnd" w14:cmpd="sng" w14:algn="ctr">
+                  <w14:noFill/>
+                  <w14:prstDash w14:val="solid"/>
+                  <w14:bevel/>
+                </w14:textOutline>
+              </w:rPr>
+            </w:pPr>
+          </w:p>
+        </w:tc>
+      </w:tr>
+      <w:tr>
+        <w:tc>
+          <w:tcPr>
+            <w:tcW w:w="562" w:type="dxa"/>
+          </w:tcPr>
+          <w:p>
+            <w:pPr>
+              <w:rPr>
+                <w:rFonts w:ascii="Source Sans 3" w:hAnsi="Source Sans 3"/>
+                <w:b/>
+                <w:bCs/>
+                <w:bdr w:val="single" w:sz="12" w:space="0" w:color="0A7EDD"/>
+              </w:rPr>
+            </w:pPr>
+            <w:r>
+              <w:rPr>
+                <w:rFonts w:ascii="Source Sans 3" w:hAnsi="Source Sans 3"/>
+                <w:b/>
+                <w:bCs/>
+                <w:bdr w:val="single" w:sz="12" w:space="0" w:color="0A7EDD"/>
+              </w:rPr>
+              <w:t>02</w:t>
+            </w:r>
+          </w:p>
+        </w:tc>
+        <w:tc>
+          <w:tcPr>
+            <w:tcW w:w="13750" w:type="dxa"/>
+          </w:tcPr>
+          <w:p>
+            <w:pPr>
+              <w:spacing w:after="80"/>
+              <w:rPr>
+                <w:rFonts w:ascii="Source Sans 3 Medium" w:hAnsi="Source Sans 3 Medium"/>
+                <w:b/>
+                <w:bCs/>
+                <w:sz w:val="21"/>
+                <w:szCs w:val="21"/>
+              </w:rPr>
+            </w:pPr>
+            <w:r>
+              <w:rPr>
+                <w:rFonts w:ascii="Source Sans 3 Medium" w:hAnsi="Source Sans 3 Medium"/>
+                <w:b/>
+                <w:bCs/>
+                <w:sz w:val="21"/>
+                <w:szCs w:val="21"/>
+              </w:rPr>
+              <w:t>Discuss with a partner what you find easy/difficult about each part of the Speaking test and why.</w:t>
+            </w:r>
+            <w:r>
+              <w:rPr>
+                <w:rFonts w:ascii="Source Sans 3 Medium" w:hAnsi="Source Sans 3 Medium"/>
+                <w:b/>
+                <w:bCs/>
+                <w:sz w:val="21"/>
+                <w:szCs w:val="21"/>
+              </w:rPr>
+              <w:t xml:space="preserve"> </w:t>
+            </w:r>
+            <w:r>
+              <w:rPr>
+                <w:rStyle w:val="BlankWord1"/>
+                <w:i/>
+                <w:iCs/>
+              </w:rPr>
+              <w:t>Students' own answers</w:t>
             </w:r>
           </w:p>
         </w:tc>
@@ -33841,42 +38014,42 @@
         <v:path o:extrusionok="f" gradientshapeok="t" o:connecttype="rect"/>
         <o:lock v:ext="edit" aspectratio="t"/>
       </v:shapetype>
-      <v:shape id="_x0000_i1025" type="#_x0000_t75" style="width:24.5pt;height:13.8pt;visibility:visible;mso-wrap-style:square" o:bullet="t">
+      <v:shape id="_x0000_i1025" type="#_x0000_t75" style="width:24.35pt;height:13.7pt;visibility:visible;mso-wrap-style:square" o:bullet="t">
         <v:imagedata r:id="rId1" o:title=""/>
       </v:shape>
     </w:pict>
   </w:numPicBullet>
   <w:numPicBullet w:numPicBulletId="1">
     <w:pict>
-      <v:shape id="_x0000_i1026" type="#_x0000_t75" style="width:24.5pt;height:10.2pt;visibility:visible;mso-wrap-style:square" o:bullet="t">
+      <v:shape id="_x0000_i1026" type="#_x0000_t75" style="width:24.35pt;height:10.15pt;visibility:visible;mso-wrap-style:square" o:bullet="t">
         <v:imagedata r:id="rId2" o:title=""/>
       </v:shape>
     </w:pict>
   </w:numPicBullet>
   <w:numPicBullet w:numPicBulletId="2">
     <w:pict>
-      <v:shape id="_x0000_i1027" type="#_x0000_t75" style="width:24.5pt;height:13.8pt;visibility:visible;mso-wrap-style:square" o:bullet="t">
+      <v:shape id="_x0000_i1027" type="#_x0000_t75" style="width:24.35pt;height:13.7pt;visibility:visible;mso-wrap-style:square" o:bullet="t">
         <v:imagedata r:id="rId3" o:title=""/>
       </v:shape>
     </w:pict>
   </w:numPicBullet>
   <w:numPicBullet w:numPicBulletId="3">
     <w:pict>
-      <v:shape id="_x0000_i1028" type="#_x0000_t75" style="width:22.45pt;height:11.75pt;visibility:visible;mso-wrap-style:square" o:bullet="t">
+      <v:shape id="_x0000_i1028" type="#_x0000_t75" style="width:22.3pt;height:11.65pt;visibility:visible;mso-wrap-style:square" o:bullet="t">
         <v:imagedata r:id="rId4" o:title=""/>
       </v:shape>
     </w:pict>
   </w:numPicBullet>
   <w:numPicBullet w:numPicBulletId="4">
     <w:pict>
-      <v:shape id="_x0000_i1029" type="#_x0000_t75" style="width:24.5pt;height:9.2pt;visibility:visible;mso-wrap-style:square" o:bullet="t">
+      <v:shape id="_x0000_i1029" type="#_x0000_t75" style="width:24.35pt;height:9.15pt;visibility:visible;mso-wrap-style:square" o:bullet="t">
         <v:imagedata r:id="rId5" o:title=""/>
       </v:shape>
     </w:pict>
   </w:numPicBullet>
   <w:numPicBullet w:numPicBulletId="5">
     <w:pict>
-      <v:shape id="_x0000_i1030" type="#_x0000_t75" style="width:24.5pt;height:9.2pt;visibility:visible;mso-wrap-style:square" o:bullet="t">
+      <v:shape id="_x0000_i1030" type="#_x0000_t75" style="width:24.35pt;height:9.15pt;visibility:visible;mso-wrap-style:square" o:bullet="t">
         <v:imagedata r:id="rId6" o:title=""/>
       </v:shape>
     </w:pict>
@@ -34353,6 +38526,122 @@
     </w:lvl>
   </w:abstractNum>
   <w:abstractNum w:abstractNumId="4" w15:restartNumberingAfterBreak="0">
+    <w:nsid w:val="11A04D63"/>
+    <w:multiLevelType w:val="hybridMultilevel"/>
+    <w:tmpl w:val="2CECE6A4"/>
+    <w:lvl w:ilvl="0" w:tplc="CD76C206">
+      <w:start w:val="1"/>
+      <w:numFmt w:val="decimal"/>
+      <w:lvlText w:val="%1"/>
+      <w:lvlJc w:val="left"/>
+      <w:pPr>
+        <w:ind w:left="1002" w:hanging="198"/>
+      </w:pPr>
+      <w:rPr>
+        <w:rFonts w:hint="default"/>
+        <w:spacing w:val="0"/>
+        <w:w w:val="77"/>
+        <w:lang w:val="en-US" w:eastAsia="en-US" w:bidi="ar-SA"/>
+      </w:rPr>
+    </w:lvl>
+    <w:lvl w:ilvl="1" w:tplc="F6B4E38A">
+      <w:numFmt w:val="bullet"/>
+      <w:lvlText w:val="•"/>
+      <w:lvlJc w:val="left"/>
+      <w:pPr>
+        <w:ind w:left="1858" w:hanging="198"/>
+      </w:pPr>
+      <w:rPr>
+        <w:rFonts w:hint="default"/>
+        <w:lang w:val="en-US" w:eastAsia="en-US" w:bidi="ar-SA"/>
+      </w:rPr>
+    </w:lvl>
+    <w:lvl w:ilvl="2" w:tplc="D384F536">
+      <w:numFmt w:val="bullet"/>
+      <w:lvlText w:val="•"/>
+      <w:lvlJc w:val="left"/>
+      <w:pPr>
+        <w:ind w:left="2717" w:hanging="198"/>
+      </w:pPr>
+      <w:rPr>
+        <w:rFonts w:hint="default"/>
+        <w:lang w:val="en-US" w:eastAsia="en-US" w:bidi="ar-SA"/>
+      </w:rPr>
+    </w:lvl>
+    <w:lvl w:ilvl="3" w:tplc="A5DEC712">
+      <w:numFmt w:val="bullet"/>
+      <w:lvlText w:val="•"/>
+      <w:lvlJc w:val="left"/>
+      <w:pPr>
+        <w:ind w:left="3576" w:hanging="198"/>
+      </w:pPr>
+      <w:rPr>
+        <w:rFonts w:hint="default"/>
+        <w:lang w:val="en-US" w:eastAsia="en-US" w:bidi="ar-SA"/>
+      </w:rPr>
+    </w:lvl>
+    <w:lvl w:ilvl="4" w:tplc="7CF65D2A">
+      <w:numFmt w:val="bullet"/>
+      <w:lvlText w:val="•"/>
+      <w:lvlJc w:val="left"/>
+      <w:pPr>
+        <w:ind w:left="4434" w:hanging="198"/>
+      </w:pPr>
+      <w:rPr>
+        <w:rFonts w:hint="default"/>
+        <w:lang w:val="en-US" w:eastAsia="en-US" w:bidi="ar-SA"/>
+      </w:rPr>
+    </w:lvl>
+    <w:lvl w:ilvl="5" w:tplc="67D0F430">
+      <w:numFmt w:val="bullet"/>
+      <w:lvlText w:val="•"/>
+      <w:lvlJc w:val="left"/>
+      <w:pPr>
+        <w:ind w:left="5293" w:hanging="198"/>
+      </w:pPr>
+      <w:rPr>
+        <w:rFonts w:hint="default"/>
+        <w:lang w:val="en-US" w:eastAsia="en-US" w:bidi="ar-SA"/>
+      </w:rPr>
+    </w:lvl>
+    <w:lvl w:ilvl="6" w:tplc="5FA6B8E4">
+      <w:numFmt w:val="bullet"/>
+      <w:lvlText w:val="•"/>
+      <w:lvlJc w:val="left"/>
+      <w:pPr>
+        <w:ind w:left="6152" w:hanging="198"/>
+      </w:pPr>
+      <w:rPr>
+        <w:rFonts w:hint="default"/>
+        <w:lang w:val="en-US" w:eastAsia="en-US" w:bidi="ar-SA"/>
+      </w:rPr>
+    </w:lvl>
+    <w:lvl w:ilvl="7" w:tplc="82EC28EA">
+      <w:numFmt w:val="bullet"/>
+      <w:lvlText w:val="•"/>
+      <w:lvlJc w:val="left"/>
+      <w:pPr>
+        <w:ind w:left="7011" w:hanging="198"/>
+      </w:pPr>
+      <w:rPr>
+        <w:rFonts w:hint="default"/>
+        <w:lang w:val="en-US" w:eastAsia="en-US" w:bidi="ar-SA"/>
+      </w:rPr>
+    </w:lvl>
+    <w:lvl w:ilvl="8" w:tplc="E5267602">
+      <w:numFmt w:val="bullet"/>
+      <w:lvlText w:val="•"/>
+      <w:lvlJc w:val="left"/>
+      <w:pPr>
+        <w:ind w:left="7869" w:hanging="198"/>
+      </w:pPr>
+      <w:rPr>
+        <w:rFonts w:hint="default"/>
+        <w:lang w:val="en-US" w:eastAsia="en-US" w:bidi="ar-SA"/>
+      </w:rPr>
+    </w:lvl>
+  </w:abstractNum>
+  <w:abstractNum w:abstractNumId="5" w15:restartNumberingAfterBreak="0">
     <w:nsid w:val="14AE159C"/>
     <w:multiLevelType w:val="hybridMultilevel"/>
     <w:tmpl w:val="5F826940"/>
@@ -34468,7 +38757,7 @@
       </w:rPr>
     </w:lvl>
   </w:abstractNum>
-  <w:abstractNum w:abstractNumId="5" w15:restartNumberingAfterBreak="0">
+  <w:abstractNum w:abstractNumId="6" w15:restartNumberingAfterBreak="0">
     <w:nsid w:val="19B868DF"/>
     <w:multiLevelType w:val="hybridMultilevel"/>
     <w:tmpl w:val="E38E41C0"/>
@@ -34587,7 +38876,7 @@
       </w:rPr>
     </w:lvl>
   </w:abstractNum>
-  <w:abstractNum w:abstractNumId="6" w15:restartNumberingAfterBreak="0">
+  <w:abstractNum w:abstractNumId="7" w15:restartNumberingAfterBreak="0">
     <w:nsid w:val="1B1C3795"/>
     <w:multiLevelType w:val="hybridMultilevel"/>
     <w:tmpl w:val="30848E28"/>
@@ -34702,7 +38991,7 @@
       </w:rPr>
     </w:lvl>
   </w:abstractNum>
-  <w:abstractNum w:abstractNumId="7" w15:restartNumberingAfterBreak="0">
+  <w:abstractNum w:abstractNumId="8" w15:restartNumberingAfterBreak="0">
     <w:nsid w:val="201A3BC6"/>
     <w:multiLevelType w:val="hybridMultilevel"/>
     <w:tmpl w:val="CA9EA41A"/>
@@ -34818,7 +39107,7 @@
       </w:rPr>
     </w:lvl>
   </w:abstractNum>
-  <w:abstractNum w:abstractNumId="8" w15:restartNumberingAfterBreak="0">
+  <w:abstractNum w:abstractNumId="9" w15:restartNumberingAfterBreak="0">
     <w:nsid w:val="2F300F81"/>
     <w:multiLevelType w:val="hybridMultilevel"/>
     <w:tmpl w:val="08867062"/>
@@ -34935,7 +39224,7 @@
       </w:rPr>
     </w:lvl>
   </w:abstractNum>
-  <w:abstractNum w:abstractNumId="9" w15:restartNumberingAfterBreak="0">
+  <w:abstractNum w:abstractNumId="10" w15:restartNumberingAfterBreak="0">
     <w:nsid w:val="30CB1D71"/>
     <w:multiLevelType w:val="hybridMultilevel"/>
     <w:tmpl w:val="12B86C60"/>
@@ -35053,7 +39342,7 @@
       </w:rPr>
     </w:lvl>
   </w:abstractNum>
-  <w:abstractNum w:abstractNumId="10" w15:restartNumberingAfterBreak="0">
+  <w:abstractNum w:abstractNumId="11" w15:restartNumberingAfterBreak="0">
     <w:nsid w:val="350D7BEE"/>
     <w:multiLevelType w:val="hybridMultilevel"/>
     <w:tmpl w:val="5FBE5398"/>
@@ -35166,7 +39455,7 @@
       </w:rPr>
     </w:lvl>
   </w:abstractNum>
-  <w:abstractNum w:abstractNumId="11" w15:restartNumberingAfterBreak="0">
+  <w:abstractNum w:abstractNumId="12" w15:restartNumberingAfterBreak="0">
     <w:nsid w:val="37FB5C3E"/>
     <w:multiLevelType w:val="hybridMultilevel"/>
     <w:tmpl w:val="E3B42F90"/>
@@ -35283,7 +39572,7 @@
       </w:rPr>
     </w:lvl>
   </w:abstractNum>
-  <w:abstractNum w:abstractNumId="12" w15:restartNumberingAfterBreak="0">
+  <w:abstractNum w:abstractNumId="13" w15:restartNumberingAfterBreak="0">
     <w:nsid w:val="384F004D"/>
     <w:multiLevelType w:val="hybridMultilevel"/>
     <w:tmpl w:val="7B480DAC"/>
@@ -35399,7 +39688,7 @@
       </w:rPr>
     </w:lvl>
   </w:abstractNum>
-  <w:abstractNum w:abstractNumId="13" w15:restartNumberingAfterBreak="0">
+  <w:abstractNum w:abstractNumId="14" w15:restartNumberingAfterBreak="0">
     <w:nsid w:val="39CC0FAD"/>
     <w:multiLevelType w:val="hybridMultilevel"/>
     <w:tmpl w:val="4F04C240"/>
@@ -35517,7 +39806,7 @@
       </w:rPr>
     </w:lvl>
   </w:abstractNum>
-  <w:abstractNum w:abstractNumId="14" w15:restartNumberingAfterBreak="0">
+  <w:abstractNum w:abstractNumId="15" w15:restartNumberingAfterBreak="0">
     <w:nsid w:val="444722DD"/>
     <w:multiLevelType w:val="hybridMultilevel"/>
     <w:tmpl w:val="DF426666"/>
@@ -35610,7 +39899,7 @@
       </w:pPr>
     </w:lvl>
   </w:abstractNum>
-  <w:abstractNum w:abstractNumId="15" w15:restartNumberingAfterBreak="0">
+  <w:abstractNum w:abstractNumId="16" w15:restartNumberingAfterBreak="0">
     <w:nsid w:val="45202BAA"/>
     <w:multiLevelType w:val="hybridMultilevel"/>
     <w:tmpl w:val="B64AC6C2"/>
@@ -35726,7 +40015,7 @@
       </w:rPr>
     </w:lvl>
   </w:abstractNum>
-  <w:abstractNum w:abstractNumId="16" w15:restartNumberingAfterBreak="0">
+  <w:abstractNum w:abstractNumId="17" w15:restartNumberingAfterBreak="0">
     <w:nsid w:val="4BB400D8"/>
     <w:multiLevelType w:val="hybridMultilevel"/>
     <w:tmpl w:val="FCD075C8"/>
@@ -35845,7 +40134,7 @@
       </w:rPr>
     </w:lvl>
   </w:abstractNum>
-  <w:abstractNum w:abstractNumId="17" w15:restartNumberingAfterBreak="0">
+  <w:abstractNum w:abstractNumId="18" w15:restartNumberingAfterBreak="0">
     <w:nsid w:val="4C2A36D8"/>
     <w:multiLevelType w:val="hybridMultilevel"/>
     <w:tmpl w:val="7DE41AB6"/>
@@ -35937,7 +40226,7 @@
       </w:pPr>
     </w:lvl>
   </w:abstractNum>
-  <w:abstractNum w:abstractNumId="18" w15:restartNumberingAfterBreak="0">
+  <w:abstractNum w:abstractNumId="19" w15:restartNumberingAfterBreak="0">
     <w:nsid w:val="4DFC767D"/>
     <w:multiLevelType w:val="hybridMultilevel"/>
     <w:tmpl w:val="EDA20F46"/>
@@ -36028,7 +40317,7 @@
       </w:pPr>
     </w:lvl>
   </w:abstractNum>
-  <w:abstractNum w:abstractNumId="19" w15:restartNumberingAfterBreak="0">
+  <w:abstractNum w:abstractNumId="20" w15:restartNumberingAfterBreak="0">
     <w:nsid w:val="68C65104"/>
     <w:multiLevelType w:val="hybridMultilevel"/>
     <w:tmpl w:val="B018F522"/>
@@ -36148,7 +40437,7 @@
       </w:rPr>
     </w:lvl>
   </w:abstractNum>
-  <w:abstractNum w:abstractNumId="20" w15:restartNumberingAfterBreak="0">
+  <w:abstractNum w:abstractNumId="21" w15:restartNumberingAfterBreak="0">
     <w:nsid w:val="6E504357"/>
     <w:multiLevelType w:val="hybridMultilevel"/>
     <w:tmpl w:val="512A2C1C"/>
@@ -36268,7 +40557,7 @@
       </w:rPr>
     </w:lvl>
   </w:abstractNum>
-  <w:abstractNum w:abstractNumId="21" w15:restartNumberingAfterBreak="0">
+  <w:abstractNum w:abstractNumId="22" w15:restartNumberingAfterBreak="0">
     <w:nsid w:val="743B3D0F"/>
     <w:multiLevelType w:val="hybridMultilevel"/>
     <w:tmpl w:val="618C9DB6"/>
@@ -36383,7 +40672,7 @@
       </w:rPr>
     </w:lvl>
   </w:abstractNum>
-  <w:abstractNum w:abstractNumId="22" w15:restartNumberingAfterBreak="0">
+  <w:abstractNum w:abstractNumId="23" w15:restartNumberingAfterBreak="0">
     <w:nsid w:val="744A1D29"/>
     <w:multiLevelType w:val="hybridMultilevel"/>
     <w:tmpl w:val="AA16B8B6"/>
@@ -36499,7 +40788,7 @@
       </w:rPr>
     </w:lvl>
   </w:abstractNum>
-  <w:abstractNum w:abstractNumId="23" w15:restartNumberingAfterBreak="0">
+  <w:abstractNum w:abstractNumId="24" w15:restartNumberingAfterBreak="0">
     <w:nsid w:val="7DBE3375"/>
     <w:multiLevelType w:val="hybridMultilevel"/>
     <w:tmpl w:val="B018F522"/>
@@ -36620,22 +40909,22 @@
     </w:lvl>
   </w:abstractNum>
   <w:num w:numId="1" w16cid:durableId="1024015721">
-    <w:abstractNumId w:val="13"/>
+    <w:abstractNumId w:val="14"/>
   </w:num>
   <w:num w:numId="2" w16cid:durableId="202135098">
-    <w:abstractNumId w:val="14"/>
+    <w:abstractNumId w:val="15"/>
   </w:num>
   <w:num w:numId="3" w16cid:durableId="1580553541">
+    <w:abstractNumId w:val="22"/>
+  </w:num>
+  <w:num w:numId="4" w16cid:durableId="525563580">
+    <w:abstractNumId w:val="7"/>
+  </w:num>
+  <w:num w:numId="5" w16cid:durableId="578059356">
     <w:abstractNumId w:val="21"/>
   </w:num>
-  <w:num w:numId="4" w16cid:durableId="525563580">
-    <w:abstractNumId w:val="6"/>
-  </w:num>
-  <w:num w:numId="5" w16cid:durableId="578059356">
-    <w:abstractNumId w:val="20"/>
-  </w:num>
   <w:num w:numId="6" w16cid:durableId="1141311904">
-    <w:abstractNumId w:val="8"/>
+    <w:abstractNumId w:val="9"/>
   </w:num>
   <w:num w:numId="7" w16cid:durableId="1682660821">
     <w:abstractNumId w:val="3"/>
@@ -36644,51 +40933,54 @@
     <w:abstractNumId w:val="0"/>
   </w:num>
   <w:num w:numId="9" w16cid:durableId="2021270723">
-    <w:abstractNumId w:val="16"/>
+    <w:abstractNumId w:val="17"/>
   </w:num>
   <w:num w:numId="10" w16cid:durableId="100344452">
-    <w:abstractNumId w:val="11"/>
+    <w:abstractNumId w:val="12"/>
   </w:num>
   <w:num w:numId="11" w16cid:durableId="903099637">
-    <w:abstractNumId w:val="19"/>
+    <w:abstractNumId w:val="20"/>
   </w:num>
   <w:num w:numId="12" w16cid:durableId="1449542317">
-    <w:abstractNumId w:val="10"/>
+    <w:abstractNumId w:val="11"/>
   </w:num>
   <w:num w:numId="13" w16cid:durableId="185951138">
     <w:abstractNumId w:val="2"/>
   </w:num>
   <w:num w:numId="14" w16cid:durableId="1029917996">
-    <w:abstractNumId w:val="23"/>
+    <w:abstractNumId w:val="24"/>
   </w:num>
   <w:num w:numId="15" w16cid:durableId="643630431">
-    <w:abstractNumId w:val="17"/>
+    <w:abstractNumId w:val="18"/>
   </w:num>
   <w:num w:numId="16" w16cid:durableId="182213427">
-    <w:abstractNumId w:val="12"/>
+    <w:abstractNumId w:val="13"/>
   </w:num>
   <w:num w:numId="17" w16cid:durableId="273244446">
-    <w:abstractNumId w:val="5"/>
+    <w:abstractNumId w:val="6"/>
   </w:num>
   <w:num w:numId="18" w16cid:durableId="759446346">
-    <w:abstractNumId w:val="7"/>
+    <w:abstractNumId w:val="8"/>
   </w:num>
   <w:num w:numId="19" w16cid:durableId="329257851">
     <w:abstractNumId w:val="1"/>
   </w:num>
   <w:num w:numId="20" w16cid:durableId="1446844925">
-    <w:abstractNumId w:val="15"/>
+    <w:abstractNumId w:val="16"/>
   </w:num>
   <w:num w:numId="21" w16cid:durableId="1326283639">
-    <w:abstractNumId w:val="22"/>
+    <w:abstractNumId w:val="23"/>
   </w:num>
   <w:num w:numId="22" w16cid:durableId="505676958">
-    <w:abstractNumId w:val="18"/>
+    <w:abstractNumId w:val="19"/>
   </w:num>
   <w:num w:numId="23" w16cid:durableId="170687457">
-    <w:abstractNumId w:val="9"/>
+    <w:abstractNumId w:val="10"/>
   </w:num>
   <w:num w:numId="24" w16cid:durableId="939220276">
+    <w:abstractNumId w:val="5"/>
+  </w:num>
+  <w:num w:numId="25" w16cid:durableId="1911118334">
     <w:abstractNumId w:val="4"/>
   </w:num>
 </w:numbering>

--- a/assets/data/Mindset-Level-3- Custom.docx
+++ b/assets/data/Mindset-Level-3- Custom.docx
@@ -36340,33 +36340,13 @@
             </w:pPr>
             <w:r>
               <w:rPr>
-                <w:rStyle w:val="BlankWord1"/>
-                <w:b/>
-                <w:bCs/>
-                <w:szCs w:val="21"/>
-                <w:bdr w:val="none" w:sz="0" w:space="0" w:color="auto"/>
-                <w:shd w:val="clear" w:color="auto" w:fill="auto"/>
-                <w14:textOutline w14:w="0" w14:cap="rnd" w14:cmpd="sng" w14:algn="ctr">
-                  <w14:noFill/>
-                  <w14:prstDash w14:val="solid"/>
-                  <w14:bevel/>
-                </w14:textOutline>
-              </w:rPr>
-              <w:t>1</w:t>
-            </w:r>
-            <w:r>
-              <w:rPr>
-                <w:rStyle w:val="BlankWord1"/>
-                <w:szCs w:val="21"/>
-                <w:bdr w:val="none" w:sz="0" w:space="0" w:color="auto"/>
-                <w:shd w:val="clear" w:color="auto" w:fill="auto"/>
-                <w14:textOutline w14:w="0" w14:cap="rnd" w14:cmpd="sng" w14:algn="ctr">
-                  <w14:noFill/>
-                  <w14:prstDash w14:val="solid"/>
-                  <w14:bevel/>
-                </w14:textOutline>
-              </w:rPr>
-              <w:t xml:space="preserve"> </w:t>
+                <w:rFonts w:ascii="Source Sans 3" w:hAnsi="Source Sans 3"/>
+                <w:b/>
+                <w:bCs/>
+                <w:sz w:val="21"/>
+                <w:szCs w:val="21"/>
+              </w:rPr>
+              <w:t xml:space="preserve">1 </w:t>
             </w:r>
             <w:r>
               <w:rPr>
@@ -36535,31 +36515,19 @@
             </w:pPr>
             <w:r>
               <w:rPr>
-                <w:rStyle w:val="BlankWord1"/>
-                <w:b/>
-                <w:bCs/>
-                <w:szCs w:val="21"/>
-                <w:bdr w:val="none" w:sz="0" w:space="0" w:color="auto"/>
-                <w:shd w:val="clear" w:color="auto" w:fill="auto"/>
-                <w14:textOutline w14:w="0" w14:cap="rnd" w14:cmpd="sng" w14:algn="ctr">
-                  <w14:noFill/>
-                  <w14:prstDash w14:val="solid"/>
-                  <w14:bevel/>
-                </w14:textOutline>
+                <w:rFonts w:ascii="Source Sans 3" w:hAnsi="Source Sans 3"/>
+                <w:b/>
+                <w:bCs/>
+                <w:sz w:val="21"/>
+                <w:szCs w:val="21"/>
               </w:rPr>
               <w:t>2</w:t>
             </w:r>
             <w:r>
               <w:rPr>
-                <w:rStyle w:val="BlankWord1"/>
-                <w:szCs w:val="21"/>
-                <w:bdr w:val="none" w:sz="0" w:space="0" w:color="auto"/>
-                <w:shd w:val="clear" w:color="auto" w:fill="auto"/>
-                <w14:textOutline w14:w="0" w14:cap="rnd" w14:cmpd="sng" w14:algn="ctr">
-                  <w14:noFill/>
-                  <w14:prstDash w14:val="solid"/>
-                  <w14:bevel/>
-                </w14:textOutline>
+                <w:rFonts w:ascii="Source Sans 3" w:hAnsi="Source Sans 3"/>
+                <w:sz w:val="21"/>
+                <w:szCs w:val="21"/>
               </w:rPr>
               <w:t xml:space="preserve"> </w:t>
             </w:r>
@@ -36767,31 +36735,19 @@
             </w:pPr>
             <w:r>
               <w:rPr>
-                <w:rStyle w:val="BlankWord1"/>
-                <w:b/>
-                <w:bCs/>
-                <w:szCs w:val="21"/>
-                <w:bdr w:val="none" w:sz="0" w:space="0" w:color="auto"/>
-                <w:shd w:val="clear" w:color="auto" w:fill="auto"/>
-                <w14:textOutline w14:w="0" w14:cap="rnd" w14:cmpd="sng" w14:algn="ctr">
-                  <w14:noFill/>
-                  <w14:prstDash w14:val="solid"/>
-                  <w14:bevel/>
-                </w14:textOutline>
+                <w:rFonts w:ascii="Source Sans 3" w:hAnsi="Source Sans 3"/>
+                <w:b/>
+                <w:bCs/>
+                <w:sz w:val="21"/>
+                <w:szCs w:val="21"/>
               </w:rPr>
               <w:t>3</w:t>
             </w:r>
             <w:r>
               <w:rPr>
-                <w:rStyle w:val="BlankWord1"/>
-                <w:szCs w:val="21"/>
-                <w:bdr w:val="none" w:sz="0" w:space="0" w:color="auto"/>
-                <w:shd w:val="clear" w:color="auto" w:fill="auto"/>
-                <w14:textOutline w14:w="0" w14:cap="rnd" w14:cmpd="sng" w14:algn="ctr">
-                  <w14:noFill/>
-                  <w14:prstDash w14:val="solid"/>
-                  <w14:bevel/>
-                </w14:textOutline>
+                <w:rFonts w:ascii="Source Sans 3" w:hAnsi="Source Sans 3"/>
+                <w:sz w:val="21"/>
+                <w:szCs w:val="21"/>
               </w:rPr>
               <w:t xml:space="preserve"> </w:t>
             </w:r>
@@ -36983,31 +36939,19 @@
             </w:pPr>
             <w:r>
               <w:rPr>
-                <w:rStyle w:val="BlankWord1"/>
-                <w:b/>
-                <w:bCs/>
-                <w:szCs w:val="21"/>
-                <w:bdr w:val="none" w:sz="0" w:space="0" w:color="auto"/>
-                <w:shd w:val="clear" w:color="auto" w:fill="auto"/>
-                <w14:textOutline w14:w="0" w14:cap="rnd" w14:cmpd="sng" w14:algn="ctr">
-                  <w14:noFill/>
-                  <w14:prstDash w14:val="solid"/>
-                  <w14:bevel/>
-                </w14:textOutline>
+                <w:rFonts w:ascii="Source Sans 3" w:hAnsi="Source Sans 3"/>
+                <w:b/>
+                <w:bCs/>
+                <w:sz w:val="21"/>
+                <w:szCs w:val="21"/>
               </w:rPr>
               <w:t>4</w:t>
             </w:r>
             <w:r>
               <w:rPr>
-                <w:rStyle w:val="BlankWord1"/>
-                <w:szCs w:val="21"/>
-                <w:bdr w:val="none" w:sz="0" w:space="0" w:color="auto"/>
-                <w:shd w:val="clear" w:color="auto" w:fill="auto"/>
-                <w14:textOutline w14:w="0" w14:cap="rnd" w14:cmpd="sng" w14:algn="ctr">
-                  <w14:noFill/>
-                  <w14:prstDash w14:val="solid"/>
-                  <w14:bevel/>
-                </w14:textOutline>
+                <w:rFonts w:ascii="Source Sans 3" w:hAnsi="Source Sans 3"/>
+                <w:sz w:val="21"/>
+                <w:szCs w:val="21"/>
               </w:rPr>
               <w:t xml:space="preserve"> </w:t>
             </w:r>
@@ -37188,32 +37132,12 @@
             </w:pPr>
             <w:r>
               <w:rPr>
-                <w:rStyle w:val="BlankWord1"/>
-                <w:b/>
-                <w:bCs/>
-                <w:szCs w:val="21"/>
-                <w:bdr w:val="none" w:sz="0" w:space="0" w:color="auto"/>
-                <w:shd w:val="clear" w:color="auto" w:fill="auto"/>
-                <w14:textOutline w14:w="0" w14:cap="rnd" w14:cmpd="sng" w14:algn="ctr">
-                  <w14:noFill/>
-                  <w14:prstDash w14:val="solid"/>
-                  <w14:bevel/>
-                </w14:textOutline>
+                <w:b/>
+                <w:bCs/>
               </w:rPr>
               <w:t>5</w:t>
             </w:r>
             <w:r>
-              <w:rPr>
-                <w:rStyle w:val="BlankWord1"/>
-                <w:szCs w:val="21"/>
-                <w:bdr w:val="none" w:sz="0" w:space="0" w:color="auto"/>
-                <w:shd w:val="clear" w:color="auto" w:fill="auto"/>
-                <w14:textOutline w14:w="0" w14:cap="rnd" w14:cmpd="sng" w14:algn="ctr">
-                  <w14:noFill/>
-                  <w14:prstDash w14:val="solid"/>
-                  <w14:bevel/>
-                </w14:textOutline>
-              </w:rPr>
               <w:t xml:space="preserve"> </w:t>
             </w:r>
             <w:r>
@@ -37397,9 +37321,112 @@
             </w:pPr>
             <w:r>
               <w:rPr>
+                <w:rFonts w:ascii="Source Sans 3" w:hAnsi="Source Sans 3"/>
+                <w:b/>
+                <w:bCs/>
+                <w:sz w:val="21"/>
+                <w:szCs w:val="21"/>
+              </w:rPr>
+              <w:t>6</w:t>
+            </w:r>
+            <w:r>
+              <w:t xml:space="preserve"> </w:t>
+            </w:r>
+            <w:r>
+              <w:rPr>
+                <w:rFonts w:ascii="Source Sans 3" w:hAnsi="Source Sans 3"/>
+                <w:sz w:val="21"/>
+                <w:szCs w:val="21"/>
+              </w:rPr>
+              <w:t xml:space="preserve">In the assessment Criteria, what is indicated by </w:t>
+            </w:r>
+            <w:r>
+              <w:rPr>
+                <w:rFonts w:ascii="Source Sans 3" w:hAnsi="Source Sans 3"/>
+                <w:b/>
+                <w:sz w:val="21"/>
+                <w:szCs w:val="21"/>
+              </w:rPr>
+              <w:t>GRA?</w:t>
+            </w:r>
+            <w:r>
+              <w:rPr>
+                <w:rFonts w:ascii="Source Sans 3" w:hAnsi="Source Sans 3"/>
+                <w:b/>
+                <w:sz w:val="21"/>
+                <w:szCs w:val="21"/>
+              </w:rPr>
+              <w:t xml:space="preserve"> </w:t>
+            </w:r>
+            <w:r>
+              <w:rPr>
                 <w:rStyle w:val="BlankWord1"/>
-                <w:b/>
-                <w:bCs/>
+              </w:rPr>
+              <w:t>C</w:t>
+            </w:r>
+          </w:p>
+          <w:p>
+            <w:pPr>
+              <w:spacing w:before="80"/>
+              <w:ind w:left="284"/>
+              <w:rPr>
+                <w:rFonts w:ascii="Source Sans 3" w:hAnsi="Source Sans 3"/>
+                <w:sz w:val="21"/>
+                <w:szCs w:val="21"/>
+              </w:rPr>
+            </w:pPr>
+            <w:r>
+              <w:rPr>
+                <w:rFonts w:ascii="Source Sans 3" w:hAnsi="Source Sans 3"/>
+                <w:b/>
+                <w:sz w:val="21"/>
+                <w:szCs w:val="21"/>
+              </w:rPr>
+              <w:t xml:space="preserve">A </w:t>
+            </w:r>
+            <w:r>
+              <w:rPr>
+                <w:rFonts w:ascii="Source Sans 3" w:hAnsi="Source Sans 3"/>
+                <w:sz w:val="21"/>
+                <w:szCs w:val="21"/>
+              </w:rPr>
+              <w:t>Grammar Rules and Application</w:t>
+            </w:r>
+          </w:p>
+          <w:p>
+            <w:pPr>
+              <w:spacing w:before="80"/>
+              <w:ind w:left="284"/>
+              <w:rPr>
+                <w:rFonts w:ascii="Source Sans 3" w:hAnsi="Source Sans 3"/>
+                <w:sz w:val="21"/>
+                <w:szCs w:val="21"/>
+              </w:rPr>
+            </w:pPr>
+            <w:r>
+              <w:rPr>
+                <w:rFonts w:ascii="Source Sans 3" w:hAnsi="Source Sans 3"/>
+                <w:b/>
+                <w:sz w:val="21"/>
+                <w:szCs w:val="21"/>
+              </w:rPr>
+              <w:t xml:space="preserve">B </w:t>
+            </w:r>
+            <w:r>
+              <w:rPr>
+                <w:rFonts w:ascii="Source Sans 3" w:hAnsi="Source Sans 3"/>
+                <w:sz w:val="21"/>
+                <w:szCs w:val="21"/>
+              </w:rPr>
+              <w:t>Grammatical Rules and Accuracy</w:t>
+            </w:r>
+          </w:p>
+          <w:p>
+            <w:pPr>
+              <w:spacing w:before="80"/>
+              <w:ind w:left="284"/>
+              <w:rPr>
+                <w:rStyle w:val="BlankWord1"/>
                 <w:szCs w:val="21"/>
                 <w:bdr w:val="none" w:sz="0" w:space="0" w:color="auto"/>
                 <w:shd w:val="clear" w:color="auto" w:fill="auto"/>
@@ -37409,9 +37436,127 @@
                   <w14:bevel/>
                 </w14:textOutline>
               </w:rPr>
-              <w:t>6</w:t>
-            </w:r>
-            <w:r>
+            </w:pPr>
+            <w:r>
+              <w:rPr>
+                <w:rFonts w:ascii="Source Sans 3" w:hAnsi="Source Sans 3"/>
+                <w:b/>
+                <w:sz w:val="21"/>
+                <w:szCs w:val="21"/>
+              </w:rPr>
+              <w:t xml:space="preserve">C </w:t>
+            </w:r>
+            <w:r>
+              <w:rPr>
+                <w:rFonts w:ascii="Source Sans 3" w:hAnsi="Source Sans 3"/>
+                <w:sz w:val="21"/>
+                <w:szCs w:val="21"/>
+              </w:rPr>
+              <w:t>Grammatical Range and Accuracy</w:t>
+            </w:r>
+          </w:p>
+          <w:p>
+            <w:pPr>
+              <w:spacing w:before="80"/>
+              <w:rPr>
+                <w:rFonts w:ascii="Source Sans 3" w:hAnsi="Source Sans 3"/>
+                <w:sz w:val="21"/>
+                <w:szCs w:val="21"/>
+              </w:rPr>
+            </w:pPr>
+            <w:r>
+              <w:rPr>
+                <w:b/>
+                <w:bCs/>
+              </w:rPr>
+              <w:t>7</w:t>
+            </w:r>
+            <w:r>
+              <w:t xml:space="preserve"> </w:t>
+            </w:r>
+            <w:r>
+              <w:rPr>
+                <w:rFonts w:ascii="Source Sans 3" w:hAnsi="Source Sans 3"/>
+                <w:sz w:val="21"/>
+                <w:szCs w:val="21"/>
+              </w:rPr>
+              <w:t>Describe the focus of the questions in Part 1.</w:t>
+            </w:r>
+            <w:r>
+              <w:rPr>
+                <w:rFonts w:ascii="Source Sans 3" w:hAnsi="Source Sans 3"/>
+                <w:sz w:val="21"/>
+                <w:szCs w:val="21"/>
+              </w:rPr>
+              <w:t xml:space="preserve"> </w:t>
+            </w:r>
+            <w:r>
+              <w:rPr>
+                <w:rStyle w:val="BlankWord1"/>
+              </w:rPr>
+              <w:t>A</w:t>
+            </w:r>
+          </w:p>
+          <w:p>
+            <w:pPr>
+              <w:spacing w:before="80"/>
+              <w:ind w:left="284"/>
+              <w:rPr>
+                <w:rFonts w:ascii="Source Sans 3" w:hAnsi="Source Sans 3"/>
+                <w:sz w:val="21"/>
+                <w:szCs w:val="21"/>
+              </w:rPr>
+            </w:pPr>
+            <w:r>
+              <w:rPr>
+                <w:rFonts w:ascii="Source Sans 3" w:hAnsi="Source Sans 3"/>
+                <w:b/>
+                <w:sz w:val="21"/>
+                <w:szCs w:val="21"/>
+              </w:rPr>
+              <w:t xml:space="preserve">A </w:t>
+            </w:r>
+            <w:r>
+              <w:rPr>
+                <w:rFonts w:ascii="Source Sans 3" w:hAnsi="Source Sans 3"/>
+                <w:sz w:val="21"/>
+                <w:szCs w:val="21"/>
+              </w:rPr>
+              <w:t>Simple general questions, familiar topics, personal focus</w:t>
+            </w:r>
+          </w:p>
+          <w:p>
+            <w:pPr>
+              <w:spacing w:before="80"/>
+              <w:ind w:left="284"/>
+              <w:rPr>
+                <w:rFonts w:ascii="Source Sans 3" w:hAnsi="Source Sans 3"/>
+                <w:sz w:val="21"/>
+                <w:szCs w:val="21"/>
+              </w:rPr>
+            </w:pPr>
+            <w:r>
+              <w:rPr>
+                <w:rFonts w:ascii="Source Sans 3" w:hAnsi="Source Sans 3"/>
+                <w:b/>
+                <w:sz w:val="21"/>
+                <w:szCs w:val="21"/>
+              </w:rPr>
+              <w:t xml:space="preserve">B </w:t>
+            </w:r>
+            <w:r>
+              <w:rPr>
+                <w:rFonts w:ascii="Source Sans 3" w:hAnsi="Source Sans 3"/>
+                <w:sz w:val="21"/>
+                <w:szCs w:val="21"/>
+              </w:rPr>
+              <w:t>More complex questions based on one topic only, personal focus</w:t>
+            </w:r>
+          </w:p>
+          <w:p>
+            <w:pPr>
+              <w:spacing w:before="80"/>
+              <w:ind w:left="284"/>
               <w:rPr>
                 <w:rStyle w:val="BlankWord1"/>
                 <w:szCs w:val="21"/>
@@ -37423,101 +37568,28 @@
                   <w14:bevel/>
                 </w14:textOutline>
               </w:rPr>
-              <w:t xml:space="preserve"> </w:t>
-            </w:r>
-            <w:r>
-              <w:rPr>
-                <w:rFonts w:ascii="Source Sans 3" w:hAnsi="Source Sans 3"/>
-                <w:sz w:val="21"/>
-                <w:szCs w:val="21"/>
-              </w:rPr>
-              <w:t xml:space="preserve">In the assessment Criteria, what is indicated by </w:t>
-            </w:r>
-            <w:r>
-              <w:rPr>
-                <w:rFonts w:ascii="Source Sans 3" w:hAnsi="Source Sans 3"/>
-                <w:b/>
-                <w:sz w:val="21"/>
-                <w:szCs w:val="21"/>
-              </w:rPr>
-              <w:t>GRA?</w:t>
-            </w:r>
-            <w:r>
-              <w:rPr>
-                <w:rFonts w:ascii="Source Sans 3" w:hAnsi="Source Sans 3"/>
-                <w:b/>
-                <w:sz w:val="21"/>
-                <w:szCs w:val="21"/>
-              </w:rPr>
-              <w:t xml:space="preserve"> </w:t>
-            </w:r>
-            <w:r>
-              <w:rPr>
-                <w:rStyle w:val="BlankWord1"/>
-              </w:rPr>
-              <w:t>C</w:t>
+            </w:pPr>
+            <w:r>
+              <w:rPr>
+                <w:rFonts w:ascii="Source Sans 3" w:hAnsi="Source Sans 3"/>
+                <w:b/>
+                <w:sz w:val="21"/>
+                <w:szCs w:val="21"/>
+              </w:rPr>
+              <w:t xml:space="preserve">C </w:t>
+            </w:r>
+            <w:r>
+              <w:rPr>
+                <w:rFonts w:ascii="Source Sans 3" w:hAnsi="Source Sans 3"/>
+                <w:sz w:val="21"/>
+                <w:szCs w:val="21"/>
+              </w:rPr>
+              <w:t>More complex questions based on one topic only, impersonal focus</w:t>
             </w:r>
           </w:p>
           <w:p>
             <w:pPr>
               <w:spacing w:before="80"/>
-              <w:ind w:left="284"/>
-              <w:rPr>
-                <w:rFonts w:ascii="Source Sans 3" w:hAnsi="Source Sans 3"/>
-                <w:sz w:val="21"/>
-                <w:szCs w:val="21"/>
-              </w:rPr>
-            </w:pPr>
-            <w:r>
-              <w:rPr>
-                <w:rFonts w:ascii="Source Sans 3" w:hAnsi="Source Sans 3"/>
-                <w:b/>
-                <w:sz w:val="21"/>
-                <w:szCs w:val="21"/>
-              </w:rPr>
-              <w:t xml:space="preserve">A </w:t>
-            </w:r>
-            <w:r>
-              <w:rPr>
-                <w:rFonts w:ascii="Source Sans 3" w:hAnsi="Source Sans 3"/>
-                <w:sz w:val="21"/>
-                <w:szCs w:val="21"/>
-              </w:rPr>
-              <w:t>Grammar Rules and Application</w:t>
-            </w:r>
-          </w:p>
-          <w:p>
-            <w:pPr>
-              <w:spacing w:before="80"/>
-              <w:ind w:left="284"/>
-              <w:rPr>
-                <w:rFonts w:ascii="Source Sans 3" w:hAnsi="Source Sans 3"/>
-                <w:sz w:val="21"/>
-                <w:szCs w:val="21"/>
-              </w:rPr>
-            </w:pPr>
-            <w:r>
-              <w:rPr>
-                <w:rFonts w:ascii="Source Sans 3" w:hAnsi="Source Sans 3"/>
-                <w:b/>
-                <w:sz w:val="21"/>
-                <w:szCs w:val="21"/>
-              </w:rPr>
-              <w:t xml:space="preserve">B </w:t>
-            </w:r>
-            <w:r>
-              <w:rPr>
-                <w:rFonts w:ascii="Source Sans 3" w:hAnsi="Source Sans 3"/>
-                <w:sz w:val="21"/>
-                <w:szCs w:val="21"/>
-              </w:rPr>
-              <w:t>Grammatical Rules and Accuracy</w:t>
-            </w:r>
-          </w:p>
-          <w:p>
-            <w:pPr>
-              <w:spacing w:before="80"/>
-              <w:ind w:left="284"/>
               <w:rPr>
                 <w:rStyle w:val="BlankWord1"/>
                 <w:szCs w:val="21"/>
@@ -37532,217 +37604,12 @@
             </w:pPr>
             <w:r>
               <w:rPr>
-                <w:rFonts w:ascii="Source Sans 3" w:hAnsi="Source Sans 3"/>
-                <w:b/>
-                <w:sz w:val="21"/>
-                <w:szCs w:val="21"/>
-              </w:rPr>
-              <w:t xml:space="preserve">C </w:t>
-            </w:r>
-            <w:r>
-              <w:rPr>
-                <w:rFonts w:ascii="Source Sans 3" w:hAnsi="Source Sans 3"/>
-                <w:sz w:val="21"/>
-                <w:szCs w:val="21"/>
-              </w:rPr>
-              <w:t>Grammatical Range and Accuracy</w:t>
-            </w:r>
-          </w:p>
-          <w:p>
-            <w:pPr>
-              <w:spacing w:before="80"/>
-              <w:rPr>
-                <w:rFonts w:ascii="Source Sans 3" w:hAnsi="Source Sans 3"/>
-                <w:sz w:val="21"/>
-                <w:szCs w:val="21"/>
-              </w:rPr>
-            </w:pPr>
-            <w:r>
-              <w:rPr>
-                <w:rStyle w:val="BlankWord1"/>
-                <w:b/>
-                <w:bCs/>
-                <w:szCs w:val="21"/>
-                <w:bdr w:val="none" w:sz="0" w:space="0" w:color="auto"/>
-                <w:shd w:val="clear" w:color="auto" w:fill="auto"/>
-                <w14:textOutline w14:w="0" w14:cap="rnd" w14:cmpd="sng" w14:algn="ctr">
-                  <w14:noFill/>
-                  <w14:prstDash w14:val="solid"/>
-                  <w14:bevel/>
-                </w14:textOutline>
-              </w:rPr>
-              <w:t>7</w:t>
-            </w:r>
-            <w:r>
-              <w:rPr>
-                <w:rStyle w:val="BlankWord1"/>
-                <w:szCs w:val="21"/>
-                <w:bdr w:val="none" w:sz="0" w:space="0" w:color="auto"/>
-                <w:shd w:val="clear" w:color="auto" w:fill="auto"/>
-                <w14:textOutline w14:w="0" w14:cap="rnd" w14:cmpd="sng" w14:algn="ctr">
-                  <w14:noFill/>
-                  <w14:prstDash w14:val="solid"/>
-                  <w14:bevel/>
-                </w14:textOutline>
-              </w:rPr>
-              <w:t xml:space="preserve"> </w:t>
-            </w:r>
-            <w:r>
-              <w:rPr>
-                <w:rFonts w:ascii="Source Sans 3" w:hAnsi="Source Sans 3"/>
-                <w:sz w:val="21"/>
-                <w:szCs w:val="21"/>
-              </w:rPr>
-              <w:t>Describe the focus of the questions in Part 1.</w:t>
-            </w:r>
-            <w:r>
-              <w:rPr>
-                <w:rFonts w:ascii="Source Sans 3" w:hAnsi="Source Sans 3"/>
-                <w:sz w:val="21"/>
-                <w:szCs w:val="21"/>
-              </w:rPr>
-              <w:t xml:space="preserve"> </w:t>
-            </w:r>
-            <w:r>
-              <w:rPr>
-                <w:rStyle w:val="BlankWord1"/>
-              </w:rPr>
-              <w:t>A</w:t>
-            </w:r>
-          </w:p>
-          <w:p>
-            <w:pPr>
-              <w:spacing w:before="80"/>
-              <w:ind w:left="284"/>
-              <w:rPr>
-                <w:rFonts w:ascii="Source Sans 3" w:hAnsi="Source Sans 3"/>
-                <w:sz w:val="21"/>
-                <w:szCs w:val="21"/>
-              </w:rPr>
-            </w:pPr>
-            <w:r>
-              <w:rPr>
-                <w:rFonts w:ascii="Source Sans 3" w:hAnsi="Source Sans 3"/>
-                <w:b/>
-                <w:sz w:val="21"/>
-                <w:szCs w:val="21"/>
-              </w:rPr>
-              <w:t xml:space="preserve">A </w:t>
-            </w:r>
-            <w:r>
-              <w:rPr>
-                <w:rFonts w:ascii="Source Sans 3" w:hAnsi="Source Sans 3"/>
-                <w:sz w:val="21"/>
-                <w:szCs w:val="21"/>
-              </w:rPr>
-              <w:t>Simple general questions, familiar topics, personal focus</w:t>
-            </w:r>
-          </w:p>
-          <w:p>
-            <w:pPr>
-              <w:spacing w:before="80"/>
-              <w:ind w:left="284"/>
-              <w:rPr>
-                <w:rFonts w:ascii="Source Sans 3" w:hAnsi="Source Sans 3"/>
-                <w:sz w:val="21"/>
-                <w:szCs w:val="21"/>
-              </w:rPr>
-            </w:pPr>
-            <w:r>
-              <w:rPr>
-                <w:rFonts w:ascii="Source Sans 3" w:hAnsi="Source Sans 3"/>
-                <w:b/>
-                <w:sz w:val="21"/>
-                <w:szCs w:val="21"/>
-              </w:rPr>
-              <w:t xml:space="preserve">B </w:t>
-            </w:r>
-            <w:r>
-              <w:rPr>
-                <w:rFonts w:ascii="Source Sans 3" w:hAnsi="Source Sans 3"/>
-                <w:sz w:val="21"/>
-                <w:szCs w:val="21"/>
-              </w:rPr>
-              <w:t>More complex questions based on one topic only, personal focus</w:t>
-            </w:r>
-          </w:p>
-          <w:p>
-            <w:pPr>
-              <w:spacing w:before="80"/>
-              <w:ind w:left="284"/>
-              <w:rPr>
-                <w:rStyle w:val="BlankWord1"/>
-                <w:szCs w:val="21"/>
-                <w:bdr w:val="none" w:sz="0" w:space="0" w:color="auto"/>
-                <w:shd w:val="clear" w:color="auto" w:fill="auto"/>
-                <w14:textOutline w14:w="0" w14:cap="rnd" w14:cmpd="sng" w14:algn="ctr">
-                  <w14:noFill/>
-                  <w14:prstDash w14:val="solid"/>
-                  <w14:bevel/>
-                </w14:textOutline>
-              </w:rPr>
-            </w:pPr>
-            <w:r>
-              <w:rPr>
-                <w:rFonts w:ascii="Source Sans 3" w:hAnsi="Source Sans 3"/>
-                <w:b/>
-                <w:sz w:val="21"/>
-                <w:szCs w:val="21"/>
-              </w:rPr>
-              <w:t xml:space="preserve">C </w:t>
-            </w:r>
-            <w:r>
-              <w:rPr>
-                <w:rFonts w:ascii="Source Sans 3" w:hAnsi="Source Sans 3"/>
-                <w:sz w:val="21"/>
-                <w:szCs w:val="21"/>
-              </w:rPr>
-              <w:t>More complex questions based on one topic only, impersonal focus</w:t>
-            </w:r>
-          </w:p>
-          <w:p>
-            <w:pPr>
-              <w:spacing w:before="80"/>
-              <w:rPr>
-                <w:rStyle w:val="BlankWord1"/>
-                <w:szCs w:val="21"/>
-                <w:bdr w:val="none" w:sz="0" w:space="0" w:color="auto"/>
-                <w:shd w:val="clear" w:color="auto" w:fill="auto"/>
-                <w14:textOutline w14:w="0" w14:cap="rnd" w14:cmpd="sng" w14:algn="ctr">
-                  <w14:noFill/>
-                  <w14:prstDash w14:val="solid"/>
-                  <w14:bevel/>
-                </w14:textOutline>
-              </w:rPr>
-            </w:pPr>
-            <w:r>
-              <w:rPr>
-                <w:rStyle w:val="BlankWord1"/>
-                <w:b/>
-                <w:bCs/>
-                <w:szCs w:val="21"/>
-                <w:bdr w:val="none" w:sz="0" w:space="0" w:color="auto"/>
-                <w:shd w:val="clear" w:color="auto" w:fill="auto"/>
-                <w14:textOutline w14:w="0" w14:cap="rnd" w14:cmpd="sng" w14:algn="ctr">
-                  <w14:noFill/>
-                  <w14:prstDash w14:val="solid"/>
-                  <w14:bevel/>
-                </w14:textOutline>
+                <w:b/>
+                <w:bCs/>
               </w:rPr>
               <w:t>8</w:t>
             </w:r>
             <w:r>
-              <w:rPr>
-                <w:rStyle w:val="BlankWord1"/>
-                <w:szCs w:val="21"/>
-                <w:bdr w:val="none" w:sz="0" w:space="0" w:color="auto"/>
-                <w:shd w:val="clear" w:color="auto" w:fill="auto"/>
-                <w14:textOutline w14:w="0" w14:cap="rnd" w14:cmpd="sng" w14:algn="ctr">
-                  <w14:noFill/>
-                  <w14:prstDash w14:val="solid"/>
-                  <w14:bevel/>
-                </w14:textOutline>
-              </w:rPr>
               <w:t xml:space="preserve"> </w:t>
             </w:r>
             <w:r>

--- a/assets/data/Mindset-Level-3- Custom.docx
+++ b/assets/data/Mindset-Level-3- Custom.docx
@@ -23422,6 +23422,7 @@
           </w:tcPr>
           <w:p>
             <w:pPr>
+              <w:spacing w:after="120"/>
               <w:rPr>
                 <w:rFonts w:ascii="Source Sans 3 SemiBold" w:hAnsi="Source Sans 3 SemiBold"/>
                 <w:b/>
@@ -28056,8 +28057,6 @@
             <w:pPr>
               <w:rPr>
                 <w:rFonts w:ascii="Source Sans 3" w:hAnsi="Source Sans 3"/>
-                <w:b/>
-                <w:bCs/>
                 <w:sz w:val="21"/>
                 <w:szCs w:val="21"/>
               </w:rPr>
@@ -28070,15 +28069,7 @@
                   <w:b/>
                   <w:bCs/>
                 </w:rPr>
-                <w:t>0</w:t>
-              </w:r>
-              <w:r>
-                <w:rPr>
-                  <w:rStyle w:val="Hyperlink"/>
-                  <w:b/>
-                  <w:bCs/>
-                </w:rPr>
-                <w:t>3</w:t>
+                <w:t>03</w:t>
               </w:r>
             </w:hyperlink>
           </w:p>
@@ -37132,12 +37123,20 @@
             </w:pPr>
             <w:r>
               <w:rPr>
-                <w:b/>
-                <w:bCs/>
+                <w:rFonts w:ascii="Source Sans 3" w:hAnsi="Source Sans 3"/>
+                <w:b/>
+                <w:bCs/>
+                <w:sz w:val="21"/>
+                <w:szCs w:val="21"/>
               </w:rPr>
               <w:t>5</w:t>
             </w:r>
             <w:r>
+              <w:rPr>
+                <w:rFonts w:ascii="Source Sans 3" w:hAnsi="Source Sans 3"/>
+                <w:sz w:val="21"/>
+                <w:szCs w:val="21"/>
+              </w:rPr>
               <w:t xml:space="preserve"> </w:t>
             </w:r>
             <w:r>
@@ -37604,13 +37603,13 @@
             </w:pPr>
             <w:r>
               <w:rPr>
-                <w:b/>
-                <w:bCs/>
-              </w:rPr>
-              <w:t>8</w:t>
-            </w:r>
-            <w:r>
-              <w:t xml:space="preserve"> </w:t>
+                <w:rFonts w:ascii="Source Sans 3" w:hAnsi="Source Sans 3"/>
+                <w:b/>
+                <w:bCs/>
+                <w:sz w:val="21"/>
+                <w:szCs w:val="21"/>
+              </w:rPr>
+              <w:t xml:space="preserve">8 </w:t>
             </w:r>
             <w:r>
               <w:rPr>
@@ -37846,6 +37845,2870 @@
           <w:szCs w:val="19"/>
         </w:rPr>
       </w:pPr>
+      <w:r>
+        <w:rPr>
+          <w:rFonts w:ascii="Source Sans 3" w:hAnsi="Source Sans 3"/>
+          <w:sz w:val="19"/>
+          <w:szCs w:val="19"/>
+        </w:rPr>
+        <w:br w:type="page"/>
+      </w:r>
+    </w:p>
+    <w:p>
+      <w:pPr>
+        <w:spacing w:after="0"/>
+        <w:rPr>
+          <w:sz w:val="32"/>
+          <w:szCs w:val="32"/>
+        </w:rPr>
+      </w:pPr>
+      <w:r>
+        <w:rPr>
+          <w:color w:val="26EFFF"/>
+          <w:sz w:val="32"/>
+          <w:szCs w:val="32"/>
+          <w:shd w:val="clear" w:color="auto" w:fill="26EFFF"/>
+        </w:rPr>
+        <w:lastRenderedPageBreak/>
+        <w:t>[[[[[[[[[[</w:t>
+      </w:r>
+      <w:r>
+        <w:rPr>
+          <w:rFonts w:ascii="Source Sans 3 SemiBold" w:hAnsi="Source Sans 3 SemiBold"/>
+          <w:b/>
+          <w:bCs/>
+          <w:sz w:val="32"/>
+          <w:szCs w:val="32"/>
+        </w:rPr>
+        <w:t>SPEAKING TEST - PART 1</w:t>
+      </w:r>
+      <w:r>
+        <w:rPr>
+          <w:color w:val="26EFFF"/>
+          <w:sz w:val="32"/>
+          <w:szCs w:val="32"/>
+        </w:rPr>
+        <w:t>]</w:t>
+      </w:r>
+    </w:p>
+    <w:tbl>
+      <w:tblPr>
+        <w:tblStyle w:val="DottedTable"/>
+        <w:tblW w:w="14390" w:type="dxa"/>
+        <w:tblLook w:val="04A0" w:firstRow="1" w:lastRow="0" w:firstColumn="1" w:lastColumn="0" w:noHBand="0" w:noVBand="1"/>
+      </w:tblPr>
+      <w:tblGrid>
+        <w:gridCol w:w="530"/>
+        <w:gridCol w:w="8396"/>
+        <w:gridCol w:w="5464"/>
+      </w:tblGrid>
+      <w:tr>
+        <w:tc>
+          <w:tcPr>
+            <w:tcW w:w="530" w:type="dxa"/>
+          </w:tcPr>
+          <w:p>
+            <w:pPr>
+              <w:rPr>
+                <w:rFonts w:ascii="Source Sans 3" w:hAnsi="Source Sans 3"/>
+                <w:b/>
+                <w:bCs/>
+                <w:bdr w:val="single" w:sz="12" w:space="0" w:color="CA0D8E"/>
+              </w:rPr>
+            </w:pPr>
+            <w:r>
+              <w:rPr>
+                <w:rFonts w:ascii="Source Sans 3" w:hAnsi="Source Sans 3"/>
+                <w:b/>
+                <w:bCs/>
+                <w:bdr w:val="single" w:sz="12" w:space="0" w:color="26EFFF"/>
+              </w:rPr>
+              <w:t>03</w:t>
+            </w:r>
+          </w:p>
+        </w:tc>
+        <w:tc>
+          <w:tcPr>
+            <w:tcW w:w="8396" w:type="dxa"/>
+            <w:vAlign w:val="center"/>
+          </w:tcPr>
+          <w:p>
+            <w:pPr>
+              <w:rPr>
+                <w:rFonts w:ascii="Source Sans 3" w:hAnsi="Source Sans 3"/>
+                <w:b/>
+                <w:bCs/>
+                <w:sz w:val="21"/>
+                <w:szCs w:val="21"/>
+              </w:rPr>
+            </w:pPr>
+            <w:r>
+              <w:rPr>
+                <w:rFonts w:ascii="Source Sans 3" w:hAnsi="Source Sans 3"/>
+                <w:b/>
+                <w:bCs/>
+                <w:sz w:val="21"/>
+                <w:szCs w:val="21"/>
+              </w:rPr>
+              <w:t>Read the questions. Which ones would probably NOT be asked in Part 1 of the Speaking test?</w:t>
+            </w:r>
+          </w:p>
+          <w:p>
+            <w:pPr>
+              <w:pStyle w:val="BlankWord2"/>
+              <w:spacing w:after="120"/>
+            </w:pPr>
+            <w:r>
+              <w:t>The following questions would not be asked: 2, 3, 5, 7</w:t>
+            </w:r>
+          </w:p>
+          <w:p>
+            <w:pPr>
+              <w:rPr>
+                <w:rFonts w:ascii="Source Sans 3" w:hAnsi="Source Sans 3"/>
+                <w:sz w:val="21"/>
+                <w:szCs w:val="21"/>
+              </w:rPr>
+            </w:pPr>
+            <w:r>
+              <w:rPr>
+                <w:rFonts w:ascii="Source Sans 3" w:hAnsi="Source Sans 3"/>
+                <w:b/>
+                <w:bCs/>
+                <w:sz w:val="21"/>
+                <w:szCs w:val="21"/>
+              </w:rPr>
+              <w:t>1</w:t>
+            </w:r>
+            <w:r>
+              <w:rPr>
+                <w:rFonts w:ascii="Source Sans 3" w:hAnsi="Source Sans 3"/>
+                <w:sz w:val="21"/>
+                <w:szCs w:val="21"/>
+              </w:rPr>
+              <w:t xml:space="preserve"> Do you live in a house or an apartment?</w:t>
+            </w:r>
+          </w:p>
+          <w:p>
+            <w:pPr>
+              <w:rPr>
+                <w:rFonts w:ascii="Source Sans 3" w:hAnsi="Source Sans 3"/>
+                <w:sz w:val="21"/>
+                <w:szCs w:val="21"/>
+              </w:rPr>
+            </w:pPr>
+            <w:r>
+              <w:rPr>
+                <w:rFonts w:ascii="Source Sans 3" w:hAnsi="Source Sans 3"/>
+                <w:b/>
+                <w:bCs/>
+                <w:sz w:val="21"/>
+                <w:szCs w:val="21"/>
+              </w:rPr>
+              <w:t>2</w:t>
+            </w:r>
+            <w:r>
+              <w:rPr>
+                <w:rFonts w:ascii="Source Sans 3" w:hAnsi="Source Sans 3"/>
+                <w:sz w:val="21"/>
+                <w:szCs w:val="21"/>
+              </w:rPr>
+              <w:t xml:space="preserve"> If you could choose any country to visit, where would you go?</w:t>
+            </w:r>
+          </w:p>
+          <w:p>
+            <w:pPr>
+              <w:rPr>
+                <w:rFonts w:ascii="Source Sans 3" w:hAnsi="Source Sans 3"/>
+                <w:sz w:val="21"/>
+                <w:szCs w:val="21"/>
+              </w:rPr>
+            </w:pPr>
+            <w:r>
+              <w:rPr>
+                <w:rFonts w:ascii="Source Sans 3" w:hAnsi="Source Sans 3"/>
+                <w:b/>
+                <w:bCs/>
+                <w:sz w:val="21"/>
+                <w:szCs w:val="21"/>
+              </w:rPr>
+              <w:t>3</w:t>
+            </w:r>
+            <w:r>
+              <w:rPr>
+                <w:rFonts w:ascii="Source Sans 3" w:hAnsi="Source Sans 3"/>
+                <w:sz w:val="21"/>
+                <w:szCs w:val="21"/>
+              </w:rPr>
+              <w:t xml:space="preserve"> What are the main issues affecting life in your town?</w:t>
+            </w:r>
+          </w:p>
+          <w:p>
+            <w:pPr>
+              <w:rPr>
+                <w:rFonts w:ascii="Source Sans 3" w:hAnsi="Source Sans 3"/>
+                <w:sz w:val="21"/>
+                <w:szCs w:val="21"/>
+              </w:rPr>
+            </w:pPr>
+            <w:r>
+              <w:rPr>
+                <w:rFonts w:ascii="Source Sans 3" w:hAnsi="Source Sans 3"/>
+                <w:b/>
+                <w:bCs/>
+                <w:sz w:val="21"/>
+                <w:szCs w:val="21"/>
+              </w:rPr>
+              <w:t>4</w:t>
+            </w:r>
+            <w:r>
+              <w:rPr>
+                <w:rFonts w:ascii="Source Sans 3" w:hAnsi="Source Sans 3"/>
+                <w:sz w:val="21"/>
+                <w:szCs w:val="21"/>
+              </w:rPr>
+              <w:t xml:space="preserve"> What do you like about the area where you live?</w:t>
+            </w:r>
+          </w:p>
+          <w:p>
+            <w:pPr>
+              <w:rPr>
+                <w:rFonts w:ascii="Source Sans 3" w:hAnsi="Source Sans 3"/>
+                <w:sz w:val="21"/>
+                <w:szCs w:val="21"/>
+              </w:rPr>
+            </w:pPr>
+            <w:r>
+              <w:rPr>
+                <w:rFonts w:ascii="Source Sans 3" w:hAnsi="Source Sans 3"/>
+                <w:b/>
+                <w:bCs/>
+                <w:sz w:val="21"/>
+                <w:szCs w:val="21"/>
+              </w:rPr>
+              <w:t>5</w:t>
+            </w:r>
+            <w:r>
+              <w:rPr>
+                <w:rFonts w:ascii="Source Sans 3" w:hAnsi="Source Sans 3"/>
+                <w:sz w:val="21"/>
+                <w:szCs w:val="21"/>
+              </w:rPr>
+              <w:t xml:space="preserve"> How might overpopulation affect city life in the future?</w:t>
+            </w:r>
+          </w:p>
+          <w:p>
+            <w:pPr>
+              <w:rPr>
+                <w:rFonts w:ascii="Source Sans 3" w:hAnsi="Source Sans 3"/>
+                <w:sz w:val="21"/>
+                <w:szCs w:val="21"/>
+              </w:rPr>
+            </w:pPr>
+            <w:r>
+              <w:rPr>
+                <w:rFonts w:ascii="Source Sans 3" w:hAnsi="Source Sans 3"/>
+                <w:b/>
+                <w:bCs/>
+                <w:sz w:val="21"/>
+                <w:szCs w:val="21"/>
+              </w:rPr>
+              <w:t>6</w:t>
+            </w:r>
+            <w:r>
+              <w:rPr>
+                <w:rFonts w:ascii="Source Sans 3" w:hAnsi="Source Sans 3"/>
+                <w:sz w:val="21"/>
+                <w:szCs w:val="21"/>
+              </w:rPr>
+              <w:t xml:space="preserve"> How often do you use public transport in your town/city?</w:t>
+            </w:r>
+          </w:p>
+          <w:p>
+            <w:pPr>
+              <w:rPr>
+                <w:rFonts w:ascii="Source Sans 3" w:hAnsi="Source Sans 3"/>
+                <w:sz w:val="21"/>
+                <w:szCs w:val="21"/>
+              </w:rPr>
+            </w:pPr>
+            <w:r>
+              <w:rPr>
+                <w:rFonts w:ascii="Source Sans 3" w:hAnsi="Source Sans 3"/>
+                <w:b/>
+                <w:bCs/>
+                <w:sz w:val="21"/>
+                <w:szCs w:val="21"/>
+              </w:rPr>
+              <w:t>7</w:t>
+            </w:r>
+            <w:r>
+              <w:rPr>
+                <w:rFonts w:ascii="Source Sans 3" w:hAnsi="Source Sans 3"/>
+                <w:sz w:val="21"/>
+                <w:szCs w:val="21"/>
+              </w:rPr>
+              <w:t xml:space="preserve"> Why is it important to look after places of natural beauty?</w:t>
+            </w:r>
+          </w:p>
+          <w:p>
+            <w:pPr>
+              <w:rPr>
+                <w:rFonts w:ascii="Source Sans 3" w:hAnsi="Source Sans 3"/>
+                <w:sz w:val="21"/>
+                <w:szCs w:val="21"/>
+              </w:rPr>
+            </w:pPr>
+            <w:r>
+              <w:rPr>
+                <w:rFonts w:ascii="Source Sans 3" w:hAnsi="Source Sans 3"/>
+                <w:b/>
+                <w:bCs/>
+                <w:sz w:val="21"/>
+                <w:szCs w:val="21"/>
+              </w:rPr>
+              <w:t>8</w:t>
+            </w:r>
+            <w:r>
+              <w:rPr>
+                <w:rFonts w:ascii="Source Sans 3" w:hAnsi="Source Sans 3"/>
+                <w:sz w:val="21"/>
+                <w:szCs w:val="21"/>
+              </w:rPr>
+              <w:t xml:space="preserve"> Do you often visit parks in your town/city?</w:t>
+            </w:r>
+          </w:p>
+        </w:tc>
+        <w:tc>
+          <w:tcPr>
+            <w:tcW w:w="5464" w:type="dxa"/>
+          </w:tcPr>
+          <w:p>
+            <w:pPr>
+              <w:rPr>
+                <w:rFonts w:ascii="Source Sans 3" w:hAnsi="Source Sans 3"/>
+                <w:w w:val="105"/>
+                <w:sz w:val="20"/>
+                <w:szCs w:val="20"/>
+              </w:rPr>
+            </w:pPr>
+            <w:r>
+              <w:rPr>
+                <w:rFonts w:ascii="Cambria Math" w:hAnsi="Cambria Math" w:cs="Cambria Math"/>
+                <w:color w:val="26EFFF"/>
+                <w:sz w:val="20"/>
+                <w:szCs w:val="20"/>
+              </w:rPr>
+              <w:t>◎</w:t>
+            </w:r>
+            <w:r>
+              <w:rPr>
+                <w:rFonts w:ascii="Cambria Math" w:hAnsi="Cambria Math" w:cs="Cambria Math"/>
+                <w:color w:val="CA0D8E"/>
+                <w:sz w:val="20"/>
+                <w:szCs w:val="20"/>
+              </w:rPr>
+              <w:t xml:space="preserve"> </w:t>
+            </w:r>
+            <w:r>
+              <w:rPr>
+                <w:rFonts w:ascii="Source Sans 3" w:hAnsi="Source Sans 3"/>
+                <w:w w:val="105"/>
+                <w:sz w:val="20"/>
+                <w:szCs w:val="20"/>
+              </w:rPr>
+              <w:t>Part 1 questions focus on general familiar topics that reflect your everyday life, rather than complex or abstract questions.</w:t>
+            </w:r>
+          </w:p>
+        </w:tc>
+      </w:tr>
+      <w:tr>
+        <w:tc>
+          <w:tcPr>
+            <w:tcW w:w="530" w:type="dxa"/>
+          </w:tcPr>
+          <w:p>
+            <w:pPr>
+              <w:rPr>
+                <w:rFonts w:ascii="Source Sans 3" w:hAnsi="Source Sans 3"/>
+                <w:b/>
+                <w:bCs/>
+                <w:bdr w:val="single" w:sz="12" w:space="0" w:color="26EFFF"/>
+              </w:rPr>
+            </w:pPr>
+            <w:r>
+              <w:rPr>
+                <w:rFonts w:ascii="Source Sans 3" w:hAnsi="Source Sans 3"/>
+                <w:b/>
+                <w:bCs/>
+                <w:bdr w:val="single" w:sz="12" w:space="0" w:color="26EFFF"/>
+              </w:rPr>
+              <w:t>04</w:t>
+            </w:r>
+          </w:p>
+        </w:tc>
+        <w:tc>
+          <w:tcPr>
+            <w:tcW w:w="8396" w:type="dxa"/>
+            <w:vAlign w:val="center"/>
+          </w:tcPr>
+          <w:p>
+            <w:pPr>
+              <w:rPr>
+                <w:rFonts w:ascii="Source Sans 3" w:hAnsi="Source Sans 3"/>
+                <w:b/>
+                <w:bCs/>
+                <w:sz w:val="21"/>
+                <w:szCs w:val="21"/>
+              </w:rPr>
+            </w:pPr>
+            <w:r>
+              <w:rPr>
+                <w:rFonts w:ascii="Source Sans 3" w:hAnsi="Source Sans 3"/>
+                <w:b/>
+                <w:bCs/>
+                <w:sz w:val="21"/>
+                <w:szCs w:val="21"/>
+              </w:rPr>
+              <w:t>Listen to three candidates answering three of the questions in exercise 3. For each question, what does the candidate do wrong?</w:t>
+            </w:r>
+          </w:p>
+          <w:p>
+            <w:pPr>
+              <w:rPr>
+                <w:rStyle w:val="Hyperlink"/>
+                <w:rFonts w:ascii="Source Sans 3" w:hAnsi="Source Sans 3"/>
+                <w:u w:val="none"/>
+              </w:rPr>
+            </w:pPr>
+            <w:hyperlink r:id="rId26" w:history="1">
+              <w:r>
+                <w:rPr>
+                  <w:rStyle w:val="Hyperlink"/>
+                  <w:rFonts w:ascii="Source Sans 3" w:hAnsi="Source Sans 3"/>
+                  <w:b/>
+                  <w:bCs/>
+                </w:rPr>
+                <w:t>0</w:t>
+              </w:r>
+              <w:r>
+                <w:rPr>
+                  <w:rStyle w:val="Hyperlink"/>
+                  <w:rFonts w:ascii="Source Sans 3" w:hAnsi="Source Sans 3"/>
+                  <w:b/>
+                  <w:bCs/>
+                </w:rPr>
+                <w:t>6</w:t>
+              </w:r>
+            </w:hyperlink>
+          </w:p>
+          <w:p>
+            <w:pPr>
+              <w:pStyle w:val="BlankWord2"/>
+            </w:pPr>
+            <w:r>
+              <w:t>These answers are not likely to impress the examiner.</w:t>
+            </w:r>
+          </w:p>
+          <w:p>
+            <w:pPr>
+              <w:pStyle w:val="BlankWord2"/>
+            </w:pPr>
+            <w:r>
+              <w:t>Question 1: The candidate repeats the word 'apartment' several times. She could improve this by using reference words like 'it' and 'one', and the flow of her answer would improve (along with her score for Fluency and Coherence).</w:t>
+            </w:r>
+          </w:p>
+          <w:p>
+            <w:pPr>
+              <w:pStyle w:val="BlankWord2"/>
+            </w:pPr>
+            <w:r>
+              <w:t xml:space="preserve">Question 2: The language used is very good, but it doesn't answer the question. It is highly likely to be a </w:t>
+            </w:r>
+            <w:proofErr w:type="spellStart"/>
+            <w:r>
+              <w:t>memorised</w:t>
+            </w:r>
+            <w:proofErr w:type="spellEnd"/>
+            <w:r>
+              <w:t xml:space="preserve"> answer, which should be avoided completely - the vocabulary is not relevant to the topic at all. This limits the score for both Fluency and Coherence and Lexical Resource.</w:t>
+            </w:r>
+          </w:p>
+          <w:p>
+            <w:pPr>
+              <w:pStyle w:val="BlankWord2"/>
+              <w:rPr>
+                <w:b/>
+                <w:bCs/>
+              </w:rPr>
+            </w:pPr>
+            <w:r>
+              <w:t>Question 3: There are several problems with the grammar used; these would limit the score the candidate might get for Grammatical Range and Accuracy.</w:t>
+            </w:r>
+          </w:p>
+        </w:tc>
+        <w:tc>
+          <w:tcPr>
+            <w:tcW w:w="5464" w:type="dxa"/>
+          </w:tcPr>
+          <w:p>
+            <w:pPr>
+              <w:spacing w:after="120"/>
+              <w:rPr>
+                <w:rFonts w:ascii="Source Sans 3" w:hAnsi="Source Sans 3"/>
+                <w:b/>
+                <w:bCs/>
+                <w:color w:val="0B0D0E"/>
+                <w:spacing w:val="-4"/>
+                <w:sz w:val="22"/>
+                <w:szCs w:val="22"/>
+              </w:rPr>
+            </w:pPr>
+            <w:r>
+              <w:rPr>
+                <w:rFonts w:ascii="Source Sans 3" w:hAnsi="Source Sans 3"/>
+                <w:b/>
+                <w:bCs/>
+                <w:color w:val="0B0D0E"/>
+                <w:spacing w:val="-4"/>
+                <w:sz w:val="22"/>
+                <w:szCs w:val="22"/>
+              </w:rPr>
+              <w:t xml:space="preserve">TIP </w:t>
+            </w:r>
+            <w:r>
+              <w:rPr>
+                <w:rFonts w:ascii="Source Sans 3" w:hAnsi="Source Sans 3"/>
+                <w:b/>
+                <w:bCs/>
+                <w:color w:val="0B0D0E"/>
+                <w:spacing w:val="-4"/>
+                <w:sz w:val="22"/>
+                <w:szCs w:val="22"/>
+              </w:rPr>
+              <w:t>04</w:t>
+            </w:r>
+          </w:p>
+          <w:p>
+            <w:pPr>
+              <w:pStyle w:val="BodyText"/>
+              <w:numPr>
+                <w:ilvl w:val="0"/>
+                <w:numId w:val="26"/>
+              </w:numPr>
+              <w:spacing w:line="261" w:lineRule="auto"/>
+              <w:ind w:right="85"/>
+              <w:jc w:val="both"/>
+              <w:rPr>
+                <w:rFonts w:ascii="Source Sans 3" w:hAnsi="Source Sans 3"/>
+                <w:color w:val="0B0D0E"/>
+                <w:spacing w:val="-4"/>
+                <w:sz w:val="20"/>
+                <w:szCs w:val="20"/>
+              </w:rPr>
+            </w:pPr>
+            <w:r>
+              <w:rPr>
+                <w:rFonts w:ascii="Source Sans 3" w:hAnsi="Source Sans 3"/>
+                <w:color w:val="0B0D0E"/>
+                <w:spacing w:val="-4"/>
+                <w:sz w:val="20"/>
+                <w:szCs w:val="20"/>
+              </w:rPr>
+              <w:t xml:space="preserve">Never </w:t>
+            </w:r>
+            <w:proofErr w:type="spellStart"/>
+            <w:r>
+              <w:rPr>
+                <w:rFonts w:ascii="Source Sans 3" w:hAnsi="Source Sans 3"/>
+                <w:color w:val="0B0D0E"/>
+                <w:spacing w:val="-4"/>
+                <w:sz w:val="20"/>
+                <w:szCs w:val="20"/>
+              </w:rPr>
+              <w:t>memorise</w:t>
+            </w:r>
+            <w:proofErr w:type="spellEnd"/>
+            <w:r>
+              <w:rPr>
+                <w:rFonts w:ascii="Source Sans 3" w:hAnsi="Source Sans 3"/>
+                <w:color w:val="0B0D0E"/>
+                <w:spacing w:val="-4"/>
+                <w:sz w:val="20"/>
+                <w:szCs w:val="20"/>
+              </w:rPr>
+              <w:t xml:space="preserve"> complete answers to questions before the exam. It is normally obvious to examiners when a candidate does this and it may affect your score.</w:t>
+            </w:r>
+          </w:p>
+          <w:p>
+            <w:pPr>
+              <w:pStyle w:val="BodyText"/>
+              <w:numPr>
+                <w:ilvl w:val="0"/>
+                <w:numId w:val="26"/>
+              </w:numPr>
+              <w:spacing w:line="261" w:lineRule="auto"/>
+              <w:ind w:right="85"/>
+              <w:jc w:val="both"/>
+              <w:rPr>
+                <w:rFonts w:ascii="Source Sans 3" w:hAnsi="Source Sans 3"/>
+                <w:color w:val="0B0D0E"/>
+                <w:spacing w:val="-4"/>
+                <w:sz w:val="20"/>
+                <w:szCs w:val="20"/>
+              </w:rPr>
+            </w:pPr>
+            <w:r>
+              <w:rPr>
+                <w:rFonts w:ascii="Source Sans 3" w:hAnsi="Source Sans 3"/>
+                <w:color w:val="0B0D0E"/>
+                <w:spacing w:val="-4"/>
+                <w:sz w:val="20"/>
+                <w:szCs w:val="20"/>
+              </w:rPr>
+              <w:t>Aim to show a variety of verb forms and grammar structures</w:t>
+            </w:r>
+          </w:p>
+          <w:p>
+            <w:pPr>
+              <w:pStyle w:val="BodyText"/>
+              <w:spacing w:line="261" w:lineRule="auto"/>
+              <w:ind w:left="464" w:right="85"/>
+              <w:jc w:val="both"/>
+              <w:rPr>
+                <w:rFonts w:ascii="Source Sans 3" w:hAnsi="Source Sans 3"/>
+                <w:color w:val="0B0D0E"/>
+                <w:spacing w:val="-4"/>
+                <w:sz w:val="20"/>
+                <w:szCs w:val="20"/>
+              </w:rPr>
+            </w:pPr>
+            <w:r>
+              <w:rPr>
+                <w:rFonts w:ascii="Source Sans 3" w:hAnsi="Source Sans 3"/>
+                <w:color w:val="0B0D0E"/>
+                <w:spacing w:val="-4"/>
+                <w:sz w:val="20"/>
+                <w:szCs w:val="20"/>
+              </w:rPr>
+              <w:t>- but they must be correct if you want a high score.</w:t>
+            </w:r>
+          </w:p>
+          <w:p>
+            <w:pPr>
+              <w:pStyle w:val="BodyText"/>
+              <w:numPr>
+                <w:ilvl w:val="0"/>
+                <w:numId w:val="26"/>
+              </w:numPr>
+              <w:spacing w:line="261" w:lineRule="auto"/>
+              <w:ind w:right="85"/>
+              <w:jc w:val="both"/>
+              <w:rPr>
+                <w:rFonts w:ascii="Source Sans 3" w:hAnsi="Source Sans 3"/>
+                <w:color w:val="0B0D0E"/>
+                <w:spacing w:val="-4"/>
+                <w:sz w:val="20"/>
+                <w:szCs w:val="20"/>
+              </w:rPr>
+            </w:pPr>
+            <w:r>
+              <w:rPr>
+                <w:rFonts w:ascii="Source Sans 3" w:hAnsi="Source Sans 3"/>
+                <w:color w:val="0B0D0E"/>
+                <w:spacing w:val="-4"/>
+                <w:sz w:val="20"/>
+                <w:szCs w:val="20"/>
+              </w:rPr>
+              <w:t>Vary your vocabulary. Use synonyms and paraphrase to express your ideas using different words.</w:t>
+            </w:r>
+          </w:p>
+        </w:tc>
+      </w:tr>
+    </w:tbl>
+    <w:p>
+      <w:pPr>
+        <w:spacing w:before="240" w:after="120"/>
+        <w:rPr>
+          <w:sz w:val="32"/>
+          <w:szCs w:val="32"/>
+        </w:rPr>
+      </w:pPr>
+      <w:r>
+        <w:rPr>
+          <w:color w:val="26EFFF"/>
+          <w:sz w:val="32"/>
+          <w:szCs w:val="32"/>
+          <w:shd w:val="clear" w:color="auto" w:fill="26EFFF"/>
+        </w:rPr>
+        <w:t>[[[[[[[[[[</w:t>
+      </w:r>
+      <w:r>
+        <w:rPr>
+          <w:rFonts w:ascii="Source Sans 3 SemiBold" w:hAnsi="Source Sans 3 SemiBold"/>
+          <w:b/>
+          <w:bCs/>
+          <w:sz w:val="32"/>
+          <w:szCs w:val="32"/>
+        </w:rPr>
+        <w:t xml:space="preserve">SPEAKING TEST - PART </w:t>
+      </w:r>
+      <w:r>
+        <w:rPr>
+          <w:rFonts w:ascii="Source Sans 3 SemiBold" w:hAnsi="Source Sans 3 SemiBold"/>
+          <w:b/>
+          <w:bCs/>
+          <w:sz w:val="32"/>
+          <w:szCs w:val="32"/>
+        </w:rPr>
+        <w:t>2</w:t>
+      </w:r>
+      <w:r>
+        <w:rPr>
+          <w:color w:val="26EFFF"/>
+          <w:sz w:val="32"/>
+          <w:szCs w:val="32"/>
+        </w:rPr>
+        <w:t>]</w:t>
+      </w:r>
+    </w:p>
+    <w:tbl>
+      <w:tblPr>
+        <w:tblStyle w:val="DottedTable"/>
+        <w:tblW w:w="14390" w:type="dxa"/>
+        <w:tblLook w:val="04A0" w:firstRow="1" w:lastRow="0" w:firstColumn="1" w:lastColumn="0" w:noHBand="0" w:noVBand="1"/>
+      </w:tblPr>
+      <w:tblGrid>
+        <w:gridCol w:w="530"/>
+        <w:gridCol w:w="6930"/>
+        <w:gridCol w:w="6930"/>
+      </w:tblGrid>
+      <w:tr>
+        <w:tc>
+          <w:tcPr>
+            <w:tcW w:w="530" w:type="dxa"/>
+          </w:tcPr>
+          <w:p>
+            <w:pPr>
+              <w:rPr>
+                <w:rFonts w:ascii="Source Sans 3" w:hAnsi="Source Sans 3"/>
+                <w:b/>
+                <w:bCs/>
+                <w:bdr w:val="single" w:sz="12" w:space="0" w:color="CA0D8E"/>
+              </w:rPr>
+            </w:pPr>
+            <w:r>
+              <w:rPr>
+                <w:rFonts w:ascii="Source Sans 3" w:hAnsi="Source Sans 3"/>
+                <w:b/>
+                <w:bCs/>
+                <w:bdr w:val="single" w:sz="12" w:space="0" w:color="20AFC0"/>
+              </w:rPr>
+              <w:t>05</w:t>
+            </w:r>
+          </w:p>
+        </w:tc>
+        <w:tc>
+          <w:tcPr>
+            <w:tcW w:w="13860" w:type="dxa"/>
+            <w:gridSpan w:val="2"/>
+            <w:vAlign w:val="center"/>
+          </w:tcPr>
+          <w:p>
+            <w:pPr>
+              <w:rPr>
+                <w:rFonts w:ascii="Source Sans 3" w:hAnsi="Source Sans 3"/>
+                <w:b/>
+                <w:bCs/>
+                <w:sz w:val="21"/>
+                <w:szCs w:val="21"/>
+              </w:rPr>
+            </w:pPr>
+            <w:r>
+              <w:rPr>
+                <w:rFonts w:ascii="Source Sans 3" w:hAnsi="Source Sans 3"/>
+                <w:b/>
+                <w:bCs/>
+                <w:sz w:val="21"/>
+                <w:szCs w:val="21"/>
+              </w:rPr>
+              <w:t>Read the questions. Which ones would probably NOT be asked in Part 1 of the Speaking test?</w:t>
+            </w:r>
+          </w:p>
+          <w:p>
+            <w:pPr>
+              <w:pStyle w:val="BlankWord2"/>
+              <w:spacing w:after="120"/>
+              <w:rPr>
+                <w:w w:val="105"/>
+                <w:sz w:val="20"/>
+                <w:szCs w:val="20"/>
+              </w:rPr>
+            </w:pPr>
+            <w:r>
+              <w:t>Task card A</w:t>
+            </w:r>
+          </w:p>
+        </w:tc>
+      </w:tr>
+      <w:tr>
+        <w:tc>
+          <w:tcPr>
+            <w:tcW w:w="530" w:type="dxa"/>
+          </w:tcPr>
+          <w:p>
+            <w:pPr>
+              <w:rPr>
+                <w:rFonts w:ascii="Source Sans 3" w:hAnsi="Source Sans 3"/>
+                <w:b/>
+                <w:bCs/>
+                <w:bdr w:val="single" w:sz="12" w:space="0" w:color="26EFFF"/>
+              </w:rPr>
+            </w:pPr>
+          </w:p>
+        </w:tc>
+        <w:tc>
+          <w:tcPr>
+            <w:tcW w:w="6930" w:type="dxa"/>
+            <w:vAlign w:val="center"/>
+          </w:tcPr>
+          <w:p>
+            <w:pPr>
+              <w:rPr>
+                <w:rFonts w:ascii="Source Sans 3" w:hAnsi="Source Sans 3"/>
+                <w:b/>
+                <w:bCs/>
+                <w:sz w:val="21"/>
+                <w:szCs w:val="21"/>
+              </w:rPr>
+            </w:pPr>
+            <w:r>
+              <w:rPr>
+                <w:rFonts w:ascii="Source Sans 3" w:hAnsi="Source Sans 3"/>
+                <w:b/>
+                <w:bCs/>
+                <w:sz w:val="21"/>
+                <w:szCs w:val="21"/>
+              </w:rPr>
+              <w:t>A</w:t>
+            </w:r>
+          </w:p>
+          <w:p>
+            <w:pPr>
+              <w:rPr>
+                <w:rFonts w:ascii="Source Sans 3" w:hAnsi="Source Sans 3"/>
+                <w:sz w:val="21"/>
+                <w:szCs w:val="21"/>
+              </w:rPr>
+            </w:pPr>
+            <w:r>
+              <w:rPr>
+                <w:rFonts w:ascii="Source Sans 3" w:hAnsi="Source Sans 3"/>
+                <w:sz w:val="21"/>
+                <w:szCs w:val="21"/>
+              </w:rPr>
+              <w:t>Describe a rural town that you plan to visit in the future. You should say:</w:t>
+            </w:r>
+          </w:p>
+          <w:p>
+            <w:pPr>
+              <w:numPr>
+                <w:ilvl w:val="0"/>
+                <w:numId w:val="27"/>
+              </w:numPr>
+              <w:ind w:left="420" w:hanging="136"/>
+              <w:rPr>
+                <w:rFonts w:ascii="Source Sans 3" w:hAnsi="Source Sans 3"/>
+                <w:sz w:val="21"/>
+                <w:szCs w:val="21"/>
+              </w:rPr>
+            </w:pPr>
+            <w:r>
+              <w:rPr>
+                <w:rFonts w:ascii="Source Sans 3" w:hAnsi="Source Sans 3"/>
+                <w:sz w:val="21"/>
+                <w:szCs w:val="21"/>
+              </w:rPr>
+              <w:t>where the town is</w:t>
+            </w:r>
+          </w:p>
+          <w:p>
+            <w:pPr>
+              <w:numPr>
+                <w:ilvl w:val="0"/>
+                <w:numId w:val="27"/>
+              </w:numPr>
+              <w:ind w:left="420" w:hanging="136"/>
+              <w:rPr>
+                <w:rFonts w:ascii="Source Sans 3" w:hAnsi="Source Sans 3"/>
+                <w:sz w:val="21"/>
+                <w:szCs w:val="21"/>
+              </w:rPr>
+            </w:pPr>
+            <w:r>
+              <w:rPr>
+                <w:rFonts w:ascii="Source Sans 3" w:hAnsi="Source Sans 3"/>
+                <w:sz w:val="21"/>
+                <w:szCs w:val="21"/>
+              </w:rPr>
+              <w:t>when you would like to go</w:t>
+            </w:r>
+          </w:p>
+          <w:p>
+            <w:pPr>
+              <w:numPr>
+                <w:ilvl w:val="0"/>
+                <w:numId w:val="27"/>
+              </w:numPr>
+              <w:ind w:left="420" w:hanging="136"/>
+              <w:rPr>
+                <w:rFonts w:ascii="Source Sans 3" w:hAnsi="Source Sans 3"/>
+                <w:sz w:val="21"/>
+                <w:szCs w:val="21"/>
+              </w:rPr>
+            </w:pPr>
+            <w:r>
+              <w:rPr>
+                <w:rFonts w:ascii="Source Sans 3" w:hAnsi="Source Sans 3"/>
+                <w:sz w:val="21"/>
+                <w:szCs w:val="21"/>
+              </w:rPr>
+              <w:t>who you would go with</w:t>
+            </w:r>
+          </w:p>
+          <w:p>
+            <w:pPr>
+              <w:rPr>
+                <w:rFonts w:ascii="Source Sans 3" w:hAnsi="Source Sans 3"/>
+                <w:sz w:val="21"/>
+                <w:szCs w:val="21"/>
+              </w:rPr>
+            </w:pPr>
+            <w:r>
+              <w:rPr>
+                <w:rFonts w:ascii="Source Sans 3" w:hAnsi="Source Sans 3"/>
+                <w:sz w:val="21"/>
+                <w:szCs w:val="21"/>
+              </w:rPr>
+              <w:t>and explain what you would like to do there.</w:t>
+            </w:r>
+          </w:p>
+        </w:tc>
+        <w:tc>
+          <w:tcPr>
+            <w:tcW w:w="6930" w:type="dxa"/>
+            <w:vAlign w:val="center"/>
+          </w:tcPr>
+          <w:p>
+            <w:pPr>
+              <w:rPr>
+                <w:rFonts w:ascii="Source Sans 3" w:hAnsi="Source Sans 3"/>
+                <w:b/>
+                <w:bCs/>
+                <w:sz w:val="21"/>
+                <w:szCs w:val="21"/>
+              </w:rPr>
+            </w:pPr>
+          </w:p>
+        </w:tc>
+      </w:tr>
+      <w:tr>
+        <w:tc>
+          <w:tcPr>
+            <w:tcW w:w="530" w:type="dxa"/>
+          </w:tcPr>
+          <w:p>
+            <w:pPr>
+              <w:rPr>
+                <w:rFonts w:ascii="Source Sans 3" w:hAnsi="Source Sans 3"/>
+                <w:b/>
+                <w:bCs/>
+                <w:bdr w:val="single" w:sz="12" w:space="0" w:color="26EFFF"/>
+              </w:rPr>
+            </w:pPr>
+          </w:p>
+        </w:tc>
+        <w:tc>
+          <w:tcPr>
+            <w:tcW w:w="6930" w:type="dxa"/>
+            <w:vAlign w:val="center"/>
+          </w:tcPr>
+          <w:p>
+            <w:pPr>
+              <w:rPr>
+                <w:rFonts w:ascii="Source Sans 3" w:hAnsi="Source Sans 3"/>
+                <w:b/>
+                <w:bCs/>
+                <w:sz w:val="21"/>
+                <w:szCs w:val="21"/>
+              </w:rPr>
+            </w:pPr>
+            <w:r>
+              <w:rPr>
+                <w:rFonts w:ascii="Source Sans 3" w:hAnsi="Source Sans 3"/>
+                <w:b/>
+                <w:bCs/>
+                <w:sz w:val="21"/>
+                <w:szCs w:val="21"/>
+              </w:rPr>
+              <w:t>B</w:t>
+            </w:r>
+          </w:p>
+          <w:p>
+            <w:pPr>
+              <w:rPr>
+                <w:rFonts w:ascii="Source Sans 3" w:hAnsi="Source Sans 3"/>
+                <w:sz w:val="21"/>
+                <w:szCs w:val="21"/>
+              </w:rPr>
+            </w:pPr>
+            <w:r>
+              <w:rPr>
+                <w:rFonts w:ascii="Source Sans 3" w:hAnsi="Source Sans 3"/>
+                <w:sz w:val="21"/>
+                <w:szCs w:val="21"/>
+              </w:rPr>
+              <w:t>Describe this town in a rural area.</w:t>
+            </w:r>
+          </w:p>
+          <w:p>
+            <w:pPr>
+              <w:rPr>
+                <w:rFonts w:ascii="Source Sans 3" w:hAnsi="Source Sans 3"/>
+                <w:sz w:val="21"/>
+                <w:szCs w:val="21"/>
+              </w:rPr>
+            </w:pPr>
+            <w:r>
+              <w:rPr>
+                <w:rFonts w:ascii="Source Sans 3" w:hAnsi="Source Sans 3"/>
+                <w:sz w:val="21"/>
+                <w:szCs w:val="21"/>
+              </w:rPr>
+              <w:drawing>
+                <wp:inline distT="0" distB="0" distL="0" distR="0" wp14:anchorId="06E8B705" wp14:editId="28C1E6BA">
+                  <wp:extent cx="3095625" cy="1666875"/>
+                  <wp:effectExtent l="0" t="0" r="9525" b="9525"/>
+                  <wp:docPr id="1193435010" name="Picture 1"/>
+                  <wp:cNvGraphicFramePr>
+                    <a:graphicFrameLocks xmlns:a="http://schemas.openxmlformats.org/drawingml/2006/main" noChangeAspect="1"/>
+                  </wp:cNvGraphicFramePr>
+                  <a:graphic xmlns:a="http://schemas.openxmlformats.org/drawingml/2006/main">
+                    <a:graphicData uri="http://schemas.openxmlformats.org/drawingml/2006/picture">
+                      <pic:pic xmlns:pic="http://schemas.openxmlformats.org/drawingml/2006/picture">
+                        <pic:nvPicPr>
+                          <pic:cNvPr id="1193435010" name=""/>
+                          <pic:cNvPicPr/>
+                        </pic:nvPicPr>
+                        <pic:blipFill>
+                          <a:blip r:embed="rId27"/>
+                          <a:stretch>
+                            <a:fillRect/>
+                          </a:stretch>
+                        </pic:blipFill>
+                        <pic:spPr>
+                          <a:xfrm>
+                            <a:off x="0" y="0"/>
+                            <a:ext cx="3095625" cy="1666875"/>
+                          </a:xfrm>
+                          <a:prstGeom prst="rect">
+                            <a:avLst/>
+                          </a:prstGeom>
+                        </pic:spPr>
+                      </pic:pic>
+                    </a:graphicData>
+                  </a:graphic>
+                </wp:inline>
+              </w:drawing>
+            </w:r>
+          </w:p>
+          <w:p>
+            <w:pPr>
+              <w:rPr>
+                <w:rFonts w:ascii="Source Sans 3" w:hAnsi="Source Sans 3"/>
+                <w:sz w:val="21"/>
+                <w:szCs w:val="21"/>
+              </w:rPr>
+            </w:pPr>
+            <w:r>
+              <w:rPr>
+                <w:rFonts w:ascii="Source Sans 3" w:hAnsi="Source Sans 3"/>
+                <w:sz w:val="21"/>
+                <w:szCs w:val="21"/>
+              </w:rPr>
+              <w:t>State whether you would like to go there and why.</w:t>
+            </w:r>
+          </w:p>
+        </w:tc>
+        <w:tc>
+          <w:tcPr>
+            <w:tcW w:w="6930" w:type="dxa"/>
+          </w:tcPr>
+          <w:p>
+            <w:pPr>
+              <w:rPr>
+                <w:rFonts w:ascii="Source Sans 3" w:hAnsi="Source Sans 3"/>
+                <w:b/>
+                <w:bCs/>
+                <w:sz w:val="21"/>
+                <w:szCs w:val="21"/>
+              </w:rPr>
+            </w:pPr>
+            <w:r>
+              <w:rPr>
+                <w:rFonts w:ascii="Source Sans 3" w:hAnsi="Source Sans 3"/>
+                <w:b/>
+                <w:bCs/>
+                <w:sz w:val="21"/>
+                <w:szCs w:val="21"/>
+              </w:rPr>
+              <w:t>C</w:t>
+            </w:r>
+          </w:p>
+          <w:p>
+            <w:pPr>
+              <w:rPr>
+                <w:rFonts w:ascii="Source Sans 3" w:hAnsi="Source Sans 3"/>
+                <w:sz w:val="21"/>
+                <w:szCs w:val="21"/>
+              </w:rPr>
+            </w:pPr>
+            <w:r>
+              <w:rPr>
+                <w:rFonts w:ascii="Source Sans 3" w:hAnsi="Source Sans 3"/>
+                <w:sz w:val="21"/>
+                <w:szCs w:val="21"/>
+              </w:rPr>
+              <w:t>Describe a town in a rural area that you plan to visit in the future.</w:t>
+            </w:r>
+          </w:p>
+          <w:p>
+            <w:pPr>
+              <w:rPr>
+                <w:rFonts w:ascii="Source Sans 3" w:hAnsi="Source Sans 3"/>
+                <w:sz w:val="21"/>
+                <w:szCs w:val="21"/>
+              </w:rPr>
+            </w:pPr>
+            <w:r>
+              <w:rPr>
+                <w:rFonts w:ascii="Source Sans 3" w:hAnsi="Source Sans 3"/>
+                <w:sz w:val="21"/>
+                <w:szCs w:val="21"/>
+              </w:rPr>
+              <w:t>You should say:</w:t>
+            </w:r>
+          </w:p>
+          <w:p>
+            <w:pPr>
+              <w:numPr>
+                <w:ilvl w:val="0"/>
+                <w:numId w:val="27"/>
+              </w:numPr>
+              <w:ind w:left="420" w:hanging="136"/>
+              <w:rPr>
+                <w:rFonts w:ascii="Source Sans 3" w:hAnsi="Source Sans 3"/>
+                <w:sz w:val="21"/>
+                <w:szCs w:val="21"/>
+              </w:rPr>
+            </w:pPr>
+            <w:r>
+              <w:rPr>
+                <w:rFonts w:ascii="Source Sans 3" w:hAnsi="Source Sans 3"/>
+                <w:sz w:val="21"/>
+                <w:szCs w:val="21"/>
+              </w:rPr>
+              <w:t>how far it is from your home</w:t>
+            </w:r>
+          </w:p>
+          <w:p>
+            <w:pPr>
+              <w:numPr>
+                <w:ilvl w:val="0"/>
+                <w:numId w:val="27"/>
+              </w:numPr>
+              <w:ind w:left="420" w:hanging="136"/>
+              <w:rPr>
+                <w:rFonts w:ascii="Source Sans 3" w:hAnsi="Source Sans 3"/>
+                <w:sz w:val="21"/>
+                <w:szCs w:val="21"/>
+              </w:rPr>
+            </w:pPr>
+            <w:r>
+              <w:rPr>
+                <w:rFonts w:ascii="Source Sans 3" w:hAnsi="Source Sans 3"/>
+                <w:sz w:val="21"/>
+                <w:szCs w:val="21"/>
+              </w:rPr>
+              <w:t>when you plan to go</w:t>
+            </w:r>
+          </w:p>
+          <w:p>
+            <w:pPr>
+              <w:numPr>
+                <w:ilvl w:val="0"/>
+                <w:numId w:val="27"/>
+              </w:numPr>
+              <w:ind w:left="420" w:hanging="136"/>
+              <w:rPr>
+                <w:rFonts w:ascii="Source Sans 3" w:hAnsi="Source Sans 3"/>
+                <w:sz w:val="21"/>
+                <w:szCs w:val="21"/>
+              </w:rPr>
+            </w:pPr>
+            <w:r>
+              <w:rPr>
+                <w:rFonts w:ascii="Source Sans 3" w:hAnsi="Source Sans 3"/>
+                <w:sz w:val="21"/>
+                <w:szCs w:val="21"/>
+              </w:rPr>
+              <w:t>why it is important for people to spend time in places like this</w:t>
+            </w:r>
+          </w:p>
+          <w:p>
+            <w:pPr>
+              <w:rPr>
+                <w:rFonts w:ascii="Source Sans 3" w:hAnsi="Source Sans 3"/>
+                <w:sz w:val="21"/>
+                <w:szCs w:val="21"/>
+              </w:rPr>
+            </w:pPr>
+            <w:r>
+              <w:rPr>
+                <w:rFonts w:ascii="Source Sans 3" w:hAnsi="Source Sans 3"/>
+                <w:sz w:val="21"/>
+                <w:szCs w:val="21"/>
+              </w:rPr>
+              <w:t>and explain what is being done to maintain it as an area of outstanding natural beauty.</w:t>
+            </w:r>
+          </w:p>
+        </w:tc>
+      </w:tr>
+    </w:tbl>
+    <w:p/>
+    <w:tbl>
+      <w:tblPr>
+        <w:tblStyle w:val="DottedTable"/>
+        <w:tblW w:w="14390" w:type="dxa"/>
+        <w:tblLook w:val="04A0" w:firstRow="1" w:lastRow="0" w:firstColumn="1" w:lastColumn="0" w:noHBand="0" w:noVBand="1"/>
+      </w:tblPr>
+      <w:tblGrid>
+        <w:gridCol w:w="530"/>
+        <w:gridCol w:w="9671"/>
+        <w:gridCol w:w="4189"/>
+      </w:tblGrid>
+      <w:tr>
+        <w:tc>
+          <w:tcPr>
+            <w:tcW w:w="530" w:type="dxa"/>
+          </w:tcPr>
+          <w:p>
+            <w:pPr>
+              <w:rPr>
+                <w:rFonts w:ascii="Source Sans 3" w:hAnsi="Source Sans 3"/>
+                <w:b/>
+                <w:bCs/>
+                <w:bdr w:val="single" w:sz="12" w:space="0" w:color="26EFFF"/>
+              </w:rPr>
+            </w:pPr>
+            <w:r>
+              <w:rPr>
+                <w:rFonts w:ascii="Source Sans 3" w:hAnsi="Source Sans 3"/>
+                <w:b/>
+                <w:bCs/>
+                <w:bdr w:val="single" w:sz="12" w:space="0" w:color="20AFC0"/>
+              </w:rPr>
+              <w:t>06</w:t>
+            </w:r>
+          </w:p>
+        </w:tc>
+        <w:tc>
+          <w:tcPr>
+            <w:tcW w:w="9671" w:type="dxa"/>
+            <w:vAlign w:val="center"/>
+          </w:tcPr>
+          <w:p>
+            <w:pPr>
+              <w:rPr>
+                <w:rFonts w:ascii="Source Sans 3" w:hAnsi="Source Sans 3"/>
+                <w:b/>
+                <w:bCs/>
+                <w:sz w:val="21"/>
+                <w:szCs w:val="21"/>
+              </w:rPr>
+            </w:pPr>
+            <w:r>
+              <w:rPr>
+                <w:rFonts w:ascii="Source Sans 3" w:hAnsi="Source Sans 3"/>
+                <w:b/>
+                <w:bCs/>
+                <w:sz w:val="21"/>
+                <w:szCs w:val="21"/>
+              </w:rPr>
+              <w:t>Listen to an answer to the task card in exercise 5. Does the candidate cover all the prompts in equal detail? What effect would this have on his score?</w:t>
+            </w:r>
+          </w:p>
+          <w:p>
+            <w:pPr>
+              <w:rPr>
+                <w:rStyle w:val="Hyperlink"/>
+                <w:rFonts w:ascii="Source Sans 3" w:hAnsi="Source Sans 3"/>
+                <w:u w:val="none"/>
+              </w:rPr>
+            </w:pPr>
+            <w:hyperlink r:id="rId28" w:history="1">
+              <w:r>
+                <w:rPr>
+                  <w:rStyle w:val="Hyperlink"/>
+                  <w:rFonts w:ascii="Source Sans 3" w:hAnsi="Source Sans 3"/>
+                  <w:b/>
+                  <w:bCs/>
+                </w:rPr>
+                <w:t>07</w:t>
+              </w:r>
+            </w:hyperlink>
+          </w:p>
+          <w:p>
+            <w:pPr>
+              <w:pStyle w:val="BlankWord2"/>
+              <w:rPr>
+                <w:b/>
+                <w:bCs/>
+              </w:rPr>
+            </w:pPr>
+            <w:r>
+              <w:t xml:space="preserve">This candidate talked about all four points, exploring three of them in some detail. He used a good range of vocabulary and grammar; the </w:t>
+            </w:r>
+            <w:proofErr w:type="spellStart"/>
+            <w:r>
+              <w:t>organisation</w:t>
+            </w:r>
+            <w:proofErr w:type="spellEnd"/>
+            <w:r>
+              <w:t xml:space="preserve"> of the answer was also very good indeed, and the long turn flowed naturally from one idea to the next. It is not important that he spoke about the third prompt only very briefly, as he clearly had decided to spend more time on the points he felt he could expand on more easily, and in more detail.</w:t>
+            </w:r>
+          </w:p>
+        </w:tc>
+        <w:tc>
+          <w:tcPr>
+            <w:tcW w:w="4189" w:type="dxa"/>
+          </w:tcPr>
+          <w:p>
+            <w:pPr>
+              <w:spacing w:after="120"/>
+              <w:rPr>
+                <w:rFonts w:ascii="Source Sans 3" w:hAnsi="Source Sans 3"/>
+                <w:b/>
+                <w:bCs/>
+                <w:color w:val="0B0D0E"/>
+                <w:spacing w:val="-4"/>
+                <w:sz w:val="22"/>
+                <w:szCs w:val="22"/>
+              </w:rPr>
+            </w:pPr>
+            <w:r>
+              <w:rPr>
+                <w:rFonts w:ascii="Source Sans 3" w:hAnsi="Source Sans 3"/>
+                <w:b/>
+                <w:bCs/>
+                <w:color w:val="0B0D0E"/>
+                <w:spacing w:val="-4"/>
+                <w:sz w:val="22"/>
+                <w:szCs w:val="22"/>
+              </w:rPr>
+              <w:t>TIP 0</w:t>
+            </w:r>
+            <w:r>
+              <w:rPr>
+                <w:rFonts w:ascii="Source Sans 3" w:hAnsi="Source Sans 3"/>
+                <w:b/>
+                <w:bCs/>
+                <w:color w:val="0B0D0E"/>
+                <w:spacing w:val="-4"/>
+                <w:sz w:val="22"/>
+                <w:szCs w:val="22"/>
+              </w:rPr>
+              <w:t>6</w:t>
+            </w:r>
+          </w:p>
+          <w:p>
+            <w:pPr>
+              <w:rPr>
+                <w:rFonts w:ascii="Source Sans 3" w:hAnsi="Source Sans 3"/>
+                <w:b/>
+                <w:bCs/>
+                <w:sz w:val="21"/>
+                <w:szCs w:val="21"/>
+              </w:rPr>
+            </w:pPr>
+            <w:r>
+              <w:rPr>
+                <w:rFonts w:ascii="Source Sans 3" w:eastAsia="Calibri" w:hAnsi="Source Sans 3" w:cs="Calibri"/>
+                <w:color w:val="0B0D0E"/>
+                <w:spacing w:val="-4"/>
+                <w:kern w:val="0"/>
+                <w:sz w:val="20"/>
+                <w:szCs w:val="20"/>
+                <w14:ligatures w14:val="none"/>
+              </w:rPr>
+              <w:t>When answering the Part 2 question, you do not need to try and give equal time to each of the four prompts. Some prompts will be easier to expand on than others.</w:t>
+            </w:r>
+          </w:p>
+        </w:tc>
+      </w:tr>
+    </w:tbl>
+    <w:p>
+      <w:pPr>
+        <w:rPr>
+          <w:rFonts w:ascii="Source Sans 3" w:hAnsi="Source Sans 3"/>
+          <w:sz w:val="19"/>
+          <w:szCs w:val="19"/>
+        </w:rPr>
+      </w:pPr>
+      <w:r>
+        <w:rPr>
+          <w:rFonts w:ascii="Source Sans 3" w:hAnsi="Source Sans 3"/>
+          <w:sz w:val="19"/>
+          <w:szCs w:val="19"/>
+        </w:rPr>
+        <w:br w:type="page"/>
+      </w:r>
+    </w:p>
+    <w:p>
+      <w:pPr>
+        <w:spacing w:before="240" w:after="120"/>
+        <w:rPr>
+          <w:sz w:val="32"/>
+          <w:szCs w:val="32"/>
+        </w:rPr>
+      </w:pPr>
+      <w:r>
+        <w:rPr>
+          <w:color w:val="058AF3"/>
+          <w:sz w:val="32"/>
+          <w:szCs w:val="32"/>
+          <w:shd w:val="clear" w:color="auto" w:fill="058AF3"/>
+        </w:rPr>
+        <w:lastRenderedPageBreak/>
+        <w:t>[[[[[[[[[[</w:t>
+      </w:r>
+      <w:r>
+        <w:rPr>
+          <w:rFonts w:ascii="Source Sans 3 SemiBold" w:hAnsi="Source Sans 3 SemiBold"/>
+          <w:b/>
+          <w:bCs/>
+          <w:sz w:val="32"/>
+          <w:szCs w:val="32"/>
+        </w:rPr>
+        <w:t xml:space="preserve">SPEAKING TEST - PART </w:t>
+      </w:r>
+      <w:r>
+        <w:rPr>
+          <w:rFonts w:ascii="Source Sans 3 SemiBold" w:hAnsi="Source Sans 3 SemiBold"/>
+          <w:b/>
+          <w:bCs/>
+          <w:sz w:val="32"/>
+          <w:szCs w:val="32"/>
+        </w:rPr>
+        <w:t>3</w:t>
+      </w:r>
+      <w:r>
+        <w:rPr>
+          <w:color w:val="028BF3"/>
+          <w:sz w:val="32"/>
+          <w:szCs w:val="32"/>
+        </w:rPr>
+        <w:t>]</w:t>
+      </w:r>
+    </w:p>
+    <w:tbl>
+      <w:tblPr>
+        <w:tblStyle w:val="DottedTable"/>
+        <w:tblW w:w="14390" w:type="dxa"/>
+        <w:tblLook w:val="04A0" w:firstRow="1" w:lastRow="0" w:firstColumn="1" w:lastColumn="0" w:noHBand="0" w:noVBand="1"/>
+      </w:tblPr>
+      <w:tblGrid>
+        <w:gridCol w:w="530"/>
+        <w:gridCol w:w="9671"/>
+        <w:gridCol w:w="4189"/>
+      </w:tblGrid>
+      <w:tr>
+        <w:tc>
+          <w:tcPr>
+            <w:tcW w:w="530" w:type="dxa"/>
+          </w:tcPr>
+          <w:p>
+            <w:pPr>
+              <w:rPr>
+                <w:rFonts w:ascii="Source Sans 3" w:hAnsi="Source Sans 3"/>
+                <w:b/>
+                <w:bCs/>
+                <w:bdr w:val="single" w:sz="12" w:space="0" w:color="CA0D8E"/>
+              </w:rPr>
+            </w:pPr>
+            <w:r>
+              <w:rPr>
+                <w:rFonts w:ascii="Source Sans 3" w:hAnsi="Source Sans 3"/>
+                <w:b/>
+                <w:bCs/>
+                <w:bdr w:val="single" w:sz="12" w:space="0" w:color="028BF3"/>
+              </w:rPr>
+              <w:t>07</w:t>
+            </w:r>
+          </w:p>
+        </w:tc>
+        <w:tc>
+          <w:tcPr>
+            <w:tcW w:w="13860" w:type="dxa"/>
+            <w:gridSpan w:val="2"/>
+            <w:vAlign w:val="center"/>
+          </w:tcPr>
+          <w:p>
+            <w:pPr>
+              <w:rPr>
+                <w:rFonts w:ascii="Source Sans 3" w:hAnsi="Source Sans 3"/>
+                <w:b/>
+                <w:bCs/>
+                <w:sz w:val="21"/>
+                <w:szCs w:val="21"/>
+              </w:rPr>
+            </w:pPr>
+            <w:r>
+              <w:rPr>
+                <w:rFonts w:ascii="Source Sans 3" w:hAnsi="Source Sans 3"/>
+                <w:b/>
+                <w:bCs/>
+                <w:sz w:val="21"/>
+                <w:szCs w:val="21"/>
+              </w:rPr>
+              <w:t>Listen to a candidate giving good answers to Part 3 questions. For each answer (1-5), choose the corresponding question (A-E), and write the letter.</w:t>
+            </w:r>
+          </w:p>
+          <w:p>
+            <w:pPr>
+              <w:rPr>
+                <w:rStyle w:val="Hyperlink"/>
+                <w:rFonts w:ascii="Source Sans 3" w:hAnsi="Source Sans 3"/>
+                <w:u w:val="none"/>
+              </w:rPr>
+            </w:pPr>
+            <w:hyperlink r:id="rId29" w:history="1">
+              <w:r>
+                <w:rPr>
+                  <w:rStyle w:val="Hyperlink"/>
+                  <w:rFonts w:ascii="Source Sans 3" w:hAnsi="Source Sans 3"/>
+                  <w:b/>
+                  <w:bCs/>
+                </w:rPr>
+                <w:t>08</w:t>
+              </w:r>
+            </w:hyperlink>
+          </w:p>
+          <w:p>
+            <w:pPr>
+              <w:rPr>
+                <w:rStyle w:val="BlankWord1"/>
+              </w:rPr>
+            </w:pPr>
+            <w:r>
+              <w:rPr>
+                <w:rFonts w:ascii="Source Sans 3" w:hAnsi="Source Sans 3"/>
+                <w:b/>
+                <w:bCs/>
+                <w:sz w:val="21"/>
+                <w:szCs w:val="21"/>
+              </w:rPr>
+              <w:t xml:space="preserve">1 </w:t>
+            </w:r>
+            <w:r>
+              <w:rPr>
+                <w:rStyle w:val="BlankWord1"/>
+              </w:rPr>
+              <w:t>D</w:t>
+            </w:r>
+            <w:r>
+              <w:rPr>
+                <w:rFonts w:ascii="Source Sans 3" w:hAnsi="Source Sans 3"/>
+                <w:b/>
+                <w:bCs/>
+                <w:sz w:val="21"/>
+                <w:szCs w:val="21"/>
+              </w:rPr>
+              <w:t xml:space="preserve">    2 </w:t>
+            </w:r>
+            <w:r>
+              <w:rPr>
+                <w:rStyle w:val="BlankWord1"/>
+              </w:rPr>
+              <w:t>E</w:t>
+            </w:r>
+            <w:r>
+              <w:rPr>
+                <w:rFonts w:ascii="Source Sans 3" w:hAnsi="Source Sans 3"/>
+                <w:b/>
+                <w:bCs/>
+                <w:sz w:val="21"/>
+                <w:szCs w:val="21"/>
+              </w:rPr>
+              <w:t xml:space="preserve">     3 </w:t>
+            </w:r>
+            <w:r>
+              <w:rPr>
+                <w:rStyle w:val="BlankWord1"/>
+              </w:rPr>
+              <w:t>A</w:t>
+            </w:r>
+            <w:r>
+              <w:rPr>
+                <w:rFonts w:ascii="Source Sans 3" w:hAnsi="Source Sans 3"/>
+                <w:b/>
+                <w:bCs/>
+                <w:sz w:val="21"/>
+                <w:szCs w:val="21"/>
+              </w:rPr>
+              <w:t xml:space="preserve">     4 </w:t>
+            </w:r>
+            <w:r>
+              <w:rPr>
+                <w:rStyle w:val="BlankWord1"/>
+              </w:rPr>
+              <w:t>C</w:t>
+            </w:r>
+            <w:r>
+              <w:rPr>
+                <w:rFonts w:ascii="Source Sans 3" w:hAnsi="Source Sans 3"/>
+                <w:b/>
+                <w:bCs/>
+                <w:sz w:val="21"/>
+                <w:szCs w:val="21"/>
+              </w:rPr>
+              <w:t xml:space="preserve">     5 </w:t>
+            </w:r>
+            <w:r>
+              <w:rPr>
+                <w:rStyle w:val="BlankWord1"/>
+              </w:rPr>
+              <w:t>B</w:t>
+            </w:r>
+          </w:p>
+          <w:p>
+            <w:pPr>
+              <w:rPr>
+                <w:rFonts w:ascii="Source Sans 3" w:hAnsi="Source Sans 3"/>
+                <w:sz w:val="21"/>
+                <w:szCs w:val="21"/>
+              </w:rPr>
+            </w:pPr>
+            <w:r>
+              <w:rPr>
+                <w:rFonts w:ascii="Source Sans 3" w:hAnsi="Source Sans 3"/>
+                <w:b/>
+                <w:bCs/>
+                <w:sz w:val="21"/>
+                <w:szCs w:val="21"/>
+              </w:rPr>
+              <w:t>A</w:t>
+            </w:r>
+            <w:r>
+              <w:rPr>
+                <w:rFonts w:ascii="Source Sans 3" w:hAnsi="Source Sans 3"/>
+                <w:sz w:val="21"/>
+                <w:szCs w:val="21"/>
+              </w:rPr>
+              <w:t xml:space="preserve"> If private cars were completely banned from the most overcrowded cities, what might happen?</w:t>
+            </w:r>
+          </w:p>
+          <w:p>
+            <w:pPr>
+              <w:rPr>
+                <w:rFonts w:ascii="Source Sans 3" w:hAnsi="Source Sans 3"/>
+                <w:sz w:val="21"/>
+                <w:szCs w:val="21"/>
+              </w:rPr>
+            </w:pPr>
+            <w:r>
+              <w:rPr>
+                <w:rFonts w:ascii="Source Sans 3" w:hAnsi="Source Sans 3"/>
+                <w:b/>
+                <w:bCs/>
+                <w:sz w:val="21"/>
+                <w:szCs w:val="21"/>
+              </w:rPr>
+              <w:t>B</w:t>
+            </w:r>
+            <w:r>
+              <w:rPr>
+                <w:rFonts w:ascii="Source Sans 3" w:hAnsi="Source Sans 3"/>
+                <w:sz w:val="21"/>
+                <w:szCs w:val="21"/>
+              </w:rPr>
+              <w:t xml:space="preserve"> How was family life different before transport links connected most towns and cities?</w:t>
+            </w:r>
+          </w:p>
+          <w:p>
+            <w:pPr>
+              <w:rPr>
+                <w:rFonts w:ascii="Source Sans 3" w:hAnsi="Source Sans 3"/>
+                <w:sz w:val="21"/>
+                <w:szCs w:val="21"/>
+              </w:rPr>
+            </w:pPr>
+            <w:r>
+              <w:rPr>
+                <w:rFonts w:ascii="Source Sans 3" w:hAnsi="Source Sans 3"/>
+                <w:b/>
+                <w:bCs/>
+                <w:sz w:val="21"/>
+                <w:szCs w:val="21"/>
+              </w:rPr>
+              <w:t>C</w:t>
+            </w:r>
+            <w:r>
+              <w:rPr>
+                <w:rFonts w:ascii="Source Sans 3" w:hAnsi="Source Sans 3"/>
+                <w:sz w:val="21"/>
+                <w:szCs w:val="21"/>
+              </w:rPr>
+              <w:t xml:space="preserve"> Which is preferable, living on the top floor of a studio apartment block in a city, or in a beautiful house in the middle of the countryside?</w:t>
+            </w:r>
+          </w:p>
+          <w:p>
+            <w:pPr>
+              <w:rPr>
+                <w:rFonts w:ascii="Source Sans 3" w:hAnsi="Source Sans 3"/>
+                <w:sz w:val="21"/>
+                <w:szCs w:val="21"/>
+              </w:rPr>
+            </w:pPr>
+            <w:r>
+              <w:rPr>
+                <w:rFonts w:ascii="Source Sans 3" w:hAnsi="Source Sans 3"/>
+                <w:b/>
+                <w:bCs/>
+                <w:sz w:val="21"/>
+                <w:szCs w:val="21"/>
+              </w:rPr>
+              <w:t>D</w:t>
+            </w:r>
+            <w:r>
+              <w:rPr>
+                <w:rFonts w:ascii="Source Sans 3" w:hAnsi="Source Sans 3"/>
+                <w:sz w:val="21"/>
+                <w:szCs w:val="21"/>
+              </w:rPr>
+              <w:t xml:space="preserve"> Why do people decide to move from the city to the countryside?</w:t>
+            </w:r>
+          </w:p>
+          <w:p>
+            <w:pPr>
+              <w:rPr>
+                <w:rFonts w:ascii="Source Sans 3" w:hAnsi="Source Sans 3"/>
+                <w:sz w:val="21"/>
+                <w:szCs w:val="21"/>
+              </w:rPr>
+            </w:pPr>
+            <w:r>
+              <w:rPr>
+                <w:rFonts w:ascii="Source Sans 3" w:hAnsi="Source Sans 3"/>
+                <w:b/>
+                <w:bCs/>
+                <w:sz w:val="21"/>
+                <w:szCs w:val="21"/>
+              </w:rPr>
+              <w:t>E</w:t>
+            </w:r>
+            <w:r>
+              <w:rPr>
+                <w:rFonts w:ascii="Source Sans 3" w:hAnsi="Source Sans 3"/>
+                <w:sz w:val="21"/>
+                <w:szCs w:val="21"/>
+              </w:rPr>
+              <w:t xml:space="preserve"> How might overpopulation affect city life in the future?</w:t>
+            </w:r>
+          </w:p>
+        </w:tc>
+      </w:tr>
+      <w:tr>
+        <w:tc>
+          <w:tcPr>
+            <w:tcW w:w="530" w:type="dxa"/>
+          </w:tcPr>
+          <w:p>
+            <w:pPr>
+              <w:rPr>
+                <w:rFonts w:ascii="Source Sans 3" w:hAnsi="Source Sans 3"/>
+                <w:b/>
+                <w:bCs/>
+                <w:bdr w:val="single" w:sz="12" w:space="0" w:color="028BF3"/>
+              </w:rPr>
+            </w:pPr>
+            <w:r>
+              <w:rPr>
+                <w:rFonts w:ascii="Source Sans 3" w:hAnsi="Source Sans 3"/>
+                <w:b/>
+                <w:bCs/>
+                <w:bdr w:val="single" w:sz="12" w:space="0" w:color="028BF3"/>
+              </w:rPr>
+              <w:t>08</w:t>
+            </w:r>
+          </w:p>
+        </w:tc>
+        <w:tc>
+          <w:tcPr>
+            <w:tcW w:w="9671" w:type="dxa"/>
+            <w:vAlign w:val="center"/>
+          </w:tcPr>
+          <w:p>
+            <w:pPr>
+              <w:spacing w:after="120"/>
+              <w:rPr>
+                <w:rFonts w:ascii="Source Sans 3" w:hAnsi="Source Sans 3"/>
+                <w:b/>
+                <w:bCs/>
+                <w:sz w:val="21"/>
+                <w:szCs w:val="21"/>
+              </w:rPr>
+            </w:pPr>
+            <w:r>
+              <w:rPr>
+                <w:rFonts w:ascii="Source Sans 3" w:hAnsi="Source Sans 3"/>
+                <w:b/>
+                <w:bCs/>
+                <w:sz w:val="21"/>
+                <w:szCs w:val="21"/>
+              </w:rPr>
+              <w:t>Read questions A-E again and read the script on page 208. What was each question asking the candidate to do? Discuss with a partner and choose from the list of 'functions' below.</w:t>
+            </w:r>
+          </w:p>
+          <w:p>
+            <w:pPr>
+              <w:spacing w:after="120"/>
+              <w:rPr>
+                <w:rFonts w:ascii="Source Sans 3" w:hAnsi="Source Sans 3"/>
+                <w:b/>
+                <w:bCs/>
+                <w:sz w:val="21"/>
+                <w:szCs w:val="21"/>
+              </w:rPr>
+            </w:pPr>
+            <w:r>
+              <w:rPr>
+                <w:rFonts w:ascii="Source Sans 3" w:hAnsi="Source Sans 3"/>
+                <w:b/>
+                <w:bCs/>
+                <w:sz w:val="21"/>
+                <w:szCs w:val="21"/>
+              </w:rPr>
+              <w:t xml:space="preserve">A </w:t>
+            </w:r>
+            <w:r>
+              <w:rPr>
+                <w:rStyle w:val="BlankWord1"/>
+              </w:rPr>
+              <w:t>iii</w:t>
+            </w:r>
+            <w:r>
+              <w:rPr>
+                <w:rFonts w:ascii="Source Sans 3" w:hAnsi="Source Sans 3"/>
+                <w:b/>
+                <w:bCs/>
+                <w:sz w:val="21"/>
+                <w:szCs w:val="21"/>
+              </w:rPr>
+              <w:t xml:space="preserve"> B </w:t>
+            </w:r>
+            <w:r>
+              <w:rPr>
+                <w:rStyle w:val="BlankWord1"/>
+              </w:rPr>
+              <w:t>v</w:t>
+            </w:r>
+            <w:r>
+              <w:rPr>
+                <w:rFonts w:ascii="Source Sans 3" w:hAnsi="Source Sans 3"/>
+                <w:b/>
+                <w:bCs/>
+                <w:sz w:val="21"/>
+                <w:szCs w:val="21"/>
+              </w:rPr>
+              <w:t xml:space="preserve"> C </w:t>
+            </w:r>
+            <w:r>
+              <w:rPr>
+                <w:rStyle w:val="BlankWord1"/>
+              </w:rPr>
+              <w:t>ii</w:t>
+            </w:r>
+            <w:r>
+              <w:rPr>
+                <w:rFonts w:ascii="Source Sans 3" w:hAnsi="Source Sans 3"/>
+                <w:b/>
+                <w:bCs/>
+                <w:sz w:val="21"/>
+                <w:szCs w:val="21"/>
+              </w:rPr>
+              <w:t xml:space="preserve"> D</w:t>
+            </w:r>
+            <w:r>
+              <w:rPr>
+                <w:rFonts w:ascii="Source Sans 3" w:hAnsi="Source Sans 3"/>
+                <w:b/>
+                <w:bCs/>
+                <w:sz w:val="21"/>
+                <w:szCs w:val="21"/>
+              </w:rPr>
+              <w:t xml:space="preserve"> </w:t>
+            </w:r>
+            <w:r>
+              <w:rPr>
+                <w:rStyle w:val="BlankWord1"/>
+              </w:rPr>
+              <w:t>iv</w:t>
+            </w:r>
+            <w:r>
+              <w:rPr>
+                <w:rFonts w:ascii="Source Sans 3" w:hAnsi="Source Sans 3"/>
+                <w:b/>
+                <w:bCs/>
+                <w:sz w:val="21"/>
+                <w:szCs w:val="21"/>
+              </w:rPr>
+              <w:t xml:space="preserve"> </w:t>
+            </w:r>
+            <w:r>
+              <w:rPr>
+                <w:rFonts w:ascii="Source Sans 3" w:hAnsi="Source Sans 3"/>
+                <w:b/>
+                <w:bCs/>
+                <w:sz w:val="21"/>
+                <w:szCs w:val="21"/>
+              </w:rPr>
+              <w:t>E</w:t>
+            </w:r>
+            <w:r>
+              <w:rPr>
+                <w:rFonts w:ascii="Source Sans 3" w:hAnsi="Source Sans 3"/>
+                <w:b/>
+                <w:bCs/>
+                <w:sz w:val="21"/>
+                <w:szCs w:val="21"/>
+              </w:rPr>
+              <w:t xml:space="preserve"> </w:t>
+            </w:r>
+            <w:proofErr w:type="spellStart"/>
+            <w:r>
+              <w:rPr>
+                <w:rStyle w:val="BlankWord1"/>
+              </w:rPr>
+              <w:t>i</w:t>
+            </w:r>
+            <w:proofErr w:type="spellEnd"/>
+          </w:p>
+          <w:p>
+            <w:pPr>
+              <w:rPr>
+                <w:rFonts w:ascii="Source Sans 3" w:hAnsi="Source Sans 3"/>
+                <w:b/>
+                <w:bCs/>
+                <w:sz w:val="21"/>
+                <w:szCs w:val="21"/>
+              </w:rPr>
+            </w:pPr>
+            <w:proofErr w:type="spellStart"/>
+            <w:r>
+              <w:rPr>
+                <w:rFonts w:ascii="Source Sans 3" w:hAnsi="Source Sans 3"/>
+                <w:b/>
+                <w:bCs/>
+                <w:sz w:val="21"/>
+                <w:szCs w:val="21"/>
+              </w:rPr>
+              <w:t>i</w:t>
+            </w:r>
+            <w:proofErr w:type="spellEnd"/>
+            <w:r>
+              <w:rPr>
+                <w:rFonts w:ascii="Source Sans 3" w:hAnsi="Source Sans 3"/>
+                <w:b/>
+                <w:bCs/>
+                <w:sz w:val="21"/>
+                <w:szCs w:val="21"/>
+              </w:rPr>
+              <w:t xml:space="preserve"> </w:t>
+            </w:r>
+            <w:r>
+              <w:rPr>
+                <w:rFonts w:ascii="Source Sans 3" w:hAnsi="Source Sans 3"/>
+                <w:sz w:val="21"/>
+                <w:szCs w:val="21"/>
+              </w:rPr>
+              <w:t>Make a prediction</w:t>
+            </w:r>
+          </w:p>
+          <w:p>
+            <w:pPr>
+              <w:rPr>
+                <w:rFonts w:ascii="Source Sans 3" w:hAnsi="Source Sans 3"/>
+                <w:b/>
+                <w:bCs/>
+                <w:sz w:val="21"/>
+                <w:szCs w:val="21"/>
+              </w:rPr>
+            </w:pPr>
+            <w:r>
+              <w:rPr>
+                <w:rFonts w:ascii="Source Sans 3" w:hAnsi="Source Sans 3"/>
+                <w:b/>
+                <w:bCs/>
+                <w:sz w:val="21"/>
+                <w:szCs w:val="21"/>
+              </w:rPr>
+              <w:t xml:space="preserve">ii </w:t>
+            </w:r>
+            <w:r>
+              <w:rPr>
+                <w:rFonts w:ascii="Source Sans 3" w:hAnsi="Source Sans 3"/>
+                <w:sz w:val="21"/>
+                <w:szCs w:val="21"/>
+              </w:rPr>
+              <w:t>Compare and contrast</w:t>
+            </w:r>
+          </w:p>
+          <w:p>
+            <w:pPr>
+              <w:rPr>
+                <w:rFonts w:ascii="Source Sans 3" w:hAnsi="Source Sans 3"/>
+                <w:b/>
+                <w:bCs/>
+                <w:sz w:val="21"/>
+                <w:szCs w:val="21"/>
+              </w:rPr>
+            </w:pPr>
+            <w:r>
+              <w:rPr>
+                <w:rFonts w:ascii="Source Sans 3" w:hAnsi="Source Sans 3"/>
+                <w:b/>
+                <w:bCs/>
+                <w:sz w:val="21"/>
+                <w:szCs w:val="21"/>
+              </w:rPr>
+              <w:t xml:space="preserve">iii </w:t>
+            </w:r>
+            <w:r>
+              <w:rPr>
+                <w:rFonts w:ascii="Source Sans 3" w:hAnsi="Source Sans 3"/>
+                <w:sz w:val="21"/>
+                <w:szCs w:val="21"/>
+              </w:rPr>
+              <w:t>Consider a hypothetical situation</w:t>
+            </w:r>
+          </w:p>
+          <w:p>
+            <w:pPr>
+              <w:rPr>
+                <w:rFonts w:ascii="Source Sans 3" w:hAnsi="Source Sans 3"/>
+                <w:b/>
+                <w:bCs/>
+                <w:sz w:val="21"/>
+                <w:szCs w:val="21"/>
+              </w:rPr>
+            </w:pPr>
+            <w:r>
+              <w:rPr>
+                <w:rFonts w:ascii="Source Sans 3" w:hAnsi="Source Sans 3"/>
+                <w:b/>
+                <w:bCs/>
+                <w:sz w:val="21"/>
+                <w:szCs w:val="21"/>
+              </w:rPr>
+              <w:t xml:space="preserve">iv </w:t>
+            </w:r>
+            <w:r>
+              <w:rPr>
+                <w:rFonts w:ascii="Source Sans 3" w:hAnsi="Source Sans 3"/>
+                <w:sz w:val="21"/>
+                <w:szCs w:val="21"/>
+              </w:rPr>
+              <w:t>Suggest cause and effect</w:t>
+            </w:r>
+          </w:p>
+          <w:p>
+            <w:pPr>
+              <w:rPr>
+                <w:rFonts w:ascii="Source Sans 3" w:hAnsi="Source Sans 3"/>
+                <w:b/>
+                <w:bCs/>
+                <w:sz w:val="21"/>
+                <w:szCs w:val="21"/>
+              </w:rPr>
+            </w:pPr>
+            <w:r>
+              <w:rPr>
+                <w:rFonts w:ascii="Source Sans 3" w:hAnsi="Source Sans 3"/>
+                <w:b/>
+                <w:bCs/>
+                <w:sz w:val="21"/>
+                <w:szCs w:val="21"/>
+              </w:rPr>
+              <w:t xml:space="preserve">v </w:t>
+            </w:r>
+            <w:proofErr w:type="spellStart"/>
+            <w:r>
+              <w:rPr>
+                <w:rFonts w:ascii="Source Sans 3" w:hAnsi="Source Sans 3"/>
+                <w:sz w:val="21"/>
+                <w:szCs w:val="21"/>
+              </w:rPr>
+              <w:t>Analyse</w:t>
+            </w:r>
+            <w:proofErr w:type="spellEnd"/>
+            <w:r>
+              <w:rPr>
+                <w:rFonts w:ascii="Source Sans 3" w:hAnsi="Source Sans 3"/>
+                <w:sz w:val="21"/>
+                <w:szCs w:val="21"/>
+              </w:rPr>
+              <w:t xml:space="preserve"> past and present</w:t>
+            </w:r>
+          </w:p>
+        </w:tc>
+        <w:tc>
+          <w:tcPr>
+            <w:tcW w:w="4189" w:type="dxa"/>
+          </w:tcPr>
+          <w:p>
+            <w:pPr>
+              <w:spacing w:after="120"/>
+              <w:rPr>
+                <w:rFonts w:ascii="Source Sans 3" w:hAnsi="Source Sans 3"/>
+                <w:b/>
+                <w:bCs/>
+                <w:color w:val="0B0D0E"/>
+                <w:spacing w:val="-4"/>
+                <w:sz w:val="22"/>
+                <w:szCs w:val="22"/>
+              </w:rPr>
+            </w:pPr>
+            <w:r>
+              <w:rPr>
+                <w:rFonts w:ascii="Source Sans 3" w:hAnsi="Source Sans 3"/>
+                <w:b/>
+                <w:bCs/>
+                <w:color w:val="0B0D0E"/>
+                <w:spacing w:val="-4"/>
+                <w:sz w:val="22"/>
+                <w:szCs w:val="22"/>
+              </w:rPr>
+              <w:t xml:space="preserve">TIP </w:t>
+            </w:r>
+            <w:r>
+              <w:rPr>
+                <w:rFonts w:ascii="Source Sans 3" w:hAnsi="Source Sans 3"/>
+                <w:b/>
+                <w:bCs/>
+                <w:color w:val="0B0D0E"/>
+                <w:spacing w:val="-4"/>
+                <w:sz w:val="22"/>
+                <w:szCs w:val="22"/>
+              </w:rPr>
+              <w:t>08</w:t>
+            </w:r>
+          </w:p>
+          <w:p>
+            <w:pPr>
+              <w:rPr>
+                <w:rFonts w:ascii="Source Sans 3" w:hAnsi="Source Sans 3"/>
+                <w:b/>
+                <w:bCs/>
+                <w:sz w:val="21"/>
+                <w:szCs w:val="21"/>
+              </w:rPr>
+            </w:pPr>
+            <w:r>
+              <w:rPr>
+                <w:rFonts w:ascii="Source Sans 3" w:eastAsia="Calibri" w:hAnsi="Source Sans 3" w:cs="Calibri"/>
+                <w:color w:val="0B0D0E"/>
+                <w:spacing w:val="-4"/>
+                <w:kern w:val="0"/>
+                <w:sz w:val="20"/>
+                <w:szCs w:val="20"/>
+                <w14:ligatures w14:val="none"/>
+              </w:rPr>
+              <w:t xml:space="preserve">Thinking about the </w:t>
+            </w:r>
+            <w:r>
+              <w:rPr>
+                <w:rFonts w:ascii="Source Sans 3" w:eastAsia="Calibri" w:hAnsi="Source Sans 3" w:cs="Calibri"/>
+                <w:i/>
+                <w:color w:val="0B0D0E"/>
+                <w:spacing w:val="-4"/>
+                <w:kern w:val="0"/>
+                <w:sz w:val="20"/>
+                <w:szCs w:val="20"/>
+                <w14:ligatures w14:val="none"/>
+              </w:rPr>
+              <w:t xml:space="preserve">function </w:t>
+            </w:r>
+            <w:r>
+              <w:rPr>
+                <w:rFonts w:ascii="Source Sans 3" w:eastAsia="Calibri" w:hAnsi="Source Sans 3" w:cs="Calibri"/>
+                <w:color w:val="0B0D0E"/>
+                <w:spacing w:val="-4"/>
+                <w:kern w:val="0"/>
+                <w:sz w:val="20"/>
+                <w:szCs w:val="20"/>
+                <w14:ligatures w14:val="none"/>
+              </w:rPr>
+              <w:t>of the question being asked will help you to develop your answer and decide what language and structures to use.</w:t>
+            </w:r>
+          </w:p>
+        </w:tc>
+      </w:tr>
+      <w:tr>
+        <w:tc>
+          <w:tcPr>
+            <w:tcW w:w="530" w:type="dxa"/>
+          </w:tcPr>
+          <w:p>
+            <w:pPr>
+              <w:rPr>
+                <w:rFonts w:ascii="Source Sans 3" w:hAnsi="Source Sans 3"/>
+                <w:b/>
+                <w:bCs/>
+                <w:bdr w:val="single" w:sz="12" w:space="0" w:color="028BF3"/>
+              </w:rPr>
+            </w:pPr>
+            <w:r>
+              <w:rPr>
+                <w:rFonts w:ascii="Source Sans 3" w:hAnsi="Source Sans 3"/>
+                <w:b/>
+                <w:bCs/>
+                <w:bdr w:val="single" w:sz="12" w:space="0" w:color="028BF3"/>
+              </w:rPr>
+              <w:t>09</w:t>
+            </w:r>
+          </w:p>
+        </w:tc>
+        <w:tc>
+          <w:tcPr>
+            <w:tcW w:w="13860" w:type="dxa"/>
+            <w:gridSpan w:val="2"/>
+            <w:vAlign w:val="center"/>
+          </w:tcPr>
+          <w:p>
+            <w:pPr>
+              <w:rPr>
+                <w:rFonts w:ascii="Source Sans 3" w:hAnsi="Source Sans 3"/>
+                <w:b/>
+                <w:bCs/>
+                <w:sz w:val="21"/>
+                <w:szCs w:val="21"/>
+              </w:rPr>
+            </w:pPr>
+            <w:r>
+              <w:rPr>
+                <w:rFonts w:ascii="Source Sans 3" w:hAnsi="Source Sans 3"/>
+                <w:b/>
+                <w:bCs/>
+                <w:sz w:val="21"/>
+                <w:szCs w:val="21"/>
+              </w:rPr>
+              <w:t>Read these comments on the candidate's performance. Write the correct marking criteria they correspond to: Fluency and Coherence (FC); Lexical Resource (LR); Grammatical Range and Accuracy (GRA); Pronunciation (P).</w:t>
+            </w:r>
+          </w:p>
+          <w:p>
+            <w:pPr>
+              <w:numPr>
+                <w:ilvl w:val="0"/>
+                <w:numId w:val="30"/>
+              </w:numPr>
+              <w:spacing w:after="120"/>
+              <w:rPr>
+                <w:rFonts w:ascii="Source Sans 3" w:hAnsi="Source Sans 3"/>
+                <w:color w:val="0B0D0E"/>
+                <w:spacing w:val="-4"/>
+              </w:rPr>
+            </w:pPr>
+            <w:r>
+              <w:rPr>
+                <w:rFonts w:ascii="Source Sans 3" w:hAnsi="Source Sans 3"/>
+                <w:color w:val="0B0D0E"/>
+                <w:spacing w:val="-4"/>
+              </w:rPr>
+              <w:t xml:space="preserve">Uses stress and intonation appropriately, </w:t>
+            </w:r>
+            <w:proofErr w:type="spellStart"/>
+            <w:r>
+              <w:rPr>
+                <w:rFonts w:ascii="Source Sans 3" w:hAnsi="Source Sans 3"/>
+                <w:color w:val="0B0D0E"/>
+                <w:spacing w:val="-4"/>
+              </w:rPr>
+              <w:t>e.g</w:t>
+            </w:r>
+            <w:proofErr w:type="spellEnd"/>
+            <w:r>
+              <w:rPr>
+                <w:rFonts w:ascii="Source Sans 3" w:hAnsi="Source Sans 3"/>
+                <w:color w:val="0B0D0E"/>
+                <w:spacing w:val="-4"/>
+              </w:rPr>
+              <w:t xml:space="preserve"> </w:t>
+            </w:r>
+            <w:r>
+              <w:rPr>
+                <w:rFonts w:ascii="Source Sans 3" w:hAnsi="Source Sans 3"/>
+                <w:i/>
+                <w:color w:val="0B0D0E"/>
+                <w:spacing w:val="-4"/>
+              </w:rPr>
+              <w:t xml:space="preserve">NOT just </w:t>
+            </w:r>
+            <w:proofErr w:type="spellStart"/>
+            <w:r>
+              <w:rPr>
+                <w:rFonts w:ascii="Source Sans 3" w:hAnsi="Source Sans 3"/>
+                <w:i/>
+                <w:color w:val="0B0D0E"/>
+                <w:spacing w:val="-4"/>
+              </w:rPr>
+              <w:t>NAtionally</w:t>
+            </w:r>
+            <w:proofErr w:type="spellEnd"/>
+            <w:r>
+              <w:rPr>
+                <w:rFonts w:ascii="Source Sans 3" w:hAnsi="Source Sans 3"/>
+                <w:i/>
+                <w:color w:val="0B0D0E"/>
+                <w:spacing w:val="-4"/>
+              </w:rPr>
+              <w:t xml:space="preserve">, but </w:t>
+            </w:r>
+            <w:proofErr w:type="spellStart"/>
+            <w:r>
+              <w:rPr>
+                <w:rFonts w:ascii="Source Sans 3" w:hAnsi="Source Sans 3"/>
+                <w:i/>
+                <w:color w:val="0B0D0E"/>
+                <w:spacing w:val="-4"/>
+              </w:rPr>
+              <w:t>INternationally</w:t>
+            </w:r>
+            <w:proofErr w:type="spellEnd"/>
+            <w:r>
+              <w:rPr>
+                <w:rFonts w:ascii="Source Sans 3" w:hAnsi="Source Sans 3"/>
+                <w:i/>
+                <w:color w:val="0B0D0E"/>
+                <w:spacing w:val="-4"/>
+              </w:rPr>
+              <w:t>.</w:t>
+            </w:r>
+            <w:r>
+              <w:rPr>
+                <w:rFonts w:ascii="Source Sans 3" w:hAnsi="Source Sans 3"/>
+                <w:i/>
+                <w:color w:val="0B0D0E"/>
+                <w:spacing w:val="-4"/>
+              </w:rPr>
+              <w:t xml:space="preserve"> </w:t>
+            </w:r>
+            <w:r>
+              <w:rPr>
+                <w:rStyle w:val="BlankWord1"/>
+              </w:rPr>
+              <w:t>P</w:t>
+            </w:r>
+          </w:p>
+          <w:p>
+            <w:pPr>
+              <w:numPr>
+                <w:ilvl w:val="0"/>
+                <w:numId w:val="30"/>
+              </w:numPr>
+              <w:spacing w:after="120"/>
+              <w:rPr>
+                <w:rFonts w:ascii="Source Sans 3" w:hAnsi="Source Sans 3"/>
+                <w:color w:val="0B0D0E"/>
+                <w:spacing w:val="-4"/>
+              </w:rPr>
+            </w:pPr>
+            <w:r>
+              <w:rPr>
+                <w:rFonts w:ascii="Source Sans 3" w:hAnsi="Source Sans 3"/>
+                <w:color w:val="0B0D0E"/>
+                <w:spacing w:val="-4"/>
+              </w:rPr>
+              <w:t>Uses a good range of more advanced structures naturally, e.g. … if you were just</w:t>
+            </w:r>
+            <w:r>
+              <w:rPr>
+                <w:rFonts w:ascii="Source Sans 3" w:hAnsi="Source Sans 3"/>
+                <w:color w:val="0B0D0E"/>
+                <w:spacing w:val="-4"/>
+              </w:rPr>
+              <w:t xml:space="preserve"> </w:t>
+            </w:r>
+            <w:r>
+              <w:rPr>
+                <w:rFonts w:ascii="Source Sans 3" w:hAnsi="Source Sans 3"/>
+                <w:color w:val="0B0D0E"/>
+                <w:spacing w:val="-4"/>
+              </w:rPr>
+              <w:t>visiting the city, it probably wouldn't bother you… I That might sound ridiculous now,</w:t>
+            </w:r>
+            <w:r>
+              <w:rPr>
+                <w:rFonts w:ascii="Source Sans 3" w:hAnsi="Source Sans 3"/>
+                <w:color w:val="0B0D0E"/>
+                <w:spacing w:val="-4"/>
+              </w:rPr>
+              <w:t xml:space="preserve"> </w:t>
+            </w:r>
+            <w:r>
+              <w:rPr>
+                <w:rFonts w:ascii="Source Sans 3" w:hAnsi="Source Sans 3"/>
+                <w:color w:val="0B0D0E"/>
+                <w:spacing w:val="-4"/>
+              </w:rPr>
+              <w:t>but cities are likely to keep expanding at the rate they are currently ...</w:t>
+            </w:r>
+            <w:r>
+              <w:rPr>
+                <w:rFonts w:ascii="Source Sans 3" w:hAnsi="Source Sans 3"/>
+                <w:color w:val="0B0D0E"/>
+                <w:spacing w:val="-4"/>
+              </w:rPr>
+              <w:t xml:space="preserve"> </w:t>
+            </w:r>
+            <w:r>
+              <w:rPr>
+                <w:rStyle w:val="BlankWord1"/>
+              </w:rPr>
+              <w:t>GRA</w:t>
+            </w:r>
+          </w:p>
+          <w:p>
+            <w:pPr>
+              <w:numPr>
+                <w:ilvl w:val="0"/>
+                <w:numId w:val="30"/>
+              </w:numPr>
+              <w:spacing w:after="120"/>
+              <w:rPr>
+                <w:rFonts w:ascii="Source Sans 3" w:hAnsi="Source Sans 3"/>
+                <w:color w:val="0B0D0E"/>
+                <w:spacing w:val="-4"/>
+              </w:rPr>
+            </w:pPr>
+            <w:r>
+              <w:rPr>
+                <w:rFonts w:ascii="Source Sans 3" w:hAnsi="Source Sans 3"/>
+                <w:color w:val="0B0D0E"/>
+                <w:spacing w:val="-4"/>
+              </w:rPr>
+              <w:t>Speaks fluently with very rare hesitation or repetition.</w:t>
+            </w:r>
+            <w:r>
+              <w:rPr>
+                <w:rFonts w:ascii="Source Sans 3" w:hAnsi="Source Sans 3"/>
+                <w:color w:val="0B0D0E"/>
+                <w:spacing w:val="-4"/>
+              </w:rPr>
+              <w:t xml:space="preserve"> </w:t>
+            </w:r>
+            <w:r>
+              <w:rPr>
+                <w:rStyle w:val="BlankWord1"/>
+              </w:rPr>
+              <w:t>FC</w:t>
+            </w:r>
+          </w:p>
+          <w:p>
+            <w:pPr>
+              <w:numPr>
+                <w:ilvl w:val="0"/>
+                <w:numId w:val="30"/>
+              </w:numPr>
+              <w:spacing w:after="120"/>
+              <w:rPr>
+                <w:rFonts w:ascii="Source Sans 3" w:hAnsi="Source Sans 3"/>
+                <w:color w:val="0B0D0E"/>
+                <w:spacing w:val="-4"/>
+              </w:rPr>
+            </w:pPr>
+            <w:r>
+              <w:rPr>
+                <w:rFonts w:ascii="Source Sans 3" w:hAnsi="Source Sans 3"/>
+                <w:color w:val="0B0D0E"/>
+                <w:spacing w:val="-4"/>
+              </w:rPr>
+              <w:t>Avoids making grammatical mistakes.</w:t>
+            </w:r>
+            <w:r>
+              <w:rPr>
+                <w:rFonts w:ascii="Source Sans 3" w:hAnsi="Source Sans 3"/>
+                <w:color w:val="0B0D0E"/>
+                <w:spacing w:val="-4"/>
+              </w:rPr>
+              <w:t xml:space="preserve"> </w:t>
+            </w:r>
+            <w:r>
+              <w:rPr>
+                <w:rStyle w:val="BlankWord1"/>
+              </w:rPr>
+              <w:t>GRA</w:t>
+            </w:r>
+          </w:p>
+          <w:p>
+            <w:pPr>
+              <w:numPr>
+                <w:ilvl w:val="0"/>
+                <w:numId w:val="30"/>
+              </w:numPr>
+              <w:spacing w:after="120"/>
+              <w:rPr>
+                <w:rFonts w:ascii="Source Sans 3" w:hAnsi="Source Sans 3"/>
+                <w:color w:val="0B0D0E"/>
+                <w:spacing w:val="-4"/>
+              </w:rPr>
+            </w:pPr>
+            <w:r>
+              <w:rPr>
+                <w:rFonts w:ascii="Source Sans 3" w:hAnsi="Source Sans 3"/>
+                <w:color w:val="0B0D0E"/>
+                <w:spacing w:val="-4"/>
+              </w:rPr>
+              <w:t>Uses varied vocabulary that is relevant to the topics discussed.</w:t>
+            </w:r>
+            <w:r>
+              <w:rPr>
+                <w:rFonts w:ascii="Source Sans 3" w:hAnsi="Source Sans 3"/>
+                <w:color w:val="0B0D0E"/>
+                <w:spacing w:val="-4"/>
+              </w:rPr>
+              <w:t xml:space="preserve"> </w:t>
+            </w:r>
+            <w:r>
+              <w:rPr>
+                <w:rStyle w:val="BlankWord1"/>
+              </w:rPr>
+              <w:t>LR</w:t>
+            </w:r>
+          </w:p>
+          <w:p>
+            <w:pPr>
+              <w:numPr>
+                <w:ilvl w:val="0"/>
+                <w:numId w:val="30"/>
+              </w:numPr>
+              <w:spacing w:after="120"/>
+              <w:rPr>
+                <w:rFonts w:ascii="Source Sans 3" w:hAnsi="Source Sans 3"/>
+                <w:color w:val="0B0D0E"/>
+                <w:spacing w:val="-4"/>
+              </w:rPr>
+            </w:pPr>
+            <w:r>
+              <w:rPr>
+                <w:rFonts w:ascii="Source Sans 3" w:hAnsi="Source Sans 3"/>
+                <w:color w:val="0B0D0E"/>
+                <w:spacing w:val="-4"/>
+              </w:rPr>
+              <w:t>Develops the topics fully and appropriately; supplies answers of an appropriate length.</w:t>
+            </w:r>
+            <w:r>
+              <w:rPr>
+                <w:rFonts w:ascii="Source Sans 3" w:hAnsi="Source Sans 3"/>
+                <w:color w:val="0B0D0E"/>
+                <w:spacing w:val="-4"/>
+              </w:rPr>
+              <w:t xml:space="preserve"> </w:t>
+            </w:r>
+            <w:r>
+              <w:rPr>
+                <w:rStyle w:val="BlankWord1"/>
+              </w:rPr>
+              <w:t>FC</w:t>
+            </w:r>
+          </w:p>
+          <w:p>
+            <w:pPr>
+              <w:numPr>
+                <w:ilvl w:val="0"/>
+                <w:numId w:val="30"/>
+              </w:numPr>
+              <w:spacing w:after="120"/>
+              <w:rPr>
+                <w:rFonts w:ascii="Source Sans 3" w:hAnsi="Source Sans 3"/>
+                <w:color w:val="0B0D0E"/>
+                <w:spacing w:val="-4"/>
+              </w:rPr>
+            </w:pPr>
+            <w:r>
+              <w:rPr>
+                <w:rFonts w:ascii="Source Sans 3" w:hAnsi="Source Sans 3"/>
+                <w:color w:val="0B0D0E"/>
+                <w:spacing w:val="-4"/>
+              </w:rPr>
+              <w:t>Every answer can be understood very easily.</w:t>
+            </w:r>
+            <w:r>
+              <w:rPr>
+                <w:rFonts w:ascii="Source Sans 3" w:hAnsi="Source Sans 3"/>
+                <w:color w:val="0B0D0E"/>
+                <w:spacing w:val="-4"/>
+              </w:rPr>
+              <w:t xml:space="preserve"> </w:t>
+            </w:r>
+            <w:r>
+              <w:rPr>
+                <w:rStyle w:val="BlankWord1"/>
+              </w:rPr>
+              <w:t>P</w:t>
+            </w:r>
+          </w:p>
+          <w:p>
+            <w:pPr>
+              <w:numPr>
+                <w:ilvl w:val="0"/>
+                <w:numId w:val="30"/>
+              </w:numPr>
+              <w:spacing w:after="120"/>
+              <w:rPr>
+                <w:rFonts w:ascii="Source Sans 3" w:hAnsi="Source Sans 3"/>
+                <w:color w:val="0B0D0E"/>
+                <w:spacing w:val="-4"/>
+              </w:rPr>
+            </w:pPr>
+            <w:r>
+              <w:rPr>
+                <w:rFonts w:ascii="Source Sans 3" w:hAnsi="Source Sans 3"/>
+                <w:color w:val="0B0D0E"/>
+                <w:spacing w:val="-4"/>
+              </w:rPr>
+              <w:t xml:space="preserve">Uses less common vocabulary, including collocation and idiomatic phrases, e.g. </w:t>
+            </w:r>
+            <w:r>
+              <w:rPr>
+                <w:rFonts w:ascii="Source Sans 3" w:hAnsi="Source Sans 3"/>
+                <w:i/>
+                <w:color w:val="0B0D0E"/>
+                <w:spacing w:val="-4"/>
+              </w:rPr>
+              <w:t xml:space="preserve">the bright lights of the big city </w:t>
+            </w:r>
+            <w:r>
+              <w:rPr>
+                <w:rFonts w:ascii="Source Sans 3" w:hAnsi="Source Sans 3"/>
+                <w:color w:val="0B0D0E"/>
+                <w:spacing w:val="-4"/>
+              </w:rPr>
+              <w:t xml:space="preserve">I </w:t>
+            </w:r>
+            <w:r>
+              <w:rPr>
+                <w:rFonts w:ascii="Source Sans 3" w:hAnsi="Source Sans 3"/>
+                <w:i/>
+                <w:color w:val="0B0D0E"/>
+                <w:spacing w:val="-4"/>
+              </w:rPr>
+              <w:t xml:space="preserve">traditional family unit </w:t>
+            </w:r>
+            <w:r>
+              <w:rPr>
+                <w:rFonts w:ascii="Source Sans 3" w:hAnsi="Source Sans 3"/>
+                <w:color w:val="0B0D0E"/>
+                <w:spacing w:val="-4"/>
+              </w:rPr>
+              <w:t xml:space="preserve">I </w:t>
+            </w:r>
+            <w:r>
+              <w:rPr>
+                <w:rFonts w:ascii="Source Sans 3" w:hAnsi="Source Sans 3"/>
+                <w:i/>
+                <w:color w:val="0B0D0E"/>
+                <w:spacing w:val="-4"/>
+              </w:rPr>
+              <w:t>it's too over the top for some.</w:t>
+            </w:r>
+            <w:r>
+              <w:rPr>
+                <w:rFonts w:ascii="Source Sans 3" w:hAnsi="Source Sans 3"/>
+                <w:i/>
+                <w:color w:val="0B0D0E"/>
+                <w:spacing w:val="-4"/>
+              </w:rPr>
+              <w:t xml:space="preserve"> </w:t>
+            </w:r>
+            <w:r>
+              <w:rPr>
+                <w:rStyle w:val="BlankWord1"/>
+              </w:rPr>
+              <w:t>LR</w:t>
+            </w:r>
+          </w:p>
+          <w:p>
+            <w:pPr>
+              <w:numPr>
+                <w:ilvl w:val="0"/>
+                <w:numId w:val="30"/>
+              </w:numPr>
+              <w:spacing w:after="120"/>
+              <w:rPr>
+                <w:rFonts w:ascii="Source Sans 3" w:hAnsi="Source Sans 3"/>
+                <w:color w:val="0B0D0E"/>
+                <w:spacing w:val="-4"/>
+              </w:rPr>
+            </w:pPr>
+            <w:r>
+              <w:rPr>
+                <w:rFonts w:ascii="Source Sans 3" w:hAnsi="Source Sans 3"/>
+                <w:color w:val="0B0D0E"/>
+                <w:spacing w:val="-4"/>
+              </w:rPr>
+              <w:t xml:space="preserve">Uses appropriate phrases to introduce and connect ideas, e.g. </w:t>
+            </w:r>
+            <w:r>
+              <w:rPr>
+                <w:rFonts w:ascii="Source Sans 3" w:hAnsi="Source Sans 3"/>
+                <w:i/>
+                <w:color w:val="0B0D0E"/>
+                <w:spacing w:val="-4"/>
+              </w:rPr>
+              <w:t xml:space="preserve">Generally speaking, though </w:t>
+            </w:r>
+            <w:r>
+              <w:rPr>
+                <w:rFonts w:ascii="Source Sans 3" w:hAnsi="Source Sans 3"/>
+                <w:color w:val="0B0D0E"/>
+                <w:spacing w:val="-4"/>
+              </w:rPr>
+              <w:t xml:space="preserve">... I </w:t>
+            </w:r>
+            <w:r>
+              <w:rPr>
+                <w:rFonts w:ascii="Source Sans 3" w:hAnsi="Source Sans 3"/>
+                <w:i/>
+                <w:color w:val="0B0D0E"/>
+                <w:spacing w:val="-4"/>
+              </w:rPr>
+              <w:t>Having said that ...</w:t>
+            </w:r>
+            <w:r>
+              <w:rPr>
+                <w:rFonts w:ascii="Source Sans 3" w:hAnsi="Source Sans 3"/>
+                <w:i/>
+                <w:color w:val="0B0D0E"/>
+                <w:spacing w:val="-4"/>
+              </w:rPr>
+              <w:t xml:space="preserve"> </w:t>
+            </w:r>
+            <w:r>
+              <w:rPr>
+                <w:rStyle w:val="BlankWord1"/>
+              </w:rPr>
+              <w:t>FC</w:t>
+            </w:r>
+          </w:p>
+        </w:tc>
+      </w:tr>
+      <w:tr>
+        <w:tc>
+          <w:tcPr>
+            <w:tcW w:w="530" w:type="dxa"/>
+          </w:tcPr>
+          <w:p>
+            <w:pPr>
+              <w:rPr>
+                <w:rFonts w:ascii="Source Sans 3" w:hAnsi="Source Sans 3"/>
+                <w:b/>
+                <w:bCs/>
+                <w:bdr w:val="single" w:sz="12" w:space="0" w:color="028BF3"/>
+              </w:rPr>
+            </w:pPr>
+            <w:r>
+              <w:rPr>
+                <w:rFonts w:ascii="Source Sans 3" w:hAnsi="Source Sans 3"/>
+                <w:b/>
+                <w:bCs/>
+                <w:bdr w:val="single" w:sz="12" w:space="0" w:color="028BF3"/>
+              </w:rPr>
+              <w:t>10</w:t>
+            </w:r>
+          </w:p>
+        </w:tc>
+        <w:tc>
+          <w:tcPr>
+            <w:tcW w:w="13860" w:type="dxa"/>
+            <w:gridSpan w:val="2"/>
+            <w:vAlign w:val="center"/>
+          </w:tcPr>
+          <w:p>
+            <w:pPr>
+              <w:rPr>
+                <w:rFonts w:ascii="Source Sans 3" w:hAnsi="Source Sans 3"/>
+                <w:b/>
+                <w:bCs/>
+                <w:sz w:val="21"/>
+                <w:szCs w:val="21"/>
+              </w:rPr>
+            </w:pPr>
+            <w:r>
+              <w:rPr>
+                <w:rFonts w:ascii="Source Sans 3" w:hAnsi="Source Sans 3"/>
+                <w:b/>
+                <w:bCs/>
+                <w:sz w:val="21"/>
+                <w:szCs w:val="21"/>
+              </w:rPr>
+              <w:t>Listen again to the candidate and notice how she does these things.</w:t>
+            </w:r>
+          </w:p>
+          <w:p>
+            <w:pPr>
+              <w:rPr>
+                <w:rFonts w:ascii="Source Sans 3" w:hAnsi="Source Sans 3"/>
+                <w:b/>
+                <w:bCs/>
+                <w:sz w:val="21"/>
+                <w:szCs w:val="21"/>
+              </w:rPr>
+            </w:pPr>
+            <w:hyperlink r:id="rId30" w:history="1">
+              <w:r>
+                <w:rPr>
+                  <w:rStyle w:val="Hyperlink"/>
+                  <w:rFonts w:ascii="Source Sans 3" w:hAnsi="Source Sans 3"/>
+                  <w:b/>
+                  <w:bCs/>
+                </w:rPr>
+                <w:t>08</w:t>
+              </w:r>
+            </w:hyperlink>
+          </w:p>
+          <w:p>
+            <w:pPr>
+              <w:rPr>
+                <w:rFonts w:ascii="Source Sans 3" w:hAnsi="Source Sans 3"/>
+                <w:b/>
+                <w:bCs/>
+                <w:sz w:val="21"/>
+                <w:szCs w:val="21"/>
+              </w:rPr>
+            </w:pPr>
+          </w:p>
+        </w:tc>
+      </w:tr>
+    </w:tbl>
+    <w:p>
+      <w:pPr>
+        <w:rPr>
+          <w:rFonts w:ascii="Source Sans 3" w:hAnsi="Source Sans 3"/>
+          <w:sz w:val="19"/>
+          <w:szCs w:val="19"/>
+        </w:rPr>
+      </w:pPr>
     </w:p>
     <w:sectPr>
       <w:pgSz w:w="15840" w:h="24480" w:code="3"/>
@@ -37922,6 +40785,121 @@
     </w:pict>
   </w:numPicBullet>
   <w:abstractNum w:abstractNumId="0" w15:restartNumberingAfterBreak="0">
+    <w:nsid w:val="02A81DCB"/>
+    <w:multiLevelType w:val="hybridMultilevel"/>
+    <w:tmpl w:val="3C7CDA6E"/>
+    <w:lvl w:ilvl="0" w:tplc="6720B138">
+      <w:numFmt w:val="bullet"/>
+      <w:lvlText w:val="•"/>
+      <w:lvlJc w:val="left"/>
+      <w:pPr>
+        <w:ind w:left="134" w:hanging="134"/>
+      </w:pPr>
+      <w:rPr>
+        <w:rFonts w:ascii="Tahoma" w:eastAsia="Tahoma" w:hAnsi="Tahoma" w:cs="Tahoma" w:hint="default"/>
+        <w:spacing w:val="0"/>
+        <w:w w:val="62"/>
+        <w:lang w:val="en-US" w:eastAsia="en-US" w:bidi="ar-SA"/>
+      </w:rPr>
+    </w:lvl>
+    <w:lvl w:ilvl="1" w:tplc="2C82C124">
+      <w:numFmt w:val="bullet"/>
+      <w:lvlText w:val="•"/>
+      <w:lvlJc w:val="left"/>
+      <w:pPr>
+        <w:ind w:left="760" w:hanging="134"/>
+      </w:pPr>
+      <w:rPr>
+        <w:rFonts w:hint="default"/>
+        <w:lang w:val="en-US" w:eastAsia="en-US" w:bidi="ar-SA"/>
+      </w:rPr>
+    </w:lvl>
+    <w:lvl w:ilvl="2" w:tplc="04661B5E">
+      <w:numFmt w:val="bullet"/>
+      <w:lvlText w:val="•"/>
+      <w:lvlJc w:val="left"/>
+      <w:pPr>
+        <w:ind w:left="1378" w:hanging="134"/>
+      </w:pPr>
+      <w:rPr>
+        <w:rFonts w:hint="default"/>
+        <w:lang w:val="en-US" w:eastAsia="en-US" w:bidi="ar-SA"/>
+      </w:rPr>
+    </w:lvl>
+    <w:lvl w:ilvl="3" w:tplc="30301FF4">
+      <w:numFmt w:val="bullet"/>
+      <w:lvlText w:val="•"/>
+      <w:lvlJc w:val="left"/>
+      <w:pPr>
+        <w:ind w:left="1995" w:hanging="134"/>
+      </w:pPr>
+      <w:rPr>
+        <w:rFonts w:hint="default"/>
+        <w:lang w:val="en-US" w:eastAsia="en-US" w:bidi="ar-SA"/>
+      </w:rPr>
+    </w:lvl>
+    <w:lvl w:ilvl="4" w:tplc="3280A72C">
+      <w:numFmt w:val="bullet"/>
+      <w:lvlText w:val="•"/>
+      <w:lvlJc w:val="left"/>
+      <w:pPr>
+        <w:ind w:left="2613" w:hanging="134"/>
+      </w:pPr>
+      <w:rPr>
+        <w:rFonts w:hint="default"/>
+        <w:lang w:val="en-US" w:eastAsia="en-US" w:bidi="ar-SA"/>
+      </w:rPr>
+    </w:lvl>
+    <w:lvl w:ilvl="5" w:tplc="EF6A50EC">
+      <w:numFmt w:val="bullet"/>
+      <w:lvlText w:val="•"/>
+      <w:lvlJc w:val="left"/>
+      <w:pPr>
+        <w:ind w:left="3231" w:hanging="134"/>
+      </w:pPr>
+      <w:rPr>
+        <w:rFonts w:hint="default"/>
+        <w:lang w:val="en-US" w:eastAsia="en-US" w:bidi="ar-SA"/>
+      </w:rPr>
+    </w:lvl>
+    <w:lvl w:ilvl="6" w:tplc="FCB8B738">
+      <w:numFmt w:val="bullet"/>
+      <w:lvlText w:val="•"/>
+      <w:lvlJc w:val="left"/>
+      <w:pPr>
+        <w:ind w:left="3848" w:hanging="134"/>
+      </w:pPr>
+      <w:rPr>
+        <w:rFonts w:hint="default"/>
+        <w:lang w:val="en-US" w:eastAsia="en-US" w:bidi="ar-SA"/>
+      </w:rPr>
+    </w:lvl>
+    <w:lvl w:ilvl="7" w:tplc="7598E08A">
+      <w:numFmt w:val="bullet"/>
+      <w:lvlText w:val="•"/>
+      <w:lvlJc w:val="left"/>
+      <w:pPr>
+        <w:ind w:left="4466" w:hanging="134"/>
+      </w:pPr>
+      <w:rPr>
+        <w:rFonts w:hint="default"/>
+        <w:lang w:val="en-US" w:eastAsia="en-US" w:bidi="ar-SA"/>
+      </w:rPr>
+    </w:lvl>
+    <w:lvl w:ilvl="8" w:tplc="BD5C0C40">
+      <w:numFmt w:val="bullet"/>
+      <w:lvlText w:val="•"/>
+      <w:lvlJc w:val="left"/>
+      <w:pPr>
+        <w:ind w:left="5083" w:hanging="134"/>
+      </w:pPr>
+      <w:rPr>
+        <w:rFonts w:hint="default"/>
+        <w:lang w:val="en-US" w:eastAsia="en-US" w:bidi="ar-SA"/>
+      </w:rPr>
+    </w:lvl>
+  </w:abstractNum>
+  <w:abstractNum w:abstractNumId="1" w15:restartNumberingAfterBreak="0">
     <w:nsid w:val="02D136C7"/>
     <w:multiLevelType w:val="hybridMultilevel"/>
     <w:tmpl w:val="4D702FCE"/>
@@ -38062,7 +41040,7 @@
       </w:rPr>
     </w:lvl>
   </w:abstractNum>
-  <w:abstractNum w:abstractNumId="1" w15:restartNumberingAfterBreak="0">
+  <w:abstractNum w:abstractNumId="2" w15:restartNumberingAfterBreak="0">
     <w:nsid w:val="03F16703"/>
     <w:multiLevelType w:val="hybridMultilevel"/>
     <w:tmpl w:val="6FB05494"/>
@@ -38182,7 +41160,7 @@
       </w:rPr>
     </w:lvl>
   </w:abstractNum>
-  <w:abstractNum w:abstractNumId="2" w15:restartNumberingAfterBreak="0">
+  <w:abstractNum w:abstractNumId="3" w15:restartNumberingAfterBreak="0">
     <w:nsid w:val="0510678A"/>
     <w:multiLevelType w:val="hybridMultilevel"/>
     <w:tmpl w:val="AC4C786A"/>
@@ -38274,7 +41252,7 @@
       </w:pPr>
     </w:lvl>
   </w:abstractNum>
-  <w:abstractNum w:abstractNumId="3" w15:restartNumberingAfterBreak="0">
+  <w:abstractNum w:abstractNumId="4" w15:restartNumberingAfterBreak="0">
     <w:nsid w:val="09CD1D0C"/>
     <w:multiLevelType w:val="hybridMultilevel"/>
     <w:tmpl w:val="3104F16A"/>
@@ -38392,7 +41370,7 @@
       </w:rPr>
     </w:lvl>
   </w:abstractNum>
-  <w:abstractNum w:abstractNumId="4" w15:restartNumberingAfterBreak="0">
+  <w:abstractNum w:abstractNumId="5" w15:restartNumberingAfterBreak="0">
     <w:nsid w:val="11A04D63"/>
     <w:multiLevelType w:val="hybridMultilevel"/>
     <w:tmpl w:val="2CECE6A4"/>
@@ -38508,7 +41486,7 @@
       </w:rPr>
     </w:lvl>
   </w:abstractNum>
-  <w:abstractNum w:abstractNumId="5" w15:restartNumberingAfterBreak="0">
+  <w:abstractNum w:abstractNumId="6" w15:restartNumberingAfterBreak="0">
     <w:nsid w:val="14AE159C"/>
     <w:multiLevelType w:val="hybridMultilevel"/>
     <w:tmpl w:val="5F826940"/>
@@ -38624,7 +41602,7 @@
       </w:rPr>
     </w:lvl>
   </w:abstractNum>
-  <w:abstractNum w:abstractNumId="6" w15:restartNumberingAfterBreak="0">
+  <w:abstractNum w:abstractNumId="7" w15:restartNumberingAfterBreak="0">
     <w:nsid w:val="19B868DF"/>
     <w:multiLevelType w:val="hybridMultilevel"/>
     <w:tmpl w:val="E38E41C0"/>
@@ -38743,7 +41721,7 @@
       </w:rPr>
     </w:lvl>
   </w:abstractNum>
-  <w:abstractNum w:abstractNumId="7" w15:restartNumberingAfterBreak="0">
+  <w:abstractNum w:abstractNumId="8" w15:restartNumberingAfterBreak="0">
     <w:nsid w:val="1B1C3795"/>
     <w:multiLevelType w:val="hybridMultilevel"/>
     <w:tmpl w:val="30848E28"/>
@@ -38858,7 +41836,7 @@
       </w:rPr>
     </w:lvl>
   </w:abstractNum>
-  <w:abstractNum w:abstractNumId="8" w15:restartNumberingAfterBreak="0">
+  <w:abstractNum w:abstractNumId="9" w15:restartNumberingAfterBreak="0">
     <w:nsid w:val="201A3BC6"/>
     <w:multiLevelType w:val="hybridMultilevel"/>
     <w:tmpl w:val="CA9EA41A"/>
@@ -38974,7 +41952,122 @@
       </w:rPr>
     </w:lvl>
   </w:abstractNum>
-  <w:abstractNum w:abstractNumId="9" w15:restartNumberingAfterBreak="0">
+  <w:abstractNum w:abstractNumId="10" w15:restartNumberingAfterBreak="0">
+    <w:nsid w:val="2454673A"/>
+    <w:multiLevelType w:val="hybridMultilevel"/>
+    <w:tmpl w:val="E3D4CD7C"/>
+    <w:lvl w:ilvl="0" w:tplc="858028DC">
+      <w:numFmt w:val="bullet"/>
+      <w:lvlText w:val="•"/>
+      <w:lvlJc w:val="left"/>
+      <w:pPr>
+        <w:ind w:left="464" w:hanging="134"/>
+      </w:pPr>
+      <w:rPr>
+        <w:rFonts w:ascii="Microsoft Sans Serif" w:eastAsia="Microsoft Sans Serif" w:hAnsi="Microsoft Sans Serif" w:cs="Microsoft Sans Serif" w:hint="default"/>
+        <w:spacing w:val="0"/>
+        <w:w w:val="77"/>
+        <w:lang w:val="en-US" w:eastAsia="en-US" w:bidi="ar-SA"/>
+      </w:rPr>
+    </w:lvl>
+    <w:lvl w:ilvl="1" w:tplc="080C2696">
+      <w:numFmt w:val="bullet"/>
+      <w:lvlText w:val="•"/>
+      <w:lvlJc w:val="left"/>
+      <w:pPr>
+        <w:ind w:left="685" w:hanging="134"/>
+      </w:pPr>
+      <w:rPr>
+        <w:rFonts w:hint="default"/>
+        <w:lang w:val="en-US" w:eastAsia="en-US" w:bidi="ar-SA"/>
+      </w:rPr>
+    </w:lvl>
+    <w:lvl w:ilvl="2" w:tplc="BAD88FDC">
+      <w:numFmt w:val="bullet"/>
+      <w:lvlText w:val="•"/>
+      <w:lvlJc w:val="left"/>
+      <w:pPr>
+        <w:ind w:left="910" w:hanging="134"/>
+      </w:pPr>
+      <w:rPr>
+        <w:rFonts w:hint="default"/>
+        <w:lang w:val="en-US" w:eastAsia="en-US" w:bidi="ar-SA"/>
+      </w:rPr>
+    </w:lvl>
+    <w:lvl w:ilvl="3" w:tplc="63A40D6C">
+      <w:numFmt w:val="bullet"/>
+      <w:lvlText w:val="•"/>
+      <w:lvlJc w:val="left"/>
+      <w:pPr>
+        <w:ind w:left="1135" w:hanging="134"/>
+      </w:pPr>
+      <w:rPr>
+        <w:rFonts w:hint="default"/>
+        <w:lang w:val="en-US" w:eastAsia="en-US" w:bidi="ar-SA"/>
+      </w:rPr>
+    </w:lvl>
+    <w:lvl w:ilvl="4" w:tplc="4A66B14A">
+      <w:numFmt w:val="bullet"/>
+      <w:lvlText w:val="•"/>
+      <w:lvlJc w:val="left"/>
+      <w:pPr>
+        <w:ind w:left="1360" w:hanging="134"/>
+      </w:pPr>
+      <w:rPr>
+        <w:rFonts w:hint="default"/>
+        <w:lang w:val="en-US" w:eastAsia="en-US" w:bidi="ar-SA"/>
+      </w:rPr>
+    </w:lvl>
+    <w:lvl w:ilvl="5" w:tplc="F5C660C4">
+      <w:numFmt w:val="bullet"/>
+      <w:lvlText w:val="•"/>
+      <w:lvlJc w:val="left"/>
+      <w:pPr>
+        <w:ind w:left="1586" w:hanging="134"/>
+      </w:pPr>
+      <w:rPr>
+        <w:rFonts w:hint="default"/>
+        <w:lang w:val="en-US" w:eastAsia="en-US" w:bidi="ar-SA"/>
+      </w:rPr>
+    </w:lvl>
+    <w:lvl w:ilvl="6" w:tplc="B3DA54A2">
+      <w:numFmt w:val="bullet"/>
+      <w:lvlText w:val="•"/>
+      <w:lvlJc w:val="left"/>
+      <w:pPr>
+        <w:ind w:left="1811" w:hanging="134"/>
+      </w:pPr>
+      <w:rPr>
+        <w:rFonts w:hint="default"/>
+        <w:lang w:val="en-US" w:eastAsia="en-US" w:bidi="ar-SA"/>
+      </w:rPr>
+    </w:lvl>
+    <w:lvl w:ilvl="7" w:tplc="1C5C649E">
+      <w:numFmt w:val="bullet"/>
+      <w:lvlText w:val="•"/>
+      <w:lvlJc w:val="left"/>
+      <w:pPr>
+        <w:ind w:left="2036" w:hanging="134"/>
+      </w:pPr>
+      <w:rPr>
+        <w:rFonts w:hint="default"/>
+        <w:lang w:val="en-US" w:eastAsia="en-US" w:bidi="ar-SA"/>
+      </w:rPr>
+    </w:lvl>
+    <w:lvl w:ilvl="8" w:tplc="73DE6C68">
+      <w:numFmt w:val="bullet"/>
+      <w:lvlText w:val="•"/>
+      <w:lvlJc w:val="left"/>
+      <w:pPr>
+        <w:ind w:left="2261" w:hanging="134"/>
+      </w:pPr>
+      <w:rPr>
+        <w:rFonts w:hint="default"/>
+        <w:lang w:val="en-US" w:eastAsia="en-US" w:bidi="ar-SA"/>
+      </w:rPr>
+    </w:lvl>
+  </w:abstractNum>
+  <w:abstractNum w:abstractNumId="11" w15:restartNumberingAfterBreak="0">
     <w:nsid w:val="2F300F81"/>
     <w:multiLevelType w:val="hybridMultilevel"/>
     <w:tmpl w:val="08867062"/>
@@ -39091,7 +42184,126 @@
       </w:rPr>
     </w:lvl>
   </w:abstractNum>
-  <w:abstractNum w:abstractNumId="10" w15:restartNumberingAfterBreak="0">
+  <w:abstractNum w:abstractNumId="12" w15:restartNumberingAfterBreak="0">
+    <w:nsid w:val="2F482675"/>
+    <w:multiLevelType w:val="hybridMultilevel"/>
+    <w:tmpl w:val="2D72FD32"/>
+    <w:lvl w:ilvl="0" w:tplc="087A7418">
+      <w:start w:val="2"/>
+      <w:numFmt w:val="lowerRoman"/>
+      <w:lvlText w:val="%1"/>
+      <w:lvlJc w:val="left"/>
+      <w:pPr>
+        <w:ind w:left="310" w:hanging="310"/>
+      </w:pPr>
+      <w:rPr>
+        <w:rFonts w:hint="default"/>
+        <w:spacing w:val="0"/>
+        <w:w w:val="98"/>
+        <w:lang w:val="en-US" w:eastAsia="en-US" w:bidi="ar-SA"/>
+      </w:rPr>
+    </w:lvl>
+    <w:lvl w:ilvl="1" w:tplc="33C22896">
+      <w:start w:val="1"/>
+      <w:numFmt w:val="decimal"/>
+      <w:lvlText w:val="%2"/>
+      <w:lvlJc w:val="left"/>
+      <w:pPr>
+        <w:ind w:left="224" w:hanging="198"/>
+      </w:pPr>
+      <w:rPr>
+        <w:rFonts w:hint="default"/>
+        <w:spacing w:val="0"/>
+        <w:w w:val="74"/>
+        <w:lang w:val="en-US" w:eastAsia="en-US" w:bidi="ar-SA"/>
+      </w:rPr>
+    </w:lvl>
+    <w:lvl w:ilvl="2" w:tplc="4CBA0988">
+      <w:numFmt w:val="bullet"/>
+      <w:lvlText w:val="•"/>
+      <w:lvlJc w:val="left"/>
+      <w:pPr>
+        <w:ind w:left="1071" w:hanging="198"/>
+      </w:pPr>
+      <w:rPr>
+        <w:rFonts w:hint="default"/>
+        <w:lang w:val="en-US" w:eastAsia="en-US" w:bidi="ar-SA"/>
+      </w:rPr>
+    </w:lvl>
+    <w:lvl w:ilvl="3" w:tplc="0C2EC34C">
+      <w:numFmt w:val="bullet"/>
+      <w:lvlText w:val="•"/>
+      <w:lvlJc w:val="left"/>
+      <w:pPr>
+        <w:ind w:left="1824" w:hanging="198"/>
+      </w:pPr>
+      <w:rPr>
+        <w:rFonts w:hint="default"/>
+        <w:lang w:val="en-US" w:eastAsia="en-US" w:bidi="ar-SA"/>
+      </w:rPr>
+    </w:lvl>
+    <w:lvl w:ilvl="4" w:tplc="E34EC076">
+      <w:numFmt w:val="bullet"/>
+      <w:lvlText w:val="•"/>
+      <w:lvlJc w:val="left"/>
+      <w:pPr>
+        <w:ind w:left="2577" w:hanging="198"/>
+      </w:pPr>
+      <w:rPr>
+        <w:rFonts w:hint="default"/>
+        <w:lang w:val="en-US" w:eastAsia="en-US" w:bidi="ar-SA"/>
+      </w:rPr>
+    </w:lvl>
+    <w:lvl w:ilvl="5" w:tplc="E702EB66">
+      <w:numFmt w:val="bullet"/>
+      <w:lvlText w:val="•"/>
+      <w:lvlJc w:val="left"/>
+      <w:pPr>
+        <w:ind w:left="3330" w:hanging="198"/>
+      </w:pPr>
+      <w:rPr>
+        <w:rFonts w:hint="default"/>
+        <w:lang w:val="en-US" w:eastAsia="en-US" w:bidi="ar-SA"/>
+      </w:rPr>
+    </w:lvl>
+    <w:lvl w:ilvl="6" w:tplc="2702E1C0">
+      <w:numFmt w:val="bullet"/>
+      <w:lvlText w:val="•"/>
+      <w:lvlJc w:val="left"/>
+      <w:pPr>
+        <w:ind w:left="4083" w:hanging="198"/>
+      </w:pPr>
+      <w:rPr>
+        <w:rFonts w:hint="default"/>
+        <w:lang w:val="en-US" w:eastAsia="en-US" w:bidi="ar-SA"/>
+      </w:rPr>
+    </w:lvl>
+    <w:lvl w:ilvl="7" w:tplc="088A0DDA">
+      <w:numFmt w:val="bullet"/>
+      <w:lvlText w:val="•"/>
+      <w:lvlJc w:val="left"/>
+      <w:pPr>
+        <w:ind w:left="4836" w:hanging="198"/>
+      </w:pPr>
+      <w:rPr>
+        <w:rFonts w:hint="default"/>
+        <w:lang w:val="en-US" w:eastAsia="en-US" w:bidi="ar-SA"/>
+      </w:rPr>
+    </w:lvl>
+    <w:lvl w:ilvl="8" w:tplc="C918412C">
+      <w:numFmt w:val="bullet"/>
+      <w:lvlText w:val="•"/>
+      <w:lvlJc w:val="left"/>
+      <w:pPr>
+        <w:ind w:left="5589" w:hanging="198"/>
+      </w:pPr>
+      <w:rPr>
+        <w:rFonts w:hint="default"/>
+        <w:lang w:val="en-US" w:eastAsia="en-US" w:bidi="ar-SA"/>
+      </w:rPr>
+    </w:lvl>
+  </w:abstractNum>
+  <w:abstractNum w:abstractNumId="13" w15:restartNumberingAfterBreak="0">
     <w:nsid w:val="30CB1D71"/>
     <w:multiLevelType w:val="hybridMultilevel"/>
     <w:tmpl w:val="12B86C60"/>
@@ -39209,7 +42421,7 @@
       </w:rPr>
     </w:lvl>
   </w:abstractNum>
-  <w:abstractNum w:abstractNumId="11" w15:restartNumberingAfterBreak="0">
+  <w:abstractNum w:abstractNumId="14" w15:restartNumberingAfterBreak="0">
     <w:nsid w:val="350D7BEE"/>
     <w:multiLevelType w:val="hybridMultilevel"/>
     <w:tmpl w:val="5FBE5398"/>
@@ -39322,7 +42534,7 @@
       </w:rPr>
     </w:lvl>
   </w:abstractNum>
-  <w:abstractNum w:abstractNumId="12" w15:restartNumberingAfterBreak="0">
+  <w:abstractNum w:abstractNumId="15" w15:restartNumberingAfterBreak="0">
     <w:nsid w:val="37FB5C3E"/>
     <w:multiLevelType w:val="hybridMultilevel"/>
     <w:tmpl w:val="E3B42F90"/>
@@ -39439,7 +42651,7 @@
       </w:rPr>
     </w:lvl>
   </w:abstractNum>
-  <w:abstractNum w:abstractNumId="13" w15:restartNumberingAfterBreak="0">
+  <w:abstractNum w:abstractNumId="16" w15:restartNumberingAfterBreak="0">
     <w:nsid w:val="384F004D"/>
     <w:multiLevelType w:val="hybridMultilevel"/>
     <w:tmpl w:val="7B480DAC"/>
@@ -39555,7 +42767,7 @@
       </w:rPr>
     </w:lvl>
   </w:abstractNum>
-  <w:abstractNum w:abstractNumId="14" w15:restartNumberingAfterBreak="0">
+  <w:abstractNum w:abstractNumId="17" w15:restartNumberingAfterBreak="0">
     <w:nsid w:val="39CC0FAD"/>
     <w:multiLevelType w:val="hybridMultilevel"/>
     <w:tmpl w:val="4F04C240"/>
@@ -39673,7 +42885,122 @@
       </w:rPr>
     </w:lvl>
   </w:abstractNum>
-  <w:abstractNum w:abstractNumId="15" w15:restartNumberingAfterBreak="0">
+  <w:abstractNum w:abstractNumId="18" w15:restartNumberingAfterBreak="0">
+    <w:nsid w:val="3B404BBE"/>
+    <w:multiLevelType w:val="hybridMultilevel"/>
+    <w:tmpl w:val="05F25FA0"/>
+    <w:lvl w:ilvl="0" w:tplc="1C4CF1B4">
+      <w:numFmt w:val="bullet"/>
+      <w:lvlText w:val="•"/>
+      <w:lvlJc w:val="left"/>
+      <w:pPr>
+        <w:ind w:left="1264" w:hanging="128"/>
+      </w:pPr>
+      <w:rPr>
+        <w:rFonts w:ascii="Tahoma" w:eastAsia="Tahoma" w:hAnsi="Tahoma" w:cs="Tahoma" w:hint="default"/>
+        <w:spacing w:val="0"/>
+        <w:w w:val="62"/>
+        <w:lang w:val="en-US" w:eastAsia="en-US" w:bidi="ar-SA"/>
+      </w:rPr>
+    </w:lvl>
+    <w:lvl w:ilvl="1" w:tplc="5052E2F2">
+      <w:numFmt w:val="bullet"/>
+      <w:lvlText w:val="•"/>
+      <w:lvlJc w:val="left"/>
+      <w:pPr>
+        <w:ind w:left="1519" w:hanging="128"/>
+      </w:pPr>
+      <w:rPr>
+        <w:rFonts w:hint="default"/>
+        <w:lang w:val="en-US" w:eastAsia="en-US" w:bidi="ar-SA"/>
+      </w:rPr>
+    </w:lvl>
+    <w:lvl w:ilvl="2" w:tplc="04209EBE">
+      <w:numFmt w:val="bullet"/>
+      <w:lvlText w:val="•"/>
+      <w:lvlJc w:val="left"/>
+      <w:pPr>
+        <w:ind w:left="1778" w:hanging="128"/>
+      </w:pPr>
+      <w:rPr>
+        <w:rFonts w:hint="default"/>
+        <w:lang w:val="en-US" w:eastAsia="en-US" w:bidi="ar-SA"/>
+      </w:rPr>
+    </w:lvl>
+    <w:lvl w:ilvl="3" w:tplc="513010DC">
+      <w:numFmt w:val="bullet"/>
+      <w:lvlText w:val="•"/>
+      <w:lvlJc w:val="left"/>
+      <w:pPr>
+        <w:ind w:left="2038" w:hanging="128"/>
+      </w:pPr>
+      <w:rPr>
+        <w:rFonts w:hint="default"/>
+        <w:lang w:val="en-US" w:eastAsia="en-US" w:bidi="ar-SA"/>
+      </w:rPr>
+    </w:lvl>
+    <w:lvl w:ilvl="4" w:tplc="25D253C4">
+      <w:numFmt w:val="bullet"/>
+      <w:lvlText w:val="•"/>
+      <w:lvlJc w:val="left"/>
+      <w:pPr>
+        <w:ind w:left="2297" w:hanging="128"/>
+      </w:pPr>
+      <w:rPr>
+        <w:rFonts w:hint="default"/>
+        <w:lang w:val="en-US" w:eastAsia="en-US" w:bidi="ar-SA"/>
+      </w:rPr>
+    </w:lvl>
+    <w:lvl w:ilvl="5" w:tplc="F31C1D28">
+      <w:numFmt w:val="bullet"/>
+      <w:lvlText w:val="•"/>
+      <w:lvlJc w:val="left"/>
+      <w:pPr>
+        <w:ind w:left="2556" w:hanging="128"/>
+      </w:pPr>
+      <w:rPr>
+        <w:rFonts w:hint="default"/>
+        <w:lang w:val="en-US" w:eastAsia="en-US" w:bidi="ar-SA"/>
+      </w:rPr>
+    </w:lvl>
+    <w:lvl w:ilvl="6" w:tplc="E6946088">
+      <w:numFmt w:val="bullet"/>
+      <w:lvlText w:val="•"/>
+      <w:lvlJc w:val="left"/>
+      <w:pPr>
+        <w:ind w:left="2816" w:hanging="128"/>
+      </w:pPr>
+      <w:rPr>
+        <w:rFonts w:hint="default"/>
+        <w:lang w:val="en-US" w:eastAsia="en-US" w:bidi="ar-SA"/>
+      </w:rPr>
+    </w:lvl>
+    <w:lvl w:ilvl="7" w:tplc="D22C8940">
+      <w:numFmt w:val="bullet"/>
+      <w:lvlText w:val="•"/>
+      <w:lvlJc w:val="left"/>
+      <w:pPr>
+        <w:ind w:left="3075" w:hanging="128"/>
+      </w:pPr>
+      <w:rPr>
+        <w:rFonts w:hint="default"/>
+        <w:lang w:val="en-US" w:eastAsia="en-US" w:bidi="ar-SA"/>
+      </w:rPr>
+    </w:lvl>
+    <w:lvl w:ilvl="8" w:tplc="FD181B20">
+      <w:numFmt w:val="bullet"/>
+      <w:lvlText w:val="•"/>
+      <w:lvlJc w:val="left"/>
+      <w:pPr>
+        <w:ind w:left="3334" w:hanging="128"/>
+      </w:pPr>
+      <w:rPr>
+        <w:rFonts w:hint="default"/>
+        <w:lang w:val="en-US" w:eastAsia="en-US" w:bidi="ar-SA"/>
+      </w:rPr>
+    </w:lvl>
+  </w:abstractNum>
+  <w:abstractNum w:abstractNumId="19" w15:restartNumberingAfterBreak="0">
     <w:nsid w:val="444722DD"/>
     <w:multiLevelType w:val="hybridMultilevel"/>
     <w:tmpl w:val="DF426666"/>
@@ -39766,7 +43093,7 @@
       </w:pPr>
     </w:lvl>
   </w:abstractNum>
-  <w:abstractNum w:abstractNumId="16" w15:restartNumberingAfterBreak="0">
+  <w:abstractNum w:abstractNumId="20" w15:restartNumberingAfterBreak="0">
     <w:nsid w:val="45202BAA"/>
     <w:multiLevelType w:val="hybridMultilevel"/>
     <w:tmpl w:val="B64AC6C2"/>
@@ -39882,7 +43209,7 @@
       </w:rPr>
     </w:lvl>
   </w:abstractNum>
-  <w:abstractNum w:abstractNumId="17" w15:restartNumberingAfterBreak="0">
+  <w:abstractNum w:abstractNumId="21" w15:restartNumberingAfterBreak="0">
     <w:nsid w:val="4BB400D8"/>
     <w:multiLevelType w:val="hybridMultilevel"/>
     <w:tmpl w:val="FCD075C8"/>
@@ -40001,7 +43328,7 @@
       </w:rPr>
     </w:lvl>
   </w:abstractNum>
-  <w:abstractNum w:abstractNumId="18" w15:restartNumberingAfterBreak="0">
+  <w:abstractNum w:abstractNumId="22" w15:restartNumberingAfterBreak="0">
     <w:nsid w:val="4C2A36D8"/>
     <w:multiLevelType w:val="hybridMultilevel"/>
     <w:tmpl w:val="7DE41AB6"/>
@@ -40093,7 +43420,7 @@
       </w:pPr>
     </w:lvl>
   </w:abstractNum>
-  <w:abstractNum w:abstractNumId="19" w15:restartNumberingAfterBreak="0">
+  <w:abstractNum w:abstractNumId="23" w15:restartNumberingAfterBreak="0">
     <w:nsid w:val="4DFC767D"/>
     <w:multiLevelType w:val="hybridMultilevel"/>
     <w:tmpl w:val="EDA20F46"/>
@@ -40184,7 +43511,7 @@
       </w:pPr>
     </w:lvl>
   </w:abstractNum>
-  <w:abstractNum w:abstractNumId="20" w15:restartNumberingAfterBreak="0">
+  <w:abstractNum w:abstractNumId="24" w15:restartNumberingAfterBreak="0">
     <w:nsid w:val="68C65104"/>
     <w:multiLevelType w:val="hybridMultilevel"/>
     <w:tmpl w:val="B018F522"/>
@@ -40304,7 +43631,7 @@
       </w:rPr>
     </w:lvl>
   </w:abstractNum>
-  <w:abstractNum w:abstractNumId="21" w15:restartNumberingAfterBreak="0">
+  <w:abstractNum w:abstractNumId="25" w15:restartNumberingAfterBreak="0">
     <w:nsid w:val="6E504357"/>
     <w:multiLevelType w:val="hybridMultilevel"/>
     <w:tmpl w:val="512A2C1C"/>
@@ -40424,7 +43751,7 @@
       </w:rPr>
     </w:lvl>
   </w:abstractNum>
-  <w:abstractNum w:abstractNumId="22" w15:restartNumberingAfterBreak="0">
+  <w:abstractNum w:abstractNumId="26" w15:restartNumberingAfterBreak="0">
     <w:nsid w:val="743B3D0F"/>
     <w:multiLevelType w:val="hybridMultilevel"/>
     <w:tmpl w:val="618C9DB6"/>
@@ -40539,7 +43866,7 @@
       </w:rPr>
     </w:lvl>
   </w:abstractNum>
-  <w:abstractNum w:abstractNumId="23" w15:restartNumberingAfterBreak="0">
+  <w:abstractNum w:abstractNumId="27" w15:restartNumberingAfterBreak="0">
     <w:nsid w:val="744A1D29"/>
     <w:multiLevelType w:val="hybridMultilevel"/>
     <w:tmpl w:val="AA16B8B6"/>
@@ -40655,7 +43982,128 @@
       </w:rPr>
     </w:lvl>
   </w:abstractNum>
-  <w:abstractNum w:abstractNumId="24" w15:restartNumberingAfterBreak="0">
+  <w:abstractNum w:abstractNumId="28" w15:restartNumberingAfterBreak="0">
+    <w:nsid w:val="78860871"/>
+    <w:multiLevelType w:val="hybridMultilevel"/>
+    <w:tmpl w:val="A426F3CC"/>
+    <w:lvl w:ilvl="0" w:tplc="0E344D84">
+      <w:start w:val="1"/>
+      <w:numFmt w:val="decimal"/>
+      <w:lvlText w:val="%1"/>
+      <w:lvlJc w:val="left"/>
+      <w:pPr>
+        <w:ind w:left="310" w:hanging="310"/>
+      </w:pPr>
+      <w:rPr>
+        <w:rFonts w:hint="default"/>
+        <w:b/>
+        <w:bCs/>
+        <w:spacing w:val="0"/>
+        <w:w w:val="76"/>
+        <w:lang w:val="en-US" w:eastAsia="en-US" w:bidi="ar-SA"/>
+      </w:rPr>
+    </w:lvl>
+    <w:lvl w:ilvl="1" w:tplc="FFFFFFFF">
+      <w:start w:val="1"/>
+      <w:numFmt w:val="decimal"/>
+      <w:lvlText w:val="%2"/>
+      <w:lvlJc w:val="left"/>
+      <w:pPr>
+        <w:ind w:left="224" w:hanging="198"/>
+      </w:pPr>
+      <w:rPr>
+        <w:rFonts w:hint="default"/>
+        <w:spacing w:val="0"/>
+        <w:w w:val="74"/>
+        <w:lang w:val="en-US" w:eastAsia="en-US" w:bidi="ar-SA"/>
+      </w:rPr>
+    </w:lvl>
+    <w:lvl w:ilvl="2" w:tplc="FFFFFFFF">
+      <w:numFmt w:val="bullet"/>
+      <w:lvlText w:val="•"/>
+      <w:lvlJc w:val="left"/>
+      <w:pPr>
+        <w:ind w:left="1071" w:hanging="198"/>
+      </w:pPr>
+      <w:rPr>
+        <w:rFonts w:hint="default"/>
+        <w:lang w:val="en-US" w:eastAsia="en-US" w:bidi="ar-SA"/>
+      </w:rPr>
+    </w:lvl>
+    <w:lvl w:ilvl="3" w:tplc="FFFFFFFF">
+      <w:numFmt w:val="bullet"/>
+      <w:lvlText w:val="•"/>
+      <w:lvlJc w:val="left"/>
+      <w:pPr>
+        <w:ind w:left="1824" w:hanging="198"/>
+      </w:pPr>
+      <w:rPr>
+        <w:rFonts w:hint="default"/>
+        <w:lang w:val="en-US" w:eastAsia="en-US" w:bidi="ar-SA"/>
+      </w:rPr>
+    </w:lvl>
+    <w:lvl w:ilvl="4" w:tplc="FFFFFFFF">
+      <w:numFmt w:val="bullet"/>
+      <w:lvlText w:val="•"/>
+      <w:lvlJc w:val="left"/>
+      <w:pPr>
+        <w:ind w:left="2577" w:hanging="198"/>
+      </w:pPr>
+      <w:rPr>
+        <w:rFonts w:hint="default"/>
+        <w:lang w:val="en-US" w:eastAsia="en-US" w:bidi="ar-SA"/>
+      </w:rPr>
+    </w:lvl>
+    <w:lvl w:ilvl="5" w:tplc="FFFFFFFF">
+      <w:numFmt w:val="bullet"/>
+      <w:lvlText w:val="•"/>
+      <w:lvlJc w:val="left"/>
+      <w:pPr>
+        <w:ind w:left="3330" w:hanging="198"/>
+      </w:pPr>
+      <w:rPr>
+        <w:rFonts w:hint="default"/>
+        <w:lang w:val="en-US" w:eastAsia="en-US" w:bidi="ar-SA"/>
+      </w:rPr>
+    </w:lvl>
+    <w:lvl w:ilvl="6" w:tplc="FFFFFFFF">
+      <w:numFmt w:val="bullet"/>
+      <w:lvlText w:val="•"/>
+      <w:lvlJc w:val="left"/>
+      <w:pPr>
+        <w:ind w:left="4083" w:hanging="198"/>
+      </w:pPr>
+      <w:rPr>
+        <w:rFonts w:hint="default"/>
+        <w:lang w:val="en-US" w:eastAsia="en-US" w:bidi="ar-SA"/>
+      </w:rPr>
+    </w:lvl>
+    <w:lvl w:ilvl="7" w:tplc="FFFFFFFF">
+      <w:numFmt w:val="bullet"/>
+      <w:lvlText w:val="•"/>
+      <w:lvlJc w:val="left"/>
+      <w:pPr>
+        <w:ind w:left="4836" w:hanging="198"/>
+      </w:pPr>
+      <w:rPr>
+        <w:rFonts w:hint="default"/>
+        <w:lang w:val="en-US" w:eastAsia="en-US" w:bidi="ar-SA"/>
+      </w:rPr>
+    </w:lvl>
+    <w:lvl w:ilvl="8" w:tplc="FFFFFFFF">
+      <w:numFmt w:val="bullet"/>
+      <w:lvlText w:val="•"/>
+      <w:lvlJc w:val="left"/>
+      <w:pPr>
+        <w:ind w:left="5589" w:hanging="198"/>
+      </w:pPr>
+      <w:rPr>
+        <w:rFonts w:hint="default"/>
+        <w:lang w:val="en-US" w:eastAsia="en-US" w:bidi="ar-SA"/>
+      </w:rPr>
+    </w:lvl>
+  </w:abstractNum>
+  <w:abstractNum w:abstractNumId="29" w15:restartNumberingAfterBreak="0">
     <w:nsid w:val="7DBE3375"/>
     <w:multiLevelType w:val="hybridMultilevel"/>
     <w:tmpl w:val="B018F522"/>
@@ -40776,79 +44224,94 @@
     </w:lvl>
   </w:abstractNum>
   <w:num w:numId="1" w16cid:durableId="1024015721">
+    <w:abstractNumId w:val="17"/>
+  </w:num>
+  <w:num w:numId="2" w16cid:durableId="202135098">
+    <w:abstractNumId w:val="19"/>
+  </w:num>
+  <w:num w:numId="3" w16cid:durableId="1580553541">
+    <w:abstractNumId w:val="26"/>
+  </w:num>
+  <w:num w:numId="4" w16cid:durableId="525563580">
+    <w:abstractNumId w:val="8"/>
+  </w:num>
+  <w:num w:numId="5" w16cid:durableId="578059356">
+    <w:abstractNumId w:val="25"/>
+  </w:num>
+  <w:num w:numId="6" w16cid:durableId="1141311904">
+    <w:abstractNumId w:val="11"/>
+  </w:num>
+  <w:num w:numId="7" w16cid:durableId="1682660821">
+    <w:abstractNumId w:val="4"/>
+  </w:num>
+  <w:num w:numId="8" w16cid:durableId="370767761">
+    <w:abstractNumId w:val="1"/>
+  </w:num>
+  <w:num w:numId="9" w16cid:durableId="2021270723">
+    <w:abstractNumId w:val="21"/>
+  </w:num>
+  <w:num w:numId="10" w16cid:durableId="100344452">
+    <w:abstractNumId w:val="15"/>
+  </w:num>
+  <w:num w:numId="11" w16cid:durableId="903099637">
+    <w:abstractNumId w:val="24"/>
+  </w:num>
+  <w:num w:numId="12" w16cid:durableId="1449542317">
     <w:abstractNumId w:val="14"/>
   </w:num>
-  <w:num w:numId="2" w16cid:durableId="202135098">
-    <w:abstractNumId w:val="15"/>
+  <w:num w:numId="13" w16cid:durableId="185951138">
+    <w:abstractNumId w:val="3"/>
   </w:num>
-  <w:num w:numId="3" w16cid:durableId="1580553541">
+  <w:num w:numId="14" w16cid:durableId="1029917996">
+    <w:abstractNumId w:val="29"/>
+  </w:num>
+  <w:num w:numId="15" w16cid:durableId="643630431">
     <w:abstractNumId w:val="22"/>
   </w:num>
-  <w:num w:numId="4" w16cid:durableId="525563580">
+  <w:num w:numId="16" w16cid:durableId="182213427">
+    <w:abstractNumId w:val="16"/>
+  </w:num>
+  <w:num w:numId="17" w16cid:durableId="273244446">
     <w:abstractNumId w:val="7"/>
   </w:num>
-  <w:num w:numId="5" w16cid:durableId="578059356">
-    <w:abstractNumId w:val="21"/>
-  </w:num>
-  <w:num w:numId="6" w16cid:durableId="1141311904">
+  <w:num w:numId="18" w16cid:durableId="759446346">
     <w:abstractNumId w:val="9"/>
   </w:num>
-  <w:num w:numId="7" w16cid:durableId="1682660821">
-    <w:abstractNumId w:val="3"/>
+  <w:num w:numId="19" w16cid:durableId="329257851">
+    <w:abstractNumId w:val="2"/>
   </w:num>
-  <w:num w:numId="8" w16cid:durableId="370767761">
+  <w:num w:numId="20" w16cid:durableId="1446844925">
+    <w:abstractNumId w:val="20"/>
+  </w:num>
+  <w:num w:numId="21" w16cid:durableId="1326283639">
+    <w:abstractNumId w:val="27"/>
+  </w:num>
+  <w:num w:numId="22" w16cid:durableId="505676958">
+    <w:abstractNumId w:val="23"/>
+  </w:num>
+  <w:num w:numId="23" w16cid:durableId="170687457">
+    <w:abstractNumId w:val="13"/>
+  </w:num>
+  <w:num w:numId="24" w16cid:durableId="939220276">
+    <w:abstractNumId w:val="6"/>
+  </w:num>
+  <w:num w:numId="25" w16cid:durableId="1911118334">
+    <w:abstractNumId w:val="5"/>
+  </w:num>
+  <w:num w:numId="26" w16cid:durableId="103116155">
+    <w:abstractNumId w:val="10"/>
+  </w:num>
+  <w:num w:numId="27" w16cid:durableId="400493279">
     <w:abstractNumId w:val="0"/>
   </w:num>
-  <w:num w:numId="9" w16cid:durableId="2021270723">
-    <w:abstractNumId w:val="17"/>
+  <w:num w:numId="28" w16cid:durableId="46882765">
+    <w:abstractNumId w:val="18"/>
   </w:num>
-  <w:num w:numId="10" w16cid:durableId="100344452">
+  <w:num w:numId="29" w16cid:durableId="1661501271">
     <w:abstractNumId w:val="12"/>
   </w:num>
-  <w:num w:numId="11" w16cid:durableId="903099637">
-    <w:abstractNumId w:val="20"/>
-  </w:num>
-  <w:num w:numId="12" w16cid:durableId="1449542317">
-    <w:abstractNumId w:val="11"/>
-  </w:num>
-  <w:num w:numId="13" w16cid:durableId="185951138">
-    <w:abstractNumId w:val="2"/>
-  </w:num>
-  <w:num w:numId="14" w16cid:durableId="1029917996">
-    <w:abstractNumId w:val="24"/>
-  </w:num>
-  <w:num w:numId="15" w16cid:durableId="643630431">
-    <w:abstractNumId w:val="18"/>
-  </w:num>
-  <w:num w:numId="16" w16cid:durableId="182213427">
-    <w:abstractNumId w:val="13"/>
-  </w:num>
-  <w:num w:numId="17" w16cid:durableId="273244446">
-    <w:abstractNumId w:val="6"/>
-  </w:num>
-  <w:num w:numId="18" w16cid:durableId="759446346">
-    <w:abstractNumId w:val="8"/>
-  </w:num>
-  <w:num w:numId="19" w16cid:durableId="329257851">
-    <w:abstractNumId w:val="1"/>
-  </w:num>
-  <w:num w:numId="20" w16cid:durableId="1446844925">
-    <w:abstractNumId w:val="16"/>
-  </w:num>
-  <w:num w:numId="21" w16cid:durableId="1326283639">
-    <w:abstractNumId w:val="23"/>
-  </w:num>
-  <w:num w:numId="22" w16cid:durableId="505676958">
-    <w:abstractNumId w:val="19"/>
-  </w:num>
-  <w:num w:numId="23" w16cid:durableId="170687457">
-    <w:abstractNumId w:val="10"/>
-  </w:num>
-  <w:num w:numId="24" w16cid:durableId="939220276">
-    <w:abstractNumId w:val="5"/>
-  </w:num>
-  <w:num w:numId="25" w16cid:durableId="1911118334">
-    <w:abstractNumId w:val="4"/>
+  <w:num w:numId="30" w16cid:durableId="2062904325">
+    <w:abstractNumId w:val="28"/>
   </w:num>
 </w:numbering>
 </file>

--- a/assets/data/Mindset-Level-3- Custom.docx
+++ b/assets/data/Mindset-Level-3- Custom.docx
@@ -431,19 +431,11 @@
             <w:r>
               <w:t xml:space="preserve">countries which are Republics, Kingdoms or Unions: </w:t>
             </w:r>
-            <w:proofErr w:type="gramStart"/>
             <w:r>
               <w:rPr>
                 <w:i/>
               </w:rPr>
-              <w:t>the</w:t>
-            </w:r>
-            <w:proofErr w:type="gramEnd"/>
-            <w:r>
-              <w:rPr>
-                <w:i/>
-              </w:rPr>
-              <w:t xml:space="preserve"> Republic of China, the United Kingdom (the UK), the United States of</w:t>
+              <w:t>the Republic of China, the United Kingdom (the UK), the United States of</w:t>
             </w:r>
             <w:r>
               <w:rPr>
@@ -515,12 +507,10 @@
               <w:t xml:space="preserve">Other geographical </w:t>
             </w:r>
             <w:proofErr w:type="spellStart"/>
-            <w:proofErr w:type="gramStart"/>
             <w:r>
               <w:t>features:lakes</w:t>
             </w:r>
             <w:proofErr w:type="spellEnd"/>
-            <w:proofErr w:type="gramEnd"/>
             <w:r>
               <w:t xml:space="preserve">: no article, usually begins with the word Lake </w:t>
             </w:r>
@@ -534,12 +524,10 @@
               <w:t xml:space="preserve">rivers: definite article before name of </w:t>
             </w:r>
             <w:proofErr w:type="spellStart"/>
-            <w:proofErr w:type="gramStart"/>
             <w:r>
               <w:t>river.Capitalise</w:t>
             </w:r>
             <w:proofErr w:type="spellEnd"/>
-            <w:proofErr w:type="gramEnd"/>
             <w:r>
               <w:t xml:space="preserve"> the word 'river' or it can be omitted </w:t>
             </w:r>
@@ -7799,27 +7787,7 @@
                 <w:szCs w:val="21"/>
                 <w:shd w:val="clear" w:color="auto" w:fill="A4DAE0"/>
               </w:rPr>
-              <w:t xml:space="preserve">In </w:t>
-            </w:r>
-            <w:proofErr w:type="gramStart"/>
-            <w:r>
-              <w:rPr>
-                <w:rFonts w:ascii="Source Sans 3" w:hAnsi="Source Sans 3" w:cs="*Arial-8104-Identity-H"/>
-                <w:sz w:val="21"/>
-                <w:szCs w:val="21"/>
-                <w:shd w:val="clear" w:color="auto" w:fill="A4DAE0"/>
-              </w:rPr>
-              <w:t>fact</w:t>
-            </w:r>
-            <w:proofErr w:type="gramEnd"/>
-            <w:r>
-              <w:rPr>
-                <w:rFonts w:ascii="Source Sans 3" w:hAnsi="Source Sans 3" w:cs="*Arial-8104-Identity-H"/>
-                <w:sz w:val="21"/>
-                <w:szCs w:val="21"/>
-                <w:shd w:val="clear" w:color="auto" w:fill="A4DAE0"/>
-              </w:rPr>
-              <w:t xml:space="preserve"> the only fence permitted in the town was built by the local authority, interestingly, with the aim of keeping humans out of the park, rather than containing the animals inside. Consequently, it is not unusual to see giraffes or elephants causing traffic jams, for example, and even predator attacks on humans are unnervingly common - a lion was recently said to have mauled and eaten an escaping burglar. Yet even after this, while some residents then called for all lions to be rounded up and shot, others suggested that they be allowed to walk the thoroughfares as a type of crime control, after an increase in the number of burglaries. Everywhere in Marloth Park, a wary understanding exists between man and beast.</w:t>
+              <w:t>In fact the only fence permitted in the town was built by the local authority, interestingly, with the aim of keeping humans out of the park, rather than containing the animals inside. Consequently, it is not unusual to see giraffes or elephants causing traffic jams, for example, and even predator attacks on humans are unnervingly common - a lion was recently said to have mauled and eaten an escaping burglar. Yet even after this, while some residents then called for all lions to be rounded up and shot, others suggested that they be allowed to walk the thoroughfares as a type of crime control, after an increase in the number of burglaries. Everywhere in Marloth Park, a wary understanding exists between man and beast.</w:t>
             </w:r>
           </w:p>
         </w:tc>
@@ -23729,21 +23697,7 @@
               <w:rPr>
                 <w:w w:val="105"/>
               </w:rPr>
-              <w:t xml:space="preserve">Moving for the purpose of study saw the greatest rise overall, with a jump of approximately 62,000. It rose considerably in two periods-from 2000 to 2005 (by 22,000), and then again from 2010 to 2015 (by 33,000), with a </w:t>
-            </w:r>
-            <w:proofErr w:type="gramStart"/>
-            <w:r>
-              <w:rPr>
-                <w:w w:val="105"/>
-              </w:rPr>
-              <w:t>more gentle</w:t>
-            </w:r>
-            <w:proofErr w:type="gramEnd"/>
-            <w:r>
-              <w:rPr>
-                <w:w w:val="105"/>
-              </w:rPr>
-              <w:t xml:space="preserve"> growth of around 7,000 in between.</w:t>
+              <w:t>Moving for the purpose of study saw the greatest rise overall, with a jump of approximately 62,000. It rose considerably in two periods-from 2000 to 2005 (by 22,000), and then again from 2010 to 2015 (by 33,000), with a more gentle growth of around 7,000 in between.</w:t>
             </w:r>
           </w:p>
           <w:p>
@@ -26592,23 +26546,13 @@
               </w:rPr>
               <w:t xml:space="preserve"> </w:t>
             </w:r>
-            <w:proofErr w:type="gramStart"/>
-            <w:r>
-              <w:rPr>
-                <w:rFonts w:ascii="Source Sans 3" w:hAnsi="Source Sans 3"/>
-                <w:sz w:val="21"/>
-                <w:szCs w:val="21"/>
-              </w:rPr>
-              <w:t>times</w:t>
-            </w:r>
-            <w:proofErr w:type="gramEnd"/>
-            <w:r>
-              <w:rPr>
-                <w:rFonts w:ascii="Source Sans 3" w:hAnsi="Source Sans 3"/>
-                <w:sz w:val="21"/>
-                <w:szCs w:val="21"/>
-              </w:rPr>
-              <w:t xml:space="preserve"> in the city to modern-day life and beyond. Your trip through history begins with a look at how 2</w:t>
+            <w:r>
+              <w:rPr>
+                <w:rFonts w:ascii="Source Sans 3" w:hAnsi="Source Sans 3"/>
+                <w:sz w:val="21"/>
+                <w:szCs w:val="21"/>
+              </w:rPr>
+              <w:t>times in the city to modern-day life and beyond. Your trip through history begins with a look at how 2</w:t>
             </w:r>
             <w:r>
               <w:rPr>
@@ -29395,7 +29339,6 @@
                 <w:sz w:val="21"/>
               </w:rPr>
             </w:pPr>
-            <w:proofErr w:type="gramStart"/>
             <w:r>
               <w:rPr>
                 <w:rFonts w:ascii="Source Sans 3" w:hAnsi="Source Sans 3"/>
@@ -29416,7 +29359,6 @@
               </w:rPr>
               <w:t xml:space="preserve">  410266</w:t>
             </w:r>
-            <w:proofErr w:type="gramEnd"/>
             <w:r>
               <w:rPr>
                 <w:rFonts w:ascii="Source Sans 3" w:hAnsi="Source Sans 3"/>
@@ -29770,7 +29712,6 @@
                 <w:sz w:val="21"/>
               </w:rPr>
             </w:pPr>
-            <w:proofErr w:type="gramStart"/>
             <w:r>
               <w:rPr>
                 <w:rFonts w:ascii="Source Sans 3" w:hAnsi="Source Sans 3"/>
@@ -29789,17 +29730,7 @@
                 <w:w w:val="90"/>
                 <w:sz w:val="21"/>
               </w:rPr>
-              <w:t xml:space="preserve">  £</w:t>
-            </w:r>
-            <w:proofErr w:type="gramEnd"/>
-            <w:r>
-              <w:rPr>
-                <w:rFonts w:ascii="Source Sans 3" w:hAnsi="Source Sans 3"/>
-                <w:color w:val="060807"/>
-                <w:w w:val="90"/>
-                <w:sz w:val="21"/>
-              </w:rPr>
-              <w:t>5.40</w:t>
+              <w:t xml:space="preserve">  £5.40</w:t>
             </w:r>
             <w:r>
               <w:rPr>
@@ -30146,7 +30077,6 @@
               </w:rPr>
               <w:t xml:space="preserve"> </w:t>
             </w:r>
-            <w:proofErr w:type="gramStart"/>
             <w:r>
               <w:rPr>
                 <w:rFonts w:ascii="Source Sans 3" w:hAnsi="Source Sans 3"/>
@@ -30156,7 +30086,6 @@
               </w:rPr>
               <w:t>century</w:t>
             </w:r>
-            <w:proofErr w:type="gramEnd"/>
             <w:r>
               <w:rPr>
                 <w:rFonts w:ascii="Source Sans 3" w:hAnsi="Source Sans 3"/>
@@ -30213,7 +30142,6 @@
                 <w:sz w:val="21"/>
               </w:rPr>
             </w:pPr>
-            <w:proofErr w:type="gramStart"/>
             <w:r>
               <w:rPr>
                 <w:rFonts w:ascii="Source Sans 3" w:hAnsi="Source Sans 3"/>
@@ -30225,7 +30153,6 @@
               </w:rPr>
               <w:t>A</w:t>
             </w:r>
-            <w:proofErr w:type="gramEnd"/>
             <w:r>
               <w:rPr>
                 <w:rFonts w:ascii="Source Sans 3" w:hAnsi="Source Sans 3"/>
@@ -30253,7 +30180,6 @@
               </w:rPr>
               <w:t xml:space="preserve"> </w:t>
             </w:r>
-            <w:proofErr w:type="gramStart"/>
             <w:r>
               <w:rPr>
                 <w:rFonts w:ascii="Source Sans 3" w:hAnsi="Source Sans 3"/>
@@ -30263,7 +30189,6 @@
               </w:rPr>
               <w:t>century</w:t>
             </w:r>
-            <w:proofErr w:type="gramEnd"/>
           </w:p>
           <w:p>
             <w:pPr>
@@ -31915,25 +31840,7 @@
                 <w:color w:val="050607"/>
                 <w:sz w:val="21"/>
               </w:rPr>
-              <w:t>B-A-K-E-</w:t>
-            </w:r>
-            <w:proofErr w:type="gramStart"/>
-            <w:r>
-              <w:rPr>
-                <w:rFonts w:ascii="Source Sans 3" w:hAnsi="Source Sans 3"/>
-                <w:color w:val="050607"/>
-                <w:sz w:val="21"/>
-              </w:rPr>
-              <w:t>R,hyphen</w:t>
-            </w:r>
-            <w:proofErr w:type="gramEnd"/>
-            <w:r>
-              <w:rPr>
-                <w:rFonts w:ascii="Source Sans 3" w:hAnsi="Source Sans 3"/>
-                <w:color w:val="050607"/>
-                <w:sz w:val="21"/>
-              </w:rPr>
-              <w:t>,J-0-N-E-</w:t>
+              <w:t>B-A-K-E-R,hyphen,J-0-N-E-</w:t>
             </w:r>
             <w:r>
               <w:rPr>
@@ -31980,25 +31887,7 @@
                 <w:color w:val="050607"/>
                 <w:sz w:val="21"/>
               </w:rPr>
-              <w:t>B-A-K-E-</w:t>
-            </w:r>
-            <w:proofErr w:type="gramStart"/>
-            <w:r>
-              <w:rPr>
-                <w:rFonts w:ascii="Source Sans 3" w:hAnsi="Source Sans 3"/>
-                <w:color w:val="050607"/>
-                <w:sz w:val="21"/>
-              </w:rPr>
-              <w:t>R,line</w:t>
-            </w:r>
-            <w:proofErr w:type="gramEnd"/>
-            <w:r>
-              <w:rPr>
-                <w:rFonts w:ascii="Source Sans 3" w:hAnsi="Source Sans 3"/>
-                <w:color w:val="050607"/>
-                <w:sz w:val="21"/>
-              </w:rPr>
-              <w:t>,J-0-N-E-</w:t>
+              <w:t>B-A-K-E-R,line,J-0-N-E-</w:t>
             </w:r>
             <w:r>
               <w:rPr>
@@ -32023,7 +31912,6 @@
                 <w:sz w:val="21"/>
               </w:rPr>
             </w:pPr>
-            <w:proofErr w:type="gramStart"/>
             <w:r>
               <w:rPr>
                 <w:rFonts w:ascii="Source Sans 3" w:hAnsi="Source Sans 3"/>
@@ -32040,37 +31928,7 @@
                 <w:color w:val="050607"/>
                 <w:sz w:val="21"/>
               </w:rPr>
-              <w:t>B</w:t>
-            </w:r>
-            <w:proofErr w:type="gramEnd"/>
-            <w:r>
-              <w:rPr>
-                <w:rFonts w:ascii="Source Sans 3" w:hAnsi="Source Sans 3"/>
-                <w:bCs/>
-                <w:color w:val="050607"/>
-                <w:sz w:val="21"/>
-              </w:rPr>
-              <w:t>-A-K-E-</w:t>
-            </w:r>
-            <w:proofErr w:type="gramStart"/>
-            <w:r>
-              <w:rPr>
-                <w:rFonts w:ascii="Source Sans 3" w:hAnsi="Source Sans 3"/>
-                <w:bCs/>
-                <w:color w:val="050607"/>
-                <w:sz w:val="21"/>
-              </w:rPr>
-              <w:t>R,dash</w:t>
-            </w:r>
-            <w:proofErr w:type="gramEnd"/>
-            <w:r>
-              <w:rPr>
-                <w:rFonts w:ascii="Source Sans 3" w:hAnsi="Source Sans 3"/>
-                <w:bCs/>
-                <w:color w:val="050607"/>
-                <w:sz w:val="21"/>
-              </w:rPr>
-              <w:t>,J-0-N-E-S</w:t>
+              <w:t>B-A-K-E-R,dash,J-0-N-E-S</w:t>
             </w:r>
           </w:p>
         </w:tc>
@@ -32497,7 +32355,6 @@
                 <w:szCs w:val="21"/>
               </w:rPr>
             </w:pPr>
-            <w:proofErr w:type="gramStart"/>
             <w:r>
               <w:rPr>
                 <w:rFonts w:ascii="Source Sans 3" w:hAnsi="Source Sans 3"/>
@@ -32516,18 +32373,7 @@
                 <w:sz w:val="21"/>
                 <w:szCs w:val="21"/>
               </w:rPr>
-              <w:t>his</w:t>
-            </w:r>
-            <w:proofErr w:type="gramEnd"/>
-            <w:r>
-              <w:rPr>
-                <w:rFonts w:ascii="Source Sans 3" w:hAnsi="Source Sans 3"/>
-                <w:bCs/>
-                <w:iCs/>
-                <w:sz w:val="21"/>
-                <w:szCs w:val="21"/>
-              </w:rPr>
-              <w:t xml:space="preserve"> passport</w:t>
+              <w:t>his passport</w:t>
             </w:r>
           </w:p>
           <w:p>
@@ -33883,26 +33729,13 @@
               <w:t>:</w:t>
             </w:r>
             <w:r>
-              <w:t xml:space="preserve"> as long </w:t>
-            </w:r>
-            <w:proofErr w:type="gramStart"/>
-            <w:r>
-              <w:t>as  3</w:t>
-            </w:r>
-            <w:proofErr w:type="gramEnd"/>
+              <w:t xml:space="preserve"> as long as  3</w:t>
+            </w:r>
             <w:r>
               <w:t>:</w:t>
             </w:r>
             <w:r>
-              <w:t xml:space="preserve"> </w:t>
-            </w:r>
-            <w:proofErr w:type="gramStart"/>
-            <w:r>
-              <w:t>Once  4</w:t>
-            </w:r>
-            <w:proofErr w:type="gramEnd"/>
-            <w:r>
-              <w:t xml:space="preserve"> Unless</w:t>
+              <w:t xml:space="preserve"> Once  4 Unless</w:t>
             </w:r>
           </w:p>
           <w:p>
@@ -35512,14 +35345,7 @@
                     <w:rPr>
                       <w:rStyle w:val="BlankWord1"/>
                     </w:rPr>
-                    <w:t>we-move-</w:t>
-                  </w:r>
-                  <w:proofErr w:type="gramStart"/>
-                  <w:r>
-                    <w:rPr>
-                      <w:rStyle w:val="BlankWord1"/>
-                    </w:rPr>
-                    <w:t>u</w:t>
+                    <w:t>we-move-u</w:t>
                   </w:r>
                   <w:r>
                     <w:rPr>
@@ -35539,17 +35365,7 @@
                       <w:sz w:val="21"/>
                       <w:szCs w:val="21"/>
                     </w:rPr>
-                    <w:t>.</w:t>
-                  </w:r>
-                  <w:proofErr w:type="gramEnd"/>
-                  <w:r>
-                    <w:rPr>
-                      <w:rFonts w:ascii="Source Sans 3" w:hAnsi="Source Sans 3"/>
-                      <w:iCs/>
-                      <w:sz w:val="21"/>
-                      <w:szCs w:val="21"/>
-                    </w:rPr>
-                    <w:t>co.uk</w:t>
+                    <w:t>.co.uk</w:t>
                   </w:r>
                 </w:p>
               </w:tc>
@@ -35806,78 +35622,38 @@
                 <w:sz w:val="21"/>
                 <w:szCs w:val="21"/>
               </w:rPr>
-              <w:t xml:space="preserve"> cost less than people </w:t>
-            </w:r>
-            <w:proofErr w:type="gramStart"/>
-            <w:r>
+              <w:t xml:space="preserve"> cost less than people expect.</w:t>
+            </w:r>
+          </w:p>
+          <w:p>
+            <w:pPr>
+              <w:ind w:left="142"/>
               <w:rPr>
                 <w:rFonts w:ascii="Source Sans 3" w:hAnsi="Source Sans 3"/>
                 <w:iCs/>
                 <w:sz w:val="21"/>
                 <w:szCs w:val="21"/>
               </w:rPr>
-              <w:t>expect</w:t>
-            </w:r>
-            <w:proofErr w:type="gramEnd"/>
-            <w:r>
-              <w:rPr>
-                <w:rFonts w:ascii="Source Sans 3" w:hAnsi="Source Sans 3"/>
+            </w:pPr>
+            <w:r>
+              <w:rPr>
+                <w:rFonts w:ascii="Source Sans 3" w:hAnsi="Source Sans 3"/>
+                <w:b/>
+                <w:bCs/>
                 <w:iCs/>
                 <w:sz w:val="21"/>
                 <w:szCs w:val="21"/>
               </w:rPr>
-              <w:t>.</w:t>
-            </w:r>
-          </w:p>
-          <w:p>
-            <w:pPr>
-              <w:ind w:left="142"/>
+              <w:t>B</w:t>
+            </w:r>
+            <w:r>
               <w:rPr>
                 <w:rFonts w:ascii="Source Sans 3" w:hAnsi="Source Sans 3"/>
                 <w:iCs/>
                 <w:sz w:val="21"/>
                 <w:szCs w:val="21"/>
               </w:rPr>
-            </w:pPr>
-            <w:r>
-              <w:rPr>
-                <w:rFonts w:ascii="Source Sans 3" w:hAnsi="Source Sans 3"/>
-                <w:b/>
-                <w:bCs/>
-                <w:iCs/>
-                <w:sz w:val="21"/>
-                <w:szCs w:val="21"/>
-              </w:rPr>
-              <w:t>B</w:t>
-            </w:r>
-            <w:r>
-              <w:rPr>
-                <w:rFonts w:ascii="Source Sans 3" w:hAnsi="Source Sans 3"/>
-                <w:iCs/>
-                <w:sz w:val="21"/>
-                <w:szCs w:val="21"/>
-              </w:rPr>
-              <w:t xml:space="preserve"> </w:t>
-            </w:r>
-            <w:proofErr w:type="gramStart"/>
-            <w:r>
-              <w:rPr>
-                <w:rFonts w:ascii="Source Sans 3" w:hAnsi="Source Sans 3"/>
-                <w:iCs/>
-                <w:sz w:val="21"/>
-                <w:szCs w:val="21"/>
-              </w:rPr>
-              <w:t>are</w:t>
-            </w:r>
-            <w:proofErr w:type="gramEnd"/>
-            <w:r>
-              <w:rPr>
-                <w:rFonts w:ascii="Source Sans 3" w:hAnsi="Source Sans 3"/>
-                <w:iCs/>
-                <w:sz w:val="21"/>
-                <w:szCs w:val="21"/>
-              </w:rPr>
-              <w:t xml:space="preserve"> very efficient.</w:t>
+              <w:t xml:space="preserve"> are very efficient.</w:t>
             </w:r>
           </w:p>
           <w:p>
@@ -36393,7 +36169,6 @@
                       <w:szCs w:val="21"/>
                     </w:rPr>
                   </w:pPr>
-                  <w:proofErr w:type="gramStart"/>
                   <w:r>
                     <w:rPr>
                       <w:rFonts w:ascii="Source Sans 3" w:hAnsi="Source Sans 3"/>
@@ -36405,7 +36180,6 @@
                     </w:rPr>
                     <w:t>A</w:t>
                   </w:r>
-                  <w:proofErr w:type="gramEnd"/>
                   <w:r>
                     <w:rPr>
                       <w:rFonts w:ascii="Source Sans 3" w:hAnsi="Source Sans 3"/>
@@ -36528,25 +36302,7 @@
                 <w:sz w:val="21"/>
                 <w:szCs w:val="21"/>
               </w:rPr>
-              <w:t xml:space="preserve">Which </w:t>
-            </w:r>
-            <w:proofErr w:type="gramStart"/>
-            <w:r>
-              <w:rPr>
-                <w:rFonts w:ascii="Source Sans 3" w:hAnsi="Source Sans 3"/>
-                <w:sz w:val="21"/>
-                <w:szCs w:val="21"/>
-              </w:rPr>
-              <w:t>part</w:t>
-            </w:r>
-            <w:proofErr w:type="gramEnd"/>
-            <w:r>
-              <w:rPr>
-                <w:rFonts w:ascii="Source Sans 3" w:hAnsi="Source Sans 3"/>
-                <w:sz w:val="21"/>
-                <w:szCs w:val="21"/>
-              </w:rPr>
-              <w:t xml:space="preserve"> of the test is a two-way discussion with the examiner about abstract issues and ideas?</w:t>
+              <w:t>Which part of the test is a two-way discussion with the examiner about abstract issues and ideas?</w:t>
             </w:r>
             <w:r>
               <w:rPr>
@@ -36748,25 +36504,7 @@
                 <w:sz w:val="21"/>
                 <w:szCs w:val="21"/>
               </w:rPr>
-              <w:t xml:space="preserve">The assessment criteria Fluency and Coherence </w:t>
-            </w:r>
-            <w:proofErr w:type="gramStart"/>
-            <w:r>
-              <w:rPr>
-                <w:rFonts w:ascii="Source Sans 3" w:hAnsi="Source Sans 3"/>
-                <w:sz w:val="21"/>
-                <w:szCs w:val="21"/>
-              </w:rPr>
-              <w:t>relates</w:t>
-            </w:r>
-            <w:proofErr w:type="gramEnd"/>
-            <w:r>
-              <w:rPr>
-                <w:rFonts w:ascii="Source Sans 3" w:hAnsi="Source Sans 3"/>
-                <w:sz w:val="21"/>
-                <w:szCs w:val="21"/>
-              </w:rPr>
-              <w:t xml:space="preserve"> to</w:t>
+              <w:t>The assessment criteria Fluency and Coherence relates to</w:t>
             </w:r>
             <w:r>
               <w:rPr>
@@ -36808,7 +36546,6 @@
                       <w:szCs w:val="21"/>
                     </w:rPr>
                   </w:pPr>
-                  <w:proofErr w:type="gramStart"/>
                   <w:r>
                     <w:rPr>
                       <w:rFonts w:ascii="Source Sans 3" w:hAnsi="Source Sans 3"/>
@@ -36827,17 +36564,7 @@
                       <w:sz w:val="21"/>
                       <w:szCs w:val="21"/>
                     </w:rPr>
-                    <w:t xml:space="preserve"> the</w:t>
-                  </w:r>
-                  <w:proofErr w:type="gramEnd"/>
-                  <w:r>
-                    <w:rPr>
-                      <w:rFonts w:ascii="Source Sans 3" w:hAnsi="Source Sans 3"/>
-                      <w:iCs/>
-                      <w:sz w:val="21"/>
-                      <w:szCs w:val="21"/>
-                    </w:rPr>
-                    <w:t xml:space="preserve"> range of vocabulary you use.</w:t>
+                    <w:t xml:space="preserve"> the range of vocabulary you use.</w:t>
                   </w:r>
                 </w:p>
               </w:tc>
@@ -36952,25 +36679,7 @@
                 <w:sz w:val="21"/>
                 <w:szCs w:val="21"/>
               </w:rPr>
-              <w:t xml:space="preserve">Which </w:t>
-            </w:r>
-            <w:proofErr w:type="gramStart"/>
-            <w:r>
-              <w:rPr>
-                <w:rFonts w:ascii="Source Sans 3" w:hAnsi="Source Sans 3"/>
-                <w:sz w:val="21"/>
-                <w:szCs w:val="21"/>
-              </w:rPr>
-              <w:t>part</w:t>
-            </w:r>
-            <w:proofErr w:type="gramEnd"/>
-            <w:r>
-              <w:rPr>
-                <w:rFonts w:ascii="Source Sans 3" w:hAnsi="Source Sans 3"/>
-                <w:sz w:val="21"/>
-                <w:szCs w:val="21"/>
-              </w:rPr>
-              <w:t xml:space="preserve"> of the test is known as the 'Long Turn'?</w:t>
+              <w:t>Which part of the test is known as the 'Long Turn'?</w:t>
             </w:r>
             <w:r>
               <w:rPr>
@@ -38581,7 +38290,8 @@
       <w:tblGrid>
         <w:gridCol w:w="530"/>
         <w:gridCol w:w="6930"/>
-        <w:gridCol w:w="6930"/>
+        <w:gridCol w:w="2316"/>
+        <w:gridCol w:w="4614"/>
       </w:tblGrid>
       <w:tr>
         <w:tc>
@@ -38610,7 +38320,7 @@
         </w:tc>
         <w:tc>
           <w:tcPr>
-            <w:tcW w:w="13860" w:type="dxa"/>
+            <w:tcW w:w="9246" w:type="dxa"/>
             <w:gridSpan w:val="2"/>
             <w:vAlign w:val="center"/>
           </w:tcPr>
@@ -38648,6 +38358,23 @@
             <w:r>
               <w:t>Task card A</w:t>
             </w:r>
+          </w:p>
+        </w:tc>
+        <w:tc>
+          <w:tcPr>
+            <w:tcW w:w="4614" w:type="dxa"/>
+            <w:vAlign w:val="center"/>
+          </w:tcPr>
+          <w:p>
+            <w:pPr>
+              <w:pStyle w:val="BlankWord2"/>
+              <w:spacing w:after="120"/>
+              <w:rPr>
+                <w:w w:val="105"/>
+                <w:sz w:val="20"/>
+                <w:szCs w:val="20"/>
+              </w:rPr>
+            </w:pPr>
           </w:p>
         </w:tc>
       </w:tr>
@@ -38797,6 +38524,7 @@
         <w:tc>
           <w:tcPr>
             <w:tcW w:w="6930" w:type="dxa"/>
+            <w:gridSpan w:val="2"/>
             <w:vAlign w:val="center"/>
           </w:tcPr>
           <w:p>
@@ -38943,6 +38671,7 @@
         <w:tc>
           <w:tcPr>
             <w:tcW w:w="6930" w:type="dxa"/>
+            <w:gridSpan w:val="2"/>
           </w:tcPr>
           <w:p>
             <w:pPr>
@@ -39359,8 +39088,7 @@
         </w:tc>
         <w:tc>
           <w:tcPr>
-            <w:tcW w:w="13860" w:type="dxa"/>
-            <w:gridSpan w:val="2"/>
+            <w:tcW w:w="9671" w:type="dxa"/>
             <w:vAlign w:val="center"/>
           </w:tcPr>
           <w:p>
@@ -39627,440 +39355,19 @@
             </w:r>
           </w:p>
         </w:tc>
-      </w:tr>
-      <w:tr>
-        <w:tc>
-          <w:tcPr>
-            <w:tcW w:w="530" w:type="dxa"/>
-          </w:tcPr>
-          <w:p>
-            <w:pPr>
-              <w:rPr>
-                <w:rFonts w:ascii="Source Sans 3" w:hAnsi="Source Sans 3"/>
-                <w:b/>
-                <w:bCs/>
-                <w:bdr w:val="single" w:sz="12" w:space="0" w:color="028BF3"/>
-              </w:rPr>
-            </w:pPr>
-            <w:r>
-              <w:rPr>
-                <w:rFonts w:ascii="Source Sans 3" w:hAnsi="Source Sans 3"/>
-                <w:b/>
-                <w:bCs/>
-                <w:bdr w:val="single" w:sz="12" w:space="0" w:color="028BF3"/>
-              </w:rPr>
-              <w:t>08</w:t>
-            </w:r>
-          </w:p>
-        </w:tc>
-        <w:tc>
-          <w:tcPr>
-            <w:tcW w:w="9671" w:type="dxa"/>
-            <w:vAlign w:val="center"/>
-          </w:tcPr>
-          <w:p>
-            <w:pPr>
-              <w:spacing w:after="120"/>
-              <w:rPr>
-                <w:rFonts w:ascii="Source Sans 3" w:hAnsi="Source Sans 3"/>
-                <w:b/>
-                <w:bCs/>
-                <w:sz w:val="21"/>
-                <w:szCs w:val="21"/>
-              </w:rPr>
-            </w:pPr>
-            <w:r>
-              <w:rPr>
-                <w:rFonts w:ascii="Source Sans 3" w:hAnsi="Source Sans 3"/>
-                <w:b/>
-                <w:bCs/>
-                <w:sz w:val="21"/>
-                <w:szCs w:val="21"/>
-              </w:rPr>
-              <w:t>Read questions A-E again and read the script on page 208. What was each question asking the candidate to do? Discuss with a partner and choose from the list of 'functions' below.</w:t>
-            </w:r>
-          </w:p>
-          <w:p>
-            <w:pPr>
-              <w:spacing w:after="120"/>
-              <w:rPr>
-                <w:rFonts w:ascii="Source Sans 3" w:hAnsi="Source Sans 3"/>
-                <w:b/>
-                <w:bCs/>
-                <w:sz w:val="21"/>
-                <w:szCs w:val="21"/>
-              </w:rPr>
-            </w:pPr>
-            <w:r>
-              <w:rPr>
-                <w:rFonts w:ascii="Source Sans 3" w:hAnsi="Source Sans 3"/>
-                <w:b/>
-                <w:bCs/>
-                <w:sz w:val="21"/>
-                <w:szCs w:val="21"/>
-              </w:rPr>
-              <w:t xml:space="preserve">A </w:t>
-            </w:r>
-            <w:r>
-              <w:rPr>
-                <w:rStyle w:val="BlankWord1"/>
-              </w:rPr>
-              <w:t>iii</w:t>
-            </w:r>
-            <w:r>
-              <w:rPr>
-                <w:rFonts w:ascii="Source Sans 3" w:hAnsi="Source Sans 3"/>
-                <w:b/>
-                <w:bCs/>
-                <w:sz w:val="21"/>
-                <w:szCs w:val="21"/>
-              </w:rPr>
-              <w:t xml:space="preserve"> B </w:t>
-            </w:r>
-            <w:r>
-              <w:rPr>
-                <w:rStyle w:val="BlankWord1"/>
-              </w:rPr>
-              <w:t>v</w:t>
-            </w:r>
-            <w:r>
-              <w:rPr>
-                <w:rFonts w:ascii="Source Sans 3" w:hAnsi="Source Sans 3"/>
-                <w:b/>
-                <w:bCs/>
-                <w:sz w:val="21"/>
-                <w:szCs w:val="21"/>
-              </w:rPr>
-              <w:t xml:space="preserve"> C </w:t>
-            </w:r>
-            <w:r>
-              <w:rPr>
-                <w:rStyle w:val="BlankWord1"/>
-              </w:rPr>
-              <w:t>ii</w:t>
-            </w:r>
-            <w:r>
-              <w:rPr>
-                <w:rFonts w:ascii="Source Sans 3" w:hAnsi="Source Sans 3"/>
-                <w:b/>
-                <w:bCs/>
-                <w:sz w:val="21"/>
-                <w:szCs w:val="21"/>
-              </w:rPr>
-              <w:t xml:space="preserve"> D</w:t>
-            </w:r>
-            <w:r>
-              <w:rPr>
-                <w:rFonts w:ascii="Source Sans 3" w:hAnsi="Source Sans 3"/>
-                <w:b/>
-                <w:bCs/>
-                <w:sz w:val="21"/>
-                <w:szCs w:val="21"/>
-              </w:rPr>
-              <w:t xml:space="preserve"> </w:t>
-            </w:r>
-            <w:r>
-              <w:rPr>
-                <w:rStyle w:val="BlankWord1"/>
-              </w:rPr>
-              <w:t>iv</w:t>
-            </w:r>
-            <w:r>
-              <w:rPr>
-                <w:rFonts w:ascii="Source Sans 3" w:hAnsi="Source Sans 3"/>
-                <w:b/>
-                <w:bCs/>
-                <w:sz w:val="21"/>
-                <w:szCs w:val="21"/>
-              </w:rPr>
-              <w:t xml:space="preserve"> </w:t>
-            </w:r>
-            <w:r>
-              <w:rPr>
-                <w:rFonts w:ascii="Source Sans 3" w:hAnsi="Source Sans 3"/>
-                <w:b/>
-                <w:bCs/>
-                <w:sz w:val="21"/>
-                <w:szCs w:val="21"/>
-              </w:rPr>
-              <w:t>E</w:t>
-            </w:r>
-            <w:r>
-              <w:rPr>
-                <w:rFonts w:ascii="Source Sans 3" w:hAnsi="Source Sans 3"/>
-                <w:b/>
-                <w:bCs/>
-                <w:sz w:val="21"/>
-                <w:szCs w:val="21"/>
-              </w:rPr>
-              <w:t xml:space="preserve"> </w:t>
-            </w:r>
-            <w:proofErr w:type="spellStart"/>
-            <w:r>
-              <w:rPr>
-                <w:rStyle w:val="BlankWord1"/>
-              </w:rPr>
-              <w:t>i</w:t>
-            </w:r>
-            <w:proofErr w:type="spellEnd"/>
-          </w:p>
-          <w:p>
-            <w:pPr>
-              <w:rPr>
-                <w:rFonts w:ascii="Source Sans 3" w:hAnsi="Source Sans 3"/>
-                <w:b/>
-                <w:bCs/>
-                <w:sz w:val="21"/>
-                <w:szCs w:val="21"/>
-              </w:rPr>
-            </w:pPr>
-            <w:proofErr w:type="spellStart"/>
-            <w:r>
-              <w:rPr>
-                <w:rFonts w:ascii="Source Sans 3" w:hAnsi="Source Sans 3"/>
-                <w:b/>
-                <w:bCs/>
-                <w:sz w:val="21"/>
-                <w:szCs w:val="21"/>
-              </w:rPr>
-              <w:t>i</w:t>
-            </w:r>
-            <w:proofErr w:type="spellEnd"/>
-            <w:r>
-              <w:rPr>
-                <w:rFonts w:ascii="Source Sans 3" w:hAnsi="Source Sans 3"/>
-                <w:b/>
-                <w:bCs/>
-                <w:sz w:val="21"/>
-                <w:szCs w:val="21"/>
-              </w:rPr>
-              <w:t xml:space="preserve"> </w:t>
-            </w:r>
-            <w:r>
-              <w:rPr>
-                <w:rFonts w:ascii="Source Sans 3" w:hAnsi="Source Sans 3"/>
-                <w:sz w:val="21"/>
-                <w:szCs w:val="21"/>
-              </w:rPr>
-              <w:t>Make a prediction</w:t>
-            </w:r>
-          </w:p>
-          <w:p>
-            <w:pPr>
-              <w:rPr>
-                <w:rFonts w:ascii="Source Sans 3" w:hAnsi="Source Sans 3"/>
-                <w:b/>
-                <w:bCs/>
-                <w:sz w:val="21"/>
-                <w:szCs w:val="21"/>
-              </w:rPr>
-            </w:pPr>
-            <w:r>
-              <w:rPr>
-                <w:rFonts w:ascii="Source Sans 3" w:hAnsi="Source Sans 3"/>
-                <w:b/>
-                <w:bCs/>
-                <w:sz w:val="21"/>
-                <w:szCs w:val="21"/>
-              </w:rPr>
-              <w:t xml:space="preserve">ii </w:t>
-            </w:r>
-            <w:r>
-              <w:rPr>
-                <w:rFonts w:ascii="Source Sans 3" w:hAnsi="Source Sans 3"/>
-                <w:sz w:val="21"/>
-                <w:szCs w:val="21"/>
-              </w:rPr>
-              <w:t>Compare and contrast</w:t>
-            </w:r>
-          </w:p>
-          <w:p>
-            <w:pPr>
-              <w:rPr>
-                <w:rFonts w:ascii="Source Sans 3" w:hAnsi="Source Sans 3"/>
-                <w:b/>
-                <w:bCs/>
-                <w:sz w:val="21"/>
-                <w:szCs w:val="21"/>
-              </w:rPr>
-            </w:pPr>
-            <w:r>
-              <w:rPr>
-                <w:rFonts w:ascii="Source Sans 3" w:hAnsi="Source Sans 3"/>
-                <w:b/>
-                <w:bCs/>
-                <w:sz w:val="21"/>
-                <w:szCs w:val="21"/>
-              </w:rPr>
-              <w:t xml:space="preserve">iii </w:t>
-            </w:r>
-            <w:r>
-              <w:rPr>
-                <w:rFonts w:ascii="Source Sans 3" w:hAnsi="Source Sans 3"/>
-                <w:sz w:val="21"/>
-                <w:szCs w:val="21"/>
-              </w:rPr>
-              <w:t>Consider a hypothetical situation</w:t>
-            </w:r>
-          </w:p>
-          <w:p>
-            <w:pPr>
-              <w:rPr>
-                <w:rFonts w:ascii="Source Sans 3" w:hAnsi="Source Sans 3"/>
-                <w:b/>
-                <w:bCs/>
-                <w:sz w:val="21"/>
-                <w:szCs w:val="21"/>
-              </w:rPr>
-            </w:pPr>
-            <w:r>
-              <w:rPr>
-                <w:rFonts w:ascii="Source Sans 3" w:hAnsi="Source Sans 3"/>
-                <w:b/>
-                <w:bCs/>
-                <w:sz w:val="21"/>
-                <w:szCs w:val="21"/>
-              </w:rPr>
-              <w:t xml:space="preserve">iv </w:t>
-            </w:r>
-            <w:r>
-              <w:rPr>
-                <w:rFonts w:ascii="Source Sans 3" w:hAnsi="Source Sans 3"/>
-                <w:sz w:val="21"/>
-                <w:szCs w:val="21"/>
-              </w:rPr>
-              <w:t>Suggest cause and effect</w:t>
-            </w:r>
-          </w:p>
-          <w:p>
-            <w:pPr>
-              <w:rPr>
-                <w:rFonts w:ascii="Source Sans 3" w:hAnsi="Source Sans 3"/>
-                <w:b/>
-                <w:bCs/>
-                <w:sz w:val="21"/>
-                <w:szCs w:val="21"/>
-              </w:rPr>
-            </w:pPr>
-            <w:r>
-              <w:rPr>
-                <w:rFonts w:ascii="Source Sans 3" w:hAnsi="Source Sans 3"/>
-                <w:b/>
-                <w:bCs/>
-                <w:sz w:val="21"/>
-                <w:szCs w:val="21"/>
-              </w:rPr>
-              <w:t xml:space="preserve">v </w:t>
-            </w:r>
-            <w:proofErr w:type="spellStart"/>
-            <w:r>
-              <w:rPr>
-                <w:rFonts w:ascii="Source Sans 3" w:hAnsi="Source Sans 3"/>
-                <w:sz w:val="21"/>
-                <w:szCs w:val="21"/>
-              </w:rPr>
-              <w:t>Analyse</w:t>
-            </w:r>
-            <w:proofErr w:type="spellEnd"/>
-            <w:r>
-              <w:rPr>
-                <w:rFonts w:ascii="Source Sans 3" w:hAnsi="Source Sans 3"/>
-                <w:sz w:val="21"/>
-                <w:szCs w:val="21"/>
-              </w:rPr>
-              <w:t xml:space="preserve"> past and present</w:t>
-            </w:r>
-          </w:p>
-        </w:tc>
         <w:tc>
           <w:tcPr>
             <w:tcW w:w="4189" w:type="dxa"/>
+            <w:vAlign w:val="center"/>
           </w:tcPr>
           <w:p>
             <w:pPr>
-              <w:spacing w:after="120"/>
-              <w:rPr>
-                <w:rFonts w:ascii="Source Sans 3" w:hAnsi="Source Sans 3"/>
-                <w:b/>
-                <w:bCs/>
-                <w:color w:val="0B0D0E"/>
-                <w:spacing w:val="-4"/>
-                <w:sz w:val="22"/>
-                <w:szCs w:val="22"/>
-              </w:rPr>
-            </w:pPr>
-            <w:r>
-              <w:rPr>
-                <w:rFonts w:ascii="Source Sans 3" w:hAnsi="Source Sans 3"/>
-                <w:b/>
-                <w:bCs/>
-                <w:color w:val="0B0D0E"/>
-                <w:spacing w:val="-4"/>
-                <w:sz w:val="22"/>
-                <w:szCs w:val="22"/>
-              </w:rPr>
-              <w:t xml:space="preserve">TIP </w:t>
-            </w:r>
-            <w:r>
-              <w:rPr>
-                <w:rFonts w:ascii="Source Sans 3" w:hAnsi="Source Sans 3"/>
-                <w:b/>
-                <w:bCs/>
-                <w:color w:val="0B0D0E"/>
-                <w:spacing w:val="-4"/>
-                <w:sz w:val="22"/>
-                <w:szCs w:val="22"/>
-              </w:rPr>
-              <w:t>08</w:t>
-            </w:r>
-          </w:p>
-          <w:p>
-            <w:pPr>
-              <w:rPr>
-                <w:rFonts w:ascii="Source Sans 3" w:hAnsi="Source Sans 3"/>
-                <w:b/>
-                <w:bCs/>
-                <w:sz w:val="21"/>
-                <w:szCs w:val="21"/>
-              </w:rPr>
-            </w:pPr>
-            <w:r>
-              <w:rPr>
-                <w:rFonts w:ascii="Source Sans 3" w:eastAsia="Calibri" w:hAnsi="Source Sans 3" w:cs="Calibri"/>
-                <w:color w:val="0B0D0E"/>
-                <w:spacing w:val="-4"/>
-                <w:kern w:val="0"/>
-                <w:sz w:val="20"/>
-                <w:szCs w:val="20"/>
-                <w14:ligatures w14:val="none"/>
-              </w:rPr>
-              <w:t xml:space="preserve">Thinking about the </w:t>
-            </w:r>
-            <w:r>
-              <w:rPr>
-                <w:rFonts w:ascii="Source Sans 3" w:eastAsia="Calibri" w:hAnsi="Source Sans 3" w:cs="Calibri"/>
-                <w:i/>
-                <w:color w:val="0B0D0E"/>
-                <w:spacing w:val="-4"/>
-                <w:kern w:val="0"/>
-                <w:sz w:val="20"/>
-                <w:szCs w:val="20"/>
-                <w14:ligatures w14:val="none"/>
-              </w:rPr>
-              <w:t xml:space="preserve">function </w:t>
-            </w:r>
-            <w:r>
-              <w:rPr>
-                <w:rFonts w:ascii="Source Sans 3" w:eastAsia="Calibri" w:hAnsi="Source Sans 3" w:cs="Calibri"/>
-                <w:color w:val="0B0D0E"/>
-                <w:spacing w:val="-4"/>
-                <w:kern w:val="0"/>
-                <w:sz w:val="20"/>
-                <w:szCs w:val="20"/>
-                <w14:ligatures w14:val="none"/>
-              </w:rPr>
-              <w:t>of the question being asked will help you to develop your answer and decide what language and structures to use.</w:t>
-            </w:r>
+              <w:rPr>
+                <w:rFonts w:ascii="Source Sans 3" w:hAnsi="Source Sans 3"/>
+                <w:sz w:val="21"/>
+                <w:szCs w:val="21"/>
+              </w:rPr>
+            </w:pPr>
           </w:p>
         </w:tc>
       </w:tr>
@@ -40085,530 +39392,417 @@
                 <w:bCs/>
                 <w:bdr w:val="single" w:sz="12" w:space="0" w:color="028BF3"/>
               </w:rPr>
-              <w:t>09</w:t>
+              <w:t>08</w:t>
             </w:r>
           </w:p>
         </w:tc>
         <w:tc>
           <w:tcPr>
-            <w:tcW w:w="13860" w:type="dxa"/>
-            <w:gridSpan w:val="2"/>
+            <w:tcW w:w="9671" w:type="dxa"/>
             <w:vAlign w:val="center"/>
           </w:tcPr>
           <w:p>
             <w:pPr>
-              <w:rPr>
-                <w:rFonts w:ascii="Source Sans 3" w:hAnsi="Source Sans 3"/>
-                <w:b/>
-                <w:bCs/>
-                <w:sz w:val="21"/>
-                <w:szCs w:val="21"/>
-              </w:rPr>
-            </w:pPr>
-            <w:r>
-              <w:rPr>
-                <w:rFonts w:ascii="Source Sans 3" w:hAnsi="Source Sans 3"/>
-                <w:b/>
-                <w:bCs/>
-                <w:sz w:val="21"/>
-                <w:szCs w:val="21"/>
-              </w:rPr>
-              <w:t>Read these comments on the candidate's performance. Write the correct marking criteria they correspond to: Fluency and Coherence (FC); Lexical Resource (LR); Grammatical Range and Accuracy (GRA); Pronunciation (P).</w:t>
-            </w:r>
-          </w:p>
-          <w:p>
-            <w:pPr>
-              <w:numPr>
-                <w:ilvl w:val="0"/>
-                <w:numId w:val="30"/>
-              </w:numPr>
               <w:spacing w:after="120"/>
               <w:rPr>
                 <w:rFonts w:ascii="Source Sans 3" w:hAnsi="Source Sans 3"/>
+                <w:b/>
+                <w:bCs/>
+                <w:sz w:val="21"/>
+                <w:szCs w:val="21"/>
+              </w:rPr>
+            </w:pPr>
+            <w:r>
+              <w:rPr>
+                <w:rFonts w:ascii="Source Sans 3" w:hAnsi="Source Sans 3"/>
+                <w:b/>
+                <w:bCs/>
+                <w:sz w:val="21"/>
+                <w:szCs w:val="21"/>
+              </w:rPr>
+              <w:t>Read questions A-E again and read the script on page 208. What was each question asking the candidate to do? Discuss with a partner and choose from the list of 'functions' below.</w:t>
+            </w:r>
+          </w:p>
+          <w:p>
+            <w:pPr>
+              <w:spacing w:after="120"/>
+              <w:rPr>
+                <w:rFonts w:ascii="Source Sans 3" w:hAnsi="Source Sans 3"/>
+                <w:b/>
+                <w:bCs/>
+                <w:sz w:val="21"/>
+                <w:szCs w:val="21"/>
+              </w:rPr>
+            </w:pPr>
+            <w:r>
+              <w:rPr>
+                <w:rFonts w:ascii="Source Sans 3" w:hAnsi="Source Sans 3"/>
+                <w:b/>
+                <w:bCs/>
+                <w:sz w:val="21"/>
+                <w:szCs w:val="21"/>
+              </w:rPr>
+              <w:t xml:space="preserve">A </w:t>
+            </w:r>
+            <w:r>
+              <w:rPr>
+                <w:rStyle w:val="BlankWord1"/>
+              </w:rPr>
+              <w:t>iii</w:t>
+            </w:r>
+            <w:r>
+              <w:rPr>
+                <w:rFonts w:ascii="Source Sans 3" w:hAnsi="Source Sans 3"/>
+                <w:b/>
+                <w:bCs/>
+                <w:sz w:val="21"/>
+                <w:szCs w:val="21"/>
+              </w:rPr>
+              <w:t xml:space="preserve"> B </w:t>
+            </w:r>
+            <w:r>
+              <w:rPr>
+                <w:rStyle w:val="BlankWord1"/>
+              </w:rPr>
+              <w:t>v</w:t>
+            </w:r>
+            <w:r>
+              <w:rPr>
+                <w:rFonts w:ascii="Source Sans 3" w:hAnsi="Source Sans 3"/>
+                <w:b/>
+                <w:bCs/>
+                <w:sz w:val="21"/>
+                <w:szCs w:val="21"/>
+              </w:rPr>
+              <w:t xml:space="preserve"> C </w:t>
+            </w:r>
+            <w:r>
+              <w:rPr>
+                <w:rStyle w:val="BlankWord1"/>
+              </w:rPr>
+              <w:t>ii</w:t>
+            </w:r>
+            <w:r>
+              <w:rPr>
+                <w:rFonts w:ascii="Source Sans 3" w:hAnsi="Source Sans 3"/>
+                <w:b/>
+                <w:bCs/>
+                <w:sz w:val="21"/>
+                <w:szCs w:val="21"/>
+              </w:rPr>
+              <w:t xml:space="preserve"> D</w:t>
+            </w:r>
+            <w:r>
+              <w:rPr>
+                <w:rFonts w:ascii="Source Sans 3" w:hAnsi="Source Sans 3"/>
+                <w:b/>
+                <w:bCs/>
+                <w:sz w:val="21"/>
+                <w:szCs w:val="21"/>
+              </w:rPr>
+              <w:t xml:space="preserve"> </w:t>
+            </w:r>
+            <w:r>
+              <w:rPr>
+                <w:rStyle w:val="BlankWord1"/>
+              </w:rPr>
+              <w:t>iv</w:t>
+            </w:r>
+            <w:r>
+              <w:rPr>
+                <w:rFonts w:ascii="Source Sans 3" w:hAnsi="Source Sans 3"/>
+                <w:b/>
+                <w:bCs/>
+                <w:sz w:val="21"/>
+                <w:szCs w:val="21"/>
+              </w:rPr>
+              <w:t xml:space="preserve"> </w:t>
+            </w:r>
+            <w:r>
+              <w:rPr>
+                <w:rFonts w:ascii="Source Sans 3" w:hAnsi="Source Sans 3"/>
+                <w:b/>
+                <w:bCs/>
+                <w:sz w:val="21"/>
+                <w:szCs w:val="21"/>
+              </w:rPr>
+              <w:t>E</w:t>
+            </w:r>
+            <w:r>
+              <w:rPr>
+                <w:rFonts w:ascii="Source Sans 3" w:hAnsi="Source Sans 3"/>
+                <w:b/>
+                <w:bCs/>
+                <w:sz w:val="21"/>
+                <w:szCs w:val="21"/>
+              </w:rPr>
+              <w:t xml:space="preserve"> </w:t>
+            </w:r>
+            <w:proofErr w:type="spellStart"/>
+            <w:r>
+              <w:rPr>
+                <w:rStyle w:val="BlankWord1"/>
+              </w:rPr>
+              <w:t>i</w:t>
+            </w:r>
+            <w:proofErr w:type="spellEnd"/>
+          </w:p>
+          <w:p>
+            <w:pPr>
+              <w:rPr>
+                <w:rFonts w:ascii="Source Sans 3" w:hAnsi="Source Sans 3"/>
+                <w:b/>
+                <w:bCs/>
+                <w:sz w:val="21"/>
+                <w:szCs w:val="21"/>
+              </w:rPr>
+            </w:pPr>
+            <w:proofErr w:type="spellStart"/>
+            <w:r>
+              <w:rPr>
+                <w:rFonts w:ascii="Source Sans 3" w:hAnsi="Source Sans 3"/>
+                <w:b/>
+                <w:bCs/>
+                <w:sz w:val="21"/>
+                <w:szCs w:val="21"/>
+              </w:rPr>
+              <w:t>i</w:t>
+            </w:r>
+            <w:proofErr w:type="spellEnd"/>
+            <w:r>
+              <w:rPr>
+                <w:rFonts w:ascii="Source Sans 3" w:hAnsi="Source Sans 3"/>
+                <w:b/>
+                <w:bCs/>
+                <w:sz w:val="21"/>
+                <w:szCs w:val="21"/>
+              </w:rPr>
+              <w:t xml:space="preserve"> </w:t>
+            </w:r>
+            <w:r>
+              <w:rPr>
+                <w:rFonts w:ascii="Source Sans 3" w:hAnsi="Source Sans 3"/>
+                <w:sz w:val="21"/>
+                <w:szCs w:val="21"/>
+              </w:rPr>
+              <w:t>Make a prediction</w:t>
+            </w:r>
+          </w:p>
+          <w:p>
+            <w:pPr>
+              <w:rPr>
+                <w:rFonts w:ascii="Source Sans 3" w:hAnsi="Source Sans 3"/>
+                <w:b/>
+                <w:bCs/>
+                <w:sz w:val="21"/>
+                <w:szCs w:val="21"/>
+              </w:rPr>
+            </w:pPr>
+            <w:r>
+              <w:rPr>
+                <w:rFonts w:ascii="Source Sans 3" w:hAnsi="Source Sans 3"/>
+                <w:b/>
+                <w:bCs/>
+                <w:sz w:val="21"/>
+                <w:szCs w:val="21"/>
+              </w:rPr>
+              <w:t xml:space="preserve">ii </w:t>
+            </w:r>
+            <w:r>
+              <w:rPr>
+                <w:rFonts w:ascii="Source Sans 3" w:hAnsi="Source Sans 3"/>
+                <w:sz w:val="21"/>
+                <w:szCs w:val="21"/>
+              </w:rPr>
+              <w:t>Compare and contrast</w:t>
+            </w:r>
+          </w:p>
+          <w:p>
+            <w:pPr>
+              <w:rPr>
+                <w:rFonts w:ascii="Source Sans 3" w:hAnsi="Source Sans 3"/>
+                <w:b/>
+                <w:bCs/>
+                <w:sz w:val="21"/>
+                <w:szCs w:val="21"/>
+              </w:rPr>
+            </w:pPr>
+            <w:r>
+              <w:rPr>
+                <w:rFonts w:ascii="Source Sans 3" w:hAnsi="Source Sans 3"/>
+                <w:b/>
+                <w:bCs/>
+                <w:sz w:val="21"/>
+                <w:szCs w:val="21"/>
+              </w:rPr>
+              <w:t xml:space="preserve">iii </w:t>
+            </w:r>
+            <w:r>
+              <w:rPr>
+                <w:rFonts w:ascii="Source Sans 3" w:hAnsi="Source Sans 3"/>
+                <w:sz w:val="21"/>
+                <w:szCs w:val="21"/>
+              </w:rPr>
+              <w:t>Consider a hypothetical situation</w:t>
+            </w:r>
+          </w:p>
+          <w:p>
+            <w:pPr>
+              <w:rPr>
+                <w:rFonts w:ascii="Source Sans 3" w:hAnsi="Source Sans 3"/>
+                <w:b/>
+                <w:bCs/>
+                <w:sz w:val="21"/>
+                <w:szCs w:val="21"/>
+              </w:rPr>
+            </w:pPr>
+            <w:r>
+              <w:rPr>
+                <w:rFonts w:ascii="Source Sans 3" w:hAnsi="Source Sans 3"/>
+                <w:b/>
+                <w:bCs/>
+                <w:sz w:val="21"/>
+                <w:szCs w:val="21"/>
+              </w:rPr>
+              <w:t xml:space="preserve">iv </w:t>
+            </w:r>
+            <w:r>
+              <w:rPr>
+                <w:rFonts w:ascii="Source Sans 3" w:hAnsi="Source Sans 3"/>
+                <w:sz w:val="21"/>
+                <w:szCs w:val="21"/>
+              </w:rPr>
+              <w:t>Suggest cause and effect</w:t>
+            </w:r>
+          </w:p>
+          <w:p>
+            <w:pPr>
+              <w:rPr>
+                <w:rFonts w:ascii="Source Sans 3" w:hAnsi="Source Sans 3"/>
+                <w:b/>
+                <w:bCs/>
+                <w:sz w:val="21"/>
+                <w:szCs w:val="21"/>
+              </w:rPr>
+            </w:pPr>
+            <w:r>
+              <w:rPr>
+                <w:rFonts w:ascii="Source Sans 3" w:hAnsi="Source Sans 3"/>
+                <w:b/>
+                <w:bCs/>
+                <w:sz w:val="21"/>
+                <w:szCs w:val="21"/>
+              </w:rPr>
+              <w:t xml:space="preserve">v </w:t>
+            </w:r>
+            <w:proofErr w:type="spellStart"/>
+            <w:r>
+              <w:rPr>
+                <w:rFonts w:ascii="Source Sans 3" w:hAnsi="Source Sans 3"/>
+                <w:sz w:val="21"/>
+                <w:szCs w:val="21"/>
+              </w:rPr>
+              <w:t>Analyse</w:t>
+            </w:r>
+            <w:proofErr w:type="spellEnd"/>
+            <w:r>
+              <w:rPr>
+                <w:rFonts w:ascii="Source Sans 3" w:hAnsi="Source Sans 3"/>
+                <w:sz w:val="21"/>
+                <w:szCs w:val="21"/>
+              </w:rPr>
+              <w:t xml:space="preserve"> past and present</w:t>
+            </w:r>
+          </w:p>
+        </w:tc>
+        <w:tc>
+          <w:tcPr>
+            <w:tcW w:w="4189" w:type="dxa"/>
+          </w:tcPr>
+          <w:p>
+            <w:pPr>
+              <w:spacing w:after="120"/>
+              <w:rPr>
+                <w:rFonts w:ascii="Source Sans 3" w:hAnsi="Source Sans 3"/>
+                <w:b/>
+                <w:bCs/>
                 <w:color w:val="0B0D0E"/>
                 <w:spacing w:val="-4"/>
-              </w:rPr>
-            </w:pPr>
-            <w:r>
-              <w:rPr>
-                <w:rFonts w:ascii="Source Sans 3" w:hAnsi="Source Sans 3"/>
+                <w:sz w:val="22"/>
+                <w:szCs w:val="22"/>
+              </w:rPr>
+            </w:pPr>
+            <w:r>
+              <w:rPr>
+                <w:rFonts w:ascii="Source Sans 3" w:hAnsi="Source Sans 3"/>
+                <w:b/>
+                <w:bCs/>
                 <w:color w:val="0B0D0E"/>
                 <w:spacing w:val="-4"/>
-              </w:rPr>
-              <w:t xml:space="preserve">Uses stress and intonation appropriately, </w:t>
-            </w:r>
-            <w:proofErr w:type="spellStart"/>
-            <w:r>
-              <w:rPr>
-                <w:rFonts w:ascii="Source Sans 3" w:hAnsi="Source Sans 3"/>
+                <w:sz w:val="22"/>
+                <w:szCs w:val="22"/>
+              </w:rPr>
+              <w:t xml:space="preserve">TIP </w:t>
+            </w:r>
+            <w:r>
+              <w:rPr>
+                <w:rFonts w:ascii="Source Sans 3" w:hAnsi="Source Sans 3"/>
+                <w:b/>
+                <w:bCs/>
                 <w:color w:val="0B0D0E"/>
                 <w:spacing w:val="-4"/>
-              </w:rPr>
-              <w:t>e.g</w:t>
-            </w:r>
-            <w:proofErr w:type="spellEnd"/>
-            <w:r>
-              <w:rPr>
-                <w:rFonts w:ascii="Source Sans 3" w:hAnsi="Source Sans 3"/>
+                <w:sz w:val="22"/>
+                <w:szCs w:val="22"/>
+              </w:rPr>
+              <w:t>08</w:t>
+            </w:r>
+          </w:p>
+          <w:p>
+            <w:pPr>
+              <w:rPr>
+                <w:rFonts w:ascii="Source Sans 3" w:hAnsi="Source Sans 3"/>
+                <w:b/>
+                <w:bCs/>
+                <w:sz w:val="21"/>
+                <w:szCs w:val="21"/>
+              </w:rPr>
+            </w:pPr>
+            <w:r>
+              <w:rPr>
+                <w:rFonts w:ascii="Source Sans 3" w:eastAsia="Calibri" w:hAnsi="Source Sans 3" w:cs="Calibri"/>
                 <w:color w:val="0B0D0E"/>
                 <w:spacing w:val="-4"/>
-              </w:rPr>
-              <w:t xml:space="preserve"> </w:t>
-            </w:r>
-            <w:r>
-              <w:rPr>
-                <w:rFonts w:ascii="Source Sans 3" w:hAnsi="Source Sans 3"/>
+                <w:kern w:val="0"/>
+                <w:sz w:val="20"/>
+                <w:szCs w:val="20"/>
+                <w14:ligatures w14:val="none"/>
+              </w:rPr>
+              <w:t xml:space="preserve">Thinking about the </w:t>
+            </w:r>
+            <w:r>
+              <w:rPr>
+                <w:rFonts w:ascii="Source Sans 3" w:eastAsia="Calibri" w:hAnsi="Source Sans 3" w:cs="Calibri"/>
                 <w:i/>
                 <w:color w:val="0B0D0E"/>
                 <w:spacing w:val="-4"/>
-              </w:rPr>
-              <w:t xml:space="preserve">NOT just </w:t>
-            </w:r>
-            <w:proofErr w:type="spellStart"/>
-            <w:r>
-              <w:rPr>
-                <w:rFonts w:ascii="Source Sans 3" w:hAnsi="Source Sans 3"/>
-                <w:i/>
+                <w:kern w:val="0"/>
+                <w:sz w:val="20"/>
+                <w:szCs w:val="20"/>
+                <w14:ligatures w14:val="none"/>
+              </w:rPr>
+              <w:t xml:space="preserve">function </w:t>
+            </w:r>
+            <w:r>
+              <w:rPr>
+                <w:rFonts w:ascii="Source Sans 3" w:eastAsia="Calibri" w:hAnsi="Source Sans 3" w:cs="Calibri"/>
                 <w:color w:val="0B0D0E"/>
                 <w:spacing w:val="-4"/>
-              </w:rPr>
-              <w:t>NAtionally</w:t>
-            </w:r>
-            <w:proofErr w:type="spellEnd"/>
-            <w:r>
-              <w:rPr>
-                <w:rFonts w:ascii="Source Sans 3" w:hAnsi="Source Sans 3"/>
-                <w:i/>
-                <w:color w:val="0B0D0E"/>
-                <w:spacing w:val="-4"/>
-              </w:rPr>
-              <w:t xml:space="preserve">, but </w:t>
-            </w:r>
-            <w:proofErr w:type="spellStart"/>
-            <w:r>
-              <w:rPr>
-                <w:rFonts w:ascii="Source Sans 3" w:hAnsi="Source Sans 3"/>
-                <w:i/>
-                <w:color w:val="0B0D0E"/>
-                <w:spacing w:val="-4"/>
-              </w:rPr>
-              <w:t>INternationally</w:t>
-            </w:r>
-            <w:proofErr w:type="spellEnd"/>
-            <w:r>
-              <w:rPr>
-                <w:rFonts w:ascii="Source Sans 3" w:hAnsi="Source Sans 3"/>
-                <w:i/>
-                <w:color w:val="0B0D0E"/>
-                <w:spacing w:val="-4"/>
-              </w:rPr>
-              <w:t>.</w:t>
-            </w:r>
-            <w:r>
-              <w:rPr>
-                <w:rFonts w:ascii="Source Sans 3" w:hAnsi="Source Sans 3"/>
-                <w:i/>
-                <w:color w:val="0B0D0E"/>
-                <w:spacing w:val="-4"/>
-              </w:rPr>
-              <w:t xml:space="preserve"> </w:t>
-            </w:r>
-            <w:r>
-              <w:rPr>
-                <w:rStyle w:val="BlankWord1"/>
-              </w:rPr>
-              <w:t>P</w:t>
-            </w:r>
-          </w:p>
-          <w:p>
-            <w:pPr>
-              <w:numPr>
-                <w:ilvl w:val="0"/>
-                <w:numId w:val="30"/>
-              </w:numPr>
-              <w:spacing w:after="120"/>
-              <w:rPr>
-                <w:rFonts w:ascii="Source Sans 3" w:hAnsi="Source Sans 3"/>
-                <w:color w:val="0B0D0E"/>
-                <w:spacing w:val="-4"/>
-              </w:rPr>
-            </w:pPr>
-            <w:r>
-              <w:rPr>
-                <w:rFonts w:ascii="Source Sans 3" w:hAnsi="Source Sans 3"/>
-                <w:color w:val="0B0D0E"/>
-                <w:spacing w:val="-4"/>
-              </w:rPr>
-              <w:t>Uses a good range of more advanced structures naturally, e.g. … if you were just</w:t>
-            </w:r>
-            <w:r>
-              <w:rPr>
-                <w:rFonts w:ascii="Source Sans 3" w:hAnsi="Source Sans 3"/>
-                <w:color w:val="0B0D0E"/>
-                <w:spacing w:val="-4"/>
-              </w:rPr>
-              <w:t xml:space="preserve"> </w:t>
-            </w:r>
-            <w:r>
-              <w:rPr>
-                <w:rFonts w:ascii="Source Sans 3" w:hAnsi="Source Sans 3"/>
-                <w:color w:val="0B0D0E"/>
-                <w:spacing w:val="-4"/>
-              </w:rPr>
-              <w:t>visiting the city, it probably wouldn't bother you… I That might sound ridiculous now,</w:t>
-            </w:r>
-            <w:r>
-              <w:rPr>
-                <w:rFonts w:ascii="Source Sans 3" w:hAnsi="Source Sans 3"/>
-                <w:color w:val="0B0D0E"/>
-                <w:spacing w:val="-4"/>
-              </w:rPr>
-              <w:t xml:space="preserve"> </w:t>
-            </w:r>
-            <w:r>
-              <w:rPr>
-                <w:rFonts w:ascii="Source Sans 3" w:hAnsi="Source Sans 3"/>
-                <w:color w:val="0B0D0E"/>
-                <w:spacing w:val="-4"/>
-              </w:rPr>
-              <w:t>but cities are likely to keep expanding at the rate they are currently ...</w:t>
-            </w:r>
-            <w:r>
-              <w:rPr>
-                <w:rFonts w:ascii="Source Sans 3" w:hAnsi="Source Sans 3"/>
-                <w:color w:val="0B0D0E"/>
-                <w:spacing w:val="-4"/>
-              </w:rPr>
-              <w:t xml:space="preserve"> </w:t>
-            </w:r>
-            <w:r>
-              <w:rPr>
-                <w:rStyle w:val="BlankWord1"/>
-              </w:rPr>
-              <w:t>GRA</w:t>
-            </w:r>
-          </w:p>
-          <w:p>
-            <w:pPr>
-              <w:numPr>
-                <w:ilvl w:val="0"/>
-                <w:numId w:val="30"/>
-              </w:numPr>
-              <w:spacing w:after="120"/>
-              <w:rPr>
-                <w:rFonts w:ascii="Source Sans 3" w:hAnsi="Source Sans 3"/>
-                <w:color w:val="0B0D0E"/>
-                <w:spacing w:val="-4"/>
-              </w:rPr>
-            </w:pPr>
-            <w:r>
-              <w:rPr>
-                <w:rFonts w:ascii="Source Sans 3" w:hAnsi="Source Sans 3"/>
-                <w:color w:val="0B0D0E"/>
-                <w:spacing w:val="-4"/>
-              </w:rPr>
-              <w:t>Speaks fluently with very rare hesitation or repetition.</w:t>
-            </w:r>
-            <w:r>
-              <w:rPr>
-                <w:rFonts w:ascii="Source Sans 3" w:hAnsi="Source Sans 3"/>
-                <w:color w:val="0B0D0E"/>
-                <w:spacing w:val="-4"/>
-              </w:rPr>
-              <w:t xml:space="preserve"> </w:t>
-            </w:r>
-            <w:r>
-              <w:rPr>
-                <w:rStyle w:val="BlankWord1"/>
-              </w:rPr>
-              <w:t>FC</w:t>
-            </w:r>
-          </w:p>
-          <w:p>
-            <w:pPr>
-              <w:numPr>
-                <w:ilvl w:val="0"/>
-                <w:numId w:val="30"/>
-              </w:numPr>
-              <w:spacing w:after="120"/>
-              <w:rPr>
-                <w:rFonts w:ascii="Source Sans 3" w:hAnsi="Source Sans 3"/>
-                <w:color w:val="0B0D0E"/>
-                <w:spacing w:val="-4"/>
-              </w:rPr>
-            </w:pPr>
-            <w:r>
-              <w:rPr>
-                <w:rFonts w:ascii="Source Sans 3" w:hAnsi="Source Sans 3"/>
-                <w:color w:val="0B0D0E"/>
-                <w:spacing w:val="-4"/>
-              </w:rPr>
-              <w:t>Avoids making grammatical mistakes.</w:t>
-            </w:r>
-            <w:r>
-              <w:rPr>
-                <w:rFonts w:ascii="Source Sans 3" w:hAnsi="Source Sans 3"/>
-                <w:color w:val="0B0D0E"/>
-                <w:spacing w:val="-4"/>
-              </w:rPr>
-              <w:t xml:space="preserve"> </w:t>
-            </w:r>
-            <w:r>
-              <w:rPr>
-                <w:rStyle w:val="BlankWord1"/>
-              </w:rPr>
-              <w:t>GRA</w:t>
-            </w:r>
-          </w:p>
-          <w:p>
-            <w:pPr>
-              <w:numPr>
-                <w:ilvl w:val="0"/>
-                <w:numId w:val="30"/>
-              </w:numPr>
-              <w:spacing w:after="120"/>
-              <w:rPr>
-                <w:rFonts w:ascii="Source Sans 3" w:hAnsi="Source Sans 3"/>
-                <w:color w:val="0B0D0E"/>
-                <w:spacing w:val="-4"/>
-              </w:rPr>
-            </w:pPr>
-            <w:r>
-              <w:rPr>
-                <w:rFonts w:ascii="Source Sans 3" w:hAnsi="Source Sans 3"/>
-                <w:color w:val="0B0D0E"/>
-                <w:spacing w:val="-4"/>
-              </w:rPr>
-              <w:t>Uses varied vocabulary that is relevant to the topics discussed.</w:t>
-            </w:r>
-            <w:r>
-              <w:rPr>
-                <w:rFonts w:ascii="Source Sans 3" w:hAnsi="Source Sans 3"/>
-                <w:color w:val="0B0D0E"/>
-                <w:spacing w:val="-4"/>
-              </w:rPr>
-              <w:t xml:space="preserve"> </w:t>
-            </w:r>
-            <w:r>
-              <w:rPr>
-                <w:rStyle w:val="BlankWord1"/>
-              </w:rPr>
-              <w:t>LR</w:t>
-            </w:r>
-          </w:p>
-          <w:p>
-            <w:pPr>
-              <w:numPr>
-                <w:ilvl w:val="0"/>
-                <w:numId w:val="30"/>
-              </w:numPr>
-              <w:spacing w:after="120"/>
-              <w:rPr>
-                <w:rFonts w:ascii="Source Sans 3" w:hAnsi="Source Sans 3"/>
-                <w:color w:val="0B0D0E"/>
-                <w:spacing w:val="-4"/>
-              </w:rPr>
-            </w:pPr>
-            <w:r>
-              <w:rPr>
-                <w:rFonts w:ascii="Source Sans 3" w:hAnsi="Source Sans 3"/>
-                <w:color w:val="0B0D0E"/>
-                <w:spacing w:val="-4"/>
-              </w:rPr>
-              <w:t>Develops the topics fully and appropriately; supplies answers of an appropriate length.</w:t>
-            </w:r>
-            <w:r>
-              <w:rPr>
-                <w:rFonts w:ascii="Source Sans 3" w:hAnsi="Source Sans 3"/>
-                <w:color w:val="0B0D0E"/>
-                <w:spacing w:val="-4"/>
-              </w:rPr>
-              <w:t xml:space="preserve"> </w:t>
-            </w:r>
-            <w:r>
-              <w:rPr>
-                <w:rStyle w:val="BlankWord1"/>
-              </w:rPr>
-              <w:t>FC</w:t>
-            </w:r>
-          </w:p>
-          <w:p>
-            <w:pPr>
-              <w:numPr>
-                <w:ilvl w:val="0"/>
-                <w:numId w:val="30"/>
-              </w:numPr>
-              <w:spacing w:after="120"/>
-              <w:rPr>
-                <w:rFonts w:ascii="Source Sans 3" w:hAnsi="Source Sans 3"/>
-                <w:color w:val="0B0D0E"/>
-                <w:spacing w:val="-4"/>
-              </w:rPr>
-            </w:pPr>
-            <w:r>
-              <w:rPr>
-                <w:rFonts w:ascii="Source Sans 3" w:hAnsi="Source Sans 3"/>
-                <w:color w:val="0B0D0E"/>
-                <w:spacing w:val="-4"/>
-              </w:rPr>
-              <w:t>Every answer can be understood very easily.</w:t>
-            </w:r>
-            <w:r>
-              <w:rPr>
-                <w:rFonts w:ascii="Source Sans 3" w:hAnsi="Source Sans 3"/>
-                <w:color w:val="0B0D0E"/>
-                <w:spacing w:val="-4"/>
-              </w:rPr>
-              <w:t xml:space="preserve"> </w:t>
-            </w:r>
-            <w:r>
-              <w:rPr>
-                <w:rStyle w:val="BlankWord1"/>
-              </w:rPr>
-              <w:t>P</w:t>
-            </w:r>
-          </w:p>
-          <w:p>
-            <w:pPr>
-              <w:numPr>
-                <w:ilvl w:val="0"/>
-                <w:numId w:val="30"/>
-              </w:numPr>
-              <w:spacing w:after="120"/>
-              <w:rPr>
-                <w:rFonts w:ascii="Source Sans 3" w:hAnsi="Source Sans 3"/>
-                <w:color w:val="0B0D0E"/>
-                <w:spacing w:val="-4"/>
-              </w:rPr>
-            </w:pPr>
-            <w:r>
-              <w:rPr>
-                <w:rFonts w:ascii="Source Sans 3" w:hAnsi="Source Sans 3"/>
-                <w:color w:val="0B0D0E"/>
-                <w:spacing w:val="-4"/>
-              </w:rPr>
-              <w:t xml:space="preserve">Uses less common vocabulary, including collocation and idiomatic phrases, e.g. </w:t>
-            </w:r>
-            <w:r>
-              <w:rPr>
-                <w:rFonts w:ascii="Source Sans 3" w:hAnsi="Source Sans 3"/>
-                <w:i/>
-                <w:color w:val="0B0D0E"/>
-                <w:spacing w:val="-4"/>
-              </w:rPr>
-              <w:t xml:space="preserve">the bright lights of the big city </w:t>
-            </w:r>
-            <w:r>
-              <w:rPr>
-                <w:rFonts w:ascii="Source Sans 3" w:hAnsi="Source Sans 3"/>
-                <w:color w:val="0B0D0E"/>
-                <w:spacing w:val="-4"/>
-              </w:rPr>
-              <w:t xml:space="preserve">I </w:t>
-            </w:r>
-            <w:r>
-              <w:rPr>
-                <w:rFonts w:ascii="Source Sans 3" w:hAnsi="Source Sans 3"/>
-                <w:i/>
-                <w:color w:val="0B0D0E"/>
-                <w:spacing w:val="-4"/>
-              </w:rPr>
-              <w:t xml:space="preserve">traditional family unit </w:t>
-            </w:r>
-            <w:r>
-              <w:rPr>
-                <w:rFonts w:ascii="Source Sans 3" w:hAnsi="Source Sans 3"/>
-                <w:color w:val="0B0D0E"/>
-                <w:spacing w:val="-4"/>
-              </w:rPr>
-              <w:t xml:space="preserve">I </w:t>
-            </w:r>
-            <w:r>
-              <w:rPr>
-                <w:rFonts w:ascii="Source Sans 3" w:hAnsi="Source Sans 3"/>
-                <w:i/>
-                <w:color w:val="0B0D0E"/>
-                <w:spacing w:val="-4"/>
-              </w:rPr>
-              <w:t>it's too over the top for some.</w:t>
-            </w:r>
-            <w:r>
-              <w:rPr>
-                <w:rFonts w:ascii="Source Sans 3" w:hAnsi="Source Sans 3"/>
-                <w:i/>
-                <w:color w:val="0B0D0E"/>
-                <w:spacing w:val="-4"/>
-              </w:rPr>
-              <w:t xml:space="preserve"> </w:t>
-            </w:r>
-            <w:r>
-              <w:rPr>
-                <w:rStyle w:val="BlankWord1"/>
-              </w:rPr>
-              <w:t>LR</w:t>
-            </w:r>
-          </w:p>
-          <w:p>
-            <w:pPr>
-              <w:numPr>
-                <w:ilvl w:val="0"/>
-                <w:numId w:val="30"/>
-              </w:numPr>
-              <w:spacing w:after="120"/>
-              <w:rPr>
-                <w:rFonts w:ascii="Source Sans 3" w:hAnsi="Source Sans 3"/>
-                <w:color w:val="0B0D0E"/>
-                <w:spacing w:val="-4"/>
-              </w:rPr>
-            </w:pPr>
-            <w:r>
-              <w:rPr>
-                <w:rFonts w:ascii="Source Sans 3" w:hAnsi="Source Sans 3"/>
-                <w:color w:val="0B0D0E"/>
-                <w:spacing w:val="-4"/>
-              </w:rPr>
-              <w:t xml:space="preserve">Uses appropriate phrases to introduce and connect ideas, e.g. </w:t>
-            </w:r>
-            <w:r>
-              <w:rPr>
-                <w:rFonts w:ascii="Source Sans 3" w:hAnsi="Source Sans 3"/>
-                <w:i/>
-                <w:color w:val="0B0D0E"/>
-                <w:spacing w:val="-4"/>
-              </w:rPr>
-              <w:t xml:space="preserve">Generally speaking, though </w:t>
-            </w:r>
-            <w:r>
-              <w:rPr>
-                <w:rFonts w:ascii="Source Sans 3" w:hAnsi="Source Sans 3"/>
-                <w:color w:val="0B0D0E"/>
-                <w:spacing w:val="-4"/>
-              </w:rPr>
-              <w:t xml:space="preserve">... I </w:t>
-            </w:r>
-            <w:r>
-              <w:rPr>
-                <w:rFonts w:ascii="Source Sans 3" w:hAnsi="Source Sans 3"/>
-                <w:i/>
-                <w:color w:val="0B0D0E"/>
-                <w:spacing w:val="-4"/>
-              </w:rPr>
-              <w:t>Having said that ...</w:t>
-            </w:r>
-            <w:r>
-              <w:rPr>
-                <w:rFonts w:ascii="Source Sans 3" w:hAnsi="Source Sans 3"/>
-                <w:i/>
-                <w:color w:val="0B0D0E"/>
-                <w:spacing w:val="-4"/>
-              </w:rPr>
-              <w:t xml:space="preserve"> </w:t>
-            </w:r>
-            <w:r>
-              <w:rPr>
-                <w:rStyle w:val="BlankWord1"/>
-              </w:rPr>
-              <w:t>FC</w:t>
+                <w:kern w:val="0"/>
+                <w:sz w:val="20"/>
+                <w:szCs w:val="20"/>
+                <w14:ligatures w14:val="none"/>
+              </w:rPr>
+              <w:t>of the question being asked will help you to develop your answer and decide what language and structures to use.</w:t>
             </w:r>
           </w:p>
         </w:tc>
@@ -40634,14 +39828,781 @@
                 <w:bCs/>
                 <w:bdr w:val="single" w:sz="12" w:space="0" w:color="028BF3"/>
               </w:rPr>
-              <w:t>10</w:t>
+              <w:t>09</w:t>
             </w:r>
           </w:p>
         </w:tc>
         <w:tc>
           <w:tcPr>
-            <w:tcW w:w="13860" w:type="dxa"/>
-            <w:gridSpan w:val="2"/>
+            <w:tcW w:w="9671" w:type="dxa"/>
+            <w:vAlign w:val="center"/>
+          </w:tcPr>
+          <w:p>
+            <w:pPr>
+              <w:spacing w:after="120"/>
+              <w:rPr>
+                <w:rFonts w:ascii="Source Sans 3" w:hAnsi="Source Sans 3"/>
+                <w:b/>
+                <w:bCs/>
+                <w:sz w:val="21"/>
+                <w:szCs w:val="21"/>
+              </w:rPr>
+            </w:pPr>
+            <w:r>
+              <w:rPr>
+                <w:rFonts w:ascii="Source Sans 3" w:hAnsi="Source Sans 3"/>
+                <w:b/>
+                <w:bCs/>
+                <w:sz w:val="21"/>
+                <w:szCs w:val="21"/>
+              </w:rPr>
+              <w:t>Read these comments on the candidate's performance. Write the correct marking criteria they correspond to: Fluency and Coherence (FC); Lexical Resource (LR); Grammatical Range and Accuracy (GRA); Pronunciation (P).</w:t>
+            </w:r>
+          </w:p>
+          <w:p>
+            <w:pPr>
+              <w:rPr>
+                <w:rFonts w:ascii="Source Sans 3" w:hAnsi="Source Sans 3"/>
+                <w:color w:val="0B0D0E"/>
+                <w:spacing w:val="-4"/>
+              </w:rPr>
+            </w:pPr>
+            <w:r>
+              <w:rPr>
+                <w:rFonts w:ascii="Source Sans 3" w:hAnsi="Source Sans 3"/>
+                <w:b/>
+                <w:bCs/>
+                <w:color w:val="0B0D0E"/>
+                <w:spacing w:val="-4"/>
+                <w:sz w:val="21"/>
+                <w:szCs w:val="21"/>
+              </w:rPr>
+              <w:t>1</w:t>
+            </w:r>
+            <w:r>
+              <w:rPr>
+                <w:rFonts w:ascii="Source Sans 3" w:hAnsi="Source Sans 3"/>
+                <w:color w:val="0B0D0E"/>
+                <w:spacing w:val="-4"/>
+                <w:sz w:val="21"/>
+                <w:szCs w:val="21"/>
+              </w:rPr>
+              <w:t xml:space="preserve"> </w:t>
+            </w:r>
+            <w:r>
+              <w:rPr>
+                <w:rFonts w:ascii="Source Sans 3" w:hAnsi="Source Sans 3"/>
+                <w:color w:val="0B0D0E"/>
+                <w:spacing w:val="-4"/>
+                <w:sz w:val="21"/>
+                <w:szCs w:val="21"/>
+              </w:rPr>
+              <w:t xml:space="preserve">Uses stress and intonation appropriately, </w:t>
+            </w:r>
+            <w:proofErr w:type="spellStart"/>
+            <w:r>
+              <w:rPr>
+                <w:rFonts w:ascii="Source Sans 3" w:hAnsi="Source Sans 3"/>
+                <w:color w:val="0B0D0E"/>
+                <w:spacing w:val="-4"/>
+                <w:sz w:val="21"/>
+                <w:szCs w:val="21"/>
+              </w:rPr>
+              <w:t>e.g</w:t>
+            </w:r>
+            <w:proofErr w:type="spellEnd"/>
+            <w:r>
+              <w:rPr>
+                <w:rFonts w:ascii="Source Sans 3" w:hAnsi="Source Sans 3"/>
+                <w:color w:val="0B0D0E"/>
+                <w:spacing w:val="-4"/>
+                <w:sz w:val="21"/>
+                <w:szCs w:val="21"/>
+              </w:rPr>
+              <w:t xml:space="preserve"> </w:t>
+            </w:r>
+            <w:r>
+              <w:rPr>
+                <w:rFonts w:ascii="Source Sans 3" w:hAnsi="Source Sans 3"/>
+                <w:i/>
+                <w:color w:val="0B0D0E"/>
+                <w:spacing w:val="-4"/>
+                <w:sz w:val="21"/>
+                <w:szCs w:val="21"/>
+              </w:rPr>
+              <w:t xml:space="preserve">NOT just </w:t>
+            </w:r>
+            <w:proofErr w:type="spellStart"/>
+            <w:r>
+              <w:rPr>
+                <w:rFonts w:ascii="Source Sans 3" w:hAnsi="Source Sans 3"/>
+                <w:i/>
+                <w:color w:val="0B0D0E"/>
+                <w:spacing w:val="-4"/>
+                <w:sz w:val="21"/>
+                <w:szCs w:val="21"/>
+              </w:rPr>
+              <w:t>NAtionally</w:t>
+            </w:r>
+            <w:proofErr w:type="spellEnd"/>
+            <w:r>
+              <w:rPr>
+                <w:rFonts w:ascii="Source Sans 3" w:hAnsi="Source Sans 3"/>
+                <w:i/>
+                <w:color w:val="0B0D0E"/>
+                <w:spacing w:val="-4"/>
+                <w:sz w:val="21"/>
+                <w:szCs w:val="21"/>
+              </w:rPr>
+              <w:t xml:space="preserve">, but </w:t>
+            </w:r>
+            <w:proofErr w:type="spellStart"/>
+            <w:r>
+              <w:rPr>
+                <w:rFonts w:ascii="Source Sans 3" w:hAnsi="Source Sans 3"/>
+                <w:i/>
+                <w:color w:val="0B0D0E"/>
+                <w:spacing w:val="-4"/>
+                <w:sz w:val="21"/>
+                <w:szCs w:val="21"/>
+              </w:rPr>
+              <w:t>INternationally</w:t>
+            </w:r>
+            <w:proofErr w:type="spellEnd"/>
+            <w:r>
+              <w:rPr>
+                <w:rFonts w:ascii="Source Sans 3" w:hAnsi="Source Sans 3"/>
+                <w:i/>
+                <w:color w:val="0B0D0E"/>
+                <w:spacing w:val="-4"/>
+                <w:sz w:val="21"/>
+                <w:szCs w:val="21"/>
+              </w:rPr>
+              <w:t xml:space="preserve">. </w:t>
+            </w:r>
+            <w:r>
+              <w:rPr>
+                <w:rStyle w:val="BlankWord1"/>
+              </w:rPr>
+              <w:t>P</w:t>
+            </w:r>
+          </w:p>
+          <w:p>
+            <w:pPr>
+              <w:rPr>
+                <w:rFonts w:ascii="Source Sans 3" w:hAnsi="Source Sans 3"/>
+                <w:color w:val="0B0D0E"/>
+                <w:spacing w:val="-4"/>
+                <w:sz w:val="21"/>
+                <w:szCs w:val="21"/>
+              </w:rPr>
+            </w:pPr>
+            <w:r>
+              <w:rPr>
+                <w:rFonts w:ascii="Source Sans 3" w:hAnsi="Source Sans 3"/>
+                <w:b/>
+                <w:bCs/>
+                <w:color w:val="0B0D0E"/>
+                <w:spacing w:val="-4"/>
+                <w:sz w:val="21"/>
+                <w:szCs w:val="21"/>
+              </w:rPr>
+              <w:t>2</w:t>
+            </w:r>
+            <w:r>
+              <w:rPr>
+                <w:rFonts w:ascii="Source Sans 3" w:hAnsi="Source Sans 3"/>
+                <w:color w:val="0B0D0E"/>
+                <w:spacing w:val="-4"/>
+                <w:sz w:val="21"/>
+                <w:szCs w:val="21"/>
+              </w:rPr>
+              <w:t xml:space="preserve"> </w:t>
+            </w:r>
+            <w:r>
+              <w:rPr>
+                <w:rFonts w:ascii="Source Sans 3" w:hAnsi="Source Sans 3"/>
+                <w:color w:val="0B0D0E"/>
+                <w:spacing w:val="-4"/>
+                <w:sz w:val="21"/>
+                <w:szCs w:val="21"/>
+              </w:rPr>
+              <w:t xml:space="preserve">Uses a good range of more advanced structures naturally, e.g. … </w:t>
+            </w:r>
+            <w:r>
+              <w:rPr>
+                <w:rFonts w:ascii="Source Sans 3" w:hAnsi="Source Sans 3"/>
+                <w:i/>
+                <w:iCs/>
+                <w:color w:val="0B0D0E"/>
+                <w:spacing w:val="-4"/>
+                <w:sz w:val="21"/>
+                <w:szCs w:val="21"/>
+              </w:rPr>
+              <w:t xml:space="preserve">if you were just visiting the city, it probably wouldn't bother you… </w:t>
+            </w:r>
+            <w:r>
+              <w:rPr>
+                <w:rFonts w:ascii="Source Sans 3" w:hAnsi="Source Sans 3"/>
+                <w:color w:val="0B0D0E"/>
+                <w:spacing w:val="-4"/>
+                <w:sz w:val="21"/>
+                <w:szCs w:val="21"/>
+              </w:rPr>
+              <w:t>|</w:t>
+            </w:r>
+            <w:r>
+              <w:rPr>
+                <w:rFonts w:ascii="Source Sans 3" w:hAnsi="Source Sans 3"/>
+                <w:i/>
+                <w:iCs/>
+                <w:color w:val="0B0D0E"/>
+                <w:spacing w:val="-4"/>
+                <w:sz w:val="21"/>
+                <w:szCs w:val="21"/>
+              </w:rPr>
+              <w:t xml:space="preserve"> </w:t>
+            </w:r>
+            <w:r>
+              <w:rPr>
+                <w:rFonts w:ascii="Source Sans 3" w:hAnsi="Source Sans 3"/>
+                <w:i/>
+                <w:iCs/>
+                <w:color w:val="0B0D0E"/>
+                <w:spacing w:val="-4"/>
+                <w:sz w:val="21"/>
+                <w:szCs w:val="21"/>
+              </w:rPr>
+              <w:t>That might sound ridiculous now, but cities are likely to keep expanding at the rate they</w:t>
+            </w:r>
+            <w:r>
+              <w:rPr>
+                <w:rFonts w:ascii="Source Sans 3" w:hAnsi="Source Sans 3"/>
+                <w:color w:val="0B0D0E"/>
+                <w:spacing w:val="-4"/>
+                <w:sz w:val="21"/>
+                <w:szCs w:val="21"/>
+              </w:rPr>
+              <w:t xml:space="preserve"> are </w:t>
+            </w:r>
+            <w:r>
+              <w:rPr>
+                <w:rFonts w:ascii="Source Sans 3" w:hAnsi="Source Sans 3"/>
+                <w:i/>
+                <w:iCs/>
+                <w:color w:val="0B0D0E"/>
+                <w:spacing w:val="-4"/>
+                <w:sz w:val="21"/>
+                <w:szCs w:val="21"/>
+              </w:rPr>
+              <w:t>currently ...</w:t>
+            </w:r>
+            <w:r>
+              <w:rPr>
+                <w:rFonts w:ascii="Source Sans 3" w:hAnsi="Source Sans 3"/>
+                <w:color w:val="0B0D0E"/>
+                <w:spacing w:val="-4"/>
+                <w:sz w:val="21"/>
+                <w:szCs w:val="21"/>
+              </w:rPr>
+              <w:t xml:space="preserve"> </w:t>
+            </w:r>
+            <w:r>
+              <w:rPr>
+                <w:rStyle w:val="BlankWord1"/>
+                <w:szCs w:val="21"/>
+              </w:rPr>
+              <w:t>GRA</w:t>
+            </w:r>
+          </w:p>
+          <w:p>
+            <w:pPr>
+              <w:rPr>
+                <w:rFonts w:ascii="Source Sans 3" w:hAnsi="Source Sans 3"/>
+                <w:color w:val="0B0D0E"/>
+                <w:spacing w:val="-4"/>
+                <w:sz w:val="21"/>
+                <w:szCs w:val="21"/>
+              </w:rPr>
+            </w:pPr>
+            <w:r>
+              <w:rPr>
+                <w:rFonts w:ascii="Source Sans 3" w:hAnsi="Source Sans 3"/>
+                <w:b/>
+                <w:bCs/>
+                <w:color w:val="0B0D0E"/>
+                <w:spacing w:val="-4"/>
+                <w:sz w:val="21"/>
+                <w:szCs w:val="21"/>
+              </w:rPr>
+              <w:t>3</w:t>
+            </w:r>
+            <w:r>
+              <w:rPr>
+                <w:rFonts w:ascii="Source Sans 3" w:hAnsi="Source Sans 3"/>
+                <w:color w:val="0B0D0E"/>
+                <w:spacing w:val="-4"/>
+                <w:sz w:val="21"/>
+                <w:szCs w:val="21"/>
+              </w:rPr>
+              <w:t xml:space="preserve"> </w:t>
+            </w:r>
+            <w:r>
+              <w:rPr>
+                <w:rFonts w:ascii="Source Sans 3" w:hAnsi="Source Sans 3"/>
+                <w:color w:val="0B0D0E"/>
+                <w:spacing w:val="-4"/>
+                <w:sz w:val="21"/>
+                <w:szCs w:val="21"/>
+              </w:rPr>
+              <w:t xml:space="preserve">Speaks fluently with very rare hesitation or repetition. </w:t>
+            </w:r>
+            <w:r>
+              <w:rPr>
+                <w:rStyle w:val="BlankWord1"/>
+                <w:szCs w:val="21"/>
+              </w:rPr>
+              <w:t>FC</w:t>
+            </w:r>
+          </w:p>
+          <w:p>
+            <w:pPr>
+              <w:rPr>
+                <w:rFonts w:ascii="Source Sans 3" w:hAnsi="Source Sans 3"/>
+                <w:color w:val="0B0D0E"/>
+                <w:spacing w:val="-4"/>
+                <w:sz w:val="21"/>
+                <w:szCs w:val="21"/>
+              </w:rPr>
+            </w:pPr>
+            <w:r>
+              <w:rPr>
+                <w:rFonts w:ascii="Source Sans 3" w:hAnsi="Source Sans 3"/>
+                <w:b/>
+                <w:bCs/>
+                <w:color w:val="0B0D0E"/>
+                <w:spacing w:val="-4"/>
+                <w:sz w:val="21"/>
+                <w:szCs w:val="21"/>
+              </w:rPr>
+              <w:t>4</w:t>
+            </w:r>
+            <w:r>
+              <w:rPr>
+                <w:rFonts w:ascii="Source Sans 3" w:hAnsi="Source Sans 3"/>
+                <w:color w:val="0B0D0E"/>
+                <w:spacing w:val="-4"/>
+                <w:sz w:val="21"/>
+                <w:szCs w:val="21"/>
+              </w:rPr>
+              <w:t xml:space="preserve"> </w:t>
+            </w:r>
+            <w:r>
+              <w:rPr>
+                <w:rFonts w:ascii="Source Sans 3" w:hAnsi="Source Sans 3"/>
+                <w:color w:val="0B0D0E"/>
+                <w:spacing w:val="-4"/>
+                <w:sz w:val="21"/>
+                <w:szCs w:val="21"/>
+              </w:rPr>
+              <w:t xml:space="preserve">Avoids making grammatical mistakes. </w:t>
+            </w:r>
+            <w:r>
+              <w:rPr>
+                <w:rStyle w:val="BlankWord1"/>
+                <w:szCs w:val="21"/>
+              </w:rPr>
+              <w:t>GRA</w:t>
+            </w:r>
+          </w:p>
+          <w:p>
+            <w:pPr>
+              <w:rPr>
+                <w:rFonts w:ascii="Source Sans 3" w:hAnsi="Source Sans 3"/>
+                <w:color w:val="0B0D0E"/>
+                <w:spacing w:val="-4"/>
+                <w:sz w:val="21"/>
+                <w:szCs w:val="21"/>
+              </w:rPr>
+            </w:pPr>
+            <w:r>
+              <w:rPr>
+                <w:rFonts w:ascii="Source Sans 3" w:hAnsi="Source Sans 3"/>
+                <w:b/>
+                <w:bCs/>
+                <w:color w:val="0B0D0E"/>
+                <w:spacing w:val="-4"/>
+                <w:sz w:val="21"/>
+                <w:szCs w:val="21"/>
+              </w:rPr>
+              <w:t>5</w:t>
+            </w:r>
+            <w:r>
+              <w:rPr>
+                <w:rFonts w:ascii="Source Sans 3" w:hAnsi="Source Sans 3"/>
+                <w:color w:val="0B0D0E"/>
+                <w:spacing w:val="-4"/>
+                <w:sz w:val="21"/>
+                <w:szCs w:val="21"/>
+              </w:rPr>
+              <w:t xml:space="preserve"> </w:t>
+            </w:r>
+            <w:r>
+              <w:rPr>
+                <w:rFonts w:ascii="Source Sans 3" w:hAnsi="Source Sans 3"/>
+                <w:color w:val="0B0D0E"/>
+                <w:spacing w:val="-4"/>
+                <w:sz w:val="21"/>
+                <w:szCs w:val="21"/>
+              </w:rPr>
+              <w:t xml:space="preserve">Uses varied vocabulary that is relevant to the topics discussed. </w:t>
+            </w:r>
+            <w:r>
+              <w:rPr>
+                <w:rStyle w:val="BlankWord1"/>
+                <w:szCs w:val="21"/>
+              </w:rPr>
+              <w:t>LR</w:t>
+            </w:r>
+          </w:p>
+          <w:p>
+            <w:pPr>
+              <w:rPr>
+                <w:rFonts w:ascii="Source Sans 3" w:hAnsi="Source Sans 3"/>
+                <w:color w:val="0B0D0E"/>
+                <w:spacing w:val="-4"/>
+                <w:sz w:val="21"/>
+                <w:szCs w:val="21"/>
+              </w:rPr>
+            </w:pPr>
+            <w:r>
+              <w:rPr>
+                <w:rFonts w:ascii="Source Sans 3" w:hAnsi="Source Sans 3"/>
+                <w:b/>
+                <w:bCs/>
+                <w:color w:val="0B0D0E"/>
+                <w:spacing w:val="-4"/>
+                <w:sz w:val="21"/>
+                <w:szCs w:val="21"/>
+              </w:rPr>
+              <w:t>6</w:t>
+            </w:r>
+            <w:r>
+              <w:rPr>
+                <w:rFonts w:ascii="Source Sans 3" w:hAnsi="Source Sans 3"/>
+                <w:color w:val="0B0D0E"/>
+                <w:spacing w:val="-4"/>
+                <w:sz w:val="21"/>
+                <w:szCs w:val="21"/>
+              </w:rPr>
+              <w:t xml:space="preserve"> </w:t>
+            </w:r>
+            <w:r>
+              <w:rPr>
+                <w:rFonts w:ascii="Source Sans 3" w:hAnsi="Source Sans 3"/>
+                <w:color w:val="0B0D0E"/>
+                <w:spacing w:val="-4"/>
+                <w:sz w:val="21"/>
+                <w:szCs w:val="21"/>
+              </w:rPr>
+              <w:t xml:space="preserve">Develops the topics fully and appropriately; supplies answers of an appropriate length. </w:t>
+            </w:r>
+            <w:r>
+              <w:rPr>
+                <w:rStyle w:val="BlankWord1"/>
+                <w:szCs w:val="21"/>
+              </w:rPr>
+              <w:t>FC</w:t>
+            </w:r>
+          </w:p>
+          <w:p>
+            <w:pPr>
+              <w:rPr>
+                <w:rFonts w:ascii="Source Sans 3" w:hAnsi="Source Sans 3"/>
+                <w:color w:val="0B0D0E"/>
+                <w:spacing w:val="-4"/>
+                <w:sz w:val="21"/>
+                <w:szCs w:val="21"/>
+              </w:rPr>
+            </w:pPr>
+            <w:r>
+              <w:rPr>
+                <w:rFonts w:ascii="Source Sans 3" w:hAnsi="Source Sans 3"/>
+                <w:b/>
+                <w:bCs/>
+                <w:color w:val="0B0D0E"/>
+                <w:spacing w:val="-4"/>
+                <w:sz w:val="21"/>
+                <w:szCs w:val="21"/>
+              </w:rPr>
+              <w:t>7</w:t>
+            </w:r>
+            <w:r>
+              <w:rPr>
+                <w:rFonts w:ascii="Source Sans 3" w:hAnsi="Source Sans 3"/>
+                <w:color w:val="0B0D0E"/>
+                <w:spacing w:val="-4"/>
+                <w:sz w:val="21"/>
+                <w:szCs w:val="21"/>
+              </w:rPr>
+              <w:t xml:space="preserve"> </w:t>
+            </w:r>
+            <w:r>
+              <w:rPr>
+                <w:rFonts w:ascii="Source Sans 3" w:hAnsi="Source Sans 3"/>
+                <w:color w:val="0B0D0E"/>
+                <w:spacing w:val="-4"/>
+                <w:sz w:val="21"/>
+                <w:szCs w:val="21"/>
+              </w:rPr>
+              <w:t xml:space="preserve">Every answer can be understood very easily. </w:t>
+            </w:r>
+            <w:r>
+              <w:rPr>
+                <w:rStyle w:val="BlankWord1"/>
+                <w:szCs w:val="21"/>
+              </w:rPr>
+              <w:t>P</w:t>
+            </w:r>
+          </w:p>
+          <w:p>
+            <w:pPr>
+              <w:rPr>
+                <w:rFonts w:ascii="Source Sans 3" w:hAnsi="Source Sans 3"/>
+                <w:color w:val="0B0D0E"/>
+                <w:spacing w:val="-4"/>
+                <w:sz w:val="21"/>
+                <w:szCs w:val="21"/>
+              </w:rPr>
+            </w:pPr>
+            <w:r>
+              <w:rPr>
+                <w:rFonts w:ascii="Source Sans 3" w:hAnsi="Source Sans 3"/>
+                <w:b/>
+                <w:bCs/>
+                <w:color w:val="0B0D0E"/>
+                <w:spacing w:val="-4"/>
+                <w:sz w:val="21"/>
+                <w:szCs w:val="21"/>
+              </w:rPr>
+              <w:t>8</w:t>
+            </w:r>
+            <w:r>
+              <w:rPr>
+                <w:rFonts w:ascii="Source Sans 3" w:hAnsi="Source Sans 3"/>
+                <w:color w:val="0B0D0E"/>
+                <w:spacing w:val="-4"/>
+                <w:sz w:val="21"/>
+                <w:szCs w:val="21"/>
+              </w:rPr>
+              <w:t xml:space="preserve"> </w:t>
+            </w:r>
+            <w:r>
+              <w:rPr>
+                <w:rFonts w:ascii="Source Sans 3" w:hAnsi="Source Sans 3"/>
+                <w:color w:val="0B0D0E"/>
+                <w:spacing w:val="-4"/>
+                <w:sz w:val="21"/>
+                <w:szCs w:val="21"/>
+              </w:rPr>
+              <w:t xml:space="preserve">Uses less common vocabulary, including collocation and idiomatic phrases, e.g. </w:t>
+            </w:r>
+            <w:r>
+              <w:rPr>
+                <w:rFonts w:ascii="Source Sans 3" w:hAnsi="Source Sans 3"/>
+                <w:i/>
+                <w:color w:val="0B0D0E"/>
+                <w:spacing w:val="-4"/>
+                <w:sz w:val="21"/>
+                <w:szCs w:val="21"/>
+              </w:rPr>
+              <w:t xml:space="preserve">the bright lights of the big city </w:t>
+            </w:r>
+            <w:r>
+              <w:rPr>
+                <w:rFonts w:ascii="Source Sans 3" w:hAnsi="Source Sans 3"/>
+                <w:color w:val="0B0D0E"/>
+                <w:spacing w:val="-4"/>
+                <w:sz w:val="21"/>
+                <w:szCs w:val="21"/>
+              </w:rPr>
+              <w:t>|</w:t>
+            </w:r>
+            <w:r>
+              <w:rPr>
+                <w:rFonts w:ascii="Source Sans 3" w:hAnsi="Source Sans 3"/>
+                <w:color w:val="0B0D0E"/>
+                <w:spacing w:val="-4"/>
+                <w:sz w:val="21"/>
+                <w:szCs w:val="21"/>
+              </w:rPr>
+              <w:t xml:space="preserve"> </w:t>
+            </w:r>
+            <w:r>
+              <w:rPr>
+                <w:rFonts w:ascii="Source Sans 3" w:hAnsi="Source Sans 3"/>
+                <w:i/>
+                <w:color w:val="0B0D0E"/>
+                <w:spacing w:val="-4"/>
+                <w:sz w:val="21"/>
+                <w:szCs w:val="21"/>
+              </w:rPr>
+              <w:t xml:space="preserve">traditional family unit </w:t>
+            </w:r>
+            <w:r>
+              <w:rPr>
+                <w:rFonts w:ascii="Source Sans 3" w:hAnsi="Source Sans 3"/>
+                <w:color w:val="0B0D0E"/>
+                <w:spacing w:val="-4"/>
+                <w:sz w:val="21"/>
+                <w:szCs w:val="21"/>
+              </w:rPr>
+              <w:t xml:space="preserve">I </w:t>
+            </w:r>
+            <w:r>
+              <w:rPr>
+                <w:rFonts w:ascii="Source Sans 3" w:hAnsi="Source Sans 3"/>
+                <w:i/>
+                <w:color w:val="0B0D0E"/>
+                <w:spacing w:val="-4"/>
+                <w:sz w:val="21"/>
+                <w:szCs w:val="21"/>
+              </w:rPr>
+              <w:t xml:space="preserve">it's too over the top for some. </w:t>
+            </w:r>
+            <w:r>
+              <w:rPr>
+                <w:rStyle w:val="BlankWord1"/>
+                <w:szCs w:val="21"/>
+              </w:rPr>
+              <w:t>LR</w:t>
+            </w:r>
+          </w:p>
+          <w:p>
+            <w:pPr>
+              <w:rPr>
+                <w:rFonts w:ascii="Source Sans 3" w:hAnsi="Source Sans 3"/>
+                <w:color w:val="0B0D0E"/>
+                <w:spacing w:val="-4"/>
+              </w:rPr>
+            </w:pPr>
+            <w:r>
+              <w:rPr>
+                <w:rFonts w:ascii="Source Sans 3" w:hAnsi="Source Sans 3"/>
+                <w:b/>
+                <w:bCs/>
+                <w:color w:val="0B0D0E"/>
+                <w:spacing w:val="-4"/>
+                <w:sz w:val="21"/>
+                <w:szCs w:val="21"/>
+              </w:rPr>
+              <w:t>9</w:t>
+            </w:r>
+            <w:r>
+              <w:rPr>
+                <w:rFonts w:ascii="Source Sans 3" w:hAnsi="Source Sans 3"/>
+                <w:color w:val="0B0D0E"/>
+                <w:spacing w:val="-4"/>
+                <w:sz w:val="21"/>
+                <w:szCs w:val="21"/>
+              </w:rPr>
+              <w:t xml:space="preserve"> </w:t>
+            </w:r>
+            <w:r>
+              <w:rPr>
+                <w:rFonts w:ascii="Source Sans 3" w:hAnsi="Source Sans 3"/>
+                <w:color w:val="0B0D0E"/>
+                <w:spacing w:val="-4"/>
+                <w:sz w:val="21"/>
+                <w:szCs w:val="21"/>
+              </w:rPr>
+              <w:t xml:space="preserve">Uses appropriate phrases to introduce and connect ideas, e.g. </w:t>
+            </w:r>
+            <w:r>
+              <w:rPr>
+                <w:rFonts w:ascii="Source Sans 3" w:hAnsi="Source Sans 3"/>
+                <w:i/>
+                <w:color w:val="0B0D0E"/>
+                <w:spacing w:val="-4"/>
+                <w:sz w:val="21"/>
+                <w:szCs w:val="21"/>
+              </w:rPr>
+              <w:t xml:space="preserve">Generally speaking, though </w:t>
+            </w:r>
+            <w:r>
+              <w:rPr>
+                <w:rFonts w:ascii="Source Sans 3" w:hAnsi="Source Sans 3"/>
+                <w:color w:val="0B0D0E"/>
+                <w:spacing w:val="-4"/>
+                <w:sz w:val="21"/>
+                <w:szCs w:val="21"/>
+              </w:rPr>
+              <w:t xml:space="preserve">... I </w:t>
+            </w:r>
+            <w:r>
+              <w:rPr>
+                <w:rFonts w:ascii="Source Sans 3" w:hAnsi="Source Sans 3"/>
+                <w:i/>
+                <w:color w:val="0B0D0E"/>
+                <w:spacing w:val="-4"/>
+                <w:sz w:val="21"/>
+                <w:szCs w:val="21"/>
+              </w:rPr>
+              <w:t xml:space="preserve">Having said that ... </w:t>
+            </w:r>
+            <w:r>
+              <w:rPr>
+                <w:rStyle w:val="BlankWord1"/>
+                <w:szCs w:val="21"/>
+              </w:rPr>
+              <w:t>FC</w:t>
+            </w:r>
+          </w:p>
+        </w:tc>
+        <w:tc>
+          <w:tcPr>
+            <w:tcW w:w="4189" w:type="dxa"/>
+            <w:vAlign w:val="center"/>
+          </w:tcPr>
+          <w:p>
+            <w:pPr>
+              <w:rPr>
+                <w:rFonts w:ascii="Source Sans 3" w:hAnsi="Source Sans 3"/>
+                <w:color w:val="0B0D0E"/>
+                <w:spacing w:val="-4"/>
+              </w:rPr>
+            </w:pPr>
+          </w:p>
+        </w:tc>
+      </w:tr>
+      <w:tr>
+        <w:tc>
+          <w:tcPr>
+            <w:tcW w:w="530" w:type="dxa"/>
+          </w:tcPr>
+          <w:p>
+            <w:pPr>
+              <w:rPr>
+                <w:rFonts w:ascii="Source Sans 3" w:hAnsi="Source Sans 3"/>
+                <w:b/>
+                <w:bCs/>
+                <w:bdr w:val="single" w:sz="12" w:space="0" w:color="028BF3"/>
+              </w:rPr>
+            </w:pPr>
+            <w:r>
+              <w:rPr>
+                <w:rFonts w:ascii="Source Sans 3" w:hAnsi="Source Sans 3"/>
+                <w:b/>
+                <w:bCs/>
+                <w:bdr w:val="single" w:sz="12" w:space="0" w:color="028BF3"/>
+              </w:rPr>
+              <w:t>10</w:t>
+            </w:r>
+          </w:p>
+        </w:tc>
+        <w:tc>
+          <w:tcPr>
+            <w:tcW w:w="9671" w:type="dxa"/>
             <w:vAlign w:val="center"/>
           </w:tcPr>
           <w:p>
@@ -40687,6 +40648,12 @@
               </w:r>
             </w:hyperlink>
           </w:p>
+        </w:tc>
+        <w:tc>
+          <w:tcPr>
+            <w:tcW w:w="4189" w:type="dxa"/>
+            <w:vAlign w:val="center"/>
+          </w:tcPr>
           <w:p>
             <w:pPr>
               <w:rPr>

--- a/assets/data/Mindset-Level-3- Custom.docx
+++ b/assets/data/Mindset-Level-3- Custom.docx
@@ -431,11 +431,19 @@
             <w:r>
               <w:t xml:space="preserve">countries which are Republics, Kingdoms or Unions: </w:t>
             </w:r>
+            <w:proofErr w:type="gramStart"/>
             <w:r>
               <w:rPr>
                 <w:i/>
               </w:rPr>
-              <w:t>the Republic of China, the United Kingdom (the UK), the United States of</w:t>
+              <w:t>the</w:t>
+            </w:r>
+            <w:proofErr w:type="gramEnd"/>
+            <w:r>
+              <w:rPr>
+                <w:i/>
+              </w:rPr>
+              <w:t xml:space="preserve"> Republic of China, the United Kingdom (the UK), the United States of</w:t>
             </w:r>
             <w:r>
               <w:rPr>
@@ -507,10 +515,12 @@
               <w:t xml:space="preserve">Other geographical </w:t>
             </w:r>
             <w:proofErr w:type="spellStart"/>
+            <w:proofErr w:type="gramStart"/>
             <w:r>
               <w:t>features:lakes</w:t>
             </w:r>
             <w:proofErr w:type="spellEnd"/>
+            <w:proofErr w:type="gramEnd"/>
             <w:r>
               <w:t xml:space="preserve">: no article, usually begins with the word Lake </w:t>
             </w:r>
@@ -524,10 +534,12 @@
               <w:t xml:space="preserve">rivers: definite article before name of </w:t>
             </w:r>
             <w:proofErr w:type="spellStart"/>
+            <w:proofErr w:type="gramStart"/>
             <w:r>
               <w:t>river.Capitalise</w:t>
             </w:r>
             <w:proofErr w:type="spellEnd"/>
+            <w:proofErr w:type="gramEnd"/>
             <w:r>
               <w:t xml:space="preserve"> the word 'river' or it can be omitted </w:t>
             </w:r>
@@ -7787,7 +7799,27 @@
                 <w:szCs w:val="21"/>
                 <w:shd w:val="clear" w:color="auto" w:fill="A4DAE0"/>
               </w:rPr>
-              <w:t>In fact the only fence permitted in the town was built by the local authority, interestingly, with the aim of keeping humans out of the park, rather than containing the animals inside. Consequently, it is not unusual to see giraffes or elephants causing traffic jams, for example, and even predator attacks on humans are unnervingly common - a lion was recently said to have mauled and eaten an escaping burglar. Yet even after this, while some residents then called for all lions to be rounded up and shot, others suggested that they be allowed to walk the thoroughfares as a type of crime control, after an increase in the number of burglaries. Everywhere in Marloth Park, a wary understanding exists between man and beast.</w:t>
+              <w:t xml:space="preserve">In </w:t>
+            </w:r>
+            <w:proofErr w:type="gramStart"/>
+            <w:r>
+              <w:rPr>
+                <w:rFonts w:ascii="Source Sans 3" w:hAnsi="Source Sans 3" w:cs="*Arial-8104-Identity-H"/>
+                <w:sz w:val="21"/>
+                <w:szCs w:val="21"/>
+                <w:shd w:val="clear" w:color="auto" w:fill="A4DAE0"/>
+              </w:rPr>
+              <w:t>fact</w:t>
+            </w:r>
+            <w:proofErr w:type="gramEnd"/>
+            <w:r>
+              <w:rPr>
+                <w:rFonts w:ascii="Source Sans 3" w:hAnsi="Source Sans 3" w:cs="*Arial-8104-Identity-H"/>
+                <w:sz w:val="21"/>
+                <w:szCs w:val="21"/>
+                <w:shd w:val="clear" w:color="auto" w:fill="A4DAE0"/>
+              </w:rPr>
+              <w:t xml:space="preserve"> the only fence permitted in the town was built by the local authority, interestingly, with the aim of keeping humans out of the park, rather than containing the animals inside. Consequently, it is not unusual to see giraffes or elephants causing traffic jams, for example, and even predator attacks on humans are unnervingly common - a lion was recently said to have mauled and eaten an escaping burglar. Yet even after this, while some residents then called for all lions to be rounded up and shot, others suggested that they be allowed to walk the thoroughfares as a type of crime control, after an increase in the number of burglaries. Everywhere in Marloth Park, a wary understanding exists between man and beast.</w:t>
             </w:r>
           </w:p>
         </w:tc>
@@ -23697,7 +23729,21 @@
               <w:rPr>
                 <w:w w:val="105"/>
               </w:rPr>
-              <w:t>Moving for the purpose of study saw the greatest rise overall, with a jump of approximately 62,000. It rose considerably in two periods-from 2000 to 2005 (by 22,000), and then again from 2010 to 2015 (by 33,000), with a more gentle growth of around 7,000 in between.</w:t>
+              <w:t xml:space="preserve">Moving for the purpose of study saw the greatest rise overall, with a jump of approximately 62,000. It rose considerably in two periods-from 2000 to 2005 (by 22,000), and then again from 2010 to 2015 (by 33,000), with a </w:t>
+            </w:r>
+            <w:proofErr w:type="gramStart"/>
+            <w:r>
+              <w:rPr>
+                <w:w w:val="105"/>
+              </w:rPr>
+              <w:t>more gentle</w:t>
+            </w:r>
+            <w:proofErr w:type="gramEnd"/>
+            <w:r>
+              <w:rPr>
+                <w:w w:val="105"/>
+              </w:rPr>
+              <w:t xml:space="preserve"> growth of around 7,000 in between.</w:t>
             </w:r>
           </w:p>
           <w:p>
@@ -26546,13 +26592,23 @@
               </w:rPr>
               <w:t xml:space="preserve"> </w:t>
             </w:r>
-            <w:r>
-              <w:rPr>
-                <w:rFonts w:ascii="Source Sans 3" w:hAnsi="Source Sans 3"/>
-                <w:sz w:val="21"/>
-                <w:szCs w:val="21"/>
-              </w:rPr>
-              <w:t>times in the city to modern-day life and beyond. Your trip through history begins with a look at how 2</w:t>
+            <w:proofErr w:type="gramStart"/>
+            <w:r>
+              <w:rPr>
+                <w:rFonts w:ascii="Source Sans 3" w:hAnsi="Source Sans 3"/>
+                <w:sz w:val="21"/>
+                <w:szCs w:val="21"/>
+              </w:rPr>
+              <w:t>times</w:t>
+            </w:r>
+            <w:proofErr w:type="gramEnd"/>
+            <w:r>
+              <w:rPr>
+                <w:rFonts w:ascii="Source Sans 3" w:hAnsi="Source Sans 3"/>
+                <w:sz w:val="21"/>
+                <w:szCs w:val="21"/>
+              </w:rPr>
+              <w:t xml:space="preserve"> in the city to modern-day life and beyond. Your trip through history begins with a look at how 2</w:t>
             </w:r>
             <w:r>
               <w:rPr>
@@ -26968,7 +27024,6 @@
     </w:p>
     <w:p>
       <w:pPr>
-        <w:spacing w:after="0"/>
         <w:rPr>
           <w:sz w:val="32"/>
           <w:szCs w:val="32"/>
@@ -29318,8 +29373,8 @@
       </w:tblPr>
       <w:tblGrid>
         <w:gridCol w:w="5098"/>
-        <w:gridCol w:w="5387"/>
-        <w:gridCol w:w="3905"/>
+        <w:gridCol w:w="6379"/>
+        <w:gridCol w:w="2913"/>
       </w:tblGrid>
       <w:tr>
         <w:tc>
@@ -29339,6 +29394,7 @@
                 <w:sz w:val="21"/>
               </w:rPr>
             </w:pPr>
+            <w:proofErr w:type="gramStart"/>
             <w:r>
               <w:rPr>
                 <w:rFonts w:ascii="Source Sans 3" w:hAnsi="Source Sans 3"/>
@@ -29359,6 +29415,7 @@
               </w:rPr>
               <w:t xml:space="preserve">  410266</w:t>
             </w:r>
+            <w:proofErr w:type="gramEnd"/>
             <w:r>
               <w:rPr>
                 <w:rFonts w:ascii="Source Sans 3" w:hAnsi="Source Sans 3"/>
@@ -29698,7 +29755,7 @@
         </w:tc>
         <w:tc>
           <w:tcPr>
-            <w:tcW w:w="5387" w:type="dxa"/>
+            <w:tcW w:w="6379" w:type="dxa"/>
           </w:tcPr>
           <w:p>
             <w:pPr>
@@ -29712,6 +29769,7 @@
                 <w:sz w:val="21"/>
               </w:rPr>
             </w:pPr>
+            <w:proofErr w:type="gramStart"/>
             <w:r>
               <w:rPr>
                 <w:rFonts w:ascii="Source Sans 3" w:hAnsi="Source Sans 3"/>
@@ -29730,7 +29788,17 @@
                 <w:w w:val="90"/>
                 <w:sz w:val="21"/>
               </w:rPr>
-              <w:t xml:space="preserve">  £5.40</w:t>
+              <w:t xml:space="preserve">  £</w:t>
+            </w:r>
+            <w:proofErr w:type="gramEnd"/>
+            <w:r>
+              <w:rPr>
+                <w:rFonts w:ascii="Source Sans 3" w:hAnsi="Source Sans 3"/>
+                <w:color w:val="060807"/>
+                <w:w w:val="90"/>
+                <w:sz w:val="21"/>
+              </w:rPr>
+              <w:t>5.40</w:t>
             </w:r>
             <w:r>
               <w:rPr>
@@ -30011,7 +30079,7 @@
         </w:tc>
         <w:tc>
           <w:tcPr>
-            <w:tcW w:w="3905" w:type="dxa"/>
+            <w:tcW w:w="2913" w:type="dxa"/>
           </w:tcPr>
           <w:p>
             <w:pPr>
@@ -30077,6 +30145,7 @@
               </w:rPr>
               <w:t xml:space="preserve"> </w:t>
             </w:r>
+            <w:proofErr w:type="gramStart"/>
             <w:r>
               <w:rPr>
                 <w:rFonts w:ascii="Source Sans 3" w:hAnsi="Source Sans 3"/>
@@ -30086,6 +30155,7 @@
               </w:rPr>
               <w:t>century</w:t>
             </w:r>
+            <w:proofErr w:type="gramEnd"/>
             <w:r>
               <w:rPr>
                 <w:rFonts w:ascii="Source Sans 3" w:hAnsi="Source Sans 3"/>
@@ -30142,6 +30212,7 @@
                 <w:sz w:val="21"/>
               </w:rPr>
             </w:pPr>
+            <w:proofErr w:type="gramStart"/>
             <w:r>
               <w:rPr>
                 <w:rFonts w:ascii="Source Sans 3" w:hAnsi="Source Sans 3"/>
@@ -30153,6 +30224,7 @@
               </w:rPr>
               <w:t>A</w:t>
             </w:r>
+            <w:proofErr w:type="gramEnd"/>
             <w:r>
               <w:rPr>
                 <w:rFonts w:ascii="Source Sans 3" w:hAnsi="Source Sans 3"/>
@@ -30180,6 +30252,7 @@
               </w:rPr>
               <w:t xml:space="preserve"> </w:t>
             </w:r>
+            <w:proofErr w:type="gramStart"/>
             <w:r>
               <w:rPr>
                 <w:rFonts w:ascii="Source Sans 3" w:hAnsi="Source Sans 3"/>
@@ -30189,6 +30262,7 @@
               </w:rPr>
               <w:t>century</w:t>
             </w:r>
+            <w:proofErr w:type="gramEnd"/>
           </w:p>
           <w:p>
             <w:pPr>
@@ -30302,7 +30376,7 @@
         </w:tc>
         <w:tc>
           <w:tcPr>
-            <w:tcW w:w="5387" w:type="dxa"/>
+            <w:tcW w:w="6379" w:type="dxa"/>
           </w:tcPr>
           <w:p>
             <w:pPr>
@@ -30511,7 +30585,7 @@
         </w:tc>
         <w:tc>
           <w:tcPr>
-            <w:tcW w:w="3905" w:type="dxa"/>
+            <w:tcW w:w="2913" w:type="dxa"/>
           </w:tcPr>
           <w:p>
             <w:pPr>
@@ -30819,7 +30893,7 @@
         </w:tc>
         <w:tc>
           <w:tcPr>
-            <w:tcW w:w="5387" w:type="dxa"/>
+            <w:tcW w:w="6379" w:type="dxa"/>
           </w:tcPr>
           <w:p>
             <w:pPr>
@@ -30985,7 +31059,7 @@
         </w:tc>
         <w:tc>
           <w:tcPr>
-            <w:tcW w:w="3905" w:type="dxa"/>
+            <w:tcW w:w="2913" w:type="dxa"/>
           </w:tcPr>
           <w:p>
             <w:pPr>
@@ -31175,8 +31249,310 @@
         </w:tc>
         <w:tc>
           <w:tcPr>
-            <w:tcW w:w="5387" w:type="dxa"/>
-            <w:vMerge w:val="restart"/>
+            <w:tcW w:w="6379" w:type="dxa"/>
+          </w:tcPr>
+          <w:p>
+            <w:pPr>
+              <w:tabs>
+                <w:tab w:val="left" w:pos="1366"/>
+              </w:tabs>
+              <w:spacing w:before="3" w:line="219" w:lineRule="exact"/>
+              <w:rPr>
+                <w:b/>
+                <w:bCs/>
+                <w:spacing w:val="-2"/>
+                <w:w w:val="105"/>
+                <w:sz w:val="21"/>
+                <w:szCs w:val="21"/>
+              </w:rPr>
+            </w:pPr>
+          </w:p>
+        </w:tc>
+        <w:tc>
+          <w:tcPr>
+            <w:tcW w:w="2913" w:type="dxa"/>
+          </w:tcPr>
+          <w:p>
+            <w:pPr>
+              <w:pStyle w:val="BodyText"/>
+              <w:spacing w:line="261" w:lineRule="auto"/>
+              <w:ind w:right="85"/>
+              <w:jc w:val="both"/>
+              <w:rPr>
+                <w:rFonts w:ascii="Source Sans 3 SemiBold" w:hAnsi="Source Sans 3 SemiBold"/>
+                <w:b/>
+                <w:bCs/>
+                <w:color w:val="0B0D0E"/>
+                <w:spacing w:val="-4"/>
+              </w:rPr>
+            </w:pPr>
+          </w:p>
+        </w:tc>
+      </w:tr>
+      <w:tr>
+        <w:tc>
+          <w:tcPr>
+            <w:tcW w:w="5098" w:type="dxa"/>
+          </w:tcPr>
+          <w:p>
+            <w:pPr>
+              <w:tabs>
+                <w:tab w:val="left" w:pos="1006"/>
+              </w:tabs>
+              <w:rPr>
+                <w:rFonts w:ascii="Source Sans 3" w:hAnsi="Source Sans 3"/>
+                <w:color w:val="060708"/>
+                <w:w w:val="90"/>
+                <w:sz w:val="21"/>
+              </w:rPr>
+            </w:pPr>
+            <w:r>
+              <w:rPr>
+                <w:rFonts w:ascii="Source Sans 3" w:hAnsi="Source Sans 3"/>
+                <w:b/>
+                <w:bCs/>
+                <w:color w:val="060708"/>
+                <w:w w:val="90"/>
+                <w:sz w:val="21"/>
+              </w:rPr>
+              <w:t>5</w:t>
+            </w:r>
+            <w:r>
+              <w:rPr>
+                <w:rFonts w:ascii="Source Sans 3" w:hAnsi="Source Sans 3"/>
+                <w:color w:val="060708"/>
+                <w:w w:val="90"/>
+                <w:sz w:val="21"/>
+              </w:rPr>
+              <w:t xml:space="preserve"> Baker-Jones (name)</w:t>
+            </w:r>
+          </w:p>
+          <w:p>
+            <w:pPr>
+              <w:tabs>
+                <w:tab w:val="left" w:pos="1006"/>
+              </w:tabs>
+              <w:spacing w:before="86"/>
+              <w:rPr>
+                <w:rFonts w:ascii="Source Sans 3" w:hAnsi="Source Sans 3"/>
+                <w:color w:val="060708"/>
+                <w:w w:val="90"/>
+                <w:sz w:val="21"/>
+              </w:rPr>
+            </w:pPr>
+            <w:r>
+              <w:rPr>
+                <w:rFonts w:ascii="Source Sans 3" w:hAnsi="Source Sans 3"/>
+                <w:color w:val="060708"/>
+                <w:w w:val="90"/>
+                <w:sz w:val="21"/>
+              </w:rPr>
+              <w:t xml:space="preserve"> </w:t>
+            </w:r>
+            <w:r>
+              <w:rPr>
+                <w:rStyle w:val="BlankWord1"/>
+              </w:rPr>
+              <w:t>B</w:t>
+            </w:r>
+          </w:p>
+          <w:p>
+            <w:pPr>
+              <w:spacing w:before="30" w:line="200" w:lineRule="exact"/>
+              <w:ind w:left="187"/>
+              <w:rPr>
+                <w:rFonts w:ascii="Source Sans 3" w:hAnsi="Source Sans 3"/>
+                <w:sz w:val="21"/>
+              </w:rPr>
+            </w:pPr>
+            <w:r>
+              <w:rPr>
+                <w:rFonts w:ascii="Source Sans 3" w:hAnsi="Source Sans 3"/>
+                <w:b/>
+                <w:color w:val="050607"/>
+                <w:sz w:val="21"/>
+              </w:rPr>
+              <w:t>A</w:t>
+            </w:r>
+            <w:r>
+              <w:rPr>
+                <w:rFonts w:ascii="Source Sans 3" w:hAnsi="Source Sans 3"/>
+                <w:b/>
+                <w:color w:val="050607"/>
+                <w:spacing w:val="66"/>
+                <w:w w:val="150"/>
+                <w:sz w:val="21"/>
+              </w:rPr>
+              <w:t xml:space="preserve"> </w:t>
+            </w:r>
+            <w:r>
+              <w:rPr>
+                <w:rFonts w:ascii="Source Sans 3" w:hAnsi="Source Sans 3"/>
+                <w:color w:val="050607"/>
+                <w:sz w:val="21"/>
+              </w:rPr>
+              <w:t>B-A-K-E-</w:t>
+            </w:r>
+            <w:proofErr w:type="gramStart"/>
+            <w:r>
+              <w:rPr>
+                <w:rFonts w:ascii="Source Sans 3" w:hAnsi="Source Sans 3"/>
+                <w:color w:val="050607"/>
+                <w:sz w:val="21"/>
+              </w:rPr>
+              <w:t>R,hyphen</w:t>
+            </w:r>
+            <w:proofErr w:type="gramEnd"/>
+            <w:r>
+              <w:rPr>
+                <w:rFonts w:ascii="Source Sans 3" w:hAnsi="Source Sans 3"/>
+                <w:color w:val="050607"/>
+                <w:sz w:val="21"/>
+              </w:rPr>
+              <w:t>,J-0-N-E-</w:t>
+            </w:r>
+            <w:r>
+              <w:rPr>
+                <w:rFonts w:ascii="Source Sans 3" w:hAnsi="Source Sans 3"/>
+                <w:color w:val="050607"/>
+                <w:spacing w:val="-10"/>
+                <w:sz w:val="21"/>
+              </w:rPr>
+              <w:t>S</w:t>
+            </w:r>
+          </w:p>
+          <w:p>
+            <w:pPr>
+              <w:spacing w:before="30"/>
+              <w:ind w:left="187"/>
+              <w:rPr>
+                <w:rFonts w:ascii="Source Sans 3" w:hAnsi="Source Sans 3"/>
+                <w:sz w:val="21"/>
+              </w:rPr>
+            </w:pPr>
+            <w:r>
+              <w:rPr>
+                <w:rFonts w:ascii="Source Sans 3" w:hAnsi="Source Sans 3"/>
+                <w:b/>
+                <w:color w:val="050607"/>
+                <w:sz w:val="21"/>
+              </w:rPr>
+              <w:t>B</w:t>
+            </w:r>
+            <w:r>
+              <w:rPr>
+                <w:rFonts w:ascii="Source Sans 3" w:hAnsi="Source Sans 3"/>
+                <w:b/>
+                <w:color w:val="050607"/>
+                <w:spacing w:val="72"/>
+                <w:w w:val="150"/>
+                <w:sz w:val="21"/>
+              </w:rPr>
+              <w:t xml:space="preserve"> </w:t>
+            </w:r>
+            <w:r>
+              <w:rPr>
+                <w:rFonts w:ascii="Source Sans 3" w:hAnsi="Source Sans 3"/>
+                <w:color w:val="050607"/>
+                <w:sz w:val="21"/>
+              </w:rPr>
+              <w:t>B-A-K-E-</w:t>
+            </w:r>
+            <w:proofErr w:type="gramStart"/>
+            <w:r>
+              <w:rPr>
+                <w:rFonts w:ascii="Source Sans 3" w:hAnsi="Source Sans 3"/>
+                <w:color w:val="050607"/>
+                <w:sz w:val="21"/>
+              </w:rPr>
+              <w:t>R,line</w:t>
+            </w:r>
+            <w:proofErr w:type="gramEnd"/>
+            <w:r>
+              <w:rPr>
+                <w:rFonts w:ascii="Source Sans 3" w:hAnsi="Source Sans 3"/>
+                <w:color w:val="050607"/>
+                <w:sz w:val="21"/>
+              </w:rPr>
+              <w:t>,J-0-N-E-</w:t>
+            </w:r>
+            <w:r>
+              <w:rPr>
+                <w:rFonts w:ascii="Source Sans 3" w:hAnsi="Source Sans 3"/>
+                <w:color w:val="050607"/>
+                <w:spacing w:val="-10"/>
+                <w:sz w:val="21"/>
+              </w:rPr>
+              <w:t>S</w:t>
+            </w:r>
+          </w:p>
+          <w:p>
+            <w:pPr>
+              <w:spacing w:before="30"/>
+              <w:ind w:left="187"/>
+              <w:rPr>
+                <w:rFonts w:ascii="Source Sans 3" w:hAnsi="Source Sans 3"/>
+                <w:b/>
+                <w:bCs/>
+                <w:color w:val="060708"/>
+                <w:w w:val="90"/>
+                <w:sz w:val="21"/>
+              </w:rPr>
+            </w:pPr>
+            <w:proofErr w:type="gramStart"/>
+            <w:r>
+              <w:rPr>
+                <w:rFonts w:ascii="Source Sans 3" w:hAnsi="Source Sans 3"/>
+                <w:b/>
+                <w:color w:val="050607"/>
+                <w:sz w:val="21"/>
+              </w:rPr>
+              <w:t xml:space="preserve">C  </w:t>
+            </w:r>
+            <w:r>
+              <w:rPr>
+                <w:rFonts w:ascii="Source Sans 3" w:hAnsi="Source Sans 3"/>
+                <w:bCs/>
+                <w:color w:val="050607"/>
+                <w:sz w:val="21"/>
+              </w:rPr>
+              <w:t>B</w:t>
+            </w:r>
+            <w:proofErr w:type="gramEnd"/>
+            <w:r>
+              <w:rPr>
+                <w:rFonts w:ascii="Source Sans 3" w:hAnsi="Source Sans 3"/>
+                <w:bCs/>
+                <w:color w:val="050607"/>
+                <w:sz w:val="21"/>
+              </w:rPr>
+              <w:t>-A-K-E-</w:t>
+            </w:r>
+            <w:proofErr w:type="gramStart"/>
+            <w:r>
+              <w:rPr>
+                <w:rFonts w:ascii="Source Sans 3" w:hAnsi="Source Sans 3"/>
+                <w:bCs/>
+                <w:color w:val="050607"/>
+                <w:sz w:val="21"/>
+              </w:rPr>
+              <w:t>R,dash</w:t>
+            </w:r>
+            <w:proofErr w:type="gramEnd"/>
+            <w:r>
+              <w:rPr>
+                <w:rFonts w:ascii="Source Sans 3" w:hAnsi="Source Sans 3"/>
+                <w:bCs/>
+                <w:color w:val="050607"/>
+                <w:sz w:val="21"/>
+              </w:rPr>
+              <w:t>,J-0-N-E-S</w:t>
+            </w:r>
+          </w:p>
+        </w:tc>
+        <w:tc>
+          <w:tcPr>
+            <w:tcW w:w="6379" w:type="dxa"/>
           </w:tcPr>
           <w:p>
             <w:pPr>
@@ -31685,260 +32061,6 @@
           </w:p>
           <w:p>
             <w:pPr>
-              <w:pStyle w:val="ListParagraph"/>
-              <w:numPr>
-                <w:ilvl w:val="1"/>
-                <w:numId w:val="17"/>
-              </w:numPr>
-              <w:tabs>
-                <w:tab w:val="left" w:pos="1366"/>
-              </w:tabs>
-              <w:spacing w:before="3" w:line="219" w:lineRule="exact"/>
-              <w:ind w:left="381" w:hanging="136"/>
-              <w:contextualSpacing w:val="0"/>
-              <w:rPr>
-                <w:b/>
-                <w:bCs/>
-                <w:spacing w:val="-2"/>
-                <w:w w:val="105"/>
-                <w:sz w:val="21"/>
-                <w:szCs w:val="21"/>
-              </w:rPr>
-            </w:pPr>
-            <w:r>
-              <w:rPr>
-                <w:rFonts w:ascii="Source Sans 3" w:hAnsi="Source Sans 3"/>
-                <w:color w:val="0A0E10"/>
-                <w:w w:val="90"/>
-                <w:sz w:val="18"/>
-              </w:rPr>
-              <w:t>spelling of names (people, places, addresses, including email addresses), paying special attention to letters which represent problem sounds for your language</w:t>
-            </w:r>
-          </w:p>
-        </w:tc>
-        <w:tc>
-          <w:tcPr>
-            <w:tcW w:w="3905" w:type="dxa"/>
-            <w:vMerge w:val="restart"/>
-          </w:tcPr>
-          <w:p>
-            <w:pPr>
-              <w:pStyle w:val="BodyText"/>
-              <w:spacing w:line="261" w:lineRule="auto"/>
-              <w:ind w:right="85"/>
-              <w:jc w:val="both"/>
-              <w:rPr>
-                <w:rFonts w:ascii="Source Sans 3 SemiBold" w:hAnsi="Source Sans 3 SemiBold"/>
-                <w:b/>
-                <w:bCs/>
-                <w:color w:val="0B0D0E"/>
-                <w:spacing w:val="-4"/>
-              </w:rPr>
-            </w:pPr>
-          </w:p>
-        </w:tc>
-      </w:tr>
-      <w:tr>
-        <w:tc>
-          <w:tcPr>
-            <w:tcW w:w="5098" w:type="dxa"/>
-          </w:tcPr>
-          <w:p>
-            <w:pPr>
-              <w:tabs>
-                <w:tab w:val="left" w:pos="1006"/>
-              </w:tabs>
-              <w:rPr>
-                <w:rFonts w:ascii="Source Sans 3" w:hAnsi="Source Sans 3"/>
-                <w:color w:val="060708"/>
-                <w:w w:val="90"/>
-                <w:sz w:val="21"/>
-              </w:rPr>
-            </w:pPr>
-            <w:r>
-              <w:rPr>
-                <w:rFonts w:ascii="Source Sans 3" w:hAnsi="Source Sans 3"/>
-                <w:b/>
-                <w:bCs/>
-                <w:color w:val="060708"/>
-                <w:w w:val="90"/>
-                <w:sz w:val="21"/>
-              </w:rPr>
-              <w:t>5</w:t>
-            </w:r>
-            <w:r>
-              <w:rPr>
-                <w:rFonts w:ascii="Source Sans 3" w:hAnsi="Source Sans 3"/>
-                <w:color w:val="060708"/>
-                <w:w w:val="90"/>
-                <w:sz w:val="21"/>
-              </w:rPr>
-              <w:t xml:space="preserve"> Baker-Jones (name)</w:t>
-            </w:r>
-          </w:p>
-          <w:p>
-            <w:pPr>
-              <w:tabs>
-                <w:tab w:val="left" w:pos="1006"/>
-              </w:tabs>
-              <w:spacing w:before="86"/>
-              <w:rPr>
-                <w:rFonts w:ascii="Source Sans 3" w:hAnsi="Source Sans 3"/>
-                <w:color w:val="060708"/>
-                <w:w w:val="90"/>
-                <w:sz w:val="21"/>
-              </w:rPr>
-            </w:pPr>
-            <w:r>
-              <w:rPr>
-                <w:rFonts w:ascii="Source Sans 3" w:hAnsi="Source Sans 3"/>
-                <w:color w:val="060708"/>
-                <w:w w:val="90"/>
-                <w:sz w:val="21"/>
-              </w:rPr>
-              <w:t xml:space="preserve"> </w:t>
-            </w:r>
-            <w:r>
-              <w:rPr>
-                <w:rStyle w:val="BlankWord1"/>
-              </w:rPr>
-              <w:t>B</w:t>
-            </w:r>
-          </w:p>
-          <w:p>
-            <w:pPr>
-              <w:spacing w:before="30" w:line="200" w:lineRule="exact"/>
-              <w:ind w:left="187"/>
-              <w:rPr>
-                <w:rFonts w:ascii="Source Sans 3" w:hAnsi="Source Sans 3"/>
-                <w:sz w:val="21"/>
-              </w:rPr>
-            </w:pPr>
-            <w:r>
-              <w:rPr>
-                <w:rFonts w:ascii="Source Sans 3" w:hAnsi="Source Sans 3"/>
-                <w:b/>
-                <w:color w:val="050607"/>
-                <w:sz w:val="21"/>
-              </w:rPr>
-              <w:t>A</w:t>
-            </w:r>
-            <w:r>
-              <w:rPr>
-                <w:rFonts w:ascii="Source Sans 3" w:hAnsi="Source Sans 3"/>
-                <w:b/>
-                <w:color w:val="050607"/>
-                <w:spacing w:val="66"/>
-                <w:w w:val="150"/>
-                <w:sz w:val="21"/>
-              </w:rPr>
-              <w:t xml:space="preserve"> </w:t>
-            </w:r>
-            <w:r>
-              <w:rPr>
-                <w:rFonts w:ascii="Source Sans 3" w:hAnsi="Source Sans 3"/>
-                <w:color w:val="050607"/>
-                <w:sz w:val="21"/>
-              </w:rPr>
-              <w:t>B-A-K-E-R,hyphen,J-0-N-E-</w:t>
-            </w:r>
-            <w:r>
-              <w:rPr>
-                <w:rFonts w:ascii="Source Sans 3" w:hAnsi="Source Sans 3"/>
-                <w:color w:val="050607"/>
-                <w:spacing w:val="-10"/>
-                <w:sz w:val="21"/>
-              </w:rPr>
-              <w:t>S</w:t>
-            </w:r>
-          </w:p>
-          <w:p>
-            <w:pPr>
-              <w:spacing w:before="30"/>
-              <w:ind w:left="187"/>
-              <w:rPr>
-                <w:rFonts w:ascii="Source Sans 3" w:hAnsi="Source Sans 3"/>
-                <w:sz w:val="21"/>
-              </w:rPr>
-            </w:pPr>
-            <w:r>
-              <w:rPr>
-                <w:rFonts w:ascii="Source Sans 3" w:hAnsi="Source Sans 3"/>
-                <w:b/>
-                <w:color w:val="050607"/>
-                <w:sz w:val="21"/>
-              </w:rPr>
-              <w:t>B</w:t>
-            </w:r>
-            <w:r>
-              <w:rPr>
-                <w:rFonts w:ascii="Source Sans 3" w:hAnsi="Source Sans 3"/>
-                <w:b/>
-                <w:color w:val="050607"/>
-                <w:spacing w:val="72"/>
-                <w:w w:val="150"/>
-                <w:sz w:val="21"/>
-              </w:rPr>
-              <w:t xml:space="preserve"> </w:t>
-            </w:r>
-            <w:r>
-              <w:rPr>
-                <w:rFonts w:ascii="Source Sans 3" w:hAnsi="Source Sans 3"/>
-                <w:color w:val="050607"/>
-                <w:sz w:val="21"/>
-              </w:rPr>
-              <w:t>B-A-K-E-R,line,J-0-N-E-</w:t>
-            </w:r>
-            <w:r>
-              <w:rPr>
-                <w:rFonts w:ascii="Source Sans 3" w:hAnsi="Source Sans 3"/>
-                <w:color w:val="050607"/>
-                <w:spacing w:val="-10"/>
-                <w:sz w:val="21"/>
-              </w:rPr>
-              <w:t>S</w:t>
-            </w:r>
-          </w:p>
-          <w:p>
-            <w:pPr>
-              <w:spacing w:before="30"/>
-              <w:ind w:left="187"/>
-              <w:rPr>
-                <w:rFonts w:ascii="Source Sans 3" w:hAnsi="Source Sans 3"/>
-                <w:b/>
-                <w:bCs/>
-                <w:color w:val="060708"/>
-                <w:w w:val="90"/>
-                <w:sz w:val="21"/>
-              </w:rPr>
-            </w:pPr>
-            <w:r>
-              <w:rPr>
-                <w:rFonts w:ascii="Source Sans 3" w:hAnsi="Source Sans 3"/>
-                <w:b/>
-                <w:color w:val="050607"/>
-                <w:sz w:val="21"/>
-              </w:rPr>
-              <w:t xml:space="preserve">C  </w:t>
-            </w:r>
-            <w:r>
-              <w:rPr>
-                <w:rFonts w:ascii="Source Sans 3" w:hAnsi="Source Sans 3"/>
-                <w:bCs/>
-                <w:color w:val="050607"/>
-                <w:sz w:val="21"/>
-              </w:rPr>
-              <w:t>B-A-K-E-R,dash,J-0-N-E-S</w:t>
-            </w:r>
-          </w:p>
-        </w:tc>
-        <w:tc>
-          <w:tcPr>
-            <w:tcW w:w="5387" w:type="dxa"/>
-            <w:vMerge/>
-          </w:tcPr>
-          <w:p>
-            <w:pPr>
               <w:tabs>
                 <w:tab w:val="left" w:pos="1035"/>
               </w:tabs>
@@ -31952,12 +32074,20 @@
                 <w:sz w:val="21"/>
               </w:rPr>
             </w:pPr>
+            <w:r>
+              <w:rPr>
+                <w:rFonts w:ascii="Source Sans 3" w:hAnsi="Source Sans 3"/>
+                <w:color w:val="0A0E10"/>
+                <w:w w:val="90"/>
+                <w:sz w:val="18"/>
+              </w:rPr>
+              <w:t>spelling of names (people, places, addresses, including email addresses), paying special attention to letters which represent problem sounds for your language</w:t>
+            </w:r>
           </w:p>
         </w:tc>
         <w:tc>
           <w:tcPr>
-            <w:tcW w:w="3905" w:type="dxa"/>
-            <w:vMerge/>
+            <w:tcW w:w="2913" w:type="dxa"/>
           </w:tcPr>
           <w:p>
             <w:pPr>
@@ -31989,7 +32119,6 @@
     </w:p>
     <w:p>
       <w:pPr>
-        <w:spacing w:after="0"/>
         <w:rPr>
           <w:sz w:val="32"/>
           <w:szCs w:val="32"/>
@@ -32355,6 +32484,7 @@
                 <w:szCs w:val="21"/>
               </w:rPr>
             </w:pPr>
+            <w:proofErr w:type="gramStart"/>
             <w:r>
               <w:rPr>
                 <w:rFonts w:ascii="Source Sans 3" w:hAnsi="Source Sans 3"/>
@@ -32373,7 +32503,18 @@
                 <w:sz w:val="21"/>
                 <w:szCs w:val="21"/>
               </w:rPr>
-              <w:t>his passport</w:t>
+              <w:t>his</w:t>
+            </w:r>
+            <w:proofErr w:type="gramEnd"/>
+            <w:r>
+              <w:rPr>
+                <w:rFonts w:ascii="Source Sans 3" w:hAnsi="Source Sans 3"/>
+                <w:bCs/>
+                <w:iCs/>
+                <w:sz w:val="21"/>
+                <w:szCs w:val="21"/>
+              </w:rPr>
+              <w:t xml:space="preserve"> passport</w:t>
             </w:r>
           </w:p>
           <w:p>
@@ -33729,13 +33870,26 @@
               <w:t>:</w:t>
             </w:r>
             <w:r>
-              <w:t xml:space="preserve"> as long as  3</w:t>
-            </w:r>
+              <w:t xml:space="preserve"> as long </w:t>
+            </w:r>
+            <w:proofErr w:type="gramStart"/>
+            <w:r>
+              <w:t>as  3</w:t>
+            </w:r>
+            <w:proofErr w:type="gramEnd"/>
             <w:r>
               <w:t>:</w:t>
             </w:r>
             <w:r>
-              <w:t xml:space="preserve"> Once  4 Unless</w:t>
+              <w:t xml:space="preserve"> </w:t>
+            </w:r>
+            <w:proofErr w:type="gramStart"/>
+            <w:r>
+              <w:t>Once  4</w:t>
+            </w:r>
+            <w:proofErr w:type="gramEnd"/>
+            <w:r>
+              <w:t xml:space="preserve"> Unless</w:t>
             </w:r>
           </w:p>
           <w:p>
@@ -35345,7 +35499,14 @@
                     <w:rPr>
                       <w:rStyle w:val="BlankWord1"/>
                     </w:rPr>
-                    <w:t>we-move-u</w:t>
+                    <w:t>we-move-</w:t>
+                  </w:r>
+                  <w:proofErr w:type="gramStart"/>
+                  <w:r>
+                    <w:rPr>
+                      <w:rStyle w:val="BlankWord1"/>
+                    </w:rPr>
+                    <w:t>u</w:t>
                   </w:r>
                   <w:r>
                     <w:rPr>
@@ -35365,7 +35526,17 @@
                       <w:sz w:val="21"/>
                       <w:szCs w:val="21"/>
                     </w:rPr>
-                    <w:t>.co.uk</w:t>
+                    <w:t>.</w:t>
+                  </w:r>
+                  <w:proofErr w:type="gramEnd"/>
+                  <w:r>
+                    <w:rPr>
+                      <w:rFonts w:ascii="Source Sans 3" w:hAnsi="Source Sans 3"/>
+                      <w:iCs/>
+                      <w:sz w:val="21"/>
+                      <w:szCs w:val="21"/>
+                    </w:rPr>
+                    <w:t>co.uk</w:t>
                   </w:r>
                 </w:p>
               </w:tc>
@@ -35622,7 +35793,27 @@
                 <w:sz w:val="21"/>
                 <w:szCs w:val="21"/>
               </w:rPr>
-              <w:t xml:space="preserve"> cost less than people expect.</w:t>
+              <w:t xml:space="preserve"> cost less than people </w:t>
+            </w:r>
+            <w:proofErr w:type="gramStart"/>
+            <w:r>
+              <w:rPr>
+                <w:rFonts w:ascii="Source Sans 3" w:hAnsi="Source Sans 3"/>
+                <w:iCs/>
+                <w:sz w:val="21"/>
+                <w:szCs w:val="21"/>
+              </w:rPr>
+              <w:t>expect</w:t>
+            </w:r>
+            <w:proofErr w:type="gramEnd"/>
+            <w:r>
+              <w:rPr>
+                <w:rFonts w:ascii="Source Sans 3" w:hAnsi="Source Sans 3"/>
+                <w:iCs/>
+                <w:sz w:val="21"/>
+                <w:szCs w:val="21"/>
+              </w:rPr>
+              <w:t>.</w:t>
             </w:r>
           </w:p>
           <w:p>
@@ -35653,7 +35844,27 @@
                 <w:sz w:val="21"/>
                 <w:szCs w:val="21"/>
               </w:rPr>
-              <w:t xml:space="preserve"> are very efficient.</w:t>
+              <w:t xml:space="preserve"> </w:t>
+            </w:r>
+            <w:proofErr w:type="gramStart"/>
+            <w:r>
+              <w:rPr>
+                <w:rFonts w:ascii="Source Sans 3" w:hAnsi="Source Sans 3"/>
+                <w:iCs/>
+                <w:sz w:val="21"/>
+                <w:szCs w:val="21"/>
+              </w:rPr>
+              <w:t>are</w:t>
+            </w:r>
+            <w:proofErr w:type="gramEnd"/>
+            <w:r>
+              <w:rPr>
+                <w:rFonts w:ascii="Source Sans 3" w:hAnsi="Source Sans 3"/>
+                <w:iCs/>
+                <w:sz w:val="21"/>
+                <w:szCs w:val="21"/>
+              </w:rPr>
+              <w:t xml:space="preserve"> very efficient.</w:t>
             </w:r>
           </w:p>
           <w:p>
@@ -36169,6 +36380,7 @@
                       <w:szCs w:val="21"/>
                     </w:rPr>
                   </w:pPr>
+                  <w:proofErr w:type="gramStart"/>
                   <w:r>
                     <w:rPr>
                       <w:rFonts w:ascii="Source Sans 3" w:hAnsi="Source Sans 3"/>
@@ -36180,6 +36392,7 @@
                     </w:rPr>
                     <w:t>A</w:t>
                   </w:r>
+                  <w:proofErr w:type="gramEnd"/>
                   <w:r>
                     <w:rPr>
                       <w:rFonts w:ascii="Source Sans 3" w:hAnsi="Source Sans 3"/>
@@ -36302,7 +36515,25 @@
                 <w:sz w:val="21"/>
                 <w:szCs w:val="21"/>
               </w:rPr>
-              <w:t>Which part of the test is a two-way discussion with the examiner about abstract issues and ideas?</w:t>
+              <w:t xml:space="preserve">Which </w:t>
+            </w:r>
+            <w:proofErr w:type="gramStart"/>
+            <w:r>
+              <w:rPr>
+                <w:rFonts w:ascii="Source Sans 3" w:hAnsi="Source Sans 3"/>
+                <w:sz w:val="21"/>
+                <w:szCs w:val="21"/>
+              </w:rPr>
+              <w:t>part</w:t>
+            </w:r>
+            <w:proofErr w:type="gramEnd"/>
+            <w:r>
+              <w:rPr>
+                <w:rFonts w:ascii="Source Sans 3" w:hAnsi="Source Sans 3"/>
+                <w:sz w:val="21"/>
+                <w:szCs w:val="21"/>
+              </w:rPr>
+              <w:t xml:space="preserve"> of the test is a two-way discussion with the examiner about abstract issues and ideas?</w:t>
             </w:r>
             <w:r>
               <w:rPr>
@@ -36504,7 +36735,25 @@
                 <w:sz w:val="21"/>
                 <w:szCs w:val="21"/>
               </w:rPr>
-              <w:t>The assessment criteria Fluency and Coherence relates to</w:t>
+              <w:t xml:space="preserve">The assessment criteria Fluency and Coherence </w:t>
+            </w:r>
+            <w:proofErr w:type="gramStart"/>
+            <w:r>
+              <w:rPr>
+                <w:rFonts w:ascii="Source Sans 3" w:hAnsi="Source Sans 3"/>
+                <w:sz w:val="21"/>
+                <w:szCs w:val="21"/>
+              </w:rPr>
+              <w:t>relates</w:t>
+            </w:r>
+            <w:proofErr w:type="gramEnd"/>
+            <w:r>
+              <w:rPr>
+                <w:rFonts w:ascii="Source Sans 3" w:hAnsi="Source Sans 3"/>
+                <w:sz w:val="21"/>
+                <w:szCs w:val="21"/>
+              </w:rPr>
+              <w:t xml:space="preserve"> to</w:t>
             </w:r>
             <w:r>
               <w:rPr>
@@ -36546,6 +36795,7 @@
                       <w:szCs w:val="21"/>
                     </w:rPr>
                   </w:pPr>
+                  <w:proofErr w:type="gramStart"/>
                   <w:r>
                     <w:rPr>
                       <w:rFonts w:ascii="Source Sans 3" w:hAnsi="Source Sans 3"/>
@@ -36564,7 +36814,17 @@
                       <w:sz w:val="21"/>
                       <w:szCs w:val="21"/>
                     </w:rPr>
-                    <w:t xml:space="preserve"> the range of vocabulary you use.</w:t>
+                    <w:t xml:space="preserve"> the</w:t>
+                  </w:r>
+                  <w:proofErr w:type="gramEnd"/>
+                  <w:r>
+                    <w:rPr>
+                      <w:rFonts w:ascii="Source Sans 3" w:hAnsi="Source Sans 3"/>
+                      <w:iCs/>
+                      <w:sz w:val="21"/>
+                      <w:szCs w:val="21"/>
+                    </w:rPr>
+                    <w:t xml:space="preserve"> range of vocabulary you use.</w:t>
                   </w:r>
                 </w:p>
               </w:tc>
@@ -36679,7 +36939,25 @@
                 <w:sz w:val="21"/>
                 <w:szCs w:val="21"/>
               </w:rPr>
-              <w:t>Which part of the test is known as the 'Long Turn'?</w:t>
+              <w:t xml:space="preserve">Which </w:t>
+            </w:r>
+            <w:proofErr w:type="gramStart"/>
+            <w:r>
+              <w:rPr>
+                <w:rFonts w:ascii="Source Sans 3" w:hAnsi="Source Sans 3"/>
+                <w:sz w:val="21"/>
+                <w:szCs w:val="21"/>
+              </w:rPr>
+              <w:t>part</w:t>
+            </w:r>
+            <w:proofErr w:type="gramEnd"/>
+            <w:r>
+              <w:rPr>
+                <w:rFonts w:ascii="Source Sans 3" w:hAnsi="Source Sans 3"/>
+                <w:sz w:val="21"/>
+                <w:szCs w:val="21"/>
+              </w:rPr>
+              <w:t xml:space="preserve"> of the test is known as the 'Long Turn'?</w:t>
             </w:r>
             <w:r>
               <w:rPr>
@@ -38289,8 +38567,7 @@
       </w:tblPr>
       <w:tblGrid>
         <w:gridCol w:w="530"/>
-        <w:gridCol w:w="6930"/>
-        <w:gridCol w:w="2316"/>
+        <w:gridCol w:w="9246"/>
         <w:gridCol w:w="4614"/>
       </w:tblGrid>
       <w:tr>
@@ -38321,7 +38598,6 @@
         <w:tc>
           <w:tcPr>
             <w:tcW w:w="9246" w:type="dxa"/>
-            <w:gridSpan w:val="2"/>
             <w:vAlign w:val="center"/>
           </w:tcPr>
           <w:p>
@@ -38378,6 +38654,23 @@
           </w:p>
         </w:tc>
       </w:tr>
+    </w:tbl>
+    <w:p>
+      <w:pPr>
+        <w:spacing w:after="0"/>
+      </w:pPr>
+    </w:p>
+    <w:tbl>
+      <w:tblPr>
+        <w:tblStyle w:val="DottedTable"/>
+        <w:tblW w:w="14390" w:type="dxa"/>
+        <w:tblLook w:val="04A0" w:firstRow="1" w:lastRow="0" w:firstColumn="1" w:lastColumn="0" w:noHBand="0" w:noVBand="1"/>
+      </w:tblPr>
+      <w:tblGrid>
+        <w:gridCol w:w="530"/>
+        <w:gridCol w:w="6930"/>
+        <w:gridCol w:w="6930"/>
+      </w:tblGrid>
       <w:tr>
         <w:tc>
           <w:tcPr>
@@ -38524,7 +38817,6 @@
         <w:tc>
           <w:tcPr>
             <w:tcW w:w="6930" w:type="dxa"/>
-            <w:gridSpan w:val="2"/>
             <w:vAlign w:val="center"/>
           </w:tcPr>
           <w:p>
@@ -38671,7 +38963,6 @@
         <w:tc>
           <w:tcPr>
             <w:tcW w:w="6930" w:type="dxa"/>
-            <w:gridSpan w:val="2"/>
           </w:tcPr>
           <w:p>
             <w:pPr>

--- a/assets/data/Mindset-Level-3- Custom.docx
+++ b/assets/data/Mindset-Level-3- Custom.docx
@@ -42197,9 +42197,17 @@
             </w:pPr>
             <w:r>
               <w:rPr>
+                <w:b/>
+                <w:bCs/>
                 <w:iCs/>
               </w:rPr>
-              <w:t xml:space="preserve">B By the </w:t>
+              <w:t>B</w:t>
+            </w:r>
+            <w:r>
+              <w:rPr>
+                <w:iCs/>
+              </w:rPr>
+              <w:t xml:space="preserve"> By the </w:t>
             </w:r>
             <w:r>
               <w:rPr>
@@ -42290,9 +42298,17 @@
             </w:pPr>
             <w:r>
               <w:rPr>
+                <w:b/>
+                <w:bCs/>
                 <w:iCs/>
               </w:rPr>
-              <w:t>C Pr</w:t>
+              <w:t>C</w:t>
+            </w:r>
+            <w:r>
+              <w:rPr>
+                <w:iCs/>
+              </w:rPr>
+              <w:t xml:space="preserve"> Pr</w:t>
             </w:r>
             <w:r>
               <w:rPr>
@@ -42411,9 +42427,17 @@
             </w:pPr>
             <w:r>
               <w:rPr>
+                <w:b/>
+                <w:bCs/>
                 <w:iCs/>
               </w:rPr>
-              <w:t xml:space="preserve">D As </w:t>
+              <w:t>D</w:t>
+            </w:r>
+            <w:r>
+              <w:rPr>
+                <w:iCs/>
+              </w:rPr>
+              <w:t xml:space="preserve"> As </w:t>
             </w:r>
             <w:r>
               <w:rPr>
@@ -42525,9 +42549,17 @@
             </w:pPr>
             <w:r>
               <w:rPr>
+                <w:b/>
+                <w:bCs/>
                 <w:iCs/>
               </w:rPr>
-              <w:t>E Un</w:t>
+              <w:t>E</w:t>
+            </w:r>
+            <w:r>
+              <w:rPr>
+                <w:iCs/>
+              </w:rPr>
+              <w:t xml:space="preserve"> Un</w:t>
             </w:r>
             <w:r>
               <w:rPr>
@@ -43032,10 +43064,370 @@
     </w:p>
     <w:p>
       <w:pPr>
+        <w:spacing w:before="240" w:after="120"/>
+        <w:rPr>
+          <w:sz w:val="32"/>
+          <w:szCs w:val="32"/>
+        </w:rPr>
+      </w:pPr>
+      <w:r>
+        <w:rPr>
+          <w:color w:val="058AF3"/>
+          <w:sz w:val="32"/>
+          <w:szCs w:val="32"/>
+          <w:shd w:val="clear" w:color="auto" w:fill="058AF3"/>
+        </w:rPr>
+        <w:lastRenderedPageBreak/>
+        <w:t>[[[[[[[[[[</w:t>
+      </w:r>
+      <w:r>
+        <w:rPr>
+          <w:rFonts w:ascii="Source Sans 3 SemiBold" w:hAnsi="Source Sans 3 SemiBold"/>
+          <w:b/>
+          <w:bCs/>
+          <w:sz w:val="32"/>
+          <w:szCs w:val="32"/>
+        </w:rPr>
+        <w:t>EXAM SKILLS</w:t>
+      </w:r>
+      <w:r>
+        <w:rPr>
+          <w:color w:val="028BF3"/>
+          <w:sz w:val="32"/>
+          <w:szCs w:val="32"/>
+        </w:rPr>
+        <w:t>]</w:t>
+      </w:r>
+    </w:p>
+    <w:tbl>
+      <w:tblPr>
+        <w:tblStyle w:val="DottedTable"/>
+        <w:tblW w:w="14390" w:type="dxa"/>
+        <w:tblLook w:val="04A0" w:firstRow="1" w:lastRow="0" w:firstColumn="1" w:lastColumn="0" w:noHBand="0" w:noVBand="1"/>
+      </w:tblPr>
+      <w:tblGrid>
+        <w:gridCol w:w="530"/>
+        <w:gridCol w:w="9671"/>
+        <w:gridCol w:w="4189"/>
+      </w:tblGrid>
+      <w:tr>
+        <w:tc>
+          <w:tcPr>
+            <w:tcW w:w="530" w:type="dxa"/>
+          </w:tcPr>
+          <w:p>
+            <w:pPr>
+              <w:rPr>
+                <w:rFonts w:ascii="Source Sans 3" w:hAnsi="Source Sans 3"/>
+                <w:b/>
+                <w:bCs/>
+                <w:bdr w:val="single" w:sz="12" w:space="0" w:color="CA0D8E"/>
+              </w:rPr>
+            </w:pPr>
+            <w:r>
+              <w:rPr>
+                <w:rFonts w:ascii="Source Sans 3" w:hAnsi="Source Sans 3"/>
+                <w:b/>
+                <w:bCs/>
+                <w:bdr w:val="single" w:sz="12" w:space="0" w:color="028BF3"/>
+              </w:rPr>
+              <w:t>16</w:t>
+            </w:r>
+          </w:p>
+        </w:tc>
+        <w:tc>
+          <w:tcPr>
+            <w:tcW w:w="9671" w:type="dxa"/>
+            <w:vAlign w:val="center"/>
+          </w:tcPr>
+          <w:p>
+            <w:pPr>
+              <w:rPr>
+                <w:rFonts w:ascii="Source Sans 3" w:hAnsi="Source Sans 3"/>
+                <w:b/>
+                <w:bCs/>
+                <w:sz w:val="21"/>
+                <w:szCs w:val="21"/>
+              </w:rPr>
+            </w:pPr>
+            <w:r>
+              <w:rPr>
+                <w:rFonts w:ascii="Source Sans 3" w:hAnsi="Source Sans 3"/>
+                <w:b/>
+                <w:bCs/>
+                <w:sz w:val="21"/>
+                <w:szCs w:val="21"/>
+              </w:rPr>
+              <w:t>Listen to a candidate giving good answers to Part 3 questions. For each answer (1-5), choose the corresponding question (A-E), and write the letter.</w:t>
+            </w:r>
+          </w:p>
+          <w:p>
+            <w:pPr>
+              <w:rPr>
+                <w:rStyle w:val="Hyperlink"/>
+                <w:rFonts w:ascii="Source Sans 3" w:hAnsi="Source Sans 3"/>
+                <w:u w:val="none"/>
+              </w:rPr>
+            </w:pPr>
+            <w:hyperlink r:id="rId34" w:history="1">
+              <w:r>
+                <w:rPr>
+                  <w:rStyle w:val="Hyperlink"/>
+                  <w:rFonts w:ascii="Source Sans 3" w:hAnsi="Source Sans 3"/>
+                  <w:b/>
+                  <w:bCs/>
+                </w:rPr>
+                <w:t>08</w:t>
+              </w:r>
+            </w:hyperlink>
+          </w:p>
+          <w:p>
+            <w:pPr>
+              <w:rPr>
+                <w:rStyle w:val="BlankWord1"/>
+              </w:rPr>
+            </w:pPr>
+            <w:r>
+              <w:rPr>
+                <w:rFonts w:ascii="Source Sans 3" w:hAnsi="Source Sans 3"/>
+                <w:b/>
+                <w:bCs/>
+                <w:sz w:val="21"/>
+                <w:szCs w:val="21"/>
+              </w:rPr>
+              <w:t xml:space="preserve">1 </w:t>
+            </w:r>
+            <w:r>
+              <w:rPr>
+                <w:rStyle w:val="BlankWord1"/>
+              </w:rPr>
+              <w:t>D</w:t>
+            </w:r>
+            <w:r>
+              <w:rPr>
+                <w:rFonts w:ascii="Source Sans 3" w:hAnsi="Source Sans 3"/>
+                <w:b/>
+                <w:bCs/>
+                <w:sz w:val="21"/>
+                <w:szCs w:val="21"/>
+              </w:rPr>
+              <w:t xml:space="preserve">    2 </w:t>
+            </w:r>
+            <w:r>
+              <w:rPr>
+                <w:rStyle w:val="BlankWord1"/>
+              </w:rPr>
+              <w:t>E</w:t>
+            </w:r>
+            <w:r>
+              <w:rPr>
+                <w:rFonts w:ascii="Source Sans 3" w:hAnsi="Source Sans 3"/>
+                <w:b/>
+                <w:bCs/>
+                <w:sz w:val="21"/>
+                <w:szCs w:val="21"/>
+              </w:rPr>
+              <w:t xml:space="preserve">     3 </w:t>
+            </w:r>
+            <w:r>
+              <w:rPr>
+                <w:rStyle w:val="BlankWord1"/>
+              </w:rPr>
+              <w:t>A</w:t>
+            </w:r>
+            <w:r>
+              <w:rPr>
+                <w:rFonts w:ascii="Source Sans 3" w:hAnsi="Source Sans 3"/>
+                <w:b/>
+                <w:bCs/>
+                <w:sz w:val="21"/>
+                <w:szCs w:val="21"/>
+              </w:rPr>
+              <w:t xml:space="preserve">     4 </w:t>
+            </w:r>
+            <w:r>
+              <w:rPr>
+                <w:rStyle w:val="BlankWord1"/>
+              </w:rPr>
+              <w:t>C</w:t>
+            </w:r>
+            <w:r>
+              <w:rPr>
+                <w:rFonts w:ascii="Source Sans 3" w:hAnsi="Source Sans 3"/>
+                <w:b/>
+                <w:bCs/>
+                <w:sz w:val="21"/>
+                <w:szCs w:val="21"/>
+              </w:rPr>
+              <w:t xml:space="preserve">     5 </w:t>
+            </w:r>
+            <w:r>
+              <w:rPr>
+                <w:rStyle w:val="BlankWord1"/>
+              </w:rPr>
+              <w:t>B</w:t>
+            </w:r>
+          </w:p>
+          <w:p>
+            <w:pPr>
+              <w:rPr>
+                <w:rFonts w:ascii="Source Sans 3" w:hAnsi="Source Sans 3"/>
+                <w:sz w:val="21"/>
+                <w:szCs w:val="21"/>
+              </w:rPr>
+            </w:pPr>
+            <w:r>
+              <w:rPr>
+                <w:rFonts w:ascii="Source Sans 3" w:hAnsi="Source Sans 3"/>
+                <w:sz w:val="21"/>
+                <w:szCs w:val="21"/>
+              </w:rPr>
+              <w:t>●</w:t>
+            </w:r>
+            <w:r>
+              <w:rPr>
+                <w:rFonts w:ascii="Source Sans 3" w:hAnsi="Source Sans 3"/>
+                <w:sz w:val="21"/>
+                <w:szCs w:val="21"/>
+              </w:rPr>
+              <w:t xml:space="preserve"> </w:t>
+            </w:r>
+            <w:r>
+              <w:rPr>
+                <w:rFonts w:ascii="Source Sans 3" w:hAnsi="Source Sans 3"/>
+                <w:sz w:val="21"/>
+                <w:szCs w:val="21"/>
+              </w:rPr>
+              <w:t>In your city, what do you usually do at the weekend?</w:t>
+            </w:r>
+          </w:p>
+          <w:p>
+            <w:pPr>
+              <w:rPr>
+                <w:rFonts w:ascii="Source Sans 3" w:hAnsi="Source Sans 3"/>
+                <w:sz w:val="21"/>
+                <w:szCs w:val="21"/>
+              </w:rPr>
+            </w:pPr>
+            <w:r>
+              <w:rPr>
+                <w:rFonts w:ascii="Source Sans 3" w:hAnsi="Source Sans 3"/>
+                <w:sz w:val="21"/>
+                <w:szCs w:val="21"/>
+              </w:rPr>
+              <w:t>●</w:t>
+            </w:r>
+            <w:r>
+              <w:rPr>
+                <w:rFonts w:ascii="Source Sans 3" w:hAnsi="Source Sans 3"/>
+                <w:sz w:val="21"/>
+                <w:szCs w:val="21"/>
+              </w:rPr>
+              <w:t xml:space="preserve"> </w:t>
+            </w:r>
+            <w:r>
+              <w:rPr>
+                <w:rFonts w:ascii="Source Sans 3" w:hAnsi="Source Sans 3"/>
+                <w:sz w:val="21"/>
+                <w:szCs w:val="21"/>
+              </w:rPr>
+              <w:t>When you were last in the countryside, who did you go with? Why?</w:t>
+            </w:r>
+          </w:p>
+          <w:p>
+            <w:pPr>
+              <w:rPr>
+                <w:rFonts w:ascii="Source Sans 3" w:hAnsi="Source Sans 3"/>
+                <w:sz w:val="21"/>
+                <w:szCs w:val="21"/>
+              </w:rPr>
+            </w:pPr>
+            <w:r>
+              <w:rPr>
+                <w:rFonts w:ascii="Source Sans 3" w:hAnsi="Source Sans 3"/>
+                <w:sz w:val="21"/>
+                <w:szCs w:val="21"/>
+              </w:rPr>
+              <w:t>●</w:t>
+            </w:r>
+            <w:r>
+              <w:rPr>
+                <w:rFonts w:ascii="Source Sans 3" w:hAnsi="Source Sans 3"/>
+                <w:sz w:val="21"/>
+                <w:szCs w:val="21"/>
+              </w:rPr>
+              <w:t xml:space="preserve"> </w:t>
+            </w:r>
+            <w:r>
+              <w:rPr>
+                <w:rFonts w:ascii="Source Sans 3" w:hAnsi="Source Sans 3"/>
+                <w:sz w:val="21"/>
+                <w:szCs w:val="21"/>
+              </w:rPr>
+              <w:t xml:space="preserve">In the town or </w:t>
+            </w:r>
+            <w:proofErr w:type="gramStart"/>
+            <w:r>
+              <w:rPr>
+                <w:rFonts w:ascii="Source Sans 3" w:hAnsi="Source Sans 3"/>
+                <w:sz w:val="21"/>
+                <w:szCs w:val="21"/>
+              </w:rPr>
+              <w:t>city</w:t>
+            </w:r>
+            <w:proofErr w:type="gramEnd"/>
+            <w:r>
+              <w:rPr>
+                <w:rFonts w:ascii="Source Sans 3" w:hAnsi="Source Sans 3"/>
+                <w:sz w:val="21"/>
+                <w:szCs w:val="21"/>
+              </w:rPr>
+              <w:t xml:space="preserve"> you live in now, what are your </w:t>
+            </w:r>
+            <w:proofErr w:type="spellStart"/>
+            <w:r>
+              <w:rPr>
+                <w:rFonts w:ascii="Source Sans 3" w:hAnsi="Source Sans 3"/>
+                <w:sz w:val="21"/>
+                <w:szCs w:val="21"/>
+              </w:rPr>
+              <w:t>favourite</w:t>
+            </w:r>
+            <w:proofErr w:type="spellEnd"/>
+            <w:r>
+              <w:rPr>
+                <w:rFonts w:ascii="Source Sans 3" w:hAnsi="Source Sans 3"/>
+                <w:sz w:val="21"/>
+                <w:szCs w:val="21"/>
+              </w:rPr>
+              <w:t xml:space="preserve"> pastimes?</w:t>
+            </w:r>
+          </w:p>
+        </w:tc>
+        <w:tc>
+          <w:tcPr>
+            <w:tcW w:w="4189" w:type="dxa"/>
+            <w:vAlign w:val="center"/>
+          </w:tcPr>
+          <w:p>
+            <w:pPr>
+              <w:rPr>
+                <w:rFonts w:ascii="Source Sans 3" w:hAnsi="Source Sans 3"/>
+                <w:sz w:val="21"/>
+                <w:szCs w:val="21"/>
+              </w:rPr>
+            </w:pPr>
+          </w:p>
+        </w:tc>
+      </w:tr>
+    </w:tbl>
+    <w:p>
+      <w:pPr>
         <w:rPr>
           <w:rFonts w:ascii="Source Sans 3" w:hAnsi="Source Sans 3"/>
           <w:sz w:val="19"/>
           <w:szCs w:val="19"/>
+          <w:rtl/>
         </w:rPr>
       </w:pPr>
     </w:p>
@@ -43936,6 +44328,119 @@
     </w:lvl>
   </w:abstractNum>
   <w:abstractNum w:abstractNumId="7" w15:restartNumberingAfterBreak="0">
+    <w:nsid w:val="13816412"/>
+    <w:multiLevelType w:val="hybridMultilevel"/>
+    <w:tmpl w:val="9F889E40"/>
+    <w:lvl w:ilvl="0" w:tplc="04090001">
+      <w:start w:val="1"/>
+      <w:numFmt w:val="bullet"/>
+      <w:lvlText w:val=""/>
+      <w:lvlJc w:val="left"/>
+      <w:pPr>
+        <w:ind w:left="360" w:hanging="360"/>
+      </w:pPr>
+      <w:rPr>
+        <w:rFonts w:ascii="Symbol" w:hAnsi="Symbol" w:hint="default"/>
+      </w:rPr>
+    </w:lvl>
+    <w:lvl w:ilvl="1" w:tplc="04090003" w:tentative="1">
+      <w:start w:val="1"/>
+      <w:numFmt w:val="bullet"/>
+      <w:lvlText w:val="o"/>
+      <w:lvlJc w:val="left"/>
+      <w:pPr>
+        <w:ind w:left="1080" w:hanging="360"/>
+      </w:pPr>
+      <w:rPr>
+        <w:rFonts w:ascii="Courier New" w:hAnsi="Courier New" w:cs="Courier New" w:hint="default"/>
+      </w:rPr>
+    </w:lvl>
+    <w:lvl w:ilvl="2" w:tplc="04090005" w:tentative="1">
+      <w:start w:val="1"/>
+      <w:numFmt w:val="bullet"/>
+      <w:lvlText w:val=""/>
+      <w:lvlJc w:val="left"/>
+      <w:pPr>
+        <w:ind w:left="1800" w:hanging="360"/>
+      </w:pPr>
+      <w:rPr>
+        <w:rFonts w:ascii="Wingdings" w:hAnsi="Wingdings" w:hint="default"/>
+      </w:rPr>
+    </w:lvl>
+    <w:lvl w:ilvl="3" w:tplc="04090001" w:tentative="1">
+      <w:start w:val="1"/>
+      <w:numFmt w:val="bullet"/>
+      <w:lvlText w:val=""/>
+      <w:lvlJc w:val="left"/>
+      <w:pPr>
+        <w:ind w:left="2520" w:hanging="360"/>
+      </w:pPr>
+      <w:rPr>
+        <w:rFonts w:ascii="Symbol" w:hAnsi="Symbol" w:hint="default"/>
+      </w:rPr>
+    </w:lvl>
+    <w:lvl w:ilvl="4" w:tplc="04090003" w:tentative="1">
+      <w:start w:val="1"/>
+      <w:numFmt w:val="bullet"/>
+      <w:lvlText w:val="o"/>
+      <w:lvlJc w:val="left"/>
+      <w:pPr>
+        <w:ind w:left="3240" w:hanging="360"/>
+      </w:pPr>
+      <w:rPr>
+        <w:rFonts w:ascii="Courier New" w:hAnsi="Courier New" w:cs="Courier New" w:hint="default"/>
+      </w:rPr>
+    </w:lvl>
+    <w:lvl w:ilvl="5" w:tplc="04090005" w:tentative="1">
+      <w:start w:val="1"/>
+      <w:numFmt w:val="bullet"/>
+      <w:lvlText w:val=""/>
+      <w:lvlJc w:val="left"/>
+      <w:pPr>
+        <w:ind w:left="3960" w:hanging="360"/>
+      </w:pPr>
+      <w:rPr>
+        <w:rFonts w:ascii="Wingdings" w:hAnsi="Wingdings" w:hint="default"/>
+      </w:rPr>
+    </w:lvl>
+    <w:lvl w:ilvl="6" w:tplc="04090001" w:tentative="1">
+      <w:start w:val="1"/>
+      <w:numFmt w:val="bullet"/>
+      <w:lvlText w:val=""/>
+      <w:lvlJc w:val="left"/>
+      <w:pPr>
+        <w:ind w:left="4680" w:hanging="360"/>
+      </w:pPr>
+      <w:rPr>
+        <w:rFonts w:ascii="Symbol" w:hAnsi="Symbol" w:hint="default"/>
+      </w:rPr>
+    </w:lvl>
+    <w:lvl w:ilvl="7" w:tplc="04090003" w:tentative="1">
+      <w:start w:val="1"/>
+      <w:numFmt w:val="bullet"/>
+      <w:lvlText w:val="o"/>
+      <w:lvlJc w:val="left"/>
+      <w:pPr>
+        <w:ind w:left="5400" w:hanging="360"/>
+      </w:pPr>
+      <w:rPr>
+        <w:rFonts w:ascii="Courier New" w:hAnsi="Courier New" w:cs="Courier New" w:hint="default"/>
+      </w:rPr>
+    </w:lvl>
+    <w:lvl w:ilvl="8" w:tplc="04090005" w:tentative="1">
+      <w:start w:val="1"/>
+      <w:numFmt w:val="bullet"/>
+      <w:lvlText w:val=""/>
+      <w:lvlJc w:val="left"/>
+      <w:pPr>
+        <w:ind w:left="6120" w:hanging="360"/>
+      </w:pPr>
+      <w:rPr>
+        <w:rFonts w:ascii="Wingdings" w:hAnsi="Wingdings" w:hint="default"/>
+      </w:rPr>
+    </w:lvl>
+  </w:abstractNum>
+  <w:abstractNum w:abstractNumId="8" w15:restartNumberingAfterBreak="0">
     <w:nsid w:val="14AE159C"/>
     <w:multiLevelType w:val="hybridMultilevel"/>
     <w:tmpl w:val="5F826940"/>
@@ -44051,7 +44556,7 @@
       </w:rPr>
     </w:lvl>
   </w:abstractNum>
-  <w:abstractNum w:abstractNumId="8" w15:restartNumberingAfterBreak="0">
+  <w:abstractNum w:abstractNumId="9" w15:restartNumberingAfterBreak="0">
     <w:nsid w:val="19B868DF"/>
     <w:multiLevelType w:val="hybridMultilevel"/>
     <w:tmpl w:val="E38E41C0"/>
@@ -44170,7 +44675,7 @@
       </w:rPr>
     </w:lvl>
   </w:abstractNum>
-  <w:abstractNum w:abstractNumId="9" w15:restartNumberingAfterBreak="0">
+  <w:abstractNum w:abstractNumId="10" w15:restartNumberingAfterBreak="0">
     <w:nsid w:val="1B1C3795"/>
     <w:multiLevelType w:val="hybridMultilevel"/>
     <w:tmpl w:val="30848E28"/>
@@ -44285,7 +44790,7 @@
       </w:rPr>
     </w:lvl>
   </w:abstractNum>
-  <w:abstractNum w:abstractNumId="10" w15:restartNumberingAfterBreak="0">
+  <w:abstractNum w:abstractNumId="11" w15:restartNumberingAfterBreak="0">
     <w:nsid w:val="201A3BC6"/>
     <w:multiLevelType w:val="hybridMultilevel"/>
     <w:tmpl w:val="CA9EA41A"/>
@@ -44401,7 +44906,7 @@
       </w:rPr>
     </w:lvl>
   </w:abstractNum>
-  <w:abstractNum w:abstractNumId="11" w15:restartNumberingAfterBreak="0">
+  <w:abstractNum w:abstractNumId="12" w15:restartNumberingAfterBreak="0">
     <w:nsid w:val="2454673A"/>
     <w:multiLevelType w:val="hybridMultilevel"/>
     <w:tmpl w:val="E3D4CD7C"/>
@@ -44516,7 +45021,7 @@
       </w:rPr>
     </w:lvl>
   </w:abstractNum>
-  <w:abstractNum w:abstractNumId="12" w15:restartNumberingAfterBreak="0">
+  <w:abstractNum w:abstractNumId="13" w15:restartNumberingAfterBreak="0">
     <w:nsid w:val="2A6E799C"/>
     <w:multiLevelType w:val="hybridMultilevel"/>
     <w:tmpl w:val="6ADE5A00"/>
@@ -44637,7 +45142,7 @@
       </w:rPr>
     </w:lvl>
   </w:abstractNum>
-  <w:abstractNum w:abstractNumId="13" w15:restartNumberingAfterBreak="0">
+  <w:abstractNum w:abstractNumId="14" w15:restartNumberingAfterBreak="0">
     <w:nsid w:val="2F300F81"/>
     <w:multiLevelType w:val="hybridMultilevel"/>
     <w:tmpl w:val="08867062"/>
@@ -44754,7 +45259,7 @@
       </w:rPr>
     </w:lvl>
   </w:abstractNum>
-  <w:abstractNum w:abstractNumId="14" w15:restartNumberingAfterBreak="0">
+  <w:abstractNum w:abstractNumId="15" w15:restartNumberingAfterBreak="0">
     <w:nsid w:val="2F482675"/>
     <w:multiLevelType w:val="hybridMultilevel"/>
     <w:tmpl w:val="2D72FD32"/>
@@ -44873,7 +45378,7 @@
       </w:rPr>
     </w:lvl>
   </w:abstractNum>
-  <w:abstractNum w:abstractNumId="15" w15:restartNumberingAfterBreak="0">
+  <w:abstractNum w:abstractNumId="16" w15:restartNumberingAfterBreak="0">
     <w:nsid w:val="30CB1D71"/>
     <w:multiLevelType w:val="hybridMultilevel"/>
     <w:tmpl w:val="12B86C60"/>
@@ -44991,7 +45496,7 @@
       </w:rPr>
     </w:lvl>
   </w:abstractNum>
-  <w:abstractNum w:abstractNumId="16" w15:restartNumberingAfterBreak="0">
+  <w:abstractNum w:abstractNumId="17" w15:restartNumberingAfterBreak="0">
     <w:nsid w:val="350D7BEE"/>
     <w:multiLevelType w:val="hybridMultilevel"/>
     <w:tmpl w:val="5FBE5398"/>
@@ -45104,7 +45609,7 @@
       </w:rPr>
     </w:lvl>
   </w:abstractNum>
-  <w:abstractNum w:abstractNumId="17" w15:restartNumberingAfterBreak="0">
+  <w:abstractNum w:abstractNumId="18" w15:restartNumberingAfterBreak="0">
     <w:nsid w:val="37FB5C3E"/>
     <w:multiLevelType w:val="hybridMultilevel"/>
     <w:tmpl w:val="E3B42F90"/>
@@ -45221,7 +45726,7 @@
       </w:rPr>
     </w:lvl>
   </w:abstractNum>
-  <w:abstractNum w:abstractNumId="18" w15:restartNumberingAfterBreak="0">
+  <w:abstractNum w:abstractNumId="19" w15:restartNumberingAfterBreak="0">
     <w:nsid w:val="384F004D"/>
     <w:multiLevelType w:val="hybridMultilevel"/>
     <w:tmpl w:val="7B480DAC"/>
@@ -45337,7 +45842,7 @@
       </w:rPr>
     </w:lvl>
   </w:abstractNum>
-  <w:abstractNum w:abstractNumId="19" w15:restartNumberingAfterBreak="0">
+  <w:abstractNum w:abstractNumId="20" w15:restartNumberingAfterBreak="0">
     <w:nsid w:val="39CC0FAD"/>
     <w:multiLevelType w:val="hybridMultilevel"/>
     <w:tmpl w:val="4F04C240"/>
@@ -45455,7 +45960,7 @@
       </w:rPr>
     </w:lvl>
   </w:abstractNum>
-  <w:abstractNum w:abstractNumId="20" w15:restartNumberingAfterBreak="0">
+  <w:abstractNum w:abstractNumId="21" w15:restartNumberingAfterBreak="0">
     <w:nsid w:val="3B404BBE"/>
     <w:multiLevelType w:val="hybridMultilevel"/>
     <w:tmpl w:val="05F25FA0"/>
@@ -45570,7 +46075,7 @@
       </w:rPr>
     </w:lvl>
   </w:abstractNum>
-  <w:abstractNum w:abstractNumId="21" w15:restartNumberingAfterBreak="0">
+  <w:abstractNum w:abstractNumId="22" w15:restartNumberingAfterBreak="0">
     <w:nsid w:val="444722DD"/>
     <w:multiLevelType w:val="hybridMultilevel"/>
     <w:tmpl w:val="DF426666"/>
@@ -45663,7 +46168,7 @@
       </w:pPr>
     </w:lvl>
   </w:abstractNum>
-  <w:abstractNum w:abstractNumId="22" w15:restartNumberingAfterBreak="0">
+  <w:abstractNum w:abstractNumId="23" w15:restartNumberingAfterBreak="0">
     <w:nsid w:val="45202BAA"/>
     <w:multiLevelType w:val="hybridMultilevel"/>
     <w:tmpl w:val="B64AC6C2"/>
@@ -45779,7 +46284,7 @@
       </w:rPr>
     </w:lvl>
   </w:abstractNum>
-  <w:abstractNum w:abstractNumId="23" w15:restartNumberingAfterBreak="0">
+  <w:abstractNum w:abstractNumId="24" w15:restartNumberingAfterBreak="0">
     <w:nsid w:val="4BB400D8"/>
     <w:multiLevelType w:val="hybridMultilevel"/>
     <w:tmpl w:val="FCD075C8"/>
@@ -45898,7 +46403,7 @@
       </w:rPr>
     </w:lvl>
   </w:abstractNum>
-  <w:abstractNum w:abstractNumId="24" w15:restartNumberingAfterBreak="0">
+  <w:abstractNum w:abstractNumId="25" w15:restartNumberingAfterBreak="0">
     <w:nsid w:val="4C2A36D8"/>
     <w:multiLevelType w:val="hybridMultilevel"/>
     <w:tmpl w:val="7DE41AB6"/>
@@ -45990,7 +46495,7 @@
       </w:pPr>
     </w:lvl>
   </w:abstractNum>
-  <w:abstractNum w:abstractNumId="25" w15:restartNumberingAfterBreak="0">
+  <w:abstractNum w:abstractNumId="26" w15:restartNumberingAfterBreak="0">
     <w:nsid w:val="4DFC767D"/>
     <w:multiLevelType w:val="hybridMultilevel"/>
     <w:tmpl w:val="EDA20F46"/>
@@ -46081,7 +46586,7 @@
       </w:pPr>
     </w:lvl>
   </w:abstractNum>
-  <w:abstractNum w:abstractNumId="26" w15:restartNumberingAfterBreak="0">
+  <w:abstractNum w:abstractNumId="27" w15:restartNumberingAfterBreak="0">
     <w:nsid w:val="68C65104"/>
     <w:multiLevelType w:val="hybridMultilevel"/>
     <w:tmpl w:val="B018F522"/>
@@ -46201,7 +46706,7 @@
       </w:rPr>
     </w:lvl>
   </w:abstractNum>
-  <w:abstractNum w:abstractNumId="27" w15:restartNumberingAfterBreak="0">
+  <w:abstractNum w:abstractNumId="28" w15:restartNumberingAfterBreak="0">
     <w:nsid w:val="6E504357"/>
     <w:multiLevelType w:val="hybridMultilevel"/>
     <w:tmpl w:val="512A2C1C"/>
@@ -46321,7 +46826,7 @@
       </w:rPr>
     </w:lvl>
   </w:abstractNum>
-  <w:abstractNum w:abstractNumId="28" w15:restartNumberingAfterBreak="0">
+  <w:abstractNum w:abstractNumId="29" w15:restartNumberingAfterBreak="0">
     <w:nsid w:val="743B3D0F"/>
     <w:multiLevelType w:val="hybridMultilevel"/>
     <w:tmpl w:val="618C9DB6"/>
@@ -46436,7 +46941,7 @@
       </w:rPr>
     </w:lvl>
   </w:abstractNum>
-  <w:abstractNum w:abstractNumId="29" w15:restartNumberingAfterBreak="0">
+  <w:abstractNum w:abstractNumId="30" w15:restartNumberingAfterBreak="0">
     <w:nsid w:val="744A1D29"/>
     <w:multiLevelType w:val="hybridMultilevel"/>
     <w:tmpl w:val="AA16B8B6"/>
@@ -46552,7 +47057,7 @@
       </w:rPr>
     </w:lvl>
   </w:abstractNum>
-  <w:abstractNum w:abstractNumId="30" w15:restartNumberingAfterBreak="0">
+  <w:abstractNum w:abstractNumId="31" w15:restartNumberingAfterBreak="0">
     <w:nsid w:val="78860871"/>
     <w:multiLevelType w:val="hybridMultilevel"/>
     <w:tmpl w:val="A426F3CC"/>
@@ -46673,7 +47178,7 @@
       </w:rPr>
     </w:lvl>
   </w:abstractNum>
-  <w:abstractNum w:abstractNumId="31" w15:restartNumberingAfterBreak="0">
+  <w:abstractNum w:abstractNumId="32" w15:restartNumberingAfterBreak="0">
     <w:nsid w:val="7DBE3375"/>
     <w:multiLevelType w:val="hybridMultilevel"/>
     <w:tmpl w:val="B018F522"/>
@@ -46794,22 +47299,22 @@
     </w:lvl>
   </w:abstractNum>
   <w:num w:numId="1" w16cid:durableId="1024015721">
-    <w:abstractNumId w:val="19"/>
+    <w:abstractNumId w:val="20"/>
   </w:num>
   <w:num w:numId="2" w16cid:durableId="202135098">
-    <w:abstractNumId w:val="21"/>
+    <w:abstractNumId w:val="22"/>
   </w:num>
   <w:num w:numId="3" w16cid:durableId="1580553541">
+    <w:abstractNumId w:val="29"/>
+  </w:num>
+  <w:num w:numId="4" w16cid:durableId="525563580">
+    <w:abstractNumId w:val="10"/>
+  </w:num>
+  <w:num w:numId="5" w16cid:durableId="578059356">
     <w:abstractNumId w:val="28"/>
   </w:num>
-  <w:num w:numId="4" w16cid:durableId="525563580">
-    <w:abstractNumId w:val="9"/>
-  </w:num>
-  <w:num w:numId="5" w16cid:durableId="578059356">
-    <w:abstractNumId w:val="27"/>
-  </w:num>
   <w:num w:numId="6" w16cid:durableId="1141311904">
-    <w:abstractNumId w:val="13"/>
+    <w:abstractNumId w:val="14"/>
   </w:num>
   <w:num w:numId="7" w16cid:durableId="1682660821">
     <w:abstractNumId w:val="5"/>
@@ -46818,76 +47323,79 @@
     <w:abstractNumId w:val="2"/>
   </w:num>
   <w:num w:numId="9" w16cid:durableId="2021270723">
-    <w:abstractNumId w:val="23"/>
+    <w:abstractNumId w:val="24"/>
   </w:num>
   <w:num w:numId="10" w16cid:durableId="100344452">
-    <w:abstractNumId w:val="17"/>
+    <w:abstractNumId w:val="18"/>
   </w:num>
   <w:num w:numId="11" w16cid:durableId="903099637">
-    <w:abstractNumId w:val="26"/>
+    <w:abstractNumId w:val="27"/>
   </w:num>
   <w:num w:numId="12" w16cid:durableId="1449542317">
-    <w:abstractNumId w:val="16"/>
+    <w:abstractNumId w:val="17"/>
   </w:num>
   <w:num w:numId="13" w16cid:durableId="185951138">
     <w:abstractNumId w:val="4"/>
   </w:num>
   <w:num w:numId="14" w16cid:durableId="1029917996">
-    <w:abstractNumId w:val="31"/>
+    <w:abstractNumId w:val="32"/>
   </w:num>
   <w:num w:numId="15" w16cid:durableId="643630431">
-    <w:abstractNumId w:val="24"/>
+    <w:abstractNumId w:val="25"/>
   </w:num>
   <w:num w:numId="16" w16cid:durableId="182213427">
-    <w:abstractNumId w:val="18"/>
+    <w:abstractNumId w:val="19"/>
   </w:num>
   <w:num w:numId="17" w16cid:durableId="273244446">
-    <w:abstractNumId w:val="8"/>
+    <w:abstractNumId w:val="9"/>
   </w:num>
   <w:num w:numId="18" w16cid:durableId="759446346">
-    <w:abstractNumId w:val="10"/>
+    <w:abstractNumId w:val="11"/>
   </w:num>
   <w:num w:numId="19" w16cid:durableId="329257851">
     <w:abstractNumId w:val="3"/>
   </w:num>
   <w:num w:numId="20" w16cid:durableId="1446844925">
-    <w:abstractNumId w:val="22"/>
+    <w:abstractNumId w:val="23"/>
   </w:num>
   <w:num w:numId="21" w16cid:durableId="1326283639">
-    <w:abstractNumId w:val="29"/>
+    <w:abstractNumId w:val="30"/>
   </w:num>
   <w:num w:numId="22" w16cid:durableId="505676958">
-    <w:abstractNumId w:val="25"/>
+    <w:abstractNumId w:val="26"/>
   </w:num>
   <w:num w:numId="23" w16cid:durableId="170687457">
-    <w:abstractNumId w:val="15"/>
+    <w:abstractNumId w:val="16"/>
   </w:num>
   <w:num w:numId="24" w16cid:durableId="939220276">
-    <w:abstractNumId w:val="7"/>
+    <w:abstractNumId w:val="8"/>
   </w:num>
   <w:num w:numId="25" w16cid:durableId="1911118334">
     <w:abstractNumId w:val="6"/>
   </w:num>
   <w:num w:numId="26" w16cid:durableId="103116155">
-    <w:abstractNumId w:val="11"/>
+    <w:abstractNumId w:val="12"/>
   </w:num>
   <w:num w:numId="27" w16cid:durableId="400493279">
     <w:abstractNumId w:val="1"/>
   </w:num>
   <w:num w:numId="28" w16cid:durableId="46882765">
-    <w:abstractNumId w:val="20"/>
+    <w:abstractNumId w:val="21"/>
   </w:num>
   <w:num w:numId="29" w16cid:durableId="1661501271">
-    <w:abstractNumId w:val="14"/>
+    <w:abstractNumId w:val="15"/>
   </w:num>
   <w:num w:numId="30" w16cid:durableId="2062904325">
-    <w:abstractNumId w:val="30"/>
+    <w:abstractNumId w:val="31"/>
   </w:num>
   <w:num w:numId="31" w16cid:durableId="223564295">
-    <w:abstractNumId w:val="12"/>
+    <w:abstractNumId w:val="13"/>
   </w:num>
   <w:num w:numId="32" w16cid:durableId="1364358748">
     <w:abstractNumId w:val="0"/>
+  </w:num>
+  <w:num w:numId="33" w16cid:durableId="31619000">
+    <w:abstractNumId w:val="7"/>
   </w:num>
 </w:numbering>
 </file>

--- a/assets/data/Mindset-Level-3- Custom.docx
+++ b/assets/data/Mindset-Level-3- Custom.docx
@@ -1,6 +1,6 @@
 
 <file path=word/document.xml><?xml version="1.0" encoding="utf-8"?>
-<w:document xmlns:wpc="http://schemas.microsoft.com/office/word/2010/wordprocessingCanvas" xmlns:cx="http://schemas.microsoft.com/office/drawing/2014/chartex" xmlns:cx1="http://schemas.microsoft.com/office/drawing/2015/9/8/chartex" xmlns:cx2="http://schemas.microsoft.com/office/drawing/2015/10/21/chartex" xmlns:cx3="http://schemas.microsoft.com/office/drawing/2016/5/9/chartex" xmlns:cx4="http://schemas.microsoft.com/office/drawing/2016/5/10/chartex" xmlns:cx5="http://schemas.microsoft.com/office/drawing/2016/5/11/chartex" xmlns:cx6="http://schemas.microsoft.com/office/drawing/2016/5/12/chartex" xmlns:cx7="http://schemas.microsoft.com/office/drawing/2016/5/13/chartex" xmlns:cx8="http://schemas.microsoft.com/office/drawing/2016/5/14/chartex" xmlns:mc="http://schemas.openxmlformats.org/markup-compatibility/2006" xmlns:aink="http://schemas.microsoft.com/office/drawing/2016/ink" xmlns:am3d="http://schemas.microsoft.com/office/drawing/2017/model3d" xmlns:o="urn:schemas-microsoft-com:office:office" xmlns:oel="http://schemas.microsoft.com/office/2019/extlst" xmlns:r="http://schemas.openxmlformats.org/officeDocument/2006/relationships" xmlns:m="http://schemas.openxmlformats.org/officeDocument/2006/math" xmlns:v="urn:schemas-microsoft-com:vml" xmlns:wp14="http://schemas.microsoft.com/office/word/2010/wordprocessingDrawing" xmlns:wp="http://schemas.openxmlformats.org/drawingml/2006/wordprocessingDrawing" xmlns:w10="urn:schemas-microsoft-com:office:word" xmlns:w="http://schemas.openxmlformats.org/wordprocessingml/2006/main" xmlns:w14="http://schemas.microsoft.com/office/word/2010/wordml" xmlns:w15="http://schemas.microsoft.com/office/word/2012/wordml" xmlns:w16cex="http://schemas.microsoft.com/office/word/2018/wordml/cex" xmlns:w16cid="http://schemas.microsoft.com/office/word/2016/wordml/cid" xmlns:w16="http://schemas.microsoft.com/office/word/2018/wordml" xmlns:w16sdtdh="http://schemas.microsoft.com/office/word/2020/wordml/sdtdatahash" xmlns:w16se="http://schemas.microsoft.com/office/word/2015/wordml/symex" xmlns:wpg="http://schemas.microsoft.com/office/word/2010/wordprocessingGroup" xmlns:wpi="http://schemas.microsoft.com/office/word/2010/wordprocessingInk" xmlns:wne="http://schemas.microsoft.com/office/word/2006/wordml" xmlns:wps="http://schemas.microsoft.com/office/word/2010/wordprocessingShape" mc:Ignorable="w14 w15 w16se w16cid w16 w16cex w16sdtdh wp14">
+<w:document xmlns:wpc="http://schemas.microsoft.com/office/word/2010/wordprocessingCanvas" xmlns:cx="http://schemas.microsoft.com/office/drawing/2014/chartex" xmlns:cx1="http://schemas.microsoft.com/office/drawing/2015/9/8/chartex" xmlns:cx2="http://schemas.microsoft.com/office/drawing/2015/10/21/chartex" xmlns:cx3="http://schemas.microsoft.com/office/drawing/2016/5/9/chartex" xmlns:cx4="http://schemas.microsoft.com/office/drawing/2016/5/10/chartex" xmlns:cx5="http://schemas.microsoft.com/office/drawing/2016/5/11/chartex" xmlns:cx6="http://schemas.microsoft.com/office/drawing/2016/5/12/chartex" xmlns:cx7="http://schemas.microsoft.com/office/drawing/2016/5/13/chartex" xmlns:cx8="http://schemas.microsoft.com/office/drawing/2016/5/14/chartex" xmlns:mc="http://schemas.openxmlformats.org/markup-compatibility/2006" xmlns:aink="http://schemas.microsoft.com/office/drawing/2016/ink" xmlns:am3d="http://schemas.microsoft.com/office/drawing/2017/model3d" xmlns:o="urn:schemas-microsoft-com:office:office" xmlns:oel="http://schemas.microsoft.com/office/2019/extlst" xmlns:r="http://schemas.openxmlformats.org/officeDocument/2006/relationships" xmlns:m="http://schemas.openxmlformats.org/officeDocument/2006/math" xmlns:v="urn:schemas-microsoft-com:vml" xmlns:wp14="http://schemas.microsoft.com/office/word/2010/wordprocessingDrawing" xmlns:wp="http://schemas.openxmlformats.org/drawingml/2006/wordprocessingDrawing" xmlns:w10="urn:schemas-microsoft-com:office:word" xmlns:w="http://schemas.openxmlformats.org/wordprocessingml/2006/main" xmlns:w14="http://schemas.microsoft.com/office/word/2010/wordml" xmlns:w15="http://schemas.microsoft.com/office/word/2012/wordml" xmlns:w16cex="http://schemas.microsoft.com/office/word/2018/wordml/cex" xmlns:w16cid="http://schemas.microsoft.com/office/word/2016/wordml/cid" xmlns:w16="http://schemas.microsoft.com/office/word/2018/wordml" xmlns:w16du="http://schemas.microsoft.com/office/word/2023/wordml/word16du" xmlns:w16sdtdh="http://schemas.microsoft.com/office/word/2020/wordml/sdtdatahash" xmlns:w16sdtfl="http://schemas.microsoft.com/office/word/2024/wordml/sdtformatlock" xmlns:w16se="http://schemas.microsoft.com/office/word/2015/wordml/symex" xmlns:wpg="http://schemas.microsoft.com/office/word/2010/wordprocessingGroup" xmlns:wpi="http://schemas.microsoft.com/office/word/2010/wordprocessingInk" xmlns:wne="http://schemas.microsoft.com/office/word/2006/wordml" xmlns:wps="http://schemas.microsoft.com/office/word/2010/wordprocessingShape" mc:Ignorable="w14 w15 w16se w16cid w16 w16cex w16sdtdh w16sdtfl w16du wp14">
   <w:body>
     <w:tbl>
       <w:tblPr>
@@ -672,6 +672,7 @@
               <w:t xml:space="preserve">rivers: definite article before name of </w:t>
             </w:r>
             <w:proofErr w:type="spellStart"/>
+            <w:proofErr w:type="gramStart"/>
             <w:r>
               <w:rPr>
                 <w:sz w:val="25"/>
@@ -680,6 +681,7 @@
               <w:t>river.Capitalise</w:t>
             </w:r>
             <w:proofErr w:type="spellEnd"/>
+            <w:proofErr w:type="gramEnd"/>
             <w:r>
               <w:rPr>
                 <w:sz w:val="25"/>
@@ -17619,7 +17621,7 @@
             <w:pPr>
               <w:pStyle w:val="BodyText"/>
               <w:spacing w:line="237" w:lineRule="auto"/>
-              <w:ind w:left="867" w:right="3058" w:hanging="2"/>
+              <w:ind w:left="2" w:right="3058" w:hanging="2"/>
               <w:rPr>
                 <w:rFonts w:ascii="Source Sans 3" w:hAnsi="Source Sans 3"/>
                 <w:sz w:val="28"/>
@@ -18176,7 +18178,7 @@
                 <w:tab w:val="left" w:pos="1259"/>
               </w:tabs>
               <w:spacing w:before="108" w:line="217" w:lineRule="exact"/>
-              <w:ind w:left="1259" w:hanging="140"/>
+              <w:ind w:left="394" w:hanging="140"/>
               <w:contextualSpacing w:val="0"/>
               <w:rPr>
                 <w:rFonts w:ascii="Source Sans 3" w:hAnsi="Source Sans 3"/>
@@ -18288,7 +18290,7 @@
                 <w:tab w:val="left" w:pos="1259"/>
               </w:tabs>
               <w:spacing w:line="217" w:lineRule="exact"/>
-              <w:ind w:left="1259" w:hanging="137"/>
+              <w:ind w:left="394" w:hanging="137"/>
               <w:contextualSpacing w:val="0"/>
               <w:rPr>
                 <w:rFonts w:ascii="Source Sans 3" w:hAnsi="Source Sans 3"/>
@@ -18339,7 +18341,7 @@
                 <w:tab w:val="left" w:pos="1258"/>
               </w:tabs>
               <w:spacing w:line="218" w:lineRule="exact"/>
-              <w:ind w:left="1258" w:hanging="136"/>
+              <w:ind w:left="393" w:hanging="136"/>
               <w:contextualSpacing w:val="0"/>
               <w:rPr>
                 <w:rFonts w:ascii="Source Sans 3" w:hAnsi="Source Sans 3"/>
@@ -18471,7 +18473,7 @@
                 <w:tab w:val="left" w:pos="1258"/>
               </w:tabs>
               <w:spacing w:line="218" w:lineRule="exact"/>
-              <w:ind w:left="1258" w:hanging="136"/>
+              <w:ind w:left="393" w:hanging="136"/>
               <w:contextualSpacing w:val="0"/>
               <w:rPr>
                 <w:rFonts w:ascii="Source Sans 3" w:hAnsi="Source Sans 3"/>
@@ -18603,7 +18605,7 @@
                 <w:tab w:val="left" w:pos="1260"/>
               </w:tabs>
               <w:spacing w:line="218" w:lineRule="exact"/>
-              <w:ind w:left="1260" w:hanging="138"/>
+              <w:ind w:left="395" w:hanging="138"/>
               <w:contextualSpacing w:val="0"/>
               <w:rPr>
                 <w:rFonts w:ascii="Source Sans 3" w:hAnsi="Source Sans 3"/>
@@ -18814,7 +18816,7 @@
                 <w:tab w:val="left" w:pos="1258"/>
               </w:tabs>
               <w:spacing w:line="218" w:lineRule="exact"/>
-              <w:ind w:left="1258" w:hanging="136"/>
+              <w:ind w:left="393" w:hanging="136"/>
               <w:contextualSpacing w:val="0"/>
               <w:rPr>
                 <w:rFonts w:ascii="Source Sans 3" w:hAnsi="Source Sans 3"/>
@@ -18905,7 +18907,7 @@
                 <w:tab w:val="left" w:pos="1262"/>
               </w:tabs>
               <w:spacing w:line="219" w:lineRule="exact"/>
-              <w:ind w:left="1262" w:hanging="140"/>
+              <w:ind w:left="397" w:hanging="140"/>
               <w:contextualSpacing w:val="0"/>
               <w:rPr>
                 <w:rFonts w:ascii="Source Sans 3" w:hAnsi="Source Sans 3"/>
@@ -19017,7 +19019,7 @@
                 <w:tab w:val="left" w:pos="1259"/>
                 <w:tab w:val="left" w:pos="1261"/>
               </w:tabs>
-              <w:ind w:right="3838" w:hanging="135"/>
+              <w:ind w:left="396" w:right="3838" w:hanging="135"/>
               <w:contextualSpacing w:val="0"/>
               <w:rPr>
                 <w:rFonts w:ascii="Source Sans 3" w:hAnsi="Source Sans 3"/>
@@ -20026,7 +20028,7 @@
           <w:p>
             <w:pPr>
               <w:rPr>
-                <w:rFonts w:ascii="Source Sans 3 Medium" w:hAnsi="Source Sans 3 Medium"/>
+                <w:rFonts w:ascii="Source Sans 3 Medium" w:hAnsi="Source Sans 3 Medium" w:hint="cs"/>
                 <w:b/>
                 <w:bCs/>
                 <w:color w:val="101312"/>
@@ -29227,6 +29229,7 @@
               </w:rPr>
               <w:t xml:space="preserve"> </w:t>
             </w:r>
+            <w:proofErr w:type="gramStart"/>
             <w:r>
               <w:rPr>
                 <w:rFonts w:ascii="Source Sans 3" w:hAnsi="Source Sans 3"/>
@@ -29268,6 +29271,7 @@
               </w:rPr>
               <w:t>B</w:t>
             </w:r>
+            <w:proofErr w:type="gramEnd"/>
           </w:p>
           <w:p>
             <w:pPr>
@@ -29574,8 +29578,9 @@
                 <w:sz w:val="25"/>
                 <w:szCs w:val="26"/>
               </w:rPr>
-              <w:t>(price)</w:t>
-            </w:r>
+              <w:t>(</w:t>
+            </w:r>
+            <w:proofErr w:type="gramStart"/>
             <w:r>
               <w:rPr>
                 <w:rFonts w:ascii="Source Sans 3" w:hAnsi="Source Sans 3"/>
@@ -29584,7 +29589,7 @@
                 <w:sz w:val="25"/>
                 <w:szCs w:val="26"/>
               </w:rPr>
-              <w:t xml:space="preserve"> </w:t>
+              <w:t>price)</w:t>
             </w:r>
             <w:r>
               <w:rPr>
@@ -29598,12 +29603,23 @@
             </w:r>
             <w:r>
               <w:rPr>
+                <w:rFonts w:ascii="Source Sans 3" w:hAnsi="Source Sans 3"/>
+                <w:color w:val="060807"/>
+                <w:spacing w:val="-2"/>
+                <w:sz w:val="25"/>
+                <w:szCs w:val="26"/>
+              </w:rPr>
+              <w:t xml:space="preserve"> </w:t>
+            </w:r>
+            <w:r>
+              <w:rPr>
                 <w:rStyle w:val="BlankWord1"/>
                 <w:sz w:val="25"/>
                 <w:szCs w:val="26"/>
               </w:rPr>
               <w:t>C</w:t>
             </w:r>
+            <w:proofErr w:type="gramEnd"/>
           </w:p>
           <w:p>
             <w:pPr>
@@ -30063,6 +30079,7 @@
               </w:rPr>
               <w:t xml:space="preserve"> </w:t>
             </w:r>
+            <w:proofErr w:type="gramStart"/>
             <w:r>
               <w:rPr>
                 <w:rFonts w:ascii="Source Sans 3" w:hAnsi="Source Sans 3"/>
@@ -30073,6 +30090,7 @@
               </w:rPr>
               <w:t>century</w:t>
             </w:r>
+            <w:proofErr w:type="gramEnd"/>
           </w:p>
           <w:p>
             <w:pPr>
@@ -31481,7 +31499,29 @@
                 <w:sz w:val="25"/>
                 <w:szCs w:val="26"/>
               </w:rPr>
-              <w:t>-A-K-E-R,dash,J-0-N-E-S</w:t>
+              <w:t>-A-K-E-</w:t>
+            </w:r>
+            <w:proofErr w:type="gramStart"/>
+            <w:r>
+              <w:rPr>
+                <w:rFonts w:ascii="Source Sans 3" w:hAnsi="Source Sans 3"/>
+                <w:bCs/>
+                <w:color w:val="050607"/>
+                <w:sz w:val="25"/>
+                <w:szCs w:val="26"/>
+              </w:rPr>
+              <w:t>R,dash</w:t>
+            </w:r>
+            <w:proofErr w:type="gramEnd"/>
+            <w:r>
+              <w:rPr>
+                <w:rFonts w:ascii="Source Sans 3" w:hAnsi="Source Sans 3"/>
+                <w:bCs/>
+                <w:color w:val="050607"/>
+                <w:sz w:val="25"/>
+                <w:szCs w:val="26"/>
+              </w:rPr>
+              <w:t>,J-0-N-E-S</w:t>
             </w:r>
           </w:p>
         </w:tc>
@@ -34015,7 +34055,23 @@
                 <w:sz w:val="25"/>
                 <w:szCs w:val="25"/>
               </w:rPr>
-              <w:t>: Once  4 Unless</w:t>
+              <w:t xml:space="preserve">: </w:t>
+            </w:r>
+            <w:proofErr w:type="gramStart"/>
+            <w:r>
+              <w:rPr>
+                <w:sz w:val="25"/>
+                <w:szCs w:val="25"/>
+              </w:rPr>
+              <w:t>Once  4</w:t>
+            </w:r>
+            <w:proofErr w:type="gramEnd"/>
+            <w:r>
+              <w:rPr>
+                <w:sz w:val="25"/>
+                <w:szCs w:val="25"/>
+              </w:rPr>
+              <w:t xml:space="preserve"> Unless</w:t>
             </w:r>
           </w:p>
           <w:p>
@@ -34556,6 +34612,7 @@
                 <w:szCs w:val="28"/>
                 <w:bdr w:val="single" w:sz="24" w:space="0" w:color="BD0063"/>
               </w:rPr>
+              <w:lastRenderedPageBreak/>
               <w:t>15</w:t>
             </w:r>
           </w:p>
@@ -41382,26 +41439,26 @@
               <w:tblStyle w:val="BorderedTable"/>
               <w:tblW w:w="0" w:type="auto"/>
               <w:tblBorders>
-                <w:top w:val="single" w:sz="12" w:space="0" w:color="08A7E4"/>
-                <w:left w:val="single" w:sz="12" w:space="0" w:color="08A7E4"/>
-                <w:bottom w:val="single" w:sz="12" w:space="0" w:color="08A7E4"/>
-                <w:right w:val="single" w:sz="12" w:space="0" w:color="08A7E4"/>
-                <w:insideH w:val="single" w:sz="12" w:space="0" w:color="08A7E4"/>
-                <w:insideV w:val="single" w:sz="12" w:space="0" w:color="08A7E4"/>
+                <w:top w:val="single" w:sz="24" w:space="0" w:color="08A7E4"/>
+                <w:left w:val="single" w:sz="24" w:space="0" w:color="08A7E4"/>
+                <w:bottom w:val="single" w:sz="24" w:space="0" w:color="08A7E4"/>
+                <w:right w:val="single" w:sz="24" w:space="0" w:color="08A7E4"/>
+                <w:insideH w:val="single" w:sz="24" w:space="0" w:color="08A7E4"/>
+                <w:insideV w:val="single" w:sz="24" w:space="0" w:color="08A7E4"/>
               </w:tblBorders>
               <w:tblLook w:val="04A0" w:firstRow="1" w:lastRow="0" w:firstColumn="1" w:lastColumn="0" w:noHBand="0" w:noVBand="1"/>
             </w:tblPr>
             <w:tblGrid>
-              <w:gridCol w:w="1484"/>
+              <w:gridCol w:w="1363"/>
+              <w:gridCol w:w="1417"/>
               <w:gridCol w:w="1559"/>
-              <w:gridCol w:w="1559"/>
-              <w:gridCol w:w="1985"/>
-              <w:gridCol w:w="1559"/>
+              <w:gridCol w:w="1843"/>
+              <w:gridCol w:w="992"/>
             </w:tblGrid>
             <w:tr>
               <w:tc>
                 <w:tcPr>
-                  <w:tcW w:w="1484" w:type="dxa"/>
+                  <w:tcW w:w="1363" w:type="dxa"/>
                   <w:tcBorders>
                     <w:right w:val="nil"/>
                   </w:tcBorders>
@@ -41426,7 +41483,7 @@
               </w:tc>
               <w:tc>
                 <w:tcPr>
-                  <w:tcW w:w="1559" w:type="dxa"/>
+                  <w:tcW w:w="1417" w:type="dxa"/>
                   <w:tcBorders>
                     <w:left w:val="nil"/>
                     <w:right w:val="nil"/>
@@ -41478,7 +41535,7 @@
               </w:tc>
               <w:tc>
                 <w:tcPr>
-                  <w:tcW w:w="1985" w:type="dxa"/>
+                  <w:tcW w:w="1843" w:type="dxa"/>
                   <w:tcBorders>
                     <w:left w:val="nil"/>
                     <w:right w:val="nil"/>
@@ -41504,7 +41561,7 @@
               </w:tc>
               <w:tc>
                 <w:tcPr>
-                  <w:tcW w:w="1559" w:type="dxa"/>
+                  <w:tcW w:w="992" w:type="dxa"/>
                   <w:tcBorders>
                     <w:left w:val="nil"/>
                   </w:tcBorders>
@@ -43413,84 +43470,73 @@
           </w:tcPr>
           <w:p>
             <w:pPr>
-              <w:spacing w:after="0" w:line="240" w:lineRule="auto"/>
-              <w:rPr>
-                <w:rFonts w:ascii="Source Sans 3" w:hAnsi="Source Sans 3" w:cs="B Zar"/>
-                <w:b/>
-                <w:bCs/>
-                <w:sz w:val="25"/>
-                <w:szCs w:val="25"/>
-                <w:lang w:bidi="ar-SA"/>
-              </w:rPr>
-            </w:pPr>
-            <w:r>
-              <w:rPr>
-                <w:rFonts w:ascii="Source Sans 3" w:hAnsi="Source Sans 3" w:cs="B Zar"/>
-                <w:b/>
-                <w:bCs/>
-                <w:sz w:val="25"/>
-                <w:szCs w:val="25"/>
-                <w:lang w:bidi="ar-SA"/>
+              <w:rPr>
+                <w:rFonts w:ascii="Source Sans 3" w:hAnsi="Source Sans 3"/>
+                <w:b/>
+                <w:bCs/>
+                <w:sz w:val="25"/>
+                <w:szCs w:val="25"/>
+              </w:rPr>
+            </w:pPr>
+            <w:r>
+              <w:rPr>
+                <w:rFonts w:ascii="Source Sans 3" w:hAnsi="Source Sans 3"/>
+                <w:b/>
+                <w:bCs/>
+                <w:sz w:val="25"/>
+                <w:szCs w:val="25"/>
               </w:rPr>
               <w:t>Think about how you would answer these Part 1 questions. Then ask and answer them with a partner.</w:t>
             </w:r>
           </w:p>
           <w:p>
             <w:pPr>
-              <w:spacing w:after="0" w:line="240" w:lineRule="auto"/>
-              <w:rPr>
-                <w:rFonts w:ascii="Source Sans 3" w:hAnsi="Source Sans 3" w:cs="B Zar"/>
-                <w:sz w:val="25"/>
-                <w:szCs w:val="25"/>
-                <w:lang w:bidi="ar-SA"/>
-              </w:rPr>
-            </w:pPr>
-            <w:r>
-              <w:rPr>
-                <w:rFonts w:ascii="Source Sans 3" w:hAnsi="Source Sans 3" w:cs="B Zar"/>
-                <w:sz w:val="25"/>
-                <w:szCs w:val="25"/>
-                <w:lang w:bidi="ar-SA"/>
+              <w:rPr>
+                <w:rFonts w:ascii="Source Sans 3" w:hAnsi="Source Sans 3"/>
+                <w:sz w:val="25"/>
+                <w:szCs w:val="25"/>
+              </w:rPr>
+            </w:pPr>
+            <w:r>
+              <w:rPr>
+                <w:rFonts w:ascii="Source Sans 3" w:hAnsi="Source Sans 3"/>
+                <w:sz w:val="25"/>
+                <w:szCs w:val="25"/>
               </w:rPr>
               <w:t>• In your city, what do you usually do at the weekend?</w:t>
             </w:r>
           </w:p>
           <w:p>
             <w:pPr>
-              <w:spacing w:after="0" w:line="240" w:lineRule="auto"/>
-              <w:rPr>
-                <w:rFonts w:ascii="Source Sans 3" w:hAnsi="Source Sans 3" w:cs="B Zar"/>
-                <w:sz w:val="25"/>
-                <w:szCs w:val="25"/>
-                <w:lang w:bidi="ar-SA"/>
-              </w:rPr>
-            </w:pPr>
-            <w:r>
-              <w:rPr>
-                <w:rFonts w:ascii="Source Sans 3" w:hAnsi="Source Sans 3" w:cs="B Zar"/>
-                <w:sz w:val="25"/>
-                <w:szCs w:val="25"/>
-                <w:lang w:bidi="ar-SA"/>
+              <w:rPr>
+                <w:rFonts w:ascii="Source Sans 3" w:hAnsi="Source Sans 3"/>
+                <w:sz w:val="25"/>
+                <w:szCs w:val="25"/>
+              </w:rPr>
+            </w:pPr>
+            <w:r>
+              <w:rPr>
+                <w:rFonts w:ascii="Source Sans 3" w:hAnsi="Source Sans 3"/>
+                <w:sz w:val="25"/>
+                <w:szCs w:val="25"/>
               </w:rPr>
               <w:t xml:space="preserve">• When you were last in the countryside, who did you go with? </w:t>
             </w:r>
             <w:proofErr w:type="gramStart"/>
             <w:r>
               <w:rPr>
-                <w:rFonts w:ascii="Source Sans 3" w:hAnsi="Source Sans 3" w:cs="B Zar"/>
-                <w:sz w:val="25"/>
-                <w:szCs w:val="25"/>
-                <w:lang w:bidi="ar-SA"/>
+                <w:rFonts w:ascii="Source Sans 3" w:hAnsi="Source Sans 3"/>
+                <w:sz w:val="25"/>
+                <w:szCs w:val="25"/>
               </w:rPr>
               <w:t>my</w:t>
             </w:r>
             <w:proofErr w:type="gramEnd"/>
             <w:r>
               <w:rPr>
-                <w:rFonts w:ascii="Source Sans 3" w:hAnsi="Source Sans 3" w:cs="B Zar"/>
-                <w:sz w:val="25"/>
-                <w:szCs w:val="25"/>
-                <w:lang w:bidi="ar-SA"/>
+                <w:rFonts w:ascii="Source Sans 3" w:hAnsi="Source Sans 3"/>
+                <w:sz w:val="25"/>
+                <w:szCs w:val="25"/>
               </w:rPr>
               <w:t>?</w:t>
             </w:r>
@@ -43601,198 +43647,173 @@
           </w:tcPr>
           <w:p>
             <w:pPr>
-              <w:spacing w:after="0" w:line="240" w:lineRule="auto"/>
-              <w:rPr>
-                <w:rFonts w:ascii="Source Sans 3" w:hAnsi="Source Sans 3" w:cs="B Zar"/>
-                <w:b/>
-                <w:bCs/>
-                <w:sz w:val="25"/>
-                <w:szCs w:val="25"/>
-                <w:lang w:bidi="ar-SA"/>
-              </w:rPr>
-            </w:pPr>
-            <w:r>
-              <w:rPr>
-                <w:rFonts w:ascii="Source Sans 3" w:hAnsi="Source Sans 3" w:cs="B Zar"/>
-                <w:b/>
-                <w:bCs/>
-                <w:sz w:val="25"/>
-                <w:szCs w:val="25"/>
-                <w:lang w:bidi="ar-SA"/>
+              <w:rPr>
+                <w:rFonts w:ascii="Source Sans 3" w:hAnsi="Source Sans 3"/>
+                <w:b/>
+                <w:bCs/>
+                <w:sz w:val="25"/>
+                <w:szCs w:val="25"/>
+              </w:rPr>
+            </w:pPr>
+            <w:r>
+              <w:rPr>
+                <w:rFonts w:ascii="Source Sans 3" w:hAnsi="Source Sans 3"/>
+                <w:b/>
+                <w:bCs/>
+                <w:sz w:val="25"/>
+                <w:szCs w:val="25"/>
               </w:rPr>
               <w:t xml:space="preserve">Read the Task 2 card Then </w:t>
             </w:r>
             <w:proofErr w:type="spellStart"/>
             <w:r>
               <w:rPr>
-                <w:rFonts w:ascii="Source Sans 3" w:hAnsi="Source Sans 3" w:cs="B Zar"/>
-                <w:b/>
-                <w:bCs/>
-                <w:sz w:val="25"/>
-                <w:szCs w:val="25"/>
-                <w:lang w:bidi="ar-SA"/>
+                <w:rFonts w:ascii="Source Sans 3" w:hAnsi="Source Sans 3"/>
+                <w:b/>
+                <w:bCs/>
+                <w:sz w:val="25"/>
+                <w:szCs w:val="25"/>
               </w:rPr>
               <w:t>practise</w:t>
             </w:r>
             <w:proofErr w:type="spellEnd"/>
             <w:r>
               <w:rPr>
-                <w:rFonts w:ascii="Source Sans 3" w:hAnsi="Source Sans 3" w:cs="B Zar"/>
-                <w:b/>
-                <w:bCs/>
-                <w:sz w:val="25"/>
-                <w:szCs w:val="25"/>
-                <w:lang w:bidi="ar-SA"/>
+                <w:rFonts w:ascii="Source Sans 3" w:hAnsi="Source Sans 3"/>
+                <w:b/>
+                <w:bCs/>
+                <w:sz w:val="25"/>
+                <w:szCs w:val="25"/>
               </w:rPr>
               <w:t xml:space="preserve"> making notes for one minute, and deliver your</w:t>
             </w:r>
           </w:p>
           <w:p>
             <w:pPr>
-              <w:spacing w:after="0" w:line="240" w:lineRule="auto"/>
-              <w:rPr>
-                <w:rFonts w:ascii="Source Sans 3" w:hAnsi="Source Sans 3" w:cs="B Zar"/>
-                <w:b/>
-                <w:bCs/>
-                <w:sz w:val="25"/>
-                <w:szCs w:val="25"/>
-                <w:lang w:bidi="ar-SA"/>
-              </w:rPr>
-            </w:pPr>
-            <w:r>
-              <w:rPr>
-                <w:rFonts w:ascii="Source Sans 3" w:hAnsi="Source Sans 3" w:cs="B Zar"/>
-                <w:b/>
-                <w:bCs/>
-                <w:sz w:val="25"/>
-                <w:szCs w:val="25"/>
-                <w:lang w:bidi="ar-SA"/>
+              <w:rPr>
+                <w:rFonts w:ascii="Source Sans 3" w:hAnsi="Source Sans 3"/>
+                <w:b/>
+                <w:bCs/>
+                <w:sz w:val="25"/>
+                <w:szCs w:val="25"/>
+              </w:rPr>
+            </w:pPr>
+            <w:r>
+              <w:rPr>
+                <w:rFonts w:ascii="Source Sans 3" w:hAnsi="Source Sans 3"/>
+                <w:b/>
+                <w:bCs/>
+                <w:sz w:val="25"/>
+                <w:szCs w:val="25"/>
               </w:rPr>
               <w:t>long turn to a partner.</w:t>
             </w:r>
           </w:p>
           <w:p>
             <w:pPr>
-              <w:spacing w:after="0" w:line="240" w:lineRule="auto"/>
-              <w:rPr>
-                <w:rFonts w:ascii="Source Sans 3" w:hAnsi="Source Sans 3" w:cs="B Zar"/>
-                <w:b/>
-                <w:bCs/>
-                <w:sz w:val="25"/>
-                <w:szCs w:val="25"/>
-                <w:lang w:bidi="ar-SA"/>
-              </w:rPr>
-            </w:pPr>
-            <w:r>
-              <w:rPr>
-                <w:rFonts w:ascii="Source Sans 3" w:hAnsi="Source Sans 3" w:cs="B Zar"/>
-                <w:b/>
-                <w:bCs/>
-                <w:sz w:val="25"/>
-                <w:szCs w:val="25"/>
-                <w:lang w:bidi="ar-SA"/>
+              <w:rPr>
+                <w:rFonts w:ascii="Source Sans 3" w:hAnsi="Source Sans 3"/>
+                <w:b/>
+                <w:bCs/>
+                <w:sz w:val="25"/>
+                <w:szCs w:val="25"/>
+              </w:rPr>
+            </w:pPr>
+            <w:r>
+              <w:rPr>
+                <w:rFonts w:ascii="Source Sans 3" w:hAnsi="Source Sans 3"/>
+                <w:b/>
+                <w:bCs/>
+                <w:sz w:val="25"/>
+                <w:szCs w:val="25"/>
               </w:rPr>
               <w:t>Describe a city where you have lived in the past.</w:t>
             </w:r>
           </w:p>
           <w:p>
             <w:pPr>
-              <w:spacing w:after="0" w:line="240" w:lineRule="auto"/>
-              <w:rPr>
-                <w:rFonts w:ascii="Source Sans 3" w:hAnsi="Source Sans 3" w:cs="B Zar"/>
-                <w:b/>
-                <w:bCs/>
-                <w:sz w:val="25"/>
-                <w:szCs w:val="25"/>
-                <w:lang w:bidi="ar-SA"/>
-              </w:rPr>
-            </w:pPr>
-            <w:r>
-              <w:rPr>
-                <w:rFonts w:ascii="Source Sans 3" w:hAnsi="Source Sans 3" w:cs="B Zar"/>
-                <w:b/>
-                <w:bCs/>
-                <w:sz w:val="25"/>
-                <w:szCs w:val="25"/>
-                <w:lang w:bidi="ar-SA"/>
+              <w:rPr>
+                <w:rFonts w:ascii="Source Sans 3" w:hAnsi="Source Sans 3"/>
+                <w:b/>
+                <w:bCs/>
+                <w:sz w:val="25"/>
+                <w:szCs w:val="25"/>
+              </w:rPr>
+            </w:pPr>
+            <w:r>
+              <w:rPr>
+                <w:rFonts w:ascii="Source Sans 3" w:hAnsi="Source Sans 3"/>
+                <w:b/>
+                <w:bCs/>
+                <w:sz w:val="25"/>
+                <w:szCs w:val="25"/>
               </w:rPr>
               <w:t>You should say:</w:t>
             </w:r>
           </w:p>
           <w:p>
             <w:pPr>
-              <w:spacing w:after="0" w:line="240" w:lineRule="auto"/>
-              <w:rPr>
-                <w:rFonts w:ascii="Source Sans 3" w:hAnsi="Source Sans 3" w:cs="B Zar"/>
-                <w:sz w:val="25"/>
-                <w:szCs w:val="25"/>
-                <w:lang w:bidi="ar-SA"/>
-              </w:rPr>
-            </w:pPr>
-            <w:r>
-              <w:rPr>
-                <w:rFonts w:ascii="Source Sans 3" w:hAnsi="Source Sans 3" w:cs="B Zar"/>
-                <w:sz w:val="25"/>
-                <w:szCs w:val="25"/>
-                <w:lang w:bidi="ar-SA"/>
+              <w:rPr>
+                <w:rFonts w:ascii="Source Sans 3" w:hAnsi="Source Sans 3"/>
+                <w:sz w:val="25"/>
+                <w:szCs w:val="25"/>
+              </w:rPr>
+            </w:pPr>
+            <w:r>
+              <w:rPr>
+                <w:rFonts w:ascii="Source Sans 3" w:hAnsi="Source Sans 3"/>
+                <w:sz w:val="25"/>
+                <w:szCs w:val="25"/>
               </w:rPr>
               <w:t>• where the city</w:t>
             </w:r>
             <w:r>
               <w:rPr>
-                <w:rFonts w:ascii="Source Sans 3" w:hAnsi="Source Sans 3" w:cs="B Zar"/>
-                <w:sz w:val="25"/>
-                <w:szCs w:val="25"/>
-                <w:lang w:bidi="ar-SA"/>
-              </w:rPr>
-              <w:t xml:space="preserve"> </w:t>
-            </w:r>
-            <w:r>
-              <w:rPr>
-                <w:rFonts w:ascii="Source Sans 3" w:hAnsi="Source Sans 3" w:cs="B Zar"/>
-                <w:sz w:val="25"/>
-                <w:szCs w:val="25"/>
-                <w:lang w:bidi="ar-SA"/>
+                <w:rFonts w:ascii="Source Sans 3" w:hAnsi="Source Sans 3"/>
+                <w:sz w:val="25"/>
+                <w:szCs w:val="25"/>
+              </w:rPr>
+              <w:t xml:space="preserve"> </w:t>
+            </w:r>
+            <w:r>
+              <w:rPr>
+                <w:rFonts w:ascii="Source Sans 3" w:hAnsi="Source Sans 3"/>
+                <w:sz w:val="25"/>
+                <w:szCs w:val="25"/>
               </w:rPr>
               <w:t>was</w:t>
             </w:r>
           </w:p>
           <w:p>
             <w:pPr>
-              <w:spacing w:after="0" w:line="240" w:lineRule="auto"/>
-              <w:rPr>
-                <w:rFonts w:ascii="Source Sans 3" w:hAnsi="Source Sans 3" w:cs="B Zar"/>
-                <w:sz w:val="25"/>
-                <w:szCs w:val="25"/>
-                <w:lang w:bidi="ar-SA"/>
-              </w:rPr>
-            </w:pPr>
-            <w:r>
-              <w:rPr>
-                <w:rFonts w:ascii="Source Sans 3" w:hAnsi="Source Sans 3" w:cs="B Zar"/>
-                <w:sz w:val="25"/>
-                <w:szCs w:val="25"/>
-                <w:lang w:bidi="ar-SA"/>
+              <w:rPr>
+                <w:rFonts w:ascii="Source Sans 3" w:hAnsi="Source Sans 3"/>
+                <w:sz w:val="25"/>
+                <w:szCs w:val="25"/>
+              </w:rPr>
+            </w:pPr>
+            <w:r>
+              <w:rPr>
+                <w:rFonts w:ascii="Source Sans 3" w:hAnsi="Source Sans 3"/>
+                <w:sz w:val="25"/>
+                <w:szCs w:val="25"/>
               </w:rPr>
               <w:t>• why you were living there</w:t>
             </w:r>
           </w:p>
           <w:p>
             <w:pPr>
-              <w:spacing w:after="0" w:line="240" w:lineRule="auto"/>
-              <w:rPr>
-                <w:rFonts w:ascii="Source Sans 3" w:hAnsi="Source Sans 3" w:cs="B Zar"/>
-                <w:sz w:val="25"/>
-                <w:szCs w:val="25"/>
-                <w:lang w:bidi="ar-SA"/>
-              </w:rPr>
-            </w:pPr>
-            <w:r>
-              <w:rPr>
-                <w:rFonts w:ascii="Source Sans 3" w:hAnsi="Source Sans 3" w:cs="B Zar"/>
-                <w:sz w:val="25"/>
-                <w:szCs w:val="25"/>
-                <w:lang w:bidi="ar-SA"/>
+              <w:rPr>
+                <w:rFonts w:ascii="Source Sans 3" w:hAnsi="Source Sans 3"/>
+                <w:sz w:val="25"/>
+                <w:szCs w:val="25"/>
+              </w:rPr>
+            </w:pPr>
+            <w:r>
+              <w:rPr>
+                <w:rFonts w:ascii="Source Sans 3" w:hAnsi="Source Sans 3"/>
+                <w:sz w:val="25"/>
+                <w:szCs w:val="25"/>
               </w:rPr>
               <w:t>• how long you lived therefor</w:t>
             </w:r>
@@ -43871,158 +43892,139 @@
           </w:tcPr>
           <w:p>
             <w:pPr>
-              <w:spacing w:after="0" w:line="240" w:lineRule="auto"/>
-              <w:rPr>
-                <w:rFonts w:ascii="Source Sans 3" w:hAnsi="Source Sans 3" w:cs="B Zar"/>
-                <w:b/>
-                <w:bCs/>
-                <w:sz w:val="25"/>
-                <w:szCs w:val="25"/>
-                <w:lang w:bidi="ar-SA"/>
-              </w:rPr>
-            </w:pPr>
-            <w:r>
-              <w:rPr>
-                <w:rFonts w:ascii="Source Sans 3" w:hAnsi="Source Sans 3" w:cs="B Zar"/>
-                <w:b/>
-                <w:bCs/>
-                <w:sz w:val="25"/>
-                <w:szCs w:val="25"/>
-                <w:lang w:bidi="ar-SA"/>
+              <w:rPr>
+                <w:rFonts w:ascii="Source Sans 3" w:hAnsi="Source Sans 3"/>
+                <w:b/>
+                <w:bCs/>
+                <w:sz w:val="25"/>
+                <w:szCs w:val="25"/>
+              </w:rPr>
+            </w:pPr>
+            <w:r>
+              <w:rPr>
+                <w:rFonts w:ascii="Source Sans 3" w:hAnsi="Source Sans 3"/>
+                <w:b/>
+                <w:bCs/>
+                <w:sz w:val="25"/>
+                <w:szCs w:val="25"/>
               </w:rPr>
               <w:t>Ask and answer the Part 3 questions with a partner.</w:t>
             </w:r>
           </w:p>
           <w:p>
             <w:pPr>
-              <w:spacing w:after="0" w:line="240" w:lineRule="auto"/>
-              <w:rPr>
-                <w:rFonts w:ascii="Source Sans 3" w:hAnsi="Source Sans 3" w:cs="B Zar"/>
-                <w:sz w:val="25"/>
-                <w:szCs w:val="25"/>
-                <w:lang w:bidi="ar-SA"/>
-              </w:rPr>
-            </w:pPr>
-            <w:r>
-              <w:rPr>
-                <w:rFonts w:ascii="Source Sans 3" w:hAnsi="Source Sans 3" w:cs="B Zar"/>
-                <w:b/>
-                <w:bCs/>
-                <w:sz w:val="25"/>
-                <w:szCs w:val="25"/>
-                <w:lang w:bidi="ar-SA"/>
+              <w:rPr>
+                <w:rFonts w:ascii="Source Sans 3" w:hAnsi="Source Sans 3"/>
+                <w:sz w:val="25"/>
+                <w:szCs w:val="25"/>
+              </w:rPr>
+            </w:pPr>
+            <w:r>
+              <w:rPr>
+                <w:rFonts w:ascii="Source Sans 3" w:hAnsi="Source Sans 3"/>
+                <w:b/>
+                <w:bCs/>
+                <w:sz w:val="25"/>
+                <w:szCs w:val="25"/>
               </w:rPr>
               <w:t>1</w:t>
             </w:r>
             <w:r>
               <w:rPr>
-                <w:rFonts w:ascii="Source Sans 3" w:hAnsi="Source Sans 3" w:cs="B Zar"/>
-                <w:sz w:val="25"/>
-                <w:szCs w:val="25"/>
-                <w:lang w:bidi="ar-SA"/>
+                <w:rFonts w:ascii="Source Sans 3" w:hAnsi="Source Sans 3"/>
+                <w:sz w:val="25"/>
+                <w:szCs w:val="25"/>
               </w:rPr>
               <w:t xml:space="preserve"> Do you think that within the next 100 years we will be trying to build new cities</w:t>
             </w:r>
             <w:r>
               <w:rPr>
-                <w:rFonts w:ascii="Source Sans 3" w:hAnsi="Source Sans 3" w:cs="B Zar"/>
-                <w:sz w:val="25"/>
-                <w:szCs w:val="25"/>
-                <w:lang w:bidi="ar-SA"/>
-              </w:rPr>
-              <w:t xml:space="preserve"> </w:t>
-            </w:r>
-            <w:r>
-              <w:rPr>
-                <w:rFonts w:ascii="Source Sans 3" w:hAnsi="Source Sans 3" w:cs="B Zar"/>
-                <w:sz w:val="25"/>
-                <w:szCs w:val="25"/>
-                <w:lang w:bidi="ar-SA"/>
+                <w:rFonts w:ascii="Source Sans 3" w:hAnsi="Source Sans 3"/>
+                <w:sz w:val="25"/>
+                <w:szCs w:val="25"/>
+              </w:rPr>
+              <w:t xml:space="preserve"> </w:t>
+            </w:r>
+            <w:r>
+              <w:rPr>
+                <w:rFonts w:ascii="Source Sans 3" w:hAnsi="Source Sans 3"/>
+                <w:sz w:val="25"/>
+                <w:szCs w:val="25"/>
               </w:rPr>
               <w:t>on</w:t>
             </w:r>
             <w:r>
               <w:rPr>
-                <w:rFonts w:ascii="Source Sans 3" w:hAnsi="Source Sans 3" w:cs="B Zar"/>
-                <w:sz w:val="25"/>
-                <w:szCs w:val="25"/>
-                <w:lang w:bidi="ar-SA"/>
-              </w:rPr>
-              <w:t xml:space="preserve"> </w:t>
-            </w:r>
-            <w:r>
-              <w:rPr>
-                <w:rFonts w:ascii="Source Sans 3" w:hAnsi="Source Sans 3" w:cs="B Zar"/>
-                <w:sz w:val="25"/>
-                <w:szCs w:val="25"/>
-                <w:lang w:bidi="ar-SA"/>
+                <w:rFonts w:ascii="Source Sans 3" w:hAnsi="Source Sans 3"/>
+                <w:sz w:val="25"/>
+                <w:szCs w:val="25"/>
+              </w:rPr>
+              <w:t xml:space="preserve"> </w:t>
+            </w:r>
+            <w:r>
+              <w:rPr>
+                <w:rFonts w:ascii="Source Sans 3" w:hAnsi="Source Sans 3"/>
+                <w:sz w:val="25"/>
+                <w:szCs w:val="25"/>
               </w:rPr>
               <w:t>other planets?</w:t>
             </w:r>
           </w:p>
           <w:p>
             <w:pPr>
-              <w:spacing w:after="0" w:line="240" w:lineRule="auto"/>
-              <w:rPr>
-                <w:rFonts w:ascii="Source Sans 3" w:hAnsi="Source Sans 3" w:cs="B Zar"/>
-                <w:sz w:val="25"/>
-                <w:szCs w:val="25"/>
-                <w:lang w:bidi="ar-SA"/>
-              </w:rPr>
-            </w:pPr>
-            <w:r>
-              <w:rPr>
-                <w:rFonts w:ascii="Source Sans 3" w:hAnsi="Source Sans 3" w:cs="B Zar"/>
-                <w:b/>
-                <w:bCs/>
-                <w:sz w:val="25"/>
-                <w:szCs w:val="25"/>
-                <w:lang w:bidi="ar-SA"/>
+              <w:rPr>
+                <w:rFonts w:ascii="Source Sans 3" w:hAnsi="Source Sans 3"/>
+                <w:sz w:val="25"/>
+                <w:szCs w:val="25"/>
+              </w:rPr>
+            </w:pPr>
+            <w:r>
+              <w:rPr>
+                <w:rFonts w:ascii="Source Sans 3" w:hAnsi="Source Sans 3"/>
+                <w:b/>
+                <w:bCs/>
+                <w:sz w:val="25"/>
+                <w:szCs w:val="25"/>
               </w:rPr>
               <w:t>2</w:t>
             </w:r>
             <w:r>
               <w:rPr>
-                <w:rFonts w:ascii="Source Sans 3" w:hAnsi="Source Sans 3" w:cs="B Zar"/>
-                <w:sz w:val="25"/>
-                <w:szCs w:val="25"/>
-                <w:lang w:bidi="ar-SA"/>
+                <w:rFonts w:ascii="Source Sans 3" w:hAnsi="Source Sans 3"/>
+                <w:sz w:val="25"/>
+                <w:szCs w:val="25"/>
               </w:rPr>
               <w:t xml:space="preserve"> What would happen if the government put limits</w:t>
             </w:r>
             <w:r>
               <w:rPr>
-                <w:rFonts w:ascii="Source Sans 3" w:hAnsi="Source Sans 3" w:cs="B Zar"/>
-                <w:sz w:val="25"/>
-                <w:szCs w:val="25"/>
-                <w:lang w:bidi="ar-SA"/>
-              </w:rPr>
-              <w:t xml:space="preserve"> </w:t>
-            </w:r>
-            <w:r>
-              <w:rPr>
-                <w:rFonts w:ascii="Source Sans 3" w:hAnsi="Source Sans 3" w:cs="B Zar"/>
-                <w:sz w:val="25"/>
-                <w:szCs w:val="25"/>
-                <w:lang w:bidi="ar-SA"/>
+                <w:rFonts w:ascii="Source Sans 3" w:hAnsi="Source Sans 3"/>
+                <w:sz w:val="25"/>
+                <w:szCs w:val="25"/>
+              </w:rPr>
+              <w:t xml:space="preserve"> </w:t>
+            </w:r>
+            <w:r>
+              <w:rPr>
+                <w:rFonts w:ascii="Source Sans 3" w:hAnsi="Source Sans 3"/>
+                <w:sz w:val="25"/>
+                <w:szCs w:val="25"/>
               </w:rPr>
               <w:t>on how many people were allowed</w:t>
             </w:r>
             <w:r>
               <w:rPr>
-                <w:rFonts w:ascii="Source Sans 3" w:hAnsi="Source Sans 3" w:cs="B Zar"/>
-                <w:sz w:val="25"/>
-                <w:szCs w:val="25"/>
-                <w:lang w:bidi="ar-SA"/>
-              </w:rPr>
-              <w:t xml:space="preserve"> </w:t>
-            </w:r>
-            <w:r>
-              <w:rPr>
-                <w:rFonts w:ascii="Source Sans 3" w:hAnsi="Source Sans 3" w:cs="B Zar"/>
-                <w:sz w:val="25"/>
-                <w:szCs w:val="25"/>
-                <w:lang w:bidi="ar-SA"/>
+                <w:rFonts w:ascii="Source Sans 3" w:hAnsi="Source Sans 3"/>
+                <w:sz w:val="25"/>
+                <w:szCs w:val="25"/>
+              </w:rPr>
+              <w:t xml:space="preserve"> </w:t>
+            </w:r>
+            <w:r>
+              <w:rPr>
+                <w:rFonts w:ascii="Source Sans 3" w:hAnsi="Source Sans 3"/>
+                <w:sz w:val="25"/>
+                <w:szCs w:val="25"/>
               </w:rPr>
               <w:t>to live in big cities?</w:t>
             </w:r>
@@ -44128,7 +44130,7 @@
 </file>
 
 <file path=word/numbering.xml><?xml version="1.0" encoding="utf-8"?>
-<w:numbering xmlns:wpc="http://schemas.microsoft.com/office/word/2010/wordprocessingCanvas" xmlns:cx="http://schemas.microsoft.com/office/drawing/2014/chartex" xmlns:cx1="http://schemas.microsoft.com/office/drawing/2015/9/8/chartex" xmlns:cx2="http://schemas.microsoft.com/office/drawing/2015/10/21/chartex" xmlns:cx3="http://schemas.microsoft.com/office/drawing/2016/5/9/chartex" xmlns:cx4="http://schemas.microsoft.com/office/drawing/2016/5/10/chartex" xmlns:cx5="http://schemas.microsoft.com/office/drawing/2016/5/11/chartex" xmlns:cx6="http://schemas.microsoft.com/office/drawing/2016/5/12/chartex" xmlns:cx7="http://schemas.microsoft.com/office/drawing/2016/5/13/chartex" xmlns:cx8="http://schemas.microsoft.com/office/drawing/2016/5/14/chartex" xmlns:mc="http://schemas.openxmlformats.org/markup-compatibility/2006" xmlns:aink="http://schemas.microsoft.com/office/drawing/2016/ink" xmlns:am3d="http://schemas.microsoft.com/office/drawing/2017/model3d" xmlns:o="urn:schemas-microsoft-com:office:office" xmlns:oel="http://schemas.microsoft.com/office/2019/extlst" xmlns:r="http://schemas.openxmlformats.org/officeDocument/2006/relationships" xmlns:m="http://schemas.openxmlformats.org/officeDocument/2006/math" xmlns:v="urn:schemas-microsoft-com:vml" xmlns:wp14="http://schemas.microsoft.com/office/word/2010/wordprocessingDrawing" xmlns:wp="http://schemas.openxmlformats.org/drawingml/2006/wordprocessingDrawing" xmlns:w10="urn:schemas-microsoft-com:office:word" xmlns:w="http://schemas.openxmlformats.org/wordprocessingml/2006/main" xmlns:w14="http://schemas.microsoft.com/office/word/2010/wordml" xmlns:w15="http://schemas.microsoft.com/office/word/2012/wordml" xmlns:w16cex="http://schemas.microsoft.com/office/word/2018/wordml/cex" xmlns:w16cid="http://schemas.microsoft.com/office/word/2016/wordml/cid" xmlns:w16="http://schemas.microsoft.com/office/word/2018/wordml" xmlns:w16sdtdh="http://schemas.microsoft.com/office/word/2020/wordml/sdtdatahash" xmlns:w16se="http://schemas.microsoft.com/office/word/2015/wordml/symex" xmlns:wpg="http://schemas.microsoft.com/office/word/2010/wordprocessingGroup" xmlns:wpi="http://schemas.microsoft.com/office/word/2010/wordprocessingInk" xmlns:wne="http://schemas.microsoft.com/office/word/2006/wordml" xmlns:wps="http://schemas.microsoft.com/office/word/2010/wordprocessingShape" mc:Ignorable="w14 w15 w16se w16cid w16 w16cex w16sdtdh wp14">
+<w:numbering xmlns:wpc="http://schemas.microsoft.com/office/word/2010/wordprocessingCanvas" xmlns:cx="http://schemas.microsoft.com/office/drawing/2014/chartex" xmlns:cx1="http://schemas.microsoft.com/office/drawing/2015/9/8/chartex" xmlns:cx2="http://schemas.microsoft.com/office/drawing/2015/10/21/chartex" xmlns:cx3="http://schemas.microsoft.com/office/drawing/2016/5/9/chartex" xmlns:cx4="http://schemas.microsoft.com/office/drawing/2016/5/10/chartex" xmlns:cx5="http://schemas.microsoft.com/office/drawing/2016/5/11/chartex" xmlns:cx6="http://schemas.microsoft.com/office/drawing/2016/5/12/chartex" xmlns:cx7="http://schemas.microsoft.com/office/drawing/2016/5/13/chartex" xmlns:cx8="http://schemas.microsoft.com/office/drawing/2016/5/14/chartex" xmlns:mc="http://schemas.openxmlformats.org/markup-compatibility/2006" xmlns:aink="http://schemas.microsoft.com/office/drawing/2016/ink" xmlns:am3d="http://schemas.microsoft.com/office/drawing/2017/model3d" xmlns:o="urn:schemas-microsoft-com:office:office" xmlns:oel="http://schemas.microsoft.com/office/2019/extlst" xmlns:r="http://schemas.openxmlformats.org/officeDocument/2006/relationships" xmlns:m="http://schemas.openxmlformats.org/officeDocument/2006/math" xmlns:v="urn:schemas-microsoft-com:vml" xmlns:wp14="http://schemas.microsoft.com/office/word/2010/wordprocessingDrawing" xmlns:wp="http://schemas.openxmlformats.org/drawingml/2006/wordprocessingDrawing" xmlns:w10="urn:schemas-microsoft-com:office:word" xmlns:w="http://schemas.openxmlformats.org/wordprocessingml/2006/main" xmlns:w14="http://schemas.microsoft.com/office/word/2010/wordml" xmlns:w15="http://schemas.microsoft.com/office/word/2012/wordml" xmlns:w16cex="http://schemas.microsoft.com/office/word/2018/wordml/cex" xmlns:w16cid="http://schemas.microsoft.com/office/word/2016/wordml/cid" xmlns:w16="http://schemas.microsoft.com/office/word/2018/wordml" xmlns:w16du="http://schemas.microsoft.com/office/word/2023/wordml/word16du" xmlns:w16sdtdh="http://schemas.microsoft.com/office/word/2020/wordml/sdtdatahash" xmlns:w16sdtfl="http://schemas.microsoft.com/office/word/2024/wordml/sdtformatlock" xmlns:w16se="http://schemas.microsoft.com/office/word/2015/wordml/symex" xmlns:wpg="http://schemas.microsoft.com/office/word/2010/wordprocessingGroup" xmlns:wpi="http://schemas.microsoft.com/office/word/2010/wordprocessingInk" xmlns:wne="http://schemas.microsoft.com/office/word/2006/wordml" xmlns:wps="http://schemas.microsoft.com/office/word/2010/wordprocessingShape" mc:Ignorable="w14 w15 w16se w16cid w16 w16cex w16sdtdh w16sdtfl w16du wp14">
   <w:numPicBullet w:numPicBulletId="0">
     <w:pict>
       <v:shapetype id="_x0000_t75" coordsize="21600,21600" o:spt="75" o:preferrelative="t" path="m@4@5l@4@11@9@11@9@5xe" filled="f" stroked="f">
@@ -44150,42 +44152,42 @@
         <v:path o:extrusionok="f" gradientshapeok="t" o:connecttype="rect"/>
         <o:lock v:ext="edit" aspectratio="t"/>
       </v:shapetype>
-      <v:shape id="_x0000_i2400" type="#_x0000_t75" style="width:25.9pt;height:13.45pt;visibility:visible;mso-wrap-style:square" o:bullet="t">
+      <v:shape id="_x0000_i1025" type="#_x0000_t75" style="width:25.8pt;height:13.6pt;visibility:visible;mso-wrap-style:square" o:bullet="t">
         <v:imagedata r:id="rId1" o:title=""/>
       </v:shape>
     </w:pict>
   </w:numPicBullet>
   <w:numPicBullet w:numPicBulletId="1">
     <w:pict>
-      <v:shape id="_x0000_i2401" type="#_x0000_t75" style="width:24.95pt;height:9.6pt;visibility:visible;mso-wrap-style:square" o:bullet="t">
+      <v:shape id="_x0000_i1026" type="#_x0000_t75" style="width:24.8pt;height:9.5pt;visibility:visible;mso-wrap-style:square" o:bullet="t">
         <v:imagedata r:id="rId2" o:title=""/>
       </v:shape>
     </w:pict>
   </w:numPicBullet>
   <w:numPicBullet w:numPicBulletId="2">
     <w:pict>
-      <v:shape id="_x0000_i2402" type="#_x0000_t75" style="width:25.9pt;height:13.45pt;visibility:visible;mso-wrap-style:square" o:bullet="t">
+      <v:shape id="_x0000_i1027" type="#_x0000_t75" style="width:25.8pt;height:13.6pt;visibility:visible;mso-wrap-style:square" o:bullet="t">
         <v:imagedata r:id="rId3" o:title=""/>
       </v:shape>
     </w:pict>
   </w:numPicBullet>
   <w:numPicBullet w:numPicBulletId="3">
     <w:pict>
-      <v:shape id="_x0000_i2403" type="#_x0000_t75" style="width:22.1pt;height:12.5pt;visibility:visible;mso-wrap-style:square" o:bullet="t">
+      <v:shape id="_x0000_i1028" type="#_x0000_t75" style="width:22.1pt;height:12.55pt;visibility:visible;mso-wrap-style:square" o:bullet="t">
         <v:imagedata r:id="rId4" o:title=""/>
       </v:shape>
     </w:pict>
   </w:numPicBullet>
   <w:numPicBullet w:numPicBulletId="4">
     <w:pict>
-      <v:shape id="_x0000_i2404" type="#_x0000_t75" style="width:24.95pt;height:8.65pt;visibility:visible;mso-wrap-style:square" o:bullet="t">
+      <v:shape id="_x0000_i1029" type="#_x0000_t75" style="width:24.8pt;height:8.5pt;visibility:visible;mso-wrap-style:square" o:bullet="t">
         <v:imagedata r:id="rId5" o:title=""/>
       </v:shape>
     </w:pict>
   </w:numPicBullet>
   <w:numPicBullet w:numPicBulletId="5">
     <w:pict>
-      <v:shape id="_x0000_i2405" type="#_x0000_t75" style="width:24.95pt;height:8.65pt;visibility:visible;mso-wrap-style:square" o:bullet="t">
+      <v:shape id="_x0000_i1030" type="#_x0000_t75" style="width:24.8pt;height:8.5pt;visibility:visible;mso-wrap-style:square" o:bullet="t">
         <v:imagedata r:id="rId6" o:title=""/>
       </v:shape>
     </w:pict>
@@ -48086,7 +48088,7 @@
 </file>
 
 <file path=word/styles.xml><?xml version="1.0" encoding="utf-8"?>
-<w:styles xmlns:mc="http://schemas.openxmlformats.org/markup-compatibility/2006" xmlns:r="http://schemas.openxmlformats.org/officeDocument/2006/relationships" xmlns:w="http://schemas.openxmlformats.org/wordprocessingml/2006/main" xmlns:w14="http://schemas.microsoft.com/office/word/2010/wordml" xmlns:w15="http://schemas.microsoft.com/office/word/2012/wordml" xmlns:w16cex="http://schemas.microsoft.com/office/word/2018/wordml/cex" xmlns:w16cid="http://schemas.microsoft.com/office/word/2016/wordml/cid" xmlns:w16="http://schemas.microsoft.com/office/word/2018/wordml" xmlns:w16sdtdh="http://schemas.microsoft.com/office/word/2020/wordml/sdtdatahash" xmlns:w16se="http://schemas.microsoft.com/office/word/2015/wordml/symex" mc:Ignorable="w14 w15 w16se w16cid w16 w16cex w16sdtdh">
+<w:styles xmlns:mc="http://schemas.openxmlformats.org/markup-compatibility/2006" xmlns:r="http://schemas.openxmlformats.org/officeDocument/2006/relationships" xmlns:w="http://schemas.openxmlformats.org/wordprocessingml/2006/main" xmlns:w14="http://schemas.microsoft.com/office/word/2010/wordml" xmlns:w15="http://schemas.microsoft.com/office/word/2012/wordml" xmlns:w16cex="http://schemas.microsoft.com/office/word/2018/wordml/cex" xmlns:w16cid="http://schemas.microsoft.com/office/word/2016/wordml/cid" xmlns:w16="http://schemas.microsoft.com/office/word/2018/wordml" xmlns:w16du="http://schemas.microsoft.com/office/word/2023/wordml/word16du" xmlns:w16sdtdh="http://schemas.microsoft.com/office/word/2020/wordml/sdtdatahash" xmlns:w16sdtfl="http://schemas.microsoft.com/office/word/2024/wordml/sdtformatlock" xmlns:w16se="http://schemas.microsoft.com/office/word/2015/wordml/symex" mc:Ignorable="w14 w15 w16se w16cid w16 w16cex w16sdtdh w16sdtfl w16du">
   <w:docDefaults>
     <w:rPrDefault>
       <w:rPr>
@@ -48490,6 +48492,7 @@
   <w:style w:type="character" w:default="1" w:styleId="DefaultParagraphFont">
     <w:name w:val="Default Paragraph Font"/>
     <w:uiPriority w:val="1"/>
+    <w:semiHidden/>
     <w:unhideWhenUsed/>
   </w:style>
   <w:style w:type="table" w:default="1" w:styleId="TableNormal">

--- a/assets/data/Mindset-Level-3- Custom.docx
+++ b/assets/data/Mindset-Level-3- Custom.docx
@@ -339,49 +339,70 @@
                 <w:sz w:val="25"/>
                 <w:szCs w:val="25"/>
               </w:rPr>
-              <w:t xml:space="preserve">Palma de Mallorca, </w:t>
-            </w:r>
-            <w:proofErr w:type="spellStart"/>
+              <w:t>Palma de Mallorca, Algaida,</w:t>
+            </w:r>
             <w:r>
               <w:rPr>
                 <w:i/>
                 <w:sz w:val="25"/>
                 <w:szCs w:val="25"/>
               </w:rPr>
-              <w:t>Algaida</w:t>
-            </w:r>
-            <w:proofErr w:type="spellEnd"/>
+              <w:t xml:space="preserve"> </w:t>
+            </w:r>
             <w:r>
               <w:rPr>
                 <w:i/>
                 <w:sz w:val="25"/>
                 <w:szCs w:val="25"/>
               </w:rPr>
-              <w:t>,</w:t>
-            </w:r>
-            <w:r>
+              <w:t>Binissalem</w:t>
+            </w:r>
+          </w:p>
+          <w:p>
+            <w:pPr>
+              <w:pStyle w:val="BlankWord2"/>
               <w:rPr>
                 <w:i/>
                 <w:sz w:val="25"/>
                 <w:szCs w:val="25"/>
               </w:rPr>
-              <w:t xml:space="preserve"> </w:t>
-            </w:r>
-            <w:proofErr w:type="spellStart"/>
+            </w:pPr>
+            <w:r>
+              <w:rPr>
+                <w:sz w:val="25"/>
+                <w:szCs w:val="25"/>
+              </w:rPr>
+              <w:t xml:space="preserve">names of mountains: </w:t>
+            </w:r>
             <w:r>
               <w:rPr>
                 <w:i/>
                 <w:sz w:val="25"/>
                 <w:szCs w:val="25"/>
               </w:rPr>
-              <w:t>Binissalem</w:t>
-            </w:r>
-            <w:proofErr w:type="spellEnd"/>
+              <w:t>Mount Everest, Mont Blanc</w:t>
+            </w:r>
           </w:p>
           <w:p>
             <w:pPr>
               <w:pStyle w:val="BlankWord2"/>
               <w:rPr>
+                <w:sz w:val="25"/>
+                <w:szCs w:val="25"/>
+              </w:rPr>
+            </w:pPr>
+            <w:r>
+              <w:rPr>
+                <w:sz w:val="25"/>
+                <w:szCs w:val="25"/>
+              </w:rPr>
+              <w:t>Use 'the' for:</w:t>
+            </w:r>
+          </w:p>
+          <w:p>
+            <w:pPr>
+              <w:pStyle w:val="BlankWord2"/>
+              <w:rPr>
                 <w:i/>
                 <w:sz w:val="25"/>
                 <w:szCs w:val="25"/>
@@ -392,7 +413,7 @@
                 <w:sz w:val="25"/>
                 <w:szCs w:val="25"/>
               </w:rPr>
-              <w:t xml:space="preserve">names of mountains: </w:t>
+              <w:t xml:space="preserve">groups of islands: </w:t>
             </w:r>
             <w:r>
               <w:rPr>
@@ -400,23 +421,32 @@
                 <w:sz w:val="25"/>
                 <w:szCs w:val="25"/>
               </w:rPr>
-              <w:t>Mount Everest, Mont Blanc</w:t>
+              <w:t>the Balearic Islands</w:t>
             </w:r>
           </w:p>
           <w:p>
             <w:pPr>
               <w:pStyle w:val="BlankWord2"/>
               <w:rPr>
-                <w:sz w:val="25"/>
-                <w:szCs w:val="25"/>
-              </w:rPr>
-            </w:pPr>
-            <w:r>
-              <w:rPr>
-                <w:sz w:val="25"/>
-                <w:szCs w:val="25"/>
-              </w:rPr>
-              <w:t>Use 'the' for:</w:t>
+                <w:i/>
+                <w:sz w:val="25"/>
+                <w:szCs w:val="25"/>
+              </w:rPr>
+            </w:pPr>
+            <w:r>
+              <w:rPr>
+                <w:sz w:val="25"/>
+                <w:szCs w:val="25"/>
+              </w:rPr>
+              <w:t xml:space="preserve">coastal areas: </w:t>
+            </w:r>
+            <w:r>
+              <w:rPr>
+                <w:i/>
+                <w:sz w:val="25"/>
+                <w:szCs w:val="25"/>
+              </w:rPr>
+              <w:t>the Valencian Coast</w:t>
             </w:r>
           </w:p>
           <w:p>
@@ -433,7 +463,7 @@
                 <w:sz w:val="25"/>
                 <w:szCs w:val="25"/>
               </w:rPr>
-              <w:t xml:space="preserve">groups of islands: </w:t>
+              <w:t xml:space="preserve">oceans and seas: </w:t>
             </w:r>
             <w:r>
               <w:rPr>
@@ -441,7 +471,7 @@
                 <w:sz w:val="25"/>
                 <w:szCs w:val="25"/>
               </w:rPr>
-              <w:t>the Balearic Islands</w:t>
+              <w:t>the Mediterranean Sea, the Persian Gulf</w:t>
             </w:r>
           </w:p>
           <w:p>
@@ -458,7 +488,7 @@
                 <w:sz w:val="25"/>
                 <w:szCs w:val="25"/>
               </w:rPr>
-              <w:t xml:space="preserve">coastal areas: </w:t>
+              <w:t xml:space="preserve">nationalities: </w:t>
             </w:r>
             <w:r>
               <w:rPr>
@@ -466,7 +496,7 @@
                 <w:sz w:val="25"/>
                 <w:szCs w:val="25"/>
               </w:rPr>
-              <w:t>the Valencian Coast</w:t>
+              <w:t>the Spanish, the Omanis, the Chinese</w:t>
             </w:r>
           </w:p>
           <w:p>
@@ -483,7 +513,7 @@
                 <w:sz w:val="25"/>
                 <w:szCs w:val="25"/>
               </w:rPr>
-              <w:t xml:space="preserve">oceans and seas: </w:t>
+              <w:t xml:space="preserve">countries which are Republics, Kingdoms or Unions: </w:t>
             </w:r>
             <w:r>
               <w:rPr>
@@ -491,7 +521,7 @@
                 <w:sz w:val="25"/>
                 <w:szCs w:val="25"/>
               </w:rPr>
-              <w:t>the Mediterranean Sea, the Persian Gulf</w:t>
+              <w:t>the Republic of China, the United Kingdom (the UK), the United States of America (the USA)</w:t>
             </w:r>
           </w:p>
           <w:p>
@@ -508,7 +538,7 @@
                 <w:sz w:val="25"/>
                 <w:szCs w:val="25"/>
               </w:rPr>
-              <w:t xml:space="preserve">nationalities: </w:t>
+              <w:t xml:space="preserve">mountain ranges: </w:t>
             </w:r>
             <w:r>
               <w:rPr>
@@ -516,85 +546,7 @@
                 <w:sz w:val="25"/>
                 <w:szCs w:val="25"/>
               </w:rPr>
-              <w:t>the Spanish, the Omanis, the Chinese</w:t>
-            </w:r>
-          </w:p>
-          <w:p>
-            <w:pPr>
-              <w:pStyle w:val="BlankWord2"/>
-              <w:rPr>
-                <w:i/>
-                <w:sz w:val="25"/>
-                <w:szCs w:val="25"/>
-              </w:rPr>
-            </w:pPr>
-            <w:r>
-              <w:rPr>
-                <w:sz w:val="25"/>
-                <w:szCs w:val="25"/>
-              </w:rPr>
-              <w:t xml:space="preserve">countries which are Republics, Kingdoms or Unions: </w:t>
-            </w:r>
-            <w:proofErr w:type="gramStart"/>
-            <w:r>
-              <w:rPr>
-                <w:i/>
-                <w:sz w:val="25"/>
-                <w:szCs w:val="25"/>
-              </w:rPr>
-              <w:t>the</w:t>
-            </w:r>
-            <w:proofErr w:type="gramEnd"/>
-            <w:r>
-              <w:rPr>
-                <w:i/>
-                <w:sz w:val="25"/>
-                <w:szCs w:val="25"/>
-              </w:rPr>
-              <w:t xml:space="preserve"> Republic of China, the United Kingdom (the UK), the United States of America (the USA)</w:t>
-            </w:r>
-          </w:p>
-          <w:p>
-            <w:pPr>
-              <w:pStyle w:val="BlankWord2"/>
-              <w:rPr>
-                <w:i/>
-                <w:sz w:val="25"/>
-                <w:szCs w:val="25"/>
-              </w:rPr>
-            </w:pPr>
-            <w:r>
-              <w:rPr>
-                <w:sz w:val="25"/>
-                <w:szCs w:val="25"/>
-              </w:rPr>
-              <w:t xml:space="preserve">mountain ranges: </w:t>
-            </w:r>
-            <w:r>
-              <w:rPr>
-                <w:i/>
-                <w:sz w:val="25"/>
-                <w:szCs w:val="25"/>
-              </w:rPr>
-              <w:t xml:space="preserve">the </w:t>
-            </w:r>
-            <w:proofErr w:type="spellStart"/>
-            <w:r>
-              <w:rPr>
-                <w:i/>
-                <w:sz w:val="25"/>
-                <w:szCs w:val="25"/>
-              </w:rPr>
-              <w:t>Tramuntanas</w:t>
-            </w:r>
-            <w:proofErr w:type="spellEnd"/>
-            <w:r>
-              <w:rPr>
-                <w:i/>
-                <w:sz w:val="25"/>
-                <w:szCs w:val="25"/>
-              </w:rPr>
-              <w:t>, the Himalayas</w:t>
+              <w:t>the Tramuntanas, the Himalayas</w:t>
             </w:r>
           </w:p>
           <w:p>
@@ -636,25 +588,7 @@
                 <w:sz w:val="25"/>
                 <w:szCs w:val="25"/>
               </w:rPr>
-              <w:t xml:space="preserve">Other geographical </w:t>
-            </w:r>
-            <w:proofErr w:type="spellStart"/>
-            <w:proofErr w:type="gramStart"/>
-            <w:r>
-              <w:rPr>
-                <w:sz w:val="25"/>
-                <w:szCs w:val="25"/>
-              </w:rPr>
-              <w:t>features:lakes</w:t>
-            </w:r>
-            <w:proofErr w:type="spellEnd"/>
-            <w:proofErr w:type="gramEnd"/>
-            <w:r>
-              <w:rPr>
-                <w:sz w:val="25"/>
-                <w:szCs w:val="25"/>
-              </w:rPr>
-              <w:t xml:space="preserve">: no article, usually begins with the word Lake </w:t>
+              <w:t xml:space="preserve">Other geographical features:lakes: no article, usually begins with the word Lake </w:t>
             </w:r>
             <w:r>
               <w:rPr>
@@ -669,25 +603,7 @@
                 <w:sz w:val="25"/>
                 <w:szCs w:val="25"/>
               </w:rPr>
-              <w:t xml:space="preserve">rivers: definite article before name of </w:t>
-            </w:r>
-            <w:proofErr w:type="spellStart"/>
-            <w:proofErr w:type="gramStart"/>
-            <w:r>
-              <w:rPr>
-                <w:sz w:val="25"/>
-                <w:szCs w:val="25"/>
-              </w:rPr>
-              <w:t>river.Capitalise</w:t>
-            </w:r>
-            <w:proofErr w:type="spellEnd"/>
-            <w:proofErr w:type="gramEnd"/>
-            <w:r>
-              <w:rPr>
-                <w:sz w:val="25"/>
-                <w:szCs w:val="25"/>
-              </w:rPr>
-              <w:t xml:space="preserve"> the word 'river' or it can be omitted </w:t>
+              <w:t xml:space="preserve">rivers: definite article before name of river.Capitalise the word 'river' or it can be omitted </w:t>
             </w:r>
             <w:r>
               <w:rPr>
@@ -874,25 +790,7 @@
                 <w:sz w:val="25"/>
                 <w:szCs w:val="25"/>
               </w:rPr>
-              <w:t xml:space="preserve">, or go hiking in the </w:t>
-            </w:r>
-            <w:proofErr w:type="spellStart"/>
-            <w:r>
-              <w:rPr>
-                <w:rFonts w:ascii="Source Sans 3" w:hAnsi="Source Sans 3"/>
-                <w:sz w:val="25"/>
-                <w:szCs w:val="25"/>
-              </w:rPr>
-              <w:t>Tramuntanas</w:t>
-            </w:r>
-            <w:proofErr w:type="spellEnd"/>
-            <w:r>
-              <w:rPr>
-                <w:rFonts w:ascii="Source Sans 3" w:hAnsi="Source Sans 3"/>
-                <w:sz w:val="25"/>
-                <w:szCs w:val="25"/>
-              </w:rPr>
-              <w:t xml:space="preserve">, a mountain range that runs from </w:t>
+              <w:t xml:space="preserve">, or go hiking in the Tramuntanas, a mountain range that runs from </w:t>
             </w:r>
             <w:r>
               <w:rPr>
@@ -945,7 +843,6 @@
               </w:rPr>
               <w:t xml:space="preserve">, contrasts entirely with the traditional rural towns and villages in the heart of the island, such as </w:t>
             </w:r>
-            <w:proofErr w:type="spellStart"/>
             <w:r>
               <w:rPr>
                 <w:rFonts w:ascii="Source Sans 3" w:hAnsi="Source Sans 3"/>
@@ -955,7 +852,6 @@
               </w:rPr>
               <w:t>Algaida</w:t>
             </w:r>
-            <w:proofErr w:type="spellEnd"/>
             <w:r>
               <w:rPr>
                 <w:rFonts w:ascii="Source Sans 3" w:hAnsi="Source Sans 3"/>
@@ -964,7 +860,6 @@
               </w:rPr>
               <w:t xml:space="preserve"> or </w:t>
             </w:r>
-            <w:proofErr w:type="spellStart"/>
             <w:r>
               <w:rPr>
                 <w:rFonts w:ascii="Source Sans 3" w:hAnsi="Source Sans 3"/>
@@ -974,7 +869,6 @@
               </w:rPr>
               <w:t>Binissalem</w:t>
             </w:r>
-            <w:proofErr w:type="spellEnd"/>
             <w:r>
               <w:rPr>
                 <w:rFonts w:ascii="Source Sans 3" w:hAnsi="Source Sans 3"/>
@@ -1308,21 +1202,7 @@
               <w:rPr>
                 <w:rFonts w:ascii="Source Sans 3" w:hAnsi="Source Sans 3"/>
               </w:rPr>
-              <w:t xml:space="preserve">This type of task requires you to choose a heading which correctly </w:t>
-            </w:r>
-            <w:proofErr w:type="spellStart"/>
-            <w:r>
-              <w:rPr>
-                <w:rFonts w:ascii="Source Sans 3" w:hAnsi="Source Sans 3"/>
-              </w:rPr>
-              <w:t>summarises</w:t>
-            </w:r>
-            <w:proofErr w:type="spellEnd"/>
-            <w:r>
-              <w:rPr>
-                <w:rFonts w:ascii="Source Sans 3" w:hAnsi="Source Sans 3"/>
-              </w:rPr>
-              <w:t xml:space="preserve"> the whole paragraph. Often, it is possible to find one sentence in a paragraph which conveys the main idea - this is known as the </w:t>
+              <w:t xml:space="preserve">This type of task requires you to choose a heading which correctly summarises the whole paragraph. Often, it is possible to find one sentence in a paragraph which conveys the main idea - this is known as the </w:t>
             </w:r>
             <w:r>
               <w:rPr>
@@ -3521,6 +3401,12 @@
           </w:p>
           <w:p>
             <w:pPr>
+              <w:pBdr>
+                <w:top w:val="single" w:sz="18" w:space="1" w:color="C4E747"/>
+                <w:left w:val="single" w:sz="18" w:space="4" w:color="C4E747"/>
+                <w:bottom w:val="single" w:sz="18" w:space="1" w:color="C4E747"/>
+                <w:right w:val="single" w:sz="18" w:space="4" w:color="C4E747"/>
+              </w:pBdr>
               <w:spacing w:line="261" w:lineRule="auto"/>
               <w:ind w:left="98" w:firstLine="16"/>
               <w:rPr>
@@ -3874,6 +3760,12 @@
           </w:p>
           <w:p>
             <w:pPr>
+              <w:pBdr>
+                <w:top w:val="single" w:sz="18" w:space="1" w:color="C4E747"/>
+                <w:left w:val="single" w:sz="18" w:space="4" w:color="C4E747"/>
+                <w:bottom w:val="single" w:sz="18" w:space="1" w:color="C4E747"/>
+                <w:right w:val="single" w:sz="18" w:space="4" w:color="C4E747"/>
+              </w:pBdr>
               <w:spacing w:line="261" w:lineRule="auto"/>
               <w:ind w:left="98" w:firstLine="16"/>
               <w:rPr>
@@ -7055,25 +6947,7 @@
                 <w:sz w:val="25"/>
                 <w:szCs w:val="28"/>
               </w:rPr>
-              <w:t xml:space="preserve">Despite the fact the town of Marloth Park is close to the Kruger National Park, one of the largest game reserves in Africa, and despite the constant threat of visits from wild animals such as lions and hippopotamuses, its anxious residents are not allowed to build fences around their houses to keep out their </w:t>
-            </w:r>
-            <w:proofErr w:type="spellStart"/>
-            <w:r>
-              <w:rPr>
-                <w:rFonts w:ascii="Source Sans 3" w:hAnsi="Source Sans 3"/>
-                <w:sz w:val="25"/>
-                <w:szCs w:val="28"/>
-              </w:rPr>
-              <w:t>neighbours</w:t>
-            </w:r>
-            <w:proofErr w:type="spellEnd"/>
-            <w:r>
-              <w:rPr>
-                <w:rFonts w:ascii="Source Sans 3" w:hAnsi="Source Sans 3"/>
-                <w:sz w:val="25"/>
-                <w:szCs w:val="28"/>
-              </w:rPr>
-              <w:t>.</w:t>
+              <w:t>Despite the fact the town of Marloth Park is close to the Kruger National Park, one of the largest game reserves in Africa, and despite the constant threat of visits from wild animals such as lions and hippopotamuses, its anxious residents are not allowed to build fences around their houses to keep out their neighbours.</w:t>
             </w:r>
           </w:p>
           <w:p>
@@ -7182,106 +7056,78 @@
                 <w:sz w:val="25"/>
                 <w:szCs w:val="28"/>
               </w:rPr>
-              <w:t xml:space="preserve">dangers </w:t>
-            </w:r>
-            <w:proofErr w:type="spellStart"/>
-            <w:r>
+              <w:t>dangers ofthe wild= the constant threat of visits from wild animals</w:t>
+            </w:r>
+          </w:p>
+          <w:p>
+            <w:pPr>
               <w:rPr>
                 <w:rStyle w:val="BlankWord1"/>
                 <w:sz w:val="25"/>
                 <w:szCs w:val="28"/>
               </w:rPr>
-              <w:t>ofthe</w:t>
-            </w:r>
-            <w:proofErr w:type="spellEnd"/>
+            </w:pPr>
+            <w:r>
+              <w:rPr>
+                <w:rFonts w:ascii="Source Sans 3" w:hAnsi="Source Sans 3"/>
+                <w:b/>
+                <w:bCs/>
+                <w:sz w:val="25"/>
+                <w:szCs w:val="28"/>
+              </w:rPr>
+              <w:t>C</w:t>
+            </w:r>
+            <w:r>
+              <w:rPr>
+                <w:rFonts w:ascii="Source Sans 3" w:hAnsi="Source Sans 3"/>
+                <w:sz w:val="25"/>
+                <w:szCs w:val="28"/>
+              </w:rPr>
+              <w:t xml:space="preserve"> Where </w:t>
+            </w:r>
+            <w:r>
+              <w:rPr>
+                <w:rFonts w:ascii="Source Sans 3" w:hAnsi="Source Sans 3"/>
+                <w:sz w:val="25"/>
+                <w:szCs w:val="28"/>
+                <w:u w:val="single"/>
+              </w:rPr>
+              <w:t>humans and animals</w:t>
+            </w:r>
+            <w:r>
+              <w:rPr>
+                <w:rFonts w:ascii="Source Sans 3" w:hAnsi="Source Sans 3"/>
+                <w:sz w:val="25"/>
+                <w:szCs w:val="28"/>
+              </w:rPr>
+              <w:t xml:space="preserve"> cautiously </w:t>
+            </w:r>
+            <w:r>
+              <w:rPr>
+                <w:rFonts w:ascii="Source Sans 3" w:hAnsi="Source Sans 3"/>
+                <w:sz w:val="25"/>
+                <w:szCs w:val="28"/>
+                <w:u w:val="single"/>
+              </w:rPr>
+              <w:t>co-exist</w:t>
+            </w:r>
+            <w:r>
+              <w:rPr>
+                <w:rFonts w:ascii="Source Sans 3" w:hAnsi="Source Sans 3"/>
+                <w:sz w:val="25"/>
+                <w:szCs w:val="28"/>
+                <w:u w:val="single"/>
+              </w:rPr>
+              <w:t xml:space="preserve"> </w:t>
+            </w:r>
             <w:r>
               <w:rPr>
                 <w:rStyle w:val="BlankWord1"/>
                 <w:sz w:val="25"/>
                 <w:szCs w:val="28"/>
               </w:rPr>
-              <w:t xml:space="preserve"> wild= the constant threat of visits from wild animals</w:t>
-            </w:r>
-          </w:p>
-          <w:p>
-            <w:pPr>
-              <w:rPr>
-                <w:rStyle w:val="BlankWord1"/>
-                <w:sz w:val="25"/>
-                <w:szCs w:val="28"/>
-              </w:rPr>
-            </w:pPr>
-            <w:r>
-              <w:rPr>
-                <w:rFonts w:ascii="Source Sans 3" w:hAnsi="Source Sans 3"/>
-                <w:b/>
-                <w:bCs/>
-                <w:sz w:val="25"/>
-                <w:szCs w:val="28"/>
-              </w:rPr>
-              <w:t>C</w:t>
-            </w:r>
-            <w:r>
-              <w:rPr>
-                <w:rFonts w:ascii="Source Sans 3" w:hAnsi="Source Sans 3"/>
-                <w:sz w:val="25"/>
-                <w:szCs w:val="28"/>
-              </w:rPr>
-              <w:t xml:space="preserve"> Where </w:t>
-            </w:r>
-            <w:r>
-              <w:rPr>
-                <w:rFonts w:ascii="Source Sans 3" w:hAnsi="Source Sans 3"/>
-                <w:sz w:val="25"/>
-                <w:szCs w:val="28"/>
-                <w:u w:val="single"/>
-              </w:rPr>
-              <w:t>humans and animals</w:t>
-            </w:r>
-            <w:r>
-              <w:rPr>
-                <w:rFonts w:ascii="Source Sans 3" w:hAnsi="Source Sans 3"/>
-                <w:sz w:val="25"/>
-                <w:szCs w:val="28"/>
-              </w:rPr>
-              <w:t xml:space="preserve"> cautiously </w:t>
-            </w:r>
-            <w:r>
-              <w:rPr>
-                <w:rFonts w:ascii="Source Sans 3" w:hAnsi="Source Sans 3"/>
-                <w:sz w:val="25"/>
-                <w:szCs w:val="28"/>
-                <w:u w:val="single"/>
-              </w:rPr>
-              <w:t>co-exist</w:t>
-            </w:r>
-            <w:r>
-              <w:rPr>
-                <w:rFonts w:ascii="Source Sans 3" w:hAnsi="Source Sans 3"/>
-                <w:sz w:val="25"/>
-                <w:szCs w:val="28"/>
-                <w:u w:val="single"/>
-              </w:rPr>
-              <w:t xml:space="preserve"> </w:t>
-            </w:r>
-            <w:r>
-              <w:rPr>
-                <w:rStyle w:val="BlankWord1"/>
-                <w:sz w:val="25"/>
-                <w:szCs w:val="28"/>
-              </w:rPr>
-              <w:t xml:space="preserve">humans and animals= lions and hippopotamuses [and] anxious residents; co-exist= residents are not allowed to ... keep out their </w:t>
-            </w:r>
-            <w:proofErr w:type="spellStart"/>
-            <w:r>
-              <w:rPr>
-                <w:rStyle w:val="BlankWord1"/>
-                <w:sz w:val="25"/>
-                <w:szCs w:val="28"/>
-              </w:rPr>
-              <w:t>neighbours</w:t>
-            </w:r>
-            <w:proofErr w:type="spellEnd"/>
+              <w:t>humans and animals= lions and hippopotamuses [and] anxious residents; co-exist= residents are not allowed to ... keep out their neighbours</w:t>
+            </w:r>
           </w:p>
         </w:tc>
       </w:tr>
@@ -7603,6 +7449,12 @@
           </w:p>
           <w:p>
             <w:pPr>
+              <w:pBdr>
+                <w:top w:val="single" w:sz="18" w:space="1" w:color="C4E747"/>
+                <w:left w:val="single" w:sz="18" w:space="4" w:color="C4E747"/>
+                <w:bottom w:val="single" w:sz="18" w:space="1" w:color="C4E747"/>
+                <w:right w:val="single" w:sz="18" w:space="4" w:color="C4E747"/>
+              </w:pBdr>
               <w:spacing w:line="259" w:lineRule="auto"/>
               <w:ind w:right="34" w:firstLine="5"/>
               <w:rPr>
@@ -7914,27 +7766,7 @@
                 <w:szCs w:val="25"/>
                 <w:shd w:val="clear" w:color="auto" w:fill="A3D6E2"/>
               </w:rPr>
-              <w:t xml:space="preserve">In </w:t>
-            </w:r>
-            <w:proofErr w:type="gramStart"/>
-            <w:r>
-              <w:rPr>
-                <w:rFonts w:ascii="Source Sans 3" w:hAnsi="Source Sans 3" w:cs="*Arial-8104-Identity-H"/>
-                <w:sz w:val="25"/>
-                <w:szCs w:val="25"/>
-                <w:shd w:val="clear" w:color="auto" w:fill="A3D6E2"/>
-              </w:rPr>
-              <w:t>fact</w:t>
-            </w:r>
-            <w:proofErr w:type="gramEnd"/>
-            <w:r>
-              <w:rPr>
-                <w:rFonts w:ascii="Source Sans 3" w:hAnsi="Source Sans 3" w:cs="*Arial-8104-Identity-H"/>
-                <w:sz w:val="25"/>
-                <w:szCs w:val="25"/>
-                <w:shd w:val="clear" w:color="auto" w:fill="A3D6E2"/>
-              </w:rPr>
-              <w:t xml:space="preserve"> the only fence permitted in the town was built by the local authority, interestingly, with the aim of keeping humans out of the park, rather than containing the animals inside. Consequently, it is not unusual to see giraffes or elephants causing traffic jams, for example, and even predator attacks on humans are unnervingly common - a lion was recently said to have mauled and eaten an escaping burglar. Yet even after this, while some residents then called for all lions to be rounded up and shot, others suggested that they be allowed to walk the thoroughfares as a type of crime control, after an increase in the number of burglaries. Everywhere in Marloth Park, a wary understanding exists between man and beast.</w:t>
+              <w:t>In fact the only fence permitted in the town was built by the local authority, interestingly, with the aim of keeping humans out of the park, rather than containing the animals inside. Consequently, it is not unusual to see giraffes or elephants causing traffic jams, for example, and even predator attacks on humans are unnervingly common - a lion was recently said to have mauled and eaten an escaping burglar. Yet even after this, while some residents then called for all lions to be rounded up and shot, others suggested that they be allowed to walk the thoroughfares as a type of crime control, after an increase in the number of burglaries. Everywhere in Marloth Park, a wary understanding exists between man and beast.</w:t>
             </w:r>
           </w:p>
         </w:tc>
@@ -8590,97 +8422,7 @@
                 <w:sz w:val="25"/>
                 <w:szCs w:val="28"/>
               </w:rPr>
-              <w:t xml:space="preserve">The real </w:t>
-            </w:r>
-            <w:proofErr w:type="spellStart"/>
-            <w:r>
-              <w:rPr>
-                <w:rFonts w:ascii="Source Sans 3" w:hAnsi="Source Sans 3"/>
-                <w:sz w:val="25"/>
-                <w:szCs w:val="28"/>
-              </w:rPr>
-              <w:t>Hallstat</w:t>
-            </w:r>
-            <w:proofErr w:type="spellEnd"/>
-            <w:r>
-              <w:rPr>
-                <w:rFonts w:ascii="Source Sans 3" w:hAnsi="Source Sans 3"/>
-                <w:sz w:val="25"/>
-                <w:szCs w:val="28"/>
-              </w:rPr>
-              <w:t xml:space="preserve"> is in Austria and is proud to be a traditional UNESCO* World Heritage Site. The Chinese </w:t>
-            </w:r>
-            <w:proofErr w:type="spellStart"/>
-            <w:r>
-              <w:rPr>
-                <w:rFonts w:ascii="Source Sans 3" w:hAnsi="Source Sans 3"/>
-                <w:sz w:val="25"/>
-                <w:szCs w:val="28"/>
-              </w:rPr>
-              <w:t>Hallstat</w:t>
-            </w:r>
-            <w:proofErr w:type="spellEnd"/>
-            <w:r>
-              <w:rPr>
-                <w:rFonts w:ascii="Source Sans 3" w:hAnsi="Source Sans 3"/>
-                <w:sz w:val="25"/>
-                <w:szCs w:val="28"/>
-              </w:rPr>
-              <w:t xml:space="preserve"> is a carbon copy, built in Guangdong province, China, by a millionaire who sponsored the construction of the imitation town. It cost approximately $940 million to build, and looks exactly like the real </w:t>
-            </w:r>
-            <w:proofErr w:type="spellStart"/>
-            <w:r>
-              <w:rPr>
-                <w:rFonts w:ascii="Source Sans 3" w:hAnsi="Source Sans 3"/>
-                <w:sz w:val="25"/>
-                <w:szCs w:val="28"/>
-              </w:rPr>
-              <w:t>Hallstat</w:t>
-            </w:r>
-            <w:proofErr w:type="spellEnd"/>
-            <w:r>
-              <w:rPr>
-                <w:rFonts w:ascii="Source Sans 3" w:hAnsi="Source Sans 3"/>
-                <w:sz w:val="25"/>
-                <w:szCs w:val="28"/>
-              </w:rPr>
-              <w:t xml:space="preserve">, all the way down to its wooden houses, its narrow streets, and its funicular railway. When the residents of Austria's </w:t>
-            </w:r>
-            <w:proofErr w:type="spellStart"/>
-            <w:r>
-              <w:rPr>
-                <w:rFonts w:ascii="Source Sans 3" w:hAnsi="Source Sans 3"/>
-                <w:sz w:val="25"/>
-                <w:szCs w:val="28"/>
-              </w:rPr>
-              <w:t>Hallstat</w:t>
-            </w:r>
-            <w:proofErr w:type="spellEnd"/>
-            <w:r>
-              <w:rPr>
-                <w:rFonts w:ascii="Source Sans 3" w:hAnsi="Source Sans 3"/>
-                <w:sz w:val="25"/>
-                <w:szCs w:val="28"/>
-              </w:rPr>
-              <w:t xml:space="preserve"> (including the mayor) were invited to visit it, they expressed pride that their town was considered so improbably beautiful that it had been reproduced in its entirety, but they still had cause for complaint. Originally, the Chinese company had promised to meet with the Austrian residents to confirm that they were happy for their homes to be copied; instead, they simply sent their employees to Austria to fake photos, and they returned home to China without speaking to a single resident of the original </w:t>
-            </w:r>
-            <w:proofErr w:type="spellStart"/>
-            <w:r>
-              <w:rPr>
-                <w:rFonts w:ascii="Source Sans 3" w:hAnsi="Source Sans 3"/>
-                <w:sz w:val="25"/>
-                <w:szCs w:val="28"/>
-              </w:rPr>
-              <w:t>Hallstat</w:t>
-            </w:r>
-            <w:proofErr w:type="spellEnd"/>
-            <w:r>
-              <w:rPr>
-                <w:rFonts w:ascii="Source Sans 3" w:hAnsi="Source Sans 3"/>
-                <w:sz w:val="25"/>
-                <w:szCs w:val="28"/>
-              </w:rPr>
-              <w:t>.</w:t>
+              <w:t>The real Hallstat is in Austria and is proud to be a traditional UNESCO* World Heritage Site. The Chinese Hallstat is a carbon copy, built in Guangdong province, China, by a millionaire who sponsored the construction of the imitation town. It cost approximately $940 million to build, and looks exactly like the real Hallstat, all the way down to its wooden houses, its narrow streets, and its funicular railway. When the residents of Austria's Hallstat (including the mayor) were invited to visit it, they expressed pride that their town was considered so improbably beautiful that it had been reproduced in its entirety, but they still had cause for complaint. Originally, the Chinese company had promised to meet with the Austrian residents to confirm that they were happy for their homes to be copied; instead, they simply sent their employees to Austria to fake photos, and they returned home to China without speaking to a single resident of the original Hallstat.</w:t>
             </w:r>
           </w:p>
           <w:p>
@@ -9021,25 +8763,7 @@
                 <w:sz w:val="25"/>
                 <w:szCs w:val="25"/>
               </w:rPr>
-              <w:t xml:space="preserve"> </w:t>
-            </w:r>
-            <w:proofErr w:type="spellStart"/>
-            <w:r>
-              <w:rPr>
-                <w:rFonts w:ascii="Source Sans 3" w:hAnsi="Source Sans 3"/>
-                <w:sz w:val="25"/>
-                <w:szCs w:val="25"/>
-              </w:rPr>
-              <w:t>A</w:t>
-            </w:r>
-            <w:proofErr w:type="spellEnd"/>
-            <w:r>
-              <w:rPr>
-                <w:rFonts w:ascii="Source Sans 3" w:hAnsi="Source Sans 3"/>
-                <w:sz w:val="25"/>
-                <w:szCs w:val="25"/>
-              </w:rPr>
-              <w:t xml:space="preserve"> conflict between reality and imitation</w:t>
+              <w:t xml:space="preserve"> A conflict between reality and imitation</w:t>
             </w:r>
           </w:p>
           <w:p>
@@ -10974,25 +10698,7 @@
                 <w:sz w:val="25"/>
                 <w:szCs w:val="25"/>
               </w:rPr>
-              <w:t xml:space="preserve">The residents of </w:t>
-            </w:r>
-            <w:proofErr w:type="spellStart"/>
-            <w:r>
-              <w:rPr>
-                <w:rFonts w:ascii="Source Sans 3" w:hAnsi="Source Sans 3" w:cs="Tahoma"/>
-                <w:sz w:val="25"/>
-                <w:szCs w:val="25"/>
-              </w:rPr>
-              <w:t>Hallstat</w:t>
-            </w:r>
-            <w:proofErr w:type="spellEnd"/>
-            <w:r>
-              <w:rPr>
-                <w:rFonts w:ascii="Source Sans 3" w:hAnsi="Source Sans 3" w:cs="Tahoma"/>
-                <w:sz w:val="25"/>
-                <w:szCs w:val="25"/>
-              </w:rPr>
-              <w:t xml:space="preserve"> believed that they would be consulted by the company building a copy of their town - but it turns out they were INFORM.</w:t>
+              <w:t>The residents of Hallstat believed that they would be consulted by the company building a copy of their town - but it turns out they were INFORM.</w:t>
             </w:r>
           </w:p>
           <w:p>
@@ -11369,27 +11075,7 @@
                 <w:sz w:val="25"/>
                 <w:szCs w:val="25"/>
               </w:rPr>
-              <w:t xml:space="preserve">The Reading passage hos six paragraphs, A-F. Choose the correct heading for each paragraph from the list of headings below. Write the correct number, </w:t>
-            </w:r>
-            <w:proofErr w:type="spellStart"/>
-            <w:r>
-              <w:rPr>
-                <w:rFonts w:ascii="Source Sans 3" w:hAnsi="Source Sans 3"/>
-                <w:i/>
-                <w:sz w:val="25"/>
-                <w:szCs w:val="25"/>
-              </w:rPr>
-              <w:t>i</w:t>
-            </w:r>
-            <w:proofErr w:type="spellEnd"/>
-            <w:r>
-              <w:rPr>
-                <w:rFonts w:ascii="Source Sans 3" w:hAnsi="Source Sans 3"/>
-                <w:i/>
-                <w:sz w:val="25"/>
-                <w:szCs w:val="25"/>
-              </w:rPr>
-              <w:t>-viii.</w:t>
+              <w:t>The Reading passage hos six paragraphs, A-F. Choose the correct heading for each paragraph from the list of headings below. Write the correct number, i-viii.</w:t>
             </w:r>
           </w:p>
           <w:p>
@@ -12507,19 +12193,11 @@
               </w:rPr>
               <w:t xml:space="preserve"> </w:t>
             </w:r>
-            <w:proofErr w:type="spellStart"/>
-            <w:r>
-              <w:rPr>
-                <w:rFonts w:ascii="Source Sans 3" w:hAnsi="Source Sans 3"/>
-              </w:rPr>
-              <w:t>centres</w:t>
-            </w:r>
-            <w:proofErr w:type="spellEnd"/>
-            <w:r>
-              <w:rPr>
-                <w:rFonts w:ascii="Source Sans 3" w:hAnsi="Source Sans 3"/>
-              </w:rPr>
-              <w:t>. Cahokia, as</w:t>
+            <w:r>
+              <w:rPr>
+                <w:rFonts w:ascii="Source Sans 3" w:hAnsi="Source Sans 3"/>
+              </w:rPr>
+              <w:t>centres. Cahokia, as</w:t>
             </w:r>
             <w:r>
               <w:rPr>
@@ -14179,23 +13857,13 @@
               </w:rPr>
               <w:t xml:space="preserve"> </w:t>
             </w:r>
-            <w:proofErr w:type="spellStart"/>
             <w:r>
               <w:rPr>
                 <w:rFonts w:ascii="Source Sans 3" w:hAnsi="Source Sans 3"/>
                 <w:color w:val="2F3A2C"/>
                 <w:spacing w:val="-4"/>
               </w:rPr>
-              <w:t>centre</w:t>
-            </w:r>
-            <w:proofErr w:type="spellEnd"/>
-            <w:r>
-              <w:rPr>
-                <w:rFonts w:ascii="Source Sans 3" w:hAnsi="Source Sans 3"/>
-                <w:color w:val="2F3A2C"/>
-                <w:spacing w:val="-4"/>
-              </w:rPr>
-              <w:t>.</w:t>
+              <w:t>centre.</w:t>
             </w:r>
             <w:r>
               <w:rPr>
@@ -14443,21 +14111,7 @@
               <w:rPr>
                 <w:rFonts w:ascii="Source Sans 3" w:hAnsi="Source Sans 3"/>
               </w:rPr>
-              <w:t xml:space="preserve">After the redesigns of the village were put in place, the Native Americans at Cahokia worked with tireless determination to carry them out. Over the course of a few decades, they transported huge volumes of soil from the nearby countryside to create 120 huge mounds of earth, the biggest of which rose to one hundred feet. On top of these, they built a vast urban environment, complete with a vibrant town </w:t>
-            </w:r>
-            <w:proofErr w:type="spellStart"/>
-            <w:r>
-              <w:rPr>
-                <w:rFonts w:ascii="Source Sans 3" w:hAnsi="Source Sans 3"/>
-              </w:rPr>
-              <w:t>centre</w:t>
-            </w:r>
-            <w:proofErr w:type="spellEnd"/>
-            <w:r>
-              <w:rPr>
-                <w:rFonts w:ascii="Source Sans 3" w:hAnsi="Source Sans 3"/>
-              </w:rPr>
-              <w:t>, municipal buildings, and a fifty-acre plaza at the foot of the biggest mound.</w:t>
+              <w:t>After the redesigns of the village were put in place, the Native Americans at Cahokia worked with tireless determination to carry them out. Over the course of a few decades, they transported huge volumes of soil from the nearby countryside to create 120 huge mounds of earth, the biggest of which rose to one hundred feet. On top of these, they built a vast urban environment, complete with a vibrant town centre, municipal buildings, and a fifty-acre plaza at the foot of the biggest mound.</w:t>
             </w:r>
           </w:p>
           <w:p>
@@ -15345,7 +14999,6 @@
               </w:rPr>
               <w:t xml:space="preserve"> </w:t>
             </w:r>
-            <w:proofErr w:type="spellStart"/>
             <w:r>
               <w:rPr>
                 <w:rFonts w:ascii="Source Sans 3" w:hAnsi="Source Sans 3"/>
@@ -15354,7 +15007,6 @@
               </w:rPr>
               <w:t>centre</w:t>
             </w:r>
-            <w:proofErr w:type="spellEnd"/>
             <w:r>
               <w:rPr>
                 <w:rFonts w:ascii="Source Sans 3" w:hAnsi="Source Sans 3"/>
@@ -15838,43 +15490,7 @@
                 <w:color w:val="424045"/>
                 <w:spacing w:val="-2"/>
               </w:rPr>
-              <w:t xml:space="preserve">Academics who have studied other Native American sites have always found weapons of war buried deep underground. And yet, the bows, arrows and swords that littered the ground at these other sites were nowhere to be seen at Cahokia. Other factors, such as disease or </w:t>
-            </w:r>
-            <w:proofErr w:type="spellStart"/>
-            <w:r>
-              <w:rPr>
-                <w:rFonts w:ascii="Source Sans 3" w:hAnsi="Source Sans 3"/>
-                <w:color w:val="424045"/>
-                <w:spacing w:val="-2"/>
-              </w:rPr>
-              <w:t>colonisation</w:t>
-            </w:r>
-            <w:proofErr w:type="spellEnd"/>
-            <w:r>
-              <w:rPr>
-                <w:rFonts w:ascii="Source Sans 3" w:hAnsi="Source Sans 3"/>
-                <w:color w:val="424045"/>
-                <w:spacing w:val="-2"/>
-              </w:rPr>
-              <w:t xml:space="preserve"> from European invasion, do not seem to be possible in this case, as common as they were elsewhere at that time. The absence of definitive theories as to Cahokia's decline is highly unusual, but then again, Cahokia was no ordinary city and perhaps comparisons with other urban </w:t>
-            </w:r>
-            <w:proofErr w:type="spellStart"/>
-            <w:r>
-              <w:rPr>
-                <w:rFonts w:ascii="Source Sans 3" w:hAnsi="Source Sans 3"/>
-                <w:color w:val="424045"/>
-                <w:spacing w:val="-2"/>
-              </w:rPr>
-              <w:t>centres</w:t>
-            </w:r>
-            <w:proofErr w:type="spellEnd"/>
-            <w:r>
-              <w:rPr>
-                <w:rFonts w:ascii="Source Sans 3" w:hAnsi="Source Sans 3"/>
-                <w:color w:val="424045"/>
-                <w:spacing w:val="-2"/>
-              </w:rPr>
-              <w:t xml:space="preserve"> of the time cannot be made.</w:t>
+              <w:t>Academics who have studied other Native American sites have always found weapons of war buried deep underground. And yet, the bows, arrows and swords that littered the ground at these other sites were nowhere to be seen at Cahokia. Other factors, such as disease or colonisation from European invasion, do not seem to be possible in this case, as common as they were elsewhere at that time. The absence of definitive theories as to Cahokia's decline is highly unusual, but then again, Cahokia was no ordinary city and perhaps comparisons with other urban centres of the time cannot be made.</w:t>
             </w:r>
           </w:p>
         </w:tc>
@@ -15931,43 +15547,7 @@
                 <w:color w:val="424045"/>
                 <w:spacing w:val="-2"/>
               </w:rPr>
-              <w:t xml:space="preserve">While academics remain bemused as to why the residents fled the city, we can still marvel at the individual artefacts that archaeologists have discovered: the </w:t>
-            </w:r>
-            <w:proofErr w:type="spellStart"/>
-            <w:r>
-              <w:rPr>
-                <w:rFonts w:ascii="Source Sans 3" w:hAnsi="Source Sans 3"/>
-                <w:color w:val="424045"/>
-                <w:spacing w:val="-2"/>
-              </w:rPr>
-              <w:t>jewellery</w:t>
-            </w:r>
-            <w:proofErr w:type="spellEnd"/>
-            <w:r>
-              <w:rPr>
-                <w:rFonts w:ascii="Source Sans 3" w:hAnsi="Source Sans 3"/>
-                <w:color w:val="424045"/>
-                <w:spacing w:val="-2"/>
-              </w:rPr>
-              <w:t xml:space="preserve"> worn, the pots used to cook in, the small workshop at the base of one of the mounds. That said, there is also a more unpleasant side to their investigations. Human sacrifice, it seems, was a common fact of life in Cahokia; even if we cannot be sure whether this was for religious or for other reasons, we can have no doubt that it happened frequently. The bodies of hundreds of people, mostly young women, have been found buried in mass graves, and the way in which they died was often horrific. A </w:t>
-            </w:r>
-            <w:proofErr w:type="spellStart"/>
-            <w:r>
-              <w:rPr>
-                <w:rFonts w:ascii="Source Sans 3" w:hAnsi="Source Sans 3"/>
-                <w:color w:val="424045"/>
-                <w:spacing w:val="-2"/>
-              </w:rPr>
-              <w:t>sombre</w:t>
-            </w:r>
-            <w:proofErr w:type="spellEnd"/>
-            <w:r>
-              <w:rPr>
-                <w:rFonts w:ascii="Source Sans 3" w:hAnsi="Source Sans 3"/>
-                <w:color w:val="424045"/>
-                <w:spacing w:val="-2"/>
-              </w:rPr>
-              <w:t xml:space="preserve"> reminder that even 'advanced' city states had their shadowy sides.</w:t>
+              <w:t>While academics remain bemused as to why the residents fled the city, we can still marvel at the individual artefacts that archaeologists have discovered: the jewellery worn, the pots used to cook in, the small workshop at the base of one of the mounds. That said, there is also a more unpleasant side to their investigations. Human sacrifice, it seems, was a common fact of life in Cahokia; even if we cannot be sure whether this was for religious or for other reasons, we can have no doubt that it happened frequently. The bodies of hundreds of people, mostly young women, have been found buried in mass graves, and the way in which they died was often horrific. A sombre reminder that even 'advanced' city states had their shadowy sides.</w:t>
             </w:r>
           </w:p>
         </w:tc>
@@ -19257,7 +18837,6 @@
               </w:rPr>
               <w:t xml:space="preserve"> </w:t>
             </w:r>
-            <w:proofErr w:type="spellStart"/>
             <w:r>
               <w:rPr>
                 <w:rFonts w:ascii="Source Sans 3" w:hAnsi="Source Sans 3"/>
@@ -19267,7 +18846,6 @@
               </w:rPr>
               <w:t>summarise</w:t>
             </w:r>
-            <w:proofErr w:type="spellEnd"/>
             <w:r>
               <w:rPr>
                 <w:rFonts w:ascii="Source Sans 3" w:hAnsi="Source Sans 3"/>
@@ -19386,6 +18964,9 @@
         <w:tc>
           <w:tcPr>
             <w:tcW w:w="7596" w:type="dxa"/>
+            <w:tcBorders>
+              <w:right w:val="single" w:sz="18" w:space="0" w:color="E8CA2D"/>
+            </w:tcBorders>
           </w:tcPr>
           <w:p>
             <w:pPr>
@@ -19528,7 +19109,6 @@
                 <w:szCs w:val="28"/>
               </w:rPr>
             </w:pPr>
-            <w:proofErr w:type="spellStart"/>
             <w:r>
               <w:rPr>
                 <w:rFonts w:ascii="Source Sans 3" w:hAnsi="Source Sans 3"/>
@@ -19539,20 +19119,7 @@
                 <w:sz w:val="25"/>
                 <w:szCs w:val="28"/>
               </w:rPr>
-              <w:t>Summarise</w:t>
-            </w:r>
-            <w:proofErr w:type="spellEnd"/>
-            <w:r>
-              <w:rPr>
-                <w:rFonts w:ascii="Source Sans 3" w:hAnsi="Source Sans 3"/>
-                <w:i/>
-                <w:color w:val="131615"/>
-                <w:spacing w:val="-2"/>
-                <w:w w:val="90"/>
-                <w:sz w:val="25"/>
-                <w:szCs w:val="28"/>
-              </w:rPr>
-              <w:t xml:space="preserve"> the information by selecting and reporting the main features, and make comparisons where relevant.</w:t>
+              <w:t>Summarise the information by selecting and reporting the main features, and make comparisons where relevant.</w:t>
             </w:r>
           </w:p>
           <w:p>
@@ -19904,6 +19471,12 @@
         <w:tc>
           <w:tcPr>
             <w:tcW w:w="6133" w:type="dxa"/>
+            <w:tcBorders>
+              <w:top w:val="single" w:sz="18" w:space="0" w:color="E8CA2D"/>
+              <w:left w:val="single" w:sz="18" w:space="0" w:color="E8CA2D"/>
+              <w:bottom w:val="single" w:sz="18" w:space="0" w:color="E8CA2D"/>
+              <w:right w:val="single" w:sz="18" w:space="0" w:color="E8CA2D"/>
+            </w:tcBorders>
           </w:tcPr>
           <w:p>
             <w:pPr>
@@ -20013,8 +19586,9 @@
                 <w:numId w:val="7"/>
               </w:numPr>
               <w:rPr>
-                <w:rFonts w:ascii="Source Sans 3" w:hAnsi="Source Sans 3"/>
+                <w:rFonts w:ascii="Source Sans 3" w:hAnsi="Source Sans 3" w:hint="cs"/>
                 <w:color w:val="101011"/>
+                <w:rtl/>
               </w:rPr>
             </w:pPr>
             <w:r>
@@ -20024,22 +19598,6 @@
               </w:rPr>
               <w:t>Is there anything that only happens once?</w:t>
             </w:r>
-          </w:p>
-          <w:p>
-            <w:pPr>
-              <w:rPr>
-                <w:rFonts w:ascii="Source Sans 3 Medium" w:hAnsi="Source Sans 3 Medium" w:hint="cs"/>
-                <w:b/>
-                <w:bCs/>
-                <w:color w:val="101312"/>
-                <w:spacing w:val="-2"/>
-                <w:w w:val="105"/>
-                <w:sz w:val="25"/>
-                <w:szCs w:val="25"/>
-                <w:rtl/>
-                <w:lang w:bidi="fa-IR"/>
-              </w:rPr>
-            </w:pPr>
           </w:p>
         </w:tc>
       </w:tr>
@@ -20792,27 +20350,7 @@
                 <w:sz w:val="25"/>
                 <w:szCs w:val="25"/>
               </w:rPr>
-              <w:t xml:space="preserve"> Better - you have included a conclusion this time, but it doesn't really </w:t>
-            </w:r>
-            <w:proofErr w:type="spellStart"/>
-            <w:r>
-              <w:rPr>
-                <w:rFonts w:ascii="Source Sans 3" w:hAnsi="Source Sans 3"/>
-                <w:bCs/>
-                <w:sz w:val="25"/>
-                <w:szCs w:val="25"/>
-              </w:rPr>
-              <w:t>summarise</w:t>
-            </w:r>
-            <w:proofErr w:type="spellEnd"/>
-            <w:r>
-              <w:rPr>
-                <w:rFonts w:ascii="Source Sans 3" w:hAnsi="Source Sans 3"/>
-                <w:bCs/>
-                <w:sz w:val="25"/>
-                <w:szCs w:val="25"/>
-              </w:rPr>
-              <w:t xml:space="preserve"> the key features. Your tone here is inappropriate - it sounds like you're writing a magazine article. Remember to keep the tone more formal and scientific.</w:t>
+              <w:t xml:space="preserve"> Better - you have included a conclusion this time, but it doesn't really summarise the key features. Your tone here is inappropriate - it sounds like you're writing a magazine article. Remember to keep the tone more formal and scientific.</w:t>
             </w:r>
           </w:p>
           <w:p>
@@ -23418,7 +22956,6 @@
                 <w:szCs w:val="25"/>
               </w:rPr>
             </w:pPr>
-            <w:proofErr w:type="spellStart"/>
             <w:r>
               <w:rPr>
                 <w:rFonts w:ascii="Source Sans 3 Medium" w:hAnsi="Source Sans 3 Medium"/>
@@ -23431,26 +22968,23 @@
                 <w:sz w:val="25"/>
                 <w:szCs w:val="25"/>
               </w:rPr>
-              <w:t>Summarise</w:t>
-            </w:r>
-            <w:proofErr w:type="spellEnd"/>
-            <w:r>
+              <w:t>Summarise the information by selecting and reporting the main features, and make comparisons where relevant.</w:t>
+            </w:r>
+          </w:p>
+          <w:p>
+            <w:pPr>
               <w:rPr>
                 <w:rFonts w:ascii="Source Sans 3 Medium" w:hAnsi="Source Sans 3 Medium"/>
                 <w:b/>
                 <w:bCs/>
-                <w:i/>
                 <w:color w:val="101312"/>
                 <w:spacing w:val="-2"/>
                 <w:w w:val="105"/>
                 <w:sz w:val="25"/>
                 <w:szCs w:val="25"/>
               </w:rPr>
-              <w:t xml:space="preserve"> the information by selecting and reporting the main features, and make comparisons where relevant.</w:t>
-            </w:r>
-          </w:p>
-          <w:p>
-            <w:pPr>
+            </w:pPr>
+            <w:r>
               <w:rPr>
                 <w:rFonts w:ascii="Source Sans 3 Medium" w:hAnsi="Source Sans 3 Medium"/>
                 <w:b/>
@@ -23461,18 +22995,6 @@
                 <w:sz w:val="25"/>
                 <w:szCs w:val="25"/>
               </w:rPr>
-            </w:pPr>
-            <w:r>
-              <w:rPr>
-                <w:rFonts w:ascii="Source Sans 3 Medium" w:hAnsi="Source Sans 3 Medium"/>
-                <w:b/>
-                <w:bCs/>
-                <w:color w:val="101312"/>
-                <w:spacing w:val="-2"/>
-                <w:w w:val="105"/>
-                <w:sz w:val="25"/>
-                <w:szCs w:val="25"/>
-              </w:rPr>
               <w:t>Write at least 150 words.</w:t>
             </w:r>
           </w:p>
@@ -23531,25 +23053,7 @@
                 <w:sz w:val="25"/>
                 <w:szCs w:val="25"/>
               </w:rPr>
-              <w:t xml:space="preserve">Moving for the purpose of study saw the greatest rise overall, with a jump of approximately 62,000. It rose considerably in two periods-from 2000 to 2005 (by 22,000), and then again from 2010 to 2015 (by 33,000), with a </w:t>
-            </w:r>
-            <w:proofErr w:type="gramStart"/>
-            <w:r>
-              <w:rPr>
-                <w:w w:val="105"/>
-                <w:sz w:val="25"/>
-                <w:szCs w:val="25"/>
-              </w:rPr>
-              <w:t>more gentle</w:t>
-            </w:r>
-            <w:proofErr w:type="gramEnd"/>
-            <w:r>
-              <w:rPr>
-                <w:w w:val="105"/>
-                <w:sz w:val="25"/>
-                <w:szCs w:val="25"/>
-              </w:rPr>
-              <w:t xml:space="preserve"> growth of around 7,000 in between.</w:t>
+              <w:t>Moving for the purpose of study saw the greatest rise overall, with a jump of approximately 62,000. It rose considerably in two periods-from 2000 to 2005 (by 22,000), and then again from 2010 to 2015 (by 33,000), with a more gentle growth of around 7,000 in between.</w:t>
             </w:r>
           </w:p>
           <w:p>
@@ -24873,25 +24377,7 @@
                 <w:sz w:val="25"/>
                 <w:szCs w:val="25"/>
               </w:rPr>
-              <w:t xml:space="preserve"> means that you get something for a very </w:t>
-            </w:r>
-            <w:proofErr w:type="spellStart"/>
-            <w:r>
-              <w:rPr>
-                <w:iCs/>
-                <w:sz w:val="25"/>
-                <w:szCs w:val="25"/>
-              </w:rPr>
-              <w:t>favourable</w:t>
-            </w:r>
-            <w:proofErr w:type="spellEnd"/>
-            <w:r>
-              <w:rPr>
-                <w:iCs/>
-                <w:sz w:val="25"/>
-                <w:szCs w:val="25"/>
-              </w:rPr>
-              <w:t xml:space="preserve"> price.</w:t>
+              <w:t xml:space="preserve"> means that you get something for a very favourable price.</w:t>
             </w:r>
           </w:p>
           <w:p>
@@ -25442,25 +24928,7 @@
                 <w:sz w:val="25"/>
                 <w:szCs w:val="25"/>
               </w:rPr>
-              <w:t xml:space="preserve"> around the town </w:t>
-            </w:r>
-            <w:proofErr w:type="spellStart"/>
-            <w:r>
-              <w:rPr>
-                <w:rFonts w:ascii="Source Sans 3" w:hAnsi="Source Sans 3"/>
-                <w:sz w:val="25"/>
-                <w:szCs w:val="25"/>
-              </w:rPr>
-              <w:t>centre</w:t>
-            </w:r>
-            <w:proofErr w:type="spellEnd"/>
-            <w:r>
-              <w:rPr>
-                <w:rFonts w:ascii="Source Sans 3" w:hAnsi="Source Sans 3"/>
-                <w:sz w:val="25"/>
-                <w:szCs w:val="25"/>
-              </w:rPr>
-              <w:t xml:space="preserve"> for 30 minutes. The tour bus will </w:t>
+              <w:t xml:space="preserve"> around the town centre for 30 minutes. The tour bus will </w:t>
             </w:r>
             <w:r>
               <w:rPr>
@@ -25753,43 +25221,7 @@
           <w:sz w:val="23"/>
           <w:szCs w:val="23"/>
         </w:rPr>
-        <w:t xml:space="preserve"> Many tasks in the IELTS Listening test </w:t>
-      </w:r>
-      <w:proofErr w:type="spellStart"/>
-      <w:r>
-        <w:rPr>
-          <w:rFonts w:ascii="Source Sans 3" w:hAnsi="Source Sans 3"/>
-          <w:sz w:val="23"/>
-          <w:szCs w:val="23"/>
-        </w:rPr>
-        <w:t>test</w:t>
-      </w:r>
-      <w:proofErr w:type="spellEnd"/>
-      <w:r>
-        <w:rPr>
-          <w:rFonts w:ascii="Source Sans 3" w:hAnsi="Source Sans 3"/>
-          <w:sz w:val="23"/>
-          <w:szCs w:val="23"/>
-        </w:rPr>
-        <w:t xml:space="preserve"> your ability to </w:t>
-      </w:r>
-      <w:proofErr w:type="spellStart"/>
-      <w:r>
-        <w:rPr>
-          <w:rFonts w:ascii="Source Sans 3" w:hAnsi="Source Sans 3"/>
-          <w:sz w:val="23"/>
-          <w:szCs w:val="23"/>
-        </w:rPr>
-        <w:t>recognise</w:t>
-      </w:r>
-      <w:proofErr w:type="spellEnd"/>
-      <w:r>
-        <w:rPr>
-          <w:rFonts w:ascii="Source Sans 3" w:hAnsi="Source Sans 3"/>
-          <w:sz w:val="23"/>
-          <w:szCs w:val="23"/>
-        </w:rPr>
-        <w:t xml:space="preserve"> </w:t>
+        <w:t xml:space="preserve"> Many tasks in the IELTS Listening test test your ability to recognise </w:t>
       </w:r>
       <w:r>
         <w:rPr>
@@ -29115,7 +28547,6 @@
                 <w:szCs w:val="26"/>
               </w:rPr>
             </w:pPr>
-            <w:proofErr w:type="gramStart"/>
             <w:r>
               <w:rPr>
                 <w:rFonts w:ascii="Source Sans 3" w:hAnsi="Source Sans 3"/>
@@ -29138,7 +28569,6 @@
               </w:rPr>
               <w:t xml:space="preserve">  410266</w:t>
             </w:r>
-            <w:proofErr w:type="gramEnd"/>
             <w:r>
               <w:rPr>
                 <w:rFonts w:ascii="Source Sans 3" w:hAnsi="Source Sans 3"/>
@@ -29229,7 +28659,6 @@
               </w:rPr>
               <w:t xml:space="preserve"> </w:t>
             </w:r>
-            <w:proofErr w:type="gramStart"/>
             <w:r>
               <w:rPr>
                 <w:rFonts w:ascii="Source Sans 3" w:hAnsi="Source Sans 3"/>
@@ -29271,7 +28700,6 @@
               </w:rPr>
               <w:t>B</w:t>
             </w:r>
-            <w:proofErr w:type="gramEnd"/>
           </w:p>
           <w:p>
             <w:pPr>
@@ -29526,7 +28954,6 @@
                 <w:szCs w:val="26"/>
               </w:rPr>
             </w:pPr>
-            <w:proofErr w:type="gramStart"/>
             <w:r>
               <w:rPr>
                 <w:rFonts w:ascii="Source Sans 3" w:hAnsi="Source Sans 3"/>
@@ -29547,18 +28974,7 @@
                 <w:sz w:val="25"/>
                 <w:szCs w:val="26"/>
               </w:rPr>
-              <w:t xml:space="preserve">  £</w:t>
-            </w:r>
-            <w:proofErr w:type="gramEnd"/>
-            <w:r>
-              <w:rPr>
-                <w:rFonts w:ascii="Source Sans 3" w:hAnsi="Source Sans 3"/>
-                <w:color w:val="060807"/>
-                <w:w w:val="90"/>
-                <w:sz w:val="25"/>
-                <w:szCs w:val="26"/>
-              </w:rPr>
-              <w:t>5.40</w:t>
+              <w:t xml:space="preserve">  £5.40</w:t>
             </w:r>
             <w:r>
               <w:rPr>
@@ -29578,9 +28994,8 @@
                 <w:sz w:val="25"/>
                 <w:szCs w:val="26"/>
               </w:rPr>
-              <w:t>(</w:t>
-            </w:r>
-            <w:proofErr w:type="gramStart"/>
+              <w:t>(price)</w:t>
+            </w:r>
             <w:r>
               <w:rPr>
                 <w:rFonts w:ascii="Source Sans 3" w:hAnsi="Source Sans 3"/>
@@ -29589,7 +29004,7 @@
                 <w:sz w:val="25"/>
                 <w:szCs w:val="26"/>
               </w:rPr>
-              <w:t>price)</w:t>
+              <w:t xml:space="preserve"> </w:t>
             </w:r>
             <w:r>
               <w:rPr>
@@ -29603,23 +29018,12 @@
             </w:r>
             <w:r>
               <w:rPr>
-                <w:rFonts w:ascii="Source Sans 3" w:hAnsi="Source Sans 3"/>
-                <w:color w:val="060807"/>
-                <w:spacing w:val="-2"/>
+                <w:rStyle w:val="BlankWord1"/>
                 <w:sz w:val="25"/>
                 <w:szCs w:val="26"/>
               </w:rPr>
-              <w:t xml:space="preserve"> </w:t>
-            </w:r>
-            <w:r>
-              <w:rPr>
-                <w:rStyle w:val="BlankWord1"/>
-                <w:sz w:val="25"/>
-                <w:szCs w:val="26"/>
-              </w:rPr>
               <w:t>C</w:t>
             </w:r>
-            <w:proofErr w:type="gramEnd"/>
           </w:p>
           <w:p>
             <w:pPr>
@@ -29974,9 +29378,8 @@
                 <w:sz w:val="25"/>
                 <w:szCs w:val="26"/>
               </w:rPr>
-              <w:t>(</w:t>
-            </w:r>
-            <w:proofErr w:type="gramStart"/>
+              <w:t>(period)</w:t>
+            </w:r>
             <w:r>
               <w:rPr>
                 <w:rFonts w:ascii="Source Sans 3" w:hAnsi="Source Sans 3"/>
@@ -29985,7 +29388,7 @@
                 <w:sz w:val="25"/>
                 <w:szCs w:val="26"/>
               </w:rPr>
-              <w:t>period)</w:t>
+              <w:t xml:space="preserve"> </w:t>
             </w:r>
             <w:r>
               <w:rPr>
@@ -29999,30 +29402,11 @@
             </w:r>
             <w:r>
               <w:rPr>
-                <w:rFonts w:ascii="Source Sans 3" w:hAnsi="Source Sans 3"/>
-                <w:color w:val="050607"/>
-                <w:spacing w:val="-6"/>
+                <w:rStyle w:val="BlankWord1"/>
                 <w:sz w:val="25"/>
                 <w:szCs w:val="26"/>
               </w:rPr>
-              <w:t xml:space="preserve"> </w:t>
-            </w:r>
-            <w:r>
-              <w:rPr>
-                <w:rStyle w:val="BlankWord1"/>
-                <w:sz w:val="25"/>
-                <w:szCs w:val="26"/>
-              </w:rPr>
-              <w:t>A</w:t>
-            </w:r>
-            <w:proofErr w:type="gramEnd"/>
-            <w:r>
-              <w:rPr>
-                <w:rStyle w:val="BlankWord1"/>
-                <w:sz w:val="25"/>
-                <w:szCs w:val="26"/>
-              </w:rPr>
-              <w:t>, C</w:t>
+              <w:t>A, C</w:t>
             </w:r>
           </w:p>
           <w:p>
@@ -30035,7 +29419,6 @@
                 <w:szCs w:val="26"/>
               </w:rPr>
             </w:pPr>
-            <w:proofErr w:type="gramStart"/>
             <w:r>
               <w:rPr>
                 <w:rFonts w:ascii="Source Sans 3" w:hAnsi="Source Sans 3"/>
@@ -30048,7 +29431,6 @@
               </w:rPr>
               <w:t>A</w:t>
             </w:r>
-            <w:proofErr w:type="gramEnd"/>
             <w:r>
               <w:rPr>
                 <w:rFonts w:ascii="Source Sans 3" w:hAnsi="Source Sans 3"/>
@@ -30079,7 +29461,6 @@
               </w:rPr>
               <w:t xml:space="preserve"> </w:t>
             </w:r>
-            <w:proofErr w:type="gramStart"/>
             <w:r>
               <w:rPr>
                 <w:rFonts w:ascii="Source Sans 3" w:hAnsi="Source Sans 3"/>
@@ -30090,7 +29471,6 @@
               </w:rPr>
               <w:t>century</w:t>
             </w:r>
-            <w:proofErr w:type="gramEnd"/>
           </w:p>
           <w:p>
             <w:pPr>
@@ -30320,7 +29700,6 @@
               </w:rPr>
               <w:t xml:space="preserve"> </w:t>
             </w:r>
-            <w:proofErr w:type="spellStart"/>
             <w:r>
               <w:rPr>
                 <w:rFonts w:ascii="Source Sans 3" w:hAnsi="Source Sans 3"/>
@@ -30329,10 +29708,13 @@
                 <w:sz w:val="25"/>
                 <w:szCs w:val="26"/>
               </w:rPr>
-              <w:t>museuminfo</w:t>
-            </w:r>
-            <w:proofErr w:type="spellEnd"/>
-            <w:r>
+              <w:t>museuminfo (one word) at history point org</w:t>
+            </w:r>
+          </w:p>
+          <w:p>
+            <w:pPr>
+              <w:spacing w:before="30"/>
+              <w:ind w:left="187"/>
               <w:rPr>
                 <w:rFonts w:ascii="Source Sans 3" w:hAnsi="Source Sans 3"/>
                 <w:color w:val="050607"/>
@@ -30340,7 +29722,28 @@
                 <w:sz w:val="25"/>
                 <w:szCs w:val="26"/>
               </w:rPr>
-              <w:t xml:space="preserve"> (one word) at history point org</w:t>
+            </w:pPr>
+            <w:r>
+              <w:rPr>
+                <w:rFonts w:ascii="Source Sans 3" w:hAnsi="Source Sans 3"/>
+                <w:b/>
+                <w:bCs/>
+                <w:color w:val="050607"/>
+                <w:spacing w:val="-2"/>
+                <w:sz w:val="25"/>
+                <w:szCs w:val="26"/>
+              </w:rPr>
+              <w:t xml:space="preserve">B </w:t>
+            </w:r>
+            <w:r>
+              <w:rPr>
+                <w:rFonts w:ascii="Source Sans 3" w:hAnsi="Source Sans 3"/>
+                <w:color w:val="050607"/>
+                <w:spacing w:val="-2"/>
+                <w:sz w:val="25"/>
+                <w:szCs w:val="26"/>
+              </w:rPr>
+              <w:t>museuminfo (one word) at history full stop org</w:t>
             </w:r>
           </w:p>
           <w:p>
@@ -30348,94 +29751,35 @@
               <w:spacing w:before="30"/>
               <w:ind w:left="187"/>
               <w:rPr>
-                <w:rFonts w:ascii="Source Sans 3" w:hAnsi="Source Sans 3"/>
+                <w:b/>
+                <w:bCs/>
+                <w:spacing w:val="-2"/>
+                <w:w w:val="105"/>
+                <w:sz w:val="25"/>
+                <w:szCs w:val="25"/>
+              </w:rPr>
+            </w:pPr>
+            <w:r>
+              <w:rPr>
+                <w:rFonts w:ascii="Source Sans 3" w:hAnsi="Source Sans 3"/>
+                <w:b/>
+                <w:bCs/>
                 <w:color w:val="050607"/>
                 <w:spacing w:val="-2"/>
                 <w:sz w:val="25"/>
                 <w:szCs w:val="26"/>
               </w:rPr>
-            </w:pPr>
-            <w:r>
-              <w:rPr>
-                <w:rFonts w:ascii="Source Sans 3" w:hAnsi="Source Sans 3"/>
-                <w:b/>
-                <w:bCs/>
+              <w:t xml:space="preserve">C </w:t>
+            </w:r>
+            <w:r>
+              <w:rPr>
+                <w:rFonts w:ascii="Source Sans 3" w:hAnsi="Source Sans 3"/>
                 <w:color w:val="050607"/>
                 <w:spacing w:val="-2"/>
                 <w:sz w:val="25"/>
                 <w:szCs w:val="26"/>
               </w:rPr>
-              <w:t xml:space="preserve">B </w:t>
-            </w:r>
-            <w:proofErr w:type="spellStart"/>
-            <w:r>
-              <w:rPr>
-                <w:rFonts w:ascii="Source Sans 3" w:hAnsi="Source Sans 3"/>
-                <w:color w:val="050607"/>
-                <w:spacing w:val="-2"/>
-                <w:sz w:val="25"/>
-                <w:szCs w:val="26"/>
-              </w:rPr>
-              <w:t>museuminfo</w:t>
-            </w:r>
-            <w:proofErr w:type="spellEnd"/>
-            <w:r>
-              <w:rPr>
-                <w:rFonts w:ascii="Source Sans 3" w:hAnsi="Source Sans 3"/>
-                <w:color w:val="050607"/>
-                <w:spacing w:val="-2"/>
-                <w:sz w:val="25"/>
-                <w:szCs w:val="26"/>
-              </w:rPr>
-              <w:t xml:space="preserve"> (one word) at history full stop org</w:t>
-            </w:r>
-          </w:p>
-          <w:p>
-            <w:pPr>
-              <w:spacing w:before="30"/>
-              <w:ind w:left="187"/>
-              <w:rPr>
-                <w:b/>
-                <w:bCs/>
-                <w:spacing w:val="-2"/>
-                <w:w w:val="105"/>
-                <w:sz w:val="25"/>
-                <w:szCs w:val="25"/>
-              </w:rPr>
-            </w:pPr>
-            <w:r>
-              <w:rPr>
-                <w:rFonts w:ascii="Source Sans 3" w:hAnsi="Source Sans 3"/>
-                <w:b/>
-                <w:bCs/>
-                <w:color w:val="050607"/>
-                <w:spacing w:val="-2"/>
-                <w:sz w:val="25"/>
-                <w:szCs w:val="26"/>
-              </w:rPr>
-              <w:t xml:space="preserve">C </w:t>
-            </w:r>
-            <w:proofErr w:type="spellStart"/>
-            <w:r>
-              <w:rPr>
-                <w:rFonts w:ascii="Source Sans 3" w:hAnsi="Source Sans 3"/>
-                <w:color w:val="050607"/>
-                <w:spacing w:val="-2"/>
-                <w:sz w:val="25"/>
-                <w:szCs w:val="26"/>
-              </w:rPr>
-              <w:t>museuminfo</w:t>
-            </w:r>
-            <w:proofErr w:type="spellEnd"/>
-            <w:r>
-              <w:rPr>
-                <w:rFonts w:ascii="Source Sans 3" w:hAnsi="Source Sans 3"/>
-                <w:color w:val="050607"/>
-                <w:spacing w:val="-2"/>
-                <w:sz w:val="25"/>
-                <w:szCs w:val="26"/>
-              </w:rPr>
-              <w:t xml:space="preserve"> (one word) at history dot org</w:t>
+              <w:t>museuminfo (one word) at history dot org</w:t>
             </w:r>
           </w:p>
         </w:tc>
@@ -30517,9 +29861,8 @@
                 <w:sz w:val="25"/>
                 <w:szCs w:val="26"/>
               </w:rPr>
-              <w:t>(</w:t>
-            </w:r>
-            <w:proofErr w:type="gramStart"/>
+              <w:t>(year)</w:t>
+            </w:r>
             <w:r>
               <w:rPr>
                 <w:rFonts w:ascii="Source Sans 3" w:hAnsi="Source Sans 3"/>
@@ -30528,7 +29871,7 @@
                 <w:sz w:val="25"/>
                 <w:szCs w:val="26"/>
               </w:rPr>
-              <w:t>year)</w:t>
+              <w:t xml:space="preserve"> </w:t>
             </w:r>
             <w:r>
               <w:rPr>
@@ -30542,23 +29885,12 @@
             </w:r>
             <w:r>
               <w:rPr>
-                <w:rFonts w:ascii="Source Sans 3" w:hAnsi="Source Sans 3"/>
-                <w:color w:val="060708"/>
-                <w:spacing w:val="-2"/>
+                <w:rStyle w:val="BlankWord1"/>
                 <w:sz w:val="25"/>
                 <w:szCs w:val="26"/>
               </w:rPr>
-              <w:t xml:space="preserve"> </w:t>
-            </w:r>
-            <w:r>
-              <w:rPr>
-                <w:rStyle w:val="BlankWord1"/>
-                <w:sz w:val="25"/>
-                <w:szCs w:val="26"/>
-              </w:rPr>
               <w:t>A</w:t>
             </w:r>
-            <w:proofErr w:type="gramEnd"/>
           </w:p>
           <w:p>
             <w:pPr>
@@ -30821,9 +30153,8 @@
                 <w:sz w:val="25"/>
                 <w:szCs w:val="26"/>
               </w:rPr>
-              <w:t xml:space="preserve"> </w:t>
-            </w:r>
-            <w:proofErr w:type="gramStart"/>
+              <w:t xml:space="preserve"> 09.00</w:t>
+            </w:r>
             <w:r>
               <w:rPr>
                 <w:rFonts w:ascii="Source Sans 3" w:hAnsi="Source Sans 3"/>
@@ -30832,7 +30163,7 @@
                 <w:sz w:val="25"/>
                 <w:szCs w:val="26"/>
               </w:rPr>
-              <w:t>09.00</w:t>
+              <w:t xml:space="preserve"> </w:t>
             </w:r>
             <w:r>
               <w:rPr>
@@ -30846,23 +30177,12 @@
             </w:r>
             <w:r>
               <w:rPr>
-                <w:rFonts w:ascii="Source Sans 3" w:hAnsi="Source Sans 3"/>
-                <w:color w:val="050607"/>
-                <w:spacing w:val="-2"/>
+                <w:rStyle w:val="BlankWord1"/>
                 <w:sz w:val="25"/>
                 <w:szCs w:val="26"/>
               </w:rPr>
-              <w:t xml:space="preserve"> </w:t>
-            </w:r>
-            <w:r>
-              <w:rPr>
-                <w:rStyle w:val="BlankWord1"/>
-                <w:sz w:val="25"/>
-                <w:szCs w:val="26"/>
-              </w:rPr>
               <w:t>B</w:t>
             </w:r>
-            <w:proofErr w:type="gramEnd"/>
           </w:p>
           <w:p>
             <w:pPr>
@@ -31034,9 +30354,8 @@
                 <w:sz w:val="25"/>
                 <w:szCs w:val="26"/>
               </w:rPr>
-              <w:t xml:space="preserve"> 20/7/76 (</w:t>
-            </w:r>
-            <w:proofErr w:type="gramStart"/>
+              <w:t xml:space="preserve"> 20/7/76 (date)</w:t>
+            </w:r>
             <w:r>
               <w:rPr>
                 <w:rFonts w:ascii="Source Sans 3" w:hAnsi="Source Sans 3"/>
@@ -31045,7 +30364,7 @@
                 <w:sz w:val="25"/>
                 <w:szCs w:val="26"/>
               </w:rPr>
-              <w:t>date)</w:t>
+              <w:t xml:space="preserve"> </w:t>
             </w:r>
             <w:r>
               <w:rPr>
@@ -31059,23 +30378,12 @@
             </w:r>
             <w:r>
               <w:rPr>
-                <w:rFonts w:ascii="Source Sans 3" w:hAnsi="Source Sans 3"/>
-                <w:color w:val="060708"/>
-                <w:w w:val="90"/>
+                <w:rStyle w:val="BlankWord1"/>
                 <w:sz w:val="25"/>
                 <w:szCs w:val="26"/>
               </w:rPr>
-              <w:t xml:space="preserve"> </w:t>
-            </w:r>
-            <w:r>
-              <w:rPr>
-                <w:rStyle w:val="BlankWord1"/>
-                <w:sz w:val="25"/>
-                <w:szCs w:val="26"/>
-              </w:rPr>
               <w:t>C</w:t>
             </w:r>
-            <w:proofErr w:type="gramEnd"/>
           </w:p>
           <w:p>
             <w:pPr>
@@ -31268,9 +30576,8 @@
                 <w:sz w:val="25"/>
                 <w:szCs w:val="26"/>
               </w:rPr>
-              <w:t xml:space="preserve"> Baker-Jones (</w:t>
-            </w:r>
-            <w:proofErr w:type="gramStart"/>
+              <w:t xml:space="preserve"> Baker-Jones (name)</w:t>
+            </w:r>
             <w:r>
               <w:rPr>
                 <w:rFonts w:ascii="Source Sans 3" w:hAnsi="Source Sans 3"/>
@@ -31279,7 +30586,7 @@
                 <w:sz w:val="25"/>
                 <w:szCs w:val="26"/>
               </w:rPr>
-              <w:t>name)</w:t>
+              <w:t xml:space="preserve"> </w:t>
             </w:r>
             <w:r>
               <w:rPr>
@@ -31293,23 +30600,12 @@
             </w:r>
             <w:r>
               <w:rPr>
-                <w:rFonts w:ascii="Source Sans 3" w:hAnsi="Source Sans 3"/>
-                <w:color w:val="060708"/>
-                <w:w w:val="90"/>
+                <w:rStyle w:val="BlankWord1"/>
                 <w:sz w:val="25"/>
                 <w:szCs w:val="26"/>
               </w:rPr>
-              <w:t xml:space="preserve"> </w:t>
-            </w:r>
-            <w:r>
-              <w:rPr>
-                <w:rStyle w:val="BlankWord1"/>
-                <w:sz w:val="25"/>
-                <w:szCs w:val="26"/>
-              </w:rPr>
               <w:t>B</w:t>
             </w:r>
-            <w:proofErr w:type="gramEnd"/>
           </w:p>
           <w:p>
             <w:pPr>
@@ -31350,27 +30646,7 @@
                 <w:sz w:val="25"/>
                 <w:szCs w:val="26"/>
               </w:rPr>
-              <w:t>B-A-K-E-</w:t>
-            </w:r>
-            <w:proofErr w:type="gramStart"/>
-            <w:r>
-              <w:rPr>
-                <w:rFonts w:ascii="Source Sans 3" w:hAnsi="Source Sans 3"/>
-                <w:color w:val="050607"/>
-                <w:sz w:val="25"/>
-                <w:szCs w:val="26"/>
-              </w:rPr>
-              <w:t>R,hyphen</w:t>
-            </w:r>
-            <w:proofErr w:type="gramEnd"/>
-            <w:r>
-              <w:rPr>
-                <w:rFonts w:ascii="Source Sans 3" w:hAnsi="Source Sans 3"/>
-                <w:color w:val="050607"/>
-                <w:sz w:val="25"/>
-                <w:szCs w:val="26"/>
-              </w:rPr>
-              <w:t>,J-0-N-E-</w:t>
+              <w:t>B-A-K-E-R,hyphen,J-0-N-E-</w:t>
             </w:r>
             <w:r>
               <w:rPr>
@@ -31422,27 +30698,7 @@
                 <w:sz w:val="25"/>
                 <w:szCs w:val="26"/>
               </w:rPr>
-              <w:t>B-A-K-E-</w:t>
-            </w:r>
-            <w:proofErr w:type="gramStart"/>
-            <w:r>
-              <w:rPr>
-                <w:rFonts w:ascii="Source Sans 3" w:hAnsi="Source Sans 3"/>
-                <w:color w:val="050607"/>
-                <w:sz w:val="25"/>
-                <w:szCs w:val="26"/>
-              </w:rPr>
-              <w:t>R,line</w:t>
-            </w:r>
-            <w:proofErr w:type="gramEnd"/>
-            <w:r>
-              <w:rPr>
-                <w:rFonts w:ascii="Source Sans 3" w:hAnsi="Source Sans 3"/>
-                <w:color w:val="050607"/>
-                <w:sz w:val="25"/>
-                <w:szCs w:val="26"/>
-              </w:rPr>
-              <w:t>,J-0-N-E-</w:t>
+              <w:t>B-A-K-E-R,line,J-0-N-E-</w:t>
             </w:r>
             <w:r>
               <w:rPr>
@@ -31469,7 +30725,6 @@
                 <w:szCs w:val="26"/>
               </w:rPr>
             </w:pPr>
-            <w:proofErr w:type="gramStart"/>
             <w:r>
               <w:rPr>
                 <w:rFonts w:ascii="Source Sans 3" w:hAnsi="Source Sans 3"/>
@@ -31488,40 +30743,7 @@
                 <w:sz w:val="25"/>
                 <w:szCs w:val="26"/>
               </w:rPr>
-              <w:t>B</w:t>
-            </w:r>
-            <w:proofErr w:type="gramEnd"/>
-            <w:r>
-              <w:rPr>
-                <w:rFonts w:ascii="Source Sans 3" w:hAnsi="Source Sans 3"/>
-                <w:bCs/>
-                <w:color w:val="050607"/>
-                <w:sz w:val="25"/>
-                <w:szCs w:val="26"/>
-              </w:rPr>
-              <w:t>-A-K-E-</w:t>
-            </w:r>
-            <w:proofErr w:type="gramStart"/>
-            <w:r>
-              <w:rPr>
-                <w:rFonts w:ascii="Source Sans 3" w:hAnsi="Source Sans 3"/>
-                <w:bCs/>
-                <w:color w:val="050607"/>
-                <w:sz w:val="25"/>
-                <w:szCs w:val="26"/>
-              </w:rPr>
-              <w:t>R,dash</w:t>
-            </w:r>
-            <w:proofErr w:type="gramEnd"/>
-            <w:r>
-              <w:rPr>
-                <w:rFonts w:ascii="Source Sans 3" w:hAnsi="Source Sans 3"/>
-                <w:bCs/>
-                <w:color w:val="050607"/>
-                <w:sz w:val="25"/>
-                <w:szCs w:val="26"/>
-              </w:rPr>
-              <w:t>,J-0-N-E-S</w:t>
+              <w:t>B-A-K-E-R,dash,J-0-N-E-S</w:t>
             </w:r>
           </w:p>
         </w:tc>
@@ -31894,27 +31116,7 @@
                 <w:sz w:val="24"/>
                 <w:szCs w:val="24"/>
               </w:rPr>
-              <w:t xml:space="preserve">Make sure you </w:t>
-            </w:r>
-            <w:proofErr w:type="spellStart"/>
-            <w:r>
-              <w:rPr>
-                <w:rFonts w:ascii="Source Sans 3" w:hAnsi="Source Sans 3"/>
-                <w:color w:val="0B0E0E"/>
-                <w:sz w:val="24"/>
-                <w:szCs w:val="24"/>
-              </w:rPr>
-              <w:t>practise</w:t>
-            </w:r>
-            <w:proofErr w:type="spellEnd"/>
-            <w:r>
-              <w:rPr>
-                <w:rFonts w:ascii="Source Sans 3" w:hAnsi="Source Sans 3"/>
-                <w:color w:val="0B0E0E"/>
-                <w:sz w:val="24"/>
-                <w:szCs w:val="24"/>
-              </w:rPr>
-              <w:t>:</w:t>
+              <w:t>Make sure you practise:</w:t>
             </w:r>
           </w:p>
           <w:p>
@@ -32492,7 +31694,6 @@
                 <w:szCs w:val="25"/>
               </w:rPr>
             </w:pPr>
-            <w:proofErr w:type="gramStart"/>
             <w:r>
               <w:rPr>
                 <w:rFonts w:ascii="Source Sans 3" w:hAnsi="Source Sans 3"/>
@@ -32511,18 +31712,7 @@
                 <w:sz w:val="25"/>
                 <w:szCs w:val="25"/>
               </w:rPr>
-              <w:t>his</w:t>
-            </w:r>
-            <w:proofErr w:type="gramEnd"/>
-            <w:r>
-              <w:rPr>
-                <w:rFonts w:ascii="Source Sans 3" w:hAnsi="Source Sans 3"/>
-                <w:bCs/>
-                <w:iCs/>
-                <w:sz w:val="25"/>
-                <w:szCs w:val="25"/>
-              </w:rPr>
-              <w:t xml:space="preserve"> passport</w:t>
+              <w:t>his passport</w:t>
             </w:r>
           </w:p>
           <w:p>
@@ -32748,17 +31938,8 @@
                 <w:sz w:val="25"/>
                 <w:szCs w:val="25"/>
               </w:rPr>
-              <w:t xml:space="preserve">does local charity work, raises money for local causes, donates money to worthwhile community </w:t>
-            </w:r>
-            <w:proofErr w:type="spellStart"/>
-            <w:r>
-              <w:rPr>
-                <w:sz w:val="25"/>
-                <w:szCs w:val="25"/>
-              </w:rPr>
-              <w:t>organisations</w:t>
-            </w:r>
-            <w:proofErr w:type="spellEnd"/>
+              <w:t>does local charity work, raises money for local causes, donates money to worthwhile community organisations</w:t>
+            </w:r>
           </w:p>
           <w:p>
             <w:pPr>
@@ -33519,27 +32700,7 @@
                 <w:sz w:val="25"/>
                 <w:szCs w:val="25"/>
               </w:rPr>
-              <w:t xml:space="preserve">One important thing is that the museum here has formed some extremely worthwhile partnerships with a wide range of local charities. In London, like any capital city, there </w:t>
-            </w:r>
-            <w:proofErr w:type="spellStart"/>
-            <w:r>
-              <w:rPr>
-                <w:i/>
-                <w:iCs/>
-                <w:sz w:val="25"/>
-                <w:szCs w:val="25"/>
-              </w:rPr>
-              <w:t>ore</w:t>
-            </w:r>
-            <w:proofErr w:type="spellEnd"/>
-            <w:r>
-              <w:rPr>
-                <w:i/>
-                <w:iCs/>
-                <w:sz w:val="25"/>
-                <w:szCs w:val="25"/>
-              </w:rPr>
-              <w:t xml:space="preserve"> a lot of social problems, and the museum's help in reaching out to the world outside is greatly appreciated by so many.</w:t>
+              <w:t>One important thing is that the museum here has formed some extremely worthwhile partnerships with a wide range of local charities. In London, like any capital city, there ore a lot of social problems, and the museum's help in reaching out to the world outside is greatly appreciated by so many.</w:t>
             </w:r>
           </w:p>
         </w:tc>
@@ -34039,39 +33200,7 @@
                 <w:sz w:val="25"/>
                 <w:szCs w:val="25"/>
               </w:rPr>
-              <w:t xml:space="preserve">1: provided 2: as long </w:t>
-            </w:r>
-            <w:proofErr w:type="gramStart"/>
-            <w:r>
-              <w:rPr>
-                <w:sz w:val="25"/>
-                <w:szCs w:val="25"/>
-              </w:rPr>
-              <w:t>as  3</w:t>
-            </w:r>
-            <w:proofErr w:type="gramEnd"/>
-            <w:r>
-              <w:rPr>
-                <w:sz w:val="25"/>
-                <w:szCs w:val="25"/>
-              </w:rPr>
-              <w:t xml:space="preserve">: </w:t>
-            </w:r>
-            <w:proofErr w:type="gramStart"/>
-            <w:r>
-              <w:rPr>
-                <w:sz w:val="25"/>
-                <w:szCs w:val="25"/>
-              </w:rPr>
-              <w:t>Once  4</w:t>
-            </w:r>
-            <w:proofErr w:type="gramEnd"/>
-            <w:r>
-              <w:rPr>
-                <w:sz w:val="25"/>
-                <w:szCs w:val="25"/>
-              </w:rPr>
-              <w:t xml:space="preserve"> Unless</w:t>
+              <w:t>1: provided 2: as long as  3: Once  4 Unless</w:t>
             </w:r>
           </w:p>
           <w:p>
@@ -34117,23 +33246,7 @@
                 <w:sz w:val="25"/>
                 <w:szCs w:val="25"/>
               </w:rPr>
-              <w:t xml:space="preserve">with </w:t>
-            </w:r>
-            <w:proofErr w:type="spellStart"/>
-            <w:r>
-              <w:rPr>
-                <w:sz w:val="25"/>
-                <w:szCs w:val="25"/>
-              </w:rPr>
-              <w:t>if</w:t>
-            </w:r>
-            <w:proofErr w:type="spellEnd"/>
-            <w:r>
-              <w:rPr>
-                <w:sz w:val="25"/>
-                <w:szCs w:val="25"/>
-              </w:rPr>
-              <w:t xml:space="preserve">. </w:t>
+              <w:t xml:space="preserve">with if. </w:t>
             </w:r>
             <w:r>
               <w:rPr>
@@ -35119,7 +34232,6 @@
                       <w:szCs w:val="25"/>
                     </w:rPr>
                   </w:pPr>
-                  <w:proofErr w:type="spellStart"/>
                   <w:r>
                     <w:rPr>
                       <w:rFonts w:ascii="Source Sans 3" w:hAnsi="Source Sans 3"/>
@@ -35127,17 +34239,7 @@
                       <w:sz w:val="25"/>
                       <w:szCs w:val="25"/>
                     </w:rPr>
-                    <w:t>Mr</w:t>
-                  </w:r>
-                  <w:proofErr w:type="spellEnd"/>
-                  <w:r>
-                    <w:rPr>
-                      <w:rFonts w:ascii="Source Sans 3" w:hAnsi="Source Sans 3"/>
-                      <w:iCs/>
-                      <w:sz w:val="25"/>
-                      <w:szCs w:val="25"/>
-                    </w:rPr>
-                    <w:t xml:space="preserve"> </w:t>
+                    <w:t xml:space="preserve">Mr </w:t>
                   </w:r>
                   <w:r>
                     <w:rPr>
@@ -35165,18 +34267,8 @@
                       <w:sz w:val="25"/>
                       <w:szCs w:val="28"/>
                     </w:rPr>
-                    <w:t xml:space="preserve">David </w:t>
+                    <w:t>David Cottenham</w:t>
                   </w:r>
-                  <w:proofErr w:type="spellStart"/>
-                  <w:r>
-                    <w:rPr>
-                      <w:rStyle w:val="BlankWord1"/>
-                      <w:sz w:val="25"/>
-                      <w:szCs w:val="28"/>
-                    </w:rPr>
-                    <w:t>Cottenham</w:t>
-                  </w:r>
-                  <w:proofErr w:type="spellEnd"/>
                 </w:p>
               </w:tc>
             </w:tr>
@@ -35225,27 +34317,7 @@
                       <w:sz w:val="25"/>
                       <w:szCs w:val="25"/>
                     </w:rPr>
-                    <w:t xml:space="preserve">4 West Cottages, </w:t>
-                  </w:r>
-                  <w:proofErr w:type="spellStart"/>
-                  <w:r>
-                    <w:rPr>
-                      <w:rFonts w:ascii="Source Sans 3" w:hAnsi="Source Sans 3"/>
-                      <w:iCs/>
-                      <w:sz w:val="25"/>
-                      <w:szCs w:val="25"/>
-                    </w:rPr>
-                    <w:t>Humblington</w:t>
-                  </w:r>
-                  <w:proofErr w:type="spellEnd"/>
-                  <w:r>
-                    <w:rPr>
-                      <w:rFonts w:ascii="Source Sans 3" w:hAnsi="Source Sans 3"/>
-                      <w:iCs/>
-                      <w:sz w:val="25"/>
-                      <w:szCs w:val="25"/>
-                    </w:rPr>
-                    <w:t xml:space="preserve">, Devon, </w:t>
+                    <w:t xml:space="preserve">4 West Cottages, Humblington, Devon, </w:t>
                   </w:r>
                   <w:r>
                     <w:rPr>
@@ -35323,27 +34395,7 @@
                       <w:sz w:val="25"/>
                       <w:szCs w:val="25"/>
                     </w:rPr>
-                    <w:t xml:space="preserve">8b </w:t>
-                  </w:r>
-                  <w:proofErr w:type="spellStart"/>
-                  <w:r>
-                    <w:rPr>
-                      <w:rFonts w:ascii="Source Sans 3" w:hAnsi="Source Sans 3"/>
-                      <w:iCs/>
-                      <w:sz w:val="25"/>
-                      <w:szCs w:val="25"/>
-                    </w:rPr>
-                    <w:t>Greenend</w:t>
-                  </w:r>
-                  <w:proofErr w:type="spellEnd"/>
-                  <w:r>
-                    <w:rPr>
-                      <w:rFonts w:ascii="Source Sans 3" w:hAnsi="Source Sans 3"/>
-                      <w:iCs/>
-                      <w:sz w:val="25"/>
-                      <w:szCs w:val="25"/>
-                    </w:rPr>
-                    <w:t xml:space="preserve"> Road, El9 4RR</w:t>
+                    <w:t>8b Greenend Road, El9 4RR</w:t>
                   </w:r>
                 </w:p>
               </w:tc>
@@ -35723,16 +34775,7 @@
                       <w:sz w:val="25"/>
                       <w:szCs w:val="28"/>
                     </w:rPr>
-                    <w:t>we-move-</w:t>
-                  </w:r>
-                  <w:proofErr w:type="gramStart"/>
-                  <w:r>
-                    <w:rPr>
-                      <w:rStyle w:val="BlankWord1"/>
-                      <w:sz w:val="25"/>
-                      <w:szCs w:val="28"/>
-                    </w:rPr>
-                    <w:t>u</w:t>
+                    <w:t>we-move-u</w:t>
                   </w:r>
                   <w:r>
                     <w:rPr>
@@ -35752,17 +34795,7 @@
                       <w:sz w:val="25"/>
                       <w:szCs w:val="25"/>
                     </w:rPr>
-                    <w:t>.</w:t>
-                  </w:r>
-                  <w:proofErr w:type="gramEnd"/>
-                  <w:r>
-                    <w:rPr>
-                      <w:rFonts w:ascii="Source Sans 3" w:hAnsi="Source Sans 3"/>
-                      <w:iCs/>
-                      <w:sz w:val="25"/>
-                      <w:szCs w:val="25"/>
-                    </w:rPr>
-                    <w:t>co.uk</w:t>
+                    <w:t>.co.uk</w:t>
                   </w:r>
                 </w:p>
               </w:tc>
@@ -36023,78 +35056,38 @@
                 <w:sz w:val="25"/>
                 <w:szCs w:val="25"/>
               </w:rPr>
-              <w:t xml:space="preserve"> cost less than people </w:t>
-            </w:r>
-            <w:proofErr w:type="gramStart"/>
-            <w:r>
+              <w:t xml:space="preserve"> cost less than people expect.</w:t>
+            </w:r>
+          </w:p>
+          <w:p>
+            <w:pPr>
+              <w:ind w:left="142"/>
               <w:rPr>
                 <w:rFonts w:ascii="Source Sans 3" w:hAnsi="Source Sans 3"/>
                 <w:iCs/>
                 <w:sz w:val="25"/>
                 <w:szCs w:val="25"/>
               </w:rPr>
-              <w:t>expect</w:t>
-            </w:r>
-            <w:proofErr w:type="gramEnd"/>
-            <w:r>
-              <w:rPr>
-                <w:rFonts w:ascii="Source Sans 3" w:hAnsi="Source Sans 3"/>
+            </w:pPr>
+            <w:r>
+              <w:rPr>
+                <w:rFonts w:ascii="Source Sans 3" w:hAnsi="Source Sans 3"/>
+                <w:b/>
+                <w:bCs/>
                 <w:iCs/>
                 <w:sz w:val="25"/>
                 <w:szCs w:val="25"/>
               </w:rPr>
-              <w:t>.</w:t>
-            </w:r>
-          </w:p>
-          <w:p>
-            <w:pPr>
-              <w:ind w:left="142"/>
+              <w:t>B</w:t>
+            </w:r>
+            <w:r>
               <w:rPr>
                 <w:rFonts w:ascii="Source Sans 3" w:hAnsi="Source Sans 3"/>
                 <w:iCs/>
                 <w:sz w:val="25"/>
                 <w:szCs w:val="25"/>
               </w:rPr>
-            </w:pPr>
-            <w:r>
-              <w:rPr>
-                <w:rFonts w:ascii="Source Sans 3" w:hAnsi="Source Sans 3"/>
-                <w:b/>
-                <w:bCs/>
-                <w:iCs/>
-                <w:sz w:val="25"/>
-                <w:szCs w:val="25"/>
-              </w:rPr>
-              <w:t>B</w:t>
-            </w:r>
-            <w:r>
-              <w:rPr>
-                <w:rFonts w:ascii="Source Sans 3" w:hAnsi="Source Sans 3"/>
-                <w:iCs/>
-                <w:sz w:val="25"/>
-                <w:szCs w:val="25"/>
-              </w:rPr>
-              <w:t xml:space="preserve"> </w:t>
-            </w:r>
-            <w:proofErr w:type="gramStart"/>
-            <w:r>
-              <w:rPr>
-                <w:rFonts w:ascii="Source Sans 3" w:hAnsi="Source Sans 3"/>
-                <w:iCs/>
-                <w:sz w:val="25"/>
-                <w:szCs w:val="25"/>
-              </w:rPr>
-              <w:t>are</w:t>
-            </w:r>
-            <w:proofErr w:type="gramEnd"/>
-            <w:r>
-              <w:rPr>
-                <w:rFonts w:ascii="Source Sans 3" w:hAnsi="Source Sans 3"/>
-                <w:iCs/>
-                <w:sz w:val="25"/>
-                <w:szCs w:val="25"/>
-              </w:rPr>
-              <w:t xml:space="preserve"> very efficient.</w:t>
+              <w:t xml:space="preserve"> are very efficient.</w:t>
             </w:r>
           </w:p>
           <w:p>
@@ -36407,23 +35400,13 @@
                 <w:szCs w:val="25"/>
               </w:rPr>
             </w:pPr>
-            <w:proofErr w:type="spellStart"/>
             <w:r>
               <w:rPr>
                 <w:rFonts w:ascii="Source Sans 3" w:hAnsi="Source Sans 3" w:cs="B Zar"/>
                 <w:sz w:val="25"/>
                 <w:szCs w:val="25"/>
               </w:rPr>
-              <w:t>analyse</w:t>
-            </w:r>
-            <w:proofErr w:type="spellEnd"/>
-            <w:r>
-              <w:rPr>
-                <w:rFonts w:ascii="Source Sans 3" w:hAnsi="Source Sans 3" w:cs="B Zar"/>
-                <w:sz w:val="25"/>
-                <w:szCs w:val="25"/>
-              </w:rPr>
-              <w:t xml:space="preserve"> good and bad answers to parts of the test</w:t>
+              <w:t>analyse good and bad answers to parts of the test</w:t>
             </w:r>
           </w:p>
           <w:p>
@@ -36626,7 +35609,6 @@
                       <w:szCs w:val="25"/>
                     </w:rPr>
                   </w:pPr>
-                  <w:proofErr w:type="gramStart"/>
                   <w:r>
                     <w:rPr>
                       <w:rFonts w:ascii="Source Sans 3" w:hAnsi="Source Sans 3"/>
@@ -36638,7 +35620,6 @@
                     </w:rPr>
                     <w:t>A</w:t>
                   </w:r>
-                  <w:proofErr w:type="gramEnd"/>
                   <w:r>
                     <w:rPr>
                       <w:rFonts w:ascii="Source Sans 3" w:hAnsi="Source Sans 3"/>
@@ -36976,7 +35957,6 @@
                       <w:szCs w:val="25"/>
                     </w:rPr>
                   </w:pPr>
-                  <w:proofErr w:type="gramStart"/>
                   <w:r>
                     <w:rPr>
                       <w:rFonts w:ascii="Source Sans 3" w:hAnsi="Source Sans 3"/>
@@ -36995,17 +35975,7 @@
                       <w:sz w:val="25"/>
                       <w:szCs w:val="25"/>
                     </w:rPr>
-                    <w:t xml:space="preserve"> the</w:t>
-                  </w:r>
-                  <w:proofErr w:type="gramEnd"/>
-                  <w:r>
-                    <w:rPr>
-                      <w:rFonts w:ascii="Source Sans 3" w:hAnsi="Source Sans 3"/>
-                      <w:iCs/>
-                      <w:sz w:val="25"/>
-                      <w:szCs w:val="25"/>
-                    </w:rPr>
-                    <w:t xml:space="preserve"> range of vocabulary you use.</w:t>
+                    <w:t xml:space="preserve"> the range of vocabulary you use.</w:t>
                   </w:r>
                 </w:p>
               </w:tc>
@@ -38535,23 +37505,7 @@
                 <w:sz w:val="25"/>
                 <w:szCs w:val="25"/>
               </w:rPr>
-              <w:t xml:space="preserve">Question 2: The language used is very good, but it doesn't answer the question. It is highly likely to be a </w:t>
-            </w:r>
-            <w:proofErr w:type="spellStart"/>
-            <w:r>
-              <w:rPr>
-                <w:sz w:val="25"/>
-                <w:szCs w:val="25"/>
-              </w:rPr>
-              <w:t>memorised</w:t>
-            </w:r>
-            <w:proofErr w:type="spellEnd"/>
-            <w:r>
-              <w:rPr>
-                <w:sz w:val="25"/>
-                <w:szCs w:val="25"/>
-              </w:rPr>
-              <w:t xml:space="preserve"> answer, which should be avoided completely - the vocabulary is not relevant to the topic at all. This limits the score for both Fluency and Coherence and Lexical Resource.</w:t>
+              <w:t>Question 2: The language used is very good, but it doesn't answer the question. It is highly likely to be a memorised answer, which should be avoided completely - the vocabulary is not relevant to the topic at all. This limits the score for both Fluency and Coherence and Lexical Resource.</w:t>
             </w:r>
           </w:p>
           <w:p>
@@ -38642,25 +37596,7 @@
                 <w:color w:val="0B0D0E"/>
                 <w:spacing w:val="-4"/>
               </w:rPr>
-              <w:t xml:space="preserve">Never </w:t>
-            </w:r>
-            <w:proofErr w:type="spellStart"/>
-            <w:r>
-              <w:rPr>
-                <w:rFonts w:ascii="Source Sans 3" w:hAnsi="Source Sans 3"/>
-                <w:color w:val="0B0D0E"/>
-                <w:spacing w:val="-4"/>
-              </w:rPr>
-              <w:t>memorise</w:t>
-            </w:r>
-            <w:proofErr w:type="spellEnd"/>
-            <w:r>
-              <w:rPr>
-                <w:rFonts w:ascii="Source Sans 3" w:hAnsi="Source Sans 3"/>
-                <w:color w:val="0B0D0E"/>
-                <w:spacing w:val="-4"/>
-              </w:rPr>
-              <w:t xml:space="preserve"> complete answers to questions before the exam. It is normally obvious to examiners when a candidate does this and it may affect your score.</w:t>
+              <w:t>Never memorise complete answers to questions before the exam. It is normally obvious to examiners when a candidate does this and it may affect your score.</w:t>
             </w:r>
           </w:p>
           <w:p>
@@ -39459,23 +38395,7 @@
                 <w:sz w:val="25"/>
                 <w:szCs w:val="25"/>
               </w:rPr>
-              <w:t xml:space="preserve">This candidate talked about all four points, exploring three of them in some detail. He used a good range of vocabulary and grammar; the </w:t>
-            </w:r>
-            <w:proofErr w:type="spellStart"/>
-            <w:r>
-              <w:rPr>
-                <w:sz w:val="25"/>
-                <w:szCs w:val="25"/>
-              </w:rPr>
-              <w:t>organisation</w:t>
-            </w:r>
-            <w:proofErr w:type="spellEnd"/>
-            <w:r>
-              <w:rPr>
-                <w:sz w:val="25"/>
-                <w:szCs w:val="25"/>
-              </w:rPr>
-              <w:t xml:space="preserve"> of the answer was also very good indeed, and the long turn flowed naturally from one idea to the next. It is not important that he spoke about the third prompt only very briefly, as he clearly had decided to spend more time on the points he felt he could expand on more easily, and in more detail.</w:t>
+              <w:t>This candidate talked about all four points, exploring three of them in some detail. He used a good range of vocabulary and grammar; the organisation of the answer was also very good indeed, and the long turn flowed naturally from one idea to the next. It is not important that he spoke about the third prompt only very briefly, as he clearly had decided to spend more time on the points he felt he could expand on more easily, and in more detail.</w:t>
             </w:r>
           </w:p>
         </w:tc>
@@ -40081,7 +39001,6 @@
               </w:rPr>
               <w:t xml:space="preserve"> E </w:t>
             </w:r>
-            <w:proofErr w:type="spellStart"/>
             <w:r>
               <w:rPr>
                 <w:rStyle w:val="BlankWord1"/>
@@ -40090,39 +39009,26 @@
               </w:rPr>
               <w:t>i</w:t>
             </w:r>
-            <w:proofErr w:type="spellEnd"/>
-          </w:p>
-          <w:p>
-            <w:pPr>
-              <w:rPr>
-                <w:rFonts w:ascii="Source Sans 3" w:hAnsi="Source Sans 3"/>
-                <w:b/>
-                <w:bCs/>
-                <w:sz w:val="25"/>
-                <w:szCs w:val="25"/>
-              </w:rPr>
-            </w:pPr>
-            <w:proofErr w:type="spellStart"/>
-            <w:r>
-              <w:rPr>
-                <w:rFonts w:ascii="Source Sans 3" w:hAnsi="Source Sans 3"/>
-                <w:b/>
-                <w:bCs/>
-                <w:sz w:val="25"/>
-                <w:szCs w:val="25"/>
-              </w:rPr>
-              <w:t>i</w:t>
-            </w:r>
-            <w:proofErr w:type="spellEnd"/>
-            <w:r>
-              <w:rPr>
-                <w:rFonts w:ascii="Source Sans 3" w:hAnsi="Source Sans 3"/>
-                <w:b/>
-                <w:bCs/>
-                <w:sz w:val="25"/>
-                <w:szCs w:val="25"/>
-              </w:rPr>
-              <w:t xml:space="preserve"> </w:t>
+          </w:p>
+          <w:p>
+            <w:pPr>
+              <w:rPr>
+                <w:rFonts w:ascii="Source Sans 3" w:hAnsi="Source Sans 3"/>
+                <w:b/>
+                <w:bCs/>
+                <w:sz w:val="25"/>
+                <w:szCs w:val="25"/>
+              </w:rPr>
+            </w:pPr>
+            <w:r>
+              <w:rPr>
+                <w:rFonts w:ascii="Source Sans 3" w:hAnsi="Source Sans 3"/>
+                <w:b/>
+                <w:bCs/>
+                <w:sz w:val="25"/>
+                <w:szCs w:val="25"/>
+              </w:rPr>
+              <w:t xml:space="preserve">i </w:t>
             </w:r>
             <w:r>
               <w:rPr>
@@ -40240,23 +39146,13 @@
               </w:rPr>
               <w:t xml:space="preserve">v </w:t>
             </w:r>
-            <w:proofErr w:type="spellStart"/>
-            <w:r>
-              <w:rPr>
-                <w:rFonts w:ascii="Source Sans 3" w:hAnsi="Source Sans 3"/>
-                <w:sz w:val="25"/>
-                <w:szCs w:val="25"/>
-              </w:rPr>
-              <w:t>Analyse</w:t>
-            </w:r>
-            <w:proofErr w:type="spellEnd"/>
-            <w:r>
-              <w:rPr>
-                <w:rFonts w:ascii="Source Sans 3" w:hAnsi="Source Sans 3"/>
-                <w:sz w:val="25"/>
-                <w:szCs w:val="25"/>
-              </w:rPr>
-              <w:t xml:space="preserve"> past and present</w:t>
+            <w:r>
+              <w:rPr>
+                <w:rFonts w:ascii="Source Sans 3" w:hAnsi="Source Sans 3"/>
+                <w:sz w:val="25"/>
+                <w:szCs w:val="25"/>
+              </w:rPr>
+              <w:t>Analyse past and present</w:t>
             </w:r>
           </w:p>
         </w:tc>
@@ -40295,6 +39191,12 @@
           </w:p>
           <w:p>
             <w:pPr>
+              <w:pBdr>
+                <w:top w:val="single" w:sz="18" w:space="1" w:color="47C4DB"/>
+                <w:left w:val="single" w:sz="18" w:space="4" w:color="47C4DB"/>
+                <w:bottom w:val="single" w:sz="18" w:space="1" w:color="47C4DB"/>
+                <w:right w:val="single" w:sz="18" w:space="4" w:color="47C4DB"/>
+              </w:pBdr>
               <w:rPr>
                 <w:rFonts w:ascii="Source Sans 3" w:hAnsi="Source Sans 3"/>
                 <w:b/>
@@ -40332,7 +39234,27 @@
                 <w:kern w:val="0"/>
                 <w14:ligatures w14:val="none"/>
               </w:rPr>
-              <w:t>of the question being asked will help you to develop your answer and decide what language and structures to use.</w:t>
+              <w:t>of the</w:t>
+            </w:r>
+            <w:r>
+              <w:rPr>
+                <w:rFonts w:ascii="Source Sans 3" w:eastAsia="Calibri" w:hAnsi="Source Sans 3" w:cs="Calibri"/>
+                <w:color w:val="0B0D0E"/>
+                <w:spacing w:val="-4"/>
+                <w:kern w:val="0"/>
+                <w14:ligatures w14:val="none"/>
+              </w:rPr>
+              <w:t xml:space="preserve"> </w:t>
+            </w:r>
+            <w:r>
+              <w:rPr>
+                <w:rFonts w:ascii="Source Sans 3" w:eastAsia="Calibri" w:hAnsi="Source Sans 3" w:cs="Calibri"/>
+                <w:color w:val="0B0D0E"/>
+                <w:spacing w:val="-4"/>
+                <w:kern w:val="0"/>
+                <w14:ligatures w14:val="none"/>
+              </w:rPr>
+              <w:t>question being asked will help you to develop your answer and decide what language and structures to use.</w:t>
             </w:r>
           </w:p>
         </w:tc>
@@ -40423,29 +39345,7 @@
                 <w:sz w:val="25"/>
                 <w:szCs w:val="25"/>
               </w:rPr>
-              <w:t xml:space="preserve"> Uses stress and intonation appropriately, </w:t>
-            </w:r>
-            <w:proofErr w:type="spellStart"/>
-            <w:r>
-              <w:rPr>
-                <w:rFonts w:ascii="Source Sans 3" w:hAnsi="Source Sans 3"/>
-                <w:color w:val="0B0D0E"/>
-                <w:spacing w:val="-4"/>
-                <w:sz w:val="25"/>
-                <w:szCs w:val="25"/>
-              </w:rPr>
-              <w:t>e.g</w:t>
-            </w:r>
-            <w:proofErr w:type="spellEnd"/>
-            <w:r>
-              <w:rPr>
-                <w:rFonts w:ascii="Source Sans 3" w:hAnsi="Source Sans 3"/>
-                <w:color w:val="0B0D0E"/>
-                <w:spacing w:val="-4"/>
-                <w:sz w:val="25"/>
-                <w:szCs w:val="25"/>
-              </w:rPr>
-              <w:t xml:space="preserve"> </w:t>
+              <w:t xml:space="preserve"> Uses stress and intonation appropriately, e.g </w:t>
             </w:r>
             <w:r>
               <w:rPr>
@@ -40456,55 +39356,7 @@
                 <w:sz w:val="25"/>
                 <w:szCs w:val="25"/>
               </w:rPr>
-              <w:t xml:space="preserve">NOT just </w:t>
-            </w:r>
-            <w:proofErr w:type="spellStart"/>
-            <w:r>
-              <w:rPr>
-                <w:rFonts w:ascii="Source Sans 3" w:hAnsi="Source Sans 3"/>
-                <w:i/>
-                <w:color w:val="0B0D0E"/>
-                <w:spacing w:val="-4"/>
-                <w:sz w:val="25"/>
-                <w:szCs w:val="25"/>
-              </w:rPr>
-              <w:t>NAtionally</w:t>
-            </w:r>
-            <w:proofErr w:type="spellEnd"/>
-            <w:r>
-              <w:rPr>
-                <w:rFonts w:ascii="Source Sans 3" w:hAnsi="Source Sans 3"/>
-                <w:i/>
-                <w:color w:val="0B0D0E"/>
-                <w:spacing w:val="-4"/>
-                <w:sz w:val="25"/>
-                <w:szCs w:val="25"/>
-              </w:rPr>
-              <w:t xml:space="preserve">, but </w:t>
-            </w:r>
-            <w:proofErr w:type="spellStart"/>
-            <w:r>
-              <w:rPr>
-                <w:rFonts w:ascii="Source Sans 3" w:hAnsi="Source Sans 3"/>
-                <w:i/>
-                <w:color w:val="0B0D0E"/>
-                <w:spacing w:val="-4"/>
-                <w:sz w:val="25"/>
-                <w:szCs w:val="25"/>
-              </w:rPr>
-              <w:t>INternationally</w:t>
-            </w:r>
-            <w:proofErr w:type="spellEnd"/>
-            <w:r>
-              <w:rPr>
-                <w:rFonts w:ascii="Source Sans 3" w:hAnsi="Source Sans 3"/>
-                <w:i/>
-                <w:color w:val="0B0D0E"/>
-                <w:spacing w:val="-4"/>
-                <w:sz w:val="25"/>
-                <w:szCs w:val="25"/>
-              </w:rPr>
-              <w:t xml:space="preserve">. </w:t>
+              <w:t xml:space="preserve">NOT just NAtionally, but INternationally. </w:t>
             </w:r>
             <w:r>
               <w:rPr>
@@ -41297,23 +40149,13 @@
               </w:rPr>
               <w:t xml:space="preserve">bare infinitive) but with </w:t>
             </w:r>
-            <w:proofErr w:type="gramStart"/>
             <w:r>
               <w:rPr>
                 <w:i/>
                 <w:sz w:val="25"/>
                 <w:szCs w:val="25"/>
               </w:rPr>
-              <w:t>As</w:t>
-            </w:r>
-            <w:proofErr w:type="gramEnd"/>
-            <w:r>
-              <w:rPr>
-                <w:i/>
-                <w:sz w:val="25"/>
-                <w:szCs w:val="25"/>
-              </w:rPr>
-              <w:t xml:space="preserve"> soon as </w:t>
+              <w:t xml:space="preserve">As soon as </w:t>
             </w:r>
             <w:r>
               <w:rPr>
@@ -41439,12 +40281,12 @@
               <w:tblStyle w:val="BorderedTable"/>
               <w:tblW w:w="0" w:type="auto"/>
               <w:tblBorders>
-                <w:top w:val="single" w:sz="24" w:space="0" w:color="08A7E4"/>
-                <w:left w:val="single" w:sz="24" w:space="0" w:color="08A7E4"/>
-                <w:bottom w:val="single" w:sz="24" w:space="0" w:color="08A7E4"/>
-                <w:right w:val="single" w:sz="24" w:space="0" w:color="08A7E4"/>
-                <w:insideH w:val="single" w:sz="24" w:space="0" w:color="08A7E4"/>
-                <w:insideV w:val="single" w:sz="24" w:space="0" w:color="08A7E4"/>
+                <w:top w:val="single" w:sz="12" w:space="0" w:color="08A7E4"/>
+                <w:left w:val="single" w:sz="12" w:space="0" w:color="08A7E4"/>
+                <w:bottom w:val="single" w:sz="12" w:space="0" w:color="08A7E4"/>
+                <w:right w:val="single" w:sz="12" w:space="0" w:color="08A7E4"/>
+                <w:insideH w:val="single" w:sz="12" w:space="0" w:color="08A7E4"/>
+                <w:insideV w:val="single" w:sz="12" w:space="0" w:color="08A7E4"/>
               </w:tblBorders>
               <w:tblLook w:val="04A0" w:firstRow="1" w:lastRow="0" w:firstColumn="1" w:lastColumn="0" w:noHBand="0" w:noVBand="1"/>
             </w:tblPr>
@@ -42040,23 +40882,7 @@
                 <w:sz w:val="25"/>
                 <w:szCs w:val="25"/>
               </w:rPr>
-              <w:t xml:space="preserve">logical. </w:t>
-            </w:r>
-            <w:proofErr w:type="gramStart"/>
-            <w:r>
-              <w:rPr>
-                <w:sz w:val="25"/>
-                <w:szCs w:val="25"/>
-              </w:rPr>
-              <w:t>However</w:t>
-            </w:r>
-            <w:proofErr w:type="gramEnd"/>
-            <w:r>
-              <w:rPr>
-                <w:sz w:val="25"/>
-                <w:szCs w:val="25"/>
-              </w:rPr>
-              <w:t xml:space="preserve"> it wouldn't work in the answer given by the</w:t>
+              <w:t>logical. However it wouldn't work in the answer given by the</w:t>
             </w:r>
             <w:r>
               <w:rPr>
@@ -43314,31 +42140,7 @@
                 <w:sz w:val="25"/>
                 <w:szCs w:val="25"/>
               </w:rPr>
-              <w:t xml:space="preserve">Listen again and </w:t>
-            </w:r>
-            <w:proofErr w:type="spellStart"/>
-            <w:r>
-              <w:rPr>
-                <w:rFonts w:ascii="Source Sans 3" w:hAnsi="Source Sans 3"/>
-                <w:b/>
-                <w:bCs/>
-                <w:iCs/>
-                <w:sz w:val="25"/>
-                <w:szCs w:val="25"/>
-              </w:rPr>
-              <w:t>practise</w:t>
-            </w:r>
-            <w:proofErr w:type="spellEnd"/>
-            <w:r>
-              <w:rPr>
-                <w:rFonts w:ascii="Source Sans 3" w:hAnsi="Source Sans 3"/>
-                <w:b/>
-                <w:bCs/>
-                <w:iCs/>
-                <w:sz w:val="25"/>
-                <w:szCs w:val="25"/>
-              </w:rPr>
-              <w:t xml:space="preserve"> saying each sentence with the correct pronunciation.</w:t>
+              <w:t>Listen again and practise saying each sentence with the correct pronunciation.</w:t>
             </w:r>
           </w:p>
           <w:p>
@@ -43520,78 +42322,24 @@
                 <w:sz w:val="25"/>
                 <w:szCs w:val="25"/>
               </w:rPr>
-              <w:t xml:space="preserve">• When you were last in the countryside, who did you go with? </w:t>
-            </w:r>
-            <w:proofErr w:type="gramStart"/>
-            <w:r>
-              <w:rPr>
-                <w:rFonts w:ascii="Source Sans 3" w:hAnsi="Source Sans 3"/>
-                <w:sz w:val="25"/>
-                <w:szCs w:val="25"/>
-              </w:rPr>
-              <w:t>my</w:t>
-            </w:r>
-            <w:proofErr w:type="gramEnd"/>
-            <w:r>
-              <w:rPr>
-                <w:rFonts w:ascii="Source Sans 3" w:hAnsi="Source Sans 3"/>
-                <w:sz w:val="25"/>
-                <w:szCs w:val="25"/>
-              </w:rPr>
-              <w:t>?</w:t>
-            </w:r>
-          </w:p>
-          <w:p>
-            <w:pPr>
-              <w:rPr>
-                <w:rFonts w:ascii="Source Sans 3" w:hAnsi="Source Sans 3"/>
-                <w:sz w:val="25"/>
-                <w:szCs w:val="25"/>
-              </w:rPr>
-            </w:pPr>
-            <w:r>
-              <w:rPr>
-                <w:rFonts w:ascii="Source Sans 3" w:hAnsi="Source Sans 3"/>
-                <w:sz w:val="25"/>
-                <w:szCs w:val="25"/>
-              </w:rPr>
-              <w:t xml:space="preserve">• In the town or </w:t>
-            </w:r>
-            <w:proofErr w:type="gramStart"/>
-            <w:r>
-              <w:rPr>
-                <w:rFonts w:ascii="Source Sans 3" w:hAnsi="Source Sans 3"/>
-                <w:sz w:val="25"/>
-                <w:szCs w:val="25"/>
-              </w:rPr>
-              <w:t>city</w:t>
-            </w:r>
-            <w:proofErr w:type="gramEnd"/>
-            <w:r>
-              <w:rPr>
-                <w:rFonts w:ascii="Source Sans 3" w:hAnsi="Source Sans 3"/>
-                <w:sz w:val="25"/>
-                <w:szCs w:val="25"/>
-              </w:rPr>
-              <w:t xml:space="preserve"> you live in now, what are your </w:t>
-            </w:r>
-            <w:proofErr w:type="spellStart"/>
-            <w:r>
-              <w:rPr>
-                <w:rFonts w:ascii="Source Sans 3" w:hAnsi="Source Sans 3"/>
-                <w:sz w:val="25"/>
-                <w:szCs w:val="25"/>
-              </w:rPr>
-              <w:t>favourite</w:t>
-            </w:r>
-            <w:proofErr w:type="spellEnd"/>
-            <w:r>
-              <w:rPr>
-                <w:rFonts w:ascii="Source Sans 3" w:hAnsi="Source Sans 3"/>
-                <w:sz w:val="25"/>
-                <w:szCs w:val="25"/>
-              </w:rPr>
-              <w:t xml:space="preserve"> pastimes?</w:t>
+              <w:t>• When you were last in the countryside, who did you go with? my?</w:t>
+            </w:r>
+          </w:p>
+          <w:p>
+            <w:pPr>
+              <w:rPr>
+                <w:rFonts w:ascii="Source Sans 3" w:hAnsi="Source Sans 3"/>
+                <w:sz w:val="25"/>
+                <w:szCs w:val="25"/>
+              </w:rPr>
+            </w:pPr>
+            <w:r>
+              <w:rPr>
+                <w:rFonts w:ascii="Source Sans 3" w:hAnsi="Source Sans 3"/>
+                <w:sz w:val="25"/>
+                <w:szCs w:val="25"/>
+              </w:rPr>
+              <w:t>• In the town or city you live in now, what are your favourite pastimes?</w:t>
             </w:r>
           </w:p>
         </w:tc>
@@ -43663,29 +42411,7 @@
                 <w:sz w:val="25"/>
                 <w:szCs w:val="25"/>
               </w:rPr>
-              <w:t xml:space="preserve">Read the Task 2 card Then </w:t>
-            </w:r>
-            <w:proofErr w:type="spellStart"/>
-            <w:r>
-              <w:rPr>
-                <w:rFonts w:ascii="Source Sans 3" w:hAnsi="Source Sans 3"/>
-                <w:b/>
-                <w:bCs/>
-                <w:sz w:val="25"/>
-                <w:szCs w:val="25"/>
-              </w:rPr>
-              <w:t>practise</w:t>
-            </w:r>
-            <w:proofErr w:type="spellEnd"/>
-            <w:r>
-              <w:rPr>
-                <w:rFonts w:ascii="Source Sans 3" w:hAnsi="Source Sans 3"/>
-                <w:b/>
-                <w:bCs/>
-                <w:sz w:val="25"/>
-                <w:szCs w:val="25"/>
-              </w:rPr>
-              <w:t xml:space="preserve"> making notes for one minute, and deliver your</w:t>
+              <w:t>Read the Task 2 card Then practise making notes for one minute, and deliver your</w:t>
             </w:r>
           </w:p>
           <w:p>

--- a/assets/data/Mindset-Level-3- Custom.docx
+++ b/assets/data/Mindset-Level-3- Custom.docx
@@ -339,24 +339,44 @@
                 <w:sz w:val="25"/>
                 <w:szCs w:val="25"/>
               </w:rPr>
-              <w:t>Palma de Mallorca, Algaida,</w:t>
-            </w:r>
+              <w:t xml:space="preserve">Palma de Mallorca, </w:t>
+            </w:r>
+            <w:proofErr w:type="spellStart"/>
             <w:r>
               <w:rPr>
                 <w:i/>
                 <w:sz w:val="25"/>
                 <w:szCs w:val="25"/>
               </w:rPr>
-              <w:t xml:space="preserve"> </w:t>
-            </w:r>
+              <w:t>Algaida</w:t>
+            </w:r>
+            <w:proofErr w:type="spellEnd"/>
             <w:r>
               <w:rPr>
                 <w:i/>
                 <w:sz w:val="25"/>
                 <w:szCs w:val="25"/>
               </w:rPr>
+              <w:t>,</w:t>
+            </w:r>
+            <w:r>
+              <w:rPr>
+                <w:i/>
+                <w:sz w:val="25"/>
+                <w:szCs w:val="25"/>
+              </w:rPr>
+              <w:t xml:space="preserve"> </w:t>
+            </w:r>
+            <w:proofErr w:type="spellStart"/>
+            <w:r>
+              <w:rPr>
+                <w:i/>
+                <w:sz w:val="25"/>
+                <w:szCs w:val="25"/>
+              </w:rPr>
               <w:t>Binissalem</w:t>
             </w:r>
+            <w:proofErr w:type="spellEnd"/>
           </w:p>
           <w:p>
             <w:pPr>
@@ -515,13 +535,23 @@
               </w:rPr>
               <w:t xml:space="preserve">countries which are Republics, Kingdoms or Unions: </w:t>
             </w:r>
+            <w:proofErr w:type="gramStart"/>
             <w:r>
               <w:rPr>
                 <w:i/>
                 <w:sz w:val="25"/>
                 <w:szCs w:val="25"/>
               </w:rPr>
-              <w:t>the Republic of China, the United Kingdom (the UK), the United States of America (the USA)</w:t>
+              <w:t>the</w:t>
+            </w:r>
+            <w:proofErr w:type="gramEnd"/>
+            <w:r>
+              <w:rPr>
+                <w:i/>
+                <w:sz w:val="25"/>
+                <w:szCs w:val="25"/>
+              </w:rPr>
+              <w:t xml:space="preserve"> Republic of China, the United Kingdom (the UK), the United States of America (the USA)</w:t>
             </w:r>
           </w:p>
           <w:p>
@@ -546,7 +576,25 @@
                 <w:sz w:val="25"/>
                 <w:szCs w:val="25"/>
               </w:rPr>
-              <w:t>the Tramuntanas, the Himalayas</w:t>
+              <w:t xml:space="preserve">the </w:t>
+            </w:r>
+            <w:proofErr w:type="spellStart"/>
+            <w:r>
+              <w:rPr>
+                <w:i/>
+                <w:sz w:val="25"/>
+                <w:szCs w:val="25"/>
+              </w:rPr>
+              <w:t>Tramuntanas</w:t>
+            </w:r>
+            <w:proofErr w:type="spellEnd"/>
+            <w:r>
+              <w:rPr>
+                <w:i/>
+                <w:sz w:val="25"/>
+                <w:szCs w:val="25"/>
+              </w:rPr>
+              <w:t>, the Himalayas</w:t>
             </w:r>
           </w:p>
           <w:p>
@@ -588,7 +636,25 @@
                 <w:sz w:val="25"/>
                 <w:szCs w:val="25"/>
               </w:rPr>
-              <w:t xml:space="preserve">Other geographical features:lakes: no article, usually begins with the word Lake </w:t>
+              <w:t xml:space="preserve">Other geographical </w:t>
+            </w:r>
+            <w:proofErr w:type="spellStart"/>
+            <w:proofErr w:type="gramStart"/>
+            <w:r>
+              <w:rPr>
+                <w:sz w:val="25"/>
+                <w:szCs w:val="25"/>
+              </w:rPr>
+              <w:t>features:lakes</w:t>
+            </w:r>
+            <w:proofErr w:type="spellEnd"/>
+            <w:proofErr w:type="gramEnd"/>
+            <w:r>
+              <w:rPr>
+                <w:sz w:val="25"/>
+                <w:szCs w:val="25"/>
+              </w:rPr>
+              <w:t xml:space="preserve">: no article, usually begins with the word Lake </w:t>
             </w:r>
             <w:r>
               <w:rPr>
@@ -603,7 +669,25 @@
                 <w:sz w:val="25"/>
                 <w:szCs w:val="25"/>
               </w:rPr>
-              <w:t xml:space="preserve">rivers: definite article before name of river.Capitalise the word 'river' or it can be omitted </w:t>
+              <w:t xml:space="preserve">rivers: definite article before name of </w:t>
+            </w:r>
+            <w:proofErr w:type="spellStart"/>
+            <w:proofErr w:type="gramStart"/>
+            <w:r>
+              <w:rPr>
+                <w:sz w:val="25"/>
+                <w:szCs w:val="25"/>
+              </w:rPr>
+              <w:t>river.Capitalise</w:t>
+            </w:r>
+            <w:proofErr w:type="spellEnd"/>
+            <w:proofErr w:type="gramEnd"/>
+            <w:r>
+              <w:rPr>
+                <w:sz w:val="25"/>
+                <w:szCs w:val="25"/>
+              </w:rPr>
+              <w:t xml:space="preserve"> the word 'river' or it can be omitted </w:t>
             </w:r>
             <w:r>
               <w:rPr>
@@ -790,7 +874,25 @@
                 <w:sz w:val="25"/>
                 <w:szCs w:val="25"/>
               </w:rPr>
-              <w:t xml:space="preserve">, or go hiking in the Tramuntanas, a mountain range that runs from </w:t>
+              <w:t xml:space="preserve">, or go hiking in the </w:t>
+            </w:r>
+            <w:proofErr w:type="spellStart"/>
+            <w:r>
+              <w:rPr>
+                <w:rFonts w:ascii="Source Sans 3" w:hAnsi="Source Sans 3"/>
+                <w:sz w:val="25"/>
+                <w:szCs w:val="25"/>
+              </w:rPr>
+              <w:t>Tramuntanas</w:t>
+            </w:r>
+            <w:proofErr w:type="spellEnd"/>
+            <w:r>
+              <w:rPr>
+                <w:rFonts w:ascii="Source Sans 3" w:hAnsi="Source Sans 3"/>
+                <w:sz w:val="25"/>
+                <w:szCs w:val="25"/>
+              </w:rPr>
+              <w:t xml:space="preserve">, a mountain range that runs from </w:t>
             </w:r>
             <w:r>
               <w:rPr>
@@ -843,6 +945,7 @@
               </w:rPr>
               <w:t xml:space="preserve">, contrasts entirely with the traditional rural towns and villages in the heart of the island, such as </w:t>
             </w:r>
+            <w:proofErr w:type="spellStart"/>
             <w:r>
               <w:rPr>
                 <w:rFonts w:ascii="Source Sans 3" w:hAnsi="Source Sans 3"/>
@@ -852,6 +955,7 @@
               </w:rPr>
               <w:t>Algaida</w:t>
             </w:r>
+            <w:proofErr w:type="spellEnd"/>
             <w:r>
               <w:rPr>
                 <w:rFonts w:ascii="Source Sans 3" w:hAnsi="Source Sans 3"/>
@@ -860,6 +964,7 @@
               </w:rPr>
               <w:t xml:space="preserve"> or </w:t>
             </w:r>
+            <w:proofErr w:type="spellStart"/>
             <w:r>
               <w:rPr>
                 <w:rFonts w:ascii="Source Sans 3" w:hAnsi="Source Sans 3"/>
@@ -869,6 +974,7 @@
               </w:rPr>
               <w:t>Binissalem</w:t>
             </w:r>
+            <w:proofErr w:type="spellEnd"/>
             <w:r>
               <w:rPr>
                 <w:rFonts w:ascii="Source Sans 3" w:hAnsi="Source Sans 3"/>
@@ -1202,7 +1308,21 @@
               <w:rPr>
                 <w:rFonts w:ascii="Source Sans 3" w:hAnsi="Source Sans 3"/>
               </w:rPr>
-              <w:t xml:space="preserve">This type of task requires you to choose a heading which correctly summarises the whole paragraph. Often, it is possible to find one sentence in a paragraph which conveys the main idea - this is known as the </w:t>
+              <w:t xml:space="preserve">This type of task requires you to choose a heading which correctly </w:t>
+            </w:r>
+            <w:proofErr w:type="spellStart"/>
+            <w:r>
+              <w:rPr>
+                <w:rFonts w:ascii="Source Sans 3" w:hAnsi="Source Sans 3"/>
+              </w:rPr>
+              <w:t>summarises</w:t>
+            </w:r>
+            <w:proofErr w:type="spellEnd"/>
+            <w:r>
+              <w:rPr>
+                <w:rFonts w:ascii="Source Sans 3" w:hAnsi="Source Sans 3"/>
+              </w:rPr>
+              <w:t xml:space="preserve"> the whole paragraph. Often, it is possible to find one sentence in a paragraph which conveys the main idea - this is known as the </w:t>
             </w:r>
             <w:r>
               <w:rPr>
@@ -6947,7 +7067,25 @@
                 <w:sz w:val="25"/>
                 <w:szCs w:val="28"/>
               </w:rPr>
-              <w:t>Despite the fact the town of Marloth Park is close to the Kruger National Park, one of the largest game reserves in Africa, and despite the constant threat of visits from wild animals such as lions and hippopotamuses, its anxious residents are not allowed to build fences around their houses to keep out their neighbours.</w:t>
+              <w:t xml:space="preserve">Despite the fact the town of Marloth Park is close to the Kruger National Park, one of the largest game reserves in Africa, and despite the constant threat of visits from wild animals such as lions and hippopotamuses, its anxious residents are not allowed to build fences around their houses to keep out their </w:t>
+            </w:r>
+            <w:proofErr w:type="spellStart"/>
+            <w:r>
+              <w:rPr>
+                <w:rFonts w:ascii="Source Sans 3" w:hAnsi="Source Sans 3"/>
+                <w:sz w:val="25"/>
+                <w:szCs w:val="28"/>
+              </w:rPr>
+              <w:t>neighbours</w:t>
+            </w:r>
+            <w:proofErr w:type="spellEnd"/>
+            <w:r>
+              <w:rPr>
+                <w:rFonts w:ascii="Source Sans 3" w:hAnsi="Source Sans 3"/>
+                <w:sz w:val="25"/>
+                <w:szCs w:val="28"/>
+              </w:rPr>
+              <w:t>.</w:t>
             </w:r>
           </w:p>
           <w:p>
@@ -7056,16 +7194,34 @@
                 <w:sz w:val="25"/>
                 <w:szCs w:val="28"/>
               </w:rPr>
-              <w:t>dangers ofthe wild= the constant threat of visits from wild animals</w:t>
-            </w:r>
-          </w:p>
-          <w:p>
-            <w:pPr>
+              <w:t xml:space="preserve">dangers </w:t>
+            </w:r>
+            <w:proofErr w:type="spellStart"/>
+            <w:r>
               <w:rPr>
                 <w:rStyle w:val="BlankWord1"/>
                 <w:sz w:val="25"/>
                 <w:szCs w:val="28"/>
               </w:rPr>
+              <w:t>ofthe</w:t>
+            </w:r>
+            <w:proofErr w:type="spellEnd"/>
+            <w:r>
+              <w:rPr>
+                <w:rStyle w:val="BlankWord1"/>
+                <w:sz w:val="25"/>
+                <w:szCs w:val="28"/>
+              </w:rPr>
+              <w:t xml:space="preserve"> wild= the constant threat of visits from wild animals</w:t>
+            </w:r>
+          </w:p>
+          <w:p>
+            <w:pPr>
+              <w:rPr>
+                <w:rStyle w:val="BlankWord1"/>
+                <w:sz w:val="25"/>
+                <w:szCs w:val="28"/>
+              </w:rPr>
             </w:pPr>
             <w:r>
               <w:rPr>
@@ -7126,8 +7282,18 @@
                 <w:sz w:val="25"/>
                 <w:szCs w:val="28"/>
               </w:rPr>
-              <w:t>humans and animals= lions and hippopotamuses [and] anxious residents; co-exist= residents are not allowed to ... keep out their neighbours</w:t>
-            </w:r>
+              <w:t xml:space="preserve">humans and animals= lions and hippopotamuses [and] anxious residents; co-exist= residents are not allowed to ... keep out their </w:t>
+            </w:r>
+            <w:proofErr w:type="spellStart"/>
+            <w:r>
+              <w:rPr>
+                <w:rStyle w:val="BlankWord1"/>
+                <w:sz w:val="25"/>
+                <w:szCs w:val="28"/>
+              </w:rPr>
+              <w:t>neighbours</w:t>
+            </w:r>
+            <w:proofErr w:type="spellEnd"/>
           </w:p>
         </w:tc>
       </w:tr>
@@ -7766,7 +7932,27 @@
                 <w:szCs w:val="25"/>
                 <w:shd w:val="clear" w:color="auto" w:fill="A3D6E2"/>
               </w:rPr>
-              <w:t>In fact the only fence permitted in the town was built by the local authority, interestingly, with the aim of keeping humans out of the park, rather than containing the animals inside. Consequently, it is not unusual to see giraffes or elephants causing traffic jams, for example, and even predator attacks on humans are unnervingly common - a lion was recently said to have mauled and eaten an escaping burglar. Yet even after this, while some residents then called for all lions to be rounded up and shot, others suggested that they be allowed to walk the thoroughfares as a type of crime control, after an increase in the number of burglaries. Everywhere in Marloth Park, a wary understanding exists between man and beast.</w:t>
+              <w:t xml:space="preserve">In </w:t>
+            </w:r>
+            <w:proofErr w:type="gramStart"/>
+            <w:r>
+              <w:rPr>
+                <w:rFonts w:ascii="Source Sans 3" w:hAnsi="Source Sans 3" w:cs="*Arial-8104-Identity-H"/>
+                <w:sz w:val="25"/>
+                <w:szCs w:val="25"/>
+                <w:shd w:val="clear" w:color="auto" w:fill="A3D6E2"/>
+              </w:rPr>
+              <w:t>fact</w:t>
+            </w:r>
+            <w:proofErr w:type="gramEnd"/>
+            <w:r>
+              <w:rPr>
+                <w:rFonts w:ascii="Source Sans 3" w:hAnsi="Source Sans 3" w:cs="*Arial-8104-Identity-H"/>
+                <w:sz w:val="25"/>
+                <w:szCs w:val="25"/>
+                <w:shd w:val="clear" w:color="auto" w:fill="A3D6E2"/>
+              </w:rPr>
+              <w:t xml:space="preserve"> the only fence permitted in the town was built by the local authority, interestingly, with the aim of keeping humans out of the park, rather than containing the animals inside. Consequently, it is not unusual to see giraffes or elephants causing traffic jams, for example, and even predator attacks on humans are unnervingly common - a lion was recently said to have mauled and eaten an escaping burglar. Yet even after this, while some residents then called for all lions to be rounded up and shot, others suggested that they be allowed to walk the thoroughfares as a type of crime control, after an increase in the number of burglaries. Everywhere in Marloth Park, a wary understanding exists between man and beast.</w:t>
             </w:r>
           </w:p>
         </w:tc>
@@ -8422,7 +8608,97 @@
                 <w:sz w:val="25"/>
                 <w:szCs w:val="28"/>
               </w:rPr>
-              <w:t>The real Hallstat is in Austria and is proud to be a traditional UNESCO* World Heritage Site. The Chinese Hallstat is a carbon copy, built in Guangdong province, China, by a millionaire who sponsored the construction of the imitation town. It cost approximately $940 million to build, and looks exactly like the real Hallstat, all the way down to its wooden houses, its narrow streets, and its funicular railway. When the residents of Austria's Hallstat (including the mayor) were invited to visit it, they expressed pride that their town was considered so improbably beautiful that it had been reproduced in its entirety, but they still had cause for complaint. Originally, the Chinese company had promised to meet with the Austrian residents to confirm that they were happy for their homes to be copied; instead, they simply sent their employees to Austria to fake photos, and they returned home to China without speaking to a single resident of the original Hallstat.</w:t>
+              <w:t xml:space="preserve">The real </w:t>
+            </w:r>
+            <w:proofErr w:type="spellStart"/>
+            <w:r>
+              <w:rPr>
+                <w:rFonts w:ascii="Source Sans 3" w:hAnsi="Source Sans 3"/>
+                <w:sz w:val="25"/>
+                <w:szCs w:val="28"/>
+              </w:rPr>
+              <w:t>Hallstat</w:t>
+            </w:r>
+            <w:proofErr w:type="spellEnd"/>
+            <w:r>
+              <w:rPr>
+                <w:rFonts w:ascii="Source Sans 3" w:hAnsi="Source Sans 3"/>
+                <w:sz w:val="25"/>
+                <w:szCs w:val="28"/>
+              </w:rPr>
+              <w:t xml:space="preserve"> is in Austria and is proud to be a traditional UNESCO* World Heritage Site. The Chinese </w:t>
+            </w:r>
+            <w:proofErr w:type="spellStart"/>
+            <w:r>
+              <w:rPr>
+                <w:rFonts w:ascii="Source Sans 3" w:hAnsi="Source Sans 3"/>
+                <w:sz w:val="25"/>
+                <w:szCs w:val="28"/>
+              </w:rPr>
+              <w:t>Hallstat</w:t>
+            </w:r>
+            <w:proofErr w:type="spellEnd"/>
+            <w:r>
+              <w:rPr>
+                <w:rFonts w:ascii="Source Sans 3" w:hAnsi="Source Sans 3"/>
+                <w:sz w:val="25"/>
+                <w:szCs w:val="28"/>
+              </w:rPr>
+              <w:t xml:space="preserve"> is a carbon copy, built in Guangdong province, China, by a millionaire who sponsored the construction of the imitation town. It cost approximately $940 million to build, and looks exactly like the real </w:t>
+            </w:r>
+            <w:proofErr w:type="spellStart"/>
+            <w:r>
+              <w:rPr>
+                <w:rFonts w:ascii="Source Sans 3" w:hAnsi="Source Sans 3"/>
+                <w:sz w:val="25"/>
+                <w:szCs w:val="28"/>
+              </w:rPr>
+              <w:t>Hallstat</w:t>
+            </w:r>
+            <w:proofErr w:type="spellEnd"/>
+            <w:r>
+              <w:rPr>
+                <w:rFonts w:ascii="Source Sans 3" w:hAnsi="Source Sans 3"/>
+                <w:sz w:val="25"/>
+                <w:szCs w:val="28"/>
+              </w:rPr>
+              <w:t xml:space="preserve">, all the way down to its wooden houses, its narrow streets, and its funicular railway. When the residents of Austria's </w:t>
+            </w:r>
+            <w:proofErr w:type="spellStart"/>
+            <w:r>
+              <w:rPr>
+                <w:rFonts w:ascii="Source Sans 3" w:hAnsi="Source Sans 3"/>
+                <w:sz w:val="25"/>
+                <w:szCs w:val="28"/>
+              </w:rPr>
+              <w:t>Hallstat</w:t>
+            </w:r>
+            <w:proofErr w:type="spellEnd"/>
+            <w:r>
+              <w:rPr>
+                <w:rFonts w:ascii="Source Sans 3" w:hAnsi="Source Sans 3"/>
+                <w:sz w:val="25"/>
+                <w:szCs w:val="28"/>
+              </w:rPr>
+              <w:t xml:space="preserve"> (including the mayor) were invited to visit it, they expressed pride that their town was considered so improbably beautiful that it had been reproduced in its entirety, but they still had cause for complaint. Originally, the Chinese company had promised to meet with the Austrian residents to confirm that they were happy for their homes to be copied; instead, they simply sent their employees to Austria to fake photos, and they returned home to China without speaking to a single resident of the original </w:t>
+            </w:r>
+            <w:proofErr w:type="spellStart"/>
+            <w:r>
+              <w:rPr>
+                <w:rFonts w:ascii="Source Sans 3" w:hAnsi="Source Sans 3"/>
+                <w:sz w:val="25"/>
+                <w:szCs w:val="28"/>
+              </w:rPr>
+              <w:t>Hallstat</w:t>
+            </w:r>
+            <w:proofErr w:type="spellEnd"/>
+            <w:r>
+              <w:rPr>
+                <w:rFonts w:ascii="Source Sans 3" w:hAnsi="Source Sans 3"/>
+                <w:sz w:val="25"/>
+                <w:szCs w:val="28"/>
+              </w:rPr>
+              <w:t>.</w:t>
             </w:r>
           </w:p>
           <w:p>
@@ -8763,7 +9039,25 @@
                 <w:sz w:val="25"/>
                 <w:szCs w:val="25"/>
               </w:rPr>
-              <w:t xml:space="preserve"> A conflict between reality and imitation</w:t>
+              <w:t xml:space="preserve"> </w:t>
+            </w:r>
+            <w:proofErr w:type="spellStart"/>
+            <w:r>
+              <w:rPr>
+                <w:rFonts w:ascii="Source Sans 3" w:hAnsi="Source Sans 3"/>
+                <w:sz w:val="25"/>
+                <w:szCs w:val="25"/>
+              </w:rPr>
+              <w:t>A</w:t>
+            </w:r>
+            <w:proofErr w:type="spellEnd"/>
+            <w:r>
+              <w:rPr>
+                <w:rFonts w:ascii="Source Sans 3" w:hAnsi="Source Sans 3"/>
+                <w:sz w:val="25"/>
+                <w:szCs w:val="25"/>
+              </w:rPr>
+              <w:t xml:space="preserve"> conflict between reality and imitation</w:t>
             </w:r>
           </w:p>
           <w:p>
@@ -10698,7 +10992,25 @@
                 <w:sz w:val="25"/>
                 <w:szCs w:val="25"/>
               </w:rPr>
-              <w:t>The residents of Hallstat believed that they would be consulted by the company building a copy of their town - but it turns out they were INFORM.</w:t>
+              <w:t xml:space="preserve">The residents of </w:t>
+            </w:r>
+            <w:proofErr w:type="spellStart"/>
+            <w:r>
+              <w:rPr>
+                <w:rFonts w:ascii="Source Sans 3" w:hAnsi="Source Sans 3" w:cs="Tahoma"/>
+                <w:sz w:val="25"/>
+                <w:szCs w:val="25"/>
+              </w:rPr>
+              <w:t>Hallstat</w:t>
+            </w:r>
+            <w:proofErr w:type="spellEnd"/>
+            <w:r>
+              <w:rPr>
+                <w:rFonts w:ascii="Source Sans 3" w:hAnsi="Source Sans 3" w:cs="Tahoma"/>
+                <w:sz w:val="25"/>
+                <w:szCs w:val="25"/>
+              </w:rPr>
+              <w:t xml:space="preserve"> believed that they would be consulted by the company building a copy of their town - but it turns out they were INFORM.</w:t>
             </w:r>
           </w:p>
           <w:p>
@@ -11075,7 +11387,27 @@
                 <w:sz w:val="25"/>
                 <w:szCs w:val="25"/>
               </w:rPr>
-              <w:t>The Reading passage hos six paragraphs, A-F. Choose the correct heading for each paragraph from the list of headings below. Write the correct number, i-viii.</w:t>
+              <w:t xml:space="preserve">The Reading passage hos six paragraphs, A-F. Choose the correct heading for each paragraph from the list of headings below. Write the correct number, </w:t>
+            </w:r>
+            <w:proofErr w:type="spellStart"/>
+            <w:r>
+              <w:rPr>
+                <w:rFonts w:ascii="Source Sans 3" w:hAnsi="Source Sans 3"/>
+                <w:i/>
+                <w:sz w:val="25"/>
+                <w:szCs w:val="25"/>
+              </w:rPr>
+              <w:t>i</w:t>
+            </w:r>
+            <w:proofErr w:type="spellEnd"/>
+            <w:r>
+              <w:rPr>
+                <w:rFonts w:ascii="Source Sans 3" w:hAnsi="Source Sans 3"/>
+                <w:i/>
+                <w:sz w:val="25"/>
+                <w:szCs w:val="25"/>
+              </w:rPr>
+              <w:t>-viii.</w:t>
             </w:r>
           </w:p>
           <w:p>
@@ -12193,11 +12525,19 @@
               </w:rPr>
               <w:t xml:space="preserve"> </w:t>
             </w:r>
-            <w:r>
-              <w:rPr>
-                <w:rFonts w:ascii="Source Sans 3" w:hAnsi="Source Sans 3"/>
-              </w:rPr>
-              <w:t>centres. Cahokia, as</w:t>
+            <w:proofErr w:type="spellStart"/>
+            <w:r>
+              <w:rPr>
+                <w:rFonts w:ascii="Source Sans 3" w:hAnsi="Source Sans 3"/>
+              </w:rPr>
+              <w:t>centres</w:t>
+            </w:r>
+            <w:proofErr w:type="spellEnd"/>
+            <w:r>
+              <w:rPr>
+                <w:rFonts w:ascii="Source Sans 3" w:hAnsi="Source Sans 3"/>
+              </w:rPr>
+              <w:t>. Cahokia, as</w:t>
             </w:r>
             <w:r>
               <w:rPr>
@@ -13857,13 +14197,23 @@
               </w:rPr>
               <w:t xml:space="preserve"> </w:t>
             </w:r>
+            <w:proofErr w:type="spellStart"/>
             <w:r>
               <w:rPr>
                 <w:rFonts w:ascii="Source Sans 3" w:hAnsi="Source Sans 3"/>
                 <w:color w:val="2F3A2C"/>
                 <w:spacing w:val="-4"/>
               </w:rPr>
-              <w:t>centre.</w:t>
+              <w:t>centre</w:t>
+            </w:r>
+            <w:proofErr w:type="spellEnd"/>
+            <w:r>
+              <w:rPr>
+                <w:rFonts w:ascii="Source Sans 3" w:hAnsi="Source Sans 3"/>
+                <w:color w:val="2F3A2C"/>
+                <w:spacing w:val="-4"/>
+              </w:rPr>
+              <w:t>.</w:t>
             </w:r>
             <w:r>
               <w:rPr>
@@ -14111,7 +14461,21 @@
               <w:rPr>
                 <w:rFonts w:ascii="Source Sans 3" w:hAnsi="Source Sans 3"/>
               </w:rPr>
-              <w:t>After the redesigns of the village were put in place, the Native Americans at Cahokia worked with tireless determination to carry them out. Over the course of a few decades, they transported huge volumes of soil from the nearby countryside to create 120 huge mounds of earth, the biggest of which rose to one hundred feet. On top of these, they built a vast urban environment, complete with a vibrant town centre, municipal buildings, and a fifty-acre plaza at the foot of the biggest mound.</w:t>
+              <w:t xml:space="preserve">After the redesigns of the village were put in place, the Native Americans at Cahokia worked with tireless determination to carry them out. Over the course of a few decades, they transported huge volumes of soil from the nearby countryside to create 120 huge mounds of earth, the biggest of which rose to one hundred feet. On top of these, they built a vast urban environment, complete with a vibrant town </w:t>
+            </w:r>
+            <w:proofErr w:type="spellStart"/>
+            <w:r>
+              <w:rPr>
+                <w:rFonts w:ascii="Source Sans 3" w:hAnsi="Source Sans 3"/>
+              </w:rPr>
+              <w:t>centre</w:t>
+            </w:r>
+            <w:proofErr w:type="spellEnd"/>
+            <w:r>
+              <w:rPr>
+                <w:rFonts w:ascii="Source Sans 3" w:hAnsi="Source Sans 3"/>
+              </w:rPr>
+              <w:t>, municipal buildings, and a fifty-acre plaza at the foot of the biggest mound.</w:t>
             </w:r>
           </w:p>
           <w:p>
@@ -14999,6 +15363,7 @@
               </w:rPr>
               <w:t xml:space="preserve"> </w:t>
             </w:r>
+            <w:proofErr w:type="spellStart"/>
             <w:r>
               <w:rPr>
                 <w:rFonts w:ascii="Source Sans 3" w:hAnsi="Source Sans 3"/>
@@ -15007,6 +15372,7 @@
               </w:rPr>
               <w:t>centre</w:t>
             </w:r>
+            <w:proofErr w:type="spellEnd"/>
             <w:r>
               <w:rPr>
                 <w:rFonts w:ascii="Source Sans 3" w:hAnsi="Source Sans 3"/>
@@ -15490,7 +15856,43 @@
                 <w:color w:val="424045"/>
                 <w:spacing w:val="-2"/>
               </w:rPr>
-              <w:t>Academics who have studied other Native American sites have always found weapons of war buried deep underground. And yet, the bows, arrows and swords that littered the ground at these other sites were nowhere to be seen at Cahokia. Other factors, such as disease or colonisation from European invasion, do not seem to be possible in this case, as common as they were elsewhere at that time. The absence of definitive theories as to Cahokia's decline is highly unusual, but then again, Cahokia was no ordinary city and perhaps comparisons with other urban centres of the time cannot be made.</w:t>
+              <w:t xml:space="preserve">Academics who have studied other Native American sites have always found weapons of war buried deep underground. And yet, the bows, arrows and swords that littered the ground at these other sites were nowhere to be seen at Cahokia. Other factors, such as disease or </w:t>
+            </w:r>
+            <w:proofErr w:type="spellStart"/>
+            <w:r>
+              <w:rPr>
+                <w:rFonts w:ascii="Source Sans 3" w:hAnsi="Source Sans 3"/>
+                <w:color w:val="424045"/>
+                <w:spacing w:val="-2"/>
+              </w:rPr>
+              <w:t>colonisation</w:t>
+            </w:r>
+            <w:proofErr w:type="spellEnd"/>
+            <w:r>
+              <w:rPr>
+                <w:rFonts w:ascii="Source Sans 3" w:hAnsi="Source Sans 3"/>
+                <w:color w:val="424045"/>
+                <w:spacing w:val="-2"/>
+              </w:rPr>
+              <w:t xml:space="preserve"> from European invasion, do not seem to be possible in this case, as common as they were elsewhere at that time. The absence of definitive theories as to Cahokia's decline is highly unusual, but then again, Cahokia was no ordinary city and perhaps comparisons with other urban </w:t>
+            </w:r>
+            <w:proofErr w:type="spellStart"/>
+            <w:r>
+              <w:rPr>
+                <w:rFonts w:ascii="Source Sans 3" w:hAnsi="Source Sans 3"/>
+                <w:color w:val="424045"/>
+                <w:spacing w:val="-2"/>
+              </w:rPr>
+              <w:t>centres</w:t>
+            </w:r>
+            <w:proofErr w:type="spellEnd"/>
+            <w:r>
+              <w:rPr>
+                <w:rFonts w:ascii="Source Sans 3" w:hAnsi="Source Sans 3"/>
+                <w:color w:val="424045"/>
+                <w:spacing w:val="-2"/>
+              </w:rPr>
+              <w:t xml:space="preserve"> of the time cannot be made.</w:t>
             </w:r>
           </w:p>
         </w:tc>
@@ -15547,7 +15949,43 @@
                 <w:color w:val="424045"/>
                 <w:spacing w:val="-2"/>
               </w:rPr>
-              <w:t>While academics remain bemused as to why the residents fled the city, we can still marvel at the individual artefacts that archaeologists have discovered: the jewellery worn, the pots used to cook in, the small workshop at the base of one of the mounds. That said, there is also a more unpleasant side to their investigations. Human sacrifice, it seems, was a common fact of life in Cahokia; even if we cannot be sure whether this was for religious or for other reasons, we can have no doubt that it happened frequently. The bodies of hundreds of people, mostly young women, have been found buried in mass graves, and the way in which they died was often horrific. A sombre reminder that even 'advanced' city states had their shadowy sides.</w:t>
+              <w:t xml:space="preserve">While academics remain bemused as to why the residents fled the city, we can still marvel at the individual artefacts that archaeologists have discovered: the </w:t>
+            </w:r>
+            <w:proofErr w:type="spellStart"/>
+            <w:r>
+              <w:rPr>
+                <w:rFonts w:ascii="Source Sans 3" w:hAnsi="Source Sans 3"/>
+                <w:color w:val="424045"/>
+                <w:spacing w:val="-2"/>
+              </w:rPr>
+              <w:t>jewellery</w:t>
+            </w:r>
+            <w:proofErr w:type="spellEnd"/>
+            <w:r>
+              <w:rPr>
+                <w:rFonts w:ascii="Source Sans 3" w:hAnsi="Source Sans 3"/>
+                <w:color w:val="424045"/>
+                <w:spacing w:val="-2"/>
+              </w:rPr>
+              <w:t xml:space="preserve"> worn, the pots used to cook in, the small workshop at the base of one of the mounds. That said, there is also a more unpleasant side to their investigations. Human sacrifice, it seems, was a common fact of life in Cahokia; even if we cannot be sure whether this was for religious or for other reasons, we can have no doubt that it happened frequently. The bodies of hundreds of people, mostly young women, have been found buried in mass graves, and the way in which they died was often horrific. A </w:t>
+            </w:r>
+            <w:proofErr w:type="spellStart"/>
+            <w:r>
+              <w:rPr>
+                <w:rFonts w:ascii="Source Sans 3" w:hAnsi="Source Sans 3"/>
+                <w:color w:val="424045"/>
+                <w:spacing w:val="-2"/>
+              </w:rPr>
+              <w:t>sombre</w:t>
+            </w:r>
+            <w:proofErr w:type="spellEnd"/>
+            <w:r>
+              <w:rPr>
+                <w:rFonts w:ascii="Source Sans 3" w:hAnsi="Source Sans 3"/>
+                <w:color w:val="424045"/>
+                <w:spacing w:val="-2"/>
+              </w:rPr>
+              <w:t xml:space="preserve"> reminder that even 'advanced' city states had their shadowy sides.</w:t>
             </w:r>
           </w:p>
         </w:tc>
@@ -18837,6 +19275,7 @@
               </w:rPr>
               <w:t xml:space="preserve"> </w:t>
             </w:r>
+            <w:proofErr w:type="spellStart"/>
             <w:r>
               <w:rPr>
                 <w:rFonts w:ascii="Source Sans 3" w:hAnsi="Source Sans 3"/>
@@ -18846,6 +19285,7 @@
               </w:rPr>
               <w:t>summarise</w:t>
             </w:r>
+            <w:proofErr w:type="spellEnd"/>
             <w:r>
               <w:rPr>
                 <w:rFonts w:ascii="Source Sans 3" w:hAnsi="Source Sans 3"/>
@@ -19109,6 +19549,7 @@
                 <w:szCs w:val="28"/>
               </w:rPr>
             </w:pPr>
+            <w:proofErr w:type="spellStart"/>
             <w:r>
               <w:rPr>
                 <w:rFonts w:ascii="Source Sans 3" w:hAnsi="Source Sans 3"/>
@@ -19119,7 +19560,20 @@
                 <w:sz w:val="25"/>
                 <w:szCs w:val="28"/>
               </w:rPr>
-              <w:t>Summarise the information by selecting and reporting the main features, and make comparisons where relevant.</w:t>
+              <w:t>Summarise</w:t>
+            </w:r>
+            <w:proofErr w:type="spellEnd"/>
+            <w:r>
+              <w:rPr>
+                <w:rFonts w:ascii="Source Sans 3" w:hAnsi="Source Sans 3"/>
+                <w:i/>
+                <w:color w:val="131615"/>
+                <w:spacing w:val="-2"/>
+                <w:w w:val="90"/>
+                <w:sz w:val="25"/>
+                <w:szCs w:val="28"/>
+              </w:rPr>
+              <w:t xml:space="preserve"> the information by selecting and reporting the main features, and make comparisons where relevant.</w:t>
             </w:r>
           </w:p>
           <w:p>
@@ -20350,7 +20804,27 @@
                 <w:sz w:val="25"/>
                 <w:szCs w:val="25"/>
               </w:rPr>
-              <w:t xml:space="preserve"> Better - you have included a conclusion this time, but it doesn't really summarise the key features. Your tone here is inappropriate - it sounds like you're writing a magazine article. Remember to keep the tone more formal and scientific.</w:t>
+              <w:t xml:space="preserve"> Better - you have included a conclusion this time, but it doesn't really </w:t>
+            </w:r>
+            <w:proofErr w:type="spellStart"/>
+            <w:r>
+              <w:rPr>
+                <w:rFonts w:ascii="Source Sans 3" w:hAnsi="Source Sans 3"/>
+                <w:bCs/>
+                <w:sz w:val="25"/>
+                <w:szCs w:val="25"/>
+              </w:rPr>
+              <w:t>summarise</w:t>
+            </w:r>
+            <w:proofErr w:type="spellEnd"/>
+            <w:r>
+              <w:rPr>
+                <w:rFonts w:ascii="Source Sans 3" w:hAnsi="Source Sans 3"/>
+                <w:bCs/>
+                <w:sz w:val="25"/>
+                <w:szCs w:val="25"/>
+              </w:rPr>
+              <w:t xml:space="preserve"> the key features. Your tone here is inappropriate - it sounds like you're writing a magazine article. Remember to keep the tone more formal and scientific.</w:t>
             </w:r>
           </w:p>
           <w:p>
@@ -22956,6 +23430,7 @@
                 <w:szCs w:val="25"/>
               </w:rPr>
             </w:pPr>
+            <w:proofErr w:type="spellStart"/>
             <w:r>
               <w:rPr>
                 <w:rFonts w:ascii="Source Sans 3 Medium" w:hAnsi="Source Sans 3 Medium"/>
@@ -22968,23 +23443,26 @@
                 <w:sz w:val="25"/>
                 <w:szCs w:val="25"/>
               </w:rPr>
-              <w:t>Summarise the information by selecting and reporting the main features, and make comparisons where relevant.</w:t>
-            </w:r>
-          </w:p>
-          <w:p>
-            <w:pPr>
+              <w:t>Summarise</w:t>
+            </w:r>
+            <w:proofErr w:type="spellEnd"/>
+            <w:r>
               <w:rPr>
                 <w:rFonts w:ascii="Source Sans 3 Medium" w:hAnsi="Source Sans 3 Medium"/>
                 <w:b/>
                 <w:bCs/>
+                <w:i/>
                 <w:color w:val="101312"/>
                 <w:spacing w:val="-2"/>
                 <w:w w:val="105"/>
                 <w:sz w:val="25"/>
                 <w:szCs w:val="25"/>
               </w:rPr>
-            </w:pPr>
-            <w:r>
+              <w:t xml:space="preserve"> the information by selecting and reporting the main features, and make comparisons where relevant.</w:t>
+            </w:r>
+          </w:p>
+          <w:p>
+            <w:pPr>
               <w:rPr>
                 <w:rFonts w:ascii="Source Sans 3 Medium" w:hAnsi="Source Sans 3 Medium"/>
                 <w:b/>
@@ -22995,6 +23473,18 @@
                 <w:sz w:val="25"/>
                 <w:szCs w:val="25"/>
               </w:rPr>
+            </w:pPr>
+            <w:r>
+              <w:rPr>
+                <w:rFonts w:ascii="Source Sans 3 Medium" w:hAnsi="Source Sans 3 Medium"/>
+                <w:b/>
+                <w:bCs/>
+                <w:color w:val="101312"/>
+                <w:spacing w:val="-2"/>
+                <w:w w:val="105"/>
+                <w:sz w:val="25"/>
+                <w:szCs w:val="25"/>
+              </w:rPr>
               <w:t>Write at least 150 words.</w:t>
             </w:r>
           </w:p>
@@ -23053,7 +23543,25 @@
                 <w:sz w:val="25"/>
                 <w:szCs w:val="25"/>
               </w:rPr>
-              <w:t>Moving for the purpose of study saw the greatest rise overall, with a jump of approximately 62,000. It rose considerably in two periods-from 2000 to 2005 (by 22,000), and then again from 2010 to 2015 (by 33,000), with a more gentle growth of around 7,000 in between.</w:t>
+              <w:t xml:space="preserve">Moving for the purpose of study saw the greatest rise overall, with a jump of approximately 62,000. It rose considerably in two periods-from 2000 to 2005 (by 22,000), and then again from 2010 to 2015 (by 33,000), with a </w:t>
+            </w:r>
+            <w:proofErr w:type="gramStart"/>
+            <w:r>
+              <w:rPr>
+                <w:w w:val="105"/>
+                <w:sz w:val="25"/>
+                <w:szCs w:val="25"/>
+              </w:rPr>
+              <w:t>more gentle</w:t>
+            </w:r>
+            <w:proofErr w:type="gramEnd"/>
+            <w:r>
+              <w:rPr>
+                <w:w w:val="105"/>
+                <w:sz w:val="25"/>
+                <w:szCs w:val="25"/>
+              </w:rPr>
+              <w:t xml:space="preserve"> growth of around 7,000 in between.</w:t>
             </w:r>
           </w:p>
           <w:p>
@@ -24377,7 +24885,25 @@
                 <w:sz w:val="25"/>
                 <w:szCs w:val="25"/>
               </w:rPr>
-              <w:t xml:space="preserve"> means that you get something for a very favourable price.</w:t>
+              <w:t xml:space="preserve"> means that you get something for a very </w:t>
+            </w:r>
+            <w:proofErr w:type="spellStart"/>
+            <w:r>
+              <w:rPr>
+                <w:iCs/>
+                <w:sz w:val="25"/>
+                <w:szCs w:val="25"/>
+              </w:rPr>
+              <w:t>favourable</w:t>
+            </w:r>
+            <w:proofErr w:type="spellEnd"/>
+            <w:r>
+              <w:rPr>
+                <w:iCs/>
+                <w:sz w:val="25"/>
+                <w:szCs w:val="25"/>
+              </w:rPr>
+              <w:t xml:space="preserve"> price.</w:t>
             </w:r>
           </w:p>
           <w:p>
@@ -24928,7 +25454,25 @@
                 <w:sz w:val="25"/>
                 <w:szCs w:val="25"/>
               </w:rPr>
-              <w:t xml:space="preserve"> around the town centre for 30 minutes. The tour bus will </w:t>
+              <w:t xml:space="preserve"> around the town </w:t>
+            </w:r>
+            <w:proofErr w:type="spellStart"/>
+            <w:r>
+              <w:rPr>
+                <w:rFonts w:ascii="Source Sans 3" w:hAnsi="Source Sans 3"/>
+                <w:sz w:val="25"/>
+                <w:szCs w:val="25"/>
+              </w:rPr>
+              <w:t>centre</w:t>
+            </w:r>
+            <w:proofErr w:type="spellEnd"/>
+            <w:r>
+              <w:rPr>
+                <w:rFonts w:ascii="Source Sans 3" w:hAnsi="Source Sans 3"/>
+                <w:sz w:val="25"/>
+                <w:szCs w:val="25"/>
+              </w:rPr>
+              <w:t xml:space="preserve"> for 30 minutes. The tour bus will </w:t>
             </w:r>
             <w:r>
               <w:rPr>
@@ -25221,7 +25765,43 @@
           <w:sz w:val="23"/>
           <w:szCs w:val="23"/>
         </w:rPr>
-        <w:t xml:space="preserve"> Many tasks in the IELTS Listening test test your ability to recognise </w:t>
+        <w:t xml:space="preserve"> Many tasks in the IELTS Listening test </w:t>
+      </w:r>
+      <w:proofErr w:type="spellStart"/>
+      <w:r>
+        <w:rPr>
+          <w:rFonts w:ascii="Source Sans 3" w:hAnsi="Source Sans 3"/>
+          <w:sz w:val="23"/>
+          <w:szCs w:val="23"/>
+        </w:rPr>
+        <w:t>test</w:t>
+      </w:r>
+      <w:proofErr w:type="spellEnd"/>
+      <w:r>
+        <w:rPr>
+          <w:rFonts w:ascii="Source Sans 3" w:hAnsi="Source Sans 3"/>
+          <w:sz w:val="23"/>
+          <w:szCs w:val="23"/>
+        </w:rPr>
+        <w:t xml:space="preserve"> your ability to </w:t>
+      </w:r>
+      <w:proofErr w:type="spellStart"/>
+      <w:r>
+        <w:rPr>
+          <w:rFonts w:ascii="Source Sans 3" w:hAnsi="Source Sans 3"/>
+          <w:sz w:val="23"/>
+          <w:szCs w:val="23"/>
+        </w:rPr>
+        <w:t>recognise</w:t>
+      </w:r>
+      <w:proofErr w:type="spellEnd"/>
+      <w:r>
+        <w:rPr>
+          <w:rFonts w:ascii="Source Sans 3" w:hAnsi="Source Sans 3"/>
+          <w:sz w:val="23"/>
+          <w:szCs w:val="23"/>
+        </w:rPr>
+        <w:t xml:space="preserve"> </w:t>
       </w:r>
       <w:r>
         <w:rPr>
@@ -28547,6 +29127,7 @@
                 <w:szCs w:val="26"/>
               </w:rPr>
             </w:pPr>
+            <w:proofErr w:type="gramStart"/>
             <w:r>
               <w:rPr>
                 <w:rFonts w:ascii="Source Sans 3" w:hAnsi="Source Sans 3"/>
@@ -28569,6 +29150,7 @@
               </w:rPr>
               <w:t xml:space="preserve">  410266</w:t>
             </w:r>
+            <w:proofErr w:type="gramEnd"/>
             <w:r>
               <w:rPr>
                 <w:rFonts w:ascii="Source Sans 3" w:hAnsi="Source Sans 3"/>
@@ -28659,6 +29241,7 @@
               </w:rPr>
               <w:t xml:space="preserve"> </w:t>
             </w:r>
+            <w:proofErr w:type="gramStart"/>
             <w:r>
               <w:rPr>
                 <w:rFonts w:ascii="Source Sans 3" w:hAnsi="Source Sans 3"/>
@@ -28700,6 +29283,7 @@
               </w:rPr>
               <w:t>B</w:t>
             </w:r>
+            <w:proofErr w:type="gramEnd"/>
           </w:p>
           <w:p>
             <w:pPr>
@@ -28954,6 +29538,7 @@
                 <w:szCs w:val="26"/>
               </w:rPr>
             </w:pPr>
+            <w:proofErr w:type="gramStart"/>
             <w:r>
               <w:rPr>
                 <w:rFonts w:ascii="Source Sans 3" w:hAnsi="Source Sans 3"/>
@@ -28974,7 +29559,18 @@
                 <w:sz w:val="25"/>
                 <w:szCs w:val="26"/>
               </w:rPr>
-              <w:t xml:space="preserve">  £5.40</w:t>
+              <w:t xml:space="preserve">  £</w:t>
+            </w:r>
+            <w:proofErr w:type="gramEnd"/>
+            <w:r>
+              <w:rPr>
+                <w:rFonts w:ascii="Source Sans 3" w:hAnsi="Source Sans 3"/>
+                <w:color w:val="060807"/>
+                <w:w w:val="90"/>
+                <w:sz w:val="25"/>
+                <w:szCs w:val="26"/>
+              </w:rPr>
+              <w:t>5.40</w:t>
             </w:r>
             <w:r>
               <w:rPr>
@@ -28994,8 +29590,9 @@
                 <w:sz w:val="25"/>
                 <w:szCs w:val="26"/>
               </w:rPr>
-              <w:t>(price)</w:t>
-            </w:r>
+              <w:t>(</w:t>
+            </w:r>
+            <w:proofErr w:type="gramStart"/>
             <w:r>
               <w:rPr>
                 <w:rFonts w:ascii="Source Sans 3" w:hAnsi="Source Sans 3"/>
@@ -29004,7 +29601,7 @@
                 <w:sz w:val="25"/>
                 <w:szCs w:val="26"/>
               </w:rPr>
-              <w:t xml:space="preserve"> </w:t>
+              <w:t>price)</w:t>
             </w:r>
             <w:r>
               <w:rPr>
@@ -29018,12 +29615,23 @@
             </w:r>
             <w:r>
               <w:rPr>
+                <w:rFonts w:ascii="Source Sans 3" w:hAnsi="Source Sans 3"/>
+                <w:color w:val="060807"/>
+                <w:spacing w:val="-2"/>
+                <w:sz w:val="25"/>
+                <w:szCs w:val="26"/>
+              </w:rPr>
+              <w:t xml:space="preserve"> </w:t>
+            </w:r>
+            <w:r>
+              <w:rPr>
                 <w:rStyle w:val="BlankWord1"/>
                 <w:sz w:val="25"/>
                 <w:szCs w:val="26"/>
               </w:rPr>
               <w:t>C</w:t>
             </w:r>
+            <w:proofErr w:type="gramEnd"/>
           </w:p>
           <w:p>
             <w:pPr>
@@ -29378,8 +29986,9 @@
                 <w:sz w:val="25"/>
                 <w:szCs w:val="26"/>
               </w:rPr>
-              <w:t>(period)</w:t>
-            </w:r>
+              <w:t>(</w:t>
+            </w:r>
+            <w:proofErr w:type="gramStart"/>
             <w:r>
               <w:rPr>
                 <w:rFonts w:ascii="Source Sans 3" w:hAnsi="Source Sans 3"/>
@@ -29388,7 +29997,7 @@
                 <w:sz w:val="25"/>
                 <w:szCs w:val="26"/>
               </w:rPr>
-              <w:t xml:space="preserve"> </w:t>
+              <w:t>period)</w:t>
             </w:r>
             <w:r>
               <w:rPr>
@@ -29402,11 +30011,30 @@
             </w:r>
             <w:r>
               <w:rPr>
+                <w:rFonts w:ascii="Source Sans 3" w:hAnsi="Source Sans 3"/>
+                <w:color w:val="050607"/>
+                <w:spacing w:val="-6"/>
+                <w:sz w:val="25"/>
+                <w:szCs w:val="26"/>
+              </w:rPr>
+              <w:t xml:space="preserve"> </w:t>
+            </w:r>
+            <w:r>
+              <w:rPr>
                 <w:rStyle w:val="BlankWord1"/>
                 <w:sz w:val="25"/>
                 <w:szCs w:val="26"/>
               </w:rPr>
-              <w:t>A, C</w:t>
+              <w:t>A</w:t>
+            </w:r>
+            <w:proofErr w:type="gramEnd"/>
+            <w:r>
+              <w:rPr>
+                <w:rStyle w:val="BlankWord1"/>
+                <w:sz w:val="25"/>
+                <w:szCs w:val="26"/>
+              </w:rPr>
+              <w:t>, C</w:t>
             </w:r>
           </w:p>
           <w:p>
@@ -29419,6 +30047,7 @@
                 <w:szCs w:val="26"/>
               </w:rPr>
             </w:pPr>
+            <w:proofErr w:type="gramStart"/>
             <w:r>
               <w:rPr>
                 <w:rFonts w:ascii="Source Sans 3" w:hAnsi="Source Sans 3"/>
@@ -29431,6 +30060,7 @@
               </w:rPr>
               <w:t>A</w:t>
             </w:r>
+            <w:proofErr w:type="gramEnd"/>
             <w:r>
               <w:rPr>
                 <w:rFonts w:ascii="Source Sans 3" w:hAnsi="Source Sans 3"/>
@@ -29461,6 +30091,7 @@
               </w:rPr>
               <w:t xml:space="preserve"> </w:t>
             </w:r>
+            <w:proofErr w:type="gramStart"/>
             <w:r>
               <w:rPr>
                 <w:rFonts w:ascii="Source Sans 3" w:hAnsi="Source Sans 3"/>
@@ -29471,6 +30102,7 @@
               </w:rPr>
               <w:t>century</w:t>
             </w:r>
+            <w:proofErr w:type="gramEnd"/>
           </w:p>
           <w:p>
             <w:pPr>
@@ -29700,6 +30332,7 @@
               </w:rPr>
               <w:t xml:space="preserve"> </w:t>
             </w:r>
+            <w:proofErr w:type="spellStart"/>
             <w:r>
               <w:rPr>
                 <w:rFonts w:ascii="Source Sans 3" w:hAnsi="Source Sans 3"/>
@@ -29708,7 +30341,18 @@
                 <w:sz w:val="25"/>
                 <w:szCs w:val="26"/>
               </w:rPr>
-              <w:t>museuminfo (one word) at history point org</w:t>
+              <w:t>museuminfo</w:t>
+            </w:r>
+            <w:proofErr w:type="spellEnd"/>
+            <w:r>
+              <w:rPr>
+                <w:rFonts w:ascii="Source Sans 3" w:hAnsi="Source Sans 3"/>
+                <w:color w:val="050607"/>
+                <w:spacing w:val="-2"/>
+                <w:sz w:val="25"/>
+                <w:szCs w:val="26"/>
+              </w:rPr>
+              <w:t xml:space="preserve"> (one word) at history point org</w:t>
             </w:r>
           </w:p>
           <w:p>
@@ -29735,6 +30379,7 @@
               </w:rPr>
               <w:t xml:space="preserve">B </w:t>
             </w:r>
+            <w:proofErr w:type="spellStart"/>
             <w:r>
               <w:rPr>
                 <w:rFonts w:ascii="Source Sans 3" w:hAnsi="Source Sans 3"/>
@@ -29743,7 +30388,18 @@
                 <w:sz w:val="25"/>
                 <w:szCs w:val="26"/>
               </w:rPr>
-              <w:t>museuminfo (one word) at history full stop org</w:t>
+              <w:t>museuminfo</w:t>
+            </w:r>
+            <w:proofErr w:type="spellEnd"/>
+            <w:r>
+              <w:rPr>
+                <w:rFonts w:ascii="Source Sans 3" w:hAnsi="Source Sans 3"/>
+                <w:color w:val="050607"/>
+                <w:spacing w:val="-2"/>
+                <w:sz w:val="25"/>
+                <w:szCs w:val="26"/>
+              </w:rPr>
+              <w:t xml:space="preserve"> (one word) at history full stop org</w:t>
             </w:r>
           </w:p>
           <w:p>
@@ -29771,6 +30427,7 @@
               </w:rPr>
               <w:t xml:space="preserve">C </w:t>
             </w:r>
+            <w:proofErr w:type="spellStart"/>
             <w:r>
               <w:rPr>
                 <w:rFonts w:ascii="Source Sans 3" w:hAnsi="Source Sans 3"/>
@@ -29779,7 +30436,18 @@
                 <w:sz w:val="25"/>
                 <w:szCs w:val="26"/>
               </w:rPr>
-              <w:t>museuminfo (one word) at history dot org</w:t>
+              <w:t>museuminfo</w:t>
+            </w:r>
+            <w:proofErr w:type="spellEnd"/>
+            <w:r>
+              <w:rPr>
+                <w:rFonts w:ascii="Source Sans 3" w:hAnsi="Source Sans 3"/>
+                <w:color w:val="050607"/>
+                <w:spacing w:val="-2"/>
+                <w:sz w:val="25"/>
+                <w:szCs w:val="26"/>
+              </w:rPr>
+              <w:t xml:space="preserve"> (one word) at history dot org</w:t>
             </w:r>
           </w:p>
         </w:tc>
@@ -29861,8 +30529,9 @@
                 <w:sz w:val="25"/>
                 <w:szCs w:val="26"/>
               </w:rPr>
-              <w:t>(year)</w:t>
-            </w:r>
+              <w:t>(</w:t>
+            </w:r>
+            <w:proofErr w:type="gramStart"/>
             <w:r>
               <w:rPr>
                 <w:rFonts w:ascii="Source Sans 3" w:hAnsi="Source Sans 3"/>
@@ -29871,7 +30540,7 @@
                 <w:sz w:val="25"/>
                 <w:szCs w:val="26"/>
               </w:rPr>
-              <w:t xml:space="preserve"> </w:t>
+              <w:t>year)</w:t>
             </w:r>
             <w:r>
               <w:rPr>
@@ -29885,12 +30554,23 @@
             </w:r>
             <w:r>
               <w:rPr>
+                <w:rFonts w:ascii="Source Sans 3" w:hAnsi="Source Sans 3"/>
+                <w:color w:val="060708"/>
+                <w:spacing w:val="-2"/>
+                <w:sz w:val="25"/>
+                <w:szCs w:val="26"/>
+              </w:rPr>
+              <w:t xml:space="preserve"> </w:t>
+            </w:r>
+            <w:r>
+              <w:rPr>
                 <w:rStyle w:val="BlankWord1"/>
                 <w:sz w:val="25"/>
                 <w:szCs w:val="26"/>
               </w:rPr>
               <w:t>A</w:t>
             </w:r>
+            <w:proofErr w:type="gramEnd"/>
           </w:p>
           <w:p>
             <w:pPr>
@@ -30153,8 +30833,9 @@
                 <w:sz w:val="25"/>
                 <w:szCs w:val="26"/>
               </w:rPr>
-              <w:t xml:space="preserve"> 09.00</w:t>
-            </w:r>
+              <w:t xml:space="preserve"> </w:t>
+            </w:r>
+            <w:proofErr w:type="gramStart"/>
             <w:r>
               <w:rPr>
                 <w:rFonts w:ascii="Source Sans 3" w:hAnsi="Source Sans 3"/>
@@ -30163,7 +30844,7 @@
                 <w:sz w:val="25"/>
                 <w:szCs w:val="26"/>
               </w:rPr>
-              <w:t xml:space="preserve"> </w:t>
+              <w:t>09.00</w:t>
             </w:r>
             <w:r>
               <w:rPr>
@@ -30177,12 +30858,23 @@
             </w:r>
             <w:r>
               <w:rPr>
+                <w:rFonts w:ascii="Source Sans 3" w:hAnsi="Source Sans 3"/>
+                <w:color w:val="050607"/>
+                <w:spacing w:val="-2"/>
+                <w:sz w:val="25"/>
+                <w:szCs w:val="26"/>
+              </w:rPr>
+              <w:t xml:space="preserve"> </w:t>
+            </w:r>
+            <w:r>
+              <w:rPr>
                 <w:rStyle w:val="BlankWord1"/>
                 <w:sz w:val="25"/>
                 <w:szCs w:val="26"/>
               </w:rPr>
               <w:t>B</w:t>
             </w:r>
+            <w:proofErr w:type="gramEnd"/>
           </w:p>
           <w:p>
             <w:pPr>
@@ -30354,8 +31046,9 @@
                 <w:sz w:val="25"/>
                 <w:szCs w:val="26"/>
               </w:rPr>
-              <w:t xml:space="preserve"> 20/7/76 (date)</w:t>
-            </w:r>
+              <w:t xml:space="preserve"> 20/7/76 (</w:t>
+            </w:r>
+            <w:proofErr w:type="gramStart"/>
             <w:r>
               <w:rPr>
                 <w:rFonts w:ascii="Source Sans 3" w:hAnsi="Source Sans 3"/>
@@ -30364,7 +31057,7 @@
                 <w:sz w:val="25"/>
                 <w:szCs w:val="26"/>
               </w:rPr>
-              <w:t xml:space="preserve"> </w:t>
+              <w:t>date)</w:t>
             </w:r>
             <w:r>
               <w:rPr>
@@ -30378,12 +31071,23 @@
             </w:r>
             <w:r>
               <w:rPr>
+                <w:rFonts w:ascii="Source Sans 3" w:hAnsi="Source Sans 3"/>
+                <w:color w:val="060708"/>
+                <w:w w:val="90"/>
+                <w:sz w:val="25"/>
+                <w:szCs w:val="26"/>
+              </w:rPr>
+              <w:t xml:space="preserve"> </w:t>
+            </w:r>
+            <w:r>
+              <w:rPr>
                 <w:rStyle w:val="BlankWord1"/>
                 <w:sz w:val="25"/>
                 <w:szCs w:val="26"/>
               </w:rPr>
               <w:t>C</w:t>
             </w:r>
+            <w:proofErr w:type="gramEnd"/>
           </w:p>
           <w:p>
             <w:pPr>
@@ -30576,8 +31280,9 @@
                 <w:sz w:val="25"/>
                 <w:szCs w:val="26"/>
               </w:rPr>
-              <w:t xml:space="preserve"> Baker-Jones (name)</w:t>
-            </w:r>
+              <w:t xml:space="preserve"> Baker-Jones (</w:t>
+            </w:r>
+            <w:proofErr w:type="gramStart"/>
             <w:r>
               <w:rPr>
                 <w:rFonts w:ascii="Source Sans 3" w:hAnsi="Source Sans 3"/>
@@ -30586,7 +31291,7 @@
                 <w:sz w:val="25"/>
                 <w:szCs w:val="26"/>
               </w:rPr>
-              <w:t xml:space="preserve"> </w:t>
+              <w:t>name)</w:t>
             </w:r>
             <w:r>
               <w:rPr>
@@ -30600,12 +31305,23 @@
             </w:r>
             <w:r>
               <w:rPr>
+                <w:rFonts w:ascii="Source Sans 3" w:hAnsi="Source Sans 3"/>
+                <w:color w:val="060708"/>
+                <w:w w:val="90"/>
+                <w:sz w:val="25"/>
+                <w:szCs w:val="26"/>
+              </w:rPr>
+              <w:t xml:space="preserve"> </w:t>
+            </w:r>
+            <w:r>
+              <w:rPr>
                 <w:rStyle w:val="BlankWord1"/>
                 <w:sz w:val="25"/>
                 <w:szCs w:val="26"/>
               </w:rPr>
               <w:t>B</w:t>
             </w:r>
+            <w:proofErr w:type="gramEnd"/>
           </w:p>
           <w:p>
             <w:pPr>
@@ -30646,7 +31362,27 @@
                 <w:sz w:val="25"/>
                 <w:szCs w:val="26"/>
               </w:rPr>
-              <w:t>B-A-K-E-R,hyphen,J-0-N-E-</w:t>
+              <w:t>B-A-K-E-</w:t>
+            </w:r>
+            <w:proofErr w:type="gramStart"/>
+            <w:r>
+              <w:rPr>
+                <w:rFonts w:ascii="Source Sans 3" w:hAnsi="Source Sans 3"/>
+                <w:color w:val="050607"/>
+                <w:sz w:val="25"/>
+                <w:szCs w:val="26"/>
+              </w:rPr>
+              <w:t>R,hyphen</w:t>
+            </w:r>
+            <w:proofErr w:type="gramEnd"/>
+            <w:r>
+              <w:rPr>
+                <w:rFonts w:ascii="Source Sans 3" w:hAnsi="Source Sans 3"/>
+                <w:color w:val="050607"/>
+                <w:sz w:val="25"/>
+                <w:szCs w:val="26"/>
+              </w:rPr>
+              <w:t>,J-0-N-E-</w:t>
             </w:r>
             <w:r>
               <w:rPr>
@@ -30698,7 +31434,27 @@
                 <w:sz w:val="25"/>
                 <w:szCs w:val="26"/>
               </w:rPr>
-              <w:t>B-A-K-E-R,line,J-0-N-E-</w:t>
+              <w:t>B-A-K-E-</w:t>
+            </w:r>
+            <w:proofErr w:type="gramStart"/>
+            <w:r>
+              <w:rPr>
+                <w:rFonts w:ascii="Source Sans 3" w:hAnsi="Source Sans 3"/>
+                <w:color w:val="050607"/>
+                <w:sz w:val="25"/>
+                <w:szCs w:val="26"/>
+              </w:rPr>
+              <w:t>R,line</w:t>
+            </w:r>
+            <w:proofErr w:type="gramEnd"/>
+            <w:r>
+              <w:rPr>
+                <w:rFonts w:ascii="Source Sans 3" w:hAnsi="Source Sans 3"/>
+                <w:color w:val="050607"/>
+                <w:sz w:val="25"/>
+                <w:szCs w:val="26"/>
+              </w:rPr>
+              <w:t>,J-0-N-E-</w:t>
             </w:r>
             <w:r>
               <w:rPr>
@@ -30725,6 +31481,7 @@
                 <w:szCs w:val="26"/>
               </w:rPr>
             </w:pPr>
+            <w:proofErr w:type="gramStart"/>
             <w:r>
               <w:rPr>
                 <w:rFonts w:ascii="Source Sans 3" w:hAnsi="Source Sans 3"/>
@@ -30743,7 +31500,40 @@
                 <w:sz w:val="25"/>
                 <w:szCs w:val="26"/>
               </w:rPr>
-              <w:t>B-A-K-E-R,dash,J-0-N-E-S</w:t>
+              <w:t>B</w:t>
+            </w:r>
+            <w:proofErr w:type="gramEnd"/>
+            <w:r>
+              <w:rPr>
+                <w:rFonts w:ascii="Source Sans 3" w:hAnsi="Source Sans 3"/>
+                <w:bCs/>
+                <w:color w:val="050607"/>
+                <w:sz w:val="25"/>
+                <w:szCs w:val="26"/>
+              </w:rPr>
+              <w:t>-A-K-E-</w:t>
+            </w:r>
+            <w:proofErr w:type="gramStart"/>
+            <w:r>
+              <w:rPr>
+                <w:rFonts w:ascii="Source Sans 3" w:hAnsi="Source Sans 3"/>
+                <w:bCs/>
+                <w:color w:val="050607"/>
+                <w:sz w:val="25"/>
+                <w:szCs w:val="26"/>
+              </w:rPr>
+              <w:t>R,dash</w:t>
+            </w:r>
+            <w:proofErr w:type="gramEnd"/>
+            <w:r>
+              <w:rPr>
+                <w:rFonts w:ascii="Source Sans 3" w:hAnsi="Source Sans 3"/>
+                <w:bCs/>
+                <w:color w:val="050607"/>
+                <w:sz w:val="25"/>
+                <w:szCs w:val="26"/>
+              </w:rPr>
+              <w:t>,J-0-N-E-S</w:t>
             </w:r>
           </w:p>
         </w:tc>
@@ -31116,7 +31906,27 @@
                 <w:sz w:val="24"/>
                 <w:szCs w:val="24"/>
               </w:rPr>
-              <w:t>Make sure you practise:</w:t>
+              <w:t xml:space="preserve">Make sure you </w:t>
+            </w:r>
+            <w:proofErr w:type="spellStart"/>
+            <w:r>
+              <w:rPr>
+                <w:rFonts w:ascii="Source Sans 3" w:hAnsi="Source Sans 3"/>
+                <w:color w:val="0B0E0E"/>
+                <w:sz w:val="24"/>
+                <w:szCs w:val="24"/>
+              </w:rPr>
+              <w:t>practise</w:t>
+            </w:r>
+            <w:proofErr w:type="spellEnd"/>
+            <w:r>
+              <w:rPr>
+                <w:rFonts w:ascii="Source Sans 3" w:hAnsi="Source Sans 3"/>
+                <w:color w:val="0B0E0E"/>
+                <w:sz w:val="24"/>
+                <w:szCs w:val="24"/>
+              </w:rPr>
+              <w:t>:</w:t>
             </w:r>
           </w:p>
           <w:p>
@@ -31694,6 +32504,7 @@
                 <w:szCs w:val="25"/>
               </w:rPr>
             </w:pPr>
+            <w:proofErr w:type="gramStart"/>
             <w:r>
               <w:rPr>
                 <w:rFonts w:ascii="Source Sans 3" w:hAnsi="Source Sans 3"/>
@@ -31712,7 +32523,18 @@
                 <w:sz w:val="25"/>
                 <w:szCs w:val="25"/>
               </w:rPr>
-              <w:t>his passport</w:t>
+              <w:t>his</w:t>
+            </w:r>
+            <w:proofErr w:type="gramEnd"/>
+            <w:r>
+              <w:rPr>
+                <w:rFonts w:ascii="Source Sans 3" w:hAnsi="Source Sans 3"/>
+                <w:bCs/>
+                <w:iCs/>
+                <w:sz w:val="25"/>
+                <w:szCs w:val="25"/>
+              </w:rPr>
+              <w:t xml:space="preserve"> passport</w:t>
             </w:r>
           </w:p>
           <w:p>
@@ -31938,8 +32760,17 @@
                 <w:sz w:val="25"/>
                 <w:szCs w:val="25"/>
               </w:rPr>
-              <w:t>does local charity work, raises money for local causes, donates money to worthwhile community organisations</w:t>
-            </w:r>
+              <w:t xml:space="preserve">does local charity work, raises money for local causes, donates money to worthwhile community </w:t>
+            </w:r>
+            <w:proofErr w:type="spellStart"/>
+            <w:r>
+              <w:rPr>
+                <w:sz w:val="25"/>
+                <w:szCs w:val="25"/>
+              </w:rPr>
+              <w:t>organisations</w:t>
+            </w:r>
+            <w:proofErr w:type="spellEnd"/>
           </w:p>
           <w:p>
             <w:pPr>
@@ -32700,7 +33531,27 @@
                 <w:sz w:val="25"/>
                 <w:szCs w:val="25"/>
               </w:rPr>
-              <w:t>One important thing is that the museum here has formed some extremely worthwhile partnerships with a wide range of local charities. In London, like any capital city, there ore a lot of social problems, and the museum's help in reaching out to the world outside is greatly appreciated by so many.</w:t>
+              <w:t xml:space="preserve">One important thing is that the museum here has formed some extremely worthwhile partnerships with a wide range of local charities. In London, like any capital city, there </w:t>
+            </w:r>
+            <w:proofErr w:type="spellStart"/>
+            <w:r>
+              <w:rPr>
+                <w:i/>
+                <w:iCs/>
+                <w:sz w:val="25"/>
+                <w:szCs w:val="25"/>
+              </w:rPr>
+              <w:t>ore</w:t>
+            </w:r>
+            <w:proofErr w:type="spellEnd"/>
+            <w:r>
+              <w:rPr>
+                <w:i/>
+                <w:iCs/>
+                <w:sz w:val="25"/>
+                <w:szCs w:val="25"/>
+              </w:rPr>
+              <w:t xml:space="preserve"> a lot of social problems, and the museum's help in reaching out to the world outside is greatly appreciated by so many.</w:t>
             </w:r>
           </w:p>
         </w:tc>
@@ -33200,7 +34051,39 @@
                 <w:sz w:val="25"/>
                 <w:szCs w:val="25"/>
               </w:rPr>
-              <w:t>1: provided 2: as long as  3: Once  4 Unless</w:t>
+              <w:t xml:space="preserve">1: provided 2: as long </w:t>
+            </w:r>
+            <w:proofErr w:type="gramStart"/>
+            <w:r>
+              <w:rPr>
+                <w:sz w:val="25"/>
+                <w:szCs w:val="25"/>
+              </w:rPr>
+              <w:t>as  3</w:t>
+            </w:r>
+            <w:proofErr w:type="gramEnd"/>
+            <w:r>
+              <w:rPr>
+                <w:sz w:val="25"/>
+                <w:szCs w:val="25"/>
+              </w:rPr>
+              <w:t xml:space="preserve">: </w:t>
+            </w:r>
+            <w:proofErr w:type="gramStart"/>
+            <w:r>
+              <w:rPr>
+                <w:sz w:val="25"/>
+                <w:szCs w:val="25"/>
+              </w:rPr>
+              <w:t>Once  4</w:t>
+            </w:r>
+            <w:proofErr w:type="gramEnd"/>
+            <w:r>
+              <w:rPr>
+                <w:sz w:val="25"/>
+                <w:szCs w:val="25"/>
+              </w:rPr>
+              <w:t xml:space="preserve"> Unless</w:t>
             </w:r>
           </w:p>
           <w:p>
@@ -33246,7 +34129,23 @@
                 <w:sz w:val="25"/>
                 <w:szCs w:val="25"/>
               </w:rPr>
-              <w:t xml:space="preserve">with if. </w:t>
+              <w:t xml:space="preserve">with </w:t>
+            </w:r>
+            <w:proofErr w:type="spellStart"/>
+            <w:r>
+              <w:rPr>
+                <w:sz w:val="25"/>
+                <w:szCs w:val="25"/>
+              </w:rPr>
+              <w:t>if</w:t>
+            </w:r>
+            <w:proofErr w:type="spellEnd"/>
+            <w:r>
+              <w:rPr>
+                <w:sz w:val="25"/>
+                <w:szCs w:val="25"/>
+              </w:rPr>
+              <w:t xml:space="preserve">. </w:t>
             </w:r>
             <w:r>
               <w:rPr>
@@ -34232,6 +35131,7 @@
                       <w:szCs w:val="25"/>
                     </w:rPr>
                   </w:pPr>
+                  <w:proofErr w:type="spellStart"/>
                   <w:r>
                     <w:rPr>
                       <w:rFonts w:ascii="Source Sans 3" w:hAnsi="Source Sans 3"/>
@@ -34239,7 +35139,17 @@
                       <w:sz w:val="25"/>
                       <w:szCs w:val="25"/>
                     </w:rPr>
-                    <w:t xml:space="preserve">Mr </w:t>
+                    <w:t>Mr</w:t>
+                  </w:r>
+                  <w:proofErr w:type="spellEnd"/>
+                  <w:r>
+                    <w:rPr>
+                      <w:rFonts w:ascii="Source Sans 3" w:hAnsi="Source Sans 3"/>
+                      <w:iCs/>
+                      <w:sz w:val="25"/>
+                      <w:szCs w:val="25"/>
+                    </w:rPr>
+                    <w:t xml:space="preserve"> </w:t>
                   </w:r>
                   <w:r>
                     <w:rPr>
@@ -34267,8 +35177,18 @@
                       <w:sz w:val="25"/>
                       <w:szCs w:val="28"/>
                     </w:rPr>
-                    <w:t>David Cottenham</w:t>
+                    <w:t xml:space="preserve">David </w:t>
                   </w:r>
+                  <w:proofErr w:type="spellStart"/>
+                  <w:r>
+                    <w:rPr>
+                      <w:rStyle w:val="BlankWord1"/>
+                      <w:sz w:val="25"/>
+                      <w:szCs w:val="28"/>
+                    </w:rPr>
+                    <w:t>Cottenham</w:t>
+                  </w:r>
+                  <w:proofErr w:type="spellEnd"/>
                 </w:p>
               </w:tc>
             </w:tr>
@@ -34317,7 +35237,27 @@
                       <w:sz w:val="25"/>
                       <w:szCs w:val="25"/>
                     </w:rPr>
-                    <w:t xml:space="preserve">4 West Cottages, Humblington, Devon, </w:t>
+                    <w:t xml:space="preserve">4 West Cottages, </w:t>
+                  </w:r>
+                  <w:proofErr w:type="spellStart"/>
+                  <w:r>
+                    <w:rPr>
+                      <w:rFonts w:ascii="Source Sans 3" w:hAnsi="Source Sans 3"/>
+                      <w:iCs/>
+                      <w:sz w:val="25"/>
+                      <w:szCs w:val="25"/>
+                    </w:rPr>
+                    <w:t>Humblington</w:t>
+                  </w:r>
+                  <w:proofErr w:type="spellEnd"/>
+                  <w:r>
+                    <w:rPr>
+                      <w:rFonts w:ascii="Source Sans 3" w:hAnsi="Source Sans 3"/>
+                      <w:iCs/>
+                      <w:sz w:val="25"/>
+                      <w:szCs w:val="25"/>
+                    </w:rPr>
+                    <w:t xml:space="preserve">, Devon, </w:t>
                   </w:r>
                   <w:r>
                     <w:rPr>
@@ -34395,7 +35335,27 @@
                       <w:sz w:val="25"/>
                       <w:szCs w:val="25"/>
                     </w:rPr>
-                    <w:t>8b Greenend Road, El9 4RR</w:t>
+                    <w:t xml:space="preserve">8b </w:t>
+                  </w:r>
+                  <w:proofErr w:type="spellStart"/>
+                  <w:r>
+                    <w:rPr>
+                      <w:rFonts w:ascii="Source Sans 3" w:hAnsi="Source Sans 3"/>
+                      <w:iCs/>
+                      <w:sz w:val="25"/>
+                      <w:szCs w:val="25"/>
+                    </w:rPr>
+                    <w:t>Greenend</w:t>
+                  </w:r>
+                  <w:proofErr w:type="spellEnd"/>
+                  <w:r>
+                    <w:rPr>
+                      <w:rFonts w:ascii="Source Sans 3" w:hAnsi="Source Sans 3"/>
+                      <w:iCs/>
+                      <w:sz w:val="25"/>
+                      <w:szCs w:val="25"/>
+                    </w:rPr>
+                    <w:t xml:space="preserve"> Road, El9 4RR</w:t>
                   </w:r>
                 </w:p>
               </w:tc>
@@ -34775,7 +35735,16 @@
                       <w:sz w:val="25"/>
                       <w:szCs w:val="28"/>
                     </w:rPr>
-                    <w:t>we-move-u</w:t>
+                    <w:t>we-move-</w:t>
+                  </w:r>
+                  <w:proofErr w:type="gramStart"/>
+                  <w:r>
+                    <w:rPr>
+                      <w:rStyle w:val="BlankWord1"/>
+                      <w:sz w:val="25"/>
+                      <w:szCs w:val="28"/>
+                    </w:rPr>
+                    <w:t>u</w:t>
                   </w:r>
                   <w:r>
                     <w:rPr>
@@ -34795,7 +35764,17 @@
                       <w:sz w:val="25"/>
                       <w:szCs w:val="25"/>
                     </w:rPr>
-                    <w:t>.co.uk</w:t>
+                    <w:t>.</w:t>
+                  </w:r>
+                  <w:proofErr w:type="gramEnd"/>
+                  <w:r>
+                    <w:rPr>
+                      <w:rFonts w:ascii="Source Sans 3" w:hAnsi="Source Sans 3"/>
+                      <w:iCs/>
+                      <w:sz w:val="25"/>
+                      <w:szCs w:val="25"/>
+                    </w:rPr>
+                    <w:t>co.uk</w:t>
                   </w:r>
                 </w:p>
               </w:tc>
@@ -35056,7 +36035,27 @@
                 <w:sz w:val="25"/>
                 <w:szCs w:val="25"/>
               </w:rPr>
-              <w:t xml:space="preserve"> cost less than people expect.</w:t>
+              <w:t xml:space="preserve"> cost less than people </w:t>
+            </w:r>
+            <w:proofErr w:type="gramStart"/>
+            <w:r>
+              <w:rPr>
+                <w:rFonts w:ascii="Source Sans 3" w:hAnsi="Source Sans 3"/>
+                <w:iCs/>
+                <w:sz w:val="25"/>
+                <w:szCs w:val="25"/>
+              </w:rPr>
+              <w:t>expect</w:t>
+            </w:r>
+            <w:proofErr w:type="gramEnd"/>
+            <w:r>
+              <w:rPr>
+                <w:rFonts w:ascii="Source Sans 3" w:hAnsi="Source Sans 3"/>
+                <w:iCs/>
+                <w:sz w:val="25"/>
+                <w:szCs w:val="25"/>
+              </w:rPr>
+              <w:t>.</w:t>
             </w:r>
           </w:p>
           <w:p>
@@ -35087,7 +36086,27 @@
                 <w:sz w:val="25"/>
                 <w:szCs w:val="25"/>
               </w:rPr>
-              <w:t xml:space="preserve"> are very efficient.</w:t>
+              <w:t xml:space="preserve"> </w:t>
+            </w:r>
+            <w:proofErr w:type="gramStart"/>
+            <w:r>
+              <w:rPr>
+                <w:rFonts w:ascii="Source Sans 3" w:hAnsi="Source Sans 3"/>
+                <w:iCs/>
+                <w:sz w:val="25"/>
+                <w:szCs w:val="25"/>
+              </w:rPr>
+              <w:t>are</w:t>
+            </w:r>
+            <w:proofErr w:type="gramEnd"/>
+            <w:r>
+              <w:rPr>
+                <w:rFonts w:ascii="Source Sans 3" w:hAnsi="Source Sans 3"/>
+                <w:iCs/>
+                <w:sz w:val="25"/>
+                <w:szCs w:val="25"/>
+              </w:rPr>
+              <w:t xml:space="preserve"> very efficient.</w:t>
             </w:r>
           </w:p>
           <w:p>
@@ -35400,13 +36419,23 @@
                 <w:szCs w:val="25"/>
               </w:rPr>
             </w:pPr>
+            <w:proofErr w:type="spellStart"/>
             <w:r>
               <w:rPr>
                 <w:rFonts w:ascii="Source Sans 3" w:hAnsi="Source Sans 3" w:cs="B Zar"/>
                 <w:sz w:val="25"/>
                 <w:szCs w:val="25"/>
               </w:rPr>
-              <w:t>analyse good and bad answers to parts of the test</w:t>
+              <w:t>analyse</w:t>
+            </w:r>
+            <w:proofErr w:type="spellEnd"/>
+            <w:r>
+              <w:rPr>
+                <w:rFonts w:ascii="Source Sans 3" w:hAnsi="Source Sans 3" w:cs="B Zar"/>
+                <w:sz w:val="25"/>
+                <w:szCs w:val="25"/>
+              </w:rPr>
+              <w:t xml:space="preserve"> good and bad answers to parts of the test</w:t>
             </w:r>
           </w:p>
           <w:p>
@@ -35609,6 +36638,7 @@
                       <w:szCs w:val="25"/>
                     </w:rPr>
                   </w:pPr>
+                  <w:proofErr w:type="gramStart"/>
                   <w:r>
                     <w:rPr>
                       <w:rFonts w:ascii="Source Sans 3" w:hAnsi="Source Sans 3"/>
@@ -35620,6 +36650,7 @@
                     </w:rPr>
                     <w:t>A</w:t>
                   </w:r>
+                  <w:proofErr w:type="gramEnd"/>
                   <w:r>
                     <w:rPr>
                       <w:rFonts w:ascii="Source Sans 3" w:hAnsi="Source Sans 3"/>
@@ -35957,6 +36988,7 @@
                       <w:szCs w:val="25"/>
                     </w:rPr>
                   </w:pPr>
+                  <w:proofErr w:type="gramStart"/>
                   <w:r>
                     <w:rPr>
                       <w:rFonts w:ascii="Source Sans 3" w:hAnsi="Source Sans 3"/>
@@ -35975,7 +37007,17 @@
                       <w:sz w:val="25"/>
                       <w:szCs w:val="25"/>
                     </w:rPr>
-                    <w:t xml:space="preserve"> the range of vocabulary you use.</w:t>
+                    <w:t xml:space="preserve"> the</w:t>
+                  </w:r>
+                  <w:proofErr w:type="gramEnd"/>
+                  <w:r>
+                    <w:rPr>
+                      <w:rFonts w:ascii="Source Sans 3" w:hAnsi="Source Sans 3"/>
+                      <w:iCs/>
+                      <w:sz w:val="25"/>
+                      <w:szCs w:val="25"/>
+                    </w:rPr>
+                    <w:t xml:space="preserve"> range of vocabulary you use.</w:t>
                   </w:r>
                 </w:p>
               </w:tc>
@@ -37505,7 +38547,23 @@
                 <w:sz w:val="25"/>
                 <w:szCs w:val="25"/>
               </w:rPr>
-              <w:t>Question 2: The language used is very good, but it doesn't answer the question. It is highly likely to be a memorised answer, which should be avoided completely - the vocabulary is not relevant to the topic at all. This limits the score for both Fluency and Coherence and Lexical Resource.</w:t>
+              <w:t xml:space="preserve">Question 2: The language used is very good, but it doesn't answer the question. It is highly likely to be a </w:t>
+            </w:r>
+            <w:proofErr w:type="spellStart"/>
+            <w:r>
+              <w:rPr>
+                <w:sz w:val="25"/>
+                <w:szCs w:val="25"/>
+              </w:rPr>
+              <w:t>memorised</w:t>
+            </w:r>
+            <w:proofErr w:type="spellEnd"/>
+            <w:r>
+              <w:rPr>
+                <w:sz w:val="25"/>
+                <w:szCs w:val="25"/>
+              </w:rPr>
+              <w:t xml:space="preserve"> answer, which should be avoided completely - the vocabulary is not relevant to the topic at all. This limits the score for both Fluency and Coherence and Lexical Resource.</w:t>
             </w:r>
           </w:p>
           <w:p>
@@ -37596,7 +38654,25 @@
                 <w:color w:val="0B0D0E"/>
                 <w:spacing w:val="-4"/>
               </w:rPr>
-              <w:t>Never memorise complete answers to questions before the exam. It is normally obvious to examiners when a candidate does this and it may affect your score.</w:t>
+              <w:t xml:space="preserve">Never </w:t>
+            </w:r>
+            <w:proofErr w:type="spellStart"/>
+            <w:r>
+              <w:rPr>
+                <w:rFonts w:ascii="Source Sans 3" w:hAnsi="Source Sans 3"/>
+                <w:color w:val="0B0D0E"/>
+                <w:spacing w:val="-4"/>
+              </w:rPr>
+              <w:t>memorise</w:t>
+            </w:r>
+            <w:proofErr w:type="spellEnd"/>
+            <w:r>
+              <w:rPr>
+                <w:rFonts w:ascii="Source Sans 3" w:hAnsi="Source Sans 3"/>
+                <w:color w:val="0B0D0E"/>
+                <w:spacing w:val="-4"/>
+              </w:rPr>
+              <w:t xml:space="preserve"> complete answers to questions before the exam. It is normally obvious to examiners when a candidate does this and it may affect your score.</w:t>
             </w:r>
           </w:p>
           <w:p>
@@ -38395,7 +39471,23 @@
                 <w:sz w:val="25"/>
                 <w:szCs w:val="25"/>
               </w:rPr>
-              <w:t>This candidate talked about all four points, exploring three of them in some detail. He used a good range of vocabulary and grammar; the organisation of the answer was also very good indeed, and the long turn flowed naturally from one idea to the next. It is not important that he spoke about the third prompt only very briefly, as he clearly had decided to spend more time on the points he felt he could expand on more easily, and in more detail.</w:t>
+              <w:t xml:space="preserve">This candidate talked about all four points, exploring three of them in some detail. He used a good range of vocabulary and grammar; the </w:t>
+            </w:r>
+            <w:proofErr w:type="spellStart"/>
+            <w:r>
+              <w:rPr>
+                <w:sz w:val="25"/>
+                <w:szCs w:val="25"/>
+              </w:rPr>
+              <w:t>organisation</w:t>
+            </w:r>
+            <w:proofErr w:type="spellEnd"/>
+            <w:r>
+              <w:rPr>
+                <w:sz w:val="25"/>
+                <w:szCs w:val="25"/>
+              </w:rPr>
+              <w:t xml:space="preserve"> of the answer was also very good indeed, and the long turn flowed naturally from one idea to the next. It is not important that he spoke about the third prompt only very briefly, as he clearly had decided to spend more time on the points he felt he could expand on more easily, and in more detail.</w:t>
             </w:r>
           </w:p>
         </w:tc>
@@ -39001,6 +40093,7 @@
               </w:rPr>
               <w:t xml:space="preserve"> E </w:t>
             </w:r>
+            <w:proofErr w:type="spellStart"/>
             <w:r>
               <w:rPr>
                 <w:rStyle w:val="BlankWord1"/>
@@ -39009,26 +40102,39 @@
               </w:rPr>
               <w:t>i</w:t>
             </w:r>
-          </w:p>
-          <w:p>
-            <w:pPr>
-              <w:rPr>
-                <w:rFonts w:ascii="Source Sans 3" w:hAnsi="Source Sans 3"/>
-                <w:b/>
-                <w:bCs/>
-                <w:sz w:val="25"/>
-                <w:szCs w:val="25"/>
-              </w:rPr>
-            </w:pPr>
-            <w:r>
-              <w:rPr>
-                <w:rFonts w:ascii="Source Sans 3" w:hAnsi="Source Sans 3"/>
-                <w:b/>
-                <w:bCs/>
-                <w:sz w:val="25"/>
-                <w:szCs w:val="25"/>
-              </w:rPr>
-              <w:t xml:space="preserve">i </w:t>
+            <w:proofErr w:type="spellEnd"/>
+          </w:p>
+          <w:p>
+            <w:pPr>
+              <w:rPr>
+                <w:rFonts w:ascii="Source Sans 3" w:hAnsi="Source Sans 3"/>
+                <w:b/>
+                <w:bCs/>
+                <w:sz w:val="25"/>
+                <w:szCs w:val="25"/>
+              </w:rPr>
+            </w:pPr>
+            <w:proofErr w:type="spellStart"/>
+            <w:r>
+              <w:rPr>
+                <w:rFonts w:ascii="Source Sans 3" w:hAnsi="Source Sans 3"/>
+                <w:b/>
+                <w:bCs/>
+                <w:sz w:val="25"/>
+                <w:szCs w:val="25"/>
+              </w:rPr>
+              <w:t>i</w:t>
+            </w:r>
+            <w:proofErr w:type="spellEnd"/>
+            <w:r>
+              <w:rPr>
+                <w:rFonts w:ascii="Source Sans 3" w:hAnsi="Source Sans 3"/>
+                <w:b/>
+                <w:bCs/>
+                <w:sz w:val="25"/>
+                <w:szCs w:val="25"/>
+              </w:rPr>
+              <w:t xml:space="preserve"> </w:t>
             </w:r>
             <w:r>
               <w:rPr>
@@ -39146,13 +40252,23 @@
               </w:rPr>
               <w:t xml:space="preserve">v </w:t>
             </w:r>
-            <w:r>
-              <w:rPr>
-                <w:rFonts w:ascii="Source Sans 3" w:hAnsi="Source Sans 3"/>
-                <w:sz w:val="25"/>
-                <w:szCs w:val="25"/>
-              </w:rPr>
-              <w:t>Analyse past and present</w:t>
+            <w:proofErr w:type="spellStart"/>
+            <w:r>
+              <w:rPr>
+                <w:rFonts w:ascii="Source Sans 3" w:hAnsi="Source Sans 3"/>
+                <w:sz w:val="25"/>
+                <w:szCs w:val="25"/>
+              </w:rPr>
+              <w:t>Analyse</w:t>
+            </w:r>
+            <w:proofErr w:type="spellEnd"/>
+            <w:r>
+              <w:rPr>
+                <w:rFonts w:ascii="Source Sans 3" w:hAnsi="Source Sans 3"/>
+                <w:sz w:val="25"/>
+                <w:szCs w:val="25"/>
+              </w:rPr>
+              <w:t xml:space="preserve"> past and present</w:t>
             </w:r>
           </w:p>
         </w:tc>
@@ -39162,6 +40278,7 @@
           </w:tcPr>
           <w:p>
             <w:pPr>
+              <w:spacing w:before="120" w:after="120"/>
               <w:rPr>
                 <w:rFonts w:ascii="Source Sans 3 SemiBold" w:hAnsi="Source Sans 3 SemiBold"/>
                 <w:b/>
@@ -39345,7 +40462,29 @@
                 <w:sz w:val="25"/>
                 <w:szCs w:val="25"/>
               </w:rPr>
-              <w:t xml:space="preserve"> Uses stress and intonation appropriately, e.g </w:t>
+              <w:t xml:space="preserve"> Uses stress and intonation appropriately, </w:t>
+            </w:r>
+            <w:proofErr w:type="spellStart"/>
+            <w:r>
+              <w:rPr>
+                <w:rFonts w:ascii="Source Sans 3" w:hAnsi="Source Sans 3"/>
+                <w:color w:val="0B0D0E"/>
+                <w:spacing w:val="-4"/>
+                <w:sz w:val="25"/>
+                <w:szCs w:val="25"/>
+              </w:rPr>
+              <w:t>e.g</w:t>
+            </w:r>
+            <w:proofErr w:type="spellEnd"/>
+            <w:r>
+              <w:rPr>
+                <w:rFonts w:ascii="Source Sans 3" w:hAnsi="Source Sans 3"/>
+                <w:color w:val="0B0D0E"/>
+                <w:spacing w:val="-4"/>
+                <w:sz w:val="25"/>
+                <w:szCs w:val="25"/>
+              </w:rPr>
+              <w:t xml:space="preserve"> </w:t>
             </w:r>
             <w:r>
               <w:rPr>
@@ -39356,7 +40495,55 @@
                 <w:sz w:val="25"/>
                 <w:szCs w:val="25"/>
               </w:rPr>
-              <w:t xml:space="preserve">NOT just NAtionally, but INternationally. </w:t>
+              <w:t xml:space="preserve">NOT just </w:t>
+            </w:r>
+            <w:proofErr w:type="spellStart"/>
+            <w:r>
+              <w:rPr>
+                <w:rFonts w:ascii="Source Sans 3" w:hAnsi="Source Sans 3"/>
+                <w:i/>
+                <w:color w:val="0B0D0E"/>
+                <w:spacing w:val=